--- a/data/outputs/v2/Essential_Mathematics/SS2.5_Area_of_Part_of_a_Circle/Essential_Mathematics_Area_of_Part_of_a_Circle_CBE_LessonSequence.docx
+++ b/data/outputs/v2/Essential_Mathematics/SS2.5_Area_of_Part_of_a_Circle/Essential_Mathematics_Area_of_Part_of_a_Circle_CBE_LessonSequence.docx
@@ -3203,7 +3203,7 @@
             <w:pPr>
               <w:spacing w:after="20" w:before="0"/>
             </w:pPr>
-            <w:hyperlink w:history="1" r:id="rIdlal1vxzxljye4wzfaopqj">
+            <w:hyperlink w:history="1" r:id="rIdjhhadotf6g9qhlgr23h3a">
               <w:r>
                 <w:rPr>
                   <w:rFonts w:ascii="Arial" w:cs="Arial" w:eastAsia="Arial" w:hAnsi="Arial"/>
@@ -3212,7 +3212,7 @@
                   <w:szCs w:val="16"/>
                   <w:u w:val="single" w:color="2E75B6"/>
                 </w:rPr>
-                <w:t xml:space="preserve">Genetics vocabulary</w:t>
+                <w:t xml:space="preserve">Area of a sector</w:t>
               </w:r>
             </w:hyperlink>
           </w:p>
@@ -3236,7 +3236,7 @@
               <w:spacing w:after="10" w:before="0"/>
               <w:ind w:left="120"/>
             </w:pPr>
-            <w:hyperlink w:history="1" r:id="rIdnbptvvu9e_qupvfuyxkwq">
+            <w:hyperlink w:history="1" r:id="rId-zosk1rru5xplgzp8tdde">
               <w:r>
                 <w:rPr>
                   <w:rFonts w:ascii="Arial" w:cs="Arial" w:eastAsia="Arial" w:hAnsi="Arial"/>
@@ -3274,14 +3274,14 @@
                 <w:sz w:val="16"/>
                 <w:szCs w:val="16"/>
               </w:rPr>
-              <w:t xml:space="preserve">📖 HTML:</w:t>
+              <w:t xml:space="preserve">📖 EXERCISE:</w:t>
             </w:r>
           </w:p>
           <w:p>
             <w:pPr>
               <w:spacing w:after="20" w:before="0"/>
             </w:pPr>
-            <w:hyperlink w:history="1" r:id="rId3lvob1geqsqffppsoe7aj">
+            <w:hyperlink w:history="1" r:id="rIdkemoxy85zyhbdpzwtajpa">
               <w:r>
                 <w:rPr>
                   <w:rFonts w:ascii="Arial" w:cs="Arial" w:eastAsia="Arial" w:hAnsi="Arial"/>
@@ -3290,7 +3290,7 @@
                   <w:szCs w:val="16"/>
                   <w:u w:val="single" w:color="2E75B6"/>
                 </w:rPr>
-                <w:t xml:space="preserve">Area of a Sector (Flexbook)</w:t>
+                <w:t xml:space="preserve">Area of a sector</w:t>
               </w:r>
             </w:hyperlink>
           </w:p>
@@ -3306,7 +3306,7 @@
                 <w:sz w:val="14"/>
                 <w:szCs w:val="14"/>
               </w:rPr>
-              <w:t xml:space="preserve">Source: CK-12</w:t>
+              <w:t xml:space="preserve">Source: Khan Academy (English - US curriculum)</w:t>
             </w:r>
           </w:p>
           <w:p>
@@ -3314,7 +3314,7 @@
               <w:spacing w:after="10" w:before="0"/>
               <w:ind w:left="120"/>
             </w:pPr>
-            <w:hyperlink w:history="1" r:id="rIdtfpbwdydzbtvoigj-bjov">
+            <w:hyperlink w:history="1" r:id="rIdp1cowp83akma1eiom_vej">
               <w:r>
                 <w:rPr>
                   <w:rFonts w:ascii="Arial" w:cs="Arial" w:eastAsia="Arial" w:hAnsi="Arial"/>
@@ -3509,7 +3509,7 @@
             <w:pPr>
               <w:spacing w:after="20" w:before="0"/>
             </w:pPr>
-            <w:hyperlink w:history="1" r:id="rIdzoxmqg7feii2c7vcbrfqw">
+            <w:hyperlink w:history="1" r:id="rId7xndpfa7zu1rppeyjdtqz">
               <w:r>
                 <w:rPr>
                   <w:rFonts w:ascii="Arial" w:cs="Arial" w:eastAsia="Arial" w:hAnsi="Arial"/>
@@ -3518,7 +3518,7 @@
                   <w:szCs w:val="16"/>
                   <w:u w:val="single" w:color="2E75B6"/>
                 </w:rPr>
-                <w:t xml:space="preserve">Genetics vocabulary</w:t>
+                <w:t xml:space="preserve">Area of a sector</w:t>
               </w:r>
             </w:hyperlink>
           </w:p>
@@ -3542,7 +3542,7 @@
               <w:spacing w:after="10" w:before="0"/>
               <w:ind w:left="120"/>
             </w:pPr>
-            <w:hyperlink w:history="1" r:id="rIdlna93p74zc_eecbqixbb8">
+            <w:hyperlink w:history="1" r:id="rId-47jfi6csovesvh0lk60f">
               <w:r>
                 <w:rPr>
                   <w:rFonts w:ascii="Arial" w:cs="Arial" w:eastAsia="Arial" w:hAnsi="Arial"/>
@@ -3580,14 +3580,14 @@
                 <w:sz w:val="16"/>
                 <w:szCs w:val="16"/>
               </w:rPr>
-              <w:t xml:space="preserve">📖 HTML:</w:t>
+              <w:t xml:space="preserve">📖 EXERCISE:</w:t>
             </w:r>
           </w:p>
           <w:p>
             <w:pPr>
               <w:spacing w:after="20" w:before="0"/>
             </w:pPr>
-            <w:hyperlink w:history="1" r:id="rId80l8cnegyqeipzec1sonh">
+            <w:hyperlink w:history="1" r:id="rIdaq3lhlti9zcocbnwglujf">
               <w:r>
                 <w:rPr>
                   <w:rFonts w:ascii="Arial" w:cs="Arial" w:eastAsia="Arial" w:hAnsi="Arial"/>
@@ -3596,7 +3596,7 @@
                   <w:szCs w:val="16"/>
                   <w:u w:val="single" w:color="2E75B6"/>
                 </w:rPr>
-                <w:t xml:space="preserve">Area of a Sector (Flexbook)</w:t>
+                <w:t xml:space="preserve">Area of a sector</w:t>
               </w:r>
             </w:hyperlink>
           </w:p>
@@ -3612,7 +3612,7 @@
                 <w:sz w:val="14"/>
                 <w:szCs w:val="14"/>
               </w:rPr>
-              <w:t xml:space="preserve">Source: CK-12</w:t>
+              <w:t xml:space="preserve">Source: Khan Academy (English - US curriculum)</w:t>
             </w:r>
           </w:p>
           <w:p>
@@ -3620,7 +3620,7 @@
               <w:spacing w:after="10" w:before="0"/>
               <w:ind w:left="120"/>
             </w:pPr>
-            <w:hyperlink w:history="1" r:id="rIdwv1egtcxzvjqmzypa1wpz">
+            <w:hyperlink w:history="1" r:id="rIdtxrykocwzqjj9xoquegt9">
               <w:r>
                 <w:rPr>
                   <w:rFonts w:ascii="Arial" w:cs="Arial" w:eastAsia="Arial" w:hAnsi="Arial"/>
@@ -3815,7 +3815,7 @@
             <w:pPr>
               <w:spacing w:after="20" w:before="0"/>
             </w:pPr>
-            <w:hyperlink w:history="1" r:id="rIdxai_iohvd_wtrnqqiprpk">
+            <w:hyperlink w:history="1" r:id="rId97q7fdnjuxavzt9dg6x4h">
               <w:r>
                 <w:rPr>
                   <w:rFonts w:ascii="Arial" w:cs="Arial" w:eastAsia="Arial" w:hAnsi="Arial"/>
@@ -3824,7 +3824,7 @@
                   <w:szCs w:val="16"/>
                   <w:u w:val="single" w:color="2E75B6"/>
                 </w:rPr>
-                <w:t xml:space="preserve">Genetics vocabulary</w:t>
+                <w:t xml:space="preserve">Area of a sector</w:t>
               </w:r>
             </w:hyperlink>
           </w:p>
@@ -3848,7 +3848,7 @@
               <w:spacing w:after="10" w:before="0"/>
               <w:ind w:left="120"/>
             </w:pPr>
-            <w:hyperlink w:history="1" r:id="rIdtp9riicd8o7r0yvp-0_vq">
+            <w:hyperlink w:history="1" r:id="rIdcwkjvddj6athsavhmhbsx">
               <w:r>
                 <w:rPr>
                   <w:rFonts w:ascii="Arial" w:cs="Arial" w:eastAsia="Arial" w:hAnsi="Arial"/>
@@ -3886,14 +3886,14 @@
                 <w:sz w:val="16"/>
                 <w:szCs w:val="16"/>
               </w:rPr>
-              <w:t xml:space="preserve">📖 HTML:</w:t>
+              <w:t xml:space="preserve">📖 EXERCISE:</w:t>
             </w:r>
           </w:p>
           <w:p>
             <w:pPr>
               <w:spacing w:after="20" w:before="0"/>
             </w:pPr>
-            <w:hyperlink w:history="1" r:id="rIdj2nk_u6qutomncd2nqfxi">
+            <w:hyperlink w:history="1" r:id="rIdvizvg6l11njodaywtlokl">
               <w:r>
                 <w:rPr>
                   <w:rFonts w:ascii="Arial" w:cs="Arial" w:eastAsia="Arial" w:hAnsi="Arial"/>
@@ -3902,7 +3902,7 @@
                   <w:szCs w:val="16"/>
                   <w:u w:val="single" w:color="2E75B6"/>
                 </w:rPr>
-                <w:t xml:space="preserve">Area of a Sector (Flexbook)</w:t>
+                <w:t xml:space="preserve">Area of a sector</w:t>
               </w:r>
             </w:hyperlink>
           </w:p>
@@ -3918,7 +3918,7 @@
                 <w:sz w:val="14"/>
                 <w:szCs w:val="14"/>
               </w:rPr>
-              <w:t xml:space="preserve">Source: CK-12</w:t>
+              <w:t xml:space="preserve">Source: Khan Academy (English - US curriculum)</w:t>
             </w:r>
           </w:p>
           <w:p>
@@ -3926,7 +3926,7 @@
               <w:spacing w:after="10" w:before="0"/>
               <w:ind w:left="120"/>
             </w:pPr>
-            <w:hyperlink w:history="1" r:id="rIdwsqqwp7cr6dm0oqchycvv">
+            <w:hyperlink w:history="1" r:id="rIdqbxntmd7e_kz2vmgiju2g">
               <w:r>
                 <w:rPr>
                   <w:rFonts w:ascii="Arial" w:cs="Arial" w:eastAsia="Arial" w:hAnsi="Arial"/>
@@ -4121,7 +4121,7 @@
             <w:pPr>
               <w:spacing w:after="20" w:before="0"/>
             </w:pPr>
-            <w:hyperlink w:history="1" r:id="rIdepeis7vzp0ck0qochfx_k">
+            <w:hyperlink w:history="1" r:id="rIdkj88tbcuwfelgp5o8uqtq">
               <w:r>
                 <w:rPr>
                   <w:rFonts w:ascii="Arial" w:cs="Arial" w:eastAsia="Arial" w:hAnsi="Arial"/>
@@ -4130,7 +4130,7 @@
                   <w:szCs w:val="16"/>
                   <w:u w:val="single" w:color="2E75B6"/>
                 </w:rPr>
-                <w:t xml:space="preserve">Genetics vocabulary</w:t>
+                <w:t xml:space="preserve">Area of a sector</w:t>
               </w:r>
             </w:hyperlink>
           </w:p>
@@ -4154,7 +4154,7 @@
               <w:spacing w:after="10" w:before="0"/>
               <w:ind w:left="120"/>
             </w:pPr>
-            <w:hyperlink w:history="1" r:id="rIdl8ndxupr_ygo2pz-yrh0v">
+            <w:hyperlink w:history="1" r:id="rIdilyya9sceigq6dylx9vud">
               <w:r>
                 <w:rPr>
                   <w:rFonts w:ascii="Arial" w:cs="Arial" w:eastAsia="Arial" w:hAnsi="Arial"/>
@@ -4192,14 +4192,14 @@
                 <w:sz w:val="16"/>
                 <w:szCs w:val="16"/>
               </w:rPr>
-              <w:t xml:space="preserve">📖 HTML:</w:t>
+              <w:t xml:space="preserve">📖 EXERCISE:</w:t>
             </w:r>
           </w:p>
           <w:p>
             <w:pPr>
               <w:spacing w:after="20" w:before="0"/>
             </w:pPr>
-            <w:hyperlink w:history="1" r:id="rIdgeafqiho3c5auxymopeuq">
+            <w:hyperlink w:history="1" r:id="rId00sdkogpsyhe86x6o4zbr">
               <w:r>
                 <w:rPr>
                   <w:rFonts w:ascii="Arial" w:cs="Arial" w:eastAsia="Arial" w:hAnsi="Arial"/>
@@ -4208,7 +4208,7 @@
                   <w:szCs w:val="16"/>
                   <w:u w:val="single" w:color="2E75B6"/>
                 </w:rPr>
-                <w:t xml:space="preserve">Area of a Sector (Flexbook)</w:t>
+                <w:t xml:space="preserve">Area of a sector</w:t>
               </w:r>
             </w:hyperlink>
           </w:p>
@@ -4224,7 +4224,7 @@
                 <w:sz w:val="14"/>
                 <w:szCs w:val="14"/>
               </w:rPr>
-              <w:t xml:space="preserve">Source: CK-12</w:t>
+              <w:t xml:space="preserve">Source: Khan Academy (English - US curriculum)</w:t>
             </w:r>
           </w:p>
           <w:p>
@@ -4232,7 +4232,7 @@
               <w:spacing w:after="10" w:before="0"/>
               <w:ind w:left="120"/>
             </w:pPr>
-            <w:hyperlink w:history="1" r:id="rIdkfyohd2nipyd52pq2gkua">
+            <w:hyperlink w:history="1" r:id="rIdcilsv29kmfjhdsvzlbrq4">
               <w:r>
                 <w:rPr>
                   <w:rFonts w:ascii="Arial" w:cs="Arial" w:eastAsia="Arial" w:hAnsi="Arial"/>
@@ -4427,7 +4427,7 @@
             <w:pPr>
               <w:spacing w:after="20" w:before="0"/>
             </w:pPr>
-            <w:hyperlink w:history="1" r:id="rIduh-nbce9pz25dqctdgxfo">
+            <w:hyperlink w:history="1" r:id="rIdz5eet3cdzby4aqsu0fquq">
               <w:r>
                 <w:rPr>
                   <w:rFonts w:ascii="Arial" w:cs="Arial" w:eastAsia="Arial" w:hAnsi="Arial"/>
@@ -4436,7 +4436,7 @@
                   <w:szCs w:val="16"/>
                   <w:u w:val="single" w:color="2E75B6"/>
                 </w:rPr>
-                <w:t xml:space="preserve">Genetics vocabulary</w:t>
+                <w:t xml:space="preserve">Area of a sector</w:t>
               </w:r>
             </w:hyperlink>
           </w:p>
@@ -4460,7 +4460,7 @@
               <w:spacing w:after="10" w:before="0"/>
               <w:ind w:left="120"/>
             </w:pPr>
-            <w:hyperlink w:history="1" r:id="rIdp2201lvrvf7fyglkwmbpk">
+            <w:hyperlink w:history="1" r:id="rIdemmxzmjpd_zs0p9jccvjj">
               <w:r>
                 <w:rPr>
                   <w:rFonts w:ascii="Arial" w:cs="Arial" w:eastAsia="Arial" w:hAnsi="Arial"/>
@@ -4498,14 +4498,14 @@
                 <w:sz w:val="16"/>
                 <w:szCs w:val="16"/>
               </w:rPr>
-              <w:t xml:space="preserve">📖 HTML:</w:t>
+              <w:t xml:space="preserve">📖 EXERCISE:</w:t>
             </w:r>
           </w:p>
           <w:p>
             <w:pPr>
               <w:spacing w:after="20" w:before="0"/>
             </w:pPr>
-            <w:hyperlink w:history="1" r:id="rIdftzzu79y0wmifnpmy3dku">
+            <w:hyperlink w:history="1" r:id="rIdbuyi9qjipfg06yufzvbku">
               <w:r>
                 <w:rPr>
                   <w:rFonts w:ascii="Arial" w:cs="Arial" w:eastAsia="Arial" w:hAnsi="Arial"/>
@@ -4514,7 +4514,7 @@
                   <w:szCs w:val="16"/>
                   <w:u w:val="single" w:color="2E75B6"/>
                 </w:rPr>
-                <w:t xml:space="preserve">Area of a Sector (Flexbook)</w:t>
+                <w:t xml:space="preserve">Area of a sector</w:t>
               </w:r>
             </w:hyperlink>
           </w:p>
@@ -4530,7 +4530,7 @@
                 <w:sz w:val="14"/>
                 <w:szCs w:val="14"/>
               </w:rPr>
-              <w:t xml:space="preserve">Source: CK-12</w:t>
+              <w:t xml:space="preserve">Source: Khan Academy (English - US curriculum)</w:t>
             </w:r>
           </w:p>
           <w:p>
@@ -4538,7 +4538,7 @@
               <w:spacing w:after="10" w:before="0"/>
               <w:ind w:left="120"/>
             </w:pPr>
-            <w:hyperlink w:history="1" r:id="rIdbiu5ozvo6q6g0nxn7ow7t">
+            <w:hyperlink w:history="1" r:id="rIdhsl_-8yti-sc5zwrs11mv">
               <w:r>
                 <w:rPr>
                   <w:rFonts w:ascii="Arial" w:cs="Arial" w:eastAsia="Arial" w:hAnsi="Arial"/>
@@ -6204,7 +6204,7 @@
             <w:pPr>
               <w:spacing w:after="20" w:before="0"/>
             </w:pPr>
-            <w:hyperlink w:history="1" r:id="rId1hei16_e98z6v9ccpv0bz">
+            <w:hyperlink w:history="1" r:id="rIdnsgsue9jicmzf-njgwkgi">
               <w:r>
                 <w:rPr>
                   <w:rFonts w:ascii="Arial" w:cs="Arial" w:eastAsia="Arial" w:hAnsi="Arial"/>
@@ -6213,7 +6213,7 @@
                   <w:szCs w:val="16"/>
                   <w:u w:val="single" w:color="2E75B6"/>
                 </w:rPr>
-                <w:t xml:space="preserve">Genetics vocabulary</w:t>
+                <w:t xml:space="preserve">Area of a sector</w:t>
               </w:r>
             </w:hyperlink>
           </w:p>
@@ -6237,7 +6237,7 @@
               <w:spacing w:after="10" w:before="0"/>
               <w:ind w:left="120"/>
             </w:pPr>
-            <w:hyperlink w:history="1" r:id="rIdb-7qnz6svmhnhk-klon4z">
+            <w:hyperlink w:history="1" r:id="rIdvk7zfvuwpj7zfybqbdzvp">
               <w:r>
                 <w:rPr>
                   <w:rFonts w:ascii="Arial" w:cs="Arial" w:eastAsia="Arial" w:hAnsi="Arial"/>
@@ -6275,14 +6275,14 @@
                 <w:sz w:val="16"/>
                 <w:szCs w:val="16"/>
               </w:rPr>
-              <w:t xml:space="preserve">📖 HTML:</w:t>
+              <w:t xml:space="preserve">📖 EXERCISE:</w:t>
             </w:r>
           </w:p>
           <w:p>
             <w:pPr>
               <w:spacing w:after="20" w:before="0"/>
             </w:pPr>
-            <w:hyperlink w:history="1" r:id="rId54dda5nye9snrzj5cckfp">
+            <w:hyperlink w:history="1" r:id="rIdskm-1e8l7zw9iwple4yht">
               <w:r>
                 <w:rPr>
                   <w:rFonts w:ascii="Arial" w:cs="Arial" w:eastAsia="Arial" w:hAnsi="Arial"/>
@@ -6291,7 +6291,7 @@
                   <w:szCs w:val="16"/>
                   <w:u w:val="single" w:color="2E75B6"/>
                 </w:rPr>
-                <w:t xml:space="preserve">Area of a Sector (Flexbook)</w:t>
+                <w:t xml:space="preserve">Area of a sector</w:t>
               </w:r>
             </w:hyperlink>
           </w:p>
@@ -6307,7 +6307,7 @@
                 <w:sz w:val="14"/>
                 <w:szCs w:val="14"/>
               </w:rPr>
-              <w:t xml:space="preserve">Source: CK-12</w:t>
+              <w:t xml:space="preserve">Source: Khan Academy (English - US curriculum)</w:t>
             </w:r>
           </w:p>
           <w:p>
@@ -6315,7 +6315,7 @@
               <w:spacing w:after="10" w:before="0"/>
               <w:ind w:left="120"/>
             </w:pPr>
-            <w:hyperlink w:history="1" r:id="rIdoydq-zs91bodhdw-jqlpy">
+            <w:hyperlink w:history="1" r:id="rIdia89qmc63n1w9fflho39n">
               <w:r>
                 <w:rPr>
                   <w:rFonts w:ascii="Arial" w:cs="Arial" w:eastAsia="Arial" w:hAnsi="Arial"/>
@@ -6510,7 +6510,7 @@
             <w:pPr>
               <w:spacing w:after="20" w:before="0"/>
             </w:pPr>
-            <w:hyperlink w:history="1" r:id="rId4f78tznfzedkmqvr99vj9">
+            <w:hyperlink w:history="1" r:id="rIdk2qerwsaciuelaydeokyf">
               <w:r>
                 <w:rPr>
                   <w:rFonts w:ascii="Arial" w:cs="Arial" w:eastAsia="Arial" w:hAnsi="Arial"/>
@@ -6519,7 +6519,7 @@
                   <w:szCs w:val="16"/>
                   <w:u w:val="single" w:color="2E75B6"/>
                 </w:rPr>
-                <w:t xml:space="preserve">Genetics vocabulary</w:t>
+                <w:t xml:space="preserve">Area of a circle</w:t>
               </w:r>
             </w:hyperlink>
           </w:p>
@@ -6543,7 +6543,7 @@
               <w:spacing w:after="10" w:before="0"/>
               <w:ind w:left="120"/>
             </w:pPr>
-            <w:hyperlink w:history="1" r:id="rIdtlthgqdnp9zspz_ymu9_i">
+            <w:hyperlink w:history="1" r:id="rIdqtfhnd0kl-vp0nmqceseg">
               <w:r>
                 <w:rPr>
                   <w:rFonts w:ascii="Arial" w:cs="Arial" w:eastAsia="Arial" w:hAnsi="Arial"/>
@@ -6581,14 +6581,14 @@
                 <w:sz w:val="16"/>
                 <w:szCs w:val="16"/>
               </w:rPr>
-              <w:t xml:space="preserve">📖 HTML:</w:t>
+              <w:t xml:space="preserve">📖 EXERCISE:</w:t>
             </w:r>
           </w:p>
           <w:p>
             <w:pPr>
               <w:spacing w:after="20" w:before="0"/>
             </w:pPr>
-            <w:hyperlink w:history="1" r:id="rIdzcy3leuefmouybbqkgqiq">
+            <w:hyperlink w:history="1" r:id="rIdjl4okw9jov0mlw4jzefmy">
               <w:r>
                 <w:rPr>
                   <w:rFonts w:ascii="Arial" w:cs="Arial" w:eastAsia="Arial" w:hAnsi="Arial"/>
@@ -6597,7 +6597,7 @@
                   <w:szCs w:val="16"/>
                   <w:u w:val="single" w:color="2E75B6"/>
                 </w:rPr>
-                <w:t xml:space="preserve">Area of a Sector (Flexbook)</w:t>
+                <w:t xml:space="preserve">Radians &amp; arc length</w:t>
               </w:r>
             </w:hyperlink>
           </w:p>
@@ -6613,7 +6613,7 @@
                 <w:sz w:val="14"/>
                 <w:szCs w:val="14"/>
               </w:rPr>
-              <w:t xml:space="preserve">Source: CK-12</w:t>
+              <w:t xml:space="preserve">Source: Khan Academy (English - US curriculum)</w:t>
             </w:r>
           </w:p>
           <w:p>
@@ -6621,7 +6621,7 @@
               <w:spacing w:after="10" w:before="0"/>
               <w:ind w:left="120"/>
             </w:pPr>
-            <w:hyperlink w:history="1" r:id="rIdcqw1cz51b2gtj-oaxjzda">
+            <w:hyperlink w:history="1" r:id="rIdxsuetdol7tfgcqih0n11n">
               <w:r>
                 <w:rPr>
                   <w:rFonts w:ascii="Arial" w:cs="Arial" w:eastAsia="Arial" w:hAnsi="Arial"/>
@@ -6816,7 +6816,7 @@
             <w:pPr>
               <w:spacing w:after="20" w:before="0"/>
             </w:pPr>
-            <w:hyperlink w:history="1" r:id="rIdvoi4lnrvn3pjf8hagvioc">
+            <w:hyperlink w:history="1" r:id="rIdlysj5rh5e-jif4egbg93j">
               <w:r>
                 <w:rPr>
                   <w:rFonts w:ascii="Arial" w:cs="Arial" w:eastAsia="Arial" w:hAnsi="Arial"/>
@@ -6825,7 +6825,7 @@
                   <w:szCs w:val="16"/>
                   <w:u w:val="single" w:color="2E75B6"/>
                 </w:rPr>
-                <w:t xml:space="preserve">Genetics vocabulary</w:t>
+                <w:t xml:space="preserve">Arc length as fraction of circumference</w:t>
               </w:r>
             </w:hyperlink>
           </w:p>
@@ -6849,7 +6849,7 @@
               <w:spacing w:after="10" w:before="0"/>
               <w:ind w:left="120"/>
             </w:pPr>
-            <w:hyperlink w:history="1" r:id="rIdy1fwxletmbtwktrz0vyz7">
+            <w:hyperlink w:history="1" r:id="rIdo5tzguqdlvkxh0dq6vgrb">
               <w:r>
                 <w:rPr>
                   <w:rFonts w:ascii="Arial" w:cs="Arial" w:eastAsia="Arial" w:hAnsi="Arial"/>
@@ -6887,14 +6887,14 @@
                 <w:sz w:val="16"/>
                 <w:szCs w:val="16"/>
               </w:rPr>
-              <w:t xml:space="preserve">📖 HTML:</w:t>
+              <w:t xml:space="preserve">📖 EXERCISE:</w:t>
             </w:r>
           </w:p>
           <w:p>
             <w:pPr>
               <w:spacing w:after="20" w:before="0"/>
             </w:pPr>
-            <w:hyperlink w:history="1" r:id="rIdcrwcvsshuxdeiz4ufi1eh">
+            <w:hyperlink w:history="1" r:id="rIdd05xrh6xdajjry-kcplhj">
               <w:r>
                 <w:rPr>
                   <w:rFonts w:ascii="Arial" w:cs="Arial" w:eastAsia="Arial" w:hAnsi="Arial"/>
@@ -6903,7 +6903,7 @@
                   <w:szCs w:val="16"/>
                   <w:u w:val="single" w:color="2E75B6"/>
                 </w:rPr>
-                <w:t xml:space="preserve">Area of a Sector (Flexbook)</w:t>
+                <w:t xml:space="preserve">Area of a sector</w:t>
               </w:r>
             </w:hyperlink>
           </w:p>
@@ -6919,7 +6919,7 @@
                 <w:sz w:val="14"/>
                 <w:szCs w:val="14"/>
               </w:rPr>
-              <w:t xml:space="preserve">Source: CK-12</w:t>
+              <w:t xml:space="preserve">Source: Khan Academy (English - US curriculum)</w:t>
             </w:r>
           </w:p>
           <w:p>
@@ -6927,7 +6927,7 @@
               <w:spacing w:after="10" w:before="0"/>
               <w:ind w:left="120"/>
             </w:pPr>
-            <w:hyperlink w:history="1" r:id="rIdtwl9e0aq71qib0is8x6qc">
+            <w:hyperlink w:history="1" r:id="rIdzqenxeoq0tzex77qnjsi0">
               <w:r>
                 <w:rPr>
                   <w:rFonts w:ascii="Arial" w:cs="Arial" w:eastAsia="Arial" w:hAnsi="Arial"/>
@@ -7122,7 +7122,7 @@
             <w:pPr>
               <w:spacing w:after="20" w:before="0"/>
             </w:pPr>
-            <w:hyperlink w:history="1" r:id="rIdasvv6j9mr6gnbpzk65noc">
+            <w:hyperlink w:history="1" r:id="rId6yvm1ldimnrun3v3thvv4">
               <w:r>
                 <w:rPr>
                   <w:rFonts w:ascii="Arial" w:cs="Arial" w:eastAsia="Arial" w:hAnsi="Arial"/>
@@ -7131,7 +7131,7 @@
                   <w:szCs w:val="16"/>
                   <w:u w:val="single" w:color="2E75B6"/>
                 </w:rPr>
-                <w:t xml:space="preserve">Genetics vocabulary</w:t>
+                <w:t xml:space="preserve">Area of a sector</w:t>
               </w:r>
             </w:hyperlink>
           </w:p>
@@ -7155,7 +7155,7 @@
               <w:spacing w:after="10" w:before="0"/>
               <w:ind w:left="120"/>
             </w:pPr>
-            <w:hyperlink w:history="1" r:id="rIdviwd_i4uzokoxfc2atzy7">
+            <w:hyperlink w:history="1" r:id="rIdqy5uf1pwi9g52qjsfoows">
               <w:r>
                 <w:rPr>
                   <w:rFonts w:ascii="Arial" w:cs="Arial" w:eastAsia="Arial" w:hAnsi="Arial"/>
@@ -7193,14 +7193,14 @@
                 <w:sz w:val="16"/>
                 <w:szCs w:val="16"/>
               </w:rPr>
-              <w:t xml:space="preserve">📖 HTML:</w:t>
+              <w:t xml:space="preserve">📖 EXERCISE:</w:t>
             </w:r>
           </w:p>
           <w:p>
             <w:pPr>
               <w:spacing w:after="20" w:before="0"/>
             </w:pPr>
-            <w:hyperlink w:history="1" r:id="rIddzyfgv0weavahd2bqohc_">
+            <w:hyperlink w:history="1" r:id="rIdvllvldnwmgun_9fyxvrsf">
               <w:r>
                 <w:rPr>
                   <w:rFonts w:ascii="Arial" w:cs="Arial" w:eastAsia="Arial" w:hAnsi="Arial"/>
@@ -7209,7 +7209,7 @@
                   <w:szCs w:val="16"/>
                   <w:u w:val="single" w:color="2E75B6"/>
                 </w:rPr>
-                <w:t xml:space="preserve">Area of a Sector (Flexbook)</w:t>
+                <w:t xml:space="preserve">Area of a sector</w:t>
               </w:r>
             </w:hyperlink>
           </w:p>
@@ -7225,7 +7225,7 @@
                 <w:sz w:val="14"/>
                 <w:szCs w:val="14"/>
               </w:rPr>
-              <w:t xml:space="preserve">Source: CK-12</w:t>
+              <w:t xml:space="preserve">Source: Khan Academy (English - US curriculum)</w:t>
             </w:r>
           </w:p>
           <w:p>
@@ -7233,7 +7233,7 @@
               <w:spacing w:after="10" w:before="0"/>
               <w:ind w:left="120"/>
             </w:pPr>
-            <w:hyperlink w:history="1" r:id="rIdpfydwtsbpbm_jg0eu1woo">
+            <w:hyperlink w:history="1" r:id="rId3gvrdgceyuymgf6eahvjp">
               <w:r>
                 <w:rPr>
                   <w:rFonts w:ascii="Arial" w:cs="Arial" w:eastAsia="Arial" w:hAnsi="Arial"/>
@@ -7428,7 +7428,7 @@
             <w:pPr>
               <w:spacing w:after="20" w:before="0"/>
             </w:pPr>
-            <w:hyperlink w:history="1" r:id="rId4vs-u27v2bc7nqrcfjezi">
+            <w:hyperlink w:history="1" r:id="rIdnu8ljxvgbqcbvowulxbrm">
               <w:r>
                 <w:rPr>
                   <w:rFonts w:ascii="Arial" w:cs="Arial" w:eastAsia="Arial" w:hAnsi="Arial"/>
@@ -7437,7 +7437,7 @@
                   <w:szCs w:val="16"/>
                   <w:u w:val="single" w:color="2E75B6"/>
                 </w:rPr>
-                <w:t xml:space="preserve">Genetics vocabulary</w:t>
+                <w:t xml:space="preserve">Area of a sector</w:t>
               </w:r>
             </w:hyperlink>
           </w:p>
@@ -7461,7 +7461,7 @@
               <w:spacing w:after="10" w:before="0"/>
               <w:ind w:left="120"/>
             </w:pPr>
-            <w:hyperlink w:history="1" r:id="rIds0h4krdklabcq-d_prx62">
+            <w:hyperlink w:history="1" r:id="rIdao1z0egrm97ch0egnyt38">
               <w:r>
                 <w:rPr>
                   <w:rFonts w:ascii="Arial" w:cs="Arial" w:eastAsia="Arial" w:hAnsi="Arial"/>
@@ -7499,14 +7499,14 @@
                 <w:sz w:val="16"/>
                 <w:szCs w:val="16"/>
               </w:rPr>
-              <w:t xml:space="preserve">📖 HTML:</w:t>
+              <w:t xml:space="preserve">📖 EXERCISE:</w:t>
             </w:r>
           </w:p>
           <w:p>
             <w:pPr>
               <w:spacing w:after="20" w:before="0"/>
             </w:pPr>
-            <w:hyperlink w:history="1" r:id="rIdccharolbuoyxehfbbdakr">
+            <w:hyperlink w:history="1" r:id="rIdrjxfu22miinwsu_jnfdwg">
               <w:r>
                 <w:rPr>
                   <w:rFonts w:ascii="Arial" w:cs="Arial" w:eastAsia="Arial" w:hAnsi="Arial"/>
@@ -7515,7 +7515,7 @@
                   <w:szCs w:val="16"/>
                   <w:u w:val="single" w:color="2E75B6"/>
                 </w:rPr>
-                <w:t xml:space="preserve">Area of a Sector (Flexbook)</w:t>
+                <w:t xml:space="preserve">Area of a sector</w:t>
               </w:r>
             </w:hyperlink>
           </w:p>
@@ -7531,7 +7531,7 @@
                 <w:sz w:val="14"/>
                 <w:szCs w:val="14"/>
               </w:rPr>
-              <w:t xml:space="preserve">Source: CK-12</w:t>
+              <w:t xml:space="preserve">Source: Khan Academy (English - US curriculum)</w:t>
             </w:r>
           </w:p>
           <w:p>
@@ -7539,7 +7539,7 @@
               <w:spacing w:after="10" w:before="0"/>
               <w:ind w:left="120"/>
             </w:pPr>
-            <w:hyperlink w:history="1" r:id="rIdolxtpkrbmn9wmz3d04i_g">
+            <w:hyperlink w:history="1" r:id="rIdjnaj-cqys9pt7nrbzhxkl">
               <w:r>
                 <w:rPr>
                   <w:rFonts w:ascii="Arial" w:cs="Arial" w:eastAsia="Arial" w:hAnsi="Arial"/>
@@ -9102,7 +9102,7 @@
             <w:pPr>
               <w:spacing w:after="20" w:before="0"/>
             </w:pPr>
-            <w:hyperlink w:history="1" r:id="rId90wbd-ppe7yt_txfqok5v">
+            <w:hyperlink w:history="1" r:id="rIdv1ysc5id6jjso_my2bi4c">
               <w:r>
                 <w:rPr>
                   <w:rFonts w:ascii="Arial" w:cs="Arial" w:eastAsia="Arial" w:hAnsi="Arial"/>
@@ -9111,7 +9111,7 @@
                   <w:szCs w:val="16"/>
                   <w:u w:val="single" w:color="2E75B6"/>
                 </w:rPr>
-                <w:t xml:space="preserve">Proofs with transformations</w:t>
+                <w:t xml:space="preserve">Area of a sector</w:t>
               </w:r>
             </w:hyperlink>
           </w:p>
@@ -9135,7 +9135,7 @@
               <w:spacing w:after="10" w:before="0"/>
               <w:ind w:left="120"/>
             </w:pPr>
-            <w:hyperlink w:history="1" r:id="rIdimm745fsno0ufndxwmgyy">
+            <w:hyperlink w:history="1" r:id="rIdsxaww3cwnazq0015ngg8t">
               <w:r>
                 <w:rPr>
                   <w:rFonts w:ascii="Arial" w:cs="Arial" w:eastAsia="Arial" w:hAnsi="Arial"/>
@@ -9173,14 +9173,14 @@
                 <w:sz w:val="16"/>
                 <w:szCs w:val="16"/>
               </w:rPr>
-              <w:t xml:space="preserve">📖 HTML:</w:t>
+              <w:t xml:space="preserve">📖 EXERCISE:</w:t>
             </w:r>
           </w:p>
           <w:p>
             <w:pPr>
               <w:spacing w:after="20" w:before="0"/>
             </w:pPr>
-            <w:hyperlink w:history="1" r:id="rIdkgzaqbutb-eekicqgmhuo">
+            <w:hyperlink w:history="1" r:id="rIduljvm9hu4p-htpmhqlpx7">
               <w:r>
                 <w:rPr>
                   <w:rFonts w:ascii="Arial" w:cs="Arial" w:eastAsia="Arial" w:hAnsi="Arial"/>
@@ -9189,7 +9189,7 @@
                   <w:szCs w:val="16"/>
                   <w:u w:val="single" w:color="2E75B6"/>
                 </w:rPr>
-                <w:t xml:space="preserve">Area of a Sector (Flexbook)</w:t>
+                <w:t xml:space="preserve">Area of a sector</w:t>
               </w:r>
             </w:hyperlink>
           </w:p>
@@ -9205,7 +9205,7 @@
                 <w:sz w:val="14"/>
                 <w:szCs w:val="14"/>
               </w:rPr>
-              <w:t xml:space="preserve">Source: CK-12</w:t>
+              <w:t xml:space="preserve">Source: Khan Academy (English - US curriculum)</w:t>
             </w:r>
           </w:p>
           <w:p>
@@ -9213,7 +9213,7 @@
               <w:spacing w:after="10" w:before="0"/>
               <w:ind w:left="120"/>
             </w:pPr>
-            <w:hyperlink w:history="1" r:id="rId6lcvw7ry4pnpv1hzu8doq">
+            <w:hyperlink w:history="1" r:id="rIdgfyitfjzx_x8x-srlyuk5">
               <w:r>
                 <w:rPr>
                   <w:rFonts w:ascii="Arial" w:cs="Arial" w:eastAsia="Arial" w:hAnsi="Arial"/>
@@ -9408,7 +9408,7 @@
             <w:pPr>
               <w:spacing w:after="20" w:before="0"/>
             </w:pPr>
-            <w:hyperlink w:history="1" r:id="rIdncposul6ofjutdeo8_ffl">
+            <w:hyperlink w:history="1" r:id="rIdnlvlxjho06g6galzsk1ll">
               <w:r>
                 <w:rPr>
                   <w:rFonts w:ascii="Arial" w:cs="Arial" w:eastAsia="Arial" w:hAnsi="Arial"/>
@@ -9417,7 +9417,7 @@
                   <w:szCs w:val="16"/>
                   <w:u w:val="single" w:color="2E75B6"/>
                 </w:rPr>
-                <w:t xml:space="preserve">Proofs with transformations</w:t>
+                <w:t xml:space="preserve">Area of a circle</w:t>
               </w:r>
             </w:hyperlink>
           </w:p>
@@ -9441,7 +9441,7 @@
               <w:spacing w:after="10" w:before="0"/>
               <w:ind w:left="120"/>
             </w:pPr>
-            <w:hyperlink w:history="1" r:id="rIdqq1obp2sn1xjpd6lu5won">
+            <w:hyperlink w:history="1" r:id="rId0a8satslhrgusuetvq8e5">
               <w:r>
                 <w:rPr>
                   <w:rFonts w:ascii="Arial" w:cs="Arial" w:eastAsia="Arial" w:hAnsi="Arial"/>
@@ -9479,14 +9479,14 @@
                 <w:sz w:val="16"/>
                 <w:szCs w:val="16"/>
               </w:rPr>
-              <w:t xml:space="preserve">📖 HTML:</w:t>
+              <w:t xml:space="preserve">📖 EXERCISE:</w:t>
             </w:r>
           </w:p>
           <w:p>
             <w:pPr>
               <w:spacing w:after="20" w:before="0"/>
             </w:pPr>
-            <w:hyperlink w:history="1" r:id="rId2co1cr2nohf4geikr-t0b">
+            <w:hyperlink w:history="1" r:id="rIdjskmpg1ipoijsxyr5lifs">
               <w:r>
                 <w:rPr>
                   <w:rFonts w:ascii="Arial" w:cs="Arial" w:eastAsia="Arial" w:hAnsi="Arial"/>
@@ -9495,7 +9495,7 @@
                   <w:szCs w:val="16"/>
                   <w:u w:val="single" w:color="2E75B6"/>
                 </w:rPr>
-                <w:t xml:space="preserve">Area of a Sector (Flexbook)</w:t>
+                <w:t xml:space="preserve">Area of a circle</w:t>
               </w:r>
             </w:hyperlink>
           </w:p>
@@ -9511,7 +9511,7 @@
                 <w:sz w:val="14"/>
                 <w:szCs w:val="14"/>
               </w:rPr>
-              <w:t xml:space="preserve">Source: CK-12</w:t>
+              <w:t xml:space="preserve">Source: Khan Academy (English - US curriculum)</w:t>
             </w:r>
           </w:p>
           <w:p>
@@ -9519,7 +9519,7 @@
               <w:spacing w:after="10" w:before="0"/>
               <w:ind w:left="120"/>
             </w:pPr>
-            <w:hyperlink w:history="1" r:id="rIdmyfuhrz2hjvsn_4tlos1y">
+            <w:hyperlink w:history="1" r:id="rIdttnot-pepi4b9pfyitblt">
               <w:r>
                 <w:rPr>
                   <w:rFonts w:ascii="Arial" w:cs="Arial" w:eastAsia="Arial" w:hAnsi="Arial"/>
@@ -9714,7 +9714,7 @@
             <w:pPr>
               <w:spacing w:after="20" w:before="0"/>
             </w:pPr>
-            <w:hyperlink w:history="1" r:id="rIdzubpdmwmphfisgd6tk0tk">
+            <w:hyperlink w:history="1" r:id="rIdo9-jrpblnonryqakffoql">
               <w:r>
                 <w:rPr>
                   <w:rFonts w:ascii="Arial" w:cs="Arial" w:eastAsia="Arial" w:hAnsi="Arial"/>
@@ -9723,7 +9723,7 @@
                   <w:szCs w:val="16"/>
                   <w:u w:val="single" w:color="2E75B6"/>
                 </w:rPr>
-                <w:t xml:space="preserve">Proofs with transformations</w:t>
+                <w:t xml:space="preserve">Area of a sector</w:t>
               </w:r>
             </w:hyperlink>
           </w:p>
@@ -9747,7 +9747,7 @@
               <w:spacing w:after="10" w:before="0"/>
               <w:ind w:left="120"/>
             </w:pPr>
-            <w:hyperlink w:history="1" r:id="rId_l_q74r_rhr37zvcdbfej">
+            <w:hyperlink w:history="1" r:id="rIdt3lwikirluqjyao9fpz6a">
               <w:r>
                 <w:rPr>
                   <w:rFonts w:ascii="Arial" w:cs="Arial" w:eastAsia="Arial" w:hAnsi="Arial"/>
@@ -9785,14 +9785,14 @@
                 <w:sz w:val="16"/>
                 <w:szCs w:val="16"/>
               </w:rPr>
-              <w:t xml:space="preserve">📖 HTML:</w:t>
+              <w:t xml:space="preserve">📖 EXERCISE:</w:t>
             </w:r>
           </w:p>
           <w:p>
             <w:pPr>
               <w:spacing w:after="20" w:before="0"/>
             </w:pPr>
-            <w:hyperlink w:history="1" r:id="rIdr40kqpdukpcbyg4adxc0q">
+            <w:hyperlink w:history="1" r:id="rId-orcs7yho5jljnt8hx9wk">
               <w:r>
                 <w:rPr>
                   <w:rFonts w:ascii="Arial" w:cs="Arial" w:eastAsia="Arial" w:hAnsi="Arial"/>
@@ -9801,7 +9801,7 @@
                   <w:szCs w:val="16"/>
                   <w:u w:val="single" w:color="2E75B6"/>
                 </w:rPr>
-                <w:t xml:space="preserve">Area of a Sector (Flexbook)</w:t>
+                <w:t xml:space="preserve">Area of a sector</w:t>
               </w:r>
             </w:hyperlink>
           </w:p>
@@ -9817,7 +9817,7 @@
                 <w:sz w:val="14"/>
                 <w:szCs w:val="14"/>
               </w:rPr>
-              <w:t xml:space="preserve">Source: CK-12</w:t>
+              <w:t xml:space="preserve">Source: Khan Academy (English - US curriculum)</w:t>
             </w:r>
           </w:p>
           <w:p>
@@ -9825,7 +9825,7 @@
               <w:spacing w:after="10" w:before="0"/>
               <w:ind w:left="120"/>
             </w:pPr>
-            <w:hyperlink w:history="1" r:id="rIdzn_tq0o9cez4jfy__-qiz">
+            <w:hyperlink w:history="1" r:id="rIdepgvc1zf7gketfukzags6">
               <w:r>
                 <w:rPr>
                   <w:rFonts w:ascii="Arial" w:cs="Arial" w:eastAsia="Arial" w:hAnsi="Arial"/>
@@ -10020,7 +10020,7 @@
             <w:pPr>
               <w:spacing w:after="20" w:before="0"/>
             </w:pPr>
-            <w:hyperlink w:history="1" r:id="rIdvfwbhsxwsuwo0p8wb292m">
+            <w:hyperlink w:history="1" r:id="rId6c2l61qbd9s9jzjpjsdzp">
               <w:r>
                 <w:rPr>
                   <w:rFonts w:ascii="Arial" w:cs="Arial" w:eastAsia="Arial" w:hAnsi="Arial"/>
@@ -10029,7 +10029,7 @@
                   <w:szCs w:val="16"/>
                   <w:u w:val="single" w:color="2E75B6"/>
                 </w:rPr>
-                <w:t xml:space="preserve">Proofs with transformations</w:t>
+                <w:t xml:space="preserve">Area of a sector</w:t>
               </w:r>
             </w:hyperlink>
           </w:p>
@@ -10053,7 +10053,7 @@
               <w:spacing w:after="10" w:before="0"/>
               <w:ind w:left="120"/>
             </w:pPr>
-            <w:hyperlink w:history="1" r:id="rIdxp3uwz8lq3zr_puextgzp">
+            <w:hyperlink w:history="1" r:id="rIdge0sokpxqkwzllqvagbbo">
               <w:r>
                 <w:rPr>
                   <w:rFonts w:ascii="Arial" w:cs="Arial" w:eastAsia="Arial" w:hAnsi="Arial"/>
@@ -10091,14 +10091,14 @@
                 <w:sz w:val="16"/>
                 <w:szCs w:val="16"/>
               </w:rPr>
-              <w:t xml:space="preserve">📖 HTML:</w:t>
+              <w:t xml:space="preserve">📖 EXERCISE:</w:t>
             </w:r>
           </w:p>
           <w:p>
             <w:pPr>
               <w:spacing w:after="20" w:before="0"/>
             </w:pPr>
-            <w:hyperlink w:history="1" r:id="rIdcefzlzzyxhtysa8mgndid">
+            <w:hyperlink w:history="1" r:id="rIdfucd-fmcuoffkmeu1gsfn">
               <w:r>
                 <w:rPr>
                   <w:rFonts w:ascii="Arial" w:cs="Arial" w:eastAsia="Arial" w:hAnsi="Arial"/>
@@ -10107,7 +10107,7 @@
                   <w:szCs w:val="16"/>
                   <w:u w:val="single" w:color="2E75B6"/>
                 </w:rPr>
-                <w:t xml:space="preserve">Area of a Sector (Flexbook)</w:t>
+                <w:t xml:space="preserve">Area of a sector</w:t>
               </w:r>
             </w:hyperlink>
           </w:p>
@@ -10123,7 +10123,7 @@
                 <w:sz w:val="14"/>
                 <w:szCs w:val="14"/>
               </w:rPr>
-              <w:t xml:space="preserve">Source: CK-12</w:t>
+              <w:t xml:space="preserve">Source: Khan Academy (English - US curriculum)</w:t>
             </w:r>
           </w:p>
           <w:p>
@@ -10131,7 +10131,7 @@
               <w:spacing w:after="10" w:before="0"/>
               <w:ind w:left="120"/>
             </w:pPr>
-            <w:hyperlink w:history="1" r:id="rIdm-um76zc8sy1yx0-l_yip">
+            <w:hyperlink w:history="1" r:id="rIdrozknkdjiidpwfc_jxjw4">
               <w:r>
                 <w:rPr>
                   <w:rFonts w:ascii="Arial" w:cs="Arial" w:eastAsia="Arial" w:hAnsi="Arial"/>
@@ -10326,7 +10326,7 @@
             <w:pPr>
               <w:spacing w:after="20" w:before="0"/>
             </w:pPr>
-            <w:hyperlink w:history="1" r:id="rIdeureqroboxnlzlfkyeewd">
+            <w:hyperlink w:history="1" r:id="rIdhqs_5ytbn5toi0mxzugu2">
               <w:r>
                 <w:rPr>
                   <w:rFonts w:ascii="Arial" w:cs="Arial" w:eastAsia="Arial" w:hAnsi="Arial"/>
@@ -10335,7 +10335,7 @@
                   <w:szCs w:val="16"/>
                   <w:u w:val="single" w:color="2E75B6"/>
                 </w:rPr>
-                <w:t xml:space="preserve">Proofs with transformations</w:t>
+                <w:t xml:space="preserve">Area of a sector</w:t>
               </w:r>
             </w:hyperlink>
           </w:p>
@@ -10359,7 +10359,7 @@
               <w:spacing w:after="10" w:before="0"/>
               <w:ind w:left="120"/>
             </w:pPr>
-            <w:hyperlink w:history="1" r:id="rId_frvr3n1gmcxyucksuxsc">
+            <w:hyperlink w:history="1" r:id="rIdbxvz0ds0sfovnyyx1mhwz">
               <w:r>
                 <w:rPr>
                   <w:rFonts w:ascii="Arial" w:cs="Arial" w:eastAsia="Arial" w:hAnsi="Arial"/>
@@ -10397,14 +10397,14 @@
                 <w:sz w:val="16"/>
                 <w:szCs w:val="16"/>
               </w:rPr>
-              <w:t xml:space="preserve">📖 HTML:</w:t>
+              <w:t xml:space="preserve">📖 EXERCISE:</w:t>
             </w:r>
           </w:p>
           <w:p>
             <w:pPr>
               <w:spacing w:after="20" w:before="0"/>
             </w:pPr>
-            <w:hyperlink w:history="1" r:id="rIdz5xj-iib-bvjxoei3rt8y">
+            <w:hyperlink w:history="1" r:id="rIdrdk0gl6pyzdldmylwwuam">
               <w:r>
                 <w:rPr>
                   <w:rFonts w:ascii="Arial" w:cs="Arial" w:eastAsia="Arial" w:hAnsi="Arial"/>
@@ -10413,7 +10413,7 @@
                   <w:szCs w:val="16"/>
                   <w:u w:val="single" w:color="2E75B6"/>
                 </w:rPr>
-                <w:t xml:space="preserve">Area of a Sector (Flexbook)</w:t>
+                <w:t xml:space="preserve">Area of a sector</w:t>
               </w:r>
             </w:hyperlink>
           </w:p>
@@ -10429,7 +10429,7 @@
                 <w:sz w:val="14"/>
                 <w:szCs w:val="14"/>
               </w:rPr>
-              <w:t xml:space="preserve">Source: CK-12</w:t>
+              <w:t xml:space="preserve">Source: Khan Academy (English - US curriculum)</w:t>
             </w:r>
           </w:p>
           <w:p>
@@ -10437,7 +10437,7 @@
               <w:spacing w:after="10" w:before="0"/>
               <w:ind w:left="120"/>
             </w:pPr>
-            <w:hyperlink w:history="1" r:id="rIdclmieyak8smthe2fdg10y">
+            <w:hyperlink w:history="1" r:id="rIdtp2lzkyvqbtkxgj-8tnkp">
               <w:r>
                 <w:rPr>
                   <w:rFonts w:ascii="Arial" w:cs="Arial" w:eastAsia="Arial" w:hAnsi="Arial"/>
@@ -12019,7 +12019,7 @@
             <w:pPr>
               <w:spacing w:after="20" w:before="0"/>
             </w:pPr>
-            <w:hyperlink w:history="1" r:id="rIdelqgu-fbms9p7nszyzlay">
+            <w:hyperlink w:history="1" r:id="rIddda437nubxijkt01x0ff3">
               <w:r>
                 <w:rPr>
                   <w:rFonts w:ascii="Arial" w:cs="Arial" w:eastAsia="Arial" w:hAnsi="Arial"/>
@@ -12028,7 +12028,7 @@
                   <w:szCs w:val="16"/>
                   <w:u w:val="single" w:color="2E75B6"/>
                 </w:rPr>
-                <w:t xml:space="preserve">AP Physics 1 review of Forces and Newton's Laws</w:t>
+                <w:t xml:space="preserve">Area of a sector</w:t>
               </w:r>
             </w:hyperlink>
           </w:p>
@@ -12052,7 +12052,7 @@
               <w:spacing w:after="10" w:before="0"/>
               <w:ind w:left="120"/>
             </w:pPr>
-            <w:hyperlink w:history="1" r:id="rId73btt8b_j1soouxc7aax5">
+            <w:hyperlink w:history="1" r:id="rIdwfpvjtblvkcuf0k6rn9su">
               <w:r>
                 <w:rPr>
                   <w:rFonts w:ascii="Arial" w:cs="Arial" w:eastAsia="Arial" w:hAnsi="Arial"/>
@@ -12090,14 +12090,14 @@
                 <w:sz w:val="16"/>
                 <w:szCs w:val="16"/>
               </w:rPr>
-              <w:t xml:space="preserve">📖 HTML:</w:t>
+              <w:t xml:space="preserve">📖 EXERCISE:</w:t>
             </w:r>
           </w:p>
           <w:p>
             <w:pPr>
               <w:spacing w:after="20" w:before="0"/>
             </w:pPr>
-            <w:hyperlink w:history="1" r:id="rIds1oaz2d9znpuc2kodqvns">
+            <w:hyperlink w:history="1" r:id="rIdr2vneil1veit1dunta546">
               <w:r>
                 <w:rPr>
                   <w:rFonts w:ascii="Arial" w:cs="Arial" w:eastAsia="Arial" w:hAnsi="Arial"/>
@@ -12106,7 +12106,7 @@
                   <w:szCs w:val="16"/>
                   <w:u w:val="single" w:color="2E75B6"/>
                 </w:rPr>
-                <w:t xml:space="preserve">Area of a Sector (Flexbook)</w:t>
+                <w:t xml:space="preserve">Area of a sector</w:t>
               </w:r>
             </w:hyperlink>
           </w:p>
@@ -12122,7 +12122,7 @@
                 <w:sz w:val="14"/>
                 <w:szCs w:val="14"/>
               </w:rPr>
-              <w:t xml:space="preserve">Source: CK-12</w:t>
+              <w:t xml:space="preserve">Source: Khan Academy (English - US curriculum)</w:t>
             </w:r>
           </w:p>
           <w:p>
@@ -12130,7 +12130,7 @@
               <w:spacing w:after="10" w:before="0"/>
               <w:ind w:left="120"/>
             </w:pPr>
-            <w:hyperlink w:history="1" r:id="rIdb1el5p8udy6evnnb-aevj">
+            <w:hyperlink w:history="1" r:id="rIdmqlozzz_l2vhmfrwkj3xz">
               <w:r>
                 <w:rPr>
                   <w:rFonts w:ascii="Arial" w:cs="Arial" w:eastAsia="Arial" w:hAnsi="Arial"/>
@@ -12325,7 +12325,7 @@
             <w:pPr>
               <w:spacing w:after="20" w:before="0"/>
             </w:pPr>
-            <w:hyperlink w:history="1" r:id="rIdoelq5yko4p1hbqnpf2q1h">
+            <w:hyperlink w:history="1" r:id="rIddse3wezzaq_o0dioilp9l">
               <w:r>
                 <w:rPr>
                   <w:rFonts w:ascii="Arial" w:cs="Arial" w:eastAsia="Arial" w:hAnsi="Arial"/>
@@ -12334,7 +12334,7 @@
                   <w:szCs w:val="16"/>
                   <w:u w:val="single" w:color="2E75B6"/>
                 </w:rPr>
-                <w:t xml:space="preserve">AP Physics 1 review of Forces and Newton's Laws</w:t>
+                <w:t xml:space="preserve">Area of a sector</w:t>
               </w:r>
             </w:hyperlink>
           </w:p>
@@ -12358,7 +12358,7 @@
               <w:spacing w:after="10" w:before="0"/>
               <w:ind w:left="120"/>
             </w:pPr>
-            <w:hyperlink w:history="1" r:id="rIdfrmmpruzhd7gtsldnbrur">
+            <w:hyperlink w:history="1" r:id="rId49fxu-qfawpd5ftcgfje_">
               <w:r>
                 <w:rPr>
                   <w:rFonts w:ascii="Arial" w:cs="Arial" w:eastAsia="Arial" w:hAnsi="Arial"/>
@@ -12396,14 +12396,14 @@
                 <w:sz w:val="16"/>
                 <w:szCs w:val="16"/>
               </w:rPr>
-              <w:t xml:space="preserve">📖 HTML:</w:t>
+              <w:t xml:space="preserve">📖 EXERCISE:</w:t>
             </w:r>
           </w:p>
           <w:p>
             <w:pPr>
               <w:spacing w:after="20" w:before="0"/>
             </w:pPr>
-            <w:hyperlink w:history="1" r:id="rIdso9fse7ebluxzf0m4ppju">
+            <w:hyperlink w:history="1" r:id="rId_5abzdox-32awg9yf1ybt">
               <w:r>
                 <w:rPr>
                   <w:rFonts w:ascii="Arial" w:cs="Arial" w:eastAsia="Arial" w:hAnsi="Arial"/>
@@ -12412,7 +12412,7 @@
                   <w:szCs w:val="16"/>
                   <w:u w:val="single" w:color="2E75B6"/>
                 </w:rPr>
-                <w:t xml:space="preserve">Area of a Sector (Flexbook)</w:t>
+                <w:t xml:space="preserve">Area of a sector</w:t>
               </w:r>
             </w:hyperlink>
           </w:p>
@@ -12428,7 +12428,7 @@
                 <w:sz w:val="14"/>
                 <w:szCs w:val="14"/>
               </w:rPr>
-              <w:t xml:space="preserve">Source: CK-12</w:t>
+              <w:t xml:space="preserve">Source: Khan Academy (English - US curriculum)</w:t>
             </w:r>
           </w:p>
           <w:p>
@@ -12436,7 +12436,7 @@
               <w:spacing w:after="10" w:before="0"/>
               <w:ind w:left="120"/>
             </w:pPr>
-            <w:hyperlink w:history="1" r:id="rIdqrfgu_wwvz3ca5qs7qbvx">
+            <w:hyperlink w:history="1" r:id="rId8z4n4wau5sbrpvnkwzeov">
               <w:r>
                 <w:rPr>
                   <w:rFonts w:ascii="Arial" w:cs="Arial" w:eastAsia="Arial" w:hAnsi="Arial"/>
@@ -12631,7 +12631,7 @@
             <w:pPr>
               <w:spacing w:after="20" w:before="0"/>
             </w:pPr>
-            <w:hyperlink w:history="1" r:id="rIdvs1s2jjlh15zmr5bsjo-n">
+            <w:hyperlink w:history="1" r:id="rIdaw3fnw4ufq00t006zvhsl">
               <w:r>
                 <w:rPr>
                   <w:rFonts w:ascii="Arial" w:cs="Arial" w:eastAsia="Arial" w:hAnsi="Arial"/>
@@ -12640,7 +12640,7 @@
                   <w:szCs w:val="16"/>
                   <w:u w:val="single" w:color="2E75B6"/>
                 </w:rPr>
-                <w:t xml:space="preserve">AP Physics 1 review of Forces and Newton's Laws</w:t>
+                <w:t xml:space="preserve">Area of a sector</w:t>
               </w:r>
             </w:hyperlink>
           </w:p>
@@ -12664,7 +12664,7 @@
               <w:spacing w:after="10" w:before="0"/>
               <w:ind w:left="120"/>
             </w:pPr>
-            <w:hyperlink w:history="1" r:id="rIdowqdalngdzzwisz2lvyla">
+            <w:hyperlink w:history="1" r:id="rIdtcvep2w0ak6nab1npmjhl">
               <w:r>
                 <w:rPr>
                   <w:rFonts w:ascii="Arial" w:cs="Arial" w:eastAsia="Arial" w:hAnsi="Arial"/>
@@ -12702,14 +12702,14 @@
                 <w:sz w:val="16"/>
                 <w:szCs w:val="16"/>
               </w:rPr>
-              <w:t xml:space="preserve">📖 HTML:</w:t>
+              <w:t xml:space="preserve">📖 EXERCISE:</w:t>
             </w:r>
           </w:p>
           <w:p>
             <w:pPr>
               <w:spacing w:after="20" w:before="0"/>
             </w:pPr>
-            <w:hyperlink w:history="1" r:id="rId-otzjdo0c843tkffadzeu">
+            <w:hyperlink w:history="1" r:id="rIdqxebafqwq_m9gtzs8o6lm">
               <w:r>
                 <w:rPr>
                   <w:rFonts w:ascii="Arial" w:cs="Arial" w:eastAsia="Arial" w:hAnsi="Arial"/>
@@ -12718,7 +12718,7 @@
                   <w:szCs w:val="16"/>
                   <w:u w:val="single" w:color="2E75B6"/>
                 </w:rPr>
-                <w:t xml:space="preserve">Area of a Sector (Flexbook)</w:t>
+                <w:t xml:space="preserve">Area of a sector</w:t>
               </w:r>
             </w:hyperlink>
           </w:p>
@@ -12734,7 +12734,7 @@
                 <w:sz w:val="14"/>
                 <w:szCs w:val="14"/>
               </w:rPr>
-              <w:t xml:space="preserve">Source: CK-12</w:t>
+              <w:t xml:space="preserve">Source: Khan Academy (English - US curriculum)</w:t>
             </w:r>
           </w:p>
           <w:p>
@@ -12742,7 +12742,7 @@
               <w:spacing w:after="10" w:before="0"/>
               <w:ind w:left="120"/>
             </w:pPr>
-            <w:hyperlink w:history="1" r:id="rId9q0uqxcvfnc81d9ss-mcp">
+            <w:hyperlink w:history="1" r:id="rIdo3s7zf71yw2v_nwhlzeld">
               <w:r>
                 <w:rPr>
                   <w:rFonts w:ascii="Arial" w:cs="Arial" w:eastAsia="Arial" w:hAnsi="Arial"/>
@@ -12937,7 +12937,7 @@
             <w:pPr>
               <w:spacing w:after="20" w:before="0"/>
             </w:pPr>
-            <w:hyperlink w:history="1" r:id="rIdegfq5vb_soxjufomlxy8h">
+            <w:hyperlink w:history="1" r:id="rIdncxsx1c8-j-hkx7lgp5ot">
               <w:r>
                 <w:rPr>
                   <w:rFonts w:ascii="Arial" w:cs="Arial" w:eastAsia="Arial" w:hAnsi="Arial"/>
@@ -12946,7 +12946,7 @@
                   <w:szCs w:val="16"/>
                   <w:u w:val="single" w:color="2E75B6"/>
                 </w:rPr>
-                <w:t xml:space="preserve">AP Physics 1 review of Forces and Newton's Laws</w:t>
+                <w:t xml:space="preserve">Area of a sector</w:t>
               </w:r>
             </w:hyperlink>
           </w:p>
@@ -12970,7 +12970,7 @@
               <w:spacing w:after="10" w:before="0"/>
               <w:ind w:left="120"/>
             </w:pPr>
-            <w:hyperlink w:history="1" r:id="rId6ytam6ugfokdmv9crn8r-">
+            <w:hyperlink w:history="1" r:id="rIdxbvpyu_tx6hnlxut2bv1u">
               <w:r>
                 <w:rPr>
                   <w:rFonts w:ascii="Arial" w:cs="Arial" w:eastAsia="Arial" w:hAnsi="Arial"/>
@@ -13008,14 +13008,14 @@
                 <w:sz w:val="16"/>
                 <w:szCs w:val="16"/>
               </w:rPr>
-              <w:t xml:space="preserve">📖 HTML:</w:t>
+              <w:t xml:space="preserve">📖 EXERCISE:</w:t>
             </w:r>
           </w:p>
           <w:p>
             <w:pPr>
               <w:spacing w:after="20" w:before="0"/>
             </w:pPr>
-            <w:hyperlink w:history="1" r:id="rIdefekd7g6sqe2rehhswm1b">
+            <w:hyperlink w:history="1" r:id="rIdthbgtq9izpf62pho3sgsp">
               <w:r>
                 <w:rPr>
                   <w:rFonts w:ascii="Arial" w:cs="Arial" w:eastAsia="Arial" w:hAnsi="Arial"/>
@@ -13024,7 +13024,7 @@
                   <w:szCs w:val="16"/>
                   <w:u w:val="single" w:color="2E75B6"/>
                 </w:rPr>
-                <w:t xml:space="preserve">Area of a Sector (Flexbook)</w:t>
+                <w:t xml:space="preserve">Area of a sector</w:t>
               </w:r>
             </w:hyperlink>
           </w:p>
@@ -13040,7 +13040,7 @@
                 <w:sz w:val="14"/>
                 <w:szCs w:val="14"/>
               </w:rPr>
-              <w:t xml:space="preserve">Source: CK-12</w:t>
+              <w:t xml:space="preserve">Source: Khan Academy (English - US curriculum)</w:t>
             </w:r>
           </w:p>
           <w:p>
@@ -13048,7 +13048,7 @@
               <w:spacing w:after="10" w:before="0"/>
               <w:ind w:left="120"/>
             </w:pPr>
-            <w:hyperlink w:history="1" r:id="rId91ko-k3yk4wdbwo5qgag_">
+            <w:hyperlink w:history="1" r:id="rIdf_i3n4tmu7px2o5yjccig">
               <w:r>
                 <w:rPr>
                   <w:rFonts w:ascii="Arial" w:cs="Arial" w:eastAsia="Arial" w:hAnsi="Arial"/>
@@ -13243,7 +13243,7 @@
             <w:pPr>
               <w:spacing w:after="20" w:before="0"/>
             </w:pPr>
-            <w:hyperlink w:history="1" r:id="rId0doli4lizjgt6vdwpzvcm">
+            <w:hyperlink w:history="1" r:id="rIdhd0ktbqka6pnamusoyxxz">
               <w:r>
                 <w:rPr>
                   <w:rFonts w:ascii="Arial" w:cs="Arial" w:eastAsia="Arial" w:hAnsi="Arial"/>
@@ -13252,7 +13252,7 @@
                   <w:szCs w:val="16"/>
                   <w:u w:val="single" w:color="2E75B6"/>
                 </w:rPr>
-                <w:t xml:space="preserve">AP Physics 1 review of Forces and Newton's Laws</w:t>
+                <w:t xml:space="preserve">Area of a sector</w:t>
               </w:r>
             </w:hyperlink>
           </w:p>
@@ -13276,7 +13276,7 @@
               <w:spacing w:after="10" w:before="0"/>
               <w:ind w:left="120"/>
             </w:pPr>
-            <w:hyperlink w:history="1" r:id="rIdwewozvp52yxhjr4r96kqj">
+            <w:hyperlink w:history="1" r:id="rIdahw9ozw6lgoxba9nnv804">
               <w:r>
                 <w:rPr>
                   <w:rFonts w:ascii="Arial" w:cs="Arial" w:eastAsia="Arial" w:hAnsi="Arial"/>
@@ -13314,14 +13314,14 @@
                 <w:sz w:val="16"/>
                 <w:szCs w:val="16"/>
               </w:rPr>
-              <w:t xml:space="preserve">📖 HTML:</w:t>
+              <w:t xml:space="preserve">📖 EXERCISE:</w:t>
             </w:r>
           </w:p>
           <w:p>
             <w:pPr>
               <w:spacing w:after="20" w:before="0"/>
             </w:pPr>
-            <w:hyperlink w:history="1" r:id="rIds-ydkuldbe74i1byzhcqb">
+            <w:hyperlink w:history="1" r:id="rIdiprgyfqveqviqo4isr1pp">
               <w:r>
                 <w:rPr>
                   <w:rFonts w:ascii="Arial" w:cs="Arial" w:eastAsia="Arial" w:hAnsi="Arial"/>
@@ -13330,7 +13330,7 @@
                   <w:szCs w:val="16"/>
                   <w:u w:val="single" w:color="2E75B6"/>
                 </w:rPr>
-                <w:t xml:space="preserve">Area of a Sector (Flexbook)</w:t>
+                <w:t xml:space="preserve">Area of a sector</w:t>
               </w:r>
             </w:hyperlink>
           </w:p>
@@ -13346,7 +13346,7 @@
                 <w:sz w:val="14"/>
                 <w:szCs w:val="14"/>
               </w:rPr>
-              <w:t xml:space="preserve">Source: CK-12</w:t>
+              <w:t xml:space="preserve">Source: Khan Academy (English - US curriculum)</w:t>
             </w:r>
           </w:p>
           <w:p>
@@ -13354,7 +13354,7 @@
               <w:spacing w:after="10" w:before="0"/>
               <w:ind w:left="120"/>
             </w:pPr>
-            <w:hyperlink w:history="1" r:id="rIdzxctfigfckordll_suena">
+            <w:hyperlink w:history="1" r:id="rIdedvlj9kskjblxltaaexgq">
               <w:r>
                 <w:rPr>
                   <w:rFonts w:ascii="Arial" w:cs="Arial" w:eastAsia="Arial" w:hAnsi="Arial"/>
@@ -15000,7 +15000,7 @@
             <w:pPr>
               <w:spacing w:after="20" w:before="0"/>
             </w:pPr>
-            <w:hyperlink w:history="1" r:id="rIdhtmqfamq8pdis5vlz9zgf">
+            <w:hyperlink w:history="1" r:id="rIdmiskxqcmbincpntyh-ysd">
               <w:r>
                 <w:rPr>
                   <w:rFonts w:ascii="Arial" w:cs="Arial" w:eastAsia="Arial" w:hAnsi="Arial"/>
@@ -15009,7 +15009,7 @@
                   <w:szCs w:val="16"/>
                   <w:u w:val="single" w:color="2E75B6"/>
                 </w:rPr>
-                <w:t xml:space="preserve">Proof: radius is perpendicular to a chord it bisects</w:t>
+                <w:t xml:space="preserve">Area of Sectors and Segments Principles - Basic</w:t>
               </w:r>
             </w:hyperlink>
           </w:p>
@@ -15025,7 +15025,7 @@
                 <w:sz w:val="14"/>
                 <w:szCs w:val="14"/>
               </w:rPr>
-              <w:t xml:space="preserve">Source: Khan Academy (English - US curriculum)</w:t>
+              <w:t xml:space="preserve">Source: CK-12</w:t>
             </w:r>
           </w:p>
           <w:p>
@@ -15033,7 +15033,7 @@
               <w:spacing w:after="10" w:before="0"/>
               <w:ind w:left="120"/>
             </w:pPr>
-            <w:hyperlink w:history="1" r:id="rIdksvj3jvbbscif7rss0jxp">
+            <w:hyperlink w:history="1" r:id="rIdggfovycno2o25qfu_z2m4">
               <w:r>
                 <w:rPr>
                   <w:rFonts w:ascii="Arial" w:cs="Arial" w:eastAsia="Arial" w:hAnsi="Arial"/>
@@ -15078,7 +15078,7 @@
             <w:pPr>
               <w:spacing w:after="20" w:before="0"/>
             </w:pPr>
-            <w:hyperlink w:history="1" r:id="rIdmuyoj9r3zjyakqrhsvwzi">
+            <w:hyperlink w:history="1" r:id="rIdrmrufapfc2ppah8979jdj">
               <w:r>
                 <w:rPr>
                   <w:rFonts w:ascii="Arial" w:cs="Arial" w:eastAsia="Arial" w:hAnsi="Arial"/>
@@ -15087,7 +15087,7 @@
                   <w:szCs w:val="16"/>
                   <w:u w:val="single" w:color="2E75B6"/>
                 </w:rPr>
-                <w:t xml:space="preserve">Area Models for Decimal Multiplication (Flexbook)</w:t>
+                <w:t xml:space="preserve">Area of Sectors and Segments (Flexbook)</w:t>
               </w:r>
             </w:hyperlink>
           </w:p>
@@ -15111,7 +15111,7 @@
               <w:spacing w:after="10" w:before="0"/>
               <w:ind w:left="120"/>
             </w:pPr>
-            <w:hyperlink w:history="1" r:id="rIdx7th6ofx8si6zreyqvvbp">
+            <w:hyperlink w:history="1" r:id="rIdfplpgf0ehcjlwgro0kswh">
               <w:r>
                 <w:rPr>
                   <w:rFonts w:ascii="Arial" w:cs="Arial" w:eastAsia="Arial" w:hAnsi="Arial"/>
@@ -15306,7 +15306,7 @@
             <w:pPr>
               <w:spacing w:after="20" w:before="0"/>
             </w:pPr>
-            <w:hyperlink w:history="1" r:id="rIdbo86rw5kohjfglt--jhk_">
+            <w:hyperlink w:history="1" r:id="rIdlwcwqtwdzo_5e9dxq-7ek">
               <w:r>
                 <w:rPr>
                   <w:rFonts w:ascii="Arial" w:cs="Arial" w:eastAsia="Arial" w:hAnsi="Arial"/>
@@ -15315,7 +15315,7 @@
                   <w:szCs w:val="16"/>
                   <w:u w:val="single" w:color="2E75B6"/>
                 </w:rPr>
-                <w:t xml:space="preserve">Proof: radius is perpendicular to a chord it bisects</w:t>
+                <w:t xml:space="preserve">Area of Sectors and Segments Principles - Basic</w:t>
               </w:r>
             </w:hyperlink>
           </w:p>
@@ -15331,7 +15331,7 @@
                 <w:sz w:val="14"/>
                 <w:szCs w:val="14"/>
               </w:rPr>
-              <w:t xml:space="preserve">Source: Khan Academy (English - US curriculum)</w:t>
+              <w:t xml:space="preserve">Source: CK-12</w:t>
             </w:r>
           </w:p>
           <w:p>
@@ -15339,7 +15339,7 @@
               <w:spacing w:after="10" w:before="0"/>
               <w:ind w:left="120"/>
             </w:pPr>
-            <w:hyperlink w:history="1" r:id="rIdcbqtj81kuvrek8lhyi3xz">
+            <w:hyperlink w:history="1" r:id="rIdn3b3a90_ea7hw9rr7m318">
               <w:r>
                 <w:rPr>
                   <w:rFonts w:ascii="Arial" w:cs="Arial" w:eastAsia="Arial" w:hAnsi="Arial"/>
@@ -15377,14 +15377,14 @@
                 <w:sz w:val="16"/>
                 <w:szCs w:val="16"/>
               </w:rPr>
-              <w:t xml:space="preserve">📖 HTML:</w:t>
+              <w:t xml:space="preserve">📖 EXERCISE:</w:t>
             </w:r>
           </w:p>
           <w:p>
             <w:pPr>
               <w:spacing w:after="20" w:before="0"/>
             </w:pPr>
-            <w:hyperlink w:history="1" r:id="rIdherpjzmctjbsfm2tmv_-l">
+            <w:hyperlink w:history="1" r:id="rIdcmuaqzpvsh253enowr51h">
               <w:r>
                 <w:rPr>
                   <w:rFonts w:ascii="Arial" w:cs="Arial" w:eastAsia="Arial" w:hAnsi="Arial"/>
@@ -15393,7 +15393,7 @@
                   <w:szCs w:val="16"/>
                   <w:u w:val="single" w:color="2E75B6"/>
                 </w:rPr>
-                <w:t xml:space="preserve">Area Models for Decimal Multiplication (Flexbook)</w:t>
+                <w:t xml:space="preserve">Area of Sectors and Segments Practice</w:t>
               </w:r>
             </w:hyperlink>
           </w:p>
@@ -15417,7 +15417,7 @@
               <w:spacing w:after="10" w:before="0"/>
               <w:ind w:left="120"/>
             </w:pPr>
-            <w:hyperlink w:history="1" r:id="rIdttt64klqw8bn6jfgnbynd">
+            <w:hyperlink w:history="1" r:id="rIdj64uakncprtz8b3byyss6">
               <w:r>
                 <w:rPr>
                   <w:rFonts w:ascii="Arial" w:cs="Arial" w:eastAsia="Arial" w:hAnsi="Arial"/>
@@ -15612,7 +15612,7 @@
             <w:pPr>
               <w:spacing w:after="20" w:before="0"/>
             </w:pPr>
-            <w:hyperlink w:history="1" r:id="rIdlg1_c0dhhryof01jqyfjo">
+            <w:hyperlink w:history="1" r:id="rId7farsixq7xaatrxryz785">
               <w:r>
                 <w:rPr>
                   <w:rFonts w:ascii="Arial" w:cs="Arial" w:eastAsia="Arial" w:hAnsi="Arial"/>
@@ -15621,7 +15621,7 @@
                   <w:szCs w:val="16"/>
                   <w:u w:val="single" w:color="2E75B6"/>
                 </w:rPr>
-                <w:t xml:space="preserve">Proof: radius is perpendicular to a chord it bisects</w:t>
+                <w:t xml:space="preserve">Area of Sectors and Segments Principles - Basic</w:t>
               </w:r>
             </w:hyperlink>
           </w:p>
@@ -15637,7 +15637,7 @@
                 <w:sz w:val="14"/>
                 <w:szCs w:val="14"/>
               </w:rPr>
-              <w:t xml:space="preserve">Source: Khan Academy (English - US curriculum)</w:t>
+              <w:t xml:space="preserve">Source: CK-12</w:t>
             </w:r>
           </w:p>
           <w:p>
@@ -15645,7 +15645,7 @@
               <w:spacing w:after="10" w:before="0"/>
               <w:ind w:left="120"/>
             </w:pPr>
-            <w:hyperlink w:history="1" r:id="rIdlv8nmpstykztskvdnohfp">
+            <w:hyperlink w:history="1" r:id="rIdvayi4sbc1ln9ghitvnmls">
               <w:r>
                 <w:rPr>
                   <w:rFonts w:ascii="Arial" w:cs="Arial" w:eastAsia="Arial" w:hAnsi="Arial"/>
@@ -15690,7 +15690,7 @@
             <w:pPr>
               <w:spacing w:after="20" w:before="0"/>
             </w:pPr>
-            <w:hyperlink w:history="1" r:id="rIdd9nrehgmsgohtian0mqd4">
+            <w:hyperlink w:history="1" r:id="rIdk2uuv6rpdukobitwiv-kk">
               <w:r>
                 <w:rPr>
                   <w:rFonts w:ascii="Arial" w:cs="Arial" w:eastAsia="Arial" w:hAnsi="Arial"/>
@@ -15699,7 +15699,7 @@
                   <w:szCs w:val="16"/>
                   <w:u w:val="single" w:color="2E75B6"/>
                 </w:rPr>
-                <w:t xml:space="preserve">Area Models for Decimal Multiplication (Flexbook)</w:t>
+                <w:t xml:space="preserve">Area of Sectors and Segments: Ms. Arcade-Man (PLIX)</w:t>
               </w:r>
             </w:hyperlink>
           </w:p>
@@ -15723,7 +15723,7 @@
               <w:spacing w:after="10" w:before="0"/>
               <w:ind w:left="120"/>
             </w:pPr>
-            <w:hyperlink w:history="1" r:id="rIdxqieo0zlihizn5-zkjsns">
+            <w:hyperlink w:history="1" r:id="rIdgm3tqvaymhvmcgyuommmi">
               <w:r>
                 <w:rPr>
                   <w:rFonts w:ascii="Arial" w:cs="Arial" w:eastAsia="Arial" w:hAnsi="Arial"/>
@@ -15918,7 +15918,7 @@
             <w:pPr>
               <w:spacing w:after="20" w:before="0"/>
             </w:pPr>
-            <w:hyperlink w:history="1" r:id="rIde1hgb1bdkfa2iqo1es2wl">
+            <w:hyperlink w:history="1" r:id="rIdi6rrxvb9m9wwg5-bmqaax">
               <w:r>
                 <w:rPr>
                   <w:rFonts w:ascii="Arial" w:cs="Arial" w:eastAsia="Arial" w:hAnsi="Arial"/>
@@ -15927,7 +15927,7 @@
                   <w:szCs w:val="16"/>
                   <w:u w:val="single" w:color="2E75B6"/>
                 </w:rPr>
-                <w:t xml:space="preserve">Proof: radius is perpendicular to a chord it bisects</w:t>
+                <w:t xml:space="preserve">Area of Sectors and Segments Principles - Basic</w:t>
               </w:r>
             </w:hyperlink>
           </w:p>
@@ -15943,7 +15943,7 @@
                 <w:sz w:val="14"/>
                 <w:szCs w:val="14"/>
               </w:rPr>
-              <w:t xml:space="preserve">Source: Khan Academy (English - US curriculum)</w:t>
+              <w:t xml:space="preserve">Source: CK-12</w:t>
             </w:r>
           </w:p>
           <w:p>
@@ -15951,7 +15951,7 @@
               <w:spacing w:after="10" w:before="0"/>
               <w:ind w:left="120"/>
             </w:pPr>
-            <w:hyperlink w:history="1" r:id="rIdox73gxfrohpxaka4emklt">
+            <w:hyperlink w:history="1" r:id="rIdx8p_deizkpte4i2gglcl8">
               <w:r>
                 <w:rPr>
                   <w:rFonts w:ascii="Arial" w:cs="Arial" w:eastAsia="Arial" w:hAnsi="Arial"/>
@@ -15996,7 +15996,7 @@
             <w:pPr>
               <w:spacing w:after="20" w:before="0"/>
             </w:pPr>
-            <w:hyperlink w:history="1" r:id="rIds68cot9ub5s77zfvueabq">
+            <w:hyperlink w:history="1" r:id="rIdpodw9gym9uyx11wwf_u88">
               <w:r>
                 <w:rPr>
                   <w:rFonts w:ascii="Arial" w:cs="Arial" w:eastAsia="Arial" w:hAnsi="Arial"/>
@@ -16005,7 +16005,7 @@
                   <w:szCs w:val="16"/>
                   <w:u w:val="single" w:color="2E75B6"/>
                 </w:rPr>
-                <w:t xml:space="preserve">Area Models for Decimal Multiplication (Flexbook)</w:t>
+                <w:t xml:space="preserve">Area of Sectors and Segments (Flexbook)</w:t>
               </w:r>
             </w:hyperlink>
           </w:p>
@@ -16029,7 +16029,7 @@
               <w:spacing w:after="10" w:before="0"/>
               <w:ind w:left="120"/>
             </w:pPr>
-            <w:hyperlink w:history="1" r:id="rIdvf3pfwnjwjbnygf-qjf-3">
+            <w:hyperlink w:history="1" r:id="rId3e83e_ebteqm3ngpw9jmn">
               <w:r>
                 <w:rPr>
                   <w:rFonts w:ascii="Arial" w:cs="Arial" w:eastAsia="Arial" w:hAnsi="Arial"/>
@@ -16224,7 +16224,7 @@
             <w:pPr>
               <w:spacing w:after="20" w:before="0"/>
             </w:pPr>
-            <w:hyperlink w:history="1" r:id="rIdta8vwd8g8vjeso1utz4_y">
+            <w:hyperlink w:history="1" r:id="rIdx79pdkzccvogap8taoiu1">
               <w:r>
                 <w:rPr>
                   <w:rFonts w:ascii="Arial" w:cs="Arial" w:eastAsia="Arial" w:hAnsi="Arial"/>
@@ -16233,7 +16233,7 @@
                   <w:szCs w:val="16"/>
                   <w:u w:val="single" w:color="2E75B6"/>
                 </w:rPr>
-                <w:t xml:space="preserve">Proof: radius is perpendicular to a chord it bisects</w:t>
+                <w:t xml:space="preserve">Area of Sectors and Segments Principles - Basic</w:t>
               </w:r>
             </w:hyperlink>
           </w:p>
@@ -16249,7 +16249,7 @@
                 <w:sz w:val="14"/>
                 <w:szCs w:val="14"/>
               </w:rPr>
-              <w:t xml:space="preserve">Source: Khan Academy (English - US curriculum)</w:t>
+              <w:t xml:space="preserve">Source: CK-12</w:t>
             </w:r>
           </w:p>
           <w:p>
@@ -16257,7 +16257,7 @@
               <w:spacing w:after="10" w:before="0"/>
               <w:ind w:left="120"/>
             </w:pPr>
-            <w:hyperlink w:history="1" r:id="rIdagtrnqq3cmd8posiz2kuj">
+            <w:hyperlink w:history="1" r:id="rIdai7nmn5swbkagf1jb5mlj">
               <w:r>
                 <w:rPr>
                   <w:rFonts w:ascii="Arial" w:cs="Arial" w:eastAsia="Arial" w:hAnsi="Arial"/>
@@ -16302,7 +16302,7 @@
             <w:pPr>
               <w:spacing w:after="20" w:before="0"/>
             </w:pPr>
-            <w:hyperlink w:history="1" r:id="rId6gnlau-bl-fpf3n6kaqkx">
+            <w:hyperlink w:history="1" r:id="rId4tmzscun8hqhtrup9l4hz">
               <w:r>
                 <w:rPr>
                   <w:rFonts w:ascii="Arial" w:cs="Arial" w:eastAsia="Arial" w:hAnsi="Arial"/>
@@ -16311,7 +16311,7 @@
                   <w:szCs w:val="16"/>
                   <w:u w:val="single" w:color="2E75B6"/>
                 </w:rPr>
-                <w:t xml:space="preserve">Area Models for Decimal Multiplication (Flexbook)</w:t>
+                <w:t xml:space="preserve">Area of Sectors and Segments (Flexbook)</w:t>
               </w:r>
             </w:hyperlink>
           </w:p>
@@ -16335,7 +16335,7 @@
               <w:spacing w:after="10" w:before="0"/>
               <w:ind w:left="120"/>
             </w:pPr>
-            <w:hyperlink w:history="1" r:id="rIdco3huzeoqfyp7valrza1m">
+            <w:hyperlink w:history="1" r:id="rIdseflht54-40wzosnfoore">
               <w:r>
                 <w:rPr>
                   <w:rFonts w:ascii="Arial" w:cs="Arial" w:eastAsia="Arial" w:hAnsi="Arial"/>
@@ -17898,7 +17898,7 @@
             <w:pPr>
               <w:spacing w:after="20" w:before="0"/>
             </w:pPr>
-            <w:hyperlink w:history="1" r:id="rIdvk52pxd8talxwsg9slznj">
+            <w:hyperlink w:history="1" r:id="rIdwdovrh2xbaf9r61pwa83j">
               <w:r>
                 <w:rPr>
                   <w:rFonts w:ascii="Arial" w:cs="Arial" w:eastAsia="Arial" w:hAnsi="Arial"/>
@@ -17907,7 +17907,7 @@
                   <w:szCs w:val="16"/>
                   <w:u w:val="single" w:color="2E75B6"/>
                 </w:rPr>
-                <w:t xml:space="preserve">Video: Balancing Act</w:t>
+                <w:t xml:space="preserve">Area of a sector</w:t>
               </w:r>
             </w:hyperlink>
           </w:p>
@@ -17923,7 +17923,7 @@
                 <w:sz w:val="14"/>
                 <w:szCs w:val="14"/>
               </w:rPr>
-              <w:t xml:space="preserve">Source: PhET Interactive Simulations (English)</w:t>
+              <w:t xml:space="preserve">Source: Khan Academy (English - US curriculum)</w:t>
             </w:r>
           </w:p>
           <w:p>
@@ -17931,7 +17931,7 @@
               <w:spacing w:after="10" w:before="0"/>
               <w:ind w:left="120"/>
             </w:pPr>
-            <w:hyperlink w:history="1" r:id="rIdmkwz79y-nmlvgz_c3bf5p">
+            <w:hyperlink w:history="1" r:id="rIdeyt8l5dfgpbv6okgtvbup">
               <w:r>
                 <w:rPr>
                   <w:rFonts w:ascii="Arial" w:cs="Arial" w:eastAsia="Arial" w:hAnsi="Arial"/>
@@ -17969,14 +17969,14 @@
                 <w:sz w:val="16"/>
                 <w:szCs w:val="16"/>
               </w:rPr>
-              <w:t xml:space="preserve">📖 HTML:</w:t>
+              <w:t xml:space="preserve">📖 EXERCISE:</w:t>
             </w:r>
           </w:p>
           <w:p>
             <w:pPr>
               <w:spacing w:after="20" w:before="0"/>
             </w:pPr>
-            <w:hyperlink w:history="1" r:id="rIdqe3ar2pm5plbf1owoqt1_">
+            <w:hyperlink w:history="1" r:id="rIdldmk2dn1ap28hj-zi-7yl">
               <w:r>
                 <w:rPr>
                   <w:rFonts w:ascii="Arial" w:cs="Arial" w:eastAsia="Arial" w:hAnsi="Arial"/>
@@ -17985,7 +17985,7 @@
                   <w:szCs w:val="16"/>
                   <w:u w:val="single" w:color="2E75B6"/>
                 </w:rPr>
-                <w:t xml:space="preserve">Area of a Sector (Flexbook)</w:t>
+                <w:t xml:space="preserve">Area of a sector</w:t>
               </w:r>
             </w:hyperlink>
           </w:p>
@@ -18001,7 +18001,7 @@
                 <w:sz w:val="14"/>
                 <w:szCs w:val="14"/>
               </w:rPr>
-              <w:t xml:space="preserve">Source: CK-12</w:t>
+              <w:t xml:space="preserve">Source: Khan Academy (English - US curriculum)</w:t>
             </w:r>
           </w:p>
           <w:p>
@@ -18009,7 +18009,7 @@
               <w:spacing w:after="10" w:before="0"/>
               <w:ind w:left="120"/>
             </w:pPr>
-            <w:hyperlink w:history="1" r:id="rIdzvaaddlmxqyhbcvhmzqbw">
+            <w:hyperlink w:history="1" r:id="rId1d042mxr68kfirzmtzlec">
               <w:r>
                 <w:rPr>
                   <w:rFonts w:ascii="Arial" w:cs="Arial" w:eastAsia="Arial" w:hAnsi="Arial"/>
@@ -18204,7 +18204,7 @@
             <w:pPr>
               <w:spacing w:after="20" w:before="0"/>
             </w:pPr>
-            <w:hyperlink w:history="1" r:id="rId0g3emgk0jftm1jwt5f8qd">
+            <w:hyperlink w:history="1" r:id="rIde0puz0_rhplpz7wjfa3i9">
               <w:r>
                 <w:rPr>
                   <w:rFonts w:ascii="Arial" w:cs="Arial" w:eastAsia="Arial" w:hAnsi="Arial"/>
@@ -18213,7 +18213,7 @@
                   <w:szCs w:val="16"/>
                   <w:u w:val="single" w:color="2E75B6"/>
                 </w:rPr>
-                <w:t xml:space="preserve">Video: Balancing Act</w:t>
+                <w:t xml:space="preserve">Area of a circle</w:t>
               </w:r>
             </w:hyperlink>
           </w:p>
@@ -18229,7 +18229,7 @@
                 <w:sz w:val="14"/>
                 <w:szCs w:val="14"/>
               </w:rPr>
-              <w:t xml:space="preserve">Source: PhET Interactive Simulations (English)</w:t>
+              <w:t xml:space="preserve">Source: Khan Academy (English - US curriculum)</w:t>
             </w:r>
           </w:p>
           <w:p>
@@ -18237,7 +18237,7 @@
               <w:spacing w:after="10" w:before="0"/>
               <w:ind w:left="120"/>
             </w:pPr>
-            <w:hyperlink w:history="1" r:id="rIdneslxzvnvcrxf2sr7l3sk">
+            <w:hyperlink w:history="1" r:id="rIdidyyao94yzoakcuai0zc5">
               <w:r>
                 <w:rPr>
                   <w:rFonts w:ascii="Arial" w:cs="Arial" w:eastAsia="Arial" w:hAnsi="Arial"/>
@@ -18275,14 +18275,14 @@
                 <w:sz w:val="16"/>
                 <w:szCs w:val="16"/>
               </w:rPr>
-              <w:t xml:space="preserve">📖 HTML:</w:t>
+              <w:t xml:space="preserve">📖 EXERCISE:</w:t>
             </w:r>
           </w:p>
           <w:p>
             <w:pPr>
               <w:spacing w:after="20" w:before="0"/>
             </w:pPr>
-            <w:hyperlink w:history="1" r:id="rIdlg80msdbu9m7yajyw4dsd">
+            <w:hyperlink w:history="1" r:id="rIdisasnpqjdjdom7ww2bkfu">
               <w:r>
                 <w:rPr>
                   <w:rFonts w:ascii="Arial" w:cs="Arial" w:eastAsia="Arial" w:hAnsi="Arial"/>
@@ -18291,7 +18291,7 @@
                   <w:szCs w:val="16"/>
                   <w:u w:val="single" w:color="2E75B6"/>
                 </w:rPr>
-                <w:t xml:space="preserve">Area of a Sector (Flexbook)</w:t>
+                <w:t xml:space="preserve">Radians &amp; arc length</w:t>
               </w:r>
             </w:hyperlink>
           </w:p>
@@ -18307,7 +18307,7 @@
                 <w:sz w:val="14"/>
                 <w:szCs w:val="14"/>
               </w:rPr>
-              <w:t xml:space="preserve">Source: CK-12</w:t>
+              <w:t xml:space="preserve">Source: Khan Academy (English - US curriculum)</w:t>
             </w:r>
           </w:p>
           <w:p>
@@ -18315,7 +18315,7 @@
               <w:spacing w:after="10" w:before="0"/>
               <w:ind w:left="120"/>
             </w:pPr>
-            <w:hyperlink w:history="1" r:id="rIde1xu9yxpxoshhl4evjdyq">
+            <w:hyperlink w:history="1" r:id="rIdhdlw2d-mnsmxiq1om5fks">
               <w:r>
                 <w:rPr>
                   <w:rFonts w:ascii="Arial" w:cs="Arial" w:eastAsia="Arial" w:hAnsi="Arial"/>
@@ -18510,7 +18510,7 @@
             <w:pPr>
               <w:spacing w:after="20" w:before="0"/>
             </w:pPr>
-            <w:hyperlink w:history="1" r:id="rIdhwrtmsftr4ski7lhrihl9">
+            <w:hyperlink w:history="1" r:id="rIdooo6-wtwvmyy6htbnvogo">
               <w:r>
                 <w:rPr>
                   <w:rFonts w:ascii="Arial" w:cs="Arial" w:eastAsia="Arial" w:hAnsi="Arial"/>
@@ -18519,7 +18519,7 @@
                   <w:szCs w:val="16"/>
                   <w:u w:val="single" w:color="2E75B6"/>
                 </w:rPr>
-                <w:t xml:space="preserve">Video: Balancing Act</w:t>
+                <w:t xml:space="preserve">Subtended angle from arc length</w:t>
               </w:r>
             </w:hyperlink>
           </w:p>
@@ -18535,7 +18535,7 @@
                 <w:sz w:val="14"/>
                 <w:szCs w:val="14"/>
               </w:rPr>
-              <w:t xml:space="preserve">Source: PhET Interactive Simulations (English)</w:t>
+              <w:t xml:space="preserve">Source: Khan Academy (English - US curriculum)</w:t>
             </w:r>
           </w:p>
           <w:p>
@@ -18543,7 +18543,7 @@
               <w:spacing w:after="10" w:before="0"/>
               <w:ind w:left="120"/>
             </w:pPr>
-            <w:hyperlink w:history="1" r:id="rIddydyqyya5a79iryw9w_5c">
+            <w:hyperlink w:history="1" r:id="rIdrxhkxrsfk4qfwdnqvcvrl">
               <w:r>
                 <w:rPr>
                   <w:rFonts w:ascii="Arial" w:cs="Arial" w:eastAsia="Arial" w:hAnsi="Arial"/>
@@ -18581,14 +18581,14 @@
                 <w:sz w:val="16"/>
                 <w:szCs w:val="16"/>
               </w:rPr>
-              <w:t xml:space="preserve">📖 HTML:</w:t>
+              <w:t xml:space="preserve">📖 EXERCISE:</w:t>
             </w:r>
           </w:p>
           <w:p>
             <w:pPr>
               <w:spacing w:after="20" w:before="0"/>
             </w:pPr>
-            <w:hyperlink w:history="1" r:id="rIdafvlzmsvyczmphhh3_yjv">
+            <w:hyperlink w:history="1" r:id="rIdxoiu_dhta4ohmvvoiypa4">
               <w:r>
                 <w:rPr>
                   <w:rFonts w:ascii="Arial" w:cs="Arial" w:eastAsia="Arial" w:hAnsi="Arial"/>
@@ -18597,7 +18597,7 @@
                   <w:szCs w:val="16"/>
                   <w:u w:val="single" w:color="2E75B6"/>
                 </w:rPr>
-                <w:t xml:space="preserve">Area of a Sector (Flexbook)</w:t>
+                <w:t xml:space="preserve">Area of a circle</w:t>
               </w:r>
             </w:hyperlink>
           </w:p>
@@ -18613,7 +18613,7 @@
                 <w:sz w:val="14"/>
                 <w:szCs w:val="14"/>
               </w:rPr>
-              <w:t xml:space="preserve">Source: CK-12</w:t>
+              <w:t xml:space="preserve">Source: Khan Academy (English - US curriculum)</w:t>
             </w:r>
           </w:p>
           <w:p>
@@ -18621,7 +18621,7 @@
               <w:spacing w:after="10" w:before="0"/>
               <w:ind w:left="120"/>
             </w:pPr>
-            <w:hyperlink w:history="1" r:id="rIduu0zueunotbareffin2lt">
+            <w:hyperlink w:history="1" r:id="rIdx22gweg5irkqubsmvtbg8">
               <w:r>
                 <w:rPr>
                   <w:rFonts w:ascii="Arial" w:cs="Arial" w:eastAsia="Arial" w:hAnsi="Arial"/>
@@ -18816,7 +18816,7 @@
             <w:pPr>
               <w:spacing w:after="20" w:before="0"/>
             </w:pPr>
-            <w:hyperlink w:history="1" r:id="rIdduzoxnfnsxrf7pqzn2yrp">
+            <w:hyperlink w:history="1" r:id="rIdnoak58b9hlm7df95fghhe">
               <w:r>
                 <w:rPr>
                   <w:rFonts w:ascii="Arial" w:cs="Arial" w:eastAsia="Arial" w:hAnsi="Arial"/>
@@ -18825,7 +18825,7 @@
                   <w:szCs w:val="16"/>
                   <w:u w:val="single" w:color="2E75B6"/>
                 </w:rPr>
-                <w:t xml:space="preserve">Video: Balancing Act</w:t>
+                <w:t xml:space="preserve">Area of a circle intuition</w:t>
               </w:r>
             </w:hyperlink>
           </w:p>
@@ -18841,7 +18841,7 @@
                 <w:sz w:val="14"/>
                 <w:szCs w:val="14"/>
               </w:rPr>
-              <w:t xml:space="preserve">Source: PhET Interactive Simulations (English)</w:t>
+              <w:t xml:space="preserve">Source: Khan Academy (English - US curriculum)</w:t>
             </w:r>
           </w:p>
           <w:p>
@@ -18849,7 +18849,7 @@
               <w:spacing w:after="10" w:before="0"/>
               <w:ind w:left="120"/>
             </w:pPr>
-            <w:hyperlink w:history="1" r:id="rIdlcenjys0aregujdwqxdxg">
+            <w:hyperlink w:history="1" r:id="rId2yv8gz1ltg742yrkmnkjd">
               <w:r>
                 <w:rPr>
                   <w:rFonts w:ascii="Arial" w:cs="Arial" w:eastAsia="Arial" w:hAnsi="Arial"/>
@@ -18887,14 +18887,14 @@
                 <w:sz w:val="16"/>
                 <w:szCs w:val="16"/>
               </w:rPr>
-              <w:t xml:space="preserve">📖 HTML:</w:t>
+              <w:t xml:space="preserve">📖 EXERCISE:</w:t>
             </w:r>
           </w:p>
           <w:p>
             <w:pPr>
               <w:spacing w:after="20" w:before="0"/>
             </w:pPr>
-            <w:hyperlink w:history="1" r:id="rIdtdsiobixowcz96ymss6vh">
+            <w:hyperlink w:history="1" r:id="rIdv5btxwzajnxje-iqbepts">
               <w:r>
                 <w:rPr>
                   <w:rFonts w:ascii="Arial" w:cs="Arial" w:eastAsia="Arial" w:hAnsi="Arial"/>
@@ -18903,7 +18903,7 @@
                   <w:szCs w:val="16"/>
                   <w:u w:val="single" w:color="2E75B6"/>
                 </w:rPr>
-                <w:t xml:space="preserve">Area of a Sector (Flexbook)</w:t>
+                <w:t xml:space="preserve">Arc length</w:t>
               </w:r>
             </w:hyperlink>
           </w:p>
@@ -18919,7 +18919,7 @@
                 <w:sz w:val="14"/>
                 <w:szCs w:val="14"/>
               </w:rPr>
-              <w:t xml:space="preserve">Source: CK-12</w:t>
+              <w:t xml:space="preserve">Source: Khan Academy (English - US curriculum)</w:t>
             </w:r>
           </w:p>
           <w:p>
@@ -18927,7 +18927,7 @@
               <w:spacing w:after="10" w:before="0"/>
               <w:ind w:left="120"/>
             </w:pPr>
-            <w:hyperlink w:history="1" r:id="rIdxzmvkrwob_uu4zywlhmit">
+            <w:hyperlink w:history="1" r:id="rIdbwqof2b8j-ouvkxetz2uc">
               <w:r>
                 <w:rPr>
                   <w:rFonts w:ascii="Arial" w:cs="Arial" w:eastAsia="Arial" w:hAnsi="Arial"/>
@@ -19122,7 +19122,7 @@
             <w:pPr>
               <w:spacing w:after="20" w:before="0"/>
             </w:pPr>
-            <w:hyperlink w:history="1" r:id="rIdzjjjw6edkubdj-nieqnvm">
+            <w:hyperlink w:history="1" r:id="rIdnfekjvcqbcm31muetqjtx">
               <w:r>
                 <w:rPr>
                   <w:rFonts w:ascii="Arial" w:cs="Arial" w:eastAsia="Arial" w:hAnsi="Arial"/>
@@ -19131,7 +19131,7 @@
                   <w:szCs w:val="16"/>
                   <w:u w:val="single" w:color="2E75B6"/>
                 </w:rPr>
-                <w:t xml:space="preserve">Video: Balancing Act</w:t>
+                <w:t xml:space="preserve">Area of a sector</w:t>
               </w:r>
             </w:hyperlink>
           </w:p>
@@ -19147,7 +19147,7 @@
                 <w:sz w:val="14"/>
                 <w:szCs w:val="14"/>
               </w:rPr>
-              <w:t xml:space="preserve">Source: PhET Interactive Simulations (English)</w:t>
+              <w:t xml:space="preserve">Source: Khan Academy (English - US curriculum)</w:t>
             </w:r>
           </w:p>
           <w:p>
@@ -19155,7 +19155,7 @@
               <w:spacing w:after="10" w:before="0"/>
               <w:ind w:left="120"/>
             </w:pPr>
-            <w:hyperlink w:history="1" r:id="rIdv4fa30izhkcaib638kmrs">
+            <w:hyperlink w:history="1" r:id="rIdu0h2z5sax4mtne5jrnchm">
               <w:r>
                 <w:rPr>
                   <w:rFonts w:ascii="Arial" w:cs="Arial" w:eastAsia="Arial" w:hAnsi="Arial"/>
@@ -19200,7 +19200,7 @@
             <w:pPr>
               <w:spacing w:after="20" w:before="0"/>
             </w:pPr>
-            <w:hyperlink w:history="1" r:id="rId1axuvzrv_lrrvvssy723c">
+            <w:hyperlink w:history="1" r:id="rIdffa-0bjq6q56pnzpilp15">
               <w:r>
                 <w:rPr>
                   <w:rFonts w:ascii="Arial" w:cs="Arial" w:eastAsia="Arial" w:hAnsi="Arial"/>
@@ -19209,7 +19209,7 @@
                   <w:szCs w:val="16"/>
                   <w:u w:val="single" w:color="2E75B6"/>
                 </w:rPr>
-                <w:t xml:space="preserve">Area of a Sector (Flexbook)</w:t>
+                <w:t xml:space="preserve">Central Angles and Arcs (PLIX)</w:t>
               </w:r>
             </w:hyperlink>
           </w:p>
@@ -19233,7 +19233,7 @@
               <w:spacing w:after="10" w:before="0"/>
               <w:ind w:left="120"/>
             </w:pPr>
-            <w:hyperlink w:history="1" r:id="rIdouzbymquums8hqemouesc">
+            <w:hyperlink w:history="1" r:id="rIdbafkh8f8l4hnok4f3oyeg">
               <w:r>
                 <w:rPr>
                   <w:rFonts w:ascii="Arial" w:cs="Arial" w:eastAsia="Arial" w:hAnsi="Arial"/>
@@ -20834,7 +20834,7 @@
             <w:pPr>
               <w:spacing w:after="20" w:before="0"/>
             </w:pPr>
-            <w:hyperlink w:history="1" r:id="rIdebvl6puqf480ae6ima6_l">
+            <w:hyperlink w:history="1" r:id="rIdzt9zmqh4fsnhrdahliobj">
               <w:r>
                 <w:rPr>
                   <w:rFonts w:ascii="Arial" w:cs="Arial" w:eastAsia="Arial" w:hAnsi="Arial"/>
@@ -20843,7 +20843,7 @@
                   <w:szCs w:val="16"/>
                   <w:u w:val="single" w:color="2E75B6"/>
                 </w:rPr>
-                <w:t xml:space="preserve">Proof: radius is perpendicular to a chord it bisects</w:t>
+                <w:t xml:space="preserve">Area of Sectors and Segments Principles - Basic</w:t>
               </w:r>
             </w:hyperlink>
           </w:p>
@@ -20859,7 +20859,7 @@
                 <w:sz w:val="14"/>
                 <w:szCs w:val="14"/>
               </w:rPr>
-              <w:t xml:space="preserve">Source: Khan Academy (English - US curriculum)</w:t>
+              <w:t xml:space="preserve">Source: CK-12</w:t>
             </w:r>
           </w:p>
           <w:p>
@@ -20867,7 +20867,7 @@
               <w:spacing w:after="10" w:before="0"/>
               <w:ind w:left="120"/>
             </w:pPr>
-            <w:hyperlink w:history="1" r:id="rIdyiogjd63wsbnuvphb48tw">
+            <w:hyperlink w:history="1" r:id="rIdyvv0gchaw1bxettp4hozs">
               <w:r>
                 <w:rPr>
                   <w:rFonts w:ascii="Arial" w:cs="Arial" w:eastAsia="Arial" w:hAnsi="Arial"/>
@@ -20912,7 +20912,7 @@
             <w:pPr>
               <w:spacing w:after="20" w:before="0"/>
             </w:pPr>
-            <w:hyperlink w:history="1" r:id="rIdczfoyvmet05tg_lubmmwi">
+            <w:hyperlink w:history="1" r:id="rIdym3dvzpel9m7viocuckpt">
               <w:r>
                 <w:rPr>
                   <w:rFonts w:ascii="Arial" w:cs="Arial" w:eastAsia="Arial" w:hAnsi="Arial"/>
@@ -20921,7 +20921,7 @@
                   <w:szCs w:val="16"/>
                   <w:u w:val="single" w:color="2E75B6"/>
                 </w:rPr>
-                <w:t xml:space="preserve">Midpoints and Segment Bisectors (Flexbook)</w:t>
+                <w:t xml:space="preserve">Area of Sectors and Segments (Flexbook)</w:t>
               </w:r>
             </w:hyperlink>
           </w:p>
@@ -20945,7 +20945,7 @@
               <w:spacing w:after="10" w:before="0"/>
               <w:ind w:left="120"/>
             </w:pPr>
-            <w:hyperlink w:history="1" r:id="rIdzutvgjrtmnuartzefcofd">
+            <w:hyperlink w:history="1" r:id="rIdjmxzjabjefqkju2esurwh">
               <w:r>
                 <w:rPr>
                   <w:rFonts w:ascii="Arial" w:cs="Arial" w:eastAsia="Arial" w:hAnsi="Arial"/>
@@ -21140,7 +21140,7 @@
             <w:pPr>
               <w:spacing w:after="20" w:before="0"/>
             </w:pPr>
-            <w:hyperlink w:history="1" r:id="rIdw92hemnsscmypszqky6fl">
+            <w:hyperlink w:history="1" r:id="rIddfubaa9usug5drmgh1cpu">
               <w:r>
                 <w:rPr>
                   <w:rFonts w:ascii="Arial" w:cs="Arial" w:eastAsia="Arial" w:hAnsi="Arial"/>
@@ -21149,7 +21149,7 @@
                   <w:szCs w:val="16"/>
                   <w:u w:val="single" w:color="2E75B6"/>
                 </w:rPr>
-                <w:t xml:space="preserve">Proof: radius is perpendicular to a chord it bisects</w:t>
+                <w:t xml:space="preserve">Area of a circle intuition</w:t>
               </w:r>
             </w:hyperlink>
           </w:p>
@@ -21173,7 +21173,7 @@
               <w:spacing w:after="10" w:before="0"/>
               <w:ind w:left="120"/>
             </w:pPr>
-            <w:hyperlink w:history="1" r:id="rIdh_ejbitzxyqnpptjuffcs">
+            <w:hyperlink w:history="1" r:id="rId7zazkv83vjr2alz0lqy8f">
               <w:r>
                 <w:rPr>
                   <w:rFonts w:ascii="Arial" w:cs="Arial" w:eastAsia="Arial" w:hAnsi="Arial"/>
@@ -21211,14 +21211,14 @@
                 <w:sz w:val="16"/>
                 <w:szCs w:val="16"/>
               </w:rPr>
-              <w:t xml:space="preserve">📖 HTML:</w:t>
+              <w:t xml:space="preserve">📖 EXERCISE:</w:t>
             </w:r>
           </w:p>
           <w:p>
             <w:pPr>
               <w:spacing w:after="20" w:before="0"/>
             </w:pPr>
-            <w:hyperlink w:history="1" r:id="rIdtdmbqlbq3g66_f-hauvmy">
+            <w:hyperlink w:history="1" r:id="rIdxadclmuxgequi29thwpen">
               <w:r>
                 <w:rPr>
                   <w:rFonts w:ascii="Arial" w:cs="Arial" w:eastAsia="Arial" w:hAnsi="Arial"/>
@@ -21227,7 +21227,7 @@
                   <w:szCs w:val="16"/>
                   <w:u w:val="single" w:color="2E75B6"/>
                 </w:rPr>
-                <w:t xml:space="preserve">Midpoints and Segment Bisectors (Flexbook)</w:t>
+                <w:t xml:space="preserve">Area of Sectors and Segments Practice</w:t>
               </w:r>
             </w:hyperlink>
           </w:p>
@@ -21251,7 +21251,7 @@
               <w:spacing w:after="10" w:before="0"/>
               <w:ind w:left="120"/>
             </w:pPr>
-            <w:hyperlink w:history="1" r:id="rIdjprr2e4lb6jnu2y4thzlt">
+            <w:hyperlink w:history="1" r:id="rIdjwz-prckhi6xbaoq6sbgp">
               <w:r>
                 <w:rPr>
                   <w:rFonts w:ascii="Arial" w:cs="Arial" w:eastAsia="Arial" w:hAnsi="Arial"/>
@@ -21446,7 +21446,7 @@
             <w:pPr>
               <w:spacing w:after="20" w:before="0"/>
             </w:pPr>
-            <w:hyperlink w:history="1" r:id="rIdr_tsojbspjbhujvesy4r2">
+            <w:hyperlink w:history="1" r:id="rIdcgrmwcagsesdy3wdyhe9x">
               <w:r>
                 <w:rPr>
                   <w:rFonts w:ascii="Arial" w:cs="Arial" w:eastAsia="Arial" w:hAnsi="Arial"/>
@@ -21455,7 +21455,7 @@
                   <w:szCs w:val="16"/>
                   <w:u w:val="single" w:color="2E75B6"/>
                 </w:rPr>
-                <w:t xml:space="preserve">Proof: radius is perpendicular to a chord it bisects</w:t>
+                <w:t xml:space="preserve">Area of a sector</w:t>
               </w:r>
             </w:hyperlink>
           </w:p>
@@ -21479,7 +21479,7 @@
               <w:spacing w:after="10" w:before="0"/>
               <w:ind w:left="120"/>
             </w:pPr>
-            <w:hyperlink w:history="1" r:id="rIdfr64x4vkcdoeo_uu-przg">
+            <w:hyperlink w:history="1" r:id="rIdl-szutpn8m5p9ijb-se7z">
               <w:r>
                 <w:rPr>
                   <w:rFonts w:ascii="Arial" w:cs="Arial" w:eastAsia="Arial" w:hAnsi="Arial"/>
@@ -21524,7 +21524,7 @@
             <w:pPr>
               <w:spacing w:after="20" w:before="0"/>
             </w:pPr>
-            <w:hyperlink w:history="1" r:id="rIdl_pegqmsxhtouu6o_5gy3">
+            <w:hyperlink w:history="1" r:id="rIdkfzeqfmsoityiwbf83xi7">
               <w:r>
                 <w:rPr>
                   <w:rFonts w:ascii="Arial" w:cs="Arial" w:eastAsia="Arial" w:hAnsi="Arial"/>
@@ -21533,7 +21533,7 @@
                   <w:szCs w:val="16"/>
                   <w:u w:val="single" w:color="2E75B6"/>
                 </w:rPr>
-                <w:t xml:space="preserve">Midpoints and Segment Bisectors (Flexbook)</w:t>
+                <w:t xml:space="preserve">Area of Sectors and Segments: Ms. Arcade-Man (PLIX)</w:t>
               </w:r>
             </w:hyperlink>
           </w:p>
@@ -21557,7 +21557,7 @@
               <w:spacing w:after="10" w:before="0"/>
               <w:ind w:left="120"/>
             </w:pPr>
-            <w:hyperlink w:history="1" r:id="rId3lunzpufj66qcvqjt3bze">
+            <w:hyperlink w:history="1" r:id="rId7bon4tm7swpswhgjfawwj">
               <w:r>
                 <w:rPr>
                   <w:rFonts w:ascii="Arial" w:cs="Arial" w:eastAsia="Arial" w:hAnsi="Arial"/>
@@ -21752,7 +21752,7 @@
             <w:pPr>
               <w:spacing w:after="20" w:before="0"/>
             </w:pPr>
-            <w:hyperlink w:history="1" r:id="rId87sdamhvhxump5utjq_xx">
+            <w:hyperlink w:history="1" r:id="rIdodbuy0ao3mmztoqwfu_oi">
               <w:r>
                 <w:rPr>
                   <w:rFonts w:ascii="Arial" w:cs="Arial" w:eastAsia="Arial" w:hAnsi="Arial"/>
@@ -21761,7 +21761,7 @@
                   <w:szCs w:val="16"/>
                   <w:u w:val="single" w:color="2E75B6"/>
                 </w:rPr>
-                <w:t xml:space="preserve">Proof: radius is perpendicular to a chord it bisects</w:t>
+                <w:t xml:space="preserve">Area of a circle</w:t>
               </w:r>
             </w:hyperlink>
           </w:p>
@@ -21785,7 +21785,7 @@
               <w:spacing w:after="10" w:before="0"/>
               <w:ind w:left="120"/>
             </w:pPr>
-            <w:hyperlink w:history="1" r:id="rId05whx8knomubgml_b4axm">
+            <w:hyperlink w:history="1" r:id="rIdd2lreomfil02aoyaw-cpl">
               <w:r>
                 <w:rPr>
                   <w:rFonts w:ascii="Arial" w:cs="Arial" w:eastAsia="Arial" w:hAnsi="Arial"/>
@@ -21830,7 +21830,7 @@
             <w:pPr>
               <w:spacing w:after="20" w:before="0"/>
             </w:pPr>
-            <w:hyperlink w:history="1" r:id="rIdmi11ygij_kmsvxc-pdion">
+            <w:hyperlink w:history="1" r:id="rIduwn4v58iv-otojfwjxhw9">
               <w:r>
                 <w:rPr>
                   <w:rFonts w:ascii="Arial" w:cs="Arial" w:eastAsia="Arial" w:hAnsi="Arial"/>
@@ -21839,7 +21839,7 @@
                   <w:szCs w:val="16"/>
                   <w:u w:val="single" w:color="2E75B6"/>
                 </w:rPr>
-                <w:t xml:space="preserve">Midpoints and Segment Bisectors (Flexbook)</w:t>
+                <w:t xml:space="preserve">Chords in Circles: Arc and Chord (PLIX)</w:t>
               </w:r>
             </w:hyperlink>
           </w:p>
@@ -21863,7 +21863,7 @@
               <w:spacing w:after="10" w:before="0"/>
               <w:ind w:left="120"/>
             </w:pPr>
-            <w:hyperlink w:history="1" r:id="rIdrzednr4mkhly5gld5_rqh">
+            <w:hyperlink w:history="1" r:id="rIdfszu-ltydzxkipz-jt2p9">
               <w:r>
                 <w:rPr>
                   <w:rFonts w:ascii="Arial" w:cs="Arial" w:eastAsia="Arial" w:hAnsi="Arial"/>
@@ -22058,7 +22058,7 @@
             <w:pPr>
               <w:spacing w:after="20" w:before="0"/>
             </w:pPr>
-            <w:hyperlink w:history="1" r:id="rIdudino3yeeyiw_x5a5qzhz">
+            <w:hyperlink w:history="1" r:id="rIdt6n1-ficrouelt8_4rngo">
               <w:r>
                 <w:rPr>
                   <w:rFonts w:ascii="Arial" w:cs="Arial" w:eastAsia="Arial" w:hAnsi="Arial"/>
@@ -22067,7 +22067,7 @@
                   <w:szCs w:val="16"/>
                   <w:u w:val="single" w:color="2E75B6"/>
                 </w:rPr>
-                <w:t xml:space="preserve">Proof: radius is perpendicular to a chord it bisects</w:t>
+                <w:t xml:space="preserve">Angle measurement &amp; circle arcs</w:t>
               </w:r>
             </w:hyperlink>
           </w:p>
@@ -22091,7 +22091,7 @@
               <w:spacing w:after="10" w:before="0"/>
               <w:ind w:left="120"/>
             </w:pPr>
-            <w:hyperlink w:history="1" r:id="rId5ggkhfpp77gqwocrjzles">
+            <w:hyperlink w:history="1" r:id="rId7iv_1fbvnbms5bhc9mo4z">
               <w:r>
                 <w:rPr>
                   <w:rFonts w:ascii="Arial" w:cs="Arial" w:eastAsia="Arial" w:hAnsi="Arial"/>
@@ -22136,7 +22136,7 @@
             <w:pPr>
               <w:spacing w:after="20" w:before="0"/>
             </w:pPr>
-            <w:hyperlink w:history="1" r:id="rIduqmwztrhdvq3ijymxhdzb">
+            <w:hyperlink w:history="1" r:id="rIdchntix5fiyalkxu4slhz3">
               <w:r>
                 <w:rPr>
                   <w:rFonts w:ascii="Arial" w:cs="Arial" w:eastAsia="Arial" w:hAnsi="Arial"/>
@@ -22145,7 +22145,7 @@
                   <w:szCs w:val="16"/>
                   <w:u w:val="single" w:color="2E75B6"/>
                 </w:rPr>
-                <w:t xml:space="preserve">Midpoints and Segment Bisectors (Flexbook)</w:t>
+                <w:t xml:space="preserve">Derivation of the Triangle Area Formula (Flexbook)</w:t>
               </w:r>
             </w:hyperlink>
           </w:p>
@@ -22169,7 +22169,7 @@
               <w:spacing w:after="10" w:before="0"/>
               <w:ind w:left="120"/>
             </w:pPr>
-            <w:hyperlink w:history="1" r:id="rIdj6vidgdpm5osuw9sjktaq">
+            <w:hyperlink w:history="1" r:id="rIdi0hlj-6rjlujda3higyyt">
               <w:r>
                 <w:rPr>
                   <w:rFonts w:ascii="Arial" w:cs="Arial" w:eastAsia="Arial" w:hAnsi="Arial"/>
@@ -23656,7 +23656,7 @@
             <w:pPr>
               <w:spacing w:after="20" w:before="0"/>
             </w:pPr>
-            <w:hyperlink w:history="1" r:id="rIdckupc3plenfsjcmg5oja5">
+            <w:hyperlink w:history="1" r:id="rIdr9ybvuu-trpwlqkv2m8cd">
               <w:r>
                 <w:rPr>
                   <w:rFonts w:ascii="Arial" w:cs="Arial" w:eastAsia="Arial" w:hAnsi="Arial"/>
@@ -23665,7 +23665,7 @@
                   <w:szCs w:val="16"/>
                   <w:u w:val="single" w:color="2E75B6"/>
                 </w:rPr>
-                <w:t xml:space="preserve">AP Physics 1 review of Forces and Newton's Laws</w:t>
+                <w:t xml:space="preserve">Area of a sector</w:t>
               </w:r>
             </w:hyperlink>
           </w:p>
@@ -23689,7 +23689,7 @@
               <w:spacing w:after="10" w:before="0"/>
               <w:ind w:left="120"/>
             </w:pPr>
-            <w:hyperlink w:history="1" r:id="rId-qk2ptaf4xihre2o_1y8t">
+            <w:hyperlink w:history="1" r:id="rId6veu0goy17evio4ejel5f">
               <w:r>
                 <w:rPr>
                   <w:rFonts w:ascii="Arial" w:cs="Arial" w:eastAsia="Arial" w:hAnsi="Arial"/>
@@ -23727,14 +23727,14 @@
                 <w:sz w:val="16"/>
                 <w:szCs w:val="16"/>
               </w:rPr>
-              <w:t xml:space="preserve">📖 HTML:</w:t>
+              <w:t xml:space="preserve">📖 EXERCISE:</w:t>
             </w:r>
           </w:p>
           <w:p>
             <w:pPr>
               <w:spacing w:after="20" w:before="0"/>
             </w:pPr>
-            <w:hyperlink w:history="1" r:id="rIdz-mk4dkxmdpfbztno0boc">
+            <w:hyperlink w:history="1" r:id="rIdqi2d5nsrurfn3hyif7ddh">
               <w:r>
                 <w:rPr>
                   <w:rFonts w:ascii="Arial" w:cs="Arial" w:eastAsia="Arial" w:hAnsi="Arial"/>
@@ -23743,7 +23743,7 @@
                   <w:szCs w:val="16"/>
                   <w:u w:val="single" w:color="2E75B6"/>
                 </w:rPr>
-                <w:t xml:space="preserve">Area Models for Decimal Multiplication (Flexbook)</w:t>
+                <w:t xml:space="preserve">Area of a sector</w:t>
               </w:r>
             </w:hyperlink>
           </w:p>
@@ -23759,7 +23759,7 @@
                 <w:sz w:val="14"/>
                 <w:szCs w:val="14"/>
               </w:rPr>
-              <w:t xml:space="preserve">Source: CK-12</w:t>
+              <w:t xml:space="preserve">Source: Khan Academy (English - US curriculum)</w:t>
             </w:r>
           </w:p>
           <w:p>
@@ -23767,7 +23767,7 @@
               <w:spacing w:after="10" w:before="0"/>
               <w:ind w:left="120"/>
             </w:pPr>
-            <w:hyperlink w:history="1" r:id="rId6nbtuikz7k9wu9vuk5bex">
+            <w:hyperlink w:history="1" r:id="rIdrpggnpwaybeb6s7q0tipi">
               <w:r>
                 <w:rPr>
                   <w:rFonts w:ascii="Arial" w:cs="Arial" w:eastAsia="Arial" w:hAnsi="Arial"/>
@@ -23962,7 +23962,7 @@
             <w:pPr>
               <w:spacing w:after="20" w:before="0"/>
             </w:pPr>
-            <w:hyperlink w:history="1" r:id="rIdzvxaotfyffr8jicbcgeye">
+            <w:hyperlink w:history="1" r:id="rIdrykfby8ncn7wefdvlf4d-">
               <w:r>
                 <w:rPr>
                   <w:rFonts w:ascii="Arial" w:cs="Arial" w:eastAsia="Arial" w:hAnsi="Arial"/>
@@ -23971,7 +23971,7 @@
                   <w:szCs w:val="16"/>
                   <w:u w:val="single" w:color="2E75B6"/>
                 </w:rPr>
-                <w:t xml:space="preserve">AP Physics 1 review of Forces and Newton's Laws</w:t>
+                <w:t xml:space="preserve">Area of a circle</w:t>
               </w:r>
             </w:hyperlink>
           </w:p>
@@ -23995,7 +23995,7 @@
               <w:spacing w:after="10" w:before="0"/>
               <w:ind w:left="120"/>
             </w:pPr>
-            <w:hyperlink w:history="1" r:id="rIdjm3oypztfrp3srh-g6ubv">
+            <w:hyperlink w:history="1" r:id="rId0vfsd2ejgfa5urkw212ef">
               <w:r>
                 <w:rPr>
                   <w:rFonts w:ascii="Arial" w:cs="Arial" w:eastAsia="Arial" w:hAnsi="Arial"/>
@@ -24040,7 +24040,7 @@
             <w:pPr>
               <w:spacing w:after="20" w:before="0"/>
             </w:pPr>
-            <w:hyperlink w:history="1" r:id="rIdczj1u_bveqyezis9trutf">
+            <w:hyperlink w:history="1" r:id="rIdrg0cwj_-raux7w2kvbszn">
               <w:r>
                 <w:rPr>
                   <w:rFonts w:ascii="Arial" w:cs="Arial" w:eastAsia="Arial" w:hAnsi="Arial"/>
@@ -24049,7 +24049,7 @@
                   <w:szCs w:val="16"/>
                   <w:u w:val="single" w:color="2E75B6"/>
                 </w:rPr>
-                <w:t xml:space="preserve">Area Models for Decimal Multiplication (Flexbook)</w:t>
+                <w:t xml:space="preserve">Area of Sectors and Segments (Flexbook)</w:t>
               </w:r>
             </w:hyperlink>
           </w:p>
@@ -24073,7 +24073,7 @@
               <w:spacing w:after="10" w:before="0"/>
               <w:ind w:left="120"/>
             </w:pPr>
-            <w:hyperlink w:history="1" r:id="rIdeppty5gfoou8hx72mbnhj">
+            <w:hyperlink w:history="1" r:id="rIdfvxig21pzsfzoc-w3l47a">
               <w:r>
                 <w:rPr>
                   <w:rFonts w:ascii="Arial" w:cs="Arial" w:eastAsia="Arial" w:hAnsi="Arial"/>
@@ -24268,7 +24268,7 @@
             <w:pPr>
               <w:spacing w:after="20" w:before="0"/>
             </w:pPr>
-            <w:hyperlink w:history="1" r:id="rIdho_khhn2-fqhuasejwxg7">
+            <w:hyperlink w:history="1" r:id="rIdfwkzm66ydxl6alse_h8gv">
               <w:r>
                 <w:rPr>
                   <w:rFonts w:ascii="Arial" w:cs="Arial" w:eastAsia="Arial" w:hAnsi="Arial"/>
@@ -24277,7 +24277,7 @@
                   <w:szCs w:val="16"/>
                   <w:u w:val="single" w:color="2E75B6"/>
                 </w:rPr>
-                <w:t xml:space="preserve">AP Physics 1 review of Forces and Newton's Laws</w:t>
+                <w:t xml:space="preserve">Area of Sectors and Segments Principles - Basic</w:t>
               </w:r>
             </w:hyperlink>
           </w:p>
@@ -24293,7 +24293,7 @@
                 <w:sz w:val="14"/>
                 <w:szCs w:val="14"/>
               </w:rPr>
-              <w:t xml:space="preserve">Source: Khan Academy (English - US curriculum)</w:t>
+              <w:t xml:space="preserve">Source: CK-12</w:t>
             </w:r>
           </w:p>
           <w:p>
@@ -24301,7 +24301,7 @@
               <w:spacing w:after="10" w:before="0"/>
               <w:ind w:left="120"/>
             </w:pPr>
-            <w:hyperlink w:history="1" r:id="rId3pathfsmnnkag309mriqt">
+            <w:hyperlink w:history="1" r:id="rIdurqqu10oikaf0dnktg5zz">
               <w:r>
                 <w:rPr>
                   <w:rFonts w:ascii="Arial" w:cs="Arial" w:eastAsia="Arial" w:hAnsi="Arial"/>
@@ -24339,14 +24339,14 @@
                 <w:sz w:val="16"/>
                 <w:szCs w:val="16"/>
               </w:rPr>
-              <w:t xml:space="preserve">📖 HTML:</w:t>
+              <w:t xml:space="preserve">📖 EXERCISE:</w:t>
             </w:r>
           </w:p>
           <w:p>
             <w:pPr>
               <w:spacing w:after="20" w:before="0"/>
             </w:pPr>
-            <w:hyperlink w:history="1" r:id="rId7mm78aylllbj1tjcsduby">
+            <w:hyperlink w:history="1" r:id="rId__f33phsum3nbxbhkevyg">
               <w:r>
                 <w:rPr>
                   <w:rFonts w:ascii="Arial" w:cs="Arial" w:eastAsia="Arial" w:hAnsi="Arial"/>
@@ -24355,7 +24355,7 @@
                   <w:szCs w:val="16"/>
                   <w:u w:val="single" w:color="2E75B6"/>
                 </w:rPr>
-                <w:t xml:space="preserve">Area Models for Decimal Multiplication (Flexbook)</w:t>
+                <w:t xml:space="preserve">Area of Sectors and Segments Practice</w:t>
               </w:r>
             </w:hyperlink>
           </w:p>
@@ -24379,7 +24379,7 @@
               <w:spacing w:after="10" w:before="0"/>
               <w:ind w:left="120"/>
             </w:pPr>
-            <w:hyperlink w:history="1" r:id="rId_rck3d6h1jyvbn2jbyz9z">
+            <w:hyperlink w:history="1" r:id="rIdlb2sdutolwzyqhx5u_svj">
               <w:r>
                 <w:rPr>
                   <w:rFonts w:ascii="Arial" w:cs="Arial" w:eastAsia="Arial" w:hAnsi="Arial"/>
@@ -24574,7 +24574,7 @@
             <w:pPr>
               <w:spacing w:after="20" w:before="0"/>
             </w:pPr>
-            <w:hyperlink w:history="1" r:id="rIdrnu4eo4gw1mn-vbkms0iw">
+            <w:hyperlink w:history="1" r:id="rIdpd-rtjcgtemusvrpjhxkd">
               <w:r>
                 <w:rPr>
                   <w:rFonts w:ascii="Arial" w:cs="Arial" w:eastAsia="Arial" w:hAnsi="Arial"/>
@@ -24583,7 +24583,7 @@
                   <w:szCs w:val="16"/>
                   <w:u w:val="single" w:color="2E75B6"/>
                 </w:rPr>
-                <w:t xml:space="preserve">AP Physics 1 review of Forces and Newton's Laws</w:t>
+                <w:t xml:space="preserve">Area of a sector</w:t>
               </w:r>
             </w:hyperlink>
           </w:p>
@@ -24607,7 +24607,7 @@
               <w:spacing w:after="10" w:before="0"/>
               <w:ind w:left="120"/>
             </w:pPr>
-            <w:hyperlink w:history="1" r:id="rIdetvh7x2ksrehd78kd0bfl">
+            <w:hyperlink w:history="1" r:id="rIdgnnw77twsgwsi6b8l4tdp">
               <w:r>
                 <w:rPr>
                   <w:rFonts w:ascii="Arial" w:cs="Arial" w:eastAsia="Arial" w:hAnsi="Arial"/>
@@ -24652,7 +24652,7 @@
             <w:pPr>
               <w:spacing w:after="20" w:before="0"/>
             </w:pPr>
-            <w:hyperlink w:history="1" r:id="rIdgp1iburcwdkatozjxsb5k">
+            <w:hyperlink w:history="1" r:id="rIduqctujvi0m4sjp1irxn_2">
               <w:r>
                 <w:rPr>
                   <w:rFonts w:ascii="Arial" w:cs="Arial" w:eastAsia="Arial" w:hAnsi="Arial"/>
@@ -24661,7 +24661,7 @@
                   <w:szCs w:val="16"/>
                   <w:u w:val="single" w:color="2E75B6"/>
                 </w:rPr>
-                <w:t xml:space="preserve">Area Models for Decimal Multiplication (Flexbook)</w:t>
+                <w:t xml:space="preserve">Area of Sectors and Segments: Ms. Arcade-Man (PLIX)</w:t>
               </w:r>
             </w:hyperlink>
           </w:p>
@@ -24685,7 +24685,7 @@
               <w:spacing w:after="10" w:before="0"/>
               <w:ind w:left="120"/>
             </w:pPr>
-            <w:hyperlink w:history="1" r:id="rIdqzamaa_1n8mx0botxezlf">
+            <w:hyperlink w:history="1" r:id="rIdflzww1wfueqohigbxiqce">
               <w:r>
                 <w:rPr>
                   <w:rFonts w:ascii="Arial" w:cs="Arial" w:eastAsia="Arial" w:hAnsi="Arial"/>
@@ -24880,7 +24880,7 @@
             <w:pPr>
               <w:spacing w:after="20" w:before="0"/>
             </w:pPr>
-            <w:hyperlink w:history="1" r:id="rIddgzmv_x26pxyhscnig6mo">
+            <w:hyperlink w:history="1" r:id="rIdav801z4d2leqyzsyue6yj">
               <w:r>
                 <w:rPr>
                   <w:rFonts w:ascii="Arial" w:cs="Arial" w:eastAsia="Arial" w:hAnsi="Arial"/>
@@ -24889,7 +24889,7 @@
                   <w:szCs w:val="16"/>
                   <w:u w:val="single" w:color="2E75B6"/>
                 </w:rPr>
-                <w:t xml:space="preserve">AP Physics 1 review of Forces and Newton's Laws</w:t>
+                <w:t xml:space="preserve">Area of a sector</w:t>
               </w:r>
             </w:hyperlink>
           </w:p>
@@ -24913,7 +24913,7 @@
               <w:spacing w:after="10" w:before="0"/>
               <w:ind w:left="120"/>
             </w:pPr>
-            <w:hyperlink w:history="1" r:id="rId2enz3psy2b3cop4otzyaf">
+            <w:hyperlink w:history="1" r:id="rIdka1z0ly7t9afqrmyde9yp">
               <w:r>
                 <w:rPr>
                   <w:rFonts w:ascii="Arial" w:cs="Arial" w:eastAsia="Arial" w:hAnsi="Arial"/>
@@ -24951,14 +24951,14 @@
                 <w:sz w:val="16"/>
                 <w:szCs w:val="16"/>
               </w:rPr>
-              <w:t xml:space="preserve">📖 HTML:</w:t>
+              <w:t xml:space="preserve">📖 EXERCISE:</w:t>
             </w:r>
           </w:p>
           <w:p>
             <w:pPr>
               <w:spacing w:after="20" w:before="0"/>
             </w:pPr>
-            <w:hyperlink w:history="1" r:id="rIdkcw39v0evmbbpjmnbo4mo">
+            <w:hyperlink w:history="1" r:id="rIdoo2skvnfc0sskdrmjjonh">
               <w:r>
                 <w:rPr>
                   <w:rFonts w:ascii="Arial" w:cs="Arial" w:eastAsia="Arial" w:hAnsi="Arial"/>
@@ -24967,7 +24967,7 @@
                   <w:szCs w:val="16"/>
                   <w:u w:val="single" w:color="2E75B6"/>
                 </w:rPr>
-                <w:t xml:space="preserve">Area Models for Decimal Multiplication (Flexbook)</w:t>
+                <w:t xml:space="preserve">Area of a circle</w:t>
               </w:r>
             </w:hyperlink>
           </w:p>
@@ -24983,7 +24983,7 @@
                 <w:sz w:val="14"/>
                 <w:szCs w:val="14"/>
               </w:rPr>
-              <w:t xml:space="preserve">Source: CK-12</w:t>
+              <w:t xml:space="preserve">Source: Khan Academy (English - US curriculum)</w:t>
             </w:r>
           </w:p>
           <w:p>
@@ -24991,7 +24991,7 @@
               <w:spacing w:after="10" w:before="0"/>
               <w:ind w:left="120"/>
             </w:pPr>
-            <w:hyperlink w:history="1" r:id="rIds-fu_tpyuoyncmp7q3xt7">
+            <w:hyperlink w:history="1" r:id="rIdexk65d_oqofdc8tgpnydg">
               <w:r>
                 <w:rPr>
                   <w:rFonts w:ascii="Arial" w:cs="Arial" w:eastAsia="Arial" w:hAnsi="Arial"/>

--- a/data/outputs/v2/Essential_Mathematics/SS2.5_Area_of_Part_of_a_Circle/Essential_Mathematics_Area_of_Part_of_a_Circle_CBE_LessonSequence.docx
+++ b/data/outputs/v2/Essential_Mathematics/SS2.5_Area_of_Part_of_a_Circle/Essential_Mathematics_Area_of_Part_of_a_Circle_CBE_LessonSequence.docx
@@ -3203,7 +3203,7 @@
             <w:pPr>
               <w:spacing w:after="20" w:before="0"/>
             </w:pPr>
-            <w:hyperlink w:history="1" r:id="rIdjhhadotf6g9qhlgr23h3a">
+            <w:hyperlink w:history="1" r:id="rIdjmzl2wmxck55jney1uplk">
               <w:r>
                 <w:rPr>
                   <w:rFonts w:ascii="Arial" w:cs="Arial" w:eastAsia="Arial" w:hAnsi="Arial"/>
@@ -3236,7 +3236,7 @@
               <w:spacing w:after="10" w:before="0"/>
               <w:ind w:left="120"/>
             </w:pPr>
-            <w:hyperlink w:history="1" r:id="rId-zosk1rru5xplgzp8tdde">
+            <w:hyperlink w:history="1" r:id="rId5xkh5tgskdyzwa0kbt0an">
               <w:r>
                 <w:rPr>
                   <w:rFonts w:ascii="Arial" w:cs="Arial" w:eastAsia="Arial" w:hAnsi="Arial"/>
@@ -3281,7 +3281,7 @@
             <w:pPr>
               <w:spacing w:after="20" w:before="0"/>
             </w:pPr>
-            <w:hyperlink w:history="1" r:id="rIdkemoxy85zyhbdpzwtajpa">
+            <w:hyperlink w:history="1" r:id="rIdlwhjzrjeyk4bvtdsvinhe">
               <w:r>
                 <w:rPr>
                   <w:rFonts w:ascii="Arial" w:cs="Arial" w:eastAsia="Arial" w:hAnsi="Arial"/>
@@ -3314,7 +3314,7 @@
               <w:spacing w:after="10" w:before="0"/>
               <w:ind w:left="120"/>
             </w:pPr>
-            <w:hyperlink w:history="1" r:id="rIdp1cowp83akma1eiom_vej">
+            <w:hyperlink w:history="1" r:id="rId1q5zbxpngou6l-3g5tdzk">
               <w:r>
                 <w:rPr>
                   <w:rFonts w:ascii="Arial" w:cs="Arial" w:eastAsia="Arial" w:hAnsi="Arial"/>
@@ -3509,7 +3509,7 @@
             <w:pPr>
               <w:spacing w:after="20" w:before="0"/>
             </w:pPr>
-            <w:hyperlink w:history="1" r:id="rId7xndpfa7zu1rppeyjdtqz">
+            <w:hyperlink w:history="1" r:id="rIdkrm7nnqmmaw0j6ytp5dwe">
               <w:r>
                 <w:rPr>
                   <w:rFonts w:ascii="Arial" w:cs="Arial" w:eastAsia="Arial" w:hAnsi="Arial"/>
@@ -3542,7 +3542,7 @@
               <w:spacing w:after="10" w:before="0"/>
               <w:ind w:left="120"/>
             </w:pPr>
-            <w:hyperlink w:history="1" r:id="rId-47jfi6csovesvh0lk60f">
+            <w:hyperlink w:history="1" r:id="rIdktweu93eogs_qojajdo4p">
               <w:r>
                 <w:rPr>
                   <w:rFonts w:ascii="Arial" w:cs="Arial" w:eastAsia="Arial" w:hAnsi="Arial"/>
@@ -3587,7 +3587,7 @@
             <w:pPr>
               <w:spacing w:after="20" w:before="0"/>
             </w:pPr>
-            <w:hyperlink w:history="1" r:id="rIdaq3lhlti9zcocbnwglujf">
+            <w:hyperlink w:history="1" r:id="rIdnvu1qevjxnlgvcral39m7">
               <w:r>
                 <w:rPr>
                   <w:rFonts w:ascii="Arial" w:cs="Arial" w:eastAsia="Arial" w:hAnsi="Arial"/>
@@ -3620,7 +3620,7 @@
               <w:spacing w:after="10" w:before="0"/>
               <w:ind w:left="120"/>
             </w:pPr>
-            <w:hyperlink w:history="1" r:id="rIdtxrykocwzqjj9xoquegt9">
+            <w:hyperlink w:history="1" r:id="rIdf8exoyulku38pderaymm4">
               <w:r>
                 <w:rPr>
                   <w:rFonts w:ascii="Arial" w:cs="Arial" w:eastAsia="Arial" w:hAnsi="Arial"/>
@@ -3815,7 +3815,7 @@
             <w:pPr>
               <w:spacing w:after="20" w:before="0"/>
             </w:pPr>
-            <w:hyperlink w:history="1" r:id="rId97q7fdnjuxavzt9dg6x4h">
+            <w:hyperlink w:history="1" r:id="rIdrjhszxztk1vdcgqvuorq1">
               <w:r>
                 <w:rPr>
                   <w:rFonts w:ascii="Arial" w:cs="Arial" w:eastAsia="Arial" w:hAnsi="Arial"/>
@@ -3848,7 +3848,7 @@
               <w:spacing w:after="10" w:before="0"/>
               <w:ind w:left="120"/>
             </w:pPr>
-            <w:hyperlink w:history="1" r:id="rIdcwkjvddj6athsavhmhbsx">
+            <w:hyperlink w:history="1" r:id="rIdixvj6dgytacuabo_0rect">
               <w:r>
                 <w:rPr>
                   <w:rFonts w:ascii="Arial" w:cs="Arial" w:eastAsia="Arial" w:hAnsi="Arial"/>
@@ -3893,7 +3893,7 @@
             <w:pPr>
               <w:spacing w:after="20" w:before="0"/>
             </w:pPr>
-            <w:hyperlink w:history="1" r:id="rIdvizvg6l11njodaywtlokl">
+            <w:hyperlink w:history="1" r:id="rId2g8hkmus0nw-r1ims-yqi">
               <w:r>
                 <w:rPr>
                   <w:rFonts w:ascii="Arial" w:cs="Arial" w:eastAsia="Arial" w:hAnsi="Arial"/>
@@ -3926,7 +3926,7 @@
               <w:spacing w:after="10" w:before="0"/>
               <w:ind w:left="120"/>
             </w:pPr>
-            <w:hyperlink w:history="1" r:id="rIdqbxntmd7e_kz2vmgiju2g">
+            <w:hyperlink w:history="1" r:id="rIdbz0aqncf7i5gzq97eima7">
               <w:r>
                 <w:rPr>
                   <w:rFonts w:ascii="Arial" w:cs="Arial" w:eastAsia="Arial" w:hAnsi="Arial"/>
@@ -4121,7 +4121,7 @@
             <w:pPr>
               <w:spacing w:after="20" w:before="0"/>
             </w:pPr>
-            <w:hyperlink w:history="1" r:id="rIdkj88tbcuwfelgp5o8uqtq">
+            <w:hyperlink w:history="1" r:id="rIdsniq8c8jkxlswsle71rmh">
               <w:r>
                 <w:rPr>
                   <w:rFonts w:ascii="Arial" w:cs="Arial" w:eastAsia="Arial" w:hAnsi="Arial"/>
@@ -4154,7 +4154,7 @@
               <w:spacing w:after="10" w:before="0"/>
               <w:ind w:left="120"/>
             </w:pPr>
-            <w:hyperlink w:history="1" r:id="rIdilyya9sceigq6dylx9vud">
+            <w:hyperlink w:history="1" r:id="rIdqdqw3edsksmz0q3op8bqp">
               <w:r>
                 <w:rPr>
                   <w:rFonts w:ascii="Arial" w:cs="Arial" w:eastAsia="Arial" w:hAnsi="Arial"/>
@@ -4199,7 +4199,7 @@
             <w:pPr>
               <w:spacing w:after="20" w:before="0"/>
             </w:pPr>
-            <w:hyperlink w:history="1" r:id="rId00sdkogpsyhe86x6o4zbr">
+            <w:hyperlink w:history="1" r:id="rIdvo5xhuudjk603ie-sp3ud">
               <w:r>
                 <w:rPr>
                   <w:rFonts w:ascii="Arial" w:cs="Arial" w:eastAsia="Arial" w:hAnsi="Arial"/>
@@ -4232,7 +4232,7 @@
               <w:spacing w:after="10" w:before="0"/>
               <w:ind w:left="120"/>
             </w:pPr>
-            <w:hyperlink w:history="1" r:id="rIdcilsv29kmfjhdsvzlbrq4">
+            <w:hyperlink w:history="1" r:id="rIdr-_qsvvz_pxakwxcmnnpd">
               <w:r>
                 <w:rPr>
                   <w:rFonts w:ascii="Arial" w:cs="Arial" w:eastAsia="Arial" w:hAnsi="Arial"/>
@@ -4427,7 +4427,7 @@
             <w:pPr>
               <w:spacing w:after="20" w:before="0"/>
             </w:pPr>
-            <w:hyperlink w:history="1" r:id="rIdz5eet3cdzby4aqsu0fquq">
+            <w:hyperlink w:history="1" r:id="rId3e1wu4dbhgxp4pscx6bbs">
               <w:r>
                 <w:rPr>
                   <w:rFonts w:ascii="Arial" w:cs="Arial" w:eastAsia="Arial" w:hAnsi="Arial"/>
@@ -4460,7 +4460,7 @@
               <w:spacing w:after="10" w:before="0"/>
               <w:ind w:left="120"/>
             </w:pPr>
-            <w:hyperlink w:history="1" r:id="rIdemmxzmjpd_zs0p9jccvjj">
+            <w:hyperlink w:history="1" r:id="rIdxw90qmn-7n9co9sffft8b">
               <w:r>
                 <w:rPr>
                   <w:rFonts w:ascii="Arial" w:cs="Arial" w:eastAsia="Arial" w:hAnsi="Arial"/>
@@ -4505,7 +4505,7 @@
             <w:pPr>
               <w:spacing w:after="20" w:before="0"/>
             </w:pPr>
-            <w:hyperlink w:history="1" r:id="rIdbuyi9qjipfg06yufzvbku">
+            <w:hyperlink w:history="1" r:id="rIdefvrh5muqtkonwdl-eftx">
               <w:r>
                 <w:rPr>
                   <w:rFonts w:ascii="Arial" w:cs="Arial" w:eastAsia="Arial" w:hAnsi="Arial"/>
@@ -4538,7 +4538,7 @@
               <w:spacing w:after="10" w:before="0"/>
               <w:ind w:left="120"/>
             </w:pPr>
-            <w:hyperlink w:history="1" r:id="rIdhsl_-8yti-sc5zwrs11mv">
+            <w:hyperlink w:history="1" r:id="rIdrbiiietqxoa7dmvb3sbwj">
               <w:r>
                 <w:rPr>
                   <w:rFonts w:ascii="Arial" w:cs="Arial" w:eastAsia="Arial" w:hAnsi="Arial"/>
@@ -6204,7 +6204,7 @@
             <w:pPr>
               <w:spacing w:after="20" w:before="0"/>
             </w:pPr>
-            <w:hyperlink w:history="1" r:id="rIdnsgsue9jicmzf-njgwkgi">
+            <w:hyperlink w:history="1" r:id="rIdezeztodjruenwgne0ujle">
               <w:r>
                 <w:rPr>
                   <w:rFonts w:ascii="Arial" w:cs="Arial" w:eastAsia="Arial" w:hAnsi="Arial"/>
@@ -6237,7 +6237,7 @@
               <w:spacing w:after="10" w:before="0"/>
               <w:ind w:left="120"/>
             </w:pPr>
-            <w:hyperlink w:history="1" r:id="rIdvk7zfvuwpj7zfybqbdzvp">
+            <w:hyperlink w:history="1" r:id="rId-rxpbjfu1x3oqrutjy5g9">
               <w:r>
                 <w:rPr>
                   <w:rFonts w:ascii="Arial" w:cs="Arial" w:eastAsia="Arial" w:hAnsi="Arial"/>
@@ -6282,7 +6282,7 @@
             <w:pPr>
               <w:spacing w:after="20" w:before="0"/>
             </w:pPr>
-            <w:hyperlink w:history="1" r:id="rIdskm-1e8l7zw9iwple4yht">
+            <w:hyperlink w:history="1" r:id="rIdsxt_w161ep_zkb2fvykvd">
               <w:r>
                 <w:rPr>
                   <w:rFonts w:ascii="Arial" w:cs="Arial" w:eastAsia="Arial" w:hAnsi="Arial"/>
@@ -6315,7 +6315,7 @@
               <w:spacing w:after="10" w:before="0"/>
               <w:ind w:left="120"/>
             </w:pPr>
-            <w:hyperlink w:history="1" r:id="rIdia89qmc63n1w9fflho39n">
+            <w:hyperlink w:history="1" r:id="rIdnovpgj57eyzaluzjap8_c">
               <w:r>
                 <w:rPr>
                   <w:rFonts w:ascii="Arial" w:cs="Arial" w:eastAsia="Arial" w:hAnsi="Arial"/>
@@ -6510,7 +6510,7 @@
             <w:pPr>
               <w:spacing w:after="20" w:before="0"/>
             </w:pPr>
-            <w:hyperlink w:history="1" r:id="rIdk2qerwsaciuelaydeokyf">
+            <w:hyperlink w:history="1" r:id="rIddvhdykk8xd3qvzr0eh7t3">
               <w:r>
                 <w:rPr>
                   <w:rFonts w:ascii="Arial" w:cs="Arial" w:eastAsia="Arial" w:hAnsi="Arial"/>
@@ -6543,7 +6543,7 @@
               <w:spacing w:after="10" w:before="0"/>
               <w:ind w:left="120"/>
             </w:pPr>
-            <w:hyperlink w:history="1" r:id="rIdqtfhnd0kl-vp0nmqceseg">
+            <w:hyperlink w:history="1" r:id="rIdi47usjzvngtiin_txlv-n">
               <w:r>
                 <w:rPr>
                   <w:rFonts w:ascii="Arial" w:cs="Arial" w:eastAsia="Arial" w:hAnsi="Arial"/>
@@ -6581,14 +6581,14 @@
                 <w:sz w:val="16"/>
                 <w:szCs w:val="16"/>
               </w:rPr>
-              <w:t xml:space="preserve">📖 EXERCISE:</w:t>
+              <w:t xml:space="preserve">📖 HTML:</w:t>
             </w:r>
           </w:p>
           <w:p>
             <w:pPr>
               <w:spacing w:after="20" w:before="0"/>
             </w:pPr>
-            <w:hyperlink w:history="1" r:id="rIdjl4okw9jov0mlw4jzefmy">
+            <w:hyperlink w:history="1" r:id="rId0e-ptw-gkjhul49hba7ec">
               <w:r>
                 <w:rPr>
                   <w:rFonts w:ascii="Arial" w:cs="Arial" w:eastAsia="Arial" w:hAnsi="Arial"/>
@@ -6597,7 +6597,7 @@
                   <w:szCs w:val="16"/>
                   <w:u w:val="single" w:color="2E75B6"/>
                 </w:rPr>
-                <w:t xml:space="preserve">Radians &amp; arc length</w:t>
+                <w:t xml:space="preserve">Radius or Diameter of a Circle Given Area (Flexbook)</w:t>
               </w:r>
             </w:hyperlink>
           </w:p>
@@ -6613,7 +6613,7 @@
                 <w:sz w:val="14"/>
                 <w:szCs w:val="14"/>
               </w:rPr>
-              <w:t xml:space="preserve">Source: Khan Academy (English - US curriculum)</w:t>
+              <w:t xml:space="preserve">Source: CK-12</w:t>
             </w:r>
           </w:p>
           <w:p>
@@ -6621,7 +6621,7 @@
               <w:spacing w:after="10" w:before="0"/>
               <w:ind w:left="120"/>
             </w:pPr>
-            <w:hyperlink w:history="1" r:id="rIdxsuetdol7tfgcqih0n11n">
+            <w:hyperlink w:history="1" r:id="rIdchz25zxhrt1h8dq7ko7wk">
               <w:r>
                 <w:rPr>
                   <w:rFonts w:ascii="Arial" w:cs="Arial" w:eastAsia="Arial" w:hAnsi="Arial"/>
@@ -6816,7 +6816,313 @@
             <w:pPr>
               <w:spacing w:after="20" w:before="0"/>
             </w:pPr>
-            <w:hyperlink w:history="1" r:id="rIdlysj5rh5e-jif4egbg93j">
+            <w:hyperlink w:history="1" r:id="rIdglyru2xt8xf-maijpio5_">
+              <w:r>
+                <w:rPr>
+                  <w:rFonts w:ascii="Arial" w:cs="Arial" w:eastAsia="Arial" w:hAnsi="Arial"/>
+                  <w:color w:val="2E75B6"/>
+                  <w:sz w:val="16"/>
+                  <w:szCs w:val="16"/>
+                  <w:u w:val="single" w:color="2E75B6"/>
+                </w:rPr>
+                <w:t xml:space="preserve">Area of a circle intuition</w:t>
+              </w:r>
+            </w:hyperlink>
+          </w:p>
+          <w:p>
+            <w:pPr>
+              <w:spacing w:after="10" w:before="0"/>
+              <w:ind w:left="120"/>
+            </w:pPr>
+            <w:r>
+              <w:rPr>
+                <w:rFonts w:ascii="Arial" w:cs="Arial" w:eastAsia="Arial" w:hAnsi="Arial"/>
+                <w:color w:val="595959"/>
+                <w:sz w:val="14"/>
+                <w:szCs w:val="14"/>
+              </w:rPr>
+              <w:t xml:space="preserve">Source: Khan Academy (English - US curriculum)</w:t>
+            </w:r>
+          </w:p>
+          <w:p>
+            <w:pPr>
+              <w:spacing w:after="10" w:before="0"/>
+              <w:ind w:left="120"/>
+            </w:pPr>
+            <w:hyperlink w:history="1" r:id="rIdthkg3w3m6yussmk6ryx4o">
+              <w:r>
+                <w:rPr>
+                  <w:rFonts w:ascii="Arial" w:cs="Arial" w:eastAsia="Arial" w:hAnsi="Arial"/>
+                  <w:color w:val="595959"/>
+                  <w:sz w:val="14"/>
+                  <w:szCs w:val="14"/>
+                  <w:u w:val="single" w:color="595959"/>
+                </w:rPr>
+                <w:t xml:space="preserve">🔍 Search ARES for similar videos</w:t>
+              </w:r>
+            </w:hyperlink>
+          </w:p>
+          <w:p>
+            <w:pPr>
+              <w:spacing w:after="40" w:before="0"/>
+            </w:pPr>
+            <w:r>
+              <w:rPr>
+                <w:sz w:val="14"/>
+                <w:szCs w:val="14"/>
+              </w:rPr>
+              <w:t xml:space="preserve"/>
+            </w:r>
+          </w:p>
+          <w:p>
+            <w:pPr>
+              <w:spacing w:after="20" w:before="0"/>
+            </w:pPr>
+            <w:r>
+              <w:rPr>
+                <w:rFonts w:ascii="Arial" w:cs="Arial" w:eastAsia="Arial" w:hAnsi="Arial"/>
+                <w:b/>
+                <w:bCs/>
+                <w:color w:val="1F3864"/>
+                <w:sz w:val="16"/>
+                <w:szCs w:val="16"/>
+              </w:rPr>
+              <w:t xml:space="preserve">📖 EXERCISE:</w:t>
+            </w:r>
+          </w:p>
+          <w:p>
+            <w:pPr>
+              <w:spacing w:after="20" w:before="0"/>
+            </w:pPr>
+            <w:hyperlink w:history="1" r:id="rIdqspdxjnxdd_hkahqcrqao">
+              <w:r>
+                <w:rPr>
+                  <w:rFonts w:ascii="Arial" w:cs="Arial" w:eastAsia="Arial" w:hAnsi="Arial"/>
+                  <w:color w:val="2E75B6"/>
+                  <w:sz w:val="16"/>
+                  <w:szCs w:val="16"/>
+                  <w:u w:val="single" w:color="2E75B6"/>
+                </w:rPr>
+                <w:t xml:space="preserve">Radius or Diameter of a Circle Given Area Practice</w:t>
+              </w:r>
+            </w:hyperlink>
+          </w:p>
+          <w:p>
+            <w:pPr>
+              <w:spacing w:after="10" w:before="0"/>
+              <w:ind w:left="120"/>
+            </w:pPr>
+            <w:r>
+              <w:rPr>
+                <w:rFonts w:ascii="Arial" w:cs="Arial" w:eastAsia="Arial" w:hAnsi="Arial"/>
+                <w:color w:val="595959"/>
+                <w:sz w:val="14"/>
+                <w:szCs w:val="14"/>
+              </w:rPr>
+              <w:t xml:space="preserve">Source: CK-12</w:t>
+            </w:r>
+          </w:p>
+          <w:p>
+            <w:pPr>
+              <w:spacing w:after="10" w:before="0"/>
+              <w:ind w:left="120"/>
+            </w:pPr>
+            <w:hyperlink w:history="1" r:id="rIdew0lmyg3_j6dzkqrucx7b">
+              <w:r>
+                <w:rPr>
+                  <w:rFonts w:ascii="Arial" w:cs="Arial" w:eastAsia="Arial" w:hAnsi="Arial"/>
+                  <w:color w:val="595959"/>
+                  <w:sz w:val="14"/>
+                  <w:szCs w:val="14"/>
+                  <w:u w:val="single" w:color="595959"/>
+                </w:rPr>
+                <w:t xml:space="preserve">🔍 Search ARES for similar readings</w:t>
+              </w:r>
+            </w:hyperlink>
+          </w:p>
+        </w:tc>
+        <w:tc>
+          <w:tcPr>
+            <w:tcW w:type="dxa" w:w="3040"/>
+            <w:shd w:fill="FFFFFF" w:color="auto" w:val="clear"/>
+            <w:tcMar>
+              <w:top w:type="dxa" w:w="60"/>
+              <w:left w:type="dxa" w:w="120"/>
+              <w:bottom w:type="dxa" w:w="60"/>
+              <w:right w:type="dxa" w:w="120"/>
+            </w:tcMar>
+            <w:vAlign w:val="top"/>
+          </w:tcPr>
+          <w:p>
+            <w:pPr>
+              <w:spacing w:after="40" w:before="0"/>
+              <w:jc w:val="left"/>
+            </w:pPr>
+            <w:r>
+              <w:rPr>
+                <w:rFonts w:ascii="Arial" w:cs="Arial" w:eastAsia="Arial" w:hAnsi="Arial"/>
+                <w:b w:val="false"/>
+                <w:bCs w:val="false"/>
+                <w:i w:val="false"/>
+                <w:iCs w:val="false"/>
+                <w:color w:val="000000"/>
+                <w:sz w:val="18"/>
+                <w:szCs w:val="18"/>
+              </w:rPr>
+              <w:t xml:space="preserve">Learners formalise the derivation in their books. Working individually, each learner writes out the full derivation in three steps: Step 1 — express the sector as a fraction of the circle (θ/360°); Step 2 — the full circle area is πr²; Step 3 — therefore, Area of sector = (θ/360°) × πr². Learners then apply the formula to three graded practice problems, all set in the Wakulima Market context: (A) a 60° slice of radius 21 cm (a mango segment at a nearby stall), (B) a 120° slice of radius 10.5 cm (a pawpaw wedge), and (C) Mama Achieng's three original watermelon slices — 45°, 90°, and 135° at r = 14 cm — for which they now calculate exact areas and compare with their Lesson 1 and Lesson 2 predictions.</w:t>
+            </w:r>
+          </w:p>
+        </w:tc>
+        <w:tc>
+          <w:tcPr>
+            <w:tcW w:type="dxa" w:w="3040"/>
+            <w:shd w:fill="F2F2F2" w:color="auto" w:val="clear"/>
+            <w:tcMar>
+              <w:top w:type="dxa" w:w="60"/>
+              <w:left w:type="dxa" w:w="120"/>
+              <w:bottom w:type="dxa" w:w="60"/>
+              <w:right w:type="dxa" w:w="120"/>
+            </w:tcMar>
+            <w:vAlign w:val="top"/>
+          </w:tcPr>
+          <w:p>
+            <w:pPr>
+              <w:spacing w:after="40" w:before="0"/>
+              <w:jc w:val="left"/>
+            </w:pPr>
+            <w:r>
+              <w:rPr>
+                <w:rFonts w:ascii="Arial" w:cs="Arial" w:eastAsia="Arial" w:hAnsi="Arial"/>
+                <w:b w:val="false"/>
+                <w:bCs w:val="false"/>
+                <w:i w:val="false"/>
+                <w:iCs w:val="false"/>
+                <w:color w:val="000000"/>
+                <w:sz w:val="18"/>
+                <w:szCs w:val="18"/>
+              </w:rPr>
+              <w:t xml:space="preserve">Say: 'We are now going to capture what we discovered as a formula. Write this heading in your book: Derivation of the Sector Area Formula.' Guide learners step-by-step, writing each line on the board and pausing for learners to copy and annotate: 'A sector with central angle θ is (θ/360°) of the full circle. The full circle has area πr². Therefore: Area of sector = (θ/360°) × πr².' Say: 'Box this formula. Every time you use it, you should be able to explain where it came from — from the paper circle we just folded.' Assign the three practice problems. Say: 'Work individually and silently for 5 minutes. Show all three steps for each problem.' After 5 minutes, cold-call 3 different learners (one per problem) to write their solutions on the board. For each solution ask the class: 'Do you agree with this answer? Give a thumbs up if you got the same, thumbs sideways if slightly different, thumbs down if very different.' Address any thumbs-down responses immediately with targeted re-teaching. For Problem C, say: 'Now compare your exact answers with the predictions you wrote in Lesson 1. What do you notice? Has anything surprised you?' WAIT TIME: 12 seconds. Cold-call 2 learners.</w:t>
+            </w:r>
+          </w:p>
+        </w:tc>
+        <w:tc>
+          <w:tcPr>
+            <w:tcW w:type="dxa" w:w="3040"/>
+            <w:shd w:fill="FFFFFF" w:color="auto" w:val="clear"/>
+            <w:tcMar>
+              <w:top w:type="dxa" w:w="60"/>
+              <w:left w:type="dxa" w:w="120"/>
+              <w:bottom w:type="dxa" w:w="60"/>
+              <w:right w:type="dxa" w:w="120"/>
+            </w:tcMar>
+            <w:vAlign w:val="top"/>
+          </w:tcPr>
+          <w:p>
+            <w:pPr>
+              <w:spacing w:after="40" w:before="0"/>
+              <w:jc w:val="left"/>
+            </w:pPr>
+            <w:r>
+              <w:rPr>
+                <w:rFonts w:ascii="Arial" w:cs="Arial" w:eastAsia="Arial" w:hAnsi="Arial"/>
+                <w:b w:val="false"/>
+                <w:bCs w:val="false"/>
+                <w:i w:val="false"/>
+                <w:iCs w:val="false"/>
+                <w:color w:val="000000"/>
+                <w:sz w:val="18"/>
+                <w:szCs w:val="18"/>
+              </w:rPr>
+              <w:t xml:space="preserve">Guided Derivation with Annotated Formula: Rather than stating the formula and practising it, learners write the derivation in their own books with annotations explaining each line. This metacognitive narration strategy (writing 'because the sector is a fraction of the whole circle' next to the formula) ensures the formula is stored with meaning attached, not as an isolated rule. Connecting back to the three specific Wakulima Market slices grounds abstract algebra in the concrete phenomenon.</w:t>
+            </w:r>
+          </w:p>
+        </w:tc>
+        <w:tc>
+          <w:tcPr>
+            <w:tcW w:type="dxa" w:w="3040"/>
+            <w:shd w:fill="F2F2F2" w:color="auto" w:val="clear"/>
+            <w:tcMar>
+              <w:top w:type="dxa" w:w="60"/>
+              <w:left w:type="dxa" w:w="120"/>
+              <w:bottom w:type="dxa" w:w="60"/>
+              <w:right w:type="dxa" w:w="120"/>
+            </w:tcMar>
+            <w:vAlign w:val="top"/>
+          </w:tcPr>
+          <w:p>
+            <w:pPr>
+              <w:spacing w:after="40" w:before="0"/>
+              <w:jc w:val="left"/>
+            </w:pPr>
+            <w:r>
+              <w:rPr>
+                <w:rFonts w:ascii="Arial" w:cs="Arial" w:eastAsia="Arial" w:hAnsi="Arial"/>
+                <w:b w:val="false"/>
+                <w:bCs w:val="false"/>
+                <w:i w:val="false"/>
+                <w:iCs w:val="false"/>
+                <w:color w:val="000000"/>
+                <w:sz w:val="18"/>
+                <w:szCs w:val="18"/>
+              </w:rPr>
+              <w:t xml:space="preserve">Teacher collects answers to Problem C as a key formative checkpoint. Correct answers: 45° sector ≈ 76.99 cm²; 90° sector ≈ 153.99 cm²; 135° sector ≈ 230.98 cm². Learners who obtain these answers (±0.5 cm² rounding tolerance) have met the lesson SLO. Common errors to watch for: (1) using diameter instead of radius; (2) writing (θ/180°) instead of (θ/360°); (3) forgetting to square the radius. Any learner making error (2) or (3) on more than one problem is flagged for re-teaching before Lesson 3.</w:t>
+            </w:r>
+          </w:p>
+        </w:tc>
+      </w:tr>
+      <w:tr>
+        <w:tc>
+          <w:tcPr>
+            <w:tcW w:type="dxa" w:w="1520"/>
+            <w:shd w:fill="FCE4D6" w:color="auto" w:val="clear"/>
+            <w:tcMar>
+              <w:top w:type="dxa" w:w="60"/>
+              <w:left w:type="dxa" w:w="120"/>
+              <w:bottom w:type="dxa" w:w="60"/>
+              <w:right w:type="dxa" w:w="120"/>
+            </w:tcMar>
+            <w:vAlign w:val="top"/>
+          </w:tcPr>
+          <w:p>
+            <w:pPr>
+              <w:spacing w:after="40" w:before="0"/>
+              <w:jc w:val="left"/>
+            </w:pPr>
+            <w:r>
+              <w:rPr>
+                <w:rFonts w:ascii="Arial" w:cs="Arial" w:eastAsia="Arial" w:hAnsi="Arial"/>
+                <w:b/>
+                <w:bCs/>
+                <w:i w:val="false"/>
+                <w:iCs w:val="false"/>
+                <w:color w:val="000000"/>
+                <w:sz w:val="18"/>
+                <w:szCs w:val="18"/>
+              </w:rPr>
+              <w:t xml:space="preserve">Driving Question Board (DQB) Creation</w:t>
+            </w:r>
+          </w:p>
+          <w:p>
+            <w:pPr>
+              <w:spacing w:after="20" w:before="0"/>
+            </w:pPr>
+            <w:r>
+              <w:rPr>
+                <w:rFonts w:ascii="Arial" w:cs="Arial" w:eastAsia="Arial" w:hAnsi="Arial"/>
+                <w:b/>
+                <w:bCs/>
+                <w:color w:val="1F3864"/>
+                <w:sz w:val="16"/>
+                <w:szCs w:val="16"/>
+              </w:rPr>
+              <w:t xml:space="preserve">📹 VIDEO:</w:t>
+            </w:r>
+          </w:p>
+          <w:p>
+            <w:pPr>
+              <w:spacing w:after="20" w:before="0"/>
+            </w:pPr>
+            <w:hyperlink w:history="1" r:id="rIdkqjsosmwca8keigcvvz8p">
               <w:r>
                 <w:rPr>
                   <w:rFonts w:ascii="Arial" w:cs="Arial" w:eastAsia="Arial" w:hAnsi="Arial"/>
@@ -6849,7 +7155,7 @@
               <w:spacing w:after="10" w:before="0"/>
               <w:ind w:left="120"/>
             </w:pPr>
-            <w:hyperlink w:history="1" r:id="rIdo5tzguqdlvkxh0dq6vgrb">
+            <w:hyperlink w:history="1" r:id="rIdsvpxw5kddg0rl0sizugv9">
               <w:r>
                 <w:rPr>
                   <w:rFonts w:ascii="Arial" w:cs="Arial" w:eastAsia="Arial" w:hAnsi="Arial"/>
@@ -6887,14 +7193,242 @@
                 <w:sz w:val="16"/>
                 <w:szCs w:val="16"/>
               </w:rPr>
-              <w:t xml:space="preserve">📖 EXERCISE:</w:t>
+              <w:t xml:space="preserve">📖 HTML:</w:t>
             </w:r>
           </w:p>
           <w:p>
             <w:pPr>
               <w:spacing w:after="20" w:before="0"/>
             </w:pPr>
-            <w:hyperlink w:history="1" r:id="rIdd05xrh6xdajjry-kcplhj">
+            <w:hyperlink w:history="1" r:id="rIdt6daoeh3fwu66pnst9lgj">
+              <w:r>
+                <w:rPr>
+                  <w:rFonts w:ascii="Arial" w:cs="Arial" w:eastAsia="Arial" w:hAnsi="Arial"/>
+                  <w:color w:val="2E75B6"/>
+                  <w:sz w:val="16"/>
+                  <w:szCs w:val="16"/>
+                  <w:u w:val="single" w:color="2E75B6"/>
+                </w:rPr>
+                <w:t xml:space="preserve">Domain and Range: Restricted Circle Radius and Area (PLIX)</w:t>
+              </w:r>
+            </w:hyperlink>
+          </w:p>
+          <w:p>
+            <w:pPr>
+              <w:spacing w:after="10" w:before="0"/>
+              <w:ind w:left="120"/>
+            </w:pPr>
+            <w:r>
+              <w:rPr>
+                <w:rFonts w:ascii="Arial" w:cs="Arial" w:eastAsia="Arial" w:hAnsi="Arial"/>
+                <w:color w:val="595959"/>
+                <w:sz w:val="14"/>
+                <w:szCs w:val="14"/>
+              </w:rPr>
+              <w:t xml:space="preserve">Source: CK-12</w:t>
+            </w:r>
+          </w:p>
+          <w:p>
+            <w:pPr>
+              <w:spacing w:after="10" w:before="0"/>
+              <w:ind w:left="120"/>
+            </w:pPr>
+            <w:hyperlink w:history="1" r:id="rIds6qb7ac_mc4bd6gwxhwvb">
+              <w:r>
+                <w:rPr>
+                  <w:rFonts w:ascii="Arial" w:cs="Arial" w:eastAsia="Arial" w:hAnsi="Arial"/>
+                  <w:color w:val="595959"/>
+                  <w:sz w:val="14"/>
+                  <w:szCs w:val="14"/>
+                  <w:u w:val="single" w:color="595959"/>
+                </w:rPr>
+                <w:t xml:space="preserve">🔍 Search ARES for similar readings</w:t>
+              </w:r>
+            </w:hyperlink>
+          </w:p>
+        </w:tc>
+        <w:tc>
+          <w:tcPr>
+            <w:tcW w:type="dxa" w:w="3040"/>
+            <w:shd w:fill="FFFFFF" w:color="auto" w:val="clear"/>
+            <w:tcMar>
+              <w:top w:type="dxa" w:w="60"/>
+              <w:left w:type="dxa" w:w="120"/>
+              <w:bottom w:type="dxa" w:w="60"/>
+              <w:right w:type="dxa" w:w="120"/>
+            </w:tcMar>
+            <w:vAlign w:val="top"/>
+          </w:tcPr>
+          <w:p>
+            <w:pPr>
+              <w:spacing w:after="40" w:before="0"/>
+              <w:jc w:val="left"/>
+            </w:pPr>
+            <w:r>
+              <w:rPr>
+                <w:rFonts w:ascii="Arial" w:cs="Arial" w:eastAsia="Arial" w:hAnsi="Arial"/>
+                <w:b w:val="false"/>
+                <w:bCs w:val="false"/>
+                <w:i w:val="false"/>
+                <w:iCs w:val="false"/>
+                <w:color w:val="000000"/>
+                <w:sz w:val="18"/>
+                <w:szCs w:val="18"/>
+              </w:rPr>
+              <w:t xml:space="preserve">Learners return to the class Driving Question Board (established in Lesson 1). Each learner writes one sticky note (or index card) responding to the prompt: 'What can I now calculate that I couldn't calculate before this lesson?' They also annotate the three prediction cards from Lesson 1 with the actual computed values (in a different colour) so the board shows both prediction and evidence side by side. Two volunteers read their sticky notes aloud before they are posted.</w:t>
+            </w:r>
+          </w:p>
+        </w:tc>
+        <w:tc>
+          <w:tcPr>
+            <w:tcW w:type="dxa" w:w="3040"/>
+            <w:shd w:fill="F2F2F2" w:color="auto" w:val="clear"/>
+            <w:tcMar>
+              <w:top w:type="dxa" w:w="60"/>
+              <w:left w:type="dxa" w:w="120"/>
+              <w:bottom w:type="dxa" w:w="60"/>
+              <w:right w:type="dxa" w:w="120"/>
+            </w:tcMar>
+            <w:vAlign w:val="top"/>
+          </w:tcPr>
+          <w:p>
+            <w:pPr>
+              <w:spacing w:after="40" w:before="0"/>
+              <w:jc w:val="left"/>
+            </w:pPr>
+            <w:r>
+              <w:rPr>
+                <w:rFonts w:ascii="Arial" w:cs="Arial" w:eastAsia="Arial" w:hAnsi="Arial"/>
+                <w:b w:val="false"/>
+                <w:bCs w:val="false"/>
+                <w:i w:val="false"/>
+                <w:iCs w:val="false"/>
+                <w:color w:val="000000"/>
+                <w:sz w:val="18"/>
+                <w:szCs w:val="18"/>
+              </w:rPr>
+              <w:t xml:space="preserve">Direct learners' attention to the DQB: 'Look at the predictions we recorded at the start of Lesson 1 and today. We now have exact numbers. Take your index card and write: what new calculating power do you have today that you didn't have after Lesson 1?' Allow 2 minutes of individual writing. Invite 2 volunteers to read their cards aloud before posting. Then point to the driving question displayed at the top of the DQB: 'How can we calculate the exact area of any wedge-shaped piece of a circle so that every customer at Wakulima Market gets a fair share?' Say: 'Can we answer this question for sectors now?' Elicit a brief class response. Then say: 'But look — Mama Achieng's watermelon also has a curved rind and some slices are cut all the way through. What if the piece is not a full wedge but a shape bounded by a chord rather than two radii? Write one question on the board that this new knowledge makes you wonder about.' Collect 2–3 student-generated questions and post them on the DQB under the heading 'New Questions from Lesson 2'. These will anchor Lesson 3 (area of a segment).</w:t>
+            </w:r>
+          </w:p>
+        </w:tc>
+        <w:tc>
+          <w:tcPr>
+            <w:tcW w:type="dxa" w:w="3040"/>
+            <w:shd w:fill="FFFFFF" w:color="auto" w:val="clear"/>
+            <w:tcMar>
+              <w:top w:type="dxa" w:w="60"/>
+              <w:left w:type="dxa" w:w="120"/>
+              <w:bottom w:type="dxa" w:w="60"/>
+              <w:right w:type="dxa" w:w="120"/>
+            </w:tcMar>
+            <w:vAlign w:val="top"/>
+          </w:tcPr>
+          <w:p>
+            <w:pPr>
+              <w:spacing w:after="40" w:before="0"/>
+              <w:jc w:val="left"/>
+            </w:pPr>
+            <w:r>
+              <w:rPr>
+                <w:rFonts w:ascii="Arial" w:cs="Arial" w:eastAsia="Arial" w:hAnsi="Arial"/>
+                <w:b w:val="false"/>
+                <w:bCs w:val="false"/>
+                <w:i w:val="false"/>
+                <w:iCs w:val="false"/>
+                <w:color w:val="000000"/>
+                <w:sz w:val="18"/>
+                <w:szCs w:val="18"/>
+              </w:rPr>
+              <w:t xml:space="preserve">Evidence Layering on the DQB: By writing actual computed values next to earlier predictions in a contrasting colour, the DQB becomes a visible record of the class's growing precision. The shift from 'I estimated about 150 cm²' to 'I can now calculate exactly 153.99 cm²' is captured publicly, reinforcing the epistemic value of deriving and applying a formula. Student-generated questions on the board sustain curiosity and create authentic need for the next lesson.</w:t>
+            </w:r>
+          </w:p>
+        </w:tc>
+        <w:tc>
+          <w:tcPr>
+            <w:tcW w:type="dxa" w:w="3040"/>
+            <w:shd w:fill="F2F2F2" w:color="auto" w:val="clear"/>
+            <w:tcMar>
+              <w:top w:type="dxa" w:w="60"/>
+              <w:left w:type="dxa" w:w="120"/>
+              <w:bottom w:type="dxa" w:w="60"/>
+              <w:right w:type="dxa" w:w="120"/>
+            </w:tcMar>
+            <w:vAlign w:val="top"/>
+          </w:tcPr>
+          <w:p>
+            <w:pPr>
+              <w:spacing w:after="40" w:before="0"/>
+              <w:jc w:val="left"/>
+            </w:pPr>
+            <w:r>
+              <w:rPr>
+                <w:rFonts w:ascii="Arial" w:cs="Arial" w:eastAsia="Arial" w:hAnsi="Arial"/>
+                <w:b w:val="false"/>
+                <w:bCs w:val="false"/>
+                <w:i w:val="false"/>
+                <w:iCs w:val="false"/>
+                <w:color w:val="000000"/>
+                <w:sz w:val="18"/>
+                <w:szCs w:val="18"/>
+              </w:rPr>
+              <w:t xml:space="preserve">Teacher reads the sticky notes as they are posted. A well-formed response names the formula (e.g., 'I can now use Area = (θ/360°) × πr² to calculate the exact area of any sector') and connects it to the phenomenon (e.g., 'so I can tell Mama Achieng's customers exactly how many cm² are in their slice'). Vague responses such as 'I learned about circles' indicate surface-level engagement and require a follow-up oral probe: 'Can you show me with an example?'</w:t>
+            </w:r>
+          </w:p>
+        </w:tc>
+      </w:tr>
+      <w:tr>
+        <w:tc>
+          <w:tcPr>
+            <w:tcW w:type="dxa" w:w="1520"/>
+            <w:shd w:fill="D5E8F0" w:color="auto" w:val="clear"/>
+            <w:tcMar>
+              <w:top w:type="dxa" w:w="60"/>
+              <w:left w:type="dxa" w:w="120"/>
+              <w:bottom w:type="dxa" w:w="60"/>
+              <w:right w:type="dxa" w:w="120"/>
+            </w:tcMar>
+            <w:vAlign w:val="top"/>
+          </w:tcPr>
+          <w:p>
+            <w:pPr>
+              <w:spacing w:after="40" w:before="0"/>
+              <w:jc w:val="left"/>
+            </w:pPr>
+            <w:r>
+              <w:rPr>
+                <w:rFonts w:ascii="Arial" w:cs="Arial" w:eastAsia="Arial" w:hAnsi="Arial"/>
+                <w:b/>
+                <w:bCs/>
+                <w:i w:val="false"/>
+                <w:iCs w:val="false"/>
+                <w:color w:val="000000"/>
+                <w:sz w:val="18"/>
+                <w:szCs w:val="18"/>
+              </w:rPr>
+              <w:t xml:space="preserve">Model Building Phase</w:t>
+            </w:r>
+          </w:p>
+          <w:p>
+            <w:pPr>
+              <w:spacing w:after="20" w:before="0"/>
+            </w:pPr>
+            <w:r>
+              <w:rPr>
+                <w:rFonts w:ascii="Arial" w:cs="Arial" w:eastAsia="Arial" w:hAnsi="Arial"/>
+                <w:b/>
+                <w:bCs/>
+                <w:color w:val="1F3864"/>
+                <w:sz w:val="16"/>
+                <w:szCs w:val="16"/>
+              </w:rPr>
+              <w:t xml:space="preserve">📹 VIDEO:</w:t>
+            </w:r>
+          </w:p>
+          <w:p>
+            <w:pPr>
+              <w:spacing w:after="20" w:before="0"/>
+            </w:pPr>
+            <w:hyperlink w:history="1" r:id="rId5_ri4lochdf9afgwt9r4r">
               <w:r>
                 <w:rPr>
                   <w:rFonts w:ascii="Arial" w:cs="Arial" w:eastAsia="Arial" w:hAnsi="Arial"/>
@@ -6927,235 +7461,7 @@
               <w:spacing w:after="10" w:before="0"/>
               <w:ind w:left="120"/>
             </w:pPr>
-            <w:hyperlink w:history="1" r:id="rIdzqenxeoq0tzex77qnjsi0">
-              <w:r>
-                <w:rPr>
-                  <w:rFonts w:ascii="Arial" w:cs="Arial" w:eastAsia="Arial" w:hAnsi="Arial"/>
-                  <w:color w:val="595959"/>
-                  <w:sz w:val="14"/>
-                  <w:szCs w:val="14"/>
-                  <w:u w:val="single" w:color="595959"/>
-                </w:rPr>
-                <w:t xml:space="preserve">🔍 Search ARES for similar readings</w:t>
-              </w:r>
-            </w:hyperlink>
-          </w:p>
-        </w:tc>
-        <w:tc>
-          <w:tcPr>
-            <w:tcW w:type="dxa" w:w="3040"/>
-            <w:shd w:fill="FFFFFF" w:color="auto" w:val="clear"/>
-            <w:tcMar>
-              <w:top w:type="dxa" w:w="60"/>
-              <w:left w:type="dxa" w:w="120"/>
-              <w:bottom w:type="dxa" w:w="60"/>
-              <w:right w:type="dxa" w:w="120"/>
-            </w:tcMar>
-            <w:vAlign w:val="top"/>
-          </w:tcPr>
-          <w:p>
-            <w:pPr>
-              <w:spacing w:after="40" w:before="0"/>
-              <w:jc w:val="left"/>
-            </w:pPr>
-            <w:r>
-              <w:rPr>
-                <w:rFonts w:ascii="Arial" w:cs="Arial" w:eastAsia="Arial" w:hAnsi="Arial"/>
-                <w:b w:val="false"/>
-                <w:bCs w:val="false"/>
-                <w:i w:val="false"/>
-                <w:iCs w:val="false"/>
-                <w:color w:val="000000"/>
-                <w:sz w:val="18"/>
-                <w:szCs w:val="18"/>
-              </w:rPr>
-              <w:t xml:space="preserve">Learners formalise the derivation in their books. Working individually, each learner writes out the full derivation in three steps: Step 1 — express the sector as a fraction of the circle (θ/360°); Step 2 — the full circle area is πr²; Step 3 — therefore, Area of sector = (θ/360°) × πr². Learners then apply the formula to three graded practice problems, all set in the Wakulima Market context: (A) a 60° slice of radius 21 cm (a mango segment at a nearby stall), (B) a 120° slice of radius 10.5 cm (a pawpaw wedge), and (C) Mama Achieng's three original watermelon slices — 45°, 90°, and 135° at r = 14 cm — for which they now calculate exact areas and compare with their Lesson 1 and Lesson 2 predictions.</w:t>
-            </w:r>
-          </w:p>
-        </w:tc>
-        <w:tc>
-          <w:tcPr>
-            <w:tcW w:type="dxa" w:w="3040"/>
-            <w:shd w:fill="F2F2F2" w:color="auto" w:val="clear"/>
-            <w:tcMar>
-              <w:top w:type="dxa" w:w="60"/>
-              <w:left w:type="dxa" w:w="120"/>
-              <w:bottom w:type="dxa" w:w="60"/>
-              <w:right w:type="dxa" w:w="120"/>
-            </w:tcMar>
-            <w:vAlign w:val="top"/>
-          </w:tcPr>
-          <w:p>
-            <w:pPr>
-              <w:spacing w:after="40" w:before="0"/>
-              <w:jc w:val="left"/>
-            </w:pPr>
-            <w:r>
-              <w:rPr>
-                <w:rFonts w:ascii="Arial" w:cs="Arial" w:eastAsia="Arial" w:hAnsi="Arial"/>
-                <w:b w:val="false"/>
-                <w:bCs w:val="false"/>
-                <w:i w:val="false"/>
-                <w:iCs w:val="false"/>
-                <w:color w:val="000000"/>
-                <w:sz w:val="18"/>
-                <w:szCs w:val="18"/>
-              </w:rPr>
-              <w:t xml:space="preserve">Say: 'We are now going to capture what we discovered as a formula. Write this heading in your book: Derivation of the Sector Area Formula.' Guide learners step-by-step, writing each line on the board and pausing for learners to copy and annotate: 'A sector with central angle θ is (θ/360°) of the full circle. The full circle has area πr². Therefore: Area of sector = (θ/360°) × πr².' Say: 'Box this formula. Every time you use it, you should be able to explain where it came from — from the paper circle we just folded.' Assign the three practice problems. Say: 'Work individually and silently for 5 minutes. Show all three steps for each problem.' After 5 minutes, cold-call 3 different learners (one per problem) to write their solutions on the board. For each solution ask the class: 'Do you agree with this answer? Give a thumbs up if you got the same, thumbs sideways if slightly different, thumbs down if very different.' Address any thumbs-down responses immediately with targeted re-teaching. For Problem C, say: 'Now compare your exact answers with the predictions you wrote in Lesson 1. What do you notice? Has anything surprised you?' WAIT TIME: 12 seconds. Cold-call 2 learners.</w:t>
-            </w:r>
-          </w:p>
-        </w:tc>
-        <w:tc>
-          <w:tcPr>
-            <w:tcW w:type="dxa" w:w="3040"/>
-            <w:shd w:fill="FFFFFF" w:color="auto" w:val="clear"/>
-            <w:tcMar>
-              <w:top w:type="dxa" w:w="60"/>
-              <w:left w:type="dxa" w:w="120"/>
-              <w:bottom w:type="dxa" w:w="60"/>
-              <w:right w:type="dxa" w:w="120"/>
-            </w:tcMar>
-            <w:vAlign w:val="top"/>
-          </w:tcPr>
-          <w:p>
-            <w:pPr>
-              <w:spacing w:after="40" w:before="0"/>
-              <w:jc w:val="left"/>
-            </w:pPr>
-            <w:r>
-              <w:rPr>
-                <w:rFonts w:ascii="Arial" w:cs="Arial" w:eastAsia="Arial" w:hAnsi="Arial"/>
-                <w:b w:val="false"/>
-                <w:bCs w:val="false"/>
-                <w:i w:val="false"/>
-                <w:iCs w:val="false"/>
-                <w:color w:val="000000"/>
-                <w:sz w:val="18"/>
-                <w:szCs w:val="18"/>
-              </w:rPr>
-              <w:t xml:space="preserve">Guided Derivation with Annotated Formula: Rather than stating the formula and practising it, learners write the derivation in their own books with annotations explaining each line. This metacognitive narration strategy (writing 'because the sector is a fraction of the whole circle' next to the formula) ensures the formula is stored with meaning attached, not as an isolated rule. Connecting back to the three specific Wakulima Market slices grounds abstract algebra in the concrete phenomenon.</w:t>
-            </w:r>
-          </w:p>
-        </w:tc>
-        <w:tc>
-          <w:tcPr>
-            <w:tcW w:type="dxa" w:w="3040"/>
-            <w:shd w:fill="F2F2F2" w:color="auto" w:val="clear"/>
-            <w:tcMar>
-              <w:top w:type="dxa" w:w="60"/>
-              <w:left w:type="dxa" w:w="120"/>
-              <w:bottom w:type="dxa" w:w="60"/>
-              <w:right w:type="dxa" w:w="120"/>
-            </w:tcMar>
-            <w:vAlign w:val="top"/>
-          </w:tcPr>
-          <w:p>
-            <w:pPr>
-              <w:spacing w:after="40" w:before="0"/>
-              <w:jc w:val="left"/>
-            </w:pPr>
-            <w:r>
-              <w:rPr>
-                <w:rFonts w:ascii="Arial" w:cs="Arial" w:eastAsia="Arial" w:hAnsi="Arial"/>
-                <w:b w:val="false"/>
-                <w:bCs w:val="false"/>
-                <w:i w:val="false"/>
-                <w:iCs w:val="false"/>
-                <w:color w:val="000000"/>
-                <w:sz w:val="18"/>
-                <w:szCs w:val="18"/>
-              </w:rPr>
-              <w:t xml:space="preserve">Teacher collects answers to Problem C as a key formative checkpoint. Correct answers: 45° sector ≈ 76.99 cm²; 90° sector ≈ 153.99 cm²; 135° sector ≈ 230.98 cm². Learners who obtain these answers (±0.5 cm² rounding tolerance) have met the lesson SLO. Common errors to watch for: (1) using diameter instead of radius; (2) writing (θ/180°) instead of (θ/360°); (3) forgetting to square the radius. Any learner making error (2) or (3) on more than one problem is flagged for re-teaching before Lesson 3.</w:t>
-            </w:r>
-          </w:p>
-        </w:tc>
-      </w:tr>
-      <w:tr>
-        <w:tc>
-          <w:tcPr>
-            <w:tcW w:type="dxa" w:w="1520"/>
-            <w:shd w:fill="FCE4D6" w:color="auto" w:val="clear"/>
-            <w:tcMar>
-              <w:top w:type="dxa" w:w="60"/>
-              <w:left w:type="dxa" w:w="120"/>
-              <w:bottom w:type="dxa" w:w="60"/>
-              <w:right w:type="dxa" w:w="120"/>
-            </w:tcMar>
-            <w:vAlign w:val="top"/>
-          </w:tcPr>
-          <w:p>
-            <w:pPr>
-              <w:spacing w:after="40" w:before="0"/>
-              <w:jc w:val="left"/>
-            </w:pPr>
-            <w:r>
-              <w:rPr>
-                <w:rFonts w:ascii="Arial" w:cs="Arial" w:eastAsia="Arial" w:hAnsi="Arial"/>
-                <w:b/>
-                <w:bCs/>
-                <w:i w:val="false"/>
-                <w:iCs w:val="false"/>
-                <w:color w:val="000000"/>
-                <w:sz w:val="18"/>
-                <w:szCs w:val="18"/>
-              </w:rPr>
-              <w:t xml:space="preserve">Driving Question Board (DQB) Creation</w:t>
-            </w:r>
-          </w:p>
-          <w:p>
-            <w:pPr>
-              <w:spacing w:after="20" w:before="0"/>
-            </w:pPr>
-            <w:r>
-              <w:rPr>
-                <w:rFonts w:ascii="Arial" w:cs="Arial" w:eastAsia="Arial" w:hAnsi="Arial"/>
-                <w:b/>
-                <w:bCs/>
-                <w:color w:val="1F3864"/>
-                <w:sz w:val="16"/>
-                <w:szCs w:val="16"/>
-              </w:rPr>
-              <w:t xml:space="preserve">📹 VIDEO:</w:t>
-            </w:r>
-          </w:p>
-          <w:p>
-            <w:pPr>
-              <w:spacing w:after="20" w:before="0"/>
-            </w:pPr>
-            <w:hyperlink w:history="1" r:id="rId6yvm1ldimnrun3v3thvv4">
-              <w:r>
-                <w:rPr>
-                  <w:rFonts w:ascii="Arial" w:cs="Arial" w:eastAsia="Arial" w:hAnsi="Arial"/>
-                  <w:color w:val="2E75B6"/>
-                  <w:sz w:val="16"/>
-                  <w:szCs w:val="16"/>
-                  <w:u w:val="single" w:color="2E75B6"/>
-                </w:rPr>
-                <w:t xml:space="preserve">Area of a sector</w:t>
-              </w:r>
-            </w:hyperlink>
-          </w:p>
-          <w:p>
-            <w:pPr>
-              <w:spacing w:after="10" w:before="0"/>
-              <w:ind w:left="120"/>
-            </w:pPr>
-            <w:r>
-              <w:rPr>
-                <w:rFonts w:ascii="Arial" w:cs="Arial" w:eastAsia="Arial" w:hAnsi="Arial"/>
-                <w:color w:val="595959"/>
-                <w:sz w:val="14"/>
-                <w:szCs w:val="14"/>
-              </w:rPr>
-              <w:t xml:space="preserve">Source: Khan Academy (English - US curriculum)</w:t>
-            </w:r>
-          </w:p>
-          <w:p>
-            <w:pPr>
-              <w:spacing w:after="10" w:before="0"/>
-              <w:ind w:left="120"/>
-            </w:pPr>
-            <w:hyperlink w:history="1" r:id="rIdqy5uf1pwi9g52qjsfoows">
+            <w:hyperlink w:history="1" r:id="rIdkbs-dsv0v5pb3irk6jlsm">
               <w:r>
                 <w:rPr>
                   <w:rFonts w:ascii="Arial" w:cs="Arial" w:eastAsia="Arial" w:hAnsi="Arial"/>
@@ -7200,7 +7506,7 @@
             <w:pPr>
               <w:spacing w:after="20" w:before="0"/>
             </w:pPr>
-            <w:hyperlink w:history="1" r:id="rIdvllvldnwmgun_9fyxvrsf">
+            <w:hyperlink w:history="1" r:id="rIdu5zzhzgyh-utg7ex56gqm">
               <w:r>
                 <w:rPr>
                   <w:rFonts w:ascii="Arial" w:cs="Arial" w:eastAsia="Arial" w:hAnsi="Arial"/>
@@ -7209,7 +7515,7 @@
                   <w:szCs w:val="16"/>
                   <w:u w:val="single" w:color="2E75B6"/>
                 </w:rPr>
-                <w:t xml:space="preserve">Area of a sector</w:t>
+                <w:t xml:space="preserve">Area of a circle</w:t>
               </w:r>
             </w:hyperlink>
           </w:p>
@@ -7233,313 +7539,7 @@
               <w:spacing w:after="10" w:before="0"/>
               <w:ind w:left="120"/>
             </w:pPr>
-            <w:hyperlink w:history="1" r:id="rId3gvrdgceyuymgf6eahvjp">
-              <w:r>
-                <w:rPr>
-                  <w:rFonts w:ascii="Arial" w:cs="Arial" w:eastAsia="Arial" w:hAnsi="Arial"/>
-                  <w:color w:val="595959"/>
-                  <w:sz w:val="14"/>
-                  <w:szCs w:val="14"/>
-                  <w:u w:val="single" w:color="595959"/>
-                </w:rPr>
-                <w:t xml:space="preserve">🔍 Search ARES for similar readings</w:t>
-              </w:r>
-            </w:hyperlink>
-          </w:p>
-        </w:tc>
-        <w:tc>
-          <w:tcPr>
-            <w:tcW w:type="dxa" w:w="3040"/>
-            <w:shd w:fill="FFFFFF" w:color="auto" w:val="clear"/>
-            <w:tcMar>
-              <w:top w:type="dxa" w:w="60"/>
-              <w:left w:type="dxa" w:w="120"/>
-              <w:bottom w:type="dxa" w:w="60"/>
-              <w:right w:type="dxa" w:w="120"/>
-            </w:tcMar>
-            <w:vAlign w:val="top"/>
-          </w:tcPr>
-          <w:p>
-            <w:pPr>
-              <w:spacing w:after="40" w:before="0"/>
-              <w:jc w:val="left"/>
-            </w:pPr>
-            <w:r>
-              <w:rPr>
-                <w:rFonts w:ascii="Arial" w:cs="Arial" w:eastAsia="Arial" w:hAnsi="Arial"/>
-                <w:b w:val="false"/>
-                <w:bCs w:val="false"/>
-                <w:i w:val="false"/>
-                <w:iCs w:val="false"/>
-                <w:color w:val="000000"/>
-                <w:sz w:val="18"/>
-                <w:szCs w:val="18"/>
-              </w:rPr>
-              <w:t xml:space="preserve">Learners return to the class Driving Question Board (established in Lesson 1). Each learner writes one sticky note (or index card) responding to the prompt: 'What can I now calculate that I couldn't calculate before this lesson?' They also annotate the three prediction cards from Lesson 1 with the actual computed values (in a different colour) so the board shows both prediction and evidence side by side. Two volunteers read their sticky notes aloud before they are posted.</w:t>
-            </w:r>
-          </w:p>
-        </w:tc>
-        <w:tc>
-          <w:tcPr>
-            <w:tcW w:type="dxa" w:w="3040"/>
-            <w:shd w:fill="F2F2F2" w:color="auto" w:val="clear"/>
-            <w:tcMar>
-              <w:top w:type="dxa" w:w="60"/>
-              <w:left w:type="dxa" w:w="120"/>
-              <w:bottom w:type="dxa" w:w="60"/>
-              <w:right w:type="dxa" w:w="120"/>
-            </w:tcMar>
-            <w:vAlign w:val="top"/>
-          </w:tcPr>
-          <w:p>
-            <w:pPr>
-              <w:spacing w:after="40" w:before="0"/>
-              <w:jc w:val="left"/>
-            </w:pPr>
-            <w:r>
-              <w:rPr>
-                <w:rFonts w:ascii="Arial" w:cs="Arial" w:eastAsia="Arial" w:hAnsi="Arial"/>
-                <w:b w:val="false"/>
-                <w:bCs w:val="false"/>
-                <w:i w:val="false"/>
-                <w:iCs w:val="false"/>
-                <w:color w:val="000000"/>
-                <w:sz w:val="18"/>
-                <w:szCs w:val="18"/>
-              </w:rPr>
-              <w:t xml:space="preserve">Direct learners' attention to the DQB: 'Look at the predictions we recorded at the start of Lesson 1 and today. We now have exact numbers. Take your index card and write: what new calculating power do you have today that you didn't have after Lesson 1?' Allow 2 minutes of individual writing. Invite 2 volunteers to read their cards aloud before posting. Then point to the driving question displayed at the top of the DQB: 'How can we calculate the exact area of any wedge-shaped piece of a circle so that every customer at Wakulima Market gets a fair share?' Say: 'Can we answer this question for sectors now?' Elicit a brief class response. Then say: 'But look — Mama Achieng's watermelon also has a curved rind and some slices are cut all the way through. What if the piece is not a full wedge but a shape bounded by a chord rather than two radii? Write one question on the board that this new knowledge makes you wonder about.' Collect 2–3 student-generated questions and post them on the DQB under the heading 'New Questions from Lesson 2'. These will anchor Lesson 3 (area of a segment).</w:t>
-            </w:r>
-          </w:p>
-        </w:tc>
-        <w:tc>
-          <w:tcPr>
-            <w:tcW w:type="dxa" w:w="3040"/>
-            <w:shd w:fill="FFFFFF" w:color="auto" w:val="clear"/>
-            <w:tcMar>
-              <w:top w:type="dxa" w:w="60"/>
-              <w:left w:type="dxa" w:w="120"/>
-              <w:bottom w:type="dxa" w:w="60"/>
-              <w:right w:type="dxa" w:w="120"/>
-            </w:tcMar>
-            <w:vAlign w:val="top"/>
-          </w:tcPr>
-          <w:p>
-            <w:pPr>
-              <w:spacing w:after="40" w:before="0"/>
-              <w:jc w:val="left"/>
-            </w:pPr>
-            <w:r>
-              <w:rPr>
-                <w:rFonts w:ascii="Arial" w:cs="Arial" w:eastAsia="Arial" w:hAnsi="Arial"/>
-                <w:b w:val="false"/>
-                <w:bCs w:val="false"/>
-                <w:i w:val="false"/>
-                <w:iCs w:val="false"/>
-                <w:color w:val="000000"/>
-                <w:sz w:val="18"/>
-                <w:szCs w:val="18"/>
-              </w:rPr>
-              <w:t xml:space="preserve">Evidence Layering on the DQB: By writing actual computed values next to earlier predictions in a contrasting colour, the DQB becomes a visible record of the class's growing precision. The shift from 'I estimated about 150 cm²' to 'I can now calculate exactly 153.99 cm²' is captured publicly, reinforcing the epistemic value of deriving and applying a formula. Student-generated questions on the board sustain curiosity and create authentic need for the next lesson.</w:t>
-            </w:r>
-          </w:p>
-        </w:tc>
-        <w:tc>
-          <w:tcPr>
-            <w:tcW w:type="dxa" w:w="3040"/>
-            <w:shd w:fill="F2F2F2" w:color="auto" w:val="clear"/>
-            <w:tcMar>
-              <w:top w:type="dxa" w:w="60"/>
-              <w:left w:type="dxa" w:w="120"/>
-              <w:bottom w:type="dxa" w:w="60"/>
-              <w:right w:type="dxa" w:w="120"/>
-            </w:tcMar>
-            <w:vAlign w:val="top"/>
-          </w:tcPr>
-          <w:p>
-            <w:pPr>
-              <w:spacing w:after="40" w:before="0"/>
-              <w:jc w:val="left"/>
-            </w:pPr>
-            <w:r>
-              <w:rPr>
-                <w:rFonts w:ascii="Arial" w:cs="Arial" w:eastAsia="Arial" w:hAnsi="Arial"/>
-                <w:b w:val="false"/>
-                <w:bCs w:val="false"/>
-                <w:i w:val="false"/>
-                <w:iCs w:val="false"/>
-                <w:color w:val="000000"/>
-                <w:sz w:val="18"/>
-                <w:szCs w:val="18"/>
-              </w:rPr>
-              <w:t xml:space="preserve">Teacher reads the sticky notes as they are posted. A well-formed response names the formula (e.g., 'I can now use Area = (θ/360°) × πr² to calculate the exact area of any sector') and connects it to the phenomenon (e.g., 'so I can tell Mama Achieng's customers exactly how many cm² are in their slice'). Vague responses such as 'I learned about circles' indicate surface-level engagement and require a follow-up oral probe: 'Can you show me with an example?'</w:t>
-            </w:r>
-          </w:p>
-        </w:tc>
-      </w:tr>
-      <w:tr>
-        <w:tc>
-          <w:tcPr>
-            <w:tcW w:type="dxa" w:w="1520"/>
-            <w:shd w:fill="D5E8F0" w:color="auto" w:val="clear"/>
-            <w:tcMar>
-              <w:top w:type="dxa" w:w="60"/>
-              <w:left w:type="dxa" w:w="120"/>
-              <w:bottom w:type="dxa" w:w="60"/>
-              <w:right w:type="dxa" w:w="120"/>
-            </w:tcMar>
-            <w:vAlign w:val="top"/>
-          </w:tcPr>
-          <w:p>
-            <w:pPr>
-              <w:spacing w:after="40" w:before="0"/>
-              <w:jc w:val="left"/>
-            </w:pPr>
-            <w:r>
-              <w:rPr>
-                <w:rFonts w:ascii="Arial" w:cs="Arial" w:eastAsia="Arial" w:hAnsi="Arial"/>
-                <w:b/>
-                <w:bCs/>
-                <w:i w:val="false"/>
-                <w:iCs w:val="false"/>
-                <w:color w:val="000000"/>
-                <w:sz w:val="18"/>
-                <w:szCs w:val="18"/>
-              </w:rPr>
-              <w:t xml:space="preserve">Model Building Phase</w:t>
-            </w:r>
-          </w:p>
-          <w:p>
-            <w:pPr>
-              <w:spacing w:after="20" w:before="0"/>
-            </w:pPr>
-            <w:r>
-              <w:rPr>
-                <w:rFonts w:ascii="Arial" w:cs="Arial" w:eastAsia="Arial" w:hAnsi="Arial"/>
-                <w:b/>
-                <w:bCs/>
-                <w:color w:val="1F3864"/>
-                <w:sz w:val="16"/>
-                <w:szCs w:val="16"/>
-              </w:rPr>
-              <w:t xml:space="preserve">📹 VIDEO:</w:t>
-            </w:r>
-          </w:p>
-          <w:p>
-            <w:pPr>
-              <w:spacing w:after="20" w:before="0"/>
-            </w:pPr>
-            <w:hyperlink w:history="1" r:id="rIdnu8ljxvgbqcbvowulxbrm">
-              <w:r>
-                <w:rPr>
-                  <w:rFonts w:ascii="Arial" w:cs="Arial" w:eastAsia="Arial" w:hAnsi="Arial"/>
-                  <w:color w:val="2E75B6"/>
-                  <w:sz w:val="16"/>
-                  <w:szCs w:val="16"/>
-                  <w:u w:val="single" w:color="2E75B6"/>
-                </w:rPr>
-                <w:t xml:space="preserve">Area of a sector</w:t>
-              </w:r>
-            </w:hyperlink>
-          </w:p>
-          <w:p>
-            <w:pPr>
-              <w:spacing w:after="10" w:before="0"/>
-              <w:ind w:left="120"/>
-            </w:pPr>
-            <w:r>
-              <w:rPr>
-                <w:rFonts w:ascii="Arial" w:cs="Arial" w:eastAsia="Arial" w:hAnsi="Arial"/>
-                <w:color w:val="595959"/>
-                <w:sz w:val="14"/>
-                <w:szCs w:val="14"/>
-              </w:rPr>
-              <w:t xml:space="preserve">Source: Khan Academy (English - US curriculum)</w:t>
-            </w:r>
-          </w:p>
-          <w:p>
-            <w:pPr>
-              <w:spacing w:after="10" w:before="0"/>
-              <w:ind w:left="120"/>
-            </w:pPr>
-            <w:hyperlink w:history="1" r:id="rIdao1z0egrm97ch0egnyt38">
-              <w:r>
-                <w:rPr>
-                  <w:rFonts w:ascii="Arial" w:cs="Arial" w:eastAsia="Arial" w:hAnsi="Arial"/>
-                  <w:color w:val="595959"/>
-                  <w:sz w:val="14"/>
-                  <w:szCs w:val="14"/>
-                  <w:u w:val="single" w:color="595959"/>
-                </w:rPr>
-                <w:t xml:space="preserve">🔍 Search ARES for similar videos</w:t>
-              </w:r>
-            </w:hyperlink>
-          </w:p>
-          <w:p>
-            <w:pPr>
-              <w:spacing w:after="40" w:before="0"/>
-            </w:pPr>
-            <w:r>
-              <w:rPr>
-                <w:sz w:val="14"/>
-                <w:szCs w:val="14"/>
-              </w:rPr>
-              <w:t xml:space="preserve"/>
-            </w:r>
-          </w:p>
-          <w:p>
-            <w:pPr>
-              <w:spacing w:after="20" w:before="0"/>
-            </w:pPr>
-            <w:r>
-              <w:rPr>
-                <w:rFonts w:ascii="Arial" w:cs="Arial" w:eastAsia="Arial" w:hAnsi="Arial"/>
-                <w:b/>
-                <w:bCs/>
-                <w:color w:val="1F3864"/>
-                <w:sz w:val="16"/>
-                <w:szCs w:val="16"/>
-              </w:rPr>
-              <w:t xml:space="preserve">📖 EXERCISE:</w:t>
-            </w:r>
-          </w:p>
-          <w:p>
-            <w:pPr>
-              <w:spacing w:after="20" w:before="0"/>
-            </w:pPr>
-            <w:hyperlink w:history="1" r:id="rIdrjxfu22miinwsu_jnfdwg">
-              <w:r>
-                <w:rPr>
-                  <w:rFonts w:ascii="Arial" w:cs="Arial" w:eastAsia="Arial" w:hAnsi="Arial"/>
-                  <w:color w:val="2E75B6"/>
-                  <w:sz w:val="16"/>
-                  <w:szCs w:val="16"/>
-                  <w:u w:val="single" w:color="2E75B6"/>
-                </w:rPr>
-                <w:t xml:space="preserve">Area of a sector</w:t>
-              </w:r>
-            </w:hyperlink>
-          </w:p>
-          <w:p>
-            <w:pPr>
-              <w:spacing w:after="10" w:before="0"/>
-              <w:ind w:left="120"/>
-            </w:pPr>
-            <w:r>
-              <w:rPr>
-                <w:rFonts w:ascii="Arial" w:cs="Arial" w:eastAsia="Arial" w:hAnsi="Arial"/>
-                <w:color w:val="595959"/>
-                <w:sz w:val="14"/>
-                <w:szCs w:val="14"/>
-              </w:rPr>
-              <w:t xml:space="preserve">Source: Khan Academy (English - US curriculum)</w:t>
-            </w:r>
-          </w:p>
-          <w:p>
-            <w:pPr>
-              <w:spacing w:after="10" w:before="0"/>
-              <w:ind w:left="120"/>
-            </w:pPr>
-            <w:hyperlink w:history="1" r:id="rIdjnaj-cqys9pt7nrbzhxkl">
+            <w:hyperlink w:history="1" r:id="rIdc5k-abngtshn8zpt6et3x">
               <w:r>
                 <w:rPr>
                   <w:rFonts w:ascii="Arial" w:cs="Arial" w:eastAsia="Arial" w:hAnsi="Arial"/>
@@ -9102,7 +9102,85 @@
             <w:pPr>
               <w:spacing w:after="20" w:before="0"/>
             </w:pPr>
-            <w:hyperlink w:history="1" r:id="rIdv1ysc5id6jjso_my2bi4c">
+            <w:hyperlink w:history="1" r:id="rIddlr2xgzcw-92je7ptegpn">
+              <w:r>
+                <w:rPr>
+                  <w:rFonts w:ascii="Arial" w:cs="Arial" w:eastAsia="Arial" w:hAnsi="Arial"/>
+                  <w:color w:val="2E75B6"/>
+                  <w:sz w:val="16"/>
+                  <w:szCs w:val="16"/>
+                  <w:u w:val="single" w:color="2E75B6"/>
+                </w:rPr>
+                <w:t xml:space="preserve">Area of a circle</w:t>
+              </w:r>
+            </w:hyperlink>
+          </w:p>
+          <w:p>
+            <w:pPr>
+              <w:spacing w:after="10" w:before="0"/>
+              <w:ind w:left="120"/>
+            </w:pPr>
+            <w:r>
+              <w:rPr>
+                <w:rFonts w:ascii="Arial" w:cs="Arial" w:eastAsia="Arial" w:hAnsi="Arial"/>
+                <w:color w:val="595959"/>
+                <w:sz w:val="14"/>
+                <w:szCs w:val="14"/>
+              </w:rPr>
+              <w:t xml:space="preserve">Source: Khan Academy (English - US curriculum)</w:t>
+            </w:r>
+          </w:p>
+          <w:p>
+            <w:pPr>
+              <w:spacing w:after="10" w:before="0"/>
+              <w:ind w:left="120"/>
+            </w:pPr>
+            <w:hyperlink w:history="1" r:id="rId5jfkcfzl6tb0dspwclw7p">
+              <w:r>
+                <w:rPr>
+                  <w:rFonts w:ascii="Arial" w:cs="Arial" w:eastAsia="Arial" w:hAnsi="Arial"/>
+                  <w:color w:val="595959"/>
+                  <w:sz w:val="14"/>
+                  <w:szCs w:val="14"/>
+                  <w:u w:val="single" w:color="595959"/>
+                </w:rPr>
+                <w:t xml:space="preserve">🔍 Search ARES for similar videos</w:t>
+              </w:r>
+            </w:hyperlink>
+          </w:p>
+          <w:p>
+            <w:pPr>
+              <w:spacing w:after="40" w:before="0"/>
+            </w:pPr>
+            <w:r>
+              <w:rPr>
+                <w:sz w:val="14"/>
+                <w:szCs w:val="14"/>
+              </w:rPr>
+              <w:t xml:space="preserve"/>
+            </w:r>
+          </w:p>
+          <w:p>
+            <w:pPr>
+              <w:spacing w:after="20" w:before="0"/>
+            </w:pPr>
+            <w:r>
+              <w:rPr>
+                <w:rFonts w:ascii="Arial" w:cs="Arial" w:eastAsia="Arial" w:hAnsi="Arial"/>
+                <w:b/>
+                <w:bCs/>
+                <w:color w:val="1F3864"/>
+                <w:sz w:val="16"/>
+                <w:szCs w:val="16"/>
+              </w:rPr>
+              <w:t xml:space="preserve">📖 EXERCISE:</w:t>
+            </w:r>
+          </w:p>
+          <w:p>
+            <w:pPr>
+              <w:spacing w:after="20" w:before="0"/>
+            </w:pPr>
+            <w:hyperlink w:history="1" r:id="rIdsyi65dxuppezqnhf-lfnu">
               <w:r>
                 <w:rPr>
                   <w:rFonts w:ascii="Arial" w:cs="Arial" w:eastAsia="Arial" w:hAnsi="Arial"/>
@@ -9135,7 +9213,235 @@
               <w:spacing w:after="10" w:before="0"/>
               <w:ind w:left="120"/>
             </w:pPr>
-            <w:hyperlink w:history="1" r:id="rIdsxaww3cwnazq0015ngg8t">
+            <w:hyperlink w:history="1" r:id="rIdser1sanozxdndixd7famk">
+              <w:r>
+                <w:rPr>
+                  <w:rFonts w:ascii="Arial" w:cs="Arial" w:eastAsia="Arial" w:hAnsi="Arial"/>
+                  <w:color w:val="595959"/>
+                  <w:sz w:val="14"/>
+                  <w:szCs w:val="14"/>
+                  <w:u w:val="single" w:color="595959"/>
+                </w:rPr>
+                <w:t xml:space="preserve">🔍 Search ARES for similar readings</w:t>
+              </w:r>
+            </w:hyperlink>
+          </w:p>
+        </w:tc>
+        <w:tc>
+          <w:tcPr>
+            <w:tcW w:type="dxa" w:w="3040"/>
+            <w:shd w:fill="FFFFFF" w:color="auto" w:val="clear"/>
+            <w:tcMar>
+              <w:top w:type="dxa" w:w="60"/>
+              <w:left w:type="dxa" w:w="120"/>
+              <w:bottom w:type="dxa" w:w="60"/>
+              <w:right w:type="dxa" w:w="120"/>
+            </w:tcMar>
+            <w:vAlign w:val="top"/>
+          </w:tcPr>
+          <w:p>
+            <w:pPr>
+              <w:spacing w:after="40" w:before="0"/>
+              <w:jc w:val="left"/>
+            </w:pPr>
+            <w:r>
+              <w:rPr>
+                <w:rFonts w:ascii="Arial" w:cs="Arial" w:eastAsia="Arial" w:hAnsi="Arial"/>
+                <w:b w:val="false"/>
+                <w:bCs w:val="false"/>
+                <w:i w:val="false"/>
+                <w:iCs w:val="false"/>
+                <w:color w:val="000000"/>
+                <w:sz w:val="18"/>
+                <w:szCs w:val="18"/>
+              </w:rPr>
+              <w:t xml:space="preserve">Each learner receives a half-page printed sheet showing five sector outlines: all with radius 7 cm but central angles of 30°, 60°, 90°, 120°, and 180°. Without any formula, learners individually write two predictions in their exercise books: (1) 'I predict the sector with angle 180° has ___ times the area of the sector with angle 90°, because…' and (2) 'If I double the radius but keep the angle fixed, I predict the area will ___.' Learners then compare predictions with a desk partner for 2 minutes before a whole-class share-out.</w:t>
+            </w:r>
+          </w:p>
+        </w:tc>
+        <w:tc>
+          <w:tcPr>
+            <w:tcW w:type="dxa" w:w="3040"/>
+            <w:shd w:fill="F2F2F2" w:color="auto" w:val="clear"/>
+            <w:tcMar>
+              <w:top w:type="dxa" w:w="60"/>
+              <w:left w:type="dxa" w:w="120"/>
+              <w:bottom w:type="dxa" w:w="60"/>
+              <w:right w:type="dxa" w:w="120"/>
+            </w:tcMar>
+            <w:vAlign w:val="top"/>
+          </w:tcPr>
+          <w:p>
+            <w:pPr>
+              <w:spacing w:after="40" w:before="0"/>
+              <w:jc w:val="left"/>
+            </w:pPr>
+            <w:r>
+              <w:rPr>
+                <w:rFonts w:ascii="Arial" w:cs="Arial" w:eastAsia="Arial" w:hAnsi="Arial"/>
+                <w:b w:val="false"/>
+                <w:bCs w:val="false"/>
+                <w:i w:val="false"/>
+                <w:iCs w:val="false"/>
+                <w:color w:val="000000"/>
+                <w:sz w:val="18"/>
+                <w:szCs w:val="18"/>
+              </w:rPr>
+              <w:t xml:space="preserve">Distribute the printed sector-outline sheet. Say: 'Before we calculate anything today, I want you to THINK about what you already believe. Look at these five watermelon slices — same melon, same radius, different cuts. In your book, complete both prediction sentences. You have 3 minutes of silent thinking time — GO.' Set a visible 3-minute timer. After 3 minutes say: 'Turn to your desk partner — compare your predictions. Do you agree? If not, why not? You have 2 minutes.' After partner talk, cold-call 3 learners (one who predicted a doubling relationship, one who did not, one who is unsure) using: 'Kamau — share your prediction for question 1 and your reasoning.' Apply 10-second wait time after each cold-call before accepting any response. Record two or three contrasting predictions visibly on the board under the heading 'OUR PREDICTIONS — we will test these today.'</w:t>
+            </w:r>
+          </w:p>
+        </w:tc>
+        <w:tc>
+          <w:tcPr>
+            <w:tcW w:type="dxa" w:w="3040"/>
+            <w:shd w:fill="FFFFFF" w:color="auto" w:val="clear"/>
+            <w:tcMar>
+              <w:top w:type="dxa" w:w="60"/>
+              <w:left w:type="dxa" w:w="120"/>
+              <w:bottom w:type="dxa" w:w="60"/>
+              <w:right w:type="dxa" w:w="120"/>
+            </w:tcMar>
+            <w:vAlign w:val="top"/>
+          </w:tcPr>
+          <w:p>
+            <w:pPr>
+              <w:spacing w:after="40" w:before="0"/>
+              <w:jc w:val="left"/>
+            </w:pPr>
+            <w:r>
+              <w:rPr>
+                <w:rFonts w:ascii="Arial" w:cs="Arial" w:eastAsia="Arial" w:hAnsi="Arial"/>
+                <w:b w:val="false"/>
+                <w:bCs w:val="false"/>
+                <w:i w:val="false"/>
+                <w:iCs w:val="false"/>
+                <w:color w:val="000000"/>
+                <w:sz w:val="18"/>
+                <w:szCs w:val="18"/>
+              </w:rPr>
+              <w:t xml:space="preserve">Predict-then-Test anchoring: By committing predictions to writing before any instruction, learners activate prior knowledge about proportionality and area, create cognitive dissonance that motivates the activity, and have a personal benchmark against which to evaluate their later findings. This directly mirrors the market vendor's implicit prediction that equal angles mean equal area.</w:t>
+            </w:r>
+          </w:p>
+        </w:tc>
+        <w:tc>
+          <w:tcPr>
+            <w:tcW w:type="dxa" w:w="3040"/>
+            <w:shd w:fill="F2F2F2" w:color="auto" w:val="clear"/>
+            <w:tcMar>
+              <w:top w:type="dxa" w:w="60"/>
+              <w:left w:type="dxa" w:w="120"/>
+              <w:bottom w:type="dxa" w:w="60"/>
+              <w:right w:type="dxa" w:w="120"/>
+            </w:tcMar>
+            <w:vAlign w:val="top"/>
+          </w:tcPr>
+          <w:p>
+            <w:pPr>
+              <w:spacing w:after="40" w:before="0"/>
+              <w:jc w:val="left"/>
+            </w:pPr>
+            <w:r>
+              <w:rPr>
+                <w:rFonts w:ascii="Arial" w:cs="Arial" w:eastAsia="Arial" w:hAnsi="Arial"/>
+                <w:b w:val="false"/>
+                <w:bCs w:val="false"/>
+                <w:i w:val="false"/>
+                <w:iCs w:val="false"/>
+                <w:color w:val="000000"/>
+                <w:sz w:val="18"/>
+                <w:szCs w:val="18"/>
+              </w:rPr>
+              <w:t xml:space="preserve">Circulate during silent writing. Look for: (a) learners who correctly predict a proportional (linear) relationship between angle and area — this shows strong proportional reasoning; (b) learners who predict the radius relationship will also be linear (rather than quadratic) — this is the key misconception to address in Phase 3. Note names of both groups for targeted questioning in Phase 3. Observable indicator: every learner has at least one written prediction sentence before partner talk begins.</w:t>
+            </w:r>
+          </w:p>
+        </w:tc>
+      </w:tr>
+      <w:tr>
+        <w:tc>
+          <w:tcPr>
+            <w:tcW w:type="dxa" w:w="1520"/>
+            <w:shd w:fill="D9EEF1" w:color="auto" w:val="clear"/>
+            <w:tcMar>
+              <w:top w:type="dxa" w:w="60"/>
+              <w:left w:type="dxa" w:w="120"/>
+              <w:bottom w:type="dxa" w:w="60"/>
+              <w:right w:type="dxa" w:w="120"/>
+            </w:tcMar>
+            <w:vAlign w:val="top"/>
+          </w:tcPr>
+          <w:p>
+            <w:pPr>
+              <w:spacing w:after="40" w:before="0"/>
+              <w:jc w:val="left"/>
+            </w:pPr>
+            <w:r>
+              <w:rPr>
+                <w:rFonts w:ascii="Arial" w:cs="Arial" w:eastAsia="Arial" w:hAnsi="Arial"/>
+                <w:b/>
+                <w:bCs/>
+                <w:i w:val="false"/>
+                <w:iCs w:val="false"/>
+                <w:color w:val="000000"/>
+                <w:sz w:val="18"/>
+                <w:szCs w:val="18"/>
+              </w:rPr>
+              <w:t xml:space="preserve">Observe Phase</w:t>
+            </w:r>
+          </w:p>
+          <w:p>
+            <w:pPr>
+              <w:spacing w:after="20" w:before="0"/>
+            </w:pPr>
+            <w:r>
+              <w:rPr>
+                <w:rFonts w:ascii="Arial" w:cs="Arial" w:eastAsia="Arial" w:hAnsi="Arial"/>
+                <w:b/>
+                <w:bCs/>
+                <w:color w:val="1F3864"/>
+                <w:sz w:val="16"/>
+                <w:szCs w:val="16"/>
+              </w:rPr>
+              <w:t xml:space="preserve">📹 VIDEO:</w:t>
+            </w:r>
+          </w:p>
+          <w:p>
+            <w:pPr>
+              <w:spacing w:after="20" w:before="0"/>
+            </w:pPr>
+            <w:hyperlink w:history="1" r:id="rIdnmhldnrne9cauxswg1nh3">
+              <w:r>
+                <w:rPr>
+                  <w:rFonts w:ascii="Arial" w:cs="Arial" w:eastAsia="Arial" w:hAnsi="Arial"/>
+                  <w:color w:val="2E75B6"/>
+                  <w:sz w:val="16"/>
+                  <w:szCs w:val="16"/>
+                  <w:u w:val="single" w:color="2E75B6"/>
+                </w:rPr>
+                <w:t xml:space="preserve">Area of a sector</w:t>
+              </w:r>
+            </w:hyperlink>
+          </w:p>
+          <w:p>
+            <w:pPr>
+              <w:spacing w:after="10" w:before="0"/>
+              <w:ind w:left="120"/>
+            </w:pPr>
+            <w:r>
+              <w:rPr>
+                <w:rFonts w:ascii="Arial" w:cs="Arial" w:eastAsia="Arial" w:hAnsi="Arial"/>
+                <w:color w:val="595959"/>
+                <w:sz w:val="14"/>
+                <w:szCs w:val="14"/>
+              </w:rPr>
+              <w:t xml:space="preserve">Source: Khan Academy (English - US curriculum)</w:t>
+            </w:r>
+          </w:p>
+          <w:p>
+            <w:pPr>
+              <w:spacing w:after="10" w:before="0"/>
+              <w:ind w:left="120"/>
+            </w:pPr>
+            <w:hyperlink w:history="1" r:id="rId5t4ztjgxir2dwx8a4bzho">
               <w:r>
                 <w:rPr>
                   <w:rFonts w:ascii="Arial" w:cs="Arial" w:eastAsia="Arial" w:hAnsi="Arial"/>
@@ -9180,7 +9486,313 @@
             <w:pPr>
               <w:spacing w:after="20" w:before="0"/>
             </w:pPr>
-            <w:hyperlink w:history="1" r:id="rIduljvm9hu4p-htpmhqlpx7">
+            <w:hyperlink w:history="1" r:id="rIdv7lje3c0cp2yljfgnozqm">
+              <w:r>
+                <w:rPr>
+                  <w:rFonts w:ascii="Arial" w:cs="Arial" w:eastAsia="Arial" w:hAnsi="Arial"/>
+                  <w:color w:val="2E75B6"/>
+                  <w:sz w:val="16"/>
+                  <w:szCs w:val="16"/>
+                  <w:u w:val="single" w:color="2E75B6"/>
+                </w:rPr>
+                <w:t xml:space="preserve">Area of a circle</w:t>
+              </w:r>
+            </w:hyperlink>
+          </w:p>
+          <w:p>
+            <w:pPr>
+              <w:spacing w:after="10" w:before="0"/>
+              <w:ind w:left="120"/>
+            </w:pPr>
+            <w:r>
+              <w:rPr>
+                <w:rFonts w:ascii="Arial" w:cs="Arial" w:eastAsia="Arial" w:hAnsi="Arial"/>
+                <w:color w:val="595959"/>
+                <w:sz w:val="14"/>
+                <w:szCs w:val="14"/>
+              </w:rPr>
+              <w:t xml:space="preserve">Source: Khan Academy (English - US curriculum)</w:t>
+            </w:r>
+          </w:p>
+          <w:p>
+            <w:pPr>
+              <w:spacing w:after="10" w:before="0"/>
+              <w:ind w:left="120"/>
+            </w:pPr>
+            <w:hyperlink w:history="1" r:id="rIdlgngjtvm6pzrgzul03mwi">
+              <w:r>
+                <w:rPr>
+                  <w:rFonts w:ascii="Arial" w:cs="Arial" w:eastAsia="Arial" w:hAnsi="Arial"/>
+                  <w:color w:val="595959"/>
+                  <w:sz w:val="14"/>
+                  <w:szCs w:val="14"/>
+                  <w:u w:val="single" w:color="595959"/>
+                </w:rPr>
+                <w:t xml:space="preserve">🔍 Search ARES for similar readings</w:t>
+              </w:r>
+            </w:hyperlink>
+          </w:p>
+        </w:tc>
+        <w:tc>
+          <w:tcPr>
+            <w:tcW w:type="dxa" w:w="3040"/>
+            <w:shd w:fill="FFFFFF" w:color="auto" w:val="clear"/>
+            <w:tcMar>
+              <w:top w:type="dxa" w:w="60"/>
+              <w:left w:type="dxa" w:w="120"/>
+              <w:bottom w:type="dxa" w:w="60"/>
+              <w:right w:type="dxa" w:w="120"/>
+            </w:tcMar>
+            <w:vAlign w:val="top"/>
+          </w:tcPr>
+          <w:p>
+            <w:pPr>
+              <w:spacing w:after="40" w:before="0"/>
+              <w:jc w:val="left"/>
+            </w:pPr>
+            <w:r>
+              <w:rPr>
+                <w:rFonts w:ascii="Arial" w:cs="Arial" w:eastAsia="Arial" w:hAnsi="Arial"/>
+                <w:b w:val="false"/>
+                <w:bCs w:val="false"/>
+                <w:i w:val="false"/>
+                <w:iCs w:val="false"/>
+                <w:color w:val="000000"/>
+                <w:sz w:val="18"/>
+                <w:szCs w:val="18"/>
+              </w:rPr>
+              <w:t xml:space="preserve">Groups of 4 receive a Materials Pack: one sheet of A4 card, a compass, protractor, ruler, scissors, and a recording table (pre-printed or copied from the board). PART A — Fixed radius, varying angle (15 min): Each group draws and cuts out 5 sectors on card, all with radius 7 cm, at angles 30°, 60°, 90°, 120°, 180°. For each sector they measure the arc length with a string-and-ruler method, record the central angle θ and radius r, and calculate the fraction θ/360. They record these in their table. PART B — Fixed angle, varying radius (8 min): Groups draw and cut out 3 sectors all at 60°, with radii 4 cm, 7 cm, and 10 cm. They record r, r², and the fraction θ/360 for each. PART C — Pattern hunt (5 min): Groups inspect their two tables and write one sentence describing the pattern they see between (θ/360) and area, and another sentence describing the relationship between r and area.</w:t>
+            </w:r>
+          </w:p>
+        </w:tc>
+        <w:tc>
+          <w:tcPr>
+            <w:tcW w:type="dxa" w:w="3040"/>
+            <w:shd w:fill="F2F2F2" w:color="auto" w:val="clear"/>
+            <w:tcMar>
+              <w:top w:type="dxa" w:w="60"/>
+              <w:left w:type="dxa" w:w="120"/>
+              <w:bottom w:type="dxa" w:w="60"/>
+              <w:right w:type="dxa" w:w="120"/>
+            </w:tcMar>
+            <w:vAlign w:val="top"/>
+          </w:tcPr>
+          <w:p>
+            <w:pPr>
+              <w:spacing w:after="40" w:before="0"/>
+              <w:jc w:val="left"/>
+            </w:pPr>
+            <w:r>
+              <w:rPr>
+                <w:rFonts w:ascii="Arial" w:cs="Arial" w:eastAsia="Arial" w:hAnsi="Arial"/>
+                <w:b w:val="false"/>
+                <w:bCs w:val="false"/>
+                <w:i w:val="false"/>
+                <w:iCs w:val="false"/>
+                <w:color w:val="000000"/>
+                <w:sz w:val="18"/>
+                <w:szCs w:val="18"/>
+              </w:rPr>
+              <w:t xml:space="preserve">Before groups begin say: 'You are now Mama Akinyi's quality-control team. She needs to know the exact area of each wedge — not an estimate, the EXACT area. Your cut-outs are your evidence. Every measurement must be recorded in your table — a scientist at KEMRI would not skip a row.' Circulate continuously. At the 7-minute mark, pause the class for a 60-second mid-activity check: cold-call one group — 'Group 3 — Aisha, tell me: what is θ/360 for your 90° sector?' (10-second wait time). If the group says 0.25, affirm and say: 'Hold that number — it will matter in Phase 3.' If incorrect, prompt: 'What fraction of the full 360° is 90°?' For Part B, prompt groups who finish early: 'Look at your r column and your area column. What happens to the area when r doubles from 4 to 8? Is that what you predicted?' During Part C, circulate and listen for the word 'proportional' — if no group uses it, plant the seed: 'Is the relationship between θ and area the same KIND of relationship as between r and area? Discuss.'</w:t>
+            </w:r>
+          </w:p>
+        </w:tc>
+        <w:tc>
+          <w:tcPr>
+            <w:tcW w:type="dxa" w:w="3040"/>
+            <w:shd w:fill="FFFFFF" w:color="auto" w:val="clear"/>
+            <w:tcMar>
+              <w:top w:type="dxa" w:w="60"/>
+              <w:left w:type="dxa" w:w="120"/>
+              <w:bottom w:type="dxa" w:w="60"/>
+              <w:right w:type="dxa" w:w="120"/>
+            </w:tcMar>
+            <w:vAlign w:val="top"/>
+          </w:tcPr>
+          <w:p>
+            <w:pPr>
+              <w:spacing w:after="40" w:before="0"/>
+              <w:jc w:val="left"/>
+            </w:pPr>
+            <w:r>
+              <w:rPr>
+                <w:rFonts w:ascii="Arial" w:cs="Arial" w:eastAsia="Arial" w:hAnsi="Arial"/>
+                <w:b w:val="false"/>
+                <w:bCs w:val="false"/>
+                <w:i w:val="false"/>
+                <w:iCs w:val="false"/>
+                <w:color w:val="000000"/>
+                <w:sz w:val="18"/>
+                <w:szCs w:val="18"/>
+              </w:rPr>
+              <w:t xml:space="preserve">Data-Table Pattern Recognition with Physical Manipulatives: Learners generate their own data through measurement of self-constructed objects, rather than reading values from a textbook. The physical act of cutting sectors at different angles makes the proportional relationship between angle and area visceral and memorable. Separating the two variables (Part A then Part B) follows a controlled-variable investigation structure (NGSS Science and Engineering Practice 3: Planning and Carrying Out Investigations), enabling learners to isolate the effect of each variable on area.</w:t>
+            </w:r>
+          </w:p>
+        </w:tc>
+        <w:tc>
+          <w:tcPr>
+            <w:tcW w:type="dxa" w:w="3040"/>
+            <w:shd w:fill="F2F2F2" w:color="auto" w:val="clear"/>
+            <w:tcMar>
+              <w:top w:type="dxa" w:w="60"/>
+              <w:left w:type="dxa" w:w="120"/>
+              <w:bottom w:type="dxa" w:w="60"/>
+              <w:right w:type="dxa" w:w="120"/>
+            </w:tcMar>
+            <w:vAlign w:val="top"/>
+          </w:tcPr>
+          <w:p>
+            <w:pPr>
+              <w:spacing w:after="40" w:before="0"/>
+              <w:jc w:val="left"/>
+            </w:pPr>
+            <w:r>
+              <w:rPr>
+                <w:rFonts w:ascii="Arial" w:cs="Arial" w:eastAsia="Arial" w:hAnsi="Arial"/>
+                <w:b w:val="false"/>
+                <w:bCs w:val="false"/>
+                <w:i w:val="false"/>
+                <w:iCs w:val="false"/>
+                <w:color w:val="000000"/>
+                <w:sz w:val="18"/>
+                <w:szCs w:val="18"/>
+              </w:rPr>
+              <w:t xml:space="preserve">Collect observable evidence at three checkpoints: (1) At 10 minutes — every group should have at least 3 completed rows in their Part A table with θ/360 correctly calculated; (2) At 20 minutes — Part B table should show r² values calculated, not just r; (3) At 28 minutes — each group's Part C pattern sentence should mention both angle and radius. Key misconception to watch: groups who calculate θ/360 × r (instead of θ/360 × r²) in Part C — flag these groups for direct questioning in Phase 3. Indicator of success: 100% of groups have a completed two-part data table with at least one pattern sentence written.</w:t>
+            </w:r>
+          </w:p>
+        </w:tc>
+      </w:tr>
+      <w:tr>
+        <w:tc>
+          <w:tcPr>
+            <w:tcW w:type="dxa" w:w="1520"/>
+            <w:shd w:fill="E2EFDA" w:color="auto" w:val="clear"/>
+            <w:tcMar>
+              <w:top w:type="dxa" w:w="60"/>
+              <w:left w:type="dxa" w:w="120"/>
+              <w:bottom w:type="dxa" w:w="60"/>
+              <w:right w:type="dxa" w:w="120"/>
+            </w:tcMar>
+            <w:vAlign w:val="top"/>
+          </w:tcPr>
+          <w:p>
+            <w:pPr>
+              <w:spacing w:after="40" w:before="0"/>
+              <w:jc w:val="left"/>
+            </w:pPr>
+            <w:r>
+              <w:rPr>
+                <w:rFonts w:ascii="Arial" w:cs="Arial" w:eastAsia="Arial" w:hAnsi="Arial"/>
+                <w:b/>
+                <w:bCs/>
+                <w:i w:val="false"/>
+                <w:iCs w:val="false"/>
+                <w:color w:val="000000"/>
+                <w:sz w:val="18"/>
+                <w:szCs w:val="18"/>
+              </w:rPr>
+              <w:t xml:space="preserve">Explain Phase</w:t>
+            </w:r>
+          </w:p>
+          <w:p>
+            <w:pPr>
+              <w:spacing w:after="20" w:before="0"/>
+            </w:pPr>
+            <w:r>
+              <w:rPr>
+                <w:rFonts w:ascii="Arial" w:cs="Arial" w:eastAsia="Arial" w:hAnsi="Arial"/>
+                <w:b/>
+                <w:bCs/>
+                <w:color w:val="1F3864"/>
+                <w:sz w:val="16"/>
+                <w:szCs w:val="16"/>
+              </w:rPr>
+              <w:t xml:space="preserve">📹 VIDEO:</w:t>
+            </w:r>
+          </w:p>
+          <w:p>
+            <w:pPr>
+              <w:spacing w:after="20" w:before="0"/>
+            </w:pPr>
+            <w:hyperlink w:history="1" r:id="rIdy25raarffqgoz1yx9aher">
+              <w:r>
+                <w:rPr>
+                  <w:rFonts w:ascii="Arial" w:cs="Arial" w:eastAsia="Arial" w:hAnsi="Arial"/>
+                  <w:color w:val="2E75B6"/>
+                  <w:sz w:val="16"/>
+                  <w:szCs w:val="16"/>
+                  <w:u w:val="single" w:color="2E75B6"/>
+                </w:rPr>
+                <w:t xml:space="preserve">Area of a circle</w:t>
+              </w:r>
+            </w:hyperlink>
+          </w:p>
+          <w:p>
+            <w:pPr>
+              <w:spacing w:after="10" w:before="0"/>
+              <w:ind w:left="120"/>
+            </w:pPr>
+            <w:r>
+              <w:rPr>
+                <w:rFonts w:ascii="Arial" w:cs="Arial" w:eastAsia="Arial" w:hAnsi="Arial"/>
+                <w:color w:val="595959"/>
+                <w:sz w:val="14"/>
+                <w:szCs w:val="14"/>
+              </w:rPr>
+              <w:t xml:space="preserve">Source: Khan Academy (English - US curriculum)</w:t>
+            </w:r>
+          </w:p>
+          <w:p>
+            <w:pPr>
+              <w:spacing w:after="10" w:before="0"/>
+              <w:ind w:left="120"/>
+            </w:pPr>
+            <w:hyperlink w:history="1" r:id="rIdfqqbvkztrsllshiupvspk">
+              <w:r>
+                <w:rPr>
+                  <w:rFonts w:ascii="Arial" w:cs="Arial" w:eastAsia="Arial" w:hAnsi="Arial"/>
+                  <w:color w:val="595959"/>
+                  <w:sz w:val="14"/>
+                  <w:szCs w:val="14"/>
+                  <w:u w:val="single" w:color="595959"/>
+                </w:rPr>
+                <w:t xml:space="preserve">🔍 Search ARES for similar videos</w:t>
+              </w:r>
+            </w:hyperlink>
+          </w:p>
+          <w:p>
+            <w:pPr>
+              <w:spacing w:after="40" w:before="0"/>
+            </w:pPr>
+            <w:r>
+              <w:rPr>
+                <w:sz w:val="14"/>
+                <w:szCs w:val="14"/>
+              </w:rPr>
+              <w:t xml:space="preserve"/>
+            </w:r>
+          </w:p>
+          <w:p>
+            <w:pPr>
+              <w:spacing w:after="20" w:before="0"/>
+            </w:pPr>
+            <w:r>
+              <w:rPr>
+                <w:rFonts w:ascii="Arial" w:cs="Arial" w:eastAsia="Arial" w:hAnsi="Arial"/>
+                <w:b/>
+                <w:bCs/>
+                <w:color w:val="1F3864"/>
+                <w:sz w:val="16"/>
+                <w:szCs w:val="16"/>
+              </w:rPr>
+              <w:t xml:space="preserve">📖 EXERCISE:</w:t>
+            </w:r>
+          </w:p>
+          <w:p>
+            <w:pPr>
+              <w:spacing w:after="20" w:before="0"/>
+            </w:pPr>
+            <w:hyperlink w:history="1" r:id="rId8w-grwfxiunmivq65xb3k">
               <w:r>
                 <w:rPr>
                   <w:rFonts w:ascii="Arial" w:cs="Arial" w:eastAsia="Arial" w:hAnsi="Arial"/>
@@ -9213,7 +9825,7 @@
               <w:spacing w:after="10" w:before="0"/>
               <w:ind w:left="120"/>
             </w:pPr>
-            <w:hyperlink w:history="1" r:id="rIdgfyitfjzx_x8x-srlyuk5">
+            <w:hyperlink w:history="1" r:id="rIdyhhs6vtfnmfr2fycxhaol">
               <w:r>
                 <w:rPr>
                   <w:rFonts w:ascii="Arial" w:cs="Arial" w:eastAsia="Arial" w:hAnsi="Arial"/>
@@ -9255,7 +9867,7 @@
                 <w:sz w:val="18"/>
                 <w:szCs w:val="18"/>
               </w:rPr>
-              <w:t xml:space="preserve">Each learner receives a half-page printed sheet showing five sector outlines: all with radius 7 cm but central angles of 30°, 60°, 90°, 120°, and 180°. Without any formula, learners individually write two predictions in their exercise books: (1) 'I predict the sector with angle 180° has ___ times the area of the sector with angle 90°, because…' and (2) 'If I double the radius but keep the angle fixed, I predict the area will ___.' Learners then compare predictions with a desk partner for 2 minutes before a whole-class share-out.</w:t>
+              <w:t xml:space="preserve">Whole-class discussion leads to derivation of the sector area formula. Learners then apply the formula to two specific cuts: Cut A (θ = 45°, r = 14 cm) and Cut B (θ = 72°, r = 14 cm) — the two wedges the Wakulima Market vendor claimed were 'fair.' Learners calculate both areas, compare them, and write a one-sentence verdict: 'The vendor's cuts ARE / ARE NOT fair because…' They also revisit their Phase 1 predictions and annotate them with 'CONFIRMED' or 'REVISED — because…'</w:t>
             </w:r>
           </w:p>
         </w:tc>
@@ -9287,7 +9899,7 @@
                 <w:sz w:val="18"/>
                 <w:szCs w:val="18"/>
               </w:rPr>
-              <w:t xml:space="preserve">Distribute the printed sector-outline sheet. Say: 'Before we calculate anything today, I want you to THINK about what you already believe. Look at these five watermelon slices — same melon, same radius, different cuts. In your book, complete both prediction sentences. You have 3 minutes of silent thinking time — GO.' Set a visible 3-minute timer. After 3 minutes say: 'Turn to your desk partner — compare your predictions. Do you agree? If not, why not? You have 2 minutes.' After partner talk, cold-call 3 learners (one who predicted a doubling relationship, one who did not, one who is unsure) using: 'Kamau — share your prediction for question 1 and your reasoning.' Apply 10-second wait time after each cold-call before accepting any response. Record two or three contrasting predictions visibly on the board under the heading 'OUR PREDICTIONS — we will test these today.'</w:t>
+              <w:t xml:space="preserve">Open with: 'Let's build the formula TOGETHER from YOUR data. I am not going to tell you the formula — you are going to derive it.' Draw a blank formula template on the board: Area of sector = ___ × Area of full circle. Ask cold-call question (10-second wait): 'Juma — from your Part A table, what fraction of the full circle is a 60° sector?' After response, fill in: 'So Area of 60° sector = (60/360) × πr².' Ask: 'Wanjiku — generalise that. If the angle is θ, what is the formula?' (10-second wait). Write A = (θ/360) × πr² on the board. Then ask: 'From your Part B data — when you DOUBLED the radius, what happened to the area?' Cold-call a third learner (10-second wait). Establish that area quadruples, confirming the r² term. Now pivot to the phenomenon: 'Mama Akinyi cuts two slices: one at 45°, one at 72°, both from a melon of radius 14 cm. Use the formula — calculate both areas in your book. You have 4 minutes.' After 4 minutes, cold-call two learners to share answers and write them on the board. Ask: 'Is that a fair price if she charges the same for both? What would YOU tell her?' End Phase 3 by directing learners back to their Phase 1 prediction page: 'Annotate your predictions — were you right? Write CONFIRMED or REVISED and explain why in one sentence.'</w:t>
             </w:r>
           </w:p>
         </w:tc>
@@ -9319,7 +9931,7 @@
                 <w:sz w:val="18"/>
                 <w:szCs w:val="18"/>
               </w:rPr>
-              <w:t xml:space="preserve">Predict-then-Test anchoring: By committing predictions to writing before any instruction, learners activate prior knowledge about proportionality and area, create cognitive dissonance that motivates the activity, and have a personal benchmark against which to evaluate their later findings. This directly mirrors the market vendor's implicit prediction that equal angles mean equal area.</w:t>
+              <w:t xml:space="preserve">Guided Derivation with Phenomenon Application (NGSS SEP 6 — Constructing Explanations): Rather than presenting the formula as a given fact, the teacher scaffolds learners to construct it from their own data, then immediately apply it to the anchoring phenomenon. This two-step move — derive, then deploy — ensures the formula is understood as an explanation of the physical reality of the watermelon slices, not an abstract rule. Connecting back to the vendor scenario embeds the mathematics in a justice and fairness context meaningful to Kenyan learners.</w:t>
             </w:r>
           </w:p>
         </w:tc>
@@ -9351,7 +9963,7 @@
                 <w:sz w:val="18"/>
                 <w:szCs w:val="18"/>
               </w:rPr>
-              <w:t xml:space="preserve">Circulate during silent writing. Look for: (a) learners who correctly predict a proportional (linear) relationship between angle and area — this shows strong proportional reasoning; (b) learners who predict the radius relationship will also be linear (rather than quadratic) — this is the key misconception to address in Phase 3. Note names of both groups for targeted questioning in Phase 3. Observable indicator: every learner has at least one written prediction sentence before partner talk begins.</w:t>
+              <w:t xml:space="preserve">Collect exercise books during the 4-minute calculation window and scan 4–5 books for: (a) correct substitution of θ = 45 and r = 14 into A = (θ/360) × πr²; (b) correct arithmetic (area of Cut A ≈ 76.97 cm²; area of Cut B ≈ 123.15 cm²); (c) a written verdict sentence. Misconception alert: learners who write A = (θ/360) × 2πr (using circumference formula instead of area formula) — address immediately by asking: 'Is πr² the area or the circumference of the full circle?' Observable indicator of meeting expectations: at least 80% of learners produce a correct numerical answer for both cuts and a verdict sentence before the phase ends.</w:t>
             </w:r>
           </w:p>
         </w:tc>
@@ -9360,32 +9972,32 @@
         <w:tc>
           <w:tcPr>
             <w:tcW w:type="dxa" w:w="1520"/>
-            <w:shd w:fill="D9EEF1" w:color="auto" w:val="clear"/>
-            <w:tcMar>
-              <w:top w:type="dxa" w:w="60"/>
-              <w:left w:type="dxa" w:w="120"/>
-              <w:bottom w:type="dxa" w:w="60"/>
-              <w:right w:type="dxa" w:w="120"/>
-            </w:tcMar>
-            <w:vAlign w:val="top"/>
-          </w:tcPr>
-          <w:p>
-            <w:pPr>
-              <w:spacing w:after="40" w:before="0"/>
-              <w:jc w:val="left"/>
-            </w:pPr>
-            <w:r>
-              <w:rPr>
-                <w:rFonts w:ascii="Arial" w:cs="Arial" w:eastAsia="Arial" w:hAnsi="Arial"/>
-                <w:b/>
-                <w:bCs/>
-                <w:i w:val="false"/>
-                <w:iCs w:val="false"/>
-                <w:color w:val="000000"/>
-                <w:sz w:val="18"/>
-                <w:szCs w:val="18"/>
-              </w:rPr>
-              <w:t xml:space="preserve">Observe Phase</w:t>
+            <w:shd w:fill="FCE4D6" w:color="auto" w:val="clear"/>
+            <w:tcMar>
+              <w:top w:type="dxa" w:w="60"/>
+              <w:left w:type="dxa" w:w="120"/>
+              <w:bottom w:type="dxa" w:w="60"/>
+              <w:right w:type="dxa" w:w="120"/>
+            </w:tcMar>
+            <w:vAlign w:val="top"/>
+          </w:tcPr>
+          <w:p>
+            <w:pPr>
+              <w:spacing w:after="40" w:before="0"/>
+              <w:jc w:val="left"/>
+            </w:pPr>
+            <w:r>
+              <w:rPr>
+                <w:rFonts w:ascii="Arial" w:cs="Arial" w:eastAsia="Arial" w:hAnsi="Arial"/>
+                <w:b/>
+                <w:bCs/>
+                <w:i w:val="false"/>
+                <w:iCs w:val="false"/>
+                <w:color w:val="000000"/>
+                <w:sz w:val="18"/>
+                <w:szCs w:val="18"/>
+              </w:rPr>
+              <w:t xml:space="preserve">Driving Question Board (DQB) Creation</w:t>
             </w:r>
           </w:p>
           <w:p>
@@ -9408,7 +10020,7 @@
             <w:pPr>
               <w:spacing w:after="20" w:before="0"/>
             </w:pPr>
-            <w:hyperlink w:history="1" r:id="rIdnlvlxjho06g6galzsk1ll">
+            <w:hyperlink w:history="1" r:id="rIdnjw-wjxl7srurjgzqh8d6">
               <w:r>
                 <w:rPr>
                   <w:rFonts w:ascii="Arial" w:cs="Arial" w:eastAsia="Arial" w:hAnsi="Arial"/>
@@ -9441,7 +10053,7 @@
               <w:spacing w:after="10" w:before="0"/>
               <w:ind w:left="120"/>
             </w:pPr>
-            <w:hyperlink w:history="1" r:id="rId0a8satslhrgusuetvq8e5">
+            <w:hyperlink w:history="1" r:id="rIdba3feudhder1hztmxvkts">
               <w:r>
                 <w:rPr>
                   <w:rFonts w:ascii="Arial" w:cs="Arial" w:eastAsia="Arial" w:hAnsi="Arial"/>
@@ -9486,7 +10098,235 @@
             <w:pPr>
               <w:spacing w:after="20" w:before="0"/>
             </w:pPr>
-            <w:hyperlink w:history="1" r:id="rIdjskmpg1ipoijsxyr5lifs">
+            <w:hyperlink w:history="1" r:id="rIddcf0hav2rwwtlyrcoqply">
+              <w:r>
+                <w:rPr>
+                  <w:rFonts w:ascii="Arial" w:cs="Arial" w:eastAsia="Arial" w:hAnsi="Arial"/>
+                  <w:color w:val="2E75B6"/>
+                  <w:sz w:val="16"/>
+                  <w:szCs w:val="16"/>
+                  <w:u w:val="single" w:color="2E75B6"/>
+                </w:rPr>
+                <w:t xml:space="preserve">Area of a sector</w:t>
+              </w:r>
+            </w:hyperlink>
+          </w:p>
+          <w:p>
+            <w:pPr>
+              <w:spacing w:after="10" w:before="0"/>
+              <w:ind w:left="120"/>
+            </w:pPr>
+            <w:r>
+              <w:rPr>
+                <w:rFonts w:ascii="Arial" w:cs="Arial" w:eastAsia="Arial" w:hAnsi="Arial"/>
+                <w:color w:val="595959"/>
+                <w:sz w:val="14"/>
+                <w:szCs w:val="14"/>
+              </w:rPr>
+              <w:t xml:space="preserve">Source: Khan Academy (English - US curriculum)</w:t>
+            </w:r>
+          </w:p>
+          <w:p>
+            <w:pPr>
+              <w:spacing w:after="10" w:before="0"/>
+              <w:ind w:left="120"/>
+            </w:pPr>
+            <w:hyperlink w:history="1" r:id="rIdiuwsewxsvr1a2pubbvcb2">
+              <w:r>
+                <w:rPr>
+                  <w:rFonts w:ascii="Arial" w:cs="Arial" w:eastAsia="Arial" w:hAnsi="Arial"/>
+                  <w:color w:val="595959"/>
+                  <w:sz w:val="14"/>
+                  <w:szCs w:val="14"/>
+                  <w:u w:val="single" w:color="595959"/>
+                </w:rPr>
+                <w:t xml:space="preserve">🔍 Search ARES for similar readings</w:t>
+              </w:r>
+            </w:hyperlink>
+          </w:p>
+        </w:tc>
+        <w:tc>
+          <w:tcPr>
+            <w:tcW w:type="dxa" w:w="3040"/>
+            <w:shd w:fill="FFFFFF" w:color="auto" w:val="clear"/>
+            <w:tcMar>
+              <w:top w:type="dxa" w:w="60"/>
+              <w:left w:type="dxa" w:w="120"/>
+              <w:bottom w:type="dxa" w:w="60"/>
+              <w:right w:type="dxa" w:w="120"/>
+            </w:tcMar>
+            <w:vAlign w:val="top"/>
+          </w:tcPr>
+          <w:p>
+            <w:pPr>
+              <w:spacing w:after="40" w:before="0"/>
+              <w:jc w:val="left"/>
+            </w:pPr>
+            <w:r>
+              <w:rPr>
+                <w:rFonts w:ascii="Arial" w:cs="Arial" w:eastAsia="Arial" w:hAnsi="Arial"/>
+                <w:b w:val="false"/>
+                <w:bCs w:val="false"/>
+                <w:i w:val="false"/>
+                <w:iCs w:val="false"/>
+                <w:color w:val="000000"/>
+                <w:sz w:val="18"/>
+                <w:szCs w:val="18"/>
+              </w:rPr>
+              <w:t xml:space="preserve">Each learner receives two sticky notes. On the GREEN note they write one thing they can NOW answer about the driving question that they could not answer before this lesson (e.g., 'I can now calculate the exact area of any wedge if I know r and θ'). On the ORANGE note they write one new question this lesson has raised (e.g., 'What if the watermelon slice is not a full wedge — what if it has a flat chord cut across the bottom?'). Learners post notes on the class DQB, which is organised into columns: WHAT WE PREDICTED, WHAT WE OBSERVED, WHAT WE CAN NOW EXPLAIN, WHAT WE STILL WONDER. The teacher reads three orange notes aloud and tells the class which upcoming lesson will address each question.</w:t>
+            </w:r>
+          </w:p>
+        </w:tc>
+        <w:tc>
+          <w:tcPr>
+            <w:tcW w:type="dxa" w:w="3040"/>
+            <w:shd w:fill="F2F2F2" w:color="auto" w:val="clear"/>
+            <w:tcMar>
+              <w:top w:type="dxa" w:w="60"/>
+              <w:left w:type="dxa" w:w="120"/>
+              <w:bottom w:type="dxa" w:w="60"/>
+              <w:right w:type="dxa" w:w="120"/>
+            </w:tcMar>
+            <w:vAlign w:val="top"/>
+          </w:tcPr>
+          <w:p>
+            <w:pPr>
+              <w:spacing w:after="40" w:before="0"/>
+              <w:jc w:val="left"/>
+            </w:pPr>
+            <w:r>
+              <w:rPr>
+                <w:rFonts w:ascii="Arial" w:cs="Arial" w:eastAsia="Arial" w:hAnsi="Arial"/>
+                <w:b w:val="false"/>
+                <w:bCs w:val="false"/>
+                <w:i w:val="false"/>
+                <w:iCs w:val="false"/>
+                <w:color w:val="000000"/>
+                <w:sz w:val="18"/>
+                <w:szCs w:val="18"/>
+              </w:rPr>
+              <w:t xml:space="preserve">Say: 'Our Driving Question is: how can we calculate the exact area of any wedge or segment-shaped piece of a circle? Look at the DQB. In Lesson 2 we filled the OBSERVED column. Today we fill WHAT WE CAN NOW EXPLAIN.' Hand out sticky notes. Allow 3 minutes of silent writing. As learners post notes, read three orange notes aloud — select at least one that anticipates the segment (chord-cut) concept. Say: 'This question — about a flat-bottom slice — is EXACTLY what Lesson 5 will answer. Keep wondering.' Point to the OBSERVED column from Lesson 2 and say: 'Notice how our observation that a bigger angle means a bigger piece is now backed by a formula. That is the power of mathematics — we moved from seeing to calculating.'</w:t>
+            </w:r>
+          </w:p>
+        </w:tc>
+        <w:tc>
+          <w:tcPr>
+            <w:tcW w:type="dxa" w:w="3040"/>
+            <w:shd w:fill="FFFFFF" w:color="auto" w:val="clear"/>
+            <w:tcMar>
+              <w:top w:type="dxa" w:w="60"/>
+              <w:left w:type="dxa" w:w="120"/>
+              <w:bottom w:type="dxa" w:w="60"/>
+              <w:right w:type="dxa" w:w="120"/>
+            </w:tcMar>
+            <w:vAlign w:val="top"/>
+          </w:tcPr>
+          <w:p>
+            <w:pPr>
+              <w:spacing w:after="40" w:before="0"/>
+              <w:jc w:val="left"/>
+            </w:pPr>
+            <w:r>
+              <w:rPr>
+                <w:rFonts w:ascii="Arial" w:cs="Arial" w:eastAsia="Arial" w:hAnsi="Arial"/>
+                <w:b w:val="false"/>
+                <w:bCs w:val="false"/>
+                <w:i w:val="false"/>
+                <w:iCs w:val="false"/>
+                <w:color w:val="000000"/>
+                <w:sz w:val="18"/>
+                <w:szCs w:val="18"/>
+              </w:rPr>
+              <w:t xml:space="preserve">Driving Question Board as Cumulative Sense-Making Record (NGSS SEP 8 — Obtaining, Evaluating, and Communicating Information): The DQB makes the progression of understanding visible across the eight-lesson sequence. Separating 'can now explain' from 'still wonder' trains learners to distinguish between resolved and unresolved questions — a core scientific literacy skill. The orange notes also provide the teacher with formative data on which concepts need pre-teaching before Lesson 5.</w:t>
+            </w:r>
+          </w:p>
+        </w:tc>
+        <w:tc>
+          <w:tcPr>
+            <w:tcW w:type="dxa" w:w="3040"/>
+            <w:shd w:fill="F2F2F2" w:color="auto" w:val="clear"/>
+            <w:tcMar>
+              <w:top w:type="dxa" w:w="60"/>
+              <w:left w:type="dxa" w:w="120"/>
+              <w:bottom w:type="dxa" w:w="60"/>
+              <w:right w:type="dxa" w:w="120"/>
+            </w:tcMar>
+            <w:vAlign w:val="top"/>
+          </w:tcPr>
+          <w:p>
+            <w:pPr>
+              <w:spacing w:after="40" w:before="0"/>
+              <w:jc w:val="left"/>
+            </w:pPr>
+            <w:r>
+              <w:rPr>
+                <w:rFonts w:ascii="Arial" w:cs="Arial" w:eastAsia="Arial" w:hAnsi="Arial"/>
+                <w:b w:val="false"/>
+                <w:bCs w:val="false"/>
+                <w:i w:val="false"/>
+                <w:iCs w:val="false"/>
+                <w:color w:val="000000"/>
+                <w:sz w:val="18"/>
+                <w:szCs w:val="18"/>
+              </w:rPr>
+              <w:t xml:space="preserve">Collect and read all orange sticky notes after class. Categorise them into: (a) segment vs. sector confusion — indicates readiness for Lesson 5; (b) radius-effect questions — indicates the r² relationship needs reinforcement in Lesson 4; (c) real-life application questions — indicates high engagement and readiness for design tasks in Lesson 7. Observable indicator: every learner posts both a green and an orange note.</w:t>
+            </w:r>
+          </w:p>
+        </w:tc>
+      </w:tr>
+      <w:tr>
+        <w:tc>
+          <w:tcPr>
+            <w:tcW w:type="dxa" w:w="1520"/>
+            <w:shd w:fill="D5E8F0" w:color="auto" w:val="clear"/>
+            <w:tcMar>
+              <w:top w:type="dxa" w:w="60"/>
+              <w:left w:type="dxa" w:w="120"/>
+              <w:bottom w:type="dxa" w:w="60"/>
+              <w:right w:type="dxa" w:w="120"/>
+            </w:tcMar>
+            <w:vAlign w:val="top"/>
+          </w:tcPr>
+          <w:p>
+            <w:pPr>
+              <w:spacing w:after="40" w:before="0"/>
+              <w:jc w:val="left"/>
+            </w:pPr>
+            <w:r>
+              <w:rPr>
+                <w:rFonts w:ascii="Arial" w:cs="Arial" w:eastAsia="Arial" w:hAnsi="Arial"/>
+                <w:b/>
+                <w:bCs/>
+                <w:i w:val="false"/>
+                <w:iCs w:val="false"/>
+                <w:color w:val="000000"/>
+                <w:sz w:val="18"/>
+                <w:szCs w:val="18"/>
+              </w:rPr>
+              <w:t xml:space="preserve">Model Building Phase</w:t>
+            </w:r>
+          </w:p>
+          <w:p>
+            <w:pPr>
+              <w:spacing w:after="20" w:before="0"/>
+            </w:pPr>
+            <w:r>
+              <w:rPr>
+                <w:rFonts w:ascii="Arial" w:cs="Arial" w:eastAsia="Arial" w:hAnsi="Arial"/>
+                <w:b/>
+                <w:bCs/>
+                <w:color w:val="1F3864"/>
+                <w:sz w:val="16"/>
+                <w:szCs w:val="16"/>
+              </w:rPr>
+              <w:t xml:space="preserve">📹 VIDEO:</w:t>
+            </w:r>
+          </w:p>
+          <w:p>
+            <w:pPr>
+              <w:spacing w:after="20" w:before="0"/>
+            </w:pPr>
+            <w:hyperlink w:history="1" r:id="rIddtl9lzomtbebpctikoxji">
               <w:r>
                 <w:rPr>
                   <w:rFonts w:ascii="Arial" w:cs="Arial" w:eastAsia="Arial" w:hAnsi="Arial"/>
@@ -9519,7 +10359,7 @@
               <w:spacing w:after="10" w:before="0"/>
               <w:ind w:left="120"/>
             </w:pPr>
-            <w:hyperlink w:history="1" r:id="rIdttnot-pepi4b9pfyitblt">
+            <w:hyperlink w:history="1" r:id="rIdtsnelvpn109o2ncibcdgj">
               <w:r>
                 <w:rPr>
                   <w:rFonts w:ascii="Arial" w:cs="Arial" w:eastAsia="Arial" w:hAnsi="Arial"/>
@@ -9528,170 +10368,20 @@
                   <w:szCs w:val="14"/>
                   <w:u w:val="single" w:color="595959"/>
                 </w:rPr>
-                <w:t xml:space="preserve">🔍 Search ARES for similar readings</w:t>
+                <w:t xml:space="preserve">🔍 Search ARES for similar videos</w:t>
               </w:r>
             </w:hyperlink>
           </w:p>
-        </w:tc>
-        <w:tc>
-          <w:tcPr>
-            <w:tcW w:type="dxa" w:w="3040"/>
-            <w:shd w:fill="FFFFFF" w:color="auto" w:val="clear"/>
-            <w:tcMar>
-              <w:top w:type="dxa" w:w="60"/>
-              <w:left w:type="dxa" w:w="120"/>
-              <w:bottom w:type="dxa" w:w="60"/>
-              <w:right w:type="dxa" w:w="120"/>
-            </w:tcMar>
-            <w:vAlign w:val="top"/>
-          </w:tcPr>
-          <w:p>
-            <w:pPr>
-              <w:spacing w:after="40" w:before="0"/>
-              <w:jc w:val="left"/>
-            </w:pPr>
-            <w:r>
-              <w:rPr>
-                <w:rFonts w:ascii="Arial" w:cs="Arial" w:eastAsia="Arial" w:hAnsi="Arial"/>
-                <w:b w:val="false"/>
-                <w:bCs w:val="false"/>
-                <w:i w:val="false"/>
-                <w:iCs w:val="false"/>
-                <w:color w:val="000000"/>
-                <w:sz w:val="18"/>
-                <w:szCs w:val="18"/>
-              </w:rPr>
-              <w:t xml:space="preserve">Groups of 4 receive a Materials Pack: one sheet of A4 card, a compass, protractor, ruler, scissors, and a recording table (pre-printed or copied from the board). PART A — Fixed radius, varying angle (15 min): Each group draws and cuts out 5 sectors on card, all with radius 7 cm, at angles 30°, 60°, 90°, 120°, 180°. For each sector they measure the arc length with a string-and-ruler method, record the central angle θ and radius r, and calculate the fraction θ/360. They record these in their table. PART B — Fixed angle, varying radius (8 min): Groups draw and cut out 3 sectors all at 60°, with radii 4 cm, 7 cm, and 10 cm. They record r, r², and the fraction θ/360 for each. PART C — Pattern hunt (5 min): Groups inspect their two tables and write one sentence describing the pattern they see between (θ/360) and area, and another sentence describing the relationship between r and area.</w:t>
-            </w:r>
-          </w:p>
-        </w:tc>
-        <w:tc>
-          <w:tcPr>
-            <w:tcW w:type="dxa" w:w="3040"/>
-            <w:shd w:fill="F2F2F2" w:color="auto" w:val="clear"/>
-            <w:tcMar>
-              <w:top w:type="dxa" w:w="60"/>
-              <w:left w:type="dxa" w:w="120"/>
-              <w:bottom w:type="dxa" w:w="60"/>
-              <w:right w:type="dxa" w:w="120"/>
-            </w:tcMar>
-            <w:vAlign w:val="top"/>
-          </w:tcPr>
-          <w:p>
-            <w:pPr>
-              <w:spacing w:after="40" w:before="0"/>
-              <w:jc w:val="left"/>
-            </w:pPr>
-            <w:r>
-              <w:rPr>
-                <w:rFonts w:ascii="Arial" w:cs="Arial" w:eastAsia="Arial" w:hAnsi="Arial"/>
-                <w:b w:val="false"/>
-                <w:bCs w:val="false"/>
-                <w:i w:val="false"/>
-                <w:iCs w:val="false"/>
-                <w:color w:val="000000"/>
-                <w:sz w:val="18"/>
-                <w:szCs w:val="18"/>
-              </w:rPr>
-              <w:t xml:space="preserve">Before groups begin say: 'You are now Mama Akinyi's quality-control team. She needs to know the exact area of each wedge — not an estimate, the EXACT area. Your cut-outs are your evidence. Every measurement must be recorded in your table — a scientist at KEMRI would not skip a row.' Circulate continuously. At the 7-minute mark, pause the class for a 60-second mid-activity check: cold-call one group — 'Group 3 — Aisha, tell me: what is θ/360 for your 90° sector?' (10-second wait time). If the group says 0.25, affirm and say: 'Hold that number — it will matter in Phase 3.' If incorrect, prompt: 'What fraction of the full 360° is 90°?' For Part B, prompt groups who finish early: 'Look at your r column and your area column. What happens to the area when r doubles from 4 to 8? Is that what you predicted?' During Part C, circulate and listen for the word 'proportional' — if no group uses it, plant the seed: 'Is the relationship between θ and area the same KIND of relationship as between r and area? Discuss.'</w:t>
-            </w:r>
-          </w:p>
-        </w:tc>
-        <w:tc>
-          <w:tcPr>
-            <w:tcW w:type="dxa" w:w="3040"/>
-            <w:shd w:fill="FFFFFF" w:color="auto" w:val="clear"/>
-            <w:tcMar>
-              <w:top w:type="dxa" w:w="60"/>
-              <w:left w:type="dxa" w:w="120"/>
-              <w:bottom w:type="dxa" w:w="60"/>
-              <w:right w:type="dxa" w:w="120"/>
-            </w:tcMar>
-            <w:vAlign w:val="top"/>
-          </w:tcPr>
-          <w:p>
-            <w:pPr>
-              <w:spacing w:after="40" w:before="0"/>
-              <w:jc w:val="left"/>
-            </w:pPr>
-            <w:r>
-              <w:rPr>
-                <w:rFonts w:ascii="Arial" w:cs="Arial" w:eastAsia="Arial" w:hAnsi="Arial"/>
-                <w:b w:val="false"/>
-                <w:bCs w:val="false"/>
-                <w:i w:val="false"/>
-                <w:iCs w:val="false"/>
-                <w:color w:val="000000"/>
-                <w:sz w:val="18"/>
-                <w:szCs w:val="18"/>
-              </w:rPr>
-              <w:t xml:space="preserve">Data-Table Pattern Recognition with Physical Manipulatives: Learners generate their own data through measurement of self-constructed objects, rather than reading values from a textbook. The physical act of cutting sectors at different angles makes the proportional relationship between angle and area visceral and memorable. Separating the two variables (Part A then Part B) follows a controlled-variable investigation structure (NGSS Science and Engineering Practice 3: Planning and Carrying Out Investigations), enabling learners to isolate the effect of each variable on area.</w:t>
-            </w:r>
-          </w:p>
-        </w:tc>
-        <w:tc>
-          <w:tcPr>
-            <w:tcW w:type="dxa" w:w="3040"/>
-            <w:shd w:fill="F2F2F2" w:color="auto" w:val="clear"/>
-            <w:tcMar>
-              <w:top w:type="dxa" w:w="60"/>
-              <w:left w:type="dxa" w:w="120"/>
-              <w:bottom w:type="dxa" w:w="60"/>
-              <w:right w:type="dxa" w:w="120"/>
-            </w:tcMar>
-            <w:vAlign w:val="top"/>
-          </w:tcPr>
-          <w:p>
-            <w:pPr>
-              <w:spacing w:after="40" w:before="0"/>
-              <w:jc w:val="left"/>
-            </w:pPr>
-            <w:r>
-              <w:rPr>
-                <w:rFonts w:ascii="Arial" w:cs="Arial" w:eastAsia="Arial" w:hAnsi="Arial"/>
-                <w:b w:val="false"/>
-                <w:bCs w:val="false"/>
-                <w:i w:val="false"/>
-                <w:iCs w:val="false"/>
-                <w:color w:val="000000"/>
-                <w:sz w:val="18"/>
-                <w:szCs w:val="18"/>
-              </w:rPr>
-              <w:t xml:space="preserve">Collect observable evidence at three checkpoints: (1) At 10 minutes — every group should have at least 3 completed rows in their Part A table with θ/360 correctly calculated; (2) At 20 minutes — Part B table should show r² values calculated, not just r; (3) At 28 minutes — each group's Part C pattern sentence should mention both angle and radius. Key misconception to watch: groups who calculate θ/360 × r (instead of θ/360 × r²) in Part C — flag these groups for direct questioning in Phase 3. Indicator of success: 100% of groups have a completed two-part data table with at least one pattern sentence written.</w:t>
-            </w:r>
-          </w:p>
-        </w:tc>
-      </w:tr>
-      <w:tr>
-        <w:tc>
-          <w:tcPr>
-            <w:tcW w:type="dxa" w:w="1520"/>
-            <w:shd w:fill="E2EFDA" w:color="auto" w:val="clear"/>
-            <w:tcMar>
-              <w:top w:type="dxa" w:w="60"/>
-              <w:left w:type="dxa" w:w="120"/>
-              <w:bottom w:type="dxa" w:w="60"/>
-              <w:right w:type="dxa" w:w="120"/>
-            </w:tcMar>
-            <w:vAlign w:val="top"/>
-          </w:tcPr>
-          <w:p>
-            <w:pPr>
-              <w:spacing w:after="40" w:before="0"/>
-              <w:jc w:val="left"/>
-            </w:pPr>
-            <w:r>
-              <w:rPr>
-                <w:rFonts w:ascii="Arial" w:cs="Arial" w:eastAsia="Arial" w:hAnsi="Arial"/>
-                <w:b/>
-                <w:bCs/>
-                <w:i w:val="false"/>
-                <w:iCs w:val="false"/>
-                <w:color w:val="000000"/>
-                <w:sz w:val="18"/>
-                <w:szCs w:val="18"/>
-              </w:rPr>
-              <w:t xml:space="preserve">Explain Phase</w:t>
+          <w:p>
+            <w:pPr>
+              <w:spacing w:after="40" w:before="0"/>
+            </w:pPr>
+            <w:r>
+              <w:rPr>
+                <w:sz w:val="14"/>
+                <w:szCs w:val="14"/>
+              </w:rPr>
+              <w:t xml:space="preserve"/>
             </w:r>
           </w:p>
           <w:p>
@@ -9707,14 +10397,14 @@
                 <w:sz w:val="16"/>
                 <w:szCs w:val="16"/>
               </w:rPr>
-              <w:t xml:space="preserve">📹 VIDEO:</w:t>
+              <w:t xml:space="preserve">📖 EXERCISE:</w:t>
             </w:r>
           </w:p>
           <w:p>
             <w:pPr>
               <w:spacing w:after="20" w:before="0"/>
             </w:pPr>
-            <w:hyperlink w:history="1" r:id="rIdo9-jrpblnonryqakffoql">
+            <w:hyperlink w:history="1" r:id="rIdol1qquk6qka6s-viphxoi">
               <w:r>
                 <w:rPr>
                   <w:rFonts w:ascii="Arial" w:cs="Arial" w:eastAsia="Arial" w:hAnsi="Arial"/>
@@ -9747,697 +10437,7 @@
               <w:spacing w:after="10" w:before="0"/>
               <w:ind w:left="120"/>
             </w:pPr>
-            <w:hyperlink w:history="1" r:id="rIdt3lwikirluqjyao9fpz6a">
-              <w:r>
-                <w:rPr>
-                  <w:rFonts w:ascii="Arial" w:cs="Arial" w:eastAsia="Arial" w:hAnsi="Arial"/>
-                  <w:color w:val="595959"/>
-                  <w:sz w:val="14"/>
-                  <w:szCs w:val="14"/>
-                  <w:u w:val="single" w:color="595959"/>
-                </w:rPr>
-                <w:t xml:space="preserve">🔍 Search ARES for similar videos</w:t>
-              </w:r>
-            </w:hyperlink>
-          </w:p>
-          <w:p>
-            <w:pPr>
-              <w:spacing w:after="40" w:before="0"/>
-            </w:pPr>
-            <w:r>
-              <w:rPr>
-                <w:sz w:val="14"/>
-                <w:szCs w:val="14"/>
-              </w:rPr>
-              <w:t xml:space="preserve"/>
-            </w:r>
-          </w:p>
-          <w:p>
-            <w:pPr>
-              <w:spacing w:after="20" w:before="0"/>
-            </w:pPr>
-            <w:r>
-              <w:rPr>
-                <w:rFonts w:ascii="Arial" w:cs="Arial" w:eastAsia="Arial" w:hAnsi="Arial"/>
-                <w:b/>
-                <w:bCs/>
-                <w:color w:val="1F3864"/>
-                <w:sz w:val="16"/>
-                <w:szCs w:val="16"/>
-              </w:rPr>
-              <w:t xml:space="preserve">📖 EXERCISE:</w:t>
-            </w:r>
-          </w:p>
-          <w:p>
-            <w:pPr>
-              <w:spacing w:after="20" w:before="0"/>
-            </w:pPr>
-            <w:hyperlink w:history="1" r:id="rId-orcs7yho5jljnt8hx9wk">
-              <w:r>
-                <w:rPr>
-                  <w:rFonts w:ascii="Arial" w:cs="Arial" w:eastAsia="Arial" w:hAnsi="Arial"/>
-                  <w:color w:val="2E75B6"/>
-                  <w:sz w:val="16"/>
-                  <w:szCs w:val="16"/>
-                  <w:u w:val="single" w:color="2E75B6"/>
-                </w:rPr>
-                <w:t xml:space="preserve">Area of a sector</w:t>
-              </w:r>
-            </w:hyperlink>
-          </w:p>
-          <w:p>
-            <w:pPr>
-              <w:spacing w:after="10" w:before="0"/>
-              <w:ind w:left="120"/>
-            </w:pPr>
-            <w:r>
-              <w:rPr>
-                <w:rFonts w:ascii="Arial" w:cs="Arial" w:eastAsia="Arial" w:hAnsi="Arial"/>
-                <w:color w:val="595959"/>
-                <w:sz w:val="14"/>
-                <w:szCs w:val="14"/>
-              </w:rPr>
-              <w:t xml:space="preserve">Source: Khan Academy (English - US curriculum)</w:t>
-            </w:r>
-          </w:p>
-          <w:p>
-            <w:pPr>
-              <w:spacing w:after="10" w:before="0"/>
-              <w:ind w:left="120"/>
-            </w:pPr>
-            <w:hyperlink w:history="1" r:id="rIdepgvc1zf7gketfukzags6">
-              <w:r>
-                <w:rPr>
-                  <w:rFonts w:ascii="Arial" w:cs="Arial" w:eastAsia="Arial" w:hAnsi="Arial"/>
-                  <w:color w:val="595959"/>
-                  <w:sz w:val="14"/>
-                  <w:szCs w:val="14"/>
-                  <w:u w:val="single" w:color="595959"/>
-                </w:rPr>
-                <w:t xml:space="preserve">🔍 Search ARES for similar readings</w:t>
-              </w:r>
-            </w:hyperlink>
-          </w:p>
-        </w:tc>
-        <w:tc>
-          <w:tcPr>
-            <w:tcW w:type="dxa" w:w="3040"/>
-            <w:shd w:fill="FFFFFF" w:color="auto" w:val="clear"/>
-            <w:tcMar>
-              <w:top w:type="dxa" w:w="60"/>
-              <w:left w:type="dxa" w:w="120"/>
-              <w:bottom w:type="dxa" w:w="60"/>
-              <w:right w:type="dxa" w:w="120"/>
-            </w:tcMar>
-            <w:vAlign w:val="top"/>
-          </w:tcPr>
-          <w:p>
-            <w:pPr>
-              <w:spacing w:after="40" w:before="0"/>
-              <w:jc w:val="left"/>
-            </w:pPr>
-            <w:r>
-              <w:rPr>
-                <w:rFonts w:ascii="Arial" w:cs="Arial" w:eastAsia="Arial" w:hAnsi="Arial"/>
-                <w:b w:val="false"/>
-                <w:bCs w:val="false"/>
-                <w:i w:val="false"/>
-                <w:iCs w:val="false"/>
-                <w:color w:val="000000"/>
-                <w:sz w:val="18"/>
-                <w:szCs w:val="18"/>
-              </w:rPr>
-              <w:t xml:space="preserve">Whole-class discussion leads to derivation of the sector area formula. Learners then apply the formula to two specific cuts: Cut A (θ = 45°, r = 14 cm) and Cut B (θ = 72°, r = 14 cm) — the two wedges the Wakulima Market vendor claimed were 'fair.' Learners calculate both areas, compare them, and write a one-sentence verdict: 'The vendor's cuts ARE / ARE NOT fair because…' They also revisit their Phase 1 predictions and annotate them with 'CONFIRMED' or 'REVISED — because…'</w:t>
-            </w:r>
-          </w:p>
-        </w:tc>
-        <w:tc>
-          <w:tcPr>
-            <w:tcW w:type="dxa" w:w="3040"/>
-            <w:shd w:fill="F2F2F2" w:color="auto" w:val="clear"/>
-            <w:tcMar>
-              <w:top w:type="dxa" w:w="60"/>
-              <w:left w:type="dxa" w:w="120"/>
-              <w:bottom w:type="dxa" w:w="60"/>
-              <w:right w:type="dxa" w:w="120"/>
-            </w:tcMar>
-            <w:vAlign w:val="top"/>
-          </w:tcPr>
-          <w:p>
-            <w:pPr>
-              <w:spacing w:after="40" w:before="0"/>
-              <w:jc w:val="left"/>
-            </w:pPr>
-            <w:r>
-              <w:rPr>
-                <w:rFonts w:ascii="Arial" w:cs="Arial" w:eastAsia="Arial" w:hAnsi="Arial"/>
-                <w:b w:val="false"/>
-                <w:bCs w:val="false"/>
-                <w:i w:val="false"/>
-                <w:iCs w:val="false"/>
-                <w:color w:val="000000"/>
-                <w:sz w:val="18"/>
-                <w:szCs w:val="18"/>
-              </w:rPr>
-              <w:t xml:space="preserve">Open with: 'Let's build the formula TOGETHER from YOUR data. I am not going to tell you the formula — you are going to derive it.' Draw a blank formula template on the board: Area of sector = ___ × Area of full circle. Ask cold-call question (10-second wait): 'Juma — from your Part A table, what fraction of the full circle is a 60° sector?' After response, fill in: 'So Area of 60° sector = (60/360) × πr².' Ask: 'Wanjiku — generalise that. If the angle is θ, what is the formula?' (10-second wait). Write A = (θ/360) × πr² on the board. Then ask: 'From your Part B data — when you DOUBLED the radius, what happened to the area?' Cold-call a third learner (10-second wait). Establish that area quadruples, confirming the r² term. Now pivot to the phenomenon: 'Mama Akinyi cuts two slices: one at 45°, one at 72°, both from a melon of radius 14 cm. Use the formula — calculate both areas in your book. You have 4 minutes.' After 4 minutes, cold-call two learners to share answers and write them on the board. Ask: 'Is that a fair price if she charges the same for both? What would YOU tell her?' End Phase 3 by directing learners back to their Phase 1 prediction page: 'Annotate your predictions — were you right? Write CONFIRMED or REVISED and explain why in one sentence.'</w:t>
-            </w:r>
-          </w:p>
-        </w:tc>
-        <w:tc>
-          <w:tcPr>
-            <w:tcW w:type="dxa" w:w="3040"/>
-            <w:shd w:fill="FFFFFF" w:color="auto" w:val="clear"/>
-            <w:tcMar>
-              <w:top w:type="dxa" w:w="60"/>
-              <w:left w:type="dxa" w:w="120"/>
-              <w:bottom w:type="dxa" w:w="60"/>
-              <w:right w:type="dxa" w:w="120"/>
-            </w:tcMar>
-            <w:vAlign w:val="top"/>
-          </w:tcPr>
-          <w:p>
-            <w:pPr>
-              <w:spacing w:after="40" w:before="0"/>
-              <w:jc w:val="left"/>
-            </w:pPr>
-            <w:r>
-              <w:rPr>
-                <w:rFonts w:ascii="Arial" w:cs="Arial" w:eastAsia="Arial" w:hAnsi="Arial"/>
-                <w:b w:val="false"/>
-                <w:bCs w:val="false"/>
-                <w:i w:val="false"/>
-                <w:iCs w:val="false"/>
-                <w:color w:val="000000"/>
-                <w:sz w:val="18"/>
-                <w:szCs w:val="18"/>
-              </w:rPr>
-              <w:t xml:space="preserve">Guided Derivation with Phenomenon Application (NGSS SEP 6 — Constructing Explanations): Rather than presenting the formula as a given fact, the teacher scaffolds learners to construct it from their own data, then immediately apply it to the anchoring phenomenon. This two-step move — derive, then deploy — ensures the formula is understood as an explanation of the physical reality of the watermelon slices, not an abstract rule. Connecting back to the vendor scenario embeds the mathematics in a justice and fairness context meaningful to Kenyan learners.</w:t>
-            </w:r>
-          </w:p>
-        </w:tc>
-        <w:tc>
-          <w:tcPr>
-            <w:tcW w:type="dxa" w:w="3040"/>
-            <w:shd w:fill="F2F2F2" w:color="auto" w:val="clear"/>
-            <w:tcMar>
-              <w:top w:type="dxa" w:w="60"/>
-              <w:left w:type="dxa" w:w="120"/>
-              <w:bottom w:type="dxa" w:w="60"/>
-              <w:right w:type="dxa" w:w="120"/>
-            </w:tcMar>
-            <w:vAlign w:val="top"/>
-          </w:tcPr>
-          <w:p>
-            <w:pPr>
-              <w:spacing w:after="40" w:before="0"/>
-              <w:jc w:val="left"/>
-            </w:pPr>
-            <w:r>
-              <w:rPr>
-                <w:rFonts w:ascii="Arial" w:cs="Arial" w:eastAsia="Arial" w:hAnsi="Arial"/>
-                <w:b w:val="false"/>
-                <w:bCs w:val="false"/>
-                <w:i w:val="false"/>
-                <w:iCs w:val="false"/>
-                <w:color w:val="000000"/>
-                <w:sz w:val="18"/>
-                <w:szCs w:val="18"/>
-              </w:rPr>
-              <w:t xml:space="preserve">Collect exercise books during the 4-minute calculation window and scan 4–5 books for: (a) correct substitution of θ = 45 and r = 14 into A = (θ/360) × πr²; (b) correct arithmetic (area of Cut A ≈ 76.97 cm²; area of Cut B ≈ 123.15 cm²); (c) a written verdict sentence. Misconception alert: learners who write A = (θ/360) × 2πr (using circumference formula instead of area formula) — address immediately by asking: 'Is πr² the area or the circumference of the full circle?' Observable indicator of meeting expectations: at least 80% of learners produce a correct numerical answer for both cuts and a verdict sentence before the phase ends.</w:t>
-            </w:r>
-          </w:p>
-        </w:tc>
-      </w:tr>
-      <w:tr>
-        <w:tc>
-          <w:tcPr>
-            <w:tcW w:type="dxa" w:w="1520"/>
-            <w:shd w:fill="FCE4D6" w:color="auto" w:val="clear"/>
-            <w:tcMar>
-              <w:top w:type="dxa" w:w="60"/>
-              <w:left w:type="dxa" w:w="120"/>
-              <w:bottom w:type="dxa" w:w="60"/>
-              <w:right w:type="dxa" w:w="120"/>
-            </w:tcMar>
-            <w:vAlign w:val="top"/>
-          </w:tcPr>
-          <w:p>
-            <w:pPr>
-              <w:spacing w:after="40" w:before="0"/>
-              <w:jc w:val="left"/>
-            </w:pPr>
-            <w:r>
-              <w:rPr>
-                <w:rFonts w:ascii="Arial" w:cs="Arial" w:eastAsia="Arial" w:hAnsi="Arial"/>
-                <w:b/>
-                <w:bCs/>
-                <w:i w:val="false"/>
-                <w:iCs w:val="false"/>
-                <w:color w:val="000000"/>
-                <w:sz w:val="18"/>
-                <w:szCs w:val="18"/>
-              </w:rPr>
-              <w:t xml:space="preserve">Driving Question Board (DQB) Creation</w:t>
-            </w:r>
-          </w:p>
-          <w:p>
-            <w:pPr>
-              <w:spacing w:after="20" w:before="0"/>
-            </w:pPr>
-            <w:r>
-              <w:rPr>
-                <w:rFonts w:ascii="Arial" w:cs="Arial" w:eastAsia="Arial" w:hAnsi="Arial"/>
-                <w:b/>
-                <w:bCs/>
-                <w:color w:val="1F3864"/>
-                <w:sz w:val="16"/>
-                <w:szCs w:val="16"/>
-              </w:rPr>
-              <w:t xml:space="preserve">📹 VIDEO:</w:t>
-            </w:r>
-          </w:p>
-          <w:p>
-            <w:pPr>
-              <w:spacing w:after="20" w:before="0"/>
-            </w:pPr>
-            <w:hyperlink w:history="1" r:id="rId6c2l61qbd9s9jzjpjsdzp">
-              <w:r>
-                <w:rPr>
-                  <w:rFonts w:ascii="Arial" w:cs="Arial" w:eastAsia="Arial" w:hAnsi="Arial"/>
-                  <w:color w:val="2E75B6"/>
-                  <w:sz w:val="16"/>
-                  <w:szCs w:val="16"/>
-                  <w:u w:val="single" w:color="2E75B6"/>
-                </w:rPr>
-                <w:t xml:space="preserve">Area of a sector</w:t>
-              </w:r>
-            </w:hyperlink>
-          </w:p>
-          <w:p>
-            <w:pPr>
-              <w:spacing w:after="10" w:before="0"/>
-              <w:ind w:left="120"/>
-            </w:pPr>
-            <w:r>
-              <w:rPr>
-                <w:rFonts w:ascii="Arial" w:cs="Arial" w:eastAsia="Arial" w:hAnsi="Arial"/>
-                <w:color w:val="595959"/>
-                <w:sz w:val="14"/>
-                <w:szCs w:val="14"/>
-              </w:rPr>
-              <w:t xml:space="preserve">Source: Khan Academy (English - US curriculum)</w:t>
-            </w:r>
-          </w:p>
-          <w:p>
-            <w:pPr>
-              <w:spacing w:after="10" w:before="0"/>
-              <w:ind w:left="120"/>
-            </w:pPr>
-            <w:hyperlink w:history="1" r:id="rIdge0sokpxqkwzllqvagbbo">
-              <w:r>
-                <w:rPr>
-                  <w:rFonts w:ascii="Arial" w:cs="Arial" w:eastAsia="Arial" w:hAnsi="Arial"/>
-                  <w:color w:val="595959"/>
-                  <w:sz w:val="14"/>
-                  <w:szCs w:val="14"/>
-                  <w:u w:val="single" w:color="595959"/>
-                </w:rPr>
-                <w:t xml:space="preserve">🔍 Search ARES for similar videos</w:t>
-              </w:r>
-            </w:hyperlink>
-          </w:p>
-          <w:p>
-            <w:pPr>
-              <w:spacing w:after="40" w:before="0"/>
-            </w:pPr>
-            <w:r>
-              <w:rPr>
-                <w:sz w:val="14"/>
-                <w:szCs w:val="14"/>
-              </w:rPr>
-              <w:t xml:space="preserve"/>
-            </w:r>
-          </w:p>
-          <w:p>
-            <w:pPr>
-              <w:spacing w:after="20" w:before="0"/>
-            </w:pPr>
-            <w:r>
-              <w:rPr>
-                <w:rFonts w:ascii="Arial" w:cs="Arial" w:eastAsia="Arial" w:hAnsi="Arial"/>
-                <w:b/>
-                <w:bCs/>
-                <w:color w:val="1F3864"/>
-                <w:sz w:val="16"/>
-                <w:szCs w:val="16"/>
-              </w:rPr>
-              <w:t xml:space="preserve">📖 EXERCISE:</w:t>
-            </w:r>
-          </w:p>
-          <w:p>
-            <w:pPr>
-              <w:spacing w:after="20" w:before="0"/>
-            </w:pPr>
-            <w:hyperlink w:history="1" r:id="rIdfucd-fmcuoffkmeu1gsfn">
-              <w:r>
-                <w:rPr>
-                  <w:rFonts w:ascii="Arial" w:cs="Arial" w:eastAsia="Arial" w:hAnsi="Arial"/>
-                  <w:color w:val="2E75B6"/>
-                  <w:sz w:val="16"/>
-                  <w:szCs w:val="16"/>
-                  <w:u w:val="single" w:color="2E75B6"/>
-                </w:rPr>
-                <w:t xml:space="preserve">Area of a sector</w:t>
-              </w:r>
-            </w:hyperlink>
-          </w:p>
-          <w:p>
-            <w:pPr>
-              <w:spacing w:after="10" w:before="0"/>
-              <w:ind w:left="120"/>
-            </w:pPr>
-            <w:r>
-              <w:rPr>
-                <w:rFonts w:ascii="Arial" w:cs="Arial" w:eastAsia="Arial" w:hAnsi="Arial"/>
-                <w:color w:val="595959"/>
-                <w:sz w:val="14"/>
-                <w:szCs w:val="14"/>
-              </w:rPr>
-              <w:t xml:space="preserve">Source: Khan Academy (English - US curriculum)</w:t>
-            </w:r>
-          </w:p>
-          <w:p>
-            <w:pPr>
-              <w:spacing w:after="10" w:before="0"/>
-              <w:ind w:left="120"/>
-            </w:pPr>
-            <w:hyperlink w:history="1" r:id="rIdrozknkdjiidpwfc_jxjw4">
-              <w:r>
-                <w:rPr>
-                  <w:rFonts w:ascii="Arial" w:cs="Arial" w:eastAsia="Arial" w:hAnsi="Arial"/>
-                  <w:color w:val="595959"/>
-                  <w:sz w:val="14"/>
-                  <w:szCs w:val="14"/>
-                  <w:u w:val="single" w:color="595959"/>
-                </w:rPr>
-                <w:t xml:space="preserve">🔍 Search ARES for similar readings</w:t>
-              </w:r>
-            </w:hyperlink>
-          </w:p>
-        </w:tc>
-        <w:tc>
-          <w:tcPr>
-            <w:tcW w:type="dxa" w:w="3040"/>
-            <w:shd w:fill="FFFFFF" w:color="auto" w:val="clear"/>
-            <w:tcMar>
-              <w:top w:type="dxa" w:w="60"/>
-              <w:left w:type="dxa" w:w="120"/>
-              <w:bottom w:type="dxa" w:w="60"/>
-              <w:right w:type="dxa" w:w="120"/>
-            </w:tcMar>
-            <w:vAlign w:val="top"/>
-          </w:tcPr>
-          <w:p>
-            <w:pPr>
-              <w:spacing w:after="40" w:before="0"/>
-              <w:jc w:val="left"/>
-            </w:pPr>
-            <w:r>
-              <w:rPr>
-                <w:rFonts w:ascii="Arial" w:cs="Arial" w:eastAsia="Arial" w:hAnsi="Arial"/>
-                <w:b w:val="false"/>
-                <w:bCs w:val="false"/>
-                <w:i w:val="false"/>
-                <w:iCs w:val="false"/>
-                <w:color w:val="000000"/>
-                <w:sz w:val="18"/>
-                <w:szCs w:val="18"/>
-              </w:rPr>
-              <w:t xml:space="preserve">Each learner receives two sticky notes. On the GREEN note they write one thing they can NOW answer about the driving question that they could not answer before this lesson (e.g., 'I can now calculate the exact area of any wedge if I know r and θ'). On the ORANGE note they write one new question this lesson has raised (e.g., 'What if the watermelon slice is not a full wedge — what if it has a flat chord cut across the bottom?'). Learners post notes on the class DQB, which is organised into columns: WHAT WE PREDICTED, WHAT WE OBSERVED, WHAT WE CAN NOW EXPLAIN, WHAT WE STILL WONDER. The teacher reads three orange notes aloud and tells the class which upcoming lesson will address each question.</w:t>
-            </w:r>
-          </w:p>
-        </w:tc>
-        <w:tc>
-          <w:tcPr>
-            <w:tcW w:type="dxa" w:w="3040"/>
-            <w:shd w:fill="F2F2F2" w:color="auto" w:val="clear"/>
-            <w:tcMar>
-              <w:top w:type="dxa" w:w="60"/>
-              <w:left w:type="dxa" w:w="120"/>
-              <w:bottom w:type="dxa" w:w="60"/>
-              <w:right w:type="dxa" w:w="120"/>
-            </w:tcMar>
-            <w:vAlign w:val="top"/>
-          </w:tcPr>
-          <w:p>
-            <w:pPr>
-              <w:spacing w:after="40" w:before="0"/>
-              <w:jc w:val="left"/>
-            </w:pPr>
-            <w:r>
-              <w:rPr>
-                <w:rFonts w:ascii="Arial" w:cs="Arial" w:eastAsia="Arial" w:hAnsi="Arial"/>
-                <w:b w:val="false"/>
-                <w:bCs w:val="false"/>
-                <w:i w:val="false"/>
-                <w:iCs w:val="false"/>
-                <w:color w:val="000000"/>
-                <w:sz w:val="18"/>
-                <w:szCs w:val="18"/>
-              </w:rPr>
-              <w:t xml:space="preserve">Say: 'Our Driving Question is: how can we calculate the exact area of any wedge or segment-shaped piece of a circle? Look at the DQB. In Lesson 2 we filled the OBSERVED column. Today we fill WHAT WE CAN NOW EXPLAIN.' Hand out sticky notes. Allow 3 minutes of silent writing. As learners post notes, read three orange notes aloud — select at least one that anticipates the segment (chord-cut) concept. Say: 'This question — about a flat-bottom slice — is EXACTLY what Lesson 5 will answer. Keep wondering.' Point to the OBSERVED column from Lesson 2 and say: 'Notice how our observation that a bigger angle means a bigger piece is now backed by a formula. That is the power of mathematics — we moved from seeing to calculating.'</w:t>
-            </w:r>
-          </w:p>
-        </w:tc>
-        <w:tc>
-          <w:tcPr>
-            <w:tcW w:type="dxa" w:w="3040"/>
-            <w:shd w:fill="FFFFFF" w:color="auto" w:val="clear"/>
-            <w:tcMar>
-              <w:top w:type="dxa" w:w="60"/>
-              <w:left w:type="dxa" w:w="120"/>
-              <w:bottom w:type="dxa" w:w="60"/>
-              <w:right w:type="dxa" w:w="120"/>
-            </w:tcMar>
-            <w:vAlign w:val="top"/>
-          </w:tcPr>
-          <w:p>
-            <w:pPr>
-              <w:spacing w:after="40" w:before="0"/>
-              <w:jc w:val="left"/>
-            </w:pPr>
-            <w:r>
-              <w:rPr>
-                <w:rFonts w:ascii="Arial" w:cs="Arial" w:eastAsia="Arial" w:hAnsi="Arial"/>
-                <w:b w:val="false"/>
-                <w:bCs w:val="false"/>
-                <w:i w:val="false"/>
-                <w:iCs w:val="false"/>
-                <w:color w:val="000000"/>
-                <w:sz w:val="18"/>
-                <w:szCs w:val="18"/>
-              </w:rPr>
-              <w:t xml:space="preserve">Driving Question Board as Cumulative Sense-Making Record (NGSS SEP 8 — Obtaining, Evaluating, and Communicating Information): The DQB makes the progression of understanding visible across the eight-lesson sequence. Separating 'can now explain' from 'still wonder' trains learners to distinguish between resolved and unresolved questions — a core scientific literacy skill. The orange notes also provide the teacher with formative data on which concepts need pre-teaching before Lesson 5.</w:t>
-            </w:r>
-          </w:p>
-        </w:tc>
-        <w:tc>
-          <w:tcPr>
-            <w:tcW w:type="dxa" w:w="3040"/>
-            <w:shd w:fill="F2F2F2" w:color="auto" w:val="clear"/>
-            <w:tcMar>
-              <w:top w:type="dxa" w:w="60"/>
-              <w:left w:type="dxa" w:w="120"/>
-              <w:bottom w:type="dxa" w:w="60"/>
-              <w:right w:type="dxa" w:w="120"/>
-            </w:tcMar>
-            <w:vAlign w:val="top"/>
-          </w:tcPr>
-          <w:p>
-            <w:pPr>
-              <w:spacing w:after="40" w:before="0"/>
-              <w:jc w:val="left"/>
-            </w:pPr>
-            <w:r>
-              <w:rPr>
-                <w:rFonts w:ascii="Arial" w:cs="Arial" w:eastAsia="Arial" w:hAnsi="Arial"/>
-                <w:b w:val="false"/>
-                <w:bCs w:val="false"/>
-                <w:i w:val="false"/>
-                <w:iCs w:val="false"/>
-                <w:color w:val="000000"/>
-                <w:sz w:val="18"/>
-                <w:szCs w:val="18"/>
-              </w:rPr>
-              <w:t xml:space="preserve">Collect and read all orange sticky notes after class. Categorise them into: (a) segment vs. sector confusion — indicates readiness for Lesson 5; (b) radius-effect questions — indicates the r² relationship needs reinforcement in Lesson 4; (c) real-life application questions — indicates high engagement and readiness for design tasks in Lesson 7. Observable indicator: every learner posts both a green and an orange note.</w:t>
-            </w:r>
-          </w:p>
-        </w:tc>
-      </w:tr>
-      <w:tr>
-        <w:tc>
-          <w:tcPr>
-            <w:tcW w:type="dxa" w:w="1520"/>
-            <w:shd w:fill="D5E8F0" w:color="auto" w:val="clear"/>
-            <w:tcMar>
-              <w:top w:type="dxa" w:w="60"/>
-              <w:left w:type="dxa" w:w="120"/>
-              <w:bottom w:type="dxa" w:w="60"/>
-              <w:right w:type="dxa" w:w="120"/>
-            </w:tcMar>
-            <w:vAlign w:val="top"/>
-          </w:tcPr>
-          <w:p>
-            <w:pPr>
-              <w:spacing w:after="40" w:before="0"/>
-              <w:jc w:val="left"/>
-            </w:pPr>
-            <w:r>
-              <w:rPr>
-                <w:rFonts w:ascii="Arial" w:cs="Arial" w:eastAsia="Arial" w:hAnsi="Arial"/>
-                <w:b/>
-                <w:bCs/>
-                <w:i w:val="false"/>
-                <w:iCs w:val="false"/>
-                <w:color w:val="000000"/>
-                <w:sz w:val="18"/>
-                <w:szCs w:val="18"/>
-              </w:rPr>
-              <w:t xml:space="preserve">Model Building Phase</w:t>
-            </w:r>
-          </w:p>
-          <w:p>
-            <w:pPr>
-              <w:spacing w:after="20" w:before="0"/>
-            </w:pPr>
-            <w:r>
-              <w:rPr>
-                <w:rFonts w:ascii="Arial" w:cs="Arial" w:eastAsia="Arial" w:hAnsi="Arial"/>
-                <w:b/>
-                <w:bCs/>
-                <w:color w:val="1F3864"/>
-                <w:sz w:val="16"/>
-                <w:szCs w:val="16"/>
-              </w:rPr>
-              <w:t xml:space="preserve">📹 VIDEO:</w:t>
-            </w:r>
-          </w:p>
-          <w:p>
-            <w:pPr>
-              <w:spacing w:after="20" w:before="0"/>
-            </w:pPr>
-            <w:hyperlink w:history="1" r:id="rIdhqs_5ytbn5toi0mxzugu2">
-              <w:r>
-                <w:rPr>
-                  <w:rFonts w:ascii="Arial" w:cs="Arial" w:eastAsia="Arial" w:hAnsi="Arial"/>
-                  <w:color w:val="2E75B6"/>
-                  <w:sz w:val="16"/>
-                  <w:szCs w:val="16"/>
-                  <w:u w:val="single" w:color="2E75B6"/>
-                </w:rPr>
-                <w:t xml:space="preserve">Area of a sector</w:t>
-              </w:r>
-            </w:hyperlink>
-          </w:p>
-          <w:p>
-            <w:pPr>
-              <w:spacing w:after="10" w:before="0"/>
-              <w:ind w:left="120"/>
-            </w:pPr>
-            <w:r>
-              <w:rPr>
-                <w:rFonts w:ascii="Arial" w:cs="Arial" w:eastAsia="Arial" w:hAnsi="Arial"/>
-                <w:color w:val="595959"/>
-                <w:sz w:val="14"/>
-                <w:szCs w:val="14"/>
-              </w:rPr>
-              <w:t xml:space="preserve">Source: Khan Academy (English - US curriculum)</w:t>
-            </w:r>
-          </w:p>
-          <w:p>
-            <w:pPr>
-              <w:spacing w:after="10" w:before="0"/>
-              <w:ind w:left="120"/>
-            </w:pPr>
-            <w:hyperlink w:history="1" r:id="rIdbxvz0ds0sfovnyyx1mhwz">
-              <w:r>
-                <w:rPr>
-                  <w:rFonts w:ascii="Arial" w:cs="Arial" w:eastAsia="Arial" w:hAnsi="Arial"/>
-                  <w:color w:val="595959"/>
-                  <w:sz w:val="14"/>
-                  <w:szCs w:val="14"/>
-                  <w:u w:val="single" w:color="595959"/>
-                </w:rPr>
-                <w:t xml:space="preserve">🔍 Search ARES for similar videos</w:t>
-              </w:r>
-            </w:hyperlink>
-          </w:p>
-          <w:p>
-            <w:pPr>
-              <w:spacing w:after="40" w:before="0"/>
-            </w:pPr>
-            <w:r>
-              <w:rPr>
-                <w:sz w:val="14"/>
-                <w:szCs w:val="14"/>
-              </w:rPr>
-              <w:t xml:space="preserve"/>
-            </w:r>
-          </w:p>
-          <w:p>
-            <w:pPr>
-              <w:spacing w:after="20" w:before="0"/>
-            </w:pPr>
-            <w:r>
-              <w:rPr>
-                <w:rFonts w:ascii="Arial" w:cs="Arial" w:eastAsia="Arial" w:hAnsi="Arial"/>
-                <w:b/>
-                <w:bCs/>
-                <w:color w:val="1F3864"/>
-                <w:sz w:val="16"/>
-                <w:szCs w:val="16"/>
-              </w:rPr>
-              <w:t xml:space="preserve">📖 EXERCISE:</w:t>
-            </w:r>
-          </w:p>
-          <w:p>
-            <w:pPr>
-              <w:spacing w:after="20" w:before="0"/>
-            </w:pPr>
-            <w:hyperlink w:history="1" r:id="rIdrdk0gl6pyzdldmylwwuam">
-              <w:r>
-                <w:rPr>
-                  <w:rFonts w:ascii="Arial" w:cs="Arial" w:eastAsia="Arial" w:hAnsi="Arial"/>
-                  <w:color w:val="2E75B6"/>
-                  <w:sz w:val="16"/>
-                  <w:szCs w:val="16"/>
-                  <w:u w:val="single" w:color="2E75B6"/>
-                </w:rPr>
-                <w:t xml:space="preserve">Area of a sector</w:t>
-              </w:r>
-            </w:hyperlink>
-          </w:p>
-          <w:p>
-            <w:pPr>
-              <w:spacing w:after="10" w:before="0"/>
-              <w:ind w:left="120"/>
-            </w:pPr>
-            <w:r>
-              <w:rPr>
-                <w:rFonts w:ascii="Arial" w:cs="Arial" w:eastAsia="Arial" w:hAnsi="Arial"/>
-                <w:color w:val="595959"/>
-                <w:sz w:val="14"/>
-                <w:szCs w:val="14"/>
-              </w:rPr>
-              <w:t xml:space="preserve">Source: Khan Academy (English - US curriculum)</w:t>
-            </w:r>
-          </w:p>
-          <w:p>
-            <w:pPr>
-              <w:spacing w:after="10" w:before="0"/>
-              <w:ind w:left="120"/>
-            </w:pPr>
-            <w:hyperlink w:history="1" r:id="rIdtp2lzkyvqbtkxgj-8tnkp">
+            <w:hyperlink w:history="1" r:id="rId6i4glwmhqenfogzmkqoz1">
               <w:r>
                 <w:rPr>
                   <w:rFonts w:ascii="Arial" w:cs="Arial" w:eastAsia="Arial" w:hAnsi="Arial"/>
@@ -12019,7 +12019,7 @@
             <w:pPr>
               <w:spacing w:after="20" w:before="0"/>
             </w:pPr>
-            <w:hyperlink w:history="1" r:id="rIddda437nubxijkt01x0ff3">
+            <w:hyperlink w:history="1" r:id="rIdmt5e4zl6iud_s1zhndbyj">
               <w:r>
                 <w:rPr>
                   <w:rFonts w:ascii="Arial" w:cs="Arial" w:eastAsia="Arial" w:hAnsi="Arial"/>
@@ -12052,7 +12052,7 @@
               <w:spacing w:after="10" w:before="0"/>
               <w:ind w:left="120"/>
             </w:pPr>
-            <w:hyperlink w:history="1" r:id="rIdwfpvjtblvkcuf0k6rn9su">
+            <w:hyperlink w:history="1" r:id="rIdyegxzyzy6uzfeppax44u2">
               <w:r>
                 <w:rPr>
                   <w:rFonts w:ascii="Arial" w:cs="Arial" w:eastAsia="Arial" w:hAnsi="Arial"/>
@@ -12097,7 +12097,7 @@
             <w:pPr>
               <w:spacing w:after="20" w:before="0"/>
             </w:pPr>
-            <w:hyperlink w:history="1" r:id="rIdr2vneil1veit1dunta546">
+            <w:hyperlink w:history="1" r:id="rId3pyauhhszy6sb2wue4m1f">
               <w:r>
                 <w:rPr>
                   <w:rFonts w:ascii="Arial" w:cs="Arial" w:eastAsia="Arial" w:hAnsi="Arial"/>
@@ -12130,7 +12130,7 @@
               <w:spacing w:after="10" w:before="0"/>
               <w:ind w:left="120"/>
             </w:pPr>
-            <w:hyperlink w:history="1" r:id="rIdmqlozzz_l2vhmfrwkj3xz">
+            <w:hyperlink w:history="1" r:id="rIdjwlj3s9f5wmqmqxbxxbxw">
               <w:r>
                 <w:rPr>
                   <w:rFonts w:ascii="Arial" w:cs="Arial" w:eastAsia="Arial" w:hAnsi="Arial"/>
@@ -12325,7 +12325,85 @@
             <w:pPr>
               <w:spacing w:after="20" w:before="0"/>
             </w:pPr>
-            <w:hyperlink w:history="1" r:id="rIddse3wezzaq_o0dioilp9l">
+            <w:hyperlink w:history="1" r:id="rIdfuq_6opsgxl7c4w4pdcrl">
+              <w:r>
+                <w:rPr>
+                  <w:rFonts w:ascii="Arial" w:cs="Arial" w:eastAsia="Arial" w:hAnsi="Arial"/>
+                  <w:color w:val="2E75B6"/>
+                  <w:sz w:val="16"/>
+                  <w:szCs w:val="16"/>
+                  <w:u w:val="single" w:color="2E75B6"/>
+                </w:rPr>
+                <w:t xml:space="preserve">Area of a circle</w:t>
+              </w:r>
+            </w:hyperlink>
+          </w:p>
+          <w:p>
+            <w:pPr>
+              <w:spacing w:after="10" w:before="0"/>
+              <w:ind w:left="120"/>
+            </w:pPr>
+            <w:r>
+              <w:rPr>
+                <w:rFonts w:ascii="Arial" w:cs="Arial" w:eastAsia="Arial" w:hAnsi="Arial"/>
+                <w:color w:val="595959"/>
+                <w:sz w:val="14"/>
+                <w:szCs w:val="14"/>
+              </w:rPr>
+              <w:t xml:space="preserve">Source: Khan Academy (English - US curriculum)</w:t>
+            </w:r>
+          </w:p>
+          <w:p>
+            <w:pPr>
+              <w:spacing w:after="10" w:before="0"/>
+              <w:ind w:left="120"/>
+            </w:pPr>
+            <w:hyperlink w:history="1" r:id="rIdyc44soykfhkj8rd6tlv03">
+              <w:r>
+                <w:rPr>
+                  <w:rFonts w:ascii="Arial" w:cs="Arial" w:eastAsia="Arial" w:hAnsi="Arial"/>
+                  <w:color w:val="595959"/>
+                  <w:sz w:val="14"/>
+                  <w:szCs w:val="14"/>
+                  <w:u w:val="single" w:color="595959"/>
+                </w:rPr>
+                <w:t xml:space="preserve">🔍 Search ARES for similar videos</w:t>
+              </w:r>
+            </w:hyperlink>
+          </w:p>
+          <w:p>
+            <w:pPr>
+              <w:spacing w:after="40" w:before="0"/>
+            </w:pPr>
+            <w:r>
+              <w:rPr>
+                <w:sz w:val="14"/>
+                <w:szCs w:val="14"/>
+              </w:rPr>
+              <w:t xml:space="preserve"/>
+            </w:r>
+          </w:p>
+          <w:p>
+            <w:pPr>
+              <w:spacing w:after="20" w:before="0"/>
+            </w:pPr>
+            <w:r>
+              <w:rPr>
+                <w:rFonts w:ascii="Arial" w:cs="Arial" w:eastAsia="Arial" w:hAnsi="Arial"/>
+                <w:b/>
+                <w:bCs/>
+                <w:color w:val="1F3864"/>
+                <w:sz w:val="16"/>
+                <w:szCs w:val="16"/>
+              </w:rPr>
+              <w:t xml:space="preserve">📖 EXERCISE:</w:t>
+            </w:r>
+          </w:p>
+          <w:p>
+            <w:pPr>
+              <w:spacing w:after="20" w:before="0"/>
+            </w:pPr>
+            <w:hyperlink w:history="1" r:id="rId3sljy20udrhxvugvbaeox">
               <w:r>
                 <w:rPr>
                   <w:rFonts w:ascii="Arial" w:cs="Arial" w:eastAsia="Arial" w:hAnsi="Arial"/>
@@ -12358,7 +12436,235 @@
               <w:spacing w:after="10" w:before="0"/>
               <w:ind w:left="120"/>
             </w:pPr>
-            <w:hyperlink w:history="1" r:id="rId49fxu-qfawpd5ftcgfje_">
+            <w:hyperlink w:history="1" r:id="rIdrkakaohhbrhcusphg0dbu">
+              <w:r>
+                <w:rPr>
+                  <w:rFonts w:ascii="Arial" w:cs="Arial" w:eastAsia="Arial" w:hAnsi="Arial"/>
+                  <w:color w:val="595959"/>
+                  <w:sz w:val="14"/>
+                  <w:szCs w:val="14"/>
+                  <w:u w:val="single" w:color="595959"/>
+                </w:rPr>
+                <w:t xml:space="preserve">🔍 Search ARES for similar readings</w:t>
+              </w:r>
+            </w:hyperlink>
+          </w:p>
+        </w:tc>
+        <w:tc>
+          <w:tcPr>
+            <w:tcW w:type="dxa" w:w="3040"/>
+            <w:shd w:fill="FFFFFF" w:color="auto" w:val="clear"/>
+            <w:tcMar>
+              <w:top w:type="dxa" w:w="60"/>
+              <w:left w:type="dxa" w:w="120"/>
+              <w:bottom w:type="dxa" w:w="60"/>
+              <w:right w:type="dxa" w:w="120"/>
+            </w:tcMar>
+            <w:vAlign w:val="top"/>
+          </w:tcPr>
+          <w:p>
+            <w:pPr>
+              <w:spacing w:after="40" w:before="0"/>
+              <w:jc w:val="left"/>
+            </w:pPr>
+            <w:r>
+              <w:rPr>
+                <w:rFonts w:ascii="Arial" w:cs="Arial" w:eastAsia="Arial" w:hAnsi="Arial"/>
+                <w:b w:val="false"/>
+                <w:bCs w:val="false"/>
+                <w:i w:val="false"/>
+                <w:iCs w:val="false"/>
+                <w:color w:val="000000"/>
+                <w:sz w:val="18"/>
+                <w:szCs w:val="18"/>
+              </w:rPr>
+              <w:t xml:space="preserve">Each group receives: one printed circle (radius = 7 cm, with 30°, 60°, 90°, 120°, 180° sectors pre-marked), scissors, a protractor, a ruler, and a group recording table (columns: Angle θ, Radius r, Full circle area πr², Fraction θ/360, Calculated area). Groups cut out each sector carefully, arrange the five cut-outs side by side on their desk in order from smallest to largest, and then fill in columns 1–3 of the table by measuring the angle (confirm with protractor) and radius of each sector. They also compute πr² = π × 7² ≈ 154 cm² together as a group before proceeding to column 4.</w:t>
+            </w:r>
+          </w:p>
+        </w:tc>
+        <w:tc>
+          <w:tcPr>
+            <w:tcW w:type="dxa" w:w="3040"/>
+            <w:shd w:fill="F2F2F2" w:color="auto" w:val="clear"/>
+            <w:tcMar>
+              <w:top w:type="dxa" w:w="60"/>
+              <w:left w:type="dxa" w:w="120"/>
+              <w:bottom w:type="dxa" w:w="60"/>
+              <w:right w:type="dxa" w:w="120"/>
+            </w:tcMar>
+            <w:vAlign w:val="top"/>
+          </w:tcPr>
+          <w:p>
+            <w:pPr>
+              <w:spacing w:after="40" w:before="0"/>
+              <w:jc w:val="left"/>
+            </w:pPr>
+            <w:r>
+              <w:rPr>
+                <w:rFonts w:ascii="Arial" w:cs="Arial" w:eastAsia="Arial" w:hAnsi="Arial"/>
+                <w:b w:val="false"/>
+                <w:bCs w:val="false"/>
+                <w:i w:val="false"/>
+                <w:iCs w:val="false"/>
+                <w:color w:val="000000"/>
+                <w:sz w:val="18"/>
+                <w:szCs w:val="18"/>
+              </w:rPr>
+              <w:t xml:space="preserve">Distribute materials and say: 'Each group, cut out your five sectors carefully — scissors away from your body. Once cut, line them up on your desk from the smallest angle to the largest. What do you notice just by looking?' WAIT TIME: 15 seconds after groups line up sectors, then cold-call 2 groups: 'Group Kisumu, describe what you see. … Group Mombasa, does your arrangement look the same?' Then direct: 'Now measure the angle of each cut-out with your protractor to confirm it, and measure the radius with your ruler. Record these in columns 1 and 2 of your table.' Circulate. At each group, ask: 'What is the full circle area for a circle of radius 7 cm? Show me how you worked it out.' WAIT TIME: 20 seconds before prompting if needed. If a group is stuck, say: 'What is the formula for the area of a full circle?' — not the answer. Ensure every group writes πr² = π × 49 ≈ 154 cm² in column 3 before moving on. After 8 minutes, pause the class and say: 'Hold up your five cut-outs. Class — look at the 30° sector and the 180° sector side by side. The vendor at Wakulima Market says these two slices are equally fair. Is she right? We need numbers, not just eyes.'</w:t>
+            </w:r>
+          </w:p>
+        </w:tc>
+        <w:tc>
+          <w:tcPr>
+            <w:tcW w:type="dxa" w:w="3040"/>
+            <w:shd w:fill="FFFFFF" w:color="auto" w:val="clear"/>
+            <w:tcMar>
+              <w:top w:type="dxa" w:w="60"/>
+              <w:left w:type="dxa" w:w="120"/>
+              <w:bottom w:type="dxa" w:w="60"/>
+              <w:right w:type="dxa" w:w="120"/>
+            </w:tcMar>
+            <w:vAlign w:val="top"/>
+          </w:tcPr>
+          <w:p>
+            <w:pPr>
+              <w:spacing w:after="40" w:before="0"/>
+              <w:jc w:val="left"/>
+            </w:pPr>
+            <w:r>
+              <w:rPr>
+                <w:rFonts w:ascii="Arial" w:cs="Arial" w:eastAsia="Arial" w:hAnsi="Arial"/>
+                <w:b w:val="false"/>
+                <w:bCs w:val="false"/>
+                <w:i w:val="false"/>
+                <w:iCs w:val="false"/>
+                <w:color w:val="000000"/>
+                <w:sz w:val="18"/>
+                <w:szCs w:val="18"/>
+              </w:rPr>
+              <w:t xml:space="preserve">Physical manipulation and data collection (Concrete–Representational–Abstract progression): Cutting and arranging physical sectors grounds the abstract formula in tangible objects. The five cut-outs on the desk become a concrete data set that learners can see, touch, and compare before any algebraic generalisation is made. Measuring to confirm pre-marked angles reinforces the meaning of central angle.</w:t>
+            </w:r>
+          </w:p>
+        </w:tc>
+        <w:tc>
+          <w:tcPr>
+            <w:tcW w:type="dxa" w:w="3040"/>
+            <w:shd w:fill="F2F2F2" w:color="auto" w:val="clear"/>
+            <w:tcMar>
+              <w:top w:type="dxa" w:w="60"/>
+              <w:left w:type="dxa" w:w="120"/>
+              <w:bottom w:type="dxa" w:w="60"/>
+              <w:right w:type="dxa" w:w="120"/>
+            </w:tcMar>
+            <w:vAlign w:val="top"/>
+          </w:tcPr>
+          <w:p>
+            <w:pPr>
+              <w:spacing w:after="40" w:before="0"/>
+              <w:jc w:val="left"/>
+            </w:pPr>
+            <w:r>
+              <w:rPr>
+                <w:rFonts w:ascii="Arial" w:cs="Arial" w:eastAsia="Arial" w:hAnsi="Arial"/>
+                <w:b w:val="false"/>
+                <w:bCs w:val="false"/>
+                <w:i w:val="false"/>
+                <w:iCs w:val="false"/>
+                <w:color w:val="000000"/>
+                <w:sz w:val="18"/>
+                <w:szCs w:val="18"/>
+              </w:rPr>
+              <w:t xml:space="preserve">Circulate and check two specific observable indicators: (1) Every group can state and write πr² = 154 cm² correctly before moving to column 4 — if not, the formula for full circle area is not secure and must be addressed immediately. (2) When groups arrange sectors, check they place them in ascending order of angle (30°, 60°, 90°, 120°, 180°) — this shows they understand angle determines size. If any group places sectors randomly, ask: 'Which sector has the smallest angle? Place that one first.'</w:t>
+            </w:r>
+          </w:p>
+        </w:tc>
+      </w:tr>
+      <w:tr>
+        <w:tc>
+          <w:tcPr>
+            <w:tcW w:type="dxa" w:w="1520"/>
+            <w:shd w:fill="E2EFDA" w:color="auto" w:val="clear"/>
+            <w:tcMar>
+              <w:top w:type="dxa" w:w="60"/>
+              <w:left w:type="dxa" w:w="120"/>
+              <w:bottom w:type="dxa" w:w="60"/>
+              <w:right w:type="dxa" w:w="120"/>
+            </w:tcMar>
+            <w:vAlign w:val="top"/>
+          </w:tcPr>
+          <w:p>
+            <w:pPr>
+              <w:spacing w:after="40" w:before="0"/>
+              <w:jc w:val="left"/>
+            </w:pPr>
+            <w:r>
+              <w:rPr>
+                <w:rFonts w:ascii="Arial" w:cs="Arial" w:eastAsia="Arial" w:hAnsi="Arial"/>
+                <w:b/>
+                <w:bCs/>
+                <w:i w:val="false"/>
+                <w:iCs w:val="false"/>
+                <w:color w:val="000000"/>
+                <w:sz w:val="18"/>
+                <w:szCs w:val="18"/>
+              </w:rPr>
+              <w:t xml:space="preserve">Explain Phase</w:t>
+            </w:r>
+          </w:p>
+          <w:p>
+            <w:pPr>
+              <w:spacing w:after="20" w:before="0"/>
+            </w:pPr>
+            <w:r>
+              <w:rPr>
+                <w:rFonts w:ascii="Arial" w:cs="Arial" w:eastAsia="Arial" w:hAnsi="Arial"/>
+                <w:b/>
+                <w:bCs/>
+                <w:color w:val="1F3864"/>
+                <w:sz w:val="16"/>
+                <w:szCs w:val="16"/>
+              </w:rPr>
+              <w:t xml:space="preserve">📹 VIDEO:</w:t>
+            </w:r>
+          </w:p>
+          <w:p>
+            <w:pPr>
+              <w:spacing w:after="20" w:before="0"/>
+            </w:pPr>
+            <w:hyperlink w:history="1" r:id="rIdjwejslhdi0h0gouu7c_o0">
+              <w:r>
+                <w:rPr>
+                  <w:rFonts w:ascii="Arial" w:cs="Arial" w:eastAsia="Arial" w:hAnsi="Arial"/>
+                  <w:color w:val="2E75B6"/>
+                  <w:sz w:val="16"/>
+                  <w:szCs w:val="16"/>
+                  <w:u w:val="single" w:color="2E75B6"/>
+                </w:rPr>
+                <w:t xml:space="preserve">Area of a sector</w:t>
+              </w:r>
+            </w:hyperlink>
+          </w:p>
+          <w:p>
+            <w:pPr>
+              <w:spacing w:after="10" w:before="0"/>
+              <w:ind w:left="120"/>
+            </w:pPr>
+            <w:r>
+              <w:rPr>
+                <w:rFonts w:ascii="Arial" w:cs="Arial" w:eastAsia="Arial" w:hAnsi="Arial"/>
+                <w:color w:val="595959"/>
+                <w:sz w:val="14"/>
+                <w:szCs w:val="14"/>
+              </w:rPr>
+              <w:t xml:space="preserve">Source: Khan Academy (English - US curriculum)</w:t>
+            </w:r>
+          </w:p>
+          <w:p>
+            <w:pPr>
+              <w:spacing w:after="10" w:before="0"/>
+              <w:ind w:left="120"/>
+            </w:pPr>
+            <w:hyperlink w:history="1" r:id="rIdhnszda7bqaqtomxmqzalu">
               <w:r>
                 <w:rPr>
                   <w:rFonts w:ascii="Arial" w:cs="Arial" w:eastAsia="Arial" w:hAnsi="Arial"/>
@@ -12403,7 +12709,7 @@
             <w:pPr>
               <w:spacing w:after="20" w:before="0"/>
             </w:pPr>
-            <w:hyperlink w:history="1" r:id="rId_5abzdox-32awg9yf1ybt">
+            <w:hyperlink w:history="1" r:id="rIdrrnsygoj1xfgkvonr-3vo">
               <w:r>
                 <w:rPr>
                   <w:rFonts w:ascii="Arial" w:cs="Arial" w:eastAsia="Arial" w:hAnsi="Arial"/>
@@ -12436,7 +12742,7 @@
               <w:spacing w:after="10" w:before="0"/>
               <w:ind w:left="120"/>
             </w:pPr>
-            <w:hyperlink w:history="1" r:id="rId8z4n4wau5sbrpvnkwzeov">
+            <w:hyperlink w:history="1" r:id="rId29tdzkwd99jlgqj7smizz">
               <w:r>
                 <w:rPr>
                   <w:rFonts w:ascii="Arial" w:cs="Arial" w:eastAsia="Arial" w:hAnsi="Arial"/>
@@ -12478,7 +12784,7 @@
                 <w:sz w:val="18"/>
                 <w:szCs w:val="18"/>
               </w:rPr>
-              <w:t xml:space="preserve">Each group receives: one printed circle (radius = 7 cm, with 30°, 60°, 90°, 120°, 180° sectors pre-marked), scissors, a protractor, a ruler, and a group recording table (columns: Angle θ, Radius r, Full circle area πr², Fraction θ/360, Calculated area). Groups cut out each sector carefully, arrange the five cut-outs side by side on their desk in order from smallest to largest, and then fill in columns 1–3 of the table by measuring the angle (confirm with protractor) and radius of each sector. They also compute πr² = π × 7² ≈ 154 cm² together as a group before proceeding to column 4.</w:t>
+              <w:t xml:space="preserve">Groups complete columns 4 and 5 of their recording table: for each sector, they calculate the fraction θ/360 and then multiply by 154 cm² to find the sector area. They record results neatly in the table. A class data-sharing moment follows: the teacher builds a shared class table on the board as each group calls out their results. Learners look for the pattern across the five rows and write a sentence in their books: 'The area of a sector = ___.' Groups then apply the formula to two new problems: (A) A circular ugali cake of radius 14 cm is cut into a 45° slice for a guest — what is the area of the slice? (B) When a door in a Kisumu office opens 120°, it sweeps a sector of radius 80 cm on the floor — what area of floor does it sweep?</w:t>
             </w:r>
           </w:p>
         </w:tc>
@@ -12510,7 +12816,7 @@
                 <w:sz w:val="18"/>
                 <w:szCs w:val="18"/>
               </w:rPr>
-              <w:t xml:space="preserve">Distribute materials and say: 'Each group, cut out your five sectors carefully — scissors away from your body. Once cut, line them up on your desk from the smallest angle to the largest. What do you notice just by looking?' WAIT TIME: 15 seconds after groups line up sectors, then cold-call 2 groups: 'Group Kisumu, describe what you see. … Group Mombasa, does your arrangement look the same?' Then direct: 'Now measure the angle of each cut-out with your protractor to confirm it, and measure the radius with your ruler. Record these in columns 1 and 2 of your table.' Circulate. At each group, ask: 'What is the full circle area for a circle of radius 7 cm? Show me how you worked it out.' WAIT TIME: 20 seconds before prompting if needed. If a group is stuck, say: 'What is the formula for the area of a full circle?' — not the answer. Ensure every group writes πr² = π × 49 ≈ 154 cm² in column 3 before moving on. After 8 minutes, pause the class and say: 'Hold up your five cut-outs. Class — look at the 30° sector and the 180° sector side by side. The vendor at Wakulima Market says these two slices are equally fair. Is she right? We need numbers, not just eyes.'</w:t>
+              <w:t xml:space="preserve">Say: 'Now complete columns 4 and 5. For column 4, divide your angle by 360. For column 5, multiply that fraction by 154. You have 5 minutes.' Circulate and, at each group, ask: 'For your 90° sector — what fraction of the full circle is it? … So what is its area?' WAIT TIME: 30 seconds per question. Cold-call the answer from the group, not just the nearest learner. After 5 minutes, build the class table on the board by cold-calling each group for one row: 'Group Nairobi, give me the row for 60°.' Fill the table. Then ask the whole class: 'Look at the five rows. What pattern do you see between the angle and the area?' WAIT TIME: 30 seconds of silent individual thinking, then pair-share for 1 minute. Cold-call 3 pairs: 'Kendi and Otieno, what pattern did you find?' Guide toward: 'Area = (θ/360) × πr².' Write this on the board and say: 'Write this formula in your own words as a sentence in your exercise book.' Then present problems A and B: 'The mama mboga has a new problem. A customer wants the 45° ugali-cake slice — exactly how much ugali in cm² does she get? And a Kisumu office needs to know how much floor space the door sweeps. Use our formula.' Groups work for 5 minutes; cold-call one group per problem to present their working on the board.</w:t>
             </w:r>
           </w:p>
         </w:tc>
@@ -12542,7 +12848,7 @@
                 <w:sz w:val="18"/>
                 <w:szCs w:val="18"/>
               </w:rPr>
-              <w:t xml:space="preserve">Physical manipulation and data collection (Concrete–Representational–Abstract progression): Cutting and arranging physical sectors grounds the abstract formula in tangible objects. The five cut-outs on the desk become a concrete data set that learners can see, touch, and compare before any algebraic generalisation is made. Measuring to confirm pre-marked angles reinforces the meaning of central angle.</w:t>
+              <w:t xml:space="preserve">Pattern recognition from a class data table (Data-driven generalisation): By pooling all five data points into a single shared table, learners see the linear relationship between θ and area across the full range 30°–180°. Writing the formula as a sentence before using it algebraically ensures conceptual ownership rather than rote copying. Applying the formula to two new Kenyan contexts (ugali cake, office door) immediately tests transfer and connects to the driving question's real-life dimension.</w:t>
             </w:r>
           </w:p>
         </w:tc>
@@ -12574,7 +12880,7 @@
                 <w:sz w:val="18"/>
                 <w:szCs w:val="18"/>
               </w:rPr>
-              <w:t xml:space="preserve">Circulate and check two specific observable indicators: (1) Every group can state and write πr² = 154 cm² correctly before moving to column 4 — if not, the formula for full circle area is not secure and must be addressed immediately. (2) When groups arrange sectors, check they place them in ascending order of angle (30°, 60°, 90°, 120°, 180°) — this shows they understand angle determines size. If any group places sectors randomly, ask: 'Which sector has the smallest angle? Place that one first.'</w:t>
+              <w:t xml:space="preserve">Check two things during the apply phase: (1) Both problems must show the substitution step written out (e.g., Area = (45/360) × π × 14²) — if a group writes only the final answer, ask: 'Show me every step.' (2) Listen for whether learners simplify 45/360 to 1/8 correctly. A common error is treating θ/360 as θ × 360 — if this appears, draw the class's attention to it: 'What fraction of a pizza is one slice if you cut it into 8 equal pieces?' Use this as a whole-class re-teaching moment if more than 1 group makes this error.</w:t>
             </w:r>
           </w:p>
         </w:tc>
@@ -12583,32 +12889,32 @@
         <w:tc>
           <w:tcPr>
             <w:tcW w:type="dxa" w:w="1520"/>
-            <w:shd w:fill="E2EFDA" w:color="auto" w:val="clear"/>
-            <w:tcMar>
-              <w:top w:type="dxa" w:w="60"/>
-              <w:left w:type="dxa" w:w="120"/>
-              <w:bottom w:type="dxa" w:w="60"/>
-              <w:right w:type="dxa" w:w="120"/>
-            </w:tcMar>
-            <w:vAlign w:val="top"/>
-          </w:tcPr>
-          <w:p>
-            <w:pPr>
-              <w:spacing w:after="40" w:before="0"/>
-              <w:jc w:val="left"/>
-            </w:pPr>
-            <w:r>
-              <w:rPr>
-                <w:rFonts w:ascii="Arial" w:cs="Arial" w:eastAsia="Arial" w:hAnsi="Arial"/>
-                <w:b/>
-                <w:bCs/>
-                <w:i w:val="false"/>
-                <w:iCs w:val="false"/>
-                <w:color w:val="000000"/>
-                <w:sz w:val="18"/>
-                <w:szCs w:val="18"/>
-              </w:rPr>
-              <w:t xml:space="preserve">Explain Phase</w:t>
+            <w:shd w:fill="FCE4D6" w:color="auto" w:val="clear"/>
+            <w:tcMar>
+              <w:top w:type="dxa" w:w="60"/>
+              <w:left w:type="dxa" w:w="120"/>
+              <w:bottom w:type="dxa" w:w="60"/>
+              <w:right w:type="dxa" w:w="120"/>
+            </w:tcMar>
+            <w:vAlign w:val="top"/>
+          </w:tcPr>
+          <w:p>
+            <w:pPr>
+              <w:spacing w:after="40" w:before="0"/>
+              <w:jc w:val="left"/>
+            </w:pPr>
+            <w:r>
+              <w:rPr>
+                <w:rFonts w:ascii="Arial" w:cs="Arial" w:eastAsia="Arial" w:hAnsi="Arial"/>
+                <w:b/>
+                <w:bCs/>
+                <w:i w:val="false"/>
+                <w:iCs w:val="false"/>
+                <w:color w:val="000000"/>
+                <w:sz w:val="18"/>
+                <w:szCs w:val="18"/>
+              </w:rPr>
+              <w:t xml:space="preserve">Driving Question Board (DQB) Creation</w:t>
             </w:r>
           </w:p>
           <w:p>
@@ -12631,7 +12937,7 @@
             <w:pPr>
               <w:spacing w:after="20" w:before="0"/>
             </w:pPr>
-            <w:hyperlink w:history="1" r:id="rIdaw3fnw4ufq00t006zvhsl">
+            <w:hyperlink w:history="1" r:id="rIdpo-wf9o56ytwycrcts4aa">
               <w:r>
                 <w:rPr>
                   <w:rFonts w:ascii="Arial" w:cs="Arial" w:eastAsia="Arial" w:hAnsi="Arial"/>
@@ -12664,7 +12970,7 @@
               <w:spacing w:after="10" w:before="0"/>
               <w:ind w:left="120"/>
             </w:pPr>
-            <w:hyperlink w:history="1" r:id="rIdtcvep2w0ak6nab1npmjhl">
+            <w:hyperlink w:history="1" r:id="rIdo2x5fi7nqlsrzhh41t6fw">
               <w:r>
                 <w:rPr>
                   <w:rFonts w:ascii="Arial" w:cs="Arial" w:eastAsia="Arial" w:hAnsi="Arial"/>
@@ -12709,7 +13015,7 @@
             <w:pPr>
               <w:spacing w:after="20" w:before="0"/>
             </w:pPr>
-            <w:hyperlink w:history="1" r:id="rIdqxebafqwq_m9gtzs8o6lm">
+            <w:hyperlink w:history="1" r:id="rIdo1horzspylnyebtu3g6sf">
               <w:r>
                 <w:rPr>
                   <w:rFonts w:ascii="Arial" w:cs="Arial" w:eastAsia="Arial" w:hAnsi="Arial"/>
@@ -12742,7 +13048,7 @@
               <w:spacing w:after="10" w:before="0"/>
               <w:ind w:left="120"/>
             </w:pPr>
-            <w:hyperlink w:history="1" r:id="rIdo3s7zf71yw2v_nwhlzeld">
+            <w:hyperlink w:history="1" r:id="rIdkkwvkljrdhouyf--63-x8">
               <w:r>
                 <w:rPr>
                   <w:rFonts w:ascii="Arial" w:cs="Arial" w:eastAsia="Arial" w:hAnsi="Arial"/>
@@ -12784,7 +13090,7 @@
                 <w:sz w:val="18"/>
                 <w:szCs w:val="18"/>
               </w:rPr>
-              <w:t xml:space="preserve">Groups complete columns 4 and 5 of their recording table: for each sector, they calculate the fraction θ/360 and then multiply by 154 cm² to find the sector area. They record results neatly in the table. A class data-sharing moment follows: the teacher builds a shared class table on the board as each group calls out their results. Learners look for the pattern across the five rows and write a sentence in their books: 'The area of a sector = ___.' Groups then apply the formula to two new problems: (A) A circular ugali cake of radius 14 cm is cut into a 45° slice for a guest — what is the area of the slice? (B) When a door in a Kisumu office opens 120°, it sweeps a sector of radius 80 cm on the floor — what area of floor does it sweep?</w:t>
+              <w:t xml:space="preserve">Each group receives two sticky notes (or writes on the class DQB section of the board). On the first sticky note (GREEN), they write one thing they can now answer about the driving question: 'We can now calculate the area of any sector if we know r and θ.' On the second sticky note (ORANGE), they write one new question or remaining puzzle that the lesson raised — for example: 'But what about the curved segment below a chord? That's not the same as a sector.' The teacher reads selected notes aloud and organises them on the DQB under columns: 'What we have figured out' and 'What we still need to figure out.'</w:t>
             </w:r>
           </w:p>
         </w:tc>
@@ -12816,7 +13122,7 @@
                 <w:sz w:val="18"/>
                 <w:szCs w:val="18"/>
               </w:rPr>
-              <w:t xml:space="preserve">Say: 'Now complete columns 4 and 5. For column 4, divide your angle by 360. For column 5, multiply that fraction by 154. You have 5 minutes.' Circulate and, at each group, ask: 'For your 90° sector — what fraction of the full circle is it? … So what is its area?' WAIT TIME: 30 seconds per question. Cold-call the answer from the group, not just the nearest learner. After 5 minutes, build the class table on the board by cold-calling each group for one row: 'Group Nairobi, give me the row for 60°.' Fill the table. Then ask the whole class: 'Look at the five rows. What pattern do you see between the angle and the area?' WAIT TIME: 30 seconds of silent individual thinking, then pair-share for 1 minute. Cold-call 3 pairs: 'Kendi and Otieno, what pattern did you find?' Guide toward: 'Area = (θ/360) × πr².' Write this on the board and say: 'Write this formula in your own words as a sentence in your exercise book.' Then present problems A and B: 'The mama mboga has a new problem. A customer wants the 45° ugali-cake slice — exactly how much ugali in cm² does she get? And a Kisumu office needs to know how much floor space the door sweeps. Use our formula.' Groups work for 5 minutes; cold-call one group per problem to present their working on the board.</w:t>
+              <w:t xml:space="preserve">Direct learners to the DQB. Say: 'We have been building our answer to the big question about Wakulima Market. On your green note, write one specific thing you can NOW calculate that you couldn't at the start of Lesson 1. Be precise — use the word formula or the word fraction.' WAIT TIME: 45 seconds of silent writing. Then: 'On your orange note, write one thing that our formula still cannot solve — think about the watermelon rind shape that is left over after you remove the triangular part of the slice.' WAIT TIME: 30 seconds. Cold-call 2 green notes and 2 orange notes. Post them on the DQB. Say: 'Notice that several groups are asking about segments — the region between a chord and an arc. That is exactly what we investigate in Lesson 5. We are building our answer piece by piece, just like the mama mboga builds her price by piece.'</w:t>
             </w:r>
           </w:p>
         </w:tc>
@@ -12848,7 +13154,7 @@
                 <w:sz w:val="18"/>
                 <w:szCs w:val="18"/>
               </w:rPr>
-              <w:t xml:space="preserve">Pattern recognition from a class data table (Data-driven generalisation): By pooling all five data points into a single shared table, learners see the linear relationship between θ and area across the full range 30°–180°. Writing the formula as a sentence before using it algebraically ensures conceptual ownership rather than rote copying. Applying the formula to two new Kenyan contexts (ugali cake, office door) immediately tests transfer and connects to the driving question's real-life dimension.</w:t>
+              <w:t xml:space="preserve">Driving Question Board update (metacognitive progress tracking): The two-colour sticky note protocol makes learners' growing understanding visible and public. Distinguishing 'figured out' from 'still need to figure out' mirrors scientific practice — no single lesson answers everything. The teacher's act of reading and categorising notes models how scientists track the state of their knowledge and identify the next investigative step.</w:t>
             </w:r>
           </w:p>
         </w:tc>
@@ -12880,7 +13186,7 @@
                 <w:sz w:val="18"/>
                 <w:szCs w:val="18"/>
               </w:rPr>
-              <w:t xml:space="preserve">Check two things during the apply phase: (1) Both problems must show the substitution step written out (e.g., Area = (45/360) × π × 14²) — if a group writes only the final answer, ask: 'Show me every step.' (2) Listen for whether learners simplify 45/360 to 1/8 correctly. A common error is treating θ/360 as θ × 360 — if this appears, draw the class's attention to it: 'What fraction of a pizza is one slice if you cut it into 8 equal pieces?' Use this as a whole-class re-teaching moment if more than 1 group makes this error.</w:t>
+              <w:t xml:space="preserve">Read the green notes for specificity — acceptable notes reference the formula Area = (θ/360) × πr² or a specific calculation. Vague notes like 'we learned about sectors' indicate surface engagement. If more than half the green notes are vague, ask the class: 'Can someone give me a green note that includes a number or a formula?' — prompt revision before posting. Orange notes that mention segments or chords confirm readiness for Lesson 5 and can be highlighted as the bridge.</w:t>
             </w:r>
           </w:p>
         </w:tc>
@@ -12889,32 +13195,32 @@
         <w:tc>
           <w:tcPr>
             <w:tcW w:type="dxa" w:w="1520"/>
-            <w:shd w:fill="FCE4D6" w:color="auto" w:val="clear"/>
-            <w:tcMar>
-              <w:top w:type="dxa" w:w="60"/>
-              <w:left w:type="dxa" w:w="120"/>
-              <w:bottom w:type="dxa" w:w="60"/>
-              <w:right w:type="dxa" w:w="120"/>
-            </w:tcMar>
-            <w:vAlign w:val="top"/>
-          </w:tcPr>
-          <w:p>
-            <w:pPr>
-              <w:spacing w:after="40" w:before="0"/>
-              <w:jc w:val="left"/>
-            </w:pPr>
-            <w:r>
-              <w:rPr>
-                <w:rFonts w:ascii="Arial" w:cs="Arial" w:eastAsia="Arial" w:hAnsi="Arial"/>
-                <w:b/>
-                <w:bCs/>
-                <w:i w:val="false"/>
-                <w:iCs w:val="false"/>
-                <w:color w:val="000000"/>
-                <w:sz w:val="18"/>
-                <w:szCs w:val="18"/>
-              </w:rPr>
-              <w:t xml:space="preserve">Driving Question Board (DQB) Creation</w:t>
+            <w:shd w:fill="D5E8F0" w:color="auto" w:val="clear"/>
+            <w:tcMar>
+              <w:top w:type="dxa" w:w="60"/>
+              <w:left w:type="dxa" w:w="120"/>
+              <w:bottom w:type="dxa" w:w="60"/>
+              <w:right w:type="dxa" w:w="120"/>
+            </w:tcMar>
+            <w:vAlign w:val="top"/>
+          </w:tcPr>
+          <w:p>
+            <w:pPr>
+              <w:spacing w:after="40" w:before="0"/>
+              <w:jc w:val="left"/>
+            </w:pPr>
+            <w:r>
+              <w:rPr>
+                <w:rFonts w:ascii="Arial" w:cs="Arial" w:eastAsia="Arial" w:hAnsi="Arial"/>
+                <w:b/>
+                <w:bCs/>
+                <w:i w:val="false"/>
+                <w:iCs w:val="false"/>
+                <w:color w:val="000000"/>
+                <w:sz w:val="18"/>
+                <w:szCs w:val="18"/>
+              </w:rPr>
+              <w:t xml:space="preserve">Model Building Phase</w:t>
             </w:r>
           </w:p>
           <w:p>
@@ -12937,7 +13243,7 @@
             <w:pPr>
               <w:spacing w:after="20" w:before="0"/>
             </w:pPr>
-            <w:hyperlink w:history="1" r:id="rIdncxsx1c8-j-hkx7lgp5ot">
+            <w:hyperlink w:history="1" r:id="rId8yi883idaa3utjoq1r64t">
               <w:r>
                 <w:rPr>
                   <w:rFonts w:ascii="Arial" w:cs="Arial" w:eastAsia="Arial" w:hAnsi="Arial"/>
@@ -12970,7 +13276,7 @@
               <w:spacing w:after="10" w:before="0"/>
               <w:ind w:left="120"/>
             </w:pPr>
-            <w:hyperlink w:history="1" r:id="rIdxbvpyu_tx6hnlxut2bv1u">
+            <w:hyperlink w:history="1" r:id="rIdkdthmlu8-gbxgf4yzogcx">
               <w:r>
                 <w:rPr>
                   <w:rFonts w:ascii="Arial" w:cs="Arial" w:eastAsia="Arial" w:hAnsi="Arial"/>
@@ -13015,7 +13321,7 @@
             <w:pPr>
               <w:spacing w:after="20" w:before="0"/>
             </w:pPr>
-            <w:hyperlink w:history="1" r:id="rIdthbgtq9izpf62pho3sgsp">
+            <w:hyperlink w:history="1" r:id="rIdxkdsznl86pc1y0o-7i1an">
               <w:r>
                 <w:rPr>
                   <w:rFonts w:ascii="Arial" w:cs="Arial" w:eastAsia="Arial" w:hAnsi="Arial"/>
@@ -13048,313 +13354,7 @@
               <w:spacing w:after="10" w:before="0"/>
               <w:ind w:left="120"/>
             </w:pPr>
-            <w:hyperlink w:history="1" r:id="rIdf_i3n4tmu7px2o5yjccig">
-              <w:r>
-                <w:rPr>
-                  <w:rFonts w:ascii="Arial" w:cs="Arial" w:eastAsia="Arial" w:hAnsi="Arial"/>
-                  <w:color w:val="595959"/>
-                  <w:sz w:val="14"/>
-                  <w:szCs w:val="14"/>
-                  <w:u w:val="single" w:color="595959"/>
-                </w:rPr>
-                <w:t xml:space="preserve">🔍 Search ARES for similar readings</w:t>
-              </w:r>
-            </w:hyperlink>
-          </w:p>
-        </w:tc>
-        <w:tc>
-          <w:tcPr>
-            <w:tcW w:type="dxa" w:w="3040"/>
-            <w:shd w:fill="FFFFFF" w:color="auto" w:val="clear"/>
-            <w:tcMar>
-              <w:top w:type="dxa" w:w="60"/>
-              <w:left w:type="dxa" w:w="120"/>
-              <w:bottom w:type="dxa" w:w="60"/>
-              <w:right w:type="dxa" w:w="120"/>
-            </w:tcMar>
-            <w:vAlign w:val="top"/>
-          </w:tcPr>
-          <w:p>
-            <w:pPr>
-              <w:spacing w:after="40" w:before="0"/>
-              <w:jc w:val="left"/>
-            </w:pPr>
-            <w:r>
-              <w:rPr>
-                <w:rFonts w:ascii="Arial" w:cs="Arial" w:eastAsia="Arial" w:hAnsi="Arial"/>
-                <w:b w:val="false"/>
-                <w:bCs w:val="false"/>
-                <w:i w:val="false"/>
-                <w:iCs w:val="false"/>
-                <w:color w:val="000000"/>
-                <w:sz w:val="18"/>
-                <w:szCs w:val="18"/>
-              </w:rPr>
-              <w:t xml:space="preserve">Each group receives two sticky notes (or writes on the class DQB section of the board). On the first sticky note (GREEN), they write one thing they can now answer about the driving question: 'We can now calculate the area of any sector if we know r and θ.' On the second sticky note (ORANGE), they write one new question or remaining puzzle that the lesson raised — for example: 'But what about the curved segment below a chord? That's not the same as a sector.' The teacher reads selected notes aloud and organises them on the DQB under columns: 'What we have figured out' and 'What we still need to figure out.'</w:t>
-            </w:r>
-          </w:p>
-        </w:tc>
-        <w:tc>
-          <w:tcPr>
-            <w:tcW w:type="dxa" w:w="3040"/>
-            <w:shd w:fill="F2F2F2" w:color="auto" w:val="clear"/>
-            <w:tcMar>
-              <w:top w:type="dxa" w:w="60"/>
-              <w:left w:type="dxa" w:w="120"/>
-              <w:bottom w:type="dxa" w:w="60"/>
-              <w:right w:type="dxa" w:w="120"/>
-            </w:tcMar>
-            <w:vAlign w:val="top"/>
-          </w:tcPr>
-          <w:p>
-            <w:pPr>
-              <w:spacing w:after="40" w:before="0"/>
-              <w:jc w:val="left"/>
-            </w:pPr>
-            <w:r>
-              <w:rPr>
-                <w:rFonts w:ascii="Arial" w:cs="Arial" w:eastAsia="Arial" w:hAnsi="Arial"/>
-                <w:b w:val="false"/>
-                <w:bCs w:val="false"/>
-                <w:i w:val="false"/>
-                <w:iCs w:val="false"/>
-                <w:color w:val="000000"/>
-                <w:sz w:val="18"/>
-                <w:szCs w:val="18"/>
-              </w:rPr>
-              <w:t xml:space="preserve">Direct learners to the DQB. Say: 'We have been building our answer to the big question about Wakulima Market. On your green note, write one specific thing you can NOW calculate that you couldn't at the start of Lesson 1. Be precise — use the word formula or the word fraction.' WAIT TIME: 45 seconds of silent writing. Then: 'On your orange note, write one thing that our formula still cannot solve — think about the watermelon rind shape that is left over after you remove the triangular part of the slice.' WAIT TIME: 30 seconds. Cold-call 2 green notes and 2 orange notes. Post them on the DQB. Say: 'Notice that several groups are asking about segments — the region between a chord and an arc. That is exactly what we investigate in Lesson 5. We are building our answer piece by piece, just like the mama mboga builds her price by piece.'</w:t>
-            </w:r>
-          </w:p>
-        </w:tc>
-        <w:tc>
-          <w:tcPr>
-            <w:tcW w:type="dxa" w:w="3040"/>
-            <w:shd w:fill="FFFFFF" w:color="auto" w:val="clear"/>
-            <w:tcMar>
-              <w:top w:type="dxa" w:w="60"/>
-              <w:left w:type="dxa" w:w="120"/>
-              <w:bottom w:type="dxa" w:w="60"/>
-              <w:right w:type="dxa" w:w="120"/>
-            </w:tcMar>
-            <w:vAlign w:val="top"/>
-          </w:tcPr>
-          <w:p>
-            <w:pPr>
-              <w:spacing w:after="40" w:before="0"/>
-              <w:jc w:val="left"/>
-            </w:pPr>
-            <w:r>
-              <w:rPr>
-                <w:rFonts w:ascii="Arial" w:cs="Arial" w:eastAsia="Arial" w:hAnsi="Arial"/>
-                <w:b w:val="false"/>
-                <w:bCs w:val="false"/>
-                <w:i w:val="false"/>
-                <w:iCs w:val="false"/>
-                <w:color w:val="000000"/>
-                <w:sz w:val="18"/>
-                <w:szCs w:val="18"/>
-              </w:rPr>
-              <w:t xml:space="preserve">Driving Question Board update (metacognitive progress tracking): The two-colour sticky note protocol makes learners' growing understanding visible and public. Distinguishing 'figured out' from 'still need to figure out' mirrors scientific practice — no single lesson answers everything. The teacher's act of reading and categorising notes models how scientists track the state of their knowledge and identify the next investigative step.</w:t>
-            </w:r>
-          </w:p>
-        </w:tc>
-        <w:tc>
-          <w:tcPr>
-            <w:tcW w:type="dxa" w:w="3040"/>
-            <w:shd w:fill="F2F2F2" w:color="auto" w:val="clear"/>
-            <w:tcMar>
-              <w:top w:type="dxa" w:w="60"/>
-              <w:left w:type="dxa" w:w="120"/>
-              <w:bottom w:type="dxa" w:w="60"/>
-              <w:right w:type="dxa" w:w="120"/>
-            </w:tcMar>
-            <w:vAlign w:val="top"/>
-          </w:tcPr>
-          <w:p>
-            <w:pPr>
-              <w:spacing w:after="40" w:before="0"/>
-              <w:jc w:val="left"/>
-            </w:pPr>
-            <w:r>
-              <w:rPr>
-                <w:rFonts w:ascii="Arial" w:cs="Arial" w:eastAsia="Arial" w:hAnsi="Arial"/>
-                <w:b w:val="false"/>
-                <w:bCs w:val="false"/>
-                <w:i w:val="false"/>
-                <w:iCs w:val="false"/>
-                <w:color w:val="000000"/>
-                <w:sz w:val="18"/>
-                <w:szCs w:val="18"/>
-              </w:rPr>
-              <w:t xml:space="preserve">Read the green notes for specificity — acceptable notes reference the formula Area = (θ/360) × πr² or a specific calculation. Vague notes like 'we learned about sectors' indicate surface engagement. If more than half the green notes are vague, ask the class: 'Can someone give me a green note that includes a number or a formula?' — prompt revision before posting. Orange notes that mention segments or chords confirm readiness for Lesson 5 and can be highlighted as the bridge.</w:t>
-            </w:r>
-          </w:p>
-        </w:tc>
-      </w:tr>
-      <w:tr>
-        <w:tc>
-          <w:tcPr>
-            <w:tcW w:type="dxa" w:w="1520"/>
-            <w:shd w:fill="D5E8F0" w:color="auto" w:val="clear"/>
-            <w:tcMar>
-              <w:top w:type="dxa" w:w="60"/>
-              <w:left w:type="dxa" w:w="120"/>
-              <w:bottom w:type="dxa" w:w="60"/>
-              <w:right w:type="dxa" w:w="120"/>
-            </w:tcMar>
-            <w:vAlign w:val="top"/>
-          </w:tcPr>
-          <w:p>
-            <w:pPr>
-              <w:spacing w:after="40" w:before="0"/>
-              <w:jc w:val="left"/>
-            </w:pPr>
-            <w:r>
-              <w:rPr>
-                <w:rFonts w:ascii="Arial" w:cs="Arial" w:eastAsia="Arial" w:hAnsi="Arial"/>
-                <w:b/>
-                <w:bCs/>
-                <w:i w:val="false"/>
-                <w:iCs w:val="false"/>
-                <w:color w:val="000000"/>
-                <w:sz w:val="18"/>
-                <w:szCs w:val="18"/>
-              </w:rPr>
-              <w:t xml:space="preserve">Model Building Phase</w:t>
-            </w:r>
-          </w:p>
-          <w:p>
-            <w:pPr>
-              <w:spacing w:after="20" w:before="0"/>
-            </w:pPr>
-            <w:r>
-              <w:rPr>
-                <w:rFonts w:ascii="Arial" w:cs="Arial" w:eastAsia="Arial" w:hAnsi="Arial"/>
-                <w:b/>
-                <w:bCs/>
-                <w:color w:val="1F3864"/>
-                <w:sz w:val="16"/>
-                <w:szCs w:val="16"/>
-              </w:rPr>
-              <w:t xml:space="preserve">📹 VIDEO:</w:t>
-            </w:r>
-          </w:p>
-          <w:p>
-            <w:pPr>
-              <w:spacing w:after="20" w:before="0"/>
-            </w:pPr>
-            <w:hyperlink w:history="1" r:id="rIdhd0ktbqka6pnamusoyxxz">
-              <w:r>
-                <w:rPr>
-                  <w:rFonts w:ascii="Arial" w:cs="Arial" w:eastAsia="Arial" w:hAnsi="Arial"/>
-                  <w:color w:val="2E75B6"/>
-                  <w:sz w:val="16"/>
-                  <w:szCs w:val="16"/>
-                  <w:u w:val="single" w:color="2E75B6"/>
-                </w:rPr>
-                <w:t xml:space="preserve">Area of a sector</w:t>
-              </w:r>
-            </w:hyperlink>
-          </w:p>
-          <w:p>
-            <w:pPr>
-              <w:spacing w:after="10" w:before="0"/>
-              <w:ind w:left="120"/>
-            </w:pPr>
-            <w:r>
-              <w:rPr>
-                <w:rFonts w:ascii="Arial" w:cs="Arial" w:eastAsia="Arial" w:hAnsi="Arial"/>
-                <w:color w:val="595959"/>
-                <w:sz w:val="14"/>
-                <w:szCs w:val="14"/>
-              </w:rPr>
-              <w:t xml:space="preserve">Source: Khan Academy (English - US curriculum)</w:t>
-            </w:r>
-          </w:p>
-          <w:p>
-            <w:pPr>
-              <w:spacing w:after="10" w:before="0"/>
-              <w:ind w:left="120"/>
-            </w:pPr>
-            <w:hyperlink w:history="1" r:id="rIdahw9ozw6lgoxba9nnv804">
-              <w:r>
-                <w:rPr>
-                  <w:rFonts w:ascii="Arial" w:cs="Arial" w:eastAsia="Arial" w:hAnsi="Arial"/>
-                  <w:color w:val="595959"/>
-                  <w:sz w:val="14"/>
-                  <w:szCs w:val="14"/>
-                  <w:u w:val="single" w:color="595959"/>
-                </w:rPr>
-                <w:t xml:space="preserve">🔍 Search ARES for similar videos</w:t>
-              </w:r>
-            </w:hyperlink>
-          </w:p>
-          <w:p>
-            <w:pPr>
-              <w:spacing w:after="40" w:before="0"/>
-            </w:pPr>
-            <w:r>
-              <w:rPr>
-                <w:sz w:val="14"/>
-                <w:szCs w:val="14"/>
-              </w:rPr>
-              <w:t xml:space="preserve"/>
-            </w:r>
-          </w:p>
-          <w:p>
-            <w:pPr>
-              <w:spacing w:after="20" w:before="0"/>
-            </w:pPr>
-            <w:r>
-              <w:rPr>
-                <w:rFonts w:ascii="Arial" w:cs="Arial" w:eastAsia="Arial" w:hAnsi="Arial"/>
-                <w:b/>
-                <w:bCs/>
-                <w:color w:val="1F3864"/>
-                <w:sz w:val="16"/>
-                <w:szCs w:val="16"/>
-              </w:rPr>
-              <w:t xml:space="preserve">📖 EXERCISE:</w:t>
-            </w:r>
-          </w:p>
-          <w:p>
-            <w:pPr>
-              <w:spacing w:after="20" w:before="0"/>
-            </w:pPr>
-            <w:hyperlink w:history="1" r:id="rIdiprgyfqveqviqo4isr1pp">
-              <w:r>
-                <w:rPr>
-                  <w:rFonts w:ascii="Arial" w:cs="Arial" w:eastAsia="Arial" w:hAnsi="Arial"/>
-                  <w:color w:val="2E75B6"/>
-                  <w:sz w:val="16"/>
-                  <w:szCs w:val="16"/>
-                  <w:u w:val="single" w:color="2E75B6"/>
-                </w:rPr>
-                <w:t xml:space="preserve">Area of a sector</w:t>
-              </w:r>
-            </w:hyperlink>
-          </w:p>
-          <w:p>
-            <w:pPr>
-              <w:spacing w:after="10" w:before="0"/>
-              <w:ind w:left="120"/>
-            </w:pPr>
-            <w:r>
-              <w:rPr>
-                <w:rFonts w:ascii="Arial" w:cs="Arial" w:eastAsia="Arial" w:hAnsi="Arial"/>
-                <w:color w:val="595959"/>
-                <w:sz w:val="14"/>
-                <w:szCs w:val="14"/>
-              </w:rPr>
-              <w:t xml:space="preserve">Source: Khan Academy (English - US curriculum)</w:t>
-            </w:r>
-          </w:p>
-          <w:p>
-            <w:pPr>
-              <w:spacing w:after="10" w:before="0"/>
-              <w:ind w:left="120"/>
-            </w:pPr>
-            <w:hyperlink w:history="1" r:id="rIdedvlj9kskjblxltaaexgq">
+            <w:hyperlink w:history="1" r:id="rIdroapqqdtawjfiyxqnpn0r">
               <w:r>
                 <w:rPr>
                   <w:rFonts w:ascii="Arial" w:cs="Arial" w:eastAsia="Arial" w:hAnsi="Arial"/>
@@ -15000,7 +15000,7 @@
             <w:pPr>
               <w:spacing w:after="20" w:before="0"/>
             </w:pPr>
-            <w:hyperlink w:history="1" r:id="rIdmiskxqcmbincpntyh-ysd">
+            <w:hyperlink w:history="1" r:id="rIdkigvzqybqxzs8we6jtxvk">
               <w:r>
                 <w:rPr>
                   <w:rFonts w:ascii="Arial" w:cs="Arial" w:eastAsia="Arial" w:hAnsi="Arial"/>
@@ -15033,7 +15033,7 @@
               <w:spacing w:after="10" w:before="0"/>
               <w:ind w:left="120"/>
             </w:pPr>
-            <w:hyperlink w:history="1" r:id="rIdggfovycno2o25qfu_z2m4">
+            <w:hyperlink w:history="1" r:id="rIdc_lc3te6ulxgsmhz6ohv5">
               <w:r>
                 <w:rPr>
                   <w:rFonts w:ascii="Arial" w:cs="Arial" w:eastAsia="Arial" w:hAnsi="Arial"/>
@@ -15078,7 +15078,7 @@
             <w:pPr>
               <w:spacing w:after="20" w:before="0"/>
             </w:pPr>
-            <w:hyperlink w:history="1" r:id="rIdrmrufapfc2ppah8979jdj">
+            <w:hyperlink w:history="1" r:id="rId_ffiqttefaoyt_czndb89">
               <w:r>
                 <w:rPr>
                   <w:rFonts w:ascii="Arial" w:cs="Arial" w:eastAsia="Arial" w:hAnsi="Arial"/>
@@ -15111,7 +15111,7 @@
               <w:spacing w:after="10" w:before="0"/>
               <w:ind w:left="120"/>
             </w:pPr>
-            <w:hyperlink w:history="1" r:id="rIdfplpgf0ehcjlwgro0kswh">
+            <w:hyperlink w:history="1" r:id="rIddqjuqk8zgdt1kgshj88ka">
               <w:r>
                 <w:rPr>
                   <w:rFonts w:ascii="Arial" w:cs="Arial" w:eastAsia="Arial" w:hAnsi="Arial"/>
@@ -15306,7 +15306,7 @@
             <w:pPr>
               <w:spacing w:after="20" w:before="0"/>
             </w:pPr>
-            <w:hyperlink w:history="1" r:id="rIdlwcwqtwdzo_5e9dxq-7ek">
+            <w:hyperlink w:history="1" r:id="rIdct4ixap8j6axmfu-z5qhi">
               <w:r>
                 <w:rPr>
                   <w:rFonts w:ascii="Arial" w:cs="Arial" w:eastAsia="Arial" w:hAnsi="Arial"/>
@@ -15339,7 +15339,7 @@
               <w:spacing w:after="10" w:before="0"/>
               <w:ind w:left="120"/>
             </w:pPr>
-            <w:hyperlink w:history="1" r:id="rIdn3b3a90_ea7hw9rr7m318">
+            <w:hyperlink w:history="1" r:id="rIdjmul0tmh37purgqrb1ghs">
               <w:r>
                 <w:rPr>
                   <w:rFonts w:ascii="Arial" w:cs="Arial" w:eastAsia="Arial" w:hAnsi="Arial"/>
@@ -15384,7 +15384,7 @@
             <w:pPr>
               <w:spacing w:after="20" w:before="0"/>
             </w:pPr>
-            <w:hyperlink w:history="1" r:id="rIdcmuaqzpvsh253enowr51h">
+            <w:hyperlink w:history="1" r:id="rIdepzqt0bl0pgchduntb1cc">
               <w:r>
                 <w:rPr>
                   <w:rFonts w:ascii="Arial" w:cs="Arial" w:eastAsia="Arial" w:hAnsi="Arial"/>
@@ -15417,7 +15417,7 @@
               <w:spacing w:after="10" w:before="0"/>
               <w:ind w:left="120"/>
             </w:pPr>
-            <w:hyperlink w:history="1" r:id="rIdj64uakncprtz8b3byyss6">
+            <w:hyperlink w:history="1" r:id="rIdgdbl6igjlaqop_lykp_mj">
               <w:r>
                 <w:rPr>
                   <w:rFonts w:ascii="Arial" w:cs="Arial" w:eastAsia="Arial" w:hAnsi="Arial"/>
@@ -15612,7 +15612,7 @@
             <w:pPr>
               <w:spacing w:after="20" w:before="0"/>
             </w:pPr>
-            <w:hyperlink w:history="1" r:id="rId7farsixq7xaatrxryz785">
+            <w:hyperlink w:history="1" r:id="rIdfykg2fiosmtr3hughkesh">
               <w:r>
                 <w:rPr>
                   <w:rFonts w:ascii="Arial" w:cs="Arial" w:eastAsia="Arial" w:hAnsi="Arial"/>
@@ -15645,7 +15645,7 @@
               <w:spacing w:after="10" w:before="0"/>
               <w:ind w:left="120"/>
             </w:pPr>
-            <w:hyperlink w:history="1" r:id="rIdvayi4sbc1ln9ghitvnmls">
+            <w:hyperlink w:history="1" r:id="rIdv31qpp_z1iws5n3qcj8yu">
               <w:r>
                 <w:rPr>
                   <w:rFonts w:ascii="Arial" w:cs="Arial" w:eastAsia="Arial" w:hAnsi="Arial"/>
@@ -15690,7 +15690,7 @@
             <w:pPr>
               <w:spacing w:after="20" w:before="0"/>
             </w:pPr>
-            <w:hyperlink w:history="1" r:id="rIdk2uuv6rpdukobitwiv-kk">
+            <w:hyperlink w:history="1" r:id="rIdjbi2nlkhqrdqvk2puobcl">
               <w:r>
                 <w:rPr>
                   <w:rFonts w:ascii="Arial" w:cs="Arial" w:eastAsia="Arial" w:hAnsi="Arial"/>
@@ -15723,7 +15723,7 @@
               <w:spacing w:after="10" w:before="0"/>
               <w:ind w:left="120"/>
             </w:pPr>
-            <w:hyperlink w:history="1" r:id="rIdgm3tqvaymhvmcgyuommmi">
+            <w:hyperlink w:history="1" r:id="rIdqz6pafkalfcne3fidjwvs">
               <w:r>
                 <w:rPr>
                   <w:rFonts w:ascii="Arial" w:cs="Arial" w:eastAsia="Arial" w:hAnsi="Arial"/>
@@ -15918,7 +15918,7 @@
             <w:pPr>
               <w:spacing w:after="20" w:before="0"/>
             </w:pPr>
-            <w:hyperlink w:history="1" r:id="rIdi6rrxvb9m9wwg5-bmqaax">
+            <w:hyperlink w:history="1" r:id="rId4x5qdbsscj7cfmqhaaal1">
               <w:r>
                 <w:rPr>
                   <w:rFonts w:ascii="Arial" w:cs="Arial" w:eastAsia="Arial" w:hAnsi="Arial"/>
@@ -15951,7 +15951,7 @@
               <w:spacing w:after="10" w:before="0"/>
               <w:ind w:left="120"/>
             </w:pPr>
-            <w:hyperlink w:history="1" r:id="rIdx8p_deizkpte4i2gglcl8">
+            <w:hyperlink w:history="1" r:id="rIdob0qctb002jazg8gb6m7o">
               <w:r>
                 <w:rPr>
                   <w:rFonts w:ascii="Arial" w:cs="Arial" w:eastAsia="Arial" w:hAnsi="Arial"/>
@@ -15996,7 +15996,7 @@
             <w:pPr>
               <w:spacing w:after="20" w:before="0"/>
             </w:pPr>
-            <w:hyperlink w:history="1" r:id="rIdpodw9gym9uyx11wwf_u88">
+            <w:hyperlink w:history="1" r:id="rIdaqj3hh74ctp1u09boaggr">
               <w:r>
                 <w:rPr>
                   <w:rFonts w:ascii="Arial" w:cs="Arial" w:eastAsia="Arial" w:hAnsi="Arial"/>
@@ -16029,7 +16029,7 @@
               <w:spacing w:after="10" w:before="0"/>
               <w:ind w:left="120"/>
             </w:pPr>
-            <w:hyperlink w:history="1" r:id="rId3e83e_ebteqm3ngpw9jmn">
+            <w:hyperlink w:history="1" r:id="rIdbxvvvfidrex8fkzkfa4vw">
               <w:r>
                 <w:rPr>
                   <w:rFonts w:ascii="Arial" w:cs="Arial" w:eastAsia="Arial" w:hAnsi="Arial"/>
@@ -16224,7 +16224,7 @@
             <w:pPr>
               <w:spacing w:after="20" w:before="0"/>
             </w:pPr>
-            <w:hyperlink w:history="1" r:id="rIdx79pdkzccvogap8taoiu1">
+            <w:hyperlink w:history="1" r:id="rIdyaxplyrvqf0xw1xgpwc3x">
               <w:r>
                 <w:rPr>
                   <w:rFonts w:ascii="Arial" w:cs="Arial" w:eastAsia="Arial" w:hAnsi="Arial"/>
@@ -16257,7 +16257,7 @@
               <w:spacing w:after="10" w:before="0"/>
               <w:ind w:left="120"/>
             </w:pPr>
-            <w:hyperlink w:history="1" r:id="rIdai7nmn5swbkagf1jb5mlj">
+            <w:hyperlink w:history="1" r:id="rId9cwjxinxcdfc1snwgbldm">
               <w:r>
                 <w:rPr>
                   <w:rFonts w:ascii="Arial" w:cs="Arial" w:eastAsia="Arial" w:hAnsi="Arial"/>
@@ -16302,7 +16302,7 @@
             <w:pPr>
               <w:spacing w:after="20" w:before="0"/>
             </w:pPr>
-            <w:hyperlink w:history="1" r:id="rId4tmzscun8hqhtrup9l4hz">
+            <w:hyperlink w:history="1" r:id="rId5qlorgqoiv8yrn_ubk0ni">
               <w:r>
                 <w:rPr>
                   <w:rFonts w:ascii="Arial" w:cs="Arial" w:eastAsia="Arial" w:hAnsi="Arial"/>
@@ -16335,7 +16335,7 @@
               <w:spacing w:after="10" w:before="0"/>
               <w:ind w:left="120"/>
             </w:pPr>
-            <w:hyperlink w:history="1" r:id="rIdseflht54-40wzosnfoore">
+            <w:hyperlink w:history="1" r:id="rIdo3xm0nzau7wc8jyuzjysq">
               <w:r>
                 <w:rPr>
                   <w:rFonts w:ascii="Arial" w:cs="Arial" w:eastAsia="Arial" w:hAnsi="Arial"/>
@@ -17898,7 +17898,313 @@
             <w:pPr>
               <w:spacing w:after="20" w:before="0"/>
             </w:pPr>
-            <w:hyperlink w:history="1" r:id="rIdwdovrh2xbaf9r61pwa83j">
+            <w:hyperlink w:history="1" r:id="rIdwx34eoeud23ilcdcmn5cg">
+              <w:r>
+                <w:rPr>
+                  <w:rFonts w:ascii="Arial" w:cs="Arial" w:eastAsia="Arial" w:hAnsi="Arial"/>
+                  <w:color w:val="2E75B6"/>
+                  <w:sz w:val="16"/>
+                  <w:szCs w:val="16"/>
+                  <w:u w:val="single" w:color="2E75B6"/>
+                </w:rPr>
+                <w:t xml:space="preserve">Area of a circle</w:t>
+              </w:r>
+            </w:hyperlink>
+          </w:p>
+          <w:p>
+            <w:pPr>
+              <w:spacing w:after="10" w:before="0"/>
+              <w:ind w:left="120"/>
+            </w:pPr>
+            <w:r>
+              <w:rPr>
+                <w:rFonts w:ascii="Arial" w:cs="Arial" w:eastAsia="Arial" w:hAnsi="Arial"/>
+                <w:color w:val="595959"/>
+                <w:sz w:val="14"/>
+                <w:szCs w:val="14"/>
+              </w:rPr>
+              <w:t xml:space="preserve">Source: Khan Academy (English - US curriculum)</w:t>
+            </w:r>
+          </w:p>
+          <w:p>
+            <w:pPr>
+              <w:spacing w:after="10" w:before="0"/>
+              <w:ind w:left="120"/>
+            </w:pPr>
+            <w:hyperlink w:history="1" r:id="rIdlterqzr4x3zjvzqc88haw">
+              <w:r>
+                <w:rPr>
+                  <w:rFonts w:ascii="Arial" w:cs="Arial" w:eastAsia="Arial" w:hAnsi="Arial"/>
+                  <w:color w:val="595959"/>
+                  <w:sz w:val="14"/>
+                  <w:szCs w:val="14"/>
+                  <w:u w:val="single" w:color="595959"/>
+                </w:rPr>
+                <w:t xml:space="preserve">🔍 Search ARES for similar videos</w:t>
+              </w:r>
+            </w:hyperlink>
+          </w:p>
+          <w:p>
+            <w:pPr>
+              <w:spacing w:after="40" w:before="0"/>
+            </w:pPr>
+            <w:r>
+              <w:rPr>
+                <w:sz w:val="14"/>
+                <w:szCs w:val="14"/>
+              </w:rPr>
+              <w:t xml:space="preserve"/>
+            </w:r>
+          </w:p>
+          <w:p>
+            <w:pPr>
+              <w:spacing w:after="20" w:before="0"/>
+            </w:pPr>
+            <w:r>
+              <w:rPr>
+                <w:rFonts w:ascii="Arial" w:cs="Arial" w:eastAsia="Arial" w:hAnsi="Arial"/>
+                <w:b/>
+                <w:bCs/>
+                <w:color w:val="1F3864"/>
+                <w:sz w:val="16"/>
+                <w:szCs w:val="16"/>
+              </w:rPr>
+              <w:t xml:space="preserve">📖 EXERCISE:</w:t>
+            </w:r>
+          </w:p>
+          <w:p>
+            <w:pPr>
+              <w:spacing w:after="20" w:before="0"/>
+            </w:pPr>
+            <w:hyperlink w:history="1" r:id="rIdg5wj8epygbqexofhrmrof">
+              <w:r>
+                <w:rPr>
+                  <w:rFonts w:ascii="Arial" w:cs="Arial" w:eastAsia="Arial" w:hAnsi="Arial"/>
+                  <w:color w:val="2E75B6"/>
+                  <w:sz w:val="16"/>
+                  <w:szCs w:val="16"/>
+                  <w:u w:val="single" w:color="2E75B6"/>
+                </w:rPr>
+                <w:t xml:space="preserve">Area of a circle</w:t>
+              </w:r>
+            </w:hyperlink>
+          </w:p>
+          <w:p>
+            <w:pPr>
+              <w:spacing w:after="10" w:before="0"/>
+              <w:ind w:left="120"/>
+            </w:pPr>
+            <w:r>
+              <w:rPr>
+                <w:rFonts w:ascii="Arial" w:cs="Arial" w:eastAsia="Arial" w:hAnsi="Arial"/>
+                <w:color w:val="595959"/>
+                <w:sz w:val="14"/>
+                <w:szCs w:val="14"/>
+              </w:rPr>
+              <w:t xml:space="preserve">Source: Khan Academy (English - US curriculum)</w:t>
+            </w:r>
+          </w:p>
+          <w:p>
+            <w:pPr>
+              <w:spacing w:after="10" w:before="0"/>
+              <w:ind w:left="120"/>
+            </w:pPr>
+            <w:hyperlink w:history="1" r:id="rIdzm8uqztz6yr3dkvifwdnn">
+              <w:r>
+                <w:rPr>
+                  <w:rFonts w:ascii="Arial" w:cs="Arial" w:eastAsia="Arial" w:hAnsi="Arial"/>
+                  <w:color w:val="595959"/>
+                  <w:sz w:val="14"/>
+                  <w:szCs w:val="14"/>
+                  <w:u w:val="single" w:color="595959"/>
+                </w:rPr>
+                <w:t xml:space="preserve">🔍 Search ARES for similar readings</w:t>
+              </w:r>
+            </w:hyperlink>
+          </w:p>
+        </w:tc>
+        <w:tc>
+          <w:tcPr>
+            <w:tcW w:type="dxa" w:w="3040"/>
+            <w:shd w:fill="FFFFFF" w:color="auto" w:val="clear"/>
+            <w:tcMar>
+              <w:top w:type="dxa" w:w="60"/>
+              <w:left w:type="dxa" w:w="120"/>
+              <w:bottom w:type="dxa" w:w="60"/>
+              <w:right w:type="dxa" w:w="120"/>
+            </w:tcMar>
+            <w:vAlign w:val="top"/>
+          </w:tcPr>
+          <w:p>
+            <w:pPr>
+              <w:spacing w:after="40" w:before="0"/>
+              <w:jc w:val="left"/>
+            </w:pPr>
+            <w:r>
+              <w:rPr>
+                <w:rFonts w:ascii="Arial" w:cs="Arial" w:eastAsia="Arial" w:hAnsi="Arial"/>
+                <w:b w:val="false"/>
+                <w:bCs w:val="false"/>
+                <w:i w:val="false"/>
+                <w:iCs w:val="false"/>
+                <w:color w:val="000000"/>
+                <w:sz w:val="18"/>
+                <w:szCs w:val="18"/>
+              </w:rPr>
+              <w:t xml:space="preserve">Learners open their exercise books to their Lesson 5 group hypothesis for the sector area formula. Working individually for 2 minutes, each learner writes a prediction: 'Using my group's formula from last lesson, what area (in cm²) would a watermelon sector of radius 15 cm and angle 120° have?' They record their prediction and reasoning in one sentence. After individual thinking, pairs compare predictions and note whether they agree or differ, circling the part of their formula they are least confident about. Predictions remain visible on the desk throughout the lesson as a reference point.</w:t>
+            </w:r>
+          </w:p>
+        </w:tc>
+        <w:tc>
+          <w:tcPr>
+            <w:tcW w:type="dxa" w:w="3040"/>
+            <w:shd w:fill="F2F2F2" w:color="auto" w:val="clear"/>
+            <w:tcMar>
+              <w:top w:type="dxa" w:w="60"/>
+              <w:left w:type="dxa" w:w="120"/>
+              <w:bottom w:type="dxa" w:w="60"/>
+              <w:right w:type="dxa" w:w="120"/>
+            </w:tcMar>
+            <w:vAlign w:val="top"/>
+          </w:tcPr>
+          <w:p>
+            <w:pPr>
+              <w:spacing w:after="40" w:before="0"/>
+              <w:jc w:val="left"/>
+            </w:pPr>
+            <w:r>
+              <w:rPr>
+                <w:rFonts w:ascii="Arial" w:cs="Arial" w:eastAsia="Arial" w:hAnsi="Arial"/>
+                <w:b w:val="false"/>
+                <w:bCs w:val="false"/>
+                <w:i w:val="false"/>
+                <w:iCs w:val="false"/>
+                <w:color w:val="000000"/>
+                <w:sz w:val="18"/>
+                <w:szCs w:val="18"/>
+              </w:rPr>
+              <w:t xml:space="preserve">Display the Wakulima Market image on the board (or sketch a large circle with two radii drawn at 120°, labelled 'watermelon, r = 15 cm, θ = 120°'). Say verbatim: 'Last lesson your groups proposed a formula for sector area. Before I show you anything new, I want you to trust your own thinking. Individually — not with your partner yet — use your group's formula and predict the area of this 120° slice. Write your answer and one sentence explaining why.' Allow 2 minutes of silent individual work. Then say: 'Now turn to your partner. Compare your answers. If they differ, identify exactly which part of the formula caused the difference.' Allow 2 minutes of pair talk. Cold-call 3 pairs (choose one pair whose prediction is correct, one slightly off, one using a different but plausible approach). For each, ask: 'Walk us through your formula — where does each part come from?' WAIT TIME: 12 seconds after each cold-call before accepting response. Record the three predictions on the board in a column headed 'Our Predictions' without evaluating them yet.</w:t>
+            </w:r>
+          </w:p>
+        </w:tc>
+        <w:tc>
+          <w:tcPr>
+            <w:tcW w:type="dxa" w:w="3040"/>
+            <w:shd w:fill="FFFFFF" w:color="auto" w:val="clear"/>
+            <w:tcMar>
+              <w:top w:type="dxa" w:w="60"/>
+              <w:left w:type="dxa" w:w="120"/>
+              <w:bottom w:type="dxa" w:w="60"/>
+              <w:right w:type="dxa" w:w="120"/>
+            </w:tcMar>
+            <w:vAlign w:val="top"/>
+          </w:tcPr>
+          <w:p>
+            <w:pPr>
+              <w:spacing w:after="40" w:before="0"/>
+              <w:jc w:val="left"/>
+            </w:pPr>
+            <w:r>
+              <w:rPr>
+                <w:rFonts w:ascii="Arial" w:cs="Arial" w:eastAsia="Arial" w:hAnsi="Arial"/>
+                <w:b w:val="false"/>
+                <w:bCs w:val="false"/>
+                <w:i w:val="false"/>
+                <w:iCs w:val="false"/>
+                <w:color w:val="000000"/>
+                <w:sz w:val="18"/>
+                <w:szCs w:val="18"/>
+              </w:rPr>
+              <w:t xml:space="preserve">Strategy: Predict-Before-Instruction (PBI) anchored to the phenomenon. By committing a specific numerical prediction to paper before instruction, learners activate their existing mental models from Lessons 1–5. Displaying competing predictions on the board creates productive cognitive dissonance — learners are motivated to find out which prediction the formalised formula will confirm, directly tying the formula derivation to a felt need.</w:t>
+            </w:r>
+          </w:p>
+        </w:tc>
+        <w:tc>
+          <w:tcPr>
+            <w:tcW w:type="dxa" w:w="3040"/>
+            <w:shd w:fill="F2F2F2" w:color="auto" w:val="clear"/>
+            <w:tcMar>
+              <w:top w:type="dxa" w:w="60"/>
+              <w:left w:type="dxa" w:w="120"/>
+              <w:bottom w:type="dxa" w:w="60"/>
+              <w:right w:type="dxa" w:w="120"/>
+            </w:tcMar>
+            <w:vAlign w:val="top"/>
+          </w:tcPr>
+          <w:p>
+            <w:pPr>
+              <w:spacing w:after="40" w:before="0"/>
+              <w:jc w:val="left"/>
+            </w:pPr>
+            <w:r>
+              <w:rPr>
+                <w:rFonts w:ascii="Arial" w:cs="Arial" w:eastAsia="Arial" w:hAnsi="Arial"/>
+                <w:b w:val="false"/>
+                <w:bCs w:val="false"/>
+                <w:i w:val="false"/>
+                <w:iCs w:val="false"/>
+                <w:color w:val="000000"/>
+                <w:sz w:val="18"/>
+                <w:szCs w:val="18"/>
+              </w:rPr>
+              <w:t xml:space="preserve">Observable indicator: Every learner has a written numerical prediction and a reasoning sentence before pair talk begins. Teacher circulates during individual work (2 min) and notes: (a) which learners use a proportional structure (θ/360 × something) — these have the key conceptual anchor; (b) which learners attempt an additive or unrelated approach — these need targeted support during the Explain phase. Teacher uses this scan to select the three pairs for cold-call to represent the range of thinking in the room.</w:t>
+            </w:r>
+          </w:p>
+        </w:tc>
+      </w:tr>
+      <w:tr>
+        <w:tc>
+          <w:tcPr>
+            <w:tcW w:type="dxa" w:w="1520"/>
+            <w:shd w:fill="D9EEF1" w:color="auto" w:val="clear"/>
+            <w:tcMar>
+              <w:top w:type="dxa" w:w="60"/>
+              <w:left w:type="dxa" w:w="120"/>
+              <w:bottom w:type="dxa" w:w="60"/>
+              <w:right w:type="dxa" w:w="120"/>
+            </w:tcMar>
+            <w:vAlign w:val="top"/>
+          </w:tcPr>
+          <w:p>
+            <w:pPr>
+              <w:spacing w:after="40" w:before="0"/>
+              <w:jc w:val="left"/>
+            </w:pPr>
+            <w:r>
+              <w:rPr>
+                <w:rFonts w:ascii="Arial" w:cs="Arial" w:eastAsia="Arial" w:hAnsi="Arial"/>
+                <w:b/>
+                <w:bCs/>
+                <w:i w:val="false"/>
+                <w:iCs w:val="false"/>
+                <w:color w:val="000000"/>
+                <w:sz w:val="18"/>
+                <w:szCs w:val="18"/>
+              </w:rPr>
+              <w:t xml:space="preserve">Observe Phase</w:t>
+            </w:r>
+          </w:p>
+          <w:p>
+            <w:pPr>
+              <w:spacing w:after="20" w:before="0"/>
+            </w:pPr>
+            <w:r>
+              <w:rPr>
+                <w:rFonts w:ascii="Arial" w:cs="Arial" w:eastAsia="Arial" w:hAnsi="Arial"/>
+                <w:b/>
+                <w:bCs/>
+                <w:color w:val="1F3864"/>
+                <w:sz w:val="16"/>
+                <w:szCs w:val="16"/>
+              </w:rPr>
+              <w:t xml:space="preserve">📹 VIDEO:</w:t>
+            </w:r>
+          </w:p>
+          <w:p>
+            <w:pPr>
+              <w:spacing w:after="20" w:before="0"/>
+            </w:pPr>
+            <w:hyperlink w:history="1" r:id="rIdh3si5y4rtnu-f0cwxicmv">
               <w:r>
                 <w:rPr>
                   <w:rFonts w:ascii="Arial" w:cs="Arial" w:eastAsia="Arial" w:hAnsi="Arial"/>
@@ -17931,7 +18237,7 @@
               <w:spacing w:after="10" w:before="0"/>
               <w:ind w:left="120"/>
             </w:pPr>
-            <w:hyperlink w:history="1" r:id="rIdeyt8l5dfgpbv6okgtvbup">
+            <w:hyperlink w:history="1" r:id="rIdbavqiux-qoqhwjcgwnvyo">
               <w:r>
                 <w:rPr>
                   <w:rFonts w:ascii="Arial" w:cs="Arial" w:eastAsia="Arial" w:hAnsi="Arial"/>
@@ -17976,7 +18282,7 @@
             <w:pPr>
               <w:spacing w:after="20" w:before="0"/>
             </w:pPr>
-            <w:hyperlink w:history="1" r:id="rIdldmk2dn1ap28hj-zi-7yl">
+            <w:hyperlink w:history="1" r:id="rIdyjzsmlfzmzo6kypghtq0e">
               <w:r>
                 <w:rPr>
                   <w:rFonts w:ascii="Arial" w:cs="Arial" w:eastAsia="Arial" w:hAnsi="Arial"/>
@@ -18009,7 +18315,7 @@
               <w:spacing w:after="10" w:before="0"/>
               <w:ind w:left="120"/>
             </w:pPr>
-            <w:hyperlink w:history="1" r:id="rId1d042mxr68kfirzmtzlec">
+            <w:hyperlink w:history="1" r:id="rIdv2f_0k3s7ude1rkeazxvt">
               <w:r>
                 <w:rPr>
                   <w:rFonts w:ascii="Arial" w:cs="Arial" w:eastAsia="Arial" w:hAnsi="Arial"/>
@@ -18051,7 +18357,7 @@
                 <w:sz w:val="18"/>
                 <w:szCs w:val="18"/>
               </w:rPr>
-              <w:t xml:space="preserve">Learners open their exercise books to their Lesson 5 group hypothesis for the sector area formula. Working individually for 2 minutes, each learner writes a prediction: 'Using my group's formula from last lesson, what area (in cm²) would a watermelon sector of radius 15 cm and angle 120° have?' They record their prediction and reasoning in one sentence. After individual thinking, pairs compare predictions and note whether they agree or differ, circling the part of their formula they are least confident about. Predictions remain visible on the desk throughout the lesson as a reference point.</w:t>
+              <w:t xml:space="preserve">The teacher projects or draws a full circle of radius r and shades a sector of angle θ. Learners observe as the teacher builds the derivation step-by-step on the board, with learners completing a structured note-frame in their books simultaneously. The note-frame has five gaps: (1) Area of full circle = ___; (2) A full circle has a central angle of ___°; (3) A sector with angle θ is ___ of the full circle; (4) Therefore, area of sector = ___ × area of full circle; (5) Simplified formula: A = ___. After the derivation, learners observe three physical demonstrations of scale: teacher sketches a 30° sector, a 120° sector, and a 270° sector of the same radius on the board and asks learners to use the formula to rank them by area before computing — reconnecting to the watermelon vendor's problem of unequal-looking slices.</w:t>
             </w:r>
           </w:p>
         </w:tc>
@@ -18083,7 +18389,7 @@
                 <w:sz w:val="18"/>
                 <w:szCs w:val="18"/>
               </w:rPr>
-              <w:t xml:space="preserve">Display the Wakulima Market image on the board (or sketch a large circle with two radii drawn at 120°, labelled 'watermelon, r = 15 cm, θ = 120°'). Say verbatim: 'Last lesson your groups proposed a formula for sector area. Before I show you anything new, I want you to trust your own thinking. Individually — not with your partner yet — use your group's formula and predict the area of this 120° slice. Write your answer and one sentence explaining why.' Allow 2 minutes of silent individual work. Then say: 'Now turn to your partner. Compare your answers. If they differ, identify exactly which part of the formula caused the difference.' Allow 2 minutes of pair talk. Cold-call 3 pairs (choose one pair whose prediction is correct, one slightly off, one using a different but plausible approach). For each, ask: 'Walk us through your formula — where does each part come from?' WAIT TIME: 12 seconds after each cold-call before accepting response. Record the three predictions on the board in a column headed 'Our Predictions' without evaluating them yet.</w:t>
+              <w:t xml:space="preserve">Say: 'Let's build the formula together from first principles — the same logic your groups were using.' Draw a full circle, label radius r. Step 1 — write 'Full circle area = πr²' and ask: 'Why πr²? Shout it out.' (Accept responses, reinforce.) Step 2 — draw a sector, label θ. Ask: 'If the full circle is 360°, what FRACTION of the circle is this sector?' WAIT TIME: 10 seconds. Cold-call 1 learner. Step 3 — write 'Sector area = (θ/360) × πr²' on the board in a box. Say: 'Write this formula in your note-frame and say it out loud to your partner twice.' (30 seconds.) Step 4 — return to the prediction column on the board. Say: 'Look at our three predictions from earlier. Using this formula, which prediction was correct? Put a tick next to the correct one in your own notes.' WAIT TIME: 12 seconds. Cold-call 2 learners to explain the tick. Step 5 — sketch the three sectors (30°, 120°, 270°, same r) and say: 'Before you calculate anything, rank these three sectors by area — smallest to largest. Write your ranking.' WAIT TIME: 10 seconds. Then ask 2 learners to justify their ranking. Confirm: 'Area grows with angle — this is exactly why the mama mboga's customers with 30° slices were complaining!'</w:t>
             </w:r>
           </w:p>
         </w:tc>
@@ -18115,7 +18421,7 @@
                 <w:sz w:val="18"/>
                 <w:szCs w:val="18"/>
               </w:rPr>
-              <w:t xml:space="preserve">Strategy: Predict-Before-Instruction (PBI) anchored to the phenomenon. By committing a specific numerical prediction to paper before instruction, learners activate their existing mental models from Lessons 1–5. Displaying competing predictions on the board creates productive cognitive dissonance — learners are motivated to find out which prediction the formalised formula will confirm, directly tying the formula derivation to a felt need.</w:t>
+              <w:t xml:space="preserve">Strategy: Structured Note-Frame Derivation with Prediction Revisit. The note-frame ensures learners are not passive — they construct the formula in writing at the same time as the teacher. The immediate return to the prediction column closes the predict–observe loop: learners experience the formula as the resolution of their earlier uncertainty rather than as an imposed rule. The three-sector ranking task uses relational reasoning (proportionality) before computation, building conceptual understanding ahead of procedural practice.</w:t>
             </w:r>
           </w:p>
         </w:tc>
@@ -18147,7 +18453,7 @@
                 <w:sz w:val="18"/>
                 <w:szCs w:val="18"/>
               </w:rPr>
-              <w:t xml:space="preserve">Observable indicator: Every learner has a written numerical prediction and a reasoning sentence before pair talk begins. Teacher circulates during individual work (2 min) and notes: (a) which learners use a proportional structure (θ/360 × something) — these have the key conceptual anchor; (b) which learners attempt an additive or unrelated approach — these need targeted support during the Explain phase. Teacher uses this scan to select the three pairs for cold-call to represent the range of thinking in the room.</w:t>
+              <w:t xml:space="preserve">Observable indicator: All five gaps in the note-frame are completed correctly. Teacher does a 30-second visual scan of note-frames before moving on — specifically checking gap (3) ('θ/360 of the full circle') as this is the proportionality concept most likely to be incomplete. If more than 4 learners have gap (3) blank or incorrect, teacher pauses and re-teaches the fraction-of-a-full-turn idea using: 'If Amina gets 1 slice out of 3 equal slices, what fraction does she get? If her slice angle is 120° out of 360°, what fraction is that?' before proceeding.</w:t>
             </w:r>
           </w:p>
         </w:tc>
@@ -18156,32 +18462,32 @@
         <w:tc>
           <w:tcPr>
             <w:tcW w:type="dxa" w:w="1520"/>
-            <w:shd w:fill="D9EEF1" w:color="auto" w:val="clear"/>
-            <w:tcMar>
-              <w:top w:type="dxa" w:w="60"/>
-              <w:left w:type="dxa" w:w="120"/>
-              <w:bottom w:type="dxa" w:w="60"/>
-              <w:right w:type="dxa" w:w="120"/>
-            </w:tcMar>
-            <w:vAlign w:val="top"/>
-          </w:tcPr>
-          <w:p>
-            <w:pPr>
-              <w:spacing w:after="40" w:before="0"/>
-              <w:jc w:val="left"/>
-            </w:pPr>
-            <w:r>
-              <w:rPr>
-                <w:rFonts w:ascii="Arial" w:cs="Arial" w:eastAsia="Arial" w:hAnsi="Arial"/>
-                <w:b/>
-                <w:bCs/>
-                <w:i w:val="false"/>
-                <w:iCs w:val="false"/>
-                <w:color w:val="000000"/>
-                <w:sz w:val="18"/>
-                <w:szCs w:val="18"/>
-              </w:rPr>
-              <w:t xml:space="preserve">Observe Phase</w:t>
+            <w:shd w:fill="E2EFDA" w:color="auto" w:val="clear"/>
+            <w:tcMar>
+              <w:top w:type="dxa" w:w="60"/>
+              <w:left w:type="dxa" w:w="120"/>
+              <w:bottom w:type="dxa" w:w="60"/>
+              <w:right w:type="dxa" w:w="120"/>
+            </w:tcMar>
+            <w:vAlign w:val="top"/>
+          </w:tcPr>
+          <w:p>
+            <w:pPr>
+              <w:spacing w:after="40" w:before="0"/>
+              <w:jc w:val="left"/>
+            </w:pPr>
+            <w:r>
+              <w:rPr>
+                <w:rFonts w:ascii="Arial" w:cs="Arial" w:eastAsia="Arial" w:hAnsi="Arial"/>
+                <w:b/>
+                <w:bCs/>
+                <w:i w:val="false"/>
+                <w:iCs w:val="false"/>
+                <w:color w:val="000000"/>
+                <w:sz w:val="18"/>
+                <w:szCs w:val="18"/>
+              </w:rPr>
+              <w:t xml:space="preserve">Explain Phase</w:t>
             </w:r>
           </w:p>
           <w:p>
@@ -18204,7 +18510,7 @@
             <w:pPr>
               <w:spacing w:after="20" w:before="0"/>
             </w:pPr>
-            <w:hyperlink w:history="1" r:id="rIde0puz0_rhplpz7wjfa3i9">
+            <w:hyperlink w:history="1" r:id="rIdxzy6eo_sirwm6ao8myrlg">
               <w:r>
                 <w:rPr>
                   <w:rFonts w:ascii="Arial" w:cs="Arial" w:eastAsia="Arial" w:hAnsi="Arial"/>
@@ -18213,7 +18519,7 @@
                   <w:szCs w:val="16"/>
                   <w:u w:val="single" w:color="2E75B6"/>
                 </w:rPr>
-                <w:t xml:space="preserve">Area of a circle</w:t>
+                <w:t xml:space="preserve">Area of a circle intuition</w:t>
               </w:r>
             </w:hyperlink>
           </w:p>
@@ -18237,7 +18543,7 @@
               <w:spacing w:after="10" w:before="0"/>
               <w:ind w:left="120"/>
             </w:pPr>
-            <w:hyperlink w:history="1" r:id="rIdidyyao94yzoakcuai0zc5">
+            <w:hyperlink w:history="1" r:id="rIdzzgbcf9a9wqqmnjbt7o7y">
               <w:r>
                 <w:rPr>
                   <w:rFonts w:ascii="Arial" w:cs="Arial" w:eastAsia="Arial" w:hAnsi="Arial"/>
@@ -18282,7 +18588,7 @@
             <w:pPr>
               <w:spacing w:after="20" w:before="0"/>
             </w:pPr>
-            <w:hyperlink w:history="1" r:id="rIdisasnpqjdjdom7ww2bkfu">
+            <w:hyperlink w:history="1" r:id="rIdp4vgqlpjkig339rfvxwnz">
               <w:r>
                 <w:rPr>
                   <w:rFonts w:ascii="Arial" w:cs="Arial" w:eastAsia="Arial" w:hAnsi="Arial"/>
@@ -18315,7 +18621,7 @@
               <w:spacing w:after="10" w:before="0"/>
               <w:ind w:left="120"/>
             </w:pPr>
-            <w:hyperlink w:history="1" r:id="rIdhdlw2d-mnsmxiq1om5fks">
+            <w:hyperlink w:history="1" r:id="rIdcmzemsv38ov_waouhgzsz">
               <w:r>
                 <w:rPr>
                   <w:rFonts w:ascii="Arial" w:cs="Arial" w:eastAsia="Arial" w:hAnsi="Arial"/>
@@ -18357,7 +18663,7 @@
                 <w:sz w:val="18"/>
                 <w:szCs w:val="18"/>
               </w:rPr>
-              <w:t xml:space="preserve">The teacher projects or draws a full circle of radius r and shades a sector of angle θ. Learners observe as the teacher builds the derivation step-by-step on the board, with learners completing a structured note-frame in their books simultaneously. The note-frame has five gaps: (1) Area of full circle = ___; (2) A full circle has a central angle of ___°; (3) A sector with angle θ is ___ of the full circle; (4) Therefore, area of sector = ___ × area of full circle; (5) Simplified formula: A = ___. After the derivation, learners observe three physical demonstrations of scale: teacher sketches a 30° sector, a 120° sector, and a 270° sector of the same radius on the board and asks learners to use the formula to rank them by area before computing — reconnecting to the watermelon vendor's problem of unequal-looking slices.</w:t>
+              <w:t xml:space="preserve">Learners work through three graduated examples in Kenyan contexts, progressing from guided (teacher-led) to paired to individual. EXAMPLE 1 (Guided, whole class — 8 min): Watermelon slice. A circular watermelon at Wakulima Market has radius 15 cm. A vendor cuts a sector of angle 120°. Calculate the exact area of the slice in cm², giving the answer in terms of π and as a decimal (use π = 3.142). Learners follow the teacher's worked solution on the board, completing each calculation step in their books simultaneously. EXAMPLE 2 (Paired — 10 min): School gate. A metal school gate rotates about a hinge post. The gate arm is 1.2 m long. When fully opened, it sweeps through an angle of 75°. Calculate the area of ground swept by the gate in m², correct to 3 significant figures. Pairs work side-by-side; one partner writes the formula substitution, the other writes the numerical evaluation, then they swap roles to check. One pair is selected to present on a mini-whiteboard. Class evaluates using two criteria on the board: (i) correct formula substitution, (ii) correct arithmetic. EXAMPLE 3 (Independent — 12 min): Centre-pivot irrigation. A centre-pivot irrigation system near Naivasha has an arm of radius 80 m. The system currently operates over a sector of 270°. Calculate: (a) the area irrigated in m²; (b) the area in hectares (1 hectare = 10,000 m²). Learners work independently and silently. After 10 minutes, pairs peer-mark using the answer written on the board. Learners who finish early are challenged: 'The farmer wants to expand the system to cover the full circle. How many additional m² would be irrigated?'</w:t>
             </w:r>
           </w:p>
         </w:tc>
@@ -18389,7 +18695,7 @@
                 <w:sz w:val="18"/>
                 <w:szCs w:val="18"/>
               </w:rPr>
-              <w:t xml:space="preserve">Say: 'Let's build the formula together from first principles — the same logic your groups were using.' Draw a full circle, label radius r. Step 1 — write 'Full circle area = πr²' and ask: 'Why πr²? Shout it out.' (Accept responses, reinforce.) Step 2 — draw a sector, label θ. Ask: 'If the full circle is 360°, what FRACTION of the circle is this sector?' WAIT TIME: 10 seconds. Cold-call 1 learner. Step 3 — write 'Sector area = (θ/360) × πr²' on the board in a box. Say: 'Write this formula in your note-frame and say it out loud to your partner twice.' (30 seconds.) Step 4 — return to the prediction column on the board. Say: 'Look at our three predictions from earlier. Using this formula, which prediction was correct? Put a tick next to the correct one in your own notes.' WAIT TIME: 12 seconds. Cold-call 2 learners to explain the tick. Step 5 — sketch the three sectors (30°, 120°, 270°, same r) and say: 'Before you calculate anything, rank these three sectors by area — smallest to largest. Write your ranking.' WAIT TIME: 10 seconds. Then ask 2 learners to justify their ranking. Confirm: 'Area grows with angle — this is exactly why the mama mboga's customers with 30° slices were complaining!'</w:t>
+              <w:t xml:space="preserve">EXAMPLE 1: Write the problem on the board. Say: 'This is our mama mboga's exact slice — 120°, radius 15 cm. We are going to solve it together step by step. I write, you write.' Narrate each step aloud: 'Step 1 — identify what we know: θ = 120°, r = 15 cm. Step 2 — write the formula: A = (θ/360) × πr². Step 3 — substitute: A = (120/360) × π × 15². Step 4 — simplify the fraction: 120/360 = 1/3. Step 5 — work out 15² = 225. Step 6 — A = (1/3) × π × 225 = 75π cm². Step 7 — decimal: 75 × 3.142 = 235.65 cm².' Pause after each step for learners to write. After Step 4 ask: 'Why did 120/360 simplify to 1/3? What does that tell us about this slice?' WAIT TIME: 10 seconds. Cold-call 1 learner. After completing: 'So the customer's slice is exactly 235.65 cm². If the vendor claims all slices are equal but another customer's slice is 180° — how large is that slice? Do the maths in your head.' WAIT TIME: 12 seconds. Cold-call 1 learner. EXAMPLE 2: Write the gate problem. Say: 'With your partner — one of you writes the formula and substitution, the other evaluates the arithmetic. Then swap and check each other. You have 8 minutes.' Circulate and target pairs where substitution errors appear (common error: using diameter instead of radius). Ask targeted prompt: 'The formula uses r — what is r here? Is 1.2 m the radius or the diameter?' After 8 minutes, invite one pair to present on a mini-whiteboard. Say to the class: 'Evaluate this solution on two criteria — correct formula setup, and correct arithmetic. Give a thumbs up for each criterion you agree with.' Address any arithmetic errors whole-class. EXAMPLE 3: Say: 'This one is yours — independent, silent. Read carefully — there are two parts, and part (b) requires a unit conversion.' Circulate silently. After 10 minutes say: 'Exchange books with your partner. I'll write the answers on the board — mark part (a) and part (b) separately.' Write: 'A = (270/360) × π × 80² = (3/4) × 3.142 × 6400 = 15,079.6 m²; in hectares = 1.508 ha.' After peer marking ask: 'Raise your hand if you got both parts correct.' Then: 'Raise your hand if you got part (a) correct but made a unit conversion error in part (b).' Address unit conversion error directly: 'Dividing by 10,000 — is the answer going to be bigger or smaller than your m² answer? Why?'</w:t>
             </w:r>
           </w:p>
         </w:tc>
@@ -18421,7 +18727,7 @@
                 <w:sz w:val="18"/>
                 <w:szCs w:val="18"/>
               </w:rPr>
-              <w:t xml:space="preserve">Strategy: Structured Note-Frame Derivation with Prediction Revisit. The note-frame ensures learners are not passive — they construct the formula in writing at the same time as the teacher. The immediate return to the prediction column closes the predict–observe loop: learners experience the formula as the resolution of their earlier uncertainty rather than as an imposed rule. The three-sector ranking task uses relational reasoning (proportionality) before computation, building conceptual understanding ahead of procedural practice.</w:t>
+              <w:t xml:space="preserve">Strategy: Gradual Release of Responsibility (I Do → We Do → You Do) within a Kenyan Context Progression. Each example escalates in two dimensions simultaneously: (1) computational demand (integer angle that simplifies → decimal angle → reflex angle with unit conversion), and (2) physical scale (kitchen-table watermelon → school compound gate → commercial farm). This progression re-anchors each calculation to the driving question's real-life scope, showing learners that one formula handles wedge-shaped problems from centimetres to metres to hectares. Pair presentation and class evaluation using explicit criteria (formula setup, arithmetic) make peer assessment a sensemaking activity rather than a social exercise.</w:t>
             </w:r>
           </w:p>
         </w:tc>
@@ -18453,7 +18759,7 @@
                 <w:sz w:val="18"/>
                 <w:szCs w:val="18"/>
               </w:rPr>
-              <w:t xml:space="preserve">Observable indicator: All five gaps in the note-frame are completed correctly. Teacher does a 30-second visual scan of note-frames before moving on — specifically checking gap (3) ('θ/360 of the full circle') as this is the proportionality concept most likely to be incomplete. If more than 4 learners have gap (3) blank or incorrect, teacher pauses and re-teaches the fraction-of-a-full-turn idea using: 'If Amina gets 1 slice out of 3 equal slices, what fraction does she get? If her slice angle is 120° out of 360°, what fraction is that?' before proceeding.</w:t>
+              <w:t xml:space="preserve">Observable indicators: (1) During Example 1, all learners have seven written steps in their books — teacher scans before moving to Example 2. (2) During Example 2 circulation, teacher specifically checks whether the pair with the most errors in Lessons 1–5 (identified from prior lesson records) can write A = (75/360) × π × 1.2² correctly. (3) After Example 3 peer marking, teacher tallies show-of-hands data: if more than 6 learners got part (a) wrong, teacher re-does the 270° substitution (common error: subtracting 270 from 360 first). If more than 8 learners got the unit conversion wrong, teacher spends 2 additional minutes on the hectare conversion with a second Naivasha farm example before closing.</w:t>
             </w:r>
           </w:p>
         </w:tc>
@@ -18462,32 +18768,32 @@
         <w:tc>
           <w:tcPr>
             <w:tcW w:type="dxa" w:w="1520"/>
-            <w:shd w:fill="E2EFDA" w:color="auto" w:val="clear"/>
-            <w:tcMar>
-              <w:top w:type="dxa" w:w="60"/>
-              <w:left w:type="dxa" w:w="120"/>
-              <w:bottom w:type="dxa" w:w="60"/>
-              <w:right w:type="dxa" w:w="120"/>
-            </w:tcMar>
-            <w:vAlign w:val="top"/>
-          </w:tcPr>
-          <w:p>
-            <w:pPr>
-              <w:spacing w:after="40" w:before="0"/>
-              <w:jc w:val="left"/>
-            </w:pPr>
-            <w:r>
-              <w:rPr>
-                <w:rFonts w:ascii="Arial" w:cs="Arial" w:eastAsia="Arial" w:hAnsi="Arial"/>
-                <w:b/>
-                <w:bCs/>
-                <w:i w:val="false"/>
-                <w:iCs w:val="false"/>
-                <w:color w:val="000000"/>
-                <w:sz w:val="18"/>
-                <w:szCs w:val="18"/>
-              </w:rPr>
-              <w:t xml:space="preserve">Explain Phase</w:t>
+            <w:shd w:fill="FCE4D6" w:color="auto" w:val="clear"/>
+            <w:tcMar>
+              <w:top w:type="dxa" w:w="60"/>
+              <w:left w:type="dxa" w:w="120"/>
+              <w:bottom w:type="dxa" w:w="60"/>
+              <w:right w:type="dxa" w:w="120"/>
+            </w:tcMar>
+            <w:vAlign w:val="top"/>
+          </w:tcPr>
+          <w:p>
+            <w:pPr>
+              <w:spacing w:after="40" w:before="0"/>
+              <w:jc w:val="left"/>
+            </w:pPr>
+            <w:r>
+              <w:rPr>
+                <w:rFonts w:ascii="Arial" w:cs="Arial" w:eastAsia="Arial" w:hAnsi="Arial"/>
+                <w:b/>
+                <w:bCs/>
+                <w:i w:val="false"/>
+                <w:iCs w:val="false"/>
+                <w:color w:val="000000"/>
+                <w:sz w:val="18"/>
+                <w:szCs w:val="18"/>
+              </w:rPr>
+              <w:t xml:space="preserve">Driving Question Board (DQB) Creation</w:t>
             </w:r>
           </w:p>
           <w:p>
@@ -18510,7 +18816,313 @@
             <w:pPr>
               <w:spacing w:after="20" w:before="0"/>
             </w:pPr>
-            <w:hyperlink w:history="1" r:id="rIdooo6-wtwvmyy6htbnvogo">
+            <w:hyperlink w:history="1" r:id="rIdgrq8jgdwqmtjdv50ziaqj">
+              <w:r>
+                <w:rPr>
+                  <w:rFonts w:ascii="Arial" w:cs="Arial" w:eastAsia="Arial" w:hAnsi="Arial"/>
+                  <w:color w:val="2E75B6"/>
+                  <w:sz w:val="16"/>
+                  <w:szCs w:val="16"/>
+                  <w:u w:val="single" w:color="2E75B6"/>
+                </w:rPr>
+                <w:t xml:space="preserve">Partial circle area and arc length</w:t>
+              </w:r>
+            </w:hyperlink>
+          </w:p>
+          <w:p>
+            <w:pPr>
+              <w:spacing w:after="10" w:before="0"/>
+              <w:ind w:left="120"/>
+            </w:pPr>
+            <w:r>
+              <w:rPr>
+                <w:rFonts w:ascii="Arial" w:cs="Arial" w:eastAsia="Arial" w:hAnsi="Arial"/>
+                <w:color w:val="595959"/>
+                <w:sz w:val="14"/>
+                <w:szCs w:val="14"/>
+              </w:rPr>
+              <w:t xml:space="preserve">Source: Khan Academy (English - US curriculum)</w:t>
+            </w:r>
+          </w:p>
+          <w:p>
+            <w:pPr>
+              <w:spacing w:after="10" w:before="0"/>
+              <w:ind w:left="120"/>
+            </w:pPr>
+            <w:hyperlink w:history="1" r:id="rIdsbtvb5n2tc_dpp6wp-o9n">
+              <w:r>
+                <w:rPr>
+                  <w:rFonts w:ascii="Arial" w:cs="Arial" w:eastAsia="Arial" w:hAnsi="Arial"/>
+                  <w:color w:val="595959"/>
+                  <w:sz w:val="14"/>
+                  <w:szCs w:val="14"/>
+                  <w:u w:val="single" w:color="595959"/>
+                </w:rPr>
+                <w:t xml:space="preserve">🔍 Search ARES for similar videos</w:t>
+              </w:r>
+            </w:hyperlink>
+          </w:p>
+          <w:p>
+            <w:pPr>
+              <w:spacing w:after="40" w:before="0"/>
+            </w:pPr>
+            <w:r>
+              <w:rPr>
+                <w:sz w:val="14"/>
+                <w:szCs w:val="14"/>
+              </w:rPr>
+              <w:t xml:space="preserve"/>
+            </w:r>
+          </w:p>
+          <w:p>
+            <w:pPr>
+              <w:spacing w:after="20" w:before="0"/>
+            </w:pPr>
+            <w:r>
+              <w:rPr>
+                <w:rFonts w:ascii="Arial" w:cs="Arial" w:eastAsia="Arial" w:hAnsi="Arial"/>
+                <w:b/>
+                <w:bCs/>
+                <w:color w:val="1F3864"/>
+                <w:sz w:val="16"/>
+                <w:szCs w:val="16"/>
+              </w:rPr>
+              <w:t xml:space="preserve">📖 EXERCISE:</w:t>
+            </w:r>
+          </w:p>
+          <w:p>
+            <w:pPr>
+              <w:spacing w:after="20" w:before="0"/>
+            </w:pPr>
+            <w:hyperlink w:history="1" r:id="rIdli2g4voushsvszm5o4rew">
+              <w:r>
+                <w:rPr>
+                  <w:rFonts w:ascii="Arial" w:cs="Arial" w:eastAsia="Arial" w:hAnsi="Arial"/>
+                  <w:color w:val="2E75B6"/>
+                  <w:sz w:val="16"/>
+                  <w:szCs w:val="16"/>
+                  <w:u w:val="single" w:color="2E75B6"/>
+                </w:rPr>
+                <w:t xml:space="preserve">Arc length</w:t>
+              </w:r>
+            </w:hyperlink>
+          </w:p>
+          <w:p>
+            <w:pPr>
+              <w:spacing w:after="10" w:before="0"/>
+              <w:ind w:left="120"/>
+            </w:pPr>
+            <w:r>
+              <w:rPr>
+                <w:rFonts w:ascii="Arial" w:cs="Arial" w:eastAsia="Arial" w:hAnsi="Arial"/>
+                <w:color w:val="595959"/>
+                <w:sz w:val="14"/>
+                <w:szCs w:val="14"/>
+              </w:rPr>
+              <w:t xml:space="preserve">Source: Khan Academy (English - US curriculum)</w:t>
+            </w:r>
+          </w:p>
+          <w:p>
+            <w:pPr>
+              <w:spacing w:after="10" w:before="0"/>
+              <w:ind w:left="120"/>
+            </w:pPr>
+            <w:hyperlink w:history="1" r:id="rIdynmykul-dondr0zxpz1l3">
+              <w:r>
+                <w:rPr>
+                  <w:rFonts w:ascii="Arial" w:cs="Arial" w:eastAsia="Arial" w:hAnsi="Arial"/>
+                  <w:color w:val="595959"/>
+                  <w:sz w:val="14"/>
+                  <w:szCs w:val="14"/>
+                  <w:u w:val="single" w:color="595959"/>
+                </w:rPr>
+                <w:t xml:space="preserve">🔍 Search ARES for similar readings</w:t>
+              </w:r>
+            </w:hyperlink>
+          </w:p>
+        </w:tc>
+        <w:tc>
+          <w:tcPr>
+            <w:tcW w:type="dxa" w:w="3040"/>
+            <w:shd w:fill="FFFFFF" w:color="auto" w:val="clear"/>
+            <w:tcMar>
+              <w:top w:type="dxa" w:w="60"/>
+              <w:left w:type="dxa" w:w="120"/>
+              <w:bottom w:type="dxa" w:w="60"/>
+              <w:right w:type="dxa" w:w="120"/>
+            </w:tcMar>
+            <w:vAlign w:val="top"/>
+          </w:tcPr>
+          <w:p>
+            <w:pPr>
+              <w:spacing w:after="40" w:before="0"/>
+              <w:jc w:val="left"/>
+            </w:pPr>
+            <w:r>
+              <w:rPr>
+                <w:rFonts w:ascii="Arial" w:cs="Arial" w:eastAsia="Arial" w:hAnsi="Arial"/>
+                <w:b w:val="false"/>
+                <w:bCs w:val="false"/>
+                <w:i w:val="false"/>
+                <w:iCs w:val="false"/>
+                <w:color w:val="000000"/>
+                <w:sz w:val="18"/>
+                <w:szCs w:val="18"/>
+              </w:rPr>
+              <w:t xml:space="preserve">Learners return to the class Driving Question Board displayed at the front. Individually, each learner writes two sticky-note responses: (1) a FORMULA CARD — they write the sector area formula A = (θ/360) × πr² in their own words and add a one-line explanation of what each symbol means in the context of the watermelon phenomenon (e.g., 'θ is the angle the vendor cuts, r is how far the rind is from the centre'); (2) a NEW QUESTION CARD — they write one new question that arose during today's lesson that the formula alone does not yet answer (e.g., 'What if the piece of watermelon is not a full wedge but has the middle scooped out — how would we find that area?', or 'Can we use this formula if the angle is given in radians instead of degrees?'). Pairs read each other's new question cards and star the one they find most interesting. The teacher collects all formula cards for the DQB's 'What We Now Know' column and posts a selection of starred new question cards in the 'What We Still Wonder' column, reading two aloud to the class.</w:t>
+            </w:r>
+          </w:p>
+        </w:tc>
+        <w:tc>
+          <w:tcPr>
+            <w:tcW w:type="dxa" w:w="3040"/>
+            <w:shd w:fill="F2F2F2" w:color="auto" w:val="clear"/>
+            <w:tcMar>
+              <w:top w:type="dxa" w:w="60"/>
+              <w:left w:type="dxa" w:w="120"/>
+              <w:bottom w:type="dxa" w:w="60"/>
+              <w:right w:type="dxa" w:w="120"/>
+            </w:tcMar>
+            <w:vAlign w:val="top"/>
+          </w:tcPr>
+          <w:p>
+            <w:pPr>
+              <w:spacing w:after="40" w:before="0"/>
+              <w:jc w:val="left"/>
+            </w:pPr>
+            <w:r>
+              <w:rPr>
+                <w:rFonts w:ascii="Arial" w:cs="Arial" w:eastAsia="Arial" w:hAnsi="Arial"/>
+                <w:b w:val="false"/>
+                <w:bCs w:val="false"/>
+                <w:i w:val="false"/>
+                <w:iCs w:val="false"/>
+                <w:color w:val="000000"/>
+                <w:sz w:val="18"/>
+                <w:szCs w:val="18"/>
+              </w:rPr>
+              <w:t xml:space="preserve">Say: 'For the last four minutes, I want two sticky notes from each of you — no sharing yet, individual thinking only. First sticky note: write the sector area formula and explain in your own words what θ and r mean for our watermelon problem. Second sticky note: write one new question that today's formula has NOT yet answered for you.' WAIT TIME: 4 minutes silent individual work. Then say: 'Read your partner's new question card. Put a star on the one that makes YOU most curious — it can be yours or theirs.' Allow 1 minute. Collect formula cards and post to DQB 'What We Now Know' column. Scan new question cards rapidly and select 2–3 that point toward Lesson 7 content (area of a segment — 'what if the straight edge is a chord, not two radii?'). Read these aloud and say: 'These questions are exactly where we are going in Lesson 7. Keep them — they are your intellectual compass.' Post selected new question cards to DQB 'What We Still Wonder' column.</w:t>
+            </w:r>
+          </w:p>
+        </w:tc>
+        <w:tc>
+          <w:tcPr>
+            <w:tcW w:type="dxa" w:w="3040"/>
+            <w:shd w:fill="FFFFFF" w:color="auto" w:val="clear"/>
+            <w:tcMar>
+              <w:top w:type="dxa" w:w="60"/>
+              <w:left w:type="dxa" w:w="120"/>
+              <w:bottom w:type="dxa" w:w="60"/>
+              <w:right w:type="dxa" w:w="120"/>
+            </w:tcMar>
+            <w:vAlign w:val="top"/>
+          </w:tcPr>
+          <w:p>
+            <w:pPr>
+              <w:spacing w:after="40" w:before="0"/>
+              <w:jc w:val="left"/>
+            </w:pPr>
+            <w:r>
+              <w:rPr>
+                <w:rFonts w:ascii="Arial" w:cs="Arial" w:eastAsia="Arial" w:hAnsi="Arial"/>
+                <w:b w:val="false"/>
+                <w:bCs w:val="false"/>
+                <w:i w:val="false"/>
+                <w:iCs w:val="false"/>
+                <w:color w:val="000000"/>
+                <w:sz w:val="18"/>
+                <w:szCs w:val="18"/>
+              </w:rPr>
+              <w:t xml:space="preserve">Strategy: DQB Incremental Update with Metacognitive Framing. The DQB is a public, cumulative record of the class's growing understanding of the driving question. By requiring learners to translate the formula into their own language connected to the phenomenon (Formula Card), the teacher checks for conceptual ownership rather than rote memorisation. The New Question Card makes visible the productive confusion that genuine learning generates, and teacher selection of cards pointing toward Lesson 7 content models scientific inquiry — new knowledge raises new questions — while maintaining narrative continuity in the storyline.</w:t>
+            </w:r>
+          </w:p>
+        </w:tc>
+        <w:tc>
+          <w:tcPr>
+            <w:tcW w:type="dxa" w:w="3040"/>
+            <w:shd w:fill="F2F2F2" w:color="auto" w:val="clear"/>
+            <w:tcMar>
+              <w:top w:type="dxa" w:w="60"/>
+              <w:left w:type="dxa" w:w="120"/>
+              <w:bottom w:type="dxa" w:w="60"/>
+              <w:right w:type="dxa" w:w="120"/>
+            </w:tcMar>
+            <w:vAlign w:val="top"/>
+          </w:tcPr>
+          <w:p>
+            <w:pPr>
+              <w:spacing w:after="40" w:before="0"/>
+              <w:jc w:val="left"/>
+            </w:pPr>
+            <w:r>
+              <w:rPr>
+                <w:rFonts w:ascii="Arial" w:cs="Arial" w:eastAsia="Arial" w:hAnsi="Arial"/>
+                <w:b w:val="false"/>
+                <w:bCs w:val="false"/>
+                <w:i w:val="false"/>
+                <w:iCs w:val="false"/>
+                <w:color w:val="000000"/>
+                <w:sz w:val="18"/>
+                <w:szCs w:val="18"/>
+              </w:rPr>
+              <w:t xml:space="preserve">Observable indicators: (1) Formula cards that use the watermelon context in their explanation (not just abstract symbols) indicate conceptual connection to the phenomenon — teacher counts these as a ratio. Target: ≥ 70% of cards include a phenomenon-linked explanation. (2) New question cards that reference 'segment', 'chord', 'arc length', or 'radian' indicate learners whose thinking is running ahead of the sequence — teacher notes these learners for differentiation in Lesson 7. (3) New question cards that re-ask a question already answered (e.g., 'Why does angle affect area?') indicate learners who have not yet consolidated today's key idea — teacher notes these learners for a brief one-to-one check-in at the start of Lesson 7.</w:t>
+            </w:r>
+          </w:p>
+        </w:tc>
+      </w:tr>
+      <w:tr>
+        <w:tc>
+          <w:tcPr>
+            <w:tcW w:type="dxa" w:w="1520"/>
+            <w:shd w:fill="D5E8F0" w:color="auto" w:val="clear"/>
+            <w:tcMar>
+              <w:top w:type="dxa" w:w="60"/>
+              <w:left w:type="dxa" w:w="120"/>
+              <w:bottom w:type="dxa" w:w="60"/>
+              <w:right w:type="dxa" w:w="120"/>
+            </w:tcMar>
+            <w:vAlign w:val="top"/>
+          </w:tcPr>
+          <w:p>
+            <w:pPr>
+              <w:spacing w:after="40" w:before="0"/>
+              <w:jc w:val="left"/>
+            </w:pPr>
+            <w:r>
+              <w:rPr>
+                <w:rFonts w:ascii="Arial" w:cs="Arial" w:eastAsia="Arial" w:hAnsi="Arial"/>
+                <w:b/>
+                <w:bCs/>
+                <w:i w:val="false"/>
+                <w:iCs w:val="false"/>
+                <w:color w:val="000000"/>
+                <w:sz w:val="18"/>
+                <w:szCs w:val="18"/>
+              </w:rPr>
+              <w:t xml:space="preserve">Model Building Phase</w:t>
+            </w:r>
+          </w:p>
+          <w:p>
+            <w:pPr>
+              <w:spacing w:after="20" w:before="0"/>
+            </w:pPr>
+            <w:r>
+              <w:rPr>
+                <w:rFonts w:ascii="Arial" w:cs="Arial" w:eastAsia="Arial" w:hAnsi="Arial"/>
+                <w:b/>
+                <w:bCs/>
+                <w:color w:val="1F3864"/>
+                <w:sz w:val="16"/>
+                <w:szCs w:val="16"/>
+              </w:rPr>
+              <w:t xml:space="preserve">📹 VIDEO:</w:t>
+            </w:r>
+          </w:p>
+          <w:p>
+            <w:pPr>
+              <w:spacing w:after="20" w:before="0"/>
+            </w:pPr>
+            <w:hyperlink w:history="1" r:id="rIdjctzmfpqjphekawdam8em">
               <w:r>
                 <w:rPr>
                   <w:rFonts w:ascii="Arial" w:cs="Arial" w:eastAsia="Arial" w:hAnsi="Arial"/>
@@ -18543,7 +19155,7 @@
               <w:spacing w:after="10" w:before="0"/>
               <w:ind w:left="120"/>
             </w:pPr>
-            <w:hyperlink w:history="1" r:id="rIdrxhkxrsfk4qfwdnqvcvrl">
+            <w:hyperlink w:history="1" r:id="rIdxgrh8kvhvya7qnduvbjla">
               <w:r>
                 <w:rPr>
                   <w:rFonts w:ascii="Arial" w:cs="Arial" w:eastAsia="Arial" w:hAnsi="Arial"/>
@@ -18581,14 +19193,14 @@
                 <w:sz w:val="16"/>
                 <w:szCs w:val="16"/>
               </w:rPr>
-              <w:t xml:space="preserve">📖 EXERCISE:</w:t>
+              <w:t xml:space="preserve">📖 HTML:</w:t>
             </w:r>
           </w:p>
           <w:p>
             <w:pPr>
               <w:spacing w:after="20" w:before="0"/>
             </w:pPr>
-            <w:hyperlink w:history="1" r:id="rIdxoiu_dhta4ohmvvoiypa4">
+            <w:hyperlink w:history="1" r:id="rIdmukxrowhms2w8vvlyezch">
               <w:r>
                 <w:rPr>
                   <w:rFonts w:ascii="Arial" w:cs="Arial" w:eastAsia="Arial" w:hAnsi="Arial"/>
@@ -18597,7 +19209,7 @@
                   <w:szCs w:val="16"/>
                   <w:u w:val="single" w:color="2E75B6"/>
                 </w:rPr>
-                <w:t xml:space="preserve">Area of a circle</w:t>
+                <w:t xml:space="preserve">Radius or Diameter of a Circle Given Area (Flexbook)</w:t>
               </w:r>
             </w:hyperlink>
           </w:p>
@@ -18613,7 +19225,7 @@
                 <w:sz w:val="14"/>
                 <w:szCs w:val="14"/>
               </w:rPr>
-              <w:t xml:space="preserve">Source: Khan Academy (English - US curriculum)</w:t>
+              <w:t xml:space="preserve">Source: CK-12</w:t>
             </w:r>
           </w:p>
           <w:p>
@@ -18621,619 +19233,7 @@
               <w:spacing w:after="10" w:before="0"/>
               <w:ind w:left="120"/>
             </w:pPr>
-            <w:hyperlink w:history="1" r:id="rIdx22gweg5irkqubsmvtbg8">
-              <w:r>
-                <w:rPr>
-                  <w:rFonts w:ascii="Arial" w:cs="Arial" w:eastAsia="Arial" w:hAnsi="Arial"/>
-                  <w:color w:val="595959"/>
-                  <w:sz w:val="14"/>
-                  <w:szCs w:val="14"/>
-                  <w:u w:val="single" w:color="595959"/>
-                </w:rPr>
-                <w:t xml:space="preserve">🔍 Search ARES for similar readings</w:t>
-              </w:r>
-            </w:hyperlink>
-          </w:p>
-        </w:tc>
-        <w:tc>
-          <w:tcPr>
-            <w:tcW w:type="dxa" w:w="3040"/>
-            <w:shd w:fill="FFFFFF" w:color="auto" w:val="clear"/>
-            <w:tcMar>
-              <w:top w:type="dxa" w:w="60"/>
-              <w:left w:type="dxa" w:w="120"/>
-              <w:bottom w:type="dxa" w:w="60"/>
-              <w:right w:type="dxa" w:w="120"/>
-            </w:tcMar>
-            <w:vAlign w:val="top"/>
-          </w:tcPr>
-          <w:p>
-            <w:pPr>
-              <w:spacing w:after="40" w:before="0"/>
-              <w:jc w:val="left"/>
-            </w:pPr>
-            <w:r>
-              <w:rPr>
-                <w:rFonts w:ascii="Arial" w:cs="Arial" w:eastAsia="Arial" w:hAnsi="Arial"/>
-                <w:b w:val="false"/>
-                <w:bCs w:val="false"/>
-                <w:i w:val="false"/>
-                <w:iCs w:val="false"/>
-                <w:color w:val="000000"/>
-                <w:sz w:val="18"/>
-                <w:szCs w:val="18"/>
-              </w:rPr>
-              <w:t xml:space="preserve">Learners work through three graduated examples in Kenyan contexts, progressing from guided (teacher-led) to paired to individual. EXAMPLE 1 (Guided, whole class — 8 min): Watermelon slice. A circular watermelon at Wakulima Market has radius 15 cm. A vendor cuts a sector of angle 120°. Calculate the exact area of the slice in cm², giving the answer in terms of π and as a decimal (use π = 3.142). Learners follow the teacher's worked solution on the board, completing each calculation step in their books simultaneously. EXAMPLE 2 (Paired — 10 min): School gate. A metal school gate rotates about a hinge post. The gate arm is 1.2 m long. When fully opened, it sweeps through an angle of 75°. Calculate the area of ground swept by the gate in m², correct to 3 significant figures. Pairs work side-by-side; one partner writes the formula substitution, the other writes the numerical evaluation, then they swap roles to check. One pair is selected to present on a mini-whiteboard. Class evaluates using two criteria on the board: (i) correct formula substitution, (ii) correct arithmetic. EXAMPLE 3 (Independent — 12 min): Centre-pivot irrigation. A centre-pivot irrigation system near Naivasha has an arm of radius 80 m. The system currently operates over a sector of 270°. Calculate: (a) the area irrigated in m²; (b) the area in hectares (1 hectare = 10,000 m²). Learners work independently and silently. After 10 minutes, pairs peer-mark using the answer written on the board. Learners who finish early are challenged: 'The farmer wants to expand the system to cover the full circle. How many additional m² would be irrigated?'</w:t>
-            </w:r>
-          </w:p>
-        </w:tc>
-        <w:tc>
-          <w:tcPr>
-            <w:tcW w:type="dxa" w:w="3040"/>
-            <w:shd w:fill="F2F2F2" w:color="auto" w:val="clear"/>
-            <w:tcMar>
-              <w:top w:type="dxa" w:w="60"/>
-              <w:left w:type="dxa" w:w="120"/>
-              <w:bottom w:type="dxa" w:w="60"/>
-              <w:right w:type="dxa" w:w="120"/>
-            </w:tcMar>
-            <w:vAlign w:val="top"/>
-          </w:tcPr>
-          <w:p>
-            <w:pPr>
-              <w:spacing w:after="40" w:before="0"/>
-              <w:jc w:val="left"/>
-            </w:pPr>
-            <w:r>
-              <w:rPr>
-                <w:rFonts w:ascii="Arial" w:cs="Arial" w:eastAsia="Arial" w:hAnsi="Arial"/>
-                <w:b w:val="false"/>
-                <w:bCs w:val="false"/>
-                <w:i w:val="false"/>
-                <w:iCs w:val="false"/>
-                <w:color w:val="000000"/>
-                <w:sz w:val="18"/>
-                <w:szCs w:val="18"/>
-              </w:rPr>
-              <w:t xml:space="preserve">EXAMPLE 1: Write the problem on the board. Say: 'This is our mama mboga's exact slice — 120°, radius 15 cm. We are going to solve it together step by step. I write, you write.' Narrate each step aloud: 'Step 1 — identify what we know: θ = 120°, r = 15 cm. Step 2 — write the formula: A = (θ/360) × πr². Step 3 — substitute: A = (120/360) × π × 15². Step 4 — simplify the fraction: 120/360 = 1/3. Step 5 — work out 15² = 225. Step 6 — A = (1/3) × π × 225 = 75π cm². Step 7 — decimal: 75 × 3.142 = 235.65 cm².' Pause after each step for learners to write. After Step 4 ask: 'Why did 120/360 simplify to 1/3? What does that tell us about this slice?' WAIT TIME: 10 seconds. Cold-call 1 learner. After completing: 'So the customer's slice is exactly 235.65 cm². If the vendor claims all slices are equal but another customer's slice is 180° — how large is that slice? Do the maths in your head.' WAIT TIME: 12 seconds. Cold-call 1 learner. EXAMPLE 2: Write the gate problem. Say: 'With your partner — one of you writes the formula and substitution, the other evaluates the arithmetic. Then swap and check each other. You have 8 minutes.' Circulate and target pairs where substitution errors appear (common error: using diameter instead of radius). Ask targeted prompt: 'The formula uses r — what is r here? Is 1.2 m the radius or the diameter?' After 8 minutes, invite one pair to present on a mini-whiteboard. Say to the class: 'Evaluate this solution on two criteria — correct formula setup, and correct arithmetic. Give a thumbs up for each criterion you agree with.' Address any arithmetic errors whole-class. EXAMPLE 3: Say: 'This one is yours — independent, silent. Read carefully — there are two parts, and part (b) requires a unit conversion.' Circulate silently. After 10 minutes say: 'Exchange books with your partner. I'll write the answers on the board — mark part (a) and part (b) separately.' Write: 'A = (270/360) × π × 80² = (3/4) × 3.142 × 6400 = 15,079.6 m²; in hectares = 1.508 ha.' After peer marking ask: 'Raise your hand if you got both parts correct.' Then: 'Raise your hand if you got part (a) correct but made a unit conversion error in part (b).' Address unit conversion error directly: 'Dividing by 10,000 — is the answer going to be bigger or smaller than your m² answer? Why?'</w:t>
-            </w:r>
-          </w:p>
-        </w:tc>
-        <w:tc>
-          <w:tcPr>
-            <w:tcW w:type="dxa" w:w="3040"/>
-            <w:shd w:fill="FFFFFF" w:color="auto" w:val="clear"/>
-            <w:tcMar>
-              <w:top w:type="dxa" w:w="60"/>
-              <w:left w:type="dxa" w:w="120"/>
-              <w:bottom w:type="dxa" w:w="60"/>
-              <w:right w:type="dxa" w:w="120"/>
-            </w:tcMar>
-            <w:vAlign w:val="top"/>
-          </w:tcPr>
-          <w:p>
-            <w:pPr>
-              <w:spacing w:after="40" w:before="0"/>
-              <w:jc w:val="left"/>
-            </w:pPr>
-            <w:r>
-              <w:rPr>
-                <w:rFonts w:ascii="Arial" w:cs="Arial" w:eastAsia="Arial" w:hAnsi="Arial"/>
-                <w:b w:val="false"/>
-                <w:bCs w:val="false"/>
-                <w:i w:val="false"/>
-                <w:iCs w:val="false"/>
-                <w:color w:val="000000"/>
-                <w:sz w:val="18"/>
-                <w:szCs w:val="18"/>
-              </w:rPr>
-              <w:t xml:space="preserve">Strategy: Gradual Release of Responsibility (I Do → We Do → You Do) within a Kenyan Context Progression. Each example escalates in two dimensions simultaneously: (1) computational demand (integer angle that simplifies → decimal angle → reflex angle with unit conversion), and (2) physical scale (kitchen-table watermelon → school compound gate → commercial farm). This progression re-anchors each calculation to the driving question's real-life scope, showing learners that one formula handles wedge-shaped problems from centimetres to metres to hectares. Pair presentation and class evaluation using explicit criteria (formula setup, arithmetic) make peer assessment a sensemaking activity rather than a social exercise.</w:t>
-            </w:r>
-          </w:p>
-        </w:tc>
-        <w:tc>
-          <w:tcPr>
-            <w:tcW w:type="dxa" w:w="3040"/>
-            <w:shd w:fill="F2F2F2" w:color="auto" w:val="clear"/>
-            <w:tcMar>
-              <w:top w:type="dxa" w:w="60"/>
-              <w:left w:type="dxa" w:w="120"/>
-              <w:bottom w:type="dxa" w:w="60"/>
-              <w:right w:type="dxa" w:w="120"/>
-            </w:tcMar>
-            <w:vAlign w:val="top"/>
-          </w:tcPr>
-          <w:p>
-            <w:pPr>
-              <w:spacing w:after="40" w:before="0"/>
-              <w:jc w:val="left"/>
-            </w:pPr>
-            <w:r>
-              <w:rPr>
-                <w:rFonts w:ascii="Arial" w:cs="Arial" w:eastAsia="Arial" w:hAnsi="Arial"/>
-                <w:b w:val="false"/>
-                <w:bCs w:val="false"/>
-                <w:i w:val="false"/>
-                <w:iCs w:val="false"/>
-                <w:color w:val="000000"/>
-                <w:sz w:val="18"/>
-                <w:szCs w:val="18"/>
-              </w:rPr>
-              <w:t xml:space="preserve">Observable indicators: (1) During Example 1, all learners have seven written steps in their books — teacher scans before moving to Example 2. (2) During Example 2 circulation, teacher specifically checks whether the pair with the most errors in Lessons 1–5 (identified from prior lesson records) can write A = (75/360) × π × 1.2² correctly. (3) After Example 3 peer marking, teacher tallies show-of-hands data: if more than 6 learners got part (a) wrong, teacher re-does the 270° substitution (common error: subtracting 270 from 360 first). If more than 8 learners got the unit conversion wrong, teacher spends 2 additional minutes on the hectare conversion with a second Naivasha farm example before closing.</w:t>
-            </w:r>
-          </w:p>
-        </w:tc>
-      </w:tr>
-      <w:tr>
-        <w:tc>
-          <w:tcPr>
-            <w:tcW w:type="dxa" w:w="1520"/>
-            <w:shd w:fill="FCE4D6" w:color="auto" w:val="clear"/>
-            <w:tcMar>
-              <w:top w:type="dxa" w:w="60"/>
-              <w:left w:type="dxa" w:w="120"/>
-              <w:bottom w:type="dxa" w:w="60"/>
-              <w:right w:type="dxa" w:w="120"/>
-            </w:tcMar>
-            <w:vAlign w:val="top"/>
-          </w:tcPr>
-          <w:p>
-            <w:pPr>
-              <w:spacing w:after="40" w:before="0"/>
-              <w:jc w:val="left"/>
-            </w:pPr>
-            <w:r>
-              <w:rPr>
-                <w:rFonts w:ascii="Arial" w:cs="Arial" w:eastAsia="Arial" w:hAnsi="Arial"/>
-                <w:b/>
-                <w:bCs/>
-                <w:i w:val="false"/>
-                <w:iCs w:val="false"/>
-                <w:color w:val="000000"/>
-                <w:sz w:val="18"/>
-                <w:szCs w:val="18"/>
-              </w:rPr>
-              <w:t xml:space="preserve">Driving Question Board (DQB) Creation</w:t>
-            </w:r>
-          </w:p>
-          <w:p>
-            <w:pPr>
-              <w:spacing w:after="20" w:before="0"/>
-            </w:pPr>
-            <w:r>
-              <w:rPr>
-                <w:rFonts w:ascii="Arial" w:cs="Arial" w:eastAsia="Arial" w:hAnsi="Arial"/>
-                <w:b/>
-                <w:bCs/>
-                <w:color w:val="1F3864"/>
-                <w:sz w:val="16"/>
-                <w:szCs w:val="16"/>
-              </w:rPr>
-              <w:t xml:space="preserve">📹 VIDEO:</w:t>
-            </w:r>
-          </w:p>
-          <w:p>
-            <w:pPr>
-              <w:spacing w:after="20" w:before="0"/>
-            </w:pPr>
-            <w:hyperlink w:history="1" r:id="rIdnoak58b9hlm7df95fghhe">
-              <w:r>
-                <w:rPr>
-                  <w:rFonts w:ascii="Arial" w:cs="Arial" w:eastAsia="Arial" w:hAnsi="Arial"/>
-                  <w:color w:val="2E75B6"/>
-                  <w:sz w:val="16"/>
-                  <w:szCs w:val="16"/>
-                  <w:u w:val="single" w:color="2E75B6"/>
-                </w:rPr>
-                <w:t xml:space="preserve">Area of a circle intuition</w:t>
-              </w:r>
-            </w:hyperlink>
-          </w:p>
-          <w:p>
-            <w:pPr>
-              <w:spacing w:after="10" w:before="0"/>
-              <w:ind w:left="120"/>
-            </w:pPr>
-            <w:r>
-              <w:rPr>
-                <w:rFonts w:ascii="Arial" w:cs="Arial" w:eastAsia="Arial" w:hAnsi="Arial"/>
-                <w:color w:val="595959"/>
-                <w:sz w:val="14"/>
-                <w:szCs w:val="14"/>
-              </w:rPr>
-              <w:t xml:space="preserve">Source: Khan Academy (English - US curriculum)</w:t>
-            </w:r>
-          </w:p>
-          <w:p>
-            <w:pPr>
-              <w:spacing w:after="10" w:before="0"/>
-              <w:ind w:left="120"/>
-            </w:pPr>
-            <w:hyperlink w:history="1" r:id="rId2yv8gz1ltg742yrkmnkjd">
-              <w:r>
-                <w:rPr>
-                  <w:rFonts w:ascii="Arial" w:cs="Arial" w:eastAsia="Arial" w:hAnsi="Arial"/>
-                  <w:color w:val="595959"/>
-                  <w:sz w:val="14"/>
-                  <w:szCs w:val="14"/>
-                  <w:u w:val="single" w:color="595959"/>
-                </w:rPr>
-                <w:t xml:space="preserve">🔍 Search ARES for similar videos</w:t>
-              </w:r>
-            </w:hyperlink>
-          </w:p>
-          <w:p>
-            <w:pPr>
-              <w:spacing w:after="40" w:before="0"/>
-            </w:pPr>
-            <w:r>
-              <w:rPr>
-                <w:sz w:val="14"/>
-                <w:szCs w:val="14"/>
-              </w:rPr>
-              <w:t xml:space="preserve"/>
-            </w:r>
-          </w:p>
-          <w:p>
-            <w:pPr>
-              <w:spacing w:after="20" w:before="0"/>
-            </w:pPr>
-            <w:r>
-              <w:rPr>
-                <w:rFonts w:ascii="Arial" w:cs="Arial" w:eastAsia="Arial" w:hAnsi="Arial"/>
-                <w:b/>
-                <w:bCs/>
-                <w:color w:val="1F3864"/>
-                <w:sz w:val="16"/>
-                <w:szCs w:val="16"/>
-              </w:rPr>
-              <w:t xml:space="preserve">📖 EXERCISE:</w:t>
-            </w:r>
-          </w:p>
-          <w:p>
-            <w:pPr>
-              <w:spacing w:after="20" w:before="0"/>
-            </w:pPr>
-            <w:hyperlink w:history="1" r:id="rIdv5btxwzajnxje-iqbepts">
-              <w:r>
-                <w:rPr>
-                  <w:rFonts w:ascii="Arial" w:cs="Arial" w:eastAsia="Arial" w:hAnsi="Arial"/>
-                  <w:color w:val="2E75B6"/>
-                  <w:sz w:val="16"/>
-                  <w:szCs w:val="16"/>
-                  <w:u w:val="single" w:color="2E75B6"/>
-                </w:rPr>
-                <w:t xml:space="preserve">Arc length</w:t>
-              </w:r>
-            </w:hyperlink>
-          </w:p>
-          <w:p>
-            <w:pPr>
-              <w:spacing w:after="10" w:before="0"/>
-              <w:ind w:left="120"/>
-            </w:pPr>
-            <w:r>
-              <w:rPr>
-                <w:rFonts w:ascii="Arial" w:cs="Arial" w:eastAsia="Arial" w:hAnsi="Arial"/>
-                <w:color w:val="595959"/>
-                <w:sz w:val="14"/>
-                <w:szCs w:val="14"/>
-              </w:rPr>
-              <w:t xml:space="preserve">Source: Khan Academy (English - US curriculum)</w:t>
-            </w:r>
-          </w:p>
-          <w:p>
-            <w:pPr>
-              <w:spacing w:after="10" w:before="0"/>
-              <w:ind w:left="120"/>
-            </w:pPr>
-            <w:hyperlink w:history="1" r:id="rIdbwqof2b8j-ouvkxetz2uc">
-              <w:r>
-                <w:rPr>
-                  <w:rFonts w:ascii="Arial" w:cs="Arial" w:eastAsia="Arial" w:hAnsi="Arial"/>
-                  <w:color w:val="595959"/>
-                  <w:sz w:val="14"/>
-                  <w:szCs w:val="14"/>
-                  <w:u w:val="single" w:color="595959"/>
-                </w:rPr>
-                <w:t xml:space="preserve">🔍 Search ARES for similar readings</w:t>
-              </w:r>
-            </w:hyperlink>
-          </w:p>
-        </w:tc>
-        <w:tc>
-          <w:tcPr>
-            <w:tcW w:type="dxa" w:w="3040"/>
-            <w:shd w:fill="FFFFFF" w:color="auto" w:val="clear"/>
-            <w:tcMar>
-              <w:top w:type="dxa" w:w="60"/>
-              <w:left w:type="dxa" w:w="120"/>
-              <w:bottom w:type="dxa" w:w="60"/>
-              <w:right w:type="dxa" w:w="120"/>
-            </w:tcMar>
-            <w:vAlign w:val="top"/>
-          </w:tcPr>
-          <w:p>
-            <w:pPr>
-              <w:spacing w:after="40" w:before="0"/>
-              <w:jc w:val="left"/>
-            </w:pPr>
-            <w:r>
-              <w:rPr>
-                <w:rFonts w:ascii="Arial" w:cs="Arial" w:eastAsia="Arial" w:hAnsi="Arial"/>
-                <w:b w:val="false"/>
-                <w:bCs w:val="false"/>
-                <w:i w:val="false"/>
-                <w:iCs w:val="false"/>
-                <w:color w:val="000000"/>
-                <w:sz w:val="18"/>
-                <w:szCs w:val="18"/>
-              </w:rPr>
-              <w:t xml:space="preserve">Learners return to the class Driving Question Board displayed at the front. Individually, each learner writes two sticky-note responses: (1) a FORMULA CARD — they write the sector area formula A = (θ/360) × πr² in their own words and add a one-line explanation of what each symbol means in the context of the watermelon phenomenon (e.g., 'θ is the angle the vendor cuts, r is how far the rind is from the centre'); (2) a NEW QUESTION CARD — they write one new question that arose during today's lesson that the formula alone does not yet answer (e.g., 'What if the piece of watermelon is not a full wedge but has the middle scooped out — how would we find that area?', or 'Can we use this formula if the angle is given in radians instead of degrees?'). Pairs read each other's new question cards and star the one they find most interesting. The teacher collects all formula cards for the DQB's 'What We Now Know' column and posts a selection of starred new question cards in the 'What We Still Wonder' column, reading two aloud to the class.</w:t>
-            </w:r>
-          </w:p>
-        </w:tc>
-        <w:tc>
-          <w:tcPr>
-            <w:tcW w:type="dxa" w:w="3040"/>
-            <w:shd w:fill="F2F2F2" w:color="auto" w:val="clear"/>
-            <w:tcMar>
-              <w:top w:type="dxa" w:w="60"/>
-              <w:left w:type="dxa" w:w="120"/>
-              <w:bottom w:type="dxa" w:w="60"/>
-              <w:right w:type="dxa" w:w="120"/>
-            </w:tcMar>
-            <w:vAlign w:val="top"/>
-          </w:tcPr>
-          <w:p>
-            <w:pPr>
-              <w:spacing w:after="40" w:before="0"/>
-              <w:jc w:val="left"/>
-            </w:pPr>
-            <w:r>
-              <w:rPr>
-                <w:rFonts w:ascii="Arial" w:cs="Arial" w:eastAsia="Arial" w:hAnsi="Arial"/>
-                <w:b w:val="false"/>
-                <w:bCs w:val="false"/>
-                <w:i w:val="false"/>
-                <w:iCs w:val="false"/>
-                <w:color w:val="000000"/>
-                <w:sz w:val="18"/>
-                <w:szCs w:val="18"/>
-              </w:rPr>
-              <w:t xml:space="preserve">Say: 'For the last four minutes, I want two sticky notes from each of you — no sharing yet, individual thinking only. First sticky note: write the sector area formula and explain in your own words what θ and r mean for our watermelon problem. Second sticky note: write one new question that today's formula has NOT yet answered for you.' WAIT TIME: 4 minutes silent individual work. Then say: 'Read your partner's new question card. Put a star on the one that makes YOU most curious — it can be yours or theirs.' Allow 1 minute. Collect formula cards and post to DQB 'What We Now Know' column. Scan new question cards rapidly and select 2–3 that point toward Lesson 7 content (area of a segment — 'what if the straight edge is a chord, not two radii?'). Read these aloud and say: 'These questions are exactly where we are going in Lesson 7. Keep them — they are your intellectual compass.' Post selected new question cards to DQB 'What We Still Wonder' column.</w:t>
-            </w:r>
-          </w:p>
-        </w:tc>
-        <w:tc>
-          <w:tcPr>
-            <w:tcW w:type="dxa" w:w="3040"/>
-            <w:shd w:fill="FFFFFF" w:color="auto" w:val="clear"/>
-            <w:tcMar>
-              <w:top w:type="dxa" w:w="60"/>
-              <w:left w:type="dxa" w:w="120"/>
-              <w:bottom w:type="dxa" w:w="60"/>
-              <w:right w:type="dxa" w:w="120"/>
-            </w:tcMar>
-            <w:vAlign w:val="top"/>
-          </w:tcPr>
-          <w:p>
-            <w:pPr>
-              <w:spacing w:after="40" w:before="0"/>
-              <w:jc w:val="left"/>
-            </w:pPr>
-            <w:r>
-              <w:rPr>
-                <w:rFonts w:ascii="Arial" w:cs="Arial" w:eastAsia="Arial" w:hAnsi="Arial"/>
-                <w:b w:val="false"/>
-                <w:bCs w:val="false"/>
-                <w:i w:val="false"/>
-                <w:iCs w:val="false"/>
-                <w:color w:val="000000"/>
-                <w:sz w:val="18"/>
-                <w:szCs w:val="18"/>
-              </w:rPr>
-              <w:t xml:space="preserve">Strategy: DQB Incremental Update with Metacognitive Framing. The DQB is a public, cumulative record of the class's growing understanding of the driving question. By requiring learners to translate the formula into their own language connected to the phenomenon (Formula Card), the teacher checks for conceptual ownership rather than rote memorisation. The New Question Card makes visible the productive confusion that genuine learning generates, and teacher selection of cards pointing toward Lesson 7 content models scientific inquiry — new knowledge raises new questions — while maintaining narrative continuity in the storyline.</w:t>
-            </w:r>
-          </w:p>
-        </w:tc>
-        <w:tc>
-          <w:tcPr>
-            <w:tcW w:type="dxa" w:w="3040"/>
-            <w:shd w:fill="F2F2F2" w:color="auto" w:val="clear"/>
-            <w:tcMar>
-              <w:top w:type="dxa" w:w="60"/>
-              <w:left w:type="dxa" w:w="120"/>
-              <w:bottom w:type="dxa" w:w="60"/>
-              <w:right w:type="dxa" w:w="120"/>
-            </w:tcMar>
-            <w:vAlign w:val="top"/>
-          </w:tcPr>
-          <w:p>
-            <w:pPr>
-              <w:spacing w:after="40" w:before="0"/>
-              <w:jc w:val="left"/>
-            </w:pPr>
-            <w:r>
-              <w:rPr>
-                <w:rFonts w:ascii="Arial" w:cs="Arial" w:eastAsia="Arial" w:hAnsi="Arial"/>
-                <w:b w:val="false"/>
-                <w:bCs w:val="false"/>
-                <w:i w:val="false"/>
-                <w:iCs w:val="false"/>
-                <w:color w:val="000000"/>
-                <w:sz w:val="18"/>
-                <w:szCs w:val="18"/>
-              </w:rPr>
-              <w:t xml:space="preserve">Observable indicators: (1) Formula cards that use the watermelon context in their explanation (not just abstract symbols) indicate conceptual connection to the phenomenon — teacher counts these as a ratio. Target: ≥ 70% of cards include a phenomenon-linked explanation. (2) New question cards that reference 'segment', 'chord', 'arc length', or 'radian' indicate learners whose thinking is running ahead of the sequence — teacher notes these learners for differentiation in Lesson 7. (3) New question cards that re-ask a question already answered (e.g., 'Why does angle affect area?') indicate learners who have not yet consolidated today's key idea — teacher notes these learners for a brief one-to-one check-in at the start of Lesson 7.</w:t>
-            </w:r>
-          </w:p>
-        </w:tc>
-      </w:tr>
-      <w:tr>
-        <w:tc>
-          <w:tcPr>
-            <w:tcW w:type="dxa" w:w="1520"/>
-            <w:shd w:fill="D5E8F0" w:color="auto" w:val="clear"/>
-            <w:tcMar>
-              <w:top w:type="dxa" w:w="60"/>
-              <w:left w:type="dxa" w:w="120"/>
-              <w:bottom w:type="dxa" w:w="60"/>
-              <w:right w:type="dxa" w:w="120"/>
-            </w:tcMar>
-            <w:vAlign w:val="top"/>
-          </w:tcPr>
-          <w:p>
-            <w:pPr>
-              <w:spacing w:after="40" w:before="0"/>
-              <w:jc w:val="left"/>
-            </w:pPr>
-            <w:r>
-              <w:rPr>
-                <w:rFonts w:ascii="Arial" w:cs="Arial" w:eastAsia="Arial" w:hAnsi="Arial"/>
-                <w:b/>
-                <w:bCs/>
-                <w:i w:val="false"/>
-                <w:iCs w:val="false"/>
-                <w:color w:val="000000"/>
-                <w:sz w:val="18"/>
-                <w:szCs w:val="18"/>
-              </w:rPr>
-              <w:t xml:space="preserve">Model Building Phase</w:t>
-            </w:r>
-          </w:p>
-          <w:p>
-            <w:pPr>
-              <w:spacing w:after="20" w:before="0"/>
-            </w:pPr>
-            <w:r>
-              <w:rPr>
-                <w:rFonts w:ascii="Arial" w:cs="Arial" w:eastAsia="Arial" w:hAnsi="Arial"/>
-                <w:b/>
-                <w:bCs/>
-                <w:color w:val="1F3864"/>
-                <w:sz w:val="16"/>
-                <w:szCs w:val="16"/>
-              </w:rPr>
-              <w:t xml:space="preserve">📹 VIDEO:</w:t>
-            </w:r>
-          </w:p>
-          <w:p>
-            <w:pPr>
-              <w:spacing w:after="20" w:before="0"/>
-            </w:pPr>
-            <w:hyperlink w:history="1" r:id="rIdnfekjvcqbcm31muetqjtx">
-              <w:r>
-                <w:rPr>
-                  <w:rFonts w:ascii="Arial" w:cs="Arial" w:eastAsia="Arial" w:hAnsi="Arial"/>
-                  <w:color w:val="2E75B6"/>
-                  <w:sz w:val="16"/>
-                  <w:szCs w:val="16"/>
-                  <w:u w:val="single" w:color="2E75B6"/>
-                </w:rPr>
-                <w:t xml:space="preserve">Area of a sector</w:t>
-              </w:r>
-            </w:hyperlink>
-          </w:p>
-          <w:p>
-            <w:pPr>
-              <w:spacing w:after="10" w:before="0"/>
-              <w:ind w:left="120"/>
-            </w:pPr>
-            <w:r>
-              <w:rPr>
-                <w:rFonts w:ascii="Arial" w:cs="Arial" w:eastAsia="Arial" w:hAnsi="Arial"/>
-                <w:color w:val="595959"/>
-                <w:sz w:val="14"/>
-                <w:szCs w:val="14"/>
-              </w:rPr>
-              <w:t xml:space="preserve">Source: Khan Academy (English - US curriculum)</w:t>
-            </w:r>
-          </w:p>
-          <w:p>
-            <w:pPr>
-              <w:spacing w:after="10" w:before="0"/>
-              <w:ind w:left="120"/>
-            </w:pPr>
-            <w:hyperlink w:history="1" r:id="rIdu0h2z5sax4mtne5jrnchm">
-              <w:r>
-                <w:rPr>
-                  <w:rFonts w:ascii="Arial" w:cs="Arial" w:eastAsia="Arial" w:hAnsi="Arial"/>
-                  <w:color w:val="595959"/>
-                  <w:sz w:val="14"/>
-                  <w:szCs w:val="14"/>
-                  <w:u w:val="single" w:color="595959"/>
-                </w:rPr>
-                <w:t xml:space="preserve">🔍 Search ARES for similar videos</w:t>
-              </w:r>
-            </w:hyperlink>
-          </w:p>
-          <w:p>
-            <w:pPr>
-              <w:spacing w:after="40" w:before="0"/>
-            </w:pPr>
-            <w:r>
-              <w:rPr>
-                <w:sz w:val="14"/>
-                <w:szCs w:val="14"/>
-              </w:rPr>
-              <w:t xml:space="preserve"/>
-            </w:r>
-          </w:p>
-          <w:p>
-            <w:pPr>
-              <w:spacing w:after="20" w:before="0"/>
-            </w:pPr>
-            <w:r>
-              <w:rPr>
-                <w:rFonts w:ascii="Arial" w:cs="Arial" w:eastAsia="Arial" w:hAnsi="Arial"/>
-                <w:b/>
-                <w:bCs/>
-                <w:color w:val="1F3864"/>
-                <w:sz w:val="16"/>
-                <w:szCs w:val="16"/>
-              </w:rPr>
-              <w:t xml:space="preserve">📖 HTML:</w:t>
-            </w:r>
-          </w:p>
-          <w:p>
-            <w:pPr>
-              <w:spacing w:after="20" w:before="0"/>
-            </w:pPr>
-            <w:hyperlink w:history="1" r:id="rIdffa-0bjq6q56pnzpilp15">
-              <w:r>
-                <w:rPr>
-                  <w:rFonts w:ascii="Arial" w:cs="Arial" w:eastAsia="Arial" w:hAnsi="Arial"/>
-                  <w:color w:val="2E75B6"/>
-                  <w:sz w:val="16"/>
-                  <w:szCs w:val="16"/>
-                  <w:u w:val="single" w:color="2E75B6"/>
-                </w:rPr>
-                <w:t xml:space="preserve">Central Angles and Arcs (PLIX)</w:t>
-              </w:r>
-            </w:hyperlink>
-          </w:p>
-          <w:p>
-            <w:pPr>
-              <w:spacing w:after="10" w:before="0"/>
-              <w:ind w:left="120"/>
-            </w:pPr>
-            <w:r>
-              <w:rPr>
-                <w:rFonts w:ascii="Arial" w:cs="Arial" w:eastAsia="Arial" w:hAnsi="Arial"/>
-                <w:color w:val="595959"/>
-                <w:sz w:val="14"/>
-                <w:szCs w:val="14"/>
-              </w:rPr>
-              <w:t xml:space="preserve">Source: CK-12</w:t>
-            </w:r>
-          </w:p>
-          <w:p>
-            <w:pPr>
-              <w:spacing w:after="10" w:before="0"/>
-              <w:ind w:left="120"/>
-            </w:pPr>
-            <w:hyperlink w:history="1" r:id="rIdbafkh8f8l4hnok4f3oyeg">
+            <w:hyperlink w:history="1" r:id="rIdsc93kvvvr_imdtl2nmlwm">
               <w:r>
                 <w:rPr>
                   <w:rFonts w:ascii="Arial" w:cs="Arial" w:eastAsia="Arial" w:hAnsi="Arial"/>
@@ -20834,7 +20834,619 @@
             <w:pPr>
               <w:spacing w:after="20" w:before="0"/>
             </w:pPr>
-            <w:hyperlink w:history="1" r:id="rIdzt9zmqh4fsnhrdahliobj">
+            <w:hyperlink w:history="1" r:id="rIdvzllooavbjotz1_lv8ndh">
+              <w:r>
+                <w:rPr>
+                  <w:rFonts w:ascii="Arial" w:cs="Arial" w:eastAsia="Arial" w:hAnsi="Arial"/>
+                  <w:color w:val="2E75B6"/>
+                  <w:sz w:val="16"/>
+                  <w:szCs w:val="16"/>
+                  <w:u w:val="single" w:color="2E75B6"/>
+                </w:rPr>
+                <w:t xml:space="preserve">Area of a circle intuition</w:t>
+              </w:r>
+            </w:hyperlink>
+          </w:p>
+          <w:p>
+            <w:pPr>
+              <w:spacing w:after="10" w:before="0"/>
+              <w:ind w:left="120"/>
+            </w:pPr>
+            <w:r>
+              <w:rPr>
+                <w:rFonts w:ascii="Arial" w:cs="Arial" w:eastAsia="Arial" w:hAnsi="Arial"/>
+                <w:color w:val="595959"/>
+                <w:sz w:val="14"/>
+                <w:szCs w:val="14"/>
+              </w:rPr>
+              <w:t xml:space="preserve">Source: Khan Academy (English - US curriculum)</w:t>
+            </w:r>
+          </w:p>
+          <w:p>
+            <w:pPr>
+              <w:spacing w:after="10" w:before="0"/>
+              <w:ind w:left="120"/>
+            </w:pPr>
+            <w:hyperlink w:history="1" r:id="rIdd8xrejqs3mdhvn00rc291">
+              <w:r>
+                <w:rPr>
+                  <w:rFonts w:ascii="Arial" w:cs="Arial" w:eastAsia="Arial" w:hAnsi="Arial"/>
+                  <w:color w:val="595959"/>
+                  <w:sz w:val="14"/>
+                  <w:szCs w:val="14"/>
+                  <w:u w:val="single" w:color="595959"/>
+                </w:rPr>
+                <w:t xml:space="preserve">🔍 Search ARES for similar videos</w:t>
+              </w:r>
+            </w:hyperlink>
+          </w:p>
+          <w:p>
+            <w:pPr>
+              <w:spacing w:after="40" w:before="0"/>
+            </w:pPr>
+            <w:r>
+              <w:rPr>
+                <w:sz w:val="14"/>
+                <w:szCs w:val="14"/>
+              </w:rPr>
+              <w:t xml:space="preserve"/>
+            </w:r>
+          </w:p>
+          <w:p>
+            <w:pPr>
+              <w:spacing w:after="20" w:before="0"/>
+            </w:pPr>
+            <w:r>
+              <w:rPr>
+                <w:rFonts w:ascii="Arial" w:cs="Arial" w:eastAsia="Arial" w:hAnsi="Arial"/>
+                <w:b/>
+                <w:bCs/>
+                <w:color w:val="1F3864"/>
+                <w:sz w:val="16"/>
+                <w:szCs w:val="16"/>
+              </w:rPr>
+              <w:t xml:space="preserve">📖 HTML:</w:t>
+            </w:r>
+          </w:p>
+          <w:p>
+            <w:pPr>
+              <w:spacing w:after="20" w:before="0"/>
+            </w:pPr>
+            <w:hyperlink w:history="1" r:id="rIdqvwl-zs_lzquemhswhpys">
+              <w:r>
+                <w:rPr>
+                  <w:rFonts w:ascii="Arial" w:cs="Arial" w:eastAsia="Arial" w:hAnsi="Arial"/>
+                  <w:color w:val="2E75B6"/>
+                  <w:sz w:val="16"/>
+                  <w:szCs w:val="16"/>
+                  <w:u w:val="single" w:color="2E75B6"/>
+                </w:rPr>
+                <w:t xml:space="preserve">Area of Sectors and Segments (Flexbook)</w:t>
+              </w:r>
+            </w:hyperlink>
+          </w:p>
+          <w:p>
+            <w:pPr>
+              <w:spacing w:after="10" w:before="0"/>
+              <w:ind w:left="120"/>
+            </w:pPr>
+            <w:r>
+              <w:rPr>
+                <w:rFonts w:ascii="Arial" w:cs="Arial" w:eastAsia="Arial" w:hAnsi="Arial"/>
+                <w:color w:val="595959"/>
+                <w:sz w:val="14"/>
+                <w:szCs w:val="14"/>
+              </w:rPr>
+              <w:t xml:space="preserve">Source: CK-12</w:t>
+            </w:r>
+          </w:p>
+          <w:p>
+            <w:pPr>
+              <w:spacing w:after="10" w:before="0"/>
+              <w:ind w:left="120"/>
+            </w:pPr>
+            <w:hyperlink w:history="1" r:id="rIdgk41uwu7ahkmel9x6m3xq">
+              <w:r>
+                <w:rPr>
+                  <w:rFonts w:ascii="Arial" w:cs="Arial" w:eastAsia="Arial" w:hAnsi="Arial"/>
+                  <w:color w:val="595959"/>
+                  <w:sz w:val="14"/>
+                  <w:szCs w:val="14"/>
+                  <w:u w:val="single" w:color="595959"/>
+                </w:rPr>
+                <w:t xml:space="preserve">🔍 Search ARES for similar readings</w:t>
+              </w:r>
+            </w:hyperlink>
+          </w:p>
+        </w:tc>
+        <w:tc>
+          <w:tcPr>
+            <w:tcW w:type="dxa" w:w="3040"/>
+            <w:shd w:fill="FFFFFF" w:color="auto" w:val="clear"/>
+            <w:tcMar>
+              <w:top w:type="dxa" w:w="60"/>
+              <w:left w:type="dxa" w:w="120"/>
+              <w:bottom w:type="dxa" w:w="60"/>
+              <w:right w:type="dxa" w:w="120"/>
+            </w:tcMar>
+            <w:vAlign w:val="top"/>
+          </w:tcPr>
+          <w:p>
+            <w:pPr>
+              <w:spacing w:after="40" w:before="0"/>
+              <w:jc w:val="left"/>
+            </w:pPr>
+            <w:r>
+              <w:rPr>
+                <w:rFonts w:ascii="Arial" w:cs="Arial" w:eastAsia="Arial" w:hAnsi="Arial"/>
+                <w:b w:val="false"/>
+                <w:bCs w:val="false"/>
+                <w:i w:val="false"/>
+                <w:iCs w:val="false"/>
+                <w:color w:val="000000"/>
+                <w:sz w:val="18"/>
+                <w:szCs w:val="18"/>
+              </w:rPr>
+              <w:t xml:space="preserve">Learners are shown a large diagram on the board: a circle of radius 14 cm with a chord drawn across it, shading only the smaller region between the chord and the arc (a minor segment). The teacher reminds learners of the mama mboga scenario: 'She cuts a watermelon and the rind falls away. The customer receives only the red flesh — this shaded region.' Learners individually write a prediction in their exercise books: (a) Is the shaded segment larger or smaller than the sector with the same angle? (b) Estimate the area of the segment if the sector angle is 60° and r = 14 cm. They share predictions with a shoulder partner (Think-Pair-Share, 2 minutes). Three pairs are cold-called to share their estimates.</w:t>
+            </w:r>
+          </w:p>
+        </w:tc>
+        <w:tc>
+          <w:tcPr>
+            <w:tcW w:type="dxa" w:w="3040"/>
+            <w:shd w:fill="F2F2F2" w:color="auto" w:val="clear"/>
+            <w:tcMar>
+              <w:top w:type="dxa" w:w="60"/>
+              <w:left w:type="dxa" w:w="120"/>
+              <w:bottom w:type="dxa" w:w="60"/>
+              <w:right w:type="dxa" w:w="120"/>
+            </w:tcMar>
+            <w:vAlign w:val="top"/>
+          </w:tcPr>
+          <w:p>
+            <w:pPr>
+              <w:spacing w:after="40" w:before="0"/>
+              <w:jc w:val="left"/>
+            </w:pPr>
+            <w:r>
+              <w:rPr>
+                <w:rFonts w:ascii="Arial" w:cs="Arial" w:eastAsia="Arial" w:hAnsi="Arial"/>
+                <w:b w:val="false"/>
+                <w:bCs w:val="false"/>
+                <w:i w:val="false"/>
+                <w:iCs w:val="false"/>
+                <w:color w:val="000000"/>
+                <w:sz w:val="18"/>
+                <w:szCs w:val="18"/>
+              </w:rPr>
+              <w:t xml:space="preserve">Display the diagram using a poster or drawn clearly on the board. Say: 'Look carefully at the shaded region. This is the piece of watermelon the customer receives after the rind is cut away. In your books, write: is this region bigger or smaller than the full sector wedge? Then estimate its area — your best mathematical guess — if r = 14 cm and the sector angle is 60°. You have 3 minutes working alone.' [WAIT 3 minutes.] 'Now share with your shoulder partner. Do you agree?' [WAIT 1 minute.] Cold-call exactly 3 pairs using the register: 'Pair 4 — Akinyi and Otieno — what did you predict and why?' After each response, probe: 'What formula or reasoning did you use to arrive at that estimate?' [WAIT 10 seconds after each probe before accepting responses.] Record the range of estimates on the board without confirming or denying correctness: 'We have predictions from ____ cm² to ____ cm². Let us find out who is closest and why.'</w:t>
+            </w:r>
+          </w:p>
+        </w:tc>
+        <w:tc>
+          <w:tcPr>
+            <w:tcW w:type="dxa" w:w="3040"/>
+            <w:shd w:fill="FFFFFF" w:color="auto" w:val="clear"/>
+            <w:tcMar>
+              <w:top w:type="dxa" w:w="60"/>
+              <w:left w:type="dxa" w:w="120"/>
+              <w:bottom w:type="dxa" w:w="60"/>
+              <w:right w:type="dxa" w:w="120"/>
+            </w:tcMar>
+            <w:vAlign w:val="top"/>
+          </w:tcPr>
+          <w:p>
+            <w:pPr>
+              <w:spacing w:after="40" w:before="0"/>
+              <w:jc w:val="left"/>
+            </w:pPr>
+            <w:r>
+              <w:rPr>
+                <w:rFonts w:ascii="Arial" w:cs="Arial" w:eastAsia="Arial" w:hAnsi="Arial"/>
+                <w:b w:val="false"/>
+                <w:bCs w:val="false"/>
+                <w:i w:val="false"/>
+                <w:iCs w:val="false"/>
+                <w:color w:val="000000"/>
+                <w:sz w:val="18"/>
+                <w:szCs w:val="18"/>
+              </w:rPr>
+              <w:t xml:space="preserve">Think-Pair-Share with anchored estimation. This activates learners' prior knowledge of sector area (Lessons 4–6) and surfaces the key misconception that a segment is simply a smaller sector. By estimating before calculating, learners create cognitive dissonance that motivates the observation phase.</w:t>
+            </w:r>
+          </w:p>
+        </w:tc>
+        <w:tc>
+          <w:tcPr>
+            <w:tcW w:type="dxa" w:w="3040"/>
+            <w:shd w:fill="F2F2F2" w:color="auto" w:val="clear"/>
+            <w:tcMar>
+              <w:top w:type="dxa" w:w="60"/>
+              <w:left w:type="dxa" w:w="120"/>
+              <w:bottom w:type="dxa" w:w="60"/>
+              <w:right w:type="dxa" w:w="120"/>
+            </w:tcMar>
+            <w:vAlign w:val="top"/>
+          </w:tcPr>
+          <w:p>
+            <w:pPr>
+              <w:spacing w:after="40" w:before="0"/>
+              <w:jc w:val="left"/>
+            </w:pPr>
+            <w:r>
+              <w:rPr>
+                <w:rFonts w:ascii="Arial" w:cs="Arial" w:eastAsia="Arial" w:hAnsi="Arial"/>
+                <w:b w:val="false"/>
+                <w:bCs w:val="false"/>
+                <w:i w:val="false"/>
+                <w:iCs w:val="false"/>
+                <w:color w:val="000000"/>
+                <w:sz w:val="18"/>
+                <w:szCs w:val="18"/>
+              </w:rPr>
+              <w:t xml:space="preserve">Observable indicator: learners write a numerical estimate (not just 'smaller'). Listen for whether learners attempt to use the sector formula — this reveals whether sector area from Lessons 4–6 has been consolidated. Flag any learner who writes 'area = arc length × r' — this confuses arc and area and needs targeted correction in Phase 3.</w:t>
+            </w:r>
+          </w:p>
+        </w:tc>
+      </w:tr>
+      <w:tr>
+        <w:tc>
+          <w:tcPr>
+            <w:tcW w:type="dxa" w:w="1520"/>
+            <w:shd w:fill="D9EEF1" w:color="auto" w:val="clear"/>
+            <w:tcMar>
+              <w:top w:type="dxa" w:w="60"/>
+              <w:left w:type="dxa" w:w="120"/>
+              <w:bottom w:type="dxa" w:w="60"/>
+              <w:right w:type="dxa" w:w="120"/>
+            </w:tcMar>
+            <w:vAlign w:val="top"/>
+          </w:tcPr>
+          <w:p>
+            <w:pPr>
+              <w:spacing w:after="40" w:before="0"/>
+              <w:jc w:val="left"/>
+            </w:pPr>
+            <w:r>
+              <w:rPr>
+                <w:rFonts w:ascii="Arial" w:cs="Arial" w:eastAsia="Arial" w:hAnsi="Arial"/>
+                <w:b/>
+                <w:bCs/>
+                <w:i w:val="false"/>
+                <w:iCs w:val="false"/>
+                <w:color w:val="000000"/>
+                <w:sz w:val="18"/>
+                <w:szCs w:val="18"/>
+              </w:rPr>
+              <w:t xml:space="preserve">Observe Phase</w:t>
+            </w:r>
+          </w:p>
+          <w:p>
+            <w:pPr>
+              <w:spacing w:after="20" w:before="0"/>
+            </w:pPr>
+            <w:r>
+              <w:rPr>
+                <w:rFonts w:ascii="Arial" w:cs="Arial" w:eastAsia="Arial" w:hAnsi="Arial"/>
+                <w:b/>
+                <w:bCs/>
+                <w:color w:val="1F3864"/>
+                <w:sz w:val="16"/>
+                <w:szCs w:val="16"/>
+              </w:rPr>
+              <w:t xml:space="preserve">📹 VIDEO:</w:t>
+            </w:r>
+          </w:p>
+          <w:p>
+            <w:pPr>
+              <w:spacing w:after="20" w:before="0"/>
+            </w:pPr>
+            <w:hyperlink w:history="1" r:id="rId0ti81ekyih3mpuabo1_kd">
+              <w:r>
+                <w:rPr>
+                  <w:rFonts w:ascii="Arial" w:cs="Arial" w:eastAsia="Arial" w:hAnsi="Arial"/>
+                  <w:color w:val="2E75B6"/>
+                  <w:sz w:val="16"/>
+                  <w:szCs w:val="16"/>
+                  <w:u w:val="single" w:color="2E75B6"/>
+                </w:rPr>
+                <w:t xml:space="preserve">Area of a circle</w:t>
+              </w:r>
+            </w:hyperlink>
+          </w:p>
+          <w:p>
+            <w:pPr>
+              <w:spacing w:after="10" w:before="0"/>
+              <w:ind w:left="120"/>
+            </w:pPr>
+            <w:r>
+              <w:rPr>
+                <w:rFonts w:ascii="Arial" w:cs="Arial" w:eastAsia="Arial" w:hAnsi="Arial"/>
+                <w:color w:val="595959"/>
+                <w:sz w:val="14"/>
+                <w:szCs w:val="14"/>
+              </w:rPr>
+              <w:t xml:space="preserve">Source: Khan Academy (English - US curriculum)</w:t>
+            </w:r>
+          </w:p>
+          <w:p>
+            <w:pPr>
+              <w:spacing w:after="10" w:before="0"/>
+              <w:ind w:left="120"/>
+            </w:pPr>
+            <w:hyperlink w:history="1" r:id="rId5ecqiicbdxihg3be-ngfi">
+              <w:r>
+                <w:rPr>
+                  <w:rFonts w:ascii="Arial" w:cs="Arial" w:eastAsia="Arial" w:hAnsi="Arial"/>
+                  <w:color w:val="595959"/>
+                  <w:sz w:val="14"/>
+                  <w:szCs w:val="14"/>
+                  <w:u w:val="single" w:color="595959"/>
+                </w:rPr>
+                <w:t xml:space="preserve">🔍 Search ARES for similar videos</w:t>
+              </w:r>
+            </w:hyperlink>
+          </w:p>
+          <w:p>
+            <w:pPr>
+              <w:spacing w:after="40" w:before="0"/>
+            </w:pPr>
+            <w:r>
+              <w:rPr>
+                <w:sz w:val="14"/>
+                <w:szCs w:val="14"/>
+              </w:rPr>
+              <w:t xml:space="preserve"/>
+            </w:r>
+          </w:p>
+          <w:p>
+            <w:pPr>
+              <w:spacing w:after="20" w:before="0"/>
+            </w:pPr>
+            <w:r>
+              <w:rPr>
+                <w:rFonts w:ascii="Arial" w:cs="Arial" w:eastAsia="Arial" w:hAnsi="Arial"/>
+                <w:b/>
+                <w:bCs/>
+                <w:color w:val="1F3864"/>
+                <w:sz w:val="16"/>
+                <w:szCs w:val="16"/>
+              </w:rPr>
+              <w:t xml:space="preserve">📖 EXERCISE:</w:t>
+            </w:r>
+          </w:p>
+          <w:p>
+            <w:pPr>
+              <w:spacing w:after="20" w:before="0"/>
+            </w:pPr>
+            <w:hyperlink w:history="1" r:id="rIdjawj86lwqnnu_3esbewiw">
+              <w:r>
+                <w:rPr>
+                  <w:rFonts w:ascii="Arial" w:cs="Arial" w:eastAsia="Arial" w:hAnsi="Arial"/>
+                  <w:color w:val="2E75B6"/>
+                  <w:sz w:val="16"/>
+                  <w:szCs w:val="16"/>
+                  <w:u w:val="single" w:color="2E75B6"/>
+                </w:rPr>
+                <w:t xml:space="preserve">Area of Sectors and Segments Practice</w:t>
+              </w:r>
+            </w:hyperlink>
+          </w:p>
+          <w:p>
+            <w:pPr>
+              <w:spacing w:after="10" w:before="0"/>
+              <w:ind w:left="120"/>
+            </w:pPr>
+            <w:r>
+              <w:rPr>
+                <w:rFonts w:ascii="Arial" w:cs="Arial" w:eastAsia="Arial" w:hAnsi="Arial"/>
+                <w:color w:val="595959"/>
+                <w:sz w:val="14"/>
+                <w:szCs w:val="14"/>
+              </w:rPr>
+              <w:t xml:space="preserve">Source: CK-12</w:t>
+            </w:r>
+          </w:p>
+          <w:p>
+            <w:pPr>
+              <w:spacing w:after="10" w:before="0"/>
+              <w:ind w:left="120"/>
+            </w:pPr>
+            <w:hyperlink w:history="1" r:id="rIdws65zcqc6akue5pimcrbp">
+              <w:r>
+                <w:rPr>
+                  <w:rFonts w:ascii="Arial" w:cs="Arial" w:eastAsia="Arial" w:hAnsi="Arial"/>
+                  <w:color w:val="595959"/>
+                  <w:sz w:val="14"/>
+                  <w:szCs w:val="14"/>
+                  <w:u w:val="single" w:color="595959"/>
+                </w:rPr>
+                <w:t xml:space="preserve">🔍 Search ARES for similar readings</w:t>
+              </w:r>
+            </w:hyperlink>
+          </w:p>
+        </w:tc>
+        <w:tc>
+          <w:tcPr>
+            <w:tcW w:type="dxa" w:w="3040"/>
+            <w:shd w:fill="FFFFFF" w:color="auto" w:val="clear"/>
+            <w:tcMar>
+              <w:top w:type="dxa" w:w="60"/>
+              <w:left w:type="dxa" w:w="120"/>
+              <w:bottom w:type="dxa" w:w="60"/>
+              <w:right w:type="dxa" w:w="120"/>
+            </w:tcMar>
+            <w:vAlign w:val="top"/>
+          </w:tcPr>
+          <w:p>
+            <w:pPr>
+              <w:spacing w:after="40" w:before="0"/>
+              <w:jc w:val="left"/>
+            </w:pPr>
+            <w:r>
+              <w:rPr>
+                <w:rFonts w:ascii="Arial" w:cs="Arial" w:eastAsia="Arial" w:hAnsi="Arial"/>
+                <w:b w:val="false"/>
+                <w:bCs w:val="false"/>
+                <w:i w:val="false"/>
+                <w:iCs w:val="false"/>
+                <w:color w:val="000000"/>
+                <w:sz w:val="18"/>
+                <w:szCs w:val="18"/>
+              </w:rPr>
+              <w:t xml:space="preserve">Activity 1 — Cut-Out Decomposition (30 min, groups of 4): Each group receives a pre-drawn circle of radius 14 cm on card, with a sector of 60° clearly marked and a chord connecting the two radii endpoints. Learners label the parts: sector OAB, triangle OAB, and segment AB (the region between chord AB and arc AB). Step 1: Learners cut out the full sector. Step 2: They fold/cut along the chord to separate the triangle from the segment. Step 3: They calculate the sector area using (θ/360)πr² = (60/360) × π × 14² ≈ 102.6 cm². Step 4: They calculate the area of triangle OAB using ½r²sinθ = ½ × 14² × sin60° ≈ 84.9 cm². Step 5: They find segment area = 102.6 − 84.9 = 17.7 cm². Step 6: They physically place the triangle cut-out on the segment to verify that the triangle is larger. Activity 2 — Data Table (10 min): Each group completes a table for three different angles (60°, 90°, 120°) at r = 14 cm, recording: Sector Area, Triangle Area, Segment Area. Groups record results on a shared class table drawn on the board.</w:t>
+            </w:r>
+          </w:p>
+        </w:tc>
+        <w:tc>
+          <w:tcPr>
+            <w:tcW w:type="dxa" w:w="3040"/>
+            <w:shd w:fill="F2F2F2" w:color="auto" w:val="clear"/>
+            <w:tcMar>
+              <w:top w:type="dxa" w:w="60"/>
+              <w:left w:type="dxa" w:w="120"/>
+              <w:bottom w:type="dxa" w:w="60"/>
+              <w:right w:type="dxa" w:w="120"/>
+            </w:tcMar>
+            <w:vAlign w:val="top"/>
+          </w:tcPr>
+          <w:p>
+            <w:pPr>
+              <w:spacing w:after="40" w:before="0"/>
+              <w:jc w:val="left"/>
+            </w:pPr>
+            <w:r>
+              <w:rPr>
+                <w:rFonts w:ascii="Arial" w:cs="Arial" w:eastAsia="Arial" w:hAnsi="Arial"/>
+                <w:b w:val="false"/>
+                <w:bCs w:val="false"/>
+                <w:i w:val="false"/>
+                <w:iCs w:val="false"/>
+                <w:color w:val="000000"/>
+                <w:sz w:val="18"/>
+                <w:szCs w:val="18"/>
+              </w:rPr>
+              <w:t xml:space="preserve">Distribute materials (pre-drawn card circles, scissors, rulers, calculators) and say: 'Today you will physically decompose a sector into two parts: a triangle and a segment. Your job is to find the area of just the curved piece — the red flesh of the watermelon, after the rind is gone.' Walk group to group every 4 minutes. At each group, ask: 'Point to the segment. Now point to the triangle. Which is bigger?' [WAIT 10 seconds.] If a group is stuck on the triangle area, prompt: 'We calculated the area of a triangle given two sides and an included angle in Sub-Strand 2.4. What was that formula?' [WAIT 15 seconds — do NOT supply the answer immediately.] When groups finish Step 5, ask: 'Does your segment area match your Phase 1 prediction? Why or why not?' [WAIT 10 seconds.] For the class data table, cold-call one representative from 4 different groups to fill in one row each. Say: 'Amina from Group 3, please write your 90° results on the board.' After all rows are filled, ask the class: 'What pattern do you notice as the angle increases? Does the segment always grow at the same rate as the sector?' [WAIT 15 seconds before cold-calling 2 learners.]</w:t>
+            </w:r>
+          </w:p>
+        </w:tc>
+        <w:tc>
+          <w:tcPr>
+            <w:tcW w:type="dxa" w:w="3040"/>
+            <w:shd w:fill="FFFFFF" w:color="auto" w:val="clear"/>
+            <w:tcMar>
+              <w:top w:type="dxa" w:w="60"/>
+              <w:left w:type="dxa" w:w="120"/>
+              <w:bottom w:type="dxa" w:w="60"/>
+              <w:right w:type="dxa" w:w="120"/>
+            </w:tcMar>
+            <w:vAlign w:val="top"/>
+          </w:tcPr>
+          <w:p>
+            <w:pPr>
+              <w:spacing w:after="40" w:before="0"/>
+              <w:jc w:val="left"/>
+            </w:pPr>
+            <w:r>
+              <w:rPr>
+                <w:rFonts w:ascii="Arial" w:cs="Arial" w:eastAsia="Arial" w:hAnsi="Arial"/>
+                <w:b w:val="false"/>
+                <w:bCs w:val="false"/>
+                <w:i w:val="false"/>
+                <w:iCs w:val="false"/>
+                <w:color w:val="000000"/>
+                <w:sz w:val="18"/>
+                <w:szCs w:val="18"/>
+              </w:rPr>
+              <w:t xml:space="preserve">Concrete decomposition (cut-and-separate). Making the abstract formula tactile — physically separating the triangle from the segment — gives learners a concrete referent for the operation 'sector minus triangle.' The shared class data table introduces co-construction of evidence, a key NGSS science and engineering practice (Analysing and Interpreting Data). Learners see that the segment grows nonlinearly with angle because sinθ is not linear.</w:t>
+            </w:r>
+          </w:p>
+        </w:tc>
+        <w:tc>
+          <w:tcPr>
+            <w:tcW w:type="dxa" w:w="3040"/>
+            <w:shd w:fill="F2F2F2" w:color="auto" w:val="clear"/>
+            <w:tcMar>
+              <w:top w:type="dxa" w:w="60"/>
+              <w:left w:type="dxa" w:w="120"/>
+              <w:bottom w:type="dxa" w:w="60"/>
+              <w:right w:type="dxa" w:w="120"/>
+            </w:tcMar>
+            <w:vAlign w:val="top"/>
+          </w:tcPr>
+          <w:p>
+            <w:pPr>
+              <w:spacing w:after="40" w:before="0"/>
+              <w:jc w:val="left"/>
+            </w:pPr>
+            <w:r>
+              <w:rPr>
+                <w:rFonts w:ascii="Arial" w:cs="Arial" w:eastAsia="Arial" w:hAnsi="Arial"/>
+                <w:b w:val="false"/>
+                <w:bCs w:val="false"/>
+                <w:i w:val="false"/>
+                <w:iCs w:val="false"/>
+                <w:color w:val="000000"/>
+                <w:sz w:val="18"/>
+                <w:szCs w:val="18"/>
+              </w:rPr>
+              <w:t xml:space="preserve">Observable indicators: (a) Every group can correctly label the segment vs. the sector vs. the triangle on their cut-out (check by circulating). (b) Every learner records a numeric segment area for at least one angle in the data table. (c) Listen for the phrase 'sector minus triangle' — if groups say 'sector minus arc,' intervene immediately: 'An arc is a length, not an area. What shape are you subtracting?' Red flag: groups who subtract arc length from sector area. These learners need the Phase 3 explicit instruction most urgently — note their names.</w:t>
+            </w:r>
+          </w:p>
+        </w:tc>
+      </w:tr>
+      <w:tr>
+        <w:tc>
+          <w:tcPr>
+            <w:tcW w:type="dxa" w:w="1520"/>
+            <w:shd w:fill="E2EFDA" w:color="auto" w:val="clear"/>
+            <w:tcMar>
+              <w:top w:type="dxa" w:w="60"/>
+              <w:left w:type="dxa" w:w="120"/>
+              <w:bottom w:type="dxa" w:w="60"/>
+              <w:right w:type="dxa" w:w="120"/>
+            </w:tcMar>
+            <w:vAlign w:val="top"/>
+          </w:tcPr>
+          <w:p>
+            <w:pPr>
+              <w:spacing w:after="40" w:before="0"/>
+              <w:jc w:val="left"/>
+            </w:pPr>
+            <w:r>
+              <w:rPr>
+                <w:rFonts w:ascii="Arial" w:cs="Arial" w:eastAsia="Arial" w:hAnsi="Arial"/>
+                <w:b/>
+                <w:bCs/>
+                <w:i w:val="false"/>
+                <w:iCs w:val="false"/>
+                <w:color w:val="000000"/>
+                <w:sz w:val="18"/>
+                <w:szCs w:val="18"/>
+              </w:rPr>
+              <w:t xml:space="preserve">Explain Phase</w:t>
+            </w:r>
+          </w:p>
+          <w:p>
+            <w:pPr>
+              <w:spacing w:after="20" w:before="0"/>
+            </w:pPr>
+            <w:r>
+              <w:rPr>
+                <w:rFonts w:ascii="Arial" w:cs="Arial" w:eastAsia="Arial" w:hAnsi="Arial"/>
+                <w:b/>
+                <w:bCs/>
+                <w:color w:val="1F3864"/>
+                <w:sz w:val="16"/>
+                <w:szCs w:val="16"/>
+              </w:rPr>
+              <w:t xml:space="preserve">📹 VIDEO:</w:t>
+            </w:r>
+          </w:p>
+          <w:p>
+            <w:pPr>
+              <w:spacing w:after="20" w:before="0"/>
+            </w:pPr>
+            <w:hyperlink w:history="1" r:id="rIdjyesunwq3plhyncnyeoui">
               <w:r>
                 <w:rPr>
                   <w:rFonts w:ascii="Arial" w:cs="Arial" w:eastAsia="Arial" w:hAnsi="Arial"/>
@@ -20867,7 +21479,7 @@
               <w:spacing w:after="10" w:before="0"/>
               <w:ind w:left="120"/>
             </w:pPr>
-            <w:hyperlink w:history="1" r:id="rIdyvv0gchaw1bxettp4hozs">
+            <w:hyperlink w:history="1" r:id="rIdzha9fy2dezpasaepp90yg">
               <w:r>
                 <w:rPr>
                   <w:rFonts w:ascii="Arial" w:cs="Arial" w:eastAsia="Arial" w:hAnsi="Arial"/>
@@ -20912,7 +21524,7 @@
             <w:pPr>
               <w:spacing w:after="20" w:before="0"/>
             </w:pPr>
-            <w:hyperlink w:history="1" r:id="rIdym3dvzpel9m7viocuckpt">
+            <w:hyperlink w:history="1" r:id="rIdd0jnykwl8rut07bmdfy71">
               <w:r>
                 <w:rPr>
                   <w:rFonts w:ascii="Arial" w:cs="Arial" w:eastAsia="Arial" w:hAnsi="Arial"/>
@@ -20921,7 +21533,7 @@
                   <w:szCs w:val="16"/>
                   <w:u w:val="single" w:color="2E75B6"/>
                 </w:rPr>
-                <w:t xml:space="preserve">Area of Sectors and Segments (Flexbook)</w:t>
+                <w:t xml:space="preserve">Area of Sectors and Segments: Ms. Arcade-Man (PLIX)</w:t>
               </w:r>
             </w:hyperlink>
           </w:p>
@@ -20945,7 +21557,7 @@
               <w:spacing w:after="10" w:before="0"/>
               <w:ind w:left="120"/>
             </w:pPr>
-            <w:hyperlink w:history="1" r:id="rIdjmxzjabjefqkju2esurwh">
+            <w:hyperlink w:history="1" r:id="rIdggxds5lbbeitcwzxlueac">
               <w:r>
                 <w:rPr>
                   <w:rFonts w:ascii="Arial" w:cs="Arial" w:eastAsia="Arial" w:hAnsi="Arial"/>
@@ -20987,7 +21599,7 @@
                 <w:sz w:val="18"/>
                 <w:szCs w:val="18"/>
               </w:rPr>
-              <w:t xml:space="preserve">Learners are shown a large diagram on the board: a circle of radius 14 cm with a chord drawn across it, shading only the smaller region between the chord and the arc (a minor segment). The teacher reminds learners of the mama mboga scenario: 'She cuts a watermelon and the rind falls away. The customer receives only the red flesh — this shaded region.' Learners individually write a prediction in their exercise books: (a) Is the shaded segment larger or smaller than the sector with the same angle? (b) Estimate the area of the segment if the sector angle is 60° and r = 14 cm. They share predictions with a shoulder partner (Think-Pair-Share, 2 minutes). Three pairs are cold-called to share their estimates.</w:t>
+              <w:t xml:space="preserve">Learners return to whole class. The teacher derives the segment area formula explicitly on the board, connecting each step to the cut-out. Learners copy into their books and then solve two worked examples independently before a peer-check. Worked Example 1 (Wakulima context): A watermelon of radius 21 cm is cut with a chord so that the sector angle is 90°. Calculate the area of the segment (the red flesh). Answer: Sector = (90/360) × π × 21² = 346.4 cm²; Triangle = ½ × 21² × sin90° = ½ × 441 × 1 = 220.5 cm²; Segment = 346.4 − 220.5 = 125.9 cm². Worked Example 2 (Design context): A circular window of radius 10 cm has a decorative segment with a 120° arc. Find the segment area. Answer: Sector = (120/360) × π × 100 = 104.7 cm²; Triangle = ½ × 100 × sin120° = 50 × 0.866 = 43.3 cm²; Segment = 104.7 − 43.3 = 61.4 cm². Learners then solve a third problem independently: a chapati of radius 12 cm is cut with a chord at 80°. Find the segment area. After 5 minutes, they swap books with a partner for peer-marking using the board solution.</w:t>
             </w:r>
           </w:p>
         </w:tc>
@@ -21019,7 +21631,7 @@
                 <w:sz w:val="18"/>
                 <w:szCs w:val="18"/>
               </w:rPr>
-              <w:t xml:space="preserve">Display the diagram using a poster or drawn clearly on the board. Say: 'Look carefully at the shaded region. This is the piece of watermelon the customer receives after the rind is cut away. In your books, write: is this region bigger or smaller than the full sector wedge? Then estimate its area — your best mathematical guess — if r = 14 cm and the sector angle is 60°. You have 3 minutes working alone.' [WAIT 3 minutes.] 'Now share with your shoulder partner. Do you agree?' [WAIT 1 minute.] Cold-call exactly 3 pairs using the register: 'Pair 4 — Akinyi and Otieno — what did you predict and why?' After each response, probe: 'What formula or reasoning did you use to arrive at that estimate?' [WAIT 10 seconds after each probe before accepting responses.] Record the range of estimates on the board without confirming or denying correctness: 'We have predictions from ____ cm² to ____ cm². Let us find out who is closest and why.'</w:t>
+              <w:t xml:space="preserve">Begin by connecting to the cut-out: 'We physically separated the sector into a triangle and a segment. The formula simply does that subtraction mathematically.' Write on the board step by step: 'Area of segment = Area of sector − Area of triangle.' Then: 'Area of sector = (θ/360) × π × r².' Then: 'Area of triangle OAB = ½ × r × r × sinθ = ½r²sinθ.' Then: 'Therefore: Area of segment = (θ/360)πr² − ½r²sinθ.' Box this formula. Say: 'This is the core formula for today. Write it, box it, and label every variable.' [WAIT 1 minute for all learners to write.] Work through Example 1 aloud, pausing at each substitution: 'What is θ here? What is r? What do I substitute into the sector formula first?' [WAIT 10 seconds after each question before cold-calling — cold-call 3 different learners across Example 1.] For Example 2, do the sector step only, then say: 'You complete the triangle step and the subtraction — 2 minutes, alone.' [WAIT 2 minutes.] Cold-call 2 learners to give the triangle area and the final answer. For the independent chapati problem, say: 'Work entirely alone. Show every step. You have 5 minutes.' [WAIT 5 minutes strictly.] Then: 'Swap books. Mark your partner's work as I reveal the solution. Write one thing they did well and one thing to improve.'</w:t>
             </w:r>
           </w:p>
         </w:tc>
@@ -21051,7 +21663,7 @@
                 <w:sz w:val="18"/>
                 <w:szCs w:val="18"/>
               </w:rPr>
-              <w:t xml:space="preserve">Think-Pair-Share with anchored estimation. This activates learners' prior knowledge of sector area (Lessons 4–6) and surfaces the key misconception that a segment is simply a smaller sector. By estimating before calculating, learners create cognitive dissonance that motivates the observation phase.</w:t>
+              <w:t xml:space="preserve">Explicit formula derivation anchored to the physical model (NGSS: Developing and Using Models). By connecting the algebraic formula to the physical cut-out, the teacher bridges concrete and abstract representations. Peer-marking builds metacognitive awareness and communication skills (KICD Core Competency: Communication and Collaboration). The Kenyan food contexts (watermelon, chapati) maintain the phenomenon thread throughout.</w:t>
             </w:r>
           </w:p>
         </w:tc>
@@ -21083,7 +21695,7 @@
                 <w:sz w:val="18"/>
                 <w:szCs w:val="18"/>
               </w:rPr>
-              <w:t xml:space="preserve">Observable indicator: learners write a numerical estimate (not just 'smaller'). Listen for whether learners attempt to use the sector formula — this reveals whether sector area from Lessons 4–6 has been consolidated. Flag any learner who writes 'area = arc length × r' — this confuses arc and area and needs targeted correction in Phase 3.</w:t>
+              <w:t xml:space="preserve">Observable indicators: (a) Every learner's book contains the boxed formula with all variables labelled. (b) During the independent chapati problem, circulate and check that learners are using ½r²sinθ for the triangle (not ½ × base × height, which requires additional steps). (c) During peer-marking, listen for disagreements — these reveal common errors (e.g., forgetting to convert degrees to the correct trig input, or subtracting sector from triangle instead of the reverse). Cold-call one pair where the marker identified an error and ask: 'What mistake did you spot and how should it be corrected?'</w:t>
             </w:r>
           </w:p>
         </w:tc>
@@ -21092,32 +21704,32 @@
         <w:tc>
           <w:tcPr>
             <w:tcW w:type="dxa" w:w="1520"/>
-            <w:shd w:fill="D9EEF1" w:color="auto" w:val="clear"/>
-            <w:tcMar>
-              <w:top w:type="dxa" w:w="60"/>
-              <w:left w:type="dxa" w:w="120"/>
-              <w:bottom w:type="dxa" w:w="60"/>
-              <w:right w:type="dxa" w:w="120"/>
-            </w:tcMar>
-            <w:vAlign w:val="top"/>
-          </w:tcPr>
-          <w:p>
-            <w:pPr>
-              <w:spacing w:after="40" w:before="0"/>
-              <w:jc w:val="left"/>
-            </w:pPr>
-            <w:r>
-              <w:rPr>
-                <w:rFonts w:ascii="Arial" w:cs="Arial" w:eastAsia="Arial" w:hAnsi="Arial"/>
-                <w:b/>
-                <w:bCs/>
-                <w:i w:val="false"/>
-                <w:iCs w:val="false"/>
-                <w:color w:val="000000"/>
-                <w:sz w:val="18"/>
-                <w:szCs w:val="18"/>
-              </w:rPr>
-              <w:t xml:space="preserve">Observe Phase</w:t>
+            <w:shd w:fill="FCE4D6" w:color="auto" w:val="clear"/>
+            <w:tcMar>
+              <w:top w:type="dxa" w:w="60"/>
+              <w:left w:type="dxa" w:w="120"/>
+              <w:bottom w:type="dxa" w:w="60"/>
+              <w:right w:type="dxa" w:w="120"/>
+            </w:tcMar>
+            <w:vAlign w:val="top"/>
+          </w:tcPr>
+          <w:p>
+            <w:pPr>
+              <w:spacing w:after="40" w:before="0"/>
+              <w:jc w:val="left"/>
+            </w:pPr>
+            <w:r>
+              <w:rPr>
+                <w:rFonts w:ascii="Arial" w:cs="Arial" w:eastAsia="Arial" w:hAnsi="Arial"/>
+                <w:b/>
+                <w:bCs/>
+                <w:i w:val="false"/>
+                <w:iCs w:val="false"/>
+                <w:color w:val="000000"/>
+                <w:sz w:val="18"/>
+                <w:szCs w:val="18"/>
+              </w:rPr>
+              <w:t xml:space="preserve">Driving Question Board (DQB) Creation</w:t>
             </w:r>
           </w:p>
           <w:p>
@@ -21140,7 +21752,7 @@
             <w:pPr>
               <w:spacing w:after="20" w:before="0"/>
             </w:pPr>
-            <w:hyperlink w:history="1" r:id="rIddfubaa9usug5drmgh1cpu">
+            <w:hyperlink w:history="1" r:id="rIdhztpceduwsed_kjsm0obz">
               <w:r>
                 <w:rPr>
                   <w:rFonts w:ascii="Arial" w:cs="Arial" w:eastAsia="Arial" w:hAnsi="Arial"/>
@@ -21149,7 +21761,7 @@
                   <w:szCs w:val="16"/>
                   <w:u w:val="single" w:color="2E75B6"/>
                 </w:rPr>
-                <w:t xml:space="preserve">Area of a circle intuition</w:t>
+                <w:t xml:space="preserve">Partial circle area and arc length</w:t>
               </w:r>
             </w:hyperlink>
           </w:p>
@@ -21173,7 +21785,7 @@
               <w:spacing w:after="10" w:before="0"/>
               <w:ind w:left="120"/>
             </w:pPr>
-            <w:hyperlink w:history="1" r:id="rId7zazkv83vjr2alz0lqy8f">
+            <w:hyperlink w:history="1" r:id="rId7dn0koh6natshjp9cqep3">
               <w:r>
                 <w:rPr>
                   <w:rFonts w:ascii="Arial" w:cs="Arial" w:eastAsia="Arial" w:hAnsi="Arial"/>
@@ -21211,14 +21823,14 @@
                 <w:sz w:val="16"/>
                 <w:szCs w:val="16"/>
               </w:rPr>
-              <w:t xml:space="preserve">📖 EXERCISE:</w:t>
+              <w:t xml:space="preserve">📖 HTML:</w:t>
             </w:r>
           </w:p>
           <w:p>
             <w:pPr>
               <w:spacing w:after="20" w:before="0"/>
             </w:pPr>
-            <w:hyperlink w:history="1" r:id="rIdxadclmuxgequi29thwpen">
+            <w:hyperlink w:history="1" r:id="rIdd3sl65zj1apvz_qttuwva">
               <w:r>
                 <w:rPr>
                   <w:rFonts w:ascii="Arial" w:cs="Arial" w:eastAsia="Arial" w:hAnsi="Arial"/>
@@ -21227,7 +21839,7 @@
                   <w:szCs w:val="16"/>
                   <w:u w:val="single" w:color="2E75B6"/>
                 </w:rPr>
-                <w:t xml:space="preserve">Area of Sectors and Segments Practice</w:t>
+                <w:t xml:space="preserve">Chords in Circles: Arc and Chord (PLIX)</w:t>
               </w:r>
             </w:hyperlink>
           </w:p>
@@ -21251,7 +21863,7 @@
               <w:spacing w:after="10" w:before="0"/>
               <w:ind w:left="120"/>
             </w:pPr>
-            <w:hyperlink w:history="1" r:id="rIdjwz-prckhi6xbaoq6sbgp">
+            <w:hyperlink w:history="1" r:id="rIdr4a9lzwsqr-epor0eznga">
               <w:r>
                 <w:rPr>
                   <w:rFonts w:ascii="Arial" w:cs="Arial" w:eastAsia="Arial" w:hAnsi="Arial"/>
@@ -21293,7 +21905,7 @@
                 <w:sz w:val="18"/>
                 <w:szCs w:val="18"/>
               </w:rPr>
-              <w:t xml:space="preserve">Activity 1 — Cut-Out Decomposition (30 min, groups of 4): Each group receives a pre-drawn circle of radius 14 cm on card, with a sector of 60° clearly marked and a chord connecting the two radii endpoints. Learners label the parts: sector OAB, triangle OAB, and segment AB (the region between chord AB and arc AB). Step 1: Learners cut out the full sector. Step 2: They fold/cut along the chord to separate the triangle from the segment. Step 3: They calculate the sector area using (θ/360)πr² = (60/360) × π × 14² ≈ 102.6 cm². Step 4: They calculate the area of triangle OAB using ½r²sinθ = ½ × 14² × sin60° ≈ 84.9 cm². Step 5: They find segment area = 102.6 − 84.9 = 17.7 cm². Step 6: They physically place the triangle cut-out on the segment to verify that the triangle is larger. Activity 2 — Data Table (10 min): Each group completes a table for three different angles (60°, 90°, 120°) at r = 14 cm, recording: Sector Area, Triangle Area, Segment Area. Groups record results on a shared class table drawn on the board.</w:t>
+              <w:t xml:space="preserve">Learners return to the class Driving Question Board (DQB) displayed at the front. The DQB has been building since Lesson 1, tracking what learners know, what they wonder, and what evidence they have gathered. In pairs, learners write on sticky notes or designated DQB cards: (a) ONE new thing they can now explain about the watermelon phenomenon that they could not explain before this lesson; (b) ONE remaining question they still have about the fair-sharing problem. Pairs post their cards under the appropriate DQB columns ('Now I Can Explain…' and 'I Still Wonder…'). The teacher reads 3–4 cards aloud and the class votes on which remaining questions are most important to resolve in Lesson 8 (the final lesson).</w:t>
             </w:r>
           </w:p>
         </w:tc>
@@ -21325,7 +21937,7 @@
                 <w:sz w:val="18"/>
                 <w:szCs w:val="18"/>
               </w:rPr>
-              <w:t xml:space="preserve">Distribute materials (pre-drawn card circles, scissors, rulers, calculators) and say: 'Today you will physically decompose a sector into two parts: a triangle and a segment. Your job is to find the area of just the curved piece — the red flesh of the watermelon, after the rind is gone.' Walk group to group every 4 minutes. At each group, ask: 'Point to the segment. Now point to the triangle. Which is bigger?' [WAIT 10 seconds.] If a group is stuck on the triangle area, prompt: 'We calculated the area of a triangle given two sides and an included angle in Sub-Strand 2.4. What was that formula?' [WAIT 15 seconds — do NOT supply the answer immediately.] When groups finish Step 5, ask: 'Does your segment area match your Phase 1 prediction? Why or why not?' [WAIT 10 seconds.] For the class data table, cold-call one representative from 4 different groups to fill in one row each. Say: 'Amina from Group 3, please write your 90° results on the board.' After all rows are filled, ask the class: 'What pattern do you notice as the angle increases? Does the segment always grow at the same rate as the sector?' [WAIT 15 seconds before cold-calling 2 learners.]</w:t>
+              <w:t xml:space="preserve">Point to the DQB and say: 'Look at our board. At the start of this unit, we asked: how can we calculate the exact area of any wedge or segment of a circle, like the mama mboga's watermelon slices, so every customer gets a fair share? Today we unlocked the segment. Write on your card: one thing you can now explain about the phenomenon that you could not explain before.' [WAIT 2 minutes.] 'Now write your remaining question — what do you still need to know to fully solve the fair-sharing problem?' [WAIT 1 minute.] Ask pairs to post cards. Read 3–4 aloud, then say: 'Raise your hand if your remaining question is about applying both sector AND segment area together to solve a real problem.' Acknowledge hands: 'That is exactly what Lesson 8 will address. We are almost at the full answer to our driving question.' Highlight any DQB card that mentions comparing a segment and a sector from the same circle — this is the conceptual bridge to Lesson 8.</w:t>
             </w:r>
           </w:p>
         </w:tc>
@@ -21357,7 +21969,7 @@
                 <w:sz w:val="18"/>
                 <w:szCs w:val="18"/>
               </w:rPr>
-              <w:t xml:space="preserve">Concrete decomposition (cut-and-separate). Making the abstract formula tactile — physically separating the triangle from the segment — gives learners a concrete referent for the operation 'sector minus triangle.' The shared class data table introduces co-construction of evidence, a key NGSS science and engineering practice (Analysing and Interpreting Data). Learners see that the segment grows nonlinearly with angle because sinθ is not linear.</w:t>
+              <w:t xml:space="preserve">DQB Update (metacognitive reflection and collective knowledge tracking). This strategy, used consistently across the 8-lesson sequence, makes learning visible and helps learners see their own progress along the storyline. Voting on remaining questions gives learners agency and primes them for Lesson 8. It also surfaces any persistent misconceptions (e.g., confusing segment and sector) that the teacher must address before the final lesson.</w:t>
             </w:r>
           </w:p>
         </w:tc>
@@ -21389,7 +22001,7 @@
                 <w:sz w:val="18"/>
                 <w:szCs w:val="18"/>
               </w:rPr>
-              <w:t xml:space="preserve">Observable indicators: (a) Every group can correctly label the segment vs. the sector vs. the triangle on their cut-out (check by circulating). (b) Every learner records a numeric segment area for at least one angle in the data table. (c) Listen for the phrase 'sector minus triangle' — if groups say 'sector minus arc,' intervene immediately: 'An arc is a length, not an area. What shape are you subtracting?' Red flag: groups who subtract arc length from sector area. These learners need the Phase 3 explicit instruction most urgently — note their names.</w:t>
+              <w:t xml:space="preserve">Observable indicators: (a) Every pair posts at least one 'Now I Can Explain' card that references segment area specifically (not just 'area of a circle'). (b) Teacher reads 'I Still Wonder' cards to check for productive questions (e.g., 'What if the angle is more than 180°?' or 'How do I find segment area without a calculator for sinθ?') vs. unproductive confusion (e.g., 'I don't understand anything about segments'). Learners with unproductive confusion cards are identified for targeted support before Lesson 8.</w:t>
             </w:r>
           </w:p>
         </w:tc>
@@ -21398,32 +22010,32 @@
         <w:tc>
           <w:tcPr>
             <w:tcW w:type="dxa" w:w="1520"/>
-            <w:shd w:fill="E2EFDA" w:color="auto" w:val="clear"/>
-            <w:tcMar>
-              <w:top w:type="dxa" w:w="60"/>
-              <w:left w:type="dxa" w:w="120"/>
-              <w:bottom w:type="dxa" w:w="60"/>
-              <w:right w:type="dxa" w:w="120"/>
-            </w:tcMar>
-            <w:vAlign w:val="top"/>
-          </w:tcPr>
-          <w:p>
-            <w:pPr>
-              <w:spacing w:after="40" w:before="0"/>
-              <w:jc w:val="left"/>
-            </w:pPr>
-            <w:r>
-              <w:rPr>
-                <w:rFonts w:ascii="Arial" w:cs="Arial" w:eastAsia="Arial" w:hAnsi="Arial"/>
-                <w:b/>
-                <w:bCs/>
-                <w:i w:val="false"/>
-                <w:iCs w:val="false"/>
-                <w:color w:val="000000"/>
-                <w:sz w:val="18"/>
-                <w:szCs w:val="18"/>
-              </w:rPr>
-              <w:t xml:space="preserve">Explain Phase</w:t>
+            <w:shd w:fill="D5E8F0" w:color="auto" w:val="clear"/>
+            <w:tcMar>
+              <w:top w:type="dxa" w:w="60"/>
+              <w:left w:type="dxa" w:w="120"/>
+              <w:bottom w:type="dxa" w:w="60"/>
+              <w:right w:type="dxa" w:w="120"/>
+            </w:tcMar>
+            <w:vAlign w:val="top"/>
+          </w:tcPr>
+          <w:p>
+            <w:pPr>
+              <w:spacing w:after="40" w:before="0"/>
+              <w:jc w:val="left"/>
+            </w:pPr>
+            <w:r>
+              <w:rPr>
+                <w:rFonts w:ascii="Arial" w:cs="Arial" w:eastAsia="Arial" w:hAnsi="Arial"/>
+                <w:b/>
+                <w:bCs/>
+                <w:i w:val="false"/>
+                <w:iCs w:val="false"/>
+                <w:color w:val="000000"/>
+                <w:sz w:val="18"/>
+                <w:szCs w:val="18"/>
+              </w:rPr>
+              <w:t xml:space="preserve">Model Building Phase</w:t>
             </w:r>
           </w:p>
           <w:p>
@@ -21446,7 +22058,7 @@
             <w:pPr>
               <w:spacing w:after="20" w:before="0"/>
             </w:pPr>
-            <w:hyperlink w:history="1" r:id="rIdcgrmwcagsesdy3wdyhe9x">
+            <w:hyperlink w:history="1" r:id="rIdvknl4h0ghwyym7anugp7b">
               <w:r>
                 <w:rPr>
                   <w:rFonts w:ascii="Arial" w:cs="Arial" w:eastAsia="Arial" w:hAnsi="Arial"/>
@@ -21479,7 +22091,7 @@
               <w:spacing w:after="10" w:before="0"/>
               <w:ind w:left="120"/>
             </w:pPr>
-            <w:hyperlink w:history="1" r:id="rIdl-szutpn8m5p9ijb-se7z">
+            <w:hyperlink w:history="1" r:id="rIdgzghgleutb45gv7r8ui9n">
               <w:r>
                 <w:rPr>
                   <w:rFonts w:ascii="Arial" w:cs="Arial" w:eastAsia="Arial" w:hAnsi="Arial"/>
@@ -21524,619 +22136,7 @@
             <w:pPr>
               <w:spacing w:after="20" w:before="0"/>
             </w:pPr>
-            <w:hyperlink w:history="1" r:id="rIdkfzeqfmsoityiwbf83xi7">
-              <w:r>
-                <w:rPr>
-                  <w:rFonts w:ascii="Arial" w:cs="Arial" w:eastAsia="Arial" w:hAnsi="Arial"/>
-                  <w:color w:val="2E75B6"/>
-                  <w:sz w:val="16"/>
-                  <w:szCs w:val="16"/>
-                  <w:u w:val="single" w:color="2E75B6"/>
-                </w:rPr>
-                <w:t xml:space="preserve">Area of Sectors and Segments: Ms. Arcade-Man (PLIX)</w:t>
-              </w:r>
-            </w:hyperlink>
-          </w:p>
-          <w:p>
-            <w:pPr>
-              <w:spacing w:after="10" w:before="0"/>
-              <w:ind w:left="120"/>
-            </w:pPr>
-            <w:r>
-              <w:rPr>
-                <w:rFonts w:ascii="Arial" w:cs="Arial" w:eastAsia="Arial" w:hAnsi="Arial"/>
-                <w:color w:val="595959"/>
-                <w:sz w:val="14"/>
-                <w:szCs w:val="14"/>
-              </w:rPr>
-              <w:t xml:space="preserve">Source: CK-12</w:t>
-            </w:r>
-          </w:p>
-          <w:p>
-            <w:pPr>
-              <w:spacing w:after="10" w:before="0"/>
-              <w:ind w:left="120"/>
-            </w:pPr>
-            <w:hyperlink w:history="1" r:id="rId7bon4tm7swpswhgjfawwj">
-              <w:r>
-                <w:rPr>
-                  <w:rFonts w:ascii="Arial" w:cs="Arial" w:eastAsia="Arial" w:hAnsi="Arial"/>
-                  <w:color w:val="595959"/>
-                  <w:sz w:val="14"/>
-                  <w:szCs w:val="14"/>
-                  <w:u w:val="single" w:color="595959"/>
-                </w:rPr>
-                <w:t xml:space="preserve">🔍 Search ARES for similar readings</w:t>
-              </w:r>
-            </w:hyperlink>
-          </w:p>
-        </w:tc>
-        <w:tc>
-          <w:tcPr>
-            <w:tcW w:type="dxa" w:w="3040"/>
-            <w:shd w:fill="FFFFFF" w:color="auto" w:val="clear"/>
-            <w:tcMar>
-              <w:top w:type="dxa" w:w="60"/>
-              <w:left w:type="dxa" w:w="120"/>
-              <w:bottom w:type="dxa" w:w="60"/>
-              <w:right w:type="dxa" w:w="120"/>
-            </w:tcMar>
-            <w:vAlign w:val="top"/>
-          </w:tcPr>
-          <w:p>
-            <w:pPr>
-              <w:spacing w:after="40" w:before="0"/>
-              <w:jc w:val="left"/>
-            </w:pPr>
-            <w:r>
-              <w:rPr>
-                <w:rFonts w:ascii="Arial" w:cs="Arial" w:eastAsia="Arial" w:hAnsi="Arial"/>
-                <w:b w:val="false"/>
-                <w:bCs w:val="false"/>
-                <w:i w:val="false"/>
-                <w:iCs w:val="false"/>
-                <w:color w:val="000000"/>
-                <w:sz w:val="18"/>
-                <w:szCs w:val="18"/>
-              </w:rPr>
-              <w:t xml:space="preserve">Learners return to whole class. The teacher derives the segment area formula explicitly on the board, connecting each step to the cut-out. Learners copy into their books and then solve two worked examples independently before a peer-check. Worked Example 1 (Wakulima context): A watermelon of radius 21 cm is cut with a chord so that the sector angle is 90°. Calculate the area of the segment (the red flesh). Answer: Sector = (90/360) × π × 21² = 346.4 cm²; Triangle = ½ × 21² × sin90° = ½ × 441 × 1 = 220.5 cm²; Segment = 346.4 − 220.5 = 125.9 cm². Worked Example 2 (Design context): A circular window of radius 10 cm has a decorative segment with a 120° arc. Find the segment area. Answer: Sector = (120/360) × π × 100 = 104.7 cm²; Triangle = ½ × 100 × sin120° = 50 × 0.866 = 43.3 cm²; Segment = 104.7 − 43.3 = 61.4 cm². Learners then solve a third problem independently: a chapati of radius 12 cm is cut with a chord at 80°. Find the segment area. After 5 minutes, they swap books with a partner for peer-marking using the board solution.</w:t>
-            </w:r>
-          </w:p>
-        </w:tc>
-        <w:tc>
-          <w:tcPr>
-            <w:tcW w:type="dxa" w:w="3040"/>
-            <w:shd w:fill="F2F2F2" w:color="auto" w:val="clear"/>
-            <w:tcMar>
-              <w:top w:type="dxa" w:w="60"/>
-              <w:left w:type="dxa" w:w="120"/>
-              <w:bottom w:type="dxa" w:w="60"/>
-              <w:right w:type="dxa" w:w="120"/>
-            </w:tcMar>
-            <w:vAlign w:val="top"/>
-          </w:tcPr>
-          <w:p>
-            <w:pPr>
-              <w:spacing w:after="40" w:before="0"/>
-              <w:jc w:val="left"/>
-            </w:pPr>
-            <w:r>
-              <w:rPr>
-                <w:rFonts w:ascii="Arial" w:cs="Arial" w:eastAsia="Arial" w:hAnsi="Arial"/>
-                <w:b w:val="false"/>
-                <w:bCs w:val="false"/>
-                <w:i w:val="false"/>
-                <w:iCs w:val="false"/>
-                <w:color w:val="000000"/>
-                <w:sz w:val="18"/>
-                <w:szCs w:val="18"/>
-              </w:rPr>
-              <w:t xml:space="preserve">Begin by connecting to the cut-out: 'We physically separated the sector into a triangle and a segment. The formula simply does that subtraction mathematically.' Write on the board step by step: 'Area of segment = Area of sector − Area of triangle.' Then: 'Area of sector = (θ/360) × π × r².' Then: 'Area of triangle OAB = ½ × r × r × sinθ = ½r²sinθ.' Then: 'Therefore: Area of segment = (θ/360)πr² − ½r²sinθ.' Box this formula. Say: 'This is the core formula for today. Write it, box it, and label every variable.' [WAIT 1 minute for all learners to write.] Work through Example 1 aloud, pausing at each substitution: 'What is θ here? What is r? What do I substitute into the sector formula first?' [WAIT 10 seconds after each question before cold-calling — cold-call 3 different learners across Example 1.] For Example 2, do the sector step only, then say: 'You complete the triangle step and the subtraction — 2 minutes, alone.' [WAIT 2 minutes.] Cold-call 2 learners to give the triangle area and the final answer. For the independent chapati problem, say: 'Work entirely alone. Show every step. You have 5 minutes.' [WAIT 5 minutes strictly.] Then: 'Swap books. Mark your partner's work as I reveal the solution. Write one thing they did well and one thing to improve.'</w:t>
-            </w:r>
-          </w:p>
-        </w:tc>
-        <w:tc>
-          <w:tcPr>
-            <w:tcW w:type="dxa" w:w="3040"/>
-            <w:shd w:fill="FFFFFF" w:color="auto" w:val="clear"/>
-            <w:tcMar>
-              <w:top w:type="dxa" w:w="60"/>
-              <w:left w:type="dxa" w:w="120"/>
-              <w:bottom w:type="dxa" w:w="60"/>
-              <w:right w:type="dxa" w:w="120"/>
-            </w:tcMar>
-            <w:vAlign w:val="top"/>
-          </w:tcPr>
-          <w:p>
-            <w:pPr>
-              <w:spacing w:after="40" w:before="0"/>
-              <w:jc w:val="left"/>
-            </w:pPr>
-            <w:r>
-              <w:rPr>
-                <w:rFonts w:ascii="Arial" w:cs="Arial" w:eastAsia="Arial" w:hAnsi="Arial"/>
-                <w:b w:val="false"/>
-                <w:bCs w:val="false"/>
-                <w:i w:val="false"/>
-                <w:iCs w:val="false"/>
-                <w:color w:val="000000"/>
-                <w:sz w:val="18"/>
-                <w:szCs w:val="18"/>
-              </w:rPr>
-              <w:t xml:space="preserve">Explicit formula derivation anchored to the physical model (NGSS: Developing and Using Models). By connecting the algebraic formula to the physical cut-out, the teacher bridges concrete and abstract representations. Peer-marking builds metacognitive awareness and communication skills (KICD Core Competency: Communication and Collaboration). The Kenyan food contexts (watermelon, chapati) maintain the phenomenon thread throughout.</w:t>
-            </w:r>
-          </w:p>
-        </w:tc>
-        <w:tc>
-          <w:tcPr>
-            <w:tcW w:type="dxa" w:w="3040"/>
-            <w:shd w:fill="F2F2F2" w:color="auto" w:val="clear"/>
-            <w:tcMar>
-              <w:top w:type="dxa" w:w="60"/>
-              <w:left w:type="dxa" w:w="120"/>
-              <w:bottom w:type="dxa" w:w="60"/>
-              <w:right w:type="dxa" w:w="120"/>
-            </w:tcMar>
-            <w:vAlign w:val="top"/>
-          </w:tcPr>
-          <w:p>
-            <w:pPr>
-              <w:spacing w:after="40" w:before="0"/>
-              <w:jc w:val="left"/>
-            </w:pPr>
-            <w:r>
-              <w:rPr>
-                <w:rFonts w:ascii="Arial" w:cs="Arial" w:eastAsia="Arial" w:hAnsi="Arial"/>
-                <w:b w:val="false"/>
-                <w:bCs w:val="false"/>
-                <w:i w:val="false"/>
-                <w:iCs w:val="false"/>
-                <w:color w:val="000000"/>
-                <w:sz w:val="18"/>
-                <w:szCs w:val="18"/>
-              </w:rPr>
-              <w:t xml:space="preserve">Observable indicators: (a) Every learner's book contains the boxed formula with all variables labelled. (b) During the independent chapati problem, circulate and check that learners are using ½r²sinθ for the triangle (not ½ × base × height, which requires additional steps). (c) During peer-marking, listen for disagreements — these reveal common errors (e.g., forgetting to convert degrees to the correct trig input, or subtracting sector from triangle instead of the reverse). Cold-call one pair where the marker identified an error and ask: 'What mistake did you spot and how should it be corrected?'</w:t>
-            </w:r>
-          </w:p>
-        </w:tc>
-      </w:tr>
-      <w:tr>
-        <w:tc>
-          <w:tcPr>
-            <w:tcW w:type="dxa" w:w="1520"/>
-            <w:shd w:fill="FCE4D6" w:color="auto" w:val="clear"/>
-            <w:tcMar>
-              <w:top w:type="dxa" w:w="60"/>
-              <w:left w:type="dxa" w:w="120"/>
-              <w:bottom w:type="dxa" w:w="60"/>
-              <w:right w:type="dxa" w:w="120"/>
-            </w:tcMar>
-            <w:vAlign w:val="top"/>
-          </w:tcPr>
-          <w:p>
-            <w:pPr>
-              <w:spacing w:after="40" w:before="0"/>
-              <w:jc w:val="left"/>
-            </w:pPr>
-            <w:r>
-              <w:rPr>
-                <w:rFonts w:ascii="Arial" w:cs="Arial" w:eastAsia="Arial" w:hAnsi="Arial"/>
-                <w:b/>
-                <w:bCs/>
-                <w:i w:val="false"/>
-                <w:iCs w:val="false"/>
-                <w:color w:val="000000"/>
-                <w:sz w:val="18"/>
-                <w:szCs w:val="18"/>
-              </w:rPr>
-              <w:t xml:space="preserve">Driving Question Board (DQB) Creation</w:t>
-            </w:r>
-          </w:p>
-          <w:p>
-            <w:pPr>
-              <w:spacing w:after="20" w:before="0"/>
-            </w:pPr>
-            <w:r>
-              <w:rPr>
-                <w:rFonts w:ascii="Arial" w:cs="Arial" w:eastAsia="Arial" w:hAnsi="Arial"/>
-                <w:b/>
-                <w:bCs/>
-                <w:color w:val="1F3864"/>
-                <w:sz w:val="16"/>
-                <w:szCs w:val="16"/>
-              </w:rPr>
-              <w:t xml:space="preserve">📹 VIDEO:</w:t>
-            </w:r>
-          </w:p>
-          <w:p>
-            <w:pPr>
-              <w:spacing w:after="20" w:before="0"/>
-            </w:pPr>
-            <w:hyperlink w:history="1" r:id="rIdodbuy0ao3mmztoqwfu_oi">
-              <w:r>
-                <w:rPr>
-                  <w:rFonts w:ascii="Arial" w:cs="Arial" w:eastAsia="Arial" w:hAnsi="Arial"/>
-                  <w:color w:val="2E75B6"/>
-                  <w:sz w:val="16"/>
-                  <w:szCs w:val="16"/>
-                  <w:u w:val="single" w:color="2E75B6"/>
-                </w:rPr>
-                <w:t xml:space="preserve">Area of a circle</w:t>
-              </w:r>
-            </w:hyperlink>
-          </w:p>
-          <w:p>
-            <w:pPr>
-              <w:spacing w:after="10" w:before="0"/>
-              <w:ind w:left="120"/>
-            </w:pPr>
-            <w:r>
-              <w:rPr>
-                <w:rFonts w:ascii="Arial" w:cs="Arial" w:eastAsia="Arial" w:hAnsi="Arial"/>
-                <w:color w:val="595959"/>
-                <w:sz w:val="14"/>
-                <w:szCs w:val="14"/>
-              </w:rPr>
-              <w:t xml:space="preserve">Source: Khan Academy (English - US curriculum)</w:t>
-            </w:r>
-          </w:p>
-          <w:p>
-            <w:pPr>
-              <w:spacing w:after="10" w:before="0"/>
-              <w:ind w:left="120"/>
-            </w:pPr>
-            <w:hyperlink w:history="1" r:id="rIdd2lreomfil02aoyaw-cpl">
-              <w:r>
-                <w:rPr>
-                  <w:rFonts w:ascii="Arial" w:cs="Arial" w:eastAsia="Arial" w:hAnsi="Arial"/>
-                  <w:color w:val="595959"/>
-                  <w:sz w:val="14"/>
-                  <w:szCs w:val="14"/>
-                  <w:u w:val="single" w:color="595959"/>
-                </w:rPr>
-                <w:t xml:space="preserve">🔍 Search ARES for similar videos</w:t>
-              </w:r>
-            </w:hyperlink>
-          </w:p>
-          <w:p>
-            <w:pPr>
-              <w:spacing w:after="40" w:before="0"/>
-            </w:pPr>
-            <w:r>
-              <w:rPr>
-                <w:sz w:val="14"/>
-                <w:szCs w:val="14"/>
-              </w:rPr>
-              <w:t xml:space="preserve"/>
-            </w:r>
-          </w:p>
-          <w:p>
-            <w:pPr>
-              <w:spacing w:after="20" w:before="0"/>
-            </w:pPr>
-            <w:r>
-              <w:rPr>
-                <w:rFonts w:ascii="Arial" w:cs="Arial" w:eastAsia="Arial" w:hAnsi="Arial"/>
-                <w:b/>
-                <w:bCs/>
-                <w:color w:val="1F3864"/>
-                <w:sz w:val="16"/>
-                <w:szCs w:val="16"/>
-              </w:rPr>
-              <w:t xml:space="preserve">📖 HTML:</w:t>
-            </w:r>
-          </w:p>
-          <w:p>
-            <w:pPr>
-              <w:spacing w:after="20" w:before="0"/>
-            </w:pPr>
-            <w:hyperlink w:history="1" r:id="rIduwn4v58iv-otojfwjxhw9">
-              <w:r>
-                <w:rPr>
-                  <w:rFonts w:ascii="Arial" w:cs="Arial" w:eastAsia="Arial" w:hAnsi="Arial"/>
-                  <w:color w:val="2E75B6"/>
-                  <w:sz w:val="16"/>
-                  <w:szCs w:val="16"/>
-                  <w:u w:val="single" w:color="2E75B6"/>
-                </w:rPr>
-                <w:t xml:space="preserve">Chords in Circles: Arc and Chord (PLIX)</w:t>
-              </w:r>
-            </w:hyperlink>
-          </w:p>
-          <w:p>
-            <w:pPr>
-              <w:spacing w:after="10" w:before="0"/>
-              <w:ind w:left="120"/>
-            </w:pPr>
-            <w:r>
-              <w:rPr>
-                <w:rFonts w:ascii="Arial" w:cs="Arial" w:eastAsia="Arial" w:hAnsi="Arial"/>
-                <w:color w:val="595959"/>
-                <w:sz w:val="14"/>
-                <w:szCs w:val="14"/>
-              </w:rPr>
-              <w:t xml:space="preserve">Source: CK-12</w:t>
-            </w:r>
-          </w:p>
-          <w:p>
-            <w:pPr>
-              <w:spacing w:after="10" w:before="0"/>
-              <w:ind w:left="120"/>
-            </w:pPr>
-            <w:hyperlink w:history="1" r:id="rIdfszu-ltydzxkipz-jt2p9">
-              <w:r>
-                <w:rPr>
-                  <w:rFonts w:ascii="Arial" w:cs="Arial" w:eastAsia="Arial" w:hAnsi="Arial"/>
-                  <w:color w:val="595959"/>
-                  <w:sz w:val="14"/>
-                  <w:szCs w:val="14"/>
-                  <w:u w:val="single" w:color="595959"/>
-                </w:rPr>
-                <w:t xml:space="preserve">🔍 Search ARES for similar readings</w:t>
-              </w:r>
-            </w:hyperlink>
-          </w:p>
-        </w:tc>
-        <w:tc>
-          <w:tcPr>
-            <w:tcW w:type="dxa" w:w="3040"/>
-            <w:shd w:fill="FFFFFF" w:color="auto" w:val="clear"/>
-            <w:tcMar>
-              <w:top w:type="dxa" w:w="60"/>
-              <w:left w:type="dxa" w:w="120"/>
-              <w:bottom w:type="dxa" w:w="60"/>
-              <w:right w:type="dxa" w:w="120"/>
-            </w:tcMar>
-            <w:vAlign w:val="top"/>
-          </w:tcPr>
-          <w:p>
-            <w:pPr>
-              <w:spacing w:after="40" w:before="0"/>
-              <w:jc w:val="left"/>
-            </w:pPr>
-            <w:r>
-              <w:rPr>
-                <w:rFonts w:ascii="Arial" w:cs="Arial" w:eastAsia="Arial" w:hAnsi="Arial"/>
-                <w:b w:val="false"/>
-                <w:bCs w:val="false"/>
-                <w:i w:val="false"/>
-                <w:iCs w:val="false"/>
-                <w:color w:val="000000"/>
-                <w:sz w:val="18"/>
-                <w:szCs w:val="18"/>
-              </w:rPr>
-              <w:t xml:space="preserve">Learners return to the class Driving Question Board (DQB) displayed at the front. The DQB has been building since Lesson 1, tracking what learners know, what they wonder, and what evidence they have gathered. In pairs, learners write on sticky notes or designated DQB cards: (a) ONE new thing they can now explain about the watermelon phenomenon that they could not explain before this lesson; (b) ONE remaining question they still have about the fair-sharing problem. Pairs post their cards under the appropriate DQB columns ('Now I Can Explain…' and 'I Still Wonder…'). The teacher reads 3–4 cards aloud and the class votes on which remaining questions are most important to resolve in Lesson 8 (the final lesson).</w:t>
-            </w:r>
-          </w:p>
-        </w:tc>
-        <w:tc>
-          <w:tcPr>
-            <w:tcW w:type="dxa" w:w="3040"/>
-            <w:shd w:fill="F2F2F2" w:color="auto" w:val="clear"/>
-            <w:tcMar>
-              <w:top w:type="dxa" w:w="60"/>
-              <w:left w:type="dxa" w:w="120"/>
-              <w:bottom w:type="dxa" w:w="60"/>
-              <w:right w:type="dxa" w:w="120"/>
-            </w:tcMar>
-            <w:vAlign w:val="top"/>
-          </w:tcPr>
-          <w:p>
-            <w:pPr>
-              <w:spacing w:after="40" w:before="0"/>
-              <w:jc w:val="left"/>
-            </w:pPr>
-            <w:r>
-              <w:rPr>
-                <w:rFonts w:ascii="Arial" w:cs="Arial" w:eastAsia="Arial" w:hAnsi="Arial"/>
-                <w:b w:val="false"/>
-                <w:bCs w:val="false"/>
-                <w:i w:val="false"/>
-                <w:iCs w:val="false"/>
-                <w:color w:val="000000"/>
-                <w:sz w:val="18"/>
-                <w:szCs w:val="18"/>
-              </w:rPr>
-              <w:t xml:space="preserve">Point to the DQB and say: 'Look at our board. At the start of this unit, we asked: how can we calculate the exact area of any wedge or segment of a circle, like the mama mboga's watermelon slices, so every customer gets a fair share? Today we unlocked the segment. Write on your card: one thing you can now explain about the phenomenon that you could not explain before.' [WAIT 2 minutes.] 'Now write your remaining question — what do you still need to know to fully solve the fair-sharing problem?' [WAIT 1 minute.] Ask pairs to post cards. Read 3–4 aloud, then say: 'Raise your hand if your remaining question is about applying both sector AND segment area together to solve a real problem.' Acknowledge hands: 'That is exactly what Lesson 8 will address. We are almost at the full answer to our driving question.' Highlight any DQB card that mentions comparing a segment and a sector from the same circle — this is the conceptual bridge to Lesson 8.</w:t>
-            </w:r>
-          </w:p>
-        </w:tc>
-        <w:tc>
-          <w:tcPr>
-            <w:tcW w:type="dxa" w:w="3040"/>
-            <w:shd w:fill="FFFFFF" w:color="auto" w:val="clear"/>
-            <w:tcMar>
-              <w:top w:type="dxa" w:w="60"/>
-              <w:left w:type="dxa" w:w="120"/>
-              <w:bottom w:type="dxa" w:w="60"/>
-              <w:right w:type="dxa" w:w="120"/>
-            </w:tcMar>
-            <w:vAlign w:val="top"/>
-          </w:tcPr>
-          <w:p>
-            <w:pPr>
-              <w:spacing w:after="40" w:before="0"/>
-              <w:jc w:val="left"/>
-            </w:pPr>
-            <w:r>
-              <w:rPr>
-                <w:rFonts w:ascii="Arial" w:cs="Arial" w:eastAsia="Arial" w:hAnsi="Arial"/>
-                <w:b w:val="false"/>
-                <w:bCs w:val="false"/>
-                <w:i w:val="false"/>
-                <w:iCs w:val="false"/>
-                <w:color w:val="000000"/>
-                <w:sz w:val="18"/>
-                <w:szCs w:val="18"/>
-              </w:rPr>
-              <w:t xml:space="preserve">DQB Update (metacognitive reflection and collective knowledge tracking). This strategy, used consistently across the 8-lesson sequence, makes learning visible and helps learners see their own progress along the storyline. Voting on remaining questions gives learners agency and primes them for Lesson 8. It also surfaces any persistent misconceptions (e.g., confusing segment and sector) that the teacher must address before the final lesson.</w:t>
-            </w:r>
-          </w:p>
-        </w:tc>
-        <w:tc>
-          <w:tcPr>
-            <w:tcW w:type="dxa" w:w="3040"/>
-            <w:shd w:fill="F2F2F2" w:color="auto" w:val="clear"/>
-            <w:tcMar>
-              <w:top w:type="dxa" w:w="60"/>
-              <w:left w:type="dxa" w:w="120"/>
-              <w:bottom w:type="dxa" w:w="60"/>
-              <w:right w:type="dxa" w:w="120"/>
-            </w:tcMar>
-            <w:vAlign w:val="top"/>
-          </w:tcPr>
-          <w:p>
-            <w:pPr>
-              <w:spacing w:after="40" w:before="0"/>
-              <w:jc w:val="left"/>
-            </w:pPr>
-            <w:r>
-              <w:rPr>
-                <w:rFonts w:ascii="Arial" w:cs="Arial" w:eastAsia="Arial" w:hAnsi="Arial"/>
-                <w:b w:val="false"/>
-                <w:bCs w:val="false"/>
-                <w:i w:val="false"/>
-                <w:iCs w:val="false"/>
-                <w:color w:val="000000"/>
-                <w:sz w:val="18"/>
-                <w:szCs w:val="18"/>
-              </w:rPr>
-              <w:t xml:space="preserve">Observable indicators: (a) Every pair posts at least one 'Now I Can Explain' card that references segment area specifically (not just 'area of a circle'). (b) Teacher reads 'I Still Wonder' cards to check for productive questions (e.g., 'What if the angle is more than 180°?' or 'How do I find segment area without a calculator for sinθ?') vs. unproductive confusion (e.g., 'I don't understand anything about segments'). Learners with unproductive confusion cards are identified for targeted support before Lesson 8.</w:t>
-            </w:r>
-          </w:p>
-        </w:tc>
-      </w:tr>
-      <w:tr>
-        <w:tc>
-          <w:tcPr>
-            <w:tcW w:type="dxa" w:w="1520"/>
-            <w:shd w:fill="D5E8F0" w:color="auto" w:val="clear"/>
-            <w:tcMar>
-              <w:top w:type="dxa" w:w="60"/>
-              <w:left w:type="dxa" w:w="120"/>
-              <w:bottom w:type="dxa" w:w="60"/>
-              <w:right w:type="dxa" w:w="120"/>
-            </w:tcMar>
-            <w:vAlign w:val="top"/>
-          </w:tcPr>
-          <w:p>
-            <w:pPr>
-              <w:spacing w:after="40" w:before="0"/>
-              <w:jc w:val="left"/>
-            </w:pPr>
-            <w:r>
-              <w:rPr>
-                <w:rFonts w:ascii="Arial" w:cs="Arial" w:eastAsia="Arial" w:hAnsi="Arial"/>
-                <w:b/>
-                <w:bCs/>
-                <w:i w:val="false"/>
-                <w:iCs w:val="false"/>
-                <w:color w:val="000000"/>
-                <w:sz w:val="18"/>
-                <w:szCs w:val="18"/>
-              </w:rPr>
-              <w:t xml:space="preserve">Model Building Phase</w:t>
-            </w:r>
-          </w:p>
-          <w:p>
-            <w:pPr>
-              <w:spacing w:after="20" w:before="0"/>
-            </w:pPr>
-            <w:r>
-              <w:rPr>
-                <w:rFonts w:ascii="Arial" w:cs="Arial" w:eastAsia="Arial" w:hAnsi="Arial"/>
-                <w:b/>
-                <w:bCs/>
-                <w:color w:val="1F3864"/>
-                <w:sz w:val="16"/>
-                <w:szCs w:val="16"/>
-              </w:rPr>
-              <w:t xml:space="preserve">📹 VIDEO:</w:t>
-            </w:r>
-          </w:p>
-          <w:p>
-            <w:pPr>
-              <w:spacing w:after="20" w:before="0"/>
-            </w:pPr>
-            <w:hyperlink w:history="1" r:id="rIdt6n1-ficrouelt8_4rngo">
-              <w:r>
-                <w:rPr>
-                  <w:rFonts w:ascii="Arial" w:cs="Arial" w:eastAsia="Arial" w:hAnsi="Arial"/>
-                  <w:color w:val="2E75B6"/>
-                  <w:sz w:val="16"/>
-                  <w:szCs w:val="16"/>
-                  <w:u w:val="single" w:color="2E75B6"/>
-                </w:rPr>
-                <w:t xml:space="preserve">Angle measurement &amp; circle arcs</w:t>
-              </w:r>
-            </w:hyperlink>
-          </w:p>
-          <w:p>
-            <w:pPr>
-              <w:spacing w:after="10" w:before="0"/>
-              <w:ind w:left="120"/>
-            </w:pPr>
-            <w:r>
-              <w:rPr>
-                <w:rFonts w:ascii="Arial" w:cs="Arial" w:eastAsia="Arial" w:hAnsi="Arial"/>
-                <w:color w:val="595959"/>
-                <w:sz w:val="14"/>
-                <w:szCs w:val="14"/>
-              </w:rPr>
-              <w:t xml:space="preserve">Source: Khan Academy (English - US curriculum)</w:t>
-            </w:r>
-          </w:p>
-          <w:p>
-            <w:pPr>
-              <w:spacing w:after="10" w:before="0"/>
-              <w:ind w:left="120"/>
-            </w:pPr>
-            <w:hyperlink w:history="1" r:id="rId7iv_1fbvnbms5bhc9mo4z">
-              <w:r>
-                <w:rPr>
-                  <w:rFonts w:ascii="Arial" w:cs="Arial" w:eastAsia="Arial" w:hAnsi="Arial"/>
-                  <w:color w:val="595959"/>
-                  <w:sz w:val="14"/>
-                  <w:szCs w:val="14"/>
-                  <w:u w:val="single" w:color="595959"/>
-                </w:rPr>
-                <w:t xml:space="preserve">🔍 Search ARES for similar videos</w:t>
-              </w:r>
-            </w:hyperlink>
-          </w:p>
-          <w:p>
-            <w:pPr>
-              <w:spacing w:after="40" w:before="0"/>
-            </w:pPr>
-            <w:r>
-              <w:rPr>
-                <w:sz w:val="14"/>
-                <w:szCs w:val="14"/>
-              </w:rPr>
-              <w:t xml:space="preserve"/>
-            </w:r>
-          </w:p>
-          <w:p>
-            <w:pPr>
-              <w:spacing w:after="20" w:before="0"/>
-            </w:pPr>
-            <w:r>
-              <w:rPr>
-                <w:rFonts w:ascii="Arial" w:cs="Arial" w:eastAsia="Arial" w:hAnsi="Arial"/>
-                <w:b/>
-                <w:bCs/>
-                <w:color w:val="1F3864"/>
-                <w:sz w:val="16"/>
-                <w:szCs w:val="16"/>
-              </w:rPr>
-              <w:t xml:space="preserve">📖 HTML:</w:t>
-            </w:r>
-          </w:p>
-          <w:p>
-            <w:pPr>
-              <w:spacing w:after="20" w:before="0"/>
-            </w:pPr>
-            <w:hyperlink w:history="1" r:id="rIdchntix5fiyalkxu4slhz3">
+            <w:hyperlink w:history="1" r:id="rIdjad3dozcszcmudtrrwg8p">
               <w:r>
                 <w:rPr>
                   <w:rFonts w:ascii="Arial" w:cs="Arial" w:eastAsia="Arial" w:hAnsi="Arial"/>
@@ -22169,7 +22169,7 @@
               <w:spacing w:after="10" w:before="0"/>
               <w:ind w:left="120"/>
             </w:pPr>
-            <w:hyperlink w:history="1" r:id="rIdi0hlj-6rjlujda3higyyt">
+            <w:hyperlink w:history="1" r:id="rIdfrwrbzibeoot5qkmcpvxe">
               <w:r>
                 <w:rPr>
                   <w:rFonts w:ascii="Arial" w:cs="Arial" w:eastAsia="Arial" w:hAnsi="Arial"/>
@@ -23656,7 +23656,85 @@
             <w:pPr>
               <w:spacing w:after="20" w:before="0"/>
             </w:pPr>
-            <w:hyperlink w:history="1" r:id="rIdr9ybvuu-trpwlqkv2m8cd">
+            <w:hyperlink w:history="1" r:id="rIds61oahw-ozp7pvnm-0xti">
+              <w:r>
+                <w:rPr>
+                  <w:rFonts w:ascii="Arial" w:cs="Arial" w:eastAsia="Arial" w:hAnsi="Arial"/>
+                  <w:color w:val="2E75B6"/>
+                  <w:sz w:val="16"/>
+                  <w:szCs w:val="16"/>
+                  <w:u w:val="single" w:color="2E75B6"/>
+                </w:rPr>
+                <w:t xml:space="preserve">Area of a circle</w:t>
+              </w:r>
+            </w:hyperlink>
+          </w:p>
+          <w:p>
+            <w:pPr>
+              <w:spacing w:after="10" w:before="0"/>
+              <w:ind w:left="120"/>
+            </w:pPr>
+            <w:r>
+              <w:rPr>
+                <w:rFonts w:ascii="Arial" w:cs="Arial" w:eastAsia="Arial" w:hAnsi="Arial"/>
+                <w:color w:val="595959"/>
+                <w:sz w:val="14"/>
+                <w:szCs w:val="14"/>
+              </w:rPr>
+              <w:t xml:space="preserve">Source: Khan Academy (English - US curriculum)</w:t>
+            </w:r>
+          </w:p>
+          <w:p>
+            <w:pPr>
+              <w:spacing w:after="10" w:before="0"/>
+              <w:ind w:left="120"/>
+            </w:pPr>
+            <w:hyperlink w:history="1" r:id="rId3o8bfmnp_amon2wn3gu0v">
+              <w:r>
+                <w:rPr>
+                  <w:rFonts w:ascii="Arial" w:cs="Arial" w:eastAsia="Arial" w:hAnsi="Arial"/>
+                  <w:color w:val="595959"/>
+                  <w:sz w:val="14"/>
+                  <w:szCs w:val="14"/>
+                  <w:u w:val="single" w:color="595959"/>
+                </w:rPr>
+                <w:t xml:space="preserve">🔍 Search ARES for similar videos</w:t>
+              </w:r>
+            </w:hyperlink>
+          </w:p>
+          <w:p>
+            <w:pPr>
+              <w:spacing w:after="40" w:before="0"/>
+            </w:pPr>
+            <w:r>
+              <w:rPr>
+                <w:sz w:val="14"/>
+                <w:szCs w:val="14"/>
+              </w:rPr>
+              <w:t xml:space="preserve"/>
+            </w:r>
+          </w:p>
+          <w:p>
+            <w:pPr>
+              <w:spacing w:after="20" w:before="0"/>
+            </w:pPr>
+            <w:r>
+              <w:rPr>
+                <w:rFonts w:ascii="Arial" w:cs="Arial" w:eastAsia="Arial" w:hAnsi="Arial"/>
+                <w:b/>
+                <w:bCs/>
+                <w:color w:val="1F3864"/>
+                <w:sz w:val="16"/>
+                <w:szCs w:val="16"/>
+              </w:rPr>
+              <w:t xml:space="preserve">📖 EXERCISE:</w:t>
+            </w:r>
+          </w:p>
+          <w:p>
+            <w:pPr>
+              <w:spacing w:after="20" w:before="0"/>
+            </w:pPr>
+            <w:hyperlink w:history="1" r:id="rIdonckcszixu_skgs8wrmns">
               <w:r>
                 <w:rPr>
                   <w:rFonts w:ascii="Arial" w:cs="Arial" w:eastAsia="Arial" w:hAnsi="Arial"/>
@@ -23689,7 +23767,235 @@
               <w:spacing w:after="10" w:before="0"/>
               <w:ind w:left="120"/>
             </w:pPr>
-            <w:hyperlink w:history="1" r:id="rId6veu0goy17evio4ejel5f">
+            <w:hyperlink w:history="1" r:id="rIdxgqft2b29u1yby1kp_ak7">
+              <w:r>
+                <w:rPr>
+                  <w:rFonts w:ascii="Arial" w:cs="Arial" w:eastAsia="Arial" w:hAnsi="Arial"/>
+                  <w:color w:val="595959"/>
+                  <w:sz w:val="14"/>
+                  <w:szCs w:val="14"/>
+                  <w:u w:val="single" w:color="595959"/>
+                </w:rPr>
+                <w:t xml:space="preserve">🔍 Search ARES for similar readings</w:t>
+              </w:r>
+            </w:hyperlink>
+          </w:p>
+        </w:tc>
+        <w:tc>
+          <w:tcPr>
+            <w:tcW w:type="dxa" w:w="3040"/>
+            <w:shd w:fill="FFFFFF" w:color="auto" w:val="clear"/>
+            <w:tcMar>
+              <w:top w:type="dxa" w:w="60"/>
+              <w:left w:type="dxa" w:w="120"/>
+              <w:bottom w:type="dxa" w:w="60"/>
+              <w:right w:type="dxa" w:w="120"/>
+            </w:tcMar>
+            <w:vAlign w:val="top"/>
+          </w:tcPr>
+          <w:p>
+            <w:pPr>
+              <w:spacing w:after="40" w:before="0"/>
+              <w:jc w:val="left"/>
+            </w:pPr>
+            <w:r>
+              <w:rPr>
+                <w:rFonts w:ascii="Arial" w:cs="Arial" w:eastAsia="Arial" w:hAnsi="Arial"/>
+                <w:b w:val="false"/>
+                <w:bCs w:val="false"/>
+                <w:i w:val="false"/>
+                <w:iCs w:val="false"/>
+                <w:color w:val="000000"/>
+                <w:sz w:val="18"/>
+                <w:szCs w:val="18"/>
+              </w:rPr>
+              <w:t xml:space="preserve">Each group retrieves their sector cut-outs from previous lessons (r = 18 cm, various θ values). The teacher displays a large projected image of a watermelon sector with a straight chord drawn across it — separating the triangular piece (two radii + chord) from the curved segment (the rind-bounded sliver). Learners record individual written predictions in their science notebooks responding to two prompts: (1) 'Estimate: what fraction of the sector's area do you think the segment (the curved sliver beyond the chord) represents?' and (2) 'Will a wide-angle segment (θ = 120°) always have a larger area than a narrow-angle segment (θ = 40°) of the same radius? Explain your reasoning.' Groups share predictions via a quick show-of-hands poll on the fraction estimate, and the teacher records the spread of estimates on the board without confirming or correcting.</w:t>
+            </w:r>
+          </w:p>
+        </w:tc>
+        <w:tc>
+          <w:tcPr>
+            <w:tcW w:type="dxa" w:w="3040"/>
+            <w:shd w:fill="F2F2F2" w:color="auto" w:val="clear"/>
+            <w:tcMar>
+              <w:top w:type="dxa" w:w="60"/>
+              <w:left w:type="dxa" w:w="120"/>
+              <w:bottom w:type="dxa" w:w="60"/>
+              <w:right w:type="dxa" w:w="120"/>
+            </w:tcMar>
+            <w:vAlign w:val="top"/>
+          </w:tcPr>
+          <w:p>
+            <w:pPr>
+              <w:spacing w:after="40" w:before="0"/>
+              <w:jc w:val="left"/>
+            </w:pPr>
+            <w:r>
+              <w:rPr>
+                <w:rFonts w:ascii="Arial" w:cs="Arial" w:eastAsia="Arial" w:hAnsi="Arial"/>
+                <w:b w:val="false"/>
+                <w:bCs w:val="false"/>
+                <w:i w:val="false"/>
+                <w:iCs w:val="false"/>
+                <w:color w:val="000000"/>
+                <w:sz w:val="18"/>
+                <w:szCs w:val="18"/>
+              </w:rPr>
+              <w:t xml:space="preserve">Teacher opens by pointing to the projected watermelon image and saying: 'Last lesson we found the area of the full wedge — the sector. But look at this piece [points to the curved sliver beyond the chord]. A customer at Wakulima Market was sold ONLY this curved piece — no triangle. She says she was cheated. Was she? We need exact numbers.' Pause 10 seconds. Teacher writes both prediction prompts on the board and gives learners 3 minutes of silent individual thinking time. Teacher circulates, reading notebooks — do NOT give hints. After 3 minutes, cold-call 4 learners (one per group) for their fraction estimate. Record responses verbatim (e.g., '1/4 of the sector', '½', 'about 30%') in a T-chart on the board labelled 'Our Predictions'. Teacher then says: 'Keep these predictions visible — we will return to them at the end of Phase 2 to see who was closest.'</w:t>
+            </w:r>
+          </w:p>
+        </w:tc>
+        <w:tc>
+          <w:tcPr>
+            <w:tcW w:type="dxa" w:w="3040"/>
+            <w:shd w:fill="FFFFFF" w:color="auto" w:val="clear"/>
+            <w:tcMar>
+              <w:top w:type="dxa" w:w="60"/>
+              <w:left w:type="dxa" w:w="120"/>
+              <w:bottom w:type="dxa" w:w="60"/>
+              <w:right w:type="dxa" w:w="120"/>
+            </w:tcMar>
+            <w:vAlign w:val="top"/>
+          </w:tcPr>
+          <w:p>
+            <w:pPr>
+              <w:spacing w:after="40" w:before="0"/>
+              <w:jc w:val="left"/>
+            </w:pPr>
+            <w:r>
+              <w:rPr>
+                <w:rFonts w:ascii="Arial" w:cs="Arial" w:eastAsia="Arial" w:hAnsi="Arial"/>
+                <w:b w:val="false"/>
+                <w:bCs w:val="false"/>
+                <w:i w:val="false"/>
+                <w:iCs w:val="false"/>
+                <w:color w:val="000000"/>
+                <w:sz w:val="18"/>
+                <w:szCs w:val="18"/>
+              </w:rPr>
+              <w:t xml:space="preserve">Prediction Journaling with Public Commitment: by writing and then publicly sharing a numerical estimate before any instruction, learners activate prior knowledge of sector area and create cognitive dissonance when they realise they lack a method to handle the curved boundary — directly mirroring the puzzle the Wakulima Market customer faces. This primes them to attend purposefully to the subtraction strategy in Phase 2.</w:t>
+            </w:r>
+          </w:p>
+        </w:tc>
+        <w:tc>
+          <w:tcPr>
+            <w:tcW w:type="dxa" w:w="3040"/>
+            <w:shd w:fill="F2F2F2" w:color="auto" w:val="clear"/>
+            <w:tcMar>
+              <w:top w:type="dxa" w:w="60"/>
+              <w:left w:type="dxa" w:w="120"/>
+              <w:bottom w:type="dxa" w:w="60"/>
+              <w:right w:type="dxa" w:w="120"/>
+            </w:tcMar>
+            <w:vAlign w:val="top"/>
+          </w:tcPr>
+          <w:p>
+            <w:pPr>
+              <w:spacing w:after="40" w:before="0"/>
+              <w:jc w:val="left"/>
+            </w:pPr>
+            <w:r>
+              <w:rPr>
+                <w:rFonts w:ascii="Arial" w:cs="Arial" w:eastAsia="Arial" w:hAnsi="Arial"/>
+                <w:b w:val="false"/>
+                <w:bCs w:val="false"/>
+                <w:i w:val="false"/>
+                <w:iCs w:val="false"/>
+                <w:color w:val="000000"/>
+                <w:sz w:val="18"/>
+                <w:szCs w:val="18"/>
+              </w:rPr>
+              <w:t xml:space="preserve">Observable indicator: every learner has a written numerical estimate (fraction or percentage) and a written sentence of reasoning in their notebook before Phase 2 begins. Teacher scans for misconceptions — particularly learners who write 'segment area = ½ × sector area regardless of θ', flagging those groups for targeted questioning during Phase 2.</w:t>
+            </w:r>
+          </w:p>
+        </w:tc>
+      </w:tr>
+      <w:tr>
+        <w:tc>
+          <w:tcPr>
+            <w:tcW w:type="dxa" w:w="1520"/>
+            <w:shd w:fill="D9EEF1" w:color="auto" w:val="clear"/>
+            <w:tcMar>
+              <w:top w:type="dxa" w:w="60"/>
+              <w:left w:type="dxa" w:w="120"/>
+              <w:bottom w:type="dxa" w:w="60"/>
+              <w:right w:type="dxa" w:w="120"/>
+            </w:tcMar>
+            <w:vAlign w:val="top"/>
+          </w:tcPr>
+          <w:p>
+            <w:pPr>
+              <w:spacing w:after="40" w:before="0"/>
+              <w:jc w:val="left"/>
+            </w:pPr>
+            <w:r>
+              <w:rPr>
+                <w:rFonts w:ascii="Arial" w:cs="Arial" w:eastAsia="Arial" w:hAnsi="Arial"/>
+                <w:b/>
+                <w:bCs/>
+                <w:i w:val="false"/>
+                <w:iCs w:val="false"/>
+                <w:color w:val="000000"/>
+                <w:sz w:val="18"/>
+                <w:szCs w:val="18"/>
+              </w:rPr>
+              <w:t xml:space="preserve">Observe Phase</w:t>
+            </w:r>
+          </w:p>
+          <w:p>
+            <w:pPr>
+              <w:spacing w:after="20" w:before="0"/>
+            </w:pPr>
+            <w:r>
+              <w:rPr>
+                <w:rFonts w:ascii="Arial" w:cs="Arial" w:eastAsia="Arial" w:hAnsi="Arial"/>
+                <w:b/>
+                <w:bCs/>
+                <w:color w:val="1F3864"/>
+                <w:sz w:val="16"/>
+                <w:szCs w:val="16"/>
+              </w:rPr>
+              <w:t xml:space="preserve">📹 VIDEO:</w:t>
+            </w:r>
+          </w:p>
+          <w:p>
+            <w:pPr>
+              <w:spacing w:after="20" w:before="0"/>
+            </w:pPr>
+            <w:hyperlink w:history="1" r:id="rIdiupgry3mhacb8sfcerqq8">
+              <w:r>
+                <w:rPr>
+                  <w:rFonts w:ascii="Arial" w:cs="Arial" w:eastAsia="Arial" w:hAnsi="Arial"/>
+                  <w:color w:val="2E75B6"/>
+                  <w:sz w:val="16"/>
+                  <w:szCs w:val="16"/>
+                  <w:u w:val="single" w:color="2E75B6"/>
+                </w:rPr>
+                <w:t xml:space="preserve">Area of a sector</w:t>
+              </w:r>
+            </w:hyperlink>
+          </w:p>
+          <w:p>
+            <w:pPr>
+              <w:spacing w:after="10" w:before="0"/>
+              <w:ind w:left="120"/>
+            </w:pPr>
+            <w:r>
+              <w:rPr>
+                <w:rFonts w:ascii="Arial" w:cs="Arial" w:eastAsia="Arial" w:hAnsi="Arial"/>
+                <w:color w:val="595959"/>
+                <w:sz w:val="14"/>
+                <w:szCs w:val="14"/>
+              </w:rPr>
+              <w:t xml:space="preserve">Source: Khan Academy (English - US curriculum)</w:t>
+            </w:r>
+          </w:p>
+          <w:p>
+            <w:pPr>
+              <w:spacing w:after="10" w:before="0"/>
+              <w:ind w:left="120"/>
+            </w:pPr>
+            <w:hyperlink w:history="1" r:id="rIdmnhx-inndl9mizykyecxp">
               <w:r>
                 <w:rPr>
                   <w:rFonts w:ascii="Arial" w:cs="Arial" w:eastAsia="Arial" w:hAnsi="Arial"/>
@@ -23734,7 +24040,7 @@
             <w:pPr>
               <w:spacing w:after="20" w:before="0"/>
             </w:pPr>
-            <w:hyperlink w:history="1" r:id="rIdqi2d5nsrurfn3hyif7ddh">
+            <w:hyperlink w:history="1" r:id="rId5h7kqptjwdv-bwfx3afbg">
               <w:r>
                 <w:rPr>
                   <w:rFonts w:ascii="Arial" w:cs="Arial" w:eastAsia="Arial" w:hAnsi="Arial"/>
@@ -23743,7 +24049,7 @@
                   <w:szCs w:val="16"/>
                   <w:u w:val="single" w:color="2E75B6"/>
                 </w:rPr>
-                <w:t xml:space="preserve">Area of a sector</w:t>
+                <w:t xml:space="preserve">Area of a circle</w:t>
               </w:r>
             </w:hyperlink>
           </w:p>
@@ -23767,7 +24073,7 @@
               <w:spacing w:after="10" w:before="0"/>
               <w:ind w:left="120"/>
             </w:pPr>
-            <w:hyperlink w:history="1" r:id="rIdrpggnpwaybeb6s7q0tipi">
+            <w:hyperlink w:history="1" r:id="rIdbuhx0odhuie2dsfix-soe">
               <w:r>
                 <w:rPr>
                   <w:rFonts w:ascii="Arial" w:cs="Arial" w:eastAsia="Arial" w:hAnsi="Arial"/>
@@ -23809,7 +24115,7 @@
                 <w:sz w:val="18"/>
                 <w:szCs w:val="18"/>
               </w:rPr>
-              <w:t xml:space="preserve">Each group retrieves their sector cut-outs from previous lessons (r = 18 cm, various θ values). The teacher displays a large projected image of a watermelon sector with a straight chord drawn across it — separating the triangular piece (two radii + chord) from the curved segment (the rind-bounded sliver). Learners record individual written predictions in their science notebooks responding to two prompts: (1) 'Estimate: what fraction of the sector's area do you think the segment (the curved sliver beyond the chord) represents?' and (2) 'Will a wide-angle segment (θ = 120°) always have a larger area than a narrow-angle segment (θ = 40°) of the same radius? Explain your reasoning.' Groups share predictions via a quick show-of-hands poll on the fraction estimate, and the teacher records the spread of estimates on the board without confirming or correcting.</w:t>
+              <w:t xml:space="preserve">Each group receives: (a) their labelled sector cut-outs from previous lessons; (b) a ruler and a pencil; (c) a printed Group Data Table (columns: θ°, r cm, chord length c cm, sector area cm², triangle area ½r²sinθ cm², segment area cm²). Step 1 (5 min): Using a ruler, learners draw the chord connecting the two ends of the arc on their sector cut-out, then cut along the chord to physically separate the triangular piece from the curved segment. Both pieces are labelled and kept. Step 2 (5 min): Learners measure the chord length c, verify the radius r = 18 cm, and record. Step 3 (5 min): Groups calculate the area of the triangle using the formula ½r²sinθ (introduced in Sub-Strand 2.4 Area of Polygons — teacher reminds learners this is the 'two-sides-and-included-angle' formula they already know). They record sector area (calculated in a previous lesson) and compute: Segment area = Sector area − Triangle area. Step 4 (3 min): Groups compare their computed segment area to their original prediction from Phase 1 and note the difference in their notebooks.</w:t>
             </w:r>
           </w:p>
         </w:tc>
@@ -23841,7 +24147,7 @@
                 <w:sz w:val="18"/>
                 <w:szCs w:val="18"/>
               </w:rPr>
-              <w:t xml:space="preserve">Teacher opens by pointing to the projected watermelon image and saying: 'Last lesson we found the area of the full wedge — the sector. But look at this piece [points to the curved sliver beyond the chord]. A customer at Wakulima Market was sold ONLY this curved piece — no triangle. She says she was cheated. Was she? We need exact numbers.' Pause 10 seconds. Teacher writes both prediction prompts on the board and gives learners 3 minutes of silent individual thinking time. Teacher circulates, reading notebooks — do NOT give hints. After 3 minutes, cold-call 4 learners (one per group) for their fraction estimate. Record responses verbatim (e.g., '1/4 of the sector', '½', 'about 30%') in a T-chart on the board labelled 'Our Predictions'. Teacher then says: 'Keep these predictions visible — we will return to them at the end of Phase 2 to see who was closest.'</w:t>
+              <w:t xml:space="preserve">Before learners begin cutting, teacher models the procedure ONCE using a large demonstration cut-out on the board: 'I draw my chord here — joining the two points where the radii meet the arc. I cut along the chord. Now I have two pieces: the triangle [holds up triangle] and the segment [holds up curved sliver]. I want the area of THIS piece [holds up segment].' Pause 10 seconds. 'How can I get it if I already know the sector area?' Wait 12 seconds for think time, then cold-call 2 learners. Guide toward the subtraction idea without stating it directly. Circulate during group work. At the 8-minute mark, stop all groups briefly: 'Check: has everyone used ½r²sinθ for the triangle — not ½ × base × height? Why do we use ½r²sinθ here?' Cold-call 1 learner. At the 13-minute mark prompt groups: 'Compare your answer to your Phase 1 prediction. How far off were you? Write one sentence about WHY you were off or right.'</w:t>
             </w:r>
           </w:p>
         </w:tc>
@@ -23873,7 +24179,7 @@
                 <w:sz w:val="18"/>
                 <w:szCs w:val="18"/>
               </w:rPr>
-              <w:t xml:space="preserve">Prediction Journaling with Public Commitment: by writing and then publicly sharing a numerical estimate before any instruction, learners activate prior knowledge of sector area and create cognitive dissonance when they realise they lack a method to handle the curved boundary — directly mirroring the puzzle the Wakulima Market customer faces. This primes them to attend purposefully to the subtraction strategy in Phase 2.</w:t>
+              <w:t xml:space="preserve">Concrete Manipulation with Data Recording: physically cutting the triangle from the sector makes the subtraction relationship tangible and irreversible in learners' minds. Recording both pieces' areas in the same table column-by-column scaffolds the algebraic relationship (Segment = Sector − Triangle) as a pattern across four different angle values, not merely a one-off formula. This connects directly to the phenomenon: each watermelon slice the vendor cuts has both a sector area and a triangular-central portion, and the curved rind piece alone is the segment.</w:t>
             </w:r>
           </w:p>
         </w:tc>
@@ -23905,7 +24211,7 @@
                 <w:sz w:val="18"/>
                 <w:szCs w:val="18"/>
               </w:rPr>
-              <w:t xml:space="preserve">Observable indicator: every learner has a written numerical estimate (fraction or percentage) and a written sentence of reasoning in their notebook before Phase 2 begins. Teacher scans for misconceptions — particularly learners who write 'segment area = ½ × sector area regardless of θ', flagging those groups for targeted questioning during Phase 2.</w:t>
+              <w:t xml:space="preserve">Observable indicator: each group's Data Table has all six columns populated with correct units (cm²) for all four θ values. Teacher checks specifically that the triangle area column uses ½r²sinθ (not ½ × base × height from a measurement), and that segment area values are smaller than sector area values — a necessary logical check. Groups whose segment area exceeds sector area are immediately redirected.</w:t>
             </w:r>
           </w:p>
         </w:tc>
@@ -23914,32 +24220,32 @@
         <w:tc>
           <w:tcPr>
             <w:tcW w:type="dxa" w:w="1520"/>
-            <w:shd w:fill="D9EEF1" w:color="auto" w:val="clear"/>
-            <w:tcMar>
-              <w:top w:type="dxa" w:w="60"/>
-              <w:left w:type="dxa" w:w="120"/>
-              <w:bottom w:type="dxa" w:w="60"/>
-              <w:right w:type="dxa" w:w="120"/>
-            </w:tcMar>
-            <w:vAlign w:val="top"/>
-          </w:tcPr>
-          <w:p>
-            <w:pPr>
-              <w:spacing w:after="40" w:before="0"/>
-              <w:jc w:val="left"/>
-            </w:pPr>
-            <w:r>
-              <w:rPr>
-                <w:rFonts w:ascii="Arial" w:cs="Arial" w:eastAsia="Arial" w:hAnsi="Arial"/>
-                <w:b/>
-                <w:bCs/>
-                <w:i w:val="false"/>
-                <w:iCs w:val="false"/>
-                <w:color w:val="000000"/>
-                <w:sz w:val="18"/>
-                <w:szCs w:val="18"/>
-              </w:rPr>
-              <w:t xml:space="preserve">Observe Phase</w:t>
+            <w:shd w:fill="E2EFDA" w:color="auto" w:val="clear"/>
+            <w:tcMar>
+              <w:top w:type="dxa" w:w="60"/>
+              <w:left w:type="dxa" w:w="120"/>
+              <w:bottom w:type="dxa" w:w="60"/>
+              <w:right w:type="dxa" w:w="120"/>
+            </w:tcMar>
+            <w:vAlign w:val="top"/>
+          </w:tcPr>
+          <w:p>
+            <w:pPr>
+              <w:spacing w:after="40" w:before="0"/>
+              <w:jc w:val="left"/>
+            </w:pPr>
+            <w:r>
+              <w:rPr>
+                <w:rFonts w:ascii="Arial" w:cs="Arial" w:eastAsia="Arial" w:hAnsi="Arial"/>
+                <w:b/>
+                <w:bCs/>
+                <w:i w:val="false"/>
+                <w:iCs w:val="false"/>
+                <w:color w:val="000000"/>
+                <w:sz w:val="18"/>
+                <w:szCs w:val="18"/>
+              </w:rPr>
+              <w:t xml:space="preserve">Explain Phase</w:t>
             </w:r>
           </w:p>
           <w:p>
@@ -23962,7 +24268,313 @@
             <w:pPr>
               <w:spacing w:after="20" w:before="0"/>
             </w:pPr>
-            <w:hyperlink w:history="1" r:id="rIdrykfby8ncn7wefdvlf4d-">
+            <w:hyperlink w:history="1" r:id="rIdqmu04gmhtiuto5ygtr_mi">
+              <w:r>
+                <w:rPr>
+                  <w:rFonts w:ascii="Arial" w:cs="Arial" w:eastAsia="Arial" w:hAnsi="Arial"/>
+                  <w:color w:val="2E75B6"/>
+                  <w:sz w:val="16"/>
+                  <w:szCs w:val="16"/>
+                  <w:u w:val="single" w:color="2E75B6"/>
+                </w:rPr>
+                <w:t xml:space="preserve">Area of Sectors and Segments Principles - Basic</w:t>
+              </w:r>
+            </w:hyperlink>
+          </w:p>
+          <w:p>
+            <w:pPr>
+              <w:spacing w:after="10" w:before="0"/>
+              <w:ind w:left="120"/>
+            </w:pPr>
+            <w:r>
+              <w:rPr>
+                <w:rFonts w:ascii="Arial" w:cs="Arial" w:eastAsia="Arial" w:hAnsi="Arial"/>
+                <w:color w:val="595959"/>
+                <w:sz w:val="14"/>
+                <w:szCs w:val="14"/>
+              </w:rPr>
+              <w:t xml:space="preserve">Source: CK-12</w:t>
+            </w:r>
+          </w:p>
+          <w:p>
+            <w:pPr>
+              <w:spacing w:after="10" w:before="0"/>
+              <w:ind w:left="120"/>
+            </w:pPr>
+            <w:hyperlink w:history="1" r:id="rIdj4fw4whixsldujibjwabg">
+              <w:r>
+                <w:rPr>
+                  <w:rFonts w:ascii="Arial" w:cs="Arial" w:eastAsia="Arial" w:hAnsi="Arial"/>
+                  <w:color w:val="595959"/>
+                  <w:sz w:val="14"/>
+                  <w:szCs w:val="14"/>
+                  <w:u w:val="single" w:color="595959"/>
+                </w:rPr>
+                <w:t xml:space="preserve">🔍 Search ARES for similar videos</w:t>
+              </w:r>
+            </w:hyperlink>
+          </w:p>
+          <w:p>
+            <w:pPr>
+              <w:spacing w:after="40" w:before="0"/>
+            </w:pPr>
+            <w:r>
+              <w:rPr>
+                <w:sz w:val="14"/>
+                <w:szCs w:val="14"/>
+              </w:rPr>
+              <w:t xml:space="preserve"/>
+            </w:r>
+          </w:p>
+          <w:p>
+            <w:pPr>
+              <w:spacing w:after="20" w:before="0"/>
+            </w:pPr>
+            <w:r>
+              <w:rPr>
+                <w:rFonts w:ascii="Arial" w:cs="Arial" w:eastAsia="Arial" w:hAnsi="Arial"/>
+                <w:b/>
+                <w:bCs/>
+                <w:color w:val="1F3864"/>
+                <w:sz w:val="16"/>
+                <w:szCs w:val="16"/>
+              </w:rPr>
+              <w:t xml:space="preserve">📖 HTML:</w:t>
+            </w:r>
+          </w:p>
+          <w:p>
+            <w:pPr>
+              <w:spacing w:after="20" w:before="0"/>
+            </w:pPr>
+            <w:hyperlink w:history="1" r:id="rIdgjqn1w7mkfsam1dgaqe7z">
+              <w:r>
+                <w:rPr>
+                  <w:rFonts w:ascii="Arial" w:cs="Arial" w:eastAsia="Arial" w:hAnsi="Arial"/>
+                  <w:color w:val="2E75B6"/>
+                  <w:sz w:val="16"/>
+                  <w:szCs w:val="16"/>
+                  <w:u w:val="single" w:color="2E75B6"/>
+                </w:rPr>
+                <w:t xml:space="preserve">Area of Sectors and Segments (Flexbook)</w:t>
+              </w:r>
+            </w:hyperlink>
+          </w:p>
+          <w:p>
+            <w:pPr>
+              <w:spacing w:after="10" w:before="0"/>
+              <w:ind w:left="120"/>
+            </w:pPr>
+            <w:r>
+              <w:rPr>
+                <w:rFonts w:ascii="Arial" w:cs="Arial" w:eastAsia="Arial" w:hAnsi="Arial"/>
+                <w:color w:val="595959"/>
+                <w:sz w:val="14"/>
+                <w:szCs w:val="14"/>
+              </w:rPr>
+              <w:t xml:space="preserve">Source: CK-12</w:t>
+            </w:r>
+          </w:p>
+          <w:p>
+            <w:pPr>
+              <w:spacing w:after="10" w:before="0"/>
+              <w:ind w:left="120"/>
+            </w:pPr>
+            <w:hyperlink w:history="1" r:id="rId3orejfsbvribpqltipcgr">
+              <w:r>
+                <w:rPr>
+                  <w:rFonts w:ascii="Arial" w:cs="Arial" w:eastAsia="Arial" w:hAnsi="Arial"/>
+                  <w:color w:val="595959"/>
+                  <w:sz w:val="14"/>
+                  <w:szCs w:val="14"/>
+                  <w:u w:val="single" w:color="595959"/>
+                </w:rPr>
+                <w:t xml:space="preserve">🔍 Search ARES for similar readings</w:t>
+              </w:r>
+            </w:hyperlink>
+          </w:p>
+        </w:tc>
+        <w:tc>
+          <w:tcPr>
+            <w:tcW w:type="dxa" w:w="3040"/>
+            <w:shd w:fill="FFFFFF" w:color="auto" w:val="clear"/>
+            <w:tcMar>
+              <w:top w:type="dxa" w:w="60"/>
+              <w:left w:type="dxa" w:w="120"/>
+              <w:bottom w:type="dxa" w:w="60"/>
+              <w:right w:type="dxa" w:w="120"/>
+            </w:tcMar>
+            <w:vAlign w:val="top"/>
+          </w:tcPr>
+          <w:p>
+            <w:pPr>
+              <w:spacing w:after="40" w:before="0"/>
+              <w:jc w:val="left"/>
+            </w:pPr>
+            <w:r>
+              <w:rPr>
+                <w:rFonts w:ascii="Arial" w:cs="Arial" w:eastAsia="Arial" w:hAnsi="Arial"/>
+                <w:b w:val="false"/>
+                <w:bCs w:val="false"/>
+                <w:i w:val="false"/>
+                <w:iCs w:val="false"/>
+                <w:color w:val="000000"/>
+                <w:sz w:val="18"/>
+                <w:szCs w:val="18"/>
+              </w:rPr>
+              <w:t xml:space="preserve">Part A — Formula Derivation (8 min): Each group writes the general formula on a large sheet of manila paper: Area of segment = (θ/360)πr² − ½r²sinθ. They factor it as ½r²[(θπ/180) − sinθ] and annotate each term in a different colour, labelling what it represents physically (sector portion vs. triangle portion). They verify the formula using their own measured values (r = 18 cm, θ = 90°) and confirm it matches their cut-and-subtract result. Part B — Wakulima Market Verdict (10 min): Groups receive the 'Customer Complaint Card': 'Mama Wanjiku at Wakulima Market cut a circular watermelon (r = 18 cm) into four unequal wedge-shaped pieces. The central angles were: Piece A = 40°, Piece B = 65°, Piece C = 90°, Piece D = 120°. She then cut a chord across each piece and sold ONLY the curved segment to each customer, keeping the triangular centres to make juice. Customer Ochieng (Piece D) complained that Customer Auma (Piece C) received a larger segment even though Ochieng's angle was bigger. Was Ochieng right?' Groups calculate all four segment areas and write a one-paragraph verdict with supporting calculations. Part C — Connections (4 min): Groups identify two additional real-life contexts in Kenya where segment area matters (suggested: the area of land irrigated by a pivot-irrigation system beyond a fence line in Rift Valley; the area of a decorative tile pattern at a Mombasa hotel).</w:t>
+            </w:r>
+          </w:p>
+        </w:tc>
+        <w:tc>
+          <w:tcPr>
+            <w:tcW w:type="dxa" w:w="3040"/>
+            <w:shd w:fill="F2F2F2" w:color="auto" w:val="clear"/>
+            <w:tcMar>
+              <w:top w:type="dxa" w:w="60"/>
+              <w:left w:type="dxa" w:w="120"/>
+              <w:bottom w:type="dxa" w:w="60"/>
+              <w:right w:type="dxa" w:w="120"/>
+            </w:tcMar>
+            <w:vAlign w:val="top"/>
+          </w:tcPr>
+          <w:p>
+            <w:pPr>
+              <w:spacing w:after="40" w:before="0"/>
+              <w:jc w:val="left"/>
+            </w:pPr>
+            <w:r>
+              <w:rPr>
+                <w:rFonts w:ascii="Arial" w:cs="Arial" w:eastAsia="Arial" w:hAnsi="Arial"/>
+                <w:b w:val="false"/>
+                <w:bCs w:val="false"/>
+                <w:i w:val="false"/>
+                <w:iCs w:val="false"/>
+                <w:color w:val="000000"/>
+                <w:sz w:val="18"/>
+                <w:szCs w:val="18"/>
+              </w:rPr>
+              <w:t xml:space="preserve">For Part A, teacher writes on the board: 'Sector area = (θ/360)πr². Triangle area = ½r²sinθ. Therefore, Segment area = ?' and waits 10 seconds before taking responses. Cold-call 2 learners to complete the subtraction. Teacher then says: 'Factor out ½r² from both terms. What do you get?' Wait 12 seconds. Cold-call 1 learner. Write the factored form alongside the expanded form — tell learners both are correct and acceptable in assessments. For Part B, circulate and prompt groups that are stuck: 'First calculate sector area for Piece D. Then calculate triangle area for Piece D. Now subtract. Does the result surprise you?' After 10 minutes, cold-call one group to present their verdict. If the verdict is correct (Ochieng is partially right — Piece D segment IS larger than Piece C segment), ask: 'Why did the segment areas NOT increase in the same proportion as the angles? What role does sinθ play?' Wait 15 seconds — this is a high-cognitive-demand question. Accept reasoning rather than a precise answer. For Part C, cold-call 2 different groups for their Kenyan contexts. Explicitly connect each back to the driving question: 'So the answer to our driving question now includes segments, not just sectors.'</w:t>
+            </w:r>
+          </w:p>
+        </w:tc>
+        <w:tc>
+          <w:tcPr>
+            <w:tcW w:type="dxa" w:w="3040"/>
+            <w:shd w:fill="FFFFFF" w:color="auto" w:val="clear"/>
+            <w:tcMar>
+              <w:top w:type="dxa" w:w="60"/>
+              <w:left w:type="dxa" w:w="120"/>
+              <w:bottom w:type="dxa" w:w="60"/>
+              <w:right w:type="dxa" w:w="120"/>
+            </w:tcMar>
+            <w:vAlign w:val="top"/>
+          </w:tcPr>
+          <w:p>
+            <w:pPr>
+              <w:spacing w:after="40" w:before="0"/>
+              <w:jc w:val="left"/>
+            </w:pPr>
+            <w:r>
+              <w:rPr>
+                <w:rFonts w:ascii="Arial" w:cs="Arial" w:eastAsia="Arial" w:hAnsi="Arial"/>
+                <w:b w:val="false"/>
+                <w:bCs w:val="false"/>
+                <w:i w:val="false"/>
+                <w:iCs w:val="false"/>
+                <w:color w:val="000000"/>
+                <w:sz w:val="18"/>
+                <w:szCs w:val="18"/>
+              </w:rPr>
+              <w:t xml:space="preserve">Claim-Evidence-Reasoning (CER) Writing: the Customer Complaint Card requires learners to state a claim (Ochieng is right/wrong), support it with numerical evidence (four segment area calculations), and explain their reasoning (relationship between θ, sinθ, and segment area). This is a full scientific argument structure applied to a mathematics context, directly answering the driving question with real numbers from the phenomenon.</w:t>
+            </w:r>
+          </w:p>
+        </w:tc>
+        <w:tc>
+          <w:tcPr>
+            <w:tcW w:type="dxa" w:w="3040"/>
+            <w:shd w:fill="F2F2F2" w:color="auto" w:val="clear"/>
+            <w:tcMar>
+              <w:top w:type="dxa" w:w="60"/>
+              <w:left w:type="dxa" w:w="120"/>
+              <w:bottom w:type="dxa" w:w="60"/>
+              <w:right w:type="dxa" w:w="120"/>
+            </w:tcMar>
+            <w:vAlign w:val="top"/>
+          </w:tcPr>
+          <w:p>
+            <w:pPr>
+              <w:spacing w:after="40" w:before="0"/>
+              <w:jc w:val="left"/>
+            </w:pPr>
+            <w:r>
+              <w:rPr>
+                <w:rFonts w:ascii="Arial" w:cs="Arial" w:eastAsia="Arial" w:hAnsi="Arial"/>
+                <w:b w:val="false"/>
+                <w:bCs w:val="false"/>
+                <w:i w:val="false"/>
+                <w:iCs w:val="false"/>
+                <w:color w:val="000000"/>
+                <w:sz w:val="18"/>
+                <w:szCs w:val="18"/>
+              </w:rPr>
+              <w:t xml:space="preserve">Observable indicator: each group's manila paper shows (1) the formula with colour-coded annotations, (2) a numerical verification using r = 18 cm and their own θ, and (3) a written verdict paragraph with all four segment areas calculated to 1 decimal place. Teacher listens for learners correctly interpreting why sinθ grows more slowly than θ for large angles — this nuanced reasoning distinguishes 'Meets Expectations' from 'Exceeds Expectations' on the KICD rubric.</w:t>
+            </w:r>
+          </w:p>
+        </w:tc>
+      </w:tr>
+      <w:tr>
+        <w:tc>
+          <w:tcPr>
+            <w:tcW w:type="dxa" w:w="1520"/>
+            <w:shd w:fill="FCE4D6" w:color="auto" w:val="clear"/>
+            <w:tcMar>
+              <w:top w:type="dxa" w:w="60"/>
+              <w:left w:type="dxa" w:w="120"/>
+              <w:bottom w:type="dxa" w:w="60"/>
+              <w:right w:type="dxa" w:w="120"/>
+            </w:tcMar>
+            <w:vAlign w:val="top"/>
+          </w:tcPr>
+          <w:p>
+            <w:pPr>
+              <w:spacing w:after="40" w:before="0"/>
+              <w:jc w:val="left"/>
+            </w:pPr>
+            <w:r>
+              <w:rPr>
+                <w:rFonts w:ascii="Arial" w:cs="Arial" w:eastAsia="Arial" w:hAnsi="Arial"/>
+                <w:b/>
+                <w:bCs/>
+                <w:i w:val="false"/>
+                <w:iCs w:val="false"/>
+                <w:color w:val="000000"/>
+                <w:sz w:val="18"/>
+                <w:szCs w:val="18"/>
+              </w:rPr>
+              <w:t xml:space="preserve">Driving Question Board (DQB) Creation</w:t>
+            </w:r>
+          </w:p>
+          <w:p>
+            <w:pPr>
+              <w:spacing w:after="20" w:before="0"/>
+            </w:pPr>
+            <w:r>
+              <w:rPr>
+                <w:rFonts w:ascii="Arial" w:cs="Arial" w:eastAsia="Arial" w:hAnsi="Arial"/>
+                <w:b/>
+                <w:bCs/>
+                <w:color w:val="1F3864"/>
+                <w:sz w:val="16"/>
+                <w:szCs w:val="16"/>
+              </w:rPr>
+              <w:t xml:space="preserve">📹 VIDEO:</w:t>
+            </w:r>
+          </w:p>
+          <w:p>
+            <w:pPr>
+              <w:spacing w:after="20" w:before="0"/>
+            </w:pPr>
+            <w:hyperlink w:history="1" r:id="rIdojrz4dev_wgehhug-uhm1">
               <w:r>
                 <w:rPr>
                   <w:rFonts w:ascii="Arial" w:cs="Arial" w:eastAsia="Arial" w:hAnsi="Arial"/>
@@ -23995,7 +24607,7 @@
               <w:spacing w:after="10" w:before="0"/>
               <w:ind w:left="120"/>
             </w:pPr>
-            <w:hyperlink w:history="1" r:id="rId0vfsd2ejgfa5urkw212ef">
+            <w:hyperlink w:history="1" r:id="rIdqcmnda_u1lh9lgfzngrik">
               <w:r>
                 <w:rPr>
                   <w:rFonts w:ascii="Arial" w:cs="Arial" w:eastAsia="Arial" w:hAnsi="Arial"/>
@@ -24033,14 +24645,14 @@
                 <w:sz w:val="16"/>
                 <w:szCs w:val="16"/>
               </w:rPr>
-              <w:t xml:space="preserve">📖 HTML:</w:t>
+              <w:t xml:space="preserve">📖 EXERCISE:</w:t>
             </w:r>
           </w:p>
           <w:p>
             <w:pPr>
               <w:spacing w:after="20" w:before="0"/>
             </w:pPr>
-            <w:hyperlink w:history="1" r:id="rIdrg0cwj_-raux7w2kvbszn">
+            <w:hyperlink w:history="1" r:id="rIdu5iobebi18bxbzu4xctfl">
               <w:r>
                 <w:rPr>
                   <w:rFonts w:ascii="Arial" w:cs="Arial" w:eastAsia="Arial" w:hAnsi="Arial"/>
@@ -24049,7 +24661,7 @@
                   <w:szCs w:val="16"/>
                   <w:u w:val="single" w:color="2E75B6"/>
                 </w:rPr>
-                <w:t xml:space="preserve">Area of Sectors and Segments (Flexbook)</w:t>
+                <w:t xml:space="preserve">Area of Sectors and Segments Practice</w:t>
               </w:r>
             </w:hyperlink>
           </w:p>
@@ -24073,7 +24685,7 @@
               <w:spacing w:after="10" w:before="0"/>
               <w:ind w:left="120"/>
             </w:pPr>
-            <w:hyperlink w:history="1" r:id="rIdfvxig21pzsfzoc-w3l47a">
+            <w:hyperlink w:history="1" r:id="rIdricvpftizsx2ckskps9sv">
               <w:r>
                 <w:rPr>
                   <w:rFonts w:ascii="Arial" w:cs="Arial" w:eastAsia="Arial" w:hAnsi="Arial"/>
@@ -24115,7 +24727,7 @@
                 <w:sz w:val="18"/>
                 <w:szCs w:val="18"/>
               </w:rPr>
-              <w:t xml:space="preserve">Each group receives: (a) their labelled sector cut-outs from previous lessons; (b) a ruler and a pencil; (c) a printed Group Data Table (columns: θ°, r cm, chord length c cm, sector area cm², triangle area ½r²sinθ cm², segment area cm²). Step 1 (5 min): Using a ruler, learners draw the chord connecting the two ends of the arc on their sector cut-out, then cut along the chord to physically separate the triangular piece from the curved segment. Both pieces are labelled and kept. Step 2 (5 min): Learners measure the chord length c, verify the radius r = 18 cm, and record. Step 3 (5 min): Groups calculate the area of the triangle using the formula ½r²sinθ (introduced in Sub-Strand 2.4 Area of Polygons — teacher reminds learners this is the 'two-sides-and-included-angle' formula they already know). They record sector area (calculated in a previous lesson) and compute: Segment area = Sector area − Triangle area. Step 4 (3 min): Groups compare their computed segment area to their original prediction from Phase 1 and note the difference in their notebooks.</w:t>
+              <w:t xml:space="preserve">The full Driving Question Board (DQB), built incrementally across all 8 lessons, is displayed at the front of the room. Each group receives three sticky-note colours: GREEN = 'We can now answer this fully', YELLOW = 'We can answer this partially', RED = 'Still puzzling us'. Groups spend 4 minutes silently reviewing every card on the DQB and deciding on a colour for each question their group originally posted. Groups then send one representative to the board to re-label cards. The class reviews any remaining RED cards (if any) and attempts a brief collective answer. The teacher reads the original Driving Question aloud one final time: 'How can we calculate the exact area of any wedge-shaped or segment-shaped piece of a circle — like a watermelon slice at Wakulima Market — so that we can solve fair-sharing and design problems in real life?' The whole class co-constructs a one-sentence Final Answer on the board, and every learner copies it into their notebook.</w:t>
             </w:r>
           </w:p>
         </w:tc>
@@ -24147,7 +24759,7 @@
                 <w:sz w:val="18"/>
                 <w:szCs w:val="18"/>
               </w:rPr>
-              <w:t xml:space="preserve">Before learners begin cutting, teacher models the procedure ONCE using a large demonstration cut-out on the board: 'I draw my chord here — joining the two points where the radii meet the arc. I cut along the chord. Now I have two pieces: the triangle [holds up triangle] and the segment [holds up curved sliver]. I want the area of THIS piece [holds up segment].' Pause 10 seconds. 'How can I get it if I already know the sector area?' Wait 12 seconds for think time, then cold-call 2 learners. Guide toward the subtraction idea without stating it directly. Circulate during group work. At the 8-minute mark, stop all groups briefly: 'Check: has everyone used ½r²sinθ for the triangle — not ½ × base × height? Why do we use ½r²sinθ here?' Cold-call 1 learner. At the 13-minute mark prompt groups: 'Compare your answer to your Phase 1 prediction. How far off were you? Write one sentence about WHY you were off or right.'</w:t>
+              <w:t xml:space="preserve">Teacher points to the DQB and says: 'This board has been our map across 8 lessons. Let's see how much of it we can now colour green.' Give groups 4 minutes of quiet review time — do not answer questions during this time; redirect all queries back to group discussion. After 4 minutes, invite representatives to re-label cards. Stand back and observe — do not direct placement. After all groups have labelled, scan the board and say: 'I see [X] green cards, [Y] yellow cards, [Z] red cards. Let's look at any remaining red cards together.' If red cards remain (expected: at most 1–2 extension-level questions), facilitate a 2-minute class discussion. Then ask: 'In one sentence — using the words RADIUS, ANGLE, SECTOR, SEGMENT, and FORMULA — can someone complete this starter: The exact area of any wedge or segment of a circle can be calculated by…?' Wait 12 seconds. Cold-call 1 learner, then invite additions from 2 more peers. Write the agreed sentence on the board in a box titled 'OUR FINAL ANSWER'. Learners copy it.</w:t>
             </w:r>
           </w:p>
         </w:tc>
@@ -24179,7 +24791,7 @@
                 <w:sz w:val="18"/>
                 <w:szCs w:val="18"/>
               </w:rPr>
-              <w:t xml:space="preserve">Concrete Manipulation with Data Recording: physically cutting the triangle from the sector makes the subtraction relationship tangible and irreversible in learners' minds. Recording both pieces' areas in the same table column-by-column scaffolds the algebraic relationship (Segment = Sector − Triangle) as a pattern across four different angle values, not merely a one-off formula. This connects directly to the phenomenon: each watermelon slice the vendor cuts has both a sector area and a triangular-central portion, and the curved rind piece alone is the segment.</w:t>
+              <w:t xml:space="preserve">DQB Audit with Colour Coding: revisiting every question posted throughout the unit with a traffic-light system makes the progression of understanding visible and metacognitive. Learners experience closure — a rare and motivating feeling in mathematics — while the constraint of using five specific vocabulary words in the Final Answer forces precise scientific language rather than vague summary.</w:t>
             </w:r>
           </w:p>
         </w:tc>
@@ -24211,7 +24823,7 @@
                 <w:sz w:val="18"/>
                 <w:szCs w:val="18"/>
               </w:rPr>
-              <w:t xml:space="preserve">Observable indicator: each group's Data Table has all six columns populated with correct units (cm²) for all four θ values. Teacher checks specifically that the triangle area column uses ½r²sinθ (not ½ × base × height from a measurement), and that segment area values are smaller than sector area values — a necessary logical check. Groups whose segment area exceeds sector area are immediately redirected.</w:t>
+              <w:t xml:space="preserve">Observable indicator: at least 80% of DQB cards are marked GREEN by the end of Phase 4. Teacher records the specific cards marked YELLOW or RED as evidence of residual gaps to address in revision or the next sub-strand. Every learner's notebook contains the agreed Final Answer sentence, which serves as a portable exit reference.</w:t>
             </w:r>
           </w:p>
         </w:tc>
@@ -24220,32 +24832,32 @@
         <w:tc>
           <w:tcPr>
             <w:tcW w:type="dxa" w:w="1520"/>
-            <w:shd w:fill="E2EFDA" w:color="auto" w:val="clear"/>
-            <w:tcMar>
-              <w:top w:type="dxa" w:w="60"/>
-              <w:left w:type="dxa" w:w="120"/>
-              <w:bottom w:type="dxa" w:w="60"/>
-              <w:right w:type="dxa" w:w="120"/>
-            </w:tcMar>
-            <w:vAlign w:val="top"/>
-          </w:tcPr>
-          <w:p>
-            <w:pPr>
-              <w:spacing w:after="40" w:before="0"/>
-              <w:jc w:val="left"/>
-            </w:pPr>
-            <w:r>
-              <w:rPr>
-                <w:rFonts w:ascii="Arial" w:cs="Arial" w:eastAsia="Arial" w:hAnsi="Arial"/>
-                <w:b/>
-                <w:bCs/>
-                <w:i w:val="false"/>
-                <w:iCs w:val="false"/>
-                <w:color w:val="000000"/>
-                <w:sz w:val="18"/>
-                <w:szCs w:val="18"/>
-              </w:rPr>
-              <w:t xml:space="preserve">Explain Phase</w:t>
+            <w:shd w:fill="D5E8F0" w:color="auto" w:val="clear"/>
+            <w:tcMar>
+              <w:top w:type="dxa" w:w="60"/>
+              <w:left w:type="dxa" w:w="120"/>
+              <w:bottom w:type="dxa" w:w="60"/>
+              <w:right w:type="dxa" w:w="120"/>
+            </w:tcMar>
+            <w:vAlign w:val="top"/>
+          </w:tcPr>
+          <w:p>
+            <w:pPr>
+              <w:spacing w:after="40" w:before="0"/>
+              <w:jc w:val="left"/>
+            </w:pPr>
+            <w:r>
+              <w:rPr>
+                <w:rFonts w:ascii="Arial" w:cs="Arial" w:eastAsia="Arial" w:hAnsi="Arial"/>
+                <w:b/>
+                <w:bCs/>
+                <w:i w:val="false"/>
+                <w:iCs w:val="false"/>
+                <w:color w:val="000000"/>
+                <w:sz w:val="18"/>
+                <w:szCs w:val="18"/>
+              </w:rPr>
+              <w:t xml:space="preserve">Model Building Phase</w:t>
             </w:r>
           </w:p>
           <w:p>
@@ -24268,7 +24880,7 @@
             <w:pPr>
               <w:spacing w:after="20" w:before="0"/>
             </w:pPr>
-            <w:hyperlink w:history="1" r:id="rIdfwkzm66ydxl6alse_h8gv">
+            <w:hyperlink w:history="1" r:id="rIdxafhbrjbf6qf3n-8oyodj">
               <w:r>
                 <w:rPr>
                   <w:rFonts w:ascii="Arial" w:cs="Arial" w:eastAsia="Arial" w:hAnsi="Arial"/>
@@ -24277,7 +24889,7 @@
                   <w:szCs w:val="16"/>
                   <w:u w:val="single" w:color="2E75B6"/>
                 </w:rPr>
-                <w:t xml:space="preserve">Area of Sectors and Segments Principles - Basic</w:t>
+                <w:t xml:space="preserve">Area of a circle</w:t>
               </w:r>
             </w:hyperlink>
           </w:p>
@@ -24293,7 +24905,7 @@
                 <w:sz w:val="14"/>
                 <w:szCs w:val="14"/>
               </w:rPr>
-              <w:t xml:space="preserve">Source: CK-12</w:t>
+              <w:t xml:space="preserve">Source: Khan Academy (English - US curriculum)</w:t>
             </w:r>
           </w:p>
           <w:p>
@@ -24301,7 +24913,7 @@
               <w:spacing w:after="10" w:before="0"/>
               <w:ind w:left="120"/>
             </w:pPr>
-            <w:hyperlink w:history="1" r:id="rIdurqqu10oikaf0dnktg5zz">
+            <w:hyperlink w:history="1" r:id="rIdg784oyi-vxugokkinjfi0">
               <w:r>
                 <w:rPr>
                   <w:rFonts w:ascii="Arial" w:cs="Arial" w:eastAsia="Arial" w:hAnsi="Arial"/>
@@ -24339,320 +24951,14 @@
                 <w:sz w:val="16"/>
                 <w:szCs w:val="16"/>
               </w:rPr>
-              <w:t xml:space="preserve">📖 EXERCISE:</w:t>
+              <w:t xml:space="preserve">📖 HTML:</w:t>
             </w:r>
           </w:p>
           <w:p>
             <w:pPr>
               <w:spacing w:after="20" w:before="0"/>
             </w:pPr>
-            <w:hyperlink w:history="1" r:id="rId__f33phsum3nbxbhkevyg">
-              <w:r>
-                <w:rPr>
-                  <w:rFonts w:ascii="Arial" w:cs="Arial" w:eastAsia="Arial" w:hAnsi="Arial"/>
-                  <w:color w:val="2E75B6"/>
-                  <w:sz w:val="16"/>
-                  <w:szCs w:val="16"/>
-                  <w:u w:val="single" w:color="2E75B6"/>
-                </w:rPr>
-                <w:t xml:space="preserve">Area of Sectors and Segments Practice</w:t>
-              </w:r>
-            </w:hyperlink>
-          </w:p>
-          <w:p>
-            <w:pPr>
-              <w:spacing w:after="10" w:before="0"/>
-              <w:ind w:left="120"/>
-            </w:pPr>
-            <w:r>
-              <w:rPr>
-                <w:rFonts w:ascii="Arial" w:cs="Arial" w:eastAsia="Arial" w:hAnsi="Arial"/>
-                <w:color w:val="595959"/>
-                <w:sz w:val="14"/>
-                <w:szCs w:val="14"/>
-              </w:rPr>
-              <w:t xml:space="preserve">Source: CK-12</w:t>
-            </w:r>
-          </w:p>
-          <w:p>
-            <w:pPr>
-              <w:spacing w:after="10" w:before="0"/>
-              <w:ind w:left="120"/>
-            </w:pPr>
-            <w:hyperlink w:history="1" r:id="rIdlb2sdutolwzyqhx5u_svj">
-              <w:r>
-                <w:rPr>
-                  <w:rFonts w:ascii="Arial" w:cs="Arial" w:eastAsia="Arial" w:hAnsi="Arial"/>
-                  <w:color w:val="595959"/>
-                  <w:sz w:val="14"/>
-                  <w:szCs w:val="14"/>
-                  <w:u w:val="single" w:color="595959"/>
-                </w:rPr>
-                <w:t xml:space="preserve">🔍 Search ARES for similar readings</w:t>
-              </w:r>
-            </w:hyperlink>
-          </w:p>
-        </w:tc>
-        <w:tc>
-          <w:tcPr>
-            <w:tcW w:type="dxa" w:w="3040"/>
-            <w:shd w:fill="FFFFFF" w:color="auto" w:val="clear"/>
-            <w:tcMar>
-              <w:top w:type="dxa" w:w="60"/>
-              <w:left w:type="dxa" w:w="120"/>
-              <w:bottom w:type="dxa" w:w="60"/>
-              <w:right w:type="dxa" w:w="120"/>
-            </w:tcMar>
-            <w:vAlign w:val="top"/>
-          </w:tcPr>
-          <w:p>
-            <w:pPr>
-              <w:spacing w:after="40" w:before="0"/>
-              <w:jc w:val="left"/>
-            </w:pPr>
-            <w:r>
-              <w:rPr>
-                <w:rFonts w:ascii="Arial" w:cs="Arial" w:eastAsia="Arial" w:hAnsi="Arial"/>
-                <w:b w:val="false"/>
-                <w:bCs w:val="false"/>
-                <w:i w:val="false"/>
-                <w:iCs w:val="false"/>
-                <w:color w:val="000000"/>
-                <w:sz w:val="18"/>
-                <w:szCs w:val="18"/>
-              </w:rPr>
-              <w:t xml:space="preserve">Part A — Formula Derivation (8 min): Each group writes the general formula on a large sheet of manila paper: Area of segment = (θ/360)πr² − ½r²sinθ. They factor it as ½r²[(θπ/180) − sinθ] and annotate each term in a different colour, labelling what it represents physically (sector portion vs. triangle portion). They verify the formula using their own measured values (r = 18 cm, θ = 90°) and confirm it matches their cut-and-subtract result. Part B — Wakulima Market Verdict (10 min): Groups receive the 'Customer Complaint Card': 'Mama Wanjiku at Wakulima Market cut a circular watermelon (r = 18 cm) into four unequal wedge-shaped pieces. The central angles were: Piece A = 40°, Piece B = 65°, Piece C = 90°, Piece D = 120°. She then cut a chord across each piece and sold ONLY the curved segment to each customer, keeping the triangular centres to make juice. Customer Ochieng (Piece D) complained that Customer Auma (Piece C) received a larger segment even though Ochieng's angle was bigger. Was Ochieng right?' Groups calculate all four segment areas and write a one-paragraph verdict with supporting calculations. Part C — Connections (4 min): Groups identify two additional real-life contexts in Kenya where segment area matters (suggested: the area of land irrigated by a pivot-irrigation system beyond a fence line in Rift Valley; the area of a decorative tile pattern at a Mombasa hotel).</w:t>
-            </w:r>
-          </w:p>
-        </w:tc>
-        <w:tc>
-          <w:tcPr>
-            <w:tcW w:type="dxa" w:w="3040"/>
-            <w:shd w:fill="F2F2F2" w:color="auto" w:val="clear"/>
-            <w:tcMar>
-              <w:top w:type="dxa" w:w="60"/>
-              <w:left w:type="dxa" w:w="120"/>
-              <w:bottom w:type="dxa" w:w="60"/>
-              <w:right w:type="dxa" w:w="120"/>
-            </w:tcMar>
-            <w:vAlign w:val="top"/>
-          </w:tcPr>
-          <w:p>
-            <w:pPr>
-              <w:spacing w:after="40" w:before="0"/>
-              <w:jc w:val="left"/>
-            </w:pPr>
-            <w:r>
-              <w:rPr>
-                <w:rFonts w:ascii="Arial" w:cs="Arial" w:eastAsia="Arial" w:hAnsi="Arial"/>
-                <w:b w:val="false"/>
-                <w:bCs w:val="false"/>
-                <w:i w:val="false"/>
-                <w:iCs w:val="false"/>
-                <w:color w:val="000000"/>
-                <w:sz w:val="18"/>
-                <w:szCs w:val="18"/>
-              </w:rPr>
-              <w:t xml:space="preserve">For Part A, teacher writes on the board: 'Sector area = (θ/360)πr². Triangle area = ½r²sinθ. Therefore, Segment area = ?' and waits 10 seconds before taking responses. Cold-call 2 learners to complete the subtraction. Teacher then says: 'Factor out ½r² from both terms. What do you get?' Wait 12 seconds. Cold-call 1 learner. Write the factored form alongside the expanded form — tell learners both are correct and acceptable in assessments. For Part B, circulate and prompt groups that are stuck: 'First calculate sector area for Piece D. Then calculate triangle area for Piece D. Now subtract. Does the result surprise you?' After 10 minutes, cold-call one group to present their verdict. If the verdict is correct (Ochieng is partially right — Piece D segment IS larger than Piece C segment), ask: 'Why did the segment areas NOT increase in the same proportion as the angles? What role does sinθ play?' Wait 15 seconds — this is a high-cognitive-demand question. Accept reasoning rather than a precise answer. For Part C, cold-call 2 different groups for their Kenyan contexts. Explicitly connect each back to the driving question: 'So the answer to our driving question now includes segments, not just sectors.'</w:t>
-            </w:r>
-          </w:p>
-        </w:tc>
-        <w:tc>
-          <w:tcPr>
-            <w:tcW w:type="dxa" w:w="3040"/>
-            <w:shd w:fill="FFFFFF" w:color="auto" w:val="clear"/>
-            <w:tcMar>
-              <w:top w:type="dxa" w:w="60"/>
-              <w:left w:type="dxa" w:w="120"/>
-              <w:bottom w:type="dxa" w:w="60"/>
-              <w:right w:type="dxa" w:w="120"/>
-            </w:tcMar>
-            <w:vAlign w:val="top"/>
-          </w:tcPr>
-          <w:p>
-            <w:pPr>
-              <w:spacing w:after="40" w:before="0"/>
-              <w:jc w:val="left"/>
-            </w:pPr>
-            <w:r>
-              <w:rPr>
-                <w:rFonts w:ascii="Arial" w:cs="Arial" w:eastAsia="Arial" w:hAnsi="Arial"/>
-                <w:b w:val="false"/>
-                <w:bCs w:val="false"/>
-                <w:i w:val="false"/>
-                <w:iCs w:val="false"/>
-                <w:color w:val="000000"/>
-                <w:sz w:val="18"/>
-                <w:szCs w:val="18"/>
-              </w:rPr>
-              <w:t xml:space="preserve">Claim-Evidence-Reasoning (CER) Writing: the Customer Complaint Card requires learners to state a claim (Ochieng is right/wrong), support it with numerical evidence (four segment area calculations), and explain their reasoning (relationship between θ, sinθ, and segment area). This is a full scientific argument structure applied to a mathematics context, directly answering the driving question with real numbers from the phenomenon.</w:t>
-            </w:r>
-          </w:p>
-        </w:tc>
-        <w:tc>
-          <w:tcPr>
-            <w:tcW w:type="dxa" w:w="3040"/>
-            <w:shd w:fill="F2F2F2" w:color="auto" w:val="clear"/>
-            <w:tcMar>
-              <w:top w:type="dxa" w:w="60"/>
-              <w:left w:type="dxa" w:w="120"/>
-              <w:bottom w:type="dxa" w:w="60"/>
-              <w:right w:type="dxa" w:w="120"/>
-            </w:tcMar>
-            <w:vAlign w:val="top"/>
-          </w:tcPr>
-          <w:p>
-            <w:pPr>
-              <w:spacing w:after="40" w:before="0"/>
-              <w:jc w:val="left"/>
-            </w:pPr>
-            <w:r>
-              <w:rPr>
-                <w:rFonts w:ascii="Arial" w:cs="Arial" w:eastAsia="Arial" w:hAnsi="Arial"/>
-                <w:b w:val="false"/>
-                <w:bCs w:val="false"/>
-                <w:i w:val="false"/>
-                <w:iCs w:val="false"/>
-                <w:color w:val="000000"/>
-                <w:sz w:val="18"/>
-                <w:szCs w:val="18"/>
-              </w:rPr>
-              <w:t xml:space="preserve">Observable indicator: each group's manila paper shows (1) the formula with colour-coded annotations, (2) a numerical verification using r = 18 cm and their own θ, and (3) a written verdict paragraph with all four segment areas calculated to 1 decimal place. Teacher listens for learners correctly interpreting why sinθ grows more slowly than θ for large angles — this nuanced reasoning distinguishes 'Meets Expectations' from 'Exceeds Expectations' on the KICD rubric.</w:t>
-            </w:r>
-          </w:p>
-        </w:tc>
-      </w:tr>
-      <w:tr>
-        <w:tc>
-          <w:tcPr>
-            <w:tcW w:type="dxa" w:w="1520"/>
-            <w:shd w:fill="FCE4D6" w:color="auto" w:val="clear"/>
-            <w:tcMar>
-              <w:top w:type="dxa" w:w="60"/>
-              <w:left w:type="dxa" w:w="120"/>
-              <w:bottom w:type="dxa" w:w="60"/>
-              <w:right w:type="dxa" w:w="120"/>
-            </w:tcMar>
-            <w:vAlign w:val="top"/>
-          </w:tcPr>
-          <w:p>
-            <w:pPr>
-              <w:spacing w:after="40" w:before="0"/>
-              <w:jc w:val="left"/>
-            </w:pPr>
-            <w:r>
-              <w:rPr>
-                <w:rFonts w:ascii="Arial" w:cs="Arial" w:eastAsia="Arial" w:hAnsi="Arial"/>
-                <w:b/>
-                <w:bCs/>
-                <w:i w:val="false"/>
-                <w:iCs w:val="false"/>
-                <w:color w:val="000000"/>
-                <w:sz w:val="18"/>
-                <w:szCs w:val="18"/>
-              </w:rPr>
-              <w:t xml:space="preserve">Driving Question Board (DQB) Creation</w:t>
-            </w:r>
-          </w:p>
-          <w:p>
-            <w:pPr>
-              <w:spacing w:after="20" w:before="0"/>
-            </w:pPr>
-            <w:r>
-              <w:rPr>
-                <w:rFonts w:ascii="Arial" w:cs="Arial" w:eastAsia="Arial" w:hAnsi="Arial"/>
-                <w:b/>
-                <w:bCs/>
-                <w:color w:val="1F3864"/>
-                <w:sz w:val="16"/>
-                <w:szCs w:val="16"/>
-              </w:rPr>
-              <w:t xml:space="preserve">📹 VIDEO:</w:t>
-            </w:r>
-          </w:p>
-          <w:p>
-            <w:pPr>
-              <w:spacing w:after="20" w:before="0"/>
-            </w:pPr>
-            <w:hyperlink w:history="1" r:id="rIdpd-rtjcgtemusvrpjhxkd">
-              <w:r>
-                <w:rPr>
-                  <w:rFonts w:ascii="Arial" w:cs="Arial" w:eastAsia="Arial" w:hAnsi="Arial"/>
-                  <w:color w:val="2E75B6"/>
-                  <w:sz w:val="16"/>
-                  <w:szCs w:val="16"/>
-                  <w:u w:val="single" w:color="2E75B6"/>
-                </w:rPr>
-                <w:t xml:space="preserve">Area of a sector</w:t>
-              </w:r>
-            </w:hyperlink>
-          </w:p>
-          <w:p>
-            <w:pPr>
-              <w:spacing w:after="10" w:before="0"/>
-              <w:ind w:left="120"/>
-            </w:pPr>
-            <w:r>
-              <w:rPr>
-                <w:rFonts w:ascii="Arial" w:cs="Arial" w:eastAsia="Arial" w:hAnsi="Arial"/>
-                <w:color w:val="595959"/>
-                <w:sz w:val="14"/>
-                <w:szCs w:val="14"/>
-              </w:rPr>
-              <w:t xml:space="preserve">Source: Khan Academy (English - US curriculum)</w:t>
-            </w:r>
-          </w:p>
-          <w:p>
-            <w:pPr>
-              <w:spacing w:after="10" w:before="0"/>
-              <w:ind w:left="120"/>
-            </w:pPr>
-            <w:hyperlink w:history="1" r:id="rIdgnnw77twsgwsi6b8l4tdp">
-              <w:r>
-                <w:rPr>
-                  <w:rFonts w:ascii="Arial" w:cs="Arial" w:eastAsia="Arial" w:hAnsi="Arial"/>
-                  <w:color w:val="595959"/>
-                  <w:sz w:val="14"/>
-                  <w:szCs w:val="14"/>
-                  <w:u w:val="single" w:color="595959"/>
-                </w:rPr>
-                <w:t xml:space="preserve">🔍 Search ARES for similar videos</w:t>
-              </w:r>
-            </w:hyperlink>
-          </w:p>
-          <w:p>
-            <w:pPr>
-              <w:spacing w:after="40" w:before="0"/>
-            </w:pPr>
-            <w:r>
-              <w:rPr>
-                <w:sz w:val="14"/>
-                <w:szCs w:val="14"/>
-              </w:rPr>
-              <w:t xml:space="preserve"/>
-            </w:r>
-          </w:p>
-          <w:p>
-            <w:pPr>
-              <w:spacing w:after="20" w:before="0"/>
-            </w:pPr>
-            <w:r>
-              <w:rPr>
-                <w:rFonts w:ascii="Arial" w:cs="Arial" w:eastAsia="Arial" w:hAnsi="Arial"/>
-                <w:b/>
-                <w:bCs/>
-                <w:color w:val="1F3864"/>
-                <w:sz w:val="16"/>
-                <w:szCs w:val="16"/>
-              </w:rPr>
-              <w:t xml:space="preserve">📖 HTML:</w:t>
-            </w:r>
-          </w:p>
-          <w:p>
-            <w:pPr>
-              <w:spacing w:after="20" w:before="0"/>
-            </w:pPr>
-            <w:hyperlink w:history="1" r:id="rIduqctujvi0m4sjp1irxn_2">
+            <w:hyperlink w:history="1" r:id="rIdh557sxmikohbv33ypafzh">
               <w:r>
                 <w:rPr>
                   <w:rFonts w:ascii="Arial" w:cs="Arial" w:eastAsia="Arial" w:hAnsi="Arial"/>
@@ -24685,313 +24991,7 @@
               <w:spacing w:after="10" w:before="0"/>
               <w:ind w:left="120"/>
             </w:pPr>
-            <w:hyperlink w:history="1" r:id="rIdflzww1wfueqohigbxiqce">
-              <w:r>
-                <w:rPr>
-                  <w:rFonts w:ascii="Arial" w:cs="Arial" w:eastAsia="Arial" w:hAnsi="Arial"/>
-                  <w:color w:val="595959"/>
-                  <w:sz w:val="14"/>
-                  <w:szCs w:val="14"/>
-                  <w:u w:val="single" w:color="595959"/>
-                </w:rPr>
-                <w:t xml:space="preserve">🔍 Search ARES for similar readings</w:t>
-              </w:r>
-            </w:hyperlink>
-          </w:p>
-        </w:tc>
-        <w:tc>
-          <w:tcPr>
-            <w:tcW w:type="dxa" w:w="3040"/>
-            <w:shd w:fill="FFFFFF" w:color="auto" w:val="clear"/>
-            <w:tcMar>
-              <w:top w:type="dxa" w:w="60"/>
-              <w:left w:type="dxa" w:w="120"/>
-              <w:bottom w:type="dxa" w:w="60"/>
-              <w:right w:type="dxa" w:w="120"/>
-            </w:tcMar>
-            <w:vAlign w:val="top"/>
-          </w:tcPr>
-          <w:p>
-            <w:pPr>
-              <w:spacing w:after="40" w:before="0"/>
-              <w:jc w:val="left"/>
-            </w:pPr>
-            <w:r>
-              <w:rPr>
-                <w:rFonts w:ascii="Arial" w:cs="Arial" w:eastAsia="Arial" w:hAnsi="Arial"/>
-                <w:b w:val="false"/>
-                <w:bCs w:val="false"/>
-                <w:i w:val="false"/>
-                <w:iCs w:val="false"/>
-                <w:color w:val="000000"/>
-                <w:sz w:val="18"/>
-                <w:szCs w:val="18"/>
-              </w:rPr>
-              <w:t xml:space="preserve">The full Driving Question Board (DQB), built incrementally across all 8 lessons, is displayed at the front of the room. Each group receives three sticky-note colours: GREEN = 'We can now answer this fully', YELLOW = 'We can answer this partially', RED = 'Still puzzling us'. Groups spend 4 minutes silently reviewing every card on the DQB and deciding on a colour for each question their group originally posted. Groups then send one representative to the board to re-label cards. The class reviews any remaining RED cards (if any) and attempts a brief collective answer. The teacher reads the original Driving Question aloud one final time: 'How can we calculate the exact area of any wedge-shaped or segment-shaped piece of a circle — like a watermelon slice at Wakulima Market — so that we can solve fair-sharing and design problems in real life?' The whole class co-constructs a one-sentence Final Answer on the board, and every learner copies it into their notebook.</w:t>
-            </w:r>
-          </w:p>
-        </w:tc>
-        <w:tc>
-          <w:tcPr>
-            <w:tcW w:type="dxa" w:w="3040"/>
-            <w:shd w:fill="F2F2F2" w:color="auto" w:val="clear"/>
-            <w:tcMar>
-              <w:top w:type="dxa" w:w="60"/>
-              <w:left w:type="dxa" w:w="120"/>
-              <w:bottom w:type="dxa" w:w="60"/>
-              <w:right w:type="dxa" w:w="120"/>
-            </w:tcMar>
-            <w:vAlign w:val="top"/>
-          </w:tcPr>
-          <w:p>
-            <w:pPr>
-              <w:spacing w:after="40" w:before="0"/>
-              <w:jc w:val="left"/>
-            </w:pPr>
-            <w:r>
-              <w:rPr>
-                <w:rFonts w:ascii="Arial" w:cs="Arial" w:eastAsia="Arial" w:hAnsi="Arial"/>
-                <w:b w:val="false"/>
-                <w:bCs w:val="false"/>
-                <w:i w:val="false"/>
-                <w:iCs w:val="false"/>
-                <w:color w:val="000000"/>
-                <w:sz w:val="18"/>
-                <w:szCs w:val="18"/>
-              </w:rPr>
-              <w:t xml:space="preserve">Teacher points to the DQB and says: 'This board has been our map across 8 lessons. Let's see how much of it we can now colour green.' Give groups 4 minutes of quiet review time — do not answer questions during this time; redirect all queries back to group discussion. After 4 minutes, invite representatives to re-label cards. Stand back and observe — do not direct placement. After all groups have labelled, scan the board and say: 'I see [X] green cards, [Y] yellow cards, [Z] red cards. Let's look at any remaining red cards together.' If red cards remain (expected: at most 1–2 extension-level questions), facilitate a 2-minute class discussion. Then ask: 'In one sentence — using the words RADIUS, ANGLE, SECTOR, SEGMENT, and FORMULA — can someone complete this starter: The exact area of any wedge or segment of a circle can be calculated by…?' Wait 12 seconds. Cold-call 1 learner, then invite additions from 2 more peers. Write the agreed sentence on the board in a box titled 'OUR FINAL ANSWER'. Learners copy it.</w:t>
-            </w:r>
-          </w:p>
-        </w:tc>
-        <w:tc>
-          <w:tcPr>
-            <w:tcW w:type="dxa" w:w="3040"/>
-            <w:shd w:fill="FFFFFF" w:color="auto" w:val="clear"/>
-            <w:tcMar>
-              <w:top w:type="dxa" w:w="60"/>
-              <w:left w:type="dxa" w:w="120"/>
-              <w:bottom w:type="dxa" w:w="60"/>
-              <w:right w:type="dxa" w:w="120"/>
-            </w:tcMar>
-            <w:vAlign w:val="top"/>
-          </w:tcPr>
-          <w:p>
-            <w:pPr>
-              <w:spacing w:after="40" w:before="0"/>
-              <w:jc w:val="left"/>
-            </w:pPr>
-            <w:r>
-              <w:rPr>
-                <w:rFonts w:ascii="Arial" w:cs="Arial" w:eastAsia="Arial" w:hAnsi="Arial"/>
-                <w:b w:val="false"/>
-                <w:bCs w:val="false"/>
-                <w:i w:val="false"/>
-                <w:iCs w:val="false"/>
-                <w:color w:val="000000"/>
-                <w:sz w:val="18"/>
-                <w:szCs w:val="18"/>
-              </w:rPr>
-              <w:t xml:space="preserve">DQB Audit with Colour Coding: revisiting every question posted throughout the unit with a traffic-light system makes the progression of understanding visible and metacognitive. Learners experience closure — a rare and motivating feeling in mathematics — while the constraint of using five specific vocabulary words in the Final Answer forces precise scientific language rather than vague summary.</w:t>
-            </w:r>
-          </w:p>
-        </w:tc>
-        <w:tc>
-          <w:tcPr>
-            <w:tcW w:type="dxa" w:w="3040"/>
-            <w:shd w:fill="F2F2F2" w:color="auto" w:val="clear"/>
-            <w:tcMar>
-              <w:top w:type="dxa" w:w="60"/>
-              <w:left w:type="dxa" w:w="120"/>
-              <w:bottom w:type="dxa" w:w="60"/>
-              <w:right w:type="dxa" w:w="120"/>
-            </w:tcMar>
-            <w:vAlign w:val="top"/>
-          </w:tcPr>
-          <w:p>
-            <w:pPr>
-              <w:spacing w:after="40" w:before="0"/>
-              <w:jc w:val="left"/>
-            </w:pPr>
-            <w:r>
-              <w:rPr>
-                <w:rFonts w:ascii="Arial" w:cs="Arial" w:eastAsia="Arial" w:hAnsi="Arial"/>
-                <w:b w:val="false"/>
-                <w:bCs w:val="false"/>
-                <w:i w:val="false"/>
-                <w:iCs w:val="false"/>
-                <w:color w:val="000000"/>
-                <w:sz w:val="18"/>
-                <w:szCs w:val="18"/>
-              </w:rPr>
-              <w:t xml:space="preserve">Observable indicator: at least 80% of DQB cards are marked GREEN by the end of Phase 4. Teacher records the specific cards marked YELLOW or RED as evidence of residual gaps to address in revision or the next sub-strand. Every learner's notebook contains the agreed Final Answer sentence, which serves as a portable exit reference.</w:t>
-            </w:r>
-          </w:p>
-        </w:tc>
-      </w:tr>
-      <w:tr>
-        <w:tc>
-          <w:tcPr>
-            <w:tcW w:type="dxa" w:w="1520"/>
-            <w:shd w:fill="D5E8F0" w:color="auto" w:val="clear"/>
-            <w:tcMar>
-              <w:top w:type="dxa" w:w="60"/>
-              <w:left w:type="dxa" w:w="120"/>
-              <w:bottom w:type="dxa" w:w="60"/>
-              <w:right w:type="dxa" w:w="120"/>
-            </w:tcMar>
-            <w:vAlign w:val="top"/>
-          </w:tcPr>
-          <w:p>
-            <w:pPr>
-              <w:spacing w:after="40" w:before="0"/>
-              <w:jc w:val="left"/>
-            </w:pPr>
-            <w:r>
-              <w:rPr>
-                <w:rFonts w:ascii="Arial" w:cs="Arial" w:eastAsia="Arial" w:hAnsi="Arial"/>
-                <w:b/>
-                <w:bCs/>
-                <w:i w:val="false"/>
-                <w:iCs w:val="false"/>
-                <w:color w:val="000000"/>
-                <w:sz w:val="18"/>
-                <w:szCs w:val="18"/>
-              </w:rPr>
-              <w:t xml:space="preserve">Model Building Phase</w:t>
-            </w:r>
-          </w:p>
-          <w:p>
-            <w:pPr>
-              <w:spacing w:after="20" w:before="0"/>
-            </w:pPr>
-            <w:r>
-              <w:rPr>
-                <w:rFonts w:ascii="Arial" w:cs="Arial" w:eastAsia="Arial" w:hAnsi="Arial"/>
-                <w:b/>
-                <w:bCs/>
-                <w:color w:val="1F3864"/>
-                <w:sz w:val="16"/>
-                <w:szCs w:val="16"/>
-              </w:rPr>
-              <w:t xml:space="preserve">📹 VIDEO:</w:t>
-            </w:r>
-          </w:p>
-          <w:p>
-            <w:pPr>
-              <w:spacing w:after="20" w:before="0"/>
-            </w:pPr>
-            <w:hyperlink w:history="1" r:id="rIdav801z4d2leqyzsyue6yj">
-              <w:r>
-                <w:rPr>
-                  <w:rFonts w:ascii="Arial" w:cs="Arial" w:eastAsia="Arial" w:hAnsi="Arial"/>
-                  <w:color w:val="2E75B6"/>
-                  <w:sz w:val="16"/>
-                  <w:szCs w:val="16"/>
-                  <w:u w:val="single" w:color="2E75B6"/>
-                </w:rPr>
-                <w:t xml:space="preserve">Area of a sector</w:t>
-              </w:r>
-            </w:hyperlink>
-          </w:p>
-          <w:p>
-            <w:pPr>
-              <w:spacing w:after="10" w:before="0"/>
-              <w:ind w:left="120"/>
-            </w:pPr>
-            <w:r>
-              <w:rPr>
-                <w:rFonts w:ascii="Arial" w:cs="Arial" w:eastAsia="Arial" w:hAnsi="Arial"/>
-                <w:color w:val="595959"/>
-                <w:sz w:val="14"/>
-                <w:szCs w:val="14"/>
-              </w:rPr>
-              <w:t xml:space="preserve">Source: Khan Academy (English - US curriculum)</w:t>
-            </w:r>
-          </w:p>
-          <w:p>
-            <w:pPr>
-              <w:spacing w:after="10" w:before="0"/>
-              <w:ind w:left="120"/>
-            </w:pPr>
-            <w:hyperlink w:history="1" r:id="rIdka1z0ly7t9afqrmyde9yp">
-              <w:r>
-                <w:rPr>
-                  <w:rFonts w:ascii="Arial" w:cs="Arial" w:eastAsia="Arial" w:hAnsi="Arial"/>
-                  <w:color w:val="595959"/>
-                  <w:sz w:val="14"/>
-                  <w:szCs w:val="14"/>
-                  <w:u w:val="single" w:color="595959"/>
-                </w:rPr>
-                <w:t xml:space="preserve">🔍 Search ARES for similar videos</w:t>
-              </w:r>
-            </w:hyperlink>
-          </w:p>
-          <w:p>
-            <w:pPr>
-              <w:spacing w:after="40" w:before="0"/>
-            </w:pPr>
-            <w:r>
-              <w:rPr>
-                <w:sz w:val="14"/>
-                <w:szCs w:val="14"/>
-              </w:rPr>
-              <w:t xml:space="preserve"/>
-            </w:r>
-          </w:p>
-          <w:p>
-            <w:pPr>
-              <w:spacing w:after="20" w:before="0"/>
-            </w:pPr>
-            <w:r>
-              <w:rPr>
-                <w:rFonts w:ascii="Arial" w:cs="Arial" w:eastAsia="Arial" w:hAnsi="Arial"/>
-                <w:b/>
-                <w:bCs/>
-                <w:color w:val="1F3864"/>
-                <w:sz w:val="16"/>
-                <w:szCs w:val="16"/>
-              </w:rPr>
-              <w:t xml:space="preserve">📖 EXERCISE:</w:t>
-            </w:r>
-          </w:p>
-          <w:p>
-            <w:pPr>
-              <w:spacing w:after="20" w:before="0"/>
-            </w:pPr>
-            <w:hyperlink w:history="1" r:id="rIdoo2skvnfc0sskdrmjjonh">
-              <w:r>
-                <w:rPr>
-                  <w:rFonts w:ascii="Arial" w:cs="Arial" w:eastAsia="Arial" w:hAnsi="Arial"/>
-                  <w:color w:val="2E75B6"/>
-                  <w:sz w:val="16"/>
-                  <w:szCs w:val="16"/>
-                  <w:u w:val="single" w:color="2E75B6"/>
-                </w:rPr>
-                <w:t xml:space="preserve">Area of a circle</w:t>
-              </w:r>
-            </w:hyperlink>
-          </w:p>
-          <w:p>
-            <w:pPr>
-              <w:spacing w:after="10" w:before="0"/>
-              <w:ind w:left="120"/>
-            </w:pPr>
-            <w:r>
-              <w:rPr>
-                <w:rFonts w:ascii="Arial" w:cs="Arial" w:eastAsia="Arial" w:hAnsi="Arial"/>
-                <w:color w:val="595959"/>
-                <w:sz w:val="14"/>
-                <w:szCs w:val="14"/>
-              </w:rPr>
-              <w:t xml:space="preserve">Source: Khan Academy (English - US curriculum)</w:t>
-            </w:r>
-          </w:p>
-          <w:p>
-            <w:pPr>
-              <w:spacing w:after="10" w:before="0"/>
-              <w:ind w:left="120"/>
-            </w:pPr>
-            <w:hyperlink w:history="1" r:id="rIdexk65d_oqofdc8tgpnydg">
+            <w:hyperlink w:history="1" r:id="rId2glziwy3aqp4qryod10u6">
               <w:r>
                 <w:rPr>
                   <w:rFonts w:ascii="Arial" w:cs="Arial" w:eastAsia="Arial" w:hAnsi="Arial"/>

--- a/data/outputs/v2/Essential_Mathematics/SS2.5_Area_of_Part_of_a_Circle/Essential_Mathematics_Area_of_Part_of_a_Circle_CBE_LessonSequence.docx
+++ b/data/outputs/v2/Essential_Mathematics/SS2.5_Area_of_Part_of_a_Circle/Essential_Mathematics_Area_of_Part_of_a_Circle_CBE_LessonSequence.docx
@@ -42,6 +42,177 @@
     </w:p>
     <w:p>
       <w:pPr>
+        <w:spacing w:after="80" w:before="120"/>
+      </w:pPr>
+      <w:r>
+        <w:rPr>
+          <w:rFonts w:ascii="Arial" w:cs="Arial" w:eastAsia="Arial" w:hAnsi="Arial"/>
+          <w:b/>
+          <w:bCs/>
+          <w:color w:val="1F3864"/>
+          <w:sz w:val="20"/>
+          <w:szCs w:val="20"/>
+        </w:rPr>
+        <w:t xml:space="preserve">ATTRIBUTION AND LICENSING</w:t>
+      </w:r>
+    </w:p>
+    <w:p>
+      <w:pPr>
+        <w:spacing w:after="60" w:before="0"/>
+      </w:pPr>
+      <w:r>
+        <w:rPr>
+          <w:rFonts w:ascii="Arial" w:cs="Arial" w:eastAsia="Arial" w:hAnsi="Arial"/>
+          <w:b/>
+          <w:bCs/>
+          <w:sz w:val="17"/>
+          <w:szCs w:val="17"/>
+        </w:rPr>
+        <w:t xml:space="preserve">Curriculum Alignment: </w:t>
+      </w:r>
+      <w:r>
+        <w:rPr>
+          <w:rFonts w:ascii="Arial" w:cs="Arial" w:eastAsia="Arial" w:hAnsi="Arial"/>
+          <w:sz w:val="17"/>
+          <w:szCs w:val="17"/>
+        </w:rPr>
+        <w:t xml:space="preserve">Structured in pedagogical alignment with the competence-based curriculum format and learning outcomes established by the Kenya Institute of Curriculum Development (KICD). This material is independently developed and is not officially endorsed or published by KICD.</w:t>
+      </w:r>
+    </w:p>
+    <w:p>
+      <w:pPr>
+        <w:spacing w:after="60" w:before="0"/>
+      </w:pPr>
+      <w:r>
+        <w:rPr>
+          <w:rFonts w:ascii="Arial" w:cs="Arial" w:eastAsia="Arial" w:hAnsi="Arial"/>
+          <w:b/>
+          <w:bCs/>
+          <w:sz w:val="17"/>
+          <w:szCs w:val="17"/>
+        </w:rPr>
+        <w:t xml:space="preserve">Content &amp; Pedagogy: </w:t>
+      </w:r>
+      <w:r>
+        <w:rPr>
+          <w:rFonts w:ascii="Arial" w:cs="Arial" w:eastAsia="Arial" w:hAnsi="Arial"/>
+          <w:sz w:val="17"/>
+          <w:szCs w:val="17"/>
+        </w:rPr>
+        <w:t xml:space="preserve">Developed and adapted by the educator team at SeaVuria (registered 501(c)(3) in the United States and registered NGO in Kenya, No. 872-850A-BF11), who designed the pedagogical framework, lesson templates and exemplar lessons on which this material is based.</w:t>
+      </w:r>
+    </w:p>
+    <w:p>
+      <w:pPr>
+        <w:spacing w:after="60" w:before="0"/>
+      </w:pPr>
+      <w:r>
+        <w:rPr>
+          <w:rFonts w:ascii="Arial" w:cs="Arial" w:eastAsia="Arial" w:hAnsi="Arial"/>
+          <w:b/>
+          <w:bCs/>
+          <w:sz w:val="17"/>
+          <w:szCs w:val="17"/>
+        </w:rPr>
+        <w:t xml:space="preserve">Production &amp; Layout: </w:t>
+      </w:r>
+      <w:r>
+        <w:rPr>
+          <w:rFonts w:ascii="Arial" w:cs="Arial" w:eastAsia="Arial" w:hAnsi="Arial"/>
+          <w:sz w:val="17"/>
+          <w:szCs w:val="17"/>
+        </w:rPr>
+        <w:t xml:space="preserve">Educational design and curriculum sequencing by SeaVuria. Technical layout, structural formatting, and digital optimization/implementation executed in partnership with ARES Education (registered 501(c)(3) in the United States and Canada (as Afretech Aid) and registered NGO in Kenya), with lesson drafting and compilation assisted by AI (Claude, Anthropic).</w:t>
+      </w:r>
+    </w:p>
+    <w:p>
+      <w:pPr>
+        <w:pBdr>
+          <w:bottom w:val="single" w:color="1F3864" w:sz="6" w:space="6"/>
+        </w:pBdr>
+        <w:spacing w:after="60" w:before="0"/>
+      </w:pPr>
+      <w:r>
+        <w:rPr>
+          <w:rFonts w:ascii="Arial" w:cs="Arial" w:eastAsia="Arial" w:hAnsi="Arial"/>
+          <w:b/>
+          <w:bCs/>
+          <w:sz w:val="17"/>
+          <w:szCs w:val="17"/>
+        </w:rPr>
+        <w:t xml:space="preserve">Licensing &amp; Copyright: </w:t>
+      </w:r>
+      <w:r>
+        <w:rPr>
+          <w:rFonts w:ascii="Arial" w:cs="Arial" w:eastAsia="Arial" w:hAnsi="Arial"/>
+          <w:sz w:val="17"/>
+          <w:szCs w:val="17"/>
+        </w:rPr>
+        <w:t xml:space="preserve">© 2026 SeaVuria and ARES. This work is licensed under a </w:t>
+      </w:r>
+      <w:hyperlink w:history="1" r:id="rIdy9mlk5f9tj2tq8prduzeh">
+        <w:r>
+          <w:rPr>
+            <w:rFonts w:ascii="Arial" w:cs="Arial" w:eastAsia="Arial" w:hAnsi="Arial"/>
+            <w:color w:val="1F6B75"/>
+            <w:sz w:val="17"/>
+            <w:szCs w:val="17"/>
+            <w:u w:val="single" w:color="1F6B75"/>
+          </w:rPr>
+          <w:t xml:space="preserve">Creative Commons Attribution-NonCommercial 4.0 International License</w:t>
+        </w:r>
+      </w:hyperlink>
+      <w:r>
+        <w:rPr>
+          <w:rFonts w:ascii="Arial" w:cs="Arial" w:eastAsia="Arial" w:hAnsi="Arial"/>
+          <w:sz w:val="17"/>
+          <w:szCs w:val="17"/>
+        </w:rPr>
+        <w:t xml:space="preserve"> (</w:t>
+      </w:r>
+      <w:hyperlink w:history="1" r:id="rIdd_z6tkkpa9vemjqanyxym">
+        <w:r>
+          <w:rPr>
+            <w:rFonts w:ascii="Arial" w:cs="Arial" w:eastAsia="Arial" w:hAnsi="Arial"/>
+            <w:color w:val="1F6B75"/>
+            <w:sz w:val="17"/>
+            <w:szCs w:val="17"/>
+            <w:u w:val="single" w:color="1F6B75"/>
+          </w:rPr>
+          <w:t xml:space="preserve">CC BY-NC 4.0</w:t>
+        </w:r>
+      </w:hyperlink>
+      <w:r>
+        <w:rPr>
+          <w:rFonts w:ascii="Arial" w:cs="Arial" w:eastAsia="Arial" w:hAnsi="Arial"/>
+          <w:sz w:val="17"/>
+          <w:szCs w:val="17"/>
+        </w:rPr>
+        <w:t xml:space="preserve">). To view a copy of this license, visit </w:t>
+      </w:r>
+      <w:hyperlink w:history="1" r:id="rId9vq4wntkw08f5ikifuooj">
+        <w:r>
+          <w:rPr>
+            <w:rFonts w:ascii="Arial" w:cs="Arial" w:eastAsia="Arial" w:hAnsi="Arial"/>
+            <w:color w:val="1F6B75"/>
+            <w:sz w:val="17"/>
+            <w:szCs w:val="17"/>
+            <w:u w:val="single" w:color="1F6B75"/>
+          </w:rPr>
+          <w:t xml:space="preserve">https://creativecommons.org/licenses/by-nc/4.0/</w:t>
+        </w:r>
+      </w:hyperlink>
+      <w:r>
+        <w:rPr>
+          <w:rFonts w:ascii="Arial" w:cs="Arial" w:eastAsia="Arial" w:hAnsi="Arial"/>
+          <w:sz w:val="17"/>
+          <w:szCs w:val="17"/>
+        </w:rPr>
+        <w:t xml:space="preserve">. You are free to copy, redistribute, and adapt this material in any medium or format, provided appropriate credit is given and the material is not used for commercial purposes. KICD learning outcomes and curriculum designations reproduced here for alignment purposes remain the property of KICD and are not covered by this license. Linked external resources (e.g. CK-12, Khan Academy, PhET) are subject to their own licenses.</w:t>
+      </w:r>
+    </w:p>
+    <w:p>
+      <w:pPr>
         <w:spacing w:after="120"/>
       </w:pPr>
       <w:r>
@@ -3203,7 +3374,7 @@
             <w:pPr>
               <w:spacing w:after="20" w:before="0"/>
             </w:pPr>
-            <w:hyperlink w:history="1" r:id="rIdjmzl2wmxck55jney1uplk">
+            <w:hyperlink w:history="1" r:id="rId2pilrt0pull6sxwd-8fek">
               <w:r>
                 <w:rPr>
                   <w:rFonts w:ascii="Arial" w:cs="Arial" w:eastAsia="Arial" w:hAnsi="Arial"/>
@@ -3236,7 +3407,7 @@
               <w:spacing w:after="10" w:before="0"/>
               <w:ind w:left="120"/>
             </w:pPr>
-            <w:hyperlink w:history="1" r:id="rId5xkh5tgskdyzwa0kbt0an">
+            <w:hyperlink w:history="1" r:id="rIdg2zcg4enhvmpju68nvq5e">
               <w:r>
                 <w:rPr>
                   <w:rFonts w:ascii="Arial" w:cs="Arial" w:eastAsia="Arial" w:hAnsi="Arial"/>
@@ -3281,7 +3452,7 @@
             <w:pPr>
               <w:spacing w:after="20" w:before="0"/>
             </w:pPr>
-            <w:hyperlink w:history="1" r:id="rIdlwhjzrjeyk4bvtdsvinhe">
+            <w:hyperlink w:history="1" r:id="rIdfqf27dvpnktymnpdsaqtw">
               <w:r>
                 <w:rPr>
                   <w:rFonts w:ascii="Arial" w:cs="Arial" w:eastAsia="Arial" w:hAnsi="Arial"/>
@@ -3314,7 +3485,7 @@
               <w:spacing w:after="10" w:before="0"/>
               <w:ind w:left="120"/>
             </w:pPr>
-            <w:hyperlink w:history="1" r:id="rId1q5zbxpngou6l-3g5tdzk">
+            <w:hyperlink w:history="1" r:id="rIdozdvsix2w1dcgwxfcejcu">
               <w:r>
                 <w:rPr>
                   <w:rFonts w:ascii="Arial" w:cs="Arial" w:eastAsia="Arial" w:hAnsi="Arial"/>
@@ -3509,7 +3680,7 @@
             <w:pPr>
               <w:spacing w:after="20" w:before="0"/>
             </w:pPr>
-            <w:hyperlink w:history="1" r:id="rIdkrm7nnqmmaw0j6ytp5dwe">
+            <w:hyperlink w:history="1" r:id="rIdwxe5vrsc7pl0nwfy74ppn">
               <w:r>
                 <w:rPr>
                   <w:rFonts w:ascii="Arial" w:cs="Arial" w:eastAsia="Arial" w:hAnsi="Arial"/>
@@ -3542,7 +3713,7 @@
               <w:spacing w:after="10" w:before="0"/>
               <w:ind w:left="120"/>
             </w:pPr>
-            <w:hyperlink w:history="1" r:id="rIdktweu93eogs_qojajdo4p">
+            <w:hyperlink w:history="1" r:id="rIdxcaelt9hazrwpxgyfii10">
               <w:r>
                 <w:rPr>
                   <w:rFonts w:ascii="Arial" w:cs="Arial" w:eastAsia="Arial" w:hAnsi="Arial"/>
@@ -3587,7 +3758,7 @@
             <w:pPr>
               <w:spacing w:after="20" w:before="0"/>
             </w:pPr>
-            <w:hyperlink w:history="1" r:id="rIdnvu1qevjxnlgvcral39m7">
+            <w:hyperlink w:history="1" r:id="rIdjdvpgx-te6ao9dq1n1lnw">
               <w:r>
                 <w:rPr>
                   <w:rFonts w:ascii="Arial" w:cs="Arial" w:eastAsia="Arial" w:hAnsi="Arial"/>
@@ -3620,7 +3791,7 @@
               <w:spacing w:after="10" w:before="0"/>
               <w:ind w:left="120"/>
             </w:pPr>
-            <w:hyperlink w:history="1" r:id="rIdf8exoyulku38pderaymm4">
+            <w:hyperlink w:history="1" r:id="rIdxdp1g-i58vhi9oqkgpqip">
               <w:r>
                 <w:rPr>
                   <w:rFonts w:ascii="Arial" w:cs="Arial" w:eastAsia="Arial" w:hAnsi="Arial"/>
@@ -3815,7 +3986,7 @@
             <w:pPr>
               <w:spacing w:after="20" w:before="0"/>
             </w:pPr>
-            <w:hyperlink w:history="1" r:id="rIdrjhszxztk1vdcgqvuorq1">
+            <w:hyperlink w:history="1" r:id="rId4eamymulsbxnqhzjyl4cs">
               <w:r>
                 <w:rPr>
                   <w:rFonts w:ascii="Arial" w:cs="Arial" w:eastAsia="Arial" w:hAnsi="Arial"/>
@@ -3848,7 +4019,7 @@
               <w:spacing w:after="10" w:before="0"/>
               <w:ind w:left="120"/>
             </w:pPr>
-            <w:hyperlink w:history="1" r:id="rIdixvj6dgytacuabo_0rect">
+            <w:hyperlink w:history="1" r:id="rIdmrln8cnqldnw6fqf0kyci">
               <w:r>
                 <w:rPr>
                   <w:rFonts w:ascii="Arial" w:cs="Arial" w:eastAsia="Arial" w:hAnsi="Arial"/>
@@ -3893,7 +4064,7 @@
             <w:pPr>
               <w:spacing w:after="20" w:before="0"/>
             </w:pPr>
-            <w:hyperlink w:history="1" r:id="rId2g8hkmus0nw-r1ims-yqi">
+            <w:hyperlink w:history="1" r:id="rIdjuccz7cugci0n2zdmykeu">
               <w:r>
                 <w:rPr>
                   <w:rFonts w:ascii="Arial" w:cs="Arial" w:eastAsia="Arial" w:hAnsi="Arial"/>
@@ -3926,7 +4097,7 @@
               <w:spacing w:after="10" w:before="0"/>
               <w:ind w:left="120"/>
             </w:pPr>
-            <w:hyperlink w:history="1" r:id="rIdbz0aqncf7i5gzq97eima7">
+            <w:hyperlink w:history="1" r:id="rIdpvumbaq8jiqhgmvwbvs25">
               <w:r>
                 <w:rPr>
                   <w:rFonts w:ascii="Arial" w:cs="Arial" w:eastAsia="Arial" w:hAnsi="Arial"/>
@@ -4121,7 +4292,7 @@
             <w:pPr>
               <w:spacing w:after="20" w:before="0"/>
             </w:pPr>
-            <w:hyperlink w:history="1" r:id="rIdsniq8c8jkxlswsle71rmh">
+            <w:hyperlink w:history="1" r:id="rIdla4pkp9sshe_kmesrul7w">
               <w:r>
                 <w:rPr>
                   <w:rFonts w:ascii="Arial" w:cs="Arial" w:eastAsia="Arial" w:hAnsi="Arial"/>
@@ -4154,7 +4325,7 @@
               <w:spacing w:after="10" w:before="0"/>
               <w:ind w:left="120"/>
             </w:pPr>
-            <w:hyperlink w:history="1" r:id="rIdqdqw3edsksmz0q3op8bqp">
+            <w:hyperlink w:history="1" r:id="rIdhrkynkkqnmack4wszbpvp">
               <w:r>
                 <w:rPr>
                   <w:rFonts w:ascii="Arial" w:cs="Arial" w:eastAsia="Arial" w:hAnsi="Arial"/>
@@ -4199,7 +4370,7 @@
             <w:pPr>
               <w:spacing w:after="20" w:before="0"/>
             </w:pPr>
-            <w:hyperlink w:history="1" r:id="rIdvo5xhuudjk603ie-sp3ud">
+            <w:hyperlink w:history="1" r:id="rIdxlz4tj1dppbjrvge1cis_">
               <w:r>
                 <w:rPr>
                   <w:rFonts w:ascii="Arial" w:cs="Arial" w:eastAsia="Arial" w:hAnsi="Arial"/>
@@ -4232,7 +4403,7 @@
               <w:spacing w:after="10" w:before="0"/>
               <w:ind w:left="120"/>
             </w:pPr>
-            <w:hyperlink w:history="1" r:id="rIdr-_qsvvz_pxakwxcmnnpd">
+            <w:hyperlink w:history="1" r:id="rIducrwvcvnkgvbgkoz3ccug">
               <w:r>
                 <w:rPr>
                   <w:rFonts w:ascii="Arial" w:cs="Arial" w:eastAsia="Arial" w:hAnsi="Arial"/>
@@ -4427,7 +4598,7 @@
             <w:pPr>
               <w:spacing w:after="20" w:before="0"/>
             </w:pPr>
-            <w:hyperlink w:history="1" r:id="rId3e1wu4dbhgxp4pscx6bbs">
+            <w:hyperlink w:history="1" r:id="rIdekmq8ojbw83o3chocpsdj">
               <w:r>
                 <w:rPr>
                   <w:rFonts w:ascii="Arial" w:cs="Arial" w:eastAsia="Arial" w:hAnsi="Arial"/>
@@ -4460,7 +4631,7 @@
               <w:spacing w:after="10" w:before="0"/>
               <w:ind w:left="120"/>
             </w:pPr>
-            <w:hyperlink w:history="1" r:id="rIdxw90qmn-7n9co9sffft8b">
+            <w:hyperlink w:history="1" r:id="rId-dbwjifmhhg8a1tohemtx">
               <w:r>
                 <w:rPr>
                   <w:rFonts w:ascii="Arial" w:cs="Arial" w:eastAsia="Arial" w:hAnsi="Arial"/>
@@ -4505,7 +4676,7 @@
             <w:pPr>
               <w:spacing w:after="20" w:before="0"/>
             </w:pPr>
-            <w:hyperlink w:history="1" r:id="rIdefvrh5muqtkonwdl-eftx">
+            <w:hyperlink w:history="1" r:id="rIdcocr0ywiqedw1dus4c8fw">
               <w:r>
                 <w:rPr>
                   <w:rFonts w:ascii="Arial" w:cs="Arial" w:eastAsia="Arial" w:hAnsi="Arial"/>
@@ -4538,7 +4709,7 @@
               <w:spacing w:after="10" w:before="0"/>
               <w:ind w:left="120"/>
             </w:pPr>
-            <w:hyperlink w:history="1" r:id="rIdrbiiietqxoa7dmvb3sbwj">
+            <w:hyperlink w:history="1" r:id="rIdtaisd9bxzlgot78mwaaa3">
               <w:r>
                 <w:rPr>
                   <w:rFonts w:ascii="Arial" w:cs="Arial" w:eastAsia="Arial" w:hAnsi="Arial"/>
@@ -5034,6 +5205,65 @@
         </w:tc>
       </w:tr>
     </w:tbl>
+    <w:p>
+      <w:pPr>
+        <w:pBdr>
+          <w:top w:val="single" w:color="BBBBBB" w:sz="4" w:space="4"/>
+        </w:pBdr>
+        <w:spacing w:after="0" w:before="160"/>
+      </w:pPr>
+      <w:r>
+        <w:rPr>
+          <w:rFonts w:ascii="Arial" w:cs="Arial" w:eastAsia="Arial" w:hAnsi="Arial"/>
+          <w:color w:val="666666"/>
+          <w:sz w:val="14"/>
+          <w:szCs w:val="14"/>
+        </w:rPr>
+        <w:t xml:space="preserve">© 2026 SeaVuria and ARES. Aligned with KICD objectives. Developed by SeaVuria; technical implementation by ARES (with AI assistance from Claude). Licensed under </w:t>
+      </w:r>
+      <w:hyperlink w:history="1" r:id="rId8vaxyetoyx9q42prlod74">
+        <w:r>
+          <w:rPr>
+            <w:rFonts w:ascii="Arial" w:cs="Arial" w:eastAsia="Arial" w:hAnsi="Arial"/>
+            <w:color w:val="1F6B75"/>
+            <w:sz w:val="14"/>
+            <w:szCs w:val="14"/>
+            <w:u w:val="single" w:color="1F6B75"/>
+          </w:rPr>
+          <w:t xml:space="preserve">CC BY-NC 4.0</w:t>
+        </w:r>
+      </w:hyperlink>
+      <w:r>
+        <w:rPr>
+          <w:rFonts w:ascii="Arial" w:cs="Arial" w:eastAsia="Arial" w:hAnsi="Arial"/>
+          <w:color w:val="666666"/>
+          <w:sz w:val="14"/>
+          <w:szCs w:val="14"/>
+        </w:rPr>
+        <w:t xml:space="preserve"> (</w:t>
+      </w:r>
+      <w:hyperlink w:history="1" r:id="rIdvpt7at8u-4nrfsahrfybx">
+        <w:r>
+          <w:rPr>
+            <w:rFonts w:ascii="Arial" w:cs="Arial" w:eastAsia="Arial" w:hAnsi="Arial"/>
+            <w:color w:val="1F6B75"/>
+            <w:sz w:val="14"/>
+            <w:szCs w:val="14"/>
+            <w:u w:val="single" w:color="1F6B75"/>
+          </w:rPr>
+          <w:t xml:space="preserve">https://creativecommons.org/licenses/by-nc/4.0/</w:t>
+        </w:r>
+      </w:hyperlink>
+      <w:r>
+        <w:rPr>
+          <w:rFonts w:ascii="Arial" w:cs="Arial" w:eastAsia="Arial" w:hAnsi="Arial"/>
+          <w:color w:val="666666"/>
+          <w:sz w:val="14"/>
+          <w:szCs w:val="14"/>
+        </w:rPr>
+        <w:t xml:space="preserve">).</w:t>
+      </w:r>
+    </w:p>
     <w:p>
       <w:r>
         <w:br w:type="page"/>
@@ -6204,7 +6434,7 @@
             <w:pPr>
               <w:spacing w:after="20" w:before="0"/>
             </w:pPr>
-            <w:hyperlink w:history="1" r:id="rIdezeztodjruenwgne0ujle">
+            <w:hyperlink w:history="1" r:id="rIdndflplarlumej541-aobp">
               <w:r>
                 <w:rPr>
                   <w:rFonts w:ascii="Arial" w:cs="Arial" w:eastAsia="Arial" w:hAnsi="Arial"/>
@@ -6237,7 +6467,7 @@
               <w:spacing w:after="10" w:before="0"/>
               <w:ind w:left="120"/>
             </w:pPr>
-            <w:hyperlink w:history="1" r:id="rId-rxpbjfu1x3oqrutjy5g9">
+            <w:hyperlink w:history="1" r:id="rIdm94spqh7ebpnkcyyj9qgx">
               <w:r>
                 <w:rPr>
                   <w:rFonts w:ascii="Arial" w:cs="Arial" w:eastAsia="Arial" w:hAnsi="Arial"/>
@@ -6282,7 +6512,7 @@
             <w:pPr>
               <w:spacing w:after="20" w:before="0"/>
             </w:pPr>
-            <w:hyperlink w:history="1" r:id="rIdsxt_w161ep_zkb2fvykvd">
+            <w:hyperlink w:history="1" r:id="rIdyoqadexoc-lyujgwysoi3">
               <w:r>
                 <w:rPr>
                   <w:rFonts w:ascii="Arial" w:cs="Arial" w:eastAsia="Arial" w:hAnsi="Arial"/>
@@ -6315,7 +6545,7 @@
               <w:spacing w:after="10" w:before="0"/>
               <w:ind w:left="120"/>
             </w:pPr>
-            <w:hyperlink w:history="1" r:id="rIdnovpgj57eyzaluzjap8_c">
+            <w:hyperlink w:history="1" r:id="rIdhjk4piqpaufk7g-objzy-">
               <w:r>
                 <w:rPr>
                   <w:rFonts w:ascii="Arial" w:cs="Arial" w:eastAsia="Arial" w:hAnsi="Arial"/>
@@ -6510,7 +6740,7 @@
             <w:pPr>
               <w:spacing w:after="20" w:before="0"/>
             </w:pPr>
-            <w:hyperlink w:history="1" r:id="rIddvhdykk8xd3qvzr0eh7t3">
+            <w:hyperlink w:history="1" r:id="rId06nppwq4bqqhocsturhfr">
               <w:r>
                 <w:rPr>
                   <w:rFonts w:ascii="Arial" w:cs="Arial" w:eastAsia="Arial" w:hAnsi="Arial"/>
@@ -6543,7 +6773,7 @@
               <w:spacing w:after="10" w:before="0"/>
               <w:ind w:left="120"/>
             </w:pPr>
-            <w:hyperlink w:history="1" r:id="rIdi47usjzvngtiin_txlv-n">
+            <w:hyperlink w:history="1" r:id="rIdzann053uvbke5fo54eonu">
               <w:r>
                 <w:rPr>
                   <w:rFonts w:ascii="Arial" w:cs="Arial" w:eastAsia="Arial" w:hAnsi="Arial"/>
@@ -6588,7 +6818,7 @@
             <w:pPr>
               <w:spacing w:after="20" w:before="0"/>
             </w:pPr>
-            <w:hyperlink w:history="1" r:id="rId0e-ptw-gkjhul49hba7ec">
+            <w:hyperlink w:history="1" r:id="rId1jzohxasf5ey7ppy1agxl">
               <w:r>
                 <w:rPr>
                   <w:rFonts w:ascii="Arial" w:cs="Arial" w:eastAsia="Arial" w:hAnsi="Arial"/>
@@ -6621,7 +6851,7 @@
               <w:spacing w:after="10" w:before="0"/>
               <w:ind w:left="120"/>
             </w:pPr>
-            <w:hyperlink w:history="1" r:id="rIdchz25zxhrt1h8dq7ko7wk">
+            <w:hyperlink w:history="1" r:id="rIdbd6kqoqr8hkyegvacf2nz">
               <w:r>
                 <w:rPr>
                   <w:rFonts w:ascii="Arial" w:cs="Arial" w:eastAsia="Arial" w:hAnsi="Arial"/>
@@ -6816,7 +7046,7 @@
             <w:pPr>
               <w:spacing w:after="20" w:before="0"/>
             </w:pPr>
-            <w:hyperlink w:history="1" r:id="rIdglyru2xt8xf-maijpio5_">
+            <w:hyperlink w:history="1" r:id="rId90mrounxpdzjmmby0hjo0">
               <w:r>
                 <w:rPr>
                   <w:rFonts w:ascii="Arial" w:cs="Arial" w:eastAsia="Arial" w:hAnsi="Arial"/>
@@ -6849,7 +7079,7 @@
               <w:spacing w:after="10" w:before="0"/>
               <w:ind w:left="120"/>
             </w:pPr>
-            <w:hyperlink w:history="1" r:id="rIdthkg3w3m6yussmk6ryx4o">
+            <w:hyperlink w:history="1" r:id="rIde37wpgl-b_d6raea9hmzr">
               <w:r>
                 <w:rPr>
                   <w:rFonts w:ascii="Arial" w:cs="Arial" w:eastAsia="Arial" w:hAnsi="Arial"/>
@@ -6894,7 +7124,7 @@
             <w:pPr>
               <w:spacing w:after="20" w:before="0"/>
             </w:pPr>
-            <w:hyperlink w:history="1" r:id="rIdqspdxjnxdd_hkahqcrqao">
+            <w:hyperlink w:history="1" r:id="rIdonps3gcobjcvhemzs-udh">
               <w:r>
                 <w:rPr>
                   <w:rFonts w:ascii="Arial" w:cs="Arial" w:eastAsia="Arial" w:hAnsi="Arial"/>
@@ -6927,7 +7157,7 @@
               <w:spacing w:after="10" w:before="0"/>
               <w:ind w:left="120"/>
             </w:pPr>
-            <w:hyperlink w:history="1" r:id="rIdew0lmyg3_j6dzkqrucx7b">
+            <w:hyperlink w:history="1" r:id="rIddlstbu2tvccima6zvany3">
               <w:r>
                 <w:rPr>
                   <w:rFonts w:ascii="Arial" w:cs="Arial" w:eastAsia="Arial" w:hAnsi="Arial"/>
@@ -7122,7 +7352,7 @@
             <w:pPr>
               <w:spacing w:after="20" w:before="0"/>
             </w:pPr>
-            <w:hyperlink w:history="1" r:id="rIdkqjsosmwca8keigcvvz8p">
+            <w:hyperlink w:history="1" r:id="rId91pvmw_jonjgjpr7tznuy">
               <w:r>
                 <w:rPr>
                   <w:rFonts w:ascii="Arial" w:cs="Arial" w:eastAsia="Arial" w:hAnsi="Arial"/>
@@ -7155,7 +7385,7 @@
               <w:spacing w:after="10" w:before="0"/>
               <w:ind w:left="120"/>
             </w:pPr>
-            <w:hyperlink w:history="1" r:id="rIdsvpxw5kddg0rl0sizugv9">
+            <w:hyperlink w:history="1" r:id="rId8oqtiz0bevrlhcrq24ujg">
               <w:r>
                 <w:rPr>
                   <w:rFonts w:ascii="Arial" w:cs="Arial" w:eastAsia="Arial" w:hAnsi="Arial"/>
@@ -7200,7 +7430,7 @@
             <w:pPr>
               <w:spacing w:after="20" w:before="0"/>
             </w:pPr>
-            <w:hyperlink w:history="1" r:id="rIdt6daoeh3fwu66pnst9lgj">
+            <w:hyperlink w:history="1" r:id="rIdnoohrqz8khsj5kgok9bt6">
               <w:r>
                 <w:rPr>
                   <w:rFonts w:ascii="Arial" w:cs="Arial" w:eastAsia="Arial" w:hAnsi="Arial"/>
@@ -7233,7 +7463,7 @@
               <w:spacing w:after="10" w:before="0"/>
               <w:ind w:left="120"/>
             </w:pPr>
-            <w:hyperlink w:history="1" r:id="rIds6qb7ac_mc4bd6gwxhwvb">
+            <w:hyperlink w:history="1" r:id="rIdexpuisbnmuho5wysa2qmy">
               <w:r>
                 <w:rPr>
                   <w:rFonts w:ascii="Arial" w:cs="Arial" w:eastAsia="Arial" w:hAnsi="Arial"/>
@@ -7428,7 +7658,7 @@
             <w:pPr>
               <w:spacing w:after="20" w:before="0"/>
             </w:pPr>
-            <w:hyperlink w:history="1" r:id="rId5_ri4lochdf9afgwt9r4r">
+            <w:hyperlink w:history="1" r:id="rIdlbmvachwyhrgkgwtnfplt">
               <w:r>
                 <w:rPr>
                   <w:rFonts w:ascii="Arial" w:cs="Arial" w:eastAsia="Arial" w:hAnsi="Arial"/>
@@ -7461,7 +7691,7 @@
               <w:spacing w:after="10" w:before="0"/>
               <w:ind w:left="120"/>
             </w:pPr>
-            <w:hyperlink w:history="1" r:id="rIdkbs-dsv0v5pb3irk6jlsm">
+            <w:hyperlink w:history="1" r:id="rIdzis6ljksw1qmds1ztm84q">
               <w:r>
                 <w:rPr>
                   <w:rFonts w:ascii="Arial" w:cs="Arial" w:eastAsia="Arial" w:hAnsi="Arial"/>
@@ -7506,7 +7736,7 @@
             <w:pPr>
               <w:spacing w:after="20" w:before="0"/>
             </w:pPr>
-            <w:hyperlink w:history="1" r:id="rIdu5zzhzgyh-utg7ex56gqm">
+            <w:hyperlink w:history="1" r:id="rIdwftd_fb9-isckfonaks7u">
               <w:r>
                 <w:rPr>
                   <w:rFonts w:ascii="Arial" w:cs="Arial" w:eastAsia="Arial" w:hAnsi="Arial"/>
@@ -7539,7 +7769,7 @@
               <w:spacing w:after="10" w:before="0"/>
               <w:ind w:left="120"/>
             </w:pPr>
-            <w:hyperlink w:history="1" r:id="rIdc5k-abngtshn8zpt6et3x">
+            <w:hyperlink w:history="1" r:id="rIdaxlpr9jvmkox5uqvbjikm">
               <w:r>
                 <w:rPr>
                   <w:rFonts w:ascii="Arial" w:cs="Arial" w:eastAsia="Arial" w:hAnsi="Arial"/>
@@ -8111,6 +8341,65 @@
         </w:tc>
       </w:tr>
     </w:tbl>
+    <w:p>
+      <w:pPr>
+        <w:pBdr>
+          <w:top w:val="single" w:color="BBBBBB" w:sz="4" w:space="4"/>
+        </w:pBdr>
+        <w:spacing w:after="0" w:before="160"/>
+      </w:pPr>
+      <w:r>
+        <w:rPr>
+          <w:rFonts w:ascii="Arial" w:cs="Arial" w:eastAsia="Arial" w:hAnsi="Arial"/>
+          <w:color w:val="666666"/>
+          <w:sz w:val="14"/>
+          <w:szCs w:val="14"/>
+        </w:rPr>
+        <w:t xml:space="preserve">© 2026 SeaVuria and ARES. Aligned with KICD objectives. Developed by SeaVuria; technical implementation by ARES (with AI assistance from Claude). Licensed under </w:t>
+      </w:r>
+      <w:hyperlink w:history="1" r:id="rIdnjcxlj29pcpq4ok_gc6gx">
+        <w:r>
+          <w:rPr>
+            <w:rFonts w:ascii="Arial" w:cs="Arial" w:eastAsia="Arial" w:hAnsi="Arial"/>
+            <w:color w:val="1F6B75"/>
+            <w:sz w:val="14"/>
+            <w:szCs w:val="14"/>
+            <w:u w:val="single" w:color="1F6B75"/>
+          </w:rPr>
+          <w:t xml:space="preserve">CC BY-NC 4.0</w:t>
+        </w:r>
+      </w:hyperlink>
+      <w:r>
+        <w:rPr>
+          <w:rFonts w:ascii="Arial" w:cs="Arial" w:eastAsia="Arial" w:hAnsi="Arial"/>
+          <w:color w:val="666666"/>
+          <w:sz w:val="14"/>
+          <w:szCs w:val="14"/>
+        </w:rPr>
+        <w:t xml:space="preserve"> (</w:t>
+      </w:r>
+      <w:hyperlink w:history="1" r:id="rIdy2ivt5mmecaxekm_bie_n">
+        <w:r>
+          <w:rPr>
+            <w:rFonts w:ascii="Arial" w:cs="Arial" w:eastAsia="Arial" w:hAnsi="Arial"/>
+            <w:color w:val="1F6B75"/>
+            <w:sz w:val="14"/>
+            <w:szCs w:val="14"/>
+            <w:u w:val="single" w:color="1F6B75"/>
+          </w:rPr>
+          <w:t xml:space="preserve">https://creativecommons.org/licenses/by-nc/4.0/</w:t>
+        </w:r>
+      </w:hyperlink>
+      <w:r>
+        <w:rPr>
+          <w:rFonts w:ascii="Arial" w:cs="Arial" w:eastAsia="Arial" w:hAnsi="Arial"/>
+          <w:color w:val="666666"/>
+          <w:sz w:val="14"/>
+          <w:szCs w:val="14"/>
+        </w:rPr>
+        <w:t xml:space="preserve">).</w:t>
+      </w:r>
+    </w:p>
     <w:p>
       <w:r>
         <w:br w:type="page"/>
@@ -9102,7 +9391,7 @@
             <w:pPr>
               <w:spacing w:after="20" w:before="0"/>
             </w:pPr>
-            <w:hyperlink w:history="1" r:id="rIddlr2xgzcw-92je7ptegpn">
+            <w:hyperlink w:history="1" r:id="rIdnkmdvvtg0w24byq9hpxe3">
               <w:r>
                 <w:rPr>
                   <w:rFonts w:ascii="Arial" w:cs="Arial" w:eastAsia="Arial" w:hAnsi="Arial"/>
@@ -9135,7 +9424,7 @@
               <w:spacing w:after="10" w:before="0"/>
               <w:ind w:left="120"/>
             </w:pPr>
-            <w:hyperlink w:history="1" r:id="rId5jfkcfzl6tb0dspwclw7p">
+            <w:hyperlink w:history="1" r:id="rIds2ytuauqfn4t1kpxcvqym">
               <w:r>
                 <w:rPr>
                   <w:rFonts w:ascii="Arial" w:cs="Arial" w:eastAsia="Arial" w:hAnsi="Arial"/>
@@ -9180,7 +9469,7 @@
             <w:pPr>
               <w:spacing w:after="20" w:before="0"/>
             </w:pPr>
-            <w:hyperlink w:history="1" r:id="rIdsyi65dxuppezqnhf-lfnu">
+            <w:hyperlink w:history="1" r:id="rIdrsdpis_ij6ses6rpnhfl8">
               <w:r>
                 <w:rPr>
                   <w:rFonts w:ascii="Arial" w:cs="Arial" w:eastAsia="Arial" w:hAnsi="Arial"/>
@@ -9213,7 +9502,7 @@
               <w:spacing w:after="10" w:before="0"/>
               <w:ind w:left="120"/>
             </w:pPr>
-            <w:hyperlink w:history="1" r:id="rIdser1sanozxdndixd7famk">
+            <w:hyperlink w:history="1" r:id="rIdqzpxmbime4gxhxt4ihdhh">
               <w:r>
                 <w:rPr>
                   <w:rFonts w:ascii="Arial" w:cs="Arial" w:eastAsia="Arial" w:hAnsi="Arial"/>
@@ -9408,7 +9697,7 @@
             <w:pPr>
               <w:spacing w:after="20" w:before="0"/>
             </w:pPr>
-            <w:hyperlink w:history="1" r:id="rIdnmhldnrne9cauxswg1nh3">
+            <w:hyperlink w:history="1" r:id="rId0vhnsrb5zptvtlxhtcqde">
               <w:r>
                 <w:rPr>
                   <w:rFonts w:ascii="Arial" w:cs="Arial" w:eastAsia="Arial" w:hAnsi="Arial"/>
@@ -9441,7 +9730,7 @@
               <w:spacing w:after="10" w:before="0"/>
               <w:ind w:left="120"/>
             </w:pPr>
-            <w:hyperlink w:history="1" r:id="rId5t4ztjgxir2dwx8a4bzho">
+            <w:hyperlink w:history="1" r:id="rIdiqhpabvcppkhbbnwzd4km">
               <w:r>
                 <w:rPr>
                   <w:rFonts w:ascii="Arial" w:cs="Arial" w:eastAsia="Arial" w:hAnsi="Arial"/>
@@ -9486,7 +9775,7 @@
             <w:pPr>
               <w:spacing w:after="20" w:before="0"/>
             </w:pPr>
-            <w:hyperlink w:history="1" r:id="rIdv7lje3c0cp2yljfgnozqm">
+            <w:hyperlink w:history="1" r:id="rIddkwfqtwtklznjp4_wtnmf">
               <w:r>
                 <w:rPr>
                   <w:rFonts w:ascii="Arial" w:cs="Arial" w:eastAsia="Arial" w:hAnsi="Arial"/>
@@ -9519,7 +9808,7 @@
               <w:spacing w:after="10" w:before="0"/>
               <w:ind w:left="120"/>
             </w:pPr>
-            <w:hyperlink w:history="1" r:id="rIdlgngjtvm6pzrgzul03mwi">
+            <w:hyperlink w:history="1" r:id="rId2rjqw5ttnvvqi5ojd-v3f">
               <w:r>
                 <w:rPr>
                   <w:rFonts w:ascii="Arial" w:cs="Arial" w:eastAsia="Arial" w:hAnsi="Arial"/>
@@ -9714,7 +10003,7 @@
             <w:pPr>
               <w:spacing w:after="20" w:before="0"/>
             </w:pPr>
-            <w:hyperlink w:history="1" r:id="rIdy25raarffqgoz1yx9aher">
+            <w:hyperlink w:history="1" r:id="rIdfgwlfluu9u3kwtbk-5x36">
               <w:r>
                 <w:rPr>
                   <w:rFonts w:ascii="Arial" w:cs="Arial" w:eastAsia="Arial" w:hAnsi="Arial"/>
@@ -9747,7 +10036,7 @@
               <w:spacing w:after="10" w:before="0"/>
               <w:ind w:left="120"/>
             </w:pPr>
-            <w:hyperlink w:history="1" r:id="rIdfqqbvkztrsllshiupvspk">
+            <w:hyperlink w:history="1" r:id="rId7z9zayoncyrokqojz8jq4">
               <w:r>
                 <w:rPr>
                   <w:rFonts w:ascii="Arial" w:cs="Arial" w:eastAsia="Arial" w:hAnsi="Arial"/>
@@ -9792,7 +10081,7 @@
             <w:pPr>
               <w:spacing w:after="20" w:before="0"/>
             </w:pPr>
-            <w:hyperlink w:history="1" r:id="rId8w-grwfxiunmivq65xb3k">
+            <w:hyperlink w:history="1" r:id="rIdiblh5k8ojfdevnpuxekkn">
               <w:r>
                 <w:rPr>
                   <w:rFonts w:ascii="Arial" w:cs="Arial" w:eastAsia="Arial" w:hAnsi="Arial"/>
@@ -9825,7 +10114,7 @@
               <w:spacing w:after="10" w:before="0"/>
               <w:ind w:left="120"/>
             </w:pPr>
-            <w:hyperlink w:history="1" r:id="rIdyhhs6vtfnmfr2fycxhaol">
+            <w:hyperlink w:history="1" r:id="rIdl1ykhkttcggmcvjxekl-7">
               <w:r>
                 <w:rPr>
                   <w:rFonts w:ascii="Arial" w:cs="Arial" w:eastAsia="Arial" w:hAnsi="Arial"/>
@@ -10020,7 +10309,7 @@
             <w:pPr>
               <w:spacing w:after="20" w:before="0"/>
             </w:pPr>
-            <w:hyperlink w:history="1" r:id="rIdnjw-wjxl7srurjgzqh8d6">
+            <w:hyperlink w:history="1" r:id="rIdka4lge9pyuzlq4usubf35">
               <w:r>
                 <w:rPr>
                   <w:rFonts w:ascii="Arial" w:cs="Arial" w:eastAsia="Arial" w:hAnsi="Arial"/>
@@ -10053,7 +10342,7 @@
               <w:spacing w:after="10" w:before="0"/>
               <w:ind w:left="120"/>
             </w:pPr>
-            <w:hyperlink w:history="1" r:id="rIdba3feudhder1hztmxvkts">
+            <w:hyperlink w:history="1" r:id="rIdyblsxqegteg14lozvklpl">
               <w:r>
                 <w:rPr>
                   <w:rFonts w:ascii="Arial" w:cs="Arial" w:eastAsia="Arial" w:hAnsi="Arial"/>
@@ -10098,7 +10387,7 @@
             <w:pPr>
               <w:spacing w:after="20" w:before="0"/>
             </w:pPr>
-            <w:hyperlink w:history="1" r:id="rIddcf0hav2rwwtlyrcoqply">
+            <w:hyperlink w:history="1" r:id="rIdxsrd_d-lvfzlbtr5crk39">
               <w:r>
                 <w:rPr>
                   <w:rFonts w:ascii="Arial" w:cs="Arial" w:eastAsia="Arial" w:hAnsi="Arial"/>
@@ -10131,7 +10420,7 @@
               <w:spacing w:after="10" w:before="0"/>
               <w:ind w:left="120"/>
             </w:pPr>
-            <w:hyperlink w:history="1" r:id="rIdiuwsewxsvr1a2pubbvcb2">
+            <w:hyperlink w:history="1" r:id="rIdg3efcvzhq_fiajprobzzt">
               <w:r>
                 <w:rPr>
                   <w:rFonts w:ascii="Arial" w:cs="Arial" w:eastAsia="Arial" w:hAnsi="Arial"/>
@@ -10326,7 +10615,7 @@
             <w:pPr>
               <w:spacing w:after="20" w:before="0"/>
             </w:pPr>
-            <w:hyperlink w:history="1" r:id="rIddtl9lzomtbebpctikoxji">
+            <w:hyperlink w:history="1" r:id="rIdsgs4wdju56tjgopdtzqub">
               <w:r>
                 <w:rPr>
                   <w:rFonts w:ascii="Arial" w:cs="Arial" w:eastAsia="Arial" w:hAnsi="Arial"/>
@@ -10359,7 +10648,7 @@
               <w:spacing w:after="10" w:before="0"/>
               <w:ind w:left="120"/>
             </w:pPr>
-            <w:hyperlink w:history="1" r:id="rIdtsnelvpn109o2ncibcdgj">
+            <w:hyperlink w:history="1" r:id="rIdunlouzgqrrowkqra1btxk">
               <w:r>
                 <w:rPr>
                   <w:rFonts w:ascii="Arial" w:cs="Arial" w:eastAsia="Arial" w:hAnsi="Arial"/>
@@ -10404,7 +10693,7 @@
             <w:pPr>
               <w:spacing w:after="20" w:before="0"/>
             </w:pPr>
-            <w:hyperlink w:history="1" r:id="rIdol1qquk6qka6s-viphxoi">
+            <w:hyperlink w:history="1" r:id="rId6ekjbvtw0ngttgqnddven">
               <w:r>
                 <w:rPr>
                   <w:rFonts w:ascii="Arial" w:cs="Arial" w:eastAsia="Arial" w:hAnsi="Arial"/>
@@ -10437,7 +10726,7 @@
               <w:spacing w:after="10" w:before="0"/>
               <w:ind w:left="120"/>
             </w:pPr>
-            <w:hyperlink w:history="1" r:id="rId6i4glwmhqenfogzmkqoz1">
+            <w:hyperlink w:history="1" r:id="rId87m04t4szl_kepiima2xg">
               <w:r>
                 <w:rPr>
                   <w:rFonts w:ascii="Arial" w:cs="Arial" w:eastAsia="Arial" w:hAnsi="Arial"/>
@@ -11028,6 +11317,65 @@
         </w:tc>
       </w:tr>
     </w:tbl>
+    <w:p>
+      <w:pPr>
+        <w:pBdr>
+          <w:top w:val="single" w:color="BBBBBB" w:sz="4" w:space="4"/>
+        </w:pBdr>
+        <w:spacing w:after="0" w:before="160"/>
+      </w:pPr>
+      <w:r>
+        <w:rPr>
+          <w:rFonts w:ascii="Arial" w:cs="Arial" w:eastAsia="Arial" w:hAnsi="Arial"/>
+          <w:color w:val="666666"/>
+          <w:sz w:val="14"/>
+          <w:szCs w:val="14"/>
+        </w:rPr>
+        <w:t xml:space="preserve">© 2026 SeaVuria and ARES. Aligned with KICD objectives. Developed by SeaVuria; technical implementation by ARES (with AI assistance from Claude). Licensed under </w:t>
+      </w:r>
+      <w:hyperlink w:history="1" r:id="rIdkeukbz2pjblc2bdguaq1m">
+        <w:r>
+          <w:rPr>
+            <w:rFonts w:ascii="Arial" w:cs="Arial" w:eastAsia="Arial" w:hAnsi="Arial"/>
+            <w:color w:val="1F6B75"/>
+            <w:sz w:val="14"/>
+            <w:szCs w:val="14"/>
+            <w:u w:val="single" w:color="1F6B75"/>
+          </w:rPr>
+          <w:t xml:space="preserve">CC BY-NC 4.0</w:t>
+        </w:r>
+      </w:hyperlink>
+      <w:r>
+        <w:rPr>
+          <w:rFonts w:ascii="Arial" w:cs="Arial" w:eastAsia="Arial" w:hAnsi="Arial"/>
+          <w:color w:val="666666"/>
+          <w:sz w:val="14"/>
+          <w:szCs w:val="14"/>
+        </w:rPr>
+        <w:t xml:space="preserve"> (</w:t>
+      </w:r>
+      <w:hyperlink w:history="1" r:id="rIdvfo8w6ozra7dccpe9gcjl">
+        <w:r>
+          <w:rPr>
+            <w:rFonts w:ascii="Arial" w:cs="Arial" w:eastAsia="Arial" w:hAnsi="Arial"/>
+            <w:color w:val="1F6B75"/>
+            <w:sz w:val="14"/>
+            <w:szCs w:val="14"/>
+            <w:u w:val="single" w:color="1F6B75"/>
+          </w:rPr>
+          <w:t xml:space="preserve">https://creativecommons.org/licenses/by-nc/4.0/</w:t>
+        </w:r>
+      </w:hyperlink>
+      <w:r>
+        <w:rPr>
+          <w:rFonts w:ascii="Arial" w:cs="Arial" w:eastAsia="Arial" w:hAnsi="Arial"/>
+          <w:color w:val="666666"/>
+          <w:sz w:val="14"/>
+          <w:szCs w:val="14"/>
+        </w:rPr>
+        <w:t xml:space="preserve">).</w:t>
+      </w:r>
+    </w:p>
     <w:p>
       <w:r>
         <w:br w:type="page"/>
@@ -12019,7 +12367,7 @@
             <w:pPr>
               <w:spacing w:after="20" w:before="0"/>
             </w:pPr>
-            <w:hyperlink w:history="1" r:id="rIdmt5e4zl6iud_s1zhndbyj">
+            <w:hyperlink w:history="1" r:id="rIdqvlbyq1jygwuu2zufgahc">
               <w:r>
                 <w:rPr>
                   <w:rFonts w:ascii="Arial" w:cs="Arial" w:eastAsia="Arial" w:hAnsi="Arial"/>
@@ -12052,7 +12400,7 @@
               <w:spacing w:after="10" w:before="0"/>
               <w:ind w:left="120"/>
             </w:pPr>
-            <w:hyperlink w:history="1" r:id="rIdyegxzyzy6uzfeppax44u2">
+            <w:hyperlink w:history="1" r:id="rIdljvb0joz82-gk1gj0aw2l">
               <w:r>
                 <w:rPr>
                   <w:rFonts w:ascii="Arial" w:cs="Arial" w:eastAsia="Arial" w:hAnsi="Arial"/>
@@ -12097,7 +12445,7 @@
             <w:pPr>
               <w:spacing w:after="20" w:before="0"/>
             </w:pPr>
-            <w:hyperlink w:history="1" r:id="rId3pyauhhszy6sb2wue4m1f">
+            <w:hyperlink w:history="1" r:id="rId4y0kr0kgeeodsjlwgzunc">
               <w:r>
                 <w:rPr>
                   <w:rFonts w:ascii="Arial" w:cs="Arial" w:eastAsia="Arial" w:hAnsi="Arial"/>
@@ -12130,7 +12478,7 @@
               <w:spacing w:after="10" w:before="0"/>
               <w:ind w:left="120"/>
             </w:pPr>
-            <w:hyperlink w:history="1" r:id="rIdjwlj3s9f5wmqmqxbxxbxw">
+            <w:hyperlink w:history="1" r:id="rIdzwjl_486ol3nrqncvpvf6">
               <w:r>
                 <w:rPr>
                   <w:rFonts w:ascii="Arial" w:cs="Arial" w:eastAsia="Arial" w:hAnsi="Arial"/>
@@ -12325,7 +12673,7 @@
             <w:pPr>
               <w:spacing w:after="20" w:before="0"/>
             </w:pPr>
-            <w:hyperlink w:history="1" r:id="rIdfuq_6opsgxl7c4w4pdcrl">
+            <w:hyperlink w:history="1" r:id="rIdldonaalu11rtmvaepq4ge">
               <w:r>
                 <w:rPr>
                   <w:rFonts w:ascii="Arial" w:cs="Arial" w:eastAsia="Arial" w:hAnsi="Arial"/>
@@ -12358,7 +12706,7 @@
               <w:spacing w:after="10" w:before="0"/>
               <w:ind w:left="120"/>
             </w:pPr>
-            <w:hyperlink w:history="1" r:id="rIdyc44soykfhkj8rd6tlv03">
+            <w:hyperlink w:history="1" r:id="rIdsfbqeuxoqyp0oyo-dodam">
               <w:r>
                 <w:rPr>
                   <w:rFonts w:ascii="Arial" w:cs="Arial" w:eastAsia="Arial" w:hAnsi="Arial"/>
@@ -12403,7 +12751,7 @@
             <w:pPr>
               <w:spacing w:after="20" w:before="0"/>
             </w:pPr>
-            <w:hyperlink w:history="1" r:id="rId3sljy20udrhxvugvbaeox">
+            <w:hyperlink w:history="1" r:id="rIdtavtk_7wb1jkobhr2y02h">
               <w:r>
                 <w:rPr>
                   <w:rFonts w:ascii="Arial" w:cs="Arial" w:eastAsia="Arial" w:hAnsi="Arial"/>
@@ -12436,7 +12784,7 @@
               <w:spacing w:after="10" w:before="0"/>
               <w:ind w:left="120"/>
             </w:pPr>
-            <w:hyperlink w:history="1" r:id="rIdrkakaohhbrhcusphg0dbu">
+            <w:hyperlink w:history="1" r:id="rId1s1ar2ncovmfpoo_mxjyu">
               <w:r>
                 <w:rPr>
                   <w:rFonts w:ascii="Arial" w:cs="Arial" w:eastAsia="Arial" w:hAnsi="Arial"/>
@@ -12631,7 +12979,7 @@
             <w:pPr>
               <w:spacing w:after="20" w:before="0"/>
             </w:pPr>
-            <w:hyperlink w:history="1" r:id="rIdjwejslhdi0h0gouu7c_o0">
+            <w:hyperlink w:history="1" r:id="rId0fusc_kgakzkkon9xvskx">
               <w:r>
                 <w:rPr>
                   <w:rFonts w:ascii="Arial" w:cs="Arial" w:eastAsia="Arial" w:hAnsi="Arial"/>
@@ -12664,7 +13012,7 @@
               <w:spacing w:after="10" w:before="0"/>
               <w:ind w:left="120"/>
             </w:pPr>
-            <w:hyperlink w:history="1" r:id="rIdhnszda7bqaqtomxmqzalu">
+            <w:hyperlink w:history="1" r:id="rIdptnhy0n-mxzokprd-3dkf">
               <w:r>
                 <w:rPr>
                   <w:rFonts w:ascii="Arial" w:cs="Arial" w:eastAsia="Arial" w:hAnsi="Arial"/>
@@ -12709,7 +13057,7 @@
             <w:pPr>
               <w:spacing w:after="20" w:before="0"/>
             </w:pPr>
-            <w:hyperlink w:history="1" r:id="rIdrrnsygoj1xfgkvonr-3vo">
+            <w:hyperlink w:history="1" r:id="rIdnqzm4z_8kinxyfbu96s89">
               <w:r>
                 <w:rPr>
                   <w:rFonts w:ascii="Arial" w:cs="Arial" w:eastAsia="Arial" w:hAnsi="Arial"/>
@@ -12742,7 +13090,7 @@
               <w:spacing w:after="10" w:before="0"/>
               <w:ind w:left="120"/>
             </w:pPr>
-            <w:hyperlink w:history="1" r:id="rId29tdzkwd99jlgqj7smizz">
+            <w:hyperlink w:history="1" r:id="rIdc9tz9x-1uehihkwtm3uav">
               <w:r>
                 <w:rPr>
                   <w:rFonts w:ascii="Arial" w:cs="Arial" w:eastAsia="Arial" w:hAnsi="Arial"/>
@@ -12937,7 +13285,7 @@
             <w:pPr>
               <w:spacing w:after="20" w:before="0"/>
             </w:pPr>
-            <w:hyperlink w:history="1" r:id="rIdpo-wf9o56ytwycrcts4aa">
+            <w:hyperlink w:history="1" r:id="rIddhhlihrwvpxzh0h8cr_r4">
               <w:r>
                 <w:rPr>
                   <w:rFonts w:ascii="Arial" w:cs="Arial" w:eastAsia="Arial" w:hAnsi="Arial"/>
@@ -12970,7 +13318,7 @@
               <w:spacing w:after="10" w:before="0"/>
               <w:ind w:left="120"/>
             </w:pPr>
-            <w:hyperlink w:history="1" r:id="rIdo2x5fi7nqlsrzhh41t6fw">
+            <w:hyperlink w:history="1" r:id="rIdc1stlyomg4zhtghs71haf">
               <w:r>
                 <w:rPr>
                   <w:rFonts w:ascii="Arial" w:cs="Arial" w:eastAsia="Arial" w:hAnsi="Arial"/>
@@ -13015,7 +13363,7 @@
             <w:pPr>
               <w:spacing w:after="20" w:before="0"/>
             </w:pPr>
-            <w:hyperlink w:history="1" r:id="rIdo1horzspylnyebtu3g6sf">
+            <w:hyperlink w:history="1" r:id="rId9e-isfgx-kbcuqmmyicwd">
               <w:r>
                 <w:rPr>
                   <w:rFonts w:ascii="Arial" w:cs="Arial" w:eastAsia="Arial" w:hAnsi="Arial"/>
@@ -13048,7 +13396,7 @@
               <w:spacing w:after="10" w:before="0"/>
               <w:ind w:left="120"/>
             </w:pPr>
-            <w:hyperlink w:history="1" r:id="rIdkkwvkljrdhouyf--63-x8">
+            <w:hyperlink w:history="1" r:id="rIdljm55tbkbavhojrip0t2-">
               <w:r>
                 <w:rPr>
                   <w:rFonts w:ascii="Arial" w:cs="Arial" w:eastAsia="Arial" w:hAnsi="Arial"/>
@@ -13243,7 +13591,7 @@
             <w:pPr>
               <w:spacing w:after="20" w:before="0"/>
             </w:pPr>
-            <w:hyperlink w:history="1" r:id="rId8yi883idaa3utjoq1r64t">
+            <w:hyperlink w:history="1" r:id="rIdgk5d9yvttqueopl0junh2">
               <w:r>
                 <w:rPr>
                   <w:rFonts w:ascii="Arial" w:cs="Arial" w:eastAsia="Arial" w:hAnsi="Arial"/>
@@ -13276,7 +13624,7 @@
               <w:spacing w:after="10" w:before="0"/>
               <w:ind w:left="120"/>
             </w:pPr>
-            <w:hyperlink w:history="1" r:id="rIdkdthmlu8-gbxgf4yzogcx">
+            <w:hyperlink w:history="1" r:id="rId4mf_d_tbsldwoebnbsys0">
               <w:r>
                 <w:rPr>
                   <w:rFonts w:ascii="Arial" w:cs="Arial" w:eastAsia="Arial" w:hAnsi="Arial"/>
@@ -13321,7 +13669,7 @@
             <w:pPr>
               <w:spacing w:after="20" w:before="0"/>
             </w:pPr>
-            <w:hyperlink w:history="1" r:id="rIdxkdsznl86pc1y0o-7i1an">
+            <w:hyperlink w:history="1" r:id="rIdyecjdqbmfnjwblcmsmksa">
               <w:r>
                 <w:rPr>
                   <w:rFonts w:ascii="Arial" w:cs="Arial" w:eastAsia="Arial" w:hAnsi="Arial"/>
@@ -13354,7 +13702,7 @@
               <w:spacing w:after="10" w:before="0"/>
               <w:ind w:left="120"/>
             </w:pPr>
-            <w:hyperlink w:history="1" r:id="rIdroapqqdtawjfiyxqnpn0r">
+            <w:hyperlink w:history="1" r:id="rIdwyuegsn79wcbpq4hcxprm">
               <w:r>
                 <w:rPr>
                   <w:rFonts w:ascii="Arial" w:cs="Arial" w:eastAsia="Arial" w:hAnsi="Arial"/>
@@ -13850,6 +14198,65 @@
         </w:tc>
       </w:tr>
     </w:tbl>
+    <w:p>
+      <w:pPr>
+        <w:pBdr>
+          <w:top w:val="single" w:color="BBBBBB" w:sz="4" w:space="4"/>
+        </w:pBdr>
+        <w:spacing w:after="0" w:before="160"/>
+      </w:pPr>
+      <w:r>
+        <w:rPr>
+          <w:rFonts w:ascii="Arial" w:cs="Arial" w:eastAsia="Arial" w:hAnsi="Arial"/>
+          <w:color w:val="666666"/>
+          <w:sz w:val="14"/>
+          <w:szCs w:val="14"/>
+        </w:rPr>
+        <w:t xml:space="preserve">© 2026 SeaVuria and ARES. Aligned with KICD objectives. Developed by SeaVuria; technical implementation by ARES (with AI assistance from Claude). Licensed under </w:t>
+      </w:r>
+      <w:hyperlink w:history="1" r:id="rIdkunhkeqcn2oedqifegib2">
+        <w:r>
+          <w:rPr>
+            <w:rFonts w:ascii="Arial" w:cs="Arial" w:eastAsia="Arial" w:hAnsi="Arial"/>
+            <w:color w:val="1F6B75"/>
+            <w:sz w:val="14"/>
+            <w:szCs w:val="14"/>
+            <w:u w:val="single" w:color="1F6B75"/>
+          </w:rPr>
+          <w:t xml:space="preserve">CC BY-NC 4.0</w:t>
+        </w:r>
+      </w:hyperlink>
+      <w:r>
+        <w:rPr>
+          <w:rFonts w:ascii="Arial" w:cs="Arial" w:eastAsia="Arial" w:hAnsi="Arial"/>
+          <w:color w:val="666666"/>
+          <w:sz w:val="14"/>
+          <w:szCs w:val="14"/>
+        </w:rPr>
+        <w:t xml:space="preserve"> (</w:t>
+      </w:r>
+      <w:hyperlink w:history="1" r:id="rIdi-zcs_kmffnjbqliigvxo">
+        <w:r>
+          <w:rPr>
+            <w:rFonts w:ascii="Arial" w:cs="Arial" w:eastAsia="Arial" w:hAnsi="Arial"/>
+            <w:color w:val="1F6B75"/>
+            <w:sz w:val="14"/>
+            <w:szCs w:val="14"/>
+            <w:u w:val="single" w:color="1F6B75"/>
+          </w:rPr>
+          <w:t xml:space="preserve">https://creativecommons.org/licenses/by-nc/4.0/</w:t>
+        </w:r>
+      </w:hyperlink>
+      <w:r>
+        <w:rPr>
+          <w:rFonts w:ascii="Arial" w:cs="Arial" w:eastAsia="Arial" w:hAnsi="Arial"/>
+          <w:color w:val="666666"/>
+          <w:sz w:val="14"/>
+          <w:szCs w:val="14"/>
+        </w:rPr>
+        <w:t xml:space="preserve">).</w:t>
+      </w:r>
+    </w:p>
     <w:p>
       <w:r>
         <w:br w:type="page"/>
@@ -15000,7 +15407,7 @@
             <w:pPr>
               <w:spacing w:after="20" w:before="0"/>
             </w:pPr>
-            <w:hyperlink w:history="1" r:id="rIdkigvzqybqxzs8we6jtxvk">
+            <w:hyperlink w:history="1" r:id="rIdsn4t0utpy8v9iltb0xlon">
               <w:r>
                 <w:rPr>
                   <w:rFonts w:ascii="Arial" w:cs="Arial" w:eastAsia="Arial" w:hAnsi="Arial"/>
@@ -15033,7 +15440,7 @@
               <w:spacing w:after="10" w:before="0"/>
               <w:ind w:left="120"/>
             </w:pPr>
-            <w:hyperlink w:history="1" r:id="rIdc_lc3te6ulxgsmhz6ohv5">
+            <w:hyperlink w:history="1" r:id="rId2gmcwsaeeeomiyfbtsdnx">
               <w:r>
                 <w:rPr>
                   <w:rFonts w:ascii="Arial" w:cs="Arial" w:eastAsia="Arial" w:hAnsi="Arial"/>
@@ -15078,7 +15485,7 @@
             <w:pPr>
               <w:spacing w:after="20" w:before="0"/>
             </w:pPr>
-            <w:hyperlink w:history="1" r:id="rId_ffiqttefaoyt_czndb89">
+            <w:hyperlink w:history="1" r:id="rIdvpyesowtlnskzx_t3vjyo">
               <w:r>
                 <w:rPr>
                   <w:rFonts w:ascii="Arial" w:cs="Arial" w:eastAsia="Arial" w:hAnsi="Arial"/>
@@ -15111,7 +15518,7 @@
               <w:spacing w:after="10" w:before="0"/>
               <w:ind w:left="120"/>
             </w:pPr>
-            <w:hyperlink w:history="1" r:id="rIddqjuqk8zgdt1kgshj88ka">
+            <w:hyperlink w:history="1" r:id="rIdjoag1xtye83gjsfqopmfo">
               <w:r>
                 <w:rPr>
                   <w:rFonts w:ascii="Arial" w:cs="Arial" w:eastAsia="Arial" w:hAnsi="Arial"/>
@@ -15306,7 +15713,7 @@
             <w:pPr>
               <w:spacing w:after="20" w:before="0"/>
             </w:pPr>
-            <w:hyperlink w:history="1" r:id="rIdct4ixap8j6axmfu-z5qhi">
+            <w:hyperlink w:history="1" r:id="rId5yewex442l0krqub0m6um">
               <w:r>
                 <w:rPr>
                   <w:rFonts w:ascii="Arial" w:cs="Arial" w:eastAsia="Arial" w:hAnsi="Arial"/>
@@ -15339,7 +15746,7 @@
               <w:spacing w:after="10" w:before="0"/>
               <w:ind w:left="120"/>
             </w:pPr>
-            <w:hyperlink w:history="1" r:id="rIdjmul0tmh37purgqrb1ghs">
+            <w:hyperlink w:history="1" r:id="rIdaojs54voy5c9elisqykud">
               <w:r>
                 <w:rPr>
                   <w:rFonts w:ascii="Arial" w:cs="Arial" w:eastAsia="Arial" w:hAnsi="Arial"/>
@@ -15384,7 +15791,7 @@
             <w:pPr>
               <w:spacing w:after="20" w:before="0"/>
             </w:pPr>
-            <w:hyperlink w:history="1" r:id="rIdepzqt0bl0pgchduntb1cc">
+            <w:hyperlink w:history="1" r:id="rId8hcylcm2hkiqqi1j-8get">
               <w:r>
                 <w:rPr>
                   <w:rFonts w:ascii="Arial" w:cs="Arial" w:eastAsia="Arial" w:hAnsi="Arial"/>
@@ -15417,7 +15824,7 @@
               <w:spacing w:after="10" w:before="0"/>
               <w:ind w:left="120"/>
             </w:pPr>
-            <w:hyperlink w:history="1" r:id="rIdgdbl6igjlaqop_lykp_mj">
+            <w:hyperlink w:history="1" r:id="rIdmsjq0xqokmvuaxeu-o9of">
               <w:r>
                 <w:rPr>
                   <w:rFonts w:ascii="Arial" w:cs="Arial" w:eastAsia="Arial" w:hAnsi="Arial"/>
@@ -15612,7 +16019,7 @@
             <w:pPr>
               <w:spacing w:after="20" w:before="0"/>
             </w:pPr>
-            <w:hyperlink w:history="1" r:id="rIdfykg2fiosmtr3hughkesh">
+            <w:hyperlink w:history="1" r:id="rId9sntsgntvp9ly2gopwnjl">
               <w:r>
                 <w:rPr>
                   <w:rFonts w:ascii="Arial" w:cs="Arial" w:eastAsia="Arial" w:hAnsi="Arial"/>
@@ -15645,7 +16052,7 @@
               <w:spacing w:after="10" w:before="0"/>
               <w:ind w:left="120"/>
             </w:pPr>
-            <w:hyperlink w:history="1" r:id="rIdv31qpp_z1iws5n3qcj8yu">
+            <w:hyperlink w:history="1" r:id="rIdox7_zhsbyeomda5uqyiqj">
               <w:r>
                 <w:rPr>
                   <w:rFonts w:ascii="Arial" w:cs="Arial" w:eastAsia="Arial" w:hAnsi="Arial"/>
@@ -15690,7 +16097,7 @@
             <w:pPr>
               <w:spacing w:after="20" w:before="0"/>
             </w:pPr>
-            <w:hyperlink w:history="1" r:id="rIdjbi2nlkhqrdqvk2puobcl">
+            <w:hyperlink w:history="1" r:id="rIdvtgbczdxlunxwi4o90t2s">
               <w:r>
                 <w:rPr>
                   <w:rFonts w:ascii="Arial" w:cs="Arial" w:eastAsia="Arial" w:hAnsi="Arial"/>
@@ -15723,7 +16130,7 @@
               <w:spacing w:after="10" w:before="0"/>
               <w:ind w:left="120"/>
             </w:pPr>
-            <w:hyperlink w:history="1" r:id="rIdqz6pafkalfcne3fidjwvs">
+            <w:hyperlink w:history="1" r:id="rIdquuuv7bwqqqjseyncav3b">
               <w:r>
                 <w:rPr>
                   <w:rFonts w:ascii="Arial" w:cs="Arial" w:eastAsia="Arial" w:hAnsi="Arial"/>
@@ -15918,7 +16325,7 @@
             <w:pPr>
               <w:spacing w:after="20" w:before="0"/>
             </w:pPr>
-            <w:hyperlink w:history="1" r:id="rId4x5qdbsscj7cfmqhaaal1">
+            <w:hyperlink w:history="1" r:id="rIdpjmxrzm8hyweby_ykjijo">
               <w:r>
                 <w:rPr>
                   <w:rFonts w:ascii="Arial" w:cs="Arial" w:eastAsia="Arial" w:hAnsi="Arial"/>
@@ -15951,7 +16358,7 @@
               <w:spacing w:after="10" w:before="0"/>
               <w:ind w:left="120"/>
             </w:pPr>
-            <w:hyperlink w:history="1" r:id="rIdob0qctb002jazg8gb6m7o">
+            <w:hyperlink w:history="1" r:id="rIdqdvtqorn6_v7kr4shssal">
               <w:r>
                 <w:rPr>
                   <w:rFonts w:ascii="Arial" w:cs="Arial" w:eastAsia="Arial" w:hAnsi="Arial"/>
@@ -15996,7 +16403,7 @@
             <w:pPr>
               <w:spacing w:after="20" w:before="0"/>
             </w:pPr>
-            <w:hyperlink w:history="1" r:id="rIdaqj3hh74ctp1u09boaggr">
+            <w:hyperlink w:history="1" r:id="rIdbxbpzzaxyvhz1er3ofvio">
               <w:r>
                 <w:rPr>
                   <w:rFonts w:ascii="Arial" w:cs="Arial" w:eastAsia="Arial" w:hAnsi="Arial"/>
@@ -16029,7 +16436,7 @@
               <w:spacing w:after="10" w:before="0"/>
               <w:ind w:left="120"/>
             </w:pPr>
-            <w:hyperlink w:history="1" r:id="rIdbxvvvfidrex8fkzkfa4vw">
+            <w:hyperlink w:history="1" r:id="rIdwnnett6xqc4rohgktkkik">
               <w:r>
                 <w:rPr>
                   <w:rFonts w:ascii="Arial" w:cs="Arial" w:eastAsia="Arial" w:hAnsi="Arial"/>
@@ -16224,7 +16631,7 @@
             <w:pPr>
               <w:spacing w:after="20" w:before="0"/>
             </w:pPr>
-            <w:hyperlink w:history="1" r:id="rIdyaxplyrvqf0xw1xgpwc3x">
+            <w:hyperlink w:history="1" r:id="rId2-euvpuurhf42vtqxdllp">
               <w:r>
                 <w:rPr>
                   <w:rFonts w:ascii="Arial" w:cs="Arial" w:eastAsia="Arial" w:hAnsi="Arial"/>
@@ -16257,7 +16664,7 @@
               <w:spacing w:after="10" w:before="0"/>
               <w:ind w:left="120"/>
             </w:pPr>
-            <w:hyperlink w:history="1" r:id="rId9cwjxinxcdfc1snwgbldm">
+            <w:hyperlink w:history="1" r:id="rIdpzykytjx_zq4cq57ae-sb">
               <w:r>
                 <w:rPr>
                   <w:rFonts w:ascii="Arial" w:cs="Arial" w:eastAsia="Arial" w:hAnsi="Arial"/>
@@ -16302,7 +16709,7 @@
             <w:pPr>
               <w:spacing w:after="20" w:before="0"/>
             </w:pPr>
-            <w:hyperlink w:history="1" r:id="rId5qlorgqoiv8yrn_ubk0ni">
+            <w:hyperlink w:history="1" r:id="rIdfo1bdra6dbmcqeowlbf2i">
               <w:r>
                 <w:rPr>
                   <w:rFonts w:ascii="Arial" w:cs="Arial" w:eastAsia="Arial" w:hAnsi="Arial"/>
@@ -16335,7 +16742,7 @@
               <w:spacing w:after="10" w:before="0"/>
               <w:ind w:left="120"/>
             </w:pPr>
-            <w:hyperlink w:history="1" r:id="rIdo3xm0nzau7wc8jyuzjysq">
+            <w:hyperlink w:history="1" r:id="rIde1fuiotjxu7haiax6obie">
               <w:r>
                 <w:rPr>
                   <w:rFonts w:ascii="Arial" w:cs="Arial" w:eastAsia="Arial" w:hAnsi="Arial"/>
@@ -16907,6 +17314,65 @@
         </w:tc>
       </w:tr>
     </w:tbl>
+    <w:p>
+      <w:pPr>
+        <w:pBdr>
+          <w:top w:val="single" w:color="BBBBBB" w:sz="4" w:space="4"/>
+        </w:pBdr>
+        <w:spacing w:after="0" w:before="160"/>
+      </w:pPr>
+      <w:r>
+        <w:rPr>
+          <w:rFonts w:ascii="Arial" w:cs="Arial" w:eastAsia="Arial" w:hAnsi="Arial"/>
+          <w:color w:val="666666"/>
+          <w:sz w:val="14"/>
+          <w:szCs w:val="14"/>
+        </w:rPr>
+        <w:t xml:space="preserve">© 2026 SeaVuria and ARES. Aligned with KICD objectives. Developed by SeaVuria; technical implementation by ARES (with AI assistance from Claude). Licensed under </w:t>
+      </w:r>
+      <w:hyperlink w:history="1" r:id="rIdsln9dyoq3v0qs_zw6eiem">
+        <w:r>
+          <w:rPr>
+            <w:rFonts w:ascii="Arial" w:cs="Arial" w:eastAsia="Arial" w:hAnsi="Arial"/>
+            <w:color w:val="1F6B75"/>
+            <w:sz w:val="14"/>
+            <w:szCs w:val="14"/>
+            <w:u w:val="single" w:color="1F6B75"/>
+          </w:rPr>
+          <w:t xml:space="preserve">CC BY-NC 4.0</w:t>
+        </w:r>
+      </w:hyperlink>
+      <w:r>
+        <w:rPr>
+          <w:rFonts w:ascii="Arial" w:cs="Arial" w:eastAsia="Arial" w:hAnsi="Arial"/>
+          <w:color w:val="666666"/>
+          <w:sz w:val="14"/>
+          <w:szCs w:val="14"/>
+        </w:rPr>
+        <w:t xml:space="preserve"> (</w:t>
+      </w:r>
+      <w:hyperlink w:history="1" r:id="rIdoh1ie5gdyn0sggngvwp52">
+        <w:r>
+          <w:rPr>
+            <w:rFonts w:ascii="Arial" w:cs="Arial" w:eastAsia="Arial" w:hAnsi="Arial"/>
+            <w:color w:val="1F6B75"/>
+            <w:sz w:val="14"/>
+            <w:szCs w:val="14"/>
+            <w:u w:val="single" w:color="1F6B75"/>
+          </w:rPr>
+          <w:t xml:space="preserve">https://creativecommons.org/licenses/by-nc/4.0/</w:t>
+        </w:r>
+      </w:hyperlink>
+      <w:r>
+        <w:rPr>
+          <w:rFonts w:ascii="Arial" w:cs="Arial" w:eastAsia="Arial" w:hAnsi="Arial"/>
+          <w:color w:val="666666"/>
+          <w:sz w:val="14"/>
+          <w:szCs w:val="14"/>
+        </w:rPr>
+        <w:t xml:space="preserve">).</w:t>
+      </w:r>
+    </w:p>
     <w:p>
       <w:r>
         <w:br w:type="page"/>
@@ -17898,7 +18364,7 @@
             <w:pPr>
               <w:spacing w:after="20" w:before="0"/>
             </w:pPr>
-            <w:hyperlink w:history="1" r:id="rIdwx34eoeud23ilcdcmn5cg">
+            <w:hyperlink w:history="1" r:id="rIdar9bua4bu2olzp1vzw8jt">
               <w:r>
                 <w:rPr>
                   <w:rFonts w:ascii="Arial" w:cs="Arial" w:eastAsia="Arial" w:hAnsi="Arial"/>
@@ -17931,7 +18397,7 @@
               <w:spacing w:after="10" w:before="0"/>
               <w:ind w:left="120"/>
             </w:pPr>
-            <w:hyperlink w:history="1" r:id="rIdlterqzr4x3zjvzqc88haw">
+            <w:hyperlink w:history="1" r:id="rIdwqpo6tz7a11ungis7fyxi">
               <w:r>
                 <w:rPr>
                   <w:rFonts w:ascii="Arial" w:cs="Arial" w:eastAsia="Arial" w:hAnsi="Arial"/>
@@ -17976,7 +18442,7 @@
             <w:pPr>
               <w:spacing w:after="20" w:before="0"/>
             </w:pPr>
-            <w:hyperlink w:history="1" r:id="rIdg5wj8epygbqexofhrmrof">
+            <w:hyperlink w:history="1" r:id="rIdn7cienij3ky_dgdwf9rvu">
               <w:r>
                 <w:rPr>
                   <w:rFonts w:ascii="Arial" w:cs="Arial" w:eastAsia="Arial" w:hAnsi="Arial"/>
@@ -18009,7 +18475,7 @@
               <w:spacing w:after="10" w:before="0"/>
               <w:ind w:left="120"/>
             </w:pPr>
-            <w:hyperlink w:history="1" r:id="rIdzm8uqztz6yr3dkvifwdnn">
+            <w:hyperlink w:history="1" r:id="rIdjwlkrbe6dmeno02jndpyy">
               <w:r>
                 <w:rPr>
                   <w:rFonts w:ascii="Arial" w:cs="Arial" w:eastAsia="Arial" w:hAnsi="Arial"/>
@@ -18204,7 +18670,7 @@
             <w:pPr>
               <w:spacing w:after="20" w:before="0"/>
             </w:pPr>
-            <w:hyperlink w:history="1" r:id="rIdh3si5y4rtnu-f0cwxicmv">
+            <w:hyperlink w:history="1" r:id="rIdqijhpnrvcl3mahrp-y4y6">
               <w:r>
                 <w:rPr>
                   <w:rFonts w:ascii="Arial" w:cs="Arial" w:eastAsia="Arial" w:hAnsi="Arial"/>
@@ -18237,7 +18703,7 @@
               <w:spacing w:after="10" w:before="0"/>
               <w:ind w:left="120"/>
             </w:pPr>
-            <w:hyperlink w:history="1" r:id="rIdbavqiux-qoqhwjcgwnvyo">
+            <w:hyperlink w:history="1" r:id="rIdhdhyjciwzoclehmskr90n">
               <w:r>
                 <w:rPr>
                   <w:rFonts w:ascii="Arial" w:cs="Arial" w:eastAsia="Arial" w:hAnsi="Arial"/>
@@ -18282,7 +18748,7 @@
             <w:pPr>
               <w:spacing w:after="20" w:before="0"/>
             </w:pPr>
-            <w:hyperlink w:history="1" r:id="rIdyjzsmlfzmzo6kypghtq0e">
+            <w:hyperlink w:history="1" r:id="rIdlhzyxrc9gyunfeagnkmd4">
               <w:r>
                 <w:rPr>
                   <w:rFonts w:ascii="Arial" w:cs="Arial" w:eastAsia="Arial" w:hAnsi="Arial"/>
@@ -18315,7 +18781,7 @@
               <w:spacing w:after="10" w:before="0"/>
               <w:ind w:left="120"/>
             </w:pPr>
-            <w:hyperlink w:history="1" r:id="rIdv2f_0k3s7ude1rkeazxvt">
+            <w:hyperlink w:history="1" r:id="rIdnfesisuc2dp8apdzuihfs">
               <w:r>
                 <w:rPr>
                   <w:rFonts w:ascii="Arial" w:cs="Arial" w:eastAsia="Arial" w:hAnsi="Arial"/>
@@ -18510,7 +18976,7 @@
             <w:pPr>
               <w:spacing w:after="20" w:before="0"/>
             </w:pPr>
-            <w:hyperlink w:history="1" r:id="rIdxzy6eo_sirwm6ao8myrlg">
+            <w:hyperlink w:history="1" r:id="rIdejtugnglr3lqnu8sufprh">
               <w:r>
                 <w:rPr>
                   <w:rFonts w:ascii="Arial" w:cs="Arial" w:eastAsia="Arial" w:hAnsi="Arial"/>
@@ -18543,7 +19009,7 @@
               <w:spacing w:after="10" w:before="0"/>
               <w:ind w:left="120"/>
             </w:pPr>
-            <w:hyperlink w:history="1" r:id="rIdzzgbcf9a9wqqmnjbt7o7y">
+            <w:hyperlink w:history="1" r:id="rIdzx0ucyegkun0sducmeobh">
               <w:r>
                 <w:rPr>
                   <w:rFonts w:ascii="Arial" w:cs="Arial" w:eastAsia="Arial" w:hAnsi="Arial"/>
@@ -18588,7 +19054,7 @@
             <w:pPr>
               <w:spacing w:after="20" w:before="0"/>
             </w:pPr>
-            <w:hyperlink w:history="1" r:id="rIdp4vgqlpjkig339rfvxwnz">
+            <w:hyperlink w:history="1" r:id="rIdhzuob0hkisvllzxy2aj6z">
               <w:r>
                 <w:rPr>
                   <w:rFonts w:ascii="Arial" w:cs="Arial" w:eastAsia="Arial" w:hAnsi="Arial"/>
@@ -18621,7 +19087,7 @@
               <w:spacing w:after="10" w:before="0"/>
               <w:ind w:left="120"/>
             </w:pPr>
-            <w:hyperlink w:history="1" r:id="rIdcmzemsv38ov_waouhgzsz">
+            <w:hyperlink w:history="1" r:id="rIdjzrfsoybqtaes03rv5gsj">
               <w:r>
                 <w:rPr>
                   <w:rFonts w:ascii="Arial" w:cs="Arial" w:eastAsia="Arial" w:hAnsi="Arial"/>
@@ -18816,7 +19282,7 @@
             <w:pPr>
               <w:spacing w:after="20" w:before="0"/>
             </w:pPr>
-            <w:hyperlink w:history="1" r:id="rIdgrq8jgdwqmtjdv50ziaqj">
+            <w:hyperlink w:history="1" r:id="rIdahqf1nlrkqzxa0ikjsz9n">
               <w:r>
                 <w:rPr>
                   <w:rFonts w:ascii="Arial" w:cs="Arial" w:eastAsia="Arial" w:hAnsi="Arial"/>
@@ -18849,7 +19315,7 @@
               <w:spacing w:after="10" w:before="0"/>
               <w:ind w:left="120"/>
             </w:pPr>
-            <w:hyperlink w:history="1" r:id="rIdsbtvb5n2tc_dpp6wp-o9n">
+            <w:hyperlink w:history="1" r:id="rIdhapacjb5a_exin9vanmyj">
               <w:r>
                 <w:rPr>
                   <w:rFonts w:ascii="Arial" w:cs="Arial" w:eastAsia="Arial" w:hAnsi="Arial"/>
@@ -18894,7 +19360,7 @@
             <w:pPr>
               <w:spacing w:after="20" w:before="0"/>
             </w:pPr>
-            <w:hyperlink w:history="1" r:id="rIdli2g4voushsvszm5o4rew">
+            <w:hyperlink w:history="1" r:id="rIdrcs0pkf8s7e67p29rn_jx">
               <w:r>
                 <w:rPr>
                   <w:rFonts w:ascii="Arial" w:cs="Arial" w:eastAsia="Arial" w:hAnsi="Arial"/>
@@ -18927,7 +19393,7 @@
               <w:spacing w:after="10" w:before="0"/>
               <w:ind w:left="120"/>
             </w:pPr>
-            <w:hyperlink w:history="1" r:id="rIdynmykul-dondr0zxpz1l3">
+            <w:hyperlink w:history="1" r:id="rIdt7yt0o7qioxas5okvwt2_">
               <w:r>
                 <w:rPr>
                   <w:rFonts w:ascii="Arial" w:cs="Arial" w:eastAsia="Arial" w:hAnsi="Arial"/>
@@ -19122,7 +19588,7 @@
             <w:pPr>
               <w:spacing w:after="20" w:before="0"/>
             </w:pPr>
-            <w:hyperlink w:history="1" r:id="rIdjctzmfpqjphekawdam8em">
+            <w:hyperlink w:history="1" r:id="rIdwxsa18ozsxiduljvedqbg">
               <w:r>
                 <w:rPr>
                   <w:rFonts w:ascii="Arial" w:cs="Arial" w:eastAsia="Arial" w:hAnsi="Arial"/>
@@ -19155,7 +19621,7 @@
               <w:spacing w:after="10" w:before="0"/>
               <w:ind w:left="120"/>
             </w:pPr>
-            <w:hyperlink w:history="1" r:id="rIdxgrh8kvhvya7qnduvbjla">
+            <w:hyperlink w:history="1" r:id="rIdh1lpfvybmuc1jy40tslzj">
               <w:r>
                 <w:rPr>
                   <w:rFonts w:ascii="Arial" w:cs="Arial" w:eastAsia="Arial" w:hAnsi="Arial"/>
@@ -19200,7 +19666,7 @@
             <w:pPr>
               <w:spacing w:after="20" w:before="0"/>
             </w:pPr>
-            <w:hyperlink w:history="1" r:id="rIdmukxrowhms2w8vvlyezch">
+            <w:hyperlink w:history="1" r:id="rIdlohhyipiz8erglqg0ij7m">
               <w:r>
                 <w:rPr>
                   <w:rFonts w:ascii="Arial" w:cs="Arial" w:eastAsia="Arial" w:hAnsi="Arial"/>
@@ -19233,7 +19699,7 @@
               <w:spacing w:after="10" w:before="0"/>
               <w:ind w:left="120"/>
             </w:pPr>
-            <w:hyperlink w:history="1" r:id="rIdsc93kvvvr_imdtl2nmlwm">
+            <w:hyperlink w:history="1" r:id="rIdnvue4h2dxamqgm76nniib">
               <w:r>
                 <w:rPr>
                   <w:rFonts w:ascii="Arial" w:cs="Arial" w:eastAsia="Arial" w:hAnsi="Arial"/>
@@ -19843,6 +20309,65 @@
         </w:tc>
       </w:tr>
     </w:tbl>
+    <w:p>
+      <w:pPr>
+        <w:pBdr>
+          <w:top w:val="single" w:color="BBBBBB" w:sz="4" w:space="4"/>
+        </w:pBdr>
+        <w:spacing w:after="0" w:before="160"/>
+      </w:pPr>
+      <w:r>
+        <w:rPr>
+          <w:rFonts w:ascii="Arial" w:cs="Arial" w:eastAsia="Arial" w:hAnsi="Arial"/>
+          <w:color w:val="666666"/>
+          <w:sz w:val="14"/>
+          <w:szCs w:val="14"/>
+        </w:rPr>
+        <w:t xml:space="preserve">© 2026 SeaVuria and ARES. Aligned with KICD objectives. Developed by SeaVuria; technical implementation by ARES (with AI assistance from Claude). Licensed under </w:t>
+      </w:r>
+      <w:hyperlink w:history="1" r:id="rIdxay1tyccbfeicuxxsylao">
+        <w:r>
+          <w:rPr>
+            <w:rFonts w:ascii="Arial" w:cs="Arial" w:eastAsia="Arial" w:hAnsi="Arial"/>
+            <w:color w:val="1F6B75"/>
+            <w:sz w:val="14"/>
+            <w:szCs w:val="14"/>
+            <w:u w:val="single" w:color="1F6B75"/>
+          </w:rPr>
+          <w:t xml:space="preserve">CC BY-NC 4.0</w:t>
+        </w:r>
+      </w:hyperlink>
+      <w:r>
+        <w:rPr>
+          <w:rFonts w:ascii="Arial" w:cs="Arial" w:eastAsia="Arial" w:hAnsi="Arial"/>
+          <w:color w:val="666666"/>
+          <w:sz w:val="14"/>
+          <w:szCs w:val="14"/>
+        </w:rPr>
+        <w:t xml:space="preserve"> (</w:t>
+      </w:r>
+      <w:hyperlink w:history="1" r:id="rIdfua28t8b2y0pzd40ufb82">
+        <w:r>
+          <w:rPr>
+            <w:rFonts w:ascii="Arial" w:cs="Arial" w:eastAsia="Arial" w:hAnsi="Arial"/>
+            <w:color w:val="1F6B75"/>
+            <w:sz w:val="14"/>
+            <w:szCs w:val="14"/>
+            <w:u w:val="single" w:color="1F6B75"/>
+          </w:rPr>
+          <w:t xml:space="preserve">https://creativecommons.org/licenses/by-nc/4.0/</w:t>
+        </w:r>
+      </w:hyperlink>
+      <w:r>
+        <w:rPr>
+          <w:rFonts w:ascii="Arial" w:cs="Arial" w:eastAsia="Arial" w:hAnsi="Arial"/>
+          <w:color w:val="666666"/>
+          <w:sz w:val="14"/>
+          <w:szCs w:val="14"/>
+        </w:rPr>
+        <w:t xml:space="preserve">).</w:t>
+      </w:r>
+    </w:p>
     <w:p>
       <w:r>
         <w:br w:type="page"/>
@@ -20834,7 +21359,7 @@
             <w:pPr>
               <w:spacing w:after="20" w:before="0"/>
             </w:pPr>
-            <w:hyperlink w:history="1" r:id="rIdvzllooavbjotz1_lv8ndh">
+            <w:hyperlink w:history="1" r:id="rIdfh9wq3rnf7b90ksz714r3">
               <w:r>
                 <w:rPr>
                   <w:rFonts w:ascii="Arial" w:cs="Arial" w:eastAsia="Arial" w:hAnsi="Arial"/>
@@ -20867,7 +21392,7 @@
               <w:spacing w:after="10" w:before="0"/>
               <w:ind w:left="120"/>
             </w:pPr>
-            <w:hyperlink w:history="1" r:id="rIdd8xrejqs3mdhvn00rc291">
+            <w:hyperlink w:history="1" r:id="rIdmzvuzbcbc6cvddyd1z7hn">
               <w:r>
                 <w:rPr>
                   <w:rFonts w:ascii="Arial" w:cs="Arial" w:eastAsia="Arial" w:hAnsi="Arial"/>
@@ -20912,7 +21437,7 @@
             <w:pPr>
               <w:spacing w:after="20" w:before="0"/>
             </w:pPr>
-            <w:hyperlink w:history="1" r:id="rIdqvwl-zs_lzquemhswhpys">
+            <w:hyperlink w:history="1" r:id="rId8xyxb8aaacjvdxg3pfe4e">
               <w:r>
                 <w:rPr>
                   <w:rFonts w:ascii="Arial" w:cs="Arial" w:eastAsia="Arial" w:hAnsi="Arial"/>
@@ -20945,7 +21470,7 @@
               <w:spacing w:after="10" w:before="0"/>
               <w:ind w:left="120"/>
             </w:pPr>
-            <w:hyperlink w:history="1" r:id="rIdgk41uwu7ahkmel9x6m3xq">
+            <w:hyperlink w:history="1" r:id="rIdebzplevxsn93weqvnq7zx">
               <w:r>
                 <w:rPr>
                   <w:rFonts w:ascii="Arial" w:cs="Arial" w:eastAsia="Arial" w:hAnsi="Arial"/>
@@ -21140,7 +21665,7 @@
             <w:pPr>
               <w:spacing w:after="20" w:before="0"/>
             </w:pPr>
-            <w:hyperlink w:history="1" r:id="rId0ti81ekyih3mpuabo1_kd">
+            <w:hyperlink w:history="1" r:id="rIdwl9rrjwub3k9b-yv-o8k9">
               <w:r>
                 <w:rPr>
                   <w:rFonts w:ascii="Arial" w:cs="Arial" w:eastAsia="Arial" w:hAnsi="Arial"/>
@@ -21173,7 +21698,7 @@
               <w:spacing w:after="10" w:before="0"/>
               <w:ind w:left="120"/>
             </w:pPr>
-            <w:hyperlink w:history="1" r:id="rId5ecqiicbdxihg3be-ngfi">
+            <w:hyperlink w:history="1" r:id="rIdj_mke1ytdgnyhgckr0rny">
               <w:r>
                 <w:rPr>
                   <w:rFonts w:ascii="Arial" w:cs="Arial" w:eastAsia="Arial" w:hAnsi="Arial"/>
@@ -21218,7 +21743,7 @@
             <w:pPr>
               <w:spacing w:after="20" w:before="0"/>
             </w:pPr>
-            <w:hyperlink w:history="1" r:id="rIdjawj86lwqnnu_3esbewiw">
+            <w:hyperlink w:history="1" r:id="rIduiz6n37gtogo0aidppqfh">
               <w:r>
                 <w:rPr>
                   <w:rFonts w:ascii="Arial" w:cs="Arial" w:eastAsia="Arial" w:hAnsi="Arial"/>
@@ -21251,7 +21776,7 @@
               <w:spacing w:after="10" w:before="0"/>
               <w:ind w:left="120"/>
             </w:pPr>
-            <w:hyperlink w:history="1" r:id="rIdws65zcqc6akue5pimcrbp">
+            <w:hyperlink w:history="1" r:id="rIdxgqqgkszy-hc6rfm0_nog">
               <w:r>
                 <w:rPr>
                   <w:rFonts w:ascii="Arial" w:cs="Arial" w:eastAsia="Arial" w:hAnsi="Arial"/>
@@ -21446,7 +21971,7 @@
             <w:pPr>
               <w:spacing w:after="20" w:before="0"/>
             </w:pPr>
-            <w:hyperlink w:history="1" r:id="rIdjyesunwq3plhyncnyeoui">
+            <w:hyperlink w:history="1" r:id="rIdle3ug3az9ks2qybedej2z">
               <w:r>
                 <w:rPr>
                   <w:rFonts w:ascii="Arial" w:cs="Arial" w:eastAsia="Arial" w:hAnsi="Arial"/>
@@ -21479,7 +22004,7 @@
               <w:spacing w:after="10" w:before="0"/>
               <w:ind w:left="120"/>
             </w:pPr>
-            <w:hyperlink w:history="1" r:id="rIdzha9fy2dezpasaepp90yg">
+            <w:hyperlink w:history="1" r:id="rId13fymygxusm1gw1l63edf">
               <w:r>
                 <w:rPr>
                   <w:rFonts w:ascii="Arial" w:cs="Arial" w:eastAsia="Arial" w:hAnsi="Arial"/>
@@ -21524,7 +22049,7 @@
             <w:pPr>
               <w:spacing w:after="20" w:before="0"/>
             </w:pPr>
-            <w:hyperlink w:history="1" r:id="rIdd0jnykwl8rut07bmdfy71">
+            <w:hyperlink w:history="1" r:id="rIdc5tinqoeqhi8zpxn_f103">
               <w:r>
                 <w:rPr>
                   <w:rFonts w:ascii="Arial" w:cs="Arial" w:eastAsia="Arial" w:hAnsi="Arial"/>
@@ -21557,7 +22082,7 @@
               <w:spacing w:after="10" w:before="0"/>
               <w:ind w:left="120"/>
             </w:pPr>
-            <w:hyperlink w:history="1" r:id="rIdggxds5lbbeitcwzxlueac">
+            <w:hyperlink w:history="1" r:id="rIdv2whc9kh95oiodwnnpoy-">
               <w:r>
                 <w:rPr>
                   <w:rFonts w:ascii="Arial" w:cs="Arial" w:eastAsia="Arial" w:hAnsi="Arial"/>
@@ -21752,7 +22277,7 @@
             <w:pPr>
               <w:spacing w:after="20" w:before="0"/>
             </w:pPr>
-            <w:hyperlink w:history="1" r:id="rIdhztpceduwsed_kjsm0obz">
+            <w:hyperlink w:history="1" r:id="rIdxwyborexh7hj35yqfgz85">
               <w:r>
                 <w:rPr>
                   <w:rFonts w:ascii="Arial" w:cs="Arial" w:eastAsia="Arial" w:hAnsi="Arial"/>
@@ -21785,7 +22310,7 @@
               <w:spacing w:after="10" w:before="0"/>
               <w:ind w:left="120"/>
             </w:pPr>
-            <w:hyperlink w:history="1" r:id="rId7dn0koh6natshjp9cqep3">
+            <w:hyperlink w:history="1" r:id="rIdspxwv0nl914neunjc1wby">
               <w:r>
                 <w:rPr>
                   <w:rFonts w:ascii="Arial" w:cs="Arial" w:eastAsia="Arial" w:hAnsi="Arial"/>
@@ -21830,7 +22355,7 @@
             <w:pPr>
               <w:spacing w:after="20" w:before="0"/>
             </w:pPr>
-            <w:hyperlink w:history="1" r:id="rIdd3sl65zj1apvz_qttuwva">
+            <w:hyperlink w:history="1" r:id="rIdpgmon4rsehzmkxvlx-zby">
               <w:r>
                 <w:rPr>
                   <w:rFonts w:ascii="Arial" w:cs="Arial" w:eastAsia="Arial" w:hAnsi="Arial"/>
@@ -21863,7 +22388,7 @@
               <w:spacing w:after="10" w:before="0"/>
               <w:ind w:left="120"/>
             </w:pPr>
-            <w:hyperlink w:history="1" r:id="rIdr4a9lzwsqr-epor0eznga">
+            <w:hyperlink w:history="1" r:id="rIdvfy9a5u_ajat8ry343cyr">
               <w:r>
                 <w:rPr>
                   <w:rFonts w:ascii="Arial" w:cs="Arial" w:eastAsia="Arial" w:hAnsi="Arial"/>
@@ -22058,7 +22583,7 @@
             <w:pPr>
               <w:spacing w:after="20" w:before="0"/>
             </w:pPr>
-            <w:hyperlink w:history="1" r:id="rIdvknl4h0ghwyym7anugp7b">
+            <w:hyperlink w:history="1" r:id="rId4ezm8fab-0hrigfalg7ze">
               <w:r>
                 <w:rPr>
                   <w:rFonts w:ascii="Arial" w:cs="Arial" w:eastAsia="Arial" w:hAnsi="Arial"/>
@@ -22091,7 +22616,7 @@
               <w:spacing w:after="10" w:before="0"/>
               <w:ind w:left="120"/>
             </w:pPr>
-            <w:hyperlink w:history="1" r:id="rIdgzghgleutb45gv7r8ui9n">
+            <w:hyperlink w:history="1" r:id="rIdze0ssl4jd1yt8ni_aakee">
               <w:r>
                 <w:rPr>
                   <w:rFonts w:ascii="Arial" w:cs="Arial" w:eastAsia="Arial" w:hAnsi="Arial"/>
@@ -22136,7 +22661,7 @@
             <w:pPr>
               <w:spacing w:after="20" w:before="0"/>
             </w:pPr>
-            <w:hyperlink w:history="1" r:id="rIdjad3dozcszcmudtrrwg8p">
+            <w:hyperlink w:history="1" r:id="rIdvr_jtnu6i92rkpsio1ylx">
               <w:r>
                 <w:rPr>
                   <w:rFonts w:ascii="Arial" w:cs="Arial" w:eastAsia="Arial" w:hAnsi="Arial"/>
@@ -22169,7 +22694,7 @@
               <w:spacing w:after="10" w:before="0"/>
               <w:ind w:left="120"/>
             </w:pPr>
-            <w:hyperlink w:history="1" r:id="rIdfrwrbzibeoot5qkmcpvxe">
+            <w:hyperlink w:history="1" r:id="rIdc0jlhgrzrtaqc7xvx9uyr">
               <w:r>
                 <w:rPr>
                   <w:rFonts w:ascii="Arial" w:cs="Arial" w:eastAsia="Arial" w:hAnsi="Arial"/>
@@ -22665,6 +23190,65 @@
         </w:tc>
       </w:tr>
     </w:tbl>
+    <w:p>
+      <w:pPr>
+        <w:pBdr>
+          <w:top w:val="single" w:color="BBBBBB" w:sz="4" w:space="4"/>
+        </w:pBdr>
+        <w:spacing w:after="0" w:before="160"/>
+      </w:pPr>
+      <w:r>
+        <w:rPr>
+          <w:rFonts w:ascii="Arial" w:cs="Arial" w:eastAsia="Arial" w:hAnsi="Arial"/>
+          <w:color w:val="666666"/>
+          <w:sz w:val="14"/>
+          <w:szCs w:val="14"/>
+        </w:rPr>
+        <w:t xml:space="preserve">© 2026 SeaVuria and ARES. Aligned with KICD objectives. Developed by SeaVuria; technical implementation by ARES (with AI assistance from Claude). Licensed under </w:t>
+      </w:r>
+      <w:hyperlink w:history="1" r:id="rIdrzujzp53bjc24jhnzi7s-">
+        <w:r>
+          <w:rPr>
+            <w:rFonts w:ascii="Arial" w:cs="Arial" w:eastAsia="Arial" w:hAnsi="Arial"/>
+            <w:color w:val="1F6B75"/>
+            <w:sz w:val="14"/>
+            <w:szCs w:val="14"/>
+            <w:u w:val="single" w:color="1F6B75"/>
+          </w:rPr>
+          <w:t xml:space="preserve">CC BY-NC 4.0</w:t>
+        </w:r>
+      </w:hyperlink>
+      <w:r>
+        <w:rPr>
+          <w:rFonts w:ascii="Arial" w:cs="Arial" w:eastAsia="Arial" w:hAnsi="Arial"/>
+          <w:color w:val="666666"/>
+          <w:sz w:val="14"/>
+          <w:szCs w:val="14"/>
+        </w:rPr>
+        <w:t xml:space="preserve"> (</w:t>
+      </w:r>
+      <w:hyperlink w:history="1" r:id="rIde9fjktjywbb76ke3ku9_r">
+        <w:r>
+          <w:rPr>
+            <w:rFonts w:ascii="Arial" w:cs="Arial" w:eastAsia="Arial" w:hAnsi="Arial"/>
+            <w:color w:val="1F6B75"/>
+            <w:sz w:val="14"/>
+            <w:szCs w:val="14"/>
+            <w:u w:val="single" w:color="1F6B75"/>
+          </w:rPr>
+          <w:t xml:space="preserve">https://creativecommons.org/licenses/by-nc/4.0/</w:t>
+        </w:r>
+      </w:hyperlink>
+      <w:r>
+        <w:rPr>
+          <w:rFonts w:ascii="Arial" w:cs="Arial" w:eastAsia="Arial" w:hAnsi="Arial"/>
+          <w:color w:val="666666"/>
+          <w:sz w:val="14"/>
+          <w:szCs w:val="14"/>
+        </w:rPr>
+        <w:t xml:space="preserve">).</w:t>
+      </w:r>
+    </w:p>
     <w:p>
       <w:r>
         <w:br w:type="page"/>
@@ -23656,7 +24240,7 @@
             <w:pPr>
               <w:spacing w:after="20" w:before="0"/>
             </w:pPr>
-            <w:hyperlink w:history="1" r:id="rIds61oahw-ozp7pvnm-0xti">
+            <w:hyperlink w:history="1" r:id="rIdaybovymlrqikxlaoafhcj">
               <w:r>
                 <w:rPr>
                   <w:rFonts w:ascii="Arial" w:cs="Arial" w:eastAsia="Arial" w:hAnsi="Arial"/>
@@ -23689,7 +24273,7 @@
               <w:spacing w:after="10" w:before="0"/>
               <w:ind w:left="120"/>
             </w:pPr>
-            <w:hyperlink w:history="1" r:id="rId3o8bfmnp_amon2wn3gu0v">
+            <w:hyperlink w:history="1" r:id="rIdouintstlr_fxzwfdeqlg2">
               <w:r>
                 <w:rPr>
                   <w:rFonts w:ascii="Arial" w:cs="Arial" w:eastAsia="Arial" w:hAnsi="Arial"/>
@@ -23734,7 +24318,7 @@
             <w:pPr>
               <w:spacing w:after="20" w:before="0"/>
             </w:pPr>
-            <w:hyperlink w:history="1" r:id="rIdonckcszixu_skgs8wrmns">
+            <w:hyperlink w:history="1" r:id="rIdihflh1-qnccjmlcisvorm">
               <w:r>
                 <w:rPr>
                   <w:rFonts w:ascii="Arial" w:cs="Arial" w:eastAsia="Arial" w:hAnsi="Arial"/>
@@ -23767,7 +24351,7 @@
               <w:spacing w:after="10" w:before="0"/>
               <w:ind w:left="120"/>
             </w:pPr>
-            <w:hyperlink w:history="1" r:id="rIdxgqft2b29u1yby1kp_ak7">
+            <w:hyperlink w:history="1" r:id="rIdkq9yzb48bny79m9r8jffn">
               <w:r>
                 <w:rPr>
                   <w:rFonts w:ascii="Arial" w:cs="Arial" w:eastAsia="Arial" w:hAnsi="Arial"/>
@@ -23962,7 +24546,7 @@
             <w:pPr>
               <w:spacing w:after="20" w:before="0"/>
             </w:pPr>
-            <w:hyperlink w:history="1" r:id="rIdiupgry3mhacb8sfcerqq8">
+            <w:hyperlink w:history="1" r:id="rIdrsh5hmxgk8owc778e8mz9">
               <w:r>
                 <w:rPr>
                   <w:rFonts w:ascii="Arial" w:cs="Arial" w:eastAsia="Arial" w:hAnsi="Arial"/>
@@ -23995,7 +24579,7 @@
               <w:spacing w:after="10" w:before="0"/>
               <w:ind w:left="120"/>
             </w:pPr>
-            <w:hyperlink w:history="1" r:id="rIdmnhx-inndl9mizykyecxp">
+            <w:hyperlink w:history="1" r:id="rIdrr8u7hz1vy-ylrd2vqpyc">
               <w:r>
                 <w:rPr>
                   <w:rFonts w:ascii="Arial" w:cs="Arial" w:eastAsia="Arial" w:hAnsi="Arial"/>
@@ -24040,7 +24624,7 @@
             <w:pPr>
               <w:spacing w:after="20" w:before="0"/>
             </w:pPr>
-            <w:hyperlink w:history="1" r:id="rId5h7kqptjwdv-bwfx3afbg">
+            <w:hyperlink w:history="1" r:id="rIdpwu6j6vcu3_of1bkviiae">
               <w:r>
                 <w:rPr>
                   <w:rFonts w:ascii="Arial" w:cs="Arial" w:eastAsia="Arial" w:hAnsi="Arial"/>
@@ -24073,7 +24657,7 @@
               <w:spacing w:after="10" w:before="0"/>
               <w:ind w:left="120"/>
             </w:pPr>
-            <w:hyperlink w:history="1" r:id="rIdbuhx0odhuie2dsfix-soe">
+            <w:hyperlink w:history="1" r:id="rIdulcex-uqildogy4tzcqkc">
               <w:r>
                 <w:rPr>
                   <w:rFonts w:ascii="Arial" w:cs="Arial" w:eastAsia="Arial" w:hAnsi="Arial"/>
@@ -24268,7 +24852,7 @@
             <w:pPr>
               <w:spacing w:after="20" w:before="0"/>
             </w:pPr>
-            <w:hyperlink w:history="1" r:id="rIdqmu04gmhtiuto5ygtr_mi">
+            <w:hyperlink w:history="1" r:id="rIdpx9diyeoagjdi_v3gdyav">
               <w:r>
                 <w:rPr>
                   <w:rFonts w:ascii="Arial" w:cs="Arial" w:eastAsia="Arial" w:hAnsi="Arial"/>
@@ -24301,7 +24885,7 @@
               <w:spacing w:after="10" w:before="0"/>
               <w:ind w:left="120"/>
             </w:pPr>
-            <w:hyperlink w:history="1" r:id="rIdj4fw4whixsldujibjwabg">
+            <w:hyperlink w:history="1" r:id="rIdqv2i06zf4bfwbchy4wf5d">
               <w:r>
                 <w:rPr>
                   <w:rFonts w:ascii="Arial" w:cs="Arial" w:eastAsia="Arial" w:hAnsi="Arial"/>
@@ -24346,7 +24930,7 @@
             <w:pPr>
               <w:spacing w:after="20" w:before="0"/>
             </w:pPr>
-            <w:hyperlink w:history="1" r:id="rIdgjqn1w7mkfsam1dgaqe7z">
+            <w:hyperlink w:history="1" r:id="rIdnz8pvyrw_3q1r3hsa37zx">
               <w:r>
                 <w:rPr>
                   <w:rFonts w:ascii="Arial" w:cs="Arial" w:eastAsia="Arial" w:hAnsi="Arial"/>
@@ -24379,7 +24963,7 @@
               <w:spacing w:after="10" w:before="0"/>
               <w:ind w:left="120"/>
             </w:pPr>
-            <w:hyperlink w:history="1" r:id="rId3orejfsbvribpqltipcgr">
+            <w:hyperlink w:history="1" r:id="rIdjmwim104zoern8fp_ic2c">
               <w:r>
                 <w:rPr>
                   <w:rFonts w:ascii="Arial" w:cs="Arial" w:eastAsia="Arial" w:hAnsi="Arial"/>
@@ -24574,7 +25158,7 @@
             <w:pPr>
               <w:spacing w:after="20" w:before="0"/>
             </w:pPr>
-            <w:hyperlink w:history="1" r:id="rIdojrz4dev_wgehhug-uhm1">
+            <w:hyperlink w:history="1" r:id="rId5whdnt2qrplebdibye26_">
               <w:r>
                 <w:rPr>
                   <w:rFonts w:ascii="Arial" w:cs="Arial" w:eastAsia="Arial" w:hAnsi="Arial"/>
@@ -24607,7 +25191,7 @@
               <w:spacing w:after="10" w:before="0"/>
               <w:ind w:left="120"/>
             </w:pPr>
-            <w:hyperlink w:history="1" r:id="rIdqcmnda_u1lh9lgfzngrik">
+            <w:hyperlink w:history="1" r:id="rId2ub0tfy11nd4owzfcgsd7">
               <w:r>
                 <w:rPr>
                   <w:rFonts w:ascii="Arial" w:cs="Arial" w:eastAsia="Arial" w:hAnsi="Arial"/>
@@ -24652,7 +25236,7 @@
             <w:pPr>
               <w:spacing w:after="20" w:before="0"/>
             </w:pPr>
-            <w:hyperlink w:history="1" r:id="rIdu5iobebi18bxbzu4xctfl">
+            <w:hyperlink w:history="1" r:id="rIdvlam5ml50vs7fqebpm7t5">
               <w:r>
                 <w:rPr>
                   <w:rFonts w:ascii="Arial" w:cs="Arial" w:eastAsia="Arial" w:hAnsi="Arial"/>
@@ -24685,7 +25269,7 @@
               <w:spacing w:after="10" w:before="0"/>
               <w:ind w:left="120"/>
             </w:pPr>
-            <w:hyperlink w:history="1" r:id="rIdricvpftizsx2ckskps9sv">
+            <w:hyperlink w:history="1" r:id="rId-vrtacmsaymmjrslactui">
               <w:r>
                 <w:rPr>
                   <w:rFonts w:ascii="Arial" w:cs="Arial" w:eastAsia="Arial" w:hAnsi="Arial"/>
@@ -24880,7 +25464,7 @@
             <w:pPr>
               <w:spacing w:after="20" w:before="0"/>
             </w:pPr>
-            <w:hyperlink w:history="1" r:id="rIdxafhbrjbf6qf3n-8oyodj">
+            <w:hyperlink w:history="1" r:id="rIdk9_e9sjvpferphbcz24_m">
               <w:r>
                 <w:rPr>
                   <w:rFonts w:ascii="Arial" w:cs="Arial" w:eastAsia="Arial" w:hAnsi="Arial"/>
@@ -24913,7 +25497,7 @@
               <w:spacing w:after="10" w:before="0"/>
               <w:ind w:left="120"/>
             </w:pPr>
-            <w:hyperlink w:history="1" r:id="rIdg784oyi-vxugokkinjfi0">
+            <w:hyperlink w:history="1" r:id="rIdzs7cwj0cjt5374vtkoshw">
               <w:r>
                 <w:rPr>
                   <w:rFonts w:ascii="Arial" w:cs="Arial" w:eastAsia="Arial" w:hAnsi="Arial"/>
@@ -24958,7 +25542,7 @@
             <w:pPr>
               <w:spacing w:after="20" w:before="0"/>
             </w:pPr>
-            <w:hyperlink w:history="1" r:id="rIdh557sxmikohbv33ypafzh">
+            <w:hyperlink w:history="1" r:id="rIdjlx1_97lnyo55gdxiwfkg">
               <w:r>
                 <w:rPr>
                   <w:rFonts w:ascii="Arial" w:cs="Arial" w:eastAsia="Arial" w:hAnsi="Arial"/>
@@ -24991,7 +25575,7 @@
               <w:spacing w:after="10" w:before="0"/>
               <w:ind w:left="120"/>
             </w:pPr>
-            <w:hyperlink w:history="1" r:id="rId2glziwy3aqp4qryod10u6">
+            <w:hyperlink w:history="1" r:id="rIdmg--fnc4vt9geswd3-1cw">
               <w:r>
                 <w:rPr>
                   <w:rFonts w:ascii="Arial" w:cs="Arial" w:eastAsia="Arial" w:hAnsi="Arial"/>
@@ -25601,6 +26185,65 @@
         </w:tc>
       </w:tr>
     </w:tbl>
+    <w:p>
+      <w:pPr>
+        <w:pBdr>
+          <w:top w:val="single" w:color="BBBBBB" w:sz="4" w:space="4"/>
+        </w:pBdr>
+        <w:spacing w:after="0" w:before="160"/>
+      </w:pPr>
+      <w:r>
+        <w:rPr>
+          <w:rFonts w:ascii="Arial" w:cs="Arial" w:eastAsia="Arial" w:hAnsi="Arial"/>
+          <w:color w:val="666666"/>
+          <w:sz w:val="14"/>
+          <w:szCs w:val="14"/>
+        </w:rPr>
+        <w:t xml:space="preserve">© 2026 SeaVuria and ARES. Aligned with KICD objectives. Developed by SeaVuria; technical implementation by ARES (with AI assistance from Claude). Licensed under </w:t>
+      </w:r>
+      <w:hyperlink w:history="1" r:id="rIdquffmdtz4g87vb9oi055x">
+        <w:r>
+          <w:rPr>
+            <w:rFonts w:ascii="Arial" w:cs="Arial" w:eastAsia="Arial" w:hAnsi="Arial"/>
+            <w:color w:val="1F6B75"/>
+            <w:sz w:val="14"/>
+            <w:szCs w:val="14"/>
+            <w:u w:val="single" w:color="1F6B75"/>
+          </w:rPr>
+          <w:t xml:space="preserve">CC BY-NC 4.0</w:t>
+        </w:r>
+      </w:hyperlink>
+      <w:r>
+        <w:rPr>
+          <w:rFonts w:ascii="Arial" w:cs="Arial" w:eastAsia="Arial" w:hAnsi="Arial"/>
+          <w:color w:val="666666"/>
+          <w:sz w:val="14"/>
+          <w:szCs w:val="14"/>
+        </w:rPr>
+        <w:t xml:space="preserve"> (</w:t>
+      </w:r>
+      <w:hyperlink w:history="1" r:id="rIdhzfike3ffvedpwpnkpryq">
+        <w:r>
+          <w:rPr>
+            <w:rFonts w:ascii="Arial" w:cs="Arial" w:eastAsia="Arial" w:hAnsi="Arial"/>
+            <w:color w:val="1F6B75"/>
+            <w:sz w:val="14"/>
+            <w:szCs w:val="14"/>
+            <w:u w:val="single" w:color="1F6B75"/>
+          </w:rPr>
+          <w:t xml:space="preserve">https://creativecommons.org/licenses/by-nc/4.0/</w:t>
+        </w:r>
+      </w:hyperlink>
+      <w:r>
+        <w:rPr>
+          <w:rFonts w:ascii="Arial" w:cs="Arial" w:eastAsia="Arial" w:hAnsi="Arial"/>
+          <w:color w:val="666666"/>
+          <w:sz w:val="14"/>
+          <w:szCs w:val="14"/>
+        </w:rPr>
+        <w:t xml:space="preserve">).</w:t>
+      </w:r>
+    </w:p>
     <w:p>
       <w:r>
         <w:br w:type="page"/>

--- a/data/outputs/v2/Essential_Mathematics/SS2.5_Area_of_Part_of_a_Circle/Essential_Mathematics_Area_of_Part_of_a_Circle_CBE_LessonSequence.docx
+++ b/data/outputs/v2/Essential_Mathematics/SS2.5_Area_of_Part_of_a_Circle/Essential_Mathematics_Area_of_Part_of_a_Circle_CBE_LessonSequence.docx
@@ -38,6 +38,2095 @@
           <w:szCs w:val="22"/>
         </w:rPr>
         <w:t xml:space="preserve">CBE Phenomenon-Driven Lesson Sequence — Sub-Strand 2.5 (8 Lessons)</w:t>
+      </w:r>
+    </w:p>
+    <w:p>
+      <w:pPr>
+        <w:spacing w:after="120"/>
+      </w:pPr>
+      <w:r>
+        <w:t xml:space="preserve"/>
+      </w:r>
+    </w:p>
+    <w:tbl>
+      <w:tblPr>
+        <w:tblW w:type="dxa" w:w="13680"/>
+        <w:tblBorders>
+          <w:top w:val="single" w:color="AAAAAA" w:sz="4"/>
+          <w:left w:val="single" w:color="AAAAAA" w:sz="4"/>
+          <w:bottom w:val="single" w:color="AAAAAA" w:sz="4"/>
+          <w:right w:val="single" w:color="AAAAAA" w:sz="4"/>
+          <w:insideH w:val="single" w:color="auto" w:sz="4"/>
+          <w:insideV w:val="single" w:color="auto" w:sz="4"/>
+        </w:tblBorders>
+        <w:tblLayout w:type="fixed"/>
+      </w:tblPr>
+      <w:tblGrid>
+        <w:gridCol w:w="3000"/>
+        <w:gridCol w:w="10680"/>
+      </w:tblGrid>
+      <w:tr>
+        <w:tc>
+          <w:tcPr>
+            <w:tcW w:type="dxa" w:w="13680"/>
+            <w:gridSpan w:val="2"/>
+            <w:shd w:fill="1F3864" w:color="auto" w:val="clear"/>
+            <w:tcMar>
+              <w:top w:type="dxa" w:w="60"/>
+              <w:left w:type="dxa" w:w="120"/>
+              <w:bottom w:type="dxa" w:w="60"/>
+              <w:right w:type="dxa" w:w="120"/>
+            </w:tcMar>
+            <w:vAlign w:val="top"/>
+          </w:tcPr>
+          <w:p>
+            <w:pPr>
+              <w:spacing w:after="40" w:before="0"/>
+              <w:jc w:val="center"/>
+            </w:pPr>
+            <w:r>
+              <w:rPr>
+                <w:rFonts w:ascii="Arial" w:cs="Arial" w:eastAsia="Arial" w:hAnsi="Arial"/>
+                <w:b/>
+                <w:bCs/>
+                <w:i w:val="false"/>
+                <w:iCs w:val="false"/>
+                <w:color w:val="FFFFFF"/>
+                <w:sz w:val="22"/>
+                <w:szCs w:val="22"/>
+              </w:rPr>
+              <w:t xml:space="preserve">SUB-STRAND OVERVIEW</w:t>
+            </w:r>
+          </w:p>
+        </w:tc>
+      </w:tr>
+      <w:tr>
+        <w:tc>
+          <w:tcPr>
+            <w:tcW w:type="dxa" w:w="3000"/>
+            <w:shd w:fill="D5E8F0" w:color="auto" w:val="clear"/>
+            <w:tcMar>
+              <w:top w:type="dxa" w:w="60"/>
+              <w:left w:type="dxa" w:w="120"/>
+              <w:bottom w:type="dxa" w:w="60"/>
+              <w:right w:type="dxa" w:w="120"/>
+            </w:tcMar>
+            <w:vAlign w:val="top"/>
+          </w:tcPr>
+          <w:p>
+            <w:pPr>
+              <w:spacing w:after="40" w:before="0"/>
+              <w:jc w:val="left"/>
+            </w:pPr>
+            <w:r>
+              <w:rPr>
+                <w:rFonts w:ascii="Arial" w:cs="Arial" w:eastAsia="Arial" w:hAnsi="Arial"/>
+                <w:b/>
+                <w:bCs/>
+                <w:i w:val="false"/>
+                <w:iCs w:val="false"/>
+                <w:color w:val="000000"/>
+                <w:sz w:val="18"/>
+                <w:szCs w:val="18"/>
+              </w:rPr>
+              <w:t xml:space="preserve">Grade Level</w:t>
+            </w:r>
+          </w:p>
+        </w:tc>
+        <w:tc>
+          <w:tcPr>
+            <w:tcW w:type="dxa" w:w="10680"/>
+            <w:shd w:fill="FFFFFF" w:color="auto" w:val="clear"/>
+            <w:tcMar>
+              <w:top w:type="dxa" w:w="60"/>
+              <w:left w:type="dxa" w:w="120"/>
+              <w:bottom w:type="dxa" w:w="60"/>
+              <w:right w:type="dxa" w:w="120"/>
+            </w:tcMar>
+            <w:vAlign w:val="top"/>
+          </w:tcPr>
+          <w:p>
+            <w:pPr>
+              <w:spacing w:after="40" w:before="0"/>
+              <w:jc w:val="left"/>
+            </w:pPr>
+            <w:r>
+              <w:rPr>
+                <w:rFonts w:ascii="Arial" w:cs="Arial" w:eastAsia="Arial" w:hAnsi="Arial"/>
+                <w:b w:val="false"/>
+                <w:bCs w:val="false"/>
+                <w:i w:val="false"/>
+                <w:iCs w:val="false"/>
+                <w:color w:val="000000"/>
+                <w:sz w:val="18"/>
+                <w:szCs w:val="18"/>
+              </w:rPr>
+              <w:t xml:space="preserve">10</w:t>
+            </w:r>
+          </w:p>
+        </w:tc>
+      </w:tr>
+      <w:tr>
+        <w:tc>
+          <w:tcPr>
+            <w:tcW w:type="dxa" w:w="3000"/>
+            <w:shd w:fill="D5E8F0" w:color="auto" w:val="clear"/>
+            <w:tcMar>
+              <w:top w:type="dxa" w:w="60"/>
+              <w:left w:type="dxa" w:w="120"/>
+              <w:bottom w:type="dxa" w:w="60"/>
+              <w:right w:type="dxa" w:w="120"/>
+            </w:tcMar>
+            <w:vAlign w:val="top"/>
+          </w:tcPr>
+          <w:p>
+            <w:pPr>
+              <w:spacing w:after="40" w:before="0"/>
+              <w:jc w:val="left"/>
+            </w:pPr>
+            <w:r>
+              <w:rPr>
+                <w:rFonts w:ascii="Arial" w:cs="Arial" w:eastAsia="Arial" w:hAnsi="Arial"/>
+                <w:b/>
+                <w:bCs/>
+                <w:i w:val="false"/>
+                <w:iCs w:val="false"/>
+                <w:color w:val="000000"/>
+                <w:sz w:val="18"/>
+                <w:szCs w:val="18"/>
+              </w:rPr>
+              <w:t xml:space="preserve">Subject</w:t>
+            </w:r>
+          </w:p>
+        </w:tc>
+        <w:tc>
+          <w:tcPr>
+            <w:tcW w:type="dxa" w:w="10680"/>
+            <w:shd w:fill="FFFFFF" w:color="auto" w:val="clear"/>
+            <w:tcMar>
+              <w:top w:type="dxa" w:w="60"/>
+              <w:left w:type="dxa" w:w="120"/>
+              <w:bottom w:type="dxa" w:w="60"/>
+              <w:right w:type="dxa" w:w="120"/>
+            </w:tcMar>
+            <w:vAlign w:val="top"/>
+          </w:tcPr>
+          <w:p>
+            <w:pPr>
+              <w:spacing w:after="40" w:before="0"/>
+              <w:jc w:val="left"/>
+            </w:pPr>
+            <w:r>
+              <w:rPr>
+                <w:rFonts w:ascii="Arial" w:cs="Arial" w:eastAsia="Arial" w:hAnsi="Arial"/>
+                <w:b w:val="false"/>
+                <w:bCs w:val="false"/>
+                <w:i w:val="false"/>
+                <w:iCs w:val="false"/>
+                <w:color w:val="000000"/>
+                <w:sz w:val="18"/>
+                <w:szCs w:val="18"/>
+              </w:rPr>
+              <w:t xml:space="preserve">Essential Mathematics</w:t>
+            </w:r>
+          </w:p>
+        </w:tc>
+      </w:tr>
+      <w:tr>
+        <w:tc>
+          <w:tcPr>
+            <w:tcW w:type="dxa" w:w="3000"/>
+            <w:shd w:fill="D5E8F0" w:color="auto" w:val="clear"/>
+            <w:tcMar>
+              <w:top w:type="dxa" w:w="60"/>
+              <w:left w:type="dxa" w:w="120"/>
+              <w:bottom w:type="dxa" w:w="60"/>
+              <w:right w:type="dxa" w:w="120"/>
+            </w:tcMar>
+            <w:vAlign w:val="top"/>
+          </w:tcPr>
+          <w:p>
+            <w:pPr>
+              <w:spacing w:after="40" w:before="0"/>
+              <w:jc w:val="left"/>
+            </w:pPr>
+            <w:r>
+              <w:rPr>
+                <w:rFonts w:ascii="Arial" w:cs="Arial" w:eastAsia="Arial" w:hAnsi="Arial"/>
+                <w:b/>
+                <w:bCs/>
+                <w:i w:val="false"/>
+                <w:iCs w:val="false"/>
+                <w:color w:val="000000"/>
+                <w:sz w:val="18"/>
+                <w:szCs w:val="18"/>
+              </w:rPr>
+              <w:t xml:space="preserve">Strand</w:t>
+            </w:r>
+          </w:p>
+        </w:tc>
+        <w:tc>
+          <w:tcPr>
+            <w:tcW w:type="dxa" w:w="10680"/>
+            <w:shd w:fill="FFFFFF" w:color="auto" w:val="clear"/>
+            <w:tcMar>
+              <w:top w:type="dxa" w:w="60"/>
+              <w:left w:type="dxa" w:w="120"/>
+              <w:bottom w:type="dxa" w:w="60"/>
+              <w:right w:type="dxa" w:w="120"/>
+            </w:tcMar>
+            <w:vAlign w:val="top"/>
+          </w:tcPr>
+          <w:p>
+            <w:pPr>
+              <w:spacing w:after="40" w:before="0"/>
+              <w:jc w:val="left"/>
+            </w:pPr>
+            <w:r>
+              <w:rPr>
+                <w:rFonts w:ascii="Arial" w:cs="Arial" w:eastAsia="Arial" w:hAnsi="Arial"/>
+                <w:b w:val="false"/>
+                <w:bCs w:val="false"/>
+                <w:i w:val="false"/>
+                <w:iCs w:val="false"/>
+                <w:color w:val="000000"/>
+                <w:sz w:val="18"/>
+                <w:szCs w:val="18"/>
+              </w:rPr>
+              <w:t xml:space="preserve">Strand 2.0: Measurements and Geometry</w:t>
+            </w:r>
+          </w:p>
+        </w:tc>
+      </w:tr>
+      <w:tr>
+        <w:tc>
+          <w:tcPr>
+            <w:tcW w:type="dxa" w:w="3000"/>
+            <w:shd w:fill="D5E8F0" w:color="auto" w:val="clear"/>
+            <w:tcMar>
+              <w:top w:type="dxa" w:w="60"/>
+              <w:left w:type="dxa" w:w="120"/>
+              <w:bottom w:type="dxa" w:w="60"/>
+              <w:right w:type="dxa" w:w="120"/>
+            </w:tcMar>
+            <w:vAlign w:val="top"/>
+          </w:tcPr>
+          <w:p>
+            <w:pPr>
+              <w:spacing w:after="40" w:before="0"/>
+              <w:jc w:val="left"/>
+            </w:pPr>
+            <w:r>
+              <w:rPr>
+                <w:rFonts w:ascii="Arial" w:cs="Arial" w:eastAsia="Arial" w:hAnsi="Arial"/>
+                <w:b/>
+                <w:bCs/>
+                <w:i w:val="false"/>
+                <w:iCs w:val="false"/>
+                <w:color w:val="000000"/>
+                <w:sz w:val="18"/>
+                <w:szCs w:val="18"/>
+              </w:rPr>
+              <w:t xml:space="preserve">Sub-Strand</w:t>
+            </w:r>
+          </w:p>
+        </w:tc>
+        <w:tc>
+          <w:tcPr>
+            <w:tcW w:type="dxa" w:w="10680"/>
+            <w:shd w:fill="FFFFFF" w:color="auto" w:val="clear"/>
+            <w:tcMar>
+              <w:top w:type="dxa" w:w="60"/>
+              <w:left w:type="dxa" w:w="120"/>
+              <w:bottom w:type="dxa" w:w="60"/>
+              <w:right w:type="dxa" w:w="120"/>
+            </w:tcMar>
+            <w:vAlign w:val="top"/>
+          </w:tcPr>
+          <w:p>
+            <w:pPr>
+              <w:spacing w:after="40" w:before="0"/>
+              <w:jc w:val="left"/>
+            </w:pPr>
+            <w:r>
+              <w:rPr>
+                <w:rFonts w:ascii="Arial" w:cs="Arial" w:eastAsia="Arial" w:hAnsi="Arial"/>
+                <w:b w:val="false"/>
+                <w:bCs w:val="false"/>
+                <w:i w:val="false"/>
+                <w:iCs w:val="false"/>
+                <w:color w:val="000000"/>
+                <w:sz w:val="18"/>
+                <w:szCs w:val="18"/>
+              </w:rPr>
+              <w:t xml:space="preserve">Sub-Strand 2.5: Area of Part of a Circle</w:t>
+            </w:r>
+          </w:p>
+        </w:tc>
+      </w:tr>
+      <w:tr>
+        <w:tc>
+          <w:tcPr>
+            <w:tcW w:type="dxa" w:w="3000"/>
+            <w:shd w:fill="D5E8F0" w:color="auto" w:val="clear"/>
+            <w:tcMar>
+              <w:top w:type="dxa" w:w="60"/>
+              <w:left w:type="dxa" w:w="120"/>
+              <w:bottom w:type="dxa" w:w="60"/>
+              <w:right w:type="dxa" w:w="120"/>
+            </w:tcMar>
+            <w:vAlign w:val="top"/>
+          </w:tcPr>
+          <w:p>
+            <w:pPr>
+              <w:spacing w:after="40" w:before="0"/>
+              <w:jc w:val="left"/>
+            </w:pPr>
+            <w:r>
+              <w:rPr>
+                <w:rFonts w:ascii="Arial" w:cs="Arial" w:eastAsia="Arial" w:hAnsi="Arial"/>
+                <w:b/>
+                <w:bCs/>
+                <w:i w:val="false"/>
+                <w:iCs w:val="false"/>
+                <w:color w:val="000000"/>
+                <w:sz w:val="18"/>
+                <w:szCs w:val="18"/>
+              </w:rPr>
+              <w:t xml:space="preserve">Total Duration</w:t>
+            </w:r>
+          </w:p>
+        </w:tc>
+        <w:tc>
+          <w:tcPr>
+            <w:tcW w:type="dxa" w:w="10680"/>
+            <w:shd w:fill="FFFFFF" w:color="auto" w:val="clear"/>
+            <w:tcMar>
+              <w:top w:type="dxa" w:w="60"/>
+              <w:left w:type="dxa" w:w="120"/>
+              <w:bottom w:type="dxa" w:w="60"/>
+              <w:right w:type="dxa" w:w="120"/>
+            </w:tcMar>
+            <w:vAlign w:val="top"/>
+          </w:tcPr>
+          <w:p>
+            <w:pPr>
+              <w:spacing w:after="40" w:before="0"/>
+              <w:jc w:val="left"/>
+            </w:pPr>
+            <w:r>
+              <w:rPr>
+                <w:rFonts w:ascii="Arial" w:cs="Arial" w:eastAsia="Arial" w:hAnsi="Arial"/>
+                <w:b w:val="false"/>
+                <w:bCs w:val="false"/>
+                <w:i w:val="false"/>
+                <w:iCs w:val="false"/>
+                <w:color w:val="000000"/>
+                <w:sz w:val="18"/>
+                <w:szCs w:val="18"/>
+              </w:rPr>
+              <w:t xml:space="preserve">8 lessons × 40 minutes = 320 minutes total</w:t>
+            </w:r>
+          </w:p>
+        </w:tc>
+      </w:tr>
+      <w:tr>
+        <w:tc>
+          <w:tcPr>
+            <w:tcW w:type="dxa" w:w="3000"/>
+            <w:shd w:fill="D5E8F0" w:color="auto" w:val="clear"/>
+            <w:tcMar>
+              <w:top w:type="dxa" w:w="60"/>
+              <w:left w:type="dxa" w:w="120"/>
+              <w:bottom w:type="dxa" w:w="60"/>
+              <w:right w:type="dxa" w:w="120"/>
+            </w:tcMar>
+            <w:vAlign w:val="top"/>
+          </w:tcPr>
+          <w:p>
+            <w:pPr>
+              <w:spacing w:after="40" w:before="0"/>
+              <w:jc w:val="left"/>
+            </w:pPr>
+            <w:r>
+              <w:rPr>
+                <w:rFonts w:ascii="Arial" w:cs="Arial" w:eastAsia="Arial" w:hAnsi="Arial"/>
+                <w:b/>
+                <w:bCs/>
+                <w:i w:val="false"/>
+                <w:iCs w:val="false"/>
+                <w:color w:val="000000"/>
+                <w:sz w:val="18"/>
+                <w:szCs w:val="18"/>
+              </w:rPr>
+              <w:t xml:space="preserve">Sub-Strand Content</w:t>
+            </w:r>
+          </w:p>
+        </w:tc>
+        <w:tc>
+          <w:tcPr>
+            <w:tcW w:type="dxa" w:w="10680"/>
+            <w:shd w:fill="FFFFFF" w:color="auto" w:val="clear"/>
+            <w:tcMar>
+              <w:top w:type="dxa" w:w="60"/>
+              <w:left w:type="dxa" w:w="120"/>
+              <w:bottom w:type="dxa" w:w="60"/>
+              <w:right w:type="dxa" w:w="120"/>
+            </w:tcMar>
+            <w:vAlign w:val="top"/>
+          </w:tcPr>
+          <w:p>
+            <w:pPr>
+              <w:spacing w:after="30" w:before="0"/>
+              <w:ind w:left="360" w:hanging="180"/>
+              <w:jc w:val="left"/>
+            </w:pPr>
+            <w:r>
+              <w:rPr>
+                <w:rFonts w:ascii="Arial" w:cs="Arial" w:eastAsia="Arial" w:hAnsi="Arial"/>
+                <w:b w:val="false"/>
+                <w:bCs w:val="false"/>
+                <w:i w:val="false"/>
+                <w:iCs w:val="false"/>
+                <w:color w:val="000000"/>
+                <w:sz w:val="18"/>
+                <w:szCs w:val="18"/>
+              </w:rPr>
+              <w:t xml:space="preserve">–  Area of a sector — deriving and applying the formula (θ/360 × πr²) using paper cut-outs of sectors with measured radius and included angle</w:t>
+            </w:r>
+          </w:p>
+          <w:p>
+            <w:pPr>
+              <w:spacing w:after="30" w:before="0"/>
+              <w:ind w:left="360" w:hanging="180"/>
+              <w:jc w:val="left"/>
+            </w:pPr>
+            <w:r>
+              <w:rPr>
+                <w:rFonts w:ascii="Arial" w:cs="Arial" w:eastAsia="Arial" w:hAnsi="Arial"/>
+                <w:b w:val="false"/>
+                <w:bCs w:val="false"/>
+                <w:i w:val="false"/>
+                <w:iCs w:val="false"/>
+                <w:color w:val="000000"/>
+                <w:sz w:val="18"/>
+                <w:szCs w:val="18"/>
+              </w:rPr>
+              <w:t xml:space="preserve">–  Area of a segment — computing area of a segment by subtracting the area of the triangle from the area of the corresponding sector</w:t>
+            </w:r>
+          </w:p>
+          <w:p>
+            <w:pPr>
+              <w:spacing w:after="30" w:before="0"/>
+              <w:ind w:left="360" w:hanging="180"/>
+              <w:jc w:val="left"/>
+            </w:pPr>
+            <w:r>
+              <w:rPr>
+                <w:rFonts w:ascii="Arial" w:cs="Arial" w:eastAsia="Arial" w:hAnsi="Arial"/>
+                <w:b w:val="false"/>
+                <w:bCs w:val="false"/>
+                <w:i w:val="false"/>
+                <w:iCs w:val="false"/>
+                <w:color w:val="000000"/>
+                <w:sz w:val="18"/>
+                <w:szCs w:val="18"/>
+              </w:rPr>
+              <w:t xml:space="preserve">–  Applications of area of part of a circle in real-life situations — designing patterns, cutting circular fruits (e.g. watermelon), area swept by an opening door, decorative surfaces</w:t>
+            </w:r>
+          </w:p>
+        </w:tc>
+      </w:tr>
+      <w:tr>
+        <w:tc>
+          <w:tcPr>
+            <w:tcW w:type="dxa" w:w="3000"/>
+            <w:shd w:fill="D5E8F0" w:color="auto" w:val="clear"/>
+            <w:tcMar>
+              <w:top w:type="dxa" w:w="60"/>
+              <w:left w:type="dxa" w:w="120"/>
+              <w:bottom w:type="dxa" w:w="60"/>
+              <w:right w:type="dxa" w:w="120"/>
+            </w:tcMar>
+            <w:vAlign w:val="top"/>
+          </w:tcPr>
+          <w:p>
+            <w:pPr>
+              <w:spacing w:after="40" w:before="0"/>
+              <w:jc w:val="left"/>
+            </w:pPr>
+            <w:r>
+              <w:rPr>
+                <w:rFonts w:ascii="Arial" w:cs="Arial" w:eastAsia="Arial" w:hAnsi="Arial"/>
+                <w:b/>
+                <w:bCs/>
+                <w:i w:val="false"/>
+                <w:iCs w:val="false"/>
+                <w:color w:val="000000"/>
+                <w:sz w:val="18"/>
+                <w:szCs w:val="18"/>
+              </w:rPr>
+              <w:t xml:space="preserve">Learning Outcomes</w:t>
+            </w:r>
+          </w:p>
+        </w:tc>
+        <w:tc>
+          <w:tcPr>
+            <w:tcW w:type="dxa" w:w="10680"/>
+            <w:shd w:fill="FFFFFF" w:color="auto" w:val="clear"/>
+            <w:tcMar>
+              <w:top w:type="dxa" w:w="60"/>
+              <w:left w:type="dxa" w:w="120"/>
+              <w:bottom w:type="dxa" w:w="60"/>
+              <w:right w:type="dxa" w:w="120"/>
+            </w:tcMar>
+            <w:vAlign w:val="top"/>
+          </w:tcPr>
+          <w:p>
+            <w:pPr>
+              <w:spacing w:after="40" w:before="0"/>
+              <w:jc w:val="left"/>
+            </w:pPr>
+            <w:r>
+              <w:rPr>
+                <w:rFonts w:ascii="Arial" w:cs="Arial" w:eastAsia="Arial" w:hAnsi="Arial"/>
+                <w:b w:val="false"/>
+                <w:bCs w:val="false"/>
+                <w:i w:val="false"/>
+                <w:iCs w:val="false"/>
+                <w:color w:val="000000"/>
+                <w:sz w:val="18"/>
+                <w:szCs w:val="18"/>
+              </w:rPr>
+              <w:t xml:space="preserve">By the end of the sub-strand, the learner should be able to:</w:t>
+            </w:r>
+          </w:p>
+          <w:p>
+            <w:pPr>
+              <w:spacing w:after="40" w:before="0"/>
+              <w:jc w:val="left"/>
+            </w:pPr>
+            <w:r>
+              <w:rPr>
+                <w:rFonts w:ascii="Arial" w:cs="Arial" w:eastAsia="Arial" w:hAnsi="Arial"/>
+                <w:b w:val="false"/>
+                <w:bCs w:val="false"/>
+                <w:i w:val="false"/>
+                <w:iCs w:val="false"/>
+                <w:color w:val="000000"/>
+                <w:sz w:val="18"/>
+                <w:szCs w:val="18"/>
+              </w:rPr>
+              <w:t xml:space="preserve">a) determine the area of a sector of a circle in different situations,</w:t>
+            </w:r>
+          </w:p>
+          <w:p>
+            <w:pPr>
+              <w:spacing w:after="40" w:before="0"/>
+              <w:jc w:val="left"/>
+            </w:pPr>
+            <w:r>
+              <w:rPr>
+                <w:rFonts w:ascii="Arial" w:cs="Arial" w:eastAsia="Arial" w:hAnsi="Arial"/>
+                <w:b w:val="false"/>
+                <w:bCs w:val="false"/>
+                <w:i w:val="false"/>
+                <w:iCs w:val="false"/>
+                <w:color w:val="000000"/>
+                <w:sz w:val="18"/>
+                <w:szCs w:val="18"/>
+              </w:rPr>
+              <w:t xml:space="preserve">b) determine the area of a segment of a circle in different situations,</w:t>
+            </w:r>
+          </w:p>
+          <w:p>
+            <w:pPr>
+              <w:spacing w:after="40" w:before="0"/>
+              <w:jc w:val="left"/>
+            </w:pPr>
+            <w:r>
+              <w:rPr>
+                <w:rFonts w:ascii="Arial" w:cs="Arial" w:eastAsia="Arial" w:hAnsi="Arial"/>
+                <w:b w:val="false"/>
+                <w:bCs w:val="false"/>
+                <w:i w:val="false"/>
+                <w:iCs w:val="false"/>
+                <w:color w:val="000000"/>
+                <w:sz w:val="18"/>
+                <w:szCs w:val="18"/>
+              </w:rPr>
+              <w:t xml:space="preserve">c) apply the area of part of a circle in real-life situations,</w:t>
+            </w:r>
+          </w:p>
+          <w:p>
+            <w:pPr>
+              <w:spacing w:after="40" w:before="0"/>
+              <w:jc w:val="left"/>
+            </w:pPr>
+            <w:r>
+              <w:rPr>
+                <w:rFonts w:ascii="Arial" w:cs="Arial" w:eastAsia="Arial" w:hAnsi="Arial"/>
+                <w:b w:val="false"/>
+                <w:bCs w:val="false"/>
+                <w:i w:val="false"/>
+                <w:iCs w:val="false"/>
+                <w:color w:val="000000"/>
+                <w:sz w:val="18"/>
+                <w:szCs w:val="18"/>
+              </w:rPr>
+              <w:t xml:space="preserve">d) appreciate the application of area of part of circular objects in real-life situations.</w:t>
+            </w:r>
+          </w:p>
+        </w:tc>
+      </w:tr>
+      <w:tr>
+        <w:tc>
+          <w:tcPr>
+            <w:tcW w:type="dxa" w:w="3000"/>
+            <w:shd w:fill="D5E8F0" w:color="auto" w:val="clear"/>
+            <w:tcMar>
+              <w:top w:type="dxa" w:w="60"/>
+              <w:left w:type="dxa" w:w="120"/>
+              <w:bottom w:type="dxa" w:w="60"/>
+              <w:right w:type="dxa" w:w="120"/>
+            </w:tcMar>
+            <w:vAlign w:val="top"/>
+          </w:tcPr>
+          <w:p>
+            <w:pPr>
+              <w:spacing w:after="40" w:before="0"/>
+              <w:jc w:val="left"/>
+            </w:pPr>
+            <w:r>
+              <w:rPr>
+                <w:rFonts w:ascii="Arial" w:cs="Arial" w:eastAsia="Arial" w:hAnsi="Arial"/>
+                <w:b/>
+                <w:bCs/>
+                <w:i w:val="false"/>
+                <w:iCs w:val="false"/>
+                <w:color w:val="000000"/>
+                <w:sz w:val="18"/>
+                <w:szCs w:val="18"/>
+              </w:rPr>
+              <w:t xml:space="preserve">Core Competencies</w:t>
+            </w:r>
+          </w:p>
+        </w:tc>
+        <w:tc>
+          <w:tcPr>
+            <w:tcW w:type="dxa" w:w="10680"/>
+            <w:shd w:fill="FFFFFF" w:color="auto" w:val="clear"/>
+            <w:tcMar>
+              <w:top w:type="dxa" w:w="60"/>
+              <w:left w:type="dxa" w:w="120"/>
+              <w:bottom w:type="dxa" w:w="60"/>
+              <w:right w:type="dxa" w:w="120"/>
+            </w:tcMar>
+            <w:vAlign w:val="top"/>
+          </w:tcPr>
+          <w:p>
+            <w:pPr>
+              <w:spacing w:after="30" w:before="0"/>
+              <w:ind w:left="360" w:hanging="180"/>
+              <w:jc w:val="left"/>
+            </w:pPr>
+            <w:r>
+              <w:rPr>
+                <w:rFonts w:ascii="Arial" w:cs="Arial" w:eastAsia="Arial" w:hAnsi="Arial"/>
+                <w:b w:val="false"/>
+                <w:bCs w:val="false"/>
+                <w:i w:val="false"/>
+                <w:iCs w:val="false"/>
+                <w:color w:val="000000"/>
+                <w:sz w:val="18"/>
+                <w:szCs w:val="18"/>
+              </w:rPr>
+              <w:t xml:space="preserve">–  Critical Thinking and Problem Solving: the learner explores different options of improvising cut-outs of sectors of a circle for working out their areas, and selects appropriate formulas when solving problems involving sectors and segments.</w:t>
+            </w:r>
+          </w:p>
+          <w:p>
+            <w:pPr>
+              <w:spacing w:after="30" w:before="0"/>
+              <w:ind w:left="360" w:hanging="180"/>
+              <w:jc w:val="left"/>
+            </w:pPr>
+            <w:r>
+              <w:rPr>
+                <w:rFonts w:ascii="Arial" w:cs="Arial" w:eastAsia="Arial" w:hAnsi="Arial"/>
+                <w:b w:val="false"/>
+                <w:bCs w:val="false"/>
+                <w:i w:val="false"/>
+                <w:iCs w:val="false"/>
+                <w:color w:val="000000"/>
+                <w:sz w:val="18"/>
+                <w:szCs w:val="18"/>
+              </w:rPr>
+              <w:t xml:space="preserve">–  Learning to Learn: the learner acquires new knowledge as they discuss with peers how to work out areas of circular objects, and independently investigates the relationship between a sector and its corresponding triangle to derive the segment area formula.</w:t>
+            </w:r>
+          </w:p>
+          <w:p>
+            <w:pPr>
+              <w:spacing w:after="30" w:before="0"/>
+              <w:ind w:left="360" w:hanging="180"/>
+              <w:jc w:val="left"/>
+            </w:pPr>
+            <w:r>
+              <w:rPr>
+                <w:rFonts w:ascii="Arial" w:cs="Arial" w:eastAsia="Arial" w:hAnsi="Arial"/>
+                <w:b w:val="false"/>
+                <w:bCs w:val="false"/>
+                <w:i w:val="false"/>
+                <w:iCs w:val="false"/>
+                <w:color w:val="000000"/>
+                <w:sz w:val="18"/>
+                <w:szCs w:val="18"/>
+              </w:rPr>
+              <w:t xml:space="preserve">–  Citizenship: learners appreciate their immediate environment as they gather locally available circular objects (e.g. sufuria lids, clock faces, wheel hubs) and use them to explore real-life applications of circular area.</w:t>
+            </w:r>
+          </w:p>
+        </w:tc>
+      </w:tr>
+      <w:tr>
+        <w:tc>
+          <w:tcPr>
+            <w:tcW w:type="dxa" w:w="3000"/>
+            <w:shd w:fill="E2EFDA" w:color="auto" w:val="clear"/>
+            <w:tcMar>
+              <w:top w:type="dxa" w:w="60"/>
+              <w:left w:type="dxa" w:w="120"/>
+              <w:bottom w:type="dxa" w:w="60"/>
+              <w:right w:type="dxa" w:w="120"/>
+            </w:tcMar>
+            <w:vAlign w:val="top"/>
+          </w:tcPr>
+          <w:p>
+            <w:pPr>
+              <w:spacing w:after="40" w:before="0"/>
+              <w:jc w:val="left"/>
+            </w:pPr>
+            <w:r>
+              <w:rPr>
+                <w:rFonts w:ascii="Arial" w:cs="Arial" w:eastAsia="Arial" w:hAnsi="Arial"/>
+                <w:b/>
+                <w:bCs/>
+                <w:i w:val="false"/>
+                <w:iCs w:val="false"/>
+                <w:color w:val="000000"/>
+                <w:sz w:val="18"/>
+                <w:szCs w:val="18"/>
+              </w:rPr>
+              <w:t xml:space="preserve">Core Values</w:t>
+            </w:r>
+          </w:p>
+        </w:tc>
+        <w:tc>
+          <w:tcPr>
+            <w:tcW w:type="dxa" w:w="10680"/>
+            <w:shd w:fill="FFFFFF" w:color="auto" w:val="clear"/>
+            <w:tcMar>
+              <w:top w:type="dxa" w:w="60"/>
+              <w:left w:type="dxa" w:w="120"/>
+              <w:bottom w:type="dxa" w:w="60"/>
+              <w:right w:type="dxa" w:w="120"/>
+            </w:tcMar>
+            <w:vAlign w:val="top"/>
+          </w:tcPr>
+          <w:p>
+            <w:pPr>
+              <w:spacing w:after="30" w:before="0"/>
+              <w:ind w:left="360" w:hanging="180"/>
+              <w:jc w:val="left"/>
+            </w:pPr>
+            <w:r>
+              <w:rPr>
+                <w:rFonts w:ascii="Arial" w:cs="Arial" w:eastAsia="Arial" w:hAnsi="Arial"/>
+                <w:b w:val="false"/>
+                <w:bCs w:val="false"/>
+                <w:i w:val="false"/>
+                <w:iCs w:val="false"/>
+                <w:color w:val="000000"/>
+                <w:sz w:val="18"/>
+                <w:szCs w:val="18"/>
+              </w:rPr>
+              <w:t xml:space="preserve">–  Unity: The learner exhibits devotion and honesty by undertaking tasks while working with peers to make paper cut-outs of sectors of a circle and obtain measurements, sharing resources equitably within the group.</w:t>
+            </w:r>
+          </w:p>
+          <w:p>
+            <w:pPr>
+              <w:spacing w:after="30" w:before="0"/>
+              <w:ind w:left="360" w:hanging="180"/>
+              <w:jc w:val="left"/>
+            </w:pPr>
+            <w:r>
+              <w:rPr>
+                <w:rFonts w:ascii="Arial" w:cs="Arial" w:eastAsia="Arial" w:hAnsi="Arial"/>
+                <w:b w:val="false"/>
+                <w:bCs w:val="false"/>
+                <w:i w:val="false"/>
+                <w:iCs w:val="false"/>
+                <w:color w:val="000000"/>
+                <w:sz w:val="18"/>
+                <w:szCs w:val="18"/>
+              </w:rPr>
+              <w:t xml:space="preserve">–  Peace: the learner displays care and tolerance while discussing with peers and obtaining circular objects, tracing and marking out sectors and segments, and respecting differing approaches to problem-solving.</w:t>
+            </w:r>
+          </w:p>
+        </w:tc>
+      </w:tr>
+      <w:tr>
+        <w:tc>
+          <w:tcPr>
+            <w:tcW w:type="dxa" w:w="3000"/>
+            <w:shd w:fill="D5E8F0" w:color="auto" w:val="clear"/>
+            <w:tcMar>
+              <w:top w:type="dxa" w:w="60"/>
+              <w:left w:type="dxa" w:w="120"/>
+              <w:bottom w:type="dxa" w:w="60"/>
+              <w:right w:type="dxa" w:w="120"/>
+            </w:tcMar>
+            <w:vAlign w:val="top"/>
+          </w:tcPr>
+          <w:p>
+            <w:pPr>
+              <w:spacing w:after="40" w:before="0"/>
+              <w:jc w:val="left"/>
+            </w:pPr>
+            <w:r>
+              <w:rPr>
+                <w:rFonts w:ascii="Arial" w:cs="Arial" w:eastAsia="Arial" w:hAnsi="Arial"/>
+                <w:b/>
+                <w:bCs/>
+                <w:i w:val="false"/>
+                <w:iCs w:val="false"/>
+                <w:color w:val="000000"/>
+                <w:sz w:val="18"/>
+                <w:szCs w:val="18"/>
+              </w:rPr>
+              <w:t xml:space="preserve">Science &amp; Engineering Practices</w:t>
+            </w:r>
+          </w:p>
+        </w:tc>
+        <w:tc>
+          <w:tcPr>
+            <w:tcW w:type="dxa" w:w="10680"/>
+            <w:shd w:fill="FFFFFF" w:color="auto" w:val="clear"/>
+            <w:tcMar>
+              <w:top w:type="dxa" w:w="60"/>
+              <w:left w:type="dxa" w:w="120"/>
+              <w:bottom w:type="dxa" w:w="60"/>
+              <w:right w:type="dxa" w:w="120"/>
+            </w:tcMar>
+            <w:vAlign w:val="top"/>
+          </w:tcPr>
+          <w:p>
+            <w:pPr>
+              <w:spacing w:after="30" w:before="0"/>
+              <w:ind w:left="360" w:hanging="180"/>
+              <w:jc w:val="left"/>
+            </w:pPr>
+            <w:r>
+              <w:rPr>
+                <w:rFonts w:ascii="Arial" w:cs="Arial" w:eastAsia="Arial" w:hAnsi="Arial"/>
+                <w:b w:val="false"/>
+                <w:bCs w:val="false"/>
+                <w:i w:val="false"/>
+                <w:iCs w:val="false"/>
+                <w:color w:val="000000"/>
+                <w:sz w:val="18"/>
+                <w:szCs w:val="18"/>
+              </w:rPr>
+              <w:t xml:space="preserve">–  Asking Questions and Defining Problems: learners pose questions about why a slice of watermelon or a swept floor area is not a simple rectangle or triangle, driving investigation into circular area formulas.</w:t>
+            </w:r>
+          </w:p>
+          <w:p>
+            <w:pPr>
+              <w:spacing w:after="30" w:before="0"/>
+              <w:ind w:left="360" w:hanging="180"/>
+              <w:jc w:val="left"/>
+            </w:pPr>
+            <w:r>
+              <w:rPr>
+                <w:rFonts w:ascii="Arial" w:cs="Arial" w:eastAsia="Arial" w:hAnsi="Arial"/>
+                <w:b w:val="false"/>
+                <w:bCs w:val="false"/>
+                <w:i w:val="false"/>
+                <w:iCs w:val="false"/>
+                <w:color w:val="000000"/>
+                <w:sz w:val="18"/>
+                <w:szCs w:val="18"/>
+              </w:rPr>
+              <w:t xml:space="preserve">–  Planning and Carrying Out Investigations: learners design and execute a hands-on cut-out activity — measuring radius and central angle of paper sectors, recording data in a table, and computing areas to verify the formula.</w:t>
+            </w:r>
+          </w:p>
+          <w:p>
+            <w:pPr>
+              <w:spacing w:after="30" w:before="0"/>
+              <w:ind w:left="360" w:hanging="180"/>
+              <w:jc w:val="left"/>
+            </w:pPr>
+            <w:r>
+              <w:rPr>
+                <w:rFonts w:ascii="Arial" w:cs="Arial" w:eastAsia="Arial" w:hAnsi="Arial"/>
+                <w:b w:val="false"/>
+                <w:bCs w:val="false"/>
+                <w:i w:val="false"/>
+                <w:iCs w:val="false"/>
+                <w:color w:val="000000"/>
+                <w:sz w:val="18"/>
+                <w:szCs w:val="18"/>
+              </w:rPr>
+              <w:t xml:space="preserve">–  Using Mathematics and Computational Thinking: learners apply the sector and segment area formulas (θ/360 × πr²; sector area minus triangle area) to solve quantitative problems set in Kenyan contexts.</w:t>
+            </w:r>
+          </w:p>
+          <w:p>
+            <w:pPr>
+              <w:spacing w:after="30" w:before="0"/>
+              <w:ind w:left="360" w:hanging="180"/>
+              <w:jc w:val="left"/>
+            </w:pPr>
+            <w:r>
+              <w:rPr>
+                <w:rFonts w:ascii="Arial" w:cs="Arial" w:eastAsia="Arial" w:hAnsi="Arial"/>
+                <w:b w:val="false"/>
+                <w:bCs w:val="false"/>
+                <w:i w:val="false"/>
+                <w:iCs w:val="false"/>
+                <w:color w:val="000000"/>
+                <w:sz w:val="18"/>
+                <w:szCs w:val="18"/>
+              </w:rPr>
+              <w:t xml:space="preserve">–  Constructing Explanations: learners articulate why the formula for a sector is a fraction of the full circle's area, linking the central angle to the proportion of the circle, and explain the segment derivation step-by-step.</w:t>
+            </w:r>
+          </w:p>
+          <w:p>
+            <w:pPr>
+              <w:spacing w:after="30" w:before="0"/>
+              <w:ind w:left="360" w:hanging="180"/>
+              <w:jc w:val="left"/>
+            </w:pPr>
+            <w:r>
+              <w:rPr>
+                <w:rFonts w:ascii="Arial" w:cs="Arial" w:eastAsia="Arial" w:hAnsi="Arial"/>
+                <w:b w:val="false"/>
+                <w:bCs w:val="false"/>
+                <w:i w:val="false"/>
+                <w:iCs w:val="false"/>
+                <w:color w:val="000000"/>
+                <w:sz w:val="18"/>
+                <w:szCs w:val="18"/>
+              </w:rPr>
+              <w:t xml:space="preserve">–  Obtaining, Evaluating, and Communicating Information: learners present their findings on real-life applications (door sweeps, watermelon slices, wiper blade arcs) to peers and evaluate each other's reasoning.</w:t>
+            </w:r>
+          </w:p>
+        </w:tc>
+      </w:tr>
+      <w:tr>
+        <w:tc>
+          <w:tcPr>
+            <w:tcW w:type="dxa" w:w="3000"/>
+            <w:shd w:fill="FCE4D6" w:color="auto" w:val="clear"/>
+            <w:tcMar>
+              <w:top w:type="dxa" w:w="60"/>
+              <w:left w:type="dxa" w:w="120"/>
+              <w:bottom w:type="dxa" w:w="60"/>
+              <w:right w:type="dxa" w:w="120"/>
+            </w:tcMar>
+            <w:vAlign w:val="top"/>
+          </w:tcPr>
+          <w:p>
+            <w:pPr>
+              <w:spacing w:after="40" w:before="0"/>
+              <w:jc w:val="left"/>
+            </w:pPr>
+            <w:r>
+              <w:rPr>
+                <w:rFonts w:ascii="Arial" w:cs="Arial" w:eastAsia="Arial" w:hAnsi="Arial"/>
+                <w:b/>
+                <w:bCs/>
+                <w:i w:val="false"/>
+                <w:iCs w:val="false"/>
+                <w:color w:val="000000"/>
+                <w:sz w:val="18"/>
+                <w:szCs w:val="18"/>
+              </w:rPr>
+              <w:t xml:space="preserve">Pertinent &amp; Contemporary Issues (PCIs)</w:t>
+            </w:r>
+          </w:p>
+        </w:tc>
+        <w:tc>
+          <w:tcPr>
+            <w:tcW w:type="dxa" w:w="10680"/>
+            <w:shd w:fill="FFFFFF" w:color="auto" w:val="clear"/>
+            <w:tcMar>
+              <w:top w:type="dxa" w:w="60"/>
+              <w:left w:type="dxa" w:w="120"/>
+              <w:bottom w:type="dxa" w:w="60"/>
+              <w:right w:type="dxa" w:w="120"/>
+            </w:tcMar>
+            <w:vAlign w:val="top"/>
+          </w:tcPr>
+          <w:p>
+            <w:pPr>
+              <w:spacing w:after="30" w:before="0"/>
+              <w:ind w:left="360" w:hanging="180"/>
+              <w:jc w:val="left"/>
+            </w:pPr>
+            <w:r>
+              <w:rPr>
+                <w:rFonts w:ascii="Arial" w:cs="Arial" w:eastAsia="Arial" w:hAnsi="Arial"/>
+                <w:b w:val="false"/>
+                <w:bCs w:val="false"/>
+                <w:i w:val="false"/>
+                <w:iCs w:val="false"/>
+                <w:color w:val="000000"/>
+                <w:sz w:val="18"/>
+                <w:szCs w:val="18"/>
+              </w:rPr>
+              <w:t xml:space="preserve">–  Education for Sustainable Development: the learner uses locally available circular objects (sufuria lids, tin can bases, clock faces found in Nairobi markets) to trace and mark out sectors and segments, minimising waste by repurposing materials as learning resources.</w:t>
+            </w:r>
+          </w:p>
+          <w:p>
+            <w:pPr>
+              <w:spacing w:after="30" w:before="0"/>
+              <w:ind w:left="360" w:hanging="180"/>
+              <w:jc w:val="left"/>
+            </w:pPr>
+            <w:r>
+              <w:rPr>
+                <w:rFonts w:ascii="Arial" w:cs="Arial" w:eastAsia="Arial" w:hAnsi="Arial"/>
+                <w:b w:val="false"/>
+                <w:bCs w:val="false"/>
+                <w:i w:val="false"/>
+                <w:iCs w:val="false"/>
+                <w:color w:val="000000"/>
+                <w:sz w:val="18"/>
+                <w:szCs w:val="18"/>
+              </w:rPr>
+              <w:t xml:space="preserve">–  Life Skills (Decision Making): the learner makes informed decisions when selecting appropriate formulas and methods for calculating the area of a sector or segment in varied real-life problem contexts.</w:t>
+            </w:r>
+          </w:p>
+        </w:tc>
+      </w:tr>
+      <w:tr>
+        <w:tc>
+          <w:tcPr>
+            <w:tcW w:type="dxa" w:w="3000"/>
+            <w:shd w:fill="D9EEF1" w:color="auto" w:val="clear"/>
+            <w:tcMar>
+              <w:top w:type="dxa" w:w="60"/>
+              <w:left w:type="dxa" w:w="120"/>
+              <w:bottom w:type="dxa" w:w="60"/>
+              <w:right w:type="dxa" w:w="120"/>
+            </w:tcMar>
+            <w:vAlign w:val="top"/>
+          </w:tcPr>
+          <w:p>
+            <w:pPr>
+              <w:spacing w:after="40" w:before="0"/>
+              <w:jc w:val="left"/>
+            </w:pPr>
+            <w:r>
+              <w:rPr>
+                <w:rFonts w:ascii="Arial" w:cs="Arial" w:eastAsia="Arial" w:hAnsi="Arial"/>
+                <w:b/>
+                <w:bCs/>
+                <w:i w:val="false"/>
+                <w:iCs w:val="false"/>
+                <w:color w:val="000000"/>
+                <w:sz w:val="18"/>
+                <w:szCs w:val="18"/>
+              </w:rPr>
+              <w:t xml:space="preserve">Career Connections</w:t>
+            </w:r>
+          </w:p>
+        </w:tc>
+        <w:tc>
+          <w:tcPr>
+            <w:tcW w:type="dxa" w:w="10680"/>
+            <w:shd w:fill="FFFFFF" w:color="auto" w:val="clear"/>
+            <w:tcMar>
+              <w:top w:type="dxa" w:w="60"/>
+              <w:left w:type="dxa" w:w="120"/>
+              <w:bottom w:type="dxa" w:w="60"/>
+              <w:right w:type="dxa" w:w="120"/>
+            </w:tcMar>
+            <w:vAlign w:val="top"/>
+          </w:tcPr>
+          <w:p>
+            <w:pPr>
+              <w:spacing w:after="30" w:before="0"/>
+              <w:ind w:left="360" w:hanging="180"/>
+              <w:jc w:val="left"/>
+            </w:pPr>
+            <w:r>
+              <w:rPr>
+                <w:rFonts w:ascii="Arial" w:cs="Arial" w:eastAsia="Arial" w:hAnsi="Arial"/>
+                <w:b w:val="false"/>
+                <w:bCs w:val="false"/>
+                <w:i w:val="false"/>
+                <w:iCs w:val="false"/>
+                <w:color w:val="000000"/>
+                <w:sz w:val="18"/>
+                <w:szCs w:val="18"/>
+              </w:rPr>
+              <w:t xml:space="preserve">–  Architecture and Interior Design: calculating the floor area swept by doors and designing circular decorative patterns on buildings in cities like Nairobi and Mombasa requires accurate sector and segment area computations.</w:t>
+            </w:r>
+          </w:p>
+          <w:p>
+            <w:pPr>
+              <w:spacing w:after="30" w:before="0"/>
+              <w:ind w:left="360" w:hanging="180"/>
+              <w:jc w:val="left"/>
+            </w:pPr>
+            <w:r>
+              <w:rPr>
+                <w:rFonts w:ascii="Arial" w:cs="Arial" w:eastAsia="Arial" w:hAnsi="Arial"/>
+                <w:b w:val="false"/>
+                <w:bCs w:val="false"/>
+                <w:i w:val="false"/>
+                <w:iCs w:val="false"/>
+                <w:color w:val="000000"/>
+                <w:sz w:val="18"/>
+                <w:szCs w:val="18"/>
+              </w:rPr>
+              <w:t xml:space="preserve">–  Hospitality and Catering: portioning circular foods (watermelon, mandazi rounds, cake) into equal or specified sector-shaped servings requires understanding sector angles and areas — directly relevant to Kenya's hospitality industry.</w:t>
+            </w:r>
+          </w:p>
+          <w:p>
+            <w:pPr>
+              <w:spacing w:after="30" w:before="0"/>
+              <w:ind w:left="360" w:hanging="180"/>
+              <w:jc w:val="left"/>
+            </w:pPr>
+            <w:r>
+              <w:rPr>
+                <w:rFonts w:ascii="Arial" w:cs="Arial" w:eastAsia="Arial" w:hAnsi="Arial"/>
+                <w:b w:val="false"/>
+                <w:bCs w:val="false"/>
+                <w:i w:val="false"/>
+                <w:iCs w:val="false"/>
+                <w:color w:val="000000"/>
+                <w:sz w:val="18"/>
+                <w:szCs w:val="18"/>
+              </w:rPr>
+              <w:t xml:space="preserve">–  Sports Management and Coaching: computing the area of circular sectors on athletic tracks and field event circles (e.g. discus throwing sector) at venues such as Nyayo Stadium uses sector area concepts.</w:t>
+            </w:r>
+          </w:p>
+          <w:p>
+            <w:pPr>
+              <w:spacing w:after="30" w:before="0"/>
+              <w:ind w:left="360" w:hanging="180"/>
+              <w:jc w:val="left"/>
+            </w:pPr>
+            <w:r>
+              <w:rPr>
+                <w:rFonts w:ascii="Arial" w:cs="Arial" w:eastAsia="Arial" w:hAnsi="Arial"/>
+                <w:b w:val="false"/>
+                <w:bCs w:val="false"/>
+                <w:i w:val="false"/>
+                <w:iCs w:val="false"/>
+                <w:color w:val="000000"/>
+                <w:sz w:val="18"/>
+                <w:szCs w:val="18"/>
+              </w:rPr>
+              <w:t xml:space="preserve">–  Journalism and Photography: framing circular graphic elements, pie-chart overlays, and camera aperture calculations in media production connect to arc and sector proportions.</w:t>
+            </w:r>
+          </w:p>
+          <w:p>
+            <w:pPr>
+              <w:spacing w:after="30" w:before="0"/>
+              <w:ind w:left="360" w:hanging="180"/>
+              <w:jc w:val="left"/>
+            </w:pPr>
+            <w:r>
+              <w:rPr>
+                <w:rFonts w:ascii="Arial" w:cs="Arial" w:eastAsia="Arial" w:hAnsi="Arial"/>
+                <w:b w:val="false"/>
+                <w:bCs w:val="false"/>
+                <w:i w:val="false"/>
+                <w:iCs w:val="false"/>
+                <w:color w:val="000000"/>
+                <w:sz w:val="18"/>
+                <w:szCs w:val="18"/>
+              </w:rPr>
+              <w:t xml:space="preserve">–  Agriculture and Land Management: parcelling circular irrigation plots or rotational grazing paddocks in the Rift Valley into sector-shaped portions requires applying area of a sector to real land areas.</w:t>
+            </w:r>
+          </w:p>
+        </w:tc>
+      </w:tr>
+      <w:tr>
+        <w:tc>
+          <w:tcPr>
+            <w:tcW w:type="dxa" w:w="3000"/>
+            <w:shd w:fill="D5E8F0" w:color="auto" w:val="clear"/>
+            <w:tcMar>
+              <w:top w:type="dxa" w:w="60"/>
+              <w:left w:type="dxa" w:w="120"/>
+              <w:bottom w:type="dxa" w:w="60"/>
+              <w:right w:type="dxa" w:w="120"/>
+            </w:tcMar>
+            <w:vAlign w:val="top"/>
+          </w:tcPr>
+          <w:p>
+            <w:pPr>
+              <w:spacing w:after="40" w:before="0"/>
+              <w:jc w:val="left"/>
+            </w:pPr>
+            <w:r>
+              <w:rPr>
+                <w:rFonts w:ascii="Arial" w:cs="Arial" w:eastAsia="Arial" w:hAnsi="Arial"/>
+                <w:b/>
+                <w:bCs/>
+                <w:i w:val="false"/>
+                <w:iCs w:val="false"/>
+                <w:color w:val="000000"/>
+                <w:sz w:val="18"/>
+                <w:szCs w:val="18"/>
+              </w:rPr>
+              <w:t xml:space="preserve">Focus for Lessons</w:t>
+            </w:r>
+          </w:p>
+        </w:tc>
+        <w:tc>
+          <w:tcPr>
+            <w:tcW w:type="dxa" w:w="10680"/>
+            <w:shd w:fill="FFFFFF" w:color="auto" w:val="clear"/>
+            <w:tcMar>
+              <w:top w:type="dxa" w:w="60"/>
+              <w:left w:type="dxa" w:w="120"/>
+              <w:bottom w:type="dxa" w:w="60"/>
+              <w:right w:type="dxa" w:w="120"/>
+            </w:tcMar>
+            <w:vAlign w:val="top"/>
+          </w:tcPr>
+          <w:p>
+            <w:pPr>
+              <w:spacing w:after="40" w:before="0"/>
+              <w:jc w:val="left"/>
+            </w:pPr>
+            <w:r>
+              <w:rPr>
+                <w:rFonts w:ascii="Arial" w:cs="Arial" w:eastAsia="Arial" w:hAnsi="Arial"/>
+                <w:b w:val="false"/>
+                <w:bCs w:val="false"/>
+                <w:i w:val="false"/>
+                <w:iCs w:val="false"/>
+                <w:color w:val="000000"/>
+                <w:sz w:val="18"/>
+                <w:szCs w:val="18"/>
+              </w:rPr>
+              <w:t xml:space="preserve">This unit develops learners' ability to calculate and apply the area of sectors and segments of a circle, building directly on prior knowledge of circle properties and polygon areas (Sub-Strand 2.4). Learners progress from hands-on paper cut-out investigations to abstract formula derivation and finally to solving authentic Kenyan real-life problems. The unit foregrounds collaborative inquiry, local material use, and the utility of mathematics in everyday contexts such as food portioning, door clearance planning, and decorative design.</w:t>
+            </w:r>
+          </w:p>
+        </w:tc>
+      </w:tr>
+      <w:tr>
+        <w:tc>
+          <w:tcPr>
+            <w:tcW w:type="dxa" w:w="3000"/>
+            <w:shd w:fill="EAD1F5" w:color="auto" w:val="clear"/>
+            <w:tcMar>
+              <w:top w:type="dxa" w:w="60"/>
+              <w:left w:type="dxa" w:w="120"/>
+              <w:bottom w:type="dxa" w:w="60"/>
+              <w:right w:type="dxa" w:w="120"/>
+            </w:tcMar>
+            <w:vAlign w:val="top"/>
+          </w:tcPr>
+          <w:p>
+            <w:pPr>
+              <w:spacing w:after="40" w:before="0"/>
+              <w:jc w:val="left"/>
+            </w:pPr>
+            <w:r>
+              <w:rPr>
+                <w:rFonts w:ascii="Arial" w:cs="Arial" w:eastAsia="Arial" w:hAnsi="Arial"/>
+                <w:b/>
+                <w:bCs/>
+                <w:i w:val="false"/>
+                <w:iCs w:val="false"/>
+                <w:color w:val="000000"/>
+                <w:sz w:val="18"/>
+                <w:szCs w:val="18"/>
+              </w:rPr>
+              <w:t xml:space="preserve">Driving Question / Key Inquiry Questions</w:t>
+            </w:r>
+          </w:p>
+        </w:tc>
+        <w:tc>
+          <w:tcPr>
+            <w:tcW w:type="dxa" w:w="10680"/>
+            <w:shd w:fill="FFFFFF" w:color="auto" w:val="clear"/>
+            <w:tcMar>
+              <w:top w:type="dxa" w:w="60"/>
+              <w:left w:type="dxa" w:w="120"/>
+              <w:bottom w:type="dxa" w:w="60"/>
+              <w:right w:type="dxa" w:w="120"/>
+            </w:tcMar>
+            <w:vAlign w:val="top"/>
+          </w:tcPr>
+          <w:p>
+            <w:pPr>
+              <w:spacing w:after="40" w:before="0"/>
+              <w:jc w:val="left"/>
+            </w:pPr>
+            <w:r>
+              <w:rPr>
+                <w:rFonts w:ascii="Arial" w:cs="Arial" w:eastAsia="Arial" w:hAnsi="Arial"/>
+                <w:b w:val="false"/>
+                <w:bCs w:val="false"/>
+                <w:i w:val="false"/>
+                <w:iCs w:val="false"/>
+                <w:color w:val="000000"/>
+                <w:sz w:val="18"/>
+                <w:szCs w:val="18"/>
+              </w:rPr>
+              <w:t xml:space="preserve">DRIVING QUESTION: How can we calculate the exact area of any wedge-shaped or segment-shaped piece of a circle — like a watermelon slice at Wakulima Market — so that we can solve fair-sharing and design problems in real life?</w:t>
+            </w:r>
+          </w:p>
+          <w:p>
+            <w:pPr>
+              <w:spacing w:after="40" w:before="0"/>
+              <w:jc w:val="left"/>
+            </w:pPr>
+            <w:r>
+              <w:rPr>
+                <w:rFonts w:ascii="Arial" w:cs="Arial" w:eastAsia="Arial" w:hAnsi="Arial"/>
+                <w:b w:val="false"/>
+                <w:bCs w:val="false"/>
+                <w:i w:val="false"/>
+                <w:iCs w:val="false"/>
+                <w:color w:val="000000"/>
+                <w:sz w:val="18"/>
+                <w:szCs w:val="18"/>
+              </w:rPr>
+              <w:t xml:space="preserve"/>
+            </w:r>
+          </w:p>
+          <w:p>
+            <w:pPr>
+              <w:spacing w:after="40" w:before="0"/>
+              <w:jc w:val="left"/>
+            </w:pPr>
+            <w:r>
+              <w:rPr>
+                <w:rFonts w:ascii="Arial" w:cs="Arial" w:eastAsia="Arial" w:hAnsi="Arial"/>
+                <w:b w:val="false"/>
+                <w:bCs w:val="false"/>
+                <w:i w:val="false"/>
+                <w:iCs w:val="false"/>
+                <w:color w:val="000000"/>
+                <w:sz w:val="18"/>
+                <w:szCs w:val="18"/>
+              </w:rPr>
+              <w:t xml:space="preserve">KICD KEY INQUIRY QUESTION:</w:t>
+            </w:r>
+          </w:p>
+          <w:p>
+            <w:pPr>
+              <w:spacing w:after="40" w:before="0"/>
+              <w:jc w:val="left"/>
+            </w:pPr>
+            <w:r>
+              <w:rPr>
+                <w:rFonts w:ascii="Arial" w:cs="Arial" w:eastAsia="Arial" w:hAnsi="Arial"/>
+                <w:b w:val="false"/>
+                <w:bCs w:val="false"/>
+                <w:i w:val="false"/>
+                <w:iCs w:val="false"/>
+                <w:color w:val="000000"/>
+                <w:sz w:val="18"/>
+                <w:szCs w:val="18"/>
+              </w:rPr>
+              <w:t xml:space="preserve">1. Where do we use area of part of a circle in real life?</w:t>
+            </w:r>
+          </w:p>
+        </w:tc>
+      </w:tr>
+      <w:tr>
+        <w:tc>
+          <w:tcPr>
+            <w:tcW w:type="dxa" w:w="3000"/>
+            <w:shd w:fill="EAD1F5" w:color="auto" w:val="clear"/>
+            <w:tcMar>
+              <w:top w:type="dxa" w:w="60"/>
+              <w:left w:type="dxa" w:w="120"/>
+              <w:bottom w:type="dxa" w:w="60"/>
+              <w:right w:type="dxa" w:w="120"/>
+            </w:tcMar>
+            <w:vAlign w:val="top"/>
+          </w:tcPr>
+          <w:p>
+            <w:pPr>
+              <w:spacing w:after="40" w:before="0"/>
+              <w:jc w:val="left"/>
+            </w:pPr>
+            <w:r>
+              <w:rPr>
+                <w:rFonts w:ascii="Arial" w:cs="Arial" w:eastAsia="Arial" w:hAnsi="Arial"/>
+                <w:b/>
+                <w:bCs/>
+                <w:i w:val="false"/>
+                <w:iCs w:val="false"/>
+                <w:color w:val="000000"/>
+                <w:sz w:val="18"/>
+                <w:szCs w:val="18"/>
+              </w:rPr>
+              <w:t xml:space="preserve">Anchoring Phenomenon</w:t>
+            </w:r>
+          </w:p>
+        </w:tc>
+        <w:tc>
+          <w:tcPr>
+            <w:tcW w:type="dxa" w:w="10680"/>
+            <w:shd w:fill="FFFFFF" w:color="auto" w:val="clear"/>
+            <w:tcMar>
+              <w:top w:type="dxa" w:w="60"/>
+              <w:left w:type="dxa" w:w="120"/>
+              <w:bottom w:type="dxa" w:w="60"/>
+              <w:right w:type="dxa" w:w="120"/>
+            </w:tcMar>
+            <w:vAlign w:val="top"/>
+          </w:tcPr>
+          <w:p>
+            <w:pPr>
+              <w:spacing w:after="40" w:before="0"/>
+              <w:jc w:val="left"/>
+            </w:pPr>
+            <w:r>
+              <w:rPr>
+                <w:rFonts w:ascii="Arial" w:cs="Arial" w:eastAsia="Arial" w:hAnsi="Arial"/>
+                <w:b w:val="false"/>
+                <w:bCs w:val="false"/>
+                <w:i w:val="false"/>
+                <w:iCs w:val="false"/>
+                <w:color w:val="000000"/>
+                <w:sz w:val="18"/>
+                <w:szCs w:val="18"/>
+              </w:rPr>
+              <w:t xml:space="preserve">A mama mboga at Wakulima Market in Nairobi slices a large, perfectly circular watermelon into unequal wedge-shaped pieces to sell by the slice. Some customers complain that their pieces look smaller than others even though the vendor claims she cut the melon fairly. A student notices that two pieces cut at different angles but with the same radius look very different in size — one is a thin sliver and another is a wide wedge. The puzzle: the pieces are all bounded by two straight cuts and a curved rind, yet their sizes are clearly different. Why does changing only the angle of the cut change the area of the piece so dramatically? How can we calculate exactly how much watermelon (in cm²) is in any given wedge so that every customer truly gets a fair share? This is puzzling because learners' prior experience with area (rectangles, triangles, polygons) gives them no direct method for handling a shape bounded by two radii and a curved arc.</w:t>
+            </w:r>
+          </w:p>
+        </w:tc>
+      </w:tr>
+      <w:tr>
+        <w:tc>
+          <w:tcPr>
+            <w:tcW w:type="dxa" w:w="3000"/>
+            <w:shd w:fill="D9EEF1" w:color="auto" w:val="clear"/>
+            <w:tcMar>
+              <w:top w:type="dxa" w:w="60"/>
+              <w:left w:type="dxa" w:w="120"/>
+              <w:bottom w:type="dxa" w:w="60"/>
+              <w:right w:type="dxa" w:w="120"/>
+            </w:tcMar>
+            <w:vAlign w:val="top"/>
+          </w:tcPr>
+          <w:p>
+            <w:pPr>
+              <w:spacing w:after="40" w:before="0"/>
+              <w:jc w:val="left"/>
+            </w:pPr>
+            <w:r>
+              <w:rPr>
+                <w:rFonts w:ascii="Arial" w:cs="Arial" w:eastAsia="Arial" w:hAnsi="Arial"/>
+                <w:b/>
+                <w:bCs/>
+                <w:i w:val="false"/>
+                <w:iCs w:val="false"/>
+                <w:color w:val="000000"/>
+                <w:sz w:val="18"/>
+                <w:szCs w:val="18"/>
+              </w:rPr>
+              <w:t xml:space="preserve">Storyline Thread</w:t>
+            </w:r>
+          </w:p>
+        </w:tc>
+        <w:tc>
+          <w:tcPr>
+            <w:tcW w:type="dxa" w:w="10680"/>
+            <w:shd w:fill="FFFFFF" w:color="auto" w:val="clear"/>
+            <w:tcMar>
+              <w:top w:type="dxa" w:w="60"/>
+              <w:left w:type="dxa" w:w="120"/>
+              <w:bottom w:type="dxa" w:w="60"/>
+              <w:right w:type="dxa" w:w="120"/>
+            </w:tcMar>
+            <w:vAlign w:val="top"/>
+          </w:tcPr>
+          <w:p>
+            <w:pPr>
+              <w:spacing w:after="40" w:before="0"/>
+              <w:jc w:val="left"/>
+            </w:pPr>
+            <w:r>
+              <w:rPr>
+                <w:rFonts w:ascii="Arial" w:cs="Arial" w:eastAsia="Arial" w:hAnsi="Arial"/>
+                <w:b w:val="false"/>
+                <w:bCs w:val="false"/>
+                <w:i w:val="false"/>
+                <w:iCs w:val="false"/>
+                <w:color w:val="000000"/>
+                <w:sz w:val="18"/>
+                <w:szCs w:val="18"/>
+              </w:rPr>
+              <w:t xml:space="preserve">Lesson 1 — PREDICT: Anchoring Phenomenon Launch (Sector intuition)</w:t>
+            </w:r>
+          </w:p>
+          <w:p>
+            <w:pPr>
+              <w:spacing w:after="40" w:before="0"/>
+              <w:jc w:val="left"/>
+            </w:pPr>
+            <w:r>
+              <w:rPr>
+                <w:rFonts w:ascii="Arial" w:cs="Arial" w:eastAsia="Arial" w:hAnsi="Arial"/>
+                <w:b w:val="false"/>
+                <w:bCs w:val="false"/>
+                <w:i w:val="false"/>
+                <w:iCs w:val="false"/>
+                <w:color w:val="000000"/>
+                <w:sz w:val="18"/>
+                <w:szCs w:val="18"/>
+              </w:rPr>
+              <w:t xml:space="preserve">Learners are shown a large paper circle representing a watermelon cross-section. The teacher poses the driving question and asks learners to predict (individually, in writing) which of three drawn sectors — with angles 45°, 90°, and 135° and the same radius — has the largest area and by approximately how much. Cold-call 4 learners to share predictions; record on the Driving Question Board (DQB). Learners then discuss in pairs: what information would you need to calculate the exact area of each slice? Introduce vocabulary: sector, radius, central angle, arc.</w:t>
+            </w:r>
+          </w:p>
+          <w:p>
+            <w:pPr>
+              <w:spacing w:after="40" w:before="0"/>
+              <w:jc w:val="left"/>
+            </w:pPr>
+            <w:r>
+              <w:rPr>
+                <w:rFonts w:ascii="Arial" w:cs="Arial" w:eastAsia="Arial" w:hAnsi="Arial"/>
+                <w:b w:val="false"/>
+                <w:bCs w:val="false"/>
+                <w:i w:val="false"/>
+                <w:iCs w:val="false"/>
+                <w:color w:val="000000"/>
+                <w:sz w:val="18"/>
+                <w:szCs w:val="18"/>
+              </w:rPr>
+              <w:t xml:space="preserve"/>
+            </w:r>
+          </w:p>
+          <w:p>
+            <w:pPr>
+              <w:spacing w:after="40" w:before="0"/>
+              <w:jc w:val="left"/>
+            </w:pPr>
+            <w:r>
+              <w:rPr>
+                <w:rFonts w:ascii="Arial" w:cs="Arial" w:eastAsia="Arial" w:hAnsi="Arial"/>
+                <w:b w:val="false"/>
+                <w:bCs w:val="false"/>
+                <w:i w:val="false"/>
+                <w:iCs w:val="false"/>
+                <w:color w:val="000000"/>
+                <w:sz w:val="18"/>
+                <w:szCs w:val="18"/>
+              </w:rPr>
+              <w:t xml:space="preserve">Lesson 2 — OBSERVE: Investigating Sector Area with Cut-Outs</w:t>
+            </w:r>
+          </w:p>
+          <w:p>
+            <w:pPr>
+              <w:spacing w:after="40" w:before="0"/>
+              <w:jc w:val="left"/>
+            </w:pPr>
+            <w:r>
+              <w:rPr>
+                <w:rFonts w:ascii="Arial" w:cs="Arial" w:eastAsia="Arial" w:hAnsi="Arial"/>
+                <w:b w:val="false"/>
+                <w:bCs w:val="false"/>
+                <w:i w:val="false"/>
+                <w:iCs w:val="false"/>
+                <w:color w:val="000000"/>
+                <w:sz w:val="18"/>
+                <w:szCs w:val="18"/>
+              </w:rPr>
+              <w:t xml:space="preserve">Learners work in groups of 4. Each group receives a printed circle (radius 7 cm), a protractor, scissors, and a ruler. Groups cut out sectors of specified angles (30°, 60°, 90°, 120°, 180°) and arrange them side by side. They measure and record radius and angle, then calculate each sector's area as a fraction of the full circle area (πr²). Groups tabulate results and identify the pattern: Area of sector = (θ/360) × πr². Teacher circulates, asking targeted questions: "What fraction of the full circle is your 90° sector?" WAIT TIME: 30 seconds after each question before cold-calling.</w:t>
+            </w:r>
+          </w:p>
+          <w:p>
+            <w:pPr>
+              <w:spacing w:after="40" w:before="0"/>
+              <w:jc w:val="left"/>
+            </w:pPr>
+            <w:r>
+              <w:rPr>
+                <w:rFonts w:ascii="Arial" w:cs="Arial" w:eastAsia="Arial" w:hAnsi="Arial"/>
+                <w:b w:val="false"/>
+                <w:bCs w:val="false"/>
+                <w:i w:val="false"/>
+                <w:iCs w:val="false"/>
+                <w:color w:val="000000"/>
+                <w:sz w:val="18"/>
+                <w:szCs w:val="18"/>
+              </w:rPr>
+              <w:t xml:space="preserve"/>
+            </w:r>
+          </w:p>
+          <w:p>
+            <w:pPr>
+              <w:spacing w:after="40" w:before="0"/>
+              <w:jc w:val="left"/>
+            </w:pPr>
+            <w:r>
+              <w:rPr>
+                <w:rFonts w:ascii="Arial" w:cs="Arial" w:eastAsia="Arial" w:hAnsi="Arial"/>
+                <w:b w:val="false"/>
+                <w:bCs w:val="false"/>
+                <w:i w:val="false"/>
+                <w:iCs w:val="false"/>
+                <w:color w:val="000000"/>
+                <w:sz w:val="18"/>
+                <w:szCs w:val="18"/>
+              </w:rPr>
+              <w:t xml:space="preserve">Lesson 3 — EXPLAIN: Deriving and Applying the Sector Area Formula</w:t>
+            </w:r>
+          </w:p>
+          <w:p>
+            <w:pPr>
+              <w:spacing w:after="40" w:before="0"/>
+              <w:jc w:val="left"/>
+            </w:pPr>
+            <w:r>
+              <w:rPr>
+                <w:rFonts w:ascii="Arial" w:cs="Arial" w:eastAsia="Arial" w:hAnsi="Arial"/>
+                <w:b w:val="false"/>
+                <w:bCs w:val="false"/>
+                <w:i w:val="false"/>
+                <w:iCs w:val="false"/>
+                <w:color w:val="000000"/>
+                <w:sz w:val="18"/>
+                <w:szCs w:val="18"/>
+              </w:rPr>
+              <w:t xml:space="preserve">Teacher formalises the sector area formula from the groups' findings. Learners work through three graduated examples in Kenyan contexts: (1) a 120° slice of a watermelon of radius 15 cm; (2) the area swept by a school gate of radius 1.2 m swinging through 75°; (3) a centre-pivot irrigation arc of radius 80 m through 270°. Pairs solve problems and present solutions; class evaluates. Learners update the DQB with the sector formula and one new question that has arisen.</w:t>
+            </w:r>
+          </w:p>
+          <w:p>
+            <w:pPr>
+              <w:spacing w:after="40" w:before="0"/>
+              <w:jc w:val="left"/>
+            </w:pPr>
+            <w:r>
+              <w:rPr>
+                <w:rFonts w:ascii="Arial" w:cs="Arial" w:eastAsia="Arial" w:hAnsi="Arial"/>
+                <w:b w:val="false"/>
+                <w:bCs w:val="false"/>
+                <w:i w:val="false"/>
+                <w:iCs w:val="false"/>
+                <w:color w:val="000000"/>
+                <w:sz w:val="18"/>
+                <w:szCs w:val="18"/>
+              </w:rPr>
+              <w:t xml:space="preserve"/>
+            </w:r>
+          </w:p>
+          <w:p>
+            <w:pPr>
+              <w:spacing w:after="40" w:before="0"/>
+              <w:jc w:val="left"/>
+            </w:pPr>
+            <w:r>
+              <w:rPr>
+                <w:rFonts w:ascii="Arial" w:cs="Arial" w:eastAsia="Arial" w:hAnsi="Arial"/>
+                <w:b w:val="false"/>
+                <w:bCs w:val="false"/>
+                <w:i w:val="false"/>
+                <w:iCs w:val="false"/>
+                <w:color w:val="000000"/>
+                <w:sz w:val="18"/>
+                <w:szCs w:val="18"/>
+              </w:rPr>
+              <w:t xml:space="preserve">Lesson 4 — OBSERVE: Investigating Segment Area</w:t>
+            </w:r>
+          </w:p>
+          <w:p>
+            <w:pPr>
+              <w:spacing w:after="40" w:before="0"/>
+              <w:jc w:val="left"/>
+            </w:pPr>
+            <w:r>
+              <w:rPr>
+                <w:rFonts w:ascii="Arial" w:cs="Arial" w:eastAsia="Arial" w:hAnsi="Arial"/>
+                <w:b w:val="false"/>
+                <w:bCs w:val="false"/>
+                <w:i w:val="false"/>
+                <w:iCs w:val="false"/>
+                <w:color w:val="000000"/>
+                <w:sz w:val="18"/>
+                <w:szCs w:val="18"/>
+              </w:rPr>
+              <w:t xml:space="preserve">Learners return to their sector cut-outs. Teacher guides: "Inside this sector, there is a triangle formed by the two radii and the chord. What shape is left if we remove that triangle?" Learners cut out the triangle (base = chord, two equal sides = radius) from the sector to isolate the segment. They measure dimensions, calculate triangle area (½r²sinθ), and subtract from sector area to find segment area. Groups record the formula: Area of segment = (θ/360)πr² − ½r²sinθ. Observation schedule used for group work assessment.</w:t>
+            </w:r>
+          </w:p>
+          <w:p>
+            <w:pPr>
+              <w:spacing w:after="40" w:before="0"/>
+              <w:jc w:val="left"/>
+            </w:pPr>
+            <w:r>
+              <w:rPr>
+                <w:rFonts w:ascii="Arial" w:cs="Arial" w:eastAsia="Arial" w:hAnsi="Arial"/>
+                <w:b w:val="false"/>
+                <w:bCs w:val="false"/>
+                <w:i w:val="false"/>
+                <w:iCs w:val="false"/>
+                <w:color w:val="000000"/>
+                <w:sz w:val="18"/>
+                <w:szCs w:val="18"/>
+              </w:rPr>
+              <w:t xml:space="preserve"/>
+            </w:r>
+          </w:p>
+          <w:p>
+            <w:pPr>
+              <w:spacing w:after="40" w:before="0"/>
+              <w:jc w:val="left"/>
+            </w:pPr>
+            <w:r>
+              <w:rPr>
+                <w:rFonts w:ascii="Arial" w:cs="Arial" w:eastAsia="Arial" w:hAnsi="Arial"/>
+                <w:b w:val="false"/>
+                <w:bCs w:val="false"/>
+                <w:i w:val="false"/>
+                <w:iCs w:val="false"/>
+                <w:color w:val="000000"/>
+                <w:sz w:val="18"/>
+                <w:szCs w:val="18"/>
+              </w:rPr>
+              <w:t xml:space="preserve">Lesson 5 — EXPLAIN: Applying the Segment Area Formula</w:t>
+            </w:r>
+          </w:p>
+          <w:p>
+            <w:pPr>
+              <w:spacing w:after="40" w:before="0"/>
+              <w:jc w:val="left"/>
+            </w:pPr>
+            <w:r>
+              <w:rPr>
+                <w:rFonts w:ascii="Arial" w:cs="Arial" w:eastAsia="Arial" w:hAnsi="Arial"/>
+                <w:b w:val="false"/>
+                <w:bCs w:val="false"/>
+                <w:i w:val="false"/>
+                <w:iCs w:val="false"/>
+                <w:color w:val="000000"/>
+                <w:sz w:val="18"/>
+                <w:szCs w:val="18"/>
+              </w:rPr>
+              <w:t xml:space="preserve">Teacher works through two fully worked examples: (1) finding the area of the segment of a circle of radius 10 cm with a chord subtending 60° at the centre (context: leather coaster waste in Kericho); (2) the area of glass NOT cleaned by a matatu wiper of radius 30 cm that sweeps 110° (the uncleaned segment near the pivot). Learners then attempt two problems independently. WAIT TIME: allow 5 minutes silent work before peer discussion. Cold-call 3 learners to present solutions on the board. Correct misconceptions around the subtraction step.</w:t>
+            </w:r>
+          </w:p>
+          <w:p>
+            <w:pPr>
+              <w:spacing w:after="40" w:before="0"/>
+              <w:jc w:val="left"/>
+            </w:pPr>
+            <w:r>
+              <w:rPr>
+                <w:rFonts w:ascii="Arial" w:cs="Arial" w:eastAsia="Arial" w:hAnsi="Arial"/>
+                <w:b w:val="false"/>
+                <w:bCs w:val="false"/>
+                <w:i w:val="false"/>
+                <w:iCs w:val="false"/>
+                <w:color w:val="000000"/>
+                <w:sz w:val="18"/>
+                <w:szCs w:val="18"/>
+              </w:rPr>
+              <w:t xml:space="preserve"/>
+            </w:r>
+          </w:p>
+          <w:p>
+            <w:pPr>
+              <w:spacing w:after="40" w:before="0"/>
+              <w:jc w:val="left"/>
+            </w:pPr>
+            <w:r>
+              <w:rPr>
+                <w:rFonts w:ascii="Arial" w:cs="Arial" w:eastAsia="Arial" w:hAnsi="Arial"/>
+                <w:b w:val="false"/>
+                <w:bCs w:val="false"/>
+                <w:i w:val="false"/>
+                <w:iCs w:val="false"/>
+                <w:color w:val="000000"/>
+                <w:sz w:val="18"/>
+                <w:szCs w:val="18"/>
+              </w:rPr>
+              <w:t xml:space="preserve">Lesson 6 — DRIVING QUESTION BOARD (DQB) Update + Mixed Practice</w:t>
+            </w:r>
+          </w:p>
+          <w:p>
+            <w:pPr>
+              <w:spacing w:after="40" w:before="0"/>
+              <w:jc w:val="left"/>
+            </w:pPr>
+            <w:r>
+              <w:rPr>
+                <w:rFonts w:ascii="Arial" w:cs="Arial" w:eastAsia="Arial" w:hAnsi="Arial"/>
+                <w:b w:val="false"/>
+                <w:bCs w:val="false"/>
+                <w:i w:val="false"/>
+                <w:iCs w:val="false"/>
+                <w:color w:val="000000"/>
+                <w:sz w:val="18"/>
+                <w:szCs w:val="18"/>
+              </w:rPr>
+              <w:t xml:space="preserve">Learners revisit the DQB, answer questions resolved so far (sector formula, segment formula), and post new "wonder" questions. Teacher facilitates a class discussion linking back to the anchoring phenomenon: "Can we now calculate whether the mama mboga's slices are truly equal?" Learners calculate and compare three watermelon slice areas (angles 40°, 55°, 75°; radius 18 cm) and write a short justification of fairness. Introduce mixed problems combining both sector and segment in one context (e.g. total area of a decorative window panel in a Nairobi mosque).</w:t>
+            </w:r>
+          </w:p>
+          <w:p>
+            <w:pPr>
+              <w:spacing w:after="40" w:before="0"/>
+              <w:jc w:val="left"/>
+            </w:pPr>
+            <w:r>
+              <w:rPr>
+                <w:rFonts w:ascii="Arial" w:cs="Arial" w:eastAsia="Arial" w:hAnsi="Arial"/>
+                <w:b w:val="false"/>
+                <w:bCs w:val="false"/>
+                <w:i w:val="false"/>
+                <w:iCs w:val="false"/>
+                <w:color w:val="000000"/>
+                <w:sz w:val="18"/>
+                <w:szCs w:val="18"/>
+              </w:rPr>
+              <w:t xml:space="preserve"/>
+            </w:r>
+          </w:p>
+          <w:p>
+            <w:pPr>
+              <w:spacing w:after="40" w:before="0"/>
+              <w:jc w:val="left"/>
+            </w:pPr>
+            <w:r>
+              <w:rPr>
+                <w:rFonts w:ascii="Arial" w:cs="Arial" w:eastAsia="Arial" w:hAnsi="Arial"/>
+                <w:b w:val="false"/>
+                <w:bCs w:val="false"/>
+                <w:i w:val="false"/>
+                <w:iCs w:val="false"/>
+                <w:color w:val="000000"/>
+                <w:sz w:val="18"/>
+                <w:szCs w:val="18"/>
+              </w:rPr>
+              <w:t xml:space="preserve">Lesson 7 — MODEL BUILDING: Real-Life Design Task</w:t>
+            </w:r>
+          </w:p>
+          <w:p>
+            <w:pPr>
+              <w:spacing w:after="40" w:before="0"/>
+              <w:jc w:val="left"/>
+            </w:pPr>
+            <w:r>
+              <w:rPr>
+                <w:rFonts w:ascii="Arial" w:cs="Arial" w:eastAsia="Arial" w:hAnsi="Arial"/>
+                <w:b w:val="false"/>
+                <w:bCs w:val="false"/>
+                <w:i w:val="false"/>
+                <w:iCs w:val="false"/>
+                <w:color w:val="000000"/>
+                <w:sz w:val="18"/>
+                <w:szCs w:val="18"/>
+              </w:rPr>
+              <w:t xml:space="preserve">Learners work in pairs on a design challenge: plan a circular flowerbed of radius 2 m in the school compound that is divided into 4 sector-shaped sections for different plants; one section must be exactly 25% of the total area, two sections must be equal, and the fourth section is the remainder. Learners must calculate and label the angle and area of each section. Extension: one pair calculates the area of a decorative stone path that forms a segment around the outer edge of one section. Learners produce a labelled diagram with all calculations shown.</w:t>
+            </w:r>
+          </w:p>
+          <w:p>
+            <w:pPr>
+              <w:spacing w:after="40" w:before="0"/>
+              <w:jc w:val="left"/>
+            </w:pPr>
+            <w:r>
+              <w:rPr>
+                <w:rFonts w:ascii="Arial" w:cs="Arial" w:eastAsia="Arial" w:hAnsi="Arial"/>
+                <w:b w:val="false"/>
+                <w:bCs w:val="false"/>
+                <w:i w:val="false"/>
+                <w:iCs w:val="false"/>
+                <w:color w:val="000000"/>
+                <w:sz w:val="18"/>
+                <w:szCs w:val="18"/>
+              </w:rPr>
+              <w:t xml:space="preserve"/>
+            </w:r>
+          </w:p>
+          <w:p>
+            <w:pPr>
+              <w:spacing w:after="40" w:before="0"/>
+              <w:jc w:val="left"/>
+            </w:pPr>
+            <w:r>
+              <w:rPr>
+                <w:rFonts w:ascii="Arial" w:cs="Arial" w:eastAsia="Arial" w:hAnsi="Arial"/>
+                <w:b w:val="false"/>
+                <w:bCs w:val="false"/>
+                <w:i w:val="false"/>
+                <w:iCs w:val="false"/>
+                <w:color w:val="000000"/>
+                <w:sz w:val="18"/>
+                <w:szCs w:val="18"/>
+              </w:rPr>
+              <w:t xml:space="preserve">Lesson 8 — SUMMATIVE REVIEW + MODEL PRESENTATION</w:t>
+            </w:r>
+          </w:p>
+          <w:p>
+            <w:pPr>
+              <w:spacing w:after="40" w:before="0"/>
+              <w:jc w:val="left"/>
+            </w:pPr>
+            <w:r>
+              <w:rPr>
+                <w:rFonts w:ascii="Arial" w:cs="Arial" w:eastAsia="Arial" w:hAnsi="Arial"/>
+                <w:b w:val="false"/>
+                <w:bCs w:val="false"/>
+                <w:i w:val="false"/>
+                <w:iCs w:val="false"/>
+                <w:color w:val="000000"/>
+                <w:sz w:val="18"/>
+                <w:szCs w:val="18"/>
+              </w:rPr>
+              <w:t xml:space="preserve">Groups present their flowerbed designs and calculations to the class; peers provide structured feedback using the KICD assessment rubric criteria (sector area, segment area, application). Teacher conducts a whole-class consolidation: revisit the driving question with final answers, review the DQB for any unresolved questions, and administer a short written class activity (4 questions: 1 sector, 1 segment, 1 application, 1 multi-step). Learners reflect in their portfolios on what changed in their thinking from Lesson 1 to Lesson 8 regarding the watermelon phenomenon.</w:t>
+            </w:r>
+          </w:p>
+        </w:tc>
+      </w:tr>
+      <w:tr>
+        <w:tc>
+          <w:tcPr>
+            <w:tcW w:type="dxa" w:w="3000"/>
+            <w:shd w:fill="EAD1F5" w:color="auto" w:val="clear"/>
+            <w:tcMar>
+              <w:top w:type="dxa" w:w="60"/>
+              <w:left w:type="dxa" w:w="120"/>
+              <w:bottom w:type="dxa" w:w="60"/>
+              <w:right w:type="dxa" w:w="120"/>
+            </w:tcMar>
+            <w:vAlign w:val="top"/>
+          </w:tcPr>
+          <w:p>
+            <w:pPr>
+              <w:spacing w:after="40" w:before="0"/>
+              <w:jc w:val="left"/>
+            </w:pPr>
+            <w:r>
+              <w:rPr>
+                <w:rFonts w:ascii="Arial" w:cs="Arial" w:eastAsia="Arial" w:hAnsi="Arial"/>
+                <w:b/>
+                <w:bCs/>
+                <w:i w:val="false"/>
+                <w:iCs w:val="false"/>
+                <w:color w:val="000000"/>
+                <w:sz w:val="18"/>
+                <w:szCs w:val="18"/>
+              </w:rPr>
+              <w:t xml:space="preserve">Supporting Phenomena</w:t>
+            </w:r>
+          </w:p>
+        </w:tc>
+        <w:tc>
+          <w:tcPr>
+            <w:tcW w:type="dxa" w:w="10680"/>
+            <w:shd w:fill="FFFFFF" w:color="auto" w:val="clear"/>
+            <w:tcMar>
+              <w:top w:type="dxa" w:w="60"/>
+              <w:left w:type="dxa" w:w="120"/>
+              <w:bottom w:type="dxa" w:w="60"/>
+              <w:right w:type="dxa" w:w="120"/>
+            </w:tcMar>
+            <w:vAlign w:val="top"/>
+          </w:tcPr>
+          <w:p>
+            <w:pPr>
+              <w:spacing w:after="30" w:before="0"/>
+              <w:ind w:left="360" w:hanging="180"/>
+              <w:jc w:val="left"/>
+            </w:pPr>
+            <w:r>
+              <w:rPr>
+                <w:rFonts w:ascii="Arial" w:cs="Arial" w:eastAsia="Arial" w:hAnsi="Arial"/>
+                <w:b w:val="false"/>
+                <w:bCs w:val="false"/>
+                <w:i w:val="false"/>
+                <w:iCs w:val="false"/>
+                <w:color w:val="000000"/>
+                <w:sz w:val="18"/>
+                <w:szCs w:val="18"/>
+              </w:rPr>
+              <w:t xml:space="preserve">–  A watchman at a school gate in Kisumu notices that the open gate sweeps a fan-shaped region on the ground as it swings from closed to fully open — the painted warning zone on the ground is sector-shaped; how much ground area must be kept clear?</w:t>
+            </w:r>
+          </w:p>
+          <w:p>
+            <w:pPr>
+              <w:spacing w:after="30" w:before="0"/>
+              <w:ind w:left="360" w:hanging="180"/>
+              <w:jc w:val="left"/>
+            </w:pPr>
+            <w:r>
+              <w:rPr>
+                <w:rFonts w:ascii="Arial" w:cs="Arial" w:eastAsia="Arial" w:hAnsi="Arial"/>
+                <w:b w:val="false"/>
+                <w:bCs w:val="false"/>
+                <w:i w:val="false"/>
+                <w:iCs w:val="false"/>
+                <w:color w:val="000000"/>
+                <w:sz w:val="18"/>
+                <w:szCs w:val="18"/>
+              </w:rPr>
+              <w:t xml:space="preserve">–  A matatu windscreen wiper in Mombasa clears a sector-shaped region of glass with each sweep; the driver wants to know how much of the windscreen is actually cleaned and how much remains obscured — this involves the area of a sector (and of the uncleaned segment near the pivot).</w:t>
+            </w:r>
+          </w:p>
+          <w:p>
+            <w:pPr>
+              <w:spacing w:after="30" w:before="0"/>
+              <w:ind w:left="360" w:hanging="180"/>
+              <w:jc w:val="left"/>
+            </w:pPr>
+            <w:r>
+              <w:rPr>
+                <w:rFonts w:ascii="Arial" w:cs="Arial" w:eastAsia="Arial" w:hAnsi="Arial"/>
+                <w:b w:val="false"/>
+                <w:bCs w:val="false"/>
+                <w:i w:val="false"/>
+                <w:iCs w:val="false"/>
+                <w:color w:val="000000"/>
+                <w:sz w:val="18"/>
+                <w:szCs w:val="18"/>
+              </w:rPr>
+              <w:t xml:space="preserve">–  A craftsperson in Kericho making decorative leather coasters cuts circular discs and then removes a circular segment from each to create a "D-shaped" coaster — calculating how much leather is wasted per coaster requires segment area.</w:t>
+            </w:r>
+          </w:p>
+          <w:p>
+            <w:pPr>
+              <w:spacing w:after="30" w:before="0"/>
+              <w:ind w:left="360" w:hanging="180"/>
+              <w:jc w:val="left"/>
+            </w:pPr>
+            <w:r>
+              <w:rPr>
+                <w:rFonts w:ascii="Arial" w:cs="Arial" w:eastAsia="Arial" w:hAnsi="Arial"/>
+                <w:b w:val="false"/>
+                <w:bCs w:val="false"/>
+                <w:i w:val="false"/>
+                <w:iCs w:val="false"/>
+                <w:color w:val="000000"/>
+                <w:sz w:val="18"/>
+                <w:szCs w:val="18"/>
+              </w:rPr>
+              <w:t xml:space="preserve">–  A farmer in the Rift Valley installs a centre-pivot irrigation system that rotates through a 270° arc; the county water office needs to know the irrigated area in hectares to allocate water rights — this is a direct sector-area calculation on a large scale.</w:t>
+            </w:r>
+          </w:p>
+        </w:tc>
+      </w:tr>
+    </w:tbl>
+    <w:p>
+      <w:pPr>
+        <w:spacing w:after="120"/>
+      </w:pPr>
+      <w:r>
+        <w:t xml:space="preserve"/>
       </w:r>
     </w:p>
     <w:p>
@@ -150,7 +2239,7 @@
         </w:rPr>
         <w:t xml:space="preserve">© 2026 SeaVuria and ARES. This work is licensed under a </w:t>
       </w:r>
-      <w:hyperlink w:history="1" r:id="rIdy9mlk5f9tj2tq8prduzeh">
+      <w:hyperlink w:history="1" r:id="rIdi5twxyx1xxrknipcz3zmk">
         <w:r>
           <w:rPr>
             <w:rFonts w:ascii="Arial" w:cs="Arial" w:eastAsia="Arial" w:hAnsi="Arial"/>
@@ -170,7 +2259,7 @@
         </w:rPr>
         <w:t xml:space="preserve"> (</w:t>
       </w:r>
-      <w:hyperlink w:history="1" r:id="rIdd_z6tkkpa9vemjqanyxym">
+      <w:hyperlink w:history="1" r:id="rIdf5jlkxi4fhmjr0vhewd1f">
         <w:r>
           <w:rPr>
             <w:rFonts w:ascii="Arial" w:cs="Arial" w:eastAsia="Arial" w:hAnsi="Arial"/>
@@ -190,7 +2279,7 @@
         </w:rPr>
         <w:t xml:space="preserve">). To view a copy of this license, visit </w:t>
       </w:r>
-      <w:hyperlink w:history="1" r:id="rId9vq4wntkw08f5ikifuooj">
+      <w:hyperlink w:history="1" r:id="rIdlrugispsbxugqt44fvqv0">
         <w:r>
           <w:rPr>
             <w:rFonts w:ascii="Arial" w:cs="Arial" w:eastAsia="Arial" w:hAnsi="Arial"/>
@@ -209,2095 +2298,6 @@
           <w:szCs w:val="17"/>
         </w:rPr>
         <w:t xml:space="preserve">. You are free to copy, redistribute, and adapt this material in any medium or format, provided appropriate credit is given and the material is not used for commercial purposes. KICD learning outcomes and curriculum designations reproduced here for alignment purposes remain the property of KICD and are not covered by this license. Linked external resources (e.g. CK-12, Khan Academy, PhET) are subject to their own licenses.</w:t>
-      </w:r>
-    </w:p>
-    <w:p>
-      <w:pPr>
-        <w:spacing w:after="120"/>
-      </w:pPr>
-      <w:r>
-        <w:t xml:space="preserve"/>
-      </w:r>
-    </w:p>
-    <w:tbl>
-      <w:tblPr>
-        <w:tblW w:type="dxa" w:w="13680"/>
-        <w:tblBorders>
-          <w:top w:val="single" w:color="AAAAAA" w:sz="4"/>
-          <w:left w:val="single" w:color="AAAAAA" w:sz="4"/>
-          <w:bottom w:val="single" w:color="AAAAAA" w:sz="4"/>
-          <w:right w:val="single" w:color="AAAAAA" w:sz="4"/>
-          <w:insideH w:val="single" w:color="auto" w:sz="4"/>
-          <w:insideV w:val="single" w:color="auto" w:sz="4"/>
-        </w:tblBorders>
-        <w:tblLayout w:type="fixed"/>
-      </w:tblPr>
-      <w:tblGrid>
-        <w:gridCol w:w="3000"/>
-        <w:gridCol w:w="10680"/>
-      </w:tblGrid>
-      <w:tr>
-        <w:tc>
-          <w:tcPr>
-            <w:tcW w:type="dxa" w:w="13680"/>
-            <w:gridSpan w:val="2"/>
-            <w:shd w:fill="1F3864" w:color="auto" w:val="clear"/>
-            <w:tcMar>
-              <w:top w:type="dxa" w:w="60"/>
-              <w:left w:type="dxa" w:w="120"/>
-              <w:bottom w:type="dxa" w:w="60"/>
-              <w:right w:type="dxa" w:w="120"/>
-            </w:tcMar>
-            <w:vAlign w:val="top"/>
-          </w:tcPr>
-          <w:p>
-            <w:pPr>
-              <w:spacing w:after="40" w:before="0"/>
-              <w:jc w:val="center"/>
-            </w:pPr>
-            <w:r>
-              <w:rPr>
-                <w:rFonts w:ascii="Arial" w:cs="Arial" w:eastAsia="Arial" w:hAnsi="Arial"/>
-                <w:b/>
-                <w:bCs/>
-                <w:i w:val="false"/>
-                <w:iCs w:val="false"/>
-                <w:color w:val="FFFFFF"/>
-                <w:sz w:val="22"/>
-                <w:szCs w:val="22"/>
-              </w:rPr>
-              <w:t xml:space="preserve">SUB-STRAND OVERVIEW</w:t>
-            </w:r>
-          </w:p>
-        </w:tc>
-      </w:tr>
-      <w:tr>
-        <w:tc>
-          <w:tcPr>
-            <w:tcW w:type="dxa" w:w="3000"/>
-            <w:shd w:fill="D5E8F0" w:color="auto" w:val="clear"/>
-            <w:tcMar>
-              <w:top w:type="dxa" w:w="60"/>
-              <w:left w:type="dxa" w:w="120"/>
-              <w:bottom w:type="dxa" w:w="60"/>
-              <w:right w:type="dxa" w:w="120"/>
-            </w:tcMar>
-            <w:vAlign w:val="top"/>
-          </w:tcPr>
-          <w:p>
-            <w:pPr>
-              <w:spacing w:after="40" w:before="0"/>
-              <w:jc w:val="left"/>
-            </w:pPr>
-            <w:r>
-              <w:rPr>
-                <w:rFonts w:ascii="Arial" w:cs="Arial" w:eastAsia="Arial" w:hAnsi="Arial"/>
-                <w:b/>
-                <w:bCs/>
-                <w:i w:val="false"/>
-                <w:iCs w:val="false"/>
-                <w:color w:val="000000"/>
-                <w:sz w:val="18"/>
-                <w:szCs w:val="18"/>
-              </w:rPr>
-              <w:t xml:space="preserve">Grade Level</w:t>
-            </w:r>
-          </w:p>
-        </w:tc>
-        <w:tc>
-          <w:tcPr>
-            <w:tcW w:type="dxa" w:w="10680"/>
-            <w:shd w:fill="FFFFFF" w:color="auto" w:val="clear"/>
-            <w:tcMar>
-              <w:top w:type="dxa" w:w="60"/>
-              <w:left w:type="dxa" w:w="120"/>
-              <w:bottom w:type="dxa" w:w="60"/>
-              <w:right w:type="dxa" w:w="120"/>
-            </w:tcMar>
-            <w:vAlign w:val="top"/>
-          </w:tcPr>
-          <w:p>
-            <w:pPr>
-              <w:spacing w:after="40" w:before="0"/>
-              <w:jc w:val="left"/>
-            </w:pPr>
-            <w:r>
-              <w:rPr>
-                <w:rFonts w:ascii="Arial" w:cs="Arial" w:eastAsia="Arial" w:hAnsi="Arial"/>
-                <w:b w:val="false"/>
-                <w:bCs w:val="false"/>
-                <w:i w:val="false"/>
-                <w:iCs w:val="false"/>
-                <w:color w:val="000000"/>
-                <w:sz w:val="18"/>
-                <w:szCs w:val="18"/>
-              </w:rPr>
-              <w:t xml:space="preserve">10</w:t>
-            </w:r>
-          </w:p>
-        </w:tc>
-      </w:tr>
-      <w:tr>
-        <w:tc>
-          <w:tcPr>
-            <w:tcW w:type="dxa" w:w="3000"/>
-            <w:shd w:fill="D5E8F0" w:color="auto" w:val="clear"/>
-            <w:tcMar>
-              <w:top w:type="dxa" w:w="60"/>
-              <w:left w:type="dxa" w:w="120"/>
-              <w:bottom w:type="dxa" w:w="60"/>
-              <w:right w:type="dxa" w:w="120"/>
-            </w:tcMar>
-            <w:vAlign w:val="top"/>
-          </w:tcPr>
-          <w:p>
-            <w:pPr>
-              <w:spacing w:after="40" w:before="0"/>
-              <w:jc w:val="left"/>
-            </w:pPr>
-            <w:r>
-              <w:rPr>
-                <w:rFonts w:ascii="Arial" w:cs="Arial" w:eastAsia="Arial" w:hAnsi="Arial"/>
-                <w:b/>
-                <w:bCs/>
-                <w:i w:val="false"/>
-                <w:iCs w:val="false"/>
-                <w:color w:val="000000"/>
-                <w:sz w:val="18"/>
-                <w:szCs w:val="18"/>
-              </w:rPr>
-              <w:t xml:space="preserve">Subject</w:t>
-            </w:r>
-          </w:p>
-        </w:tc>
-        <w:tc>
-          <w:tcPr>
-            <w:tcW w:type="dxa" w:w="10680"/>
-            <w:shd w:fill="FFFFFF" w:color="auto" w:val="clear"/>
-            <w:tcMar>
-              <w:top w:type="dxa" w:w="60"/>
-              <w:left w:type="dxa" w:w="120"/>
-              <w:bottom w:type="dxa" w:w="60"/>
-              <w:right w:type="dxa" w:w="120"/>
-            </w:tcMar>
-            <w:vAlign w:val="top"/>
-          </w:tcPr>
-          <w:p>
-            <w:pPr>
-              <w:spacing w:after="40" w:before="0"/>
-              <w:jc w:val="left"/>
-            </w:pPr>
-            <w:r>
-              <w:rPr>
-                <w:rFonts w:ascii="Arial" w:cs="Arial" w:eastAsia="Arial" w:hAnsi="Arial"/>
-                <w:b w:val="false"/>
-                <w:bCs w:val="false"/>
-                <w:i w:val="false"/>
-                <w:iCs w:val="false"/>
-                <w:color w:val="000000"/>
-                <w:sz w:val="18"/>
-                <w:szCs w:val="18"/>
-              </w:rPr>
-              <w:t xml:space="preserve">Essential Mathematics</w:t>
-            </w:r>
-          </w:p>
-        </w:tc>
-      </w:tr>
-      <w:tr>
-        <w:tc>
-          <w:tcPr>
-            <w:tcW w:type="dxa" w:w="3000"/>
-            <w:shd w:fill="D5E8F0" w:color="auto" w:val="clear"/>
-            <w:tcMar>
-              <w:top w:type="dxa" w:w="60"/>
-              <w:left w:type="dxa" w:w="120"/>
-              <w:bottom w:type="dxa" w:w="60"/>
-              <w:right w:type="dxa" w:w="120"/>
-            </w:tcMar>
-            <w:vAlign w:val="top"/>
-          </w:tcPr>
-          <w:p>
-            <w:pPr>
-              <w:spacing w:after="40" w:before="0"/>
-              <w:jc w:val="left"/>
-            </w:pPr>
-            <w:r>
-              <w:rPr>
-                <w:rFonts w:ascii="Arial" w:cs="Arial" w:eastAsia="Arial" w:hAnsi="Arial"/>
-                <w:b/>
-                <w:bCs/>
-                <w:i w:val="false"/>
-                <w:iCs w:val="false"/>
-                <w:color w:val="000000"/>
-                <w:sz w:val="18"/>
-                <w:szCs w:val="18"/>
-              </w:rPr>
-              <w:t xml:space="preserve">Strand</w:t>
-            </w:r>
-          </w:p>
-        </w:tc>
-        <w:tc>
-          <w:tcPr>
-            <w:tcW w:type="dxa" w:w="10680"/>
-            <w:shd w:fill="FFFFFF" w:color="auto" w:val="clear"/>
-            <w:tcMar>
-              <w:top w:type="dxa" w:w="60"/>
-              <w:left w:type="dxa" w:w="120"/>
-              <w:bottom w:type="dxa" w:w="60"/>
-              <w:right w:type="dxa" w:w="120"/>
-            </w:tcMar>
-            <w:vAlign w:val="top"/>
-          </w:tcPr>
-          <w:p>
-            <w:pPr>
-              <w:spacing w:after="40" w:before="0"/>
-              <w:jc w:val="left"/>
-            </w:pPr>
-            <w:r>
-              <w:rPr>
-                <w:rFonts w:ascii="Arial" w:cs="Arial" w:eastAsia="Arial" w:hAnsi="Arial"/>
-                <w:b w:val="false"/>
-                <w:bCs w:val="false"/>
-                <w:i w:val="false"/>
-                <w:iCs w:val="false"/>
-                <w:color w:val="000000"/>
-                <w:sz w:val="18"/>
-                <w:szCs w:val="18"/>
-              </w:rPr>
-              <w:t xml:space="preserve">Strand 2.0: Measurements and Geometry</w:t>
-            </w:r>
-          </w:p>
-        </w:tc>
-      </w:tr>
-      <w:tr>
-        <w:tc>
-          <w:tcPr>
-            <w:tcW w:type="dxa" w:w="3000"/>
-            <w:shd w:fill="D5E8F0" w:color="auto" w:val="clear"/>
-            <w:tcMar>
-              <w:top w:type="dxa" w:w="60"/>
-              <w:left w:type="dxa" w:w="120"/>
-              <w:bottom w:type="dxa" w:w="60"/>
-              <w:right w:type="dxa" w:w="120"/>
-            </w:tcMar>
-            <w:vAlign w:val="top"/>
-          </w:tcPr>
-          <w:p>
-            <w:pPr>
-              <w:spacing w:after="40" w:before="0"/>
-              <w:jc w:val="left"/>
-            </w:pPr>
-            <w:r>
-              <w:rPr>
-                <w:rFonts w:ascii="Arial" w:cs="Arial" w:eastAsia="Arial" w:hAnsi="Arial"/>
-                <w:b/>
-                <w:bCs/>
-                <w:i w:val="false"/>
-                <w:iCs w:val="false"/>
-                <w:color w:val="000000"/>
-                <w:sz w:val="18"/>
-                <w:szCs w:val="18"/>
-              </w:rPr>
-              <w:t xml:space="preserve">Sub-Strand</w:t>
-            </w:r>
-          </w:p>
-        </w:tc>
-        <w:tc>
-          <w:tcPr>
-            <w:tcW w:type="dxa" w:w="10680"/>
-            <w:shd w:fill="FFFFFF" w:color="auto" w:val="clear"/>
-            <w:tcMar>
-              <w:top w:type="dxa" w:w="60"/>
-              <w:left w:type="dxa" w:w="120"/>
-              <w:bottom w:type="dxa" w:w="60"/>
-              <w:right w:type="dxa" w:w="120"/>
-            </w:tcMar>
-            <w:vAlign w:val="top"/>
-          </w:tcPr>
-          <w:p>
-            <w:pPr>
-              <w:spacing w:after="40" w:before="0"/>
-              <w:jc w:val="left"/>
-            </w:pPr>
-            <w:r>
-              <w:rPr>
-                <w:rFonts w:ascii="Arial" w:cs="Arial" w:eastAsia="Arial" w:hAnsi="Arial"/>
-                <w:b w:val="false"/>
-                <w:bCs w:val="false"/>
-                <w:i w:val="false"/>
-                <w:iCs w:val="false"/>
-                <w:color w:val="000000"/>
-                <w:sz w:val="18"/>
-                <w:szCs w:val="18"/>
-              </w:rPr>
-              <w:t xml:space="preserve">Sub-Strand 2.5: Area of Part of a Circle</w:t>
-            </w:r>
-          </w:p>
-        </w:tc>
-      </w:tr>
-      <w:tr>
-        <w:tc>
-          <w:tcPr>
-            <w:tcW w:type="dxa" w:w="3000"/>
-            <w:shd w:fill="D5E8F0" w:color="auto" w:val="clear"/>
-            <w:tcMar>
-              <w:top w:type="dxa" w:w="60"/>
-              <w:left w:type="dxa" w:w="120"/>
-              <w:bottom w:type="dxa" w:w="60"/>
-              <w:right w:type="dxa" w:w="120"/>
-            </w:tcMar>
-            <w:vAlign w:val="top"/>
-          </w:tcPr>
-          <w:p>
-            <w:pPr>
-              <w:spacing w:after="40" w:before="0"/>
-              <w:jc w:val="left"/>
-            </w:pPr>
-            <w:r>
-              <w:rPr>
-                <w:rFonts w:ascii="Arial" w:cs="Arial" w:eastAsia="Arial" w:hAnsi="Arial"/>
-                <w:b/>
-                <w:bCs/>
-                <w:i w:val="false"/>
-                <w:iCs w:val="false"/>
-                <w:color w:val="000000"/>
-                <w:sz w:val="18"/>
-                <w:szCs w:val="18"/>
-              </w:rPr>
-              <w:t xml:space="preserve">Total Duration</w:t>
-            </w:r>
-          </w:p>
-        </w:tc>
-        <w:tc>
-          <w:tcPr>
-            <w:tcW w:type="dxa" w:w="10680"/>
-            <w:shd w:fill="FFFFFF" w:color="auto" w:val="clear"/>
-            <w:tcMar>
-              <w:top w:type="dxa" w:w="60"/>
-              <w:left w:type="dxa" w:w="120"/>
-              <w:bottom w:type="dxa" w:w="60"/>
-              <w:right w:type="dxa" w:w="120"/>
-            </w:tcMar>
-            <w:vAlign w:val="top"/>
-          </w:tcPr>
-          <w:p>
-            <w:pPr>
-              <w:spacing w:after="40" w:before="0"/>
-              <w:jc w:val="left"/>
-            </w:pPr>
-            <w:r>
-              <w:rPr>
-                <w:rFonts w:ascii="Arial" w:cs="Arial" w:eastAsia="Arial" w:hAnsi="Arial"/>
-                <w:b w:val="false"/>
-                <w:bCs w:val="false"/>
-                <w:i w:val="false"/>
-                <w:iCs w:val="false"/>
-                <w:color w:val="000000"/>
-                <w:sz w:val="18"/>
-                <w:szCs w:val="18"/>
-              </w:rPr>
-              <w:t xml:space="preserve">8 lessons × 40 minutes = 320 minutes total</w:t>
-            </w:r>
-          </w:p>
-        </w:tc>
-      </w:tr>
-      <w:tr>
-        <w:tc>
-          <w:tcPr>
-            <w:tcW w:type="dxa" w:w="3000"/>
-            <w:shd w:fill="D5E8F0" w:color="auto" w:val="clear"/>
-            <w:tcMar>
-              <w:top w:type="dxa" w:w="60"/>
-              <w:left w:type="dxa" w:w="120"/>
-              <w:bottom w:type="dxa" w:w="60"/>
-              <w:right w:type="dxa" w:w="120"/>
-            </w:tcMar>
-            <w:vAlign w:val="top"/>
-          </w:tcPr>
-          <w:p>
-            <w:pPr>
-              <w:spacing w:after="40" w:before="0"/>
-              <w:jc w:val="left"/>
-            </w:pPr>
-            <w:r>
-              <w:rPr>
-                <w:rFonts w:ascii="Arial" w:cs="Arial" w:eastAsia="Arial" w:hAnsi="Arial"/>
-                <w:b/>
-                <w:bCs/>
-                <w:i w:val="false"/>
-                <w:iCs w:val="false"/>
-                <w:color w:val="000000"/>
-                <w:sz w:val="18"/>
-                <w:szCs w:val="18"/>
-              </w:rPr>
-              <w:t xml:space="preserve">Sub-Strand Content</w:t>
-            </w:r>
-          </w:p>
-        </w:tc>
-        <w:tc>
-          <w:tcPr>
-            <w:tcW w:type="dxa" w:w="10680"/>
-            <w:shd w:fill="FFFFFF" w:color="auto" w:val="clear"/>
-            <w:tcMar>
-              <w:top w:type="dxa" w:w="60"/>
-              <w:left w:type="dxa" w:w="120"/>
-              <w:bottom w:type="dxa" w:w="60"/>
-              <w:right w:type="dxa" w:w="120"/>
-            </w:tcMar>
-            <w:vAlign w:val="top"/>
-          </w:tcPr>
-          <w:p>
-            <w:pPr>
-              <w:spacing w:after="30" w:before="0"/>
-              <w:ind w:left="360" w:hanging="180"/>
-              <w:jc w:val="left"/>
-            </w:pPr>
-            <w:r>
-              <w:rPr>
-                <w:rFonts w:ascii="Arial" w:cs="Arial" w:eastAsia="Arial" w:hAnsi="Arial"/>
-                <w:b w:val="false"/>
-                <w:bCs w:val="false"/>
-                <w:i w:val="false"/>
-                <w:iCs w:val="false"/>
-                <w:color w:val="000000"/>
-                <w:sz w:val="18"/>
-                <w:szCs w:val="18"/>
-              </w:rPr>
-              <w:t xml:space="preserve">–  Area of a sector — deriving and applying the formula (θ/360 × πr²) using paper cut-outs of sectors with measured radius and included angle</w:t>
-            </w:r>
-          </w:p>
-          <w:p>
-            <w:pPr>
-              <w:spacing w:after="30" w:before="0"/>
-              <w:ind w:left="360" w:hanging="180"/>
-              <w:jc w:val="left"/>
-            </w:pPr>
-            <w:r>
-              <w:rPr>
-                <w:rFonts w:ascii="Arial" w:cs="Arial" w:eastAsia="Arial" w:hAnsi="Arial"/>
-                <w:b w:val="false"/>
-                <w:bCs w:val="false"/>
-                <w:i w:val="false"/>
-                <w:iCs w:val="false"/>
-                <w:color w:val="000000"/>
-                <w:sz w:val="18"/>
-                <w:szCs w:val="18"/>
-              </w:rPr>
-              <w:t xml:space="preserve">–  Area of a segment — computing area of a segment by subtracting the area of the triangle from the area of the corresponding sector</w:t>
-            </w:r>
-          </w:p>
-          <w:p>
-            <w:pPr>
-              <w:spacing w:after="30" w:before="0"/>
-              <w:ind w:left="360" w:hanging="180"/>
-              <w:jc w:val="left"/>
-            </w:pPr>
-            <w:r>
-              <w:rPr>
-                <w:rFonts w:ascii="Arial" w:cs="Arial" w:eastAsia="Arial" w:hAnsi="Arial"/>
-                <w:b w:val="false"/>
-                <w:bCs w:val="false"/>
-                <w:i w:val="false"/>
-                <w:iCs w:val="false"/>
-                <w:color w:val="000000"/>
-                <w:sz w:val="18"/>
-                <w:szCs w:val="18"/>
-              </w:rPr>
-              <w:t xml:space="preserve">–  Applications of area of part of a circle in real-life situations — designing patterns, cutting circular fruits (e.g. watermelon), area swept by an opening door, decorative surfaces</w:t>
-            </w:r>
-          </w:p>
-        </w:tc>
-      </w:tr>
-      <w:tr>
-        <w:tc>
-          <w:tcPr>
-            <w:tcW w:type="dxa" w:w="3000"/>
-            <w:shd w:fill="D5E8F0" w:color="auto" w:val="clear"/>
-            <w:tcMar>
-              <w:top w:type="dxa" w:w="60"/>
-              <w:left w:type="dxa" w:w="120"/>
-              <w:bottom w:type="dxa" w:w="60"/>
-              <w:right w:type="dxa" w:w="120"/>
-            </w:tcMar>
-            <w:vAlign w:val="top"/>
-          </w:tcPr>
-          <w:p>
-            <w:pPr>
-              <w:spacing w:after="40" w:before="0"/>
-              <w:jc w:val="left"/>
-            </w:pPr>
-            <w:r>
-              <w:rPr>
-                <w:rFonts w:ascii="Arial" w:cs="Arial" w:eastAsia="Arial" w:hAnsi="Arial"/>
-                <w:b/>
-                <w:bCs/>
-                <w:i w:val="false"/>
-                <w:iCs w:val="false"/>
-                <w:color w:val="000000"/>
-                <w:sz w:val="18"/>
-                <w:szCs w:val="18"/>
-              </w:rPr>
-              <w:t xml:space="preserve">Learning Outcomes</w:t>
-            </w:r>
-          </w:p>
-        </w:tc>
-        <w:tc>
-          <w:tcPr>
-            <w:tcW w:type="dxa" w:w="10680"/>
-            <w:shd w:fill="FFFFFF" w:color="auto" w:val="clear"/>
-            <w:tcMar>
-              <w:top w:type="dxa" w:w="60"/>
-              <w:left w:type="dxa" w:w="120"/>
-              <w:bottom w:type="dxa" w:w="60"/>
-              <w:right w:type="dxa" w:w="120"/>
-            </w:tcMar>
-            <w:vAlign w:val="top"/>
-          </w:tcPr>
-          <w:p>
-            <w:pPr>
-              <w:spacing w:after="40" w:before="0"/>
-              <w:jc w:val="left"/>
-            </w:pPr>
-            <w:r>
-              <w:rPr>
-                <w:rFonts w:ascii="Arial" w:cs="Arial" w:eastAsia="Arial" w:hAnsi="Arial"/>
-                <w:b w:val="false"/>
-                <w:bCs w:val="false"/>
-                <w:i w:val="false"/>
-                <w:iCs w:val="false"/>
-                <w:color w:val="000000"/>
-                <w:sz w:val="18"/>
-                <w:szCs w:val="18"/>
-              </w:rPr>
-              <w:t xml:space="preserve">By the end of the sub-strand, the learner should be able to:</w:t>
-            </w:r>
-          </w:p>
-          <w:p>
-            <w:pPr>
-              <w:spacing w:after="40" w:before="0"/>
-              <w:jc w:val="left"/>
-            </w:pPr>
-            <w:r>
-              <w:rPr>
-                <w:rFonts w:ascii="Arial" w:cs="Arial" w:eastAsia="Arial" w:hAnsi="Arial"/>
-                <w:b w:val="false"/>
-                <w:bCs w:val="false"/>
-                <w:i w:val="false"/>
-                <w:iCs w:val="false"/>
-                <w:color w:val="000000"/>
-                <w:sz w:val="18"/>
-                <w:szCs w:val="18"/>
-              </w:rPr>
-              <w:t xml:space="preserve">a) determine the area of a sector of a circle in different situations,</w:t>
-            </w:r>
-          </w:p>
-          <w:p>
-            <w:pPr>
-              <w:spacing w:after="40" w:before="0"/>
-              <w:jc w:val="left"/>
-            </w:pPr>
-            <w:r>
-              <w:rPr>
-                <w:rFonts w:ascii="Arial" w:cs="Arial" w:eastAsia="Arial" w:hAnsi="Arial"/>
-                <w:b w:val="false"/>
-                <w:bCs w:val="false"/>
-                <w:i w:val="false"/>
-                <w:iCs w:val="false"/>
-                <w:color w:val="000000"/>
-                <w:sz w:val="18"/>
-                <w:szCs w:val="18"/>
-              </w:rPr>
-              <w:t xml:space="preserve">b) determine the area of a segment of a circle in different situations,</w:t>
-            </w:r>
-          </w:p>
-          <w:p>
-            <w:pPr>
-              <w:spacing w:after="40" w:before="0"/>
-              <w:jc w:val="left"/>
-            </w:pPr>
-            <w:r>
-              <w:rPr>
-                <w:rFonts w:ascii="Arial" w:cs="Arial" w:eastAsia="Arial" w:hAnsi="Arial"/>
-                <w:b w:val="false"/>
-                <w:bCs w:val="false"/>
-                <w:i w:val="false"/>
-                <w:iCs w:val="false"/>
-                <w:color w:val="000000"/>
-                <w:sz w:val="18"/>
-                <w:szCs w:val="18"/>
-              </w:rPr>
-              <w:t xml:space="preserve">c) apply the area of part of a circle in real-life situations,</w:t>
-            </w:r>
-          </w:p>
-          <w:p>
-            <w:pPr>
-              <w:spacing w:after="40" w:before="0"/>
-              <w:jc w:val="left"/>
-            </w:pPr>
-            <w:r>
-              <w:rPr>
-                <w:rFonts w:ascii="Arial" w:cs="Arial" w:eastAsia="Arial" w:hAnsi="Arial"/>
-                <w:b w:val="false"/>
-                <w:bCs w:val="false"/>
-                <w:i w:val="false"/>
-                <w:iCs w:val="false"/>
-                <w:color w:val="000000"/>
-                <w:sz w:val="18"/>
-                <w:szCs w:val="18"/>
-              </w:rPr>
-              <w:t xml:space="preserve">d) appreciate the application of area of part of circular objects in real-life situations.</w:t>
-            </w:r>
-          </w:p>
-        </w:tc>
-      </w:tr>
-      <w:tr>
-        <w:tc>
-          <w:tcPr>
-            <w:tcW w:type="dxa" w:w="3000"/>
-            <w:shd w:fill="D5E8F0" w:color="auto" w:val="clear"/>
-            <w:tcMar>
-              <w:top w:type="dxa" w:w="60"/>
-              <w:left w:type="dxa" w:w="120"/>
-              <w:bottom w:type="dxa" w:w="60"/>
-              <w:right w:type="dxa" w:w="120"/>
-            </w:tcMar>
-            <w:vAlign w:val="top"/>
-          </w:tcPr>
-          <w:p>
-            <w:pPr>
-              <w:spacing w:after="40" w:before="0"/>
-              <w:jc w:val="left"/>
-            </w:pPr>
-            <w:r>
-              <w:rPr>
-                <w:rFonts w:ascii="Arial" w:cs="Arial" w:eastAsia="Arial" w:hAnsi="Arial"/>
-                <w:b/>
-                <w:bCs/>
-                <w:i w:val="false"/>
-                <w:iCs w:val="false"/>
-                <w:color w:val="000000"/>
-                <w:sz w:val="18"/>
-                <w:szCs w:val="18"/>
-              </w:rPr>
-              <w:t xml:space="preserve">Core Competencies</w:t>
-            </w:r>
-          </w:p>
-        </w:tc>
-        <w:tc>
-          <w:tcPr>
-            <w:tcW w:type="dxa" w:w="10680"/>
-            <w:shd w:fill="FFFFFF" w:color="auto" w:val="clear"/>
-            <w:tcMar>
-              <w:top w:type="dxa" w:w="60"/>
-              <w:left w:type="dxa" w:w="120"/>
-              <w:bottom w:type="dxa" w:w="60"/>
-              <w:right w:type="dxa" w:w="120"/>
-            </w:tcMar>
-            <w:vAlign w:val="top"/>
-          </w:tcPr>
-          <w:p>
-            <w:pPr>
-              <w:spacing w:after="30" w:before="0"/>
-              <w:ind w:left="360" w:hanging="180"/>
-              <w:jc w:val="left"/>
-            </w:pPr>
-            <w:r>
-              <w:rPr>
-                <w:rFonts w:ascii="Arial" w:cs="Arial" w:eastAsia="Arial" w:hAnsi="Arial"/>
-                <w:b w:val="false"/>
-                <w:bCs w:val="false"/>
-                <w:i w:val="false"/>
-                <w:iCs w:val="false"/>
-                <w:color w:val="000000"/>
-                <w:sz w:val="18"/>
-                <w:szCs w:val="18"/>
-              </w:rPr>
-              <w:t xml:space="preserve">–  Critical Thinking and Problem Solving: the learner explores different options of improvising cut-outs of sectors of a circle for working out their areas, and selects appropriate formulas when solving problems involving sectors and segments.</w:t>
-            </w:r>
-          </w:p>
-          <w:p>
-            <w:pPr>
-              <w:spacing w:after="30" w:before="0"/>
-              <w:ind w:left="360" w:hanging="180"/>
-              <w:jc w:val="left"/>
-            </w:pPr>
-            <w:r>
-              <w:rPr>
-                <w:rFonts w:ascii="Arial" w:cs="Arial" w:eastAsia="Arial" w:hAnsi="Arial"/>
-                <w:b w:val="false"/>
-                <w:bCs w:val="false"/>
-                <w:i w:val="false"/>
-                <w:iCs w:val="false"/>
-                <w:color w:val="000000"/>
-                <w:sz w:val="18"/>
-                <w:szCs w:val="18"/>
-              </w:rPr>
-              <w:t xml:space="preserve">–  Learning to Learn: the learner acquires new knowledge as they discuss with peers how to work out areas of circular objects, and independently investigates the relationship between a sector and its corresponding triangle to derive the segment area formula.</w:t>
-            </w:r>
-          </w:p>
-          <w:p>
-            <w:pPr>
-              <w:spacing w:after="30" w:before="0"/>
-              <w:ind w:left="360" w:hanging="180"/>
-              <w:jc w:val="left"/>
-            </w:pPr>
-            <w:r>
-              <w:rPr>
-                <w:rFonts w:ascii="Arial" w:cs="Arial" w:eastAsia="Arial" w:hAnsi="Arial"/>
-                <w:b w:val="false"/>
-                <w:bCs w:val="false"/>
-                <w:i w:val="false"/>
-                <w:iCs w:val="false"/>
-                <w:color w:val="000000"/>
-                <w:sz w:val="18"/>
-                <w:szCs w:val="18"/>
-              </w:rPr>
-              <w:t xml:space="preserve">–  Citizenship: learners appreciate their immediate environment as they gather locally available circular objects (e.g. sufuria lids, clock faces, wheel hubs) and use them to explore real-life applications of circular area.</w:t>
-            </w:r>
-          </w:p>
-        </w:tc>
-      </w:tr>
-      <w:tr>
-        <w:tc>
-          <w:tcPr>
-            <w:tcW w:type="dxa" w:w="3000"/>
-            <w:shd w:fill="E2EFDA" w:color="auto" w:val="clear"/>
-            <w:tcMar>
-              <w:top w:type="dxa" w:w="60"/>
-              <w:left w:type="dxa" w:w="120"/>
-              <w:bottom w:type="dxa" w:w="60"/>
-              <w:right w:type="dxa" w:w="120"/>
-            </w:tcMar>
-            <w:vAlign w:val="top"/>
-          </w:tcPr>
-          <w:p>
-            <w:pPr>
-              <w:spacing w:after="40" w:before="0"/>
-              <w:jc w:val="left"/>
-            </w:pPr>
-            <w:r>
-              <w:rPr>
-                <w:rFonts w:ascii="Arial" w:cs="Arial" w:eastAsia="Arial" w:hAnsi="Arial"/>
-                <w:b/>
-                <w:bCs/>
-                <w:i w:val="false"/>
-                <w:iCs w:val="false"/>
-                <w:color w:val="000000"/>
-                <w:sz w:val="18"/>
-                <w:szCs w:val="18"/>
-              </w:rPr>
-              <w:t xml:space="preserve">Core Values</w:t>
-            </w:r>
-          </w:p>
-        </w:tc>
-        <w:tc>
-          <w:tcPr>
-            <w:tcW w:type="dxa" w:w="10680"/>
-            <w:shd w:fill="FFFFFF" w:color="auto" w:val="clear"/>
-            <w:tcMar>
-              <w:top w:type="dxa" w:w="60"/>
-              <w:left w:type="dxa" w:w="120"/>
-              <w:bottom w:type="dxa" w:w="60"/>
-              <w:right w:type="dxa" w:w="120"/>
-            </w:tcMar>
-            <w:vAlign w:val="top"/>
-          </w:tcPr>
-          <w:p>
-            <w:pPr>
-              <w:spacing w:after="30" w:before="0"/>
-              <w:ind w:left="360" w:hanging="180"/>
-              <w:jc w:val="left"/>
-            </w:pPr>
-            <w:r>
-              <w:rPr>
-                <w:rFonts w:ascii="Arial" w:cs="Arial" w:eastAsia="Arial" w:hAnsi="Arial"/>
-                <w:b w:val="false"/>
-                <w:bCs w:val="false"/>
-                <w:i w:val="false"/>
-                <w:iCs w:val="false"/>
-                <w:color w:val="000000"/>
-                <w:sz w:val="18"/>
-                <w:szCs w:val="18"/>
-              </w:rPr>
-              <w:t xml:space="preserve">–  Unity: The learner exhibits devotion and honesty by undertaking tasks while working with peers to make paper cut-outs of sectors of a circle and obtain measurements, sharing resources equitably within the group.</w:t>
-            </w:r>
-          </w:p>
-          <w:p>
-            <w:pPr>
-              <w:spacing w:after="30" w:before="0"/>
-              <w:ind w:left="360" w:hanging="180"/>
-              <w:jc w:val="left"/>
-            </w:pPr>
-            <w:r>
-              <w:rPr>
-                <w:rFonts w:ascii="Arial" w:cs="Arial" w:eastAsia="Arial" w:hAnsi="Arial"/>
-                <w:b w:val="false"/>
-                <w:bCs w:val="false"/>
-                <w:i w:val="false"/>
-                <w:iCs w:val="false"/>
-                <w:color w:val="000000"/>
-                <w:sz w:val="18"/>
-                <w:szCs w:val="18"/>
-              </w:rPr>
-              <w:t xml:space="preserve">–  Peace: the learner displays care and tolerance while discussing with peers and obtaining circular objects, tracing and marking out sectors and segments, and respecting differing approaches to problem-solving.</w:t>
-            </w:r>
-          </w:p>
-        </w:tc>
-      </w:tr>
-      <w:tr>
-        <w:tc>
-          <w:tcPr>
-            <w:tcW w:type="dxa" w:w="3000"/>
-            <w:shd w:fill="D5E8F0" w:color="auto" w:val="clear"/>
-            <w:tcMar>
-              <w:top w:type="dxa" w:w="60"/>
-              <w:left w:type="dxa" w:w="120"/>
-              <w:bottom w:type="dxa" w:w="60"/>
-              <w:right w:type="dxa" w:w="120"/>
-            </w:tcMar>
-            <w:vAlign w:val="top"/>
-          </w:tcPr>
-          <w:p>
-            <w:pPr>
-              <w:spacing w:after="40" w:before="0"/>
-              <w:jc w:val="left"/>
-            </w:pPr>
-            <w:r>
-              <w:rPr>
-                <w:rFonts w:ascii="Arial" w:cs="Arial" w:eastAsia="Arial" w:hAnsi="Arial"/>
-                <w:b/>
-                <w:bCs/>
-                <w:i w:val="false"/>
-                <w:iCs w:val="false"/>
-                <w:color w:val="000000"/>
-                <w:sz w:val="18"/>
-                <w:szCs w:val="18"/>
-              </w:rPr>
-              <w:t xml:space="preserve">Science &amp; Engineering Practices</w:t>
-            </w:r>
-          </w:p>
-        </w:tc>
-        <w:tc>
-          <w:tcPr>
-            <w:tcW w:type="dxa" w:w="10680"/>
-            <w:shd w:fill="FFFFFF" w:color="auto" w:val="clear"/>
-            <w:tcMar>
-              <w:top w:type="dxa" w:w="60"/>
-              <w:left w:type="dxa" w:w="120"/>
-              <w:bottom w:type="dxa" w:w="60"/>
-              <w:right w:type="dxa" w:w="120"/>
-            </w:tcMar>
-            <w:vAlign w:val="top"/>
-          </w:tcPr>
-          <w:p>
-            <w:pPr>
-              <w:spacing w:after="30" w:before="0"/>
-              <w:ind w:left="360" w:hanging="180"/>
-              <w:jc w:val="left"/>
-            </w:pPr>
-            <w:r>
-              <w:rPr>
-                <w:rFonts w:ascii="Arial" w:cs="Arial" w:eastAsia="Arial" w:hAnsi="Arial"/>
-                <w:b w:val="false"/>
-                <w:bCs w:val="false"/>
-                <w:i w:val="false"/>
-                <w:iCs w:val="false"/>
-                <w:color w:val="000000"/>
-                <w:sz w:val="18"/>
-                <w:szCs w:val="18"/>
-              </w:rPr>
-              <w:t xml:space="preserve">–  Asking Questions and Defining Problems: learners pose questions about why a slice of watermelon or a swept floor area is not a simple rectangle or triangle, driving investigation into circular area formulas.</w:t>
-            </w:r>
-          </w:p>
-          <w:p>
-            <w:pPr>
-              <w:spacing w:after="30" w:before="0"/>
-              <w:ind w:left="360" w:hanging="180"/>
-              <w:jc w:val="left"/>
-            </w:pPr>
-            <w:r>
-              <w:rPr>
-                <w:rFonts w:ascii="Arial" w:cs="Arial" w:eastAsia="Arial" w:hAnsi="Arial"/>
-                <w:b w:val="false"/>
-                <w:bCs w:val="false"/>
-                <w:i w:val="false"/>
-                <w:iCs w:val="false"/>
-                <w:color w:val="000000"/>
-                <w:sz w:val="18"/>
-                <w:szCs w:val="18"/>
-              </w:rPr>
-              <w:t xml:space="preserve">–  Planning and Carrying Out Investigations: learners design and execute a hands-on cut-out activity — measuring radius and central angle of paper sectors, recording data in a table, and computing areas to verify the formula.</w:t>
-            </w:r>
-          </w:p>
-          <w:p>
-            <w:pPr>
-              <w:spacing w:after="30" w:before="0"/>
-              <w:ind w:left="360" w:hanging="180"/>
-              <w:jc w:val="left"/>
-            </w:pPr>
-            <w:r>
-              <w:rPr>
-                <w:rFonts w:ascii="Arial" w:cs="Arial" w:eastAsia="Arial" w:hAnsi="Arial"/>
-                <w:b w:val="false"/>
-                <w:bCs w:val="false"/>
-                <w:i w:val="false"/>
-                <w:iCs w:val="false"/>
-                <w:color w:val="000000"/>
-                <w:sz w:val="18"/>
-                <w:szCs w:val="18"/>
-              </w:rPr>
-              <w:t xml:space="preserve">–  Using Mathematics and Computational Thinking: learners apply the sector and segment area formulas (θ/360 × πr²; sector area minus triangle area) to solve quantitative problems set in Kenyan contexts.</w:t>
-            </w:r>
-          </w:p>
-          <w:p>
-            <w:pPr>
-              <w:spacing w:after="30" w:before="0"/>
-              <w:ind w:left="360" w:hanging="180"/>
-              <w:jc w:val="left"/>
-            </w:pPr>
-            <w:r>
-              <w:rPr>
-                <w:rFonts w:ascii="Arial" w:cs="Arial" w:eastAsia="Arial" w:hAnsi="Arial"/>
-                <w:b w:val="false"/>
-                <w:bCs w:val="false"/>
-                <w:i w:val="false"/>
-                <w:iCs w:val="false"/>
-                <w:color w:val="000000"/>
-                <w:sz w:val="18"/>
-                <w:szCs w:val="18"/>
-              </w:rPr>
-              <w:t xml:space="preserve">–  Constructing Explanations: learners articulate why the formula for a sector is a fraction of the full circle's area, linking the central angle to the proportion of the circle, and explain the segment derivation step-by-step.</w:t>
-            </w:r>
-          </w:p>
-          <w:p>
-            <w:pPr>
-              <w:spacing w:after="30" w:before="0"/>
-              <w:ind w:left="360" w:hanging="180"/>
-              <w:jc w:val="left"/>
-            </w:pPr>
-            <w:r>
-              <w:rPr>
-                <w:rFonts w:ascii="Arial" w:cs="Arial" w:eastAsia="Arial" w:hAnsi="Arial"/>
-                <w:b w:val="false"/>
-                <w:bCs w:val="false"/>
-                <w:i w:val="false"/>
-                <w:iCs w:val="false"/>
-                <w:color w:val="000000"/>
-                <w:sz w:val="18"/>
-                <w:szCs w:val="18"/>
-              </w:rPr>
-              <w:t xml:space="preserve">–  Obtaining, Evaluating, and Communicating Information: learners present their findings on real-life applications (door sweeps, watermelon slices, wiper blade arcs) to peers and evaluate each other's reasoning.</w:t>
-            </w:r>
-          </w:p>
-        </w:tc>
-      </w:tr>
-      <w:tr>
-        <w:tc>
-          <w:tcPr>
-            <w:tcW w:type="dxa" w:w="3000"/>
-            <w:shd w:fill="FCE4D6" w:color="auto" w:val="clear"/>
-            <w:tcMar>
-              <w:top w:type="dxa" w:w="60"/>
-              <w:left w:type="dxa" w:w="120"/>
-              <w:bottom w:type="dxa" w:w="60"/>
-              <w:right w:type="dxa" w:w="120"/>
-            </w:tcMar>
-            <w:vAlign w:val="top"/>
-          </w:tcPr>
-          <w:p>
-            <w:pPr>
-              <w:spacing w:after="40" w:before="0"/>
-              <w:jc w:val="left"/>
-            </w:pPr>
-            <w:r>
-              <w:rPr>
-                <w:rFonts w:ascii="Arial" w:cs="Arial" w:eastAsia="Arial" w:hAnsi="Arial"/>
-                <w:b/>
-                <w:bCs/>
-                <w:i w:val="false"/>
-                <w:iCs w:val="false"/>
-                <w:color w:val="000000"/>
-                <w:sz w:val="18"/>
-                <w:szCs w:val="18"/>
-              </w:rPr>
-              <w:t xml:space="preserve">Pertinent &amp; Contemporary Issues (PCIs)</w:t>
-            </w:r>
-          </w:p>
-        </w:tc>
-        <w:tc>
-          <w:tcPr>
-            <w:tcW w:type="dxa" w:w="10680"/>
-            <w:shd w:fill="FFFFFF" w:color="auto" w:val="clear"/>
-            <w:tcMar>
-              <w:top w:type="dxa" w:w="60"/>
-              <w:left w:type="dxa" w:w="120"/>
-              <w:bottom w:type="dxa" w:w="60"/>
-              <w:right w:type="dxa" w:w="120"/>
-            </w:tcMar>
-            <w:vAlign w:val="top"/>
-          </w:tcPr>
-          <w:p>
-            <w:pPr>
-              <w:spacing w:after="30" w:before="0"/>
-              <w:ind w:left="360" w:hanging="180"/>
-              <w:jc w:val="left"/>
-            </w:pPr>
-            <w:r>
-              <w:rPr>
-                <w:rFonts w:ascii="Arial" w:cs="Arial" w:eastAsia="Arial" w:hAnsi="Arial"/>
-                <w:b w:val="false"/>
-                <w:bCs w:val="false"/>
-                <w:i w:val="false"/>
-                <w:iCs w:val="false"/>
-                <w:color w:val="000000"/>
-                <w:sz w:val="18"/>
-                <w:szCs w:val="18"/>
-              </w:rPr>
-              <w:t xml:space="preserve">–  Education for Sustainable Development: the learner uses locally available circular objects (sufuria lids, tin can bases, clock faces found in Nairobi markets) to trace and mark out sectors and segments, minimising waste by repurposing materials as learning resources.</w:t>
-            </w:r>
-          </w:p>
-          <w:p>
-            <w:pPr>
-              <w:spacing w:after="30" w:before="0"/>
-              <w:ind w:left="360" w:hanging="180"/>
-              <w:jc w:val="left"/>
-            </w:pPr>
-            <w:r>
-              <w:rPr>
-                <w:rFonts w:ascii="Arial" w:cs="Arial" w:eastAsia="Arial" w:hAnsi="Arial"/>
-                <w:b w:val="false"/>
-                <w:bCs w:val="false"/>
-                <w:i w:val="false"/>
-                <w:iCs w:val="false"/>
-                <w:color w:val="000000"/>
-                <w:sz w:val="18"/>
-                <w:szCs w:val="18"/>
-              </w:rPr>
-              <w:t xml:space="preserve">–  Life Skills (Decision Making): the learner makes informed decisions when selecting appropriate formulas and methods for calculating the area of a sector or segment in varied real-life problem contexts.</w:t>
-            </w:r>
-          </w:p>
-        </w:tc>
-      </w:tr>
-      <w:tr>
-        <w:tc>
-          <w:tcPr>
-            <w:tcW w:type="dxa" w:w="3000"/>
-            <w:shd w:fill="D9EEF1" w:color="auto" w:val="clear"/>
-            <w:tcMar>
-              <w:top w:type="dxa" w:w="60"/>
-              <w:left w:type="dxa" w:w="120"/>
-              <w:bottom w:type="dxa" w:w="60"/>
-              <w:right w:type="dxa" w:w="120"/>
-            </w:tcMar>
-            <w:vAlign w:val="top"/>
-          </w:tcPr>
-          <w:p>
-            <w:pPr>
-              <w:spacing w:after="40" w:before="0"/>
-              <w:jc w:val="left"/>
-            </w:pPr>
-            <w:r>
-              <w:rPr>
-                <w:rFonts w:ascii="Arial" w:cs="Arial" w:eastAsia="Arial" w:hAnsi="Arial"/>
-                <w:b/>
-                <w:bCs/>
-                <w:i w:val="false"/>
-                <w:iCs w:val="false"/>
-                <w:color w:val="000000"/>
-                <w:sz w:val="18"/>
-                <w:szCs w:val="18"/>
-              </w:rPr>
-              <w:t xml:space="preserve">Career Connections</w:t>
-            </w:r>
-          </w:p>
-        </w:tc>
-        <w:tc>
-          <w:tcPr>
-            <w:tcW w:type="dxa" w:w="10680"/>
-            <w:shd w:fill="FFFFFF" w:color="auto" w:val="clear"/>
-            <w:tcMar>
-              <w:top w:type="dxa" w:w="60"/>
-              <w:left w:type="dxa" w:w="120"/>
-              <w:bottom w:type="dxa" w:w="60"/>
-              <w:right w:type="dxa" w:w="120"/>
-            </w:tcMar>
-            <w:vAlign w:val="top"/>
-          </w:tcPr>
-          <w:p>
-            <w:pPr>
-              <w:spacing w:after="30" w:before="0"/>
-              <w:ind w:left="360" w:hanging="180"/>
-              <w:jc w:val="left"/>
-            </w:pPr>
-            <w:r>
-              <w:rPr>
-                <w:rFonts w:ascii="Arial" w:cs="Arial" w:eastAsia="Arial" w:hAnsi="Arial"/>
-                <w:b w:val="false"/>
-                <w:bCs w:val="false"/>
-                <w:i w:val="false"/>
-                <w:iCs w:val="false"/>
-                <w:color w:val="000000"/>
-                <w:sz w:val="18"/>
-                <w:szCs w:val="18"/>
-              </w:rPr>
-              <w:t xml:space="preserve">–  Architecture and Interior Design: calculating the floor area swept by doors and designing circular decorative patterns on buildings in cities like Nairobi and Mombasa requires accurate sector and segment area computations.</w:t>
-            </w:r>
-          </w:p>
-          <w:p>
-            <w:pPr>
-              <w:spacing w:after="30" w:before="0"/>
-              <w:ind w:left="360" w:hanging="180"/>
-              <w:jc w:val="left"/>
-            </w:pPr>
-            <w:r>
-              <w:rPr>
-                <w:rFonts w:ascii="Arial" w:cs="Arial" w:eastAsia="Arial" w:hAnsi="Arial"/>
-                <w:b w:val="false"/>
-                <w:bCs w:val="false"/>
-                <w:i w:val="false"/>
-                <w:iCs w:val="false"/>
-                <w:color w:val="000000"/>
-                <w:sz w:val="18"/>
-                <w:szCs w:val="18"/>
-              </w:rPr>
-              <w:t xml:space="preserve">–  Hospitality and Catering: portioning circular foods (watermelon, mandazi rounds, cake) into equal or specified sector-shaped servings requires understanding sector angles and areas — directly relevant to Kenya's hospitality industry.</w:t>
-            </w:r>
-          </w:p>
-          <w:p>
-            <w:pPr>
-              <w:spacing w:after="30" w:before="0"/>
-              <w:ind w:left="360" w:hanging="180"/>
-              <w:jc w:val="left"/>
-            </w:pPr>
-            <w:r>
-              <w:rPr>
-                <w:rFonts w:ascii="Arial" w:cs="Arial" w:eastAsia="Arial" w:hAnsi="Arial"/>
-                <w:b w:val="false"/>
-                <w:bCs w:val="false"/>
-                <w:i w:val="false"/>
-                <w:iCs w:val="false"/>
-                <w:color w:val="000000"/>
-                <w:sz w:val="18"/>
-                <w:szCs w:val="18"/>
-              </w:rPr>
-              <w:t xml:space="preserve">–  Sports Management and Coaching: computing the area of circular sectors on athletic tracks and field event circles (e.g. discus throwing sector) at venues such as Nyayo Stadium uses sector area concepts.</w:t>
-            </w:r>
-          </w:p>
-          <w:p>
-            <w:pPr>
-              <w:spacing w:after="30" w:before="0"/>
-              <w:ind w:left="360" w:hanging="180"/>
-              <w:jc w:val="left"/>
-            </w:pPr>
-            <w:r>
-              <w:rPr>
-                <w:rFonts w:ascii="Arial" w:cs="Arial" w:eastAsia="Arial" w:hAnsi="Arial"/>
-                <w:b w:val="false"/>
-                <w:bCs w:val="false"/>
-                <w:i w:val="false"/>
-                <w:iCs w:val="false"/>
-                <w:color w:val="000000"/>
-                <w:sz w:val="18"/>
-                <w:szCs w:val="18"/>
-              </w:rPr>
-              <w:t xml:space="preserve">–  Journalism and Photography: framing circular graphic elements, pie-chart overlays, and camera aperture calculations in media production connect to arc and sector proportions.</w:t>
-            </w:r>
-          </w:p>
-          <w:p>
-            <w:pPr>
-              <w:spacing w:after="30" w:before="0"/>
-              <w:ind w:left="360" w:hanging="180"/>
-              <w:jc w:val="left"/>
-            </w:pPr>
-            <w:r>
-              <w:rPr>
-                <w:rFonts w:ascii="Arial" w:cs="Arial" w:eastAsia="Arial" w:hAnsi="Arial"/>
-                <w:b w:val="false"/>
-                <w:bCs w:val="false"/>
-                <w:i w:val="false"/>
-                <w:iCs w:val="false"/>
-                <w:color w:val="000000"/>
-                <w:sz w:val="18"/>
-                <w:szCs w:val="18"/>
-              </w:rPr>
-              <w:t xml:space="preserve">–  Agriculture and Land Management: parcelling circular irrigation plots or rotational grazing paddocks in the Rift Valley into sector-shaped portions requires applying area of a sector to real land areas.</w:t>
-            </w:r>
-          </w:p>
-        </w:tc>
-      </w:tr>
-      <w:tr>
-        <w:tc>
-          <w:tcPr>
-            <w:tcW w:type="dxa" w:w="3000"/>
-            <w:shd w:fill="D5E8F0" w:color="auto" w:val="clear"/>
-            <w:tcMar>
-              <w:top w:type="dxa" w:w="60"/>
-              <w:left w:type="dxa" w:w="120"/>
-              <w:bottom w:type="dxa" w:w="60"/>
-              <w:right w:type="dxa" w:w="120"/>
-            </w:tcMar>
-            <w:vAlign w:val="top"/>
-          </w:tcPr>
-          <w:p>
-            <w:pPr>
-              <w:spacing w:after="40" w:before="0"/>
-              <w:jc w:val="left"/>
-            </w:pPr>
-            <w:r>
-              <w:rPr>
-                <w:rFonts w:ascii="Arial" w:cs="Arial" w:eastAsia="Arial" w:hAnsi="Arial"/>
-                <w:b/>
-                <w:bCs/>
-                <w:i w:val="false"/>
-                <w:iCs w:val="false"/>
-                <w:color w:val="000000"/>
-                <w:sz w:val="18"/>
-                <w:szCs w:val="18"/>
-              </w:rPr>
-              <w:t xml:space="preserve">Focus for Lessons</w:t>
-            </w:r>
-          </w:p>
-        </w:tc>
-        <w:tc>
-          <w:tcPr>
-            <w:tcW w:type="dxa" w:w="10680"/>
-            <w:shd w:fill="FFFFFF" w:color="auto" w:val="clear"/>
-            <w:tcMar>
-              <w:top w:type="dxa" w:w="60"/>
-              <w:left w:type="dxa" w:w="120"/>
-              <w:bottom w:type="dxa" w:w="60"/>
-              <w:right w:type="dxa" w:w="120"/>
-            </w:tcMar>
-            <w:vAlign w:val="top"/>
-          </w:tcPr>
-          <w:p>
-            <w:pPr>
-              <w:spacing w:after="40" w:before="0"/>
-              <w:jc w:val="left"/>
-            </w:pPr>
-            <w:r>
-              <w:rPr>
-                <w:rFonts w:ascii="Arial" w:cs="Arial" w:eastAsia="Arial" w:hAnsi="Arial"/>
-                <w:b w:val="false"/>
-                <w:bCs w:val="false"/>
-                <w:i w:val="false"/>
-                <w:iCs w:val="false"/>
-                <w:color w:val="000000"/>
-                <w:sz w:val="18"/>
-                <w:szCs w:val="18"/>
-              </w:rPr>
-              <w:t xml:space="preserve">This unit develops learners' ability to calculate and apply the area of sectors and segments of a circle, building directly on prior knowledge of circle properties and polygon areas (Sub-Strand 2.4). Learners progress from hands-on paper cut-out investigations to abstract formula derivation and finally to solving authentic Kenyan real-life problems. The unit foregrounds collaborative inquiry, local material use, and the utility of mathematics in everyday contexts such as food portioning, door clearance planning, and decorative design.</w:t>
-            </w:r>
-          </w:p>
-        </w:tc>
-      </w:tr>
-      <w:tr>
-        <w:tc>
-          <w:tcPr>
-            <w:tcW w:type="dxa" w:w="3000"/>
-            <w:shd w:fill="EAD1F5" w:color="auto" w:val="clear"/>
-            <w:tcMar>
-              <w:top w:type="dxa" w:w="60"/>
-              <w:left w:type="dxa" w:w="120"/>
-              <w:bottom w:type="dxa" w:w="60"/>
-              <w:right w:type="dxa" w:w="120"/>
-            </w:tcMar>
-            <w:vAlign w:val="top"/>
-          </w:tcPr>
-          <w:p>
-            <w:pPr>
-              <w:spacing w:after="40" w:before="0"/>
-              <w:jc w:val="left"/>
-            </w:pPr>
-            <w:r>
-              <w:rPr>
-                <w:rFonts w:ascii="Arial" w:cs="Arial" w:eastAsia="Arial" w:hAnsi="Arial"/>
-                <w:b/>
-                <w:bCs/>
-                <w:i w:val="false"/>
-                <w:iCs w:val="false"/>
-                <w:color w:val="000000"/>
-                <w:sz w:val="18"/>
-                <w:szCs w:val="18"/>
-              </w:rPr>
-              <w:t xml:space="preserve">Driving Question / Key Inquiry Questions</w:t>
-            </w:r>
-          </w:p>
-        </w:tc>
-        <w:tc>
-          <w:tcPr>
-            <w:tcW w:type="dxa" w:w="10680"/>
-            <w:shd w:fill="FFFFFF" w:color="auto" w:val="clear"/>
-            <w:tcMar>
-              <w:top w:type="dxa" w:w="60"/>
-              <w:left w:type="dxa" w:w="120"/>
-              <w:bottom w:type="dxa" w:w="60"/>
-              <w:right w:type="dxa" w:w="120"/>
-            </w:tcMar>
-            <w:vAlign w:val="top"/>
-          </w:tcPr>
-          <w:p>
-            <w:pPr>
-              <w:spacing w:after="40" w:before="0"/>
-              <w:jc w:val="left"/>
-            </w:pPr>
-            <w:r>
-              <w:rPr>
-                <w:rFonts w:ascii="Arial" w:cs="Arial" w:eastAsia="Arial" w:hAnsi="Arial"/>
-                <w:b w:val="false"/>
-                <w:bCs w:val="false"/>
-                <w:i w:val="false"/>
-                <w:iCs w:val="false"/>
-                <w:color w:val="000000"/>
-                <w:sz w:val="18"/>
-                <w:szCs w:val="18"/>
-              </w:rPr>
-              <w:t xml:space="preserve">DRIVING QUESTION: How can we calculate the exact area of any wedge-shaped or segment-shaped piece of a circle — like a watermelon slice at Wakulima Market — so that we can solve fair-sharing and design problems in real life?</w:t>
-            </w:r>
-          </w:p>
-          <w:p>
-            <w:pPr>
-              <w:spacing w:after="40" w:before="0"/>
-              <w:jc w:val="left"/>
-            </w:pPr>
-            <w:r>
-              <w:rPr>
-                <w:rFonts w:ascii="Arial" w:cs="Arial" w:eastAsia="Arial" w:hAnsi="Arial"/>
-                <w:b w:val="false"/>
-                <w:bCs w:val="false"/>
-                <w:i w:val="false"/>
-                <w:iCs w:val="false"/>
-                <w:color w:val="000000"/>
-                <w:sz w:val="18"/>
-                <w:szCs w:val="18"/>
-              </w:rPr>
-              <w:t xml:space="preserve"/>
-            </w:r>
-          </w:p>
-          <w:p>
-            <w:pPr>
-              <w:spacing w:after="40" w:before="0"/>
-              <w:jc w:val="left"/>
-            </w:pPr>
-            <w:r>
-              <w:rPr>
-                <w:rFonts w:ascii="Arial" w:cs="Arial" w:eastAsia="Arial" w:hAnsi="Arial"/>
-                <w:b w:val="false"/>
-                <w:bCs w:val="false"/>
-                <w:i w:val="false"/>
-                <w:iCs w:val="false"/>
-                <w:color w:val="000000"/>
-                <w:sz w:val="18"/>
-                <w:szCs w:val="18"/>
-              </w:rPr>
-              <w:t xml:space="preserve">KICD KEY INQUIRY QUESTION:</w:t>
-            </w:r>
-          </w:p>
-          <w:p>
-            <w:pPr>
-              <w:spacing w:after="40" w:before="0"/>
-              <w:jc w:val="left"/>
-            </w:pPr>
-            <w:r>
-              <w:rPr>
-                <w:rFonts w:ascii="Arial" w:cs="Arial" w:eastAsia="Arial" w:hAnsi="Arial"/>
-                <w:b w:val="false"/>
-                <w:bCs w:val="false"/>
-                <w:i w:val="false"/>
-                <w:iCs w:val="false"/>
-                <w:color w:val="000000"/>
-                <w:sz w:val="18"/>
-                <w:szCs w:val="18"/>
-              </w:rPr>
-              <w:t xml:space="preserve">1. Where do we use area of part of a circle in real life?</w:t>
-            </w:r>
-          </w:p>
-        </w:tc>
-      </w:tr>
-      <w:tr>
-        <w:tc>
-          <w:tcPr>
-            <w:tcW w:type="dxa" w:w="3000"/>
-            <w:shd w:fill="EAD1F5" w:color="auto" w:val="clear"/>
-            <w:tcMar>
-              <w:top w:type="dxa" w:w="60"/>
-              <w:left w:type="dxa" w:w="120"/>
-              <w:bottom w:type="dxa" w:w="60"/>
-              <w:right w:type="dxa" w:w="120"/>
-            </w:tcMar>
-            <w:vAlign w:val="top"/>
-          </w:tcPr>
-          <w:p>
-            <w:pPr>
-              <w:spacing w:after="40" w:before="0"/>
-              <w:jc w:val="left"/>
-            </w:pPr>
-            <w:r>
-              <w:rPr>
-                <w:rFonts w:ascii="Arial" w:cs="Arial" w:eastAsia="Arial" w:hAnsi="Arial"/>
-                <w:b/>
-                <w:bCs/>
-                <w:i w:val="false"/>
-                <w:iCs w:val="false"/>
-                <w:color w:val="000000"/>
-                <w:sz w:val="18"/>
-                <w:szCs w:val="18"/>
-              </w:rPr>
-              <w:t xml:space="preserve">Anchoring Phenomenon</w:t>
-            </w:r>
-          </w:p>
-        </w:tc>
-        <w:tc>
-          <w:tcPr>
-            <w:tcW w:type="dxa" w:w="10680"/>
-            <w:shd w:fill="FFFFFF" w:color="auto" w:val="clear"/>
-            <w:tcMar>
-              <w:top w:type="dxa" w:w="60"/>
-              <w:left w:type="dxa" w:w="120"/>
-              <w:bottom w:type="dxa" w:w="60"/>
-              <w:right w:type="dxa" w:w="120"/>
-            </w:tcMar>
-            <w:vAlign w:val="top"/>
-          </w:tcPr>
-          <w:p>
-            <w:pPr>
-              <w:spacing w:after="40" w:before="0"/>
-              <w:jc w:val="left"/>
-            </w:pPr>
-            <w:r>
-              <w:rPr>
-                <w:rFonts w:ascii="Arial" w:cs="Arial" w:eastAsia="Arial" w:hAnsi="Arial"/>
-                <w:b w:val="false"/>
-                <w:bCs w:val="false"/>
-                <w:i w:val="false"/>
-                <w:iCs w:val="false"/>
-                <w:color w:val="000000"/>
-                <w:sz w:val="18"/>
-                <w:szCs w:val="18"/>
-              </w:rPr>
-              <w:t xml:space="preserve">A mama mboga at Wakulima Market in Nairobi slices a large, perfectly circular watermelon into unequal wedge-shaped pieces to sell by the slice. Some customers complain that their pieces look smaller than others even though the vendor claims she cut the melon fairly. A student notices that two pieces cut at different angles but with the same radius look very different in size — one is a thin sliver and another is a wide wedge. The puzzle: the pieces are all bounded by two straight cuts and a curved rind, yet their sizes are clearly different. Why does changing only the angle of the cut change the area of the piece so dramatically? How can we calculate exactly how much watermelon (in cm²) is in any given wedge so that every customer truly gets a fair share? This is puzzling because learners' prior experience with area (rectangles, triangles, polygons) gives them no direct method for handling a shape bounded by two radii and a curved arc.</w:t>
-            </w:r>
-          </w:p>
-        </w:tc>
-      </w:tr>
-      <w:tr>
-        <w:tc>
-          <w:tcPr>
-            <w:tcW w:type="dxa" w:w="3000"/>
-            <w:shd w:fill="D9EEF1" w:color="auto" w:val="clear"/>
-            <w:tcMar>
-              <w:top w:type="dxa" w:w="60"/>
-              <w:left w:type="dxa" w:w="120"/>
-              <w:bottom w:type="dxa" w:w="60"/>
-              <w:right w:type="dxa" w:w="120"/>
-            </w:tcMar>
-            <w:vAlign w:val="top"/>
-          </w:tcPr>
-          <w:p>
-            <w:pPr>
-              <w:spacing w:after="40" w:before="0"/>
-              <w:jc w:val="left"/>
-            </w:pPr>
-            <w:r>
-              <w:rPr>
-                <w:rFonts w:ascii="Arial" w:cs="Arial" w:eastAsia="Arial" w:hAnsi="Arial"/>
-                <w:b/>
-                <w:bCs/>
-                <w:i w:val="false"/>
-                <w:iCs w:val="false"/>
-                <w:color w:val="000000"/>
-                <w:sz w:val="18"/>
-                <w:szCs w:val="18"/>
-              </w:rPr>
-              <w:t xml:space="preserve">Storyline Thread</w:t>
-            </w:r>
-          </w:p>
-        </w:tc>
-        <w:tc>
-          <w:tcPr>
-            <w:tcW w:type="dxa" w:w="10680"/>
-            <w:shd w:fill="FFFFFF" w:color="auto" w:val="clear"/>
-            <w:tcMar>
-              <w:top w:type="dxa" w:w="60"/>
-              <w:left w:type="dxa" w:w="120"/>
-              <w:bottom w:type="dxa" w:w="60"/>
-              <w:right w:type="dxa" w:w="120"/>
-            </w:tcMar>
-            <w:vAlign w:val="top"/>
-          </w:tcPr>
-          <w:p>
-            <w:pPr>
-              <w:spacing w:after="40" w:before="0"/>
-              <w:jc w:val="left"/>
-            </w:pPr>
-            <w:r>
-              <w:rPr>
-                <w:rFonts w:ascii="Arial" w:cs="Arial" w:eastAsia="Arial" w:hAnsi="Arial"/>
-                <w:b w:val="false"/>
-                <w:bCs w:val="false"/>
-                <w:i w:val="false"/>
-                <w:iCs w:val="false"/>
-                <w:color w:val="000000"/>
-                <w:sz w:val="18"/>
-                <w:szCs w:val="18"/>
-              </w:rPr>
-              <w:t xml:space="preserve">Lesson 1 — PREDICT: Anchoring Phenomenon Launch (Sector intuition)</w:t>
-            </w:r>
-          </w:p>
-          <w:p>
-            <w:pPr>
-              <w:spacing w:after="40" w:before="0"/>
-              <w:jc w:val="left"/>
-            </w:pPr>
-            <w:r>
-              <w:rPr>
-                <w:rFonts w:ascii="Arial" w:cs="Arial" w:eastAsia="Arial" w:hAnsi="Arial"/>
-                <w:b w:val="false"/>
-                <w:bCs w:val="false"/>
-                <w:i w:val="false"/>
-                <w:iCs w:val="false"/>
-                <w:color w:val="000000"/>
-                <w:sz w:val="18"/>
-                <w:szCs w:val="18"/>
-              </w:rPr>
-              <w:t xml:space="preserve">Learners are shown a large paper circle representing a watermelon cross-section. The teacher poses the driving question and asks learners to predict (individually, in writing) which of three drawn sectors — with angles 45°, 90°, and 135° and the same radius — has the largest area and by approximately how much. Cold-call 4 learners to share predictions; record on the Driving Question Board (DQB). Learners then discuss in pairs: what information would you need to calculate the exact area of each slice? Introduce vocabulary: sector, radius, central angle, arc.</w:t>
-            </w:r>
-          </w:p>
-          <w:p>
-            <w:pPr>
-              <w:spacing w:after="40" w:before="0"/>
-              <w:jc w:val="left"/>
-            </w:pPr>
-            <w:r>
-              <w:rPr>
-                <w:rFonts w:ascii="Arial" w:cs="Arial" w:eastAsia="Arial" w:hAnsi="Arial"/>
-                <w:b w:val="false"/>
-                <w:bCs w:val="false"/>
-                <w:i w:val="false"/>
-                <w:iCs w:val="false"/>
-                <w:color w:val="000000"/>
-                <w:sz w:val="18"/>
-                <w:szCs w:val="18"/>
-              </w:rPr>
-              <w:t xml:space="preserve"/>
-            </w:r>
-          </w:p>
-          <w:p>
-            <w:pPr>
-              <w:spacing w:after="40" w:before="0"/>
-              <w:jc w:val="left"/>
-            </w:pPr>
-            <w:r>
-              <w:rPr>
-                <w:rFonts w:ascii="Arial" w:cs="Arial" w:eastAsia="Arial" w:hAnsi="Arial"/>
-                <w:b w:val="false"/>
-                <w:bCs w:val="false"/>
-                <w:i w:val="false"/>
-                <w:iCs w:val="false"/>
-                <w:color w:val="000000"/>
-                <w:sz w:val="18"/>
-                <w:szCs w:val="18"/>
-              </w:rPr>
-              <w:t xml:space="preserve">Lesson 2 — OBSERVE: Investigating Sector Area with Cut-Outs</w:t>
-            </w:r>
-          </w:p>
-          <w:p>
-            <w:pPr>
-              <w:spacing w:after="40" w:before="0"/>
-              <w:jc w:val="left"/>
-            </w:pPr>
-            <w:r>
-              <w:rPr>
-                <w:rFonts w:ascii="Arial" w:cs="Arial" w:eastAsia="Arial" w:hAnsi="Arial"/>
-                <w:b w:val="false"/>
-                <w:bCs w:val="false"/>
-                <w:i w:val="false"/>
-                <w:iCs w:val="false"/>
-                <w:color w:val="000000"/>
-                <w:sz w:val="18"/>
-                <w:szCs w:val="18"/>
-              </w:rPr>
-              <w:t xml:space="preserve">Learners work in groups of 4. Each group receives a printed circle (radius 7 cm), a protractor, scissors, and a ruler. Groups cut out sectors of specified angles (30°, 60°, 90°, 120°, 180°) and arrange them side by side. They measure and record radius and angle, then calculate each sector's area as a fraction of the full circle area (πr²). Groups tabulate results and identify the pattern: Area of sector = (θ/360) × πr². Teacher circulates, asking targeted questions: "What fraction of the full circle is your 90° sector?" WAIT TIME: 30 seconds after each question before cold-calling.</w:t>
-            </w:r>
-          </w:p>
-          <w:p>
-            <w:pPr>
-              <w:spacing w:after="40" w:before="0"/>
-              <w:jc w:val="left"/>
-            </w:pPr>
-            <w:r>
-              <w:rPr>
-                <w:rFonts w:ascii="Arial" w:cs="Arial" w:eastAsia="Arial" w:hAnsi="Arial"/>
-                <w:b w:val="false"/>
-                <w:bCs w:val="false"/>
-                <w:i w:val="false"/>
-                <w:iCs w:val="false"/>
-                <w:color w:val="000000"/>
-                <w:sz w:val="18"/>
-                <w:szCs w:val="18"/>
-              </w:rPr>
-              <w:t xml:space="preserve"/>
-            </w:r>
-          </w:p>
-          <w:p>
-            <w:pPr>
-              <w:spacing w:after="40" w:before="0"/>
-              <w:jc w:val="left"/>
-            </w:pPr>
-            <w:r>
-              <w:rPr>
-                <w:rFonts w:ascii="Arial" w:cs="Arial" w:eastAsia="Arial" w:hAnsi="Arial"/>
-                <w:b w:val="false"/>
-                <w:bCs w:val="false"/>
-                <w:i w:val="false"/>
-                <w:iCs w:val="false"/>
-                <w:color w:val="000000"/>
-                <w:sz w:val="18"/>
-                <w:szCs w:val="18"/>
-              </w:rPr>
-              <w:t xml:space="preserve">Lesson 3 — EXPLAIN: Deriving and Applying the Sector Area Formula</w:t>
-            </w:r>
-          </w:p>
-          <w:p>
-            <w:pPr>
-              <w:spacing w:after="40" w:before="0"/>
-              <w:jc w:val="left"/>
-            </w:pPr>
-            <w:r>
-              <w:rPr>
-                <w:rFonts w:ascii="Arial" w:cs="Arial" w:eastAsia="Arial" w:hAnsi="Arial"/>
-                <w:b w:val="false"/>
-                <w:bCs w:val="false"/>
-                <w:i w:val="false"/>
-                <w:iCs w:val="false"/>
-                <w:color w:val="000000"/>
-                <w:sz w:val="18"/>
-                <w:szCs w:val="18"/>
-              </w:rPr>
-              <w:t xml:space="preserve">Teacher formalises the sector area formula from the groups' findings. Learners work through three graduated examples in Kenyan contexts: (1) a 120° slice of a watermelon of radius 15 cm; (2) the area swept by a school gate of radius 1.2 m swinging through 75°; (3) a centre-pivot irrigation arc of radius 80 m through 270°. Pairs solve problems and present solutions; class evaluates. Learners update the DQB with the sector formula and one new question that has arisen.</w:t>
-            </w:r>
-          </w:p>
-          <w:p>
-            <w:pPr>
-              <w:spacing w:after="40" w:before="0"/>
-              <w:jc w:val="left"/>
-            </w:pPr>
-            <w:r>
-              <w:rPr>
-                <w:rFonts w:ascii="Arial" w:cs="Arial" w:eastAsia="Arial" w:hAnsi="Arial"/>
-                <w:b w:val="false"/>
-                <w:bCs w:val="false"/>
-                <w:i w:val="false"/>
-                <w:iCs w:val="false"/>
-                <w:color w:val="000000"/>
-                <w:sz w:val="18"/>
-                <w:szCs w:val="18"/>
-              </w:rPr>
-              <w:t xml:space="preserve"/>
-            </w:r>
-          </w:p>
-          <w:p>
-            <w:pPr>
-              <w:spacing w:after="40" w:before="0"/>
-              <w:jc w:val="left"/>
-            </w:pPr>
-            <w:r>
-              <w:rPr>
-                <w:rFonts w:ascii="Arial" w:cs="Arial" w:eastAsia="Arial" w:hAnsi="Arial"/>
-                <w:b w:val="false"/>
-                <w:bCs w:val="false"/>
-                <w:i w:val="false"/>
-                <w:iCs w:val="false"/>
-                <w:color w:val="000000"/>
-                <w:sz w:val="18"/>
-                <w:szCs w:val="18"/>
-              </w:rPr>
-              <w:t xml:space="preserve">Lesson 4 — OBSERVE: Investigating Segment Area</w:t>
-            </w:r>
-          </w:p>
-          <w:p>
-            <w:pPr>
-              <w:spacing w:after="40" w:before="0"/>
-              <w:jc w:val="left"/>
-            </w:pPr>
-            <w:r>
-              <w:rPr>
-                <w:rFonts w:ascii="Arial" w:cs="Arial" w:eastAsia="Arial" w:hAnsi="Arial"/>
-                <w:b w:val="false"/>
-                <w:bCs w:val="false"/>
-                <w:i w:val="false"/>
-                <w:iCs w:val="false"/>
-                <w:color w:val="000000"/>
-                <w:sz w:val="18"/>
-                <w:szCs w:val="18"/>
-              </w:rPr>
-              <w:t xml:space="preserve">Learners return to their sector cut-outs. Teacher guides: "Inside this sector, there is a triangle formed by the two radii and the chord. What shape is left if we remove that triangle?" Learners cut out the triangle (base = chord, two equal sides = radius) from the sector to isolate the segment. They measure dimensions, calculate triangle area (½r²sinθ), and subtract from sector area to find segment area. Groups record the formula: Area of segment = (θ/360)πr² − ½r²sinθ. Observation schedule used for group work assessment.</w:t>
-            </w:r>
-          </w:p>
-          <w:p>
-            <w:pPr>
-              <w:spacing w:after="40" w:before="0"/>
-              <w:jc w:val="left"/>
-            </w:pPr>
-            <w:r>
-              <w:rPr>
-                <w:rFonts w:ascii="Arial" w:cs="Arial" w:eastAsia="Arial" w:hAnsi="Arial"/>
-                <w:b w:val="false"/>
-                <w:bCs w:val="false"/>
-                <w:i w:val="false"/>
-                <w:iCs w:val="false"/>
-                <w:color w:val="000000"/>
-                <w:sz w:val="18"/>
-                <w:szCs w:val="18"/>
-              </w:rPr>
-              <w:t xml:space="preserve"/>
-            </w:r>
-          </w:p>
-          <w:p>
-            <w:pPr>
-              <w:spacing w:after="40" w:before="0"/>
-              <w:jc w:val="left"/>
-            </w:pPr>
-            <w:r>
-              <w:rPr>
-                <w:rFonts w:ascii="Arial" w:cs="Arial" w:eastAsia="Arial" w:hAnsi="Arial"/>
-                <w:b w:val="false"/>
-                <w:bCs w:val="false"/>
-                <w:i w:val="false"/>
-                <w:iCs w:val="false"/>
-                <w:color w:val="000000"/>
-                <w:sz w:val="18"/>
-                <w:szCs w:val="18"/>
-              </w:rPr>
-              <w:t xml:space="preserve">Lesson 5 — EXPLAIN: Applying the Segment Area Formula</w:t>
-            </w:r>
-          </w:p>
-          <w:p>
-            <w:pPr>
-              <w:spacing w:after="40" w:before="0"/>
-              <w:jc w:val="left"/>
-            </w:pPr>
-            <w:r>
-              <w:rPr>
-                <w:rFonts w:ascii="Arial" w:cs="Arial" w:eastAsia="Arial" w:hAnsi="Arial"/>
-                <w:b w:val="false"/>
-                <w:bCs w:val="false"/>
-                <w:i w:val="false"/>
-                <w:iCs w:val="false"/>
-                <w:color w:val="000000"/>
-                <w:sz w:val="18"/>
-                <w:szCs w:val="18"/>
-              </w:rPr>
-              <w:t xml:space="preserve">Teacher works through two fully worked examples: (1) finding the area of the segment of a circle of radius 10 cm with a chord subtending 60° at the centre (context: leather coaster waste in Kericho); (2) the area of glass NOT cleaned by a matatu wiper of radius 30 cm that sweeps 110° (the uncleaned segment near the pivot). Learners then attempt two problems independently. WAIT TIME: allow 5 minutes silent work before peer discussion. Cold-call 3 learners to present solutions on the board. Correct misconceptions around the subtraction step.</w:t>
-            </w:r>
-          </w:p>
-          <w:p>
-            <w:pPr>
-              <w:spacing w:after="40" w:before="0"/>
-              <w:jc w:val="left"/>
-            </w:pPr>
-            <w:r>
-              <w:rPr>
-                <w:rFonts w:ascii="Arial" w:cs="Arial" w:eastAsia="Arial" w:hAnsi="Arial"/>
-                <w:b w:val="false"/>
-                <w:bCs w:val="false"/>
-                <w:i w:val="false"/>
-                <w:iCs w:val="false"/>
-                <w:color w:val="000000"/>
-                <w:sz w:val="18"/>
-                <w:szCs w:val="18"/>
-              </w:rPr>
-              <w:t xml:space="preserve"/>
-            </w:r>
-          </w:p>
-          <w:p>
-            <w:pPr>
-              <w:spacing w:after="40" w:before="0"/>
-              <w:jc w:val="left"/>
-            </w:pPr>
-            <w:r>
-              <w:rPr>
-                <w:rFonts w:ascii="Arial" w:cs="Arial" w:eastAsia="Arial" w:hAnsi="Arial"/>
-                <w:b w:val="false"/>
-                <w:bCs w:val="false"/>
-                <w:i w:val="false"/>
-                <w:iCs w:val="false"/>
-                <w:color w:val="000000"/>
-                <w:sz w:val="18"/>
-                <w:szCs w:val="18"/>
-              </w:rPr>
-              <w:t xml:space="preserve">Lesson 6 — DRIVING QUESTION BOARD (DQB) Update + Mixed Practice</w:t>
-            </w:r>
-          </w:p>
-          <w:p>
-            <w:pPr>
-              <w:spacing w:after="40" w:before="0"/>
-              <w:jc w:val="left"/>
-            </w:pPr>
-            <w:r>
-              <w:rPr>
-                <w:rFonts w:ascii="Arial" w:cs="Arial" w:eastAsia="Arial" w:hAnsi="Arial"/>
-                <w:b w:val="false"/>
-                <w:bCs w:val="false"/>
-                <w:i w:val="false"/>
-                <w:iCs w:val="false"/>
-                <w:color w:val="000000"/>
-                <w:sz w:val="18"/>
-                <w:szCs w:val="18"/>
-              </w:rPr>
-              <w:t xml:space="preserve">Learners revisit the DQB, answer questions resolved so far (sector formula, segment formula), and post new "wonder" questions. Teacher facilitates a class discussion linking back to the anchoring phenomenon: "Can we now calculate whether the mama mboga's slices are truly equal?" Learners calculate and compare three watermelon slice areas (angles 40°, 55°, 75°; radius 18 cm) and write a short justification of fairness. Introduce mixed problems combining both sector and segment in one context (e.g. total area of a decorative window panel in a Nairobi mosque).</w:t>
-            </w:r>
-          </w:p>
-          <w:p>
-            <w:pPr>
-              <w:spacing w:after="40" w:before="0"/>
-              <w:jc w:val="left"/>
-            </w:pPr>
-            <w:r>
-              <w:rPr>
-                <w:rFonts w:ascii="Arial" w:cs="Arial" w:eastAsia="Arial" w:hAnsi="Arial"/>
-                <w:b w:val="false"/>
-                <w:bCs w:val="false"/>
-                <w:i w:val="false"/>
-                <w:iCs w:val="false"/>
-                <w:color w:val="000000"/>
-                <w:sz w:val="18"/>
-                <w:szCs w:val="18"/>
-              </w:rPr>
-              <w:t xml:space="preserve"/>
-            </w:r>
-          </w:p>
-          <w:p>
-            <w:pPr>
-              <w:spacing w:after="40" w:before="0"/>
-              <w:jc w:val="left"/>
-            </w:pPr>
-            <w:r>
-              <w:rPr>
-                <w:rFonts w:ascii="Arial" w:cs="Arial" w:eastAsia="Arial" w:hAnsi="Arial"/>
-                <w:b w:val="false"/>
-                <w:bCs w:val="false"/>
-                <w:i w:val="false"/>
-                <w:iCs w:val="false"/>
-                <w:color w:val="000000"/>
-                <w:sz w:val="18"/>
-                <w:szCs w:val="18"/>
-              </w:rPr>
-              <w:t xml:space="preserve">Lesson 7 — MODEL BUILDING: Real-Life Design Task</w:t>
-            </w:r>
-          </w:p>
-          <w:p>
-            <w:pPr>
-              <w:spacing w:after="40" w:before="0"/>
-              <w:jc w:val="left"/>
-            </w:pPr>
-            <w:r>
-              <w:rPr>
-                <w:rFonts w:ascii="Arial" w:cs="Arial" w:eastAsia="Arial" w:hAnsi="Arial"/>
-                <w:b w:val="false"/>
-                <w:bCs w:val="false"/>
-                <w:i w:val="false"/>
-                <w:iCs w:val="false"/>
-                <w:color w:val="000000"/>
-                <w:sz w:val="18"/>
-                <w:szCs w:val="18"/>
-              </w:rPr>
-              <w:t xml:space="preserve">Learners work in pairs on a design challenge: plan a circular flowerbed of radius 2 m in the school compound that is divided into 4 sector-shaped sections for different plants; one section must be exactly 25% of the total area, two sections must be equal, and the fourth section is the remainder. Learners must calculate and label the angle and area of each section. Extension: one pair calculates the area of a decorative stone path that forms a segment around the outer edge of one section. Learners produce a labelled diagram with all calculations shown.</w:t>
-            </w:r>
-          </w:p>
-          <w:p>
-            <w:pPr>
-              <w:spacing w:after="40" w:before="0"/>
-              <w:jc w:val="left"/>
-            </w:pPr>
-            <w:r>
-              <w:rPr>
-                <w:rFonts w:ascii="Arial" w:cs="Arial" w:eastAsia="Arial" w:hAnsi="Arial"/>
-                <w:b w:val="false"/>
-                <w:bCs w:val="false"/>
-                <w:i w:val="false"/>
-                <w:iCs w:val="false"/>
-                <w:color w:val="000000"/>
-                <w:sz w:val="18"/>
-                <w:szCs w:val="18"/>
-              </w:rPr>
-              <w:t xml:space="preserve"/>
-            </w:r>
-          </w:p>
-          <w:p>
-            <w:pPr>
-              <w:spacing w:after="40" w:before="0"/>
-              <w:jc w:val="left"/>
-            </w:pPr>
-            <w:r>
-              <w:rPr>
-                <w:rFonts w:ascii="Arial" w:cs="Arial" w:eastAsia="Arial" w:hAnsi="Arial"/>
-                <w:b w:val="false"/>
-                <w:bCs w:val="false"/>
-                <w:i w:val="false"/>
-                <w:iCs w:val="false"/>
-                <w:color w:val="000000"/>
-                <w:sz w:val="18"/>
-                <w:szCs w:val="18"/>
-              </w:rPr>
-              <w:t xml:space="preserve">Lesson 8 — SUMMATIVE REVIEW + MODEL PRESENTATION</w:t>
-            </w:r>
-          </w:p>
-          <w:p>
-            <w:pPr>
-              <w:spacing w:after="40" w:before="0"/>
-              <w:jc w:val="left"/>
-            </w:pPr>
-            <w:r>
-              <w:rPr>
-                <w:rFonts w:ascii="Arial" w:cs="Arial" w:eastAsia="Arial" w:hAnsi="Arial"/>
-                <w:b w:val="false"/>
-                <w:bCs w:val="false"/>
-                <w:i w:val="false"/>
-                <w:iCs w:val="false"/>
-                <w:color w:val="000000"/>
-                <w:sz w:val="18"/>
-                <w:szCs w:val="18"/>
-              </w:rPr>
-              <w:t xml:space="preserve">Groups present their flowerbed designs and calculations to the class; peers provide structured feedback using the KICD assessment rubric criteria (sector area, segment area, application). Teacher conducts a whole-class consolidation: revisit the driving question with final answers, review the DQB for any unresolved questions, and administer a short written class activity (4 questions: 1 sector, 1 segment, 1 application, 1 multi-step). Learners reflect in their portfolios on what changed in their thinking from Lesson 1 to Lesson 8 regarding the watermelon phenomenon.</w:t>
-            </w:r>
-          </w:p>
-        </w:tc>
-      </w:tr>
-      <w:tr>
-        <w:tc>
-          <w:tcPr>
-            <w:tcW w:type="dxa" w:w="3000"/>
-            <w:shd w:fill="EAD1F5" w:color="auto" w:val="clear"/>
-            <w:tcMar>
-              <w:top w:type="dxa" w:w="60"/>
-              <w:left w:type="dxa" w:w="120"/>
-              <w:bottom w:type="dxa" w:w="60"/>
-              <w:right w:type="dxa" w:w="120"/>
-            </w:tcMar>
-            <w:vAlign w:val="top"/>
-          </w:tcPr>
-          <w:p>
-            <w:pPr>
-              <w:spacing w:after="40" w:before="0"/>
-              <w:jc w:val="left"/>
-            </w:pPr>
-            <w:r>
-              <w:rPr>
-                <w:rFonts w:ascii="Arial" w:cs="Arial" w:eastAsia="Arial" w:hAnsi="Arial"/>
-                <w:b/>
-                <w:bCs/>
-                <w:i w:val="false"/>
-                <w:iCs w:val="false"/>
-                <w:color w:val="000000"/>
-                <w:sz w:val="18"/>
-                <w:szCs w:val="18"/>
-              </w:rPr>
-              <w:t xml:space="preserve">Supporting Phenomena</w:t>
-            </w:r>
-          </w:p>
-        </w:tc>
-        <w:tc>
-          <w:tcPr>
-            <w:tcW w:type="dxa" w:w="10680"/>
-            <w:shd w:fill="FFFFFF" w:color="auto" w:val="clear"/>
-            <w:tcMar>
-              <w:top w:type="dxa" w:w="60"/>
-              <w:left w:type="dxa" w:w="120"/>
-              <w:bottom w:type="dxa" w:w="60"/>
-              <w:right w:type="dxa" w:w="120"/>
-            </w:tcMar>
-            <w:vAlign w:val="top"/>
-          </w:tcPr>
-          <w:p>
-            <w:pPr>
-              <w:spacing w:after="30" w:before="0"/>
-              <w:ind w:left="360" w:hanging="180"/>
-              <w:jc w:val="left"/>
-            </w:pPr>
-            <w:r>
-              <w:rPr>
-                <w:rFonts w:ascii="Arial" w:cs="Arial" w:eastAsia="Arial" w:hAnsi="Arial"/>
-                <w:b w:val="false"/>
-                <w:bCs w:val="false"/>
-                <w:i w:val="false"/>
-                <w:iCs w:val="false"/>
-                <w:color w:val="000000"/>
-                <w:sz w:val="18"/>
-                <w:szCs w:val="18"/>
-              </w:rPr>
-              <w:t xml:space="preserve">–  A watchman at a school gate in Kisumu notices that the open gate sweeps a fan-shaped region on the ground as it swings from closed to fully open — the painted warning zone on the ground is sector-shaped; how much ground area must be kept clear?</w:t>
-            </w:r>
-          </w:p>
-          <w:p>
-            <w:pPr>
-              <w:spacing w:after="30" w:before="0"/>
-              <w:ind w:left="360" w:hanging="180"/>
-              <w:jc w:val="left"/>
-            </w:pPr>
-            <w:r>
-              <w:rPr>
-                <w:rFonts w:ascii="Arial" w:cs="Arial" w:eastAsia="Arial" w:hAnsi="Arial"/>
-                <w:b w:val="false"/>
-                <w:bCs w:val="false"/>
-                <w:i w:val="false"/>
-                <w:iCs w:val="false"/>
-                <w:color w:val="000000"/>
-                <w:sz w:val="18"/>
-                <w:szCs w:val="18"/>
-              </w:rPr>
-              <w:t xml:space="preserve">–  A matatu windscreen wiper in Mombasa clears a sector-shaped region of glass with each sweep; the driver wants to know how much of the windscreen is actually cleaned and how much remains obscured — this involves the area of a sector (and of the uncleaned segment near the pivot).</w:t>
-            </w:r>
-          </w:p>
-          <w:p>
-            <w:pPr>
-              <w:spacing w:after="30" w:before="0"/>
-              <w:ind w:left="360" w:hanging="180"/>
-              <w:jc w:val="left"/>
-            </w:pPr>
-            <w:r>
-              <w:rPr>
-                <w:rFonts w:ascii="Arial" w:cs="Arial" w:eastAsia="Arial" w:hAnsi="Arial"/>
-                <w:b w:val="false"/>
-                <w:bCs w:val="false"/>
-                <w:i w:val="false"/>
-                <w:iCs w:val="false"/>
-                <w:color w:val="000000"/>
-                <w:sz w:val="18"/>
-                <w:szCs w:val="18"/>
-              </w:rPr>
-              <w:t xml:space="preserve">–  A craftsperson in Kericho making decorative leather coasters cuts circular discs and then removes a circular segment from each to create a "D-shaped" coaster — calculating how much leather is wasted per coaster requires segment area.</w:t>
-            </w:r>
-          </w:p>
-          <w:p>
-            <w:pPr>
-              <w:spacing w:after="30" w:before="0"/>
-              <w:ind w:left="360" w:hanging="180"/>
-              <w:jc w:val="left"/>
-            </w:pPr>
-            <w:r>
-              <w:rPr>
-                <w:rFonts w:ascii="Arial" w:cs="Arial" w:eastAsia="Arial" w:hAnsi="Arial"/>
-                <w:b w:val="false"/>
-                <w:bCs w:val="false"/>
-                <w:i w:val="false"/>
-                <w:iCs w:val="false"/>
-                <w:color w:val="000000"/>
-                <w:sz w:val="18"/>
-                <w:szCs w:val="18"/>
-              </w:rPr>
-              <w:t xml:space="preserve">–  A farmer in the Rift Valley installs a centre-pivot irrigation system that rotates through a 270° arc; the county water office needs to know the irrigated area in hectares to allocate water rights — this is a direct sector-area calculation on a large scale.</w:t>
-            </w:r>
-          </w:p>
-        </w:tc>
-      </w:tr>
-    </w:tbl>
-    <w:p>
-      <w:pPr>
-        <w:spacing w:after="120"/>
-      </w:pPr>
-      <w:r>
-        <w:t xml:space="preserve"/>
       </w:r>
     </w:p>
     <w:p>
@@ -3374,7 +3374,7 @@
             <w:pPr>
               <w:spacing w:after="20" w:before="0"/>
             </w:pPr>
-            <w:hyperlink w:history="1" r:id="rId2pilrt0pull6sxwd-8fek">
+            <w:hyperlink w:history="1" r:id="rId_85fueliq5l_iqhqqij3j">
               <w:r>
                 <w:rPr>
                   <w:rFonts w:ascii="Arial" w:cs="Arial" w:eastAsia="Arial" w:hAnsi="Arial"/>
@@ -3407,7 +3407,7 @@
               <w:spacing w:after="10" w:before="0"/>
               <w:ind w:left="120"/>
             </w:pPr>
-            <w:hyperlink w:history="1" r:id="rIdg2zcg4enhvmpju68nvq5e">
+            <w:hyperlink w:history="1" r:id="rIdu0loe7ruzmwjp_5l1kejo">
               <w:r>
                 <w:rPr>
                   <w:rFonts w:ascii="Arial" w:cs="Arial" w:eastAsia="Arial" w:hAnsi="Arial"/>
@@ -3452,7 +3452,7 @@
             <w:pPr>
               <w:spacing w:after="20" w:before="0"/>
             </w:pPr>
-            <w:hyperlink w:history="1" r:id="rIdfqf27dvpnktymnpdsaqtw">
+            <w:hyperlink w:history="1" r:id="rIdr29duy7dptsyvscsi6kry">
               <w:r>
                 <w:rPr>
                   <w:rFonts w:ascii="Arial" w:cs="Arial" w:eastAsia="Arial" w:hAnsi="Arial"/>
@@ -3485,7 +3485,7 @@
               <w:spacing w:after="10" w:before="0"/>
               <w:ind w:left="120"/>
             </w:pPr>
-            <w:hyperlink w:history="1" r:id="rIdozdvsix2w1dcgwxfcejcu">
+            <w:hyperlink w:history="1" r:id="rIdtnh2jac_e7r9toka1iydl">
               <w:r>
                 <w:rPr>
                   <w:rFonts w:ascii="Arial" w:cs="Arial" w:eastAsia="Arial" w:hAnsi="Arial"/>
@@ -3680,7 +3680,7 @@
             <w:pPr>
               <w:spacing w:after="20" w:before="0"/>
             </w:pPr>
-            <w:hyperlink w:history="1" r:id="rIdwxe5vrsc7pl0nwfy74ppn">
+            <w:hyperlink w:history="1" r:id="rIdvnkjdvnocgiaparx1_zn6">
               <w:r>
                 <w:rPr>
                   <w:rFonts w:ascii="Arial" w:cs="Arial" w:eastAsia="Arial" w:hAnsi="Arial"/>
@@ -3713,7 +3713,7 @@
               <w:spacing w:after="10" w:before="0"/>
               <w:ind w:left="120"/>
             </w:pPr>
-            <w:hyperlink w:history="1" r:id="rIdxcaelt9hazrwpxgyfii10">
+            <w:hyperlink w:history="1" r:id="rIdxapyinaqfg5o0xdbga_pq">
               <w:r>
                 <w:rPr>
                   <w:rFonts w:ascii="Arial" w:cs="Arial" w:eastAsia="Arial" w:hAnsi="Arial"/>
@@ -3758,7 +3758,7 @@
             <w:pPr>
               <w:spacing w:after="20" w:before="0"/>
             </w:pPr>
-            <w:hyperlink w:history="1" r:id="rIdjdvpgx-te6ao9dq1n1lnw">
+            <w:hyperlink w:history="1" r:id="rIdynhpojovoiqmhe-fjw_f8">
               <w:r>
                 <w:rPr>
                   <w:rFonts w:ascii="Arial" w:cs="Arial" w:eastAsia="Arial" w:hAnsi="Arial"/>
@@ -3791,7 +3791,7 @@
               <w:spacing w:after="10" w:before="0"/>
               <w:ind w:left="120"/>
             </w:pPr>
-            <w:hyperlink w:history="1" r:id="rIdxdp1g-i58vhi9oqkgpqip">
+            <w:hyperlink w:history="1" r:id="rIdlae8huz6xim2tdskna8xn">
               <w:r>
                 <w:rPr>
                   <w:rFonts w:ascii="Arial" w:cs="Arial" w:eastAsia="Arial" w:hAnsi="Arial"/>
@@ -3986,7 +3986,7 @@
             <w:pPr>
               <w:spacing w:after="20" w:before="0"/>
             </w:pPr>
-            <w:hyperlink w:history="1" r:id="rId4eamymulsbxnqhzjyl4cs">
+            <w:hyperlink w:history="1" r:id="rId7d-je47bpwwu7-izubbm2">
               <w:r>
                 <w:rPr>
                   <w:rFonts w:ascii="Arial" w:cs="Arial" w:eastAsia="Arial" w:hAnsi="Arial"/>
@@ -4019,7 +4019,7 @@
               <w:spacing w:after="10" w:before="0"/>
               <w:ind w:left="120"/>
             </w:pPr>
-            <w:hyperlink w:history="1" r:id="rIdmrln8cnqldnw6fqf0kyci">
+            <w:hyperlink w:history="1" r:id="rIdjrklozy0nhqxiosdq1c8r">
               <w:r>
                 <w:rPr>
                   <w:rFonts w:ascii="Arial" w:cs="Arial" w:eastAsia="Arial" w:hAnsi="Arial"/>
@@ -4064,7 +4064,7 @@
             <w:pPr>
               <w:spacing w:after="20" w:before="0"/>
             </w:pPr>
-            <w:hyperlink w:history="1" r:id="rIdjuccz7cugci0n2zdmykeu">
+            <w:hyperlink w:history="1" r:id="rIdjqpwuzukudtidef-bjbcb">
               <w:r>
                 <w:rPr>
                   <w:rFonts w:ascii="Arial" w:cs="Arial" w:eastAsia="Arial" w:hAnsi="Arial"/>
@@ -4097,7 +4097,7 @@
               <w:spacing w:after="10" w:before="0"/>
               <w:ind w:left="120"/>
             </w:pPr>
-            <w:hyperlink w:history="1" r:id="rIdpvumbaq8jiqhgmvwbvs25">
+            <w:hyperlink w:history="1" r:id="rIdxlgytb7emkw1wqgxddquw">
               <w:r>
                 <w:rPr>
                   <w:rFonts w:ascii="Arial" w:cs="Arial" w:eastAsia="Arial" w:hAnsi="Arial"/>
@@ -4292,7 +4292,7 @@
             <w:pPr>
               <w:spacing w:after="20" w:before="0"/>
             </w:pPr>
-            <w:hyperlink w:history="1" r:id="rIdla4pkp9sshe_kmesrul7w">
+            <w:hyperlink w:history="1" r:id="rIda5cbwqpef7wtvysuis2v9">
               <w:r>
                 <w:rPr>
                   <w:rFonts w:ascii="Arial" w:cs="Arial" w:eastAsia="Arial" w:hAnsi="Arial"/>
@@ -4325,7 +4325,7 @@
               <w:spacing w:after="10" w:before="0"/>
               <w:ind w:left="120"/>
             </w:pPr>
-            <w:hyperlink w:history="1" r:id="rIdhrkynkkqnmack4wszbpvp">
+            <w:hyperlink w:history="1" r:id="rIdt2ynnklb4b6vmplquv_nw">
               <w:r>
                 <w:rPr>
                   <w:rFonts w:ascii="Arial" w:cs="Arial" w:eastAsia="Arial" w:hAnsi="Arial"/>
@@ -4370,7 +4370,7 @@
             <w:pPr>
               <w:spacing w:after="20" w:before="0"/>
             </w:pPr>
-            <w:hyperlink w:history="1" r:id="rIdxlz4tj1dppbjrvge1cis_">
+            <w:hyperlink w:history="1" r:id="rIdcbkff14dwmeod10ykfioq">
               <w:r>
                 <w:rPr>
                   <w:rFonts w:ascii="Arial" w:cs="Arial" w:eastAsia="Arial" w:hAnsi="Arial"/>
@@ -4403,7 +4403,7 @@
               <w:spacing w:after="10" w:before="0"/>
               <w:ind w:left="120"/>
             </w:pPr>
-            <w:hyperlink w:history="1" r:id="rIducrwvcvnkgvbgkoz3ccug">
+            <w:hyperlink w:history="1" r:id="rIdwiccf1nukwd4xsphzwazc">
               <w:r>
                 <w:rPr>
                   <w:rFonts w:ascii="Arial" w:cs="Arial" w:eastAsia="Arial" w:hAnsi="Arial"/>
@@ -4598,7 +4598,7 @@
             <w:pPr>
               <w:spacing w:after="20" w:before="0"/>
             </w:pPr>
-            <w:hyperlink w:history="1" r:id="rIdekmq8ojbw83o3chocpsdj">
+            <w:hyperlink w:history="1" r:id="rId5kpglhldsarupvnpkcprj">
               <w:r>
                 <w:rPr>
                   <w:rFonts w:ascii="Arial" w:cs="Arial" w:eastAsia="Arial" w:hAnsi="Arial"/>
@@ -4631,7 +4631,7 @@
               <w:spacing w:after="10" w:before="0"/>
               <w:ind w:left="120"/>
             </w:pPr>
-            <w:hyperlink w:history="1" r:id="rId-dbwjifmhhg8a1tohemtx">
+            <w:hyperlink w:history="1" r:id="rIdow1wwbhsbncj5otk2hr-o">
               <w:r>
                 <w:rPr>
                   <w:rFonts w:ascii="Arial" w:cs="Arial" w:eastAsia="Arial" w:hAnsi="Arial"/>
@@ -4676,7 +4676,7 @@
             <w:pPr>
               <w:spacing w:after="20" w:before="0"/>
             </w:pPr>
-            <w:hyperlink w:history="1" r:id="rIdcocr0ywiqedw1dus4c8fw">
+            <w:hyperlink w:history="1" r:id="rIdvkxsrabsftob2xdt7sfvi">
               <w:r>
                 <w:rPr>
                   <w:rFonts w:ascii="Arial" w:cs="Arial" w:eastAsia="Arial" w:hAnsi="Arial"/>
@@ -4709,7 +4709,7 @@
               <w:spacing w:after="10" w:before="0"/>
               <w:ind w:left="120"/>
             </w:pPr>
-            <w:hyperlink w:history="1" r:id="rIdtaisd9bxzlgot78mwaaa3">
+            <w:hyperlink w:history="1" r:id="rIdot-zlr1zryvrst1uczxis">
               <w:r>
                 <w:rPr>
                   <w:rFonts w:ascii="Arial" w:cs="Arial" w:eastAsia="Arial" w:hAnsi="Arial"/>
@@ -5221,7 +5221,7 @@
         </w:rPr>
         <w:t xml:space="preserve">© 2026 SeaVuria and ARES. Aligned with KICD objectives. Developed by SeaVuria; technical implementation by ARES (with AI assistance from Claude). Licensed under </w:t>
       </w:r>
-      <w:hyperlink w:history="1" r:id="rId8vaxyetoyx9q42prlod74">
+      <w:hyperlink w:history="1" r:id="rIdkojwf_oa9fhm4fxw72qso">
         <w:r>
           <w:rPr>
             <w:rFonts w:ascii="Arial" w:cs="Arial" w:eastAsia="Arial" w:hAnsi="Arial"/>
@@ -5242,7 +5242,7 @@
         </w:rPr>
         <w:t xml:space="preserve"> (</w:t>
       </w:r>
-      <w:hyperlink w:history="1" r:id="rIdvpt7at8u-4nrfsahrfybx">
+      <w:hyperlink w:history="1" r:id="rIdj-ellxqvtvdguj-2d2dye">
         <w:r>
           <w:rPr>
             <w:rFonts w:ascii="Arial" w:cs="Arial" w:eastAsia="Arial" w:hAnsi="Arial"/>
@@ -6434,7 +6434,7 @@
             <w:pPr>
               <w:spacing w:after="20" w:before="0"/>
             </w:pPr>
-            <w:hyperlink w:history="1" r:id="rIdndflplarlumej541-aobp">
+            <w:hyperlink w:history="1" r:id="rIdoh9onqnph8by49dmdlwmg">
               <w:r>
                 <w:rPr>
                   <w:rFonts w:ascii="Arial" w:cs="Arial" w:eastAsia="Arial" w:hAnsi="Arial"/>
@@ -6467,7 +6467,7 @@
               <w:spacing w:after="10" w:before="0"/>
               <w:ind w:left="120"/>
             </w:pPr>
-            <w:hyperlink w:history="1" r:id="rIdm94spqh7ebpnkcyyj9qgx">
+            <w:hyperlink w:history="1" r:id="rIddiczztuhwqd7h8mzzhpzt">
               <w:r>
                 <w:rPr>
                   <w:rFonts w:ascii="Arial" w:cs="Arial" w:eastAsia="Arial" w:hAnsi="Arial"/>
@@ -6512,7 +6512,7 @@
             <w:pPr>
               <w:spacing w:after="20" w:before="0"/>
             </w:pPr>
-            <w:hyperlink w:history="1" r:id="rIdyoqadexoc-lyujgwysoi3">
+            <w:hyperlink w:history="1" r:id="rIdt7amgcb0zxab9-xatvk-6">
               <w:r>
                 <w:rPr>
                   <w:rFonts w:ascii="Arial" w:cs="Arial" w:eastAsia="Arial" w:hAnsi="Arial"/>
@@ -6545,7 +6545,7 @@
               <w:spacing w:after="10" w:before="0"/>
               <w:ind w:left="120"/>
             </w:pPr>
-            <w:hyperlink w:history="1" r:id="rIdhjk4piqpaufk7g-objzy-">
+            <w:hyperlink w:history="1" r:id="rIdaxkphqimd1pnrrcf4o1xj">
               <w:r>
                 <w:rPr>
                   <w:rFonts w:ascii="Arial" w:cs="Arial" w:eastAsia="Arial" w:hAnsi="Arial"/>
@@ -6740,7 +6740,7 @@
             <w:pPr>
               <w:spacing w:after="20" w:before="0"/>
             </w:pPr>
-            <w:hyperlink w:history="1" r:id="rId06nppwq4bqqhocsturhfr">
+            <w:hyperlink w:history="1" r:id="rIdkufcahg2vgte5y5tc8mqj">
               <w:r>
                 <w:rPr>
                   <w:rFonts w:ascii="Arial" w:cs="Arial" w:eastAsia="Arial" w:hAnsi="Arial"/>
@@ -6773,7 +6773,7 @@
               <w:spacing w:after="10" w:before="0"/>
               <w:ind w:left="120"/>
             </w:pPr>
-            <w:hyperlink w:history="1" r:id="rIdzann053uvbke5fo54eonu">
+            <w:hyperlink w:history="1" r:id="rIdzunbaxjk8xxe7wvxo_cie">
               <w:r>
                 <w:rPr>
                   <w:rFonts w:ascii="Arial" w:cs="Arial" w:eastAsia="Arial" w:hAnsi="Arial"/>
@@ -6818,7 +6818,7 @@
             <w:pPr>
               <w:spacing w:after="20" w:before="0"/>
             </w:pPr>
-            <w:hyperlink w:history="1" r:id="rId1jzohxasf5ey7ppy1agxl">
+            <w:hyperlink w:history="1" r:id="rIdzfxnd5m329c_4nol-hijo">
               <w:r>
                 <w:rPr>
                   <w:rFonts w:ascii="Arial" w:cs="Arial" w:eastAsia="Arial" w:hAnsi="Arial"/>
@@ -6851,7 +6851,7 @@
               <w:spacing w:after="10" w:before="0"/>
               <w:ind w:left="120"/>
             </w:pPr>
-            <w:hyperlink w:history="1" r:id="rIdbd6kqoqr8hkyegvacf2nz">
+            <w:hyperlink w:history="1" r:id="rIdlmyeocqruolyoygxycefd">
               <w:r>
                 <w:rPr>
                   <w:rFonts w:ascii="Arial" w:cs="Arial" w:eastAsia="Arial" w:hAnsi="Arial"/>
@@ -7046,7 +7046,7 @@
             <w:pPr>
               <w:spacing w:after="20" w:before="0"/>
             </w:pPr>
-            <w:hyperlink w:history="1" r:id="rId90mrounxpdzjmmby0hjo0">
+            <w:hyperlink w:history="1" r:id="rId797vttemdxie1cgx-ssp8">
               <w:r>
                 <w:rPr>
                   <w:rFonts w:ascii="Arial" w:cs="Arial" w:eastAsia="Arial" w:hAnsi="Arial"/>
@@ -7079,7 +7079,7 @@
               <w:spacing w:after="10" w:before="0"/>
               <w:ind w:left="120"/>
             </w:pPr>
-            <w:hyperlink w:history="1" r:id="rIde37wpgl-b_d6raea9hmzr">
+            <w:hyperlink w:history="1" r:id="rIdvlr-ot1wwwkhmfj26p7ly">
               <w:r>
                 <w:rPr>
                   <w:rFonts w:ascii="Arial" w:cs="Arial" w:eastAsia="Arial" w:hAnsi="Arial"/>
@@ -7124,7 +7124,7 @@
             <w:pPr>
               <w:spacing w:after="20" w:before="0"/>
             </w:pPr>
-            <w:hyperlink w:history="1" r:id="rIdonps3gcobjcvhemzs-udh">
+            <w:hyperlink w:history="1" r:id="rIdl5mp2xfsj0zyekev92nds">
               <w:r>
                 <w:rPr>
                   <w:rFonts w:ascii="Arial" w:cs="Arial" w:eastAsia="Arial" w:hAnsi="Arial"/>
@@ -7157,7 +7157,7 @@
               <w:spacing w:after="10" w:before="0"/>
               <w:ind w:left="120"/>
             </w:pPr>
-            <w:hyperlink w:history="1" r:id="rIddlstbu2tvccima6zvany3">
+            <w:hyperlink w:history="1" r:id="rIde54ykcsetct6ins2zxylu">
               <w:r>
                 <w:rPr>
                   <w:rFonts w:ascii="Arial" w:cs="Arial" w:eastAsia="Arial" w:hAnsi="Arial"/>
@@ -7352,7 +7352,7 @@
             <w:pPr>
               <w:spacing w:after="20" w:before="0"/>
             </w:pPr>
-            <w:hyperlink w:history="1" r:id="rId91pvmw_jonjgjpr7tznuy">
+            <w:hyperlink w:history="1" r:id="rIdevn0ohx8shrlh-q5i8bng">
               <w:r>
                 <w:rPr>
                   <w:rFonts w:ascii="Arial" w:cs="Arial" w:eastAsia="Arial" w:hAnsi="Arial"/>
@@ -7385,7 +7385,7 @@
               <w:spacing w:after="10" w:before="0"/>
               <w:ind w:left="120"/>
             </w:pPr>
-            <w:hyperlink w:history="1" r:id="rId8oqtiz0bevrlhcrq24ujg">
+            <w:hyperlink w:history="1" r:id="rIdlkbqgez1x2ttz0mjvlijl">
               <w:r>
                 <w:rPr>
                   <w:rFonts w:ascii="Arial" w:cs="Arial" w:eastAsia="Arial" w:hAnsi="Arial"/>
@@ -7430,7 +7430,7 @@
             <w:pPr>
               <w:spacing w:after="20" w:before="0"/>
             </w:pPr>
-            <w:hyperlink w:history="1" r:id="rIdnoohrqz8khsj5kgok9bt6">
+            <w:hyperlink w:history="1" r:id="rId7dvhvr7ae_ofyg05c5e8n">
               <w:r>
                 <w:rPr>
                   <w:rFonts w:ascii="Arial" w:cs="Arial" w:eastAsia="Arial" w:hAnsi="Arial"/>
@@ -7463,7 +7463,7 @@
               <w:spacing w:after="10" w:before="0"/>
               <w:ind w:left="120"/>
             </w:pPr>
-            <w:hyperlink w:history="1" r:id="rIdexpuisbnmuho5wysa2qmy">
+            <w:hyperlink w:history="1" r:id="rIdsx2ktlxiigeknp_8zlefr">
               <w:r>
                 <w:rPr>
                   <w:rFonts w:ascii="Arial" w:cs="Arial" w:eastAsia="Arial" w:hAnsi="Arial"/>
@@ -7658,7 +7658,7 @@
             <w:pPr>
               <w:spacing w:after="20" w:before="0"/>
             </w:pPr>
-            <w:hyperlink w:history="1" r:id="rIdlbmvachwyhrgkgwtnfplt">
+            <w:hyperlink w:history="1" r:id="rIdsgodrk_iypmdpscbguau6">
               <w:r>
                 <w:rPr>
                   <w:rFonts w:ascii="Arial" w:cs="Arial" w:eastAsia="Arial" w:hAnsi="Arial"/>
@@ -7691,7 +7691,7 @@
               <w:spacing w:after="10" w:before="0"/>
               <w:ind w:left="120"/>
             </w:pPr>
-            <w:hyperlink w:history="1" r:id="rIdzis6ljksw1qmds1ztm84q">
+            <w:hyperlink w:history="1" r:id="rIdycm8mazhaelai4i0b4ozx">
               <w:r>
                 <w:rPr>
                   <w:rFonts w:ascii="Arial" w:cs="Arial" w:eastAsia="Arial" w:hAnsi="Arial"/>
@@ -7736,7 +7736,7 @@
             <w:pPr>
               <w:spacing w:after="20" w:before="0"/>
             </w:pPr>
-            <w:hyperlink w:history="1" r:id="rIdwftd_fb9-isckfonaks7u">
+            <w:hyperlink w:history="1" r:id="rIdzjbftxdzhakvunjurqsob">
               <w:r>
                 <w:rPr>
                   <w:rFonts w:ascii="Arial" w:cs="Arial" w:eastAsia="Arial" w:hAnsi="Arial"/>
@@ -7769,7 +7769,7 @@
               <w:spacing w:after="10" w:before="0"/>
               <w:ind w:left="120"/>
             </w:pPr>
-            <w:hyperlink w:history="1" r:id="rIdaxlpr9jvmkox5uqvbjikm">
+            <w:hyperlink w:history="1" r:id="rId1gh4jisdk5m_7a-tzglo9">
               <w:r>
                 <w:rPr>
                   <w:rFonts w:ascii="Arial" w:cs="Arial" w:eastAsia="Arial" w:hAnsi="Arial"/>
@@ -8357,7 +8357,7 @@
         </w:rPr>
         <w:t xml:space="preserve">© 2026 SeaVuria and ARES. Aligned with KICD objectives. Developed by SeaVuria; technical implementation by ARES (with AI assistance from Claude). Licensed under </w:t>
       </w:r>
-      <w:hyperlink w:history="1" r:id="rIdnjcxlj29pcpq4ok_gc6gx">
+      <w:hyperlink w:history="1" r:id="rIdcngbpecjpfgvxsdnxdkbd">
         <w:r>
           <w:rPr>
             <w:rFonts w:ascii="Arial" w:cs="Arial" w:eastAsia="Arial" w:hAnsi="Arial"/>
@@ -8378,7 +8378,7 @@
         </w:rPr>
         <w:t xml:space="preserve"> (</w:t>
       </w:r>
-      <w:hyperlink w:history="1" r:id="rIdy2ivt5mmecaxekm_bie_n">
+      <w:hyperlink w:history="1" r:id="rIdzb2fdime-faupdg8y3vng">
         <w:r>
           <w:rPr>
             <w:rFonts w:ascii="Arial" w:cs="Arial" w:eastAsia="Arial" w:hAnsi="Arial"/>
@@ -9391,7 +9391,7 @@
             <w:pPr>
               <w:spacing w:after="20" w:before="0"/>
             </w:pPr>
-            <w:hyperlink w:history="1" r:id="rIdnkmdvvtg0w24byq9hpxe3">
+            <w:hyperlink w:history="1" r:id="rIdobjhiq-u0bpkdjipce0yx">
               <w:r>
                 <w:rPr>
                   <w:rFonts w:ascii="Arial" w:cs="Arial" w:eastAsia="Arial" w:hAnsi="Arial"/>
@@ -9424,7 +9424,7 @@
               <w:spacing w:after="10" w:before="0"/>
               <w:ind w:left="120"/>
             </w:pPr>
-            <w:hyperlink w:history="1" r:id="rIds2ytuauqfn4t1kpxcvqym">
+            <w:hyperlink w:history="1" r:id="rId8ckyaxj6ztle2rycv0i-9">
               <w:r>
                 <w:rPr>
                   <w:rFonts w:ascii="Arial" w:cs="Arial" w:eastAsia="Arial" w:hAnsi="Arial"/>
@@ -9469,7 +9469,7 @@
             <w:pPr>
               <w:spacing w:after="20" w:before="0"/>
             </w:pPr>
-            <w:hyperlink w:history="1" r:id="rIdrsdpis_ij6ses6rpnhfl8">
+            <w:hyperlink w:history="1" r:id="rIdk_fg07dpaqx6qiss6hhqn">
               <w:r>
                 <w:rPr>
                   <w:rFonts w:ascii="Arial" w:cs="Arial" w:eastAsia="Arial" w:hAnsi="Arial"/>
@@ -9502,7 +9502,7 @@
               <w:spacing w:after="10" w:before="0"/>
               <w:ind w:left="120"/>
             </w:pPr>
-            <w:hyperlink w:history="1" r:id="rIdqzpxmbime4gxhxt4ihdhh">
+            <w:hyperlink w:history="1" r:id="rIdka3wnwamenp6jcfobacut">
               <w:r>
                 <w:rPr>
                   <w:rFonts w:ascii="Arial" w:cs="Arial" w:eastAsia="Arial" w:hAnsi="Arial"/>
@@ -9697,7 +9697,7 @@
             <w:pPr>
               <w:spacing w:after="20" w:before="0"/>
             </w:pPr>
-            <w:hyperlink w:history="1" r:id="rId0vhnsrb5zptvtlxhtcqde">
+            <w:hyperlink w:history="1" r:id="rIdyhmgypzlwhuj5ycyd-qky">
               <w:r>
                 <w:rPr>
                   <w:rFonts w:ascii="Arial" w:cs="Arial" w:eastAsia="Arial" w:hAnsi="Arial"/>
@@ -9730,7 +9730,7 @@
               <w:spacing w:after="10" w:before="0"/>
               <w:ind w:left="120"/>
             </w:pPr>
-            <w:hyperlink w:history="1" r:id="rIdiqhpabvcppkhbbnwzd4km">
+            <w:hyperlink w:history="1" r:id="rIdmewdaa34yhpan8devjuyy">
               <w:r>
                 <w:rPr>
                   <w:rFonts w:ascii="Arial" w:cs="Arial" w:eastAsia="Arial" w:hAnsi="Arial"/>
@@ -9775,7 +9775,7 @@
             <w:pPr>
               <w:spacing w:after="20" w:before="0"/>
             </w:pPr>
-            <w:hyperlink w:history="1" r:id="rIddkwfqtwtklznjp4_wtnmf">
+            <w:hyperlink w:history="1" r:id="rIdmqtwmrx7ir1_yca1gkmhk">
               <w:r>
                 <w:rPr>
                   <w:rFonts w:ascii="Arial" w:cs="Arial" w:eastAsia="Arial" w:hAnsi="Arial"/>
@@ -9808,7 +9808,7 @@
               <w:spacing w:after="10" w:before="0"/>
               <w:ind w:left="120"/>
             </w:pPr>
-            <w:hyperlink w:history="1" r:id="rId2rjqw5ttnvvqi5ojd-v3f">
+            <w:hyperlink w:history="1" r:id="rIdnpdflkqdqgjeump7dymn_">
               <w:r>
                 <w:rPr>
                   <w:rFonts w:ascii="Arial" w:cs="Arial" w:eastAsia="Arial" w:hAnsi="Arial"/>
@@ -10003,7 +10003,7 @@
             <w:pPr>
               <w:spacing w:after="20" w:before="0"/>
             </w:pPr>
-            <w:hyperlink w:history="1" r:id="rIdfgwlfluu9u3kwtbk-5x36">
+            <w:hyperlink w:history="1" r:id="rId2ux2wpuhfx_vnafghjg2u">
               <w:r>
                 <w:rPr>
                   <w:rFonts w:ascii="Arial" w:cs="Arial" w:eastAsia="Arial" w:hAnsi="Arial"/>
@@ -10036,7 +10036,7 @@
               <w:spacing w:after="10" w:before="0"/>
               <w:ind w:left="120"/>
             </w:pPr>
-            <w:hyperlink w:history="1" r:id="rId7z9zayoncyrokqojz8jq4">
+            <w:hyperlink w:history="1" r:id="rIdnouj0cdrfnbztkvqeqeh_">
               <w:r>
                 <w:rPr>
                   <w:rFonts w:ascii="Arial" w:cs="Arial" w:eastAsia="Arial" w:hAnsi="Arial"/>
@@ -10081,7 +10081,7 @@
             <w:pPr>
               <w:spacing w:after="20" w:before="0"/>
             </w:pPr>
-            <w:hyperlink w:history="1" r:id="rIdiblh5k8ojfdevnpuxekkn">
+            <w:hyperlink w:history="1" r:id="rIdut9j4rimtsz_c8ad-vslt">
               <w:r>
                 <w:rPr>
                   <w:rFonts w:ascii="Arial" w:cs="Arial" w:eastAsia="Arial" w:hAnsi="Arial"/>
@@ -10114,7 +10114,7 @@
               <w:spacing w:after="10" w:before="0"/>
               <w:ind w:left="120"/>
             </w:pPr>
-            <w:hyperlink w:history="1" r:id="rIdl1ykhkttcggmcvjxekl-7">
+            <w:hyperlink w:history="1" r:id="rIdfvo303dt1o49hum4uib_i">
               <w:r>
                 <w:rPr>
                   <w:rFonts w:ascii="Arial" w:cs="Arial" w:eastAsia="Arial" w:hAnsi="Arial"/>
@@ -10309,7 +10309,7 @@
             <w:pPr>
               <w:spacing w:after="20" w:before="0"/>
             </w:pPr>
-            <w:hyperlink w:history="1" r:id="rIdka4lge9pyuzlq4usubf35">
+            <w:hyperlink w:history="1" r:id="rIdqwiu1b0wqqeo-d-mz8lqe">
               <w:r>
                 <w:rPr>
                   <w:rFonts w:ascii="Arial" w:cs="Arial" w:eastAsia="Arial" w:hAnsi="Arial"/>
@@ -10342,7 +10342,7 @@
               <w:spacing w:after="10" w:before="0"/>
               <w:ind w:left="120"/>
             </w:pPr>
-            <w:hyperlink w:history="1" r:id="rIdyblsxqegteg14lozvklpl">
+            <w:hyperlink w:history="1" r:id="rIdvfp2drgu5wo84rhuqrwr_">
               <w:r>
                 <w:rPr>
                   <w:rFonts w:ascii="Arial" w:cs="Arial" w:eastAsia="Arial" w:hAnsi="Arial"/>
@@ -10387,7 +10387,7 @@
             <w:pPr>
               <w:spacing w:after="20" w:before="0"/>
             </w:pPr>
-            <w:hyperlink w:history="1" r:id="rIdxsrd_d-lvfzlbtr5crk39">
+            <w:hyperlink w:history="1" r:id="rIdismttdht9fwq_tgpmfh0y">
               <w:r>
                 <w:rPr>
                   <w:rFonts w:ascii="Arial" w:cs="Arial" w:eastAsia="Arial" w:hAnsi="Arial"/>
@@ -10420,7 +10420,7 @@
               <w:spacing w:after="10" w:before="0"/>
               <w:ind w:left="120"/>
             </w:pPr>
-            <w:hyperlink w:history="1" r:id="rIdg3efcvzhq_fiajprobzzt">
+            <w:hyperlink w:history="1" r:id="rIdw8ggkucryvtuacnb9daan">
               <w:r>
                 <w:rPr>
                   <w:rFonts w:ascii="Arial" w:cs="Arial" w:eastAsia="Arial" w:hAnsi="Arial"/>
@@ -10615,7 +10615,7 @@
             <w:pPr>
               <w:spacing w:after="20" w:before="0"/>
             </w:pPr>
-            <w:hyperlink w:history="1" r:id="rIdsgs4wdju56tjgopdtzqub">
+            <w:hyperlink w:history="1" r:id="rIdzt3nse9jjw3my3d8xutis">
               <w:r>
                 <w:rPr>
                   <w:rFonts w:ascii="Arial" w:cs="Arial" w:eastAsia="Arial" w:hAnsi="Arial"/>
@@ -10648,7 +10648,7 @@
               <w:spacing w:after="10" w:before="0"/>
               <w:ind w:left="120"/>
             </w:pPr>
-            <w:hyperlink w:history="1" r:id="rIdunlouzgqrrowkqra1btxk">
+            <w:hyperlink w:history="1" r:id="rIdnxkjk2rqbdj5aihoyigv_">
               <w:r>
                 <w:rPr>
                   <w:rFonts w:ascii="Arial" w:cs="Arial" w:eastAsia="Arial" w:hAnsi="Arial"/>
@@ -10693,7 +10693,7 @@
             <w:pPr>
               <w:spacing w:after="20" w:before="0"/>
             </w:pPr>
-            <w:hyperlink w:history="1" r:id="rId6ekjbvtw0ngttgqnddven">
+            <w:hyperlink w:history="1" r:id="rIdojfopfj5v93takko3gp2-">
               <w:r>
                 <w:rPr>
                   <w:rFonts w:ascii="Arial" w:cs="Arial" w:eastAsia="Arial" w:hAnsi="Arial"/>
@@ -10726,7 +10726,7 @@
               <w:spacing w:after="10" w:before="0"/>
               <w:ind w:left="120"/>
             </w:pPr>
-            <w:hyperlink w:history="1" r:id="rId87m04t4szl_kepiima2xg">
+            <w:hyperlink w:history="1" r:id="rIdhopyn-adkteh27z8vqy7l">
               <w:r>
                 <w:rPr>
                   <w:rFonts w:ascii="Arial" w:cs="Arial" w:eastAsia="Arial" w:hAnsi="Arial"/>
@@ -11333,7 +11333,7 @@
         </w:rPr>
         <w:t xml:space="preserve">© 2026 SeaVuria and ARES. Aligned with KICD objectives. Developed by SeaVuria; technical implementation by ARES (with AI assistance from Claude). Licensed under </w:t>
       </w:r>
-      <w:hyperlink w:history="1" r:id="rIdkeukbz2pjblc2bdguaq1m">
+      <w:hyperlink w:history="1" r:id="rIdm_-fgsl5cwxh2cmbhj47s">
         <w:r>
           <w:rPr>
             <w:rFonts w:ascii="Arial" w:cs="Arial" w:eastAsia="Arial" w:hAnsi="Arial"/>
@@ -11354,7 +11354,7 @@
         </w:rPr>
         <w:t xml:space="preserve"> (</w:t>
       </w:r>
-      <w:hyperlink w:history="1" r:id="rIdvfo8w6ozra7dccpe9gcjl">
+      <w:hyperlink w:history="1" r:id="rIdq1zfv4-85vxbed5_ayffm">
         <w:r>
           <w:rPr>
             <w:rFonts w:ascii="Arial" w:cs="Arial" w:eastAsia="Arial" w:hAnsi="Arial"/>
@@ -12367,7 +12367,7 @@
             <w:pPr>
               <w:spacing w:after="20" w:before="0"/>
             </w:pPr>
-            <w:hyperlink w:history="1" r:id="rIdqvlbyq1jygwuu2zufgahc">
+            <w:hyperlink w:history="1" r:id="rId2y1viwyvmhcynevc4xn3c">
               <w:r>
                 <w:rPr>
                   <w:rFonts w:ascii="Arial" w:cs="Arial" w:eastAsia="Arial" w:hAnsi="Arial"/>
@@ -12400,7 +12400,7 @@
               <w:spacing w:after="10" w:before="0"/>
               <w:ind w:left="120"/>
             </w:pPr>
-            <w:hyperlink w:history="1" r:id="rIdljvb0joz82-gk1gj0aw2l">
+            <w:hyperlink w:history="1" r:id="rIdk_aywtbsze_nxq9fivo8i">
               <w:r>
                 <w:rPr>
                   <w:rFonts w:ascii="Arial" w:cs="Arial" w:eastAsia="Arial" w:hAnsi="Arial"/>
@@ -12445,7 +12445,7 @@
             <w:pPr>
               <w:spacing w:after="20" w:before="0"/>
             </w:pPr>
-            <w:hyperlink w:history="1" r:id="rId4y0kr0kgeeodsjlwgzunc">
+            <w:hyperlink w:history="1" r:id="rIds0ecn8tq546xjcu63tran">
               <w:r>
                 <w:rPr>
                   <w:rFonts w:ascii="Arial" w:cs="Arial" w:eastAsia="Arial" w:hAnsi="Arial"/>
@@ -12478,7 +12478,7 @@
               <w:spacing w:after="10" w:before="0"/>
               <w:ind w:left="120"/>
             </w:pPr>
-            <w:hyperlink w:history="1" r:id="rIdzwjl_486ol3nrqncvpvf6">
+            <w:hyperlink w:history="1" r:id="rIdxso9vzqs-97xcmdpnp1v6">
               <w:r>
                 <w:rPr>
                   <w:rFonts w:ascii="Arial" w:cs="Arial" w:eastAsia="Arial" w:hAnsi="Arial"/>
@@ -12673,7 +12673,7 @@
             <w:pPr>
               <w:spacing w:after="20" w:before="0"/>
             </w:pPr>
-            <w:hyperlink w:history="1" r:id="rIdldonaalu11rtmvaepq4ge">
+            <w:hyperlink w:history="1" r:id="rIdjeuigbiarhz-zd8dzsj9a">
               <w:r>
                 <w:rPr>
                   <w:rFonts w:ascii="Arial" w:cs="Arial" w:eastAsia="Arial" w:hAnsi="Arial"/>
@@ -12706,7 +12706,7 @@
               <w:spacing w:after="10" w:before="0"/>
               <w:ind w:left="120"/>
             </w:pPr>
-            <w:hyperlink w:history="1" r:id="rIdsfbqeuxoqyp0oyo-dodam">
+            <w:hyperlink w:history="1" r:id="rIdibjehc2yqerdegcsqg8v7">
               <w:r>
                 <w:rPr>
                   <w:rFonts w:ascii="Arial" w:cs="Arial" w:eastAsia="Arial" w:hAnsi="Arial"/>
@@ -12751,7 +12751,7 @@
             <w:pPr>
               <w:spacing w:after="20" w:before="0"/>
             </w:pPr>
-            <w:hyperlink w:history="1" r:id="rIdtavtk_7wb1jkobhr2y02h">
+            <w:hyperlink w:history="1" r:id="rIdvwhwejtnpj1zjukvaln0t">
               <w:r>
                 <w:rPr>
                   <w:rFonts w:ascii="Arial" w:cs="Arial" w:eastAsia="Arial" w:hAnsi="Arial"/>
@@ -12784,7 +12784,7 @@
               <w:spacing w:after="10" w:before="0"/>
               <w:ind w:left="120"/>
             </w:pPr>
-            <w:hyperlink w:history="1" r:id="rId1s1ar2ncovmfpoo_mxjyu">
+            <w:hyperlink w:history="1" r:id="rIddqqt3hkszukehq_pcdgxn">
               <w:r>
                 <w:rPr>
                   <w:rFonts w:ascii="Arial" w:cs="Arial" w:eastAsia="Arial" w:hAnsi="Arial"/>
@@ -12979,7 +12979,7 @@
             <w:pPr>
               <w:spacing w:after="20" w:before="0"/>
             </w:pPr>
-            <w:hyperlink w:history="1" r:id="rId0fusc_kgakzkkon9xvskx">
+            <w:hyperlink w:history="1" r:id="rIdwidbnwonnept3ml3skvqn">
               <w:r>
                 <w:rPr>
                   <w:rFonts w:ascii="Arial" w:cs="Arial" w:eastAsia="Arial" w:hAnsi="Arial"/>
@@ -13012,7 +13012,7 @@
               <w:spacing w:after="10" w:before="0"/>
               <w:ind w:left="120"/>
             </w:pPr>
-            <w:hyperlink w:history="1" r:id="rIdptnhy0n-mxzokprd-3dkf">
+            <w:hyperlink w:history="1" r:id="rId6dptsmf3tsqmj_ow3yos3">
               <w:r>
                 <w:rPr>
                   <w:rFonts w:ascii="Arial" w:cs="Arial" w:eastAsia="Arial" w:hAnsi="Arial"/>
@@ -13057,7 +13057,7 @@
             <w:pPr>
               <w:spacing w:after="20" w:before="0"/>
             </w:pPr>
-            <w:hyperlink w:history="1" r:id="rIdnqzm4z_8kinxyfbu96s89">
+            <w:hyperlink w:history="1" r:id="rIddp55h2jiuacxu9wicmnps">
               <w:r>
                 <w:rPr>
                   <w:rFonts w:ascii="Arial" w:cs="Arial" w:eastAsia="Arial" w:hAnsi="Arial"/>
@@ -13090,7 +13090,7 @@
               <w:spacing w:after="10" w:before="0"/>
               <w:ind w:left="120"/>
             </w:pPr>
-            <w:hyperlink w:history="1" r:id="rIdc9tz9x-1uehihkwtm3uav">
+            <w:hyperlink w:history="1" r:id="rIdtoteel8of4ira0h5f4xb5">
               <w:r>
                 <w:rPr>
                   <w:rFonts w:ascii="Arial" w:cs="Arial" w:eastAsia="Arial" w:hAnsi="Arial"/>
@@ -13285,7 +13285,7 @@
             <w:pPr>
               <w:spacing w:after="20" w:before="0"/>
             </w:pPr>
-            <w:hyperlink w:history="1" r:id="rIddhhlihrwvpxzh0h8cr_r4">
+            <w:hyperlink w:history="1" r:id="rIdepmezuz9gkx6atdd0nj12">
               <w:r>
                 <w:rPr>
                   <w:rFonts w:ascii="Arial" w:cs="Arial" w:eastAsia="Arial" w:hAnsi="Arial"/>
@@ -13318,7 +13318,7 @@
               <w:spacing w:after="10" w:before="0"/>
               <w:ind w:left="120"/>
             </w:pPr>
-            <w:hyperlink w:history="1" r:id="rIdc1stlyomg4zhtghs71haf">
+            <w:hyperlink w:history="1" r:id="rIddrcncwgjwrxe8m5h44eyd">
               <w:r>
                 <w:rPr>
                   <w:rFonts w:ascii="Arial" w:cs="Arial" w:eastAsia="Arial" w:hAnsi="Arial"/>
@@ -13363,7 +13363,7 @@
             <w:pPr>
               <w:spacing w:after="20" w:before="0"/>
             </w:pPr>
-            <w:hyperlink w:history="1" r:id="rId9e-isfgx-kbcuqmmyicwd">
+            <w:hyperlink w:history="1" r:id="rIdstxz1609zoc3y6nggkypu">
               <w:r>
                 <w:rPr>
                   <w:rFonts w:ascii="Arial" w:cs="Arial" w:eastAsia="Arial" w:hAnsi="Arial"/>
@@ -13396,7 +13396,7 @@
               <w:spacing w:after="10" w:before="0"/>
               <w:ind w:left="120"/>
             </w:pPr>
-            <w:hyperlink w:history="1" r:id="rIdljm55tbkbavhojrip0t2-">
+            <w:hyperlink w:history="1" r:id="rIdr3zj4ezvkvtzic9fb0amw">
               <w:r>
                 <w:rPr>
                   <w:rFonts w:ascii="Arial" w:cs="Arial" w:eastAsia="Arial" w:hAnsi="Arial"/>
@@ -13591,7 +13591,7 @@
             <w:pPr>
               <w:spacing w:after="20" w:before="0"/>
             </w:pPr>
-            <w:hyperlink w:history="1" r:id="rIdgk5d9yvttqueopl0junh2">
+            <w:hyperlink w:history="1" r:id="rIdd9sjp86gyanuwnbww-7yk">
               <w:r>
                 <w:rPr>
                   <w:rFonts w:ascii="Arial" w:cs="Arial" w:eastAsia="Arial" w:hAnsi="Arial"/>
@@ -13624,7 +13624,7 @@
               <w:spacing w:after="10" w:before="0"/>
               <w:ind w:left="120"/>
             </w:pPr>
-            <w:hyperlink w:history="1" r:id="rId4mf_d_tbsldwoebnbsys0">
+            <w:hyperlink w:history="1" r:id="rId2e0v8lgeo1f0jk8rrhakz">
               <w:r>
                 <w:rPr>
                   <w:rFonts w:ascii="Arial" w:cs="Arial" w:eastAsia="Arial" w:hAnsi="Arial"/>
@@ -13669,7 +13669,7 @@
             <w:pPr>
               <w:spacing w:after="20" w:before="0"/>
             </w:pPr>
-            <w:hyperlink w:history="1" r:id="rIdyecjdqbmfnjwblcmsmksa">
+            <w:hyperlink w:history="1" r:id="rIddhxjpgwesf2xsfv4govqo">
               <w:r>
                 <w:rPr>
                   <w:rFonts w:ascii="Arial" w:cs="Arial" w:eastAsia="Arial" w:hAnsi="Arial"/>
@@ -13702,7 +13702,7 @@
               <w:spacing w:after="10" w:before="0"/>
               <w:ind w:left="120"/>
             </w:pPr>
-            <w:hyperlink w:history="1" r:id="rIdwyuegsn79wcbpq4hcxprm">
+            <w:hyperlink w:history="1" r:id="rIdnd8dzh7mop5m3urgv6oh9">
               <w:r>
                 <w:rPr>
                   <w:rFonts w:ascii="Arial" w:cs="Arial" w:eastAsia="Arial" w:hAnsi="Arial"/>
@@ -14214,7 +14214,7 @@
         </w:rPr>
         <w:t xml:space="preserve">© 2026 SeaVuria and ARES. Aligned with KICD objectives. Developed by SeaVuria; technical implementation by ARES (with AI assistance from Claude). Licensed under </w:t>
       </w:r>
-      <w:hyperlink w:history="1" r:id="rIdkunhkeqcn2oedqifegib2">
+      <w:hyperlink w:history="1" r:id="rIdzspmhvah2gwp2vqguwfk7">
         <w:r>
           <w:rPr>
             <w:rFonts w:ascii="Arial" w:cs="Arial" w:eastAsia="Arial" w:hAnsi="Arial"/>
@@ -14235,7 +14235,7 @@
         </w:rPr>
         <w:t xml:space="preserve"> (</w:t>
       </w:r>
-      <w:hyperlink w:history="1" r:id="rIdi-zcs_kmffnjbqliigvxo">
+      <w:hyperlink w:history="1" r:id="rId-qurgc6hwdibzignid6_w">
         <w:r>
           <w:rPr>
             <w:rFonts w:ascii="Arial" w:cs="Arial" w:eastAsia="Arial" w:hAnsi="Arial"/>
@@ -15407,7 +15407,7 @@
             <w:pPr>
               <w:spacing w:after="20" w:before="0"/>
             </w:pPr>
-            <w:hyperlink w:history="1" r:id="rIdsn4t0utpy8v9iltb0xlon">
+            <w:hyperlink w:history="1" r:id="rIdf27a55yh89izfq__vzlnj">
               <w:r>
                 <w:rPr>
                   <w:rFonts w:ascii="Arial" w:cs="Arial" w:eastAsia="Arial" w:hAnsi="Arial"/>
@@ -15440,7 +15440,7 @@
               <w:spacing w:after="10" w:before="0"/>
               <w:ind w:left="120"/>
             </w:pPr>
-            <w:hyperlink w:history="1" r:id="rId2gmcwsaeeeomiyfbtsdnx">
+            <w:hyperlink w:history="1" r:id="rIdduwhxgjnplasev72tcx3q">
               <w:r>
                 <w:rPr>
                   <w:rFonts w:ascii="Arial" w:cs="Arial" w:eastAsia="Arial" w:hAnsi="Arial"/>
@@ -15485,7 +15485,7 @@
             <w:pPr>
               <w:spacing w:after="20" w:before="0"/>
             </w:pPr>
-            <w:hyperlink w:history="1" r:id="rIdvpyesowtlnskzx_t3vjyo">
+            <w:hyperlink w:history="1" r:id="rIdkmi0qs5spuaqy9qvagmge">
               <w:r>
                 <w:rPr>
                   <w:rFonts w:ascii="Arial" w:cs="Arial" w:eastAsia="Arial" w:hAnsi="Arial"/>
@@ -15518,7 +15518,7 @@
               <w:spacing w:after="10" w:before="0"/>
               <w:ind w:left="120"/>
             </w:pPr>
-            <w:hyperlink w:history="1" r:id="rIdjoag1xtye83gjsfqopmfo">
+            <w:hyperlink w:history="1" r:id="rIdy-rgflq_etjiufdbsjnen">
               <w:r>
                 <w:rPr>
                   <w:rFonts w:ascii="Arial" w:cs="Arial" w:eastAsia="Arial" w:hAnsi="Arial"/>
@@ -15713,7 +15713,7 @@
             <w:pPr>
               <w:spacing w:after="20" w:before="0"/>
             </w:pPr>
-            <w:hyperlink w:history="1" r:id="rId5yewex442l0krqub0m6um">
+            <w:hyperlink w:history="1" r:id="rIdxvvqccukkuqusb_rdsfpk">
               <w:r>
                 <w:rPr>
                   <w:rFonts w:ascii="Arial" w:cs="Arial" w:eastAsia="Arial" w:hAnsi="Arial"/>
@@ -15746,7 +15746,7 @@
               <w:spacing w:after="10" w:before="0"/>
               <w:ind w:left="120"/>
             </w:pPr>
-            <w:hyperlink w:history="1" r:id="rIdaojs54voy5c9elisqykud">
+            <w:hyperlink w:history="1" r:id="rIdupc75erhib9lb6ztpd19o">
               <w:r>
                 <w:rPr>
                   <w:rFonts w:ascii="Arial" w:cs="Arial" w:eastAsia="Arial" w:hAnsi="Arial"/>
@@ -15791,7 +15791,7 @@
             <w:pPr>
               <w:spacing w:after="20" w:before="0"/>
             </w:pPr>
-            <w:hyperlink w:history="1" r:id="rId8hcylcm2hkiqqi1j-8get">
+            <w:hyperlink w:history="1" r:id="rIdw2hsofhkcqkm8fp2wurd4">
               <w:r>
                 <w:rPr>
                   <w:rFonts w:ascii="Arial" w:cs="Arial" w:eastAsia="Arial" w:hAnsi="Arial"/>
@@ -15824,7 +15824,7 @@
               <w:spacing w:after="10" w:before="0"/>
               <w:ind w:left="120"/>
             </w:pPr>
-            <w:hyperlink w:history="1" r:id="rIdmsjq0xqokmvuaxeu-o9of">
+            <w:hyperlink w:history="1" r:id="rIditykvrzzpbh77w5l9mvro">
               <w:r>
                 <w:rPr>
                   <w:rFonts w:ascii="Arial" w:cs="Arial" w:eastAsia="Arial" w:hAnsi="Arial"/>
@@ -16019,7 +16019,7 @@
             <w:pPr>
               <w:spacing w:after="20" w:before="0"/>
             </w:pPr>
-            <w:hyperlink w:history="1" r:id="rId9sntsgntvp9ly2gopwnjl">
+            <w:hyperlink w:history="1" r:id="rId_iwfj6bgfxu4g6fxla3xz">
               <w:r>
                 <w:rPr>
                   <w:rFonts w:ascii="Arial" w:cs="Arial" w:eastAsia="Arial" w:hAnsi="Arial"/>
@@ -16052,7 +16052,7 @@
               <w:spacing w:after="10" w:before="0"/>
               <w:ind w:left="120"/>
             </w:pPr>
-            <w:hyperlink w:history="1" r:id="rIdox7_zhsbyeomda5uqyiqj">
+            <w:hyperlink w:history="1" r:id="rId2_mhnqvqug5jzxbbgsq1e">
               <w:r>
                 <w:rPr>
                   <w:rFonts w:ascii="Arial" w:cs="Arial" w:eastAsia="Arial" w:hAnsi="Arial"/>
@@ -16097,7 +16097,7 @@
             <w:pPr>
               <w:spacing w:after="20" w:before="0"/>
             </w:pPr>
-            <w:hyperlink w:history="1" r:id="rIdvtgbczdxlunxwi4o90t2s">
+            <w:hyperlink w:history="1" r:id="rIdfhhyxuw6bajfnmtcw6ncx">
               <w:r>
                 <w:rPr>
                   <w:rFonts w:ascii="Arial" w:cs="Arial" w:eastAsia="Arial" w:hAnsi="Arial"/>
@@ -16130,7 +16130,7 @@
               <w:spacing w:after="10" w:before="0"/>
               <w:ind w:left="120"/>
             </w:pPr>
-            <w:hyperlink w:history="1" r:id="rIdquuuv7bwqqqjseyncav3b">
+            <w:hyperlink w:history="1" r:id="rIdojxngkcda50tgdntfbstb">
               <w:r>
                 <w:rPr>
                   <w:rFonts w:ascii="Arial" w:cs="Arial" w:eastAsia="Arial" w:hAnsi="Arial"/>
@@ -16325,7 +16325,7 @@
             <w:pPr>
               <w:spacing w:after="20" w:before="0"/>
             </w:pPr>
-            <w:hyperlink w:history="1" r:id="rIdpjmxrzm8hyweby_ykjijo">
+            <w:hyperlink w:history="1" r:id="rIds4dm5-5jigg8f0bcv71oi">
               <w:r>
                 <w:rPr>
                   <w:rFonts w:ascii="Arial" w:cs="Arial" w:eastAsia="Arial" w:hAnsi="Arial"/>
@@ -16358,7 +16358,7 @@
               <w:spacing w:after="10" w:before="0"/>
               <w:ind w:left="120"/>
             </w:pPr>
-            <w:hyperlink w:history="1" r:id="rIdqdvtqorn6_v7kr4shssal">
+            <w:hyperlink w:history="1" r:id="rIdl4isddhfjersi8g6jf9_l">
               <w:r>
                 <w:rPr>
                   <w:rFonts w:ascii="Arial" w:cs="Arial" w:eastAsia="Arial" w:hAnsi="Arial"/>
@@ -16403,7 +16403,7 @@
             <w:pPr>
               <w:spacing w:after="20" w:before="0"/>
             </w:pPr>
-            <w:hyperlink w:history="1" r:id="rIdbxbpzzaxyvhz1er3ofvio">
+            <w:hyperlink w:history="1" r:id="rIdhkbsxmljwwojcwuddpfcb">
               <w:r>
                 <w:rPr>
                   <w:rFonts w:ascii="Arial" w:cs="Arial" w:eastAsia="Arial" w:hAnsi="Arial"/>
@@ -16436,7 +16436,7 @@
               <w:spacing w:after="10" w:before="0"/>
               <w:ind w:left="120"/>
             </w:pPr>
-            <w:hyperlink w:history="1" r:id="rIdwnnett6xqc4rohgktkkik">
+            <w:hyperlink w:history="1" r:id="rIda-6qlbmo527srqq-01syv">
               <w:r>
                 <w:rPr>
                   <w:rFonts w:ascii="Arial" w:cs="Arial" w:eastAsia="Arial" w:hAnsi="Arial"/>
@@ -16631,7 +16631,7 @@
             <w:pPr>
               <w:spacing w:after="20" w:before="0"/>
             </w:pPr>
-            <w:hyperlink w:history="1" r:id="rId2-euvpuurhf42vtqxdllp">
+            <w:hyperlink w:history="1" r:id="rIdnrcgss3h8z4nms3i9mp2w">
               <w:r>
                 <w:rPr>
                   <w:rFonts w:ascii="Arial" w:cs="Arial" w:eastAsia="Arial" w:hAnsi="Arial"/>
@@ -16664,7 +16664,7 @@
               <w:spacing w:after="10" w:before="0"/>
               <w:ind w:left="120"/>
             </w:pPr>
-            <w:hyperlink w:history="1" r:id="rIdpzykytjx_zq4cq57ae-sb">
+            <w:hyperlink w:history="1" r:id="rIddkp39a2qxvjjwjk65rmsb">
               <w:r>
                 <w:rPr>
                   <w:rFonts w:ascii="Arial" w:cs="Arial" w:eastAsia="Arial" w:hAnsi="Arial"/>
@@ -16709,7 +16709,7 @@
             <w:pPr>
               <w:spacing w:after="20" w:before="0"/>
             </w:pPr>
-            <w:hyperlink w:history="1" r:id="rIdfo1bdra6dbmcqeowlbf2i">
+            <w:hyperlink w:history="1" r:id="rIdjoef0kcjmkfgku91149xo">
               <w:r>
                 <w:rPr>
                   <w:rFonts w:ascii="Arial" w:cs="Arial" w:eastAsia="Arial" w:hAnsi="Arial"/>
@@ -16742,7 +16742,7 @@
               <w:spacing w:after="10" w:before="0"/>
               <w:ind w:left="120"/>
             </w:pPr>
-            <w:hyperlink w:history="1" r:id="rIde1fuiotjxu7haiax6obie">
+            <w:hyperlink w:history="1" r:id="rIdvdfrxfjeusnpl4gu7nhzw">
               <w:r>
                 <w:rPr>
                   <w:rFonts w:ascii="Arial" w:cs="Arial" w:eastAsia="Arial" w:hAnsi="Arial"/>
@@ -17330,7 +17330,7 @@
         </w:rPr>
         <w:t xml:space="preserve">© 2026 SeaVuria and ARES. Aligned with KICD objectives. Developed by SeaVuria; technical implementation by ARES (with AI assistance from Claude). Licensed under </w:t>
       </w:r>
-      <w:hyperlink w:history="1" r:id="rIdsln9dyoq3v0qs_zw6eiem">
+      <w:hyperlink w:history="1" r:id="rIdpw4obfdazyeahwdbnzyci">
         <w:r>
           <w:rPr>
             <w:rFonts w:ascii="Arial" w:cs="Arial" w:eastAsia="Arial" w:hAnsi="Arial"/>
@@ -17351,7 +17351,7 @@
         </w:rPr>
         <w:t xml:space="preserve"> (</w:t>
       </w:r>
-      <w:hyperlink w:history="1" r:id="rIdoh1ie5gdyn0sggngvwp52">
+      <w:hyperlink w:history="1" r:id="rIdjgntchkzcejgjbn3addq2">
         <w:r>
           <w:rPr>
             <w:rFonts w:ascii="Arial" w:cs="Arial" w:eastAsia="Arial" w:hAnsi="Arial"/>
@@ -18364,7 +18364,7 @@
             <w:pPr>
               <w:spacing w:after="20" w:before="0"/>
             </w:pPr>
-            <w:hyperlink w:history="1" r:id="rIdar9bua4bu2olzp1vzw8jt">
+            <w:hyperlink w:history="1" r:id="rId6k6rxmumcmlt4mzplqtcb">
               <w:r>
                 <w:rPr>
                   <w:rFonts w:ascii="Arial" w:cs="Arial" w:eastAsia="Arial" w:hAnsi="Arial"/>
@@ -18397,7 +18397,7 @@
               <w:spacing w:after="10" w:before="0"/>
               <w:ind w:left="120"/>
             </w:pPr>
-            <w:hyperlink w:history="1" r:id="rIdwqpo6tz7a11ungis7fyxi">
+            <w:hyperlink w:history="1" r:id="rIdwdmwnh0g4muswyb4icjb2">
               <w:r>
                 <w:rPr>
                   <w:rFonts w:ascii="Arial" w:cs="Arial" w:eastAsia="Arial" w:hAnsi="Arial"/>
@@ -18442,7 +18442,7 @@
             <w:pPr>
               <w:spacing w:after="20" w:before="0"/>
             </w:pPr>
-            <w:hyperlink w:history="1" r:id="rIdn7cienij3ky_dgdwf9rvu">
+            <w:hyperlink w:history="1" r:id="rIdvsadpwl8fymxykuyhakoa">
               <w:r>
                 <w:rPr>
                   <w:rFonts w:ascii="Arial" w:cs="Arial" w:eastAsia="Arial" w:hAnsi="Arial"/>
@@ -18475,7 +18475,7 @@
               <w:spacing w:after="10" w:before="0"/>
               <w:ind w:left="120"/>
             </w:pPr>
-            <w:hyperlink w:history="1" r:id="rIdjwlkrbe6dmeno02jndpyy">
+            <w:hyperlink w:history="1" r:id="rIdnovrqgcf3zzjuod0xqlbc">
               <w:r>
                 <w:rPr>
                   <w:rFonts w:ascii="Arial" w:cs="Arial" w:eastAsia="Arial" w:hAnsi="Arial"/>
@@ -18670,7 +18670,7 @@
             <w:pPr>
               <w:spacing w:after="20" w:before="0"/>
             </w:pPr>
-            <w:hyperlink w:history="1" r:id="rIdqijhpnrvcl3mahrp-y4y6">
+            <w:hyperlink w:history="1" r:id="rId8org-sancwniz2qim5e0h">
               <w:r>
                 <w:rPr>
                   <w:rFonts w:ascii="Arial" w:cs="Arial" w:eastAsia="Arial" w:hAnsi="Arial"/>
@@ -18703,7 +18703,7 @@
               <w:spacing w:after="10" w:before="0"/>
               <w:ind w:left="120"/>
             </w:pPr>
-            <w:hyperlink w:history="1" r:id="rIdhdhyjciwzoclehmskr90n">
+            <w:hyperlink w:history="1" r:id="rIdjyqvo2i4kc5azkun2jn53">
               <w:r>
                 <w:rPr>
                   <w:rFonts w:ascii="Arial" w:cs="Arial" w:eastAsia="Arial" w:hAnsi="Arial"/>
@@ -18748,7 +18748,7 @@
             <w:pPr>
               <w:spacing w:after="20" w:before="0"/>
             </w:pPr>
-            <w:hyperlink w:history="1" r:id="rIdlhzyxrc9gyunfeagnkmd4">
+            <w:hyperlink w:history="1" r:id="rIdtqihxixagmonmnv5tq0so">
               <w:r>
                 <w:rPr>
                   <w:rFonts w:ascii="Arial" w:cs="Arial" w:eastAsia="Arial" w:hAnsi="Arial"/>
@@ -18781,7 +18781,7 @@
               <w:spacing w:after="10" w:before="0"/>
               <w:ind w:left="120"/>
             </w:pPr>
-            <w:hyperlink w:history="1" r:id="rIdnfesisuc2dp8apdzuihfs">
+            <w:hyperlink w:history="1" r:id="rIdov6hddz212zbjmbifh7y8">
               <w:r>
                 <w:rPr>
                   <w:rFonts w:ascii="Arial" w:cs="Arial" w:eastAsia="Arial" w:hAnsi="Arial"/>
@@ -18976,7 +18976,7 @@
             <w:pPr>
               <w:spacing w:after="20" w:before="0"/>
             </w:pPr>
-            <w:hyperlink w:history="1" r:id="rIdejtugnglr3lqnu8sufprh">
+            <w:hyperlink w:history="1" r:id="rIdri9cfl56v5nrlza0xqhip">
               <w:r>
                 <w:rPr>
                   <w:rFonts w:ascii="Arial" w:cs="Arial" w:eastAsia="Arial" w:hAnsi="Arial"/>
@@ -19009,7 +19009,7 @@
               <w:spacing w:after="10" w:before="0"/>
               <w:ind w:left="120"/>
             </w:pPr>
-            <w:hyperlink w:history="1" r:id="rIdzx0ucyegkun0sducmeobh">
+            <w:hyperlink w:history="1" r:id="rId2va-k38pdyhh8emjhmhwy">
               <w:r>
                 <w:rPr>
                   <w:rFonts w:ascii="Arial" w:cs="Arial" w:eastAsia="Arial" w:hAnsi="Arial"/>
@@ -19054,7 +19054,7 @@
             <w:pPr>
               <w:spacing w:after="20" w:before="0"/>
             </w:pPr>
-            <w:hyperlink w:history="1" r:id="rIdhzuob0hkisvllzxy2aj6z">
+            <w:hyperlink w:history="1" r:id="rIdggxgyipuehf6m9ihpabjv">
               <w:r>
                 <w:rPr>
                   <w:rFonts w:ascii="Arial" w:cs="Arial" w:eastAsia="Arial" w:hAnsi="Arial"/>
@@ -19087,7 +19087,7 @@
               <w:spacing w:after="10" w:before="0"/>
               <w:ind w:left="120"/>
             </w:pPr>
-            <w:hyperlink w:history="1" r:id="rIdjzrfsoybqtaes03rv5gsj">
+            <w:hyperlink w:history="1" r:id="rIdeq_jenmndkrw8y93pslvz">
               <w:r>
                 <w:rPr>
                   <w:rFonts w:ascii="Arial" w:cs="Arial" w:eastAsia="Arial" w:hAnsi="Arial"/>
@@ -19282,7 +19282,7 @@
             <w:pPr>
               <w:spacing w:after="20" w:before="0"/>
             </w:pPr>
-            <w:hyperlink w:history="1" r:id="rIdahqf1nlrkqzxa0ikjsz9n">
+            <w:hyperlink w:history="1" r:id="rIdkuw0msxoviqpll2txefrv">
               <w:r>
                 <w:rPr>
                   <w:rFonts w:ascii="Arial" w:cs="Arial" w:eastAsia="Arial" w:hAnsi="Arial"/>
@@ -19315,7 +19315,7 @@
               <w:spacing w:after="10" w:before="0"/>
               <w:ind w:left="120"/>
             </w:pPr>
-            <w:hyperlink w:history="1" r:id="rIdhapacjb5a_exin9vanmyj">
+            <w:hyperlink w:history="1" r:id="rId_rrpb5nsyazayiwap6yc7">
               <w:r>
                 <w:rPr>
                   <w:rFonts w:ascii="Arial" w:cs="Arial" w:eastAsia="Arial" w:hAnsi="Arial"/>
@@ -19360,7 +19360,7 @@
             <w:pPr>
               <w:spacing w:after="20" w:before="0"/>
             </w:pPr>
-            <w:hyperlink w:history="1" r:id="rIdrcs0pkf8s7e67p29rn_jx">
+            <w:hyperlink w:history="1" r:id="rId_r6kutac04kzhjyefzrns">
               <w:r>
                 <w:rPr>
                   <w:rFonts w:ascii="Arial" w:cs="Arial" w:eastAsia="Arial" w:hAnsi="Arial"/>
@@ -19393,7 +19393,7 @@
               <w:spacing w:after="10" w:before="0"/>
               <w:ind w:left="120"/>
             </w:pPr>
-            <w:hyperlink w:history="1" r:id="rIdt7yt0o7qioxas5okvwt2_">
+            <w:hyperlink w:history="1" r:id="rId9_nt2jx9zwievp954qwqg">
               <w:r>
                 <w:rPr>
                   <w:rFonts w:ascii="Arial" w:cs="Arial" w:eastAsia="Arial" w:hAnsi="Arial"/>
@@ -19588,7 +19588,7 @@
             <w:pPr>
               <w:spacing w:after="20" w:before="0"/>
             </w:pPr>
-            <w:hyperlink w:history="1" r:id="rIdwxsa18ozsxiduljvedqbg">
+            <w:hyperlink w:history="1" r:id="rIde1ilplohu9rdgbfyyrev7">
               <w:r>
                 <w:rPr>
                   <w:rFonts w:ascii="Arial" w:cs="Arial" w:eastAsia="Arial" w:hAnsi="Arial"/>
@@ -19621,7 +19621,7 @@
               <w:spacing w:after="10" w:before="0"/>
               <w:ind w:left="120"/>
             </w:pPr>
-            <w:hyperlink w:history="1" r:id="rIdh1lpfvybmuc1jy40tslzj">
+            <w:hyperlink w:history="1" r:id="rIdwciefpounx1njntrsky4q">
               <w:r>
                 <w:rPr>
                   <w:rFonts w:ascii="Arial" w:cs="Arial" w:eastAsia="Arial" w:hAnsi="Arial"/>
@@ -19666,7 +19666,7 @@
             <w:pPr>
               <w:spacing w:after="20" w:before="0"/>
             </w:pPr>
-            <w:hyperlink w:history="1" r:id="rIdlohhyipiz8erglqg0ij7m">
+            <w:hyperlink w:history="1" r:id="rIdy_ody_uyg265iw7byjk-o">
               <w:r>
                 <w:rPr>
                   <w:rFonts w:ascii="Arial" w:cs="Arial" w:eastAsia="Arial" w:hAnsi="Arial"/>
@@ -19699,7 +19699,7 @@
               <w:spacing w:after="10" w:before="0"/>
               <w:ind w:left="120"/>
             </w:pPr>
-            <w:hyperlink w:history="1" r:id="rIdnvue4h2dxamqgm76nniib">
+            <w:hyperlink w:history="1" r:id="rId1qmzzevm8eqxyngcctb75">
               <w:r>
                 <w:rPr>
                   <w:rFonts w:ascii="Arial" w:cs="Arial" w:eastAsia="Arial" w:hAnsi="Arial"/>
@@ -20325,7 +20325,7 @@
         </w:rPr>
         <w:t xml:space="preserve">© 2026 SeaVuria and ARES. Aligned with KICD objectives. Developed by SeaVuria; technical implementation by ARES (with AI assistance from Claude). Licensed under </w:t>
       </w:r>
-      <w:hyperlink w:history="1" r:id="rIdxay1tyccbfeicuxxsylao">
+      <w:hyperlink w:history="1" r:id="rId8znbzmsbpwz6pqjtiqo2n">
         <w:r>
           <w:rPr>
             <w:rFonts w:ascii="Arial" w:cs="Arial" w:eastAsia="Arial" w:hAnsi="Arial"/>
@@ -20346,7 +20346,7 @@
         </w:rPr>
         <w:t xml:space="preserve"> (</w:t>
       </w:r>
-      <w:hyperlink w:history="1" r:id="rIdfua28t8b2y0pzd40ufb82">
+      <w:hyperlink w:history="1" r:id="rIdar2nubtnd-cjn713bcgw4">
         <w:r>
           <w:rPr>
             <w:rFonts w:ascii="Arial" w:cs="Arial" w:eastAsia="Arial" w:hAnsi="Arial"/>
@@ -21359,7 +21359,7 @@
             <w:pPr>
               <w:spacing w:after="20" w:before="0"/>
             </w:pPr>
-            <w:hyperlink w:history="1" r:id="rIdfh9wq3rnf7b90ksz714r3">
+            <w:hyperlink w:history="1" r:id="rIdbf_ihe1tngc6dqv1m7rdb">
               <w:r>
                 <w:rPr>
                   <w:rFonts w:ascii="Arial" w:cs="Arial" w:eastAsia="Arial" w:hAnsi="Arial"/>
@@ -21392,7 +21392,7 @@
               <w:spacing w:after="10" w:before="0"/>
               <w:ind w:left="120"/>
             </w:pPr>
-            <w:hyperlink w:history="1" r:id="rIdmzvuzbcbc6cvddyd1z7hn">
+            <w:hyperlink w:history="1" r:id="rId5aztwc65egxfzdy55dybv">
               <w:r>
                 <w:rPr>
                   <w:rFonts w:ascii="Arial" w:cs="Arial" w:eastAsia="Arial" w:hAnsi="Arial"/>
@@ -21437,7 +21437,7 @@
             <w:pPr>
               <w:spacing w:after="20" w:before="0"/>
             </w:pPr>
-            <w:hyperlink w:history="1" r:id="rId8xyxb8aaacjvdxg3pfe4e">
+            <w:hyperlink w:history="1" r:id="rIdakbkljm2vywyjqjjngwar">
               <w:r>
                 <w:rPr>
                   <w:rFonts w:ascii="Arial" w:cs="Arial" w:eastAsia="Arial" w:hAnsi="Arial"/>
@@ -21470,7 +21470,7 @@
               <w:spacing w:after="10" w:before="0"/>
               <w:ind w:left="120"/>
             </w:pPr>
-            <w:hyperlink w:history="1" r:id="rIdebzplevxsn93weqvnq7zx">
+            <w:hyperlink w:history="1" r:id="rId96jmgsdktmb6mwuowuuew">
               <w:r>
                 <w:rPr>
                   <w:rFonts w:ascii="Arial" w:cs="Arial" w:eastAsia="Arial" w:hAnsi="Arial"/>
@@ -21665,7 +21665,7 @@
             <w:pPr>
               <w:spacing w:after="20" w:before="0"/>
             </w:pPr>
-            <w:hyperlink w:history="1" r:id="rIdwl9rrjwub3k9b-yv-o8k9">
+            <w:hyperlink w:history="1" r:id="rId6jttwfckkrdujc3orodao">
               <w:r>
                 <w:rPr>
                   <w:rFonts w:ascii="Arial" w:cs="Arial" w:eastAsia="Arial" w:hAnsi="Arial"/>
@@ -21698,7 +21698,7 @@
               <w:spacing w:after="10" w:before="0"/>
               <w:ind w:left="120"/>
             </w:pPr>
-            <w:hyperlink w:history="1" r:id="rIdj_mke1ytdgnyhgckr0rny">
+            <w:hyperlink w:history="1" r:id="rIdvyh5u0utjxq4s5bwoylj4">
               <w:r>
                 <w:rPr>
                   <w:rFonts w:ascii="Arial" w:cs="Arial" w:eastAsia="Arial" w:hAnsi="Arial"/>
@@ -21743,7 +21743,7 @@
             <w:pPr>
               <w:spacing w:after="20" w:before="0"/>
             </w:pPr>
-            <w:hyperlink w:history="1" r:id="rIduiz6n37gtogo0aidppqfh">
+            <w:hyperlink w:history="1" r:id="rId-7vlx6qngdkwwgcrlv8m8">
               <w:r>
                 <w:rPr>
                   <w:rFonts w:ascii="Arial" w:cs="Arial" w:eastAsia="Arial" w:hAnsi="Arial"/>
@@ -21776,7 +21776,7 @@
               <w:spacing w:after="10" w:before="0"/>
               <w:ind w:left="120"/>
             </w:pPr>
-            <w:hyperlink w:history="1" r:id="rIdxgqqgkszy-hc6rfm0_nog">
+            <w:hyperlink w:history="1" r:id="rId2vfmrrl7m4rnrph1ofi1h">
               <w:r>
                 <w:rPr>
                   <w:rFonts w:ascii="Arial" w:cs="Arial" w:eastAsia="Arial" w:hAnsi="Arial"/>
@@ -21971,7 +21971,7 @@
             <w:pPr>
               <w:spacing w:after="20" w:before="0"/>
             </w:pPr>
-            <w:hyperlink w:history="1" r:id="rIdle3ug3az9ks2qybedej2z">
+            <w:hyperlink w:history="1" r:id="rId_zy4tfk9amgcaezozhtbn">
               <w:r>
                 <w:rPr>
                   <w:rFonts w:ascii="Arial" w:cs="Arial" w:eastAsia="Arial" w:hAnsi="Arial"/>
@@ -22004,7 +22004,7 @@
               <w:spacing w:after="10" w:before="0"/>
               <w:ind w:left="120"/>
             </w:pPr>
-            <w:hyperlink w:history="1" r:id="rId13fymygxusm1gw1l63edf">
+            <w:hyperlink w:history="1" r:id="rIdzu3gvufbzzpivl8cj2zli">
               <w:r>
                 <w:rPr>
                   <w:rFonts w:ascii="Arial" w:cs="Arial" w:eastAsia="Arial" w:hAnsi="Arial"/>
@@ -22049,7 +22049,7 @@
             <w:pPr>
               <w:spacing w:after="20" w:before="0"/>
             </w:pPr>
-            <w:hyperlink w:history="1" r:id="rIdc5tinqoeqhi8zpxn_f103">
+            <w:hyperlink w:history="1" r:id="rIdx9k02lked7m92ieqxqffl">
               <w:r>
                 <w:rPr>
                   <w:rFonts w:ascii="Arial" w:cs="Arial" w:eastAsia="Arial" w:hAnsi="Arial"/>
@@ -22082,7 +22082,7 @@
               <w:spacing w:after="10" w:before="0"/>
               <w:ind w:left="120"/>
             </w:pPr>
-            <w:hyperlink w:history="1" r:id="rIdv2whc9kh95oiodwnnpoy-">
+            <w:hyperlink w:history="1" r:id="rId6tjjmw0ta2pqmeijt7i-x">
               <w:r>
                 <w:rPr>
                   <w:rFonts w:ascii="Arial" w:cs="Arial" w:eastAsia="Arial" w:hAnsi="Arial"/>
@@ -22277,7 +22277,7 @@
             <w:pPr>
               <w:spacing w:after="20" w:before="0"/>
             </w:pPr>
-            <w:hyperlink w:history="1" r:id="rIdxwyborexh7hj35yqfgz85">
+            <w:hyperlink w:history="1" r:id="rIda5wqw3lsoyxzu4b1e0deg">
               <w:r>
                 <w:rPr>
                   <w:rFonts w:ascii="Arial" w:cs="Arial" w:eastAsia="Arial" w:hAnsi="Arial"/>
@@ -22310,7 +22310,7 @@
               <w:spacing w:after="10" w:before="0"/>
               <w:ind w:left="120"/>
             </w:pPr>
-            <w:hyperlink w:history="1" r:id="rIdspxwv0nl914neunjc1wby">
+            <w:hyperlink w:history="1" r:id="rId60hyiwx1dpjsstrujeviz">
               <w:r>
                 <w:rPr>
                   <w:rFonts w:ascii="Arial" w:cs="Arial" w:eastAsia="Arial" w:hAnsi="Arial"/>
@@ -22355,7 +22355,7 @@
             <w:pPr>
               <w:spacing w:after="20" w:before="0"/>
             </w:pPr>
-            <w:hyperlink w:history="1" r:id="rIdpgmon4rsehzmkxvlx-zby">
+            <w:hyperlink w:history="1" r:id="rIdvx4qm_v5womkd84ywoybi">
               <w:r>
                 <w:rPr>
                   <w:rFonts w:ascii="Arial" w:cs="Arial" w:eastAsia="Arial" w:hAnsi="Arial"/>
@@ -22388,7 +22388,7 @@
               <w:spacing w:after="10" w:before="0"/>
               <w:ind w:left="120"/>
             </w:pPr>
-            <w:hyperlink w:history="1" r:id="rIdvfy9a5u_ajat8ry343cyr">
+            <w:hyperlink w:history="1" r:id="rIddqylrapdgkuj2zhmcgqum">
               <w:r>
                 <w:rPr>
                   <w:rFonts w:ascii="Arial" w:cs="Arial" w:eastAsia="Arial" w:hAnsi="Arial"/>
@@ -22583,7 +22583,7 @@
             <w:pPr>
               <w:spacing w:after="20" w:before="0"/>
             </w:pPr>
-            <w:hyperlink w:history="1" r:id="rId4ezm8fab-0hrigfalg7ze">
+            <w:hyperlink w:history="1" r:id="rIdkjkvxtwy7vk6ubgt1y9vg">
               <w:r>
                 <w:rPr>
                   <w:rFonts w:ascii="Arial" w:cs="Arial" w:eastAsia="Arial" w:hAnsi="Arial"/>
@@ -22616,7 +22616,7 @@
               <w:spacing w:after="10" w:before="0"/>
               <w:ind w:left="120"/>
             </w:pPr>
-            <w:hyperlink w:history="1" r:id="rIdze0ssl4jd1yt8ni_aakee">
+            <w:hyperlink w:history="1" r:id="rIdasxbixzhjuphp9knsguch">
               <w:r>
                 <w:rPr>
                   <w:rFonts w:ascii="Arial" w:cs="Arial" w:eastAsia="Arial" w:hAnsi="Arial"/>
@@ -22661,7 +22661,7 @@
             <w:pPr>
               <w:spacing w:after="20" w:before="0"/>
             </w:pPr>
-            <w:hyperlink w:history="1" r:id="rIdvr_jtnu6i92rkpsio1ylx">
+            <w:hyperlink w:history="1" r:id="rIdyca2y3m6quaco7olf0q_t">
               <w:r>
                 <w:rPr>
                   <w:rFonts w:ascii="Arial" w:cs="Arial" w:eastAsia="Arial" w:hAnsi="Arial"/>
@@ -22694,7 +22694,7 @@
               <w:spacing w:after="10" w:before="0"/>
               <w:ind w:left="120"/>
             </w:pPr>
-            <w:hyperlink w:history="1" r:id="rIdc0jlhgrzrtaqc7xvx9uyr">
+            <w:hyperlink w:history="1" r:id="rIdngp9eprfraylpogshrs27">
               <w:r>
                 <w:rPr>
                   <w:rFonts w:ascii="Arial" w:cs="Arial" w:eastAsia="Arial" w:hAnsi="Arial"/>
@@ -23206,7 +23206,7 @@
         </w:rPr>
         <w:t xml:space="preserve">© 2026 SeaVuria and ARES. Aligned with KICD objectives. Developed by SeaVuria; technical implementation by ARES (with AI assistance from Claude). Licensed under </w:t>
       </w:r>
-      <w:hyperlink w:history="1" r:id="rIdrzujzp53bjc24jhnzi7s-">
+      <w:hyperlink w:history="1" r:id="rIdafiumgmxpjhfah5ltjzse">
         <w:r>
           <w:rPr>
             <w:rFonts w:ascii="Arial" w:cs="Arial" w:eastAsia="Arial" w:hAnsi="Arial"/>
@@ -23227,7 +23227,7 @@
         </w:rPr>
         <w:t xml:space="preserve"> (</w:t>
       </w:r>
-      <w:hyperlink w:history="1" r:id="rIde9fjktjywbb76ke3ku9_r">
+      <w:hyperlink w:history="1" r:id="rId25hamjfqbehcccvpek1wk">
         <w:r>
           <w:rPr>
             <w:rFonts w:ascii="Arial" w:cs="Arial" w:eastAsia="Arial" w:hAnsi="Arial"/>
@@ -24240,7 +24240,7 @@
             <w:pPr>
               <w:spacing w:after="20" w:before="0"/>
             </w:pPr>
-            <w:hyperlink w:history="1" r:id="rIdaybovymlrqikxlaoafhcj">
+            <w:hyperlink w:history="1" r:id="rIdgxf3uzl4o9fbdcrerf2mw">
               <w:r>
                 <w:rPr>
                   <w:rFonts w:ascii="Arial" w:cs="Arial" w:eastAsia="Arial" w:hAnsi="Arial"/>
@@ -24273,7 +24273,7 @@
               <w:spacing w:after="10" w:before="0"/>
               <w:ind w:left="120"/>
             </w:pPr>
-            <w:hyperlink w:history="1" r:id="rIdouintstlr_fxzwfdeqlg2">
+            <w:hyperlink w:history="1" r:id="rId-ha3xpwr0gh6pukfovjtf">
               <w:r>
                 <w:rPr>
                   <w:rFonts w:ascii="Arial" w:cs="Arial" w:eastAsia="Arial" w:hAnsi="Arial"/>
@@ -24318,7 +24318,7 @@
             <w:pPr>
               <w:spacing w:after="20" w:before="0"/>
             </w:pPr>
-            <w:hyperlink w:history="1" r:id="rIdihflh1-qnccjmlcisvorm">
+            <w:hyperlink w:history="1" r:id="rId4ktbbmrlmoxi7qcdtn10u">
               <w:r>
                 <w:rPr>
                   <w:rFonts w:ascii="Arial" w:cs="Arial" w:eastAsia="Arial" w:hAnsi="Arial"/>
@@ -24351,7 +24351,7 @@
               <w:spacing w:after="10" w:before="0"/>
               <w:ind w:left="120"/>
             </w:pPr>
-            <w:hyperlink w:history="1" r:id="rIdkq9yzb48bny79m9r8jffn">
+            <w:hyperlink w:history="1" r:id="rIdtrbdaq8moxcb6z3m5hyqk">
               <w:r>
                 <w:rPr>
                   <w:rFonts w:ascii="Arial" w:cs="Arial" w:eastAsia="Arial" w:hAnsi="Arial"/>
@@ -24546,7 +24546,7 @@
             <w:pPr>
               <w:spacing w:after="20" w:before="0"/>
             </w:pPr>
-            <w:hyperlink w:history="1" r:id="rIdrsh5hmxgk8owc778e8mz9">
+            <w:hyperlink w:history="1" r:id="rIdkaulzjnhipamkqbx4fd6w">
               <w:r>
                 <w:rPr>
                   <w:rFonts w:ascii="Arial" w:cs="Arial" w:eastAsia="Arial" w:hAnsi="Arial"/>
@@ -24579,7 +24579,7 @@
               <w:spacing w:after="10" w:before="0"/>
               <w:ind w:left="120"/>
             </w:pPr>
-            <w:hyperlink w:history="1" r:id="rIdrr8u7hz1vy-ylrd2vqpyc">
+            <w:hyperlink w:history="1" r:id="rId3vtkl2cse4wryfgvug89l">
               <w:r>
                 <w:rPr>
                   <w:rFonts w:ascii="Arial" w:cs="Arial" w:eastAsia="Arial" w:hAnsi="Arial"/>
@@ -24624,7 +24624,7 @@
             <w:pPr>
               <w:spacing w:after="20" w:before="0"/>
             </w:pPr>
-            <w:hyperlink w:history="1" r:id="rIdpwu6j6vcu3_of1bkviiae">
+            <w:hyperlink w:history="1" r:id="rIdm79hmf_tjqipc1-zuih5o">
               <w:r>
                 <w:rPr>
                   <w:rFonts w:ascii="Arial" w:cs="Arial" w:eastAsia="Arial" w:hAnsi="Arial"/>
@@ -24657,7 +24657,7 @@
               <w:spacing w:after="10" w:before="0"/>
               <w:ind w:left="120"/>
             </w:pPr>
-            <w:hyperlink w:history="1" r:id="rIdulcex-uqildogy4tzcqkc">
+            <w:hyperlink w:history="1" r:id="rIdihdltxi0bpthwssjxboqi">
               <w:r>
                 <w:rPr>
                   <w:rFonts w:ascii="Arial" w:cs="Arial" w:eastAsia="Arial" w:hAnsi="Arial"/>
@@ -24852,7 +24852,7 @@
             <w:pPr>
               <w:spacing w:after="20" w:before="0"/>
             </w:pPr>
-            <w:hyperlink w:history="1" r:id="rIdpx9diyeoagjdi_v3gdyav">
+            <w:hyperlink w:history="1" r:id="rIddiwgk7w-ghtw2rsb4ovix">
               <w:r>
                 <w:rPr>
                   <w:rFonts w:ascii="Arial" w:cs="Arial" w:eastAsia="Arial" w:hAnsi="Arial"/>
@@ -24885,7 +24885,7 @@
               <w:spacing w:after="10" w:before="0"/>
               <w:ind w:left="120"/>
             </w:pPr>
-            <w:hyperlink w:history="1" r:id="rIdqv2i06zf4bfwbchy4wf5d">
+            <w:hyperlink w:history="1" r:id="rIdnzcuilusdtoazcsiug_jl">
               <w:r>
                 <w:rPr>
                   <w:rFonts w:ascii="Arial" w:cs="Arial" w:eastAsia="Arial" w:hAnsi="Arial"/>
@@ -24930,7 +24930,7 @@
             <w:pPr>
               <w:spacing w:after="20" w:before="0"/>
             </w:pPr>
-            <w:hyperlink w:history="1" r:id="rIdnz8pvyrw_3q1r3hsa37zx">
+            <w:hyperlink w:history="1" r:id="rIdml_i9eyaslxrm1wmojkas">
               <w:r>
                 <w:rPr>
                   <w:rFonts w:ascii="Arial" w:cs="Arial" w:eastAsia="Arial" w:hAnsi="Arial"/>
@@ -24963,7 +24963,7 @@
               <w:spacing w:after="10" w:before="0"/>
               <w:ind w:left="120"/>
             </w:pPr>
-            <w:hyperlink w:history="1" r:id="rIdjmwim104zoern8fp_ic2c">
+            <w:hyperlink w:history="1" r:id="rIdvhqtzbw6vae-xqakajhze">
               <w:r>
                 <w:rPr>
                   <w:rFonts w:ascii="Arial" w:cs="Arial" w:eastAsia="Arial" w:hAnsi="Arial"/>
@@ -25158,7 +25158,7 @@
             <w:pPr>
               <w:spacing w:after="20" w:before="0"/>
             </w:pPr>
-            <w:hyperlink w:history="1" r:id="rId5whdnt2qrplebdibye26_">
+            <w:hyperlink w:history="1" r:id="rIdsjlapehmwmcmwibim7_oy">
               <w:r>
                 <w:rPr>
                   <w:rFonts w:ascii="Arial" w:cs="Arial" w:eastAsia="Arial" w:hAnsi="Arial"/>
@@ -25191,7 +25191,7 @@
               <w:spacing w:after="10" w:before="0"/>
               <w:ind w:left="120"/>
             </w:pPr>
-            <w:hyperlink w:history="1" r:id="rId2ub0tfy11nd4owzfcgsd7">
+            <w:hyperlink w:history="1" r:id="rId0hqek3uztgt9ucowwfcvo">
               <w:r>
                 <w:rPr>
                   <w:rFonts w:ascii="Arial" w:cs="Arial" w:eastAsia="Arial" w:hAnsi="Arial"/>
@@ -25236,7 +25236,7 @@
             <w:pPr>
               <w:spacing w:after="20" w:before="0"/>
             </w:pPr>
-            <w:hyperlink w:history="1" r:id="rIdvlam5ml50vs7fqebpm7t5">
+            <w:hyperlink w:history="1" r:id="rIdwfx7otk2cm1l86p5ve4pf">
               <w:r>
                 <w:rPr>
                   <w:rFonts w:ascii="Arial" w:cs="Arial" w:eastAsia="Arial" w:hAnsi="Arial"/>
@@ -25269,7 +25269,7 @@
               <w:spacing w:after="10" w:before="0"/>
               <w:ind w:left="120"/>
             </w:pPr>
-            <w:hyperlink w:history="1" r:id="rId-vrtacmsaymmjrslactui">
+            <w:hyperlink w:history="1" r:id="rIdu0sp3_5wexcxss_aytkxs">
               <w:r>
                 <w:rPr>
                   <w:rFonts w:ascii="Arial" w:cs="Arial" w:eastAsia="Arial" w:hAnsi="Arial"/>
@@ -25464,7 +25464,7 @@
             <w:pPr>
               <w:spacing w:after="20" w:before="0"/>
             </w:pPr>
-            <w:hyperlink w:history="1" r:id="rIdk9_e9sjvpferphbcz24_m">
+            <w:hyperlink w:history="1" r:id="rId2swa2xnrp-k9er5g9gckh">
               <w:r>
                 <w:rPr>
                   <w:rFonts w:ascii="Arial" w:cs="Arial" w:eastAsia="Arial" w:hAnsi="Arial"/>
@@ -25497,7 +25497,7 @@
               <w:spacing w:after="10" w:before="0"/>
               <w:ind w:left="120"/>
             </w:pPr>
-            <w:hyperlink w:history="1" r:id="rIdzs7cwj0cjt5374vtkoshw">
+            <w:hyperlink w:history="1" r:id="rIdyq9pu2wkxxpqbnbq9kv90">
               <w:r>
                 <w:rPr>
                   <w:rFonts w:ascii="Arial" w:cs="Arial" w:eastAsia="Arial" w:hAnsi="Arial"/>
@@ -25542,7 +25542,7 @@
             <w:pPr>
               <w:spacing w:after="20" w:before="0"/>
             </w:pPr>
-            <w:hyperlink w:history="1" r:id="rIdjlx1_97lnyo55gdxiwfkg">
+            <w:hyperlink w:history="1" r:id="rIdstif2v7vx0bnqv83gmapo">
               <w:r>
                 <w:rPr>
                   <w:rFonts w:ascii="Arial" w:cs="Arial" w:eastAsia="Arial" w:hAnsi="Arial"/>
@@ -25575,7 +25575,7 @@
               <w:spacing w:after="10" w:before="0"/>
               <w:ind w:left="120"/>
             </w:pPr>
-            <w:hyperlink w:history="1" r:id="rIdmg--fnc4vt9geswd3-1cw">
+            <w:hyperlink w:history="1" r:id="rId9bc_3kjvojvtwoybjaukf">
               <w:r>
                 <w:rPr>
                   <w:rFonts w:ascii="Arial" w:cs="Arial" w:eastAsia="Arial" w:hAnsi="Arial"/>
@@ -26201,7 +26201,7 @@
         </w:rPr>
         <w:t xml:space="preserve">© 2026 SeaVuria and ARES. Aligned with KICD objectives. Developed by SeaVuria; technical implementation by ARES (with AI assistance from Claude). Licensed under </w:t>
       </w:r>
-      <w:hyperlink w:history="1" r:id="rIdquffmdtz4g87vb9oi055x">
+      <w:hyperlink w:history="1" r:id="rIdvf1che5ehfgwfvz0gasfl">
         <w:r>
           <w:rPr>
             <w:rFonts w:ascii="Arial" w:cs="Arial" w:eastAsia="Arial" w:hAnsi="Arial"/>
@@ -26222,7 +26222,7 @@
         </w:rPr>
         <w:t xml:space="preserve"> (</w:t>
       </w:r>
-      <w:hyperlink w:history="1" r:id="rIdhzfike3ffvedpwpnkpryq">
+      <w:hyperlink w:history="1" r:id="rId-4m1hyuwnycxnwmajr2a4">
         <w:r>
           <w:rPr>
             <w:rFonts w:ascii="Arial" w:cs="Arial" w:eastAsia="Arial" w:hAnsi="Arial"/>

--- a/data/outputs/v2/Essential_Mathematics/SS2.5_Area_of_Part_of_a_Circle/Essential_Mathematics_Area_of_Part_of_a_Circle_CBE_LessonSequence.docx
+++ b/data/outputs/v2/Essential_Mathematics/SS2.5_Area_of_Part_of_a_Circle/Essential_Mathematics_Area_of_Part_of_a_Circle_CBE_LessonSequence.docx
@@ -2239,7 +2239,7 @@
         </w:rPr>
         <w:t xml:space="preserve">© 2026 SeaVuria and ARES. This work is licensed under a </w:t>
       </w:r>
-      <w:hyperlink w:history="1" r:id="rIdyk_p0smru7j5msv_4njk9">
+      <w:hyperlink w:history="1" r:id="rIdmf1yvjxh9s6gm5rm1babj">
         <w:r>
           <w:rPr>
             <w:rFonts w:ascii="Arial" w:cs="Arial" w:eastAsia="Arial" w:hAnsi="Arial"/>
@@ -2259,7 +2259,7 @@
         </w:rPr>
         <w:t xml:space="preserve"> (</w:t>
       </w:r>
-      <w:hyperlink w:history="1" r:id="rIdom30cjr-klljmo3vozoxx">
+      <w:hyperlink w:history="1" r:id="rIdibsopnedxcu98oeo7ka98">
         <w:r>
           <w:rPr>
             <w:rFonts w:ascii="Arial" w:cs="Arial" w:eastAsia="Arial" w:hAnsi="Arial"/>
@@ -2279,7 +2279,7 @@
         </w:rPr>
         <w:t xml:space="preserve">). To view a copy of this license, visit </w:t>
       </w:r>
-      <w:hyperlink w:history="1" r:id="rIddgb7r0gglxgcbq7splxrl">
+      <w:hyperlink w:history="1" r:id="rIdfqimrj_lrxhtje8auraw2">
         <w:r>
           <w:rPr>
             <w:rFonts w:ascii="Arial" w:cs="Arial" w:eastAsia="Arial" w:hAnsi="Arial"/>
@@ -3374,7 +3374,7 @@
             <w:pPr>
               <w:spacing w:after="20" w:before="0"/>
             </w:pPr>
-            <w:hyperlink w:history="1" r:id="rIdoswrmipfankvp_-_ocjtc">
+            <w:hyperlink w:history="1" r:id="rIdyr9b_cgbseukbqdyoxg9k">
               <w:r>
                 <w:rPr>
                   <w:rFonts w:ascii="Arial" w:cs="Arial" w:eastAsia="Arial" w:hAnsi="Arial"/>
@@ -3407,7 +3407,7 @@
               <w:spacing w:after="10" w:before="0"/>
               <w:ind w:left="120"/>
             </w:pPr>
-            <w:hyperlink w:history="1" r:id="rIddnqtdkbwi82j4rxse7f33">
+            <w:hyperlink w:history="1" r:id="rId0drqwxmssah8whbtj-kui">
               <w:r>
                 <w:rPr>
                   <w:rFonts w:ascii="Arial" w:cs="Arial" w:eastAsia="Arial" w:hAnsi="Arial"/>
@@ -3452,7 +3452,7 @@
             <w:pPr>
               <w:spacing w:after="20" w:before="0"/>
             </w:pPr>
-            <w:hyperlink w:history="1" r:id="rIdh0oqj81ma3521t7tdig6g">
+            <w:hyperlink w:history="1" r:id="rIdajhlp24bdhrgrjs1tt-us">
               <w:r>
                 <w:rPr>
                   <w:rFonts w:ascii="Arial" w:cs="Arial" w:eastAsia="Arial" w:hAnsi="Arial"/>
@@ -3485,7 +3485,7 @@
               <w:spacing w:after="10" w:before="0"/>
               <w:ind w:left="120"/>
             </w:pPr>
-            <w:hyperlink w:history="1" r:id="rIdgr_0m3donren4t0jxkxk8">
+            <w:hyperlink w:history="1" r:id="rIdcg8u35uwhqut-cfnxebmb">
               <w:r>
                 <w:rPr>
                   <w:rFonts w:ascii="Arial" w:cs="Arial" w:eastAsia="Arial" w:hAnsi="Arial"/>
@@ -3680,7 +3680,7 @@
             <w:pPr>
               <w:spacing w:after="20" w:before="0"/>
             </w:pPr>
-            <w:hyperlink w:history="1" r:id="rIdmck9tatiqihb1nlpl05pm">
+            <w:hyperlink w:history="1" r:id="rId7tvrisrg3tpkh1oxnhtjf">
               <w:r>
                 <w:rPr>
                   <w:rFonts w:ascii="Arial" w:cs="Arial" w:eastAsia="Arial" w:hAnsi="Arial"/>
@@ -3713,7 +3713,7 @@
               <w:spacing w:after="10" w:before="0"/>
               <w:ind w:left="120"/>
             </w:pPr>
-            <w:hyperlink w:history="1" r:id="rIdlgyesivndemyerwrel1ba">
+            <w:hyperlink w:history="1" r:id="rId2s7o5gzhluubsaipuvzjb">
               <w:r>
                 <w:rPr>
                   <w:rFonts w:ascii="Arial" w:cs="Arial" w:eastAsia="Arial" w:hAnsi="Arial"/>
@@ -3758,7 +3758,7 @@
             <w:pPr>
               <w:spacing w:after="20" w:before="0"/>
             </w:pPr>
-            <w:hyperlink w:history="1" r:id="rIdldn3ueufofa_uuasgn2zi">
+            <w:hyperlink w:history="1" r:id="rIdezv9c7xzvev60ecbnuov7">
               <w:r>
                 <w:rPr>
                   <w:rFonts w:ascii="Arial" w:cs="Arial" w:eastAsia="Arial" w:hAnsi="Arial"/>
@@ -3791,7 +3791,7 @@
               <w:spacing w:after="10" w:before="0"/>
               <w:ind w:left="120"/>
             </w:pPr>
-            <w:hyperlink w:history="1" r:id="rIdchuhbadvig0zzpfitn214">
+            <w:hyperlink w:history="1" r:id="rId_h7q1_ngw2ed9iq_n5w-d">
               <w:r>
                 <w:rPr>
                   <w:rFonts w:ascii="Arial" w:cs="Arial" w:eastAsia="Arial" w:hAnsi="Arial"/>
@@ -3986,7 +3986,7 @@
             <w:pPr>
               <w:spacing w:after="20" w:before="0"/>
             </w:pPr>
-            <w:hyperlink w:history="1" r:id="rIdzfbejdjmmcg-i9oohh88n">
+            <w:hyperlink w:history="1" r:id="rIdbthymaqr2ian-xfnyeiss">
               <w:r>
                 <w:rPr>
                   <w:rFonts w:ascii="Arial" w:cs="Arial" w:eastAsia="Arial" w:hAnsi="Arial"/>
@@ -4035,7 +4035,7 @@
               <w:spacing w:after="10" w:before="0"/>
               <w:ind w:left="120"/>
             </w:pPr>
-            <w:hyperlink w:history="1" r:id="rId0lewtznmrjw2anej6dnw4">
+            <w:hyperlink w:history="1" r:id="rIdrm_j7zgi20ioettwxxqen">
               <w:r>
                 <w:rPr>
                   <w:rFonts w:ascii="Arial" w:cs="Arial" w:eastAsia="Arial" w:hAnsi="Arial"/>
@@ -4080,7 +4080,7 @@
             <w:pPr>
               <w:spacing w:after="20" w:before="0"/>
             </w:pPr>
-            <w:hyperlink w:history="1" r:id="rId1ql3yimexbxgpa1hnnf3x">
+            <w:hyperlink w:history="1" r:id="rIddypg_ic7zez7uekkrf4gi">
               <w:r>
                 <w:rPr>
                   <w:rFonts w:ascii="Arial" w:cs="Arial" w:eastAsia="Arial" w:hAnsi="Arial"/>
@@ -4129,7 +4129,7 @@
               <w:spacing w:after="10" w:before="0"/>
               <w:ind w:left="120"/>
             </w:pPr>
-            <w:hyperlink w:history="1" r:id="rIdxyctfzm3lc6v7eymkohxh">
+            <w:hyperlink w:history="1" r:id="rIdezrf3-de4avxnv_u0ajib">
               <w:r>
                 <w:rPr>
                   <w:rFonts w:ascii="Arial" w:cs="Arial" w:eastAsia="Arial" w:hAnsi="Arial"/>
@@ -4324,7 +4324,7 @@
             <w:pPr>
               <w:spacing w:after="20" w:before="0"/>
             </w:pPr>
-            <w:hyperlink w:history="1" r:id="rIdqoovvdcsxbsfls0v12m-f">
+            <w:hyperlink w:history="1" r:id="rId42ygpsg89rododgqyld_s">
               <w:r>
                 <w:rPr>
                   <w:rFonts w:ascii="Arial" w:cs="Arial" w:eastAsia="Arial" w:hAnsi="Arial"/>
@@ -4373,7 +4373,7 @@
               <w:spacing w:after="10" w:before="0"/>
               <w:ind w:left="120"/>
             </w:pPr>
-            <w:hyperlink w:history="1" r:id="rIds7ylcdbxpbh16ktxwfxl0">
+            <w:hyperlink w:history="1" r:id="rIdypaxek_foqcumxi1veeby">
               <w:r>
                 <w:rPr>
                   <w:rFonts w:ascii="Arial" w:cs="Arial" w:eastAsia="Arial" w:hAnsi="Arial"/>
@@ -4418,7 +4418,7 @@
             <w:pPr>
               <w:spacing w:after="20" w:before="0"/>
             </w:pPr>
-            <w:hyperlink w:history="1" r:id="rIdjth_jihvidrfhxmqlcee6">
+            <w:hyperlink w:history="1" r:id="rId0_awscbynv6rmfcye3w8x">
               <w:r>
                 <w:rPr>
                   <w:rFonts w:ascii="Arial" w:cs="Arial" w:eastAsia="Arial" w:hAnsi="Arial"/>
@@ -4467,7 +4467,7 @@
               <w:spacing w:after="10" w:before="0"/>
               <w:ind w:left="120"/>
             </w:pPr>
-            <w:hyperlink w:history="1" r:id="rIddtea1j2ogu4ezrp8p8wat">
+            <w:hyperlink w:history="1" r:id="rIdwzbojy9k0mgsb-m-rvb9u">
               <w:r>
                 <w:rPr>
                   <w:rFonts w:ascii="Arial" w:cs="Arial" w:eastAsia="Arial" w:hAnsi="Arial"/>
@@ -4662,7 +4662,7 @@
             <w:pPr>
               <w:spacing w:after="20" w:before="0"/>
             </w:pPr>
-            <w:hyperlink w:history="1" r:id="rIdm7ttecykrp1_vnjxcounn">
+            <w:hyperlink w:history="1" r:id="rId3pqhyh77up7l7xgzhdqbt">
               <w:r>
                 <w:rPr>
                   <w:rFonts w:ascii="Arial" w:cs="Arial" w:eastAsia="Arial" w:hAnsi="Arial"/>
@@ -4711,7 +4711,7 @@
               <w:spacing w:after="10" w:before="0"/>
               <w:ind w:left="120"/>
             </w:pPr>
-            <w:hyperlink w:history="1" r:id="rIdswbiww0fcni8r46cpxb4f">
+            <w:hyperlink w:history="1" r:id="rIdhovrffibvl4hqvaqeywtk">
               <w:r>
                 <w:rPr>
                   <w:rFonts w:ascii="Arial" w:cs="Arial" w:eastAsia="Arial" w:hAnsi="Arial"/>
@@ -4756,7 +4756,7 @@
             <w:pPr>
               <w:spacing w:after="20" w:before="0"/>
             </w:pPr>
-            <w:hyperlink w:history="1" r:id="rId6avold5n-cetdkw6aghm6">
+            <w:hyperlink w:history="1" r:id="rIdiuq0ulebgrpkpjv1fnemv">
               <w:r>
                 <w:rPr>
                   <w:rFonts w:ascii="Arial" w:cs="Arial" w:eastAsia="Arial" w:hAnsi="Arial"/>
@@ -4805,7 +4805,7 @@
               <w:spacing w:after="10" w:before="0"/>
               <w:ind w:left="120"/>
             </w:pPr>
-            <w:hyperlink w:history="1" r:id="rIdl8jjmltcmezp1ehp3bwx_">
+            <w:hyperlink w:history="1" r:id="rIditke0kxrmjvy9wpubofgc">
               <w:r>
                 <w:rPr>
                   <w:rFonts w:ascii="Arial" w:cs="Arial" w:eastAsia="Arial" w:hAnsi="Arial"/>
@@ -5317,7 +5317,7 @@
         </w:rPr>
         <w:t xml:space="preserve">© 2026 SeaVuria and ARES. Aligned with KICD objectives. Developed by SeaVuria; technical implementation by ARES (with AI assistance from Claude). Licensed under </w:t>
       </w:r>
-      <w:hyperlink w:history="1" r:id="rIdheayua-w1q2sjtdofopam">
+      <w:hyperlink w:history="1" r:id="rIdzhs6t6r5i7lc53pu8il9h">
         <w:r>
           <w:rPr>
             <w:rFonts w:ascii="Arial" w:cs="Arial" w:eastAsia="Arial" w:hAnsi="Arial"/>
@@ -5338,7 +5338,7 @@
         </w:rPr>
         <w:t xml:space="preserve"> (</w:t>
       </w:r>
-      <w:hyperlink w:history="1" r:id="rIdjtom9jl17kitp3k8-muab">
+      <w:hyperlink w:history="1" r:id="rIdldasprxg6xezlhbyongml">
         <w:r>
           <w:rPr>
             <w:rFonts w:ascii="Arial" w:cs="Arial" w:eastAsia="Arial" w:hAnsi="Arial"/>
@@ -6530,7 +6530,7 @@
             <w:pPr>
               <w:spacing w:after="20" w:before="0"/>
             </w:pPr>
-            <w:hyperlink w:history="1" r:id="rId01kmnkpvjkjzujbxsoouc">
+            <w:hyperlink w:history="1" r:id="rId2br9ukgbc4fh1n4e0ujnf">
               <w:r>
                 <w:rPr>
                   <w:rFonts w:ascii="Arial" w:cs="Arial" w:eastAsia="Arial" w:hAnsi="Arial"/>
@@ -6563,7 +6563,7 @@
               <w:spacing w:after="10" w:before="0"/>
               <w:ind w:left="120"/>
             </w:pPr>
-            <w:hyperlink w:history="1" r:id="rIdtctpgcow3b3mzqwcrutor">
+            <w:hyperlink w:history="1" r:id="rIdufxvgaiqbjgrlsqmcfeq0">
               <w:r>
                 <w:rPr>
                   <w:rFonts w:ascii="Arial" w:cs="Arial" w:eastAsia="Arial" w:hAnsi="Arial"/>
@@ -6608,7 +6608,7 @@
             <w:pPr>
               <w:spacing w:after="20" w:before="0"/>
             </w:pPr>
-            <w:hyperlink w:history="1" r:id="rIdouclwjtiofut9okzdpnes">
+            <w:hyperlink w:history="1" r:id="rIdjq4drbyayfj6gxtpcfbgs">
               <w:r>
                 <w:rPr>
                   <w:rFonts w:ascii="Arial" w:cs="Arial" w:eastAsia="Arial" w:hAnsi="Arial"/>
@@ -6641,7 +6641,7 @@
               <w:spacing w:after="10" w:before="0"/>
               <w:ind w:left="120"/>
             </w:pPr>
-            <w:hyperlink w:history="1" r:id="rIdartk7lfwxf9t79hb02h5n">
+            <w:hyperlink w:history="1" r:id="rIdveqhbmfkjkko7ehjtegh3">
               <w:r>
                 <w:rPr>
                   <w:rFonts w:ascii="Arial" w:cs="Arial" w:eastAsia="Arial" w:hAnsi="Arial"/>
@@ -6836,7 +6836,7 @@
             <w:pPr>
               <w:spacing w:after="20" w:before="0"/>
             </w:pPr>
-            <w:hyperlink w:history="1" r:id="rIdgf3l89o3jt8eratv3bsbg">
+            <w:hyperlink w:history="1" r:id="rIdhwmaq_hr0l9t3xkdo2lse">
               <w:r>
                 <w:rPr>
                   <w:rFonts w:ascii="Arial" w:cs="Arial" w:eastAsia="Arial" w:hAnsi="Arial"/>
@@ -6869,7 +6869,7 @@
               <w:spacing w:after="10" w:before="0"/>
               <w:ind w:left="120"/>
             </w:pPr>
-            <w:hyperlink w:history="1" r:id="rIdm2zclrvlksfiasibxpsna">
+            <w:hyperlink w:history="1" r:id="rIdim2crahsxo2nqrflvpczj">
               <w:r>
                 <w:rPr>
                   <w:rFonts w:ascii="Arial" w:cs="Arial" w:eastAsia="Arial" w:hAnsi="Arial"/>
@@ -6914,7 +6914,7 @@
             <w:pPr>
               <w:spacing w:after="20" w:before="0"/>
             </w:pPr>
-            <w:hyperlink w:history="1" r:id="rIdzcuype_xh8smue7cir2j_">
+            <w:hyperlink w:history="1" r:id="rIdqodvehymfx3yu7bo0vd4g">
               <w:r>
                 <w:rPr>
                   <w:rFonts w:ascii="Arial" w:cs="Arial" w:eastAsia="Arial" w:hAnsi="Arial"/>
@@ -6947,7 +6947,7 @@
               <w:spacing w:after="10" w:before="0"/>
               <w:ind w:left="120"/>
             </w:pPr>
-            <w:hyperlink w:history="1" r:id="rIdbpyokoq5c03iwo9obyyyl">
+            <w:hyperlink w:history="1" r:id="rIdrfqysiszy12zptiriwn4m">
               <w:r>
                 <w:rPr>
                   <w:rFonts w:ascii="Arial" w:cs="Arial" w:eastAsia="Arial" w:hAnsi="Arial"/>
@@ -7142,7 +7142,7 @@
             <w:pPr>
               <w:spacing w:after="20" w:before="0"/>
             </w:pPr>
-            <w:hyperlink w:history="1" r:id="rIdjk97c-9p0a7kdqt4w2g8x">
+            <w:hyperlink w:history="1" r:id="rIdpfpfi63wcdmmgmah2-edz">
               <w:r>
                 <w:rPr>
                   <w:rFonts w:ascii="Arial" w:cs="Arial" w:eastAsia="Arial" w:hAnsi="Arial"/>
@@ -7191,7 +7191,7 @@
               <w:spacing w:after="10" w:before="0"/>
               <w:ind w:left="120"/>
             </w:pPr>
-            <w:hyperlink w:history="1" r:id="rIdy3lhdjti1-klj3ecwnfpl">
+            <w:hyperlink w:history="1" r:id="rIdu83jc6tpgfgigrcz7gfks">
               <w:r>
                 <w:rPr>
                   <w:rFonts w:ascii="Arial" w:cs="Arial" w:eastAsia="Arial" w:hAnsi="Arial"/>
@@ -7236,7 +7236,7 @@
             <w:pPr>
               <w:spacing w:after="20" w:before="0"/>
             </w:pPr>
-            <w:hyperlink w:history="1" r:id="rIdfktxvoomqp5nwel0z4geg">
+            <w:hyperlink w:history="1" r:id="rIdmkvrqa7c-sq1qo7t-o5vw">
               <w:r>
                 <w:rPr>
                   <w:rFonts w:ascii="Arial" w:cs="Arial" w:eastAsia="Arial" w:hAnsi="Arial"/>
@@ -7285,7 +7285,7 @@
               <w:spacing w:after="10" w:before="0"/>
               <w:ind w:left="120"/>
             </w:pPr>
-            <w:hyperlink w:history="1" r:id="rIdohmm8447_kiqfbkcqbgjh">
+            <w:hyperlink w:history="1" r:id="rIdfm_gbaqctegwxxjgvgdh6">
               <w:r>
                 <w:rPr>
                   <w:rFonts w:ascii="Arial" w:cs="Arial" w:eastAsia="Arial" w:hAnsi="Arial"/>
@@ -7480,7 +7480,7 @@
             <w:pPr>
               <w:spacing w:after="20" w:before="0"/>
             </w:pPr>
-            <w:hyperlink w:history="1" r:id="rIdubybcwmxvswa95xyog-c9">
+            <w:hyperlink w:history="1" r:id="rIdby5bgsuwvopxio8jkjinm">
               <w:r>
                 <w:rPr>
                   <w:rFonts w:ascii="Arial" w:cs="Arial" w:eastAsia="Arial" w:hAnsi="Arial"/>
@@ -7529,7 +7529,7 @@
               <w:spacing w:after="10" w:before="0"/>
               <w:ind w:left="120"/>
             </w:pPr>
-            <w:hyperlink w:history="1" r:id="rIdc-x2plcad2jz2g1bbzgzj">
+            <w:hyperlink w:history="1" r:id="rId1tb1_74dfx-f6ypmqky6k">
               <w:r>
                 <w:rPr>
                   <w:rFonts w:ascii="Arial" w:cs="Arial" w:eastAsia="Arial" w:hAnsi="Arial"/>
@@ -7574,7 +7574,7 @@
             <w:pPr>
               <w:spacing w:after="20" w:before="0"/>
             </w:pPr>
-            <w:hyperlink w:history="1" r:id="rIdjj3iut8agjfigdkk2uaia">
+            <w:hyperlink w:history="1" r:id="rIdjvmlnx9e4wysszbqobvr0">
               <w:r>
                 <w:rPr>
                   <w:rFonts w:ascii="Arial" w:cs="Arial" w:eastAsia="Arial" w:hAnsi="Arial"/>
@@ -7623,7 +7623,7 @@
               <w:spacing w:after="10" w:before="0"/>
               <w:ind w:left="120"/>
             </w:pPr>
-            <w:hyperlink w:history="1" r:id="rId5crpnuo68-e9z9ylttg-t">
+            <w:hyperlink w:history="1" r:id="rIdplzhkpt_ugcyt7z90qdo4">
               <w:r>
                 <w:rPr>
                   <w:rFonts w:ascii="Arial" w:cs="Arial" w:eastAsia="Arial" w:hAnsi="Arial"/>
@@ -7818,7 +7818,7 @@
             <w:pPr>
               <w:spacing w:after="20" w:before="0"/>
             </w:pPr>
-            <w:hyperlink w:history="1" r:id="rId6lkqnti4asaoleis7fh08">
+            <w:hyperlink w:history="1" r:id="rIdsyxa8blnqmnrjjldxte1v">
               <w:r>
                 <w:rPr>
                   <w:rFonts w:ascii="Arial" w:cs="Arial" w:eastAsia="Arial" w:hAnsi="Arial"/>
@@ -7867,7 +7867,7 @@
               <w:spacing w:after="10" w:before="0"/>
               <w:ind w:left="120"/>
             </w:pPr>
-            <w:hyperlink w:history="1" r:id="rIdshuxkki8lerlztqriy5om">
+            <w:hyperlink w:history="1" r:id="rIdvgplepgtkapsn_iqlvw-z">
               <w:r>
                 <w:rPr>
                   <w:rFonts w:ascii="Arial" w:cs="Arial" w:eastAsia="Arial" w:hAnsi="Arial"/>
@@ -7912,7 +7912,7 @@
             <w:pPr>
               <w:spacing w:after="20" w:before="0"/>
             </w:pPr>
-            <w:hyperlink w:history="1" r:id="rIdgb8xpq76db3xcgb2nzwez">
+            <w:hyperlink w:history="1" r:id="rIdne6tjctosdxxdunktrtl0">
               <w:r>
                 <w:rPr>
                   <w:rFonts w:ascii="Arial" w:cs="Arial" w:eastAsia="Arial" w:hAnsi="Arial"/>
@@ -7961,7 +7961,7 @@
               <w:spacing w:after="10" w:before="0"/>
               <w:ind w:left="120"/>
             </w:pPr>
-            <w:hyperlink w:history="1" r:id="rId8l_c6fpirzmr89zug4cv8">
+            <w:hyperlink w:history="1" r:id="rIdgq4gijtzfvvulwbbuohei">
               <w:r>
                 <w:rPr>
                   <w:rFonts w:ascii="Arial" w:cs="Arial" w:eastAsia="Arial" w:hAnsi="Arial"/>
@@ -8549,7 +8549,7 @@
         </w:rPr>
         <w:t xml:space="preserve">© 2026 SeaVuria and ARES. Aligned with KICD objectives. Developed by SeaVuria; technical implementation by ARES (with AI assistance from Claude). Licensed under </w:t>
       </w:r>
-      <w:hyperlink w:history="1" r:id="rId8s2yqp0e0mc-5ttueujmp">
+      <w:hyperlink w:history="1" r:id="rIdb1qmzbvpjvpondqlw7sho">
         <w:r>
           <w:rPr>
             <w:rFonts w:ascii="Arial" w:cs="Arial" w:eastAsia="Arial" w:hAnsi="Arial"/>
@@ -8570,7 +8570,7 @@
         </w:rPr>
         <w:t xml:space="preserve"> (</w:t>
       </w:r>
-      <w:hyperlink w:history="1" r:id="rIdw34y1wlhfa8s43eytptnc">
+      <w:hyperlink w:history="1" r:id="rIdr8kllwmrf4lgeoje67nzq">
         <w:r>
           <w:rPr>
             <w:rFonts w:ascii="Arial" w:cs="Arial" w:eastAsia="Arial" w:hAnsi="Arial"/>
@@ -9583,7 +9583,7 @@
             <w:pPr>
               <w:spacing w:after="20" w:before="0"/>
             </w:pPr>
-            <w:hyperlink w:history="1" r:id="rIdqhgf-tj8sscbwzu6slhlb">
+            <w:hyperlink w:history="1" r:id="rIdbn5dybx6nhf9xrlrvsgay">
               <w:r>
                 <w:rPr>
                   <w:rFonts w:ascii="Arial" w:cs="Arial" w:eastAsia="Arial" w:hAnsi="Arial"/>
@@ -9616,7 +9616,7 @@
               <w:spacing w:after="10" w:before="0"/>
               <w:ind w:left="120"/>
             </w:pPr>
-            <w:hyperlink w:history="1" r:id="rIdzniat-3emddnkabckiz5_">
+            <w:hyperlink w:history="1" r:id="rIdst8uap6ylx0hxpdajosnd">
               <w:r>
                 <w:rPr>
                   <w:rFonts w:ascii="Arial" w:cs="Arial" w:eastAsia="Arial" w:hAnsi="Arial"/>
@@ -9661,7 +9661,7 @@
             <w:pPr>
               <w:spacing w:after="20" w:before="0"/>
             </w:pPr>
-            <w:hyperlink w:history="1" r:id="rId7av7oekr7wdmk6iy_27yq">
+            <w:hyperlink w:history="1" r:id="rIdh5ils65fwhsw3lgpzxxkf">
               <w:r>
                 <w:rPr>
                   <w:rFonts w:ascii="Arial" w:cs="Arial" w:eastAsia="Arial" w:hAnsi="Arial"/>
@@ -9694,7 +9694,7 @@
               <w:spacing w:after="10" w:before="0"/>
               <w:ind w:left="120"/>
             </w:pPr>
-            <w:hyperlink w:history="1" r:id="rIdbuvwoidqoyhzr_rsda6bm">
+            <w:hyperlink w:history="1" r:id="rIdlhjpuq-rfhwylec7sqg9w">
               <w:r>
                 <w:rPr>
                   <w:rFonts w:ascii="Arial" w:cs="Arial" w:eastAsia="Arial" w:hAnsi="Arial"/>
@@ -9889,7 +9889,7 @@
             <w:pPr>
               <w:spacing w:after="20" w:before="0"/>
             </w:pPr>
-            <w:hyperlink w:history="1" r:id="rIdmvvuzq9tz7x0frragyavw">
+            <w:hyperlink w:history="1" r:id="rIdxqjsgdyr9_0vu5dkyt5kq">
               <w:r>
                 <w:rPr>
                   <w:rFonts w:ascii="Arial" w:cs="Arial" w:eastAsia="Arial" w:hAnsi="Arial"/>
@@ -9922,7 +9922,7 @@
               <w:spacing w:after="10" w:before="0"/>
               <w:ind w:left="120"/>
             </w:pPr>
-            <w:hyperlink w:history="1" r:id="rIdeisi4m25qwxa3fblrcu3u">
+            <w:hyperlink w:history="1" r:id="rIdatdw0hb1bkdrtmw-bgbqv">
               <w:r>
                 <w:rPr>
                   <w:rFonts w:ascii="Arial" w:cs="Arial" w:eastAsia="Arial" w:hAnsi="Arial"/>
@@ -9967,7 +9967,7 @@
             <w:pPr>
               <w:spacing w:after="20" w:before="0"/>
             </w:pPr>
-            <w:hyperlink w:history="1" r:id="rIdpizklegmqyulm1w3usirc">
+            <w:hyperlink w:history="1" r:id="rIdlmspzx2zga56ujcrtvz1w">
               <w:r>
                 <w:rPr>
                   <w:rFonts w:ascii="Arial" w:cs="Arial" w:eastAsia="Arial" w:hAnsi="Arial"/>
@@ -10000,7 +10000,7 @@
               <w:spacing w:after="10" w:before="0"/>
               <w:ind w:left="120"/>
             </w:pPr>
-            <w:hyperlink w:history="1" r:id="rId6dlghw4iqslotk0zuqp-b">
+            <w:hyperlink w:history="1" r:id="rIdywqk0vlnmhg-4hzsxq4c0">
               <w:r>
                 <w:rPr>
                   <w:rFonts w:ascii="Arial" w:cs="Arial" w:eastAsia="Arial" w:hAnsi="Arial"/>
@@ -10195,7 +10195,7 @@
             <w:pPr>
               <w:spacing w:after="20" w:before="0"/>
             </w:pPr>
-            <w:hyperlink w:history="1" r:id="rIdejcctxovxdklkqwrdqepj">
+            <w:hyperlink w:history="1" r:id="rIdcth9e_r_1qj9r4lp9hril">
               <w:r>
                 <w:rPr>
                   <w:rFonts w:ascii="Arial" w:cs="Arial" w:eastAsia="Arial" w:hAnsi="Arial"/>
@@ -10244,7 +10244,7 @@
               <w:spacing w:after="10" w:before="0"/>
               <w:ind w:left="120"/>
             </w:pPr>
-            <w:hyperlink w:history="1" r:id="rIdmm_cxt6rlxp0ubu6ricra">
+            <w:hyperlink w:history="1" r:id="rIdrq8myb-yygcgz-wa66hiw">
               <w:r>
                 <w:rPr>
                   <w:rFonts w:ascii="Arial" w:cs="Arial" w:eastAsia="Arial" w:hAnsi="Arial"/>
@@ -10289,7 +10289,7 @@
             <w:pPr>
               <w:spacing w:after="20" w:before="0"/>
             </w:pPr>
-            <w:hyperlink w:history="1" r:id="rId2mpkkfl6dajqzxyfnknyg">
+            <w:hyperlink w:history="1" r:id="rIdm-7qdfte0hc-a5yitxubf">
               <w:r>
                 <w:rPr>
                   <w:rFonts w:ascii="Arial" w:cs="Arial" w:eastAsia="Arial" w:hAnsi="Arial"/>
@@ -10338,7 +10338,7 @@
               <w:spacing w:after="10" w:before="0"/>
               <w:ind w:left="120"/>
             </w:pPr>
-            <w:hyperlink w:history="1" r:id="rIdxlrky0mb-4rmht3xt4ysw">
+            <w:hyperlink w:history="1" r:id="rIdsqav_axhaukjprprihjd7">
               <w:r>
                 <w:rPr>
                   <w:rFonts w:ascii="Arial" w:cs="Arial" w:eastAsia="Arial" w:hAnsi="Arial"/>
@@ -10533,7 +10533,7 @@
             <w:pPr>
               <w:spacing w:after="20" w:before="0"/>
             </w:pPr>
-            <w:hyperlink w:history="1" r:id="rIdmh8vpkacwf2cvf8qsqv6l">
+            <w:hyperlink w:history="1" r:id="rId3gwvmfeah373bjrchd6zz">
               <w:r>
                 <w:rPr>
                   <w:rFonts w:ascii="Arial" w:cs="Arial" w:eastAsia="Arial" w:hAnsi="Arial"/>
@@ -10582,7 +10582,7 @@
               <w:spacing w:after="10" w:before="0"/>
               <w:ind w:left="120"/>
             </w:pPr>
-            <w:hyperlink w:history="1" r:id="rIdscy6fs-i3ug4ni42j5i6e">
+            <w:hyperlink w:history="1" r:id="rIdmtozeqpasudz6cppikddu">
               <w:r>
                 <w:rPr>
                   <w:rFonts w:ascii="Arial" w:cs="Arial" w:eastAsia="Arial" w:hAnsi="Arial"/>
@@ -10627,7 +10627,7 @@
             <w:pPr>
               <w:spacing w:after="20" w:before="0"/>
             </w:pPr>
-            <w:hyperlink w:history="1" r:id="rIdwqwfxymsdyjakexgq2ehw">
+            <w:hyperlink w:history="1" r:id="rIdx3aermaodclcv80vzrtqa">
               <w:r>
                 <w:rPr>
                   <w:rFonts w:ascii="Arial" w:cs="Arial" w:eastAsia="Arial" w:hAnsi="Arial"/>
@@ -10676,7 +10676,7 @@
               <w:spacing w:after="10" w:before="0"/>
               <w:ind w:left="120"/>
             </w:pPr>
-            <w:hyperlink w:history="1" r:id="rIdigdfjs_pmrmksnfpz_lps">
+            <w:hyperlink w:history="1" r:id="rIdxejwa3fbh8s1byzz2-egr">
               <w:r>
                 <w:rPr>
                   <w:rFonts w:ascii="Arial" w:cs="Arial" w:eastAsia="Arial" w:hAnsi="Arial"/>
@@ -10871,7 +10871,7 @@
             <w:pPr>
               <w:spacing w:after="20" w:before="0"/>
             </w:pPr>
-            <w:hyperlink w:history="1" r:id="rIdrxj8eggkhdvycjlivqchw">
+            <w:hyperlink w:history="1" r:id="rId0kn0mnz58dlyjs5spgmsm">
               <w:r>
                 <w:rPr>
                   <w:rFonts w:ascii="Arial" w:cs="Arial" w:eastAsia="Arial" w:hAnsi="Arial"/>
@@ -10920,7 +10920,7 @@
               <w:spacing w:after="10" w:before="0"/>
               <w:ind w:left="120"/>
             </w:pPr>
-            <w:hyperlink w:history="1" r:id="rIdvjwek-bnjorawaxdnf6hg">
+            <w:hyperlink w:history="1" r:id="rId0wzka365nkmmb0tvwbpao">
               <w:r>
                 <w:rPr>
                   <w:rFonts w:ascii="Arial" w:cs="Arial" w:eastAsia="Arial" w:hAnsi="Arial"/>
@@ -10965,7 +10965,7 @@
             <w:pPr>
               <w:spacing w:after="20" w:before="0"/>
             </w:pPr>
-            <w:hyperlink w:history="1" r:id="rIdpb0qynh8vmb3jpofhkch0">
+            <w:hyperlink w:history="1" r:id="rIdpmol5dgtghkgifjt-c3r-">
               <w:r>
                 <w:rPr>
                   <w:rFonts w:ascii="Arial" w:cs="Arial" w:eastAsia="Arial" w:hAnsi="Arial"/>
@@ -11014,7 +11014,7 @@
               <w:spacing w:after="10" w:before="0"/>
               <w:ind w:left="120"/>
             </w:pPr>
-            <w:hyperlink w:history="1" r:id="rIdrhio84fxmwkw_w--sfo8l">
+            <w:hyperlink w:history="1" r:id="rIdvxg9pn7lhjyvcclmbf3pf">
               <w:r>
                 <w:rPr>
                   <w:rFonts w:ascii="Arial" w:cs="Arial" w:eastAsia="Arial" w:hAnsi="Arial"/>
@@ -11621,7 +11621,7 @@
         </w:rPr>
         <w:t xml:space="preserve">© 2026 SeaVuria and ARES. Aligned with KICD objectives. Developed by SeaVuria; technical implementation by ARES (with AI assistance from Claude). Licensed under </w:t>
       </w:r>
-      <w:hyperlink w:history="1" r:id="rIdxq4418v4qyldbjuechwji">
+      <w:hyperlink w:history="1" r:id="rIdd18zcy_aiapjuprbpunwe">
         <w:r>
           <w:rPr>
             <w:rFonts w:ascii="Arial" w:cs="Arial" w:eastAsia="Arial" w:hAnsi="Arial"/>
@@ -11642,7 +11642,7 @@
         </w:rPr>
         <w:t xml:space="preserve"> (</w:t>
       </w:r>
-      <w:hyperlink w:history="1" r:id="rIdm7vifquxgni3jqpxvkpxl">
+      <w:hyperlink w:history="1" r:id="rIdwqkjui22v-p5zwdmtdemo">
         <w:r>
           <w:rPr>
             <w:rFonts w:ascii="Arial" w:cs="Arial" w:eastAsia="Arial" w:hAnsi="Arial"/>
@@ -12655,7 +12655,7 @@
             <w:pPr>
               <w:spacing w:after="20" w:before="0"/>
             </w:pPr>
-            <w:hyperlink w:history="1" r:id="rIddhxtjw3nt4owyccocema7">
+            <w:hyperlink w:history="1" r:id="rId6qt5pqcmvgthydbrb4aju">
               <w:r>
                 <w:rPr>
                   <w:rFonts w:ascii="Arial" w:cs="Arial" w:eastAsia="Arial" w:hAnsi="Arial"/>
@@ -12688,7 +12688,7 @@
               <w:spacing w:after="10" w:before="0"/>
               <w:ind w:left="120"/>
             </w:pPr>
-            <w:hyperlink w:history="1" r:id="rIdyz4owfao3wmnvey_adme-">
+            <w:hyperlink w:history="1" r:id="rId2p-urqc-h_zahipw-uvbw">
               <w:r>
                 <w:rPr>
                   <w:rFonts w:ascii="Arial" w:cs="Arial" w:eastAsia="Arial" w:hAnsi="Arial"/>
@@ -12733,7 +12733,7 @@
             <w:pPr>
               <w:spacing w:after="20" w:before="0"/>
             </w:pPr>
-            <w:hyperlink w:history="1" r:id="rIdhojk-mffh9yb940oyegbt">
+            <w:hyperlink w:history="1" r:id="rIdonw4b_22crrmwco4m8hjd">
               <w:r>
                 <w:rPr>
                   <w:rFonts w:ascii="Arial" w:cs="Arial" w:eastAsia="Arial" w:hAnsi="Arial"/>
@@ -12766,7 +12766,7 @@
               <w:spacing w:after="10" w:before="0"/>
               <w:ind w:left="120"/>
             </w:pPr>
-            <w:hyperlink w:history="1" r:id="rIdhuyikmrs1ae3nwpf4djyq">
+            <w:hyperlink w:history="1" r:id="rIdi4dkusj8pxe-vcme_nh4a">
               <w:r>
                 <w:rPr>
                   <w:rFonts w:ascii="Arial" w:cs="Arial" w:eastAsia="Arial" w:hAnsi="Arial"/>
@@ -12961,7 +12961,7 @@
             <w:pPr>
               <w:spacing w:after="20" w:before="0"/>
             </w:pPr>
-            <w:hyperlink w:history="1" r:id="rIdyuqm1indwtjhhm9xxwff9">
+            <w:hyperlink w:history="1" r:id="rIdd-lusmkdthkbg9a6xovzf">
               <w:r>
                 <w:rPr>
                   <w:rFonts w:ascii="Arial" w:cs="Arial" w:eastAsia="Arial" w:hAnsi="Arial"/>
@@ -12994,7 +12994,7 @@
               <w:spacing w:after="10" w:before="0"/>
               <w:ind w:left="120"/>
             </w:pPr>
-            <w:hyperlink w:history="1" r:id="rIdcygt84kpzwohdduvmyau2">
+            <w:hyperlink w:history="1" r:id="rIdp_ofi5-ocmzkvp0kj1u_k">
               <w:r>
                 <w:rPr>
                   <w:rFonts w:ascii="Arial" w:cs="Arial" w:eastAsia="Arial" w:hAnsi="Arial"/>
@@ -13039,7 +13039,7 @@
             <w:pPr>
               <w:spacing w:after="20" w:before="0"/>
             </w:pPr>
-            <w:hyperlink w:history="1" r:id="rIdctctjytsatq5npdjclzb4">
+            <w:hyperlink w:history="1" r:id="rId-a25uk3lzumt69rk3wjlw">
               <w:r>
                 <w:rPr>
                   <w:rFonts w:ascii="Arial" w:cs="Arial" w:eastAsia="Arial" w:hAnsi="Arial"/>
@@ -13072,7 +13072,7 @@
               <w:spacing w:after="10" w:before="0"/>
               <w:ind w:left="120"/>
             </w:pPr>
-            <w:hyperlink w:history="1" r:id="rIdokpmuzksfchkvzjqws3ca">
+            <w:hyperlink w:history="1" r:id="rIdazqc3hafcgkrda23nhh1f">
               <w:r>
                 <w:rPr>
                   <w:rFonts w:ascii="Arial" w:cs="Arial" w:eastAsia="Arial" w:hAnsi="Arial"/>
@@ -13267,7 +13267,7 @@
             <w:pPr>
               <w:spacing w:after="20" w:before="0"/>
             </w:pPr>
-            <w:hyperlink w:history="1" r:id="rId3eqepdnit4-ejvqtrc84b">
+            <w:hyperlink w:history="1" r:id="rIdo9apz5vc7bet7de8-lotn">
               <w:r>
                 <w:rPr>
                   <w:rFonts w:ascii="Arial" w:cs="Arial" w:eastAsia="Arial" w:hAnsi="Arial"/>
@@ -13316,7 +13316,7 @@
               <w:spacing w:after="10" w:before="0"/>
               <w:ind w:left="120"/>
             </w:pPr>
-            <w:hyperlink w:history="1" r:id="rId_bn6fsxru5t1dmz2dvrzb">
+            <w:hyperlink w:history="1" r:id="rIdypiqclbxeff_4pvlvtu1p">
               <w:r>
                 <w:rPr>
                   <w:rFonts w:ascii="Arial" w:cs="Arial" w:eastAsia="Arial" w:hAnsi="Arial"/>
@@ -13361,7 +13361,7 @@
             <w:pPr>
               <w:spacing w:after="20" w:before="0"/>
             </w:pPr>
-            <w:hyperlink w:history="1" r:id="rId9mgxnzu3tkry5ex5nawdf">
+            <w:hyperlink w:history="1" r:id="rIdxe9l_a5ij7xk4ehuuq5a0">
               <w:r>
                 <w:rPr>
                   <w:rFonts w:ascii="Arial" w:cs="Arial" w:eastAsia="Arial" w:hAnsi="Arial"/>
@@ -13410,7 +13410,7 @@
               <w:spacing w:after="10" w:before="0"/>
               <w:ind w:left="120"/>
             </w:pPr>
-            <w:hyperlink w:history="1" r:id="rIdivo1eb_jgabhjv_m4ie9k">
+            <w:hyperlink w:history="1" r:id="rIdtc8ty-rurwbqcspvmkavq">
               <w:r>
                 <w:rPr>
                   <w:rFonts w:ascii="Arial" w:cs="Arial" w:eastAsia="Arial" w:hAnsi="Arial"/>
@@ -13605,7 +13605,7 @@
             <w:pPr>
               <w:spacing w:after="20" w:before="0"/>
             </w:pPr>
-            <w:hyperlink w:history="1" r:id="rIdez7m8tg16tqfr_onj66a0">
+            <w:hyperlink w:history="1" r:id="rIdoo0onawdgoljq3ctni7qg">
               <w:r>
                 <w:rPr>
                   <w:rFonts w:ascii="Arial" w:cs="Arial" w:eastAsia="Arial" w:hAnsi="Arial"/>
@@ -13654,7 +13654,7 @@
               <w:spacing w:after="10" w:before="0"/>
               <w:ind w:left="120"/>
             </w:pPr>
-            <w:hyperlink w:history="1" r:id="rIdibnreeu6plzon3h0m6mua">
+            <w:hyperlink w:history="1" r:id="rIddqigkdhndxkhjxzbbqeo9">
               <w:r>
                 <w:rPr>
                   <w:rFonts w:ascii="Arial" w:cs="Arial" w:eastAsia="Arial" w:hAnsi="Arial"/>
@@ -13699,7 +13699,7 @@
             <w:pPr>
               <w:spacing w:after="20" w:before="0"/>
             </w:pPr>
-            <w:hyperlink w:history="1" r:id="rIdzw_dcqcdgmnxbjnq2fpdh">
+            <w:hyperlink w:history="1" r:id="rIdt16s_vukpw9v-9mhpa8ge">
               <w:r>
                 <w:rPr>
                   <w:rFonts w:ascii="Arial" w:cs="Arial" w:eastAsia="Arial" w:hAnsi="Arial"/>
@@ -13748,7 +13748,7 @@
               <w:spacing w:after="10" w:before="0"/>
               <w:ind w:left="120"/>
             </w:pPr>
-            <w:hyperlink w:history="1" r:id="rIdbuirqjj4uxb06t9dpdtfd">
+            <w:hyperlink w:history="1" r:id="rId-alt_kndjub2n5uufgxn9">
               <w:r>
                 <w:rPr>
                   <w:rFonts w:ascii="Arial" w:cs="Arial" w:eastAsia="Arial" w:hAnsi="Arial"/>
@@ -13943,7 +13943,7 @@
             <w:pPr>
               <w:spacing w:after="20" w:before="0"/>
             </w:pPr>
-            <w:hyperlink w:history="1" r:id="rIdfuk-quvi05nqctpagbzuy">
+            <w:hyperlink w:history="1" r:id="rIdbt1ltssdznn6spaabhonu">
               <w:r>
                 <w:rPr>
                   <w:rFonts w:ascii="Arial" w:cs="Arial" w:eastAsia="Arial" w:hAnsi="Arial"/>
@@ -13992,7 +13992,7 @@
               <w:spacing w:after="10" w:before="0"/>
               <w:ind w:left="120"/>
             </w:pPr>
-            <w:hyperlink w:history="1" r:id="rIdp_jzlmugfy8y4l6ryppqq">
+            <w:hyperlink w:history="1" r:id="rIdtwlpgamumpipi25hnmlnw">
               <w:r>
                 <w:rPr>
                   <w:rFonts w:ascii="Arial" w:cs="Arial" w:eastAsia="Arial" w:hAnsi="Arial"/>
@@ -14037,7 +14037,7 @@
             <w:pPr>
               <w:spacing w:after="20" w:before="0"/>
             </w:pPr>
-            <w:hyperlink w:history="1" r:id="rIdgrkm1gg4ngcliqcyhtgrw">
+            <w:hyperlink w:history="1" r:id="rId38k14w03rmowaarg_xb-b">
               <w:r>
                 <w:rPr>
                   <w:rFonts w:ascii="Arial" w:cs="Arial" w:eastAsia="Arial" w:hAnsi="Arial"/>
@@ -14086,7 +14086,7 @@
               <w:spacing w:after="10" w:before="0"/>
               <w:ind w:left="120"/>
             </w:pPr>
-            <w:hyperlink w:history="1" r:id="rId115uo_q3sscyy9aej1-pg">
+            <w:hyperlink w:history="1" r:id="rIdaq8djly2aewx5ynnnz0ve">
               <w:r>
                 <w:rPr>
                   <w:rFonts w:ascii="Arial" w:cs="Arial" w:eastAsia="Arial" w:hAnsi="Arial"/>
@@ -14598,7 +14598,7 @@
         </w:rPr>
         <w:t xml:space="preserve">© 2026 SeaVuria and ARES. Aligned with KICD objectives. Developed by SeaVuria; technical implementation by ARES (with AI assistance from Claude). Licensed under </w:t>
       </w:r>
-      <w:hyperlink w:history="1" r:id="rIdn30xerrkgka0s8pir9ply">
+      <w:hyperlink w:history="1" r:id="rIdbl2rqmrbwmll8kjwmy4qh">
         <w:r>
           <w:rPr>
             <w:rFonts w:ascii="Arial" w:cs="Arial" w:eastAsia="Arial" w:hAnsi="Arial"/>
@@ -14619,7 +14619,7 @@
         </w:rPr>
         <w:t xml:space="preserve"> (</w:t>
       </w:r>
-      <w:hyperlink w:history="1" r:id="rIdxuhftl_8ywb46p84aoahe">
+      <w:hyperlink w:history="1" r:id="rId9s9kymzmknb6kxsbq4qmx">
         <w:r>
           <w:rPr>
             <w:rFonts w:ascii="Arial" w:cs="Arial" w:eastAsia="Arial" w:hAnsi="Arial"/>
@@ -15791,7 +15791,7 @@
             <w:pPr>
               <w:spacing w:after="20" w:before="0"/>
             </w:pPr>
-            <w:hyperlink w:history="1" r:id="rIdgaohqxwzbxxxapjyj3eqx">
+            <w:hyperlink w:history="1" r:id="rIdqq0wvyui4ekad4imqvlpr">
               <w:r>
                 <w:rPr>
                   <w:rFonts w:ascii="Arial" w:cs="Arial" w:eastAsia="Arial" w:hAnsi="Arial"/>
@@ -15840,7 +15840,7 @@
               <w:spacing w:after="10" w:before="0"/>
               <w:ind w:left="120"/>
             </w:pPr>
-            <w:hyperlink w:history="1" r:id="rIdh6qwhnjvsiewhqt84wp9v">
+            <w:hyperlink w:history="1" r:id="rIdijqj8ncqswi87wsrtq4rz">
               <w:r>
                 <w:rPr>
                   <w:rFonts w:ascii="Arial" w:cs="Arial" w:eastAsia="Arial" w:hAnsi="Arial"/>
@@ -15885,7 +15885,7 @@
             <w:pPr>
               <w:spacing w:after="20" w:before="0"/>
             </w:pPr>
-            <w:hyperlink w:history="1" r:id="rIdje0bungnf9ar_xtwnxz1h">
+            <w:hyperlink w:history="1" r:id="rIdoxx_atynxw6g04ntp5vxb">
               <w:r>
                 <w:rPr>
                   <w:rFonts w:ascii="Arial" w:cs="Arial" w:eastAsia="Arial" w:hAnsi="Arial"/>
@@ -15918,7 +15918,7 @@
               <w:spacing w:after="10" w:before="0"/>
               <w:ind w:left="120"/>
             </w:pPr>
-            <w:hyperlink w:history="1" r:id="rId4xuihrvchhkkiq1hauc6v">
+            <w:hyperlink w:history="1" r:id="rIduiexmpjzp487kyyct-bji">
               <w:r>
                 <w:rPr>
                   <w:rFonts w:ascii="Arial" w:cs="Arial" w:eastAsia="Arial" w:hAnsi="Arial"/>
@@ -16113,7 +16113,7 @@
             <w:pPr>
               <w:spacing w:after="20" w:before="0"/>
             </w:pPr>
-            <w:hyperlink w:history="1" r:id="rIdnchqs8dph3w9oj6gvj8bc">
+            <w:hyperlink w:history="1" r:id="rIdedebom58kuinl_wjmaxlh">
               <w:r>
                 <w:rPr>
                   <w:rFonts w:ascii="Arial" w:cs="Arial" w:eastAsia="Arial" w:hAnsi="Arial"/>
@@ -16162,7 +16162,7 @@
               <w:spacing w:after="10" w:before="0"/>
               <w:ind w:left="120"/>
             </w:pPr>
-            <w:hyperlink w:history="1" r:id="rIdl_qp2d7ojyk60u3sp1bkq">
+            <w:hyperlink w:history="1" r:id="rIdwtwtts0fco1-rzqq77sug">
               <w:r>
                 <w:rPr>
                   <w:rFonts w:ascii="Arial" w:cs="Arial" w:eastAsia="Arial" w:hAnsi="Arial"/>
@@ -16207,7 +16207,7 @@
             <w:pPr>
               <w:spacing w:after="20" w:before="0"/>
             </w:pPr>
-            <w:hyperlink w:history="1" r:id="rIde-6jljxda4jumku0qlzpg">
+            <w:hyperlink w:history="1" r:id="rIdsop-kjb7y93x_coyztbwy">
               <w:r>
                 <w:rPr>
                   <w:rFonts w:ascii="Arial" w:cs="Arial" w:eastAsia="Arial" w:hAnsi="Arial"/>
@@ -16240,7 +16240,7 @@
               <w:spacing w:after="10" w:before="0"/>
               <w:ind w:left="120"/>
             </w:pPr>
-            <w:hyperlink w:history="1" r:id="rIdhtysxvtd5j0ulcg6lcehi">
+            <w:hyperlink w:history="1" r:id="rIdaap5fblbocma-j6q12nfk">
               <w:r>
                 <w:rPr>
                   <w:rFonts w:ascii="Arial" w:cs="Arial" w:eastAsia="Arial" w:hAnsi="Arial"/>
@@ -16435,7 +16435,7 @@
             <w:pPr>
               <w:spacing w:after="20" w:before="0"/>
             </w:pPr>
-            <w:hyperlink w:history="1" r:id="rIdu8zjrc-lpmlbkf9noxyuh">
+            <w:hyperlink w:history="1" r:id="rIdk9f-qznwuzutm5gogqnge">
               <w:r>
                 <w:rPr>
                   <w:rFonts w:ascii="Arial" w:cs="Arial" w:eastAsia="Arial" w:hAnsi="Arial"/>
@@ -16484,7 +16484,7 @@
               <w:spacing w:after="10" w:before="0"/>
               <w:ind w:left="120"/>
             </w:pPr>
-            <w:hyperlink w:history="1" r:id="rIdchqjl2ohd1j0qlp9j6pqg">
+            <w:hyperlink w:history="1" r:id="rIdu0lj-jml3ytgix5i2soya">
               <w:r>
                 <w:rPr>
                   <w:rFonts w:ascii="Arial" w:cs="Arial" w:eastAsia="Arial" w:hAnsi="Arial"/>
@@ -16529,7 +16529,7 @@
             <w:pPr>
               <w:spacing w:after="20" w:before="0"/>
             </w:pPr>
-            <w:hyperlink w:history="1" r:id="rId4oudtrjeeabmbn0ke1_3o">
+            <w:hyperlink w:history="1" r:id="rIdprueuz8ystfog9edlphz6">
               <w:r>
                 <w:rPr>
                   <w:rFonts w:ascii="Arial" w:cs="Arial" w:eastAsia="Arial" w:hAnsi="Arial"/>
@@ -16562,7 +16562,7 @@
               <w:spacing w:after="10" w:before="0"/>
               <w:ind w:left="120"/>
             </w:pPr>
-            <w:hyperlink w:history="1" r:id="rIdqlpxeeeks7oare8x__4qb">
+            <w:hyperlink w:history="1" r:id="rIdxg6ikrgcqyw5qd_rtglgt">
               <w:r>
                 <w:rPr>
                   <w:rFonts w:ascii="Arial" w:cs="Arial" w:eastAsia="Arial" w:hAnsi="Arial"/>
@@ -16757,7 +16757,7 @@
             <w:pPr>
               <w:spacing w:after="20" w:before="0"/>
             </w:pPr>
-            <w:hyperlink w:history="1" r:id="rIdv41i14etgdlh2gzzfxzon">
+            <w:hyperlink w:history="1" r:id="rIdwgbukoazvbbqgprodgwgm">
               <w:r>
                 <w:rPr>
                   <w:rFonts w:ascii="Arial" w:cs="Arial" w:eastAsia="Arial" w:hAnsi="Arial"/>
@@ -16806,7 +16806,7 @@
               <w:spacing w:after="10" w:before="0"/>
               <w:ind w:left="120"/>
             </w:pPr>
-            <w:hyperlink w:history="1" r:id="rIdqpc9egvobjefsp5jtfxl8">
+            <w:hyperlink w:history="1" r:id="rIdp0mdrz-zp7cvvlwx-xqcf">
               <w:r>
                 <w:rPr>
                   <w:rFonts w:ascii="Arial" w:cs="Arial" w:eastAsia="Arial" w:hAnsi="Arial"/>
@@ -16851,7 +16851,7 @@
             <w:pPr>
               <w:spacing w:after="20" w:before="0"/>
             </w:pPr>
-            <w:hyperlink w:history="1" r:id="rIdybxmwguw2df41ehvcd5rp">
+            <w:hyperlink w:history="1" r:id="rIdnbbzh1eovnqhtvgematxe">
               <w:r>
                 <w:rPr>
                   <w:rFonts w:ascii="Arial" w:cs="Arial" w:eastAsia="Arial" w:hAnsi="Arial"/>
@@ -16884,7 +16884,7 @@
               <w:spacing w:after="10" w:before="0"/>
               <w:ind w:left="120"/>
             </w:pPr>
-            <w:hyperlink w:history="1" r:id="rIdj01r6z2hnqfonoeeb-lln">
+            <w:hyperlink w:history="1" r:id="rIdqzulzhhuuxmcjcfcfumzz">
               <w:r>
                 <w:rPr>
                   <w:rFonts w:ascii="Arial" w:cs="Arial" w:eastAsia="Arial" w:hAnsi="Arial"/>
@@ -17079,7 +17079,7 @@
             <w:pPr>
               <w:spacing w:after="20" w:before="0"/>
             </w:pPr>
-            <w:hyperlink w:history="1" r:id="rIdbxjjz_viae6areb15l1y9">
+            <w:hyperlink w:history="1" r:id="rIdvn_mg2qqepealbcvve4gp">
               <w:r>
                 <w:rPr>
                   <w:rFonts w:ascii="Arial" w:cs="Arial" w:eastAsia="Arial" w:hAnsi="Arial"/>
@@ -17128,7 +17128,7 @@
               <w:spacing w:after="10" w:before="0"/>
               <w:ind w:left="120"/>
             </w:pPr>
-            <w:hyperlink w:history="1" r:id="rIdcfxdaybcz-yhjnusz55w1">
+            <w:hyperlink w:history="1" r:id="rIdiidyhregnjonvdjcgwxai">
               <w:r>
                 <w:rPr>
                   <w:rFonts w:ascii="Arial" w:cs="Arial" w:eastAsia="Arial" w:hAnsi="Arial"/>
@@ -17173,7 +17173,7 @@
             <w:pPr>
               <w:spacing w:after="20" w:before="0"/>
             </w:pPr>
-            <w:hyperlink w:history="1" r:id="rIdlptuhl5w5t0inhhxqbhgh">
+            <w:hyperlink w:history="1" r:id="rIdyhyqodlv8r3dnrss_40qy">
               <w:r>
                 <w:rPr>
                   <w:rFonts w:ascii="Arial" w:cs="Arial" w:eastAsia="Arial" w:hAnsi="Arial"/>
@@ -17222,7 +17222,7 @@
               <w:spacing w:after="10" w:before="0"/>
               <w:ind w:left="120"/>
             </w:pPr>
-            <w:hyperlink w:history="1" r:id="rIdllglwwlz7gdop5kx07dm5">
+            <w:hyperlink w:history="1" r:id="rId-wr18_zu_axwpwx3vbczx">
               <w:r>
                 <w:rPr>
                   <w:rFonts w:ascii="Arial" w:cs="Arial" w:eastAsia="Arial" w:hAnsi="Arial"/>
@@ -17810,7 +17810,7 @@
         </w:rPr>
         <w:t xml:space="preserve">© 2026 SeaVuria and ARES. Aligned with KICD objectives. Developed by SeaVuria; technical implementation by ARES (with AI assistance from Claude). Licensed under </w:t>
       </w:r>
-      <w:hyperlink w:history="1" r:id="rIdnwbbtvo_ts5lpcqqqa8wg">
+      <w:hyperlink w:history="1" r:id="rIdowvegenrxhf-lyxwm3spr">
         <w:r>
           <w:rPr>
             <w:rFonts w:ascii="Arial" w:cs="Arial" w:eastAsia="Arial" w:hAnsi="Arial"/>
@@ -17831,7 +17831,7 @@
         </w:rPr>
         <w:t xml:space="preserve"> (</w:t>
       </w:r>
-      <w:hyperlink w:history="1" r:id="rIdoh5a14speimkagxvt5imu">
+      <w:hyperlink w:history="1" r:id="rIdf7d4xovyt0vzo8st_ibyh">
         <w:r>
           <w:rPr>
             <w:rFonts w:ascii="Arial" w:cs="Arial" w:eastAsia="Arial" w:hAnsi="Arial"/>
@@ -18844,7 +18844,7 @@
             <w:pPr>
               <w:spacing w:after="20" w:before="0"/>
             </w:pPr>
-            <w:hyperlink w:history="1" r:id="rIddnglc5fziis9tqu30gurm">
+            <w:hyperlink w:history="1" r:id="rIdbxwxtqkdmro38xrtkncml">
               <w:r>
                 <w:rPr>
                   <w:rFonts w:ascii="Arial" w:cs="Arial" w:eastAsia="Arial" w:hAnsi="Arial"/>
@@ -18877,7 +18877,7 @@
               <w:spacing w:after="10" w:before="0"/>
               <w:ind w:left="120"/>
             </w:pPr>
-            <w:hyperlink w:history="1" r:id="rIdksvcfna3ijariqrwzvaqm">
+            <w:hyperlink w:history="1" r:id="rIdbhyt9lz_1nc9qe-pjhpf8">
               <w:r>
                 <w:rPr>
                   <w:rFonts w:ascii="Arial" w:cs="Arial" w:eastAsia="Arial" w:hAnsi="Arial"/>
@@ -18922,7 +18922,7 @@
             <w:pPr>
               <w:spacing w:after="20" w:before="0"/>
             </w:pPr>
-            <w:hyperlink w:history="1" r:id="rIdvjlyvwulpey70iomjtoia">
+            <w:hyperlink w:history="1" r:id="rId-0lztqsbliw4y0mfoelxx">
               <w:r>
                 <w:rPr>
                   <w:rFonts w:ascii="Arial" w:cs="Arial" w:eastAsia="Arial" w:hAnsi="Arial"/>
@@ -18955,7 +18955,7 @@
               <w:spacing w:after="10" w:before="0"/>
               <w:ind w:left="120"/>
             </w:pPr>
-            <w:hyperlink w:history="1" r:id="rIdex-cwlbinnm6v8paewddc">
+            <w:hyperlink w:history="1" r:id="rIdtbo17wvpqtvjok3ekhrmm">
               <w:r>
                 <w:rPr>
                   <w:rFonts w:ascii="Arial" w:cs="Arial" w:eastAsia="Arial" w:hAnsi="Arial"/>
@@ -19150,7 +19150,7 @@
             <w:pPr>
               <w:spacing w:after="20" w:before="0"/>
             </w:pPr>
-            <w:hyperlink w:history="1" r:id="rIdlf6flqbtfqcrapi3wppny">
+            <w:hyperlink w:history="1" r:id="rIdckt8bl032_11d_r9rtrpz">
               <w:r>
                 <w:rPr>
                   <w:rFonts w:ascii="Arial" w:cs="Arial" w:eastAsia="Arial" w:hAnsi="Arial"/>
@@ -19183,7 +19183,7 @@
               <w:spacing w:after="10" w:before="0"/>
               <w:ind w:left="120"/>
             </w:pPr>
-            <w:hyperlink w:history="1" r:id="rId-ju8ngy547asezefrt-6h">
+            <w:hyperlink w:history="1" r:id="rIdso9iznh7iyma8mxw4llcw">
               <w:r>
                 <w:rPr>
                   <w:rFonts w:ascii="Arial" w:cs="Arial" w:eastAsia="Arial" w:hAnsi="Arial"/>
@@ -19228,7 +19228,7 @@
             <w:pPr>
               <w:spacing w:after="20" w:before="0"/>
             </w:pPr>
-            <w:hyperlink w:history="1" r:id="rId2kd_grpnmnme0cjwtr7l7">
+            <w:hyperlink w:history="1" r:id="rIdv41q-bl6erwyqtrhhxvdf">
               <w:r>
                 <w:rPr>
                   <w:rFonts w:ascii="Arial" w:cs="Arial" w:eastAsia="Arial" w:hAnsi="Arial"/>
@@ -19261,7 +19261,7 @@
               <w:spacing w:after="10" w:before="0"/>
               <w:ind w:left="120"/>
             </w:pPr>
-            <w:hyperlink w:history="1" r:id="rIdhyqms6w7bcy-nz_dkusrk">
+            <w:hyperlink w:history="1" r:id="rIdwb9gvsf_ugjg5hlbq7b1c">
               <w:r>
                 <w:rPr>
                   <w:rFonts w:ascii="Arial" w:cs="Arial" w:eastAsia="Arial" w:hAnsi="Arial"/>
@@ -19456,7 +19456,7 @@
             <w:pPr>
               <w:spacing w:after="20" w:before="0"/>
             </w:pPr>
-            <w:hyperlink w:history="1" r:id="rIdri7azifn0zuyho3exupdz">
+            <w:hyperlink w:history="1" r:id="rIdls0z1arzibotb6-huqk-i">
               <w:r>
                 <w:rPr>
                   <w:rFonts w:ascii="Arial" w:cs="Arial" w:eastAsia="Arial" w:hAnsi="Arial"/>
@@ -19489,7 +19489,7 @@
               <w:spacing w:after="10" w:before="0"/>
               <w:ind w:left="120"/>
             </w:pPr>
-            <w:hyperlink w:history="1" r:id="rIdybsd8psmn876neuyky0zp">
+            <w:hyperlink w:history="1" r:id="rIdafyn1bkd2hnkyt_mqffv5">
               <w:r>
                 <w:rPr>
                   <w:rFonts w:ascii="Arial" w:cs="Arial" w:eastAsia="Arial" w:hAnsi="Arial"/>
@@ -19534,7 +19534,7 @@
             <w:pPr>
               <w:spacing w:after="20" w:before="0"/>
             </w:pPr>
-            <w:hyperlink w:history="1" r:id="rIdiz040qk4ha0tdlshbvvkr">
+            <w:hyperlink w:history="1" r:id="rIdvzbzrhg5di_hzhipudqov">
               <w:r>
                 <w:rPr>
                   <w:rFonts w:ascii="Arial" w:cs="Arial" w:eastAsia="Arial" w:hAnsi="Arial"/>
@@ -19583,7 +19583,7 @@
               <w:spacing w:after="10" w:before="0"/>
               <w:ind w:left="120"/>
             </w:pPr>
-            <w:hyperlink w:history="1" r:id="rIdlcrolpixjixrr0sl8ewvl">
+            <w:hyperlink w:history="1" r:id="rIdfrp4ys9vhzo_i3y6lhx2w">
               <w:r>
                 <w:rPr>
                   <w:rFonts w:ascii="Arial" w:cs="Arial" w:eastAsia="Arial" w:hAnsi="Arial"/>
@@ -19778,7 +19778,7 @@
             <w:pPr>
               <w:spacing w:after="20" w:before="0"/>
             </w:pPr>
-            <w:hyperlink w:history="1" r:id="rIdt1lu4f1d5lqj1wdkug2vu">
+            <w:hyperlink w:history="1" r:id="rIdkpykrhgwtcx1_w0kgucft">
               <w:r>
                 <w:rPr>
                   <w:rFonts w:ascii="Arial" w:cs="Arial" w:eastAsia="Arial" w:hAnsi="Arial"/>
@@ -19811,7 +19811,7 @@
               <w:spacing w:after="10" w:before="0"/>
               <w:ind w:left="120"/>
             </w:pPr>
-            <w:hyperlink w:history="1" r:id="rIdpwvumdg6461e4disiva5j">
+            <w:hyperlink w:history="1" r:id="rIdnsddaw5s4wvzocmxei6ga">
               <w:r>
                 <w:rPr>
                   <w:rFonts w:ascii="Arial" w:cs="Arial" w:eastAsia="Arial" w:hAnsi="Arial"/>
@@ -19856,7 +19856,7 @@
             <w:pPr>
               <w:spacing w:after="20" w:before="0"/>
             </w:pPr>
-            <w:hyperlink w:history="1" r:id="rIdglco9orwojzut_nuifduu">
+            <w:hyperlink w:history="1" r:id="rIdphzikazd71uz3axjedknj">
               <w:r>
                 <w:rPr>
                   <w:rFonts w:ascii="Arial" w:cs="Arial" w:eastAsia="Arial" w:hAnsi="Arial"/>
@@ -19905,7 +19905,7 @@
               <w:spacing w:after="10" w:before="0"/>
               <w:ind w:left="120"/>
             </w:pPr>
-            <w:hyperlink w:history="1" r:id="rIdizstzk2woeibstntpwtxp">
+            <w:hyperlink w:history="1" r:id="rIdf3dhc-ql1iocdjx03obvs">
               <w:r>
                 <w:rPr>
                   <w:rFonts w:ascii="Arial" w:cs="Arial" w:eastAsia="Arial" w:hAnsi="Arial"/>
@@ -20100,7 +20100,7 @@
             <w:pPr>
               <w:spacing w:after="20" w:before="0"/>
             </w:pPr>
-            <w:hyperlink w:history="1" r:id="rIdb_cejtwvev0ecrcpril_z">
+            <w:hyperlink w:history="1" r:id="rIdcs0rjgvdd_jw4iug5vktk">
               <w:r>
                 <w:rPr>
                   <w:rFonts w:ascii="Arial" w:cs="Arial" w:eastAsia="Arial" w:hAnsi="Arial"/>
@@ -20149,7 +20149,7 @@
               <w:spacing w:after="10" w:before="0"/>
               <w:ind w:left="120"/>
             </w:pPr>
-            <w:hyperlink w:history="1" r:id="rIdsiuzbxehaveeboq-imu4s">
+            <w:hyperlink w:history="1" r:id="rIdxk93q38mfuvpba9hvae-w">
               <w:r>
                 <w:rPr>
                   <w:rFonts w:ascii="Arial" w:cs="Arial" w:eastAsia="Arial" w:hAnsi="Arial"/>
@@ -20194,7 +20194,7 @@
             <w:pPr>
               <w:spacing w:after="20" w:before="0"/>
             </w:pPr>
-            <w:hyperlink w:history="1" r:id="rIdotpoc5opc0eg7rhv7z3ku">
+            <w:hyperlink w:history="1" r:id="rIdabk-iuzohfwqiv2kwdt4p">
               <w:r>
                 <w:rPr>
                   <w:rFonts w:ascii="Arial" w:cs="Arial" w:eastAsia="Arial" w:hAnsi="Arial"/>
@@ -20243,7 +20243,7 @@
               <w:spacing w:after="10" w:before="0"/>
               <w:ind w:left="120"/>
             </w:pPr>
-            <w:hyperlink w:history="1" r:id="rId7woinaomxsdzru6hwqo-v">
+            <w:hyperlink w:history="1" r:id="rIdcjlzlr-bdrqvfip6rwvdq">
               <w:r>
                 <w:rPr>
                   <w:rFonts w:ascii="Arial" w:cs="Arial" w:eastAsia="Arial" w:hAnsi="Arial"/>
@@ -20869,7 +20869,7 @@
         </w:rPr>
         <w:t xml:space="preserve">© 2026 SeaVuria and ARES. Aligned with KICD objectives. Developed by SeaVuria; technical implementation by ARES (with AI assistance from Claude). Licensed under </w:t>
       </w:r>
-      <w:hyperlink w:history="1" r:id="rId0gx5mg45okeeomza0jvfl">
+      <w:hyperlink w:history="1" r:id="rIdlwnvtdwv6qubrt2ooh0w6">
         <w:r>
           <w:rPr>
             <w:rFonts w:ascii="Arial" w:cs="Arial" w:eastAsia="Arial" w:hAnsi="Arial"/>
@@ -20890,7 +20890,7 @@
         </w:rPr>
         <w:t xml:space="preserve"> (</w:t>
       </w:r>
-      <w:hyperlink w:history="1" r:id="rId0cocstszvigubcg-ztrpx">
+      <w:hyperlink w:history="1" r:id="rId3czhoh1-fveur4x06tavr">
         <w:r>
           <w:rPr>
             <w:rFonts w:ascii="Arial" w:cs="Arial" w:eastAsia="Arial" w:hAnsi="Arial"/>
@@ -21903,7 +21903,7 @@
             <w:pPr>
               <w:spacing w:after="20" w:before="0"/>
             </w:pPr>
-            <w:hyperlink w:history="1" r:id="rId23ma8vyc8g9zraihdpqzr">
+            <w:hyperlink w:history="1" r:id="rIdl0bgrec8nwdainx1asxcg">
               <w:r>
                 <w:rPr>
                   <w:rFonts w:ascii="Arial" w:cs="Arial" w:eastAsia="Arial" w:hAnsi="Arial"/>
@@ -21936,7 +21936,7 @@
               <w:spacing w:after="10" w:before="0"/>
               <w:ind w:left="120"/>
             </w:pPr>
-            <w:hyperlink w:history="1" r:id="rIdiiq6yaym5cyxgn3q8qruj">
+            <w:hyperlink w:history="1" r:id="rIdwfufx1l4sqyrhujp9h_ie">
               <w:r>
                 <w:rPr>
                   <w:rFonts w:ascii="Arial" w:cs="Arial" w:eastAsia="Arial" w:hAnsi="Arial"/>
@@ -21981,7 +21981,7 @@
             <w:pPr>
               <w:spacing w:after="20" w:before="0"/>
             </w:pPr>
-            <w:hyperlink w:history="1" r:id="rIdpyewwo1tpeugj7k5o5s9w">
+            <w:hyperlink w:history="1" r:id="rIdyw_3yuj2dqfrvirw455ng">
               <w:r>
                 <w:rPr>
                   <w:rFonts w:ascii="Arial" w:cs="Arial" w:eastAsia="Arial" w:hAnsi="Arial"/>
@@ -22014,7 +22014,7 @@
               <w:spacing w:after="10" w:before="0"/>
               <w:ind w:left="120"/>
             </w:pPr>
-            <w:hyperlink w:history="1" r:id="rIdr1rwyprcdzh5zd2k8l3ix">
+            <w:hyperlink w:history="1" r:id="rIdv7-7wmc5lpwfetip6mbfe">
               <w:r>
                 <w:rPr>
                   <w:rFonts w:ascii="Arial" w:cs="Arial" w:eastAsia="Arial" w:hAnsi="Arial"/>
@@ -22209,7 +22209,7 @@
             <w:pPr>
               <w:spacing w:after="20" w:before="0"/>
             </w:pPr>
-            <w:hyperlink w:history="1" r:id="rIdvzb8hffegobe0_cs-z_lx">
+            <w:hyperlink w:history="1" r:id="rIdcgkv67cjnpntchlf6mn5p">
               <w:r>
                 <w:rPr>
                   <w:rFonts w:ascii="Arial" w:cs="Arial" w:eastAsia="Arial" w:hAnsi="Arial"/>
@@ -22242,7 +22242,7 @@
               <w:spacing w:after="10" w:before="0"/>
               <w:ind w:left="120"/>
             </w:pPr>
-            <w:hyperlink w:history="1" r:id="rIdowxww7urqsi5_riftfuds">
+            <w:hyperlink w:history="1" r:id="rId3-tvdoorcxcmuga8l92zf">
               <w:r>
                 <w:rPr>
                   <w:rFonts w:ascii="Arial" w:cs="Arial" w:eastAsia="Arial" w:hAnsi="Arial"/>
@@ -22287,7 +22287,7 @@
             <w:pPr>
               <w:spacing w:after="20" w:before="0"/>
             </w:pPr>
-            <w:hyperlink w:history="1" r:id="rIdoige9s3xz0imrqiex2u3o">
+            <w:hyperlink w:history="1" r:id="rIdew-3it_6iyx3pfkdrpx6-">
               <w:r>
                 <w:rPr>
                   <w:rFonts w:ascii="Arial" w:cs="Arial" w:eastAsia="Arial" w:hAnsi="Arial"/>
@@ -22320,7 +22320,7 @@
               <w:spacing w:after="10" w:before="0"/>
               <w:ind w:left="120"/>
             </w:pPr>
-            <w:hyperlink w:history="1" r:id="rIdzjshgvcgncvuzff9q5-ea">
+            <w:hyperlink w:history="1" r:id="rIdkmq5izuo8-mck1554letf">
               <w:r>
                 <w:rPr>
                   <w:rFonts w:ascii="Arial" w:cs="Arial" w:eastAsia="Arial" w:hAnsi="Arial"/>
@@ -22515,7 +22515,7 @@
             <w:pPr>
               <w:spacing w:after="20" w:before="0"/>
             </w:pPr>
-            <w:hyperlink w:history="1" r:id="rId9lweezpr5swqxombq44pw">
+            <w:hyperlink w:history="1" r:id="rIdjgmp5hzfa21s9vand2vet">
               <w:r>
                 <w:rPr>
                   <w:rFonts w:ascii="Arial" w:cs="Arial" w:eastAsia="Arial" w:hAnsi="Arial"/>
@@ -22564,7 +22564,7 @@
               <w:spacing w:after="10" w:before="0"/>
               <w:ind w:left="120"/>
             </w:pPr>
-            <w:hyperlink w:history="1" r:id="rIdcrzaibyif-pwzg3wwmes6">
+            <w:hyperlink w:history="1" r:id="rIdrid31t32b98ktouhm1x4c">
               <w:r>
                 <w:rPr>
                   <w:rFonts w:ascii="Arial" w:cs="Arial" w:eastAsia="Arial" w:hAnsi="Arial"/>
@@ -22609,7 +22609,7 @@
             <w:pPr>
               <w:spacing w:after="20" w:before="0"/>
             </w:pPr>
-            <w:hyperlink w:history="1" r:id="rIdkifelughvcbuvw-c35yeq">
+            <w:hyperlink w:history="1" r:id="rIdy3l3q7j-1l1lx_mtrgzmw">
               <w:r>
                 <w:rPr>
                   <w:rFonts w:ascii="Arial" w:cs="Arial" w:eastAsia="Arial" w:hAnsi="Arial"/>
@@ -22642,7 +22642,7 @@
               <w:spacing w:after="10" w:before="0"/>
               <w:ind w:left="120"/>
             </w:pPr>
-            <w:hyperlink w:history="1" r:id="rIdjeizhmz9_qobacaq6ey_v">
+            <w:hyperlink w:history="1" r:id="rIdvg3fz5tq6jx-mnrct55f_">
               <w:r>
                 <w:rPr>
                   <w:rFonts w:ascii="Arial" w:cs="Arial" w:eastAsia="Arial" w:hAnsi="Arial"/>
@@ -22837,7 +22837,7 @@
             <w:pPr>
               <w:spacing w:after="20" w:before="0"/>
             </w:pPr>
-            <w:hyperlink w:history="1" r:id="rIdnil_q5nngkleys8-tomv5">
+            <w:hyperlink w:history="1" r:id="rIdjjdibn-p32estmto96slw">
               <w:r>
                 <w:rPr>
                   <w:rFonts w:ascii="Arial" w:cs="Arial" w:eastAsia="Arial" w:hAnsi="Arial"/>
@@ -22886,7 +22886,7 @@
               <w:spacing w:after="10" w:before="0"/>
               <w:ind w:left="120"/>
             </w:pPr>
-            <w:hyperlink w:history="1" r:id="rId9va1wudw10_j-7tr04kll">
+            <w:hyperlink w:history="1" r:id="rIdgsjwmoqmjqvmv6gmfpzch">
               <w:r>
                 <w:rPr>
                   <w:rFonts w:ascii="Arial" w:cs="Arial" w:eastAsia="Arial" w:hAnsi="Arial"/>
@@ -22931,7 +22931,7 @@
             <w:pPr>
               <w:spacing w:after="20" w:before="0"/>
             </w:pPr>
-            <w:hyperlink w:history="1" r:id="rIdyy-xdgy475ztz9mibatav">
+            <w:hyperlink w:history="1" r:id="rIdkg7grq03qgov-dkp5uyt9">
               <w:r>
                 <w:rPr>
                   <w:rFonts w:ascii="Arial" w:cs="Arial" w:eastAsia="Arial" w:hAnsi="Arial"/>
@@ -22964,7 +22964,7 @@
               <w:spacing w:after="10" w:before="0"/>
               <w:ind w:left="120"/>
             </w:pPr>
-            <w:hyperlink w:history="1" r:id="rId9k0vl5lhz4unknbgazeko">
+            <w:hyperlink w:history="1" r:id="rIdwueeqnf4vvnuyz_acdrs5">
               <w:r>
                 <w:rPr>
                   <w:rFonts w:ascii="Arial" w:cs="Arial" w:eastAsia="Arial" w:hAnsi="Arial"/>
@@ -23159,7 +23159,7 @@
             <w:pPr>
               <w:spacing w:after="20" w:before="0"/>
             </w:pPr>
-            <w:hyperlink w:history="1" r:id="rIdakrk28pe0uoizemxrbifv">
+            <w:hyperlink w:history="1" r:id="rId1e3epgqw-katrknnezvs-">
               <w:r>
                 <w:rPr>
                   <w:rFonts w:ascii="Arial" w:cs="Arial" w:eastAsia="Arial" w:hAnsi="Arial"/>
@@ -23208,7 +23208,7 @@
               <w:spacing w:after="10" w:before="0"/>
               <w:ind w:left="120"/>
             </w:pPr>
-            <w:hyperlink w:history="1" r:id="rIduqhzfx8tlyzbnt5q9ocym">
+            <w:hyperlink w:history="1" r:id="rIdgqvoiovy-mp3mm3deqeuw">
               <w:r>
                 <w:rPr>
                   <w:rFonts w:ascii="Arial" w:cs="Arial" w:eastAsia="Arial" w:hAnsi="Arial"/>
@@ -23253,7 +23253,7 @@
             <w:pPr>
               <w:spacing w:after="20" w:before="0"/>
             </w:pPr>
-            <w:hyperlink w:history="1" r:id="rIdnyk2oy8toaggb9tul2pwg">
+            <w:hyperlink w:history="1" r:id="rIdg4oufysaosbrvh80sckgz">
               <w:r>
                 <w:rPr>
                   <w:rFonts w:ascii="Arial" w:cs="Arial" w:eastAsia="Arial" w:hAnsi="Arial"/>
@@ -23286,7 +23286,7 @@
               <w:spacing w:after="10" w:before="0"/>
               <w:ind w:left="120"/>
             </w:pPr>
-            <w:hyperlink w:history="1" r:id="rIdn397v2s4gpxj4or93g2qk">
+            <w:hyperlink w:history="1" r:id="rIdr5pzwib6ji-hsnyhm8j5o">
               <w:r>
                 <w:rPr>
                   <w:rFonts w:ascii="Arial" w:cs="Arial" w:eastAsia="Arial" w:hAnsi="Arial"/>
@@ -23798,7 +23798,7 @@
         </w:rPr>
         <w:t xml:space="preserve">© 2026 SeaVuria and ARES. Aligned with KICD objectives. Developed by SeaVuria; technical implementation by ARES (with AI assistance from Claude). Licensed under </w:t>
       </w:r>
-      <w:hyperlink w:history="1" r:id="rIddsy3tziyqmja5zizb4hjl">
+      <w:hyperlink w:history="1" r:id="rIdfowudipzdjhj4qsxm_6yj">
         <w:r>
           <w:rPr>
             <w:rFonts w:ascii="Arial" w:cs="Arial" w:eastAsia="Arial" w:hAnsi="Arial"/>
@@ -23819,7 +23819,7 @@
         </w:rPr>
         <w:t xml:space="preserve"> (</w:t>
       </w:r>
-      <w:hyperlink w:history="1" r:id="rIduqbdi-vrsrhv1k00c_ak0">
+      <w:hyperlink w:history="1" r:id="rId8irybtmocvetc7vgakehr">
         <w:r>
           <w:rPr>
             <w:rFonts w:ascii="Arial" w:cs="Arial" w:eastAsia="Arial" w:hAnsi="Arial"/>
@@ -24832,7 +24832,7 @@
             <w:pPr>
               <w:spacing w:after="20" w:before="0"/>
             </w:pPr>
-            <w:hyperlink w:history="1" r:id="rId6nbeswxozo5asjmbbqain">
+            <w:hyperlink w:history="1" r:id="rIde6fafnsfohk8shmqmb-rg">
               <w:r>
                 <w:rPr>
                   <w:rFonts w:ascii="Arial" w:cs="Arial" w:eastAsia="Arial" w:hAnsi="Arial"/>
@@ -24865,7 +24865,7 @@
               <w:spacing w:after="10" w:before="0"/>
               <w:ind w:left="120"/>
             </w:pPr>
-            <w:hyperlink w:history="1" r:id="rIdbpqcwn683xdx9u7fck4eh">
+            <w:hyperlink w:history="1" r:id="rId1rqvp_f0gpwlhz7dvnvdv">
               <w:r>
                 <w:rPr>
                   <w:rFonts w:ascii="Arial" w:cs="Arial" w:eastAsia="Arial" w:hAnsi="Arial"/>
@@ -24910,7 +24910,7 @@
             <w:pPr>
               <w:spacing w:after="20" w:before="0"/>
             </w:pPr>
-            <w:hyperlink w:history="1" r:id="rId-6spufvkyfdhsow4sda6z">
+            <w:hyperlink w:history="1" r:id="rIdf4zl8auzxnonbcytgvrwj">
               <w:r>
                 <w:rPr>
                   <w:rFonts w:ascii="Arial" w:cs="Arial" w:eastAsia="Arial" w:hAnsi="Arial"/>
@@ -24943,7 +24943,7 @@
               <w:spacing w:after="10" w:before="0"/>
               <w:ind w:left="120"/>
             </w:pPr>
-            <w:hyperlink w:history="1" r:id="rIdy_a5enoaffjhxhknswyh_">
+            <w:hyperlink w:history="1" r:id="rIdafi300pk6ryifts0e8tnw">
               <w:r>
                 <w:rPr>
                   <w:rFonts w:ascii="Arial" w:cs="Arial" w:eastAsia="Arial" w:hAnsi="Arial"/>
@@ -25138,7 +25138,7 @@
             <w:pPr>
               <w:spacing w:after="20" w:before="0"/>
             </w:pPr>
-            <w:hyperlink w:history="1" r:id="rIdipw41eievley2s5cqsite">
+            <w:hyperlink w:history="1" r:id="rIdnzxf9vllgduxqrs1fie_p">
               <w:r>
                 <w:rPr>
                   <w:rFonts w:ascii="Arial" w:cs="Arial" w:eastAsia="Arial" w:hAnsi="Arial"/>
@@ -25171,7 +25171,7 @@
               <w:spacing w:after="10" w:before="0"/>
               <w:ind w:left="120"/>
             </w:pPr>
-            <w:hyperlink w:history="1" r:id="rIdtqmgh6hsi82dr3qinhxvq">
+            <w:hyperlink w:history="1" r:id="rIdq8uivsh2v_iilvruwisoz">
               <w:r>
                 <w:rPr>
                   <w:rFonts w:ascii="Arial" w:cs="Arial" w:eastAsia="Arial" w:hAnsi="Arial"/>
@@ -25216,7 +25216,7 @@
             <w:pPr>
               <w:spacing w:after="20" w:before="0"/>
             </w:pPr>
-            <w:hyperlink w:history="1" r:id="rIdcu_agnz5t9swu77j53vcg">
+            <w:hyperlink w:history="1" r:id="rIdrj_jd0km8v7yyeho52t7i">
               <w:r>
                 <w:rPr>
                   <w:rFonts w:ascii="Arial" w:cs="Arial" w:eastAsia="Arial" w:hAnsi="Arial"/>
@@ -25249,7 +25249,7 @@
               <w:spacing w:after="10" w:before="0"/>
               <w:ind w:left="120"/>
             </w:pPr>
-            <w:hyperlink w:history="1" r:id="rIdlupj8me0u7wtguiqfollh">
+            <w:hyperlink w:history="1" r:id="rIdvccois74sh-ypgyzkdntm">
               <w:r>
                 <w:rPr>
                   <w:rFonts w:ascii="Arial" w:cs="Arial" w:eastAsia="Arial" w:hAnsi="Arial"/>
@@ -25444,7 +25444,7 @@
             <w:pPr>
               <w:spacing w:after="20" w:before="0"/>
             </w:pPr>
-            <w:hyperlink w:history="1" r:id="rId64v2eyxlhefip-x00xsar">
+            <w:hyperlink w:history="1" r:id="rIdfl6ekkbschg0ltmotnxle">
               <w:r>
                 <w:rPr>
                   <w:rFonts w:ascii="Arial" w:cs="Arial" w:eastAsia="Arial" w:hAnsi="Arial"/>
@@ -25493,7 +25493,7 @@
               <w:spacing w:after="10" w:before="0"/>
               <w:ind w:left="120"/>
             </w:pPr>
-            <w:hyperlink w:history="1" r:id="rIdlzjadeb30leqq7mf3mzba">
+            <w:hyperlink w:history="1" r:id="rIdktj-m536f7dfahd8goflk">
               <w:r>
                 <w:rPr>
                   <w:rFonts w:ascii="Arial" w:cs="Arial" w:eastAsia="Arial" w:hAnsi="Arial"/>
@@ -25538,7 +25538,7 @@
             <w:pPr>
               <w:spacing w:after="20" w:before="0"/>
             </w:pPr>
-            <w:hyperlink w:history="1" r:id="rIds-rdjtif1yujev1ptyyx_">
+            <w:hyperlink w:history="1" r:id="rIdq0jdlezvj2nqdorjryslk">
               <w:r>
                 <w:rPr>
                   <w:rFonts w:ascii="Arial" w:cs="Arial" w:eastAsia="Arial" w:hAnsi="Arial"/>
@@ -25571,7 +25571,7 @@
               <w:spacing w:after="10" w:before="0"/>
               <w:ind w:left="120"/>
             </w:pPr>
-            <w:hyperlink w:history="1" r:id="rId8c4fy-t53_b6-swhxtaho">
+            <w:hyperlink w:history="1" r:id="rIdhxvlrgmyeflopjsizqrgv">
               <w:r>
                 <w:rPr>
                   <w:rFonts w:ascii="Arial" w:cs="Arial" w:eastAsia="Arial" w:hAnsi="Arial"/>
@@ -25766,7 +25766,7 @@
             <w:pPr>
               <w:spacing w:after="20" w:before="0"/>
             </w:pPr>
-            <w:hyperlink w:history="1" r:id="rIds7wkyew9fbb_v4tqrx9yy">
+            <w:hyperlink w:history="1" r:id="rIdd7ph0jlzskzfkrlgbpvmc">
               <w:r>
                 <w:rPr>
                   <w:rFonts w:ascii="Arial" w:cs="Arial" w:eastAsia="Arial" w:hAnsi="Arial"/>
@@ -25815,7 +25815,7 @@
               <w:spacing w:after="10" w:before="0"/>
               <w:ind w:left="120"/>
             </w:pPr>
-            <w:hyperlink w:history="1" r:id="rIdduxydogktpzq7kwawumvj">
+            <w:hyperlink w:history="1" r:id="rIdljz9evahn2py-hp3wvl81">
               <w:r>
                 <w:rPr>
                   <w:rFonts w:ascii="Arial" w:cs="Arial" w:eastAsia="Arial" w:hAnsi="Arial"/>
@@ -25860,7 +25860,7 @@
             <w:pPr>
               <w:spacing w:after="20" w:before="0"/>
             </w:pPr>
-            <w:hyperlink w:history="1" r:id="rId-ek_wjmoytxcvlirgtmei">
+            <w:hyperlink w:history="1" r:id="rId0lh3tuwivmx-w3smg8o0c">
               <w:r>
                 <w:rPr>
                   <w:rFonts w:ascii="Arial" w:cs="Arial" w:eastAsia="Arial" w:hAnsi="Arial"/>
@@ -25893,7 +25893,7 @@
               <w:spacing w:after="10" w:before="0"/>
               <w:ind w:left="120"/>
             </w:pPr>
-            <w:hyperlink w:history="1" r:id="rIdhcyg-ugx5ujfqpwhyx3df">
+            <w:hyperlink w:history="1" r:id="rIdcnriwx1omnu7esfo6m6sz">
               <w:r>
                 <w:rPr>
                   <w:rFonts w:ascii="Arial" w:cs="Arial" w:eastAsia="Arial" w:hAnsi="Arial"/>
@@ -26088,7 +26088,7 @@
             <w:pPr>
               <w:spacing w:after="20" w:before="0"/>
             </w:pPr>
-            <w:hyperlink w:history="1" r:id="rIdez5tdhywa-unwzphusvpv">
+            <w:hyperlink w:history="1" r:id="rIdfcqr_ns9nfgagd922bdbx">
               <w:r>
                 <w:rPr>
                   <w:rFonts w:ascii="Arial" w:cs="Arial" w:eastAsia="Arial" w:hAnsi="Arial"/>
@@ -26137,7 +26137,7 @@
               <w:spacing w:after="10" w:before="0"/>
               <w:ind w:left="120"/>
             </w:pPr>
-            <w:hyperlink w:history="1" r:id="rIdm40rvxdwtuuo4euprx-g5">
+            <w:hyperlink w:history="1" r:id="rId5repaccgkrnqmzhjq9yem">
               <w:r>
                 <w:rPr>
                   <w:rFonts w:ascii="Arial" w:cs="Arial" w:eastAsia="Arial" w:hAnsi="Arial"/>
@@ -26182,7 +26182,7 @@
             <w:pPr>
               <w:spacing w:after="20" w:before="0"/>
             </w:pPr>
-            <w:hyperlink w:history="1" r:id="rIdqwljlppaaa8tkjfidrin6">
+            <w:hyperlink w:history="1" r:id="rIdw6j8oxijpv1onquipcbrv">
               <w:r>
                 <w:rPr>
                   <w:rFonts w:ascii="Arial" w:cs="Arial" w:eastAsia="Arial" w:hAnsi="Arial"/>
@@ -26215,7 +26215,7 @@
               <w:spacing w:after="10" w:before="0"/>
               <w:ind w:left="120"/>
             </w:pPr>
-            <w:hyperlink w:history="1" r:id="rIdaiuubyeid6kuqhnub3fvh">
+            <w:hyperlink w:history="1" r:id="rIdgguhxphiiignes4l3b0yv">
               <w:r>
                 <w:rPr>
                   <w:rFonts w:ascii="Arial" w:cs="Arial" w:eastAsia="Arial" w:hAnsi="Arial"/>
@@ -26841,7 +26841,7 @@
         </w:rPr>
         <w:t xml:space="preserve">© 2026 SeaVuria and ARES. Aligned with KICD objectives. Developed by SeaVuria; technical implementation by ARES (with AI assistance from Claude). Licensed under </w:t>
       </w:r>
-      <w:hyperlink w:history="1" r:id="rIdcb7iuauu95supjr8pwkgu">
+      <w:hyperlink w:history="1" r:id="rIdefdpqz_gfn5nmrwcwwkbt">
         <w:r>
           <w:rPr>
             <w:rFonts w:ascii="Arial" w:cs="Arial" w:eastAsia="Arial" w:hAnsi="Arial"/>
@@ -26862,7 +26862,7 @@
         </w:rPr>
         <w:t xml:space="preserve"> (</w:t>
       </w:r>
-      <w:hyperlink w:history="1" r:id="rIdxxjqlxvaijcdulho6lp5w">
+      <w:hyperlink w:history="1" r:id="rIdmukwycbk0sczwmt_5ne-a">
         <w:r>
           <w:rPr>
             <w:rFonts w:ascii="Arial" w:cs="Arial" w:eastAsia="Arial" w:hAnsi="Arial"/>

--- a/data/outputs/v2/Essential_Mathematics/SS2.5_Area_of_Part_of_a_Circle/Essential_Mathematics_Area_of_Part_of_a_Circle_CBE_LessonSequence.docx
+++ b/data/outputs/v2/Essential_Mathematics/SS2.5_Area_of_Part_of_a_Circle/Essential_Mathematics_Area_of_Part_of_a_Circle_CBE_LessonSequence.docx
@@ -2239,7 +2239,7 @@
         </w:rPr>
         <w:t xml:space="preserve">© 2026 SeaVuria and ARES. This work is licensed under a </w:t>
       </w:r>
-      <w:hyperlink w:history="1" r:id="rIdmf1yvjxh9s6gm5rm1babj">
+      <w:hyperlink w:history="1" r:id="rIdvdrv-ssemqhmj0sayrfmt">
         <w:r>
           <w:rPr>
             <w:rFonts w:ascii="Arial" w:cs="Arial" w:eastAsia="Arial" w:hAnsi="Arial"/>
@@ -2259,7 +2259,7 @@
         </w:rPr>
         <w:t xml:space="preserve"> (</w:t>
       </w:r>
-      <w:hyperlink w:history="1" r:id="rIdibsopnedxcu98oeo7ka98">
+      <w:hyperlink w:history="1" r:id="rId0h7fvhbjqkrqqcsgwdnke">
         <w:r>
           <w:rPr>
             <w:rFonts w:ascii="Arial" w:cs="Arial" w:eastAsia="Arial" w:hAnsi="Arial"/>
@@ -2279,7 +2279,7 @@
         </w:rPr>
         <w:t xml:space="preserve">). To view a copy of this license, visit </w:t>
       </w:r>
-      <w:hyperlink w:history="1" r:id="rIdfqimrj_lrxhtje8auraw2">
+      <w:hyperlink w:history="1" r:id="rIdsmssvwyihrwkw6uxoeewc">
         <w:r>
           <w:rPr>
             <w:rFonts w:ascii="Arial" w:cs="Arial" w:eastAsia="Arial" w:hAnsi="Arial"/>
@@ -3374,7 +3374,7 @@
             <w:pPr>
               <w:spacing w:after="20" w:before="0"/>
             </w:pPr>
-            <w:hyperlink w:history="1" r:id="rIdyr9b_cgbseukbqdyoxg9k">
+            <w:hyperlink w:history="1" r:id="rIdovlh83kdgh4pebw40-1rk">
               <w:r>
                 <w:rPr>
                   <w:rFonts w:ascii="Arial" w:cs="Arial" w:eastAsia="Arial" w:hAnsi="Arial"/>
@@ -3407,7 +3407,7 @@
               <w:spacing w:after="10" w:before="0"/>
               <w:ind w:left="120"/>
             </w:pPr>
-            <w:hyperlink w:history="1" r:id="rId0drqwxmssah8whbtj-kui">
+            <w:hyperlink w:history="1" r:id="rIdn9ixmpqqxpm-iexzvtx1p">
               <w:r>
                 <w:rPr>
                   <w:rFonts w:ascii="Arial" w:cs="Arial" w:eastAsia="Arial" w:hAnsi="Arial"/>
@@ -3452,7 +3452,7 @@
             <w:pPr>
               <w:spacing w:after="20" w:before="0"/>
             </w:pPr>
-            <w:hyperlink w:history="1" r:id="rIdajhlp24bdhrgrjs1tt-us">
+            <w:hyperlink w:history="1" r:id="rIdiy58zs3izkvaqvlvlc6xq">
               <w:r>
                 <w:rPr>
                   <w:rFonts w:ascii="Arial" w:cs="Arial" w:eastAsia="Arial" w:hAnsi="Arial"/>
@@ -3485,7 +3485,7 @@
               <w:spacing w:after="10" w:before="0"/>
               <w:ind w:left="120"/>
             </w:pPr>
-            <w:hyperlink w:history="1" r:id="rIdcg8u35uwhqut-cfnxebmb">
+            <w:hyperlink w:history="1" r:id="rIdxopvip0qmbyq-f6kfkoiz">
               <w:r>
                 <w:rPr>
                   <w:rFonts w:ascii="Arial" w:cs="Arial" w:eastAsia="Arial" w:hAnsi="Arial"/>
@@ -3680,7 +3680,7 @@
             <w:pPr>
               <w:spacing w:after="20" w:before="0"/>
             </w:pPr>
-            <w:hyperlink w:history="1" r:id="rId7tvrisrg3tpkh1oxnhtjf">
+            <w:hyperlink w:history="1" r:id="rId-mxwor88xsjzicpnreuuj">
               <w:r>
                 <w:rPr>
                   <w:rFonts w:ascii="Arial" w:cs="Arial" w:eastAsia="Arial" w:hAnsi="Arial"/>
@@ -3713,7 +3713,7 @@
               <w:spacing w:after="10" w:before="0"/>
               <w:ind w:left="120"/>
             </w:pPr>
-            <w:hyperlink w:history="1" r:id="rId2s7o5gzhluubsaipuvzjb">
+            <w:hyperlink w:history="1" r:id="rIdqsd0bqs0jb_4xorj9rhe1">
               <w:r>
                 <w:rPr>
                   <w:rFonts w:ascii="Arial" w:cs="Arial" w:eastAsia="Arial" w:hAnsi="Arial"/>
@@ -3758,7 +3758,7 @@
             <w:pPr>
               <w:spacing w:after="20" w:before="0"/>
             </w:pPr>
-            <w:hyperlink w:history="1" r:id="rIdezv9c7xzvev60ecbnuov7">
+            <w:hyperlink w:history="1" r:id="rId0i2_gggnpyq__auu15get">
               <w:r>
                 <w:rPr>
                   <w:rFonts w:ascii="Arial" w:cs="Arial" w:eastAsia="Arial" w:hAnsi="Arial"/>
@@ -3791,7 +3791,7 @@
               <w:spacing w:after="10" w:before="0"/>
               <w:ind w:left="120"/>
             </w:pPr>
-            <w:hyperlink w:history="1" r:id="rId_h7q1_ngw2ed9iq_n5w-d">
+            <w:hyperlink w:history="1" r:id="rIdajaplmtnmbuccbjbacgg-">
               <w:r>
                 <w:rPr>
                   <w:rFonts w:ascii="Arial" w:cs="Arial" w:eastAsia="Arial" w:hAnsi="Arial"/>
@@ -3986,7 +3986,7 @@
             <w:pPr>
               <w:spacing w:after="20" w:before="0"/>
             </w:pPr>
-            <w:hyperlink w:history="1" r:id="rIdbthymaqr2ian-xfnyeiss">
+            <w:hyperlink w:history="1" r:id="rIdzauno25c_knqomofpotka">
               <w:r>
                 <w:rPr>
                   <w:rFonts w:ascii="Arial" w:cs="Arial" w:eastAsia="Arial" w:hAnsi="Arial"/>
@@ -4035,7 +4035,7 @@
               <w:spacing w:after="10" w:before="0"/>
               <w:ind w:left="120"/>
             </w:pPr>
-            <w:hyperlink w:history="1" r:id="rIdrm_j7zgi20ioettwxxqen">
+            <w:hyperlink w:history="1" r:id="rIdf9yxtmqvzs66nst-xtr3t">
               <w:r>
                 <w:rPr>
                   <w:rFonts w:ascii="Arial" w:cs="Arial" w:eastAsia="Arial" w:hAnsi="Arial"/>
@@ -4080,7 +4080,7 @@
             <w:pPr>
               <w:spacing w:after="20" w:before="0"/>
             </w:pPr>
-            <w:hyperlink w:history="1" r:id="rIddypg_ic7zez7uekkrf4gi">
+            <w:hyperlink w:history="1" r:id="rIdlypowxc7wfviwvwwriupd">
               <w:r>
                 <w:rPr>
                   <w:rFonts w:ascii="Arial" w:cs="Arial" w:eastAsia="Arial" w:hAnsi="Arial"/>
@@ -4129,7 +4129,7 @@
               <w:spacing w:after="10" w:before="0"/>
               <w:ind w:left="120"/>
             </w:pPr>
-            <w:hyperlink w:history="1" r:id="rIdezrf3-de4avxnv_u0ajib">
+            <w:hyperlink w:history="1" r:id="rIdko8wmdtmsd6qe52cske4x">
               <w:r>
                 <w:rPr>
                   <w:rFonts w:ascii="Arial" w:cs="Arial" w:eastAsia="Arial" w:hAnsi="Arial"/>
@@ -4324,7 +4324,7 @@
             <w:pPr>
               <w:spacing w:after="20" w:before="0"/>
             </w:pPr>
-            <w:hyperlink w:history="1" r:id="rId42ygpsg89rododgqyld_s">
+            <w:hyperlink w:history="1" r:id="rId-dlmq8webzamakkzgl6x-">
               <w:r>
                 <w:rPr>
                   <w:rFonts w:ascii="Arial" w:cs="Arial" w:eastAsia="Arial" w:hAnsi="Arial"/>
@@ -4373,7 +4373,7 @@
               <w:spacing w:after="10" w:before="0"/>
               <w:ind w:left="120"/>
             </w:pPr>
-            <w:hyperlink w:history="1" r:id="rIdypaxek_foqcumxi1veeby">
+            <w:hyperlink w:history="1" r:id="rIdnww4lcpx6c_g62ou_2gni">
               <w:r>
                 <w:rPr>
                   <w:rFonts w:ascii="Arial" w:cs="Arial" w:eastAsia="Arial" w:hAnsi="Arial"/>
@@ -4418,7 +4418,7 @@
             <w:pPr>
               <w:spacing w:after="20" w:before="0"/>
             </w:pPr>
-            <w:hyperlink w:history="1" r:id="rId0_awscbynv6rmfcye3w8x">
+            <w:hyperlink w:history="1" r:id="rIdmdipwgulg93xfo0ygieyl">
               <w:r>
                 <w:rPr>
                   <w:rFonts w:ascii="Arial" w:cs="Arial" w:eastAsia="Arial" w:hAnsi="Arial"/>
@@ -4467,7 +4467,7 @@
               <w:spacing w:after="10" w:before="0"/>
               <w:ind w:left="120"/>
             </w:pPr>
-            <w:hyperlink w:history="1" r:id="rIdwzbojy9k0mgsb-m-rvb9u">
+            <w:hyperlink w:history="1" r:id="rIdk1uxtjwjtbfti_nj46krz">
               <w:r>
                 <w:rPr>
                   <w:rFonts w:ascii="Arial" w:cs="Arial" w:eastAsia="Arial" w:hAnsi="Arial"/>
@@ -4662,7 +4662,7 @@
             <w:pPr>
               <w:spacing w:after="20" w:before="0"/>
             </w:pPr>
-            <w:hyperlink w:history="1" r:id="rId3pqhyh77up7l7xgzhdqbt">
+            <w:hyperlink w:history="1" r:id="rIdhs3t31-1qfmc841bnuv79">
               <w:r>
                 <w:rPr>
                   <w:rFonts w:ascii="Arial" w:cs="Arial" w:eastAsia="Arial" w:hAnsi="Arial"/>
@@ -4711,7 +4711,7 @@
               <w:spacing w:after="10" w:before="0"/>
               <w:ind w:left="120"/>
             </w:pPr>
-            <w:hyperlink w:history="1" r:id="rIdhovrffibvl4hqvaqeywtk">
+            <w:hyperlink w:history="1" r:id="rIdvi14nsqrtmya0zl5mdyho">
               <w:r>
                 <w:rPr>
                   <w:rFonts w:ascii="Arial" w:cs="Arial" w:eastAsia="Arial" w:hAnsi="Arial"/>
@@ -4756,7 +4756,7 @@
             <w:pPr>
               <w:spacing w:after="20" w:before="0"/>
             </w:pPr>
-            <w:hyperlink w:history="1" r:id="rIdiuq0ulebgrpkpjv1fnemv">
+            <w:hyperlink w:history="1" r:id="rIdfwyszkh9bcdh0j3mulqdq">
               <w:r>
                 <w:rPr>
                   <w:rFonts w:ascii="Arial" w:cs="Arial" w:eastAsia="Arial" w:hAnsi="Arial"/>
@@ -4805,7 +4805,7 @@
               <w:spacing w:after="10" w:before="0"/>
               <w:ind w:left="120"/>
             </w:pPr>
-            <w:hyperlink w:history="1" r:id="rIditke0kxrmjvy9wpubofgc">
+            <w:hyperlink w:history="1" r:id="rId0_xyb8sw89-qmwidrjlwr">
               <w:r>
                 <w:rPr>
                   <w:rFonts w:ascii="Arial" w:cs="Arial" w:eastAsia="Arial" w:hAnsi="Arial"/>
@@ -5317,7 +5317,7 @@
         </w:rPr>
         <w:t xml:space="preserve">© 2026 SeaVuria and ARES. Aligned with KICD objectives. Developed by SeaVuria; technical implementation by ARES (with AI assistance from Claude). Licensed under </w:t>
       </w:r>
-      <w:hyperlink w:history="1" r:id="rIdzhs6t6r5i7lc53pu8il9h">
+      <w:hyperlink w:history="1" r:id="rIdr_keyyzavx0i6slfluypg">
         <w:r>
           <w:rPr>
             <w:rFonts w:ascii="Arial" w:cs="Arial" w:eastAsia="Arial" w:hAnsi="Arial"/>
@@ -5338,7 +5338,7 @@
         </w:rPr>
         <w:t xml:space="preserve"> (</w:t>
       </w:r>
-      <w:hyperlink w:history="1" r:id="rIdldasprxg6xezlhbyongml">
+      <w:hyperlink w:history="1" r:id="rIdun-8cjnfsdpyhr3n0dvxp">
         <w:r>
           <w:rPr>
             <w:rFonts w:ascii="Arial" w:cs="Arial" w:eastAsia="Arial" w:hAnsi="Arial"/>
@@ -6530,7 +6530,7 @@
             <w:pPr>
               <w:spacing w:after="20" w:before="0"/>
             </w:pPr>
-            <w:hyperlink w:history="1" r:id="rId2br9ukgbc4fh1n4e0ujnf">
+            <w:hyperlink w:history="1" r:id="rIdqpyveoqnp5a-fhrgdfhj3">
               <w:r>
                 <w:rPr>
                   <w:rFonts w:ascii="Arial" w:cs="Arial" w:eastAsia="Arial" w:hAnsi="Arial"/>
@@ -6563,7 +6563,7 @@
               <w:spacing w:after="10" w:before="0"/>
               <w:ind w:left="120"/>
             </w:pPr>
-            <w:hyperlink w:history="1" r:id="rIdufxvgaiqbjgrlsqmcfeq0">
+            <w:hyperlink w:history="1" r:id="rIdpawm33omyl20v9b31vpit">
               <w:r>
                 <w:rPr>
                   <w:rFonts w:ascii="Arial" w:cs="Arial" w:eastAsia="Arial" w:hAnsi="Arial"/>
@@ -6608,7 +6608,7 @@
             <w:pPr>
               <w:spacing w:after="20" w:before="0"/>
             </w:pPr>
-            <w:hyperlink w:history="1" r:id="rIdjq4drbyayfj6gxtpcfbgs">
+            <w:hyperlink w:history="1" r:id="rIdjnwuss5qvi-cqi6t8dwax">
               <w:r>
                 <w:rPr>
                   <w:rFonts w:ascii="Arial" w:cs="Arial" w:eastAsia="Arial" w:hAnsi="Arial"/>
@@ -6641,7 +6641,7 @@
               <w:spacing w:after="10" w:before="0"/>
               <w:ind w:left="120"/>
             </w:pPr>
-            <w:hyperlink w:history="1" r:id="rIdveqhbmfkjkko7ehjtegh3">
+            <w:hyperlink w:history="1" r:id="rIdym2_reo2xrzsjp8her8m_">
               <w:r>
                 <w:rPr>
                   <w:rFonts w:ascii="Arial" w:cs="Arial" w:eastAsia="Arial" w:hAnsi="Arial"/>
@@ -6836,7 +6836,7 @@
             <w:pPr>
               <w:spacing w:after="20" w:before="0"/>
             </w:pPr>
-            <w:hyperlink w:history="1" r:id="rIdhwmaq_hr0l9t3xkdo2lse">
+            <w:hyperlink w:history="1" r:id="rIdkhs5z-ayuks_w9s0biwut">
               <w:r>
                 <w:rPr>
                   <w:rFonts w:ascii="Arial" w:cs="Arial" w:eastAsia="Arial" w:hAnsi="Arial"/>
@@ -6869,7 +6869,7 @@
               <w:spacing w:after="10" w:before="0"/>
               <w:ind w:left="120"/>
             </w:pPr>
-            <w:hyperlink w:history="1" r:id="rIdim2crahsxo2nqrflvpczj">
+            <w:hyperlink w:history="1" r:id="rId25rf-hoxdqysabxz6yzmn">
               <w:r>
                 <w:rPr>
                   <w:rFonts w:ascii="Arial" w:cs="Arial" w:eastAsia="Arial" w:hAnsi="Arial"/>
@@ -6914,7 +6914,7 @@
             <w:pPr>
               <w:spacing w:after="20" w:before="0"/>
             </w:pPr>
-            <w:hyperlink w:history="1" r:id="rIdqodvehymfx3yu7bo0vd4g">
+            <w:hyperlink w:history="1" r:id="rIdycnwxhkvz28w4z47xcs_q">
               <w:r>
                 <w:rPr>
                   <w:rFonts w:ascii="Arial" w:cs="Arial" w:eastAsia="Arial" w:hAnsi="Arial"/>
@@ -6947,7 +6947,7 @@
               <w:spacing w:after="10" w:before="0"/>
               <w:ind w:left="120"/>
             </w:pPr>
-            <w:hyperlink w:history="1" r:id="rIdrfqysiszy12zptiriwn4m">
+            <w:hyperlink w:history="1" r:id="rIdcmuazn4hd4nkkei6lkqly">
               <w:r>
                 <w:rPr>
                   <w:rFonts w:ascii="Arial" w:cs="Arial" w:eastAsia="Arial" w:hAnsi="Arial"/>
@@ -7142,7 +7142,7 @@
             <w:pPr>
               <w:spacing w:after="20" w:before="0"/>
             </w:pPr>
-            <w:hyperlink w:history="1" r:id="rIdpfpfi63wcdmmgmah2-edz">
+            <w:hyperlink w:history="1" r:id="rIdtlwfsuoniixpaot-c1ic7">
               <w:r>
                 <w:rPr>
                   <w:rFonts w:ascii="Arial" w:cs="Arial" w:eastAsia="Arial" w:hAnsi="Arial"/>
@@ -7191,7 +7191,7 @@
               <w:spacing w:after="10" w:before="0"/>
               <w:ind w:left="120"/>
             </w:pPr>
-            <w:hyperlink w:history="1" r:id="rIdu83jc6tpgfgigrcz7gfks">
+            <w:hyperlink w:history="1" r:id="rIdbhsyj8yxaapl9dbqwtpe2">
               <w:r>
                 <w:rPr>
                   <w:rFonts w:ascii="Arial" w:cs="Arial" w:eastAsia="Arial" w:hAnsi="Arial"/>
@@ -7236,7 +7236,7 @@
             <w:pPr>
               <w:spacing w:after="20" w:before="0"/>
             </w:pPr>
-            <w:hyperlink w:history="1" r:id="rIdmkvrqa7c-sq1qo7t-o5vw">
+            <w:hyperlink w:history="1" r:id="rIdrrucn9j88tknmbsqbiyzy">
               <w:r>
                 <w:rPr>
                   <w:rFonts w:ascii="Arial" w:cs="Arial" w:eastAsia="Arial" w:hAnsi="Arial"/>
@@ -7285,7 +7285,7 @@
               <w:spacing w:after="10" w:before="0"/>
               <w:ind w:left="120"/>
             </w:pPr>
-            <w:hyperlink w:history="1" r:id="rIdfm_gbaqctegwxxjgvgdh6">
+            <w:hyperlink w:history="1" r:id="rIdoxlp66m7p1ktszxtxkffv">
               <w:r>
                 <w:rPr>
                   <w:rFonts w:ascii="Arial" w:cs="Arial" w:eastAsia="Arial" w:hAnsi="Arial"/>
@@ -7480,7 +7480,7 @@
             <w:pPr>
               <w:spacing w:after="20" w:before="0"/>
             </w:pPr>
-            <w:hyperlink w:history="1" r:id="rIdby5bgsuwvopxio8jkjinm">
+            <w:hyperlink w:history="1" r:id="rIduq09slypy22st9zsf7pkq">
               <w:r>
                 <w:rPr>
                   <w:rFonts w:ascii="Arial" w:cs="Arial" w:eastAsia="Arial" w:hAnsi="Arial"/>
@@ -7529,7 +7529,7 @@
               <w:spacing w:after="10" w:before="0"/>
               <w:ind w:left="120"/>
             </w:pPr>
-            <w:hyperlink w:history="1" r:id="rId1tb1_74dfx-f6ypmqky6k">
+            <w:hyperlink w:history="1" r:id="rId9dnrl1ej8ezrgsn10f5ji">
               <w:r>
                 <w:rPr>
                   <w:rFonts w:ascii="Arial" w:cs="Arial" w:eastAsia="Arial" w:hAnsi="Arial"/>
@@ -7574,7 +7574,7 @@
             <w:pPr>
               <w:spacing w:after="20" w:before="0"/>
             </w:pPr>
-            <w:hyperlink w:history="1" r:id="rIdjvmlnx9e4wysszbqobvr0">
+            <w:hyperlink w:history="1" r:id="rId-mz9ucehsazk_ejhdwusj">
               <w:r>
                 <w:rPr>
                   <w:rFonts w:ascii="Arial" w:cs="Arial" w:eastAsia="Arial" w:hAnsi="Arial"/>
@@ -7623,7 +7623,7 @@
               <w:spacing w:after="10" w:before="0"/>
               <w:ind w:left="120"/>
             </w:pPr>
-            <w:hyperlink w:history="1" r:id="rIdplzhkpt_ugcyt7z90qdo4">
+            <w:hyperlink w:history="1" r:id="rId1n4ro7jfij0qv_rzv5rcv">
               <w:r>
                 <w:rPr>
                   <w:rFonts w:ascii="Arial" w:cs="Arial" w:eastAsia="Arial" w:hAnsi="Arial"/>
@@ -7818,7 +7818,7 @@
             <w:pPr>
               <w:spacing w:after="20" w:before="0"/>
             </w:pPr>
-            <w:hyperlink w:history="1" r:id="rIdsyxa8blnqmnrjjldxte1v">
+            <w:hyperlink w:history="1" r:id="rIdx-v--95_-aazj1wxwr-gu">
               <w:r>
                 <w:rPr>
                   <w:rFonts w:ascii="Arial" w:cs="Arial" w:eastAsia="Arial" w:hAnsi="Arial"/>
@@ -7867,7 +7867,7 @@
               <w:spacing w:after="10" w:before="0"/>
               <w:ind w:left="120"/>
             </w:pPr>
-            <w:hyperlink w:history="1" r:id="rIdvgplepgtkapsn_iqlvw-z">
+            <w:hyperlink w:history="1" r:id="rIdgwktr7a7p8flmt4ghi0-y">
               <w:r>
                 <w:rPr>
                   <w:rFonts w:ascii="Arial" w:cs="Arial" w:eastAsia="Arial" w:hAnsi="Arial"/>
@@ -7912,7 +7912,7 @@
             <w:pPr>
               <w:spacing w:after="20" w:before="0"/>
             </w:pPr>
-            <w:hyperlink w:history="1" r:id="rIdne6tjctosdxxdunktrtl0">
+            <w:hyperlink w:history="1" r:id="rId9gxqyl3a6zp_a2e4z9ghp">
               <w:r>
                 <w:rPr>
                   <w:rFonts w:ascii="Arial" w:cs="Arial" w:eastAsia="Arial" w:hAnsi="Arial"/>
@@ -7961,7 +7961,7 @@
               <w:spacing w:after="10" w:before="0"/>
               <w:ind w:left="120"/>
             </w:pPr>
-            <w:hyperlink w:history="1" r:id="rIdgq4gijtzfvvulwbbuohei">
+            <w:hyperlink w:history="1" r:id="rIdnu4_uybstoijxbpvn3vpu">
               <w:r>
                 <w:rPr>
                   <w:rFonts w:ascii="Arial" w:cs="Arial" w:eastAsia="Arial" w:hAnsi="Arial"/>
@@ -8549,7 +8549,7 @@
         </w:rPr>
         <w:t xml:space="preserve">© 2026 SeaVuria and ARES. Aligned with KICD objectives. Developed by SeaVuria; technical implementation by ARES (with AI assistance from Claude). Licensed under </w:t>
       </w:r>
-      <w:hyperlink w:history="1" r:id="rIdb1qmzbvpjvpondqlw7sho">
+      <w:hyperlink w:history="1" r:id="rIdnnia5txr2gweynomhn8ux">
         <w:r>
           <w:rPr>
             <w:rFonts w:ascii="Arial" w:cs="Arial" w:eastAsia="Arial" w:hAnsi="Arial"/>
@@ -8570,7 +8570,7 @@
         </w:rPr>
         <w:t xml:space="preserve"> (</w:t>
       </w:r>
-      <w:hyperlink w:history="1" r:id="rIdr8kllwmrf4lgeoje67nzq">
+      <w:hyperlink w:history="1" r:id="rIdudzysb39z-esapdaxlhuz">
         <w:r>
           <w:rPr>
             <w:rFonts w:ascii="Arial" w:cs="Arial" w:eastAsia="Arial" w:hAnsi="Arial"/>
@@ -9583,7 +9583,7 @@
             <w:pPr>
               <w:spacing w:after="20" w:before="0"/>
             </w:pPr>
-            <w:hyperlink w:history="1" r:id="rIdbn5dybx6nhf9xrlrvsgay">
+            <w:hyperlink w:history="1" r:id="rId2ygvs2dst1gdou0egcrgu">
               <w:r>
                 <w:rPr>
                   <w:rFonts w:ascii="Arial" w:cs="Arial" w:eastAsia="Arial" w:hAnsi="Arial"/>
@@ -9616,7 +9616,7 @@
               <w:spacing w:after="10" w:before="0"/>
               <w:ind w:left="120"/>
             </w:pPr>
-            <w:hyperlink w:history="1" r:id="rIdst8uap6ylx0hxpdajosnd">
+            <w:hyperlink w:history="1" r:id="rIdvyfizyiqgne_alfvkrnql">
               <w:r>
                 <w:rPr>
                   <w:rFonts w:ascii="Arial" w:cs="Arial" w:eastAsia="Arial" w:hAnsi="Arial"/>
@@ -9661,7 +9661,7 @@
             <w:pPr>
               <w:spacing w:after="20" w:before="0"/>
             </w:pPr>
-            <w:hyperlink w:history="1" r:id="rIdh5ils65fwhsw3lgpzxxkf">
+            <w:hyperlink w:history="1" r:id="rIdn6lcsw79qnmggjxcefgh2">
               <w:r>
                 <w:rPr>
                   <w:rFonts w:ascii="Arial" w:cs="Arial" w:eastAsia="Arial" w:hAnsi="Arial"/>
@@ -9694,7 +9694,7 @@
               <w:spacing w:after="10" w:before="0"/>
               <w:ind w:left="120"/>
             </w:pPr>
-            <w:hyperlink w:history="1" r:id="rIdlhjpuq-rfhwylec7sqg9w">
+            <w:hyperlink w:history="1" r:id="rIduguknmdezu7anidcgzv7i">
               <w:r>
                 <w:rPr>
                   <w:rFonts w:ascii="Arial" w:cs="Arial" w:eastAsia="Arial" w:hAnsi="Arial"/>
@@ -9889,7 +9889,7 @@
             <w:pPr>
               <w:spacing w:after="20" w:before="0"/>
             </w:pPr>
-            <w:hyperlink w:history="1" r:id="rIdxqjsgdyr9_0vu5dkyt5kq">
+            <w:hyperlink w:history="1" r:id="rId8pa8ewt4x_4enytsxq3fh">
               <w:r>
                 <w:rPr>
                   <w:rFonts w:ascii="Arial" w:cs="Arial" w:eastAsia="Arial" w:hAnsi="Arial"/>
@@ -9922,7 +9922,7 @@
               <w:spacing w:after="10" w:before="0"/>
               <w:ind w:left="120"/>
             </w:pPr>
-            <w:hyperlink w:history="1" r:id="rIdatdw0hb1bkdrtmw-bgbqv">
+            <w:hyperlink w:history="1" r:id="rId5ripagih1hoylrrpqyzur">
               <w:r>
                 <w:rPr>
                   <w:rFonts w:ascii="Arial" w:cs="Arial" w:eastAsia="Arial" w:hAnsi="Arial"/>
@@ -9967,7 +9967,7 @@
             <w:pPr>
               <w:spacing w:after="20" w:before="0"/>
             </w:pPr>
-            <w:hyperlink w:history="1" r:id="rIdlmspzx2zga56ujcrtvz1w">
+            <w:hyperlink w:history="1" r:id="rId7lphtpzldbtie7trc-ann">
               <w:r>
                 <w:rPr>
                   <w:rFonts w:ascii="Arial" w:cs="Arial" w:eastAsia="Arial" w:hAnsi="Arial"/>
@@ -10000,7 +10000,7 @@
               <w:spacing w:after="10" w:before="0"/>
               <w:ind w:left="120"/>
             </w:pPr>
-            <w:hyperlink w:history="1" r:id="rIdywqk0vlnmhg-4hzsxq4c0">
+            <w:hyperlink w:history="1" r:id="rIdnvg3llmdgscbaamkifo3a">
               <w:r>
                 <w:rPr>
                   <w:rFonts w:ascii="Arial" w:cs="Arial" w:eastAsia="Arial" w:hAnsi="Arial"/>
@@ -10195,7 +10195,7 @@
             <w:pPr>
               <w:spacing w:after="20" w:before="0"/>
             </w:pPr>
-            <w:hyperlink w:history="1" r:id="rIdcth9e_r_1qj9r4lp9hril">
+            <w:hyperlink w:history="1" r:id="rIdtjbluqafrkopi3eqanq7d">
               <w:r>
                 <w:rPr>
                   <w:rFonts w:ascii="Arial" w:cs="Arial" w:eastAsia="Arial" w:hAnsi="Arial"/>
@@ -10244,7 +10244,7 @@
               <w:spacing w:after="10" w:before="0"/>
               <w:ind w:left="120"/>
             </w:pPr>
-            <w:hyperlink w:history="1" r:id="rIdrq8myb-yygcgz-wa66hiw">
+            <w:hyperlink w:history="1" r:id="rIdveuzzr2ua4sdvcvc6wxq8">
               <w:r>
                 <w:rPr>
                   <w:rFonts w:ascii="Arial" w:cs="Arial" w:eastAsia="Arial" w:hAnsi="Arial"/>
@@ -10289,7 +10289,7 @@
             <w:pPr>
               <w:spacing w:after="20" w:before="0"/>
             </w:pPr>
-            <w:hyperlink w:history="1" r:id="rIdm-7qdfte0hc-a5yitxubf">
+            <w:hyperlink w:history="1" r:id="rId2xnv301e2-xsujemqak-w">
               <w:r>
                 <w:rPr>
                   <w:rFonts w:ascii="Arial" w:cs="Arial" w:eastAsia="Arial" w:hAnsi="Arial"/>
@@ -10338,7 +10338,7 @@
               <w:spacing w:after="10" w:before="0"/>
               <w:ind w:left="120"/>
             </w:pPr>
-            <w:hyperlink w:history="1" r:id="rIdsqav_axhaukjprprihjd7">
+            <w:hyperlink w:history="1" r:id="rIdxqumjr-vndaz9vzwwujze">
               <w:r>
                 <w:rPr>
                   <w:rFonts w:ascii="Arial" w:cs="Arial" w:eastAsia="Arial" w:hAnsi="Arial"/>
@@ -10533,7 +10533,7 @@
             <w:pPr>
               <w:spacing w:after="20" w:before="0"/>
             </w:pPr>
-            <w:hyperlink w:history="1" r:id="rId3gwvmfeah373bjrchd6zz">
+            <w:hyperlink w:history="1" r:id="rIdfxbfa1cfe_5kvkhq2vuip">
               <w:r>
                 <w:rPr>
                   <w:rFonts w:ascii="Arial" w:cs="Arial" w:eastAsia="Arial" w:hAnsi="Arial"/>
@@ -10582,7 +10582,7 @@
               <w:spacing w:after="10" w:before="0"/>
               <w:ind w:left="120"/>
             </w:pPr>
-            <w:hyperlink w:history="1" r:id="rIdmtozeqpasudz6cppikddu">
+            <w:hyperlink w:history="1" r:id="rIdcufi4u2ejchy4edxlrbs4">
               <w:r>
                 <w:rPr>
                   <w:rFonts w:ascii="Arial" w:cs="Arial" w:eastAsia="Arial" w:hAnsi="Arial"/>
@@ -10627,7 +10627,7 @@
             <w:pPr>
               <w:spacing w:after="20" w:before="0"/>
             </w:pPr>
-            <w:hyperlink w:history="1" r:id="rIdx3aermaodclcv80vzrtqa">
+            <w:hyperlink w:history="1" r:id="rIdytfswe00pu3utny2qy0py">
               <w:r>
                 <w:rPr>
                   <w:rFonts w:ascii="Arial" w:cs="Arial" w:eastAsia="Arial" w:hAnsi="Arial"/>
@@ -10676,7 +10676,7 @@
               <w:spacing w:after="10" w:before="0"/>
               <w:ind w:left="120"/>
             </w:pPr>
-            <w:hyperlink w:history="1" r:id="rIdxejwa3fbh8s1byzz2-egr">
+            <w:hyperlink w:history="1" r:id="rIdwkhotnotcroqiytzgkzqy">
               <w:r>
                 <w:rPr>
                   <w:rFonts w:ascii="Arial" w:cs="Arial" w:eastAsia="Arial" w:hAnsi="Arial"/>
@@ -10871,7 +10871,7 @@
             <w:pPr>
               <w:spacing w:after="20" w:before="0"/>
             </w:pPr>
-            <w:hyperlink w:history="1" r:id="rId0kn0mnz58dlyjs5spgmsm">
+            <w:hyperlink w:history="1" r:id="rIdmxvgh4lry1zy5qvr5qjbw">
               <w:r>
                 <w:rPr>
                   <w:rFonts w:ascii="Arial" w:cs="Arial" w:eastAsia="Arial" w:hAnsi="Arial"/>
@@ -10920,7 +10920,7 @@
               <w:spacing w:after="10" w:before="0"/>
               <w:ind w:left="120"/>
             </w:pPr>
-            <w:hyperlink w:history="1" r:id="rId0wzka365nkmmb0tvwbpao">
+            <w:hyperlink w:history="1" r:id="rIdhdjnotuqggwawepgd4zej">
               <w:r>
                 <w:rPr>
                   <w:rFonts w:ascii="Arial" w:cs="Arial" w:eastAsia="Arial" w:hAnsi="Arial"/>
@@ -10965,7 +10965,7 @@
             <w:pPr>
               <w:spacing w:after="20" w:before="0"/>
             </w:pPr>
-            <w:hyperlink w:history="1" r:id="rIdpmol5dgtghkgifjt-c3r-">
+            <w:hyperlink w:history="1" r:id="rIdfpok-y93oss1pairnniwn">
               <w:r>
                 <w:rPr>
                   <w:rFonts w:ascii="Arial" w:cs="Arial" w:eastAsia="Arial" w:hAnsi="Arial"/>
@@ -11014,7 +11014,7 @@
               <w:spacing w:after="10" w:before="0"/>
               <w:ind w:left="120"/>
             </w:pPr>
-            <w:hyperlink w:history="1" r:id="rIdvxg9pn7lhjyvcclmbf3pf">
+            <w:hyperlink w:history="1" r:id="rIdlnuo-l_w4qlfj_foq1gae">
               <w:r>
                 <w:rPr>
                   <w:rFonts w:ascii="Arial" w:cs="Arial" w:eastAsia="Arial" w:hAnsi="Arial"/>
@@ -11621,7 +11621,7 @@
         </w:rPr>
         <w:t xml:space="preserve">© 2026 SeaVuria and ARES. Aligned with KICD objectives. Developed by SeaVuria; technical implementation by ARES (with AI assistance from Claude). Licensed under </w:t>
       </w:r>
-      <w:hyperlink w:history="1" r:id="rIdd18zcy_aiapjuprbpunwe">
+      <w:hyperlink w:history="1" r:id="rIdwzl-hxziupb6qdkmerapw">
         <w:r>
           <w:rPr>
             <w:rFonts w:ascii="Arial" w:cs="Arial" w:eastAsia="Arial" w:hAnsi="Arial"/>
@@ -11642,7 +11642,7 @@
         </w:rPr>
         <w:t xml:space="preserve"> (</w:t>
       </w:r>
-      <w:hyperlink w:history="1" r:id="rIdwqkjui22v-p5zwdmtdemo">
+      <w:hyperlink w:history="1" r:id="rIdnmtf_k6w8jxyy-tfa6dm3">
         <w:r>
           <w:rPr>
             <w:rFonts w:ascii="Arial" w:cs="Arial" w:eastAsia="Arial" w:hAnsi="Arial"/>
@@ -12655,7 +12655,7 @@
             <w:pPr>
               <w:spacing w:after="20" w:before="0"/>
             </w:pPr>
-            <w:hyperlink w:history="1" r:id="rId6qt5pqcmvgthydbrb4aju">
+            <w:hyperlink w:history="1" r:id="rIds7wz3yttnivq55wz2vefj">
               <w:r>
                 <w:rPr>
                   <w:rFonts w:ascii="Arial" w:cs="Arial" w:eastAsia="Arial" w:hAnsi="Arial"/>
@@ -12688,7 +12688,7 @@
               <w:spacing w:after="10" w:before="0"/>
               <w:ind w:left="120"/>
             </w:pPr>
-            <w:hyperlink w:history="1" r:id="rId2p-urqc-h_zahipw-uvbw">
+            <w:hyperlink w:history="1" r:id="rId-62wq5obo24bhvzvxljlu">
               <w:r>
                 <w:rPr>
                   <w:rFonts w:ascii="Arial" w:cs="Arial" w:eastAsia="Arial" w:hAnsi="Arial"/>
@@ -12733,7 +12733,7 @@
             <w:pPr>
               <w:spacing w:after="20" w:before="0"/>
             </w:pPr>
-            <w:hyperlink w:history="1" r:id="rIdonw4b_22crrmwco4m8hjd">
+            <w:hyperlink w:history="1" r:id="rIdz5y90wsmbnrdox2ziaxrq">
               <w:r>
                 <w:rPr>
                   <w:rFonts w:ascii="Arial" w:cs="Arial" w:eastAsia="Arial" w:hAnsi="Arial"/>
@@ -12766,7 +12766,7 @@
               <w:spacing w:after="10" w:before="0"/>
               <w:ind w:left="120"/>
             </w:pPr>
-            <w:hyperlink w:history="1" r:id="rIdi4dkusj8pxe-vcme_nh4a">
+            <w:hyperlink w:history="1" r:id="rIdeqtbjooieo-pga3wuweq4">
               <w:r>
                 <w:rPr>
                   <w:rFonts w:ascii="Arial" w:cs="Arial" w:eastAsia="Arial" w:hAnsi="Arial"/>
@@ -12961,7 +12961,7 @@
             <w:pPr>
               <w:spacing w:after="20" w:before="0"/>
             </w:pPr>
-            <w:hyperlink w:history="1" r:id="rIdd-lusmkdthkbg9a6xovzf">
+            <w:hyperlink w:history="1" r:id="rId7zdlnwrhjjlo23rud8sle">
               <w:r>
                 <w:rPr>
                   <w:rFonts w:ascii="Arial" w:cs="Arial" w:eastAsia="Arial" w:hAnsi="Arial"/>
@@ -12994,7 +12994,7 @@
               <w:spacing w:after="10" w:before="0"/>
               <w:ind w:left="120"/>
             </w:pPr>
-            <w:hyperlink w:history="1" r:id="rIdp_ofi5-ocmzkvp0kj1u_k">
+            <w:hyperlink w:history="1" r:id="rIdrwduvg_9jwafqiqyyfrzv">
               <w:r>
                 <w:rPr>
                   <w:rFonts w:ascii="Arial" w:cs="Arial" w:eastAsia="Arial" w:hAnsi="Arial"/>
@@ -13039,7 +13039,7 @@
             <w:pPr>
               <w:spacing w:after="20" w:before="0"/>
             </w:pPr>
-            <w:hyperlink w:history="1" r:id="rId-a25uk3lzumt69rk3wjlw">
+            <w:hyperlink w:history="1" r:id="rIdvvpd-p2yymf4bxjrjckal">
               <w:r>
                 <w:rPr>
                   <w:rFonts w:ascii="Arial" w:cs="Arial" w:eastAsia="Arial" w:hAnsi="Arial"/>
@@ -13072,7 +13072,7 @@
               <w:spacing w:after="10" w:before="0"/>
               <w:ind w:left="120"/>
             </w:pPr>
-            <w:hyperlink w:history="1" r:id="rIdazqc3hafcgkrda23nhh1f">
+            <w:hyperlink w:history="1" r:id="rIdnwxqgyod6acswwse2eirm">
               <w:r>
                 <w:rPr>
                   <w:rFonts w:ascii="Arial" w:cs="Arial" w:eastAsia="Arial" w:hAnsi="Arial"/>
@@ -13267,7 +13267,7 @@
             <w:pPr>
               <w:spacing w:after="20" w:before="0"/>
             </w:pPr>
-            <w:hyperlink w:history="1" r:id="rIdo9apz5vc7bet7de8-lotn">
+            <w:hyperlink w:history="1" r:id="rId6m9z-qqxlrm4m5etuxy9b">
               <w:r>
                 <w:rPr>
                   <w:rFonts w:ascii="Arial" w:cs="Arial" w:eastAsia="Arial" w:hAnsi="Arial"/>
@@ -13316,7 +13316,7 @@
               <w:spacing w:after="10" w:before="0"/>
               <w:ind w:left="120"/>
             </w:pPr>
-            <w:hyperlink w:history="1" r:id="rIdypiqclbxeff_4pvlvtu1p">
+            <w:hyperlink w:history="1" r:id="rIdi5hu212smrdicmodfoyur">
               <w:r>
                 <w:rPr>
                   <w:rFonts w:ascii="Arial" w:cs="Arial" w:eastAsia="Arial" w:hAnsi="Arial"/>
@@ -13361,7 +13361,7 @@
             <w:pPr>
               <w:spacing w:after="20" w:before="0"/>
             </w:pPr>
-            <w:hyperlink w:history="1" r:id="rIdxe9l_a5ij7xk4ehuuq5a0">
+            <w:hyperlink w:history="1" r:id="rIde0e3hvs8uw9yh3kl31jhx">
               <w:r>
                 <w:rPr>
                   <w:rFonts w:ascii="Arial" w:cs="Arial" w:eastAsia="Arial" w:hAnsi="Arial"/>
@@ -13410,7 +13410,7 @@
               <w:spacing w:after="10" w:before="0"/>
               <w:ind w:left="120"/>
             </w:pPr>
-            <w:hyperlink w:history="1" r:id="rIdtc8ty-rurwbqcspvmkavq">
+            <w:hyperlink w:history="1" r:id="rIdsgeqzkx7o9lu3rk62v-kk">
               <w:r>
                 <w:rPr>
                   <w:rFonts w:ascii="Arial" w:cs="Arial" w:eastAsia="Arial" w:hAnsi="Arial"/>
@@ -13605,7 +13605,7 @@
             <w:pPr>
               <w:spacing w:after="20" w:before="0"/>
             </w:pPr>
-            <w:hyperlink w:history="1" r:id="rIdoo0onawdgoljq3ctni7qg">
+            <w:hyperlink w:history="1" r:id="rId1-8yjwgxgkw9bovqieelw">
               <w:r>
                 <w:rPr>
                   <w:rFonts w:ascii="Arial" w:cs="Arial" w:eastAsia="Arial" w:hAnsi="Arial"/>
@@ -13654,7 +13654,7 @@
               <w:spacing w:after="10" w:before="0"/>
               <w:ind w:left="120"/>
             </w:pPr>
-            <w:hyperlink w:history="1" r:id="rIddqigkdhndxkhjxzbbqeo9">
+            <w:hyperlink w:history="1" r:id="rIdhhfhvdfop3mh8uukjiozv">
               <w:r>
                 <w:rPr>
                   <w:rFonts w:ascii="Arial" w:cs="Arial" w:eastAsia="Arial" w:hAnsi="Arial"/>
@@ -13699,7 +13699,7 @@
             <w:pPr>
               <w:spacing w:after="20" w:before="0"/>
             </w:pPr>
-            <w:hyperlink w:history="1" r:id="rIdt16s_vukpw9v-9mhpa8ge">
+            <w:hyperlink w:history="1" r:id="rIdjrwewjbxtsepd2nztw5p2">
               <w:r>
                 <w:rPr>
                   <w:rFonts w:ascii="Arial" w:cs="Arial" w:eastAsia="Arial" w:hAnsi="Arial"/>
@@ -13748,7 +13748,7 @@
               <w:spacing w:after="10" w:before="0"/>
               <w:ind w:left="120"/>
             </w:pPr>
-            <w:hyperlink w:history="1" r:id="rId-alt_kndjub2n5uufgxn9">
+            <w:hyperlink w:history="1" r:id="rIdfmxqaqygd_3xts77vhhsn">
               <w:r>
                 <w:rPr>
                   <w:rFonts w:ascii="Arial" w:cs="Arial" w:eastAsia="Arial" w:hAnsi="Arial"/>
@@ -13943,7 +13943,7 @@
             <w:pPr>
               <w:spacing w:after="20" w:before="0"/>
             </w:pPr>
-            <w:hyperlink w:history="1" r:id="rIdbt1ltssdznn6spaabhonu">
+            <w:hyperlink w:history="1" r:id="rIdgxnte_sba_n7ai3ekra2n">
               <w:r>
                 <w:rPr>
                   <w:rFonts w:ascii="Arial" w:cs="Arial" w:eastAsia="Arial" w:hAnsi="Arial"/>
@@ -13992,7 +13992,7 @@
               <w:spacing w:after="10" w:before="0"/>
               <w:ind w:left="120"/>
             </w:pPr>
-            <w:hyperlink w:history="1" r:id="rIdtwlpgamumpipi25hnmlnw">
+            <w:hyperlink w:history="1" r:id="rIdg1fnthsxdfdo63xrnixej">
               <w:r>
                 <w:rPr>
                   <w:rFonts w:ascii="Arial" w:cs="Arial" w:eastAsia="Arial" w:hAnsi="Arial"/>
@@ -14037,7 +14037,7 @@
             <w:pPr>
               <w:spacing w:after="20" w:before="0"/>
             </w:pPr>
-            <w:hyperlink w:history="1" r:id="rId38k14w03rmowaarg_xb-b">
+            <w:hyperlink w:history="1" r:id="rIdpcoai0r3t0hb1f-sjau7m">
               <w:r>
                 <w:rPr>
                   <w:rFonts w:ascii="Arial" w:cs="Arial" w:eastAsia="Arial" w:hAnsi="Arial"/>
@@ -14086,7 +14086,7 @@
               <w:spacing w:after="10" w:before="0"/>
               <w:ind w:left="120"/>
             </w:pPr>
-            <w:hyperlink w:history="1" r:id="rIdaq8djly2aewx5ynnnz0ve">
+            <w:hyperlink w:history="1" r:id="rIdjiigmm88yibisxq4xicn_">
               <w:r>
                 <w:rPr>
                   <w:rFonts w:ascii="Arial" w:cs="Arial" w:eastAsia="Arial" w:hAnsi="Arial"/>
@@ -14598,7 +14598,7 @@
         </w:rPr>
         <w:t xml:space="preserve">© 2026 SeaVuria and ARES. Aligned with KICD objectives. Developed by SeaVuria; technical implementation by ARES (with AI assistance from Claude). Licensed under </w:t>
       </w:r>
-      <w:hyperlink w:history="1" r:id="rIdbl2rqmrbwmll8kjwmy4qh">
+      <w:hyperlink w:history="1" r:id="rIdngioekax300aar6apkvs4">
         <w:r>
           <w:rPr>
             <w:rFonts w:ascii="Arial" w:cs="Arial" w:eastAsia="Arial" w:hAnsi="Arial"/>
@@ -14619,7 +14619,7 @@
         </w:rPr>
         <w:t xml:space="preserve"> (</w:t>
       </w:r>
-      <w:hyperlink w:history="1" r:id="rId9s9kymzmknb6kxsbq4qmx">
+      <w:hyperlink w:history="1" r:id="rIdungllwe2bwwwure4jn1dt">
         <w:r>
           <w:rPr>
             <w:rFonts w:ascii="Arial" w:cs="Arial" w:eastAsia="Arial" w:hAnsi="Arial"/>
@@ -15791,7 +15791,7 @@
             <w:pPr>
               <w:spacing w:after="20" w:before="0"/>
             </w:pPr>
-            <w:hyperlink w:history="1" r:id="rIdqq0wvyui4ekad4imqvlpr">
+            <w:hyperlink w:history="1" r:id="rIdobd9brtz0mfrg3kta40m4">
               <w:r>
                 <w:rPr>
                   <w:rFonts w:ascii="Arial" w:cs="Arial" w:eastAsia="Arial" w:hAnsi="Arial"/>
@@ -15840,7 +15840,7 @@
               <w:spacing w:after="10" w:before="0"/>
               <w:ind w:left="120"/>
             </w:pPr>
-            <w:hyperlink w:history="1" r:id="rIdijqj8ncqswi87wsrtq4rz">
+            <w:hyperlink w:history="1" r:id="rIduhivzusyc6zqu_zgky2z2">
               <w:r>
                 <w:rPr>
                   <w:rFonts w:ascii="Arial" w:cs="Arial" w:eastAsia="Arial" w:hAnsi="Arial"/>
@@ -15885,7 +15885,7 @@
             <w:pPr>
               <w:spacing w:after="20" w:before="0"/>
             </w:pPr>
-            <w:hyperlink w:history="1" r:id="rIdoxx_atynxw6g04ntp5vxb">
+            <w:hyperlink w:history="1" r:id="rIdky_qlj0i_oyfqn5nuesj3">
               <w:r>
                 <w:rPr>
                   <w:rFonts w:ascii="Arial" w:cs="Arial" w:eastAsia="Arial" w:hAnsi="Arial"/>
@@ -15918,7 +15918,7 @@
               <w:spacing w:after="10" w:before="0"/>
               <w:ind w:left="120"/>
             </w:pPr>
-            <w:hyperlink w:history="1" r:id="rIduiexmpjzp487kyyct-bji">
+            <w:hyperlink w:history="1" r:id="rIdjbway3z0xao2qtkt1ndiy">
               <w:r>
                 <w:rPr>
                   <w:rFonts w:ascii="Arial" w:cs="Arial" w:eastAsia="Arial" w:hAnsi="Arial"/>
@@ -16113,7 +16113,7 @@
             <w:pPr>
               <w:spacing w:after="20" w:before="0"/>
             </w:pPr>
-            <w:hyperlink w:history="1" r:id="rIdedebom58kuinl_wjmaxlh">
+            <w:hyperlink w:history="1" r:id="rIdwwcfi04tcibscrevyi2n1">
               <w:r>
                 <w:rPr>
                   <w:rFonts w:ascii="Arial" w:cs="Arial" w:eastAsia="Arial" w:hAnsi="Arial"/>
@@ -16162,7 +16162,7 @@
               <w:spacing w:after="10" w:before="0"/>
               <w:ind w:left="120"/>
             </w:pPr>
-            <w:hyperlink w:history="1" r:id="rIdwtwtts0fco1-rzqq77sug">
+            <w:hyperlink w:history="1" r:id="rIdn753ohs7w62eqfi58lgc6">
               <w:r>
                 <w:rPr>
                   <w:rFonts w:ascii="Arial" w:cs="Arial" w:eastAsia="Arial" w:hAnsi="Arial"/>
@@ -16207,7 +16207,7 @@
             <w:pPr>
               <w:spacing w:after="20" w:before="0"/>
             </w:pPr>
-            <w:hyperlink w:history="1" r:id="rIdsop-kjb7y93x_coyztbwy">
+            <w:hyperlink w:history="1" r:id="rId_nwk0ongsobsb_y5k0te7">
               <w:r>
                 <w:rPr>
                   <w:rFonts w:ascii="Arial" w:cs="Arial" w:eastAsia="Arial" w:hAnsi="Arial"/>
@@ -16240,7 +16240,7 @@
               <w:spacing w:after="10" w:before="0"/>
               <w:ind w:left="120"/>
             </w:pPr>
-            <w:hyperlink w:history="1" r:id="rIdaap5fblbocma-j6q12nfk">
+            <w:hyperlink w:history="1" r:id="rIdupq0lw9nc0kxaxoqlvrbk">
               <w:r>
                 <w:rPr>
                   <w:rFonts w:ascii="Arial" w:cs="Arial" w:eastAsia="Arial" w:hAnsi="Arial"/>
@@ -16435,7 +16435,7 @@
             <w:pPr>
               <w:spacing w:after="20" w:before="0"/>
             </w:pPr>
-            <w:hyperlink w:history="1" r:id="rIdk9f-qznwuzutm5gogqnge">
+            <w:hyperlink w:history="1" r:id="rIdt4rgppwvzclstddjdanc2">
               <w:r>
                 <w:rPr>
                   <w:rFonts w:ascii="Arial" w:cs="Arial" w:eastAsia="Arial" w:hAnsi="Arial"/>
@@ -16484,7 +16484,7 @@
               <w:spacing w:after="10" w:before="0"/>
               <w:ind w:left="120"/>
             </w:pPr>
-            <w:hyperlink w:history="1" r:id="rIdu0lj-jml3ytgix5i2soya">
+            <w:hyperlink w:history="1" r:id="rIdisvxpaagglqt1qsgqy1p1">
               <w:r>
                 <w:rPr>
                   <w:rFonts w:ascii="Arial" w:cs="Arial" w:eastAsia="Arial" w:hAnsi="Arial"/>
@@ -16529,7 +16529,7 @@
             <w:pPr>
               <w:spacing w:after="20" w:before="0"/>
             </w:pPr>
-            <w:hyperlink w:history="1" r:id="rIdprueuz8ystfog9edlphz6">
+            <w:hyperlink w:history="1" r:id="rIdmbat-rsl3pa3mmz8fss01">
               <w:r>
                 <w:rPr>
                   <w:rFonts w:ascii="Arial" w:cs="Arial" w:eastAsia="Arial" w:hAnsi="Arial"/>
@@ -16562,7 +16562,7 @@
               <w:spacing w:after="10" w:before="0"/>
               <w:ind w:left="120"/>
             </w:pPr>
-            <w:hyperlink w:history="1" r:id="rIdxg6ikrgcqyw5qd_rtglgt">
+            <w:hyperlink w:history="1" r:id="rIdqigfffklsyh40-uh1jxlm">
               <w:r>
                 <w:rPr>
                   <w:rFonts w:ascii="Arial" w:cs="Arial" w:eastAsia="Arial" w:hAnsi="Arial"/>
@@ -16757,7 +16757,7 @@
             <w:pPr>
               <w:spacing w:after="20" w:before="0"/>
             </w:pPr>
-            <w:hyperlink w:history="1" r:id="rIdwgbukoazvbbqgprodgwgm">
+            <w:hyperlink w:history="1" r:id="rIdkedc64v_-uweyeojhjheg">
               <w:r>
                 <w:rPr>
                   <w:rFonts w:ascii="Arial" w:cs="Arial" w:eastAsia="Arial" w:hAnsi="Arial"/>
@@ -16806,7 +16806,7 @@
               <w:spacing w:after="10" w:before="0"/>
               <w:ind w:left="120"/>
             </w:pPr>
-            <w:hyperlink w:history="1" r:id="rIdp0mdrz-zp7cvvlwx-xqcf">
+            <w:hyperlink w:history="1" r:id="rIdosxhxp838mhfn7hi4tqpm">
               <w:r>
                 <w:rPr>
                   <w:rFonts w:ascii="Arial" w:cs="Arial" w:eastAsia="Arial" w:hAnsi="Arial"/>
@@ -16851,7 +16851,7 @@
             <w:pPr>
               <w:spacing w:after="20" w:before="0"/>
             </w:pPr>
-            <w:hyperlink w:history="1" r:id="rIdnbbzh1eovnqhtvgematxe">
+            <w:hyperlink w:history="1" r:id="rIdehugc1dc9wc4t-gc0h38n">
               <w:r>
                 <w:rPr>
                   <w:rFonts w:ascii="Arial" w:cs="Arial" w:eastAsia="Arial" w:hAnsi="Arial"/>
@@ -16884,7 +16884,7 @@
               <w:spacing w:after="10" w:before="0"/>
               <w:ind w:left="120"/>
             </w:pPr>
-            <w:hyperlink w:history="1" r:id="rIdqzulzhhuuxmcjcfcfumzz">
+            <w:hyperlink w:history="1" r:id="rIdznsdtqbqxht7h2vdg5lga">
               <w:r>
                 <w:rPr>
                   <w:rFonts w:ascii="Arial" w:cs="Arial" w:eastAsia="Arial" w:hAnsi="Arial"/>
@@ -17079,7 +17079,7 @@
             <w:pPr>
               <w:spacing w:after="20" w:before="0"/>
             </w:pPr>
-            <w:hyperlink w:history="1" r:id="rIdvn_mg2qqepealbcvve4gp">
+            <w:hyperlink w:history="1" r:id="rIdjwsgni26bbfdkemunxlon">
               <w:r>
                 <w:rPr>
                   <w:rFonts w:ascii="Arial" w:cs="Arial" w:eastAsia="Arial" w:hAnsi="Arial"/>
@@ -17128,7 +17128,7 @@
               <w:spacing w:after="10" w:before="0"/>
               <w:ind w:left="120"/>
             </w:pPr>
-            <w:hyperlink w:history="1" r:id="rIdiidyhregnjonvdjcgwxai">
+            <w:hyperlink w:history="1" r:id="rIdpixiyfbtw-5qw55yqk0wl">
               <w:r>
                 <w:rPr>
                   <w:rFonts w:ascii="Arial" w:cs="Arial" w:eastAsia="Arial" w:hAnsi="Arial"/>
@@ -17173,7 +17173,7 @@
             <w:pPr>
               <w:spacing w:after="20" w:before="0"/>
             </w:pPr>
-            <w:hyperlink w:history="1" r:id="rIdyhyqodlv8r3dnrss_40qy">
+            <w:hyperlink w:history="1" r:id="rId_movt7nhq1swf0lkbrdpl">
               <w:r>
                 <w:rPr>
                   <w:rFonts w:ascii="Arial" w:cs="Arial" w:eastAsia="Arial" w:hAnsi="Arial"/>
@@ -17222,7 +17222,7 @@
               <w:spacing w:after="10" w:before="0"/>
               <w:ind w:left="120"/>
             </w:pPr>
-            <w:hyperlink w:history="1" r:id="rId-wr18_zu_axwpwx3vbczx">
+            <w:hyperlink w:history="1" r:id="rIdiosptvcacqiqkd2ebkeva">
               <w:r>
                 <w:rPr>
                   <w:rFonts w:ascii="Arial" w:cs="Arial" w:eastAsia="Arial" w:hAnsi="Arial"/>
@@ -17810,7 +17810,7 @@
         </w:rPr>
         <w:t xml:space="preserve">© 2026 SeaVuria and ARES. Aligned with KICD objectives. Developed by SeaVuria; technical implementation by ARES (with AI assistance from Claude). Licensed under </w:t>
       </w:r>
-      <w:hyperlink w:history="1" r:id="rIdowvegenrxhf-lyxwm3spr">
+      <w:hyperlink w:history="1" r:id="rIdknhy1_n6zk-bpg-vbxq0o">
         <w:r>
           <w:rPr>
             <w:rFonts w:ascii="Arial" w:cs="Arial" w:eastAsia="Arial" w:hAnsi="Arial"/>
@@ -17831,7 +17831,7 @@
         </w:rPr>
         <w:t xml:space="preserve"> (</w:t>
       </w:r>
-      <w:hyperlink w:history="1" r:id="rIdf7d4xovyt0vzo8st_ibyh">
+      <w:hyperlink w:history="1" r:id="rIdwzpdyzxr6lodej4tlsti1">
         <w:r>
           <w:rPr>
             <w:rFonts w:ascii="Arial" w:cs="Arial" w:eastAsia="Arial" w:hAnsi="Arial"/>
@@ -18844,7 +18844,7 @@
             <w:pPr>
               <w:spacing w:after="20" w:before="0"/>
             </w:pPr>
-            <w:hyperlink w:history="1" r:id="rIdbxwxtqkdmro38xrtkncml">
+            <w:hyperlink w:history="1" r:id="rIdvud3upkw_jwxb3brla0pd">
               <w:r>
                 <w:rPr>
                   <w:rFonts w:ascii="Arial" w:cs="Arial" w:eastAsia="Arial" w:hAnsi="Arial"/>
@@ -18877,7 +18877,7 @@
               <w:spacing w:after="10" w:before="0"/>
               <w:ind w:left="120"/>
             </w:pPr>
-            <w:hyperlink w:history="1" r:id="rIdbhyt9lz_1nc9qe-pjhpf8">
+            <w:hyperlink w:history="1" r:id="rId7muef0omwvtsns-y375xv">
               <w:r>
                 <w:rPr>
                   <w:rFonts w:ascii="Arial" w:cs="Arial" w:eastAsia="Arial" w:hAnsi="Arial"/>
@@ -18922,7 +18922,7 @@
             <w:pPr>
               <w:spacing w:after="20" w:before="0"/>
             </w:pPr>
-            <w:hyperlink w:history="1" r:id="rId-0lztqsbliw4y0mfoelxx">
+            <w:hyperlink w:history="1" r:id="rId20ajtgpn8qavclnkpjzh9">
               <w:r>
                 <w:rPr>
                   <w:rFonts w:ascii="Arial" w:cs="Arial" w:eastAsia="Arial" w:hAnsi="Arial"/>
@@ -18955,7 +18955,7 @@
               <w:spacing w:after="10" w:before="0"/>
               <w:ind w:left="120"/>
             </w:pPr>
-            <w:hyperlink w:history="1" r:id="rIdtbo17wvpqtvjok3ekhrmm">
+            <w:hyperlink w:history="1" r:id="rIdmbfgpu6p_pbgxkwtyrxl0">
               <w:r>
                 <w:rPr>
                   <w:rFonts w:ascii="Arial" w:cs="Arial" w:eastAsia="Arial" w:hAnsi="Arial"/>
@@ -19150,7 +19150,7 @@
             <w:pPr>
               <w:spacing w:after="20" w:before="0"/>
             </w:pPr>
-            <w:hyperlink w:history="1" r:id="rIdckt8bl032_11d_r9rtrpz">
+            <w:hyperlink w:history="1" r:id="rIdkvnfzkmudskkvbnau9rzv">
               <w:r>
                 <w:rPr>
                   <w:rFonts w:ascii="Arial" w:cs="Arial" w:eastAsia="Arial" w:hAnsi="Arial"/>
@@ -19183,7 +19183,7 @@
               <w:spacing w:after="10" w:before="0"/>
               <w:ind w:left="120"/>
             </w:pPr>
-            <w:hyperlink w:history="1" r:id="rIdso9iznh7iyma8mxw4llcw">
+            <w:hyperlink w:history="1" r:id="rIde2bmuzwkrx2uw3dodr6jv">
               <w:r>
                 <w:rPr>
                   <w:rFonts w:ascii="Arial" w:cs="Arial" w:eastAsia="Arial" w:hAnsi="Arial"/>
@@ -19228,7 +19228,7 @@
             <w:pPr>
               <w:spacing w:after="20" w:before="0"/>
             </w:pPr>
-            <w:hyperlink w:history="1" r:id="rIdv41q-bl6erwyqtrhhxvdf">
+            <w:hyperlink w:history="1" r:id="rIdecefe-mqntpkhdzz3g5qi">
               <w:r>
                 <w:rPr>
                   <w:rFonts w:ascii="Arial" w:cs="Arial" w:eastAsia="Arial" w:hAnsi="Arial"/>
@@ -19261,7 +19261,7 @@
               <w:spacing w:after="10" w:before="0"/>
               <w:ind w:left="120"/>
             </w:pPr>
-            <w:hyperlink w:history="1" r:id="rIdwb9gvsf_ugjg5hlbq7b1c">
+            <w:hyperlink w:history="1" r:id="rIdvs9pjhbk-jdm4oqni1uzg">
               <w:r>
                 <w:rPr>
                   <w:rFonts w:ascii="Arial" w:cs="Arial" w:eastAsia="Arial" w:hAnsi="Arial"/>
@@ -19456,7 +19456,7 @@
             <w:pPr>
               <w:spacing w:after="20" w:before="0"/>
             </w:pPr>
-            <w:hyperlink w:history="1" r:id="rIdls0z1arzibotb6-huqk-i">
+            <w:hyperlink w:history="1" r:id="rIdlgumkiiewm8lnbyukxohb">
               <w:r>
                 <w:rPr>
                   <w:rFonts w:ascii="Arial" w:cs="Arial" w:eastAsia="Arial" w:hAnsi="Arial"/>
@@ -19489,7 +19489,7 @@
               <w:spacing w:after="10" w:before="0"/>
               <w:ind w:left="120"/>
             </w:pPr>
-            <w:hyperlink w:history="1" r:id="rIdafyn1bkd2hnkyt_mqffv5">
+            <w:hyperlink w:history="1" r:id="rIdljagqwvjug4kln1i9nyqr">
               <w:r>
                 <w:rPr>
                   <w:rFonts w:ascii="Arial" w:cs="Arial" w:eastAsia="Arial" w:hAnsi="Arial"/>
@@ -19534,7 +19534,7 @@
             <w:pPr>
               <w:spacing w:after="20" w:before="0"/>
             </w:pPr>
-            <w:hyperlink w:history="1" r:id="rIdvzbzrhg5di_hzhipudqov">
+            <w:hyperlink w:history="1" r:id="rId3jofany_6xy6cgxddn9cn">
               <w:r>
                 <w:rPr>
                   <w:rFonts w:ascii="Arial" w:cs="Arial" w:eastAsia="Arial" w:hAnsi="Arial"/>
@@ -19583,7 +19583,7 @@
               <w:spacing w:after="10" w:before="0"/>
               <w:ind w:left="120"/>
             </w:pPr>
-            <w:hyperlink w:history="1" r:id="rIdfrp4ys9vhzo_i3y6lhx2w">
+            <w:hyperlink w:history="1" r:id="rIdrpipb3rt6smukpsrvhmcz">
               <w:r>
                 <w:rPr>
                   <w:rFonts w:ascii="Arial" w:cs="Arial" w:eastAsia="Arial" w:hAnsi="Arial"/>
@@ -19778,7 +19778,7 @@
             <w:pPr>
               <w:spacing w:after="20" w:before="0"/>
             </w:pPr>
-            <w:hyperlink w:history="1" r:id="rIdkpykrhgwtcx1_w0kgucft">
+            <w:hyperlink w:history="1" r:id="rIdifn4f7ehoidurjdb0fy42">
               <w:r>
                 <w:rPr>
                   <w:rFonts w:ascii="Arial" w:cs="Arial" w:eastAsia="Arial" w:hAnsi="Arial"/>
@@ -19811,7 +19811,7 @@
               <w:spacing w:after="10" w:before="0"/>
               <w:ind w:left="120"/>
             </w:pPr>
-            <w:hyperlink w:history="1" r:id="rIdnsddaw5s4wvzocmxei6ga">
+            <w:hyperlink w:history="1" r:id="rIdryp_q2tg0bv2g4mhm4jsi">
               <w:r>
                 <w:rPr>
                   <w:rFonts w:ascii="Arial" w:cs="Arial" w:eastAsia="Arial" w:hAnsi="Arial"/>
@@ -19856,7 +19856,7 @@
             <w:pPr>
               <w:spacing w:after="20" w:before="0"/>
             </w:pPr>
-            <w:hyperlink w:history="1" r:id="rIdphzikazd71uz3axjedknj">
+            <w:hyperlink w:history="1" r:id="rIdizgilrgqtjeo5lbb_pmhd">
               <w:r>
                 <w:rPr>
                   <w:rFonts w:ascii="Arial" w:cs="Arial" w:eastAsia="Arial" w:hAnsi="Arial"/>
@@ -19905,7 +19905,7 @@
               <w:spacing w:after="10" w:before="0"/>
               <w:ind w:left="120"/>
             </w:pPr>
-            <w:hyperlink w:history="1" r:id="rIdf3dhc-ql1iocdjx03obvs">
+            <w:hyperlink w:history="1" r:id="rIdu0c_xjj3a4lskklwopof4">
               <w:r>
                 <w:rPr>
                   <w:rFonts w:ascii="Arial" w:cs="Arial" w:eastAsia="Arial" w:hAnsi="Arial"/>
@@ -20100,7 +20100,7 @@
             <w:pPr>
               <w:spacing w:after="20" w:before="0"/>
             </w:pPr>
-            <w:hyperlink w:history="1" r:id="rIdcs0rjgvdd_jw4iug5vktk">
+            <w:hyperlink w:history="1" r:id="rIdqyvhimgua8l5ri4hqdnyi">
               <w:r>
                 <w:rPr>
                   <w:rFonts w:ascii="Arial" w:cs="Arial" w:eastAsia="Arial" w:hAnsi="Arial"/>
@@ -20149,7 +20149,7 @@
               <w:spacing w:after="10" w:before="0"/>
               <w:ind w:left="120"/>
             </w:pPr>
-            <w:hyperlink w:history="1" r:id="rIdxk93q38mfuvpba9hvae-w">
+            <w:hyperlink w:history="1" r:id="rId0dfyvjwg0ku28sfhh3l6m">
               <w:r>
                 <w:rPr>
                   <w:rFonts w:ascii="Arial" w:cs="Arial" w:eastAsia="Arial" w:hAnsi="Arial"/>
@@ -20194,7 +20194,7 @@
             <w:pPr>
               <w:spacing w:after="20" w:before="0"/>
             </w:pPr>
-            <w:hyperlink w:history="1" r:id="rIdabk-iuzohfwqiv2kwdt4p">
+            <w:hyperlink w:history="1" r:id="rIdjko8eqd8upf6lchpuzhmo">
               <w:r>
                 <w:rPr>
                   <w:rFonts w:ascii="Arial" w:cs="Arial" w:eastAsia="Arial" w:hAnsi="Arial"/>
@@ -20243,7 +20243,7 @@
               <w:spacing w:after="10" w:before="0"/>
               <w:ind w:left="120"/>
             </w:pPr>
-            <w:hyperlink w:history="1" r:id="rIdcjlzlr-bdrqvfip6rwvdq">
+            <w:hyperlink w:history="1" r:id="rIdsgt9xwj-eyv-4wsaqe1vi">
               <w:r>
                 <w:rPr>
                   <w:rFonts w:ascii="Arial" w:cs="Arial" w:eastAsia="Arial" w:hAnsi="Arial"/>
@@ -20869,7 +20869,7 @@
         </w:rPr>
         <w:t xml:space="preserve">© 2026 SeaVuria and ARES. Aligned with KICD objectives. Developed by SeaVuria; technical implementation by ARES (with AI assistance from Claude). Licensed under </w:t>
       </w:r>
-      <w:hyperlink w:history="1" r:id="rIdlwnvtdwv6qubrt2ooh0w6">
+      <w:hyperlink w:history="1" r:id="rIdbcldmk_49nvlp_962roez">
         <w:r>
           <w:rPr>
             <w:rFonts w:ascii="Arial" w:cs="Arial" w:eastAsia="Arial" w:hAnsi="Arial"/>
@@ -20890,7 +20890,7 @@
         </w:rPr>
         <w:t xml:space="preserve"> (</w:t>
       </w:r>
-      <w:hyperlink w:history="1" r:id="rId3czhoh1-fveur4x06tavr">
+      <w:hyperlink w:history="1" r:id="rIdimaruckf1wwtb0wlpsevk">
         <w:r>
           <w:rPr>
             <w:rFonts w:ascii="Arial" w:cs="Arial" w:eastAsia="Arial" w:hAnsi="Arial"/>
@@ -21903,7 +21903,7 @@
             <w:pPr>
               <w:spacing w:after="20" w:before="0"/>
             </w:pPr>
-            <w:hyperlink w:history="1" r:id="rIdl0bgrec8nwdainx1asxcg">
+            <w:hyperlink w:history="1" r:id="rIdkkx1n4u-d40ksepg9jfjj">
               <w:r>
                 <w:rPr>
                   <w:rFonts w:ascii="Arial" w:cs="Arial" w:eastAsia="Arial" w:hAnsi="Arial"/>
@@ -21936,7 +21936,7 @@
               <w:spacing w:after="10" w:before="0"/>
               <w:ind w:left="120"/>
             </w:pPr>
-            <w:hyperlink w:history="1" r:id="rIdwfufx1l4sqyrhujp9h_ie">
+            <w:hyperlink w:history="1" r:id="rIdvjmoijjyh8amayu6cfias">
               <w:r>
                 <w:rPr>
                   <w:rFonts w:ascii="Arial" w:cs="Arial" w:eastAsia="Arial" w:hAnsi="Arial"/>
@@ -21981,7 +21981,7 @@
             <w:pPr>
               <w:spacing w:after="20" w:before="0"/>
             </w:pPr>
-            <w:hyperlink w:history="1" r:id="rIdyw_3yuj2dqfrvirw455ng">
+            <w:hyperlink w:history="1" r:id="rIdfdvqa3i7rxcwb4nk_lqvn">
               <w:r>
                 <w:rPr>
                   <w:rFonts w:ascii="Arial" w:cs="Arial" w:eastAsia="Arial" w:hAnsi="Arial"/>
@@ -22014,7 +22014,7 @@
               <w:spacing w:after="10" w:before="0"/>
               <w:ind w:left="120"/>
             </w:pPr>
-            <w:hyperlink w:history="1" r:id="rIdv7-7wmc5lpwfetip6mbfe">
+            <w:hyperlink w:history="1" r:id="rIdvap0dgoviklibdzhpgnm-">
               <w:r>
                 <w:rPr>
                   <w:rFonts w:ascii="Arial" w:cs="Arial" w:eastAsia="Arial" w:hAnsi="Arial"/>
@@ -22209,7 +22209,7 @@
             <w:pPr>
               <w:spacing w:after="20" w:before="0"/>
             </w:pPr>
-            <w:hyperlink w:history="1" r:id="rIdcgkv67cjnpntchlf6mn5p">
+            <w:hyperlink w:history="1" r:id="rIddnbym8qxmdw08yxkq_4ub">
               <w:r>
                 <w:rPr>
                   <w:rFonts w:ascii="Arial" w:cs="Arial" w:eastAsia="Arial" w:hAnsi="Arial"/>
@@ -22242,7 +22242,7 @@
               <w:spacing w:after="10" w:before="0"/>
               <w:ind w:left="120"/>
             </w:pPr>
-            <w:hyperlink w:history="1" r:id="rId3-tvdoorcxcmuga8l92zf">
+            <w:hyperlink w:history="1" r:id="rIdovyxftcecbldokg7zkyiu">
               <w:r>
                 <w:rPr>
                   <w:rFonts w:ascii="Arial" w:cs="Arial" w:eastAsia="Arial" w:hAnsi="Arial"/>
@@ -22287,7 +22287,7 @@
             <w:pPr>
               <w:spacing w:after="20" w:before="0"/>
             </w:pPr>
-            <w:hyperlink w:history="1" r:id="rIdew-3it_6iyx3pfkdrpx6-">
+            <w:hyperlink w:history="1" r:id="rIdeeik4v2c1chniq30kep5a">
               <w:r>
                 <w:rPr>
                   <w:rFonts w:ascii="Arial" w:cs="Arial" w:eastAsia="Arial" w:hAnsi="Arial"/>
@@ -22320,7 +22320,7 @@
               <w:spacing w:after="10" w:before="0"/>
               <w:ind w:left="120"/>
             </w:pPr>
-            <w:hyperlink w:history="1" r:id="rIdkmq5izuo8-mck1554letf">
+            <w:hyperlink w:history="1" r:id="rIdjfrkvcph6mdz77937hcd6">
               <w:r>
                 <w:rPr>
                   <w:rFonts w:ascii="Arial" w:cs="Arial" w:eastAsia="Arial" w:hAnsi="Arial"/>
@@ -22515,7 +22515,7 @@
             <w:pPr>
               <w:spacing w:after="20" w:before="0"/>
             </w:pPr>
-            <w:hyperlink w:history="1" r:id="rIdjgmp5hzfa21s9vand2vet">
+            <w:hyperlink w:history="1" r:id="rId053ns2ldcvjt16p7bnafz">
               <w:r>
                 <w:rPr>
                   <w:rFonts w:ascii="Arial" w:cs="Arial" w:eastAsia="Arial" w:hAnsi="Arial"/>
@@ -22564,7 +22564,7 @@
               <w:spacing w:after="10" w:before="0"/>
               <w:ind w:left="120"/>
             </w:pPr>
-            <w:hyperlink w:history="1" r:id="rIdrid31t32b98ktouhm1x4c">
+            <w:hyperlink w:history="1" r:id="rIdojp46xfy0vzxwc09crnlq">
               <w:r>
                 <w:rPr>
                   <w:rFonts w:ascii="Arial" w:cs="Arial" w:eastAsia="Arial" w:hAnsi="Arial"/>
@@ -22609,7 +22609,7 @@
             <w:pPr>
               <w:spacing w:after="20" w:before="0"/>
             </w:pPr>
-            <w:hyperlink w:history="1" r:id="rIdy3l3q7j-1l1lx_mtrgzmw">
+            <w:hyperlink w:history="1" r:id="rId7xj0njvvpztsr16akxxsa">
               <w:r>
                 <w:rPr>
                   <w:rFonts w:ascii="Arial" w:cs="Arial" w:eastAsia="Arial" w:hAnsi="Arial"/>
@@ -22642,7 +22642,7 @@
               <w:spacing w:after="10" w:before="0"/>
               <w:ind w:left="120"/>
             </w:pPr>
-            <w:hyperlink w:history="1" r:id="rIdvg3fz5tq6jx-mnrct55f_">
+            <w:hyperlink w:history="1" r:id="rIdd37ww9caam-vkzxu3fwek">
               <w:r>
                 <w:rPr>
                   <w:rFonts w:ascii="Arial" w:cs="Arial" w:eastAsia="Arial" w:hAnsi="Arial"/>
@@ -22837,7 +22837,7 @@
             <w:pPr>
               <w:spacing w:after="20" w:before="0"/>
             </w:pPr>
-            <w:hyperlink w:history="1" r:id="rIdjjdibn-p32estmto96slw">
+            <w:hyperlink w:history="1" r:id="rIdgdv_j7jhoeu9mfod30kk8">
               <w:r>
                 <w:rPr>
                   <w:rFonts w:ascii="Arial" w:cs="Arial" w:eastAsia="Arial" w:hAnsi="Arial"/>
@@ -22886,7 +22886,7 @@
               <w:spacing w:after="10" w:before="0"/>
               <w:ind w:left="120"/>
             </w:pPr>
-            <w:hyperlink w:history="1" r:id="rIdgsjwmoqmjqvmv6gmfpzch">
+            <w:hyperlink w:history="1" r:id="rId2gdjmkcxoo0kabgtpslrc">
               <w:r>
                 <w:rPr>
                   <w:rFonts w:ascii="Arial" w:cs="Arial" w:eastAsia="Arial" w:hAnsi="Arial"/>
@@ -22931,7 +22931,7 @@
             <w:pPr>
               <w:spacing w:after="20" w:before="0"/>
             </w:pPr>
-            <w:hyperlink w:history="1" r:id="rIdkg7grq03qgov-dkp5uyt9">
+            <w:hyperlink w:history="1" r:id="rIdqjftdh5upq9kaskaphfbb">
               <w:r>
                 <w:rPr>
                   <w:rFonts w:ascii="Arial" w:cs="Arial" w:eastAsia="Arial" w:hAnsi="Arial"/>
@@ -22964,7 +22964,7 @@
               <w:spacing w:after="10" w:before="0"/>
               <w:ind w:left="120"/>
             </w:pPr>
-            <w:hyperlink w:history="1" r:id="rIdwueeqnf4vvnuyz_acdrs5">
+            <w:hyperlink w:history="1" r:id="rIdnmt3uaflg5vvh_7ywq8bh">
               <w:r>
                 <w:rPr>
                   <w:rFonts w:ascii="Arial" w:cs="Arial" w:eastAsia="Arial" w:hAnsi="Arial"/>
@@ -23159,7 +23159,7 @@
             <w:pPr>
               <w:spacing w:after="20" w:before="0"/>
             </w:pPr>
-            <w:hyperlink w:history="1" r:id="rId1e3epgqw-katrknnezvs-">
+            <w:hyperlink w:history="1" r:id="rId2zsq_bgbvknptj51k0rme">
               <w:r>
                 <w:rPr>
                   <w:rFonts w:ascii="Arial" w:cs="Arial" w:eastAsia="Arial" w:hAnsi="Arial"/>
@@ -23208,7 +23208,7 @@
               <w:spacing w:after="10" w:before="0"/>
               <w:ind w:left="120"/>
             </w:pPr>
-            <w:hyperlink w:history="1" r:id="rIdgqvoiovy-mp3mm3deqeuw">
+            <w:hyperlink w:history="1" r:id="rIdpflmjljqcm_ehu5l4z877">
               <w:r>
                 <w:rPr>
                   <w:rFonts w:ascii="Arial" w:cs="Arial" w:eastAsia="Arial" w:hAnsi="Arial"/>
@@ -23253,7 +23253,7 @@
             <w:pPr>
               <w:spacing w:after="20" w:before="0"/>
             </w:pPr>
-            <w:hyperlink w:history="1" r:id="rIdg4oufysaosbrvh80sckgz">
+            <w:hyperlink w:history="1" r:id="rIdfmv0uvo0n11bwm6otnkwv">
               <w:r>
                 <w:rPr>
                   <w:rFonts w:ascii="Arial" w:cs="Arial" w:eastAsia="Arial" w:hAnsi="Arial"/>
@@ -23286,7 +23286,7 @@
               <w:spacing w:after="10" w:before="0"/>
               <w:ind w:left="120"/>
             </w:pPr>
-            <w:hyperlink w:history="1" r:id="rIdr5pzwib6ji-hsnyhm8j5o">
+            <w:hyperlink w:history="1" r:id="rIdtucfqhir16il_wnad0wpf">
               <w:r>
                 <w:rPr>
                   <w:rFonts w:ascii="Arial" w:cs="Arial" w:eastAsia="Arial" w:hAnsi="Arial"/>
@@ -23798,7 +23798,7 @@
         </w:rPr>
         <w:t xml:space="preserve">© 2026 SeaVuria and ARES. Aligned with KICD objectives. Developed by SeaVuria; technical implementation by ARES (with AI assistance from Claude). Licensed under </w:t>
       </w:r>
-      <w:hyperlink w:history="1" r:id="rIdfowudipzdjhj4qsxm_6yj">
+      <w:hyperlink w:history="1" r:id="rIdkwsznflfrvj3nwcjlighi">
         <w:r>
           <w:rPr>
             <w:rFonts w:ascii="Arial" w:cs="Arial" w:eastAsia="Arial" w:hAnsi="Arial"/>
@@ -23819,7 +23819,7 @@
         </w:rPr>
         <w:t xml:space="preserve"> (</w:t>
       </w:r>
-      <w:hyperlink w:history="1" r:id="rId8irybtmocvetc7vgakehr">
+      <w:hyperlink w:history="1" r:id="rIdyegpktan-hmf_vmwxddvk">
         <w:r>
           <w:rPr>
             <w:rFonts w:ascii="Arial" w:cs="Arial" w:eastAsia="Arial" w:hAnsi="Arial"/>
@@ -24832,7 +24832,7 @@
             <w:pPr>
               <w:spacing w:after="20" w:before="0"/>
             </w:pPr>
-            <w:hyperlink w:history="1" r:id="rIde6fafnsfohk8shmqmb-rg">
+            <w:hyperlink w:history="1" r:id="rIdbalpati5dfzxr33mpbjzs">
               <w:r>
                 <w:rPr>
                   <w:rFonts w:ascii="Arial" w:cs="Arial" w:eastAsia="Arial" w:hAnsi="Arial"/>
@@ -24865,7 +24865,7 @@
               <w:spacing w:after="10" w:before="0"/>
               <w:ind w:left="120"/>
             </w:pPr>
-            <w:hyperlink w:history="1" r:id="rId1rqvp_f0gpwlhz7dvnvdv">
+            <w:hyperlink w:history="1" r:id="rIdjuunm9j9xhg02ik_ehopu">
               <w:r>
                 <w:rPr>
                   <w:rFonts w:ascii="Arial" w:cs="Arial" w:eastAsia="Arial" w:hAnsi="Arial"/>
@@ -24910,7 +24910,7 @@
             <w:pPr>
               <w:spacing w:after="20" w:before="0"/>
             </w:pPr>
-            <w:hyperlink w:history="1" r:id="rIdf4zl8auzxnonbcytgvrwj">
+            <w:hyperlink w:history="1" r:id="rIdinhyyz4yq6xrqujt8mi6w">
               <w:r>
                 <w:rPr>
                   <w:rFonts w:ascii="Arial" w:cs="Arial" w:eastAsia="Arial" w:hAnsi="Arial"/>
@@ -24943,7 +24943,7 @@
               <w:spacing w:after="10" w:before="0"/>
               <w:ind w:left="120"/>
             </w:pPr>
-            <w:hyperlink w:history="1" r:id="rIdafi300pk6ryifts0e8tnw">
+            <w:hyperlink w:history="1" r:id="rIdh-mlgmmusbst6jnkvnk80">
               <w:r>
                 <w:rPr>
                   <w:rFonts w:ascii="Arial" w:cs="Arial" w:eastAsia="Arial" w:hAnsi="Arial"/>
@@ -25138,7 +25138,7 @@
             <w:pPr>
               <w:spacing w:after="20" w:before="0"/>
             </w:pPr>
-            <w:hyperlink w:history="1" r:id="rIdnzxf9vllgduxqrs1fie_p">
+            <w:hyperlink w:history="1" r:id="rIdna4iwvqg0plswrwx6ynsl">
               <w:r>
                 <w:rPr>
                   <w:rFonts w:ascii="Arial" w:cs="Arial" w:eastAsia="Arial" w:hAnsi="Arial"/>
@@ -25171,7 +25171,7 @@
               <w:spacing w:after="10" w:before="0"/>
               <w:ind w:left="120"/>
             </w:pPr>
-            <w:hyperlink w:history="1" r:id="rIdq8uivsh2v_iilvruwisoz">
+            <w:hyperlink w:history="1" r:id="rIdny3fedf7qhlz6k2xjcann">
               <w:r>
                 <w:rPr>
                   <w:rFonts w:ascii="Arial" w:cs="Arial" w:eastAsia="Arial" w:hAnsi="Arial"/>
@@ -25216,7 +25216,7 @@
             <w:pPr>
               <w:spacing w:after="20" w:before="0"/>
             </w:pPr>
-            <w:hyperlink w:history="1" r:id="rIdrj_jd0km8v7yyeho52t7i">
+            <w:hyperlink w:history="1" r:id="rIdgz24mpakyx6gr9pru8uuk">
               <w:r>
                 <w:rPr>
                   <w:rFonts w:ascii="Arial" w:cs="Arial" w:eastAsia="Arial" w:hAnsi="Arial"/>
@@ -25249,7 +25249,7 @@
               <w:spacing w:after="10" w:before="0"/>
               <w:ind w:left="120"/>
             </w:pPr>
-            <w:hyperlink w:history="1" r:id="rIdvccois74sh-ypgyzkdntm">
+            <w:hyperlink w:history="1" r:id="rIdxa6ggfygfufrlnvbnzla5">
               <w:r>
                 <w:rPr>
                   <w:rFonts w:ascii="Arial" w:cs="Arial" w:eastAsia="Arial" w:hAnsi="Arial"/>
@@ -25444,7 +25444,7 @@
             <w:pPr>
               <w:spacing w:after="20" w:before="0"/>
             </w:pPr>
-            <w:hyperlink w:history="1" r:id="rIdfl6ekkbschg0ltmotnxle">
+            <w:hyperlink w:history="1" r:id="rIdmopdyic2hcfyd6qjn2snt">
               <w:r>
                 <w:rPr>
                   <w:rFonts w:ascii="Arial" w:cs="Arial" w:eastAsia="Arial" w:hAnsi="Arial"/>
@@ -25493,7 +25493,7 @@
               <w:spacing w:after="10" w:before="0"/>
               <w:ind w:left="120"/>
             </w:pPr>
-            <w:hyperlink w:history="1" r:id="rIdktj-m536f7dfahd8goflk">
+            <w:hyperlink w:history="1" r:id="rId0mh_kqt961nsxwmrrgqur">
               <w:r>
                 <w:rPr>
                   <w:rFonts w:ascii="Arial" w:cs="Arial" w:eastAsia="Arial" w:hAnsi="Arial"/>
@@ -25538,7 +25538,7 @@
             <w:pPr>
               <w:spacing w:after="20" w:before="0"/>
             </w:pPr>
-            <w:hyperlink w:history="1" r:id="rIdq0jdlezvj2nqdorjryslk">
+            <w:hyperlink w:history="1" r:id="rIdi-7yzecl3yoojwawlxxcf">
               <w:r>
                 <w:rPr>
                   <w:rFonts w:ascii="Arial" w:cs="Arial" w:eastAsia="Arial" w:hAnsi="Arial"/>
@@ -25571,7 +25571,7 @@
               <w:spacing w:after="10" w:before="0"/>
               <w:ind w:left="120"/>
             </w:pPr>
-            <w:hyperlink w:history="1" r:id="rIdhxvlrgmyeflopjsizqrgv">
+            <w:hyperlink w:history="1" r:id="rId6kvm1liecrbyi_nstxmvz">
               <w:r>
                 <w:rPr>
                   <w:rFonts w:ascii="Arial" w:cs="Arial" w:eastAsia="Arial" w:hAnsi="Arial"/>
@@ -25766,7 +25766,7 @@
             <w:pPr>
               <w:spacing w:after="20" w:before="0"/>
             </w:pPr>
-            <w:hyperlink w:history="1" r:id="rIdd7ph0jlzskzfkrlgbpvmc">
+            <w:hyperlink w:history="1" r:id="rId7atx62pb3wiha6om04ji0">
               <w:r>
                 <w:rPr>
                   <w:rFonts w:ascii="Arial" w:cs="Arial" w:eastAsia="Arial" w:hAnsi="Arial"/>
@@ -25815,7 +25815,7 @@
               <w:spacing w:after="10" w:before="0"/>
               <w:ind w:left="120"/>
             </w:pPr>
-            <w:hyperlink w:history="1" r:id="rIdljz9evahn2py-hp3wvl81">
+            <w:hyperlink w:history="1" r:id="rIdgk5ve6a6mds3v5uspwgx8">
               <w:r>
                 <w:rPr>
                   <w:rFonts w:ascii="Arial" w:cs="Arial" w:eastAsia="Arial" w:hAnsi="Arial"/>
@@ -25860,7 +25860,7 @@
             <w:pPr>
               <w:spacing w:after="20" w:before="0"/>
             </w:pPr>
-            <w:hyperlink w:history="1" r:id="rId0lh3tuwivmx-w3smg8o0c">
+            <w:hyperlink w:history="1" r:id="rId--_bff6ikxtkrtzsb7b-k">
               <w:r>
                 <w:rPr>
                   <w:rFonts w:ascii="Arial" w:cs="Arial" w:eastAsia="Arial" w:hAnsi="Arial"/>
@@ -25893,7 +25893,7 @@
               <w:spacing w:after="10" w:before="0"/>
               <w:ind w:left="120"/>
             </w:pPr>
-            <w:hyperlink w:history="1" r:id="rIdcnriwx1omnu7esfo6m6sz">
+            <w:hyperlink w:history="1" r:id="rIdnmlumg6lfzpnanvaecqc5">
               <w:r>
                 <w:rPr>
                   <w:rFonts w:ascii="Arial" w:cs="Arial" w:eastAsia="Arial" w:hAnsi="Arial"/>
@@ -26088,7 +26088,7 @@
             <w:pPr>
               <w:spacing w:after="20" w:before="0"/>
             </w:pPr>
-            <w:hyperlink w:history="1" r:id="rIdfcqr_ns9nfgagd922bdbx">
+            <w:hyperlink w:history="1" r:id="rIdzwfw3gwfpjqdh-rlfsygw">
               <w:r>
                 <w:rPr>
                   <w:rFonts w:ascii="Arial" w:cs="Arial" w:eastAsia="Arial" w:hAnsi="Arial"/>
@@ -26137,7 +26137,7 @@
               <w:spacing w:after="10" w:before="0"/>
               <w:ind w:left="120"/>
             </w:pPr>
-            <w:hyperlink w:history="1" r:id="rId5repaccgkrnqmzhjq9yem">
+            <w:hyperlink w:history="1" r:id="rIdntcwtffrvb0qwc2zb7cz4">
               <w:r>
                 <w:rPr>
                   <w:rFonts w:ascii="Arial" w:cs="Arial" w:eastAsia="Arial" w:hAnsi="Arial"/>
@@ -26182,7 +26182,7 @@
             <w:pPr>
               <w:spacing w:after="20" w:before="0"/>
             </w:pPr>
-            <w:hyperlink w:history="1" r:id="rIdw6j8oxijpv1onquipcbrv">
+            <w:hyperlink w:history="1" r:id="rIdtjfoqooln_xwhpr_i77kw">
               <w:r>
                 <w:rPr>
                   <w:rFonts w:ascii="Arial" w:cs="Arial" w:eastAsia="Arial" w:hAnsi="Arial"/>
@@ -26215,7 +26215,7 @@
               <w:spacing w:after="10" w:before="0"/>
               <w:ind w:left="120"/>
             </w:pPr>
-            <w:hyperlink w:history="1" r:id="rIdgguhxphiiignes4l3b0yv">
+            <w:hyperlink w:history="1" r:id="rIdfieoqqn5jxv4kr2a21340">
               <w:r>
                 <w:rPr>
                   <w:rFonts w:ascii="Arial" w:cs="Arial" w:eastAsia="Arial" w:hAnsi="Arial"/>
@@ -26841,7 +26841,7 @@
         </w:rPr>
         <w:t xml:space="preserve">© 2026 SeaVuria and ARES. Aligned with KICD objectives. Developed by SeaVuria; technical implementation by ARES (with AI assistance from Claude). Licensed under </w:t>
       </w:r>
-      <w:hyperlink w:history="1" r:id="rIdefdpqz_gfn5nmrwcwwkbt">
+      <w:hyperlink w:history="1" r:id="rId03cds38rurx_urqc2xe5i">
         <w:r>
           <w:rPr>
             <w:rFonts w:ascii="Arial" w:cs="Arial" w:eastAsia="Arial" w:hAnsi="Arial"/>
@@ -26862,7 +26862,7 @@
         </w:rPr>
         <w:t xml:space="preserve"> (</w:t>
       </w:r>
-      <w:hyperlink w:history="1" r:id="rIdmukwycbk0sczwmt_5ne-a">
+      <w:hyperlink w:history="1" r:id="rIdqw2qjpu1ywqfna88qfymp">
         <w:r>
           <w:rPr>
             <w:rFonts w:ascii="Arial" w:cs="Arial" w:eastAsia="Arial" w:hAnsi="Arial"/>

--- a/data/outputs/v2/Essential_Mathematics/SS2.5_Area_of_Part_of_a_Circle/Essential_Mathematics_Area_of_Part_of_a_Circle_CBE_LessonSequence.docx
+++ b/data/outputs/v2/Essential_Mathematics/SS2.5_Area_of_Part_of_a_Circle/Essential_Mathematics_Area_of_Part_of_a_Circle_CBE_LessonSequence.docx
@@ -2239,7 +2239,7 @@
         </w:rPr>
         <w:t xml:space="preserve">© 2026 SeaVuria and ARES. This work is licensed under a </w:t>
       </w:r>
-      <w:hyperlink w:history="1" r:id="rIdvdrv-ssemqhmj0sayrfmt">
+      <w:hyperlink w:history="1" r:id="rIdvbohyyupvjpkhhw_m9jh2">
         <w:r>
           <w:rPr>
             <w:rFonts w:ascii="Arial" w:cs="Arial" w:eastAsia="Arial" w:hAnsi="Arial"/>
@@ -2259,7 +2259,7 @@
         </w:rPr>
         <w:t xml:space="preserve"> (</w:t>
       </w:r>
-      <w:hyperlink w:history="1" r:id="rId0h7fvhbjqkrqqcsgwdnke">
+      <w:hyperlink w:history="1" r:id="rIdpln47admwxrodxgg3enss">
         <w:r>
           <w:rPr>
             <w:rFonts w:ascii="Arial" w:cs="Arial" w:eastAsia="Arial" w:hAnsi="Arial"/>
@@ -2279,7 +2279,7 @@
         </w:rPr>
         <w:t xml:space="preserve">). To view a copy of this license, visit </w:t>
       </w:r>
-      <w:hyperlink w:history="1" r:id="rIdsmssvwyihrwkw6uxoeewc">
+      <w:hyperlink w:history="1" r:id="rIdnlf_xov_ebwtyu8igtg-t">
         <w:r>
           <w:rPr>
             <w:rFonts w:ascii="Arial" w:cs="Arial" w:eastAsia="Arial" w:hAnsi="Arial"/>
@@ -3374,7 +3374,7 @@
             <w:pPr>
               <w:spacing w:after="20" w:before="0"/>
             </w:pPr>
-            <w:hyperlink w:history="1" r:id="rIdovlh83kdgh4pebw40-1rk">
+            <w:hyperlink w:history="1" r:id="rIdv19a2eaup8tjdupfyyqn1">
               <w:r>
                 <w:rPr>
                   <w:rFonts w:ascii="Arial" w:cs="Arial" w:eastAsia="Arial" w:hAnsi="Arial"/>
@@ -3407,7 +3407,7 @@
               <w:spacing w:after="10" w:before="0"/>
               <w:ind w:left="120"/>
             </w:pPr>
-            <w:hyperlink w:history="1" r:id="rIdn9ixmpqqxpm-iexzvtx1p">
+            <w:hyperlink w:history="1" r:id="rId7z73mbgskiidchiayj8ud">
               <w:r>
                 <w:rPr>
                   <w:rFonts w:ascii="Arial" w:cs="Arial" w:eastAsia="Arial" w:hAnsi="Arial"/>
@@ -3452,7 +3452,7 @@
             <w:pPr>
               <w:spacing w:after="20" w:before="0"/>
             </w:pPr>
-            <w:hyperlink w:history="1" r:id="rIdiy58zs3izkvaqvlvlc6xq">
+            <w:hyperlink w:history="1" r:id="rIdnkba6dpzjiaa0gc-_mezl">
               <w:r>
                 <w:rPr>
                   <w:rFonts w:ascii="Arial" w:cs="Arial" w:eastAsia="Arial" w:hAnsi="Arial"/>
@@ -3485,7 +3485,7 @@
               <w:spacing w:after="10" w:before="0"/>
               <w:ind w:left="120"/>
             </w:pPr>
-            <w:hyperlink w:history="1" r:id="rIdxopvip0qmbyq-f6kfkoiz">
+            <w:hyperlink w:history="1" r:id="rId1xzw4n8guoabd4fuvaaim">
               <w:r>
                 <w:rPr>
                   <w:rFonts w:ascii="Arial" w:cs="Arial" w:eastAsia="Arial" w:hAnsi="Arial"/>
@@ -3680,7 +3680,7 @@
             <w:pPr>
               <w:spacing w:after="20" w:before="0"/>
             </w:pPr>
-            <w:hyperlink w:history="1" r:id="rId-mxwor88xsjzicpnreuuj">
+            <w:hyperlink w:history="1" r:id="rIde12ru6-tmipgmoehzdaux">
               <w:r>
                 <w:rPr>
                   <w:rFonts w:ascii="Arial" w:cs="Arial" w:eastAsia="Arial" w:hAnsi="Arial"/>
@@ -3713,7 +3713,7 @@
               <w:spacing w:after="10" w:before="0"/>
               <w:ind w:left="120"/>
             </w:pPr>
-            <w:hyperlink w:history="1" r:id="rIdqsd0bqs0jb_4xorj9rhe1">
+            <w:hyperlink w:history="1" r:id="rIdblik7p7jb39gstxcb_lqw">
               <w:r>
                 <w:rPr>
                   <w:rFonts w:ascii="Arial" w:cs="Arial" w:eastAsia="Arial" w:hAnsi="Arial"/>
@@ -3758,7 +3758,7 @@
             <w:pPr>
               <w:spacing w:after="20" w:before="0"/>
             </w:pPr>
-            <w:hyperlink w:history="1" r:id="rId0i2_gggnpyq__auu15get">
+            <w:hyperlink w:history="1" r:id="rIdo24remsk6lkq0nsxr6nx-">
               <w:r>
                 <w:rPr>
                   <w:rFonts w:ascii="Arial" w:cs="Arial" w:eastAsia="Arial" w:hAnsi="Arial"/>
@@ -3791,7 +3791,7 @@
               <w:spacing w:after="10" w:before="0"/>
               <w:ind w:left="120"/>
             </w:pPr>
-            <w:hyperlink w:history="1" r:id="rIdajaplmtnmbuccbjbacgg-">
+            <w:hyperlink w:history="1" r:id="rId-76yp05ohiwftk-cfaba2">
               <w:r>
                 <w:rPr>
                   <w:rFonts w:ascii="Arial" w:cs="Arial" w:eastAsia="Arial" w:hAnsi="Arial"/>
@@ -3986,7 +3986,7 @@
             <w:pPr>
               <w:spacing w:after="20" w:before="0"/>
             </w:pPr>
-            <w:hyperlink w:history="1" r:id="rIdzauno25c_knqomofpotka">
+            <w:hyperlink w:history="1" r:id="rIdpbtlspkfmlxaltkzc7fuq">
               <w:r>
                 <w:rPr>
                   <w:rFonts w:ascii="Arial" w:cs="Arial" w:eastAsia="Arial" w:hAnsi="Arial"/>
@@ -4035,7 +4035,7 @@
               <w:spacing w:after="10" w:before="0"/>
               <w:ind w:left="120"/>
             </w:pPr>
-            <w:hyperlink w:history="1" r:id="rIdf9yxtmqvzs66nst-xtr3t">
+            <w:hyperlink w:history="1" r:id="rIdvtalioslheuebr9yfgufw">
               <w:r>
                 <w:rPr>
                   <w:rFonts w:ascii="Arial" w:cs="Arial" w:eastAsia="Arial" w:hAnsi="Arial"/>
@@ -4080,7 +4080,7 @@
             <w:pPr>
               <w:spacing w:after="20" w:before="0"/>
             </w:pPr>
-            <w:hyperlink w:history="1" r:id="rIdlypowxc7wfviwvwwriupd">
+            <w:hyperlink w:history="1" r:id="rIdbk00isx883pszses6o33u">
               <w:r>
                 <w:rPr>
                   <w:rFonts w:ascii="Arial" w:cs="Arial" w:eastAsia="Arial" w:hAnsi="Arial"/>
@@ -4129,7 +4129,7 @@
               <w:spacing w:after="10" w:before="0"/>
               <w:ind w:left="120"/>
             </w:pPr>
-            <w:hyperlink w:history="1" r:id="rIdko8wmdtmsd6qe52cske4x">
+            <w:hyperlink w:history="1" r:id="rIdnzoay-zj9ht63k3gtlpsa">
               <w:r>
                 <w:rPr>
                   <w:rFonts w:ascii="Arial" w:cs="Arial" w:eastAsia="Arial" w:hAnsi="Arial"/>
@@ -4324,7 +4324,7 @@
             <w:pPr>
               <w:spacing w:after="20" w:before="0"/>
             </w:pPr>
-            <w:hyperlink w:history="1" r:id="rId-dlmq8webzamakkzgl6x-">
+            <w:hyperlink w:history="1" r:id="rIdqopjofz6ebytmfsohh4_q">
               <w:r>
                 <w:rPr>
                   <w:rFonts w:ascii="Arial" w:cs="Arial" w:eastAsia="Arial" w:hAnsi="Arial"/>
@@ -4373,7 +4373,7 @@
               <w:spacing w:after="10" w:before="0"/>
               <w:ind w:left="120"/>
             </w:pPr>
-            <w:hyperlink w:history="1" r:id="rIdnww4lcpx6c_g62ou_2gni">
+            <w:hyperlink w:history="1" r:id="rIdu4abn5yrieg2g6zatkizk">
               <w:r>
                 <w:rPr>
                   <w:rFonts w:ascii="Arial" w:cs="Arial" w:eastAsia="Arial" w:hAnsi="Arial"/>
@@ -4418,7 +4418,7 @@
             <w:pPr>
               <w:spacing w:after="20" w:before="0"/>
             </w:pPr>
-            <w:hyperlink w:history="1" r:id="rIdmdipwgulg93xfo0ygieyl">
+            <w:hyperlink w:history="1" r:id="rIdgbbdyckwechtl9l2p9knz">
               <w:r>
                 <w:rPr>
                   <w:rFonts w:ascii="Arial" w:cs="Arial" w:eastAsia="Arial" w:hAnsi="Arial"/>
@@ -4467,7 +4467,7 @@
               <w:spacing w:after="10" w:before="0"/>
               <w:ind w:left="120"/>
             </w:pPr>
-            <w:hyperlink w:history="1" r:id="rIdk1uxtjwjtbfti_nj46krz">
+            <w:hyperlink w:history="1" r:id="rIdtkjwyv-34gxu74hxqlyfn">
               <w:r>
                 <w:rPr>
                   <w:rFonts w:ascii="Arial" w:cs="Arial" w:eastAsia="Arial" w:hAnsi="Arial"/>
@@ -4662,7 +4662,7 @@
             <w:pPr>
               <w:spacing w:after="20" w:before="0"/>
             </w:pPr>
-            <w:hyperlink w:history="1" r:id="rIdhs3t31-1qfmc841bnuv79">
+            <w:hyperlink w:history="1" r:id="rIdvrcr3e69ftbel9prx36bq">
               <w:r>
                 <w:rPr>
                   <w:rFonts w:ascii="Arial" w:cs="Arial" w:eastAsia="Arial" w:hAnsi="Arial"/>
@@ -4711,7 +4711,7 @@
               <w:spacing w:after="10" w:before="0"/>
               <w:ind w:left="120"/>
             </w:pPr>
-            <w:hyperlink w:history="1" r:id="rIdvi14nsqrtmya0zl5mdyho">
+            <w:hyperlink w:history="1" r:id="rIdkfbkpw0pcnlkbbge2uf82">
               <w:r>
                 <w:rPr>
                   <w:rFonts w:ascii="Arial" w:cs="Arial" w:eastAsia="Arial" w:hAnsi="Arial"/>
@@ -4756,7 +4756,7 @@
             <w:pPr>
               <w:spacing w:after="20" w:before="0"/>
             </w:pPr>
-            <w:hyperlink w:history="1" r:id="rIdfwyszkh9bcdh0j3mulqdq">
+            <w:hyperlink w:history="1" r:id="rIdjs5yynzlertegsfhuye6i">
               <w:r>
                 <w:rPr>
                   <w:rFonts w:ascii="Arial" w:cs="Arial" w:eastAsia="Arial" w:hAnsi="Arial"/>
@@ -4805,7 +4805,7 @@
               <w:spacing w:after="10" w:before="0"/>
               <w:ind w:left="120"/>
             </w:pPr>
-            <w:hyperlink w:history="1" r:id="rId0_xyb8sw89-qmwidrjlwr">
+            <w:hyperlink w:history="1" r:id="rId2zejxmxi0jbwzbqr0i6ms">
               <w:r>
                 <w:rPr>
                   <w:rFonts w:ascii="Arial" w:cs="Arial" w:eastAsia="Arial" w:hAnsi="Arial"/>
@@ -5317,7 +5317,7 @@
         </w:rPr>
         <w:t xml:space="preserve">© 2026 SeaVuria and ARES. Aligned with KICD objectives. Developed by SeaVuria; technical implementation by ARES (with AI assistance from Claude). Licensed under </w:t>
       </w:r>
-      <w:hyperlink w:history="1" r:id="rIdr_keyyzavx0i6slfluypg">
+      <w:hyperlink w:history="1" r:id="rIdkrehjb-efcvjth2cu6bgf">
         <w:r>
           <w:rPr>
             <w:rFonts w:ascii="Arial" w:cs="Arial" w:eastAsia="Arial" w:hAnsi="Arial"/>
@@ -5338,7 +5338,7 @@
         </w:rPr>
         <w:t xml:space="preserve"> (</w:t>
       </w:r>
-      <w:hyperlink w:history="1" r:id="rIdun-8cjnfsdpyhr3n0dvxp">
+      <w:hyperlink w:history="1" r:id="rIdjlb1fh9puo-mzo_zrs7uf">
         <w:r>
           <w:rPr>
             <w:rFonts w:ascii="Arial" w:cs="Arial" w:eastAsia="Arial" w:hAnsi="Arial"/>
@@ -6530,7 +6530,7 @@
             <w:pPr>
               <w:spacing w:after="20" w:before="0"/>
             </w:pPr>
-            <w:hyperlink w:history="1" r:id="rIdqpyveoqnp5a-fhrgdfhj3">
+            <w:hyperlink w:history="1" r:id="rIdnftgangbx22aopnf4k6eg">
               <w:r>
                 <w:rPr>
                   <w:rFonts w:ascii="Arial" w:cs="Arial" w:eastAsia="Arial" w:hAnsi="Arial"/>
@@ -6563,7 +6563,7 @@
               <w:spacing w:after="10" w:before="0"/>
               <w:ind w:left="120"/>
             </w:pPr>
-            <w:hyperlink w:history="1" r:id="rIdpawm33omyl20v9b31vpit">
+            <w:hyperlink w:history="1" r:id="rIdbimm6h11dogznuo56yexs">
               <w:r>
                 <w:rPr>
                   <w:rFonts w:ascii="Arial" w:cs="Arial" w:eastAsia="Arial" w:hAnsi="Arial"/>
@@ -6608,7 +6608,7 @@
             <w:pPr>
               <w:spacing w:after="20" w:before="0"/>
             </w:pPr>
-            <w:hyperlink w:history="1" r:id="rIdjnwuss5qvi-cqi6t8dwax">
+            <w:hyperlink w:history="1" r:id="rIdhdmijpysy0rvmxfdxvj88">
               <w:r>
                 <w:rPr>
                   <w:rFonts w:ascii="Arial" w:cs="Arial" w:eastAsia="Arial" w:hAnsi="Arial"/>
@@ -6641,7 +6641,7 @@
               <w:spacing w:after="10" w:before="0"/>
               <w:ind w:left="120"/>
             </w:pPr>
-            <w:hyperlink w:history="1" r:id="rIdym2_reo2xrzsjp8her8m_">
+            <w:hyperlink w:history="1" r:id="rIddmnabrwjdukw7qvfluvz3">
               <w:r>
                 <w:rPr>
                   <w:rFonts w:ascii="Arial" w:cs="Arial" w:eastAsia="Arial" w:hAnsi="Arial"/>
@@ -6836,7 +6836,7 @@
             <w:pPr>
               <w:spacing w:after="20" w:before="0"/>
             </w:pPr>
-            <w:hyperlink w:history="1" r:id="rIdkhs5z-ayuks_w9s0biwut">
+            <w:hyperlink w:history="1" r:id="rIdwma2lx-rdqz-lv2nma8ai">
               <w:r>
                 <w:rPr>
                   <w:rFonts w:ascii="Arial" w:cs="Arial" w:eastAsia="Arial" w:hAnsi="Arial"/>
@@ -6869,7 +6869,7 @@
               <w:spacing w:after="10" w:before="0"/>
               <w:ind w:left="120"/>
             </w:pPr>
-            <w:hyperlink w:history="1" r:id="rId25rf-hoxdqysabxz6yzmn">
+            <w:hyperlink w:history="1" r:id="rIdv3pjt8cedscbytohwki3x">
               <w:r>
                 <w:rPr>
                   <w:rFonts w:ascii="Arial" w:cs="Arial" w:eastAsia="Arial" w:hAnsi="Arial"/>
@@ -6914,7 +6914,7 @@
             <w:pPr>
               <w:spacing w:after="20" w:before="0"/>
             </w:pPr>
-            <w:hyperlink w:history="1" r:id="rIdycnwxhkvz28w4z47xcs_q">
+            <w:hyperlink w:history="1" r:id="rIdvwcrys7o9ahjwjxo7um5u">
               <w:r>
                 <w:rPr>
                   <w:rFonts w:ascii="Arial" w:cs="Arial" w:eastAsia="Arial" w:hAnsi="Arial"/>
@@ -6947,7 +6947,7 @@
               <w:spacing w:after="10" w:before="0"/>
               <w:ind w:left="120"/>
             </w:pPr>
-            <w:hyperlink w:history="1" r:id="rIdcmuazn4hd4nkkei6lkqly">
+            <w:hyperlink w:history="1" r:id="rIdn65wnwommoelft4qls0ry">
               <w:r>
                 <w:rPr>
                   <w:rFonts w:ascii="Arial" w:cs="Arial" w:eastAsia="Arial" w:hAnsi="Arial"/>
@@ -7142,7 +7142,7 @@
             <w:pPr>
               <w:spacing w:after="20" w:before="0"/>
             </w:pPr>
-            <w:hyperlink w:history="1" r:id="rIdtlwfsuoniixpaot-c1ic7">
+            <w:hyperlink w:history="1" r:id="rId2cpaodcgrjlrcyoy6s5hh">
               <w:r>
                 <w:rPr>
                   <w:rFonts w:ascii="Arial" w:cs="Arial" w:eastAsia="Arial" w:hAnsi="Arial"/>
@@ -7191,7 +7191,7 @@
               <w:spacing w:after="10" w:before="0"/>
               <w:ind w:left="120"/>
             </w:pPr>
-            <w:hyperlink w:history="1" r:id="rIdbhsyj8yxaapl9dbqwtpe2">
+            <w:hyperlink w:history="1" r:id="rIdeolflo_xyjvy3cmuwcz3m">
               <w:r>
                 <w:rPr>
                   <w:rFonts w:ascii="Arial" w:cs="Arial" w:eastAsia="Arial" w:hAnsi="Arial"/>
@@ -7236,7 +7236,7 @@
             <w:pPr>
               <w:spacing w:after="20" w:before="0"/>
             </w:pPr>
-            <w:hyperlink w:history="1" r:id="rIdrrucn9j88tknmbsqbiyzy">
+            <w:hyperlink w:history="1" r:id="rIdjkrbhlzwiodk08qsgfyny">
               <w:r>
                 <w:rPr>
                   <w:rFonts w:ascii="Arial" w:cs="Arial" w:eastAsia="Arial" w:hAnsi="Arial"/>
@@ -7285,7 +7285,7 @@
               <w:spacing w:after="10" w:before="0"/>
               <w:ind w:left="120"/>
             </w:pPr>
-            <w:hyperlink w:history="1" r:id="rIdoxlp66m7p1ktszxtxkffv">
+            <w:hyperlink w:history="1" r:id="rIdln4gf88p6-tn4baptlr3b">
               <w:r>
                 <w:rPr>
                   <w:rFonts w:ascii="Arial" w:cs="Arial" w:eastAsia="Arial" w:hAnsi="Arial"/>
@@ -7480,7 +7480,7 @@
             <w:pPr>
               <w:spacing w:after="20" w:before="0"/>
             </w:pPr>
-            <w:hyperlink w:history="1" r:id="rIduq09slypy22st9zsf7pkq">
+            <w:hyperlink w:history="1" r:id="rIdzm1nho1-v3tzbpsucwweo">
               <w:r>
                 <w:rPr>
                   <w:rFonts w:ascii="Arial" w:cs="Arial" w:eastAsia="Arial" w:hAnsi="Arial"/>
@@ -7529,7 +7529,7 @@
               <w:spacing w:after="10" w:before="0"/>
               <w:ind w:left="120"/>
             </w:pPr>
-            <w:hyperlink w:history="1" r:id="rId9dnrl1ej8ezrgsn10f5ji">
+            <w:hyperlink w:history="1" r:id="rIdj1mkw9cyc_fgazwfpwvid">
               <w:r>
                 <w:rPr>
                   <w:rFonts w:ascii="Arial" w:cs="Arial" w:eastAsia="Arial" w:hAnsi="Arial"/>
@@ -7574,7 +7574,7 @@
             <w:pPr>
               <w:spacing w:after="20" w:before="0"/>
             </w:pPr>
-            <w:hyperlink w:history="1" r:id="rId-mz9ucehsazk_ejhdwusj">
+            <w:hyperlink w:history="1" r:id="rIdqa7xhtuech3n6rvjkffyy">
               <w:r>
                 <w:rPr>
                   <w:rFonts w:ascii="Arial" w:cs="Arial" w:eastAsia="Arial" w:hAnsi="Arial"/>
@@ -7623,7 +7623,7 @@
               <w:spacing w:after="10" w:before="0"/>
               <w:ind w:left="120"/>
             </w:pPr>
-            <w:hyperlink w:history="1" r:id="rId1n4ro7jfij0qv_rzv5rcv">
+            <w:hyperlink w:history="1" r:id="rIdv0v0yyprecklb1msijhir">
               <w:r>
                 <w:rPr>
                   <w:rFonts w:ascii="Arial" w:cs="Arial" w:eastAsia="Arial" w:hAnsi="Arial"/>
@@ -7818,7 +7818,7 @@
             <w:pPr>
               <w:spacing w:after="20" w:before="0"/>
             </w:pPr>
-            <w:hyperlink w:history="1" r:id="rIdx-v--95_-aazj1wxwr-gu">
+            <w:hyperlink w:history="1" r:id="rIdhym5crbkxmc0wxmkjwtu2">
               <w:r>
                 <w:rPr>
                   <w:rFonts w:ascii="Arial" w:cs="Arial" w:eastAsia="Arial" w:hAnsi="Arial"/>
@@ -7867,7 +7867,7 @@
               <w:spacing w:after="10" w:before="0"/>
               <w:ind w:left="120"/>
             </w:pPr>
-            <w:hyperlink w:history="1" r:id="rIdgwktr7a7p8flmt4ghi0-y">
+            <w:hyperlink w:history="1" r:id="rIdzaonaejlo9enzjmpoheq9">
               <w:r>
                 <w:rPr>
                   <w:rFonts w:ascii="Arial" w:cs="Arial" w:eastAsia="Arial" w:hAnsi="Arial"/>
@@ -7912,7 +7912,7 @@
             <w:pPr>
               <w:spacing w:after="20" w:before="0"/>
             </w:pPr>
-            <w:hyperlink w:history="1" r:id="rId9gxqyl3a6zp_a2e4z9ghp">
+            <w:hyperlink w:history="1" r:id="rId6ma7cgtnswwpnaewmqzzg">
               <w:r>
                 <w:rPr>
                   <w:rFonts w:ascii="Arial" w:cs="Arial" w:eastAsia="Arial" w:hAnsi="Arial"/>
@@ -7961,7 +7961,7 @@
               <w:spacing w:after="10" w:before="0"/>
               <w:ind w:left="120"/>
             </w:pPr>
-            <w:hyperlink w:history="1" r:id="rIdnu4_uybstoijxbpvn3vpu">
+            <w:hyperlink w:history="1" r:id="rIdfapcdnl8phgm83qtdy2hx">
               <w:r>
                 <w:rPr>
                   <w:rFonts w:ascii="Arial" w:cs="Arial" w:eastAsia="Arial" w:hAnsi="Arial"/>
@@ -8549,7 +8549,7 @@
         </w:rPr>
         <w:t xml:space="preserve">© 2026 SeaVuria and ARES. Aligned with KICD objectives. Developed by SeaVuria; technical implementation by ARES (with AI assistance from Claude). Licensed under </w:t>
       </w:r>
-      <w:hyperlink w:history="1" r:id="rIdnnia5txr2gweynomhn8ux">
+      <w:hyperlink w:history="1" r:id="rIdo30ve8wrci2oukh-_sy7t">
         <w:r>
           <w:rPr>
             <w:rFonts w:ascii="Arial" w:cs="Arial" w:eastAsia="Arial" w:hAnsi="Arial"/>
@@ -8570,7 +8570,7 @@
         </w:rPr>
         <w:t xml:space="preserve"> (</w:t>
       </w:r>
-      <w:hyperlink w:history="1" r:id="rIdudzysb39z-esapdaxlhuz">
+      <w:hyperlink w:history="1" r:id="rIdcnf8rvrgoihjxdmvutqqo">
         <w:r>
           <w:rPr>
             <w:rFonts w:ascii="Arial" w:cs="Arial" w:eastAsia="Arial" w:hAnsi="Arial"/>
@@ -9583,7 +9583,7 @@
             <w:pPr>
               <w:spacing w:after="20" w:before="0"/>
             </w:pPr>
-            <w:hyperlink w:history="1" r:id="rId2ygvs2dst1gdou0egcrgu">
+            <w:hyperlink w:history="1" r:id="rIdaqtrb6_xpyk6bc191txs6">
               <w:r>
                 <w:rPr>
                   <w:rFonts w:ascii="Arial" w:cs="Arial" w:eastAsia="Arial" w:hAnsi="Arial"/>
@@ -9616,7 +9616,7 @@
               <w:spacing w:after="10" w:before="0"/>
               <w:ind w:left="120"/>
             </w:pPr>
-            <w:hyperlink w:history="1" r:id="rIdvyfizyiqgne_alfvkrnql">
+            <w:hyperlink w:history="1" r:id="rIdqtjfuze8lcdxvzwphckej">
               <w:r>
                 <w:rPr>
                   <w:rFonts w:ascii="Arial" w:cs="Arial" w:eastAsia="Arial" w:hAnsi="Arial"/>
@@ -9661,7 +9661,7 @@
             <w:pPr>
               <w:spacing w:after="20" w:before="0"/>
             </w:pPr>
-            <w:hyperlink w:history="1" r:id="rIdn6lcsw79qnmggjxcefgh2">
+            <w:hyperlink w:history="1" r:id="rIddgaiaxktgfmffze6bphhh">
               <w:r>
                 <w:rPr>
                   <w:rFonts w:ascii="Arial" w:cs="Arial" w:eastAsia="Arial" w:hAnsi="Arial"/>
@@ -9694,7 +9694,7 @@
               <w:spacing w:after="10" w:before="0"/>
               <w:ind w:left="120"/>
             </w:pPr>
-            <w:hyperlink w:history="1" r:id="rIduguknmdezu7anidcgzv7i">
+            <w:hyperlink w:history="1" r:id="rIdetz7ruadd5xcnsb3gylby">
               <w:r>
                 <w:rPr>
                   <w:rFonts w:ascii="Arial" w:cs="Arial" w:eastAsia="Arial" w:hAnsi="Arial"/>
@@ -9889,7 +9889,7 @@
             <w:pPr>
               <w:spacing w:after="20" w:before="0"/>
             </w:pPr>
-            <w:hyperlink w:history="1" r:id="rId8pa8ewt4x_4enytsxq3fh">
+            <w:hyperlink w:history="1" r:id="rId6kzif3ebcmce9spesycij">
               <w:r>
                 <w:rPr>
                   <w:rFonts w:ascii="Arial" w:cs="Arial" w:eastAsia="Arial" w:hAnsi="Arial"/>
@@ -9922,7 +9922,7 @@
               <w:spacing w:after="10" w:before="0"/>
               <w:ind w:left="120"/>
             </w:pPr>
-            <w:hyperlink w:history="1" r:id="rId5ripagih1hoylrrpqyzur">
+            <w:hyperlink w:history="1" r:id="rIdtfazjiw0iiqwwuagheymz">
               <w:r>
                 <w:rPr>
                   <w:rFonts w:ascii="Arial" w:cs="Arial" w:eastAsia="Arial" w:hAnsi="Arial"/>
@@ -9967,7 +9967,7 @@
             <w:pPr>
               <w:spacing w:after="20" w:before="0"/>
             </w:pPr>
-            <w:hyperlink w:history="1" r:id="rId7lphtpzldbtie7trc-ann">
+            <w:hyperlink w:history="1" r:id="rIdawezace0obtz6jyxmoe7q">
               <w:r>
                 <w:rPr>
                   <w:rFonts w:ascii="Arial" w:cs="Arial" w:eastAsia="Arial" w:hAnsi="Arial"/>
@@ -10000,7 +10000,7 @@
               <w:spacing w:after="10" w:before="0"/>
               <w:ind w:left="120"/>
             </w:pPr>
-            <w:hyperlink w:history="1" r:id="rIdnvg3llmdgscbaamkifo3a">
+            <w:hyperlink w:history="1" r:id="rIdcgs128dgq1revsbqbfp9w">
               <w:r>
                 <w:rPr>
                   <w:rFonts w:ascii="Arial" w:cs="Arial" w:eastAsia="Arial" w:hAnsi="Arial"/>
@@ -10195,7 +10195,7 @@
             <w:pPr>
               <w:spacing w:after="20" w:before="0"/>
             </w:pPr>
-            <w:hyperlink w:history="1" r:id="rIdtjbluqafrkopi3eqanq7d">
+            <w:hyperlink w:history="1" r:id="rId6ep-8_cqcnp9vuu3dhwzc">
               <w:r>
                 <w:rPr>
                   <w:rFonts w:ascii="Arial" w:cs="Arial" w:eastAsia="Arial" w:hAnsi="Arial"/>
@@ -10244,7 +10244,7 @@
               <w:spacing w:after="10" w:before="0"/>
               <w:ind w:left="120"/>
             </w:pPr>
-            <w:hyperlink w:history="1" r:id="rIdveuzzr2ua4sdvcvc6wxq8">
+            <w:hyperlink w:history="1" r:id="rIdpd309jdycs9hwo3ss2n20">
               <w:r>
                 <w:rPr>
                   <w:rFonts w:ascii="Arial" w:cs="Arial" w:eastAsia="Arial" w:hAnsi="Arial"/>
@@ -10289,7 +10289,7 @@
             <w:pPr>
               <w:spacing w:after="20" w:before="0"/>
             </w:pPr>
-            <w:hyperlink w:history="1" r:id="rId2xnv301e2-xsujemqak-w">
+            <w:hyperlink w:history="1" r:id="rIddxukj4zspir3-dlgn2byn">
               <w:r>
                 <w:rPr>
                   <w:rFonts w:ascii="Arial" w:cs="Arial" w:eastAsia="Arial" w:hAnsi="Arial"/>
@@ -10338,7 +10338,7 @@
               <w:spacing w:after="10" w:before="0"/>
               <w:ind w:left="120"/>
             </w:pPr>
-            <w:hyperlink w:history="1" r:id="rIdxqumjr-vndaz9vzwwujze">
+            <w:hyperlink w:history="1" r:id="rIdga3l12tlljg4rl_lr-pme">
               <w:r>
                 <w:rPr>
                   <w:rFonts w:ascii="Arial" w:cs="Arial" w:eastAsia="Arial" w:hAnsi="Arial"/>
@@ -10533,7 +10533,7 @@
             <w:pPr>
               <w:spacing w:after="20" w:before="0"/>
             </w:pPr>
-            <w:hyperlink w:history="1" r:id="rIdfxbfa1cfe_5kvkhq2vuip">
+            <w:hyperlink w:history="1" r:id="rIdkxokqpgc1r-toi3a-jnil">
               <w:r>
                 <w:rPr>
                   <w:rFonts w:ascii="Arial" w:cs="Arial" w:eastAsia="Arial" w:hAnsi="Arial"/>
@@ -10582,7 +10582,7 @@
               <w:spacing w:after="10" w:before="0"/>
               <w:ind w:left="120"/>
             </w:pPr>
-            <w:hyperlink w:history="1" r:id="rIdcufi4u2ejchy4edxlrbs4">
+            <w:hyperlink w:history="1" r:id="rIdylapssam1b4cio_8hxmwb">
               <w:r>
                 <w:rPr>
                   <w:rFonts w:ascii="Arial" w:cs="Arial" w:eastAsia="Arial" w:hAnsi="Arial"/>
@@ -10627,7 +10627,7 @@
             <w:pPr>
               <w:spacing w:after="20" w:before="0"/>
             </w:pPr>
-            <w:hyperlink w:history="1" r:id="rIdytfswe00pu3utny2qy0py">
+            <w:hyperlink w:history="1" r:id="rIds47_xgphflwwz0hn6qrtb">
               <w:r>
                 <w:rPr>
                   <w:rFonts w:ascii="Arial" w:cs="Arial" w:eastAsia="Arial" w:hAnsi="Arial"/>
@@ -10676,7 +10676,7 @@
               <w:spacing w:after="10" w:before="0"/>
               <w:ind w:left="120"/>
             </w:pPr>
-            <w:hyperlink w:history="1" r:id="rIdwkhotnotcroqiytzgkzqy">
+            <w:hyperlink w:history="1" r:id="rIdmha71sterhj7fknzec-h-">
               <w:r>
                 <w:rPr>
                   <w:rFonts w:ascii="Arial" w:cs="Arial" w:eastAsia="Arial" w:hAnsi="Arial"/>
@@ -10871,7 +10871,7 @@
             <w:pPr>
               <w:spacing w:after="20" w:before="0"/>
             </w:pPr>
-            <w:hyperlink w:history="1" r:id="rIdmxvgh4lry1zy5qvr5qjbw">
+            <w:hyperlink w:history="1" r:id="rIdyifseyv33h0ka6ah2vn5d">
               <w:r>
                 <w:rPr>
                   <w:rFonts w:ascii="Arial" w:cs="Arial" w:eastAsia="Arial" w:hAnsi="Arial"/>
@@ -10920,7 +10920,7 @@
               <w:spacing w:after="10" w:before="0"/>
               <w:ind w:left="120"/>
             </w:pPr>
-            <w:hyperlink w:history="1" r:id="rIdhdjnotuqggwawepgd4zej">
+            <w:hyperlink w:history="1" r:id="rIdn1q3mjc9wkudoxuw2ker5">
               <w:r>
                 <w:rPr>
                   <w:rFonts w:ascii="Arial" w:cs="Arial" w:eastAsia="Arial" w:hAnsi="Arial"/>
@@ -10965,7 +10965,7 @@
             <w:pPr>
               <w:spacing w:after="20" w:before="0"/>
             </w:pPr>
-            <w:hyperlink w:history="1" r:id="rIdfpok-y93oss1pairnniwn">
+            <w:hyperlink w:history="1" r:id="rIdt2zabnowzsdsqmcpnmfgu">
               <w:r>
                 <w:rPr>
                   <w:rFonts w:ascii="Arial" w:cs="Arial" w:eastAsia="Arial" w:hAnsi="Arial"/>
@@ -11014,7 +11014,7 @@
               <w:spacing w:after="10" w:before="0"/>
               <w:ind w:left="120"/>
             </w:pPr>
-            <w:hyperlink w:history="1" r:id="rIdlnuo-l_w4qlfj_foq1gae">
+            <w:hyperlink w:history="1" r:id="rIdajwejusf_jtforism2_ok">
               <w:r>
                 <w:rPr>
                   <w:rFonts w:ascii="Arial" w:cs="Arial" w:eastAsia="Arial" w:hAnsi="Arial"/>
@@ -11621,7 +11621,7 @@
         </w:rPr>
         <w:t xml:space="preserve">© 2026 SeaVuria and ARES. Aligned with KICD objectives. Developed by SeaVuria; technical implementation by ARES (with AI assistance from Claude). Licensed under </w:t>
       </w:r>
-      <w:hyperlink w:history="1" r:id="rIdwzl-hxziupb6qdkmerapw">
+      <w:hyperlink w:history="1" r:id="rId8nusnq-jtxtt2x0phdx8s">
         <w:r>
           <w:rPr>
             <w:rFonts w:ascii="Arial" w:cs="Arial" w:eastAsia="Arial" w:hAnsi="Arial"/>
@@ -11642,7 +11642,7 @@
         </w:rPr>
         <w:t xml:space="preserve"> (</w:t>
       </w:r>
-      <w:hyperlink w:history="1" r:id="rIdnmtf_k6w8jxyy-tfa6dm3">
+      <w:hyperlink w:history="1" r:id="rIdokgxqgtczr73jx-ihuhtw">
         <w:r>
           <w:rPr>
             <w:rFonts w:ascii="Arial" w:cs="Arial" w:eastAsia="Arial" w:hAnsi="Arial"/>
@@ -12655,7 +12655,7 @@
             <w:pPr>
               <w:spacing w:after="20" w:before="0"/>
             </w:pPr>
-            <w:hyperlink w:history="1" r:id="rIds7wz3yttnivq55wz2vefj">
+            <w:hyperlink w:history="1" r:id="rIdzgaxex8-jrmdhr1fzcvey">
               <w:r>
                 <w:rPr>
                   <w:rFonts w:ascii="Arial" w:cs="Arial" w:eastAsia="Arial" w:hAnsi="Arial"/>
@@ -12688,7 +12688,7 @@
               <w:spacing w:after="10" w:before="0"/>
               <w:ind w:left="120"/>
             </w:pPr>
-            <w:hyperlink w:history="1" r:id="rId-62wq5obo24bhvzvxljlu">
+            <w:hyperlink w:history="1" r:id="rIdf3q1vuecsiqreurlvyh1c">
               <w:r>
                 <w:rPr>
                   <w:rFonts w:ascii="Arial" w:cs="Arial" w:eastAsia="Arial" w:hAnsi="Arial"/>
@@ -12733,7 +12733,7 @@
             <w:pPr>
               <w:spacing w:after="20" w:before="0"/>
             </w:pPr>
-            <w:hyperlink w:history="1" r:id="rIdz5y90wsmbnrdox2ziaxrq">
+            <w:hyperlink w:history="1" r:id="rIdspvz0e6v0ixmatcapimws">
               <w:r>
                 <w:rPr>
                   <w:rFonts w:ascii="Arial" w:cs="Arial" w:eastAsia="Arial" w:hAnsi="Arial"/>
@@ -12766,7 +12766,7 @@
               <w:spacing w:after="10" w:before="0"/>
               <w:ind w:left="120"/>
             </w:pPr>
-            <w:hyperlink w:history="1" r:id="rIdeqtbjooieo-pga3wuweq4">
+            <w:hyperlink w:history="1" r:id="rId8kpf0c2mdg18tiungdfe0">
               <w:r>
                 <w:rPr>
                   <w:rFonts w:ascii="Arial" w:cs="Arial" w:eastAsia="Arial" w:hAnsi="Arial"/>
@@ -12961,7 +12961,7 @@
             <w:pPr>
               <w:spacing w:after="20" w:before="0"/>
             </w:pPr>
-            <w:hyperlink w:history="1" r:id="rId7zdlnwrhjjlo23rud8sle">
+            <w:hyperlink w:history="1" r:id="rIdifbymopjzycpnclxhxwrv">
               <w:r>
                 <w:rPr>
                   <w:rFonts w:ascii="Arial" w:cs="Arial" w:eastAsia="Arial" w:hAnsi="Arial"/>
@@ -12994,7 +12994,7 @@
               <w:spacing w:after="10" w:before="0"/>
               <w:ind w:left="120"/>
             </w:pPr>
-            <w:hyperlink w:history="1" r:id="rIdrwduvg_9jwafqiqyyfrzv">
+            <w:hyperlink w:history="1" r:id="rIdsoxg_buacq7btzosbipdq">
               <w:r>
                 <w:rPr>
                   <w:rFonts w:ascii="Arial" w:cs="Arial" w:eastAsia="Arial" w:hAnsi="Arial"/>
@@ -13039,7 +13039,7 @@
             <w:pPr>
               <w:spacing w:after="20" w:before="0"/>
             </w:pPr>
-            <w:hyperlink w:history="1" r:id="rIdvvpd-p2yymf4bxjrjckal">
+            <w:hyperlink w:history="1" r:id="rIdnyb3xhl2ikomodrqs9mu5">
               <w:r>
                 <w:rPr>
                   <w:rFonts w:ascii="Arial" w:cs="Arial" w:eastAsia="Arial" w:hAnsi="Arial"/>
@@ -13072,7 +13072,7 @@
               <w:spacing w:after="10" w:before="0"/>
               <w:ind w:left="120"/>
             </w:pPr>
-            <w:hyperlink w:history="1" r:id="rIdnwxqgyod6acswwse2eirm">
+            <w:hyperlink w:history="1" r:id="rId73fkcqpy9ioniecwpgjed">
               <w:r>
                 <w:rPr>
                   <w:rFonts w:ascii="Arial" w:cs="Arial" w:eastAsia="Arial" w:hAnsi="Arial"/>
@@ -13267,7 +13267,7 @@
             <w:pPr>
               <w:spacing w:after="20" w:before="0"/>
             </w:pPr>
-            <w:hyperlink w:history="1" r:id="rId6m9z-qqxlrm4m5etuxy9b">
+            <w:hyperlink w:history="1" r:id="rIdooyo3v3qrjkmkuclwbqy_">
               <w:r>
                 <w:rPr>
                   <w:rFonts w:ascii="Arial" w:cs="Arial" w:eastAsia="Arial" w:hAnsi="Arial"/>
@@ -13316,7 +13316,7 @@
               <w:spacing w:after="10" w:before="0"/>
               <w:ind w:left="120"/>
             </w:pPr>
-            <w:hyperlink w:history="1" r:id="rIdi5hu212smrdicmodfoyur">
+            <w:hyperlink w:history="1" r:id="rIdrsqmi8l3xpvc8umxmc2tp">
               <w:r>
                 <w:rPr>
                   <w:rFonts w:ascii="Arial" w:cs="Arial" w:eastAsia="Arial" w:hAnsi="Arial"/>
@@ -13354,14 +13354,14 @@
                 <w:sz w:val="16"/>
                 <w:szCs w:val="16"/>
               </w:rPr>
-              <w:t xml:space="preserve">📖 HTML:</w:t>
+              <w:t xml:space="preserve">📖 EXERCISE:</w:t>
             </w:r>
           </w:p>
           <w:p>
             <w:pPr>
               <w:spacing w:after="20" w:before="0"/>
             </w:pPr>
-            <w:hyperlink w:history="1" r:id="rIde0e3hvs8uw9yh3kl31jhx">
+            <w:hyperlink w:history="1" r:id="rIdqodhlmavxjsztj2t4dsuu">
               <w:r>
                 <w:rPr>
                   <w:rFonts w:ascii="Arial" w:cs="Arial" w:eastAsia="Arial" w:hAnsi="Arial"/>
@@ -13370,7 +13370,7 @@
                   <w:szCs w:val="16"/>
                   <w:u w:val="single" w:color="2E75B6"/>
                 </w:rPr>
-                <w:t xml:space="preserve">Radius or Diameter of a Circle Given Area (Flexbook)</w:t>
+                <w:t xml:space="preserve">Area of a circle</w:t>
               </w:r>
             </w:hyperlink>
           </w:p>
@@ -13402,7 +13402,7 @@
                 <w:sz w:val="14"/>
                 <w:szCs w:val="14"/>
               </w:rPr>
-              <w:t xml:space="preserve">Source: CK-12</w:t>
+              <w:t xml:space="preserve">Source: Khan Academy (English - US curriculum)</w:t>
             </w:r>
           </w:p>
           <w:p>
@@ -13410,7 +13410,7 @@
               <w:spacing w:after="10" w:before="0"/>
               <w:ind w:left="120"/>
             </w:pPr>
-            <w:hyperlink w:history="1" r:id="rIdsgeqzkx7o9lu3rk62v-kk">
+            <w:hyperlink w:history="1" r:id="rIdgqjghlfg6vucsuhxwgul2">
               <w:r>
                 <w:rPr>
                   <w:rFonts w:ascii="Arial" w:cs="Arial" w:eastAsia="Arial" w:hAnsi="Arial"/>
@@ -13605,7 +13605,345 @@
             <w:pPr>
               <w:spacing w:after="20" w:before="0"/>
             </w:pPr>
-            <w:hyperlink w:history="1" r:id="rId1-8yjwgxgkw9bovqieelw">
+            <w:hyperlink w:history="1" r:id="rIdvjz_37ikp93omn19kv17a">
+              <w:r>
+                <w:rPr>
+                  <w:rFonts w:ascii="Arial" w:cs="Arial" w:eastAsia="Arial" w:hAnsi="Arial"/>
+                  <w:color w:val="2E75B6"/>
+                  <w:sz w:val="16"/>
+                  <w:szCs w:val="16"/>
+                  <w:u w:val="single" w:color="2E75B6"/>
+                </w:rPr>
+                <w:t xml:space="preserve">Area of a circle intuition</w:t>
+              </w:r>
+            </w:hyperlink>
+          </w:p>
+          <w:p>
+            <w:pPr>
+              <w:spacing w:after="20" w:before="0"/>
+            </w:pPr>
+            <w:r>
+              <w:rPr>
+                <w:rFonts w:ascii="Arial" w:cs="Arial" w:eastAsia="Arial" w:hAnsi="Arial"/>
+                <w:i/>
+                <w:iCs/>
+                <w:color w:val="595959"/>
+                <w:sz w:val="16"/>
+                <w:szCs w:val="16"/>
+              </w:rPr>
+              <w:t xml:space="preserve">Related topic: not an exact match for this lesson.</w:t>
+            </w:r>
+          </w:p>
+          <w:p>
+            <w:pPr>
+              <w:spacing w:after="10" w:before="0"/>
+              <w:ind w:left="120"/>
+            </w:pPr>
+            <w:r>
+              <w:rPr>
+                <w:rFonts w:ascii="Arial" w:cs="Arial" w:eastAsia="Arial" w:hAnsi="Arial"/>
+                <w:color w:val="595959"/>
+                <w:sz w:val="14"/>
+                <w:szCs w:val="14"/>
+              </w:rPr>
+              <w:t xml:space="preserve">Source: Khan Academy (English - US curriculum)</w:t>
+            </w:r>
+          </w:p>
+          <w:p>
+            <w:pPr>
+              <w:spacing w:after="10" w:before="0"/>
+              <w:ind w:left="120"/>
+            </w:pPr>
+            <w:hyperlink w:history="1" r:id="rId2qenjiqcrrt62fxemoh0r">
+              <w:r>
+                <w:rPr>
+                  <w:rFonts w:ascii="Arial" w:cs="Arial" w:eastAsia="Arial" w:hAnsi="Arial"/>
+                  <w:color w:val="595959"/>
+                  <w:sz w:val="14"/>
+                  <w:szCs w:val="14"/>
+                  <w:u w:val="single" w:color="595959"/>
+                </w:rPr>
+                <w:t xml:space="preserve">🔍 Search ARES for similar videos</w:t>
+              </w:r>
+            </w:hyperlink>
+          </w:p>
+          <w:p>
+            <w:pPr>
+              <w:spacing w:after="40" w:before="0"/>
+            </w:pPr>
+            <w:r>
+              <w:rPr>
+                <w:sz w:val="14"/>
+                <w:szCs w:val="14"/>
+              </w:rPr>
+              <w:t xml:space="preserve"/>
+            </w:r>
+          </w:p>
+          <w:p>
+            <w:pPr>
+              <w:spacing w:after="20" w:before="0"/>
+            </w:pPr>
+            <w:r>
+              <w:rPr>
+                <w:rFonts w:ascii="Arial" w:cs="Arial" w:eastAsia="Arial" w:hAnsi="Arial"/>
+                <w:b/>
+                <w:bCs/>
+                <w:color w:val="1F3864"/>
+                <w:sz w:val="16"/>
+                <w:szCs w:val="16"/>
+              </w:rPr>
+              <w:t xml:space="preserve">📖 EXERCISE:</w:t>
+            </w:r>
+          </w:p>
+          <w:p>
+            <w:pPr>
+              <w:spacing w:after="20" w:before="0"/>
+            </w:pPr>
+            <w:hyperlink w:history="1" r:id="rIdiivvjgo9gqembhhp3upwu">
+              <w:r>
+                <w:rPr>
+                  <w:rFonts w:ascii="Arial" w:cs="Arial" w:eastAsia="Arial" w:hAnsi="Arial"/>
+                  <w:color w:val="2E75B6"/>
+                  <w:sz w:val="16"/>
+                  <w:szCs w:val="16"/>
+                  <w:u w:val="single" w:color="2E75B6"/>
+                </w:rPr>
+                <w:t xml:space="preserve">Radians &amp; arc length</w:t>
+              </w:r>
+            </w:hyperlink>
+          </w:p>
+          <w:p>
+            <w:pPr>
+              <w:spacing w:after="20" w:before="0"/>
+            </w:pPr>
+            <w:r>
+              <w:rPr>
+                <w:rFonts w:ascii="Arial" w:cs="Arial" w:eastAsia="Arial" w:hAnsi="Arial"/>
+                <w:i/>
+                <w:iCs/>
+                <w:color w:val="595959"/>
+                <w:sz w:val="16"/>
+                <w:szCs w:val="16"/>
+              </w:rPr>
+              <w:t xml:space="preserve">Related topic: not an exact match for this lesson.</w:t>
+            </w:r>
+          </w:p>
+          <w:p>
+            <w:pPr>
+              <w:spacing w:after="10" w:before="0"/>
+              <w:ind w:left="120"/>
+            </w:pPr>
+            <w:r>
+              <w:rPr>
+                <w:rFonts w:ascii="Arial" w:cs="Arial" w:eastAsia="Arial" w:hAnsi="Arial"/>
+                <w:color w:val="595959"/>
+                <w:sz w:val="14"/>
+                <w:szCs w:val="14"/>
+              </w:rPr>
+              <w:t xml:space="preserve">Source: Khan Academy (English - US curriculum)</w:t>
+            </w:r>
+          </w:p>
+          <w:p>
+            <w:pPr>
+              <w:spacing w:after="10" w:before="0"/>
+              <w:ind w:left="120"/>
+            </w:pPr>
+            <w:hyperlink w:history="1" r:id="rIdytisdblwgn6_brexaj1ab">
+              <w:r>
+                <w:rPr>
+                  <w:rFonts w:ascii="Arial" w:cs="Arial" w:eastAsia="Arial" w:hAnsi="Arial"/>
+                  <w:color w:val="595959"/>
+                  <w:sz w:val="14"/>
+                  <w:szCs w:val="14"/>
+                  <w:u w:val="single" w:color="595959"/>
+                </w:rPr>
+                <w:t xml:space="preserve">🔍 Search ARES for similar readings</w:t>
+              </w:r>
+            </w:hyperlink>
+          </w:p>
+        </w:tc>
+        <w:tc>
+          <w:tcPr>
+            <w:tcW w:type="dxa" w:w="3040"/>
+            <w:shd w:fill="FFFFFF" w:color="auto" w:val="clear"/>
+            <w:tcMar>
+              <w:top w:type="dxa" w:w="60"/>
+              <w:left w:type="dxa" w:w="120"/>
+              <w:bottom w:type="dxa" w:w="60"/>
+              <w:right w:type="dxa" w:w="120"/>
+            </w:tcMar>
+            <w:vAlign w:val="top"/>
+          </w:tcPr>
+          <w:p>
+            <w:pPr>
+              <w:spacing w:after="40" w:before="0"/>
+              <w:jc w:val="left"/>
+            </w:pPr>
+            <w:r>
+              <w:rPr>
+                <w:rFonts w:ascii="Arial" w:cs="Arial" w:eastAsia="Arial" w:hAnsi="Arial"/>
+                <w:b w:val="false"/>
+                <w:bCs w:val="false"/>
+                <w:i w:val="false"/>
+                <w:iCs w:val="false"/>
+                <w:color w:val="000000"/>
+                <w:sz w:val="18"/>
+                <w:szCs w:val="18"/>
+              </w:rPr>
+              <w:t xml:space="preserve">Each group receives two sticky notes (or writes on the class DQB section of the board). On the first sticky note (GREEN), they write one thing they can now answer about the driving question: 'We can now calculate the area of any sector if we know r and θ.' On the second sticky note (ORANGE), they write one new question or remaining puzzle that the lesson raised — for example: 'But what about the curved segment below a chord? That's not the same as a sector.' The teacher reads selected notes aloud and organises them on the DQB under columns: 'What we have figured out' and 'What we still need to figure out.'</w:t>
+            </w:r>
+          </w:p>
+        </w:tc>
+        <w:tc>
+          <w:tcPr>
+            <w:tcW w:type="dxa" w:w="3040"/>
+            <w:shd w:fill="F2F2F2" w:color="auto" w:val="clear"/>
+            <w:tcMar>
+              <w:top w:type="dxa" w:w="60"/>
+              <w:left w:type="dxa" w:w="120"/>
+              <w:bottom w:type="dxa" w:w="60"/>
+              <w:right w:type="dxa" w:w="120"/>
+            </w:tcMar>
+            <w:vAlign w:val="top"/>
+          </w:tcPr>
+          <w:p>
+            <w:pPr>
+              <w:spacing w:after="40" w:before="0"/>
+              <w:jc w:val="left"/>
+            </w:pPr>
+            <w:r>
+              <w:rPr>
+                <w:rFonts w:ascii="Arial" w:cs="Arial" w:eastAsia="Arial" w:hAnsi="Arial"/>
+                <w:b w:val="false"/>
+                <w:bCs w:val="false"/>
+                <w:i w:val="false"/>
+                <w:iCs w:val="false"/>
+                <w:color w:val="000000"/>
+                <w:sz w:val="18"/>
+                <w:szCs w:val="18"/>
+              </w:rPr>
+              <w:t xml:space="preserve">Direct learners to the DQB. Say: 'We have been building our answer to the big question about Wakulima Market. On your green note, write one specific thing you can NOW calculate that you couldn't at the start of Lesson 1. Be precise — use the word formula or the word fraction.' WAIT TIME: 45 seconds of silent writing. Then: 'On your orange note, write one thing that our formula still cannot solve — think about the watermelon rind shape that is left over after you remove the triangular part of the slice.' WAIT TIME: 30 seconds. Cold-call 2 green notes and 2 orange notes. Post them on the DQB. Say: 'Notice that several groups are asking about segments — the region between a chord and an arc. That is exactly what we investigate in Lesson 5. We are building our answer piece by piece, just like the mama mboga builds her price by piece.'</w:t>
+            </w:r>
+          </w:p>
+        </w:tc>
+        <w:tc>
+          <w:tcPr>
+            <w:tcW w:type="dxa" w:w="3040"/>
+            <w:shd w:fill="FFFFFF" w:color="auto" w:val="clear"/>
+            <w:tcMar>
+              <w:top w:type="dxa" w:w="60"/>
+              <w:left w:type="dxa" w:w="120"/>
+              <w:bottom w:type="dxa" w:w="60"/>
+              <w:right w:type="dxa" w:w="120"/>
+            </w:tcMar>
+            <w:vAlign w:val="top"/>
+          </w:tcPr>
+          <w:p>
+            <w:pPr>
+              <w:spacing w:after="40" w:before="0"/>
+              <w:jc w:val="left"/>
+            </w:pPr>
+            <w:r>
+              <w:rPr>
+                <w:rFonts w:ascii="Arial" w:cs="Arial" w:eastAsia="Arial" w:hAnsi="Arial"/>
+                <w:b w:val="false"/>
+                <w:bCs w:val="false"/>
+                <w:i w:val="false"/>
+                <w:iCs w:val="false"/>
+                <w:color w:val="000000"/>
+                <w:sz w:val="18"/>
+                <w:szCs w:val="18"/>
+              </w:rPr>
+              <w:t xml:space="preserve">Driving Question Board update (metacognitive progress tracking): The two-colour sticky note protocol makes learners' growing understanding visible and public. Distinguishing 'figured out' from 'still need to figure out' mirrors scientific practice — no single lesson answers everything. The teacher's act of reading and categorising notes models how scientists track the state of their knowledge and identify the next investigative step.</w:t>
+            </w:r>
+          </w:p>
+        </w:tc>
+        <w:tc>
+          <w:tcPr>
+            <w:tcW w:type="dxa" w:w="3040"/>
+            <w:shd w:fill="F2F2F2" w:color="auto" w:val="clear"/>
+            <w:tcMar>
+              <w:top w:type="dxa" w:w="60"/>
+              <w:left w:type="dxa" w:w="120"/>
+              <w:bottom w:type="dxa" w:w="60"/>
+              <w:right w:type="dxa" w:w="120"/>
+            </w:tcMar>
+            <w:vAlign w:val="top"/>
+          </w:tcPr>
+          <w:p>
+            <w:pPr>
+              <w:spacing w:after="40" w:before="0"/>
+              <w:jc w:val="left"/>
+            </w:pPr>
+            <w:r>
+              <w:rPr>
+                <w:rFonts w:ascii="Arial" w:cs="Arial" w:eastAsia="Arial" w:hAnsi="Arial"/>
+                <w:b w:val="false"/>
+                <w:bCs w:val="false"/>
+                <w:i w:val="false"/>
+                <w:iCs w:val="false"/>
+                <w:color w:val="000000"/>
+                <w:sz w:val="18"/>
+                <w:szCs w:val="18"/>
+              </w:rPr>
+              <w:t xml:space="preserve">Read the green notes for specificity — acceptable notes reference the formula Area = (θ/360) × πr² or a specific calculation. Vague notes like 'we learned about sectors' indicate surface engagement. If more than half the green notes are vague, ask the class: 'Can someone give me a green note that includes a number or a formula?' — prompt revision before posting. Orange notes that mention segments or chords confirm readiness for Lesson 5 and can be highlighted as the bridge.</w:t>
+            </w:r>
+          </w:p>
+        </w:tc>
+      </w:tr>
+      <w:tr>
+        <w:tc>
+          <w:tcPr>
+            <w:tcW w:type="dxa" w:w="1520"/>
+            <w:shd w:fill="D5E8F0" w:color="auto" w:val="clear"/>
+            <w:tcMar>
+              <w:top w:type="dxa" w:w="60"/>
+              <w:left w:type="dxa" w:w="120"/>
+              <w:bottom w:type="dxa" w:w="60"/>
+              <w:right w:type="dxa" w:w="120"/>
+            </w:tcMar>
+            <w:vAlign w:val="top"/>
+          </w:tcPr>
+          <w:p>
+            <w:pPr>
+              <w:spacing w:after="40" w:before="0"/>
+              <w:jc w:val="left"/>
+            </w:pPr>
+            <w:r>
+              <w:rPr>
+                <w:rFonts w:ascii="Arial" w:cs="Arial" w:eastAsia="Arial" w:hAnsi="Arial"/>
+                <w:b/>
+                <w:bCs/>
+                <w:i w:val="false"/>
+                <w:iCs w:val="false"/>
+                <w:color w:val="000000"/>
+                <w:sz w:val="18"/>
+                <w:szCs w:val="18"/>
+              </w:rPr>
+              <w:t xml:space="preserve">Model Building Phase</w:t>
+            </w:r>
+          </w:p>
+          <w:p>
+            <w:pPr>
+              <w:spacing w:after="20" w:before="0"/>
+            </w:pPr>
+            <w:r>
+              <w:rPr>
+                <w:rFonts w:ascii="Arial" w:cs="Arial" w:eastAsia="Arial" w:hAnsi="Arial"/>
+                <w:b/>
+                <w:bCs/>
+                <w:color w:val="1F3864"/>
+                <w:sz w:val="16"/>
+                <w:szCs w:val="16"/>
+              </w:rPr>
+              <w:t xml:space="preserve">📹 VIDEO:</w:t>
+            </w:r>
+          </w:p>
+          <w:p>
+            <w:pPr>
+              <w:spacing w:after="20" w:before="0"/>
+            </w:pPr>
+            <w:hyperlink w:history="1" r:id="rIdxojdqdey4wkbwti35vnym">
               <w:r>
                 <w:rPr>
                   <w:rFonts w:ascii="Arial" w:cs="Arial" w:eastAsia="Arial" w:hAnsi="Arial"/>
@@ -13654,7 +13992,7 @@
               <w:spacing w:after="10" w:before="0"/>
               <w:ind w:left="120"/>
             </w:pPr>
-            <w:hyperlink w:history="1" r:id="rIdhhfhvdfop3mh8uukjiozv">
+            <w:hyperlink w:history="1" r:id="rIdcuraj-4brgjxbqscrjpj0">
               <w:r>
                 <w:rPr>
                   <w:rFonts w:ascii="Arial" w:cs="Arial" w:eastAsia="Arial" w:hAnsi="Arial"/>
@@ -13699,7 +14037,7 @@
             <w:pPr>
               <w:spacing w:after="20" w:before="0"/>
             </w:pPr>
-            <w:hyperlink w:history="1" r:id="rIdjrwewjbxtsepd2nztw5p2">
+            <w:hyperlink w:history="1" r:id="rIdmeb30xtleypkacbqyxs_n">
               <w:r>
                 <w:rPr>
                   <w:rFonts w:ascii="Arial" w:cs="Arial" w:eastAsia="Arial" w:hAnsi="Arial"/>
@@ -13708,7 +14046,7 @@
                   <w:szCs w:val="16"/>
                   <w:u w:val="single" w:color="2E75B6"/>
                 </w:rPr>
-                <w:t xml:space="preserve">Radius or Diameter of a Circle Given Area Practice</w:t>
+                <w:t xml:space="preserve">Arc length</w:t>
               </w:r>
             </w:hyperlink>
           </w:p>
@@ -13740,7 +14078,7 @@
                 <w:sz w:val="14"/>
                 <w:szCs w:val="14"/>
               </w:rPr>
-              <w:t xml:space="preserve">Source: CK-12</w:t>
+              <w:t xml:space="preserve">Source: Khan Academy (English - US curriculum)</w:t>
             </w:r>
           </w:p>
           <w:p>
@@ -13748,345 +14086,7 @@
               <w:spacing w:after="10" w:before="0"/>
               <w:ind w:left="120"/>
             </w:pPr>
-            <w:hyperlink w:history="1" r:id="rIdfmxqaqygd_3xts77vhhsn">
-              <w:r>
-                <w:rPr>
-                  <w:rFonts w:ascii="Arial" w:cs="Arial" w:eastAsia="Arial" w:hAnsi="Arial"/>
-                  <w:color w:val="595959"/>
-                  <w:sz w:val="14"/>
-                  <w:szCs w:val="14"/>
-                  <w:u w:val="single" w:color="595959"/>
-                </w:rPr>
-                <w:t xml:space="preserve">🔍 Search ARES for similar readings</w:t>
-              </w:r>
-            </w:hyperlink>
-          </w:p>
-        </w:tc>
-        <w:tc>
-          <w:tcPr>
-            <w:tcW w:type="dxa" w:w="3040"/>
-            <w:shd w:fill="FFFFFF" w:color="auto" w:val="clear"/>
-            <w:tcMar>
-              <w:top w:type="dxa" w:w="60"/>
-              <w:left w:type="dxa" w:w="120"/>
-              <w:bottom w:type="dxa" w:w="60"/>
-              <w:right w:type="dxa" w:w="120"/>
-            </w:tcMar>
-            <w:vAlign w:val="top"/>
-          </w:tcPr>
-          <w:p>
-            <w:pPr>
-              <w:spacing w:after="40" w:before="0"/>
-              <w:jc w:val="left"/>
-            </w:pPr>
-            <w:r>
-              <w:rPr>
-                <w:rFonts w:ascii="Arial" w:cs="Arial" w:eastAsia="Arial" w:hAnsi="Arial"/>
-                <w:b w:val="false"/>
-                <w:bCs w:val="false"/>
-                <w:i w:val="false"/>
-                <w:iCs w:val="false"/>
-                <w:color w:val="000000"/>
-                <w:sz w:val="18"/>
-                <w:szCs w:val="18"/>
-              </w:rPr>
-              <w:t xml:space="preserve">Each group receives two sticky notes (or writes on the class DQB section of the board). On the first sticky note (GREEN), they write one thing they can now answer about the driving question: 'We can now calculate the area of any sector if we know r and θ.' On the second sticky note (ORANGE), they write one new question or remaining puzzle that the lesson raised — for example: 'But what about the curved segment below a chord? That's not the same as a sector.' The teacher reads selected notes aloud and organises them on the DQB under columns: 'What we have figured out' and 'What we still need to figure out.'</w:t>
-            </w:r>
-          </w:p>
-        </w:tc>
-        <w:tc>
-          <w:tcPr>
-            <w:tcW w:type="dxa" w:w="3040"/>
-            <w:shd w:fill="F2F2F2" w:color="auto" w:val="clear"/>
-            <w:tcMar>
-              <w:top w:type="dxa" w:w="60"/>
-              <w:left w:type="dxa" w:w="120"/>
-              <w:bottom w:type="dxa" w:w="60"/>
-              <w:right w:type="dxa" w:w="120"/>
-            </w:tcMar>
-            <w:vAlign w:val="top"/>
-          </w:tcPr>
-          <w:p>
-            <w:pPr>
-              <w:spacing w:after="40" w:before="0"/>
-              <w:jc w:val="left"/>
-            </w:pPr>
-            <w:r>
-              <w:rPr>
-                <w:rFonts w:ascii="Arial" w:cs="Arial" w:eastAsia="Arial" w:hAnsi="Arial"/>
-                <w:b w:val="false"/>
-                <w:bCs w:val="false"/>
-                <w:i w:val="false"/>
-                <w:iCs w:val="false"/>
-                <w:color w:val="000000"/>
-                <w:sz w:val="18"/>
-                <w:szCs w:val="18"/>
-              </w:rPr>
-              <w:t xml:space="preserve">Direct learners to the DQB. Say: 'We have been building our answer to the big question about Wakulima Market. On your green note, write one specific thing you can NOW calculate that you couldn't at the start of Lesson 1. Be precise — use the word formula or the word fraction.' WAIT TIME: 45 seconds of silent writing. Then: 'On your orange note, write one thing that our formula still cannot solve — think about the watermelon rind shape that is left over after you remove the triangular part of the slice.' WAIT TIME: 30 seconds. Cold-call 2 green notes and 2 orange notes. Post them on the DQB. Say: 'Notice that several groups are asking about segments — the region between a chord and an arc. That is exactly what we investigate in Lesson 5. We are building our answer piece by piece, just like the mama mboga builds her price by piece.'</w:t>
-            </w:r>
-          </w:p>
-        </w:tc>
-        <w:tc>
-          <w:tcPr>
-            <w:tcW w:type="dxa" w:w="3040"/>
-            <w:shd w:fill="FFFFFF" w:color="auto" w:val="clear"/>
-            <w:tcMar>
-              <w:top w:type="dxa" w:w="60"/>
-              <w:left w:type="dxa" w:w="120"/>
-              <w:bottom w:type="dxa" w:w="60"/>
-              <w:right w:type="dxa" w:w="120"/>
-            </w:tcMar>
-            <w:vAlign w:val="top"/>
-          </w:tcPr>
-          <w:p>
-            <w:pPr>
-              <w:spacing w:after="40" w:before="0"/>
-              <w:jc w:val="left"/>
-            </w:pPr>
-            <w:r>
-              <w:rPr>
-                <w:rFonts w:ascii="Arial" w:cs="Arial" w:eastAsia="Arial" w:hAnsi="Arial"/>
-                <w:b w:val="false"/>
-                <w:bCs w:val="false"/>
-                <w:i w:val="false"/>
-                <w:iCs w:val="false"/>
-                <w:color w:val="000000"/>
-                <w:sz w:val="18"/>
-                <w:szCs w:val="18"/>
-              </w:rPr>
-              <w:t xml:space="preserve">Driving Question Board update (metacognitive progress tracking): The two-colour sticky note protocol makes learners' growing understanding visible and public. Distinguishing 'figured out' from 'still need to figure out' mirrors scientific practice — no single lesson answers everything. The teacher's act of reading and categorising notes models how scientists track the state of their knowledge and identify the next investigative step.</w:t>
-            </w:r>
-          </w:p>
-        </w:tc>
-        <w:tc>
-          <w:tcPr>
-            <w:tcW w:type="dxa" w:w="3040"/>
-            <w:shd w:fill="F2F2F2" w:color="auto" w:val="clear"/>
-            <w:tcMar>
-              <w:top w:type="dxa" w:w="60"/>
-              <w:left w:type="dxa" w:w="120"/>
-              <w:bottom w:type="dxa" w:w="60"/>
-              <w:right w:type="dxa" w:w="120"/>
-            </w:tcMar>
-            <w:vAlign w:val="top"/>
-          </w:tcPr>
-          <w:p>
-            <w:pPr>
-              <w:spacing w:after="40" w:before="0"/>
-              <w:jc w:val="left"/>
-            </w:pPr>
-            <w:r>
-              <w:rPr>
-                <w:rFonts w:ascii="Arial" w:cs="Arial" w:eastAsia="Arial" w:hAnsi="Arial"/>
-                <w:b w:val="false"/>
-                <w:bCs w:val="false"/>
-                <w:i w:val="false"/>
-                <w:iCs w:val="false"/>
-                <w:color w:val="000000"/>
-                <w:sz w:val="18"/>
-                <w:szCs w:val="18"/>
-              </w:rPr>
-              <w:t xml:space="preserve">Read the green notes for specificity — acceptable notes reference the formula Area = (θ/360) × πr² or a specific calculation. Vague notes like 'we learned about sectors' indicate surface engagement. If more than half the green notes are vague, ask the class: 'Can someone give me a green note that includes a number or a formula?' — prompt revision before posting. Orange notes that mention segments or chords confirm readiness for Lesson 5 and can be highlighted as the bridge.</w:t>
-            </w:r>
-          </w:p>
-        </w:tc>
-      </w:tr>
-      <w:tr>
-        <w:tc>
-          <w:tcPr>
-            <w:tcW w:type="dxa" w:w="1520"/>
-            <w:shd w:fill="D5E8F0" w:color="auto" w:val="clear"/>
-            <w:tcMar>
-              <w:top w:type="dxa" w:w="60"/>
-              <w:left w:type="dxa" w:w="120"/>
-              <w:bottom w:type="dxa" w:w="60"/>
-              <w:right w:type="dxa" w:w="120"/>
-            </w:tcMar>
-            <w:vAlign w:val="top"/>
-          </w:tcPr>
-          <w:p>
-            <w:pPr>
-              <w:spacing w:after="40" w:before="0"/>
-              <w:jc w:val="left"/>
-            </w:pPr>
-            <w:r>
-              <w:rPr>
-                <w:rFonts w:ascii="Arial" w:cs="Arial" w:eastAsia="Arial" w:hAnsi="Arial"/>
-                <w:b/>
-                <w:bCs/>
-                <w:i w:val="false"/>
-                <w:iCs w:val="false"/>
-                <w:color w:val="000000"/>
-                <w:sz w:val="18"/>
-                <w:szCs w:val="18"/>
-              </w:rPr>
-              <w:t xml:space="preserve">Model Building Phase</w:t>
-            </w:r>
-          </w:p>
-          <w:p>
-            <w:pPr>
-              <w:spacing w:after="20" w:before="0"/>
-            </w:pPr>
-            <w:r>
-              <w:rPr>
-                <w:rFonts w:ascii="Arial" w:cs="Arial" w:eastAsia="Arial" w:hAnsi="Arial"/>
-                <w:b/>
-                <w:bCs/>
-                <w:color w:val="1F3864"/>
-                <w:sz w:val="16"/>
-                <w:szCs w:val="16"/>
-              </w:rPr>
-              <w:t xml:space="preserve">📹 VIDEO:</w:t>
-            </w:r>
-          </w:p>
-          <w:p>
-            <w:pPr>
-              <w:spacing w:after="20" w:before="0"/>
-            </w:pPr>
-            <w:hyperlink w:history="1" r:id="rIdgxnte_sba_n7ai3ekra2n">
-              <w:r>
-                <w:rPr>
-                  <w:rFonts w:ascii="Arial" w:cs="Arial" w:eastAsia="Arial" w:hAnsi="Arial"/>
-                  <w:color w:val="2E75B6"/>
-                  <w:sz w:val="16"/>
-                  <w:szCs w:val="16"/>
-                  <w:u w:val="single" w:color="2E75B6"/>
-                </w:rPr>
-                <w:t xml:space="preserve">Area of a circle intuition</w:t>
-              </w:r>
-            </w:hyperlink>
-          </w:p>
-          <w:p>
-            <w:pPr>
-              <w:spacing w:after="20" w:before="0"/>
-            </w:pPr>
-            <w:r>
-              <w:rPr>
-                <w:rFonts w:ascii="Arial" w:cs="Arial" w:eastAsia="Arial" w:hAnsi="Arial"/>
-                <w:i/>
-                <w:iCs/>
-                <w:color w:val="595959"/>
-                <w:sz w:val="16"/>
-                <w:szCs w:val="16"/>
-              </w:rPr>
-              <w:t xml:space="preserve">Related topic: not an exact match for this lesson.</w:t>
-            </w:r>
-          </w:p>
-          <w:p>
-            <w:pPr>
-              <w:spacing w:after="10" w:before="0"/>
-              <w:ind w:left="120"/>
-            </w:pPr>
-            <w:r>
-              <w:rPr>
-                <w:rFonts w:ascii="Arial" w:cs="Arial" w:eastAsia="Arial" w:hAnsi="Arial"/>
-                <w:color w:val="595959"/>
-                <w:sz w:val="14"/>
-                <w:szCs w:val="14"/>
-              </w:rPr>
-              <w:t xml:space="preserve">Source: Khan Academy (English - US curriculum)</w:t>
-            </w:r>
-          </w:p>
-          <w:p>
-            <w:pPr>
-              <w:spacing w:after="10" w:before="0"/>
-              <w:ind w:left="120"/>
-            </w:pPr>
-            <w:hyperlink w:history="1" r:id="rIdg1fnthsxdfdo63xrnixej">
-              <w:r>
-                <w:rPr>
-                  <w:rFonts w:ascii="Arial" w:cs="Arial" w:eastAsia="Arial" w:hAnsi="Arial"/>
-                  <w:color w:val="595959"/>
-                  <w:sz w:val="14"/>
-                  <w:szCs w:val="14"/>
-                  <w:u w:val="single" w:color="595959"/>
-                </w:rPr>
-                <w:t xml:space="preserve">🔍 Search ARES for similar videos</w:t>
-              </w:r>
-            </w:hyperlink>
-          </w:p>
-          <w:p>
-            <w:pPr>
-              <w:spacing w:after="40" w:before="0"/>
-            </w:pPr>
-            <w:r>
-              <w:rPr>
-                <w:sz w:val="14"/>
-                <w:szCs w:val="14"/>
-              </w:rPr>
-              <w:t xml:space="preserve"/>
-            </w:r>
-          </w:p>
-          <w:p>
-            <w:pPr>
-              <w:spacing w:after="20" w:before="0"/>
-            </w:pPr>
-            <w:r>
-              <w:rPr>
-                <w:rFonts w:ascii="Arial" w:cs="Arial" w:eastAsia="Arial" w:hAnsi="Arial"/>
-                <w:b/>
-                <w:bCs/>
-                <w:color w:val="1F3864"/>
-                <w:sz w:val="16"/>
-                <w:szCs w:val="16"/>
-              </w:rPr>
-              <w:t xml:space="preserve">📖 HTML:</w:t>
-            </w:r>
-          </w:p>
-          <w:p>
-            <w:pPr>
-              <w:spacing w:after="20" w:before="0"/>
-            </w:pPr>
-            <w:hyperlink w:history="1" r:id="rIdpcoai0r3t0hb1f-sjau7m">
-              <w:r>
-                <w:rPr>
-                  <w:rFonts w:ascii="Arial" w:cs="Arial" w:eastAsia="Arial" w:hAnsi="Arial"/>
-                  <w:color w:val="2E75B6"/>
-                  <w:sz w:val="16"/>
-                  <w:szCs w:val="16"/>
-                  <w:u w:val="single" w:color="2E75B6"/>
-                </w:rPr>
-                <w:t xml:space="preserve">Domain and Range: Restricted Circle Radius and Area (PLIX)</w:t>
-              </w:r>
-            </w:hyperlink>
-          </w:p>
-          <w:p>
-            <w:pPr>
-              <w:spacing w:after="20" w:before="0"/>
-            </w:pPr>
-            <w:r>
-              <w:rPr>
-                <w:rFonts w:ascii="Arial" w:cs="Arial" w:eastAsia="Arial" w:hAnsi="Arial"/>
-                <w:i/>
-                <w:iCs/>
-                <w:color w:val="595959"/>
-                <w:sz w:val="16"/>
-                <w:szCs w:val="16"/>
-              </w:rPr>
-              <w:t xml:space="preserve">Related topic: not an exact match for this lesson.</w:t>
-            </w:r>
-          </w:p>
-          <w:p>
-            <w:pPr>
-              <w:spacing w:after="10" w:before="0"/>
-              <w:ind w:left="120"/>
-            </w:pPr>
-            <w:r>
-              <w:rPr>
-                <w:rFonts w:ascii="Arial" w:cs="Arial" w:eastAsia="Arial" w:hAnsi="Arial"/>
-                <w:color w:val="595959"/>
-                <w:sz w:val="14"/>
-                <w:szCs w:val="14"/>
-              </w:rPr>
-              <w:t xml:space="preserve">Source: CK-12</w:t>
-            </w:r>
-          </w:p>
-          <w:p>
-            <w:pPr>
-              <w:spacing w:after="10" w:before="0"/>
-              <w:ind w:left="120"/>
-            </w:pPr>
-            <w:hyperlink w:history="1" r:id="rIdjiigmm88yibisxq4xicn_">
+            <w:hyperlink w:history="1" r:id="rIdpehlqvg5lhqs2ecmjepez">
               <w:r>
                 <w:rPr>
                   <w:rFonts w:ascii="Arial" w:cs="Arial" w:eastAsia="Arial" w:hAnsi="Arial"/>
@@ -14598,7 +14598,7 @@
         </w:rPr>
         <w:t xml:space="preserve">© 2026 SeaVuria and ARES. Aligned with KICD objectives. Developed by SeaVuria; technical implementation by ARES (with AI assistance from Claude). Licensed under </w:t>
       </w:r>
-      <w:hyperlink w:history="1" r:id="rIdngioekax300aar6apkvs4">
+      <w:hyperlink w:history="1" r:id="rIdy-txdelf9iskhnq3srk-y">
         <w:r>
           <w:rPr>
             <w:rFonts w:ascii="Arial" w:cs="Arial" w:eastAsia="Arial" w:hAnsi="Arial"/>
@@ -14619,7 +14619,7 @@
         </w:rPr>
         <w:t xml:space="preserve"> (</w:t>
       </w:r>
-      <w:hyperlink w:history="1" r:id="rIdungllwe2bwwwure4jn1dt">
+      <w:hyperlink w:history="1" r:id="rIdmijgq2z3u1nva-irhetgr">
         <w:r>
           <w:rPr>
             <w:rFonts w:ascii="Arial" w:cs="Arial" w:eastAsia="Arial" w:hAnsi="Arial"/>
@@ -15791,7 +15791,7 @@
             <w:pPr>
               <w:spacing w:after="20" w:before="0"/>
             </w:pPr>
-            <w:hyperlink w:history="1" r:id="rIdobd9brtz0mfrg3kta40m4">
+            <w:hyperlink w:history="1" r:id="rIdhxuwizqjun9eb7v15kguv">
               <w:r>
                 <w:rPr>
                   <w:rFonts w:ascii="Arial" w:cs="Arial" w:eastAsia="Arial" w:hAnsi="Arial"/>
@@ -15840,7 +15840,7 @@
               <w:spacing w:after="10" w:before="0"/>
               <w:ind w:left="120"/>
             </w:pPr>
-            <w:hyperlink w:history="1" r:id="rIduhivzusyc6zqu_zgky2z2">
+            <w:hyperlink w:history="1" r:id="rIdchjcg0nt6qae9bsfyw4jl">
               <w:r>
                 <w:rPr>
                   <w:rFonts w:ascii="Arial" w:cs="Arial" w:eastAsia="Arial" w:hAnsi="Arial"/>
@@ -15885,7 +15885,7 @@
             <w:pPr>
               <w:spacing w:after="20" w:before="0"/>
             </w:pPr>
-            <w:hyperlink w:history="1" r:id="rIdky_qlj0i_oyfqn5nuesj3">
+            <w:hyperlink w:history="1" r:id="rIdyoniymogoi4nuptqphcxb">
               <w:r>
                 <w:rPr>
                   <w:rFonts w:ascii="Arial" w:cs="Arial" w:eastAsia="Arial" w:hAnsi="Arial"/>
@@ -15918,7 +15918,7 @@
               <w:spacing w:after="10" w:before="0"/>
               <w:ind w:left="120"/>
             </w:pPr>
-            <w:hyperlink w:history="1" r:id="rIdjbway3z0xao2qtkt1ndiy">
+            <w:hyperlink w:history="1" r:id="rIdd9h1lczxgkt5kqnksox2q">
               <w:r>
                 <w:rPr>
                   <w:rFonts w:ascii="Arial" w:cs="Arial" w:eastAsia="Arial" w:hAnsi="Arial"/>
@@ -16113,7 +16113,7 @@
             <w:pPr>
               <w:spacing w:after="20" w:before="0"/>
             </w:pPr>
-            <w:hyperlink w:history="1" r:id="rIdwwcfi04tcibscrevyi2n1">
+            <w:hyperlink w:history="1" r:id="rIdhmjehtckqr_p8p2zfyqm_">
               <w:r>
                 <w:rPr>
                   <w:rFonts w:ascii="Arial" w:cs="Arial" w:eastAsia="Arial" w:hAnsi="Arial"/>
@@ -16162,7 +16162,7 @@
               <w:spacing w:after="10" w:before="0"/>
               <w:ind w:left="120"/>
             </w:pPr>
-            <w:hyperlink w:history="1" r:id="rIdn753ohs7w62eqfi58lgc6">
+            <w:hyperlink w:history="1" r:id="rIdnywyxv0vld5syn7qtdnut">
               <w:r>
                 <w:rPr>
                   <w:rFonts w:ascii="Arial" w:cs="Arial" w:eastAsia="Arial" w:hAnsi="Arial"/>
@@ -16207,7 +16207,7 @@
             <w:pPr>
               <w:spacing w:after="20" w:before="0"/>
             </w:pPr>
-            <w:hyperlink w:history="1" r:id="rId_nwk0ongsobsb_y5k0te7">
+            <w:hyperlink w:history="1" r:id="rIdizo5ytckfp0avsnhirrdl">
               <w:r>
                 <w:rPr>
                   <w:rFonts w:ascii="Arial" w:cs="Arial" w:eastAsia="Arial" w:hAnsi="Arial"/>
@@ -16240,7 +16240,7 @@
               <w:spacing w:after="10" w:before="0"/>
               <w:ind w:left="120"/>
             </w:pPr>
-            <w:hyperlink w:history="1" r:id="rIdupq0lw9nc0kxaxoqlvrbk">
+            <w:hyperlink w:history="1" r:id="rIdifjnkyavtutpschpapy0t">
               <w:r>
                 <w:rPr>
                   <w:rFonts w:ascii="Arial" w:cs="Arial" w:eastAsia="Arial" w:hAnsi="Arial"/>
@@ -16435,7 +16435,7 @@
             <w:pPr>
               <w:spacing w:after="20" w:before="0"/>
             </w:pPr>
-            <w:hyperlink w:history="1" r:id="rIdt4rgppwvzclstddjdanc2">
+            <w:hyperlink w:history="1" r:id="rIdnq9ut1hfxdwvykgqoast-">
               <w:r>
                 <w:rPr>
                   <w:rFonts w:ascii="Arial" w:cs="Arial" w:eastAsia="Arial" w:hAnsi="Arial"/>
@@ -16484,7 +16484,7 @@
               <w:spacing w:after="10" w:before="0"/>
               <w:ind w:left="120"/>
             </w:pPr>
-            <w:hyperlink w:history="1" r:id="rIdisvxpaagglqt1qsgqy1p1">
+            <w:hyperlink w:history="1" r:id="rIdmbj8g89g_skezr-vyukvc">
               <w:r>
                 <w:rPr>
                   <w:rFonts w:ascii="Arial" w:cs="Arial" w:eastAsia="Arial" w:hAnsi="Arial"/>
@@ -16529,7 +16529,7 @@
             <w:pPr>
               <w:spacing w:after="20" w:before="0"/>
             </w:pPr>
-            <w:hyperlink w:history="1" r:id="rIdmbat-rsl3pa3mmz8fss01">
+            <w:hyperlink w:history="1" r:id="rIdfuuvzcg1q41hleuxuqxde">
               <w:r>
                 <w:rPr>
                   <w:rFonts w:ascii="Arial" w:cs="Arial" w:eastAsia="Arial" w:hAnsi="Arial"/>
@@ -16562,7 +16562,7 @@
               <w:spacing w:after="10" w:before="0"/>
               <w:ind w:left="120"/>
             </w:pPr>
-            <w:hyperlink w:history="1" r:id="rIdqigfffklsyh40-uh1jxlm">
+            <w:hyperlink w:history="1" r:id="rIdxaixa4x7cu47puccgc17c">
               <w:r>
                 <w:rPr>
                   <w:rFonts w:ascii="Arial" w:cs="Arial" w:eastAsia="Arial" w:hAnsi="Arial"/>
@@ -16757,7 +16757,7 @@
             <w:pPr>
               <w:spacing w:after="20" w:before="0"/>
             </w:pPr>
-            <w:hyperlink w:history="1" r:id="rIdkedc64v_-uweyeojhjheg">
+            <w:hyperlink w:history="1" r:id="rIdwzcl84daqpgcuxodb4fk2">
               <w:r>
                 <w:rPr>
                   <w:rFonts w:ascii="Arial" w:cs="Arial" w:eastAsia="Arial" w:hAnsi="Arial"/>
@@ -16806,7 +16806,7 @@
               <w:spacing w:after="10" w:before="0"/>
               <w:ind w:left="120"/>
             </w:pPr>
-            <w:hyperlink w:history="1" r:id="rIdosxhxp838mhfn7hi4tqpm">
+            <w:hyperlink w:history="1" r:id="rIdxilc2s1mm32tjztsa_que">
               <w:r>
                 <w:rPr>
                   <w:rFonts w:ascii="Arial" w:cs="Arial" w:eastAsia="Arial" w:hAnsi="Arial"/>
@@ -16851,7 +16851,7 @@
             <w:pPr>
               <w:spacing w:after="20" w:before="0"/>
             </w:pPr>
-            <w:hyperlink w:history="1" r:id="rIdehugc1dc9wc4t-gc0h38n">
+            <w:hyperlink w:history="1" r:id="rIdlcchmgpf9oimem8rjujmx">
               <w:r>
                 <w:rPr>
                   <w:rFonts w:ascii="Arial" w:cs="Arial" w:eastAsia="Arial" w:hAnsi="Arial"/>
@@ -16884,7 +16884,7 @@
               <w:spacing w:after="10" w:before="0"/>
               <w:ind w:left="120"/>
             </w:pPr>
-            <w:hyperlink w:history="1" r:id="rIdznsdtqbqxht7h2vdg5lga">
+            <w:hyperlink w:history="1" r:id="rIdaejujb9hder03f2tw9onx">
               <w:r>
                 <w:rPr>
                   <w:rFonts w:ascii="Arial" w:cs="Arial" w:eastAsia="Arial" w:hAnsi="Arial"/>
@@ -17079,7 +17079,7 @@
             <w:pPr>
               <w:spacing w:after="20" w:before="0"/>
             </w:pPr>
-            <w:hyperlink w:history="1" r:id="rIdjwsgni26bbfdkemunxlon">
+            <w:hyperlink w:history="1" r:id="rIdx4arsbyjsesnzkq-s1lss">
               <w:r>
                 <w:rPr>
                   <w:rFonts w:ascii="Arial" w:cs="Arial" w:eastAsia="Arial" w:hAnsi="Arial"/>
@@ -17128,7 +17128,7 @@
               <w:spacing w:after="10" w:before="0"/>
               <w:ind w:left="120"/>
             </w:pPr>
-            <w:hyperlink w:history="1" r:id="rIdpixiyfbtw-5qw55yqk0wl">
+            <w:hyperlink w:history="1" r:id="rId5xmqjhsx8a34kpeduast8">
               <w:r>
                 <w:rPr>
                   <w:rFonts w:ascii="Arial" w:cs="Arial" w:eastAsia="Arial" w:hAnsi="Arial"/>
@@ -17173,7 +17173,7 @@
             <w:pPr>
               <w:spacing w:after="20" w:before="0"/>
             </w:pPr>
-            <w:hyperlink w:history="1" r:id="rId_movt7nhq1swf0lkbrdpl">
+            <w:hyperlink w:history="1" r:id="rIdxgdlhyyf44ed5xcd4gocv">
               <w:r>
                 <w:rPr>
                   <w:rFonts w:ascii="Arial" w:cs="Arial" w:eastAsia="Arial" w:hAnsi="Arial"/>
@@ -17222,7 +17222,7 @@
               <w:spacing w:after="10" w:before="0"/>
               <w:ind w:left="120"/>
             </w:pPr>
-            <w:hyperlink w:history="1" r:id="rIdiosptvcacqiqkd2ebkeva">
+            <w:hyperlink w:history="1" r:id="rIdixzbq1lwdgnh7usjsui-l">
               <w:r>
                 <w:rPr>
                   <w:rFonts w:ascii="Arial" w:cs="Arial" w:eastAsia="Arial" w:hAnsi="Arial"/>
@@ -17810,7 +17810,7 @@
         </w:rPr>
         <w:t xml:space="preserve">© 2026 SeaVuria and ARES. Aligned with KICD objectives. Developed by SeaVuria; technical implementation by ARES (with AI assistance from Claude). Licensed under </w:t>
       </w:r>
-      <w:hyperlink w:history="1" r:id="rIdknhy1_n6zk-bpg-vbxq0o">
+      <w:hyperlink w:history="1" r:id="rIdjvn3anx57qhgjcvrch-_u">
         <w:r>
           <w:rPr>
             <w:rFonts w:ascii="Arial" w:cs="Arial" w:eastAsia="Arial" w:hAnsi="Arial"/>
@@ -17831,7 +17831,7 @@
         </w:rPr>
         <w:t xml:space="preserve"> (</w:t>
       </w:r>
-      <w:hyperlink w:history="1" r:id="rIdwzpdyzxr6lodej4tlsti1">
+      <w:hyperlink w:history="1" r:id="rIdeyn2tlgjwtpppr4jwvbac">
         <w:r>
           <w:rPr>
             <w:rFonts w:ascii="Arial" w:cs="Arial" w:eastAsia="Arial" w:hAnsi="Arial"/>
@@ -18844,7 +18844,7 @@
             <w:pPr>
               <w:spacing w:after="20" w:before="0"/>
             </w:pPr>
-            <w:hyperlink w:history="1" r:id="rIdvud3upkw_jwxb3brla0pd">
+            <w:hyperlink w:history="1" r:id="rIdtn0ppfxgapshv6wlx-8qu">
               <w:r>
                 <w:rPr>
                   <w:rFonts w:ascii="Arial" w:cs="Arial" w:eastAsia="Arial" w:hAnsi="Arial"/>
@@ -18877,7 +18877,7 @@
               <w:spacing w:after="10" w:before="0"/>
               <w:ind w:left="120"/>
             </w:pPr>
-            <w:hyperlink w:history="1" r:id="rId7muef0omwvtsns-y375xv">
+            <w:hyperlink w:history="1" r:id="rIdj5m-qw5-to5jwupu0_pie">
               <w:r>
                 <w:rPr>
                   <w:rFonts w:ascii="Arial" w:cs="Arial" w:eastAsia="Arial" w:hAnsi="Arial"/>
@@ -18922,7 +18922,7 @@
             <w:pPr>
               <w:spacing w:after="20" w:before="0"/>
             </w:pPr>
-            <w:hyperlink w:history="1" r:id="rId20ajtgpn8qavclnkpjzh9">
+            <w:hyperlink w:history="1" r:id="rIdwmnqhdzxkvxmktrpcjuue">
               <w:r>
                 <w:rPr>
                   <w:rFonts w:ascii="Arial" w:cs="Arial" w:eastAsia="Arial" w:hAnsi="Arial"/>
@@ -18955,7 +18955,7 @@
               <w:spacing w:after="10" w:before="0"/>
               <w:ind w:left="120"/>
             </w:pPr>
-            <w:hyperlink w:history="1" r:id="rIdmbfgpu6p_pbgxkwtyrxl0">
+            <w:hyperlink w:history="1" r:id="rIdkdteybnieo13beboub3rg">
               <w:r>
                 <w:rPr>
                   <w:rFonts w:ascii="Arial" w:cs="Arial" w:eastAsia="Arial" w:hAnsi="Arial"/>
@@ -19150,7 +19150,7 @@
             <w:pPr>
               <w:spacing w:after="20" w:before="0"/>
             </w:pPr>
-            <w:hyperlink w:history="1" r:id="rIdkvnfzkmudskkvbnau9rzv">
+            <w:hyperlink w:history="1" r:id="rIdxzt4rob4f7eb9y_k3dgwi">
               <w:r>
                 <w:rPr>
                   <w:rFonts w:ascii="Arial" w:cs="Arial" w:eastAsia="Arial" w:hAnsi="Arial"/>
@@ -19159,7 +19159,7 @@
                   <w:szCs w:val="16"/>
                   <w:u w:val="single" w:color="2E75B6"/>
                 </w:rPr>
-                <w:t xml:space="preserve">Partial circle area and arc length</w:t>
+                <w:t xml:space="preserve">Area of a sector</w:t>
               </w:r>
             </w:hyperlink>
           </w:p>
@@ -19183,7 +19183,7 @@
               <w:spacing w:after="10" w:before="0"/>
               <w:ind w:left="120"/>
             </w:pPr>
-            <w:hyperlink w:history="1" r:id="rIde2bmuzwkrx2uw3dodr6jv">
+            <w:hyperlink w:history="1" r:id="rId4fypjg52uyrmotoaz72vr">
               <w:r>
                 <w:rPr>
                   <w:rFonts w:ascii="Arial" w:cs="Arial" w:eastAsia="Arial" w:hAnsi="Arial"/>
@@ -19228,7 +19228,7 @@
             <w:pPr>
               <w:spacing w:after="20" w:before="0"/>
             </w:pPr>
-            <w:hyperlink w:history="1" r:id="rIdecefe-mqntpkhdzz3g5qi">
+            <w:hyperlink w:history="1" r:id="rIdslq0a9xg1wbnd9meobiz-">
               <w:r>
                 <w:rPr>
                   <w:rFonts w:ascii="Arial" w:cs="Arial" w:eastAsia="Arial" w:hAnsi="Arial"/>
@@ -19261,7 +19261,7 @@
               <w:spacing w:after="10" w:before="0"/>
               <w:ind w:left="120"/>
             </w:pPr>
-            <w:hyperlink w:history="1" r:id="rIdvs9pjhbk-jdm4oqni1uzg">
+            <w:hyperlink w:history="1" r:id="rIdqdidlw2pas9fzqee-vy8n">
               <w:r>
                 <w:rPr>
                   <w:rFonts w:ascii="Arial" w:cs="Arial" w:eastAsia="Arial" w:hAnsi="Arial"/>
@@ -19456,7 +19456,7 @@
             <w:pPr>
               <w:spacing w:after="20" w:before="0"/>
             </w:pPr>
-            <w:hyperlink w:history="1" r:id="rIdlgumkiiewm8lnbyukxohb">
+            <w:hyperlink w:history="1" r:id="rIdem07cdrtfcmz0rhqsnpdm">
               <w:r>
                 <w:rPr>
                   <w:rFonts w:ascii="Arial" w:cs="Arial" w:eastAsia="Arial" w:hAnsi="Arial"/>
@@ -19465,9 +19465,25 @@
                   <w:szCs w:val="16"/>
                   <w:u w:val="single" w:color="2E75B6"/>
                 </w:rPr>
-                <w:t xml:space="preserve">Area of a sector</w:t>
+                <w:t xml:space="preserve">Area of a circle</w:t>
               </w:r>
             </w:hyperlink>
+          </w:p>
+          <w:p>
+            <w:pPr>
+              <w:spacing w:after="20" w:before="0"/>
+            </w:pPr>
+            <w:r>
+              <w:rPr>
+                <w:rFonts w:ascii="Arial" w:cs="Arial" w:eastAsia="Arial" w:hAnsi="Arial"/>
+                <w:i/>
+                <w:iCs/>
+                <w:color w:val="595959"/>
+                <w:sz w:val="16"/>
+                <w:szCs w:val="16"/>
+              </w:rPr>
+              <w:t xml:space="preserve">Related topic: not an exact match for this lesson.</w:t>
+            </w:r>
           </w:p>
           <w:p>
             <w:pPr>
@@ -19489,7 +19505,7 @@
               <w:spacing w:after="10" w:before="0"/>
               <w:ind w:left="120"/>
             </w:pPr>
-            <w:hyperlink w:history="1" r:id="rIdljagqwvjug4kln1i9nyqr">
+            <w:hyperlink w:history="1" r:id="rIdjbsykxbkvfgwn9qebxtqm">
               <w:r>
                 <w:rPr>
                   <w:rFonts w:ascii="Arial" w:cs="Arial" w:eastAsia="Arial" w:hAnsi="Arial"/>
@@ -19534,7 +19550,7 @@
             <w:pPr>
               <w:spacing w:after="20" w:before="0"/>
             </w:pPr>
-            <w:hyperlink w:history="1" r:id="rId3jofany_6xy6cgxddn9cn">
+            <w:hyperlink w:history="1" r:id="rIdayugdomi5th6lrka4wkis">
               <w:r>
                 <w:rPr>
                   <w:rFonts w:ascii="Arial" w:cs="Arial" w:eastAsia="Arial" w:hAnsi="Arial"/>
@@ -19583,7 +19599,7 @@
               <w:spacing w:after="10" w:before="0"/>
               <w:ind w:left="120"/>
             </w:pPr>
-            <w:hyperlink w:history="1" r:id="rIdrpipb3rt6smukpsrvhmcz">
+            <w:hyperlink w:history="1" r:id="rIdxjmfkhp6sgie6ollrricg">
               <w:r>
                 <w:rPr>
                   <w:rFonts w:ascii="Arial" w:cs="Arial" w:eastAsia="Arial" w:hAnsi="Arial"/>
@@ -19778,7 +19794,7 @@
             <w:pPr>
               <w:spacing w:after="20" w:before="0"/>
             </w:pPr>
-            <w:hyperlink w:history="1" r:id="rIdifn4f7ehoidurjdb0fy42">
+            <w:hyperlink w:history="1" r:id="rIdq7fubwufvtn7dmj9mzw3x">
               <w:r>
                 <w:rPr>
                   <w:rFonts w:ascii="Arial" w:cs="Arial" w:eastAsia="Arial" w:hAnsi="Arial"/>
@@ -19787,9 +19803,25 @@
                   <w:szCs w:val="16"/>
                   <w:u w:val="single" w:color="2E75B6"/>
                 </w:rPr>
-                <w:t xml:space="preserve">Partial circle area and arc length</w:t>
+                <w:t xml:space="preserve">Area of a circle intuition</w:t>
               </w:r>
             </w:hyperlink>
+          </w:p>
+          <w:p>
+            <w:pPr>
+              <w:spacing w:after="20" w:before="0"/>
+            </w:pPr>
+            <w:r>
+              <w:rPr>
+                <w:rFonts w:ascii="Arial" w:cs="Arial" w:eastAsia="Arial" w:hAnsi="Arial"/>
+                <w:i/>
+                <w:iCs/>
+                <w:color w:val="595959"/>
+                <w:sz w:val="16"/>
+                <w:szCs w:val="16"/>
+              </w:rPr>
+              <w:t xml:space="preserve">Related topic: not an exact match for this lesson.</w:t>
+            </w:r>
           </w:p>
           <w:p>
             <w:pPr>
@@ -19811,7 +19843,7 @@
               <w:spacing w:after="10" w:before="0"/>
               <w:ind w:left="120"/>
             </w:pPr>
-            <w:hyperlink w:history="1" r:id="rIdryp_q2tg0bv2g4mhm4jsi">
+            <w:hyperlink w:history="1" r:id="rIdpwcrzftkfqqvl9uob2mqw">
               <w:r>
                 <w:rPr>
                   <w:rFonts w:ascii="Arial" w:cs="Arial" w:eastAsia="Arial" w:hAnsi="Arial"/>
@@ -19856,7 +19888,7 @@
             <w:pPr>
               <w:spacing w:after="20" w:before="0"/>
             </w:pPr>
-            <w:hyperlink w:history="1" r:id="rIdizgilrgqtjeo5lbb_pmhd">
+            <w:hyperlink w:history="1" r:id="rIdendjia7s91qu1o11vu99f">
               <w:r>
                 <w:rPr>
                   <w:rFonts w:ascii="Arial" w:cs="Arial" w:eastAsia="Arial" w:hAnsi="Arial"/>
@@ -19905,7 +19937,7 @@
               <w:spacing w:after="10" w:before="0"/>
               <w:ind w:left="120"/>
             </w:pPr>
-            <w:hyperlink w:history="1" r:id="rIdu0c_xjj3a4lskklwopof4">
+            <w:hyperlink w:history="1" r:id="rIdydff8nguiq8d1jq9hq8bx">
               <w:r>
                 <w:rPr>
                   <w:rFonts w:ascii="Arial" w:cs="Arial" w:eastAsia="Arial" w:hAnsi="Arial"/>
@@ -20100,7 +20132,7 @@
             <w:pPr>
               <w:spacing w:after="20" w:before="0"/>
             </w:pPr>
-            <w:hyperlink w:history="1" r:id="rIdqyvhimgua8l5ri4hqdnyi">
+            <w:hyperlink w:history="1" r:id="rIdjtlbmjtfewjrgr9q4kw0a">
               <w:r>
                 <w:rPr>
                   <w:rFonts w:ascii="Arial" w:cs="Arial" w:eastAsia="Arial" w:hAnsi="Arial"/>
@@ -20109,7 +20141,7 @@
                   <w:szCs w:val="16"/>
                   <w:u w:val="single" w:color="2E75B6"/>
                 </w:rPr>
-                <w:t xml:space="preserve">Area of a circle</w:t>
+                <w:t xml:space="preserve">Radians as ratio of arc length to radius</w:t>
               </w:r>
             </w:hyperlink>
           </w:p>
@@ -20149,7 +20181,7 @@
               <w:spacing w:after="10" w:before="0"/>
               <w:ind w:left="120"/>
             </w:pPr>
-            <w:hyperlink w:history="1" r:id="rId0dfyvjwg0ku28sfhh3l6m">
+            <w:hyperlink w:history="1" r:id="rIdqmz9huso5j5yqgw6qgxpu">
               <w:r>
                 <w:rPr>
                   <w:rFonts w:ascii="Arial" w:cs="Arial" w:eastAsia="Arial" w:hAnsi="Arial"/>
@@ -20194,7 +20226,7 @@
             <w:pPr>
               <w:spacing w:after="20" w:before="0"/>
             </w:pPr>
-            <w:hyperlink w:history="1" r:id="rIdjko8eqd8upf6lchpuzhmo">
+            <w:hyperlink w:history="1" r:id="rId0dxhqpl3feeoxkxs_sjnr">
               <w:r>
                 <w:rPr>
                   <w:rFonts w:ascii="Arial" w:cs="Arial" w:eastAsia="Arial" w:hAnsi="Arial"/>
@@ -20243,7 +20275,7 @@
               <w:spacing w:after="10" w:before="0"/>
               <w:ind w:left="120"/>
             </w:pPr>
-            <w:hyperlink w:history="1" r:id="rIdsgt9xwj-eyv-4wsaqe1vi">
+            <w:hyperlink w:history="1" r:id="rIdzakga8cmnbs6hklscdsrc">
               <w:r>
                 <w:rPr>
                   <w:rFonts w:ascii="Arial" w:cs="Arial" w:eastAsia="Arial" w:hAnsi="Arial"/>
@@ -20869,7 +20901,7 @@
         </w:rPr>
         <w:t xml:space="preserve">© 2026 SeaVuria and ARES. Aligned with KICD objectives. Developed by SeaVuria; technical implementation by ARES (with AI assistance from Claude). Licensed under </w:t>
       </w:r>
-      <w:hyperlink w:history="1" r:id="rIdbcldmk_49nvlp_962roez">
+      <w:hyperlink w:history="1" r:id="rIdvpksp-sjuc-aikd1bhuvk">
         <w:r>
           <w:rPr>
             <w:rFonts w:ascii="Arial" w:cs="Arial" w:eastAsia="Arial" w:hAnsi="Arial"/>
@@ -20890,7 +20922,7 @@
         </w:rPr>
         <w:t xml:space="preserve"> (</w:t>
       </w:r>
-      <w:hyperlink w:history="1" r:id="rIdimaruckf1wwtb0wlpsevk">
+      <w:hyperlink w:history="1" r:id="rIdoix6qwvh0mm0_uw8fbqgu">
         <w:r>
           <w:rPr>
             <w:rFonts w:ascii="Arial" w:cs="Arial" w:eastAsia="Arial" w:hAnsi="Arial"/>
@@ -21903,7 +21935,7 @@
             <w:pPr>
               <w:spacing w:after="20" w:before="0"/>
             </w:pPr>
-            <w:hyperlink w:history="1" r:id="rIdkkx1n4u-d40ksepg9jfjj">
+            <w:hyperlink w:history="1" r:id="rIdqihq5emauyorx4wfxqvgs">
               <w:r>
                 <w:rPr>
                   <w:rFonts w:ascii="Arial" w:cs="Arial" w:eastAsia="Arial" w:hAnsi="Arial"/>
@@ -21936,7 +21968,7 @@
               <w:spacing w:after="10" w:before="0"/>
               <w:ind w:left="120"/>
             </w:pPr>
-            <w:hyperlink w:history="1" r:id="rIdvjmoijjyh8amayu6cfias">
+            <w:hyperlink w:history="1" r:id="rIdrtk4scy3fvfmobcikuead">
               <w:r>
                 <w:rPr>
                   <w:rFonts w:ascii="Arial" w:cs="Arial" w:eastAsia="Arial" w:hAnsi="Arial"/>
@@ -21981,7 +22013,7 @@
             <w:pPr>
               <w:spacing w:after="20" w:before="0"/>
             </w:pPr>
-            <w:hyperlink w:history="1" r:id="rIdfdvqa3i7rxcwb4nk_lqvn">
+            <w:hyperlink w:history="1" r:id="rIdkirdeb8doi89xqt-rmyks">
               <w:r>
                 <w:rPr>
                   <w:rFonts w:ascii="Arial" w:cs="Arial" w:eastAsia="Arial" w:hAnsi="Arial"/>
@@ -22014,7 +22046,7 @@
               <w:spacing w:after="10" w:before="0"/>
               <w:ind w:left="120"/>
             </w:pPr>
-            <w:hyperlink w:history="1" r:id="rIdvap0dgoviklibdzhpgnm-">
+            <w:hyperlink w:history="1" r:id="rIdqbxhcpak52we-dzjxauaj">
               <w:r>
                 <w:rPr>
                   <w:rFonts w:ascii="Arial" w:cs="Arial" w:eastAsia="Arial" w:hAnsi="Arial"/>
@@ -22209,7 +22241,7 @@
             <w:pPr>
               <w:spacing w:after="20" w:before="0"/>
             </w:pPr>
-            <w:hyperlink w:history="1" r:id="rIddnbym8qxmdw08yxkq_4ub">
+            <w:hyperlink w:history="1" r:id="rIdrf6nhrp-ec5lg1mgmwe2j">
               <w:r>
                 <w:rPr>
                   <w:rFonts w:ascii="Arial" w:cs="Arial" w:eastAsia="Arial" w:hAnsi="Arial"/>
@@ -22242,7 +22274,7 @@
               <w:spacing w:after="10" w:before="0"/>
               <w:ind w:left="120"/>
             </w:pPr>
-            <w:hyperlink w:history="1" r:id="rIdovyxftcecbldokg7zkyiu">
+            <w:hyperlink w:history="1" r:id="rIdzbh0fjaneixb3mnjvy1in">
               <w:r>
                 <w:rPr>
                   <w:rFonts w:ascii="Arial" w:cs="Arial" w:eastAsia="Arial" w:hAnsi="Arial"/>
@@ -22287,7 +22319,7 @@
             <w:pPr>
               <w:spacing w:after="20" w:before="0"/>
             </w:pPr>
-            <w:hyperlink w:history="1" r:id="rIdeeik4v2c1chniq30kep5a">
+            <w:hyperlink w:history="1" r:id="rIdmoncamqkdyryoexyk5rov">
               <w:r>
                 <w:rPr>
                   <w:rFonts w:ascii="Arial" w:cs="Arial" w:eastAsia="Arial" w:hAnsi="Arial"/>
@@ -22320,7 +22352,7 @@
               <w:spacing w:after="10" w:before="0"/>
               <w:ind w:left="120"/>
             </w:pPr>
-            <w:hyperlink w:history="1" r:id="rIdjfrkvcph6mdz77937hcd6">
+            <w:hyperlink w:history="1" r:id="rId9y2ouigi0rmriuw_a_kan">
               <w:r>
                 <w:rPr>
                   <w:rFonts w:ascii="Arial" w:cs="Arial" w:eastAsia="Arial" w:hAnsi="Arial"/>
@@ -22515,7 +22547,7 @@
             <w:pPr>
               <w:spacing w:after="20" w:before="0"/>
             </w:pPr>
-            <w:hyperlink w:history="1" r:id="rId053ns2ldcvjt16p7bnafz">
+            <w:hyperlink w:history="1" r:id="rId_reh8kdutjqwrddmmkjqn">
               <w:r>
                 <w:rPr>
                   <w:rFonts w:ascii="Arial" w:cs="Arial" w:eastAsia="Arial" w:hAnsi="Arial"/>
@@ -22564,7 +22596,7 @@
               <w:spacing w:after="10" w:before="0"/>
               <w:ind w:left="120"/>
             </w:pPr>
-            <w:hyperlink w:history="1" r:id="rIdojp46xfy0vzxwc09crnlq">
+            <w:hyperlink w:history="1" r:id="rId-jhmzkt20emmj0xco3lvb">
               <w:r>
                 <w:rPr>
                   <w:rFonts w:ascii="Arial" w:cs="Arial" w:eastAsia="Arial" w:hAnsi="Arial"/>
@@ -22609,7 +22641,7 @@
             <w:pPr>
               <w:spacing w:after="20" w:before="0"/>
             </w:pPr>
-            <w:hyperlink w:history="1" r:id="rId7xj0njvvpztsr16akxxsa">
+            <w:hyperlink w:history="1" r:id="rId4z0mub--zr6pj9x0ied5q">
               <w:r>
                 <w:rPr>
                   <w:rFonts w:ascii="Arial" w:cs="Arial" w:eastAsia="Arial" w:hAnsi="Arial"/>
@@ -22642,7 +22674,7 @@
               <w:spacing w:after="10" w:before="0"/>
               <w:ind w:left="120"/>
             </w:pPr>
-            <w:hyperlink w:history="1" r:id="rIdd37ww9caam-vkzxu3fwek">
+            <w:hyperlink w:history="1" r:id="rIdq9mcbak6tf9dnvdhdmqfx">
               <w:r>
                 <w:rPr>
                   <w:rFonts w:ascii="Arial" w:cs="Arial" w:eastAsia="Arial" w:hAnsi="Arial"/>
@@ -22837,7 +22869,7 @@
             <w:pPr>
               <w:spacing w:after="20" w:before="0"/>
             </w:pPr>
-            <w:hyperlink w:history="1" r:id="rIdgdv_j7jhoeu9mfod30kk8">
+            <w:hyperlink w:history="1" r:id="rIdydaxtl2szaxeqxapymcks">
               <w:r>
                 <w:rPr>
                   <w:rFonts w:ascii="Arial" w:cs="Arial" w:eastAsia="Arial" w:hAnsi="Arial"/>
@@ -22886,7 +22918,7 @@
               <w:spacing w:after="10" w:before="0"/>
               <w:ind w:left="120"/>
             </w:pPr>
-            <w:hyperlink w:history="1" r:id="rId2gdjmkcxoo0kabgtpslrc">
+            <w:hyperlink w:history="1" r:id="rIdue4f295eos3pzp-okrvtw">
               <w:r>
                 <w:rPr>
                   <w:rFonts w:ascii="Arial" w:cs="Arial" w:eastAsia="Arial" w:hAnsi="Arial"/>
@@ -22931,7 +22963,7 @@
             <w:pPr>
               <w:spacing w:after="20" w:before="0"/>
             </w:pPr>
-            <w:hyperlink w:history="1" r:id="rIdqjftdh5upq9kaskaphfbb">
+            <w:hyperlink w:history="1" r:id="rIdkugkqsxhv4re14mqtxkcz">
               <w:r>
                 <w:rPr>
                   <w:rFonts w:ascii="Arial" w:cs="Arial" w:eastAsia="Arial" w:hAnsi="Arial"/>
@@ -22964,7 +22996,7 @@
               <w:spacing w:after="10" w:before="0"/>
               <w:ind w:left="120"/>
             </w:pPr>
-            <w:hyperlink w:history="1" r:id="rIdnmt3uaflg5vvh_7ywq8bh">
+            <w:hyperlink w:history="1" r:id="rId48y5cq63culrdbckw1-ui">
               <w:r>
                 <w:rPr>
                   <w:rFonts w:ascii="Arial" w:cs="Arial" w:eastAsia="Arial" w:hAnsi="Arial"/>
@@ -23159,7 +23191,7 @@
             <w:pPr>
               <w:spacing w:after="20" w:before="0"/>
             </w:pPr>
-            <w:hyperlink w:history="1" r:id="rId2zsq_bgbvknptj51k0rme">
+            <w:hyperlink w:history="1" r:id="rIdcwsagf5ajjofws73ziyxt">
               <w:r>
                 <w:rPr>
                   <w:rFonts w:ascii="Arial" w:cs="Arial" w:eastAsia="Arial" w:hAnsi="Arial"/>
@@ -23208,7 +23240,7 @@
               <w:spacing w:after="10" w:before="0"/>
               <w:ind w:left="120"/>
             </w:pPr>
-            <w:hyperlink w:history="1" r:id="rIdpflmjljqcm_ehu5l4z877">
+            <w:hyperlink w:history="1" r:id="rIdjyng1y7iir5dc3rlyf5j6">
               <w:r>
                 <w:rPr>
                   <w:rFonts w:ascii="Arial" w:cs="Arial" w:eastAsia="Arial" w:hAnsi="Arial"/>
@@ -23253,7 +23285,7 @@
             <w:pPr>
               <w:spacing w:after="20" w:before="0"/>
             </w:pPr>
-            <w:hyperlink w:history="1" r:id="rIdfmv0uvo0n11bwm6otnkwv">
+            <w:hyperlink w:history="1" r:id="rIdjud--mpmf_qox8_j1lb2k">
               <w:r>
                 <w:rPr>
                   <w:rFonts w:ascii="Arial" w:cs="Arial" w:eastAsia="Arial" w:hAnsi="Arial"/>
@@ -23286,7 +23318,7 @@
               <w:spacing w:after="10" w:before="0"/>
               <w:ind w:left="120"/>
             </w:pPr>
-            <w:hyperlink w:history="1" r:id="rIdtucfqhir16il_wnad0wpf">
+            <w:hyperlink w:history="1" r:id="rIdli-ajnnvak2nvmhyco-b5">
               <w:r>
                 <w:rPr>
                   <w:rFonts w:ascii="Arial" w:cs="Arial" w:eastAsia="Arial" w:hAnsi="Arial"/>
@@ -23798,7 +23830,7 @@
         </w:rPr>
         <w:t xml:space="preserve">© 2026 SeaVuria and ARES. Aligned with KICD objectives. Developed by SeaVuria; technical implementation by ARES (with AI assistance from Claude). Licensed under </w:t>
       </w:r>
-      <w:hyperlink w:history="1" r:id="rIdkwsznflfrvj3nwcjlighi">
+      <w:hyperlink w:history="1" r:id="rId3ty26zbjeco0jl3b7gwf4">
         <w:r>
           <w:rPr>
             <w:rFonts w:ascii="Arial" w:cs="Arial" w:eastAsia="Arial" w:hAnsi="Arial"/>
@@ -23819,7 +23851,7 @@
         </w:rPr>
         <w:t xml:space="preserve"> (</w:t>
       </w:r>
-      <w:hyperlink w:history="1" r:id="rIdyegpktan-hmf_vmwxddvk">
+      <w:hyperlink w:history="1" r:id="rIdlsu-_fchdmder_ebklqjp">
         <w:r>
           <w:rPr>
             <w:rFonts w:ascii="Arial" w:cs="Arial" w:eastAsia="Arial" w:hAnsi="Arial"/>
@@ -24832,7 +24864,7 @@
             <w:pPr>
               <w:spacing w:after="20" w:before="0"/>
             </w:pPr>
-            <w:hyperlink w:history="1" r:id="rIdbalpati5dfzxr33mpbjzs">
+            <w:hyperlink w:history="1" r:id="rIdjvb5c9jqd32i7kpn07g_d">
               <w:r>
                 <w:rPr>
                   <w:rFonts w:ascii="Arial" w:cs="Arial" w:eastAsia="Arial" w:hAnsi="Arial"/>
@@ -24865,7 +24897,7 @@
               <w:spacing w:after="10" w:before="0"/>
               <w:ind w:left="120"/>
             </w:pPr>
-            <w:hyperlink w:history="1" r:id="rIdjuunm9j9xhg02ik_ehopu">
+            <w:hyperlink w:history="1" r:id="rIdxvhiifpzkikzxp3ppgw7-">
               <w:r>
                 <w:rPr>
                   <w:rFonts w:ascii="Arial" w:cs="Arial" w:eastAsia="Arial" w:hAnsi="Arial"/>
@@ -24910,7 +24942,7 @@
             <w:pPr>
               <w:spacing w:after="20" w:before="0"/>
             </w:pPr>
-            <w:hyperlink w:history="1" r:id="rIdinhyyz4yq6xrqujt8mi6w">
+            <w:hyperlink w:history="1" r:id="rIdn4vyoxdcesl3bz0htudin">
               <w:r>
                 <w:rPr>
                   <w:rFonts w:ascii="Arial" w:cs="Arial" w:eastAsia="Arial" w:hAnsi="Arial"/>
@@ -24943,7 +24975,7 @@
               <w:spacing w:after="10" w:before="0"/>
               <w:ind w:left="120"/>
             </w:pPr>
-            <w:hyperlink w:history="1" r:id="rIdh-mlgmmusbst6jnkvnk80">
+            <w:hyperlink w:history="1" r:id="rIdwzwrvmx89uxhry7kx0lnu">
               <w:r>
                 <w:rPr>
                   <w:rFonts w:ascii="Arial" w:cs="Arial" w:eastAsia="Arial" w:hAnsi="Arial"/>
@@ -25138,7 +25170,7 @@
             <w:pPr>
               <w:spacing w:after="20" w:before="0"/>
             </w:pPr>
-            <w:hyperlink w:history="1" r:id="rIdna4iwvqg0plswrwx6ynsl">
+            <w:hyperlink w:history="1" r:id="rIdvzksrd89zyfpdy6oq3vue">
               <w:r>
                 <w:rPr>
                   <w:rFonts w:ascii="Arial" w:cs="Arial" w:eastAsia="Arial" w:hAnsi="Arial"/>
@@ -25171,7 +25203,7 @@
               <w:spacing w:after="10" w:before="0"/>
               <w:ind w:left="120"/>
             </w:pPr>
-            <w:hyperlink w:history="1" r:id="rIdny3fedf7qhlz6k2xjcann">
+            <w:hyperlink w:history="1" r:id="rId0qadroawihnq_cwx15ttt">
               <w:r>
                 <w:rPr>
                   <w:rFonts w:ascii="Arial" w:cs="Arial" w:eastAsia="Arial" w:hAnsi="Arial"/>
@@ -25216,7 +25248,7 @@
             <w:pPr>
               <w:spacing w:after="20" w:before="0"/>
             </w:pPr>
-            <w:hyperlink w:history="1" r:id="rIdgz24mpakyx6gr9pru8uuk">
+            <w:hyperlink w:history="1" r:id="rIdlqtjnj9b-10ott7ravdsy">
               <w:r>
                 <w:rPr>
                   <w:rFonts w:ascii="Arial" w:cs="Arial" w:eastAsia="Arial" w:hAnsi="Arial"/>
@@ -25249,7 +25281,7 @@
               <w:spacing w:after="10" w:before="0"/>
               <w:ind w:left="120"/>
             </w:pPr>
-            <w:hyperlink w:history="1" r:id="rIdxa6ggfygfufrlnvbnzla5">
+            <w:hyperlink w:history="1" r:id="rIdbjuzez1-lnuxv1cldednn">
               <w:r>
                 <w:rPr>
                   <w:rFonts w:ascii="Arial" w:cs="Arial" w:eastAsia="Arial" w:hAnsi="Arial"/>
@@ -25444,7 +25476,7 @@
             <w:pPr>
               <w:spacing w:after="20" w:before="0"/>
             </w:pPr>
-            <w:hyperlink w:history="1" r:id="rIdmopdyic2hcfyd6qjn2snt">
+            <w:hyperlink w:history="1" r:id="rIdrkabwbi70y3rxwnn3sd13">
               <w:r>
                 <w:rPr>
                   <w:rFonts w:ascii="Arial" w:cs="Arial" w:eastAsia="Arial" w:hAnsi="Arial"/>
@@ -25493,7 +25525,7 @@
               <w:spacing w:after="10" w:before="0"/>
               <w:ind w:left="120"/>
             </w:pPr>
-            <w:hyperlink w:history="1" r:id="rId0mh_kqt961nsxwmrrgqur">
+            <w:hyperlink w:history="1" r:id="rIdf1k6vge0nzjkp6dwbblc3">
               <w:r>
                 <w:rPr>
                   <w:rFonts w:ascii="Arial" w:cs="Arial" w:eastAsia="Arial" w:hAnsi="Arial"/>
@@ -25538,7 +25570,7 @@
             <w:pPr>
               <w:spacing w:after="20" w:before="0"/>
             </w:pPr>
-            <w:hyperlink w:history="1" r:id="rIdi-7yzecl3yoojwawlxxcf">
+            <w:hyperlink w:history="1" r:id="rIdb-dpjyndmr9stewkv333e">
               <w:r>
                 <w:rPr>
                   <w:rFonts w:ascii="Arial" w:cs="Arial" w:eastAsia="Arial" w:hAnsi="Arial"/>
@@ -25571,7 +25603,7 @@
               <w:spacing w:after="10" w:before="0"/>
               <w:ind w:left="120"/>
             </w:pPr>
-            <w:hyperlink w:history="1" r:id="rId6kvm1liecrbyi_nstxmvz">
+            <w:hyperlink w:history="1" r:id="rIdha7mbzo57gi0msvviugvr">
               <w:r>
                 <w:rPr>
                   <w:rFonts w:ascii="Arial" w:cs="Arial" w:eastAsia="Arial" w:hAnsi="Arial"/>
@@ -25766,7 +25798,7 @@
             <w:pPr>
               <w:spacing w:after="20" w:before="0"/>
             </w:pPr>
-            <w:hyperlink w:history="1" r:id="rId7atx62pb3wiha6om04ji0">
+            <w:hyperlink w:history="1" r:id="rIdpr71429bkode7hdvkfpgh">
               <w:r>
                 <w:rPr>
                   <w:rFonts w:ascii="Arial" w:cs="Arial" w:eastAsia="Arial" w:hAnsi="Arial"/>
@@ -25815,7 +25847,7 @@
               <w:spacing w:after="10" w:before="0"/>
               <w:ind w:left="120"/>
             </w:pPr>
-            <w:hyperlink w:history="1" r:id="rIdgk5ve6a6mds3v5uspwgx8">
+            <w:hyperlink w:history="1" r:id="rIdsmexf3g6btiqepqpmckp0">
               <w:r>
                 <w:rPr>
                   <w:rFonts w:ascii="Arial" w:cs="Arial" w:eastAsia="Arial" w:hAnsi="Arial"/>
@@ -25860,7 +25892,7 @@
             <w:pPr>
               <w:spacing w:after="20" w:before="0"/>
             </w:pPr>
-            <w:hyperlink w:history="1" r:id="rId--_bff6ikxtkrtzsb7b-k">
+            <w:hyperlink w:history="1" r:id="rIdonc9f1vvmxn_pxuatpqks">
               <w:r>
                 <w:rPr>
                   <w:rFonts w:ascii="Arial" w:cs="Arial" w:eastAsia="Arial" w:hAnsi="Arial"/>
@@ -25893,7 +25925,7 @@
               <w:spacing w:after="10" w:before="0"/>
               <w:ind w:left="120"/>
             </w:pPr>
-            <w:hyperlink w:history="1" r:id="rIdnmlumg6lfzpnanvaecqc5">
+            <w:hyperlink w:history="1" r:id="rId5bimmt4ohe4mhkecnkuse">
               <w:r>
                 <w:rPr>
                   <w:rFonts w:ascii="Arial" w:cs="Arial" w:eastAsia="Arial" w:hAnsi="Arial"/>
@@ -26088,7 +26120,7 @@
             <w:pPr>
               <w:spacing w:after="20" w:before="0"/>
             </w:pPr>
-            <w:hyperlink w:history="1" r:id="rIdzwfw3gwfpjqdh-rlfsygw">
+            <w:hyperlink w:history="1" r:id="rIdthszaobarqznada_wp5hj">
               <w:r>
                 <w:rPr>
                   <w:rFonts w:ascii="Arial" w:cs="Arial" w:eastAsia="Arial" w:hAnsi="Arial"/>
@@ -26137,7 +26169,7 @@
               <w:spacing w:after="10" w:before="0"/>
               <w:ind w:left="120"/>
             </w:pPr>
-            <w:hyperlink w:history="1" r:id="rIdntcwtffrvb0qwc2zb7cz4">
+            <w:hyperlink w:history="1" r:id="rIdcsdw5wjfmj82ghn6iilsg">
               <w:r>
                 <w:rPr>
                   <w:rFonts w:ascii="Arial" w:cs="Arial" w:eastAsia="Arial" w:hAnsi="Arial"/>
@@ -26182,7 +26214,7 @@
             <w:pPr>
               <w:spacing w:after="20" w:before="0"/>
             </w:pPr>
-            <w:hyperlink w:history="1" r:id="rIdtjfoqooln_xwhpr_i77kw">
+            <w:hyperlink w:history="1" r:id="rIdnl_e03rsw-qbash0s9xle">
               <w:r>
                 <w:rPr>
                   <w:rFonts w:ascii="Arial" w:cs="Arial" w:eastAsia="Arial" w:hAnsi="Arial"/>
@@ -26215,7 +26247,7 @@
               <w:spacing w:after="10" w:before="0"/>
               <w:ind w:left="120"/>
             </w:pPr>
-            <w:hyperlink w:history="1" r:id="rIdfieoqqn5jxv4kr2a21340">
+            <w:hyperlink w:history="1" r:id="rId6kodbdgbz2i_az-o6uiol">
               <w:r>
                 <w:rPr>
                   <w:rFonts w:ascii="Arial" w:cs="Arial" w:eastAsia="Arial" w:hAnsi="Arial"/>
@@ -26841,7 +26873,7 @@
         </w:rPr>
         <w:t xml:space="preserve">© 2026 SeaVuria and ARES. Aligned with KICD objectives. Developed by SeaVuria; technical implementation by ARES (with AI assistance from Claude). Licensed under </w:t>
       </w:r>
-      <w:hyperlink w:history="1" r:id="rId03cds38rurx_urqc2xe5i">
+      <w:hyperlink w:history="1" r:id="rIdpb-b8m9udmfghhxul0lvu">
         <w:r>
           <w:rPr>
             <w:rFonts w:ascii="Arial" w:cs="Arial" w:eastAsia="Arial" w:hAnsi="Arial"/>
@@ -26862,7 +26894,7 @@
         </w:rPr>
         <w:t xml:space="preserve"> (</w:t>
       </w:r>
-      <w:hyperlink w:history="1" r:id="rIdqw2qjpu1ywqfna88qfymp">
+      <w:hyperlink w:history="1" r:id="rIdamny84g0fo9nt-w4yeyzp">
         <w:r>
           <w:rPr>
             <w:rFonts w:ascii="Arial" w:cs="Arial" w:eastAsia="Arial" w:hAnsi="Arial"/>

--- a/data/outputs/v2/Essential_Mathematics/SS2.5_Area_of_Part_of_a_Circle/Essential_Mathematics_Area_of_Part_of_a_Circle_CBE_LessonSequence.docx
+++ b/data/outputs/v2/Essential_Mathematics/SS2.5_Area_of_Part_of_a_Circle/Essential_Mathematics_Area_of_Part_of_a_Circle_CBE_LessonSequence.docx
@@ -2239,7 +2239,7 @@
         </w:rPr>
         <w:t xml:space="preserve">© 2026 SeaVuria and ARES. This work is licensed under a </w:t>
       </w:r>
-      <w:hyperlink w:history="1" r:id="rIdvbohyyupvjpkhhw_m9jh2">
+      <w:hyperlink w:history="1" r:id="rIdgkfy-cl0vunvbraiasds0">
         <w:r>
           <w:rPr>
             <w:rFonts w:ascii="Arial" w:cs="Arial" w:eastAsia="Arial" w:hAnsi="Arial"/>
@@ -2259,7 +2259,7 @@
         </w:rPr>
         <w:t xml:space="preserve"> (</w:t>
       </w:r>
-      <w:hyperlink w:history="1" r:id="rIdpln47admwxrodxgg3enss">
+      <w:hyperlink w:history="1" r:id="rIdxtl5qcmpir5cwl_s7nk5t">
         <w:r>
           <w:rPr>
             <w:rFonts w:ascii="Arial" w:cs="Arial" w:eastAsia="Arial" w:hAnsi="Arial"/>
@@ -2279,7 +2279,7 @@
         </w:rPr>
         <w:t xml:space="preserve">). To view a copy of this license, visit </w:t>
       </w:r>
-      <w:hyperlink w:history="1" r:id="rIdnlf_xov_ebwtyu8igtg-t">
+      <w:hyperlink w:history="1" r:id="rIdfzur6nfcm-q1p01ofqptr">
         <w:r>
           <w:rPr>
             <w:rFonts w:ascii="Arial" w:cs="Arial" w:eastAsia="Arial" w:hAnsi="Arial"/>
@@ -3374,7 +3374,7 @@
             <w:pPr>
               <w:spacing w:after="20" w:before="0"/>
             </w:pPr>
-            <w:hyperlink w:history="1" r:id="rIdv19a2eaup8tjdupfyyqn1">
+            <w:hyperlink w:history="1" r:id="rIdj678yx11xsmtzensymzsp">
               <w:r>
                 <w:rPr>
                   <w:rFonts w:ascii="Arial" w:cs="Arial" w:eastAsia="Arial" w:hAnsi="Arial"/>
@@ -3407,7 +3407,7 @@
               <w:spacing w:after="10" w:before="0"/>
               <w:ind w:left="120"/>
             </w:pPr>
-            <w:hyperlink w:history="1" r:id="rId7z73mbgskiidchiayj8ud">
+            <w:hyperlink w:history="1" r:id="rIdcw2q6avd8a5ufwl5ez3f1">
               <w:r>
                 <w:rPr>
                   <w:rFonts w:ascii="Arial" w:cs="Arial" w:eastAsia="Arial" w:hAnsi="Arial"/>
@@ -3452,7 +3452,7 @@
             <w:pPr>
               <w:spacing w:after="20" w:before="0"/>
             </w:pPr>
-            <w:hyperlink w:history="1" r:id="rIdnkba6dpzjiaa0gc-_mezl">
+            <w:hyperlink w:history="1" r:id="rIdhahg4obfvwp3s90trm8c0">
               <w:r>
                 <w:rPr>
                   <w:rFonts w:ascii="Arial" w:cs="Arial" w:eastAsia="Arial" w:hAnsi="Arial"/>
@@ -3485,7 +3485,7 @@
               <w:spacing w:after="10" w:before="0"/>
               <w:ind w:left="120"/>
             </w:pPr>
-            <w:hyperlink w:history="1" r:id="rId1xzw4n8guoabd4fuvaaim">
+            <w:hyperlink w:history="1" r:id="rIdq8fbanzl_ukzrlhawdt96">
               <w:r>
                 <w:rPr>
                   <w:rFonts w:ascii="Arial" w:cs="Arial" w:eastAsia="Arial" w:hAnsi="Arial"/>
@@ -3680,7 +3680,7 @@
             <w:pPr>
               <w:spacing w:after="20" w:before="0"/>
             </w:pPr>
-            <w:hyperlink w:history="1" r:id="rIde12ru6-tmipgmoehzdaux">
+            <w:hyperlink w:history="1" r:id="rIdtem8tajidgviurgdwvz46">
               <w:r>
                 <w:rPr>
                   <w:rFonts w:ascii="Arial" w:cs="Arial" w:eastAsia="Arial" w:hAnsi="Arial"/>
@@ -3713,7 +3713,7 @@
               <w:spacing w:after="10" w:before="0"/>
               <w:ind w:left="120"/>
             </w:pPr>
-            <w:hyperlink w:history="1" r:id="rIdblik7p7jb39gstxcb_lqw">
+            <w:hyperlink w:history="1" r:id="rId_ytvytocgsvktfvwxgrxi">
               <w:r>
                 <w:rPr>
                   <w:rFonts w:ascii="Arial" w:cs="Arial" w:eastAsia="Arial" w:hAnsi="Arial"/>
@@ -3758,7 +3758,7 @@
             <w:pPr>
               <w:spacing w:after="20" w:before="0"/>
             </w:pPr>
-            <w:hyperlink w:history="1" r:id="rIdo24remsk6lkq0nsxr6nx-">
+            <w:hyperlink w:history="1" r:id="rIdkddcvzg33xamxk6gyeupg">
               <w:r>
                 <w:rPr>
                   <w:rFonts w:ascii="Arial" w:cs="Arial" w:eastAsia="Arial" w:hAnsi="Arial"/>
@@ -3791,7 +3791,7 @@
               <w:spacing w:after="10" w:before="0"/>
               <w:ind w:left="120"/>
             </w:pPr>
-            <w:hyperlink w:history="1" r:id="rId-76yp05ohiwftk-cfaba2">
+            <w:hyperlink w:history="1" r:id="rIdp_dnff-kkeopxmgxh-ksf">
               <w:r>
                 <w:rPr>
                   <w:rFonts w:ascii="Arial" w:cs="Arial" w:eastAsia="Arial" w:hAnsi="Arial"/>
@@ -3986,7 +3986,7 @@
             <w:pPr>
               <w:spacing w:after="20" w:before="0"/>
             </w:pPr>
-            <w:hyperlink w:history="1" r:id="rIdpbtlspkfmlxaltkzc7fuq">
+            <w:hyperlink w:history="1" r:id="rIdpcy48dephy6ergiemkd2q">
               <w:r>
                 <w:rPr>
                   <w:rFonts w:ascii="Arial" w:cs="Arial" w:eastAsia="Arial" w:hAnsi="Arial"/>
@@ -4035,7 +4035,7 @@
               <w:spacing w:after="10" w:before="0"/>
               <w:ind w:left="120"/>
             </w:pPr>
-            <w:hyperlink w:history="1" r:id="rIdvtalioslheuebr9yfgufw">
+            <w:hyperlink w:history="1" r:id="rIdpfoysnrfihwluhiaulkkl">
               <w:r>
                 <w:rPr>
                   <w:rFonts w:ascii="Arial" w:cs="Arial" w:eastAsia="Arial" w:hAnsi="Arial"/>
@@ -4080,7 +4080,7 @@
             <w:pPr>
               <w:spacing w:after="20" w:before="0"/>
             </w:pPr>
-            <w:hyperlink w:history="1" r:id="rIdbk00isx883pszses6o33u">
+            <w:hyperlink w:history="1" r:id="rIdhfurxrcwdrp0kpfrwessy">
               <w:r>
                 <w:rPr>
                   <w:rFonts w:ascii="Arial" w:cs="Arial" w:eastAsia="Arial" w:hAnsi="Arial"/>
@@ -4129,7 +4129,7 @@
               <w:spacing w:after="10" w:before="0"/>
               <w:ind w:left="120"/>
             </w:pPr>
-            <w:hyperlink w:history="1" r:id="rIdnzoay-zj9ht63k3gtlpsa">
+            <w:hyperlink w:history="1" r:id="rIdmrrifls22ignu_y3tm-ca">
               <w:r>
                 <w:rPr>
                   <w:rFonts w:ascii="Arial" w:cs="Arial" w:eastAsia="Arial" w:hAnsi="Arial"/>
@@ -4324,7 +4324,7 @@
             <w:pPr>
               <w:spacing w:after="20" w:before="0"/>
             </w:pPr>
-            <w:hyperlink w:history="1" r:id="rIdqopjofz6ebytmfsohh4_q">
+            <w:hyperlink w:history="1" r:id="rId9-3gl7exsu2nve6f1vlvy">
               <w:r>
                 <w:rPr>
                   <w:rFonts w:ascii="Arial" w:cs="Arial" w:eastAsia="Arial" w:hAnsi="Arial"/>
@@ -4373,7 +4373,7 @@
               <w:spacing w:after="10" w:before="0"/>
               <w:ind w:left="120"/>
             </w:pPr>
-            <w:hyperlink w:history="1" r:id="rIdu4abn5yrieg2g6zatkizk">
+            <w:hyperlink w:history="1" r:id="rIdavxwbc1cox8meg8nk34-c">
               <w:r>
                 <w:rPr>
                   <w:rFonts w:ascii="Arial" w:cs="Arial" w:eastAsia="Arial" w:hAnsi="Arial"/>
@@ -4418,7 +4418,7 @@
             <w:pPr>
               <w:spacing w:after="20" w:before="0"/>
             </w:pPr>
-            <w:hyperlink w:history="1" r:id="rIdgbbdyckwechtl9l2p9knz">
+            <w:hyperlink w:history="1" r:id="rIdo5iyzbbvv1v-gujsvjsor">
               <w:r>
                 <w:rPr>
                   <w:rFonts w:ascii="Arial" w:cs="Arial" w:eastAsia="Arial" w:hAnsi="Arial"/>
@@ -4467,7 +4467,7 @@
               <w:spacing w:after="10" w:before="0"/>
               <w:ind w:left="120"/>
             </w:pPr>
-            <w:hyperlink w:history="1" r:id="rIdtkjwyv-34gxu74hxqlyfn">
+            <w:hyperlink w:history="1" r:id="rId8mmvd7z1mldcwm5lln7cm">
               <w:r>
                 <w:rPr>
                   <w:rFonts w:ascii="Arial" w:cs="Arial" w:eastAsia="Arial" w:hAnsi="Arial"/>
@@ -4662,7 +4662,7 @@
             <w:pPr>
               <w:spacing w:after="20" w:before="0"/>
             </w:pPr>
-            <w:hyperlink w:history="1" r:id="rIdvrcr3e69ftbel9prx36bq">
+            <w:hyperlink w:history="1" r:id="rIdxleghvrv-rkvpa0wporyb">
               <w:r>
                 <w:rPr>
                   <w:rFonts w:ascii="Arial" w:cs="Arial" w:eastAsia="Arial" w:hAnsi="Arial"/>
@@ -4711,7 +4711,7 @@
               <w:spacing w:after="10" w:before="0"/>
               <w:ind w:left="120"/>
             </w:pPr>
-            <w:hyperlink w:history="1" r:id="rIdkfbkpw0pcnlkbbge2uf82">
+            <w:hyperlink w:history="1" r:id="rIdgtwndc4q_l_f9jf9mru_v">
               <w:r>
                 <w:rPr>
                   <w:rFonts w:ascii="Arial" w:cs="Arial" w:eastAsia="Arial" w:hAnsi="Arial"/>
@@ -4756,7 +4756,7 @@
             <w:pPr>
               <w:spacing w:after="20" w:before="0"/>
             </w:pPr>
-            <w:hyperlink w:history="1" r:id="rIdjs5yynzlertegsfhuye6i">
+            <w:hyperlink w:history="1" r:id="rIdzos-7nzjyaykac3chm8et">
               <w:r>
                 <w:rPr>
                   <w:rFonts w:ascii="Arial" w:cs="Arial" w:eastAsia="Arial" w:hAnsi="Arial"/>
@@ -4805,7 +4805,7 @@
               <w:spacing w:after="10" w:before="0"/>
               <w:ind w:left="120"/>
             </w:pPr>
-            <w:hyperlink w:history="1" r:id="rId2zejxmxi0jbwzbqr0i6ms">
+            <w:hyperlink w:history="1" r:id="rIdha6chv6jc5lhtpnrupwkd">
               <w:r>
                 <w:rPr>
                   <w:rFonts w:ascii="Arial" w:cs="Arial" w:eastAsia="Arial" w:hAnsi="Arial"/>
@@ -5317,7 +5317,7 @@
         </w:rPr>
         <w:t xml:space="preserve">© 2026 SeaVuria and ARES. Aligned with KICD objectives. Developed by SeaVuria; technical implementation by ARES (with AI assistance from Claude). Licensed under </w:t>
       </w:r>
-      <w:hyperlink w:history="1" r:id="rIdkrehjb-efcvjth2cu6bgf">
+      <w:hyperlink w:history="1" r:id="rIduhfmbjrm7mmlaucvk8nlf">
         <w:r>
           <w:rPr>
             <w:rFonts w:ascii="Arial" w:cs="Arial" w:eastAsia="Arial" w:hAnsi="Arial"/>
@@ -5338,7 +5338,7 @@
         </w:rPr>
         <w:t xml:space="preserve"> (</w:t>
       </w:r>
-      <w:hyperlink w:history="1" r:id="rIdjlb1fh9puo-mzo_zrs7uf">
+      <w:hyperlink w:history="1" r:id="rIdxt2altv3ebi9ua-btlmaq">
         <w:r>
           <w:rPr>
             <w:rFonts w:ascii="Arial" w:cs="Arial" w:eastAsia="Arial" w:hAnsi="Arial"/>
@@ -6530,7 +6530,7 @@
             <w:pPr>
               <w:spacing w:after="20" w:before="0"/>
             </w:pPr>
-            <w:hyperlink w:history="1" r:id="rIdnftgangbx22aopnf4k6eg">
+            <w:hyperlink w:history="1" r:id="rIdxceum7nnf2yu0qtuxycju">
               <w:r>
                 <w:rPr>
                   <w:rFonts w:ascii="Arial" w:cs="Arial" w:eastAsia="Arial" w:hAnsi="Arial"/>
@@ -6563,7 +6563,7 @@
               <w:spacing w:after="10" w:before="0"/>
               <w:ind w:left="120"/>
             </w:pPr>
-            <w:hyperlink w:history="1" r:id="rIdbimm6h11dogznuo56yexs">
+            <w:hyperlink w:history="1" r:id="rId56lc5udaqbycrffasphrw">
               <w:r>
                 <w:rPr>
                   <w:rFonts w:ascii="Arial" w:cs="Arial" w:eastAsia="Arial" w:hAnsi="Arial"/>
@@ -6608,7 +6608,7 @@
             <w:pPr>
               <w:spacing w:after="20" w:before="0"/>
             </w:pPr>
-            <w:hyperlink w:history="1" r:id="rIdhdmijpysy0rvmxfdxvj88">
+            <w:hyperlink w:history="1" r:id="rIdu_4uqjnb8yi9zyms15at9">
               <w:r>
                 <w:rPr>
                   <w:rFonts w:ascii="Arial" w:cs="Arial" w:eastAsia="Arial" w:hAnsi="Arial"/>
@@ -6641,7 +6641,7 @@
               <w:spacing w:after="10" w:before="0"/>
               <w:ind w:left="120"/>
             </w:pPr>
-            <w:hyperlink w:history="1" r:id="rIddmnabrwjdukw7qvfluvz3">
+            <w:hyperlink w:history="1" r:id="rIdpmwpwm24mh8sc_l2rqt-9">
               <w:r>
                 <w:rPr>
                   <w:rFonts w:ascii="Arial" w:cs="Arial" w:eastAsia="Arial" w:hAnsi="Arial"/>
@@ -6836,7 +6836,7 @@
             <w:pPr>
               <w:spacing w:after="20" w:before="0"/>
             </w:pPr>
-            <w:hyperlink w:history="1" r:id="rIdwma2lx-rdqz-lv2nma8ai">
+            <w:hyperlink w:history="1" r:id="rIdziqhwmuyxiu8kyeoew2e1">
               <w:r>
                 <w:rPr>
                   <w:rFonts w:ascii="Arial" w:cs="Arial" w:eastAsia="Arial" w:hAnsi="Arial"/>
@@ -6869,7 +6869,7 @@
               <w:spacing w:after="10" w:before="0"/>
               <w:ind w:left="120"/>
             </w:pPr>
-            <w:hyperlink w:history="1" r:id="rIdv3pjt8cedscbytohwki3x">
+            <w:hyperlink w:history="1" r:id="rIdxzpjtqrca36wfxrr2fogv">
               <w:r>
                 <w:rPr>
                   <w:rFonts w:ascii="Arial" w:cs="Arial" w:eastAsia="Arial" w:hAnsi="Arial"/>
@@ -6914,7 +6914,7 @@
             <w:pPr>
               <w:spacing w:after="20" w:before="0"/>
             </w:pPr>
-            <w:hyperlink w:history="1" r:id="rIdvwcrys7o9ahjwjxo7um5u">
+            <w:hyperlink w:history="1" r:id="rIdqasiefr8sedg2doirod0n">
               <w:r>
                 <w:rPr>
                   <w:rFonts w:ascii="Arial" w:cs="Arial" w:eastAsia="Arial" w:hAnsi="Arial"/>
@@ -6947,7 +6947,7 @@
               <w:spacing w:after="10" w:before="0"/>
               <w:ind w:left="120"/>
             </w:pPr>
-            <w:hyperlink w:history="1" r:id="rIdn65wnwommoelft4qls0ry">
+            <w:hyperlink w:history="1" r:id="rIdhjmi5hwd5def649sz4szi">
               <w:r>
                 <w:rPr>
                   <w:rFonts w:ascii="Arial" w:cs="Arial" w:eastAsia="Arial" w:hAnsi="Arial"/>
@@ -7142,7 +7142,7 @@
             <w:pPr>
               <w:spacing w:after="20" w:before="0"/>
             </w:pPr>
-            <w:hyperlink w:history="1" r:id="rId2cpaodcgrjlrcyoy6s5hh">
+            <w:hyperlink w:history="1" r:id="rIdk_z8t6asecospmii42jrn">
               <w:r>
                 <w:rPr>
                   <w:rFonts w:ascii="Arial" w:cs="Arial" w:eastAsia="Arial" w:hAnsi="Arial"/>
@@ -7191,7 +7191,7 @@
               <w:spacing w:after="10" w:before="0"/>
               <w:ind w:left="120"/>
             </w:pPr>
-            <w:hyperlink w:history="1" r:id="rIdeolflo_xyjvy3cmuwcz3m">
+            <w:hyperlink w:history="1" r:id="rId0ejoxcinvii3do2ar2ty0">
               <w:r>
                 <w:rPr>
                   <w:rFonts w:ascii="Arial" w:cs="Arial" w:eastAsia="Arial" w:hAnsi="Arial"/>
@@ -7236,7 +7236,7 @@
             <w:pPr>
               <w:spacing w:after="20" w:before="0"/>
             </w:pPr>
-            <w:hyperlink w:history="1" r:id="rIdjkrbhlzwiodk08qsgfyny">
+            <w:hyperlink w:history="1" r:id="rIdykyw6nxm--zwooa2tmeb9">
               <w:r>
                 <w:rPr>
                   <w:rFonts w:ascii="Arial" w:cs="Arial" w:eastAsia="Arial" w:hAnsi="Arial"/>
@@ -7285,7 +7285,7 @@
               <w:spacing w:after="10" w:before="0"/>
               <w:ind w:left="120"/>
             </w:pPr>
-            <w:hyperlink w:history="1" r:id="rIdln4gf88p6-tn4baptlr3b">
+            <w:hyperlink w:history="1" r:id="rIdy9kjdcsmbi8xydyg8wwg2">
               <w:r>
                 <w:rPr>
                   <w:rFonts w:ascii="Arial" w:cs="Arial" w:eastAsia="Arial" w:hAnsi="Arial"/>
@@ -7480,7 +7480,7 @@
             <w:pPr>
               <w:spacing w:after="20" w:before="0"/>
             </w:pPr>
-            <w:hyperlink w:history="1" r:id="rIdzm1nho1-v3tzbpsucwweo">
+            <w:hyperlink w:history="1" r:id="rIdlwpkkrepvrbrit58yialg">
               <w:r>
                 <w:rPr>
                   <w:rFonts w:ascii="Arial" w:cs="Arial" w:eastAsia="Arial" w:hAnsi="Arial"/>
@@ -7529,7 +7529,7 @@
               <w:spacing w:after="10" w:before="0"/>
               <w:ind w:left="120"/>
             </w:pPr>
-            <w:hyperlink w:history="1" r:id="rIdj1mkw9cyc_fgazwfpwvid">
+            <w:hyperlink w:history="1" r:id="rIdabpzpgyyfpoeu9omjwlmj">
               <w:r>
                 <w:rPr>
                   <w:rFonts w:ascii="Arial" w:cs="Arial" w:eastAsia="Arial" w:hAnsi="Arial"/>
@@ -7574,7 +7574,7 @@
             <w:pPr>
               <w:spacing w:after="20" w:before="0"/>
             </w:pPr>
-            <w:hyperlink w:history="1" r:id="rIdqa7xhtuech3n6rvjkffyy">
+            <w:hyperlink w:history="1" r:id="rId3fnssty2vw5jqjxaixbdc">
               <w:r>
                 <w:rPr>
                   <w:rFonts w:ascii="Arial" w:cs="Arial" w:eastAsia="Arial" w:hAnsi="Arial"/>
@@ -7623,7 +7623,7 @@
               <w:spacing w:after="10" w:before="0"/>
               <w:ind w:left="120"/>
             </w:pPr>
-            <w:hyperlink w:history="1" r:id="rIdv0v0yyprecklb1msijhir">
+            <w:hyperlink w:history="1" r:id="rIdkbjlm0xtfq_1vr6m49hsi">
               <w:r>
                 <w:rPr>
                   <w:rFonts w:ascii="Arial" w:cs="Arial" w:eastAsia="Arial" w:hAnsi="Arial"/>
@@ -7818,7 +7818,7 @@
             <w:pPr>
               <w:spacing w:after="20" w:before="0"/>
             </w:pPr>
-            <w:hyperlink w:history="1" r:id="rIdhym5crbkxmc0wxmkjwtu2">
+            <w:hyperlink w:history="1" r:id="rIdp3lzdah9lekzz6pa-nrgt">
               <w:r>
                 <w:rPr>
                   <w:rFonts w:ascii="Arial" w:cs="Arial" w:eastAsia="Arial" w:hAnsi="Arial"/>
@@ -7867,7 +7867,7 @@
               <w:spacing w:after="10" w:before="0"/>
               <w:ind w:left="120"/>
             </w:pPr>
-            <w:hyperlink w:history="1" r:id="rIdzaonaejlo9enzjmpoheq9">
+            <w:hyperlink w:history="1" r:id="rIdnvtlpegjlg8ly7-stbl_y">
               <w:r>
                 <w:rPr>
                   <w:rFonts w:ascii="Arial" w:cs="Arial" w:eastAsia="Arial" w:hAnsi="Arial"/>
@@ -7912,7 +7912,7 @@
             <w:pPr>
               <w:spacing w:after="20" w:before="0"/>
             </w:pPr>
-            <w:hyperlink w:history="1" r:id="rId6ma7cgtnswwpnaewmqzzg">
+            <w:hyperlink w:history="1" r:id="rIdsgrhcsgpk6p-uxzjaamgi">
               <w:r>
                 <w:rPr>
                   <w:rFonts w:ascii="Arial" w:cs="Arial" w:eastAsia="Arial" w:hAnsi="Arial"/>
@@ -7961,7 +7961,7 @@
               <w:spacing w:after="10" w:before="0"/>
               <w:ind w:left="120"/>
             </w:pPr>
-            <w:hyperlink w:history="1" r:id="rIdfapcdnl8phgm83qtdy2hx">
+            <w:hyperlink w:history="1" r:id="rId5rj61pcxqndggzqkbutds">
               <w:r>
                 <w:rPr>
                   <w:rFonts w:ascii="Arial" w:cs="Arial" w:eastAsia="Arial" w:hAnsi="Arial"/>
@@ -8549,7 +8549,7 @@
         </w:rPr>
         <w:t xml:space="preserve">© 2026 SeaVuria and ARES. Aligned with KICD objectives. Developed by SeaVuria; technical implementation by ARES (with AI assistance from Claude). Licensed under </w:t>
       </w:r>
-      <w:hyperlink w:history="1" r:id="rIdo30ve8wrci2oukh-_sy7t">
+      <w:hyperlink w:history="1" r:id="rIdfridzv5etm7l_0egp0xhs">
         <w:r>
           <w:rPr>
             <w:rFonts w:ascii="Arial" w:cs="Arial" w:eastAsia="Arial" w:hAnsi="Arial"/>
@@ -8570,7 +8570,7 @@
         </w:rPr>
         <w:t xml:space="preserve"> (</w:t>
       </w:r>
-      <w:hyperlink w:history="1" r:id="rIdcnf8rvrgoihjxdmvutqqo">
+      <w:hyperlink w:history="1" r:id="rId0_vqid-kfbey3ptwkkofg">
         <w:r>
           <w:rPr>
             <w:rFonts w:ascii="Arial" w:cs="Arial" w:eastAsia="Arial" w:hAnsi="Arial"/>
@@ -9583,7 +9583,7 @@
             <w:pPr>
               <w:spacing w:after="20" w:before="0"/>
             </w:pPr>
-            <w:hyperlink w:history="1" r:id="rIdaqtrb6_xpyk6bc191txs6">
+            <w:hyperlink w:history="1" r:id="rIdpasqbjirv1d8yoqtnhujk">
               <w:r>
                 <w:rPr>
                   <w:rFonts w:ascii="Arial" w:cs="Arial" w:eastAsia="Arial" w:hAnsi="Arial"/>
@@ -9616,7 +9616,7 @@
               <w:spacing w:after="10" w:before="0"/>
               <w:ind w:left="120"/>
             </w:pPr>
-            <w:hyperlink w:history="1" r:id="rIdqtjfuze8lcdxvzwphckej">
+            <w:hyperlink w:history="1" r:id="rIdyi42f1ho6lsemusvyvomz">
               <w:r>
                 <w:rPr>
                   <w:rFonts w:ascii="Arial" w:cs="Arial" w:eastAsia="Arial" w:hAnsi="Arial"/>
@@ -9661,7 +9661,7 @@
             <w:pPr>
               <w:spacing w:after="20" w:before="0"/>
             </w:pPr>
-            <w:hyperlink w:history="1" r:id="rIddgaiaxktgfmffze6bphhh">
+            <w:hyperlink w:history="1" r:id="rIdsdq7tccd8bprc6lphjx9n">
               <w:r>
                 <w:rPr>
                   <w:rFonts w:ascii="Arial" w:cs="Arial" w:eastAsia="Arial" w:hAnsi="Arial"/>
@@ -9694,7 +9694,7 @@
               <w:spacing w:after="10" w:before="0"/>
               <w:ind w:left="120"/>
             </w:pPr>
-            <w:hyperlink w:history="1" r:id="rIdetz7ruadd5xcnsb3gylby">
+            <w:hyperlink w:history="1" r:id="rIdwvp6ssgpl6c9p7svekiou">
               <w:r>
                 <w:rPr>
                   <w:rFonts w:ascii="Arial" w:cs="Arial" w:eastAsia="Arial" w:hAnsi="Arial"/>
@@ -9889,7 +9889,7 @@
             <w:pPr>
               <w:spacing w:after="20" w:before="0"/>
             </w:pPr>
-            <w:hyperlink w:history="1" r:id="rId6kzif3ebcmce9spesycij">
+            <w:hyperlink w:history="1" r:id="rId4to_sozhm9j0rydx-y_jo">
               <w:r>
                 <w:rPr>
                   <w:rFonts w:ascii="Arial" w:cs="Arial" w:eastAsia="Arial" w:hAnsi="Arial"/>
@@ -9922,7 +9922,7 @@
               <w:spacing w:after="10" w:before="0"/>
               <w:ind w:left="120"/>
             </w:pPr>
-            <w:hyperlink w:history="1" r:id="rIdtfazjiw0iiqwwuagheymz">
+            <w:hyperlink w:history="1" r:id="rIdxupijf-s6p3eo77u6crl_">
               <w:r>
                 <w:rPr>
                   <w:rFonts w:ascii="Arial" w:cs="Arial" w:eastAsia="Arial" w:hAnsi="Arial"/>
@@ -9967,7 +9967,7 @@
             <w:pPr>
               <w:spacing w:after="20" w:before="0"/>
             </w:pPr>
-            <w:hyperlink w:history="1" r:id="rIdawezace0obtz6jyxmoe7q">
+            <w:hyperlink w:history="1" r:id="rId9ra_ctg7vowfuhmmmzbp_">
               <w:r>
                 <w:rPr>
                   <w:rFonts w:ascii="Arial" w:cs="Arial" w:eastAsia="Arial" w:hAnsi="Arial"/>
@@ -10000,7 +10000,7 @@
               <w:spacing w:after="10" w:before="0"/>
               <w:ind w:left="120"/>
             </w:pPr>
-            <w:hyperlink w:history="1" r:id="rIdcgs128dgq1revsbqbfp9w">
+            <w:hyperlink w:history="1" r:id="rIdif5u_ziwerlzlxh9_vpn5">
               <w:r>
                 <w:rPr>
                   <w:rFonts w:ascii="Arial" w:cs="Arial" w:eastAsia="Arial" w:hAnsi="Arial"/>
@@ -10195,7 +10195,7 @@
             <w:pPr>
               <w:spacing w:after="20" w:before="0"/>
             </w:pPr>
-            <w:hyperlink w:history="1" r:id="rId6ep-8_cqcnp9vuu3dhwzc">
+            <w:hyperlink w:history="1" r:id="rId0b412_90dqg6hlniqoz0s">
               <w:r>
                 <w:rPr>
                   <w:rFonts w:ascii="Arial" w:cs="Arial" w:eastAsia="Arial" w:hAnsi="Arial"/>
@@ -10244,7 +10244,7 @@
               <w:spacing w:after="10" w:before="0"/>
               <w:ind w:left="120"/>
             </w:pPr>
-            <w:hyperlink w:history="1" r:id="rIdpd309jdycs9hwo3ss2n20">
+            <w:hyperlink w:history="1" r:id="rIdxqz5kd7blirbxjqiyyec8">
               <w:r>
                 <w:rPr>
                   <w:rFonts w:ascii="Arial" w:cs="Arial" w:eastAsia="Arial" w:hAnsi="Arial"/>
@@ -10289,7 +10289,7 @@
             <w:pPr>
               <w:spacing w:after="20" w:before="0"/>
             </w:pPr>
-            <w:hyperlink w:history="1" r:id="rIddxukj4zspir3-dlgn2byn">
+            <w:hyperlink w:history="1" r:id="rIdrw9ihkpxvszrsmqxsvzoi">
               <w:r>
                 <w:rPr>
                   <w:rFonts w:ascii="Arial" w:cs="Arial" w:eastAsia="Arial" w:hAnsi="Arial"/>
@@ -10338,7 +10338,7 @@
               <w:spacing w:after="10" w:before="0"/>
               <w:ind w:left="120"/>
             </w:pPr>
-            <w:hyperlink w:history="1" r:id="rIdga3l12tlljg4rl_lr-pme">
+            <w:hyperlink w:history="1" r:id="rIdc8m1zgj2kf6iusciex4wr">
               <w:r>
                 <w:rPr>
                   <w:rFonts w:ascii="Arial" w:cs="Arial" w:eastAsia="Arial" w:hAnsi="Arial"/>
@@ -10533,7 +10533,7 @@
             <w:pPr>
               <w:spacing w:after="20" w:before="0"/>
             </w:pPr>
-            <w:hyperlink w:history="1" r:id="rIdkxokqpgc1r-toi3a-jnil">
+            <w:hyperlink w:history="1" r:id="rIdtbaijjm-c4ncxcxqlbs-f">
               <w:r>
                 <w:rPr>
                   <w:rFonts w:ascii="Arial" w:cs="Arial" w:eastAsia="Arial" w:hAnsi="Arial"/>
@@ -10582,7 +10582,7 @@
               <w:spacing w:after="10" w:before="0"/>
               <w:ind w:left="120"/>
             </w:pPr>
-            <w:hyperlink w:history="1" r:id="rIdylapssam1b4cio_8hxmwb">
+            <w:hyperlink w:history="1" r:id="rIdb_t-v3wtbgcio7veh9oeh">
               <w:r>
                 <w:rPr>
                   <w:rFonts w:ascii="Arial" w:cs="Arial" w:eastAsia="Arial" w:hAnsi="Arial"/>
@@ -10627,7 +10627,7 @@
             <w:pPr>
               <w:spacing w:after="20" w:before="0"/>
             </w:pPr>
-            <w:hyperlink w:history="1" r:id="rIds47_xgphflwwz0hn6qrtb">
+            <w:hyperlink w:history="1" r:id="rId8irstixqd2nfhegtuwa0s">
               <w:r>
                 <w:rPr>
                   <w:rFonts w:ascii="Arial" w:cs="Arial" w:eastAsia="Arial" w:hAnsi="Arial"/>
@@ -10676,7 +10676,7 @@
               <w:spacing w:after="10" w:before="0"/>
               <w:ind w:left="120"/>
             </w:pPr>
-            <w:hyperlink w:history="1" r:id="rIdmha71sterhj7fknzec-h-">
+            <w:hyperlink w:history="1" r:id="rIdg4uh62v877xserfc7zwob">
               <w:r>
                 <w:rPr>
                   <w:rFonts w:ascii="Arial" w:cs="Arial" w:eastAsia="Arial" w:hAnsi="Arial"/>
@@ -10871,7 +10871,7 @@
             <w:pPr>
               <w:spacing w:after="20" w:before="0"/>
             </w:pPr>
-            <w:hyperlink w:history="1" r:id="rIdyifseyv33h0ka6ah2vn5d">
+            <w:hyperlink w:history="1" r:id="rId9bvu_1lb2uvddct4bf1je">
               <w:r>
                 <w:rPr>
                   <w:rFonts w:ascii="Arial" w:cs="Arial" w:eastAsia="Arial" w:hAnsi="Arial"/>
@@ -10920,7 +10920,7 @@
               <w:spacing w:after="10" w:before="0"/>
               <w:ind w:left="120"/>
             </w:pPr>
-            <w:hyperlink w:history="1" r:id="rIdn1q3mjc9wkudoxuw2ker5">
+            <w:hyperlink w:history="1" r:id="rId2ntefgvlttqjztmxu2p3e">
               <w:r>
                 <w:rPr>
                   <w:rFonts w:ascii="Arial" w:cs="Arial" w:eastAsia="Arial" w:hAnsi="Arial"/>
@@ -10965,7 +10965,7 @@
             <w:pPr>
               <w:spacing w:after="20" w:before="0"/>
             </w:pPr>
-            <w:hyperlink w:history="1" r:id="rIdt2zabnowzsdsqmcpnmfgu">
+            <w:hyperlink w:history="1" r:id="rIdjpspb2tkxtdrnceni-0rt">
               <w:r>
                 <w:rPr>
                   <w:rFonts w:ascii="Arial" w:cs="Arial" w:eastAsia="Arial" w:hAnsi="Arial"/>
@@ -11014,7 +11014,7 @@
               <w:spacing w:after="10" w:before="0"/>
               <w:ind w:left="120"/>
             </w:pPr>
-            <w:hyperlink w:history="1" r:id="rIdajwejusf_jtforism2_ok">
+            <w:hyperlink w:history="1" r:id="rIdnodrjbmqkp96p9wmrtcjx">
               <w:r>
                 <w:rPr>
                   <w:rFonts w:ascii="Arial" w:cs="Arial" w:eastAsia="Arial" w:hAnsi="Arial"/>
@@ -11621,7 +11621,7 @@
         </w:rPr>
         <w:t xml:space="preserve">© 2026 SeaVuria and ARES. Aligned with KICD objectives. Developed by SeaVuria; technical implementation by ARES (with AI assistance from Claude). Licensed under </w:t>
       </w:r>
-      <w:hyperlink w:history="1" r:id="rId8nusnq-jtxtt2x0phdx8s">
+      <w:hyperlink w:history="1" r:id="rId-czsh0xu8kcoj_eghh3dw">
         <w:r>
           <w:rPr>
             <w:rFonts w:ascii="Arial" w:cs="Arial" w:eastAsia="Arial" w:hAnsi="Arial"/>
@@ -11642,7 +11642,7 @@
         </w:rPr>
         <w:t xml:space="preserve"> (</w:t>
       </w:r>
-      <w:hyperlink w:history="1" r:id="rIdokgxqgtczr73jx-ihuhtw">
+      <w:hyperlink w:history="1" r:id="rIdgk9pqbowwyikijxx7tj9n">
         <w:r>
           <w:rPr>
             <w:rFonts w:ascii="Arial" w:cs="Arial" w:eastAsia="Arial" w:hAnsi="Arial"/>
@@ -12655,7 +12655,7 @@
             <w:pPr>
               <w:spacing w:after="20" w:before="0"/>
             </w:pPr>
-            <w:hyperlink w:history="1" r:id="rIdzgaxex8-jrmdhr1fzcvey">
+            <w:hyperlink w:history="1" r:id="rId52nfmo0gysveyxntni8sx">
               <w:r>
                 <w:rPr>
                   <w:rFonts w:ascii="Arial" w:cs="Arial" w:eastAsia="Arial" w:hAnsi="Arial"/>
@@ -12688,7 +12688,7 @@
               <w:spacing w:after="10" w:before="0"/>
               <w:ind w:left="120"/>
             </w:pPr>
-            <w:hyperlink w:history="1" r:id="rIdf3q1vuecsiqreurlvyh1c">
+            <w:hyperlink w:history="1" r:id="rIdvu2so8a7rgrov_k7coo-m">
               <w:r>
                 <w:rPr>
                   <w:rFonts w:ascii="Arial" w:cs="Arial" w:eastAsia="Arial" w:hAnsi="Arial"/>
@@ -12733,7 +12733,7 @@
             <w:pPr>
               <w:spacing w:after="20" w:before="0"/>
             </w:pPr>
-            <w:hyperlink w:history="1" r:id="rIdspvz0e6v0ixmatcapimws">
+            <w:hyperlink w:history="1" r:id="rIdklus59acnlg9bh6r6mytq">
               <w:r>
                 <w:rPr>
                   <w:rFonts w:ascii="Arial" w:cs="Arial" w:eastAsia="Arial" w:hAnsi="Arial"/>
@@ -12766,7 +12766,7 @@
               <w:spacing w:after="10" w:before="0"/>
               <w:ind w:left="120"/>
             </w:pPr>
-            <w:hyperlink w:history="1" r:id="rId8kpf0c2mdg18tiungdfe0">
+            <w:hyperlink w:history="1" r:id="rId9uuc29ovjxzshhd8wrvgy">
               <w:r>
                 <w:rPr>
                   <w:rFonts w:ascii="Arial" w:cs="Arial" w:eastAsia="Arial" w:hAnsi="Arial"/>
@@ -12961,7 +12961,7 @@
             <w:pPr>
               <w:spacing w:after="20" w:before="0"/>
             </w:pPr>
-            <w:hyperlink w:history="1" r:id="rIdifbymopjzycpnclxhxwrv">
+            <w:hyperlink w:history="1" r:id="rIdcyxzypjofb8gfbl9xx2xx">
               <w:r>
                 <w:rPr>
                   <w:rFonts w:ascii="Arial" w:cs="Arial" w:eastAsia="Arial" w:hAnsi="Arial"/>
@@ -12994,7 +12994,7 @@
               <w:spacing w:after="10" w:before="0"/>
               <w:ind w:left="120"/>
             </w:pPr>
-            <w:hyperlink w:history="1" r:id="rIdsoxg_buacq7btzosbipdq">
+            <w:hyperlink w:history="1" r:id="rIdfmbue6fgc8g28dph6rybl">
               <w:r>
                 <w:rPr>
                   <w:rFonts w:ascii="Arial" w:cs="Arial" w:eastAsia="Arial" w:hAnsi="Arial"/>
@@ -13039,7 +13039,7 @@
             <w:pPr>
               <w:spacing w:after="20" w:before="0"/>
             </w:pPr>
-            <w:hyperlink w:history="1" r:id="rIdnyb3xhl2ikomodrqs9mu5">
+            <w:hyperlink w:history="1" r:id="rIdxjmtpdso23mgptmqubfl7">
               <w:r>
                 <w:rPr>
                   <w:rFonts w:ascii="Arial" w:cs="Arial" w:eastAsia="Arial" w:hAnsi="Arial"/>
@@ -13072,7 +13072,7 @@
               <w:spacing w:after="10" w:before="0"/>
               <w:ind w:left="120"/>
             </w:pPr>
-            <w:hyperlink w:history="1" r:id="rId73fkcqpy9ioniecwpgjed">
+            <w:hyperlink w:history="1" r:id="rIdve0ugmzs9k3j9h97plxec">
               <w:r>
                 <w:rPr>
                   <w:rFonts w:ascii="Arial" w:cs="Arial" w:eastAsia="Arial" w:hAnsi="Arial"/>
@@ -13267,7 +13267,7 @@
             <w:pPr>
               <w:spacing w:after="20" w:before="0"/>
             </w:pPr>
-            <w:hyperlink w:history="1" r:id="rIdooyo3v3qrjkmkuclwbqy_">
+            <w:hyperlink w:history="1" r:id="rIdd9hetem2heqkg4jukc1qz">
               <w:r>
                 <w:rPr>
                   <w:rFonts w:ascii="Arial" w:cs="Arial" w:eastAsia="Arial" w:hAnsi="Arial"/>
@@ -13316,7 +13316,7 @@
               <w:spacing w:after="10" w:before="0"/>
               <w:ind w:left="120"/>
             </w:pPr>
-            <w:hyperlink w:history="1" r:id="rIdrsqmi8l3xpvc8umxmc2tp">
+            <w:hyperlink w:history="1" r:id="rIdgxyxg30yei2rwd_uhlgvz">
               <w:r>
                 <w:rPr>
                   <w:rFonts w:ascii="Arial" w:cs="Arial" w:eastAsia="Arial" w:hAnsi="Arial"/>
@@ -13361,7 +13361,7 @@
             <w:pPr>
               <w:spacing w:after="20" w:before="0"/>
             </w:pPr>
-            <w:hyperlink w:history="1" r:id="rIdqodhlmavxjsztj2t4dsuu">
+            <w:hyperlink w:history="1" r:id="rIdnor86lahthtejkmiuzzra">
               <w:r>
                 <w:rPr>
                   <w:rFonts w:ascii="Arial" w:cs="Arial" w:eastAsia="Arial" w:hAnsi="Arial"/>
@@ -13410,7 +13410,7 @@
               <w:spacing w:after="10" w:before="0"/>
               <w:ind w:left="120"/>
             </w:pPr>
-            <w:hyperlink w:history="1" r:id="rIdgqjghlfg6vucsuhxwgul2">
+            <w:hyperlink w:history="1" r:id="rIdagexj9v_ugvsgklb7zmqd">
               <w:r>
                 <w:rPr>
                   <w:rFonts w:ascii="Arial" w:cs="Arial" w:eastAsia="Arial" w:hAnsi="Arial"/>
@@ -13605,7 +13605,7 @@
             <w:pPr>
               <w:spacing w:after="20" w:before="0"/>
             </w:pPr>
-            <w:hyperlink w:history="1" r:id="rIdvjz_37ikp93omn19kv17a">
+            <w:hyperlink w:history="1" r:id="rIdehp5dmyrv8jxs6tw8lkxm">
               <w:r>
                 <w:rPr>
                   <w:rFonts w:ascii="Arial" w:cs="Arial" w:eastAsia="Arial" w:hAnsi="Arial"/>
@@ -13654,7 +13654,7 @@
               <w:spacing w:after="10" w:before="0"/>
               <w:ind w:left="120"/>
             </w:pPr>
-            <w:hyperlink w:history="1" r:id="rId2qenjiqcrrt62fxemoh0r">
+            <w:hyperlink w:history="1" r:id="rId1qogv5nhgmnwkulopy9zx">
               <w:r>
                 <w:rPr>
                   <w:rFonts w:ascii="Arial" w:cs="Arial" w:eastAsia="Arial" w:hAnsi="Arial"/>
@@ -13699,7 +13699,7 @@
             <w:pPr>
               <w:spacing w:after="20" w:before="0"/>
             </w:pPr>
-            <w:hyperlink w:history="1" r:id="rIdiivvjgo9gqembhhp3upwu">
+            <w:hyperlink w:history="1" r:id="rIdc7lxa1od-xscgh1robqjr">
               <w:r>
                 <w:rPr>
                   <w:rFonts w:ascii="Arial" w:cs="Arial" w:eastAsia="Arial" w:hAnsi="Arial"/>
@@ -13748,7 +13748,7 @@
               <w:spacing w:after="10" w:before="0"/>
               <w:ind w:left="120"/>
             </w:pPr>
-            <w:hyperlink w:history="1" r:id="rIdytisdblwgn6_brexaj1ab">
+            <w:hyperlink w:history="1" r:id="rIdrsx8hkxcr5r8wrnnttovr">
               <w:r>
                 <w:rPr>
                   <w:rFonts w:ascii="Arial" w:cs="Arial" w:eastAsia="Arial" w:hAnsi="Arial"/>
@@ -13943,7 +13943,7 @@
             <w:pPr>
               <w:spacing w:after="20" w:before="0"/>
             </w:pPr>
-            <w:hyperlink w:history="1" r:id="rIdxojdqdey4wkbwti35vnym">
+            <w:hyperlink w:history="1" r:id="rId9k3ef4qtn4n9t6zzmjhtr">
               <w:r>
                 <w:rPr>
                   <w:rFonts w:ascii="Arial" w:cs="Arial" w:eastAsia="Arial" w:hAnsi="Arial"/>
@@ -13992,7 +13992,7 @@
               <w:spacing w:after="10" w:before="0"/>
               <w:ind w:left="120"/>
             </w:pPr>
-            <w:hyperlink w:history="1" r:id="rIdcuraj-4brgjxbqscrjpj0">
+            <w:hyperlink w:history="1" r:id="rIdaaahcgv3ea_ufce8uv_2t">
               <w:r>
                 <w:rPr>
                   <w:rFonts w:ascii="Arial" w:cs="Arial" w:eastAsia="Arial" w:hAnsi="Arial"/>
@@ -14037,7 +14037,7 @@
             <w:pPr>
               <w:spacing w:after="20" w:before="0"/>
             </w:pPr>
-            <w:hyperlink w:history="1" r:id="rIdmeb30xtleypkacbqyxs_n">
+            <w:hyperlink w:history="1" r:id="rIdotti4gqtjhkym5691wst9">
               <w:r>
                 <w:rPr>
                   <w:rFonts w:ascii="Arial" w:cs="Arial" w:eastAsia="Arial" w:hAnsi="Arial"/>
@@ -14086,7 +14086,7 @@
               <w:spacing w:after="10" w:before="0"/>
               <w:ind w:left="120"/>
             </w:pPr>
-            <w:hyperlink w:history="1" r:id="rIdpehlqvg5lhqs2ecmjepez">
+            <w:hyperlink w:history="1" r:id="rIdqzjawoel2fofyimle0rie">
               <w:r>
                 <w:rPr>
                   <w:rFonts w:ascii="Arial" w:cs="Arial" w:eastAsia="Arial" w:hAnsi="Arial"/>
@@ -14598,7 +14598,7 @@
         </w:rPr>
         <w:t xml:space="preserve">© 2026 SeaVuria and ARES. Aligned with KICD objectives. Developed by SeaVuria; technical implementation by ARES (with AI assistance from Claude). Licensed under </w:t>
       </w:r>
-      <w:hyperlink w:history="1" r:id="rIdy-txdelf9iskhnq3srk-y">
+      <w:hyperlink w:history="1" r:id="rIdcayrv7y9-wujc5u7shgmy">
         <w:r>
           <w:rPr>
             <w:rFonts w:ascii="Arial" w:cs="Arial" w:eastAsia="Arial" w:hAnsi="Arial"/>
@@ -14619,7 +14619,7 @@
         </w:rPr>
         <w:t xml:space="preserve"> (</w:t>
       </w:r>
-      <w:hyperlink w:history="1" r:id="rIdmijgq2z3u1nva-irhetgr">
+      <w:hyperlink w:history="1" r:id="rIdxz65-nuce9712sdgy6jbd">
         <w:r>
           <w:rPr>
             <w:rFonts w:ascii="Arial" w:cs="Arial" w:eastAsia="Arial" w:hAnsi="Arial"/>
@@ -15791,7 +15791,7 @@
             <w:pPr>
               <w:spacing w:after="20" w:before="0"/>
             </w:pPr>
-            <w:hyperlink w:history="1" r:id="rIdhxuwizqjun9eb7v15kguv">
+            <w:hyperlink w:history="1" r:id="rId6g5hc1f3qpeo7ocjrtpww">
               <w:r>
                 <w:rPr>
                   <w:rFonts w:ascii="Arial" w:cs="Arial" w:eastAsia="Arial" w:hAnsi="Arial"/>
@@ -15840,7 +15840,7 @@
               <w:spacing w:after="10" w:before="0"/>
               <w:ind w:left="120"/>
             </w:pPr>
-            <w:hyperlink w:history="1" r:id="rIdchjcg0nt6qae9bsfyw4jl">
+            <w:hyperlink w:history="1" r:id="rIdatbjz6mvlfjvqbrgl_o2-">
               <w:r>
                 <w:rPr>
                   <w:rFonts w:ascii="Arial" w:cs="Arial" w:eastAsia="Arial" w:hAnsi="Arial"/>
@@ -15885,7 +15885,7 @@
             <w:pPr>
               <w:spacing w:after="20" w:before="0"/>
             </w:pPr>
-            <w:hyperlink w:history="1" r:id="rIdyoniymogoi4nuptqphcxb">
+            <w:hyperlink w:history="1" r:id="rId3ie6pdh9uh0zlzq4wdi_m">
               <w:r>
                 <w:rPr>
                   <w:rFonts w:ascii="Arial" w:cs="Arial" w:eastAsia="Arial" w:hAnsi="Arial"/>
@@ -15918,7 +15918,7 @@
               <w:spacing w:after="10" w:before="0"/>
               <w:ind w:left="120"/>
             </w:pPr>
-            <w:hyperlink w:history="1" r:id="rIdd9h1lczxgkt5kqnksox2q">
+            <w:hyperlink w:history="1" r:id="rId2wglggp4i1ub9gatgn0tb">
               <w:r>
                 <w:rPr>
                   <w:rFonts w:ascii="Arial" w:cs="Arial" w:eastAsia="Arial" w:hAnsi="Arial"/>
@@ -16113,7 +16113,7 @@
             <w:pPr>
               <w:spacing w:after="20" w:before="0"/>
             </w:pPr>
-            <w:hyperlink w:history="1" r:id="rIdhmjehtckqr_p8p2zfyqm_">
+            <w:hyperlink w:history="1" r:id="rId0mmsh0rjphfst4oqodpmg">
               <w:r>
                 <w:rPr>
                   <w:rFonts w:ascii="Arial" w:cs="Arial" w:eastAsia="Arial" w:hAnsi="Arial"/>
@@ -16162,7 +16162,7 @@
               <w:spacing w:after="10" w:before="0"/>
               <w:ind w:left="120"/>
             </w:pPr>
-            <w:hyperlink w:history="1" r:id="rIdnywyxv0vld5syn7qtdnut">
+            <w:hyperlink w:history="1" r:id="rIdtwvk7aicvzpv4klti6dn5">
               <w:r>
                 <w:rPr>
                   <w:rFonts w:ascii="Arial" w:cs="Arial" w:eastAsia="Arial" w:hAnsi="Arial"/>
@@ -16207,7 +16207,7 @@
             <w:pPr>
               <w:spacing w:after="20" w:before="0"/>
             </w:pPr>
-            <w:hyperlink w:history="1" r:id="rIdizo5ytckfp0avsnhirrdl">
+            <w:hyperlink w:history="1" r:id="rId1cd_r29zxi8wihmhw90ku">
               <w:r>
                 <w:rPr>
                   <w:rFonts w:ascii="Arial" w:cs="Arial" w:eastAsia="Arial" w:hAnsi="Arial"/>
@@ -16240,7 +16240,7 @@
               <w:spacing w:after="10" w:before="0"/>
               <w:ind w:left="120"/>
             </w:pPr>
-            <w:hyperlink w:history="1" r:id="rIdifjnkyavtutpschpapy0t">
+            <w:hyperlink w:history="1" r:id="rIdgehihohndz6jihua9gu02">
               <w:r>
                 <w:rPr>
                   <w:rFonts w:ascii="Arial" w:cs="Arial" w:eastAsia="Arial" w:hAnsi="Arial"/>
@@ -16435,7 +16435,7 @@
             <w:pPr>
               <w:spacing w:after="20" w:before="0"/>
             </w:pPr>
-            <w:hyperlink w:history="1" r:id="rIdnq9ut1hfxdwvykgqoast-">
+            <w:hyperlink w:history="1" r:id="rId7tmx5kthpyrocq1pmaa1g">
               <w:r>
                 <w:rPr>
                   <w:rFonts w:ascii="Arial" w:cs="Arial" w:eastAsia="Arial" w:hAnsi="Arial"/>
@@ -16484,7 +16484,7 @@
               <w:spacing w:after="10" w:before="0"/>
               <w:ind w:left="120"/>
             </w:pPr>
-            <w:hyperlink w:history="1" r:id="rIdmbj8g89g_skezr-vyukvc">
+            <w:hyperlink w:history="1" r:id="rIdmac5vuyhv1fgg2r5gdrbn">
               <w:r>
                 <w:rPr>
                   <w:rFonts w:ascii="Arial" w:cs="Arial" w:eastAsia="Arial" w:hAnsi="Arial"/>
@@ -16529,7 +16529,7 @@
             <w:pPr>
               <w:spacing w:after="20" w:before="0"/>
             </w:pPr>
-            <w:hyperlink w:history="1" r:id="rIdfuuvzcg1q41hleuxuqxde">
+            <w:hyperlink w:history="1" r:id="rIdnrmmasdr1utiuiroy-zss">
               <w:r>
                 <w:rPr>
                   <w:rFonts w:ascii="Arial" w:cs="Arial" w:eastAsia="Arial" w:hAnsi="Arial"/>
@@ -16562,7 +16562,7 @@
               <w:spacing w:after="10" w:before="0"/>
               <w:ind w:left="120"/>
             </w:pPr>
-            <w:hyperlink w:history="1" r:id="rIdxaixa4x7cu47puccgc17c">
+            <w:hyperlink w:history="1" r:id="rIdym8iti1ffcleivm4q-b1j">
               <w:r>
                 <w:rPr>
                   <w:rFonts w:ascii="Arial" w:cs="Arial" w:eastAsia="Arial" w:hAnsi="Arial"/>
@@ -16757,7 +16757,7 @@
             <w:pPr>
               <w:spacing w:after="20" w:before="0"/>
             </w:pPr>
-            <w:hyperlink w:history="1" r:id="rIdwzcl84daqpgcuxodb4fk2">
+            <w:hyperlink w:history="1" r:id="rIdjbnfvzb7rl-teqhzja-8e">
               <w:r>
                 <w:rPr>
                   <w:rFonts w:ascii="Arial" w:cs="Arial" w:eastAsia="Arial" w:hAnsi="Arial"/>
@@ -16806,7 +16806,7 @@
               <w:spacing w:after="10" w:before="0"/>
               <w:ind w:left="120"/>
             </w:pPr>
-            <w:hyperlink w:history="1" r:id="rIdxilc2s1mm32tjztsa_que">
+            <w:hyperlink w:history="1" r:id="rIdfkwx24q1ia_huu-dqh3ki">
               <w:r>
                 <w:rPr>
                   <w:rFonts w:ascii="Arial" w:cs="Arial" w:eastAsia="Arial" w:hAnsi="Arial"/>
@@ -16851,7 +16851,7 @@
             <w:pPr>
               <w:spacing w:after="20" w:before="0"/>
             </w:pPr>
-            <w:hyperlink w:history="1" r:id="rIdlcchmgpf9oimem8rjujmx">
+            <w:hyperlink w:history="1" r:id="rIdzy_0kv92yjsx4birdxpgh">
               <w:r>
                 <w:rPr>
                   <w:rFonts w:ascii="Arial" w:cs="Arial" w:eastAsia="Arial" w:hAnsi="Arial"/>
@@ -16884,7 +16884,7 @@
               <w:spacing w:after="10" w:before="0"/>
               <w:ind w:left="120"/>
             </w:pPr>
-            <w:hyperlink w:history="1" r:id="rIdaejujb9hder03f2tw9onx">
+            <w:hyperlink w:history="1" r:id="rId13j32blhblgvuaz_mvg6o">
               <w:r>
                 <w:rPr>
                   <w:rFonts w:ascii="Arial" w:cs="Arial" w:eastAsia="Arial" w:hAnsi="Arial"/>
@@ -17079,7 +17079,7 @@
             <w:pPr>
               <w:spacing w:after="20" w:before="0"/>
             </w:pPr>
-            <w:hyperlink w:history="1" r:id="rIdx4arsbyjsesnzkq-s1lss">
+            <w:hyperlink w:history="1" r:id="rIdicqyvby7kvxskynvfbydi">
               <w:r>
                 <w:rPr>
                   <w:rFonts w:ascii="Arial" w:cs="Arial" w:eastAsia="Arial" w:hAnsi="Arial"/>
@@ -17128,7 +17128,7 @@
               <w:spacing w:after="10" w:before="0"/>
               <w:ind w:left="120"/>
             </w:pPr>
-            <w:hyperlink w:history="1" r:id="rId5xmqjhsx8a34kpeduast8">
+            <w:hyperlink w:history="1" r:id="rIdmnbrtljyugokoosaivn7f">
               <w:r>
                 <w:rPr>
                   <w:rFonts w:ascii="Arial" w:cs="Arial" w:eastAsia="Arial" w:hAnsi="Arial"/>
@@ -17173,7 +17173,7 @@
             <w:pPr>
               <w:spacing w:after="20" w:before="0"/>
             </w:pPr>
-            <w:hyperlink w:history="1" r:id="rIdxgdlhyyf44ed5xcd4gocv">
+            <w:hyperlink w:history="1" r:id="rIdlzkh7g4s0mrlacxuo-6nt">
               <w:r>
                 <w:rPr>
                   <w:rFonts w:ascii="Arial" w:cs="Arial" w:eastAsia="Arial" w:hAnsi="Arial"/>
@@ -17222,7 +17222,7 @@
               <w:spacing w:after="10" w:before="0"/>
               <w:ind w:left="120"/>
             </w:pPr>
-            <w:hyperlink w:history="1" r:id="rIdixzbq1lwdgnh7usjsui-l">
+            <w:hyperlink w:history="1" r:id="rIdjnpmnng4sx0rs-m6l6ohv">
               <w:r>
                 <w:rPr>
                   <w:rFonts w:ascii="Arial" w:cs="Arial" w:eastAsia="Arial" w:hAnsi="Arial"/>
@@ -17810,7 +17810,7 @@
         </w:rPr>
         <w:t xml:space="preserve">© 2026 SeaVuria and ARES. Aligned with KICD objectives. Developed by SeaVuria; technical implementation by ARES (with AI assistance from Claude). Licensed under </w:t>
       </w:r>
-      <w:hyperlink w:history="1" r:id="rIdjvn3anx57qhgjcvrch-_u">
+      <w:hyperlink w:history="1" r:id="rIdq2iy3cedn9fz18bg9e5v5">
         <w:r>
           <w:rPr>
             <w:rFonts w:ascii="Arial" w:cs="Arial" w:eastAsia="Arial" w:hAnsi="Arial"/>
@@ -17831,7 +17831,7 @@
         </w:rPr>
         <w:t xml:space="preserve"> (</w:t>
       </w:r>
-      <w:hyperlink w:history="1" r:id="rIdeyn2tlgjwtpppr4jwvbac">
+      <w:hyperlink w:history="1" r:id="rIdurnchhl12dgn1yyb_bnjw">
         <w:r>
           <w:rPr>
             <w:rFonts w:ascii="Arial" w:cs="Arial" w:eastAsia="Arial" w:hAnsi="Arial"/>
@@ -18844,7 +18844,7 @@
             <w:pPr>
               <w:spacing w:after="20" w:before="0"/>
             </w:pPr>
-            <w:hyperlink w:history="1" r:id="rIdtn0ppfxgapshv6wlx-8qu">
+            <w:hyperlink w:history="1" r:id="rId7h35qitqpxcubqwwm7jzj">
               <w:r>
                 <w:rPr>
                   <w:rFonts w:ascii="Arial" w:cs="Arial" w:eastAsia="Arial" w:hAnsi="Arial"/>
@@ -18877,7 +18877,7 @@
               <w:spacing w:after="10" w:before="0"/>
               <w:ind w:left="120"/>
             </w:pPr>
-            <w:hyperlink w:history="1" r:id="rIdj5m-qw5-to5jwupu0_pie">
+            <w:hyperlink w:history="1" r:id="rId4pplct44ta-8icv_8xkye">
               <w:r>
                 <w:rPr>
                   <w:rFonts w:ascii="Arial" w:cs="Arial" w:eastAsia="Arial" w:hAnsi="Arial"/>
@@ -18922,7 +18922,7 @@
             <w:pPr>
               <w:spacing w:after="20" w:before="0"/>
             </w:pPr>
-            <w:hyperlink w:history="1" r:id="rIdwmnqhdzxkvxmktrpcjuue">
+            <w:hyperlink w:history="1" r:id="rIds7mwa0mxphbnugjudkttc">
               <w:r>
                 <w:rPr>
                   <w:rFonts w:ascii="Arial" w:cs="Arial" w:eastAsia="Arial" w:hAnsi="Arial"/>
@@ -18955,7 +18955,7 @@
               <w:spacing w:after="10" w:before="0"/>
               <w:ind w:left="120"/>
             </w:pPr>
-            <w:hyperlink w:history="1" r:id="rIdkdteybnieo13beboub3rg">
+            <w:hyperlink w:history="1" r:id="rIdq3f5ji5midohtwevuxgtp">
               <w:r>
                 <w:rPr>
                   <w:rFonts w:ascii="Arial" w:cs="Arial" w:eastAsia="Arial" w:hAnsi="Arial"/>
@@ -19150,7 +19150,7 @@
             <w:pPr>
               <w:spacing w:after="20" w:before="0"/>
             </w:pPr>
-            <w:hyperlink w:history="1" r:id="rIdxzt4rob4f7eb9y_k3dgwi">
+            <w:hyperlink w:history="1" r:id="rIdzhouijk5e_zjg9inbohck">
               <w:r>
                 <w:rPr>
                   <w:rFonts w:ascii="Arial" w:cs="Arial" w:eastAsia="Arial" w:hAnsi="Arial"/>
@@ -19183,7 +19183,7 @@
               <w:spacing w:after="10" w:before="0"/>
               <w:ind w:left="120"/>
             </w:pPr>
-            <w:hyperlink w:history="1" r:id="rId4fypjg52uyrmotoaz72vr">
+            <w:hyperlink w:history="1" r:id="rIdkgcqmisx8tb8myy0uua46">
               <w:r>
                 <w:rPr>
                   <w:rFonts w:ascii="Arial" w:cs="Arial" w:eastAsia="Arial" w:hAnsi="Arial"/>
@@ -19228,7 +19228,7 @@
             <w:pPr>
               <w:spacing w:after="20" w:before="0"/>
             </w:pPr>
-            <w:hyperlink w:history="1" r:id="rIdslq0a9xg1wbnd9meobiz-">
+            <w:hyperlink w:history="1" r:id="rIdmhugpws4i4jdh7pakl_0x">
               <w:r>
                 <w:rPr>
                   <w:rFonts w:ascii="Arial" w:cs="Arial" w:eastAsia="Arial" w:hAnsi="Arial"/>
@@ -19261,7 +19261,7 @@
               <w:spacing w:after="10" w:before="0"/>
               <w:ind w:left="120"/>
             </w:pPr>
-            <w:hyperlink w:history="1" r:id="rIdqdidlw2pas9fzqee-vy8n">
+            <w:hyperlink w:history="1" r:id="rIdkdunxnln1ekiwpgr46ft5">
               <w:r>
                 <w:rPr>
                   <w:rFonts w:ascii="Arial" w:cs="Arial" w:eastAsia="Arial" w:hAnsi="Arial"/>
@@ -19456,7 +19456,7 @@
             <w:pPr>
               <w:spacing w:after="20" w:before="0"/>
             </w:pPr>
-            <w:hyperlink w:history="1" r:id="rIdem07cdrtfcmz0rhqsnpdm">
+            <w:hyperlink w:history="1" r:id="rIdegmtsehudxmppidqqiynw">
               <w:r>
                 <w:rPr>
                   <w:rFonts w:ascii="Arial" w:cs="Arial" w:eastAsia="Arial" w:hAnsi="Arial"/>
@@ -19505,7 +19505,7 @@
               <w:spacing w:after="10" w:before="0"/>
               <w:ind w:left="120"/>
             </w:pPr>
-            <w:hyperlink w:history="1" r:id="rIdjbsykxbkvfgwn9qebxtqm">
+            <w:hyperlink w:history="1" r:id="rId2xvpyysy0yp9av9qurdbz">
               <w:r>
                 <w:rPr>
                   <w:rFonts w:ascii="Arial" w:cs="Arial" w:eastAsia="Arial" w:hAnsi="Arial"/>
@@ -19550,7 +19550,7 @@
             <w:pPr>
               <w:spacing w:after="20" w:before="0"/>
             </w:pPr>
-            <w:hyperlink w:history="1" r:id="rIdayugdomi5th6lrka4wkis">
+            <w:hyperlink w:history="1" r:id="rIdlzicukr3tp3slohs0z5io">
               <w:r>
                 <w:rPr>
                   <w:rFonts w:ascii="Arial" w:cs="Arial" w:eastAsia="Arial" w:hAnsi="Arial"/>
@@ -19599,7 +19599,7 @@
               <w:spacing w:after="10" w:before="0"/>
               <w:ind w:left="120"/>
             </w:pPr>
-            <w:hyperlink w:history="1" r:id="rIdxjmfkhp6sgie6ollrricg">
+            <w:hyperlink w:history="1" r:id="rIdugsbmms9kmdtv0us7ocf7">
               <w:r>
                 <w:rPr>
                   <w:rFonts w:ascii="Arial" w:cs="Arial" w:eastAsia="Arial" w:hAnsi="Arial"/>
@@ -19794,7 +19794,7 @@
             <w:pPr>
               <w:spacing w:after="20" w:before="0"/>
             </w:pPr>
-            <w:hyperlink w:history="1" r:id="rIdq7fubwufvtn7dmj9mzw3x">
+            <w:hyperlink w:history="1" r:id="rIdg3vo4g1izzil5wxt4_kjc">
               <w:r>
                 <w:rPr>
                   <w:rFonts w:ascii="Arial" w:cs="Arial" w:eastAsia="Arial" w:hAnsi="Arial"/>
@@ -19843,7 +19843,7 @@
               <w:spacing w:after="10" w:before="0"/>
               <w:ind w:left="120"/>
             </w:pPr>
-            <w:hyperlink w:history="1" r:id="rIdpwcrzftkfqqvl9uob2mqw">
+            <w:hyperlink w:history="1" r:id="rIdsaeozpmapfmytisxqknzq">
               <w:r>
                 <w:rPr>
                   <w:rFonts w:ascii="Arial" w:cs="Arial" w:eastAsia="Arial" w:hAnsi="Arial"/>
@@ -19888,7 +19888,7 @@
             <w:pPr>
               <w:spacing w:after="20" w:before="0"/>
             </w:pPr>
-            <w:hyperlink w:history="1" r:id="rIdendjia7s91qu1o11vu99f">
+            <w:hyperlink w:history="1" r:id="rIdhzkit6x9f2jrxqcvk56js">
               <w:r>
                 <w:rPr>
                   <w:rFonts w:ascii="Arial" w:cs="Arial" w:eastAsia="Arial" w:hAnsi="Arial"/>
@@ -19937,7 +19937,7 @@
               <w:spacing w:after="10" w:before="0"/>
               <w:ind w:left="120"/>
             </w:pPr>
-            <w:hyperlink w:history="1" r:id="rIdydff8nguiq8d1jq9hq8bx">
+            <w:hyperlink w:history="1" r:id="rIdglvtjtrxruldyuhcogock">
               <w:r>
                 <w:rPr>
                   <w:rFonts w:ascii="Arial" w:cs="Arial" w:eastAsia="Arial" w:hAnsi="Arial"/>
@@ -20132,7 +20132,7 @@
             <w:pPr>
               <w:spacing w:after="20" w:before="0"/>
             </w:pPr>
-            <w:hyperlink w:history="1" r:id="rIdjtlbmjtfewjrgr9q4kw0a">
+            <w:hyperlink w:history="1" r:id="rIdzqkl5eill1pbncpecapp8">
               <w:r>
                 <w:rPr>
                   <w:rFonts w:ascii="Arial" w:cs="Arial" w:eastAsia="Arial" w:hAnsi="Arial"/>
@@ -20181,7 +20181,7 @@
               <w:spacing w:after="10" w:before="0"/>
               <w:ind w:left="120"/>
             </w:pPr>
-            <w:hyperlink w:history="1" r:id="rIdqmz9huso5j5yqgw6qgxpu">
+            <w:hyperlink w:history="1" r:id="rIdx_nvtxd8kuvblvne4t7a1">
               <w:r>
                 <w:rPr>
                   <w:rFonts w:ascii="Arial" w:cs="Arial" w:eastAsia="Arial" w:hAnsi="Arial"/>
@@ -20226,7 +20226,7 @@
             <w:pPr>
               <w:spacing w:after="20" w:before="0"/>
             </w:pPr>
-            <w:hyperlink w:history="1" r:id="rId0dxhqpl3feeoxkxs_sjnr">
+            <w:hyperlink w:history="1" r:id="rIdc0o3xgtfgqpxs2igwkpf7">
               <w:r>
                 <w:rPr>
                   <w:rFonts w:ascii="Arial" w:cs="Arial" w:eastAsia="Arial" w:hAnsi="Arial"/>
@@ -20275,7 +20275,7 @@
               <w:spacing w:after="10" w:before="0"/>
               <w:ind w:left="120"/>
             </w:pPr>
-            <w:hyperlink w:history="1" r:id="rIdzakga8cmnbs6hklscdsrc">
+            <w:hyperlink w:history="1" r:id="rIdeovkqkyebb1pgg8su-25r">
               <w:r>
                 <w:rPr>
                   <w:rFonts w:ascii="Arial" w:cs="Arial" w:eastAsia="Arial" w:hAnsi="Arial"/>
@@ -20901,7 +20901,7 @@
         </w:rPr>
         <w:t xml:space="preserve">© 2026 SeaVuria and ARES. Aligned with KICD objectives. Developed by SeaVuria; technical implementation by ARES (with AI assistance from Claude). Licensed under </w:t>
       </w:r>
-      <w:hyperlink w:history="1" r:id="rIdvpksp-sjuc-aikd1bhuvk">
+      <w:hyperlink w:history="1" r:id="rId3_vtx_gxsttqrnwfirspq">
         <w:r>
           <w:rPr>
             <w:rFonts w:ascii="Arial" w:cs="Arial" w:eastAsia="Arial" w:hAnsi="Arial"/>
@@ -20922,7 +20922,7 @@
         </w:rPr>
         <w:t xml:space="preserve"> (</w:t>
       </w:r>
-      <w:hyperlink w:history="1" r:id="rIdoix6qwvh0mm0_uw8fbqgu">
+      <w:hyperlink w:history="1" r:id="rIdgsz0_vzzk9d-nqvdujmpq">
         <w:r>
           <w:rPr>
             <w:rFonts w:ascii="Arial" w:cs="Arial" w:eastAsia="Arial" w:hAnsi="Arial"/>
@@ -21935,7 +21935,7 @@
             <w:pPr>
               <w:spacing w:after="20" w:before="0"/>
             </w:pPr>
-            <w:hyperlink w:history="1" r:id="rIdqihq5emauyorx4wfxqvgs">
+            <w:hyperlink w:history="1" r:id="rId-fc1zuhkv_ndyzxkgcepf">
               <w:r>
                 <w:rPr>
                   <w:rFonts w:ascii="Arial" w:cs="Arial" w:eastAsia="Arial" w:hAnsi="Arial"/>
@@ -21968,7 +21968,7 @@
               <w:spacing w:after="10" w:before="0"/>
               <w:ind w:left="120"/>
             </w:pPr>
-            <w:hyperlink w:history="1" r:id="rIdrtk4scy3fvfmobcikuead">
+            <w:hyperlink w:history="1" r:id="rIdmynifpex2h0ksaw1obpze">
               <w:r>
                 <w:rPr>
                   <w:rFonts w:ascii="Arial" w:cs="Arial" w:eastAsia="Arial" w:hAnsi="Arial"/>
@@ -22013,7 +22013,7 @@
             <w:pPr>
               <w:spacing w:after="20" w:before="0"/>
             </w:pPr>
-            <w:hyperlink w:history="1" r:id="rIdkirdeb8doi89xqt-rmyks">
+            <w:hyperlink w:history="1" r:id="rIdb7u1a6l7xk9flwlcny4v6">
               <w:r>
                 <w:rPr>
                   <w:rFonts w:ascii="Arial" w:cs="Arial" w:eastAsia="Arial" w:hAnsi="Arial"/>
@@ -22046,7 +22046,7 @@
               <w:spacing w:after="10" w:before="0"/>
               <w:ind w:left="120"/>
             </w:pPr>
-            <w:hyperlink w:history="1" r:id="rIdqbxhcpak52we-dzjxauaj">
+            <w:hyperlink w:history="1" r:id="rIdriaowvam_zigzh3ok-v6f">
               <w:r>
                 <w:rPr>
                   <w:rFonts w:ascii="Arial" w:cs="Arial" w:eastAsia="Arial" w:hAnsi="Arial"/>
@@ -22241,7 +22241,7 @@
             <w:pPr>
               <w:spacing w:after="20" w:before="0"/>
             </w:pPr>
-            <w:hyperlink w:history="1" r:id="rIdrf6nhrp-ec5lg1mgmwe2j">
+            <w:hyperlink w:history="1" r:id="rIdfwx_lolmhyvnuiiyrvhj-">
               <w:r>
                 <w:rPr>
                   <w:rFonts w:ascii="Arial" w:cs="Arial" w:eastAsia="Arial" w:hAnsi="Arial"/>
@@ -22274,7 +22274,7 @@
               <w:spacing w:after="10" w:before="0"/>
               <w:ind w:left="120"/>
             </w:pPr>
-            <w:hyperlink w:history="1" r:id="rIdzbh0fjaneixb3mnjvy1in">
+            <w:hyperlink w:history="1" r:id="rIdsxbvedzwu6r9vkpl2_nbz">
               <w:r>
                 <w:rPr>
                   <w:rFonts w:ascii="Arial" w:cs="Arial" w:eastAsia="Arial" w:hAnsi="Arial"/>
@@ -22319,7 +22319,7 @@
             <w:pPr>
               <w:spacing w:after="20" w:before="0"/>
             </w:pPr>
-            <w:hyperlink w:history="1" r:id="rIdmoncamqkdyryoexyk5rov">
+            <w:hyperlink w:history="1" r:id="rIdypgd48ak0-rbijgjxn5sr">
               <w:r>
                 <w:rPr>
                   <w:rFonts w:ascii="Arial" w:cs="Arial" w:eastAsia="Arial" w:hAnsi="Arial"/>
@@ -22352,7 +22352,7 @@
               <w:spacing w:after="10" w:before="0"/>
               <w:ind w:left="120"/>
             </w:pPr>
-            <w:hyperlink w:history="1" r:id="rId9y2ouigi0rmriuw_a_kan">
+            <w:hyperlink w:history="1" r:id="rIdvmntzis-rjvmuqpoh7tzr">
               <w:r>
                 <w:rPr>
                   <w:rFonts w:ascii="Arial" w:cs="Arial" w:eastAsia="Arial" w:hAnsi="Arial"/>
@@ -22547,7 +22547,7 @@
             <w:pPr>
               <w:spacing w:after="20" w:before="0"/>
             </w:pPr>
-            <w:hyperlink w:history="1" r:id="rId_reh8kdutjqwrddmmkjqn">
+            <w:hyperlink w:history="1" r:id="rIdhrskcyv2fzckyu6cxavee">
               <w:r>
                 <w:rPr>
                   <w:rFonts w:ascii="Arial" w:cs="Arial" w:eastAsia="Arial" w:hAnsi="Arial"/>
@@ -22596,7 +22596,7 @@
               <w:spacing w:after="10" w:before="0"/>
               <w:ind w:left="120"/>
             </w:pPr>
-            <w:hyperlink w:history="1" r:id="rId-jhmzkt20emmj0xco3lvb">
+            <w:hyperlink w:history="1" r:id="rIda0o1pmxxnbe5btrc0--mx">
               <w:r>
                 <w:rPr>
                   <w:rFonts w:ascii="Arial" w:cs="Arial" w:eastAsia="Arial" w:hAnsi="Arial"/>
@@ -22641,7 +22641,7 @@
             <w:pPr>
               <w:spacing w:after="20" w:before="0"/>
             </w:pPr>
-            <w:hyperlink w:history="1" r:id="rId4z0mub--zr6pj9x0ied5q">
+            <w:hyperlink w:history="1" r:id="rIdp9kgp2qjpdyxfbb3qr6kc">
               <w:r>
                 <w:rPr>
                   <w:rFonts w:ascii="Arial" w:cs="Arial" w:eastAsia="Arial" w:hAnsi="Arial"/>
@@ -22674,7 +22674,7 @@
               <w:spacing w:after="10" w:before="0"/>
               <w:ind w:left="120"/>
             </w:pPr>
-            <w:hyperlink w:history="1" r:id="rIdq9mcbak6tf9dnvdhdmqfx">
+            <w:hyperlink w:history="1" r:id="rIdnftaq3xvuai7cj_z684lv">
               <w:r>
                 <w:rPr>
                   <w:rFonts w:ascii="Arial" w:cs="Arial" w:eastAsia="Arial" w:hAnsi="Arial"/>
@@ -22869,7 +22869,7 @@
             <w:pPr>
               <w:spacing w:after="20" w:before="0"/>
             </w:pPr>
-            <w:hyperlink w:history="1" r:id="rIdydaxtl2szaxeqxapymcks">
+            <w:hyperlink w:history="1" r:id="rIdsnjg6x2uwyqtlhntlfkej">
               <w:r>
                 <w:rPr>
                   <w:rFonts w:ascii="Arial" w:cs="Arial" w:eastAsia="Arial" w:hAnsi="Arial"/>
@@ -22918,7 +22918,7 @@
               <w:spacing w:after="10" w:before="0"/>
               <w:ind w:left="120"/>
             </w:pPr>
-            <w:hyperlink w:history="1" r:id="rIdue4f295eos3pzp-okrvtw">
+            <w:hyperlink w:history="1" r:id="rIdvfaehgzkextydpmsb4j2e">
               <w:r>
                 <w:rPr>
                   <w:rFonts w:ascii="Arial" w:cs="Arial" w:eastAsia="Arial" w:hAnsi="Arial"/>
@@ -22963,7 +22963,7 @@
             <w:pPr>
               <w:spacing w:after="20" w:before="0"/>
             </w:pPr>
-            <w:hyperlink w:history="1" r:id="rIdkugkqsxhv4re14mqtxkcz">
+            <w:hyperlink w:history="1" r:id="rIdvqxv46j3gynp_sifvt455">
               <w:r>
                 <w:rPr>
                   <w:rFonts w:ascii="Arial" w:cs="Arial" w:eastAsia="Arial" w:hAnsi="Arial"/>
@@ -22996,7 +22996,7 @@
               <w:spacing w:after="10" w:before="0"/>
               <w:ind w:left="120"/>
             </w:pPr>
-            <w:hyperlink w:history="1" r:id="rId48y5cq63culrdbckw1-ui">
+            <w:hyperlink w:history="1" r:id="rIdjmg6c1j9cz-zhzurtaxa1">
               <w:r>
                 <w:rPr>
                   <w:rFonts w:ascii="Arial" w:cs="Arial" w:eastAsia="Arial" w:hAnsi="Arial"/>
@@ -23191,7 +23191,7 @@
             <w:pPr>
               <w:spacing w:after="20" w:before="0"/>
             </w:pPr>
-            <w:hyperlink w:history="1" r:id="rIdcwsagf5ajjofws73ziyxt">
+            <w:hyperlink w:history="1" r:id="rIdq0aawqthxmpydetz1dk4h">
               <w:r>
                 <w:rPr>
                   <w:rFonts w:ascii="Arial" w:cs="Arial" w:eastAsia="Arial" w:hAnsi="Arial"/>
@@ -23240,7 +23240,7 @@
               <w:spacing w:after="10" w:before="0"/>
               <w:ind w:left="120"/>
             </w:pPr>
-            <w:hyperlink w:history="1" r:id="rIdjyng1y7iir5dc3rlyf5j6">
+            <w:hyperlink w:history="1" r:id="rIdpqr56ffonfqlfmxrxtbjn">
               <w:r>
                 <w:rPr>
                   <w:rFonts w:ascii="Arial" w:cs="Arial" w:eastAsia="Arial" w:hAnsi="Arial"/>
@@ -23285,7 +23285,7 @@
             <w:pPr>
               <w:spacing w:after="20" w:before="0"/>
             </w:pPr>
-            <w:hyperlink w:history="1" r:id="rIdjud--mpmf_qox8_j1lb2k">
+            <w:hyperlink w:history="1" r:id="rIdqc5suho2ozu81ww7cfjux">
               <w:r>
                 <w:rPr>
                   <w:rFonts w:ascii="Arial" w:cs="Arial" w:eastAsia="Arial" w:hAnsi="Arial"/>
@@ -23318,7 +23318,7 @@
               <w:spacing w:after="10" w:before="0"/>
               <w:ind w:left="120"/>
             </w:pPr>
-            <w:hyperlink w:history="1" r:id="rIdli-ajnnvak2nvmhyco-b5">
+            <w:hyperlink w:history="1" r:id="rIdwdkgnf76ej3oeubotbf5d">
               <w:r>
                 <w:rPr>
                   <w:rFonts w:ascii="Arial" w:cs="Arial" w:eastAsia="Arial" w:hAnsi="Arial"/>
@@ -23830,7 +23830,7 @@
         </w:rPr>
         <w:t xml:space="preserve">© 2026 SeaVuria and ARES. Aligned with KICD objectives. Developed by SeaVuria; technical implementation by ARES (with AI assistance from Claude). Licensed under </w:t>
       </w:r>
-      <w:hyperlink w:history="1" r:id="rId3ty26zbjeco0jl3b7gwf4">
+      <w:hyperlink w:history="1" r:id="rIdmbpejwg5xo6fvkocy316w">
         <w:r>
           <w:rPr>
             <w:rFonts w:ascii="Arial" w:cs="Arial" w:eastAsia="Arial" w:hAnsi="Arial"/>
@@ -23851,7 +23851,7 @@
         </w:rPr>
         <w:t xml:space="preserve"> (</w:t>
       </w:r>
-      <w:hyperlink w:history="1" r:id="rIdlsu-_fchdmder_ebklqjp">
+      <w:hyperlink w:history="1" r:id="rIdtn3s3zl8-sjml0idoi22h">
         <w:r>
           <w:rPr>
             <w:rFonts w:ascii="Arial" w:cs="Arial" w:eastAsia="Arial" w:hAnsi="Arial"/>
@@ -24864,7 +24864,7 @@
             <w:pPr>
               <w:spacing w:after="20" w:before="0"/>
             </w:pPr>
-            <w:hyperlink w:history="1" r:id="rIdjvb5c9jqd32i7kpn07g_d">
+            <w:hyperlink w:history="1" r:id="rIdnsllwzowqlsqdixbueyn-">
               <w:r>
                 <w:rPr>
                   <w:rFonts w:ascii="Arial" w:cs="Arial" w:eastAsia="Arial" w:hAnsi="Arial"/>
@@ -24897,7 +24897,7 @@
               <w:spacing w:after="10" w:before="0"/>
               <w:ind w:left="120"/>
             </w:pPr>
-            <w:hyperlink w:history="1" r:id="rIdxvhiifpzkikzxp3ppgw7-">
+            <w:hyperlink w:history="1" r:id="rIdpoqwwftd_korq8y63uzsj">
               <w:r>
                 <w:rPr>
                   <w:rFonts w:ascii="Arial" w:cs="Arial" w:eastAsia="Arial" w:hAnsi="Arial"/>
@@ -24942,7 +24942,7 @@
             <w:pPr>
               <w:spacing w:after="20" w:before="0"/>
             </w:pPr>
-            <w:hyperlink w:history="1" r:id="rIdn4vyoxdcesl3bz0htudin">
+            <w:hyperlink w:history="1" r:id="rIdicq-gkusyz0xewc6cdc8m">
               <w:r>
                 <w:rPr>
                   <w:rFonts w:ascii="Arial" w:cs="Arial" w:eastAsia="Arial" w:hAnsi="Arial"/>
@@ -24975,7 +24975,7 @@
               <w:spacing w:after="10" w:before="0"/>
               <w:ind w:left="120"/>
             </w:pPr>
-            <w:hyperlink w:history="1" r:id="rIdwzwrvmx89uxhry7kx0lnu">
+            <w:hyperlink w:history="1" r:id="rIdujyg7hvf91o0q8cv-0n3-">
               <w:r>
                 <w:rPr>
                   <w:rFonts w:ascii="Arial" w:cs="Arial" w:eastAsia="Arial" w:hAnsi="Arial"/>
@@ -25170,7 +25170,7 @@
             <w:pPr>
               <w:spacing w:after="20" w:before="0"/>
             </w:pPr>
-            <w:hyperlink w:history="1" r:id="rIdvzksrd89zyfpdy6oq3vue">
+            <w:hyperlink w:history="1" r:id="rId2b1dyt3kyk_1anvqu4wwf">
               <w:r>
                 <w:rPr>
                   <w:rFonts w:ascii="Arial" w:cs="Arial" w:eastAsia="Arial" w:hAnsi="Arial"/>
@@ -25203,7 +25203,7 @@
               <w:spacing w:after="10" w:before="0"/>
               <w:ind w:left="120"/>
             </w:pPr>
-            <w:hyperlink w:history="1" r:id="rId0qadroawihnq_cwx15ttt">
+            <w:hyperlink w:history="1" r:id="rIdk6vbezrpvd6im05-2tydo">
               <w:r>
                 <w:rPr>
                   <w:rFonts w:ascii="Arial" w:cs="Arial" w:eastAsia="Arial" w:hAnsi="Arial"/>
@@ -25248,7 +25248,7 @@
             <w:pPr>
               <w:spacing w:after="20" w:before="0"/>
             </w:pPr>
-            <w:hyperlink w:history="1" r:id="rIdlqtjnj9b-10ott7ravdsy">
+            <w:hyperlink w:history="1" r:id="rIdn7q88v9cegpeeml4qlrzw">
               <w:r>
                 <w:rPr>
                   <w:rFonts w:ascii="Arial" w:cs="Arial" w:eastAsia="Arial" w:hAnsi="Arial"/>
@@ -25281,7 +25281,7 @@
               <w:spacing w:after="10" w:before="0"/>
               <w:ind w:left="120"/>
             </w:pPr>
-            <w:hyperlink w:history="1" r:id="rIdbjuzez1-lnuxv1cldednn">
+            <w:hyperlink w:history="1" r:id="rIdgm_jg89_5mnekyc7aektx">
               <w:r>
                 <w:rPr>
                   <w:rFonts w:ascii="Arial" w:cs="Arial" w:eastAsia="Arial" w:hAnsi="Arial"/>
@@ -25476,7 +25476,7 @@
             <w:pPr>
               <w:spacing w:after="20" w:before="0"/>
             </w:pPr>
-            <w:hyperlink w:history="1" r:id="rIdrkabwbi70y3rxwnn3sd13">
+            <w:hyperlink w:history="1" r:id="rIdonujehh05zqbkkderob7_">
               <w:r>
                 <w:rPr>
                   <w:rFonts w:ascii="Arial" w:cs="Arial" w:eastAsia="Arial" w:hAnsi="Arial"/>
@@ -25525,7 +25525,7 @@
               <w:spacing w:after="10" w:before="0"/>
               <w:ind w:left="120"/>
             </w:pPr>
-            <w:hyperlink w:history="1" r:id="rIdf1k6vge0nzjkp6dwbblc3">
+            <w:hyperlink w:history="1" r:id="rIdel1xsmexfghhcxrybdfy4">
               <w:r>
                 <w:rPr>
                   <w:rFonts w:ascii="Arial" w:cs="Arial" w:eastAsia="Arial" w:hAnsi="Arial"/>
@@ -25570,7 +25570,7 @@
             <w:pPr>
               <w:spacing w:after="20" w:before="0"/>
             </w:pPr>
-            <w:hyperlink w:history="1" r:id="rIdb-dpjyndmr9stewkv333e">
+            <w:hyperlink w:history="1" r:id="rIdctmzgrveijvdmyfgqqhu-">
               <w:r>
                 <w:rPr>
                   <w:rFonts w:ascii="Arial" w:cs="Arial" w:eastAsia="Arial" w:hAnsi="Arial"/>
@@ -25603,7 +25603,7 @@
               <w:spacing w:after="10" w:before="0"/>
               <w:ind w:left="120"/>
             </w:pPr>
-            <w:hyperlink w:history="1" r:id="rIdha7mbzo57gi0msvviugvr">
+            <w:hyperlink w:history="1" r:id="rIdpmwapmljm4v4byv1okobf">
               <w:r>
                 <w:rPr>
                   <w:rFonts w:ascii="Arial" w:cs="Arial" w:eastAsia="Arial" w:hAnsi="Arial"/>
@@ -25798,7 +25798,7 @@
             <w:pPr>
               <w:spacing w:after="20" w:before="0"/>
             </w:pPr>
-            <w:hyperlink w:history="1" r:id="rIdpr71429bkode7hdvkfpgh">
+            <w:hyperlink w:history="1" r:id="rIda-zbpl6hdihyq5iq5el6c">
               <w:r>
                 <w:rPr>
                   <w:rFonts w:ascii="Arial" w:cs="Arial" w:eastAsia="Arial" w:hAnsi="Arial"/>
@@ -25847,7 +25847,7 @@
               <w:spacing w:after="10" w:before="0"/>
               <w:ind w:left="120"/>
             </w:pPr>
-            <w:hyperlink w:history="1" r:id="rIdsmexf3g6btiqepqpmckp0">
+            <w:hyperlink w:history="1" r:id="rIdsmxncenufrpgzmcrjpk1w">
               <w:r>
                 <w:rPr>
                   <w:rFonts w:ascii="Arial" w:cs="Arial" w:eastAsia="Arial" w:hAnsi="Arial"/>
@@ -25892,7 +25892,7 @@
             <w:pPr>
               <w:spacing w:after="20" w:before="0"/>
             </w:pPr>
-            <w:hyperlink w:history="1" r:id="rIdonc9f1vvmxn_pxuatpqks">
+            <w:hyperlink w:history="1" r:id="rIdgsrvmzxocnno7jbn255yf">
               <w:r>
                 <w:rPr>
                   <w:rFonts w:ascii="Arial" w:cs="Arial" w:eastAsia="Arial" w:hAnsi="Arial"/>
@@ -25925,7 +25925,7 @@
               <w:spacing w:after="10" w:before="0"/>
               <w:ind w:left="120"/>
             </w:pPr>
-            <w:hyperlink w:history="1" r:id="rId5bimmt4ohe4mhkecnkuse">
+            <w:hyperlink w:history="1" r:id="rId2gw3d6q0ktdozx9cptvzk">
               <w:r>
                 <w:rPr>
                   <w:rFonts w:ascii="Arial" w:cs="Arial" w:eastAsia="Arial" w:hAnsi="Arial"/>
@@ -26120,7 +26120,7 @@
             <w:pPr>
               <w:spacing w:after="20" w:before="0"/>
             </w:pPr>
-            <w:hyperlink w:history="1" r:id="rIdthszaobarqznada_wp5hj">
+            <w:hyperlink w:history="1" r:id="rIdsw4kis2nf3bq5p8wf6mdi">
               <w:r>
                 <w:rPr>
                   <w:rFonts w:ascii="Arial" w:cs="Arial" w:eastAsia="Arial" w:hAnsi="Arial"/>
@@ -26169,7 +26169,7 @@
               <w:spacing w:after="10" w:before="0"/>
               <w:ind w:left="120"/>
             </w:pPr>
-            <w:hyperlink w:history="1" r:id="rIdcsdw5wjfmj82ghn6iilsg">
+            <w:hyperlink w:history="1" r:id="rIduhjel1jhfzcauonftjn6y">
               <w:r>
                 <w:rPr>
                   <w:rFonts w:ascii="Arial" w:cs="Arial" w:eastAsia="Arial" w:hAnsi="Arial"/>
@@ -26214,7 +26214,7 @@
             <w:pPr>
               <w:spacing w:after="20" w:before="0"/>
             </w:pPr>
-            <w:hyperlink w:history="1" r:id="rIdnl_e03rsw-qbash0s9xle">
+            <w:hyperlink w:history="1" r:id="rIdthdrrqqzpv9jahsiu6h1f">
               <w:r>
                 <w:rPr>
                   <w:rFonts w:ascii="Arial" w:cs="Arial" w:eastAsia="Arial" w:hAnsi="Arial"/>
@@ -26247,7 +26247,7 @@
               <w:spacing w:after="10" w:before="0"/>
               <w:ind w:left="120"/>
             </w:pPr>
-            <w:hyperlink w:history="1" r:id="rId6kodbdgbz2i_az-o6uiol">
+            <w:hyperlink w:history="1" r:id="rIdttlfcw7za66ct9n7zlwky">
               <w:r>
                 <w:rPr>
                   <w:rFonts w:ascii="Arial" w:cs="Arial" w:eastAsia="Arial" w:hAnsi="Arial"/>
@@ -26873,7 +26873,7 @@
         </w:rPr>
         <w:t xml:space="preserve">© 2026 SeaVuria and ARES. Aligned with KICD objectives. Developed by SeaVuria; technical implementation by ARES (with AI assistance from Claude). Licensed under </w:t>
       </w:r>
-      <w:hyperlink w:history="1" r:id="rIdpb-b8m9udmfghhxul0lvu">
+      <w:hyperlink w:history="1" r:id="rId8dbpfj9ayzi3yjnqrc6hj">
         <w:r>
           <w:rPr>
             <w:rFonts w:ascii="Arial" w:cs="Arial" w:eastAsia="Arial" w:hAnsi="Arial"/>
@@ -26894,7 +26894,7 @@
         </w:rPr>
         <w:t xml:space="preserve"> (</w:t>
       </w:r>
-      <w:hyperlink w:history="1" r:id="rIdamny84g0fo9nt-w4yeyzp">
+      <w:hyperlink w:history="1" r:id="rId4vi6vy0yl0caizacbax3m">
         <w:r>
           <w:rPr>
             <w:rFonts w:ascii="Arial" w:cs="Arial" w:eastAsia="Arial" w:hAnsi="Arial"/>

--- a/data/outputs/v2/Essential_Mathematics/SS2.5_Area_of_Part_of_a_Circle/Essential_Mathematics_Area_of_Part_of_a_Circle_CBE_LessonSequence.docx
+++ b/data/outputs/v2/Essential_Mathematics/SS2.5_Area_of_Part_of_a_Circle/Essential_Mathematics_Area_of_Part_of_a_Circle_CBE_LessonSequence.docx
@@ -4,6 +4,7 @@
   <w:body>
     <w:p>
       <w:pPr>
+        <w:keepNext w:val="false"/>
         <w:spacing w:after="30" w:before="0"/>
         <w:jc w:val="center"/>
       </w:pPr>
@@ -23,6 +24,7 @@
     </w:p>
     <w:p>
       <w:pPr>
+        <w:keepNext w:val="false"/>
         <w:spacing w:after="60" w:before="0"/>
         <w:jc w:val="center"/>
       </w:pPr>
@@ -81,6 +83,7 @@
           </w:tcPr>
           <w:p>
             <w:pPr>
+              <w:keepNext w:val="false"/>
               <w:spacing w:after="40" w:before="0"/>
               <w:jc w:val="center"/>
             </w:pPr>
@@ -115,6 +118,7 @@
           </w:tcPr>
           <w:p>
             <w:pPr>
+              <w:keepNext w:val="false"/>
               <w:spacing w:after="40" w:before="0"/>
               <w:jc w:val="left"/>
             </w:pPr>
@@ -147,6 +151,7 @@
           </w:tcPr>
           <w:p>
             <w:pPr>
+              <w:keepNext w:val="false"/>
               <w:spacing w:after="40" w:before="0"/>
               <w:jc w:val="left"/>
             </w:pPr>
@@ -181,6 +186,7 @@
           </w:tcPr>
           <w:p>
             <w:pPr>
+              <w:keepNext w:val="false"/>
               <w:spacing w:after="40" w:before="0"/>
               <w:jc w:val="left"/>
             </w:pPr>
@@ -213,6 +219,7 @@
           </w:tcPr>
           <w:p>
             <w:pPr>
+              <w:keepNext w:val="false"/>
               <w:spacing w:after="40" w:before="0"/>
               <w:jc w:val="left"/>
             </w:pPr>
@@ -247,6 +254,7 @@
           </w:tcPr>
           <w:p>
             <w:pPr>
+              <w:keepNext w:val="false"/>
               <w:spacing w:after="40" w:before="0"/>
               <w:jc w:val="left"/>
             </w:pPr>
@@ -279,6 +287,7 @@
           </w:tcPr>
           <w:p>
             <w:pPr>
+              <w:keepNext w:val="false"/>
               <w:spacing w:after="40" w:before="0"/>
               <w:jc w:val="left"/>
             </w:pPr>
@@ -313,6 +322,7 @@
           </w:tcPr>
           <w:p>
             <w:pPr>
+              <w:keepNext w:val="false"/>
               <w:spacing w:after="40" w:before="0"/>
               <w:jc w:val="left"/>
             </w:pPr>
@@ -345,6 +355,7 @@
           </w:tcPr>
           <w:p>
             <w:pPr>
+              <w:keepNext w:val="false"/>
               <w:spacing w:after="40" w:before="0"/>
               <w:jc w:val="left"/>
             </w:pPr>
@@ -379,6 +390,7 @@
           </w:tcPr>
           <w:p>
             <w:pPr>
+              <w:keepNext w:val="false"/>
               <w:spacing w:after="40" w:before="0"/>
               <w:jc w:val="left"/>
             </w:pPr>
@@ -411,6 +423,7 @@
           </w:tcPr>
           <w:p>
             <w:pPr>
+              <w:keepNext w:val="false"/>
               <w:spacing w:after="40" w:before="0"/>
               <w:jc w:val="left"/>
             </w:pPr>
@@ -445,6 +458,7 @@
           </w:tcPr>
           <w:p>
             <w:pPr>
+              <w:keepNext w:val="false"/>
               <w:spacing w:after="40" w:before="0"/>
               <w:jc w:val="left"/>
             </w:pPr>
@@ -552,6 +566,7 @@
           </w:tcPr>
           <w:p>
             <w:pPr>
+              <w:keepNext w:val="false"/>
               <w:spacing w:after="40" w:before="0"/>
               <w:jc w:val="left"/>
             </w:pPr>
@@ -584,6 +599,7 @@
           </w:tcPr>
           <w:p>
             <w:pPr>
+              <w:keepNext w:val="false"/>
               <w:spacing w:after="40" w:before="0"/>
               <w:jc w:val="left"/>
             </w:pPr>
@@ -603,6 +619,7 @@
           </w:p>
           <w:p>
             <w:pPr>
+              <w:keepNext w:val="false"/>
               <w:spacing w:after="40" w:before="0"/>
               <w:jc w:val="left"/>
             </w:pPr>
@@ -622,6 +639,7 @@
           </w:p>
           <w:p>
             <w:pPr>
+              <w:keepNext w:val="false"/>
               <w:spacing w:after="40" w:before="0"/>
               <w:jc w:val="left"/>
             </w:pPr>
@@ -641,6 +659,7 @@
           </w:p>
           <w:p>
             <w:pPr>
+              <w:keepNext w:val="false"/>
               <w:spacing w:after="40" w:before="0"/>
               <w:jc w:val="left"/>
             </w:pPr>
@@ -660,6 +679,7 @@
           </w:p>
           <w:p>
             <w:pPr>
+              <w:keepNext w:val="false"/>
               <w:spacing w:after="40" w:before="0"/>
               <w:jc w:val="left"/>
             </w:pPr>
@@ -694,6 +714,7 @@
           </w:tcPr>
           <w:p>
             <w:pPr>
+              <w:keepNext w:val="false"/>
               <w:spacing w:after="40" w:before="0"/>
               <w:jc w:val="left"/>
             </w:pPr>
@@ -801,6 +822,7 @@
           </w:tcPr>
           <w:p>
             <w:pPr>
+              <w:keepNext w:val="false"/>
               <w:spacing w:after="40" w:before="0"/>
               <w:jc w:val="left"/>
             </w:pPr>
@@ -888,6 +910,7 @@
           </w:tcPr>
           <w:p>
             <w:pPr>
+              <w:keepNext w:val="false"/>
               <w:spacing w:after="40" w:before="0"/>
               <w:jc w:val="left"/>
             </w:pPr>
@@ -1035,6 +1058,7 @@
           </w:tcPr>
           <w:p>
             <w:pPr>
+              <w:keepNext w:val="false"/>
               <w:spacing w:after="40" w:before="0"/>
               <w:jc w:val="left"/>
             </w:pPr>
@@ -1122,6 +1146,7 @@
           </w:tcPr>
           <w:p>
             <w:pPr>
+              <w:keepNext w:val="false"/>
               <w:spacing w:after="40" w:before="0"/>
               <w:jc w:val="left"/>
             </w:pPr>
@@ -1269,6 +1294,7 @@
           </w:tcPr>
           <w:p>
             <w:pPr>
+              <w:keepNext w:val="false"/>
               <w:spacing w:after="40" w:before="0"/>
               <w:jc w:val="left"/>
             </w:pPr>
@@ -1301,6 +1327,7 @@
           </w:tcPr>
           <w:p>
             <w:pPr>
+              <w:keepNext w:val="false"/>
               <w:spacing w:after="40" w:before="0"/>
               <w:jc w:val="left"/>
             </w:pPr>
@@ -1335,6 +1362,7 @@
           </w:tcPr>
           <w:p>
             <w:pPr>
+              <w:keepNext w:val="false"/>
               <w:spacing w:after="40" w:before="0"/>
               <w:jc w:val="left"/>
             </w:pPr>
@@ -1367,6 +1395,7 @@
           </w:tcPr>
           <w:p>
             <w:pPr>
+              <w:keepNext w:val="false"/>
               <w:spacing w:after="40" w:before="0"/>
               <w:jc w:val="left"/>
             </w:pPr>
@@ -1386,6 +1415,7 @@
           </w:p>
           <w:p>
             <w:pPr>
+              <w:keepNext w:val="false"/>
               <w:spacing w:after="40" w:before="0"/>
               <w:jc w:val="left"/>
             </w:pPr>
@@ -1405,6 +1435,7 @@
           </w:p>
           <w:p>
             <w:pPr>
+              <w:keepNext w:val="false"/>
               <w:spacing w:after="40" w:before="0"/>
               <w:jc w:val="left"/>
             </w:pPr>
@@ -1424,6 +1455,7 @@
           </w:p>
           <w:p>
             <w:pPr>
+              <w:keepNext w:val="false"/>
               <w:spacing w:after="40" w:before="0"/>
               <w:jc w:val="left"/>
             </w:pPr>
@@ -1458,6 +1490,7 @@
           </w:tcPr>
           <w:p>
             <w:pPr>
+              <w:keepNext w:val="false"/>
               <w:spacing w:after="40" w:before="0"/>
               <w:jc w:val="left"/>
             </w:pPr>
@@ -1490,6 +1523,7 @@
           </w:tcPr>
           <w:p>
             <w:pPr>
+              <w:keepNext w:val="false"/>
               <w:spacing w:after="40" w:before="0"/>
               <w:jc w:val="left"/>
             </w:pPr>
@@ -1524,6 +1558,7 @@
           </w:tcPr>
           <w:p>
             <w:pPr>
+              <w:keepNext w:val="false"/>
               <w:spacing w:after="40" w:before="0"/>
               <w:jc w:val="left"/>
             </w:pPr>
@@ -1556,6 +1591,7 @@
           </w:tcPr>
           <w:p>
             <w:pPr>
+              <w:keepNext w:val="false"/>
               <w:spacing w:after="40" w:before="0"/>
               <w:jc w:val="left"/>
             </w:pPr>
@@ -1575,6 +1611,7 @@
           </w:p>
           <w:p>
             <w:pPr>
+              <w:keepNext w:val="false"/>
               <w:spacing w:after="40" w:before="0"/>
               <w:jc w:val="left"/>
             </w:pPr>
@@ -1594,6 +1631,7 @@
           </w:p>
           <w:p>
             <w:pPr>
+              <w:keepNext w:val="false"/>
               <w:spacing w:after="40" w:before="0"/>
               <w:jc w:val="left"/>
             </w:pPr>
@@ -1613,6 +1651,7 @@
           </w:p>
           <w:p>
             <w:pPr>
+              <w:keepNext w:val="false"/>
               <w:spacing w:after="40" w:before="0"/>
               <w:jc w:val="left"/>
             </w:pPr>
@@ -1632,6 +1671,7 @@
           </w:p>
           <w:p>
             <w:pPr>
+              <w:keepNext w:val="false"/>
               <w:spacing w:after="40" w:before="0"/>
               <w:jc w:val="left"/>
             </w:pPr>
@@ -1651,6 +1691,7 @@
           </w:p>
           <w:p>
             <w:pPr>
+              <w:keepNext w:val="false"/>
               <w:spacing w:after="40" w:before="0"/>
               <w:jc w:val="left"/>
             </w:pPr>
@@ -1670,6 +1711,7 @@
           </w:p>
           <w:p>
             <w:pPr>
+              <w:keepNext w:val="false"/>
               <w:spacing w:after="40" w:before="0"/>
               <w:jc w:val="left"/>
             </w:pPr>
@@ -1689,6 +1731,7 @@
           </w:p>
           <w:p>
             <w:pPr>
+              <w:keepNext w:val="false"/>
               <w:spacing w:after="40" w:before="0"/>
               <w:jc w:val="left"/>
             </w:pPr>
@@ -1708,6 +1751,7 @@
           </w:p>
           <w:p>
             <w:pPr>
+              <w:keepNext w:val="false"/>
               <w:spacing w:after="40" w:before="0"/>
               <w:jc w:val="left"/>
             </w:pPr>
@@ -1727,6 +1771,7 @@
           </w:p>
           <w:p>
             <w:pPr>
+              <w:keepNext w:val="false"/>
               <w:spacing w:after="40" w:before="0"/>
               <w:jc w:val="left"/>
             </w:pPr>
@@ -1746,6 +1791,7 @@
           </w:p>
           <w:p>
             <w:pPr>
+              <w:keepNext w:val="false"/>
               <w:spacing w:after="40" w:before="0"/>
               <w:jc w:val="left"/>
             </w:pPr>
@@ -1765,6 +1811,7 @@
           </w:p>
           <w:p>
             <w:pPr>
+              <w:keepNext w:val="false"/>
               <w:spacing w:after="40" w:before="0"/>
               <w:jc w:val="left"/>
             </w:pPr>
@@ -1784,6 +1831,7 @@
           </w:p>
           <w:p>
             <w:pPr>
+              <w:keepNext w:val="false"/>
               <w:spacing w:after="40" w:before="0"/>
               <w:jc w:val="left"/>
             </w:pPr>
@@ -1803,6 +1851,7 @@
           </w:p>
           <w:p>
             <w:pPr>
+              <w:keepNext w:val="false"/>
               <w:spacing w:after="40" w:before="0"/>
               <w:jc w:val="left"/>
             </w:pPr>
@@ -1822,6 +1871,7 @@
           </w:p>
           <w:p>
             <w:pPr>
+              <w:keepNext w:val="false"/>
               <w:spacing w:after="40" w:before="0"/>
               <w:jc w:val="left"/>
             </w:pPr>
@@ -1841,6 +1891,7 @@
           </w:p>
           <w:p>
             <w:pPr>
+              <w:keepNext w:val="false"/>
               <w:spacing w:after="40" w:before="0"/>
               <w:jc w:val="left"/>
             </w:pPr>
@@ -1860,6 +1911,7 @@
           </w:p>
           <w:p>
             <w:pPr>
+              <w:keepNext w:val="false"/>
               <w:spacing w:after="40" w:before="0"/>
               <w:jc w:val="left"/>
             </w:pPr>
@@ -1879,6 +1931,7 @@
           </w:p>
           <w:p>
             <w:pPr>
+              <w:keepNext w:val="false"/>
               <w:spacing w:after="40" w:before="0"/>
               <w:jc w:val="left"/>
             </w:pPr>
@@ -1898,6 +1951,7 @@
           </w:p>
           <w:p>
             <w:pPr>
+              <w:keepNext w:val="false"/>
               <w:spacing w:after="40" w:before="0"/>
               <w:jc w:val="left"/>
             </w:pPr>
@@ -1917,6 +1971,7 @@
           </w:p>
           <w:p>
             <w:pPr>
+              <w:keepNext w:val="false"/>
               <w:spacing w:after="40" w:before="0"/>
               <w:jc w:val="left"/>
             </w:pPr>
@@ -1936,6 +1991,7 @@
           </w:p>
           <w:p>
             <w:pPr>
+              <w:keepNext w:val="false"/>
               <w:spacing w:after="40" w:before="0"/>
               <w:jc w:val="left"/>
             </w:pPr>
@@ -1955,6 +2011,7 @@
           </w:p>
           <w:p>
             <w:pPr>
+              <w:keepNext w:val="false"/>
               <w:spacing w:after="40" w:before="0"/>
               <w:jc w:val="left"/>
             </w:pPr>
@@ -1974,6 +2031,7 @@
           </w:p>
           <w:p>
             <w:pPr>
+              <w:keepNext w:val="false"/>
               <w:spacing w:after="40" w:before="0"/>
               <w:jc w:val="left"/>
             </w:pPr>
@@ -2008,6 +2066,7 @@
           </w:tcPr>
           <w:p>
             <w:pPr>
+              <w:keepNext w:val="false"/>
               <w:spacing w:after="40" w:before="0"/>
               <w:jc w:val="left"/>
             </w:pPr>
@@ -2239,7 +2298,7 @@
         </w:rPr>
         <w:t xml:space="preserve">© 2026 SeaVuria and ARES. This work is licensed under a </w:t>
       </w:r>
-      <w:hyperlink w:history="1" r:id="rIdgkfy-cl0vunvbraiasds0">
+      <w:hyperlink w:history="1" r:id="rIdiuuaztupr3ywv3vzowusp">
         <w:r>
           <w:rPr>
             <w:rFonts w:ascii="Arial" w:cs="Arial" w:eastAsia="Arial" w:hAnsi="Arial"/>
@@ -2259,7 +2318,7 @@
         </w:rPr>
         <w:t xml:space="preserve"> (</w:t>
       </w:r>
-      <w:hyperlink w:history="1" r:id="rIdxtl5qcmpir5cwl_s7nk5t">
+      <w:hyperlink w:history="1" r:id="rIdy8zfmrjniaxlkh-tbkd3_">
         <w:r>
           <w:rPr>
             <w:rFonts w:ascii="Arial" w:cs="Arial" w:eastAsia="Arial" w:hAnsi="Arial"/>
@@ -2279,7 +2338,7 @@
         </w:rPr>
         <w:t xml:space="preserve">). To view a copy of this license, visit </w:t>
       </w:r>
-      <w:hyperlink w:history="1" r:id="rIdfzur6nfcm-q1p01ofqptr">
+      <w:hyperlink w:history="1" r:id="rIdqqha1qlwnkz35g-i5myp2">
         <w:r>
           <w:rPr>
             <w:rFonts w:ascii="Arial" w:cs="Arial" w:eastAsia="Arial" w:hAnsi="Arial"/>
@@ -2338,6 +2397,7 @@
           </w:tcPr>
           <w:p>
             <w:pPr>
+              <w:keepNext w:val="false"/>
               <w:spacing w:after="40" w:before="0"/>
               <w:jc w:val="center"/>
             </w:pPr>
@@ -2373,6 +2433,7 @@
           </w:tcPr>
           <w:p>
             <w:pPr>
+              <w:keepNext w:val="false"/>
               <w:spacing w:after="40" w:before="0"/>
               <w:jc w:val="center"/>
             </w:pPr>
@@ -2407,6 +2468,7 @@
           </w:tcPr>
           <w:p>
             <w:pPr>
+              <w:keepNext w:val="false"/>
               <w:spacing w:after="40" w:before="0"/>
               <w:jc w:val="left"/>
             </w:pPr>
@@ -2439,6 +2501,7 @@
           </w:tcPr>
           <w:p>
             <w:pPr>
+              <w:keepNext w:val="false"/>
               <w:spacing w:after="40" w:before="0"/>
               <w:jc w:val="left"/>
             </w:pPr>
@@ -2473,6 +2536,7 @@
           </w:tcPr>
           <w:p>
             <w:pPr>
+              <w:keepNext w:val="false"/>
               <w:spacing w:after="40" w:before="0"/>
               <w:jc w:val="left"/>
             </w:pPr>
@@ -2505,6 +2569,7 @@
           </w:tcPr>
           <w:p>
             <w:pPr>
+              <w:keepNext w:val="false"/>
               <w:spacing w:after="40" w:before="0"/>
               <w:jc w:val="left"/>
             </w:pPr>
@@ -2539,6 +2604,7 @@
           </w:tcPr>
           <w:p>
             <w:pPr>
+              <w:keepNext w:val="false"/>
               <w:spacing w:after="40" w:before="0"/>
               <w:jc w:val="left"/>
             </w:pPr>
@@ -2646,6 +2712,7 @@
           </w:tcPr>
           <w:p>
             <w:pPr>
+              <w:keepNext w:val="false"/>
               <w:spacing w:after="40" w:before="0"/>
               <w:jc w:val="left"/>
             </w:pPr>
@@ -2733,6 +2800,7 @@
           </w:tcPr>
           <w:p>
             <w:pPr>
+              <w:keepNext w:val="false"/>
               <w:spacing w:after="40" w:before="0"/>
               <w:jc w:val="left"/>
             </w:pPr>
@@ -2820,6 +2888,7 @@
           </w:tcPr>
           <w:p>
             <w:pPr>
+              <w:keepNext w:val="false"/>
               <w:spacing w:after="40" w:before="0"/>
               <w:jc w:val="left"/>
             </w:pPr>
@@ -2852,6 +2921,7 @@
           </w:tcPr>
           <w:p>
             <w:pPr>
+              <w:keepNext w:val="false"/>
               <w:spacing w:after="40" w:before="0"/>
               <w:jc w:val="left"/>
             </w:pPr>
@@ -2886,6 +2956,7 @@
           </w:tcPr>
           <w:p>
             <w:pPr>
+              <w:keepNext w:val="false"/>
               <w:spacing w:after="40" w:before="0"/>
               <w:jc w:val="left"/>
             </w:pPr>
@@ -2918,6 +2989,7 @@
           </w:tcPr>
           <w:p>
             <w:pPr>
+              <w:keepNext w:val="false"/>
               <w:spacing w:after="40" w:before="0"/>
               <w:jc w:val="left"/>
             </w:pPr>
@@ -2952,6 +3024,7 @@
           </w:tcPr>
           <w:p>
             <w:pPr>
+              <w:keepNext w:val="false"/>
               <w:spacing w:after="40" w:before="0"/>
               <w:jc w:val="left"/>
             </w:pPr>
@@ -2984,6 +3057,7 @@
           </w:tcPr>
           <w:p>
             <w:pPr>
+              <w:keepNext w:val="false"/>
               <w:spacing w:after="40" w:before="0"/>
               <w:jc w:val="left"/>
             </w:pPr>
@@ -3043,6 +3117,7 @@
           </w:tcPr>
           <w:p>
             <w:pPr>
+              <w:keepNext w:val="false"/>
               <w:spacing w:after="40" w:before="0"/>
               <w:jc w:val="center"/>
             </w:pPr>
@@ -3077,6 +3152,7 @@
           </w:tcPr>
           <w:p>
             <w:pPr>
+              <w:keepNext w:val="false"/>
               <w:spacing w:after="40" w:before="0"/>
               <w:jc w:val="left"/>
             </w:pPr>
@@ -3141,6 +3217,7 @@
           </w:tcPr>
           <w:p>
             <w:pPr>
+              <w:keepNext w:val="false"/>
               <w:spacing w:after="40" w:before="0"/>
               <w:jc w:val="center"/>
             </w:pPr>
@@ -3175,6 +3252,7 @@
           </w:tcPr>
           <w:p>
             <w:pPr>
+              <w:keepNext w:val="false"/>
               <w:spacing w:after="40" w:before="0"/>
               <w:jc w:val="left"/>
             </w:pPr>
@@ -3207,6 +3285,7 @@
           </w:tcPr>
           <w:p>
             <w:pPr>
+              <w:keepNext w:val="false"/>
               <w:spacing w:after="40" w:before="0"/>
               <w:jc w:val="left"/>
             </w:pPr>
@@ -3239,6 +3318,7 @@
           </w:tcPr>
           <w:p>
             <w:pPr>
+              <w:keepNext w:val="false"/>
               <w:spacing w:after="40" w:before="0"/>
               <w:jc w:val="left"/>
             </w:pPr>
@@ -3271,6 +3351,7 @@
           </w:tcPr>
           <w:p>
             <w:pPr>
+              <w:keepNext w:val="false"/>
               <w:spacing w:after="40" w:before="0"/>
               <w:jc w:val="left"/>
             </w:pPr>
@@ -3303,6 +3384,7 @@
           </w:tcPr>
           <w:p>
             <w:pPr>
+              <w:keepNext w:val="false"/>
               <w:spacing w:after="40" w:before="0"/>
               <w:jc w:val="left"/>
             </w:pPr>
@@ -3337,6 +3419,7 @@
           </w:tcPr>
           <w:p>
             <w:pPr>
+              <w:keepNext w:val="false"/>
               <w:spacing w:after="40" w:before="0"/>
               <w:jc w:val="left"/>
             </w:pPr>
@@ -3374,7 +3457,7 @@
             <w:pPr>
               <w:spacing w:after="20" w:before="0"/>
             </w:pPr>
-            <w:hyperlink w:history="1" r:id="rIdj678yx11xsmtzensymzsp">
+            <w:hyperlink w:history="1" r:id="rIdahccgoboiptjm4bcn9vb5">
               <w:r>
                 <w:rPr>
                   <w:rFonts w:ascii="Arial" w:cs="Arial" w:eastAsia="Arial" w:hAnsi="Arial"/>
@@ -3407,7 +3490,7 @@
               <w:spacing w:after="10" w:before="0"/>
               <w:ind w:left="120"/>
             </w:pPr>
-            <w:hyperlink w:history="1" r:id="rIdcw2q6avd8a5ufwl5ez3f1">
+            <w:hyperlink w:history="1" r:id="rIdirmhjxwig2moy6lltqwiw">
               <w:r>
                 <w:rPr>
                   <w:rFonts w:ascii="Arial" w:cs="Arial" w:eastAsia="Arial" w:hAnsi="Arial"/>
@@ -3452,7 +3535,7 @@
             <w:pPr>
               <w:spacing w:after="20" w:before="0"/>
             </w:pPr>
-            <w:hyperlink w:history="1" r:id="rIdhahg4obfvwp3s90trm8c0">
+            <w:hyperlink w:history="1" r:id="rIdziqzpfye9hw3bzovnnqfe">
               <w:r>
                 <w:rPr>
                   <w:rFonts w:ascii="Arial" w:cs="Arial" w:eastAsia="Arial" w:hAnsi="Arial"/>
@@ -3485,7 +3568,7 @@
               <w:spacing w:after="10" w:before="0"/>
               <w:ind w:left="120"/>
             </w:pPr>
-            <w:hyperlink w:history="1" r:id="rIdq8fbanzl_ukzrlhawdt96">
+            <w:hyperlink w:history="1" r:id="rIdcgil4b3q19iswlzwrinev">
               <w:r>
                 <w:rPr>
                   <w:rFonts w:ascii="Arial" w:cs="Arial" w:eastAsia="Arial" w:hAnsi="Arial"/>
@@ -3513,6 +3596,7 @@
           </w:tcPr>
           <w:p>
             <w:pPr>
+              <w:keepNext w:val="false"/>
               <w:spacing w:after="40" w:before="0"/>
               <w:jc w:val="left"/>
             </w:pPr>
@@ -3545,6 +3629,7 @@
           </w:tcPr>
           <w:p>
             <w:pPr>
+              <w:keepNext w:val="false"/>
               <w:spacing w:after="40" w:before="0"/>
               <w:jc w:val="left"/>
             </w:pPr>
@@ -3577,6 +3662,7 @@
           </w:tcPr>
           <w:p>
             <w:pPr>
+              <w:keepNext w:val="false"/>
               <w:spacing w:after="40" w:before="0"/>
               <w:jc w:val="left"/>
             </w:pPr>
@@ -3609,6 +3695,7 @@
           </w:tcPr>
           <w:p>
             <w:pPr>
+              <w:keepNext w:val="false"/>
               <w:spacing w:after="40" w:before="0"/>
               <w:jc w:val="left"/>
             </w:pPr>
@@ -3643,6 +3730,7 @@
           </w:tcPr>
           <w:p>
             <w:pPr>
+              <w:keepNext w:val="false"/>
               <w:spacing w:after="40" w:before="0"/>
               <w:jc w:val="left"/>
             </w:pPr>
@@ -3680,7 +3768,7 @@
             <w:pPr>
               <w:spacing w:after="20" w:before="0"/>
             </w:pPr>
-            <w:hyperlink w:history="1" r:id="rIdtem8tajidgviurgdwvz46">
+            <w:hyperlink w:history="1" r:id="rIdyja5pa7a4pomb4w3pj23c">
               <w:r>
                 <w:rPr>
                   <w:rFonts w:ascii="Arial" w:cs="Arial" w:eastAsia="Arial" w:hAnsi="Arial"/>
@@ -3713,7 +3801,7 @@
               <w:spacing w:after="10" w:before="0"/>
               <w:ind w:left="120"/>
             </w:pPr>
-            <w:hyperlink w:history="1" r:id="rId_ytvytocgsvktfvwxgrxi">
+            <w:hyperlink w:history="1" r:id="rIdv1hp_l8kcewfhbrlvthky">
               <w:r>
                 <w:rPr>
                   <w:rFonts w:ascii="Arial" w:cs="Arial" w:eastAsia="Arial" w:hAnsi="Arial"/>
@@ -3758,7 +3846,7 @@
             <w:pPr>
               <w:spacing w:after="20" w:before="0"/>
             </w:pPr>
-            <w:hyperlink w:history="1" r:id="rIdkddcvzg33xamxk6gyeupg">
+            <w:hyperlink w:history="1" r:id="rIdkew7s_zk6iuw9lcio0wkh">
               <w:r>
                 <w:rPr>
                   <w:rFonts w:ascii="Arial" w:cs="Arial" w:eastAsia="Arial" w:hAnsi="Arial"/>
@@ -3791,7 +3879,7 @@
               <w:spacing w:after="10" w:before="0"/>
               <w:ind w:left="120"/>
             </w:pPr>
-            <w:hyperlink w:history="1" r:id="rIdp_dnff-kkeopxmgxh-ksf">
+            <w:hyperlink w:history="1" r:id="rIdsygi2lxichfaztqpsobrs">
               <w:r>
                 <w:rPr>
                   <w:rFonts w:ascii="Arial" w:cs="Arial" w:eastAsia="Arial" w:hAnsi="Arial"/>
@@ -3819,6 +3907,7 @@
           </w:tcPr>
           <w:p>
             <w:pPr>
+              <w:keepNext w:val="false"/>
               <w:spacing w:after="40" w:before="0"/>
               <w:jc w:val="left"/>
             </w:pPr>
@@ -3851,6 +3940,7 @@
           </w:tcPr>
           <w:p>
             <w:pPr>
+              <w:keepNext w:val="false"/>
               <w:spacing w:after="40" w:before="0"/>
               <w:jc w:val="left"/>
             </w:pPr>
@@ -3883,6 +3973,7 @@
           </w:tcPr>
           <w:p>
             <w:pPr>
+              <w:keepNext w:val="false"/>
               <w:spacing w:after="40" w:before="0"/>
               <w:jc w:val="left"/>
             </w:pPr>
@@ -3915,6 +4006,7 @@
           </w:tcPr>
           <w:p>
             <w:pPr>
+              <w:keepNext w:val="false"/>
               <w:spacing w:after="40" w:before="0"/>
               <w:jc w:val="left"/>
             </w:pPr>
@@ -3949,6 +4041,7 @@
           </w:tcPr>
           <w:p>
             <w:pPr>
+              <w:keepNext w:val="false"/>
               <w:spacing w:after="40" w:before="0"/>
               <w:jc w:val="left"/>
             </w:pPr>
@@ -3986,7 +4079,7 @@
             <w:pPr>
               <w:spacing w:after="20" w:before="0"/>
             </w:pPr>
-            <w:hyperlink w:history="1" r:id="rIdpcy48dephy6ergiemkd2q">
+            <w:hyperlink w:history="1" r:id="rIddmqq27xcoycse62-3sqf7">
               <w:r>
                 <w:rPr>
                   <w:rFonts w:ascii="Arial" w:cs="Arial" w:eastAsia="Arial" w:hAnsi="Arial"/>
@@ -4035,7 +4128,7 @@
               <w:spacing w:after="10" w:before="0"/>
               <w:ind w:left="120"/>
             </w:pPr>
-            <w:hyperlink w:history="1" r:id="rIdpfoysnrfihwluhiaulkkl">
+            <w:hyperlink w:history="1" r:id="rIdqqjxnpowm0iiax-pgyep2">
               <w:r>
                 <w:rPr>
                   <w:rFonts w:ascii="Arial" w:cs="Arial" w:eastAsia="Arial" w:hAnsi="Arial"/>
@@ -4080,7 +4173,7 @@
             <w:pPr>
               <w:spacing w:after="20" w:before="0"/>
             </w:pPr>
-            <w:hyperlink w:history="1" r:id="rIdhfurxrcwdrp0kpfrwessy">
+            <w:hyperlink w:history="1" r:id="rIdbvfouna42h1milaladtcp">
               <w:r>
                 <w:rPr>
                   <w:rFonts w:ascii="Arial" w:cs="Arial" w:eastAsia="Arial" w:hAnsi="Arial"/>
@@ -4129,7 +4222,7 @@
               <w:spacing w:after="10" w:before="0"/>
               <w:ind w:left="120"/>
             </w:pPr>
-            <w:hyperlink w:history="1" r:id="rIdmrrifls22ignu_y3tm-ca">
+            <w:hyperlink w:history="1" r:id="rIdboin-xncuvvrubrcuwvan">
               <w:r>
                 <w:rPr>
                   <w:rFonts w:ascii="Arial" w:cs="Arial" w:eastAsia="Arial" w:hAnsi="Arial"/>
@@ -4157,6 +4250,7 @@
           </w:tcPr>
           <w:p>
             <w:pPr>
+              <w:keepNext w:val="false"/>
               <w:spacing w:after="40" w:before="0"/>
               <w:jc w:val="left"/>
             </w:pPr>
@@ -4189,6 +4283,7 @@
           </w:tcPr>
           <w:p>
             <w:pPr>
+              <w:keepNext w:val="false"/>
               <w:spacing w:after="40" w:before="0"/>
               <w:jc w:val="left"/>
             </w:pPr>
@@ -4221,6 +4316,7 @@
           </w:tcPr>
           <w:p>
             <w:pPr>
+              <w:keepNext w:val="false"/>
               <w:spacing w:after="40" w:before="0"/>
               <w:jc w:val="left"/>
             </w:pPr>
@@ -4253,6 +4349,7 @@
           </w:tcPr>
           <w:p>
             <w:pPr>
+              <w:keepNext w:val="false"/>
               <w:spacing w:after="40" w:before="0"/>
               <w:jc w:val="left"/>
             </w:pPr>
@@ -4287,6 +4384,7 @@
           </w:tcPr>
           <w:p>
             <w:pPr>
+              <w:keepNext w:val="false"/>
               <w:spacing w:after="40" w:before="0"/>
               <w:jc w:val="left"/>
             </w:pPr>
@@ -4324,7 +4422,7 @@
             <w:pPr>
               <w:spacing w:after="20" w:before="0"/>
             </w:pPr>
-            <w:hyperlink w:history="1" r:id="rId9-3gl7exsu2nve6f1vlvy">
+            <w:hyperlink w:history="1" r:id="rIdmcltdp1y6tnryhdxf_2fn">
               <w:r>
                 <w:rPr>
                   <w:rFonts w:ascii="Arial" w:cs="Arial" w:eastAsia="Arial" w:hAnsi="Arial"/>
@@ -4373,7 +4471,7 @@
               <w:spacing w:after="10" w:before="0"/>
               <w:ind w:left="120"/>
             </w:pPr>
-            <w:hyperlink w:history="1" r:id="rIdavxwbc1cox8meg8nk34-c">
+            <w:hyperlink w:history="1" r:id="rIdwdzzptjptnwfhlgnnimrh">
               <w:r>
                 <w:rPr>
                   <w:rFonts w:ascii="Arial" w:cs="Arial" w:eastAsia="Arial" w:hAnsi="Arial"/>
@@ -4418,7 +4516,7 @@
             <w:pPr>
               <w:spacing w:after="20" w:before="0"/>
             </w:pPr>
-            <w:hyperlink w:history="1" r:id="rIdo5iyzbbvv1v-gujsvjsor">
+            <w:hyperlink w:history="1" r:id="rId-mc3s99syiwfm8pw6st7a">
               <w:r>
                 <w:rPr>
                   <w:rFonts w:ascii="Arial" w:cs="Arial" w:eastAsia="Arial" w:hAnsi="Arial"/>
@@ -4467,7 +4565,7 @@
               <w:spacing w:after="10" w:before="0"/>
               <w:ind w:left="120"/>
             </w:pPr>
-            <w:hyperlink w:history="1" r:id="rId8mmvd7z1mldcwm5lln7cm">
+            <w:hyperlink w:history="1" r:id="rIdiq5ls0u5a9xv28b21gjxt">
               <w:r>
                 <w:rPr>
                   <w:rFonts w:ascii="Arial" w:cs="Arial" w:eastAsia="Arial" w:hAnsi="Arial"/>
@@ -4495,6 +4593,7 @@
           </w:tcPr>
           <w:p>
             <w:pPr>
+              <w:keepNext w:val="false"/>
               <w:spacing w:after="40" w:before="0"/>
               <w:jc w:val="left"/>
             </w:pPr>
@@ -4527,6 +4626,7 @@
           </w:tcPr>
           <w:p>
             <w:pPr>
+              <w:keepNext w:val="false"/>
               <w:spacing w:after="40" w:before="0"/>
               <w:jc w:val="left"/>
             </w:pPr>
@@ -4559,6 +4659,7 @@
           </w:tcPr>
           <w:p>
             <w:pPr>
+              <w:keepNext w:val="false"/>
               <w:spacing w:after="40" w:before="0"/>
               <w:jc w:val="left"/>
             </w:pPr>
@@ -4591,6 +4692,7 @@
           </w:tcPr>
           <w:p>
             <w:pPr>
+              <w:keepNext w:val="false"/>
               <w:spacing w:after="40" w:before="0"/>
               <w:jc w:val="left"/>
             </w:pPr>
@@ -4625,6 +4727,7 @@
           </w:tcPr>
           <w:p>
             <w:pPr>
+              <w:keepNext w:val="false"/>
               <w:spacing w:after="40" w:before="0"/>
               <w:jc w:val="left"/>
             </w:pPr>
@@ -4662,7 +4765,7 @@
             <w:pPr>
               <w:spacing w:after="20" w:before="0"/>
             </w:pPr>
-            <w:hyperlink w:history="1" r:id="rIdxleghvrv-rkvpa0wporyb">
+            <w:hyperlink w:history="1" r:id="rIdagoxdsj7vk1dndvcvpdzw">
               <w:r>
                 <w:rPr>
                   <w:rFonts w:ascii="Arial" w:cs="Arial" w:eastAsia="Arial" w:hAnsi="Arial"/>
@@ -4711,7 +4814,7 @@
               <w:spacing w:after="10" w:before="0"/>
               <w:ind w:left="120"/>
             </w:pPr>
-            <w:hyperlink w:history="1" r:id="rIdgtwndc4q_l_f9jf9mru_v">
+            <w:hyperlink w:history="1" r:id="rIdkq-t8yzjla1bknyjkwcaj">
               <w:r>
                 <w:rPr>
                   <w:rFonts w:ascii="Arial" w:cs="Arial" w:eastAsia="Arial" w:hAnsi="Arial"/>
@@ -4756,7 +4859,7 @@
             <w:pPr>
               <w:spacing w:after="20" w:before="0"/>
             </w:pPr>
-            <w:hyperlink w:history="1" r:id="rIdzos-7nzjyaykac3chm8et">
+            <w:hyperlink w:history="1" r:id="rIdwbvjfhzikqfrfowlec4b7">
               <w:r>
                 <w:rPr>
                   <w:rFonts w:ascii="Arial" w:cs="Arial" w:eastAsia="Arial" w:hAnsi="Arial"/>
@@ -4805,7 +4908,7 @@
               <w:spacing w:after="10" w:before="0"/>
               <w:ind w:left="120"/>
             </w:pPr>
-            <w:hyperlink w:history="1" r:id="rIdha6chv6jc5lhtpnrupwkd">
+            <w:hyperlink w:history="1" r:id="rId3p969lmsaf5bdu13btb-4">
               <w:r>
                 <w:rPr>
                   <w:rFonts w:ascii="Arial" w:cs="Arial" w:eastAsia="Arial" w:hAnsi="Arial"/>
@@ -4833,6 +4936,7 @@
           </w:tcPr>
           <w:p>
             <w:pPr>
+              <w:keepNext w:val="false"/>
               <w:spacing w:after="40" w:before="0"/>
               <w:jc w:val="left"/>
             </w:pPr>
@@ -4865,6 +4969,7 @@
           </w:tcPr>
           <w:p>
             <w:pPr>
+              <w:keepNext w:val="false"/>
               <w:spacing w:after="40" w:before="0"/>
               <w:jc w:val="left"/>
             </w:pPr>
@@ -4897,6 +5002,7 @@
           </w:tcPr>
           <w:p>
             <w:pPr>
+              <w:keepNext w:val="false"/>
               <w:spacing w:after="40" w:before="0"/>
               <w:jc w:val="left"/>
             </w:pPr>
@@ -4929,6 +5035,7 @@
           </w:tcPr>
           <w:p>
             <w:pPr>
+              <w:keepNext w:val="false"/>
               <w:spacing w:after="40" w:before="0"/>
               <w:jc w:val="left"/>
             </w:pPr>
@@ -4988,6 +5095,7 @@
           </w:tcPr>
           <w:p>
             <w:pPr>
+              <w:keepNext w:val="false"/>
               <w:spacing w:after="40" w:before="0"/>
               <w:jc w:val="center"/>
             </w:pPr>
@@ -5022,6 +5130,7 @@
           </w:tcPr>
           <w:p>
             <w:pPr>
+              <w:keepNext w:val="false"/>
               <w:spacing w:after="40" w:before="0"/>
               <w:jc w:val="left"/>
             </w:pPr>
@@ -5083,6 +5192,7 @@
           </w:tcPr>
           <w:p>
             <w:pPr>
+              <w:keepNext w:val="false"/>
               <w:spacing w:after="40" w:before="0"/>
               <w:jc w:val="center"/>
             </w:pPr>
@@ -5117,6 +5227,7 @@
           </w:tcPr>
           <w:p>
             <w:pPr>
+              <w:keepNext w:val="false"/>
               <w:spacing w:after="40" w:before="0"/>
               <w:jc w:val="left"/>
             </w:pPr>
@@ -5149,6 +5260,7 @@
           </w:tcPr>
           <w:p>
             <w:pPr>
+              <w:keepNext w:val="false"/>
               <w:spacing w:after="40" w:before="0"/>
               <w:jc w:val="left"/>
             </w:pPr>
@@ -5183,6 +5295,7 @@
           </w:tcPr>
           <w:p>
             <w:pPr>
+              <w:keepNext w:val="false"/>
               <w:spacing w:after="40" w:before="0"/>
               <w:jc w:val="left"/>
             </w:pPr>
@@ -5215,6 +5328,7 @@
           </w:tcPr>
           <w:p>
             <w:pPr>
+              <w:keepNext w:val="false"/>
               <w:spacing w:after="40" w:before="0"/>
               <w:jc w:val="left"/>
             </w:pPr>
@@ -5249,6 +5363,7 @@
           </w:tcPr>
           <w:p>
             <w:pPr>
+              <w:keepNext w:val="false"/>
               <w:spacing w:after="40" w:before="0"/>
               <w:jc w:val="left"/>
             </w:pPr>
@@ -5281,6 +5396,7 @@
           </w:tcPr>
           <w:p>
             <w:pPr>
+              <w:keepNext w:val="false"/>
               <w:spacing w:after="40" w:before="0"/>
               <w:jc w:val="left"/>
             </w:pPr>
@@ -5317,7 +5433,7 @@
         </w:rPr>
         <w:t xml:space="preserve">© 2026 SeaVuria and ARES. Aligned with KICD objectives. Developed by SeaVuria; technical implementation by ARES (with AI assistance from Claude). Licensed under </w:t>
       </w:r>
-      <w:hyperlink w:history="1" r:id="rIduhfmbjrm7mmlaucvk8nlf">
+      <w:hyperlink w:history="1" r:id="rIdv_d2mexyls4g7hfxmy1cm">
         <w:r>
           <w:rPr>
             <w:rFonts w:ascii="Arial" w:cs="Arial" w:eastAsia="Arial" w:hAnsi="Arial"/>
@@ -5338,7 +5454,7 @@
         </w:rPr>
         <w:t xml:space="preserve"> (</w:t>
       </w:r>
-      <w:hyperlink w:history="1" r:id="rIdxt2altv3ebi9ua-btlmaq">
+      <w:hyperlink w:history="1" r:id="rId-z_6d6n0r6qvetycbj2wb">
         <w:r>
           <w:rPr>
             <w:rFonts w:ascii="Arial" w:cs="Arial" w:eastAsia="Arial" w:hAnsi="Arial"/>
@@ -5398,6 +5514,7 @@
           </w:tcPr>
           <w:p>
             <w:pPr>
+              <w:keepNext w:val="false"/>
               <w:spacing w:after="40" w:before="0"/>
               <w:jc w:val="center"/>
             </w:pPr>
@@ -5433,6 +5550,7 @@
           </w:tcPr>
           <w:p>
             <w:pPr>
+              <w:keepNext w:val="false"/>
               <w:spacing w:after="40" w:before="0"/>
               <w:jc w:val="center"/>
             </w:pPr>
@@ -5467,6 +5585,7 @@
           </w:tcPr>
           <w:p>
             <w:pPr>
+              <w:keepNext w:val="false"/>
               <w:spacing w:after="40" w:before="0"/>
               <w:jc w:val="left"/>
             </w:pPr>
@@ -5499,6 +5618,7 @@
           </w:tcPr>
           <w:p>
             <w:pPr>
+              <w:keepNext w:val="false"/>
               <w:spacing w:after="40" w:before="0"/>
               <w:jc w:val="left"/>
             </w:pPr>
@@ -5533,6 +5653,7 @@
           </w:tcPr>
           <w:p>
             <w:pPr>
+              <w:keepNext w:val="false"/>
               <w:spacing w:after="40" w:before="0"/>
               <w:jc w:val="left"/>
             </w:pPr>
@@ -5565,6 +5686,7 @@
           </w:tcPr>
           <w:p>
             <w:pPr>
+              <w:keepNext w:val="false"/>
               <w:spacing w:after="40" w:before="0"/>
               <w:jc w:val="left"/>
             </w:pPr>
@@ -5599,6 +5721,7 @@
           </w:tcPr>
           <w:p>
             <w:pPr>
+              <w:keepNext w:val="false"/>
               <w:spacing w:after="40" w:before="0"/>
               <w:jc w:val="left"/>
             </w:pPr>
@@ -5706,6 +5829,7 @@
           </w:tcPr>
           <w:p>
             <w:pPr>
+              <w:keepNext w:val="false"/>
               <w:spacing w:after="40" w:before="0"/>
               <w:jc w:val="left"/>
             </w:pPr>
@@ -5813,6 +5937,7 @@
           </w:tcPr>
           <w:p>
             <w:pPr>
+              <w:keepNext w:val="false"/>
               <w:spacing w:after="40" w:before="0"/>
               <w:jc w:val="left"/>
             </w:pPr>
@@ -5900,6 +6025,7 @@
           </w:tcPr>
           <w:p>
             <w:pPr>
+              <w:keepNext w:val="false"/>
               <w:spacing w:after="40" w:before="0"/>
               <w:jc w:val="left"/>
             </w:pPr>
@@ -5932,6 +6058,7 @@
           </w:tcPr>
           <w:p>
             <w:pPr>
+              <w:keepNext w:val="false"/>
               <w:spacing w:after="40" w:before="0"/>
               <w:jc w:val="left"/>
             </w:pPr>
@@ -5966,6 +6093,7 @@
           </w:tcPr>
           <w:p>
             <w:pPr>
+              <w:keepNext w:val="false"/>
               <w:spacing w:after="40" w:before="0"/>
               <w:jc w:val="left"/>
             </w:pPr>
@@ -5998,6 +6126,7 @@
           </w:tcPr>
           <w:p>
             <w:pPr>
+              <w:keepNext w:val="false"/>
               <w:spacing w:after="40" w:before="0"/>
               <w:jc w:val="left"/>
             </w:pPr>
@@ -6032,6 +6161,7 @@
           </w:tcPr>
           <w:p>
             <w:pPr>
+              <w:keepNext w:val="false"/>
               <w:spacing w:after="40" w:before="0"/>
               <w:jc w:val="left"/>
             </w:pPr>
@@ -6064,6 +6194,7 @@
           </w:tcPr>
           <w:p>
             <w:pPr>
+              <w:keepNext w:val="false"/>
               <w:spacing w:after="40" w:before="0"/>
               <w:jc w:val="left"/>
             </w:pPr>
@@ -6123,6 +6254,7 @@
           </w:tcPr>
           <w:p>
             <w:pPr>
+              <w:keepNext w:val="false"/>
               <w:spacing w:after="40" w:before="0"/>
               <w:jc w:val="center"/>
             </w:pPr>
@@ -6157,6 +6289,7 @@
           </w:tcPr>
           <w:p>
             <w:pPr>
+              <w:keepNext w:val="false"/>
               <w:spacing w:after="40" w:before="0"/>
               <w:jc w:val="left"/>
             </w:pPr>
@@ -6176,6 +6309,7 @@
           </w:p>
           <w:p>
             <w:pPr>
+              <w:keepNext w:val="false"/>
               <w:spacing w:after="40" w:before="0"/>
               <w:jc w:val="left"/>
             </w:pPr>
@@ -6195,6 +6329,7 @@
           </w:p>
           <w:p>
             <w:pPr>
+              <w:keepNext w:val="false"/>
               <w:spacing w:after="40" w:before="0"/>
               <w:jc w:val="left"/>
             </w:pPr>
@@ -6214,6 +6349,7 @@
           </w:p>
           <w:p>
             <w:pPr>
+              <w:keepNext w:val="false"/>
               <w:spacing w:after="40" w:before="0"/>
               <w:jc w:val="left"/>
             </w:pPr>
@@ -6233,6 +6369,7 @@
           </w:p>
           <w:p>
             <w:pPr>
+              <w:keepNext w:val="false"/>
               <w:spacing w:after="40" w:before="0"/>
               <w:jc w:val="left"/>
             </w:pPr>
@@ -6297,6 +6434,7 @@
           </w:tcPr>
           <w:p>
             <w:pPr>
+              <w:keepNext w:val="false"/>
               <w:spacing w:after="40" w:before="0"/>
               <w:jc w:val="center"/>
             </w:pPr>
@@ -6331,6 +6469,7 @@
           </w:tcPr>
           <w:p>
             <w:pPr>
+              <w:keepNext w:val="false"/>
               <w:spacing w:after="40" w:before="0"/>
               <w:jc w:val="left"/>
             </w:pPr>
@@ -6363,6 +6502,7 @@
           </w:tcPr>
           <w:p>
             <w:pPr>
+              <w:keepNext w:val="false"/>
               <w:spacing w:after="40" w:before="0"/>
               <w:jc w:val="left"/>
             </w:pPr>
@@ -6395,6 +6535,7 @@
           </w:tcPr>
           <w:p>
             <w:pPr>
+              <w:keepNext w:val="false"/>
               <w:spacing w:after="40" w:before="0"/>
               <w:jc w:val="left"/>
             </w:pPr>
@@ -6427,6 +6568,7 @@
           </w:tcPr>
           <w:p>
             <w:pPr>
+              <w:keepNext w:val="false"/>
               <w:spacing w:after="40" w:before="0"/>
               <w:jc w:val="left"/>
             </w:pPr>
@@ -6459,6 +6601,7 @@
           </w:tcPr>
           <w:p>
             <w:pPr>
+              <w:keepNext w:val="false"/>
               <w:spacing w:after="40" w:before="0"/>
               <w:jc w:val="left"/>
             </w:pPr>
@@ -6493,6 +6636,7 @@
           </w:tcPr>
           <w:p>
             <w:pPr>
+              <w:keepNext w:val="false"/>
               <w:spacing w:after="40" w:before="0"/>
               <w:jc w:val="left"/>
             </w:pPr>
@@ -6530,7 +6674,7 @@
             <w:pPr>
               <w:spacing w:after="20" w:before="0"/>
             </w:pPr>
-            <w:hyperlink w:history="1" r:id="rIdxceum7nnf2yu0qtuxycju">
+            <w:hyperlink w:history="1" r:id="rIdrwzsyhlwospfnocxxvbgj">
               <w:r>
                 <w:rPr>
                   <w:rFonts w:ascii="Arial" w:cs="Arial" w:eastAsia="Arial" w:hAnsi="Arial"/>
@@ -6563,7 +6707,7 @@
               <w:spacing w:after="10" w:before="0"/>
               <w:ind w:left="120"/>
             </w:pPr>
-            <w:hyperlink w:history="1" r:id="rId56lc5udaqbycrffasphrw">
+            <w:hyperlink w:history="1" r:id="rIdjruigwt4665ovc5894i0e">
               <w:r>
                 <w:rPr>
                   <w:rFonts w:ascii="Arial" w:cs="Arial" w:eastAsia="Arial" w:hAnsi="Arial"/>
@@ -6608,7 +6752,7 @@
             <w:pPr>
               <w:spacing w:after="20" w:before="0"/>
             </w:pPr>
-            <w:hyperlink w:history="1" r:id="rIdu_4uqjnb8yi9zyms15at9">
+            <w:hyperlink w:history="1" r:id="rIdiwulyuaf58wwpkqy9nxt6">
               <w:r>
                 <w:rPr>
                   <w:rFonts w:ascii="Arial" w:cs="Arial" w:eastAsia="Arial" w:hAnsi="Arial"/>
@@ -6641,7 +6785,7 @@
               <w:spacing w:after="10" w:before="0"/>
               <w:ind w:left="120"/>
             </w:pPr>
-            <w:hyperlink w:history="1" r:id="rIdpmwpwm24mh8sc_l2rqt-9">
+            <w:hyperlink w:history="1" r:id="rIdhv9csccqxe8www-q1agqs">
               <w:r>
                 <w:rPr>
                   <w:rFonts w:ascii="Arial" w:cs="Arial" w:eastAsia="Arial" w:hAnsi="Arial"/>
@@ -6669,6 +6813,7 @@
           </w:tcPr>
           <w:p>
             <w:pPr>
+              <w:keepNext w:val="false"/>
               <w:spacing w:after="40" w:before="0"/>
               <w:jc w:val="left"/>
             </w:pPr>
@@ -6701,6 +6846,7 @@
           </w:tcPr>
           <w:p>
             <w:pPr>
+              <w:keepNext w:val="false"/>
               <w:spacing w:after="40" w:before="0"/>
               <w:jc w:val="left"/>
             </w:pPr>
@@ -6733,6 +6879,7 @@
           </w:tcPr>
           <w:p>
             <w:pPr>
+              <w:keepNext w:val="false"/>
               <w:spacing w:after="40" w:before="0"/>
               <w:jc w:val="left"/>
             </w:pPr>
@@ -6765,6 +6912,7 @@
           </w:tcPr>
           <w:p>
             <w:pPr>
+              <w:keepNext w:val="false"/>
               <w:spacing w:after="40" w:before="0"/>
               <w:jc w:val="left"/>
             </w:pPr>
@@ -6799,6 +6947,7 @@
           </w:tcPr>
           <w:p>
             <w:pPr>
+              <w:keepNext w:val="false"/>
               <w:spacing w:after="40" w:before="0"/>
               <w:jc w:val="left"/>
             </w:pPr>
@@ -6836,7 +6985,7 @@
             <w:pPr>
               <w:spacing w:after="20" w:before="0"/>
             </w:pPr>
-            <w:hyperlink w:history="1" r:id="rIdziqhwmuyxiu8kyeoew2e1">
+            <w:hyperlink w:history="1" r:id="rIdhjv771fru9o0rttcimvsb">
               <w:r>
                 <w:rPr>
                   <w:rFonts w:ascii="Arial" w:cs="Arial" w:eastAsia="Arial" w:hAnsi="Arial"/>
@@ -6869,7 +7018,7 @@
               <w:spacing w:after="10" w:before="0"/>
               <w:ind w:left="120"/>
             </w:pPr>
-            <w:hyperlink w:history="1" r:id="rIdxzpjtqrca36wfxrr2fogv">
+            <w:hyperlink w:history="1" r:id="rIdtkip5dx9xk7axiy3jdyzn">
               <w:r>
                 <w:rPr>
                   <w:rFonts w:ascii="Arial" w:cs="Arial" w:eastAsia="Arial" w:hAnsi="Arial"/>
@@ -6914,7 +7063,7 @@
             <w:pPr>
               <w:spacing w:after="20" w:before="0"/>
             </w:pPr>
-            <w:hyperlink w:history="1" r:id="rIdqasiefr8sedg2doirod0n">
+            <w:hyperlink w:history="1" r:id="rIdr_oldyu6m7xegrwwovqi_">
               <w:r>
                 <w:rPr>
                   <w:rFonts w:ascii="Arial" w:cs="Arial" w:eastAsia="Arial" w:hAnsi="Arial"/>
@@ -6947,7 +7096,7 @@
               <w:spacing w:after="10" w:before="0"/>
               <w:ind w:left="120"/>
             </w:pPr>
-            <w:hyperlink w:history="1" r:id="rIdhjmi5hwd5def649sz4szi">
+            <w:hyperlink w:history="1" r:id="rIdcqeopcwff-8tiryvms3uj">
               <w:r>
                 <w:rPr>
                   <w:rFonts w:ascii="Arial" w:cs="Arial" w:eastAsia="Arial" w:hAnsi="Arial"/>
@@ -6975,6 +7124,7 @@
           </w:tcPr>
           <w:p>
             <w:pPr>
+              <w:keepNext w:val="false"/>
               <w:spacing w:after="40" w:before="0"/>
               <w:jc w:val="left"/>
             </w:pPr>
@@ -7007,6 +7157,7 @@
           </w:tcPr>
           <w:p>
             <w:pPr>
+              <w:keepNext w:val="false"/>
               <w:spacing w:after="40" w:before="0"/>
               <w:jc w:val="left"/>
             </w:pPr>
@@ -7039,6 +7190,7 @@
           </w:tcPr>
           <w:p>
             <w:pPr>
+              <w:keepNext w:val="false"/>
               <w:spacing w:after="40" w:before="0"/>
               <w:jc w:val="left"/>
             </w:pPr>
@@ -7071,6 +7223,7 @@
           </w:tcPr>
           <w:p>
             <w:pPr>
+              <w:keepNext w:val="false"/>
               <w:spacing w:after="40" w:before="0"/>
               <w:jc w:val="left"/>
             </w:pPr>
@@ -7105,6 +7258,7 @@
           </w:tcPr>
           <w:p>
             <w:pPr>
+              <w:keepNext w:val="false"/>
               <w:spacing w:after="40" w:before="0"/>
               <w:jc w:val="left"/>
             </w:pPr>
@@ -7142,7 +7296,7 @@
             <w:pPr>
               <w:spacing w:after="20" w:before="0"/>
             </w:pPr>
-            <w:hyperlink w:history="1" r:id="rIdk_z8t6asecospmii42jrn">
+            <w:hyperlink w:history="1" r:id="rIdrssuysnc7kvsa-shne41a">
               <w:r>
                 <w:rPr>
                   <w:rFonts w:ascii="Arial" w:cs="Arial" w:eastAsia="Arial" w:hAnsi="Arial"/>
@@ -7191,7 +7345,7 @@
               <w:spacing w:after="10" w:before="0"/>
               <w:ind w:left="120"/>
             </w:pPr>
-            <w:hyperlink w:history="1" r:id="rId0ejoxcinvii3do2ar2ty0">
+            <w:hyperlink w:history="1" r:id="rId9ee4ocuzhvbmotcaakb4_">
               <w:r>
                 <w:rPr>
                   <w:rFonts w:ascii="Arial" w:cs="Arial" w:eastAsia="Arial" w:hAnsi="Arial"/>
@@ -7236,7 +7390,7 @@
             <w:pPr>
               <w:spacing w:after="20" w:before="0"/>
             </w:pPr>
-            <w:hyperlink w:history="1" r:id="rIdykyw6nxm--zwooa2tmeb9">
+            <w:hyperlink w:history="1" r:id="rIddrkxztflnrji6lms4orfd">
               <w:r>
                 <w:rPr>
                   <w:rFonts w:ascii="Arial" w:cs="Arial" w:eastAsia="Arial" w:hAnsi="Arial"/>
@@ -7285,7 +7439,7 @@
               <w:spacing w:after="10" w:before="0"/>
               <w:ind w:left="120"/>
             </w:pPr>
-            <w:hyperlink w:history="1" r:id="rIdy9kjdcsmbi8xydyg8wwg2">
+            <w:hyperlink w:history="1" r:id="rIdfflohtpwjfpofbi8fgif2">
               <w:r>
                 <w:rPr>
                   <w:rFonts w:ascii="Arial" w:cs="Arial" w:eastAsia="Arial" w:hAnsi="Arial"/>
@@ -7313,6 +7467,7 @@
           </w:tcPr>
           <w:p>
             <w:pPr>
+              <w:keepNext w:val="false"/>
               <w:spacing w:after="40" w:before="0"/>
               <w:jc w:val="left"/>
             </w:pPr>
@@ -7345,6 +7500,7 @@
           </w:tcPr>
           <w:p>
             <w:pPr>
+              <w:keepNext w:val="false"/>
               <w:spacing w:after="40" w:before="0"/>
               <w:jc w:val="left"/>
             </w:pPr>
@@ -7377,6 +7533,7 @@
           </w:tcPr>
           <w:p>
             <w:pPr>
+              <w:keepNext w:val="false"/>
               <w:spacing w:after="40" w:before="0"/>
               <w:jc w:val="left"/>
             </w:pPr>
@@ -7409,6 +7566,7 @@
           </w:tcPr>
           <w:p>
             <w:pPr>
+              <w:keepNext w:val="false"/>
               <w:spacing w:after="40" w:before="0"/>
               <w:jc w:val="left"/>
             </w:pPr>
@@ -7443,6 +7601,7 @@
           </w:tcPr>
           <w:p>
             <w:pPr>
+              <w:keepNext w:val="false"/>
               <w:spacing w:after="40" w:before="0"/>
               <w:jc w:val="left"/>
             </w:pPr>
@@ -7480,7 +7639,7 @@
             <w:pPr>
               <w:spacing w:after="20" w:before="0"/>
             </w:pPr>
-            <w:hyperlink w:history="1" r:id="rIdlwpkkrepvrbrit58yialg">
+            <w:hyperlink w:history="1" r:id="rIdxl1xfamyel5a39j8gf1kn">
               <w:r>
                 <w:rPr>
                   <w:rFonts w:ascii="Arial" w:cs="Arial" w:eastAsia="Arial" w:hAnsi="Arial"/>
@@ -7529,7 +7688,7 @@
               <w:spacing w:after="10" w:before="0"/>
               <w:ind w:left="120"/>
             </w:pPr>
-            <w:hyperlink w:history="1" r:id="rIdabpzpgyyfpoeu9omjwlmj">
+            <w:hyperlink w:history="1" r:id="rIdfxkx81g-bwldgcvegre3x">
               <w:r>
                 <w:rPr>
                   <w:rFonts w:ascii="Arial" w:cs="Arial" w:eastAsia="Arial" w:hAnsi="Arial"/>
@@ -7574,7 +7733,7 @@
             <w:pPr>
               <w:spacing w:after="20" w:before="0"/>
             </w:pPr>
-            <w:hyperlink w:history="1" r:id="rId3fnssty2vw5jqjxaixbdc">
+            <w:hyperlink w:history="1" r:id="rIdov980zhdudnbzsdig714i">
               <w:r>
                 <w:rPr>
                   <w:rFonts w:ascii="Arial" w:cs="Arial" w:eastAsia="Arial" w:hAnsi="Arial"/>
@@ -7623,7 +7782,7 @@
               <w:spacing w:after="10" w:before="0"/>
               <w:ind w:left="120"/>
             </w:pPr>
-            <w:hyperlink w:history="1" r:id="rIdkbjlm0xtfq_1vr6m49hsi">
+            <w:hyperlink w:history="1" r:id="rIdutypul1qm5bvfsmdy3gsr">
               <w:r>
                 <w:rPr>
                   <w:rFonts w:ascii="Arial" w:cs="Arial" w:eastAsia="Arial" w:hAnsi="Arial"/>
@@ -7651,6 +7810,7 @@
           </w:tcPr>
           <w:p>
             <w:pPr>
+              <w:keepNext w:val="false"/>
               <w:spacing w:after="40" w:before="0"/>
               <w:jc w:val="left"/>
             </w:pPr>
@@ -7683,6 +7843,7 @@
           </w:tcPr>
           <w:p>
             <w:pPr>
+              <w:keepNext w:val="false"/>
               <w:spacing w:after="40" w:before="0"/>
               <w:jc w:val="left"/>
             </w:pPr>
@@ -7715,6 +7876,7 @@
           </w:tcPr>
           <w:p>
             <w:pPr>
+              <w:keepNext w:val="false"/>
               <w:spacing w:after="40" w:before="0"/>
               <w:jc w:val="left"/>
             </w:pPr>
@@ -7747,6 +7909,7 @@
           </w:tcPr>
           <w:p>
             <w:pPr>
+              <w:keepNext w:val="false"/>
               <w:spacing w:after="40" w:before="0"/>
               <w:jc w:val="left"/>
             </w:pPr>
@@ -7781,6 +7944,7 @@
           </w:tcPr>
           <w:p>
             <w:pPr>
+              <w:keepNext w:val="false"/>
               <w:spacing w:after="40" w:before="0"/>
               <w:jc w:val="left"/>
             </w:pPr>
@@ -7818,7 +7982,7 @@
             <w:pPr>
               <w:spacing w:after="20" w:before="0"/>
             </w:pPr>
-            <w:hyperlink w:history="1" r:id="rIdp3lzdah9lekzz6pa-nrgt">
+            <w:hyperlink w:history="1" r:id="rIdee4r2muapm8wzvysokglo">
               <w:r>
                 <w:rPr>
                   <w:rFonts w:ascii="Arial" w:cs="Arial" w:eastAsia="Arial" w:hAnsi="Arial"/>
@@ -7867,7 +8031,7 @@
               <w:spacing w:after="10" w:before="0"/>
               <w:ind w:left="120"/>
             </w:pPr>
-            <w:hyperlink w:history="1" r:id="rIdnvtlpegjlg8ly7-stbl_y">
+            <w:hyperlink w:history="1" r:id="rIdfw9odazjrifqd0egpdo7y">
               <w:r>
                 <w:rPr>
                   <w:rFonts w:ascii="Arial" w:cs="Arial" w:eastAsia="Arial" w:hAnsi="Arial"/>
@@ -7912,7 +8076,7 @@
             <w:pPr>
               <w:spacing w:after="20" w:before="0"/>
             </w:pPr>
-            <w:hyperlink w:history="1" r:id="rIdsgrhcsgpk6p-uxzjaamgi">
+            <w:hyperlink w:history="1" r:id="rIdezhcswv-hikhcmysxteaq">
               <w:r>
                 <w:rPr>
                   <w:rFonts w:ascii="Arial" w:cs="Arial" w:eastAsia="Arial" w:hAnsi="Arial"/>
@@ -7961,7 +8125,7 @@
               <w:spacing w:after="10" w:before="0"/>
               <w:ind w:left="120"/>
             </w:pPr>
-            <w:hyperlink w:history="1" r:id="rId5rj61pcxqndggzqkbutds">
+            <w:hyperlink w:history="1" r:id="rIdyr4tgle36oiftncrihpgq">
               <w:r>
                 <w:rPr>
                   <w:rFonts w:ascii="Arial" w:cs="Arial" w:eastAsia="Arial" w:hAnsi="Arial"/>
@@ -7989,6 +8153,7 @@
           </w:tcPr>
           <w:p>
             <w:pPr>
+              <w:keepNext w:val="false"/>
               <w:spacing w:after="40" w:before="0"/>
               <w:jc w:val="left"/>
             </w:pPr>
@@ -8021,6 +8186,7 @@
           </w:tcPr>
           <w:p>
             <w:pPr>
+              <w:keepNext w:val="false"/>
               <w:spacing w:after="40" w:before="0"/>
               <w:jc w:val="left"/>
             </w:pPr>
@@ -8053,6 +8219,7 @@
           </w:tcPr>
           <w:p>
             <w:pPr>
+              <w:keepNext w:val="false"/>
               <w:spacing w:after="40" w:before="0"/>
               <w:jc w:val="left"/>
             </w:pPr>
@@ -8085,6 +8252,7 @@
           </w:tcPr>
           <w:p>
             <w:pPr>
+              <w:keepNext w:val="false"/>
               <w:spacing w:after="40" w:before="0"/>
               <w:jc w:val="left"/>
             </w:pPr>
@@ -8144,6 +8312,7 @@
           </w:tcPr>
           <w:p>
             <w:pPr>
+              <w:keepNext w:val="false"/>
               <w:spacing w:after="40" w:before="0"/>
               <w:jc w:val="center"/>
             </w:pPr>
@@ -8178,6 +8347,7 @@
           </w:tcPr>
           <w:p>
             <w:pPr>
+              <w:keepNext w:val="false"/>
               <w:spacing w:after="40" w:before="0"/>
               <w:jc w:val="left"/>
             </w:pPr>
@@ -8197,6 +8367,7 @@
           </w:p>
           <w:p>
             <w:pPr>
+              <w:keepNext w:val="false"/>
               <w:spacing w:after="40" w:before="0"/>
               <w:jc w:val="left"/>
             </w:pPr>
@@ -8216,6 +8387,7 @@
           </w:p>
           <w:p>
             <w:pPr>
+              <w:keepNext w:val="false"/>
               <w:spacing w:after="40" w:before="0"/>
               <w:jc w:val="left"/>
             </w:pPr>
@@ -8235,6 +8407,7 @@
           </w:p>
           <w:p>
             <w:pPr>
+              <w:keepNext w:val="false"/>
               <w:spacing w:after="40" w:before="0"/>
               <w:jc w:val="left"/>
             </w:pPr>
@@ -8254,6 +8427,7 @@
           </w:p>
           <w:p>
             <w:pPr>
+              <w:keepNext w:val="false"/>
               <w:spacing w:after="40" w:before="0"/>
               <w:jc w:val="left"/>
             </w:pPr>
@@ -8315,6 +8489,7 @@
           </w:tcPr>
           <w:p>
             <w:pPr>
+              <w:keepNext w:val="false"/>
               <w:spacing w:after="40" w:before="0"/>
               <w:jc w:val="center"/>
             </w:pPr>
@@ -8349,6 +8524,7 @@
           </w:tcPr>
           <w:p>
             <w:pPr>
+              <w:keepNext w:val="false"/>
               <w:spacing w:after="40" w:before="0"/>
               <w:jc w:val="left"/>
             </w:pPr>
@@ -8381,6 +8557,7 @@
           </w:tcPr>
           <w:p>
             <w:pPr>
+              <w:keepNext w:val="false"/>
               <w:spacing w:after="40" w:before="0"/>
               <w:jc w:val="left"/>
             </w:pPr>
@@ -8415,6 +8592,7 @@
           </w:tcPr>
           <w:p>
             <w:pPr>
+              <w:keepNext w:val="false"/>
               <w:spacing w:after="40" w:before="0"/>
               <w:jc w:val="left"/>
             </w:pPr>
@@ -8447,6 +8625,7 @@
           </w:tcPr>
           <w:p>
             <w:pPr>
+              <w:keepNext w:val="false"/>
               <w:spacing w:after="40" w:before="0"/>
               <w:jc w:val="left"/>
             </w:pPr>
@@ -8481,6 +8660,7 @@
           </w:tcPr>
           <w:p>
             <w:pPr>
+              <w:keepNext w:val="false"/>
               <w:spacing w:after="40" w:before="0"/>
               <w:jc w:val="left"/>
             </w:pPr>
@@ -8513,6 +8693,7 @@
           </w:tcPr>
           <w:p>
             <w:pPr>
+              <w:keepNext w:val="false"/>
               <w:spacing w:after="40" w:before="0"/>
               <w:jc w:val="left"/>
             </w:pPr>
@@ -8549,7 +8730,7 @@
         </w:rPr>
         <w:t xml:space="preserve">© 2026 SeaVuria and ARES. Aligned with KICD objectives. Developed by SeaVuria; technical implementation by ARES (with AI assistance from Claude). Licensed under </w:t>
       </w:r>
-      <w:hyperlink w:history="1" r:id="rIdfridzv5etm7l_0egp0xhs">
+      <w:hyperlink w:history="1" r:id="rId7t1xt_oa5srlji6lti-8q">
         <w:r>
           <w:rPr>
             <w:rFonts w:ascii="Arial" w:cs="Arial" w:eastAsia="Arial" w:hAnsi="Arial"/>
@@ -8570,7 +8751,7 @@
         </w:rPr>
         <w:t xml:space="preserve"> (</w:t>
       </w:r>
-      <w:hyperlink w:history="1" r:id="rId0_vqid-kfbey3ptwkkofg">
+      <w:hyperlink w:history="1" r:id="rIdjpdimk2zbtfsszflwduys">
         <w:r>
           <w:rPr>
             <w:rFonts w:ascii="Arial" w:cs="Arial" w:eastAsia="Arial" w:hAnsi="Arial"/>
@@ -8630,6 +8811,7 @@
           </w:tcPr>
           <w:p>
             <w:pPr>
+              <w:keepNext w:val="false"/>
               <w:spacing w:after="40" w:before="0"/>
               <w:jc w:val="center"/>
             </w:pPr>
@@ -8665,6 +8847,7 @@
           </w:tcPr>
           <w:p>
             <w:pPr>
+              <w:keepNext w:val="false"/>
               <w:spacing w:after="40" w:before="0"/>
               <w:jc w:val="center"/>
             </w:pPr>
@@ -8699,6 +8882,7 @@
           </w:tcPr>
           <w:p>
             <w:pPr>
+              <w:keepNext w:val="false"/>
               <w:spacing w:after="40" w:before="0"/>
               <w:jc w:val="left"/>
             </w:pPr>
@@ -8731,6 +8915,7 @@
           </w:tcPr>
           <w:p>
             <w:pPr>
+              <w:keepNext w:val="false"/>
               <w:spacing w:after="40" w:before="0"/>
               <w:jc w:val="left"/>
             </w:pPr>
@@ -8765,6 +8950,7 @@
           </w:tcPr>
           <w:p>
             <w:pPr>
+              <w:keepNext w:val="false"/>
               <w:spacing w:after="40" w:before="0"/>
               <w:jc w:val="left"/>
             </w:pPr>
@@ -8797,6 +8983,7 @@
           </w:tcPr>
           <w:p>
             <w:pPr>
+              <w:keepNext w:val="false"/>
               <w:spacing w:after="40" w:before="0"/>
               <w:jc w:val="left"/>
             </w:pPr>
@@ -8831,6 +9018,7 @@
           </w:tcPr>
           <w:p>
             <w:pPr>
+              <w:keepNext w:val="false"/>
               <w:spacing w:after="40" w:before="0"/>
               <w:jc w:val="left"/>
             </w:pPr>
@@ -8863,6 +9051,7 @@
           </w:tcPr>
           <w:p>
             <w:pPr>
+              <w:keepNext w:val="false"/>
               <w:spacing w:after="40" w:before="0"/>
               <w:jc w:val="left"/>
             </w:pPr>
@@ -8897,6 +9086,7 @@
           </w:tcPr>
           <w:p>
             <w:pPr>
+              <w:keepNext w:val="false"/>
               <w:spacing w:after="40" w:before="0"/>
               <w:jc w:val="left"/>
             </w:pPr>
@@ -8929,6 +9119,7 @@
           </w:tcPr>
           <w:p>
             <w:pPr>
+              <w:keepNext w:val="false"/>
               <w:spacing w:after="40" w:before="0"/>
               <w:jc w:val="left"/>
             </w:pPr>
@@ -8963,6 +9154,7 @@
           </w:tcPr>
           <w:p>
             <w:pPr>
+              <w:keepNext w:val="false"/>
               <w:spacing w:after="40" w:before="0"/>
               <w:jc w:val="left"/>
             </w:pPr>
@@ -8995,6 +9187,7 @@
           </w:tcPr>
           <w:p>
             <w:pPr>
+              <w:keepNext w:val="false"/>
               <w:spacing w:after="40" w:before="0"/>
               <w:jc w:val="left"/>
             </w:pPr>
@@ -9029,6 +9222,7 @@
           </w:tcPr>
           <w:p>
             <w:pPr>
+              <w:keepNext w:val="false"/>
               <w:spacing w:after="40" w:before="0"/>
               <w:jc w:val="left"/>
             </w:pPr>
@@ -9061,6 +9255,7 @@
           </w:tcPr>
           <w:p>
             <w:pPr>
+              <w:keepNext w:val="false"/>
               <w:spacing w:after="40" w:before="0"/>
               <w:jc w:val="left"/>
             </w:pPr>
@@ -9095,6 +9290,7 @@
           </w:tcPr>
           <w:p>
             <w:pPr>
+              <w:keepNext w:val="false"/>
               <w:spacing w:after="40" w:before="0"/>
               <w:jc w:val="left"/>
             </w:pPr>
@@ -9127,6 +9323,7 @@
           </w:tcPr>
           <w:p>
             <w:pPr>
+              <w:keepNext w:val="false"/>
               <w:spacing w:after="40" w:before="0"/>
               <w:jc w:val="left"/>
             </w:pPr>
@@ -9161,6 +9358,7 @@
           </w:tcPr>
           <w:p>
             <w:pPr>
+              <w:keepNext w:val="false"/>
               <w:spacing w:after="40" w:before="0"/>
               <w:jc w:val="left"/>
             </w:pPr>
@@ -9193,6 +9391,7 @@
           </w:tcPr>
           <w:p>
             <w:pPr>
+              <w:keepNext w:val="false"/>
               <w:spacing w:after="40" w:before="0"/>
               <w:jc w:val="left"/>
             </w:pPr>
@@ -9252,6 +9451,7 @@
           </w:tcPr>
           <w:p>
             <w:pPr>
+              <w:keepNext w:val="false"/>
               <w:spacing w:after="40" w:before="0"/>
               <w:jc w:val="center"/>
             </w:pPr>
@@ -9286,6 +9486,7 @@
           </w:tcPr>
           <w:p>
             <w:pPr>
+              <w:keepNext w:val="false"/>
               <w:spacing w:after="40" w:before="0"/>
               <w:jc w:val="left"/>
             </w:pPr>
@@ -9350,6 +9551,7 @@
           </w:tcPr>
           <w:p>
             <w:pPr>
+              <w:keepNext w:val="false"/>
               <w:spacing w:after="40" w:before="0"/>
               <w:jc w:val="center"/>
             </w:pPr>
@@ -9384,6 +9586,7 @@
           </w:tcPr>
           <w:p>
             <w:pPr>
+              <w:keepNext w:val="false"/>
               <w:spacing w:after="40" w:before="0"/>
               <w:jc w:val="left"/>
             </w:pPr>
@@ -9416,6 +9619,7 @@
           </w:tcPr>
           <w:p>
             <w:pPr>
+              <w:keepNext w:val="false"/>
               <w:spacing w:after="40" w:before="0"/>
               <w:jc w:val="left"/>
             </w:pPr>
@@ -9448,6 +9652,7 @@
           </w:tcPr>
           <w:p>
             <w:pPr>
+              <w:keepNext w:val="false"/>
               <w:spacing w:after="40" w:before="0"/>
               <w:jc w:val="left"/>
             </w:pPr>
@@ -9480,6 +9685,7 @@
           </w:tcPr>
           <w:p>
             <w:pPr>
+              <w:keepNext w:val="false"/>
               <w:spacing w:after="40" w:before="0"/>
               <w:jc w:val="left"/>
             </w:pPr>
@@ -9512,6 +9718,7 @@
           </w:tcPr>
           <w:p>
             <w:pPr>
+              <w:keepNext w:val="false"/>
               <w:spacing w:after="40" w:before="0"/>
               <w:jc w:val="left"/>
             </w:pPr>
@@ -9546,6 +9753,7 @@
           </w:tcPr>
           <w:p>
             <w:pPr>
+              <w:keepNext w:val="false"/>
               <w:spacing w:after="40" w:before="0"/>
               <w:jc w:val="left"/>
             </w:pPr>
@@ -9583,7 +9791,7 @@
             <w:pPr>
               <w:spacing w:after="20" w:before="0"/>
             </w:pPr>
-            <w:hyperlink w:history="1" r:id="rIdpasqbjirv1d8yoqtnhujk">
+            <w:hyperlink w:history="1" r:id="rIdy698cnvbojmnvbux5nwjk">
               <w:r>
                 <w:rPr>
                   <w:rFonts w:ascii="Arial" w:cs="Arial" w:eastAsia="Arial" w:hAnsi="Arial"/>
@@ -9616,7 +9824,7 @@
               <w:spacing w:after="10" w:before="0"/>
               <w:ind w:left="120"/>
             </w:pPr>
-            <w:hyperlink w:history="1" r:id="rIdyi42f1ho6lsemusvyvomz">
+            <w:hyperlink w:history="1" r:id="rIdvi-4bzbdkemeupr4unatn">
               <w:r>
                 <w:rPr>
                   <w:rFonts w:ascii="Arial" w:cs="Arial" w:eastAsia="Arial" w:hAnsi="Arial"/>
@@ -9661,7 +9869,7 @@
             <w:pPr>
               <w:spacing w:after="20" w:before="0"/>
             </w:pPr>
-            <w:hyperlink w:history="1" r:id="rIdsdq7tccd8bprc6lphjx9n">
+            <w:hyperlink w:history="1" r:id="rIdlwo2p0tcpkhrlqttbaa9u">
               <w:r>
                 <w:rPr>
                   <w:rFonts w:ascii="Arial" w:cs="Arial" w:eastAsia="Arial" w:hAnsi="Arial"/>
@@ -9694,7 +9902,7 @@
               <w:spacing w:after="10" w:before="0"/>
               <w:ind w:left="120"/>
             </w:pPr>
-            <w:hyperlink w:history="1" r:id="rIdwvp6ssgpl6c9p7svekiou">
+            <w:hyperlink w:history="1" r:id="rIdkg4xnjv8yls-mpfcsfbxf">
               <w:r>
                 <w:rPr>
                   <w:rFonts w:ascii="Arial" w:cs="Arial" w:eastAsia="Arial" w:hAnsi="Arial"/>
@@ -9722,6 +9930,7 @@
           </w:tcPr>
           <w:p>
             <w:pPr>
+              <w:keepNext w:val="false"/>
               <w:spacing w:after="40" w:before="0"/>
               <w:jc w:val="left"/>
             </w:pPr>
@@ -9754,6 +9963,7 @@
           </w:tcPr>
           <w:p>
             <w:pPr>
+              <w:keepNext w:val="false"/>
               <w:spacing w:after="40" w:before="0"/>
               <w:jc w:val="left"/>
             </w:pPr>
@@ -9786,6 +9996,7 @@
           </w:tcPr>
           <w:p>
             <w:pPr>
+              <w:keepNext w:val="false"/>
               <w:spacing w:after="40" w:before="0"/>
               <w:jc w:val="left"/>
             </w:pPr>
@@ -9818,6 +10029,7 @@
           </w:tcPr>
           <w:p>
             <w:pPr>
+              <w:keepNext w:val="false"/>
               <w:spacing w:after="40" w:before="0"/>
               <w:jc w:val="left"/>
             </w:pPr>
@@ -9852,6 +10064,7 @@
           </w:tcPr>
           <w:p>
             <w:pPr>
+              <w:keepNext w:val="false"/>
               <w:spacing w:after="40" w:before="0"/>
               <w:jc w:val="left"/>
             </w:pPr>
@@ -9889,7 +10102,7 @@
             <w:pPr>
               <w:spacing w:after="20" w:before="0"/>
             </w:pPr>
-            <w:hyperlink w:history="1" r:id="rId4to_sozhm9j0rydx-y_jo">
+            <w:hyperlink w:history="1" r:id="rIdxvyfyixidhbebfxk6nnbq">
               <w:r>
                 <w:rPr>
                   <w:rFonts w:ascii="Arial" w:cs="Arial" w:eastAsia="Arial" w:hAnsi="Arial"/>
@@ -9922,7 +10135,7 @@
               <w:spacing w:after="10" w:before="0"/>
               <w:ind w:left="120"/>
             </w:pPr>
-            <w:hyperlink w:history="1" r:id="rIdxupijf-s6p3eo77u6crl_">
+            <w:hyperlink w:history="1" r:id="rIdqebys3_kqp-ccnaze6br2">
               <w:r>
                 <w:rPr>
                   <w:rFonts w:ascii="Arial" w:cs="Arial" w:eastAsia="Arial" w:hAnsi="Arial"/>
@@ -9967,7 +10180,7 @@
             <w:pPr>
               <w:spacing w:after="20" w:before="0"/>
             </w:pPr>
-            <w:hyperlink w:history="1" r:id="rId9ra_ctg7vowfuhmmmzbp_">
+            <w:hyperlink w:history="1" r:id="rIdqeaxto8kmgpwvjxrgxb9p">
               <w:r>
                 <w:rPr>
                   <w:rFonts w:ascii="Arial" w:cs="Arial" w:eastAsia="Arial" w:hAnsi="Arial"/>
@@ -10000,7 +10213,7 @@
               <w:spacing w:after="10" w:before="0"/>
               <w:ind w:left="120"/>
             </w:pPr>
-            <w:hyperlink w:history="1" r:id="rIdif5u_ziwerlzlxh9_vpn5">
+            <w:hyperlink w:history="1" r:id="rId1bxm4nrhza93twzrsx_nu">
               <w:r>
                 <w:rPr>
                   <w:rFonts w:ascii="Arial" w:cs="Arial" w:eastAsia="Arial" w:hAnsi="Arial"/>
@@ -10028,6 +10241,7 @@
           </w:tcPr>
           <w:p>
             <w:pPr>
+              <w:keepNext w:val="false"/>
               <w:spacing w:after="40" w:before="0"/>
               <w:jc w:val="left"/>
             </w:pPr>
@@ -10060,6 +10274,7 @@
           </w:tcPr>
           <w:p>
             <w:pPr>
+              <w:keepNext w:val="false"/>
               <w:spacing w:after="40" w:before="0"/>
               <w:jc w:val="left"/>
             </w:pPr>
@@ -10092,6 +10307,7 @@
           </w:tcPr>
           <w:p>
             <w:pPr>
+              <w:keepNext w:val="false"/>
               <w:spacing w:after="40" w:before="0"/>
               <w:jc w:val="left"/>
             </w:pPr>
@@ -10124,6 +10340,7 @@
           </w:tcPr>
           <w:p>
             <w:pPr>
+              <w:keepNext w:val="false"/>
               <w:spacing w:after="40" w:before="0"/>
               <w:jc w:val="left"/>
             </w:pPr>
@@ -10158,6 +10375,7 @@
           </w:tcPr>
           <w:p>
             <w:pPr>
+              <w:keepNext w:val="false"/>
               <w:spacing w:after="40" w:before="0"/>
               <w:jc w:val="left"/>
             </w:pPr>
@@ -10195,7 +10413,7 @@
             <w:pPr>
               <w:spacing w:after="20" w:before="0"/>
             </w:pPr>
-            <w:hyperlink w:history="1" r:id="rId0b412_90dqg6hlniqoz0s">
+            <w:hyperlink w:history="1" r:id="rIdr-z1-fnrrcl2iddsvbogw">
               <w:r>
                 <w:rPr>
                   <w:rFonts w:ascii="Arial" w:cs="Arial" w:eastAsia="Arial" w:hAnsi="Arial"/>
@@ -10244,7 +10462,7 @@
               <w:spacing w:after="10" w:before="0"/>
               <w:ind w:left="120"/>
             </w:pPr>
-            <w:hyperlink w:history="1" r:id="rIdxqz5kd7blirbxjqiyyec8">
+            <w:hyperlink w:history="1" r:id="rIdwgomhuyahscdkvwypxnq1">
               <w:r>
                 <w:rPr>
                   <w:rFonts w:ascii="Arial" w:cs="Arial" w:eastAsia="Arial" w:hAnsi="Arial"/>
@@ -10289,7 +10507,7 @@
             <w:pPr>
               <w:spacing w:after="20" w:before="0"/>
             </w:pPr>
-            <w:hyperlink w:history="1" r:id="rIdrw9ihkpxvszrsmqxsvzoi">
+            <w:hyperlink w:history="1" r:id="rIdcbsmnfhjrcmapnrsdpx5h">
               <w:r>
                 <w:rPr>
                   <w:rFonts w:ascii="Arial" w:cs="Arial" w:eastAsia="Arial" w:hAnsi="Arial"/>
@@ -10338,7 +10556,7 @@
               <w:spacing w:after="10" w:before="0"/>
               <w:ind w:left="120"/>
             </w:pPr>
-            <w:hyperlink w:history="1" r:id="rIdc8m1zgj2kf6iusciex4wr">
+            <w:hyperlink w:history="1" r:id="rId31bkzm2ohnojj_016xbjm">
               <w:r>
                 <w:rPr>
                   <w:rFonts w:ascii="Arial" w:cs="Arial" w:eastAsia="Arial" w:hAnsi="Arial"/>
@@ -10366,6 +10584,7 @@
           </w:tcPr>
           <w:p>
             <w:pPr>
+              <w:keepNext w:val="false"/>
               <w:spacing w:after="40" w:before="0"/>
               <w:jc w:val="left"/>
             </w:pPr>
@@ -10398,6 +10617,7 @@
           </w:tcPr>
           <w:p>
             <w:pPr>
+              <w:keepNext w:val="false"/>
               <w:spacing w:after="40" w:before="0"/>
               <w:jc w:val="left"/>
             </w:pPr>
@@ -10430,6 +10650,7 @@
           </w:tcPr>
           <w:p>
             <w:pPr>
+              <w:keepNext w:val="false"/>
               <w:spacing w:after="40" w:before="0"/>
               <w:jc w:val="left"/>
             </w:pPr>
@@ -10462,6 +10683,7 @@
           </w:tcPr>
           <w:p>
             <w:pPr>
+              <w:keepNext w:val="false"/>
               <w:spacing w:after="40" w:before="0"/>
               <w:jc w:val="left"/>
             </w:pPr>
@@ -10496,6 +10718,7 @@
           </w:tcPr>
           <w:p>
             <w:pPr>
+              <w:keepNext w:val="false"/>
               <w:spacing w:after="40" w:before="0"/>
               <w:jc w:val="left"/>
             </w:pPr>
@@ -10533,7 +10756,7 @@
             <w:pPr>
               <w:spacing w:after="20" w:before="0"/>
             </w:pPr>
-            <w:hyperlink w:history="1" r:id="rIdtbaijjm-c4ncxcxqlbs-f">
+            <w:hyperlink w:history="1" r:id="rIdqbs3-9a27drkvztbirulh">
               <w:r>
                 <w:rPr>
                   <w:rFonts w:ascii="Arial" w:cs="Arial" w:eastAsia="Arial" w:hAnsi="Arial"/>
@@ -10582,7 +10805,7 @@
               <w:spacing w:after="10" w:before="0"/>
               <w:ind w:left="120"/>
             </w:pPr>
-            <w:hyperlink w:history="1" r:id="rIdb_t-v3wtbgcio7veh9oeh">
+            <w:hyperlink w:history="1" r:id="rIduxwrtoemnkvbfx9rithgy">
               <w:r>
                 <w:rPr>
                   <w:rFonts w:ascii="Arial" w:cs="Arial" w:eastAsia="Arial" w:hAnsi="Arial"/>
@@ -10627,7 +10850,7 @@
             <w:pPr>
               <w:spacing w:after="20" w:before="0"/>
             </w:pPr>
-            <w:hyperlink w:history="1" r:id="rId8irstixqd2nfhegtuwa0s">
+            <w:hyperlink w:history="1" r:id="rIdswasd9a4qiliov-37weap">
               <w:r>
                 <w:rPr>
                   <w:rFonts w:ascii="Arial" w:cs="Arial" w:eastAsia="Arial" w:hAnsi="Arial"/>
@@ -10676,7 +10899,7 @@
               <w:spacing w:after="10" w:before="0"/>
               <w:ind w:left="120"/>
             </w:pPr>
-            <w:hyperlink w:history="1" r:id="rIdg4uh62v877xserfc7zwob">
+            <w:hyperlink w:history="1" r:id="rId3ky4zlumrju67n4krgon_">
               <w:r>
                 <w:rPr>
                   <w:rFonts w:ascii="Arial" w:cs="Arial" w:eastAsia="Arial" w:hAnsi="Arial"/>
@@ -10704,6 +10927,7 @@
           </w:tcPr>
           <w:p>
             <w:pPr>
+              <w:keepNext w:val="false"/>
               <w:spacing w:after="40" w:before="0"/>
               <w:jc w:val="left"/>
             </w:pPr>
@@ -10736,6 +10960,7 @@
           </w:tcPr>
           <w:p>
             <w:pPr>
+              <w:keepNext w:val="false"/>
               <w:spacing w:after="40" w:before="0"/>
               <w:jc w:val="left"/>
             </w:pPr>
@@ -10768,6 +10993,7 @@
           </w:tcPr>
           <w:p>
             <w:pPr>
+              <w:keepNext w:val="false"/>
               <w:spacing w:after="40" w:before="0"/>
               <w:jc w:val="left"/>
             </w:pPr>
@@ -10800,6 +11026,7 @@
           </w:tcPr>
           <w:p>
             <w:pPr>
+              <w:keepNext w:val="false"/>
               <w:spacing w:after="40" w:before="0"/>
               <w:jc w:val="left"/>
             </w:pPr>
@@ -10834,6 +11061,7 @@
           </w:tcPr>
           <w:p>
             <w:pPr>
+              <w:keepNext w:val="false"/>
               <w:spacing w:after="40" w:before="0"/>
               <w:jc w:val="left"/>
             </w:pPr>
@@ -10871,7 +11099,7 @@
             <w:pPr>
               <w:spacing w:after="20" w:before="0"/>
             </w:pPr>
-            <w:hyperlink w:history="1" r:id="rId9bvu_1lb2uvddct4bf1je">
+            <w:hyperlink w:history="1" r:id="rIdjw1tfw5nayu-jlf4borzk">
               <w:r>
                 <w:rPr>
                   <w:rFonts w:ascii="Arial" w:cs="Arial" w:eastAsia="Arial" w:hAnsi="Arial"/>
@@ -10920,7 +11148,7 @@
               <w:spacing w:after="10" w:before="0"/>
               <w:ind w:left="120"/>
             </w:pPr>
-            <w:hyperlink w:history="1" r:id="rId2ntefgvlttqjztmxu2p3e">
+            <w:hyperlink w:history="1" r:id="rIdyc30lrldxhxgmheeh-ybo">
               <w:r>
                 <w:rPr>
                   <w:rFonts w:ascii="Arial" w:cs="Arial" w:eastAsia="Arial" w:hAnsi="Arial"/>
@@ -10965,7 +11193,7 @@
             <w:pPr>
               <w:spacing w:after="20" w:before="0"/>
             </w:pPr>
-            <w:hyperlink w:history="1" r:id="rIdjpspb2tkxtdrnceni-0rt">
+            <w:hyperlink w:history="1" r:id="rIda8vcw3rjqtlnr2y1qktq_">
               <w:r>
                 <w:rPr>
                   <w:rFonts w:ascii="Arial" w:cs="Arial" w:eastAsia="Arial" w:hAnsi="Arial"/>
@@ -11014,7 +11242,7 @@
               <w:spacing w:after="10" w:before="0"/>
               <w:ind w:left="120"/>
             </w:pPr>
-            <w:hyperlink w:history="1" r:id="rIdnodrjbmqkp96p9wmrtcjx">
+            <w:hyperlink w:history="1" r:id="rIdzexvol3neoesggyhxrcc1">
               <w:r>
                 <w:rPr>
                   <w:rFonts w:ascii="Arial" w:cs="Arial" w:eastAsia="Arial" w:hAnsi="Arial"/>
@@ -11042,6 +11270,7 @@
           </w:tcPr>
           <w:p>
             <w:pPr>
+              <w:keepNext w:val="false"/>
               <w:spacing w:after="40" w:before="0"/>
               <w:jc w:val="left"/>
             </w:pPr>
@@ -11074,6 +11303,7 @@
           </w:tcPr>
           <w:p>
             <w:pPr>
+              <w:keepNext w:val="false"/>
               <w:spacing w:after="40" w:before="0"/>
               <w:jc w:val="left"/>
             </w:pPr>
@@ -11106,6 +11336,7 @@
           </w:tcPr>
           <w:p>
             <w:pPr>
+              <w:keepNext w:val="false"/>
               <w:spacing w:after="40" w:before="0"/>
               <w:jc w:val="left"/>
             </w:pPr>
@@ -11138,6 +11369,7 @@
           </w:tcPr>
           <w:p>
             <w:pPr>
+              <w:keepNext w:val="false"/>
               <w:spacing w:after="40" w:before="0"/>
               <w:jc w:val="left"/>
             </w:pPr>
@@ -11197,6 +11429,7 @@
           </w:tcPr>
           <w:p>
             <w:pPr>
+              <w:keepNext w:val="false"/>
               <w:spacing w:after="40" w:before="0"/>
               <w:jc w:val="center"/>
             </w:pPr>
@@ -11231,6 +11464,7 @@
           </w:tcPr>
           <w:p>
             <w:pPr>
+              <w:keepNext w:val="false"/>
               <w:spacing w:after="40" w:before="0"/>
               <w:jc w:val="left"/>
             </w:pPr>
@@ -11250,6 +11484,7 @@
           </w:p>
           <w:p>
             <w:pPr>
+              <w:keepNext w:val="false"/>
               <w:spacing w:after="40" w:before="0"/>
               <w:jc w:val="left"/>
             </w:pPr>
@@ -11269,6 +11504,7 @@
           </w:p>
           <w:p>
             <w:pPr>
+              <w:keepNext w:val="false"/>
               <w:spacing w:after="40" w:before="0"/>
               <w:jc w:val="left"/>
             </w:pPr>
@@ -11288,6 +11524,7 @@
           </w:p>
           <w:p>
             <w:pPr>
+              <w:keepNext w:val="false"/>
               <w:spacing w:after="40" w:before="0"/>
               <w:jc w:val="left"/>
             </w:pPr>
@@ -11307,6 +11544,7 @@
           </w:p>
           <w:p>
             <w:pPr>
+              <w:keepNext w:val="false"/>
               <w:spacing w:after="40" w:before="0"/>
               <w:jc w:val="left"/>
             </w:pPr>
@@ -11326,6 +11564,7 @@
           </w:p>
           <w:p>
             <w:pPr>
+              <w:keepNext w:val="false"/>
               <w:spacing w:after="40" w:before="0"/>
               <w:jc w:val="left"/>
             </w:pPr>
@@ -11387,6 +11626,7 @@
           </w:tcPr>
           <w:p>
             <w:pPr>
+              <w:keepNext w:val="false"/>
               <w:spacing w:after="40" w:before="0"/>
               <w:jc w:val="center"/>
             </w:pPr>
@@ -11421,6 +11661,7 @@
           </w:tcPr>
           <w:p>
             <w:pPr>
+              <w:keepNext w:val="false"/>
               <w:spacing w:after="40" w:before="0"/>
               <w:jc w:val="left"/>
             </w:pPr>
@@ -11453,6 +11694,7 @@
           </w:tcPr>
           <w:p>
             <w:pPr>
+              <w:keepNext w:val="false"/>
               <w:spacing w:after="40" w:before="0"/>
               <w:jc w:val="left"/>
             </w:pPr>
@@ -11487,6 +11729,7 @@
           </w:tcPr>
           <w:p>
             <w:pPr>
+              <w:keepNext w:val="false"/>
               <w:spacing w:after="40" w:before="0"/>
               <w:jc w:val="left"/>
             </w:pPr>
@@ -11519,6 +11762,7 @@
           </w:tcPr>
           <w:p>
             <w:pPr>
+              <w:keepNext w:val="false"/>
               <w:spacing w:after="40" w:before="0"/>
               <w:jc w:val="left"/>
             </w:pPr>
@@ -11553,6 +11797,7 @@
           </w:tcPr>
           <w:p>
             <w:pPr>
+              <w:keepNext w:val="false"/>
               <w:spacing w:after="40" w:before="0"/>
               <w:jc w:val="left"/>
             </w:pPr>
@@ -11585,6 +11830,7 @@
           </w:tcPr>
           <w:p>
             <w:pPr>
+              <w:keepNext w:val="false"/>
               <w:spacing w:after="40" w:before="0"/>
               <w:jc w:val="left"/>
             </w:pPr>
@@ -11621,7 +11867,7 @@
         </w:rPr>
         <w:t xml:space="preserve">© 2026 SeaVuria and ARES. Aligned with KICD objectives. Developed by SeaVuria; technical implementation by ARES (with AI assistance from Claude). Licensed under </w:t>
       </w:r>
-      <w:hyperlink w:history="1" r:id="rId-czsh0xu8kcoj_eghh3dw">
+      <w:hyperlink w:history="1" r:id="rId2f3haxudmurfdy3e013az">
         <w:r>
           <w:rPr>
             <w:rFonts w:ascii="Arial" w:cs="Arial" w:eastAsia="Arial" w:hAnsi="Arial"/>
@@ -11642,7 +11888,7 @@
         </w:rPr>
         <w:t xml:space="preserve"> (</w:t>
       </w:r>
-      <w:hyperlink w:history="1" r:id="rIdgk9pqbowwyikijxx7tj9n">
+      <w:hyperlink w:history="1" r:id="rIdsecxw0dfusfl0tqjvafnj">
         <w:r>
           <w:rPr>
             <w:rFonts w:ascii="Arial" w:cs="Arial" w:eastAsia="Arial" w:hAnsi="Arial"/>
@@ -11702,6 +11948,7 @@
           </w:tcPr>
           <w:p>
             <w:pPr>
+              <w:keepNext w:val="false"/>
               <w:spacing w:after="40" w:before="0"/>
               <w:jc w:val="center"/>
             </w:pPr>
@@ -11737,6 +11984,7 @@
           </w:tcPr>
           <w:p>
             <w:pPr>
+              <w:keepNext w:val="false"/>
               <w:spacing w:after="40" w:before="0"/>
               <w:jc w:val="center"/>
             </w:pPr>
@@ -11771,6 +12019,7 @@
           </w:tcPr>
           <w:p>
             <w:pPr>
+              <w:keepNext w:val="false"/>
               <w:spacing w:after="40" w:before="0"/>
               <w:jc w:val="left"/>
             </w:pPr>
@@ -11803,6 +12052,7 @@
           </w:tcPr>
           <w:p>
             <w:pPr>
+              <w:keepNext w:val="false"/>
               <w:spacing w:after="40" w:before="0"/>
               <w:jc w:val="left"/>
             </w:pPr>
@@ -11837,6 +12087,7 @@
           </w:tcPr>
           <w:p>
             <w:pPr>
+              <w:keepNext w:val="false"/>
               <w:spacing w:after="40" w:before="0"/>
               <w:jc w:val="left"/>
             </w:pPr>
@@ -11869,6 +12120,7 @@
           </w:tcPr>
           <w:p>
             <w:pPr>
+              <w:keepNext w:val="false"/>
               <w:spacing w:after="40" w:before="0"/>
               <w:jc w:val="left"/>
             </w:pPr>
@@ -11903,6 +12155,7 @@
           </w:tcPr>
           <w:p>
             <w:pPr>
+              <w:keepNext w:val="false"/>
               <w:spacing w:after="40" w:before="0"/>
               <w:jc w:val="left"/>
             </w:pPr>
@@ -11935,6 +12188,7 @@
           </w:tcPr>
           <w:p>
             <w:pPr>
+              <w:keepNext w:val="false"/>
               <w:spacing w:after="40" w:before="0"/>
               <w:jc w:val="left"/>
             </w:pPr>
@@ -11969,6 +12223,7 @@
           </w:tcPr>
           <w:p>
             <w:pPr>
+              <w:keepNext w:val="false"/>
               <w:spacing w:after="40" w:before="0"/>
               <w:jc w:val="left"/>
             </w:pPr>
@@ -12001,6 +12256,7 @@
           </w:tcPr>
           <w:p>
             <w:pPr>
+              <w:keepNext w:val="false"/>
               <w:spacing w:after="40" w:before="0"/>
               <w:jc w:val="left"/>
             </w:pPr>
@@ -12035,6 +12291,7 @@
           </w:tcPr>
           <w:p>
             <w:pPr>
+              <w:keepNext w:val="false"/>
               <w:spacing w:after="40" w:before="0"/>
               <w:jc w:val="left"/>
             </w:pPr>
@@ -12067,6 +12324,7 @@
           </w:tcPr>
           <w:p>
             <w:pPr>
+              <w:keepNext w:val="false"/>
               <w:spacing w:after="40" w:before="0"/>
               <w:jc w:val="left"/>
             </w:pPr>
@@ -12101,6 +12359,7 @@
           </w:tcPr>
           <w:p>
             <w:pPr>
+              <w:keepNext w:val="false"/>
               <w:spacing w:after="40" w:before="0"/>
               <w:jc w:val="left"/>
             </w:pPr>
@@ -12133,6 +12392,7 @@
           </w:tcPr>
           <w:p>
             <w:pPr>
+              <w:keepNext w:val="false"/>
               <w:spacing w:after="40" w:before="0"/>
               <w:jc w:val="left"/>
             </w:pPr>
@@ -12167,6 +12427,7 @@
           </w:tcPr>
           <w:p>
             <w:pPr>
+              <w:keepNext w:val="false"/>
               <w:spacing w:after="40" w:before="0"/>
               <w:jc w:val="left"/>
             </w:pPr>
@@ -12199,6 +12460,7 @@
           </w:tcPr>
           <w:p>
             <w:pPr>
+              <w:keepNext w:val="false"/>
               <w:spacing w:after="40" w:before="0"/>
               <w:jc w:val="left"/>
             </w:pPr>
@@ -12233,6 +12495,7 @@
           </w:tcPr>
           <w:p>
             <w:pPr>
+              <w:keepNext w:val="false"/>
               <w:spacing w:after="40" w:before="0"/>
               <w:jc w:val="left"/>
             </w:pPr>
@@ -12265,6 +12528,7 @@
           </w:tcPr>
           <w:p>
             <w:pPr>
+              <w:keepNext w:val="false"/>
               <w:spacing w:after="40" w:before="0"/>
               <w:jc w:val="left"/>
             </w:pPr>
@@ -12324,6 +12588,7 @@
           </w:tcPr>
           <w:p>
             <w:pPr>
+              <w:keepNext w:val="false"/>
               <w:spacing w:after="40" w:before="0"/>
               <w:jc w:val="center"/>
             </w:pPr>
@@ -12358,6 +12623,7 @@
           </w:tcPr>
           <w:p>
             <w:pPr>
+              <w:keepNext w:val="false"/>
               <w:spacing w:after="40" w:before="0"/>
               <w:jc w:val="left"/>
             </w:pPr>
@@ -12422,6 +12688,7 @@
           </w:tcPr>
           <w:p>
             <w:pPr>
+              <w:keepNext w:val="false"/>
               <w:spacing w:after="40" w:before="0"/>
               <w:jc w:val="center"/>
             </w:pPr>
@@ -12456,6 +12723,7 @@
           </w:tcPr>
           <w:p>
             <w:pPr>
+              <w:keepNext w:val="false"/>
               <w:spacing w:after="40" w:before="0"/>
               <w:jc w:val="left"/>
             </w:pPr>
@@ -12488,6 +12756,7 @@
           </w:tcPr>
           <w:p>
             <w:pPr>
+              <w:keepNext w:val="false"/>
               <w:spacing w:after="40" w:before="0"/>
               <w:jc w:val="left"/>
             </w:pPr>
@@ -12520,6 +12789,7 @@
           </w:tcPr>
           <w:p>
             <w:pPr>
+              <w:keepNext w:val="false"/>
               <w:spacing w:after="40" w:before="0"/>
               <w:jc w:val="left"/>
             </w:pPr>
@@ -12552,6 +12822,7 @@
           </w:tcPr>
           <w:p>
             <w:pPr>
+              <w:keepNext w:val="false"/>
               <w:spacing w:after="40" w:before="0"/>
               <w:jc w:val="left"/>
             </w:pPr>
@@ -12584,6 +12855,7 @@
           </w:tcPr>
           <w:p>
             <w:pPr>
+              <w:keepNext w:val="false"/>
               <w:spacing w:after="40" w:before="0"/>
               <w:jc w:val="left"/>
             </w:pPr>
@@ -12618,6 +12890,7 @@
           </w:tcPr>
           <w:p>
             <w:pPr>
+              <w:keepNext w:val="false"/>
               <w:spacing w:after="40" w:before="0"/>
               <w:jc w:val="left"/>
             </w:pPr>
@@ -12655,7 +12928,7 @@
             <w:pPr>
               <w:spacing w:after="20" w:before="0"/>
             </w:pPr>
-            <w:hyperlink w:history="1" r:id="rId52nfmo0gysveyxntni8sx">
+            <w:hyperlink w:history="1" r:id="rIdfro-hh9yr_qfzu7zaedfv">
               <w:r>
                 <w:rPr>
                   <w:rFonts w:ascii="Arial" w:cs="Arial" w:eastAsia="Arial" w:hAnsi="Arial"/>
@@ -12688,7 +12961,7 @@
               <w:spacing w:after="10" w:before="0"/>
               <w:ind w:left="120"/>
             </w:pPr>
-            <w:hyperlink w:history="1" r:id="rIdvu2so8a7rgrov_k7coo-m">
+            <w:hyperlink w:history="1" r:id="rIdkhjme_qemck7z5lqzzb4z">
               <w:r>
                 <w:rPr>
                   <w:rFonts w:ascii="Arial" w:cs="Arial" w:eastAsia="Arial" w:hAnsi="Arial"/>
@@ -12733,7 +13006,7 @@
             <w:pPr>
               <w:spacing w:after="20" w:before="0"/>
             </w:pPr>
-            <w:hyperlink w:history="1" r:id="rIdklus59acnlg9bh6r6mytq">
+            <w:hyperlink w:history="1" r:id="rIdm2agsdeb21np0wmvii0mp">
               <w:r>
                 <w:rPr>
                   <w:rFonts w:ascii="Arial" w:cs="Arial" w:eastAsia="Arial" w:hAnsi="Arial"/>
@@ -12766,7 +13039,7 @@
               <w:spacing w:after="10" w:before="0"/>
               <w:ind w:left="120"/>
             </w:pPr>
-            <w:hyperlink w:history="1" r:id="rId9uuc29ovjxzshhd8wrvgy">
+            <w:hyperlink w:history="1" r:id="rIduvsqijqltzv0tjxqv2kgs">
               <w:r>
                 <w:rPr>
                   <w:rFonts w:ascii="Arial" w:cs="Arial" w:eastAsia="Arial" w:hAnsi="Arial"/>
@@ -12794,6 +13067,7 @@
           </w:tcPr>
           <w:p>
             <w:pPr>
+              <w:keepNext w:val="false"/>
               <w:spacing w:after="40" w:before="0"/>
               <w:jc w:val="left"/>
             </w:pPr>
@@ -12826,6 +13100,7 @@
           </w:tcPr>
           <w:p>
             <w:pPr>
+              <w:keepNext w:val="false"/>
               <w:spacing w:after="40" w:before="0"/>
               <w:jc w:val="left"/>
             </w:pPr>
@@ -12858,6 +13133,7 @@
           </w:tcPr>
           <w:p>
             <w:pPr>
+              <w:keepNext w:val="false"/>
               <w:spacing w:after="40" w:before="0"/>
               <w:jc w:val="left"/>
             </w:pPr>
@@ -12890,6 +13166,7 @@
           </w:tcPr>
           <w:p>
             <w:pPr>
+              <w:keepNext w:val="false"/>
               <w:spacing w:after="40" w:before="0"/>
               <w:jc w:val="left"/>
             </w:pPr>
@@ -12924,6 +13201,7 @@
           </w:tcPr>
           <w:p>
             <w:pPr>
+              <w:keepNext w:val="false"/>
               <w:spacing w:after="40" w:before="0"/>
               <w:jc w:val="left"/>
             </w:pPr>
@@ -12961,7 +13239,7 @@
             <w:pPr>
               <w:spacing w:after="20" w:before="0"/>
             </w:pPr>
-            <w:hyperlink w:history="1" r:id="rIdcyxzypjofb8gfbl9xx2xx">
+            <w:hyperlink w:history="1" r:id="rIdie2up0ki06gqw_j_u2qk4">
               <w:r>
                 <w:rPr>
                   <w:rFonts w:ascii="Arial" w:cs="Arial" w:eastAsia="Arial" w:hAnsi="Arial"/>
@@ -12994,7 +13272,7 @@
               <w:spacing w:after="10" w:before="0"/>
               <w:ind w:left="120"/>
             </w:pPr>
-            <w:hyperlink w:history="1" r:id="rIdfmbue6fgc8g28dph6rybl">
+            <w:hyperlink w:history="1" r:id="rIdjdbylytksob5ri4_kzo7y">
               <w:r>
                 <w:rPr>
                   <w:rFonts w:ascii="Arial" w:cs="Arial" w:eastAsia="Arial" w:hAnsi="Arial"/>
@@ -13039,7 +13317,7 @@
             <w:pPr>
               <w:spacing w:after="20" w:before="0"/>
             </w:pPr>
-            <w:hyperlink w:history="1" r:id="rIdxjmtpdso23mgptmqubfl7">
+            <w:hyperlink w:history="1" r:id="rIdnaal2cjob_f0jx_18ku-i">
               <w:r>
                 <w:rPr>
                   <w:rFonts w:ascii="Arial" w:cs="Arial" w:eastAsia="Arial" w:hAnsi="Arial"/>
@@ -13072,7 +13350,7 @@
               <w:spacing w:after="10" w:before="0"/>
               <w:ind w:left="120"/>
             </w:pPr>
-            <w:hyperlink w:history="1" r:id="rIdve0ugmzs9k3j9h97plxec">
+            <w:hyperlink w:history="1" r:id="rIdovg5da9agd_xckmxhwdnu">
               <w:r>
                 <w:rPr>
                   <w:rFonts w:ascii="Arial" w:cs="Arial" w:eastAsia="Arial" w:hAnsi="Arial"/>
@@ -13100,6 +13378,7 @@
           </w:tcPr>
           <w:p>
             <w:pPr>
+              <w:keepNext w:val="false"/>
               <w:spacing w:after="40" w:before="0"/>
               <w:jc w:val="left"/>
             </w:pPr>
@@ -13132,6 +13411,7 @@
           </w:tcPr>
           <w:p>
             <w:pPr>
+              <w:keepNext w:val="false"/>
               <w:spacing w:after="40" w:before="0"/>
               <w:jc w:val="left"/>
             </w:pPr>
@@ -13164,6 +13444,7 @@
           </w:tcPr>
           <w:p>
             <w:pPr>
+              <w:keepNext w:val="false"/>
               <w:spacing w:after="40" w:before="0"/>
               <w:jc w:val="left"/>
             </w:pPr>
@@ -13196,6 +13477,7 @@
           </w:tcPr>
           <w:p>
             <w:pPr>
+              <w:keepNext w:val="false"/>
               <w:spacing w:after="40" w:before="0"/>
               <w:jc w:val="left"/>
             </w:pPr>
@@ -13230,6 +13512,7 @@
           </w:tcPr>
           <w:p>
             <w:pPr>
+              <w:keepNext w:val="false"/>
               <w:spacing w:after="40" w:before="0"/>
               <w:jc w:val="left"/>
             </w:pPr>
@@ -13267,7 +13550,7 @@
             <w:pPr>
               <w:spacing w:after="20" w:before="0"/>
             </w:pPr>
-            <w:hyperlink w:history="1" r:id="rIdd9hetem2heqkg4jukc1qz">
+            <w:hyperlink w:history="1" r:id="rIdzq-uiatretgz371izhra_">
               <w:r>
                 <w:rPr>
                   <w:rFonts w:ascii="Arial" w:cs="Arial" w:eastAsia="Arial" w:hAnsi="Arial"/>
@@ -13316,7 +13599,7 @@
               <w:spacing w:after="10" w:before="0"/>
               <w:ind w:left="120"/>
             </w:pPr>
-            <w:hyperlink w:history="1" r:id="rIdgxyxg30yei2rwd_uhlgvz">
+            <w:hyperlink w:history="1" r:id="rIdpqxkdbpmki7osznwxwx2k">
               <w:r>
                 <w:rPr>
                   <w:rFonts w:ascii="Arial" w:cs="Arial" w:eastAsia="Arial" w:hAnsi="Arial"/>
@@ -13361,7 +13644,7 @@
             <w:pPr>
               <w:spacing w:after="20" w:before="0"/>
             </w:pPr>
-            <w:hyperlink w:history="1" r:id="rIdnor86lahthtejkmiuzzra">
+            <w:hyperlink w:history="1" r:id="rIdbqfm5zormvonlxdy-dtty">
               <w:r>
                 <w:rPr>
                   <w:rFonts w:ascii="Arial" w:cs="Arial" w:eastAsia="Arial" w:hAnsi="Arial"/>
@@ -13410,7 +13693,7 @@
               <w:spacing w:after="10" w:before="0"/>
               <w:ind w:left="120"/>
             </w:pPr>
-            <w:hyperlink w:history="1" r:id="rIdagexj9v_ugvsgklb7zmqd">
+            <w:hyperlink w:history="1" r:id="rIdyhd5f_kgi4ik-6duqi_bl">
               <w:r>
                 <w:rPr>
                   <w:rFonts w:ascii="Arial" w:cs="Arial" w:eastAsia="Arial" w:hAnsi="Arial"/>
@@ -13438,6 +13721,7 @@
           </w:tcPr>
           <w:p>
             <w:pPr>
+              <w:keepNext w:val="false"/>
               <w:spacing w:after="40" w:before="0"/>
               <w:jc w:val="left"/>
             </w:pPr>
@@ -13470,6 +13754,7 @@
           </w:tcPr>
           <w:p>
             <w:pPr>
+              <w:keepNext w:val="false"/>
               <w:spacing w:after="40" w:before="0"/>
               <w:jc w:val="left"/>
             </w:pPr>
@@ -13502,6 +13787,7 @@
           </w:tcPr>
           <w:p>
             <w:pPr>
+              <w:keepNext w:val="false"/>
               <w:spacing w:after="40" w:before="0"/>
               <w:jc w:val="left"/>
             </w:pPr>
@@ -13534,6 +13820,7 @@
           </w:tcPr>
           <w:p>
             <w:pPr>
+              <w:keepNext w:val="false"/>
               <w:spacing w:after="40" w:before="0"/>
               <w:jc w:val="left"/>
             </w:pPr>
@@ -13568,6 +13855,7 @@
           </w:tcPr>
           <w:p>
             <w:pPr>
+              <w:keepNext w:val="false"/>
               <w:spacing w:after="40" w:before="0"/>
               <w:jc w:val="left"/>
             </w:pPr>
@@ -13605,7 +13893,7 @@
             <w:pPr>
               <w:spacing w:after="20" w:before="0"/>
             </w:pPr>
-            <w:hyperlink w:history="1" r:id="rIdehp5dmyrv8jxs6tw8lkxm">
+            <w:hyperlink w:history="1" r:id="rIdh6d23twog9xlkjtozsuat">
               <w:r>
                 <w:rPr>
                   <w:rFonts w:ascii="Arial" w:cs="Arial" w:eastAsia="Arial" w:hAnsi="Arial"/>
@@ -13654,7 +13942,7 @@
               <w:spacing w:after="10" w:before="0"/>
               <w:ind w:left="120"/>
             </w:pPr>
-            <w:hyperlink w:history="1" r:id="rId1qogv5nhgmnwkulopy9zx">
+            <w:hyperlink w:history="1" r:id="rIda_-hjh50zeb4xadvg7z21">
               <w:r>
                 <w:rPr>
                   <w:rFonts w:ascii="Arial" w:cs="Arial" w:eastAsia="Arial" w:hAnsi="Arial"/>
@@ -13699,7 +13987,7 @@
             <w:pPr>
               <w:spacing w:after="20" w:before="0"/>
             </w:pPr>
-            <w:hyperlink w:history="1" r:id="rIdc7lxa1od-xscgh1robqjr">
+            <w:hyperlink w:history="1" r:id="rIdeh5yayexjxr5kwrkdgk2o">
               <w:r>
                 <w:rPr>
                   <w:rFonts w:ascii="Arial" w:cs="Arial" w:eastAsia="Arial" w:hAnsi="Arial"/>
@@ -13748,7 +14036,7 @@
               <w:spacing w:after="10" w:before="0"/>
               <w:ind w:left="120"/>
             </w:pPr>
-            <w:hyperlink w:history="1" r:id="rIdrsx8hkxcr5r8wrnnttovr">
+            <w:hyperlink w:history="1" r:id="rIdyyeloh36ftzyztwloynyp">
               <w:r>
                 <w:rPr>
                   <w:rFonts w:ascii="Arial" w:cs="Arial" w:eastAsia="Arial" w:hAnsi="Arial"/>
@@ -13776,6 +14064,7 @@
           </w:tcPr>
           <w:p>
             <w:pPr>
+              <w:keepNext w:val="false"/>
               <w:spacing w:after="40" w:before="0"/>
               <w:jc w:val="left"/>
             </w:pPr>
@@ -13808,6 +14097,7 @@
           </w:tcPr>
           <w:p>
             <w:pPr>
+              <w:keepNext w:val="false"/>
               <w:spacing w:after="40" w:before="0"/>
               <w:jc w:val="left"/>
             </w:pPr>
@@ -13840,6 +14130,7 @@
           </w:tcPr>
           <w:p>
             <w:pPr>
+              <w:keepNext w:val="false"/>
               <w:spacing w:after="40" w:before="0"/>
               <w:jc w:val="left"/>
             </w:pPr>
@@ -13872,6 +14163,7 @@
           </w:tcPr>
           <w:p>
             <w:pPr>
+              <w:keepNext w:val="false"/>
               <w:spacing w:after="40" w:before="0"/>
               <w:jc w:val="left"/>
             </w:pPr>
@@ -13906,6 +14198,7 @@
           </w:tcPr>
           <w:p>
             <w:pPr>
+              <w:keepNext w:val="false"/>
               <w:spacing w:after="40" w:before="0"/>
               <w:jc w:val="left"/>
             </w:pPr>
@@ -13943,7 +14236,7 @@
             <w:pPr>
               <w:spacing w:after="20" w:before="0"/>
             </w:pPr>
-            <w:hyperlink w:history="1" r:id="rId9k3ef4qtn4n9t6zzmjhtr">
+            <w:hyperlink w:history="1" r:id="rIdpl6bndzsa4yz2drlk23kj">
               <w:r>
                 <w:rPr>
                   <w:rFonts w:ascii="Arial" w:cs="Arial" w:eastAsia="Arial" w:hAnsi="Arial"/>
@@ -13992,7 +14285,7 @@
               <w:spacing w:after="10" w:before="0"/>
               <w:ind w:left="120"/>
             </w:pPr>
-            <w:hyperlink w:history="1" r:id="rIdaaahcgv3ea_ufce8uv_2t">
+            <w:hyperlink w:history="1" r:id="rIdef2tt1wvfxsbhmzoepfae">
               <w:r>
                 <w:rPr>
                   <w:rFonts w:ascii="Arial" w:cs="Arial" w:eastAsia="Arial" w:hAnsi="Arial"/>
@@ -14037,7 +14330,7 @@
             <w:pPr>
               <w:spacing w:after="20" w:before="0"/>
             </w:pPr>
-            <w:hyperlink w:history="1" r:id="rIdotti4gqtjhkym5691wst9">
+            <w:hyperlink w:history="1" r:id="rIdbljc6mahignesiynaw5mf">
               <w:r>
                 <w:rPr>
                   <w:rFonts w:ascii="Arial" w:cs="Arial" w:eastAsia="Arial" w:hAnsi="Arial"/>
@@ -14086,7 +14379,7 @@
               <w:spacing w:after="10" w:before="0"/>
               <w:ind w:left="120"/>
             </w:pPr>
-            <w:hyperlink w:history="1" r:id="rIdqzjawoel2fofyimle0rie">
+            <w:hyperlink w:history="1" r:id="rId6rkzkevvbu1p3pvbncybs">
               <w:r>
                 <w:rPr>
                   <w:rFonts w:ascii="Arial" w:cs="Arial" w:eastAsia="Arial" w:hAnsi="Arial"/>
@@ -14114,6 +14407,7 @@
           </w:tcPr>
           <w:p>
             <w:pPr>
+              <w:keepNext w:val="false"/>
               <w:spacing w:after="40" w:before="0"/>
               <w:jc w:val="left"/>
             </w:pPr>
@@ -14146,6 +14440,7 @@
           </w:tcPr>
           <w:p>
             <w:pPr>
+              <w:keepNext w:val="false"/>
               <w:spacing w:after="40" w:before="0"/>
               <w:jc w:val="left"/>
             </w:pPr>
@@ -14178,6 +14473,7 @@
           </w:tcPr>
           <w:p>
             <w:pPr>
+              <w:keepNext w:val="false"/>
               <w:spacing w:after="40" w:before="0"/>
               <w:jc w:val="left"/>
             </w:pPr>
@@ -14210,6 +14506,7 @@
           </w:tcPr>
           <w:p>
             <w:pPr>
+              <w:keepNext w:val="false"/>
               <w:spacing w:after="40" w:before="0"/>
               <w:jc w:val="left"/>
             </w:pPr>
@@ -14269,6 +14566,7 @@
           </w:tcPr>
           <w:p>
             <w:pPr>
+              <w:keepNext w:val="false"/>
               <w:spacing w:after="40" w:before="0"/>
               <w:jc w:val="center"/>
             </w:pPr>
@@ -14303,6 +14601,7 @@
           </w:tcPr>
           <w:p>
             <w:pPr>
+              <w:keepNext w:val="false"/>
               <w:spacing w:after="40" w:before="0"/>
               <w:jc w:val="left"/>
             </w:pPr>
@@ -14364,6 +14663,7 @@
           </w:tcPr>
           <w:p>
             <w:pPr>
+              <w:keepNext w:val="false"/>
               <w:spacing w:after="40" w:before="0"/>
               <w:jc w:val="center"/>
             </w:pPr>
@@ -14398,6 +14698,7 @@
           </w:tcPr>
           <w:p>
             <w:pPr>
+              <w:keepNext w:val="false"/>
               <w:spacing w:after="40" w:before="0"/>
               <w:jc w:val="left"/>
             </w:pPr>
@@ -14430,6 +14731,7 @@
           </w:tcPr>
           <w:p>
             <w:pPr>
+              <w:keepNext w:val="false"/>
               <w:spacing w:after="40" w:before="0"/>
               <w:jc w:val="left"/>
             </w:pPr>
@@ -14464,6 +14766,7 @@
           </w:tcPr>
           <w:p>
             <w:pPr>
+              <w:keepNext w:val="false"/>
               <w:spacing w:after="40" w:before="0"/>
               <w:jc w:val="left"/>
             </w:pPr>
@@ -14496,6 +14799,7 @@
           </w:tcPr>
           <w:p>
             <w:pPr>
+              <w:keepNext w:val="false"/>
               <w:spacing w:after="40" w:before="0"/>
               <w:jc w:val="left"/>
             </w:pPr>
@@ -14530,6 +14834,7 @@
           </w:tcPr>
           <w:p>
             <w:pPr>
+              <w:keepNext w:val="false"/>
               <w:spacing w:after="40" w:before="0"/>
               <w:jc w:val="left"/>
             </w:pPr>
@@ -14562,6 +14867,7 @@
           </w:tcPr>
           <w:p>
             <w:pPr>
+              <w:keepNext w:val="false"/>
               <w:spacing w:after="40" w:before="0"/>
               <w:jc w:val="left"/>
             </w:pPr>
@@ -14598,7 +14904,7 @@
         </w:rPr>
         <w:t xml:space="preserve">© 2026 SeaVuria and ARES. Aligned with KICD objectives. Developed by SeaVuria; technical implementation by ARES (with AI assistance from Claude). Licensed under </w:t>
       </w:r>
-      <w:hyperlink w:history="1" r:id="rIdcayrv7y9-wujc5u7shgmy">
+      <w:hyperlink w:history="1" r:id="rIdi8pzusxq-em3fkh9dgs96">
         <w:r>
           <w:rPr>
             <w:rFonts w:ascii="Arial" w:cs="Arial" w:eastAsia="Arial" w:hAnsi="Arial"/>
@@ -14619,7 +14925,7 @@
         </w:rPr>
         <w:t xml:space="preserve"> (</w:t>
       </w:r>
-      <w:hyperlink w:history="1" r:id="rIdxz65-nuce9712sdgy6jbd">
+      <w:hyperlink w:history="1" r:id="rIdt9e--skwtggbm9mfxegoj">
         <w:r>
           <w:rPr>
             <w:rFonts w:ascii="Arial" w:cs="Arial" w:eastAsia="Arial" w:hAnsi="Arial"/>
@@ -14679,6 +14985,7 @@
           </w:tcPr>
           <w:p>
             <w:pPr>
+              <w:keepNext w:val="false"/>
               <w:spacing w:after="40" w:before="0"/>
               <w:jc w:val="center"/>
             </w:pPr>
@@ -14714,6 +15021,7 @@
           </w:tcPr>
           <w:p>
             <w:pPr>
+              <w:keepNext w:val="false"/>
               <w:spacing w:after="40" w:before="0"/>
               <w:jc w:val="center"/>
             </w:pPr>
@@ -14748,6 +15056,7 @@
           </w:tcPr>
           <w:p>
             <w:pPr>
+              <w:keepNext w:val="false"/>
               <w:spacing w:after="40" w:before="0"/>
               <w:jc w:val="left"/>
             </w:pPr>
@@ -14780,6 +15089,7 @@
           </w:tcPr>
           <w:p>
             <w:pPr>
+              <w:keepNext w:val="false"/>
               <w:spacing w:after="40" w:before="0"/>
               <w:jc w:val="left"/>
             </w:pPr>
@@ -14814,6 +15124,7 @@
           </w:tcPr>
           <w:p>
             <w:pPr>
+              <w:keepNext w:val="false"/>
               <w:spacing w:after="40" w:before="0"/>
               <w:jc w:val="left"/>
             </w:pPr>
@@ -14846,6 +15157,7 @@
           </w:tcPr>
           <w:p>
             <w:pPr>
+              <w:keepNext w:val="false"/>
               <w:spacing w:after="40" w:before="0"/>
               <w:jc w:val="left"/>
             </w:pPr>
@@ -14880,6 +15192,7 @@
           </w:tcPr>
           <w:p>
             <w:pPr>
+              <w:keepNext w:val="false"/>
               <w:spacing w:after="40" w:before="0"/>
               <w:jc w:val="left"/>
             </w:pPr>
@@ -14987,6 +15300,7 @@
           </w:tcPr>
           <w:p>
             <w:pPr>
+              <w:keepNext w:val="false"/>
               <w:spacing w:after="40" w:before="0"/>
               <w:jc w:val="left"/>
             </w:pPr>
@@ -15074,6 +15388,7 @@
           </w:tcPr>
           <w:p>
             <w:pPr>
+              <w:keepNext w:val="false"/>
               <w:spacing w:after="40" w:before="0"/>
               <w:jc w:val="left"/>
             </w:pPr>
@@ -15161,6 +15476,7 @@
           </w:tcPr>
           <w:p>
             <w:pPr>
+              <w:keepNext w:val="false"/>
               <w:spacing w:after="40" w:before="0"/>
               <w:jc w:val="left"/>
             </w:pPr>
@@ -15193,6 +15509,7 @@
           </w:tcPr>
           <w:p>
             <w:pPr>
+              <w:keepNext w:val="false"/>
               <w:spacing w:after="40" w:before="0"/>
               <w:jc w:val="left"/>
             </w:pPr>
@@ -15227,6 +15544,7 @@
           </w:tcPr>
           <w:p>
             <w:pPr>
+              <w:keepNext w:val="false"/>
               <w:spacing w:after="40" w:before="0"/>
               <w:jc w:val="left"/>
             </w:pPr>
@@ -15259,6 +15577,7 @@
           </w:tcPr>
           <w:p>
             <w:pPr>
+              <w:keepNext w:val="false"/>
               <w:spacing w:after="40" w:before="0"/>
               <w:jc w:val="left"/>
             </w:pPr>
@@ -15293,6 +15612,7 @@
           </w:tcPr>
           <w:p>
             <w:pPr>
+              <w:keepNext w:val="false"/>
               <w:spacing w:after="40" w:before="0"/>
               <w:jc w:val="left"/>
             </w:pPr>
@@ -15325,6 +15645,7 @@
           </w:tcPr>
           <w:p>
             <w:pPr>
+              <w:keepNext w:val="false"/>
               <w:spacing w:after="40" w:before="0"/>
               <w:jc w:val="left"/>
             </w:pPr>
@@ -15384,6 +15705,7 @@
           </w:tcPr>
           <w:p>
             <w:pPr>
+              <w:keepNext w:val="false"/>
               <w:spacing w:after="40" w:before="0"/>
               <w:jc w:val="center"/>
             </w:pPr>
@@ -15418,6 +15740,7 @@
           </w:tcPr>
           <w:p>
             <w:pPr>
+              <w:keepNext w:val="false"/>
               <w:spacing w:after="40" w:before="0"/>
               <w:jc w:val="left"/>
             </w:pPr>
@@ -15437,6 +15760,7 @@
           </w:p>
           <w:p>
             <w:pPr>
+              <w:keepNext w:val="false"/>
               <w:spacing w:after="40" w:before="0"/>
               <w:jc w:val="left"/>
             </w:pPr>
@@ -15456,6 +15780,7 @@
           </w:p>
           <w:p>
             <w:pPr>
+              <w:keepNext w:val="false"/>
               <w:spacing w:after="40" w:before="0"/>
               <w:jc w:val="left"/>
             </w:pPr>
@@ -15475,6 +15800,7 @@
           </w:p>
           <w:p>
             <w:pPr>
+              <w:keepNext w:val="false"/>
               <w:spacing w:after="40" w:before="0"/>
               <w:jc w:val="left"/>
             </w:pPr>
@@ -15494,6 +15820,7 @@
           </w:p>
           <w:p>
             <w:pPr>
+              <w:keepNext w:val="false"/>
               <w:spacing w:after="40" w:before="0"/>
               <w:jc w:val="left"/>
             </w:pPr>
@@ -15558,6 +15885,7 @@
           </w:tcPr>
           <w:p>
             <w:pPr>
+              <w:keepNext w:val="false"/>
               <w:spacing w:after="40" w:before="0"/>
               <w:jc w:val="center"/>
             </w:pPr>
@@ -15592,6 +15920,7 @@
           </w:tcPr>
           <w:p>
             <w:pPr>
+              <w:keepNext w:val="false"/>
               <w:spacing w:after="40" w:before="0"/>
               <w:jc w:val="left"/>
             </w:pPr>
@@ -15624,6 +15953,7 @@
           </w:tcPr>
           <w:p>
             <w:pPr>
+              <w:keepNext w:val="false"/>
               <w:spacing w:after="40" w:before="0"/>
               <w:jc w:val="left"/>
             </w:pPr>
@@ -15656,6 +15986,7 @@
           </w:tcPr>
           <w:p>
             <w:pPr>
+              <w:keepNext w:val="false"/>
               <w:spacing w:after="40" w:before="0"/>
               <w:jc w:val="left"/>
             </w:pPr>
@@ -15688,6 +16019,7 @@
           </w:tcPr>
           <w:p>
             <w:pPr>
+              <w:keepNext w:val="false"/>
               <w:spacing w:after="40" w:before="0"/>
               <w:jc w:val="left"/>
             </w:pPr>
@@ -15720,6 +16052,7 @@
           </w:tcPr>
           <w:p>
             <w:pPr>
+              <w:keepNext w:val="false"/>
               <w:spacing w:after="40" w:before="0"/>
               <w:jc w:val="left"/>
             </w:pPr>
@@ -15754,6 +16087,7 @@
           </w:tcPr>
           <w:p>
             <w:pPr>
+              <w:keepNext w:val="false"/>
               <w:spacing w:after="40" w:before="0"/>
               <w:jc w:val="left"/>
             </w:pPr>
@@ -15791,7 +16125,7 @@
             <w:pPr>
               <w:spacing w:after="20" w:before="0"/>
             </w:pPr>
-            <w:hyperlink w:history="1" r:id="rId6g5hc1f3qpeo7ocjrtpww">
+            <w:hyperlink w:history="1" r:id="rIdrrhkc7lp-uaur9ozapdzx">
               <w:r>
                 <w:rPr>
                   <w:rFonts w:ascii="Arial" w:cs="Arial" w:eastAsia="Arial" w:hAnsi="Arial"/>
@@ -15840,7 +16174,7 @@
               <w:spacing w:after="10" w:before="0"/>
               <w:ind w:left="120"/>
             </w:pPr>
-            <w:hyperlink w:history="1" r:id="rIdatbjz6mvlfjvqbrgl_o2-">
+            <w:hyperlink w:history="1" r:id="rIddx213n3i_mng5jd0s9ttj">
               <w:r>
                 <w:rPr>
                   <w:rFonts w:ascii="Arial" w:cs="Arial" w:eastAsia="Arial" w:hAnsi="Arial"/>
@@ -15885,7 +16219,7 @@
             <w:pPr>
               <w:spacing w:after="20" w:before="0"/>
             </w:pPr>
-            <w:hyperlink w:history="1" r:id="rId3ie6pdh9uh0zlzq4wdi_m">
+            <w:hyperlink w:history="1" r:id="rIdrjpr9py4f-olyg55kyphz">
               <w:r>
                 <w:rPr>
                   <w:rFonts w:ascii="Arial" w:cs="Arial" w:eastAsia="Arial" w:hAnsi="Arial"/>
@@ -15918,7 +16252,7 @@
               <w:spacing w:after="10" w:before="0"/>
               <w:ind w:left="120"/>
             </w:pPr>
-            <w:hyperlink w:history="1" r:id="rId2wglggp4i1ub9gatgn0tb">
+            <w:hyperlink w:history="1" r:id="rIdmjfvqozdkdnew9crujygh">
               <w:r>
                 <w:rPr>
                   <w:rFonts w:ascii="Arial" w:cs="Arial" w:eastAsia="Arial" w:hAnsi="Arial"/>
@@ -15946,6 +16280,7 @@
           </w:tcPr>
           <w:p>
             <w:pPr>
+              <w:keepNext w:val="false"/>
               <w:spacing w:after="40" w:before="0"/>
               <w:jc w:val="left"/>
             </w:pPr>
@@ -15978,6 +16313,7 @@
           </w:tcPr>
           <w:p>
             <w:pPr>
+              <w:keepNext w:val="false"/>
               <w:spacing w:after="40" w:before="0"/>
               <w:jc w:val="left"/>
             </w:pPr>
@@ -16010,6 +16346,7 @@
           </w:tcPr>
           <w:p>
             <w:pPr>
+              <w:keepNext w:val="false"/>
               <w:spacing w:after="40" w:before="0"/>
               <w:jc w:val="left"/>
             </w:pPr>
@@ -16042,6 +16379,7 @@
           </w:tcPr>
           <w:p>
             <w:pPr>
+              <w:keepNext w:val="false"/>
               <w:spacing w:after="40" w:before="0"/>
               <w:jc w:val="left"/>
             </w:pPr>
@@ -16076,6 +16414,7 @@
           </w:tcPr>
           <w:p>
             <w:pPr>
+              <w:keepNext w:val="false"/>
               <w:spacing w:after="40" w:before="0"/>
               <w:jc w:val="left"/>
             </w:pPr>
@@ -16113,7 +16452,7 @@
             <w:pPr>
               <w:spacing w:after="20" w:before="0"/>
             </w:pPr>
-            <w:hyperlink w:history="1" r:id="rId0mmsh0rjphfst4oqodpmg">
+            <w:hyperlink w:history="1" r:id="rIdqanop_5rkikhqrse5t7n8">
               <w:r>
                 <w:rPr>
                   <w:rFonts w:ascii="Arial" w:cs="Arial" w:eastAsia="Arial" w:hAnsi="Arial"/>
@@ -16162,7 +16501,7 @@
               <w:spacing w:after="10" w:before="0"/>
               <w:ind w:left="120"/>
             </w:pPr>
-            <w:hyperlink w:history="1" r:id="rIdtwvk7aicvzpv4klti6dn5">
+            <w:hyperlink w:history="1" r:id="rIdmoldk3uo1wkjcrjom60lp">
               <w:r>
                 <w:rPr>
                   <w:rFonts w:ascii="Arial" w:cs="Arial" w:eastAsia="Arial" w:hAnsi="Arial"/>
@@ -16207,7 +16546,7 @@
             <w:pPr>
               <w:spacing w:after="20" w:before="0"/>
             </w:pPr>
-            <w:hyperlink w:history="1" r:id="rId1cd_r29zxi8wihmhw90ku">
+            <w:hyperlink w:history="1" r:id="rIdpl1rd5_z5ck1u6cytbqqb">
               <w:r>
                 <w:rPr>
                   <w:rFonts w:ascii="Arial" w:cs="Arial" w:eastAsia="Arial" w:hAnsi="Arial"/>
@@ -16240,7 +16579,7 @@
               <w:spacing w:after="10" w:before="0"/>
               <w:ind w:left="120"/>
             </w:pPr>
-            <w:hyperlink w:history="1" r:id="rIdgehihohndz6jihua9gu02">
+            <w:hyperlink w:history="1" r:id="rIdao22hur-mkicqgvdldeap">
               <w:r>
                 <w:rPr>
                   <w:rFonts w:ascii="Arial" w:cs="Arial" w:eastAsia="Arial" w:hAnsi="Arial"/>
@@ -16268,6 +16607,7 @@
           </w:tcPr>
           <w:p>
             <w:pPr>
+              <w:keepNext w:val="false"/>
               <w:spacing w:after="40" w:before="0"/>
               <w:jc w:val="left"/>
             </w:pPr>
@@ -16300,6 +16640,7 @@
           </w:tcPr>
           <w:p>
             <w:pPr>
+              <w:keepNext w:val="false"/>
               <w:spacing w:after="40" w:before="0"/>
               <w:jc w:val="left"/>
             </w:pPr>
@@ -16332,6 +16673,7 @@
           </w:tcPr>
           <w:p>
             <w:pPr>
+              <w:keepNext w:val="false"/>
               <w:spacing w:after="40" w:before="0"/>
               <w:jc w:val="left"/>
             </w:pPr>
@@ -16364,6 +16706,7 @@
           </w:tcPr>
           <w:p>
             <w:pPr>
+              <w:keepNext w:val="false"/>
               <w:spacing w:after="40" w:before="0"/>
               <w:jc w:val="left"/>
             </w:pPr>
@@ -16398,6 +16741,7 @@
           </w:tcPr>
           <w:p>
             <w:pPr>
+              <w:keepNext w:val="false"/>
               <w:spacing w:after="40" w:before="0"/>
               <w:jc w:val="left"/>
             </w:pPr>
@@ -16435,7 +16779,7 @@
             <w:pPr>
               <w:spacing w:after="20" w:before="0"/>
             </w:pPr>
-            <w:hyperlink w:history="1" r:id="rId7tmx5kthpyrocq1pmaa1g">
+            <w:hyperlink w:history="1" r:id="rIdcfd7ixzitak5y2ctbq5yi">
               <w:r>
                 <w:rPr>
                   <w:rFonts w:ascii="Arial" w:cs="Arial" w:eastAsia="Arial" w:hAnsi="Arial"/>
@@ -16484,7 +16828,7 @@
               <w:spacing w:after="10" w:before="0"/>
               <w:ind w:left="120"/>
             </w:pPr>
-            <w:hyperlink w:history="1" r:id="rIdmac5vuyhv1fgg2r5gdrbn">
+            <w:hyperlink w:history="1" r:id="rIdlsp6pf0npsyknbimppoko">
               <w:r>
                 <w:rPr>
                   <w:rFonts w:ascii="Arial" w:cs="Arial" w:eastAsia="Arial" w:hAnsi="Arial"/>
@@ -16529,7 +16873,7 @@
             <w:pPr>
               <w:spacing w:after="20" w:before="0"/>
             </w:pPr>
-            <w:hyperlink w:history="1" r:id="rIdnrmmasdr1utiuiroy-zss">
+            <w:hyperlink w:history="1" r:id="rId6gvx4y0jcoewbiwgcxjxi">
               <w:r>
                 <w:rPr>
                   <w:rFonts w:ascii="Arial" w:cs="Arial" w:eastAsia="Arial" w:hAnsi="Arial"/>
@@ -16562,7 +16906,7 @@
               <w:spacing w:after="10" w:before="0"/>
               <w:ind w:left="120"/>
             </w:pPr>
-            <w:hyperlink w:history="1" r:id="rIdym8iti1ffcleivm4q-b1j">
+            <w:hyperlink w:history="1" r:id="rIde8dco3u2ajx5bqrsoorxm">
               <w:r>
                 <w:rPr>
                   <w:rFonts w:ascii="Arial" w:cs="Arial" w:eastAsia="Arial" w:hAnsi="Arial"/>
@@ -16590,6 +16934,7 @@
           </w:tcPr>
           <w:p>
             <w:pPr>
+              <w:keepNext w:val="false"/>
               <w:spacing w:after="40" w:before="0"/>
               <w:jc w:val="left"/>
             </w:pPr>
@@ -16622,6 +16967,7 @@
           </w:tcPr>
           <w:p>
             <w:pPr>
+              <w:keepNext w:val="false"/>
               <w:spacing w:after="40" w:before="0"/>
               <w:jc w:val="left"/>
             </w:pPr>
@@ -16654,6 +17000,7 @@
           </w:tcPr>
           <w:p>
             <w:pPr>
+              <w:keepNext w:val="false"/>
               <w:spacing w:after="40" w:before="0"/>
               <w:jc w:val="left"/>
             </w:pPr>
@@ -16686,6 +17033,7 @@
           </w:tcPr>
           <w:p>
             <w:pPr>
+              <w:keepNext w:val="false"/>
               <w:spacing w:after="40" w:before="0"/>
               <w:jc w:val="left"/>
             </w:pPr>
@@ -16720,6 +17068,7 @@
           </w:tcPr>
           <w:p>
             <w:pPr>
+              <w:keepNext w:val="false"/>
               <w:spacing w:after="40" w:before="0"/>
               <w:jc w:val="left"/>
             </w:pPr>
@@ -16757,7 +17106,7 @@
             <w:pPr>
               <w:spacing w:after="20" w:before="0"/>
             </w:pPr>
-            <w:hyperlink w:history="1" r:id="rIdjbnfvzb7rl-teqhzja-8e">
+            <w:hyperlink w:history="1" r:id="rIdte85jozsxxmd0waexm_4l">
               <w:r>
                 <w:rPr>
                   <w:rFonts w:ascii="Arial" w:cs="Arial" w:eastAsia="Arial" w:hAnsi="Arial"/>
@@ -16806,7 +17155,7 @@
               <w:spacing w:after="10" w:before="0"/>
               <w:ind w:left="120"/>
             </w:pPr>
-            <w:hyperlink w:history="1" r:id="rIdfkwx24q1ia_huu-dqh3ki">
+            <w:hyperlink w:history="1" r:id="rIdg1a-ngpklz5dcnwdjmjvn">
               <w:r>
                 <w:rPr>
                   <w:rFonts w:ascii="Arial" w:cs="Arial" w:eastAsia="Arial" w:hAnsi="Arial"/>
@@ -16851,7 +17200,7 @@
             <w:pPr>
               <w:spacing w:after="20" w:before="0"/>
             </w:pPr>
-            <w:hyperlink w:history="1" r:id="rIdzy_0kv92yjsx4birdxpgh">
+            <w:hyperlink w:history="1" r:id="rIdop2ib5mne7t-vvy3ejtvd">
               <w:r>
                 <w:rPr>
                   <w:rFonts w:ascii="Arial" w:cs="Arial" w:eastAsia="Arial" w:hAnsi="Arial"/>
@@ -16884,7 +17233,7 @@
               <w:spacing w:after="10" w:before="0"/>
               <w:ind w:left="120"/>
             </w:pPr>
-            <w:hyperlink w:history="1" r:id="rId13j32blhblgvuaz_mvg6o">
+            <w:hyperlink w:history="1" r:id="rIdgdm3zi8shoqacpnqfbds0">
               <w:r>
                 <w:rPr>
                   <w:rFonts w:ascii="Arial" w:cs="Arial" w:eastAsia="Arial" w:hAnsi="Arial"/>
@@ -16912,6 +17261,7 @@
           </w:tcPr>
           <w:p>
             <w:pPr>
+              <w:keepNext w:val="false"/>
               <w:spacing w:after="40" w:before="0"/>
               <w:jc w:val="left"/>
             </w:pPr>
@@ -16944,6 +17294,7 @@
           </w:tcPr>
           <w:p>
             <w:pPr>
+              <w:keepNext w:val="false"/>
               <w:spacing w:after="40" w:before="0"/>
               <w:jc w:val="left"/>
             </w:pPr>
@@ -16976,6 +17327,7 @@
           </w:tcPr>
           <w:p>
             <w:pPr>
+              <w:keepNext w:val="false"/>
               <w:spacing w:after="40" w:before="0"/>
               <w:jc w:val="left"/>
             </w:pPr>
@@ -17008,6 +17360,7 @@
           </w:tcPr>
           <w:p>
             <w:pPr>
+              <w:keepNext w:val="false"/>
               <w:spacing w:after="40" w:before="0"/>
               <w:jc w:val="left"/>
             </w:pPr>
@@ -17042,6 +17395,7 @@
           </w:tcPr>
           <w:p>
             <w:pPr>
+              <w:keepNext w:val="false"/>
               <w:spacing w:after="40" w:before="0"/>
               <w:jc w:val="left"/>
             </w:pPr>
@@ -17079,7 +17433,7 @@
             <w:pPr>
               <w:spacing w:after="20" w:before="0"/>
             </w:pPr>
-            <w:hyperlink w:history="1" r:id="rIdicqyvby7kvxskynvfbydi">
+            <w:hyperlink w:history="1" r:id="rIdhttn8vukvdz84e0agmve6">
               <w:r>
                 <w:rPr>
                   <w:rFonts w:ascii="Arial" w:cs="Arial" w:eastAsia="Arial" w:hAnsi="Arial"/>
@@ -17128,7 +17482,7 @@
               <w:spacing w:after="10" w:before="0"/>
               <w:ind w:left="120"/>
             </w:pPr>
-            <w:hyperlink w:history="1" r:id="rIdmnbrtljyugokoosaivn7f">
+            <w:hyperlink w:history="1" r:id="rIdesb7aispdqvoaie7d0s1j">
               <w:r>
                 <w:rPr>
                   <w:rFonts w:ascii="Arial" w:cs="Arial" w:eastAsia="Arial" w:hAnsi="Arial"/>
@@ -17173,7 +17527,7 @@
             <w:pPr>
               <w:spacing w:after="20" w:before="0"/>
             </w:pPr>
-            <w:hyperlink w:history="1" r:id="rIdlzkh7g4s0mrlacxuo-6nt">
+            <w:hyperlink w:history="1" r:id="rIdvtf8dluzifatu1qctd3ei">
               <w:r>
                 <w:rPr>
                   <w:rFonts w:ascii="Arial" w:cs="Arial" w:eastAsia="Arial" w:hAnsi="Arial"/>
@@ -17222,7 +17576,7 @@
               <w:spacing w:after="10" w:before="0"/>
               <w:ind w:left="120"/>
             </w:pPr>
-            <w:hyperlink w:history="1" r:id="rIdjnpmnng4sx0rs-m6l6ohv">
+            <w:hyperlink w:history="1" r:id="rIdfv1wr7wmo8-7fz5upr0kq">
               <w:r>
                 <w:rPr>
                   <w:rFonts w:ascii="Arial" w:cs="Arial" w:eastAsia="Arial" w:hAnsi="Arial"/>
@@ -17250,6 +17604,7 @@
           </w:tcPr>
           <w:p>
             <w:pPr>
+              <w:keepNext w:val="false"/>
               <w:spacing w:after="40" w:before="0"/>
               <w:jc w:val="left"/>
             </w:pPr>
@@ -17282,6 +17637,7 @@
           </w:tcPr>
           <w:p>
             <w:pPr>
+              <w:keepNext w:val="false"/>
               <w:spacing w:after="40" w:before="0"/>
               <w:jc w:val="left"/>
             </w:pPr>
@@ -17314,6 +17670,7 @@
           </w:tcPr>
           <w:p>
             <w:pPr>
+              <w:keepNext w:val="false"/>
               <w:spacing w:after="40" w:before="0"/>
               <w:jc w:val="left"/>
             </w:pPr>
@@ -17346,6 +17703,7 @@
           </w:tcPr>
           <w:p>
             <w:pPr>
+              <w:keepNext w:val="false"/>
               <w:spacing w:after="40" w:before="0"/>
               <w:jc w:val="left"/>
             </w:pPr>
@@ -17405,6 +17763,7 @@
           </w:tcPr>
           <w:p>
             <w:pPr>
+              <w:keepNext w:val="false"/>
               <w:spacing w:after="40" w:before="0"/>
               <w:jc w:val="center"/>
             </w:pPr>
@@ -17439,6 +17798,7 @@
           </w:tcPr>
           <w:p>
             <w:pPr>
+              <w:keepNext w:val="false"/>
               <w:spacing w:after="40" w:before="0"/>
               <w:jc w:val="left"/>
             </w:pPr>
@@ -17458,6 +17818,7 @@
           </w:p>
           <w:p>
             <w:pPr>
+              <w:keepNext w:val="false"/>
               <w:spacing w:after="40" w:before="0"/>
               <w:jc w:val="left"/>
             </w:pPr>
@@ -17477,6 +17838,7 @@
           </w:p>
           <w:p>
             <w:pPr>
+              <w:keepNext w:val="false"/>
               <w:spacing w:after="40" w:before="0"/>
               <w:jc w:val="left"/>
             </w:pPr>
@@ -17496,6 +17858,7 @@
           </w:p>
           <w:p>
             <w:pPr>
+              <w:keepNext w:val="false"/>
               <w:spacing w:after="40" w:before="0"/>
               <w:jc w:val="left"/>
             </w:pPr>
@@ -17515,6 +17878,7 @@
           </w:p>
           <w:p>
             <w:pPr>
+              <w:keepNext w:val="false"/>
               <w:spacing w:after="40" w:before="0"/>
               <w:jc w:val="left"/>
             </w:pPr>
@@ -17576,6 +17940,7 @@
           </w:tcPr>
           <w:p>
             <w:pPr>
+              <w:keepNext w:val="false"/>
               <w:spacing w:after="40" w:before="0"/>
               <w:jc w:val="center"/>
             </w:pPr>
@@ -17610,6 +17975,7 @@
           </w:tcPr>
           <w:p>
             <w:pPr>
+              <w:keepNext w:val="false"/>
               <w:spacing w:after="40" w:before="0"/>
               <w:jc w:val="left"/>
             </w:pPr>
@@ -17642,6 +18008,7 @@
           </w:tcPr>
           <w:p>
             <w:pPr>
+              <w:keepNext w:val="false"/>
               <w:spacing w:after="40" w:before="0"/>
               <w:jc w:val="left"/>
             </w:pPr>
@@ -17676,6 +18043,7 @@
           </w:tcPr>
           <w:p>
             <w:pPr>
+              <w:keepNext w:val="false"/>
               <w:spacing w:after="40" w:before="0"/>
               <w:jc w:val="left"/>
             </w:pPr>
@@ -17708,6 +18076,7 @@
           </w:tcPr>
           <w:p>
             <w:pPr>
+              <w:keepNext w:val="false"/>
               <w:spacing w:after="40" w:before="0"/>
               <w:jc w:val="left"/>
             </w:pPr>
@@ -17742,6 +18111,7 @@
           </w:tcPr>
           <w:p>
             <w:pPr>
+              <w:keepNext w:val="false"/>
               <w:spacing w:after="40" w:before="0"/>
               <w:jc w:val="left"/>
             </w:pPr>
@@ -17774,6 +18144,7 @@
           </w:tcPr>
           <w:p>
             <w:pPr>
+              <w:keepNext w:val="false"/>
               <w:spacing w:after="40" w:before="0"/>
               <w:jc w:val="left"/>
             </w:pPr>
@@ -17810,7 +18181,7 @@
         </w:rPr>
         <w:t xml:space="preserve">© 2026 SeaVuria and ARES. Aligned with KICD objectives. Developed by SeaVuria; technical implementation by ARES (with AI assistance from Claude). Licensed under </w:t>
       </w:r>
-      <w:hyperlink w:history="1" r:id="rIdq2iy3cedn9fz18bg9e5v5">
+      <w:hyperlink w:history="1" r:id="rIdjojsgaazxm8gg54vejkmv">
         <w:r>
           <w:rPr>
             <w:rFonts w:ascii="Arial" w:cs="Arial" w:eastAsia="Arial" w:hAnsi="Arial"/>
@@ -17831,7 +18202,7 @@
         </w:rPr>
         <w:t xml:space="preserve"> (</w:t>
       </w:r>
-      <w:hyperlink w:history="1" r:id="rIdurnchhl12dgn1yyb_bnjw">
+      <w:hyperlink w:history="1" r:id="rIdjjmzb5eymwq3dgipiy_m0">
         <w:r>
           <w:rPr>
             <w:rFonts w:ascii="Arial" w:cs="Arial" w:eastAsia="Arial" w:hAnsi="Arial"/>
@@ -17891,6 +18262,7 @@
           </w:tcPr>
           <w:p>
             <w:pPr>
+              <w:keepNext w:val="false"/>
               <w:spacing w:after="40" w:before="0"/>
               <w:jc w:val="center"/>
             </w:pPr>
@@ -17926,6 +18298,7 @@
           </w:tcPr>
           <w:p>
             <w:pPr>
+              <w:keepNext w:val="false"/>
               <w:spacing w:after="40" w:before="0"/>
               <w:jc w:val="center"/>
             </w:pPr>
@@ -17960,6 +18333,7 @@
           </w:tcPr>
           <w:p>
             <w:pPr>
+              <w:keepNext w:val="false"/>
               <w:spacing w:after="40" w:before="0"/>
               <w:jc w:val="left"/>
             </w:pPr>
@@ -17992,6 +18366,7 @@
           </w:tcPr>
           <w:p>
             <w:pPr>
+              <w:keepNext w:val="false"/>
               <w:spacing w:after="40" w:before="0"/>
               <w:jc w:val="left"/>
             </w:pPr>
@@ -18026,6 +18401,7 @@
           </w:tcPr>
           <w:p>
             <w:pPr>
+              <w:keepNext w:val="false"/>
               <w:spacing w:after="40" w:before="0"/>
               <w:jc w:val="left"/>
             </w:pPr>
@@ -18058,6 +18434,7 @@
           </w:tcPr>
           <w:p>
             <w:pPr>
+              <w:keepNext w:val="false"/>
               <w:spacing w:after="40" w:before="0"/>
               <w:jc w:val="left"/>
             </w:pPr>
@@ -18092,6 +18469,7 @@
           </w:tcPr>
           <w:p>
             <w:pPr>
+              <w:keepNext w:val="false"/>
               <w:spacing w:after="40" w:before="0"/>
               <w:jc w:val="left"/>
             </w:pPr>
@@ -18124,6 +18502,7 @@
           </w:tcPr>
           <w:p>
             <w:pPr>
+              <w:keepNext w:val="false"/>
               <w:spacing w:after="40" w:before="0"/>
               <w:jc w:val="left"/>
             </w:pPr>
@@ -18158,6 +18537,7 @@
           </w:tcPr>
           <w:p>
             <w:pPr>
+              <w:keepNext w:val="false"/>
               <w:spacing w:after="40" w:before="0"/>
               <w:jc w:val="left"/>
             </w:pPr>
@@ -18190,6 +18570,7 @@
           </w:tcPr>
           <w:p>
             <w:pPr>
+              <w:keepNext w:val="false"/>
               <w:spacing w:after="40" w:before="0"/>
               <w:jc w:val="left"/>
             </w:pPr>
@@ -18224,6 +18605,7 @@
           </w:tcPr>
           <w:p>
             <w:pPr>
+              <w:keepNext w:val="false"/>
               <w:spacing w:after="40" w:before="0"/>
               <w:jc w:val="left"/>
             </w:pPr>
@@ -18256,6 +18638,7 @@
           </w:tcPr>
           <w:p>
             <w:pPr>
+              <w:keepNext w:val="false"/>
               <w:spacing w:after="40" w:before="0"/>
               <w:jc w:val="left"/>
             </w:pPr>
@@ -18290,6 +18673,7 @@
           </w:tcPr>
           <w:p>
             <w:pPr>
+              <w:keepNext w:val="false"/>
               <w:spacing w:after="40" w:before="0"/>
               <w:jc w:val="left"/>
             </w:pPr>
@@ -18322,6 +18706,7 @@
           </w:tcPr>
           <w:p>
             <w:pPr>
+              <w:keepNext w:val="false"/>
               <w:spacing w:after="40" w:before="0"/>
               <w:jc w:val="left"/>
             </w:pPr>
@@ -18356,6 +18741,7 @@
           </w:tcPr>
           <w:p>
             <w:pPr>
+              <w:keepNext w:val="false"/>
               <w:spacing w:after="40" w:before="0"/>
               <w:jc w:val="left"/>
             </w:pPr>
@@ -18388,6 +18774,7 @@
           </w:tcPr>
           <w:p>
             <w:pPr>
+              <w:keepNext w:val="false"/>
               <w:spacing w:after="40" w:before="0"/>
               <w:jc w:val="left"/>
             </w:pPr>
@@ -18422,6 +18809,7 @@
           </w:tcPr>
           <w:p>
             <w:pPr>
+              <w:keepNext w:val="false"/>
               <w:spacing w:after="40" w:before="0"/>
               <w:jc w:val="left"/>
             </w:pPr>
@@ -18454,6 +18842,7 @@
           </w:tcPr>
           <w:p>
             <w:pPr>
+              <w:keepNext w:val="false"/>
               <w:spacing w:after="40" w:before="0"/>
               <w:jc w:val="left"/>
             </w:pPr>
@@ -18513,6 +18902,7 @@
           </w:tcPr>
           <w:p>
             <w:pPr>
+              <w:keepNext w:val="false"/>
               <w:spacing w:after="40" w:before="0"/>
               <w:jc w:val="center"/>
             </w:pPr>
@@ -18547,6 +18937,7 @@
           </w:tcPr>
           <w:p>
             <w:pPr>
+              <w:keepNext w:val="false"/>
               <w:spacing w:after="40" w:before="0"/>
               <w:jc w:val="left"/>
             </w:pPr>
@@ -18611,6 +19002,7 @@
           </w:tcPr>
           <w:p>
             <w:pPr>
+              <w:keepNext w:val="false"/>
               <w:spacing w:after="40" w:before="0"/>
               <w:jc w:val="center"/>
             </w:pPr>
@@ -18645,6 +19037,7 @@
           </w:tcPr>
           <w:p>
             <w:pPr>
+              <w:keepNext w:val="false"/>
               <w:spacing w:after="40" w:before="0"/>
               <w:jc w:val="left"/>
             </w:pPr>
@@ -18677,6 +19070,7 @@
           </w:tcPr>
           <w:p>
             <w:pPr>
+              <w:keepNext w:val="false"/>
               <w:spacing w:after="40" w:before="0"/>
               <w:jc w:val="left"/>
             </w:pPr>
@@ -18709,6 +19103,7 @@
           </w:tcPr>
           <w:p>
             <w:pPr>
+              <w:keepNext w:val="false"/>
               <w:spacing w:after="40" w:before="0"/>
               <w:jc w:val="left"/>
             </w:pPr>
@@ -18741,6 +19136,7 @@
           </w:tcPr>
           <w:p>
             <w:pPr>
+              <w:keepNext w:val="false"/>
               <w:spacing w:after="40" w:before="0"/>
               <w:jc w:val="left"/>
             </w:pPr>
@@ -18773,6 +19169,7 @@
           </w:tcPr>
           <w:p>
             <w:pPr>
+              <w:keepNext w:val="false"/>
               <w:spacing w:after="40" w:before="0"/>
               <w:jc w:val="left"/>
             </w:pPr>
@@ -18807,6 +19204,7 @@
           </w:tcPr>
           <w:p>
             <w:pPr>
+              <w:keepNext w:val="false"/>
               <w:spacing w:after="40" w:before="0"/>
               <w:jc w:val="left"/>
             </w:pPr>
@@ -18844,7 +19242,7 @@
             <w:pPr>
               <w:spacing w:after="20" w:before="0"/>
             </w:pPr>
-            <w:hyperlink w:history="1" r:id="rId7h35qitqpxcubqwwm7jzj">
+            <w:hyperlink w:history="1" r:id="rIdfpijxszmmcqnamtgdw6vg">
               <w:r>
                 <w:rPr>
                   <w:rFonts w:ascii="Arial" w:cs="Arial" w:eastAsia="Arial" w:hAnsi="Arial"/>
@@ -18877,7 +19275,7 @@
               <w:spacing w:after="10" w:before="0"/>
               <w:ind w:left="120"/>
             </w:pPr>
-            <w:hyperlink w:history="1" r:id="rId4pplct44ta-8icv_8xkye">
+            <w:hyperlink w:history="1" r:id="rIdxafsufcyqz-3mmvcto5nw">
               <w:r>
                 <w:rPr>
                   <w:rFonts w:ascii="Arial" w:cs="Arial" w:eastAsia="Arial" w:hAnsi="Arial"/>
@@ -18922,7 +19320,7 @@
             <w:pPr>
               <w:spacing w:after="20" w:before="0"/>
             </w:pPr>
-            <w:hyperlink w:history="1" r:id="rIds7mwa0mxphbnugjudkttc">
+            <w:hyperlink w:history="1" r:id="rIdx2etcbp_bptu4vec-0skz">
               <w:r>
                 <w:rPr>
                   <w:rFonts w:ascii="Arial" w:cs="Arial" w:eastAsia="Arial" w:hAnsi="Arial"/>
@@ -18955,7 +19353,7 @@
               <w:spacing w:after="10" w:before="0"/>
               <w:ind w:left="120"/>
             </w:pPr>
-            <w:hyperlink w:history="1" r:id="rIdq3f5ji5midohtwevuxgtp">
+            <w:hyperlink w:history="1" r:id="rIdayvlr5wc0sp75dg_2y5s_">
               <w:r>
                 <w:rPr>
                   <w:rFonts w:ascii="Arial" w:cs="Arial" w:eastAsia="Arial" w:hAnsi="Arial"/>
@@ -18983,6 +19381,7 @@
           </w:tcPr>
           <w:p>
             <w:pPr>
+              <w:keepNext w:val="false"/>
               <w:spacing w:after="40" w:before="0"/>
               <w:jc w:val="left"/>
             </w:pPr>
@@ -19015,6 +19414,7 @@
           </w:tcPr>
           <w:p>
             <w:pPr>
+              <w:keepNext w:val="false"/>
               <w:spacing w:after="40" w:before="0"/>
               <w:jc w:val="left"/>
             </w:pPr>
@@ -19047,6 +19447,7 @@
           </w:tcPr>
           <w:p>
             <w:pPr>
+              <w:keepNext w:val="false"/>
               <w:spacing w:after="40" w:before="0"/>
               <w:jc w:val="left"/>
             </w:pPr>
@@ -19079,6 +19480,7 @@
           </w:tcPr>
           <w:p>
             <w:pPr>
+              <w:keepNext w:val="false"/>
               <w:spacing w:after="40" w:before="0"/>
               <w:jc w:val="left"/>
             </w:pPr>
@@ -19113,6 +19515,7 @@
           </w:tcPr>
           <w:p>
             <w:pPr>
+              <w:keepNext w:val="false"/>
               <w:spacing w:after="40" w:before="0"/>
               <w:jc w:val="left"/>
             </w:pPr>
@@ -19150,7 +19553,7 @@
             <w:pPr>
               <w:spacing w:after="20" w:before="0"/>
             </w:pPr>
-            <w:hyperlink w:history="1" r:id="rIdzhouijk5e_zjg9inbohck">
+            <w:hyperlink w:history="1" r:id="rIdma_szslzpnl7xuo89u7ly">
               <w:r>
                 <w:rPr>
                   <w:rFonts w:ascii="Arial" w:cs="Arial" w:eastAsia="Arial" w:hAnsi="Arial"/>
@@ -19183,7 +19586,7 @@
               <w:spacing w:after="10" w:before="0"/>
               <w:ind w:left="120"/>
             </w:pPr>
-            <w:hyperlink w:history="1" r:id="rIdkgcqmisx8tb8myy0uua46">
+            <w:hyperlink w:history="1" r:id="rIdeo2pcxnnlip3ertczzzjw">
               <w:r>
                 <w:rPr>
                   <w:rFonts w:ascii="Arial" w:cs="Arial" w:eastAsia="Arial" w:hAnsi="Arial"/>
@@ -19228,7 +19631,7 @@
             <w:pPr>
               <w:spacing w:after="20" w:before="0"/>
             </w:pPr>
-            <w:hyperlink w:history="1" r:id="rIdmhugpws4i4jdh7pakl_0x">
+            <w:hyperlink w:history="1" r:id="rIdmhuynrecto9rn3sgcr8aw">
               <w:r>
                 <w:rPr>
                   <w:rFonts w:ascii="Arial" w:cs="Arial" w:eastAsia="Arial" w:hAnsi="Arial"/>
@@ -19261,7 +19664,7 @@
               <w:spacing w:after="10" w:before="0"/>
               <w:ind w:left="120"/>
             </w:pPr>
-            <w:hyperlink w:history="1" r:id="rIdkdunxnln1ekiwpgr46ft5">
+            <w:hyperlink w:history="1" r:id="rIdyxtztzj9nwosepo7gqkx1">
               <w:r>
                 <w:rPr>
                   <w:rFonts w:ascii="Arial" w:cs="Arial" w:eastAsia="Arial" w:hAnsi="Arial"/>
@@ -19289,6 +19692,7 @@
           </w:tcPr>
           <w:p>
             <w:pPr>
+              <w:keepNext w:val="false"/>
               <w:spacing w:after="40" w:before="0"/>
               <w:jc w:val="left"/>
             </w:pPr>
@@ -19321,6 +19725,7 @@
           </w:tcPr>
           <w:p>
             <w:pPr>
+              <w:keepNext w:val="false"/>
               <w:spacing w:after="40" w:before="0"/>
               <w:jc w:val="left"/>
             </w:pPr>
@@ -19353,6 +19758,7 @@
           </w:tcPr>
           <w:p>
             <w:pPr>
+              <w:keepNext w:val="false"/>
               <w:spacing w:after="40" w:before="0"/>
               <w:jc w:val="left"/>
             </w:pPr>
@@ -19385,6 +19791,7 @@
           </w:tcPr>
           <w:p>
             <w:pPr>
+              <w:keepNext w:val="false"/>
               <w:spacing w:after="40" w:before="0"/>
               <w:jc w:val="left"/>
             </w:pPr>
@@ -19419,6 +19826,7 @@
           </w:tcPr>
           <w:p>
             <w:pPr>
+              <w:keepNext w:val="false"/>
               <w:spacing w:after="40" w:before="0"/>
               <w:jc w:val="left"/>
             </w:pPr>
@@ -19456,7 +19864,7 @@
             <w:pPr>
               <w:spacing w:after="20" w:before="0"/>
             </w:pPr>
-            <w:hyperlink w:history="1" r:id="rIdegmtsehudxmppidqqiynw">
+            <w:hyperlink w:history="1" r:id="rIdk8v8xzcs8v3lf1na2smk0">
               <w:r>
                 <w:rPr>
                   <w:rFonts w:ascii="Arial" w:cs="Arial" w:eastAsia="Arial" w:hAnsi="Arial"/>
@@ -19505,7 +19913,7 @@
               <w:spacing w:after="10" w:before="0"/>
               <w:ind w:left="120"/>
             </w:pPr>
-            <w:hyperlink w:history="1" r:id="rId2xvpyysy0yp9av9qurdbz">
+            <w:hyperlink w:history="1" r:id="rIdilhdsyctibhecblpxkr9j">
               <w:r>
                 <w:rPr>
                   <w:rFonts w:ascii="Arial" w:cs="Arial" w:eastAsia="Arial" w:hAnsi="Arial"/>
@@ -19550,7 +19958,7 @@
             <w:pPr>
               <w:spacing w:after="20" w:before="0"/>
             </w:pPr>
-            <w:hyperlink w:history="1" r:id="rIdlzicukr3tp3slohs0z5io">
+            <w:hyperlink w:history="1" r:id="rIdgubv_znlwgyzcgo21iewl">
               <w:r>
                 <w:rPr>
                   <w:rFonts w:ascii="Arial" w:cs="Arial" w:eastAsia="Arial" w:hAnsi="Arial"/>
@@ -19599,7 +20007,7 @@
               <w:spacing w:after="10" w:before="0"/>
               <w:ind w:left="120"/>
             </w:pPr>
-            <w:hyperlink w:history="1" r:id="rIdugsbmms9kmdtv0us7ocf7">
+            <w:hyperlink w:history="1" r:id="rIdyq0cf3fr-e3iikowcczhc">
               <w:r>
                 <w:rPr>
                   <w:rFonts w:ascii="Arial" w:cs="Arial" w:eastAsia="Arial" w:hAnsi="Arial"/>
@@ -19627,6 +20035,7 @@
           </w:tcPr>
           <w:p>
             <w:pPr>
+              <w:keepNext w:val="false"/>
               <w:spacing w:after="40" w:before="0"/>
               <w:jc w:val="left"/>
             </w:pPr>
@@ -19659,6 +20068,7 @@
           </w:tcPr>
           <w:p>
             <w:pPr>
+              <w:keepNext w:val="false"/>
               <w:spacing w:after="40" w:before="0"/>
               <w:jc w:val="left"/>
             </w:pPr>
@@ -19691,6 +20101,7 @@
           </w:tcPr>
           <w:p>
             <w:pPr>
+              <w:keepNext w:val="false"/>
               <w:spacing w:after="40" w:before="0"/>
               <w:jc w:val="left"/>
             </w:pPr>
@@ -19723,6 +20134,7 @@
           </w:tcPr>
           <w:p>
             <w:pPr>
+              <w:keepNext w:val="false"/>
               <w:spacing w:after="40" w:before="0"/>
               <w:jc w:val="left"/>
             </w:pPr>
@@ -19757,6 +20169,7 @@
           </w:tcPr>
           <w:p>
             <w:pPr>
+              <w:keepNext w:val="false"/>
               <w:spacing w:after="40" w:before="0"/>
               <w:jc w:val="left"/>
             </w:pPr>
@@ -19794,7 +20207,7 @@
             <w:pPr>
               <w:spacing w:after="20" w:before="0"/>
             </w:pPr>
-            <w:hyperlink w:history="1" r:id="rIdg3vo4g1izzil5wxt4_kjc">
+            <w:hyperlink w:history="1" r:id="rId442i5_tnuyewkfrbbjqed">
               <w:r>
                 <w:rPr>
                   <w:rFonts w:ascii="Arial" w:cs="Arial" w:eastAsia="Arial" w:hAnsi="Arial"/>
@@ -19843,7 +20256,7 @@
               <w:spacing w:after="10" w:before="0"/>
               <w:ind w:left="120"/>
             </w:pPr>
-            <w:hyperlink w:history="1" r:id="rIdsaeozpmapfmytisxqknzq">
+            <w:hyperlink w:history="1" r:id="rId0oy31d6a6ogfub1wrkrmy">
               <w:r>
                 <w:rPr>
                   <w:rFonts w:ascii="Arial" w:cs="Arial" w:eastAsia="Arial" w:hAnsi="Arial"/>
@@ -19888,7 +20301,7 @@
             <w:pPr>
               <w:spacing w:after="20" w:before="0"/>
             </w:pPr>
-            <w:hyperlink w:history="1" r:id="rIdhzkit6x9f2jrxqcvk56js">
+            <w:hyperlink w:history="1" r:id="rIddshfxwxcgtpbphwpyupx3">
               <w:r>
                 <w:rPr>
                   <w:rFonts w:ascii="Arial" w:cs="Arial" w:eastAsia="Arial" w:hAnsi="Arial"/>
@@ -19937,7 +20350,7 @@
               <w:spacing w:after="10" w:before="0"/>
               <w:ind w:left="120"/>
             </w:pPr>
-            <w:hyperlink w:history="1" r:id="rIdglvtjtrxruldyuhcogock">
+            <w:hyperlink w:history="1" r:id="rIdrtid-948jy4kujwm3fjep">
               <w:r>
                 <w:rPr>
                   <w:rFonts w:ascii="Arial" w:cs="Arial" w:eastAsia="Arial" w:hAnsi="Arial"/>
@@ -19965,6 +20378,7 @@
           </w:tcPr>
           <w:p>
             <w:pPr>
+              <w:keepNext w:val="false"/>
               <w:spacing w:after="40" w:before="0"/>
               <w:jc w:val="left"/>
             </w:pPr>
@@ -19997,6 +20411,7 @@
           </w:tcPr>
           <w:p>
             <w:pPr>
+              <w:keepNext w:val="false"/>
               <w:spacing w:after="40" w:before="0"/>
               <w:jc w:val="left"/>
             </w:pPr>
@@ -20029,6 +20444,7 @@
           </w:tcPr>
           <w:p>
             <w:pPr>
+              <w:keepNext w:val="false"/>
               <w:spacing w:after="40" w:before="0"/>
               <w:jc w:val="left"/>
             </w:pPr>
@@ -20061,6 +20477,7 @@
           </w:tcPr>
           <w:p>
             <w:pPr>
+              <w:keepNext w:val="false"/>
               <w:spacing w:after="40" w:before="0"/>
               <w:jc w:val="left"/>
             </w:pPr>
@@ -20095,6 +20512,7 @@
           </w:tcPr>
           <w:p>
             <w:pPr>
+              <w:keepNext w:val="false"/>
               <w:spacing w:after="40" w:before="0"/>
               <w:jc w:val="left"/>
             </w:pPr>
@@ -20132,7 +20550,7 @@
             <w:pPr>
               <w:spacing w:after="20" w:before="0"/>
             </w:pPr>
-            <w:hyperlink w:history="1" r:id="rIdzqkl5eill1pbncpecapp8">
+            <w:hyperlink w:history="1" r:id="rIdkzpncm7n5hlr71ctvofag">
               <w:r>
                 <w:rPr>
                   <w:rFonts w:ascii="Arial" w:cs="Arial" w:eastAsia="Arial" w:hAnsi="Arial"/>
@@ -20181,7 +20599,7 @@
               <w:spacing w:after="10" w:before="0"/>
               <w:ind w:left="120"/>
             </w:pPr>
-            <w:hyperlink w:history="1" r:id="rIdx_nvtxd8kuvblvne4t7a1">
+            <w:hyperlink w:history="1" r:id="rIdau3if-5jjiowzoqns1ndh">
               <w:r>
                 <w:rPr>
                   <w:rFonts w:ascii="Arial" w:cs="Arial" w:eastAsia="Arial" w:hAnsi="Arial"/>
@@ -20226,7 +20644,7 @@
             <w:pPr>
               <w:spacing w:after="20" w:before="0"/>
             </w:pPr>
-            <w:hyperlink w:history="1" r:id="rIdc0o3xgtfgqpxs2igwkpf7">
+            <w:hyperlink w:history="1" r:id="rIdeudyud4f2uv0tzjygqxii">
               <w:r>
                 <w:rPr>
                   <w:rFonts w:ascii="Arial" w:cs="Arial" w:eastAsia="Arial" w:hAnsi="Arial"/>
@@ -20275,7 +20693,7 @@
               <w:spacing w:after="10" w:before="0"/>
               <w:ind w:left="120"/>
             </w:pPr>
-            <w:hyperlink w:history="1" r:id="rIdeovkqkyebb1pgg8su-25r">
+            <w:hyperlink w:history="1" r:id="rIdttmnlqd_yviwqzhbciges">
               <w:r>
                 <w:rPr>
                   <w:rFonts w:ascii="Arial" w:cs="Arial" w:eastAsia="Arial" w:hAnsi="Arial"/>
@@ -20303,6 +20721,7 @@
           </w:tcPr>
           <w:p>
             <w:pPr>
+              <w:keepNext w:val="false"/>
               <w:spacing w:after="40" w:before="0"/>
               <w:jc w:val="left"/>
             </w:pPr>
@@ -20335,6 +20754,7 @@
           </w:tcPr>
           <w:p>
             <w:pPr>
+              <w:keepNext w:val="false"/>
               <w:spacing w:after="40" w:before="0"/>
               <w:jc w:val="left"/>
             </w:pPr>
@@ -20367,6 +20787,7 @@
           </w:tcPr>
           <w:p>
             <w:pPr>
+              <w:keepNext w:val="false"/>
               <w:spacing w:after="40" w:before="0"/>
               <w:jc w:val="left"/>
             </w:pPr>
@@ -20399,6 +20820,7 @@
           </w:tcPr>
           <w:p>
             <w:pPr>
+              <w:keepNext w:val="false"/>
               <w:spacing w:after="40" w:before="0"/>
               <w:jc w:val="left"/>
             </w:pPr>
@@ -20458,6 +20880,7 @@
           </w:tcPr>
           <w:p>
             <w:pPr>
+              <w:keepNext w:val="false"/>
               <w:spacing w:after="40" w:before="0"/>
               <w:jc w:val="center"/>
             </w:pPr>
@@ -20492,6 +20915,7 @@
           </w:tcPr>
           <w:p>
             <w:pPr>
+              <w:keepNext w:val="false"/>
               <w:spacing w:after="40" w:before="0"/>
               <w:jc w:val="left"/>
             </w:pPr>
@@ -20511,6 +20935,7 @@
           </w:p>
           <w:p>
             <w:pPr>
+              <w:keepNext w:val="false"/>
               <w:spacing w:after="40" w:before="0"/>
               <w:jc w:val="left"/>
             </w:pPr>
@@ -20530,6 +20955,7 @@
           </w:p>
           <w:p>
             <w:pPr>
+              <w:keepNext w:val="false"/>
               <w:spacing w:after="40" w:before="0"/>
               <w:jc w:val="left"/>
             </w:pPr>
@@ -20549,6 +20975,7 @@
           </w:p>
           <w:p>
             <w:pPr>
+              <w:keepNext w:val="false"/>
               <w:spacing w:after="40" w:before="0"/>
               <w:jc w:val="left"/>
             </w:pPr>
@@ -20568,6 +20995,7 @@
           </w:p>
           <w:p>
             <w:pPr>
+              <w:keepNext w:val="false"/>
               <w:spacing w:after="40" w:before="0"/>
               <w:jc w:val="left"/>
             </w:pPr>
@@ -20587,6 +21015,7 @@
           </w:p>
           <w:p>
             <w:pPr>
+              <w:keepNext w:val="false"/>
               <w:spacing w:after="40" w:before="0"/>
               <w:jc w:val="left"/>
             </w:pPr>
@@ -20606,6 +21035,7 @@
           </w:p>
           <w:p>
             <w:pPr>
+              <w:keepNext w:val="false"/>
               <w:spacing w:after="40" w:before="0"/>
               <w:jc w:val="left"/>
             </w:pPr>
@@ -20667,6 +21097,7 @@
           </w:tcPr>
           <w:p>
             <w:pPr>
+              <w:keepNext w:val="false"/>
               <w:spacing w:after="40" w:before="0"/>
               <w:jc w:val="center"/>
             </w:pPr>
@@ -20701,6 +21132,7 @@
           </w:tcPr>
           <w:p>
             <w:pPr>
+              <w:keepNext w:val="false"/>
               <w:spacing w:after="40" w:before="0"/>
               <w:jc w:val="left"/>
             </w:pPr>
@@ -20733,6 +21165,7 @@
           </w:tcPr>
           <w:p>
             <w:pPr>
+              <w:keepNext w:val="false"/>
               <w:spacing w:after="40" w:before="0"/>
               <w:jc w:val="left"/>
             </w:pPr>
@@ -20767,6 +21200,7 @@
           </w:tcPr>
           <w:p>
             <w:pPr>
+              <w:keepNext w:val="false"/>
               <w:spacing w:after="40" w:before="0"/>
               <w:jc w:val="left"/>
             </w:pPr>
@@ -20799,6 +21233,7 @@
           </w:tcPr>
           <w:p>
             <w:pPr>
+              <w:keepNext w:val="false"/>
               <w:spacing w:after="40" w:before="0"/>
               <w:jc w:val="left"/>
             </w:pPr>
@@ -20833,6 +21268,7 @@
           </w:tcPr>
           <w:p>
             <w:pPr>
+              <w:keepNext w:val="false"/>
               <w:spacing w:after="40" w:before="0"/>
               <w:jc w:val="left"/>
             </w:pPr>
@@ -20865,6 +21301,7 @@
           </w:tcPr>
           <w:p>
             <w:pPr>
+              <w:keepNext w:val="false"/>
               <w:spacing w:after="40" w:before="0"/>
               <w:jc w:val="left"/>
             </w:pPr>
@@ -20901,7 +21338,7 @@
         </w:rPr>
         <w:t xml:space="preserve">© 2026 SeaVuria and ARES. Aligned with KICD objectives. Developed by SeaVuria; technical implementation by ARES (with AI assistance from Claude). Licensed under </w:t>
       </w:r>
-      <w:hyperlink w:history="1" r:id="rId3_vtx_gxsttqrnwfirspq">
+      <w:hyperlink w:history="1" r:id="rIdwanuti1v0zg-gs4das5wb">
         <w:r>
           <w:rPr>
             <w:rFonts w:ascii="Arial" w:cs="Arial" w:eastAsia="Arial" w:hAnsi="Arial"/>
@@ -20922,7 +21359,7 @@
         </w:rPr>
         <w:t xml:space="preserve"> (</w:t>
       </w:r>
-      <w:hyperlink w:history="1" r:id="rIdgsz0_vzzk9d-nqvdujmpq">
+      <w:hyperlink w:history="1" r:id="rIdox-m41uo_5i4v4u5u47qx">
         <w:r>
           <w:rPr>
             <w:rFonts w:ascii="Arial" w:cs="Arial" w:eastAsia="Arial" w:hAnsi="Arial"/>
@@ -20982,6 +21419,7 @@
           </w:tcPr>
           <w:p>
             <w:pPr>
+              <w:keepNext w:val="false"/>
               <w:spacing w:after="40" w:before="0"/>
               <w:jc w:val="center"/>
             </w:pPr>
@@ -21017,6 +21455,7 @@
           </w:tcPr>
           <w:p>
             <w:pPr>
+              <w:keepNext w:val="false"/>
               <w:spacing w:after="40" w:before="0"/>
               <w:jc w:val="center"/>
             </w:pPr>
@@ -21051,6 +21490,7 @@
           </w:tcPr>
           <w:p>
             <w:pPr>
+              <w:keepNext w:val="false"/>
               <w:spacing w:after="40" w:before="0"/>
               <w:jc w:val="left"/>
             </w:pPr>
@@ -21083,6 +21523,7 @@
           </w:tcPr>
           <w:p>
             <w:pPr>
+              <w:keepNext w:val="false"/>
               <w:spacing w:after="40" w:before="0"/>
               <w:jc w:val="left"/>
             </w:pPr>
@@ -21117,6 +21558,7 @@
           </w:tcPr>
           <w:p>
             <w:pPr>
+              <w:keepNext w:val="false"/>
               <w:spacing w:after="40" w:before="0"/>
               <w:jc w:val="left"/>
             </w:pPr>
@@ -21149,6 +21591,7 @@
           </w:tcPr>
           <w:p>
             <w:pPr>
+              <w:keepNext w:val="false"/>
               <w:spacing w:after="40" w:before="0"/>
               <w:jc w:val="left"/>
             </w:pPr>
@@ -21183,6 +21626,7 @@
           </w:tcPr>
           <w:p>
             <w:pPr>
+              <w:keepNext w:val="false"/>
               <w:spacing w:after="40" w:before="0"/>
               <w:jc w:val="left"/>
             </w:pPr>
@@ -21215,6 +21659,7 @@
           </w:tcPr>
           <w:p>
             <w:pPr>
+              <w:keepNext w:val="false"/>
               <w:spacing w:after="40" w:before="0"/>
               <w:jc w:val="left"/>
             </w:pPr>
@@ -21249,6 +21694,7 @@
           </w:tcPr>
           <w:p>
             <w:pPr>
+              <w:keepNext w:val="false"/>
               <w:spacing w:after="40" w:before="0"/>
               <w:jc w:val="left"/>
             </w:pPr>
@@ -21281,6 +21727,7 @@
           </w:tcPr>
           <w:p>
             <w:pPr>
+              <w:keepNext w:val="false"/>
               <w:spacing w:after="40" w:before="0"/>
               <w:jc w:val="left"/>
             </w:pPr>
@@ -21315,6 +21762,7 @@
           </w:tcPr>
           <w:p>
             <w:pPr>
+              <w:keepNext w:val="false"/>
               <w:spacing w:after="40" w:before="0"/>
               <w:jc w:val="left"/>
             </w:pPr>
@@ -21347,6 +21795,7 @@
           </w:tcPr>
           <w:p>
             <w:pPr>
+              <w:keepNext w:val="false"/>
               <w:spacing w:after="40" w:before="0"/>
               <w:jc w:val="left"/>
             </w:pPr>
@@ -21381,6 +21830,7 @@
           </w:tcPr>
           <w:p>
             <w:pPr>
+              <w:keepNext w:val="false"/>
               <w:spacing w:after="40" w:before="0"/>
               <w:jc w:val="left"/>
             </w:pPr>
@@ -21413,6 +21863,7 @@
           </w:tcPr>
           <w:p>
             <w:pPr>
+              <w:keepNext w:val="false"/>
               <w:spacing w:after="40" w:before="0"/>
               <w:jc w:val="left"/>
             </w:pPr>
@@ -21447,6 +21898,7 @@
           </w:tcPr>
           <w:p>
             <w:pPr>
+              <w:keepNext w:val="false"/>
               <w:spacing w:after="40" w:before="0"/>
               <w:jc w:val="left"/>
             </w:pPr>
@@ -21479,6 +21931,7 @@
           </w:tcPr>
           <w:p>
             <w:pPr>
+              <w:keepNext w:val="false"/>
               <w:spacing w:after="40" w:before="0"/>
               <w:jc w:val="left"/>
             </w:pPr>
@@ -21513,6 +21966,7 @@
           </w:tcPr>
           <w:p>
             <w:pPr>
+              <w:keepNext w:val="false"/>
               <w:spacing w:after="40" w:before="0"/>
               <w:jc w:val="left"/>
             </w:pPr>
@@ -21545,6 +21999,7 @@
           </w:tcPr>
           <w:p>
             <w:pPr>
+              <w:keepNext w:val="false"/>
               <w:spacing w:after="40" w:before="0"/>
               <w:jc w:val="left"/>
             </w:pPr>
@@ -21604,6 +22059,7 @@
           </w:tcPr>
           <w:p>
             <w:pPr>
+              <w:keepNext w:val="false"/>
               <w:spacing w:after="40" w:before="0"/>
               <w:jc w:val="center"/>
             </w:pPr>
@@ -21638,6 +22094,7 @@
           </w:tcPr>
           <w:p>
             <w:pPr>
+              <w:keepNext w:val="false"/>
               <w:spacing w:after="40" w:before="0"/>
               <w:jc w:val="left"/>
             </w:pPr>
@@ -21702,6 +22159,7 @@
           </w:tcPr>
           <w:p>
             <w:pPr>
+              <w:keepNext w:val="false"/>
               <w:spacing w:after="40" w:before="0"/>
               <w:jc w:val="center"/>
             </w:pPr>
@@ -21736,6 +22194,7 @@
           </w:tcPr>
           <w:p>
             <w:pPr>
+              <w:keepNext w:val="false"/>
               <w:spacing w:after="40" w:before="0"/>
               <w:jc w:val="left"/>
             </w:pPr>
@@ -21768,6 +22227,7 @@
           </w:tcPr>
           <w:p>
             <w:pPr>
+              <w:keepNext w:val="false"/>
               <w:spacing w:after="40" w:before="0"/>
               <w:jc w:val="left"/>
             </w:pPr>
@@ -21800,6 +22260,7 @@
           </w:tcPr>
           <w:p>
             <w:pPr>
+              <w:keepNext w:val="false"/>
               <w:spacing w:after="40" w:before="0"/>
               <w:jc w:val="left"/>
             </w:pPr>
@@ -21832,6 +22293,7 @@
           </w:tcPr>
           <w:p>
             <w:pPr>
+              <w:keepNext w:val="false"/>
               <w:spacing w:after="40" w:before="0"/>
               <w:jc w:val="left"/>
             </w:pPr>
@@ -21864,6 +22326,7 @@
           </w:tcPr>
           <w:p>
             <w:pPr>
+              <w:keepNext w:val="false"/>
               <w:spacing w:after="40" w:before="0"/>
               <w:jc w:val="left"/>
             </w:pPr>
@@ -21898,6 +22361,7 @@
           </w:tcPr>
           <w:p>
             <w:pPr>
+              <w:keepNext w:val="false"/>
               <w:spacing w:after="40" w:before="0"/>
               <w:jc w:val="left"/>
             </w:pPr>
@@ -21935,7 +22399,7 @@
             <w:pPr>
               <w:spacing w:after="20" w:before="0"/>
             </w:pPr>
-            <w:hyperlink w:history="1" r:id="rId-fc1zuhkv_ndyzxkgcepf">
+            <w:hyperlink w:history="1" r:id="rIdmg4sy33rpzfhkfg7lvank">
               <w:r>
                 <w:rPr>
                   <w:rFonts w:ascii="Arial" w:cs="Arial" w:eastAsia="Arial" w:hAnsi="Arial"/>
@@ -21968,7 +22432,7 @@
               <w:spacing w:after="10" w:before="0"/>
               <w:ind w:left="120"/>
             </w:pPr>
-            <w:hyperlink w:history="1" r:id="rIdmynifpex2h0ksaw1obpze">
+            <w:hyperlink w:history="1" r:id="rIdsnl2gemfmuq_tyomjuuew">
               <w:r>
                 <w:rPr>
                   <w:rFonts w:ascii="Arial" w:cs="Arial" w:eastAsia="Arial" w:hAnsi="Arial"/>
@@ -22013,7 +22477,7 @@
             <w:pPr>
               <w:spacing w:after="20" w:before="0"/>
             </w:pPr>
-            <w:hyperlink w:history="1" r:id="rIdb7u1a6l7xk9flwlcny4v6">
+            <w:hyperlink w:history="1" r:id="rId_aqsjqdcmj7lwbaunk1vw">
               <w:r>
                 <w:rPr>
                   <w:rFonts w:ascii="Arial" w:cs="Arial" w:eastAsia="Arial" w:hAnsi="Arial"/>
@@ -22046,7 +22510,7 @@
               <w:spacing w:after="10" w:before="0"/>
               <w:ind w:left="120"/>
             </w:pPr>
-            <w:hyperlink w:history="1" r:id="rIdriaowvam_zigzh3ok-v6f">
+            <w:hyperlink w:history="1" r:id="rIdebz0lkwghq5tjx5eblbyw">
               <w:r>
                 <w:rPr>
                   <w:rFonts w:ascii="Arial" w:cs="Arial" w:eastAsia="Arial" w:hAnsi="Arial"/>
@@ -22074,6 +22538,7 @@
           </w:tcPr>
           <w:p>
             <w:pPr>
+              <w:keepNext w:val="false"/>
               <w:spacing w:after="40" w:before="0"/>
               <w:jc w:val="left"/>
             </w:pPr>
@@ -22106,6 +22571,7 @@
           </w:tcPr>
           <w:p>
             <w:pPr>
+              <w:keepNext w:val="false"/>
               <w:spacing w:after="40" w:before="0"/>
               <w:jc w:val="left"/>
             </w:pPr>
@@ -22138,6 +22604,7 @@
           </w:tcPr>
           <w:p>
             <w:pPr>
+              <w:keepNext w:val="false"/>
               <w:spacing w:after="40" w:before="0"/>
               <w:jc w:val="left"/>
             </w:pPr>
@@ -22170,6 +22637,7 @@
           </w:tcPr>
           <w:p>
             <w:pPr>
+              <w:keepNext w:val="false"/>
               <w:spacing w:after="40" w:before="0"/>
               <w:jc w:val="left"/>
             </w:pPr>
@@ -22204,6 +22672,7 @@
           </w:tcPr>
           <w:p>
             <w:pPr>
+              <w:keepNext w:val="false"/>
               <w:spacing w:after="40" w:before="0"/>
               <w:jc w:val="left"/>
             </w:pPr>
@@ -22241,7 +22710,7 @@
             <w:pPr>
               <w:spacing w:after="20" w:before="0"/>
             </w:pPr>
-            <w:hyperlink w:history="1" r:id="rIdfwx_lolmhyvnuiiyrvhj-">
+            <w:hyperlink w:history="1" r:id="rIdczgb_mgl_uzn68rk0nsgb">
               <w:r>
                 <w:rPr>
                   <w:rFonts w:ascii="Arial" w:cs="Arial" w:eastAsia="Arial" w:hAnsi="Arial"/>
@@ -22274,7 +22743,7 @@
               <w:spacing w:after="10" w:before="0"/>
               <w:ind w:left="120"/>
             </w:pPr>
-            <w:hyperlink w:history="1" r:id="rIdsxbvedzwu6r9vkpl2_nbz">
+            <w:hyperlink w:history="1" r:id="rIdllucraxfvdrmdb6ooqkd_">
               <w:r>
                 <w:rPr>
                   <w:rFonts w:ascii="Arial" w:cs="Arial" w:eastAsia="Arial" w:hAnsi="Arial"/>
@@ -22319,7 +22788,7 @@
             <w:pPr>
               <w:spacing w:after="20" w:before="0"/>
             </w:pPr>
-            <w:hyperlink w:history="1" r:id="rIdypgd48ak0-rbijgjxn5sr">
+            <w:hyperlink w:history="1" r:id="rIdic72gkh-uvbrol1dcsob-">
               <w:r>
                 <w:rPr>
                   <w:rFonts w:ascii="Arial" w:cs="Arial" w:eastAsia="Arial" w:hAnsi="Arial"/>
@@ -22352,7 +22821,7 @@
               <w:spacing w:after="10" w:before="0"/>
               <w:ind w:left="120"/>
             </w:pPr>
-            <w:hyperlink w:history="1" r:id="rIdvmntzis-rjvmuqpoh7tzr">
+            <w:hyperlink w:history="1" r:id="rId3mfjbknbzxwhul4rl7fay">
               <w:r>
                 <w:rPr>
                   <w:rFonts w:ascii="Arial" w:cs="Arial" w:eastAsia="Arial" w:hAnsi="Arial"/>
@@ -22380,6 +22849,7 @@
           </w:tcPr>
           <w:p>
             <w:pPr>
+              <w:keepNext w:val="false"/>
               <w:spacing w:after="40" w:before="0"/>
               <w:jc w:val="left"/>
             </w:pPr>
@@ -22412,6 +22882,7 @@
           </w:tcPr>
           <w:p>
             <w:pPr>
+              <w:keepNext w:val="false"/>
               <w:spacing w:after="40" w:before="0"/>
               <w:jc w:val="left"/>
             </w:pPr>
@@ -22444,6 +22915,7 @@
           </w:tcPr>
           <w:p>
             <w:pPr>
+              <w:keepNext w:val="false"/>
               <w:spacing w:after="40" w:before="0"/>
               <w:jc w:val="left"/>
             </w:pPr>
@@ -22476,6 +22948,7 @@
           </w:tcPr>
           <w:p>
             <w:pPr>
+              <w:keepNext w:val="false"/>
               <w:spacing w:after="40" w:before="0"/>
               <w:jc w:val="left"/>
             </w:pPr>
@@ -22510,6 +22983,7 @@
           </w:tcPr>
           <w:p>
             <w:pPr>
+              <w:keepNext w:val="false"/>
               <w:spacing w:after="40" w:before="0"/>
               <w:jc w:val="left"/>
             </w:pPr>
@@ -22547,7 +23021,7 @@
             <w:pPr>
               <w:spacing w:after="20" w:before="0"/>
             </w:pPr>
-            <w:hyperlink w:history="1" r:id="rIdhrskcyv2fzckyu6cxavee">
+            <w:hyperlink w:history="1" r:id="rIdciyl8qcszd-yxmmrjurny">
               <w:r>
                 <w:rPr>
                   <w:rFonts w:ascii="Arial" w:cs="Arial" w:eastAsia="Arial" w:hAnsi="Arial"/>
@@ -22596,7 +23070,7 @@
               <w:spacing w:after="10" w:before="0"/>
               <w:ind w:left="120"/>
             </w:pPr>
-            <w:hyperlink w:history="1" r:id="rIda0o1pmxxnbe5btrc0--mx">
+            <w:hyperlink w:history="1" r:id="rIdloilootfbve9kdvnw60ij">
               <w:r>
                 <w:rPr>
                   <w:rFonts w:ascii="Arial" w:cs="Arial" w:eastAsia="Arial" w:hAnsi="Arial"/>
@@ -22641,7 +23115,7 @@
             <w:pPr>
               <w:spacing w:after="20" w:before="0"/>
             </w:pPr>
-            <w:hyperlink w:history="1" r:id="rIdp9kgp2qjpdyxfbb3qr6kc">
+            <w:hyperlink w:history="1" r:id="rId1zcwr_3nyx3tv6304jrlu">
               <w:r>
                 <w:rPr>
                   <w:rFonts w:ascii="Arial" w:cs="Arial" w:eastAsia="Arial" w:hAnsi="Arial"/>
@@ -22674,7 +23148,7 @@
               <w:spacing w:after="10" w:before="0"/>
               <w:ind w:left="120"/>
             </w:pPr>
-            <w:hyperlink w:history="1" r:id="rIdnftaq3xvuai7cj_z684lv">
+            <w:hyperlink w:history="1" r:id="rId_e6ka1xtq3zu4fkleiqer">
               <w:r>
                 <w:rPr>
                   <w:rFonts w:ascii="Arial" w:cs="Arial" w:eastAsia="Arial" w:hAnsi="Arial"/>
@@ -22702,6 +23176,7 @@
           </w:tcPr>
           <w:p>
             <w:pPr>
+              <w:keepNext w:val="false"/>
               <w:spacing w:after="40" w:before="0"/>
               <w:jc w:val="left"/>
             </w:pPr>
@@ -22734,6 +23209,7 @@
           </w:tcPr>
           <w:p>
             <w:pPr>
+              <w:keepNext w:val="false"/>
               <w:spacing w:after="40" w:before="0"/>
               <w:jc w:val="left"/>
             </w:pPr>
@@ -22766,6 +23242,7 @@
           </w:tcPr>
           <w:p>
             <w:pPr>
+              <w:keepNext w:val="false"/>
               <w:spacing w:after="40" w:before="0"/>
               <w:jc w:val="left"/>
             </w:pPr>
@@ -22798,6 +23275,7 @@
           </w:tcPr>
           <w:p>
             <w:pPr>
+              <w:keepNext w:val="false"/>
               <w:spacing w:after="40" w:before="0"/>
               <w:jc w:val="left"/>
             </w:pPr>
@@ -22832,6 +23310,7 @@
           </w:tcPr>
           <w:p>
             <w:pPr>
+              <w:keepNext w:val="false"/>
               <w:spacing w:after="40" w:before="0"/>
               <w:jc w:val="left"/>
             </w:pPr>
@@ -22869,7 +23348,7 @@
             <w:pPr>
               <w:spacing w:after="20" w:before="0"/>
             </w:pPr>
-            <w:hyperlink w:history="1" r:id="rIdsnjg6x2uwyqtlhntlfkej">
+            <w:hyperlink w:history="1" r:id="rIdv0vh9sov5hhcnomnbjnht">
               <w:r>
                 <w:rPr>
                   <w:rFonts w:ascii="Arial" w:cs="Arial" w:eastAsia="Arial" w:hAnsi="Arial"/>
@@ -22918,7 +23397,7 @@
               <w:spacing w:after="10" w:before="0"/>
               <w:ind w:left="120"/>
             </w:pPr>
-            <w:hyperlink w:history="1" r:id="rIdvfaehgzkextydpmsb4j2e">
+            <w:hyperlink w:history="1" r:id="rIdyyqxnw7kc-zk-ctlxzla7">
               <w:r>
                 <w:rPr>
                   <w:rFonts w:ascii="Arial" w:cs="Arial" w:eastAsia="Arial" w:hAnsi="Arial"/>
@@ -22963,7 +23442,7 @@
             <w:pPr>
               <w:spacing w:after="20" w:before="0"/>
             </w:pPr>
-            <w:hyperlink w:history="1" r:id="rIdvqxv46j3gynp_sifvt455">
+            <w:hyperlink w:history="1" r:id="rIdtpnziglfpaynsxilorbhm">
               <w:r>
                 <w:rPr>
                   <w:rFonts w:ascii="Arial" w:cs="Arial" w:eastAsia="Arial" w:hAnsi="Arial"/>
@@ -22996,7 +23475,7 @@
               <w:spacing w:after="10" w:before="0"/>
               <w:ind w:left="120"/>
             </w:pPr>
-            <w:hyperlink w:history="1" r:id="rIdjmg6c1j9cz-zhzurtaxa1">
+            <w:hyperlink w:history="1" r:id="rIdydbnntczk3ybqgrsbw2o6">
               <w:r>
                 <w:rPr>
                   <w:rFonts w:ascii="Arial" w:cs="Arial" w:eastAsia="Arial" w:hAnsi="Arial"/>
@@ -23024,6 +23503,7 @@
           </w:tcPr>
           <w:p>
             <w:pPr>
+              <w:keepNext w:val="false"/>
               <w:spacing w:after="40" w:before="0"/>
               <w:jc w:val="left"/>
             </w:pPr>
@@ -23056,6 +23536,7 @@
           </w:tcPr>
           <w:p>
             <w:pPr>
+              <w:keepNext w:val="false"/>
               <w:spacing w:after="40" w:before="0"/>
               <w:jc w:val="left"/>
             </w:pPr>
@@ -23088,6 +23569,7 @@
           </w:tcPr>
           <w:p>
             <w:pPr>
+              <w:keepNext w:val="false"/>
               <w:spacing w:after="40" w:before="0"/>
               <w:jc w:val="left"/>
             </w:pPr>
@@ -23120,6 +23602,7 @@
           </w:tcPr>
           <w:p>
             <w:pPr>
+              <w:keepNext w:val="false"/>
               <w:spacing w:after="40" w:before="0"/>
               <w:jc w:val="left"/>
             </w:pPr>
@@ -23154,6 +23637,7 @@
           </w:tcPr>
           <w:p>
             <w:pPr>
+              <w:keepNext w:val="false"/>
               <w:spacing w:after="40" w:before="0"/>
               <w:jc w:val="left"/>
             </w:pPr>
@@ -23191,7 +23675,7 @@
             <w:pPr>
               <w:spacing w:after="20" w:before="0"/>
             </w:pPr>
-            <w:hyperlink w:history="1" r:id="rIdq0aawqthxmpydetz1dk4h">
+            <w:hyperlink w:history="1" r:id="rIdbn3n2q8a8eumsxxa-ka72">
               <w:r>
                 <w:rPr>
                   <w:rFonts w:ascii="Arial" w:cs="Arial" w:eastAsia="Arial" w:hAnsi="Arial"/>
@@ -23240,7 +23724,7 @@
               <w:spacing w:after="10" w:before="0"/>
               <w:ind w:left="120"/>
             </w:pPr>
-            <w:hyperlink w:history="1" r:id="rIdpqr56ffonfqlfmxrxtbjn">
+            <w:hyperlink w:history="1" r:id="rId6fkfbsfrmwi3qhs6zhc0t">
               <w:r>
                 <w:rPr>
                   <w:rFonts w:ascii="Arial" w:cs="Arial" w:eastAsia="Arial" w:hAnsi="Arial"/>
@@ -23285,7 +23769,7 @@
             <w:pPr>
               <w:spacing w:after="20" w:before="0"/>
             </w:pPr>
-            <w:hyperlink w:history="1" r:id="rIdqc5suho2ozu81ww7cfjux">
+            <w:hyperlink w:history="1" r:id="rIdbuvlpjy1clc85gmt7yyoh">
               <w:r>
                 <w:rPr>
                   <w:rFonts w:ascii="Arial" w:cs="Arial" w:eastAsia="Arial" w:hAnsi="Arial"/>
@@ -23318,7 +23802,7 @@
               <w:spacing w:after="10" w:before="0"/>
               <w:ind w:left="120"/>
             </w:pPr>
-            <w:hyperlink w:history="1" r:id="rIdwdkgnf76ej3oeubotbf5d">
+            <w:hyperlink w:history="1" r:id="rIdcxr-sblxhcre7ehxtcsdp">
               <w:r>
                 <w:rPr>
                   <w:rFonts w:ascii="Arial" w:cs="Arial" w:eastAsia="Arial" w:hAnsi="Arial"/>
@@ -23346,6 +23830,7 @@
           </w:tcPr>
           <w:p>
             <w:pPr>
+              <w:keepNext w:val="false"/>
               <w:spacing w:after="40" w:before="0"/>
               <w:jc w:val="left"/>
             </w:pPr>
@@ -23378,6 +23863,7 @@
           </w:tcPr>
           <w:p>
             <w:pPr>
+              <w:keepNext w:val="false"/>
               <w:spacing w:after="40" w:before="0"/>
               <w:jc w:val="left"/>
             </w:pPr>
@@ -23410,6 +23896,7 @@
           </w:tcPr>
           <w:p>
             <w:pPr>
+              <w:keepNext w:val="false"/>
               <w:spacing w:after="40" w:before="0"/>
               <w:jc w:val="left"/>
             </w:pPr>
@@ -23442,6 +23929,7 @@
           </w:tcPr>
           <w:p>
             <w:pPr>
+              <w:keepNext w:val="false"/>
               <w:spacing w:after="40" w:before="0"/>
               <w:jc w:val="left"/>
             </w:pPr>
@@ -23501,6 +23989,7 @@
           </w:tcPr>
           <w:p>
             <w:pPr>
+              <w:keepNext w:val="false"/>
               <w:spacing w:after="40" w:before="0"/>
               <w:jc w:val="center"/>
             </w:pPr>
@@ -23535,6 +24024,7 @@
           </w:tcPr>
           <w:p>
             <w:pPr>
+              <w:keepNext w:val="false"/>
               <w:spacing w:after="40" w:before="0"/>
               <w:jc w:val="left"/>
             </w:pPr>
@@ -23596,6 +24086,7 @@
           </w:tcPr>
           <w:p>
             <w:pPr>
+              <w:keepNext w:val="false"/>
               <w:spacing w:after="40" w:before="0"/>
               <w:jc w:val="center"/>
             </w:pPr>
@@ -23630,6 +24121,7 @@
           </w:tcPr>
           <w:p>
             <w:pPr>
+              <w:keepNext w:val="false"/>
               <w:spacing w:after="40" w:before="0"/>
               <w:jc w:val="left"/>
             </w:pPr>
@@ -23662,6 +24154,7 @@
           </w:tcPr>
           <w:p>
             <w:pPr>
+              <w:keepNext w:val="false"/>
               <w:spacing w:after="40" w:before="0"/>
               <w:jc w:val="left"/>
             </w:pPr>
@@ -23696,6 +24189,7 @@
           </w:tcPr>
           <w:p>
             <w:pPr>
+              <w:keepNext w:val="false"/>
               <w:spacing w:after="40" w:before="0"/>
               <w:jc w:val="left"/>
             </w:pPr>
@@ -23728,6 +24222,7 @@
           </w:tcPr>
           <w:p>
             <w:pPr>
+              <w:keepNext w:val="false"/>
               <w:spacing w:after="40" w:before="0"/>
               <w:jc w:val="left"/>
             </w:pPr>
@@ -23762,6 +24257,7 @@
           </w:tcPr>
           <w:p>
             <w:pPr>
+              <w:keepNext w:val="false"/>
               <w:spacing w:after="40" w:before="0"/>
               <w:jc w:val="left"/>
             </w:pPr>
@@ -23794,6 +24290,7 @@
           </w:tcPr>
           <w:p>
             <w:pPr>
+              <w:keepNext w:val="false"/>
               <w:spacing w:after="40" w:before="0"/>
               <w:jc w:val="left"/>
             </w:pPr>
@@ -23830,7 +24327,7 @@
         </w:rPr>
         <w:t xml:space="preserve">© 2026 SeaVuria and ARES. Aligned with KICD objectives. Developed by SeaVuria; technical implementation by ARES (with AI assistance from Claude). Licensed under </w:t>
       </w:r>
-      <w:hyperlink w:history="1" r:id="rIdmbpejwg5xo6fvkocy316w">
+      <w:hyperlink w:history="1" r:id="rIdbkwezwvvduj1sitxiveaj">
         <w:r>
           <w:rPr>
             <w:rFonts w:ascii="Arial" w:cs="Arial" w:eastAsia="Arial" w:hAnsi="Arial"/>
@@ -23851,7 +24348,7 @@
         </w:rPr>
         <w:t xml:space="preserve"> (</w:t>
       </w:r>
-      <w:hyperlink w:history="1" r:id="rIdtn3s3zl8-sjml0idoi22h">
+      <w:hyperlink w:history="1" r:id="rIdcczfbwvhomdfdzalxpt5r">
         <w:r>
           <w:rPr>
             <w:rFonts w:ascii="Arial" w:cs="Arial" w:eastAsia="Arial" w:hAnsi="Arial"/>
@@ -23911,6 +24408,7 @@
           </w:tcPr>
           <w:p>
             <w:pPr>
+              <w:keepNext w:val="false"/>
               <w:spacing w:after="40" w:before="0"/>
               <w:jc w:val="center"/>
             </w:pPr>
@@ -23946,6 +24444,7 @@
           </w:tcPr>
           <w:p>
             <w:pPr>
+              <w:keepNext w:val="false"/>
               <w:spacing w:after="40" w:before="0"/>
               <w:jc w:val="center"/>
             </w:pPr>
@@ -23980,6 +24479,7 @@
           </w:tcPr>
           <w:p>
             <w:pPr>
+              <w:keepNext w:val="false"/>
               <w:spacing w:after="40" w:before="0"/>
               <w:jc w:val="left"/>
             </w:pPr>
@@ -24012,6 +24512,7 @@
           </w:tcPr>
           <w:p>
             <w:pPr>
+              <w:keepNext w:val="false"/>
               <w:spacing w:after="40" w:before="0"/>
               <w:jc w:val="left"/>
             </w:pPr>
@@ -24046,6 +24547,7 @@
           </w:tcPr>
           <w:p>
             <w:pPr>
+              <w:keepNext w:val="false"/>
               <w:spacing w:after="40" w:before="0"/>
               <w:jc w:val="left"/>
             </w:pPr>
@@ -24078,6 +24580,7 @@
           </w:tcPr>
           <w:p>
             <w:pPr>
+              <w:keepNext w:val="false"/>
               <w:spacing w:after="40" w:before="0"/>
               <w:jc w:val="left"/>
             </w:pPr>
@@ -24112,6 +24615,7 @@
           </w:tcPr>
           <w:p>
             <w:pPr>
+              <w:keepNext w:val="false"/>
               <w:spacing w:after="40" w:before="0"/>
               <w:jc w:val="left"/>
             </w:pPr>
@@ -24144,6 +24648,7 @@
           </w:tcPr>
           <w:p>
             <w:pPr>
+              <w:keepNext w:val="false"/>
               <w:spacing w:after="40" w:before="0"/>
               <w:jc w:val="left"/>
             </w:pPr>
@@ -24178,6 +24683,7 @@
           </w:tcPr>
           <w:p>
             <w:pPr>
+              <w:keepNext w:val="false"/>
               <w:spacing w:after="40" w:before="0"/>
               <w:jc w:val="left"/>
             </w:pPr>
@@ -24210,6 +24716,7 @@
           </w:tcPr>
           <w:p>
             <w:pPr>
+              <w:keepNext w:val="false"/>
               <w:spacing w:after="40" w:before="0"/>
               <w:jc w:val="left"/>
             </w:pPr>
@@ -24244,6 +24751,7 @@
           </w:tcPr>
           <w:p>
             <w:pPr>
+              <w:keepNext w:val="false"/>
               <w:spacing w:after="40" w:before="0"/>
               <w:jc w:val="left"/>
             </w:pPr>
@@ -24276,6 +24784,7 @@
           </w:tcPr>
           <w:p>
             <w:pPr>
+              <w:keepNext w:val="false"/>
               <w:spacing w:after="40" w:before="0"/>
               <w:jc w:val="left"/>
             </w:pPr>
@@ -24310,6 +24819,7 @@
           </w:tcPr>
           <w:p>
             <w:pPr>
+              <w:keepNext w:val="false"/>
               <w:spacing w:after="40" w:before="0"/>
               <w:jc w:val="left"/>
             </w:pPr>
@@ -24342,6 +24852,7 @@
           </w:tcPr>
           <w:p>
             <w:pPr>
+              <w:keepNext w:val="false"/>
               <w:spacing w:after="40" w:before="0"/>
               <w:jc w:val="left"/>
             </w:pPr>
@@ -24376,6 +24887,7 @@
           </w:tcPr>
           <w:p>
             <w:pPr>
+              <w:keepNext w:val="false"/>
               <w:spacing w:after="40" w:before="0"/>
               <w:jc w:val="left"/>
             </w:pPr>
@@ -24408,6 +24920,7 @@
           </w:tcPr>
           <w:p>
             <w:pPr>
+              <w:keepNext w:val="false"/>
               <w:spacing w:after="40" w:before="0"/>
               <w:jc w:val="left"/>
             </w:pPr>
@@ -24442,6 +24955,7 @@
           </w:tcPr>
           <w:p>
             <w:pPr>
+              <w:keepNext w:val="false"/>
               <w:spacing w:after="40" w:before="0"/>
               <w:jc w:val="left"/>
             </w:pPr>
@@ -24474,6 +24988,7 @@
           </w:tcPr>
           <w:p>
             <w:pPr>
+              <w:keepNext w:val="false"/>
               <w:spacing w:after="40" w:before="0"/>
               <w:jc w:val="left"/>
             </w:pPr>
@@ -24533,6 +25048,7 @@
           </w:tcPr>
           <w:p>
             <w:pPr>
+              <w:keepNext w:val="false"/>
               <w:spacing w:after="40" w:before="0"/>
               <w:jc w:val="center"/>
             </w:pPr>
@@ -24567,6 +25083,7 @@
           </w:tcPr>
           <w:p>
             <w:pPr>
+              <w:keepNext w:val="false"/>
               <w:spacing w:after="40" w:before="0"/>
               <w:jc w:val="left"/>
             </w:pPr>
@@ -24631,6 +25148,7 @@
           </w:tcPr>
           <w:p>
             <w:pPr>
+              <w:keepNext w:val="false"/>
               <w:spacing w:after="40" w:before="0"/>
               <w:jc w:val="center"/>
             </w:pPr>
@@ -24665,6 +25183,7 @@
           </w:tcPr>
           <w:p>
             <w:pPr>
+              <w:keepNext w:val="false"/>
               <w:spacing w:after="40" w:before="0"/>
               <w:jc w:val="left"/>
             </w:pPr>
@@ -24697,6 +25216,7 @@
           </w:tcPr>
           <w:p>
             <w:pPr>
+              <w:keepNext w:val="false"/>
               <w:spacing w:after="40" w:before="0"/>
               <w:jc w:val="left"/>
             </w:pPr>
@@ -24729,6 +25249,7 @@
           </w:tcPr>
           <w:p>
             <w:pPr>
+              <w:keepNext w:val="false"/>
               <w:spacing w:after="40" w:before="0"/>
               <w:jc w:val="left"/>
             </w:pPr>
@@ -24761,6 +25282,7 @@
           </w:tcPr>
           <w:p>
             <w:pPr>
+              <w:keepNext w:val="false"/>
               <w:spacing w:after="40" w:before="0"/>
               <w:jc w:val="left"/>
             </w:pPr>
@@ -24793,6 +25315,7 @@
           </w:tcPr>
           <w:p>
             <w:pPr>
+              <w:keepNext w:val="false"/>
               <w:spacing w:after="40" w:before="0"/>
               <w:jc w:val="left"/>
             </w:pPr>
@@ -24827,6 +25350,7 @@
           </w:tcPr>
           <w:p>
             <w:pPr>
+              <w:keepNext w:val="false"/>
               <w:spacing w:after="40" w:before="0"/>
               <w:jc w:val="left"/>
             </w:pPr>
@@ -24864,7 +25388,7 @@
             <w:pPr>
               <w:spacing w:after="20" w:before="0"/>
             </w:pPr>
-            <w:hyperlink w:history="1" r:id="rIdnsllwzowqlsqdixbueyn-">
+            <w:hyperlink w:history="1" r:id="rIdrjm-8r9ecwt-cvdtmjja-">
               <w:r>
                 <w:rPr>
                   <w:rFonts w:ascii="Arial" w:cs="Arial" w:eastAsia="Arial" w:hAnsi="Arial"/>
@@ -24897,7 +25421,7 @@
               <w:spacing w:after="10" w:before="0"/>
               <w:ind w:left="120"/>
             </w:pPr>
-            <w:hyperlink w:history="1" r:id="rIdpoqwwftd_korq8y63uzsj">
+            <w:hyperlink w:history="1" r:id="rIdjiwvzrvtgzmhzgg5nio2_">
               <w:r>
                 <w:rPr>
                   <w:rFonts w:ascii="Arial" w:cs="Arial" w:eastAsia="Arial" w:hAnsi="Arial"/>
@@ -24942,7 +25466,7 @@
             <w:pPr>
               <w:spacing w:after="20" w:before="0"/>
             </w:pPr>
-            <w:hyperlink w:history="1" r:id="rIdicq-gkusyz0xewc6cdc8m">
+            <w:hyperlink w:history="1" r:id="rIdf1jkr6z3ozx5vlnqdnlos">
               <w:r>
                 <w:rPr>
                   <w:rFonts w:ascii="Arial" w:cs="Arial" w:eastAsia="Arial" w:hAnsi="Arial"/>
@@ -24975,7 +25499,7 @@
               <w:spacing w:after="10" w:before="0"/>
               <w:ind w:left="120"/>
             </w:pPr>
-            <w:hyperlink w:history="1" r:id="rIdujyg7hvf91o0q8cv-0n3-">
+            <w:hyperlink w:history="1" r:id="rIdadkwcw8e2gtuvvjpwyol3">
               <w:r>
                 <w:rPr>
                   <w:rFonts w:ascii="Arial" w:cs="Arial" w:eastAsia="Arial" w:hAnsi="Arial"/>
@@ -25003,6 +25527,7 @@
           </w:tcPr>
           <w:p>
             <w:pPr>
+              <w:keepNext w:val="false"/>
               <w:spacing w:after="40" w:before="0"/>
               <w:jc w:val="left"/>
             </w:pPr>
@@ -25035,6 +25560,7 @@
           </w:tcPr>
           <w:p>
             <w:pPr>
+              <w:keepNext w:val="false"/>
               <w:spacing w:after="40" w:before="0"/>
               <w:jc w:val="left"/>
             </w:pPr>
@@ -25067,6 +25593,7 @@
           </w:tcPr>
           <w:p>
             <w:pPr>
+              <w:keepNext w:val="false"/>
               <w:spacing w:after="40" w:before="0"/>
               <w:jc w:val="left"/>
             </w:pPr>
@@ -25099,6 +25626,7 @@
           </w:tcPr>
           <w:p>
             <w:pPr>
+              <w:keepNext w:val="false"/>
               <w:spacing w:after="40" w:before="0"/>
               <w:jc w:val="left"/>
             </w:pPr>
@@ -25133,6 +25661,7 @@
           </w:tcPr>
           <w:p>
             <w:pPr>
+              <w:keepNext w:val="false"/>
               <w:spacing w:after="40" w:before="0"/>
               <w:jc w:val="left"/>
             </w:pPr>
@@ -25170,7 +25699,7 @@
             <w:pPr>
               <w:spacing w:after="20" w:before="0"/>
             </w:pPr>
-            <w:hyperlink w:history="1" r:id="rId2b1dyt3kyk_1anvqu4wwf">
+            <w:hyperlink w:history="1" r:id="rIdrqogvd1lreyuqee8tvqkv">
               <w:r>
                 <w:rPr>
                   <w:rFonts w:ascii="Arial" w:cs="Arial" w:eastAsia="Arial" w:hAnsi="Arial"/>
@@ -25203,7 +25732,7 @@
               <w:spacing w:after="10" w:before="0"/>
               <w:ind w:left="120"/>
             </w:pPr>
-            <w:hyperlink w:history="1" r:id="rIdk6vbezrpvd6im05-2tydo">
+            <w:hyperlink w:history="1" r:id="rIddwcq2jcngduqnxyeedr3j">
               <w:r>
                 <w:rPr>
                   <w:rFonts w:ascii="Arial" w:cs="Arial" w:eastAsia="Arial" w:hAnsi="Arial"/>
@@ -25248,7 +25777,7 @@
             <w:pPr>
               <w:spacing w:after="20" w:before="0"/>
             </w:pPr>
-            <w:hyperlink w:history="1" r:id="rIdn7q88v9cegpeeml4qlrzw">
+            <w:hyperlink w:history="1" r:id="rIdfxkkryysfytxg-umvpt6n">
               <w:r>
                 <w:rPr>
                   <w:rFonts w:ascii="Arial" w:cs="Arial" w:eastAsia="Arial" w:hAnsi="Arial"/>
@@ -25281,7 +25810,7 @@
               <w:spacing w:after="10" w:before="0"/>
               <w:ind w:left="120"/>
             </w:pPr>
-            <w:hyperlink w:history="1" r:id="rIdgm_jg89_5mnekyc7aektx">
+            <w:hyperlink w:history="1" r:id="rId7t6yze-t5ig1qqyyps0rn">
               <w:r>
                 <w:rPr>
                   <w:rFonts w:ascii="Arial" w:cs="Arial" w:eastAsia="Arial" w:hAnsi="Arial"/>
@@ -25309,6 +25838,7 @@
           </w:tcPr>
           <w:p>
             <w:pPr>
+              <w:keepNext w:val="false"/>
               <w:spacing w:after="40" w:before="0"/>
               <w:jc w:val="left"/>
             </w:pPr>
@@ -25341,6 +25871,7 @@
           </w:tcPr>
           <w:p>
             <w:pPr>
+              <w:keepNext w:val="false"/>
               <w:spacing w:after="40" w:before="0"/>
               <w:jc w:val="left"/>
             </w:pPr>
@@ -25373,6 +25904,7 @@
           </w:tcPr>
           <w:p>
             <w:pPr>
+              <w:keepNext w:val="false"/>
               <w:spacing w:after="40" w:before="0"/>
               <w:jc w:val="left"/>
             </w:pPr>
@@ -25405,6 +25937,7 @@
           </w:tcPr>
           <w:p>
             <w:pPr>
+              <w:keepNext w:val="false"/>
               <w:spacing w:after="40" w:before="0"/>
               <w:jc w:val="left"/>
             </w:pPr>
@@ -25439,6 +25972,7 @@
           </w:tcPr>
           <w:p>
             <w:pPr>
+              <w:keepNext w:val="false"/>
               <w:spacing w:after="40" w:before="0"/>
               <w:jc w:val="left"/>
             </w:pPr>
@@ -25476,7 +26010,7 @@
             <w:pPr>
               <w:spacing w:after="20" w:before="0"/>
             </w:pPr>
-            <w:hyperlink w:history="1" r:id="rIdonujehh05zqbkkderob7_">
+            <w:hyperlink w:history="1" r:id="rIdenoleugllckzsb20mbjku">
               <w:r>
                 <w:rPr>
                   <w:rFonts w:ascii="Arial" w:cs="Arial" w:eastAsia="Arial" w:hAnsi="Arial"/>
@@ -25525,7 +26059,7 @@
               <w:spacing w:after="10" w:before="0"/>
               <w:ind w:left="120"/>
             </w:pPr>
-            <w:hyperlink w:history="1" r:id="rIdel1xsmexfghhcxrybdfy4">
+            <w:hyperlink w:history="1" r:id="rId92qgbedc-fbyfoa_tvp8v">
               <w:r>
                 <w:rPr>
                   <w:rFonts w:ascii="Arial" w:cs="Arial" w:eastAsia="Arial" w:hAnsi="Arial"/>
@@ -25570,7 +26104,7 @@
             <w:pPr>
               <w:spacing w:after="20" w:before="0"/>
             </w:pPr>
-            <w:hyperlink w:history="1" r:id="rIdctmzgrveijvdmyfgqqhu-">
+            <w:hyperlink w:history="1" r:id="rIdqeaxzmtb2jn9by1e1synm">
               <w:r>
                 <w:rPr>
                   <w:rFonts w:ascii="Arial" w:cs="Arial" w:eastAsia="Arial" w:hAnsi="Arial"/>
@@ -25603,7 +26137,7 @@
               <w:spacing w:after="10" w:before="0"/>
               <w:ind w:left="120"/>
             </w:pPr>
-            <w:hyperlink w:history="1" r:id="rIdpmwapmljm4v4byv1okobf">
+            <w:hyperlink w:history="1" r:id="rIdglrudqxbhcrukidqz9wsc">
               <w:r>
                 <w:rPr>
                   <w:rFonts w:ascii="Arial" w:cs="Arial" w:eastAsia="Arial" w:hAnsi="Arial"/>
@@ -25631,6 +26165,7 @@
           </w:tcPr>
           <w:p>
             <w:pPr>
+              <w:keepNext w:val="false"/>
               <w:spacing w:after="40" w:before="0"/>
               <w:jc w:val="left"/>
             </w:pPr>
@@ -25663,6 +26198,7 @@
           </w:tcPr>
           <w:p>
             <w:pPr>
+              <w:keepNext w:val="false"/>
               <w:spacing w:after="40" w:before="0"/>
               <w:jc w:val="left"/>
             </w:pPr>
@@ -25695,6 +26231,7 @@
           </w:tcPr>
           <w:p>
             <w:pPr>
+              <w:keepNext w:val="false"/>
               <w:spacing w:after="40" w:before="0"/>
               <w:jc w:val="left"/>
             </w:pPr>
@@ -25727,6 +26264,7 @@
           </w:tcPr>
           <w:p>
             <w:pPr>
+              <w:keepNext w:val="false"/>
               <w:spacing w:after="40" w:before="0"/>
               <w:jc w:val="left"/>
             </w:pPr>
@@ -25761,6 +26299,7 @@
           </w:tcPr>
           <w:p>
             <w:pPr>
+              <w:keepNext w:val="false"/>
               <w:spacing w:after="40" w:before="0"/>
               <w:jc w:val="left"/>
             </w:pPr>
@@ -25798,7 +26337,7 @@
             <w:pPr>
               <w:spacing w:after="20" w:before="0"/>
             </w:pPr>
-            <w:hyperlink w:history="1" r:id="rIda-zbpl6hdihyq5iq5el6c">
+            <w:hyperlink w:history="1" r:id="rIdoihmygbbhbkr6ozajcjsm">
               <w:r>
                 <w:rPr>
                   <w:rFonts w:ascii="Arial" w:cs="Arial" w:eastAsia="Arial" w:hAnsi="Arial"/>
@@ -25847,7 +26386,7 @@
               <w:spacing w:after="10" w:before="0"/>
               <w:ind w:left="120"/>
             </w:pPr>
-            <w:hyperlink w:history="1" r:id="rIdsmxncenufrpgzmcrjpk1w">
+            <w:hyperlink w:history="1" r:id="rIdizuiwmnielgmoktlvmyqp">
               <w:r>
                 <w:rPr>
                   <w:rFonts w:ascii="Arial" w:cs="Arial" w:eastAsia="Arial" w:hAnsi="Arial"/>
@@ -25892,7 +26431,7 @@
             <w:pPr>
               <w:spacing w:after="20" w:before="0"/>
             </w:pPr>
-            <w:hyperlink w:history="1" r:id="rIdgsrvmzxocnno7jbn255yf">
+            <w:hyperlink w:history="1" r:id="rIdf16cgjkd3o8bhewp7x0gn">
               <w:r>
                 <w:rPr>
                   <w:rFonts w:ascii="Arial" w:cs="Arial" w:eastAsia="Arial" w:hAnsi="Arial"/>
@@ -25925,7 +26464,7 @@
               <w:spacing w:after="10" w:before="0"/>
               <w:ind w:left="120"/>
             </w:pPr>
-            <w:hyperlink w:history="1" r:id="rId2gw3d6q0ktdozx9cptvzk">
+            <w:hyperlink w:history="1" r:id="rIdwar-yl0ngsqfgeiwjz1mk">
               <w:r>
                 <w:rPr>
                   <w:rFonts w:ascii="Arial" w:cs="Arial" w:eastAsia="Arial" w:hAnsi="Arial"/>
@@ -25953,6 +26492,7 @@
           </w:tcPr>
           <w:p>
             <w:pPr>
+              <w:keepNext w:val="false"/>
               <w:spacing w:after="40" w:before="0"/>
               <w:jc w:val="left"/>
             </w:pPr>
@@ -25985,6 +26525,7 @@
           </w:tcPr>
           <w:p>
             <w:pPr>
+              <w:keepNext w:val="false"/>
               <w:spacing w:after="40" w:before="0"/>
               <w:jc w:val="left"/>
             </w:pPr>
@@ -26017,6 +26558,7 @@
           </w:tcPr>
           <w:p>
             <w:pPr>
+              <w:keepNext w:val="false"/>
               <w:spacing w:after="40" w:before="0"/>
               <w:jc w:val="left"/>
             </w:pPr>
@@ -26049,6 +26591,7 @@
           </w:tcPr>
           <w:p>
             <w:pPr>
+              <w:keepNext w:val="false"/>
               <w:spacing w:after="40" w:before="0"/>
               <w:jc w:val="left"/>
             </w:pPr>
@@ -26083,6 +26626,7 @@
           </w:tcPr>
           <w:p>
             <w:pPr>
+              <w:keepNext w:val="false"/>
               <w:spacing w:after="40" w:before="0"/>
               <w:jc w:val="left"/>
             </w:pPr>
@@ -26120,7 +26664,7 @@
             <w:pPr>
               <w:spacing w:after="20" w:before="0"/>
             </w:pPr>
-            <w:hyperlink w:history="1" r:id="rIdsw4kis2nf3bq5p8wf6mdi">
+            <w:hyperlink w:history="1" r:id="rIdzwjos-lvhhdu1ungm1gux">
               <w:r>
                 <w:rPr>
                   <w:rFonts w:ascii="Arial" w:cs="Arial" w:eastAsia="Arial" w:hAnsi="Arial"/>
@@ -26169,7 +26713,7 @@
               <w:spacing w:after="10" w:before="0"/>
               <w:ind w:left="120"/>
             </w:pPr>
-            <w:hyperlink w:history="1" r:id="rIduhjel1jhfzcauonftjn6y">
+            <w:hyperlink w:history="1" r:id="rIdeecsha_7aovp8ijszo_tu">
               <w:r>
                 <w:rPr>
                   <w:rFonts w:ascii="Arial" w:cs="Arial" w:eastAsia="Arial" w:hAnsi="Arial"/>
@@ -26214,7 +26758,7 @@
             <w:pPr>
               <w:spacing w:after="20" w:before="0"/>
             </w:pPr>
-            <w:hyperlink w:history="1" r:id="rIdthdrrqqzpv9jahsiu6h1f">
+            <w:hyperlink w:history="1" r:id="rIdphixgfo4yjf7nk6kgbv_h">
               <w:r>
                 <w:rPr>
                   <w:rFonts w:ascii="Arial" w:cs="Arial" w:eastAsia="Arial" w:hAnsi="Arial"/>
@@ -26247,7 +26791,7 @@
               <w:spacing w:after="10" w:before="0"/>
               <w:ind w:left="120"/>
             </w:pPr>
-            <w:hyperlink w:history="1" r:id="rIdttlfcw7za66ct9n7zlwky">
+            <w:hyperlink w:history="1" r:id="rIdin5q_ayftrkq0nrclpzsa">
               <w:r>
                 <w:rPr>
                   <w:rFonts w:ascii="Arial" w:cs="Arial" w:eastAsia="Arial" w:hAnsi="Arial"/>
@@ -26275,6 +26819,7 @@
           </w:tcPr>
           <w:p>
             <w:pPr>
+              <w:keepNext w:val="false"/>
               <w:spacing w:after="40" w:before="0"/>
               <w:jc w:val="left"/>
             </w:pPr>
@@ -26307,6 +26852,7 @@
           </w:tcPr>
           <w:p>
             <w:pPr>
+              <w:keepNext w:val="false"/>
               <w:spacing w:after="40" w:before="0"/>
               <w:jc w:val="left"/>
             </w:pPr>
@@ -26339,6 +26885,7 @@
           </w:tcPr>
           <w:p>
             <w:pPr>
+              <w:keepNext w:val="false"/>
               <w:spacing w:after="40" w:before="0"/>
               <w:jc w:val="left"/>
             </w:pPr>
@@ -26371,6 +26918,7 @@
           </w:tcPr>
           <w:p>
             <w:pPr>
+              <w:keepNext w:val="false"/>
               <w:spacing w:after="40" w:before="0"/>
               <w:jc w:val="left"/>
             </w:pPr>
@@ -26430,6 +26978,7 @@
           </w:tcPr>
           <w:p>
             <w:pPr>
+              <w:keepNext w:val="false"/>
               <w:spacing w:after="40" w:before="0"/>
               <w:jc w:val="center"/>
             </w:pPr>
@@ -26464,6 +27013,7 @@
           </w:tcPr>
           <w:p>
             <w:pPr>
+              <w:keepNext w:val="false"/>
               <w:spacing w:after="40" w:before="0"/>
               <w:jc w:val="left"/>
             </w:pPr>
@@ -26483,6 +27033,7 @@
           </w:p>
           <w:p>
             <w:pPr>
+              <w:keepNext w:val="false"/>
               <w:spacing w:after="40" w:before="0"/>
               <w:jc w:val="left"/>
             </w:pPr>
@@ -26502,6 +27053,7 @@
           </w:p>
           <w:p>
             <w:pPr>
+              <w:keepNext w:val="false"/>
               <w:spacing w:after="40" w:before="0"/>
               <w:jc w:val="left"/>
             </w:pPr>
@@ -26521,6 +27073,7 @@
           </w:p>
           <w:p>
             <w:pPr>
+              <w:keepNext w:val="false"/>
               <w:spacing w:after="40" w:before="0"/>
               <w:jc w:val="left"/>
             </w:pPr>
@@ -26540,6 +27093,7 @@
           </w:p>
           <w:p>
             <w:pPr>
+              <w:keepNext w:val="false"/>
               <w:spacing w:after="40" w:before="0"/>
               <w:jc w:val="left"/>
             </w:pPr>
@@ -26559,6 +27113,7 @@
           </w:p>
           <w:p>
             <w:pPr>
+              <w:keepNext w:val="false"/>
               <w:spacing w:after="40" w:before="0"/>
               <w:jc w:val="left"/>
             </w:pPr>
@@ -26578,6 +27133,7 @@
           </w:p>
           <w:p>
             <w:pPr>
+              <w:keepNext w:val="false"/>
               <w:spacing w:after="40" w:before="0"/>
               <w:jc w:val="left"/>
             </w:pPr>
@@ -26639,6 +27195,7 @@
           </w:tcPr>
           <w:p>
             <w:pPr>
+              <w:keepNext w:val="false"/>
               <w:spacing w:after="40" w:before="0"/>
               <w:jc w:val="center"/>
             </w:pPr>
@@ -26673,6 +27230,7 @@
           </w:tcPr>
           <w:p>
             <w:pPr>
+              <w:keepNext w:val="false"/>
               <w:spacing w:after="40" w:before="0"/>
               <w:jc w:val="left"/>
             </w:pPr>
@@ -26705,6 +27263,7 @@
           </w:tcPr>
           <w:p>
             <w:pPr>
+              <w:keepNext w:val="false"/>
               <w:spacing w:after="40" w:before="0"/>
               <w:jc w:val="left"/>
             </w:pPr>
@@ -26739,6 +27298,7 @@
           </w:tcPr>
           <w:p>
             <w:pPr>
+              <w:keepNext w:val="false"/>
               <w:spacing w:after="40" w:before="0"/>
               <w:jc w:val="left"/>
             </w:pPr>
@@ -26771,6 +27331,7 @@
           </w:tcPr>
           <w:p>
             <w:pPr>
+              <w:keepNext w:val="false"/>
               <w:spacing w:after="40" w:before="0"/>
               <w:jc w:val="left"/>
             </w:pPr>
@@ -26805,6 +27366,7 @@
           </w:tcPr>
           <w:p>
             <w:pPr>
+              <w:keepNext w:val="false"/>
               <w:spacing w:after="40" w:before="0"/>
               <w:jc w:val="left"/>
             </w:pPr>
@@ -26837,6 +27399,7 @@
           </w:tcPr>
           <w:p>
             <w:pPr>
+              <w:keepNext w:val="false"/>
               <w:spacing w:after="40" w:before="0"/>
               <w:jc w:val="left"/>
             </w:pPr>
@@ -26873,7 +27436,7 @@
         </w:rPr>
         <w:t xml:space="preserve">© 2026 SeaVuria and ARES. Aligned with KICD objectives. Developed by SeaVuria; technical implementation by ARES (with AI assistance from Claude). Licensed under </w:t>
       </w:r>
-      <w:hyperlink w:history="1" r:id="rId8dbpfj9ayzi3yjnqrc6hj">
+      <w:hyperlink w:history="1" r:id="rIdqmmn3qtlabgxbdsxwr3tb">
         <w:r>
           <w:rPr>
             <w:rFonts w:ascii="Arial" w:cs="Arial" w:eastAsia="Arial" w:hAnsi="Arial"/>
@@ -26894,7 +27457,7 @@
         </w:rPr>
         <w:t xml:space="preserve"> (</w:t>
       </w:r>
-      <w:hyperlink w:history="1" r:id="rId4vi6vy0yl0caizacbax3m">
+      <w:hyperlink w:history="1" r:id="rIdmq147iespsi4jfpia0flr">
         <w:r>
           <w:rPr>
             <w:rFonts w:ascii="Arial" w:cs="Arial" w:eastAsia="Arial" w:hAnsi="Arial"/>
@@ -26955,6 +27518,7 @@
           </w:tcPr>
           <w:p>
             <w:pPr>
+              <w:keepNext w:val="false"/>
               <w:spacing w:after="40" w:before="0"/>
               <w:jc w:val="center"/>
             </w:pPr>
@@ -26989,6 +27553,7 @@
           </w:tcPr>
           <w:p>
             <w:pPr>
+              <w:keepNext w:val="false"/>
               <w:spacing w:after="40" w:before="0"/>
               <w:jc w:val="left"/>
             </w:pPr>
@@ -27021,6 +27586,7 @@
           </w:tcPr>
           <w:p>
             <w:pPr>
+              <w:keepNext w:val="false"/>
               <w:spacing w:after="40" w:before="0"/>
               <w:jc w:val="left"/>
             </w:pPr>
@@ -27053,6 +27619,7 @@
           </w:tcPr>
           <w:p>
             <w:pPr>
+              <w:keepNext w:val="false"/>
               <w:spacing w:after="40" w:before="0"/>
               <w:jc w:val="left"/>
             </w:pPr>
@@ -27087,6 +27654,7 @@
           </w:tcPr>
           <w:p>
             <w:pPr>
+              <w:keepNext w:val="false"/>
               <w:spacing w:after="40" w:before="0"/>
               <w:jc w:val="left"/>
             </w:pPr>
@@ -27119,6 +27687,7 @@
           </w:tcPr>
           <w:p>
             <w:pPr>
+              <w:keepNext w:val="false"/>
               <w:spacing w:after="40" w:before="0"/>
               <w:jc w:val="left"/>
             </w:pPr>
@@ -27151,6 +27720,7 @@
           </w:tcPr>
           <w:p>
             <w:pPr>
+              <w:keepNext w:val="false"/>
               <w:spacing w:after="40" w:before="0"/>
               <w:jc w:val="left"/>
             </w:pPr>
@@ -27185,6 +27755,7 @@
           </w:tcPr>
           <w:p>
             <w:pPr>
+              <w:keepNext w:val="false"/>
               <w:spacing w:after="40" w:before="0"/>
               <w:jc w:val="left"/>
             </w:pPr>
@@ -27217,6 +27788,7 @@
           </w:tcPr>
           <w:p>
             <w:pPr>
+              <w:keepNext w:val="false"/>
               <w:spacing w:after="40" w:before="0"/>
               <w:jc w:val="left"/>
             </w:pPr>
@@ -27249,6 +27821,7 @@
           </w:tcPr>
           <w:p>
             <w:pPr>
+              <w:keepNext w:val="false"/>
               <w:spacing w:after="40" w:before="0"/>
               <w:jc w:val="left"/>
             </w:pPr>
@@ -27283,6 +27856,7 @@
           </w:tcPr>
           <w:p>
             <w:pPr>
+              <w:keepNext w:val="false"/>
               <w:spacing w:after="40" w:before="0"/>
               <w:jc w:val="left"/>
             </w:pPr>
@@ -27315,6 +27889,7 @@
           </w:tcPr>
           <w:p>
             <w:pPr>
+              <w:keepNext w:val="false"/>
               <w:spacing w:after="40" w:before="0"/>
               <w:jc w:val="left"/>
             </w:pPr>
@@ -27347,6 +27922,7 @@
           </w:tcPr>
           <w:p>
             <w:pPr>
+              <w:keepNext w:val="false"/>
               <w:spacing w:after="40" w:before="0"/>
               <w:jc w:val="left"/>
             </w:pPr>

--- a/data/outputs/v2/Essential_Mathematics/SS2.5_Area_of_Part_of_a_Circle/Essential_Mathematics_Area_of_Part_of_a_Circle_CBE_LessonSequence.docx
+++ b/data/outputs/v2/Essential_Mathematics/SS2.5_Area_of_Part_of_a_Circle/Essential_Mathematics_Area_of_Part_of_a_Circle_CBE_LessonSequence.docx
@@ -2298,7 +2298,7 @@
         </w:rPr>
         <w:t xml:space="preserve">© 2026 SeaVuria and ARES. This work is licensed under a </w:t>
       </w:r>
-      <w:hyperlink w:history="1" r:id="rIdiuuaztupr3ywv3vzowusp">
+      <w:hyperlink w:history="1" r:id="rIdh07jl88ybha5obrvtybmn">
         <w:r>
           <w:rPr>
             <w:rFonts w:ascii="Arial" w:cs="Arial" w:eastAsia="Arial" w:hAnsi="Arial"/>
@@ -2318,7 +2318,7 @@
         </w:rPr>
         <w:t xml:space="preserve"> (</w:t>
       </w:r>
-      <w:hyperlink w:history="1" r:id="rIdy8zfmrjniaxlkh-tbkd3_">
+      <w:hyperlink w:history="1" r:id="rIdsweon6ozgpmrcoonbzadm">
         <w:r>
           <w:rPr>
             <w:rFonts w:ascii="Arial" w:cs="Arial" w:eastAsia="Arial" w:hAnsi="Arial"/>
@@ -2338,7 +2338,7 @@
         </w:rPr>
         <w:t xml:space="preserve">). To view a copy of this license, visit </w:t>
       </w:r>
-      <w:hyperlink w:history="1" r:id="rIdqqha1qlwnkz35g-i5myp2">
+      <w:hyperlink w:history="1" r:id="rIdncknjo3zhvrwghlilzzl6">
         <w:r>
           <w:rPr>
             <w:rFonts w:ascii="Arial" w:cs="Arial" w:eastAsia="Arial" w:hAnsi="Arial"/>
@@ -3457,7 +3457,7 @@
             <w:pPr>
               <w:spacing w:after="20" w:before="0"/>
             </w:pPr>
-            <w:hyperlink w:history="1" r:id="rIdahccgoboiptjm4bcn9vb5">
+            <w:hyperlink w:history="1" r:id="rIdddjzoz8qzgyea_mimzdtr">
               <w:r>
                 <w:rPr>
                   <w:rFonts w:ascii="Arial" w:cs="Arial" w:eastAsia="Arial" w:hAnsi="Arial"/>
@@ -3490,7 +3490,7 @@
               <w:spacing w:after="10" w:before="0"/>
               <w:ind w:left="120"/>
             </w:pPr>
-            <w:hyperlink w:history="1" r:id="rIdirmhjxwig2moy6lltqwiw">
+            <w:hyperlink w:history="1" r:id="rIdsvov0l4y9yydm3o-zgd-h">
               <w:r>
                 <w:rPr>
                   <w:rFonts w:ascii="Arial" w:cs="Arial" w:eastAsia="Arial" w:hAnsi="Arial"/>
@@ -3535,7 +3535,7 @@
             <w:pPr>
               <w:spacing w:after="20" w:before="0"/>
             </w:pPr>
-            <w:hyperlink w:history="1" r:id="rIdziqzpfye9hw3bzovnnqfe">
+            <w:hyperlink w:history="1" r:id="rIddgoy8mg8yxe_jek0zvj5h">
               <w:r>
                 <w:rPr>
                   <w:rFonts w:ascii="Arial" w:cs="Arial" w:eastAsia="Arial" w:hAnsi="Arial"/>
@@ -3568,7 +3568,7 @@
               <w:spacing w:after="10" w:before="0"/>
               <w:ind w:left="120"/>
             </w:pPr>
-            <w:hyperlink w:history="1" r:id="rIdcgil4b3q19iswlzwrinev">
+            <w:hyperlink w:history="1" r:id="rIdmmlrwnfzkm4j0rkpp4_dx">
               <w:r>
                 <w:rPr>
                   <w:rFonts w:ascii="Arial" w:cs="Arial" w:eastAsia="Arial" w:hAnsi="Arial"/>
@@ -3768,7 +3768,7 @@
             <w:pPr>
               <w:spacing w:after="20" w:before="0"/>
             </w:pPr>
-            <w:hyperlink w:history="1" r:id="rIdyja5pa7a4pomb4w3pj23c">
+            <w:hyperlink w:history="1" r:id="rIdo8upe7tvfttfb0dzshyyf">
               <w:r>
                 <w:rPr>
                   <w:rFonts w:ascii="Arial" w:cs="Arial" w:eastAsia="Arial" w:hAnsi="Arial"/>
@@ -3801,7 +3801,7 @@
               <w:spacing w:after="10" w:before="0"/>
               <w:ind w:left="120"/>
             </w:pPr>
-            <w:hyperlink w:history="1" r:id="rIdv1hp_l8kcewfhbrlvthky">
+            <w:hyperlink w:history="1" r:id="rIdfptkzagz4qoia3zve_n3g">
               <w:r>
                 <w:rPr>
                   <w:rFonts w:ascii="Arial" w:cs="Arial" w:eastAsia="Arial" w:hAnsi="Arial"/>
@@ -3846,7 +3846,7 @@
             <w:pPr>
               <w:spacing w:after="20" w:before="0"/>
             </w:pPr>
-            <w:hyperlink w:history="1" r:id="rIdkew7s_zk6iuw9lcio0wkh">
+            <w:hyperlink w:history="1" r:id="rIdnni1qcba0syoqvsghnpgs">
               <w:r>
                 <w:rPr>
                   <w:rFonts w:ascii="Arial" w:cs="Arial" w:eastAsia="Arial" w:hAnsi="Arial"/>
@@ -3879,7 +3879,7 @@
               <w:spacing w:after="10" w:before="0"/>
               <w:ind w:left="120"/>
             </w:pPr>
-            <w:hyperlink w:history="1" r:id="rIdsygi2lxichfaztqpsobrs">
+            <w:hyperlink w:history="1" r:id="rIdnctqlgvteqijdxg4t-ukf">
               <w:r>
                 <w:rPr>
                   <w:rFonts w:ascii="Arial" w:cs="Arial" w:eastAsia="Arial" w:hAnsi="Arial"/>
@@ -4079,7 +4079,7 @@
             <w:pPr>
               <w:spacing w:after="20" w:before="0"/>
             </w:pPr>
-            <w:hyperlink w:history="1" r:id="rIddmqq27xcoycse62-3sqf7">
+            <w:hyperlink w:history="1" r:id="rIdkgy5g1cxwyegdtcmsdc8g">
               <w:r>
                 <w:rPr>
                   <w:rFonts w:ascii="Arial" w:cs="Arial" w:eastAsia="Arial" w:hAnsi="Arial"/>
@@ -4128,7 +4128,7 @@
               <w:spacing w:after="10" w:before="0"/>
               <w:ind w:left="120"/>
             </w:pPr>
-            <w:hyperlink w:history="1" r:id="rIdqqjxnpowm0iiax-pgyep2">
+            <w:hyperlink w:history="1" r:id="rIdpsazdmrqrl4rygyirxmm9">
               <w:r>
                 <w:rPr>
                   <w:rFonts w:ascii="Arial" w:cs="Arial" w:eastAsia="Arial" w:hAnsi="Arial"/>
@@ -4173,7 +4173,7 @@
             <w:pPr>
               <w:spacing w:after="20" w:before="0"/>
             </w:pPr>
-            <w:hyperlink w:history="1" r:id="rIdbvfouna42h1milaladtcp">
+            <w:hyperlink w:history="1" r:id="rIdzsdljrnownovxicb6ioks">
               <w:r>
                 <w:rPr>
                   <w:rFonts w:ascii="Arial" w:cs="Arial" w:eastAsia="Arial" w:hAnsi="Arial"/>
@@ -4222,7 +4222,7 @@
               <w:spacing w:after="10" w:before="0"/>
               <w:ind w:left="120"/>
             </w:pPr>
-            <w:hyperlink w:history="1" r:id="rIdboin-xncuvvrubrcuwvan">
+            <w:hyperlink w:history="1" r:id="rIdlpp-kwxp5hntg29ku27vv">
               <w:r>
                 <w:rPr>
                   <w:rFonts w:ascii="Arial" w:cs="Arial" w:eastAsia="Arial" w:hAnsi="Arial"/>
@@ -4422,7 +4422,7 @@
             <w:pPr>
               <w:spacing w:after="20" w:before="0"/>
             </w:pPr>
-            <w:hyperlink w:history="1" r:id="rIdmcltdp1y6tnryhdxf_2fn">
+            <w:hyperlink w:history="1" r:id="rIdqqflaabfvqfxm9uhm9qwu">
               <w:r>
                 <w:rPr>
                   <w:rFonts w:ascii="Arial" w:cs="Arial" w:eastAsia="Arial" w:hAnsi="Arial"/>
@@ -4471,7 +4471,7 @@
               <w:spacing w:after="10" w:before="0"/>
               <w:ind w:left="120"/>
             </w:pPr>
-            <w:hyperlink w:history="1" r:id="rIdwdzzptjptnwfhlgnnimrh">
+            <w:hyperlink w:history="1" r:id="rIdwdnvmdcuba8jco9h7eftt">
               <w:r>
                 <w:rPr>
                   <w:rFonts w:ascii="Arial" w:cs="Arial" w:eastAsia="Arial" w:hAnsi="Arial"/>
@@ -4516,7 +4516,7 @@
             <w:pPr>
               <w:spacing w:after="20" w:before="0"/>
             </w:pPr>
-            <w:hyperlink w:history="1" r:id="rId-mc3s99syiwfm8pw6st7a">
+            <w:hyperlink w:history="1" r:id="rIdyfwonm9rxo3y14nas5enr">
               <w:r>
                 <w:rPr>
                   <w:rFonts w:ascii="Arial" w:cs="Arial" w:eastAsia="Arial" w:hAnsi="Arial"/>
@@ -4565,7 +4565,7 @@
               <w:spacing w:after="10" w:before="0"/>
               <w:ind w:left="120"/>
             </w:pPr>
-            <w:hyperlink w:history="1" r:id="rIdiq5ls0u5a9xv28b21gjxt">
+            <w:hyperlink w:history="1" r:id="rIdbbjbruf-soxeqxz3866f5">
               <w:r>
                 <w:rPr>
                   <w:rFonts w:ascii="Arial" w:cs="Arial" w:eastAsia="Arial" w:hAnsi="Arial"/>
@@ -4765,7 +4765,7 @@
             <w:pPr>
               <w:spacing w:after="20" w:before="0"/>
             </w:pPr>
-            <w:hyperlink w:history="1" r:id="rIdagoxdsj7vk1dndvcvpdzw">
+            <w:hyperlink w:history="1" r:id="rIdkekmr5hr7hhhvawey6ud7">
               <w:r>
                 <w:rPr>
                   <w:rFonts w:ascii="Arial" w:cs="Arial" w:eastAsia="Arial" w:hAnsi="Arial"/>
@@ -4814,7 +4814,7 @@
               <w:spacing w:after="10" w:before="0"/>
               <w:ind w:left="120"/>
             </w:pPr>
-            <w:hyperlink w:history="1" r:id="rIdkq-t8yzjla1bknyjkwcaj">
+            <w:hyperlink w:history="1" r:id="rIdyyckjlojsgncfbn9iryhc">
               <w:r>
                 <w:rPr>
                   <w:rFonts w:ascii="Arial" w:cs="Arial" w:eastAsia="Arial" w:hAnsi="Arial"/>
@@ -4859,7 +4859,7 @@
             <w:pPr>
               <w:spacing w:after="20" w:before="0"/>
             </w:pPr>
-            <w:hyperlink w:history="1" r:id="rIdwbvjfhzikqfrfowlec4b7">
+            <w:hyperlink w:history="1" r:id="rIdxfi3osdb9kscdkrx2fck3">
               <w:r>
                 <w:rPr>
                   <w:rFonts w:ascii="Arial" w:cs="Arial" w:eastAsia="Arial" w:hAnsi="Arial"/>
@@ -4908,7 +4908,7 @@
               <w:spacing w:after="10" w:before="0"/>
               <w:ind w:left="120"/>
             </w:pPr>
-            <w:hyperlink w:history="1" r:id="rId3p969lmsaf5bdu13btb-4">
+            <w:hyperlink w:history="1" r:id="rIdss6l7oc202hc-9qb-bgcf">
               <w:r>
                 <w:rPr>
                   <w:rFonts w:ascii="Arial" w:cs="Arial" w:eastAsia="Arial" w:hAnsi="Arial"/>
@@ -5433,7 +5433,7 @@
         </w:rPr>
         <w:t xml:space="preserve">© 2026 SeaVuria and ARES. Aligned with KICD objectives. Developed by SeaVuria; technical implementation by ARES (with AI assistance from Claude). Licensed under </w:t>
       </w:r>
-      <w:hyperlink w:history="1" r:id="rIdv_d2mexyls4g7hfxmy1cm">
+      <w:hyperlink w:history="1" r:id="rIdszwrzm1rcxgqzxubgzp5t">
         <w:r>
           <w:rPr>
             <w:rFonts w:ascii="Arial" w:cs="Arial" w:eastAsia="Arial" w:hAnsi="Arial"/>
@@ -5454,7 +5454,7 @@
         </w:rPr>
         <w:t xml:space="preserve"> (</w:t>
       </w:r>
-      <w:hyperlink w:history="1" r:id="rId-z_6d6n0r6qvetycbj2wb">
+      <w:hyperlink w:history="1" r:id="rIdroiv3jsv7c9kk06abrncz">
         <w:r>
           <w:rPr>
             <w:rFonts w:ascii="Arial" w:cs="Arial" w:eastAsia="Arial" w:hAnsi="Arial"/>
@@ -6674,7 +6674,7 @@
             <w:pPr>
               <w:spacing w:after="20" w:before="0"/>
             </w:pPr>
-            <w:hyperlink w:history="1" r:id="rIdrwzsyhlwospfnocxxvbgj">
+            <w:hyperlink w:history="1" r:id="rIdgop02tq6pjwd9t2ky8nb-">
               <w:r>
                 <w:rPr>
                   <w:rFonts w:ascii="Arial" w:cs="Arial" w:eastAsia="Arial" w:hAnsi="Arial"/>
@@ -6707,7 +6707,7 @@
               <w:spacing w:after="10" w:before="0"/>
               <w:ind w:left="120"/>
             </w:pPr>
-            <w:hyperlink w:history="1" r:id="rIdjruigwt4665ovc5894i0e">
+            <w:hyperlink w:history="1" r:id="rIdb5dcuwkkngnduvgmd8krt">
               <w:r>
                 <w:rPr>
                   <w:rFonts w:ascii="Arial" w:cs="Arial" w:eastAsia="Arial" w:hAnsi="Arial"/>
@@ -6752,7 +6752,7 @@
             <w:pPr>
               <w:spacing w:after="20" w:before="0"/>
             </w:pPr>
-            <w:hyperlink w:history="1" r:id="rIdiwulyuaf58wwpkqy9nxt6">
+            <w:hyperlink w:history="1" r:id="rIdgu5vaqesspjxwj5yrvewe">
               <w:r>
                 <w:rPr>
                   <w:rFonts w:ascii="Arial" w:cs="Arial" w:eastAsia="Arial" w:hAnsi="Arial"/>
@@ -6785,7 +6785,7 @@
               <w:spacing w:after="10" w:before="0"/>
               <w:ind w:left="120"/>
             </w:pPr>
-            <w:hyperlink w:history="1" r:id="rIdhv9csccqxe8www-q1agqs">
+            <w:hyperlink w:history="1" r:id="rIdj3m02xg-m0qrftw2lrknp">
               <w:r>
                 <w:rPr>
                   <w:rFonts w:ascii="Arial" w:cs="Arial" w:eastAsia="Arial" w:hAnsi="Arial"/>
@@ -6985,7 +6985,7 @@
             <w:pPr>
               <w:spacing w:after="20" w:before="0"/>
             </w:pPr>
-            <w:hyperlink w:history="1" r:id="rIdhjv771fru9o0rttcimvsb">
+            <w:hyperlink w:history="1" r:id="rIduraosp8gwjwai2osc5ll8">
               <w:r>
                 <w:rPr>
                   <w:rFonts w:ascii="Arial" w:cs="Arial" w:eastAsia="Arial" w:hAnsi="Arial"/>
@@ -7018,7 +7018,7 @@
               <w:spacing w:after="10" w:before="0"/>
               <w:ind w:left="120"/>
             </w:pPr>
-            <w:hyperlink w:history="1" r:id="rIdtkip5dx9xk7axiy3jdyzn">
+            <w:hyperlink w:history="1" r:id="rIdxu-xuglfe1_aoypp8km2g">
               <w:r>
                 <w:rPr>
                   <w:rFonts w:ascii="Arial" w:cs="Arial" w:eastAsia="Arial" w:hAnsi="Arial"/>
@@ -7063,7 +7063,7 @@
             <w:pPr>
               <w:spacing w:after="20" w:before="0"/>
             </w:pPr>
-            <w:hyperlink w:history="1" r:id="rIdr_oldyu6m7xegrwwovqi_">
+            <w:hyperlink w:history="1" r:id="rIdneuxkytvn55dw5zodgvot">
               <w:r>
                 <w:rPr>
                   <w:rFonts w:ascii="Arial" w:cs="Arial" w:eastAsia="Arial" w:hAnsi="Arial"/>
@@ -7096,7 +7096,7 @@
               <w:spacing w:after="10" w:before="0"/>
               <w:ind w:left="120"/>
             </w:pPr>
-            <w:hyperlink w:history="1" r:id="rIdcqeopcwff-8tiryvms3uj">
+            <w:hyperlink w:history="1" r:id="rIdzq2dqd9aytqmgt92-afa2">
               <w:r>
                 <w:rPr>
                   <w:rFonts w:ascii="Arial" w:cs="Arial" w:eastAsia="Arial" w:hAnsi="Arial"/>
@@ -7296,7 +7296,7 @@
             <w:pPr>
               <w:spacing w:after="20" w:before="0"/>
             </w:pPr>
-            <w:hyperlink w:history="1" r:id="rIdrssuysnc7kvsa-shne41a">
+            <w:hyperlink w:history="1" r:id="rIdtwewlubnnxbvjm8ggrtdm">
               <w:r>
                 <w:rPr>
                   <w:rFonts w:ascii="Arial" w:cs="Arial" w:eastAsia="Arial" w:hAnsi="Arial"/>
@@ -7345,7 +7345,7 @@
               <w:spacing w:after="10" w:before="0"/>
               <w:ind w:left="120"/>
             </w:pPr>
-            <w:hyperlink w:history="1" r:id="rId9ee4ocuzhvbmotcaakb4_">
+            <w:hyperlink w:history="1" r:id="rIdo57bh8iseskthq6u8jsot">
               <w:r>
                 <w:rPr>
                   <w:rFonts w:ascii="Arial" w:cs="Arial" w:eastAsia="Arial" w:hAnsi="Arial"/>
@@ -7390,7 +7390,7 @@
             <w:pPr>
               <w:spacing w:after="20" w:before="0"/>
             </w:pPr>
-            <w:hyperlink w:history="1" r:id="rIddrkxztflnrji6lms4orfd">
+            <w:hyperlink w:history="1" r:id="rIdfgogrtefkmwxutptpmruy">
               <w:r>
                 <w:rPr>
                   <w:rFonts w:ascii="Arial" w:cs="Arial" w:eastAsia="Arial" w:hAnsi="Arial"/>
@@ -7439,7 +7439,7 @@
               <w:spacing w:after="10" w:before="0"/>
               <w:ind w:left="120"/>
             </w:pPr>
-            <w:hyperlink w:history="1" r:id="rIdfflohtpwjfpofbi8fgif2">
+            <w:hyperlink w:history="1" r:id="rIdesc67umbw6spk0hlap7cr">
               <w:r>
                 <w:rPr>
                   <w:rFonts w:ascii="Arial" w:cs="Arial" w:eastAsia="Arial" w:hAnsi="Arial"/>
@@ -7639,7 +7639,7 @@
             <w:pPr>
               <w:spacing w:after="20" w:before="0"/>
             </w:pPr>
-            <w:hyperlink w:history="1" r:id="rIdxl1xfamyel5a39j8gf1kn">
+            <w:hyperlink w:history="1" r:id="rIdojwokc25qpt-2jqrjr5mk">
               <w:r>
                 <w:rPr>
                   <w:rFonts w:ascii="Arial" w:cs="Arial" w:eastAsia="Arial" w:hAnsi="Arial"/>
@@ -7688,7 +7688,7 @@
               <w:spacing w:after="10" w:before="0"/>
               <w:ind w:left="120"/>
             </w:pPr>
-            <w:hyperlink w:history="1" r:id="rIdfxkx81g-bwldgcvegre3x">
+            <w:hyperlink w:history="1" r:id="rIdujekdkbyg8xv3-4dmcn_9">
               <w:r>
                 <w:rPr>
                   <w:rFonts w:ascii="Arial" w:cs="Arial" w:eastAsia="Arial" w:hAnsi="Arial"/>
@@ -7733,7 +7733,7 @@
             <w:pPr>
               <w:spacing w:after="20" w:before="0"/>
             </w:pPr>
-            <w:hyperlink w:history="1" r:id="rIdov980zhdudnbzsdig714i">
+            <w:hyperlink w:history="1" r:id="rIdm_arsoyim8v7wylxowpq5">
               <w:r>
                 <w:rPr>
                   <w:rFonts w:ascii="Arial" w:cs="Arial" w:eastAsia="Arial" w:hAnsi="Arial"/>
@@ -7782,7 +7782,7 @@
               <w:spacing w:after="10" w:before="0"/>
               <w:ind w:left="120"/>
             </w:pPr>
-            <w:hyperlink w:history="1" r:id="rIdutypul1qm5bvfsmdy3gsr">
+            <w:hyperlink w:history="1" r:id="rIduyeonz_ectrmjql2rva_h">
               <w:r>
                 <w:rPr>
                   <w:rFonts w:ascii="Arial" w:cs="Arial" w:eastAsia="Arial" w:hAnsi="Arial"/>
@@ -7982,7 +7982,7 @@
             <w:pPr>
               <w:spacing w:after="20" w:before="0"/>
             </w:pPr>
-            <w:hyperlink w:history="1" r:id="rIdee4r2muapm8wzvysokglo">
+            <w:hyperlink w:history="1" r:id="rIdcircvz_l_1i_jqhuvi26l">
               <w:r>
                 <w:rPr>
                   <w:rFonts w:ascii="Arial" w:cs="Arial" w:eastAsia="Arial" w:hAnsi="Arial"/>
@@ -8031,7 +8031,7 @@
               <w:spacing w:after="10" w:before="0"/>
               <w:ind w:left="120"/>
             </w:pPr>
-            <w:hyperlink w:history="1" r:id="rIdfw9odazjrifqd0egpdo7y">
+            <w:hyperlink w:history="1" r:id="rId5-nv752ampxsapxqftsso">
               <w:r>
                 <w:rPr>
                   <w:rFonts w:ascii="Arial" w:cs="Arial" w:eastAsia="Arial" w:hAnsi="Arial"/>
@@ -8076,7 +8076,7 @@
             <w:pPr>
               <w:spacing w:after="20" w:before="0"/>
             </w:pPr>
-            <w:hyperlink w:history="1" r:id="rIdezhcswv-hikhcmysxteaq">
+            <w:hyperlink w:history="1" r:id="rIdamy0o7sylzcrds6giu3hk">
               <w:r>
                 <w:rPr>
                   <w:rFonts w:ascii="Arial" w:cs="Arial" w:eastAsia="Arial" w:hAnsi="Arial"/>
@@ -8125,7 +8125,7 @@
               <w:spacing w:after="10" w:before="0"/>
               <w:ind w:left="120"/>
             </w:pPr>
-            <w:hyperlink w:history="1" r:id="rIdyr4tgle36oiftncrihpgq">
+            <w:hyperlink w:history="1" r:id="rId8r3ftbs573rc-_wuxewws">
               <w:r>
                 <w:rPr>
                   <w:rFonts w:ascii="Arial" w:cs="Arial" w:eastAsia="Arial" w:hAnsi="Arial"/>
@@ -8730,7 +8730,7 @@
         </w:rPr>
         <w:t xml:space="preserve">© 2026 SeaVuria and ARES. Aligned with KICD objectives. Developed by SeaVuria; technical implementation by ARES (with AI assistance from Claude). Licensed under </w:t>
       </w:r>
-      <w:hyperlink w:history="1" r:id="rId7t1xt_oa5srlji6lti-8q">
+      <w:hyperlink w:history="1" r:id="rIdnsfdhdk-5uzgyo5ibtxb7">
         <w:r>
           <w:rPr>
             <w:rFonts w:ascii="Arial" w:cs="Arial" w:eastAsia="Arial" w:hAnsi="Arial"/>
@@ -8751,7 +8751,7 @@
         </w:rPr>
         <w:t xml:space="preserve"> (</w:t>
       </w:r>
-      <w:hyperlink w:history="1" r:id="rIdjpdimk2zbtfsszflwduys">
+      <w:hyperlink w:history="1" r:id="rIdeeljd5a2qki-j3i1vd5vg">
         <w:r>
           <w:rPr>
             <w:rFonts w:ascii="Arial" w:cs="Arial" w:eastAsia="Arial" w:hAnsi="Arial"/>
@@ -9791,7 +9791,7 @@
             <w:pPr>
               <w:spacing w:after="20" w:before="0"/>
             </w:pPr>
-            <w:hyperlink w:history="1" r:id="rIdy698cnvbojmnvbux5nwjk">
+            <w:hyperlink w:history="1" r:id="rIdv2w09e8avfygjsmvlcsqs">
               <w:r>
                 <w:rPr>
                   <w:rFonts w:ascii="Arial" w:cs="Arial" w:eastAsia="Arial" w:hAnsi="Arial"/>
@@ -9824,7 +9824,7 @@
               <w:spacing w:after="10" w:before="0"/>
               <w:ind w:left="120"/>
             </w:pPr>
-            <w:hyperlink w:history="1" r:id="rIdvi-4bzbdkemeupr4unatn">
+            <w:hyperlink w:history="1" r:id="rIdz8x-wz6mtm8vwl5ka8kwg">
               <w:r>
                 <w:rPr>
                   <w:rFonts w:ascii="Arial" w:cs="Arial" w:eastAsia="Arial" w:hAnsi="Arial"/>
@@ -9869,7 +9869,7 @@
             <w:pPr>
               <w:spacing w:after="20" w:before="0"/>
             </w:pPr>
-            <w:hyperlink w:history="1" r:id="rIdlwo2p0tcpkhrlqttbaa9u">
+            <w:hyperlink w:history="1" r:id="rIdhn2riihyiuj23rh2lghsf">
               <w:r>
                 <w:rPr>
                   <w:rFonts w:ascii="Arial" w:cs="Arial" w:eastAsia="Arial" w:hAnsi="Arial"/>
@@ -9902,7 +9902,7 @@
               <w:spacing w:after="10" w:before="0"/>
               <w:ind w:left="120"/>
             </w:pPr>
-            <w:hyperlink w:history="1" r:id="rIdkg4xnjv8yls-mpfcsfbxf">
+            <w:hyperlink w:history="1" r:id="rIdq_i8dfkbfjt0cqgjuakz6">
               <w:r>
                 <w:rPr>
                   <w:rFonts w:ascii="Arial" w:cs="Arial" w:eastAsia="Arial" w:hAnsi="Arial"/>
@@ -10102,7 +10102,7 @@
             <w:pPr>
               <w:spacing w:after="20" w:before="0"/>
             </w:pPr>
-            <w:hyperlink w:history="1" r:id="rIdxvyfyixidhbebfxk6nnbq">
+            <w:hyperlink w:history="1" r:id="rIde9ujuqc9giowx9o9qq4i7">
               <w:r>
                 <w:rPr>
                   <w:rFonts w:ascii="Arial" w:cs="Arial" w:eastAsia="Arial" w:hAnsi="Arial"/>
@@ -10135,7 +10135,7 @@
               <w:spacing w:after="10" w:before="0"/>
               <w:ind w:left="120"/>
             </w:pPr>
-            <w:hyperlink w:history="1" r:id="rIdqebys3_kqp-ccnaze6br2">
+            <w:hyperlink w:history="1" r:id="rIdst_zzwqiniyjrje7nbrps">
               <w:r>
                 <w:rPr>
                   <w:rFonts w:ascii="Arial" w:cs="Arial" w:eastAsia="Arial" w:hAnsi="Arial"/>
@@ -10180,7 +10180,7 @@
             <w:pPr>
               <w:spacing w:after="20" w:before="0"/>
             </w:pPr>
-            <w:hyperlink w:history="1" r:id="rIdqeaxto8kmgpwvjxrgxb9p">
+            <w:hyperlink w:history="1" r:id="rIdz606ekyjikygmxsyrwxym">
               <w:r>
                 <w:rPr>
                   <w:rFonts w:ascii="Arial" w:cs="Arial" w:eastAsia="Arial" w:hAnsi="Arial"/>
@@ -10213,7 +10213,7 @@
               <w:spacing w:after="10" w:before="0"/>
               <w:ind w:left="120"/>
             </w:pPr>
-            <w:hyperlink w:history="1" r:id="rId1bxm4nrhza93twzrsx_nu">
+            <w:hyperlink w:history="1" r:id="rId_ugnwkbwr9j6fb6omrsxs">
               <w:r>
                 <w:rPr>
                   <w:rFonts w:ascii="Arial" w:cs="Arial" w:eastAsia="Arial" w:hAnsi="Arial"/>
@@ -10413,7 +10413,7 @@
             <w:pPr>
               <w:spacing w:after="20" w:before="0"/>
             </w:pPr>
-            <w:hyperlink w:history="1" r:id="rIdr-z1-fnrrcl2iddsvbogw">
+            <w:hyperlink w:history="1" r:id="rId-qw10ayqqpsv4hkr-zxjk">
               <w:r>
                 <w:rPr>
                   <w:rFonts w:ascii="Arial" w:cs="Arial" w:eastAsia="Arial" w:hAnsi="Arial"/>
@@ -10462,7 +10462,7 @@
               <w:spacing w:after="10" w:before="0"/>
               <w:ind w:left="120"/>
             </w:pPr>
-            <w:hyperlink w:history="1" r:id="rIdwgomhuyahscdkvwypxnq1">
+            <w:hyperlink w:history="1" r:id="rIds9j8vn9iwjejtluw0kbhv">
               <w:r>
                 <w:rPr>
                   <w:rFonts w:ascii="Arial" w:cs="Arial" w:eastAsia="Arial" w:hAnsi="Arial"/>
@@ -10507,7 +10507,7 @@
             <w:pPr>
               <w:spacing w:after="20" w:before="0"/>
             </w:pPr>
-            <w:hyperlink w:history="1" r:id="rIdcbsmnfhjrcmapnrsdpx5h">
+            <w:hyperlink w:history="1" r:id="rIdazvudu-amec7loeucz55n">
               <w:r>
                 <w:rPr>
                   <w:rFonts w:ascii="Arial" w:cs="Arial" w:eastAsia="Arial" w:hAnsi="Arial"/>
@@ -10556,7 +10556,7 @@
               <w:spacing w:after="10" w:before="0"/>
               <w:ind w:left="120"/>
             </w:pPr>
-            <w:hyperlink w:history="1" r:id="rId31bkzm2ohnojj_016xbjm">
+            <w:hyperlink w:history="1" r:id="rId23rnrlabtpw6raqivy-9y">
               <w:r>
                 <w:rPr>
                   <w:rFonts w:ascii="Arial" w:cs="Arial" w:eastAsia="Arial" w:hAnsi="Arial"/>
@@ -10756,7 +10756,7 @@
             <w:pPr>
               <w:spacing w:after="20" w:before="0"/>
             </w:pPr>
-            <w:hyperlink w:history="1" r:id="rIdqbs3-9a27drkvztbirulh">
+            <w:hyperlink w:history="1" r:id="rIdiwule2bc7omjvkvazizjv">
               <w:r>
                 <w:rPr>
                   <w:rFonts w:ascii="Arial" w:cs="Arial" w:eastAsia="Arial" w:hAnsi="Arial"/>
@@ -10805,7 +10805,7 @@
               <w:spacing w:after="10" w:before="0"/>
               <w:ind w:left="120"/>
             </w:pPr>
-            <w:hyperlink w:history="1" r:id="rIduxwrtoemnkvbfx9rithgy">
+            <w:hyperlink w:history="1" r:id="rIdav-svidkz9w7txbdx5kgo">
               <w:r>
                 <w:rPr>
                   <w:rFonts w:ascii="Arial" w:cs="Arial" w:eastAsia="Arial" w:hAnsi="Arial"/>
@@ -10850,7 +10850,7 @@
             <w:pPr>
               <w:spacing w:after="20" w:before="0"/>
             </w:pPr>
-            <w:hyperlink w:history="1" r:id="rIdswasd9a4qiliov-37weap">
+            <w:hyperlink w:history="1" r:id="rIdm5mmnf5vk5ijpc0wg817g">
               <w:r>
                 <w:rPr>
                   <w:rFonts w:ascii="Arial" w:cs="Arial" w:eastAsia="Arial" w:hAnsi="Arial"/>
@@ -10899,7 +10899,7 @@
               <w:spacing w:after="10" w:before="0"/>
               <w:ind w:left="120"/>
             </w:pPr>
-            <w:hyperlink w:history="1" r:id="rId3ky4zlumrju67n4krgon_">
+            <w:hyperlink w:history="1" r:id="rIdcveuvszakooycuerm-i8j">
               <w:r>
                 <w:rPr>
                   <w:rFonts w:ascii="Arial" w:cs="Arial" w:eastAsia="Arial" w:hAnsi="Arial"/>
@@ -11099,7 +11099,7 @@
             <w:pPr>
               <w:spacing w:after="20" w:before="0"/>
             </w:pPr>
-            <w:hyperlink w:history="1" r:id="rIdjw1tfw5nayu-jlf4borzk">
+            <w:hyperlink w:history="1" r:id="rId03v6wl6o2lrrurgta8clu">
               <w:r>
                 <w:rPr>
                   <w:rFonts w:ascii="Arial" w:cs="Arial" w:eastAsia="Arial" w:hAnsi="Arial"/>
@@ -11148,7 +11148,7 @@
               <w:spacing w:after="10" w:before="0"/>
               <w:ind w:left="120"/>
             </w:pPr>
-            <w:hyperlink w:history="1" r:id="rIdyc30lrldxhxgmheeh-ybo">
+            <w:hyperlink w:history="1" r:id="rIdlk0jeymt-auaw3nap1flt">
               <w:r>
                 <w:rPr>
                   <w:rFonts w:ascii="Arial" w:cs="Arial" w:eastAsia="Arial" w:hAnsi="Arial"/>
@@ -11193,7 +11193,7 @@
             <w:pPr>
               <w:spacing w:after="20" w:before="0"/>
             </w:pPr>
-            <w:hyperlink w:history="1" r:id="rIda8vcw3rjqtlnr2y1qktq_">
+            <w:hyperlink w:history="1" r:id="rIddbfauci06tvlierms961t">
               <w:r>
                 <w:rPr>
                   <w:rFonts w:ascii="Arial" w:cs="Arial" w:eastAsia="Arial" w:hAnsi="Arial"/>
@@ -11242,7 +11242,7 @@
               <w:spacing w:after="10" w:before="0"/>
               <w:ind w:left="120"/>
             </w:pPr>
-            <w:hyperlink w:history="1" r:id="rIdzexvol3neoesggyhxrcc1">
+            <w:hyperlink w:history="1" r:id="rIdmp_ncfvyzst71bt5l1ujh">
               <w:r>
                 <w:rPr>
                   <w:rFonts w:ascii="Arial" w:cs="Arial" w:eastAsia="Arial" w:hAnsi="Arial"/>
@@ -11867,7 +11867,7 @@
         </w:rPr>
         <w:t xml:space="preserve">© 2026 SeaVuria and ARES. Aligned with KICD objectives. Developed by SeaVuria; technical implementation by ARES (with AI assistance from Claude). Licensed under </w:t>
       </w:r>
-      <w:hyperlink w:history="1" r:id="rId2f3haxudmurfdy3e013az">
+      <w:hyperlink w:history="1" r:id="rIdggsoatnrsqquqkih8amm2">
         <w:r>
           <w:rPr>
             <w:rFonts w:ascii="Arial" w:cs="Arial" w:eastAsia="Arial" w:hAnsi="Arial"/>
@@ -11888,7 +11888,7 @@
         </w:rPr>
         <w:t xml:space="preserve"> (</w:t>
       </w:r>
-      <w:hyperlink w:history="1" r:id="rIdsecxw0dfusfl0tqjvafnj">
+      <w:hyperlink w:history="1" r:id="rIdyr9uzhq6ft09wqz1mftig">
         <w:r>
           <w:rPr>
             <w:rFonts w:ascii="Arial" w:cs="Arial" w:eastAsia="Arial" w:hAnsi="Arial"/>
@@ -12928,7 +12928,7 @@
             <w:pPr>
               <w:spacing w:after="20" w:before="0"/>
             </w:pPr>
-            <w:hyperlink w:history="1" r:id="rIdfro-hh9yr_qfzu7zaedfv">
+            <w:hyperlink w:history="1" r:id="rIdawj-rhaxgfrqvcewzfugb">
               <w:r>
                 <w:rPr>
                   <w:rFonts w:ascii="Arial" w:cs="Arial" w:eastAsia="Arial" w:hAnsi="Arial"/>
@@ -12961,7 +12961,7 @@
               <w:spacing w:after="10" w:before="0"/>
               <w:ind w:left="120"/>
             </w:pPr>
-            <w:hyperlink w:history="1" r:id="rIdkhjme_qemck7z5lqzzb4z">
+            <w:hyperlink w:history="1" r:id="rIdm8z49xo4edrybhbh8x0iy">
               <w:r>
                 <w:rPr>
                   <w:rFonts w:ascii="Arial" w:cs="Arial" w:eastAsia="Arial" w:hAnsi="Arial"/>
@@ -13006,7 +13006,7 @@
             <w:pPr>
               <w:spacing w:after="20" w:before="0"/>
             </w:pPr>
-            <w:hyperlink w:history="1" r:id="rIdm2agsdeb21np0wmvii0mp">
+            <w:hyperlink w:history="1" r:id="rId8dt36d76v4shcuhkckqwp">
               <w:r>
                 <w:rPr>
                   <w:rFonts w:ascii="Arial" w:cs="Arial" w:eastAsia="Arial" w:hAnsi="Arial"/>
@@ -13039,7 +13039,7 @@
               <w:spacing w:after="10" w:before="0"/>
               <w:ind w:left="120"/>
             </w:pPr>
-            <w:hyperlink w:history="1" r:id="rIduvsqijqltzv0tjxqv2kgs">
+            <w:hyperlink w:history="1" r:id="rId3vormx_gxi4ygpx4gu02o">
               <w:r>
                 <w:rPr>
                   <w:rFonts w:ascii="Arial" w:cs="Arial" w:eastAsia="Arial" w:hAnsi="Arial"/>
@@ -13239,7 +13239,7 @@
             <w:pPr>
               <w:spacing w:after="20" w:before="0"/>
             </w:pPr>
-            <w:hyperlink w:history="1" r:id="rIdie2up0ki06gqw_j_u2qk4">
+            <w:hyperlink w:history="1" r:id="rIdd6_wxxed8cwqkwrwwt0ks">
               <w:r>
                 <w:rPr>
                   <w:rFonts w:ascii="Arial" w:cs="Arial" w:eastAsia="Arial" w:hAnsi="Arial"/>
@@ -13272,7 +13272,7 @@
               <w:spacing w:after="10" w:before="0"/>
               <w:ind w:left="120"/>
             </w:pPr>
-            <w:hyperlink w:history="1" r:id="rIdjdbylytksob5ri4_kzo7y">
+            <w:hyperlink w:history="1" r:id="rId6u8pwpfxxrwcejjzgfci6">
               <w:r>
                 <w:rPr>
                   <w:rFonts w:ascii="Arial" w:cs="Arial" w:eastAsia="Arial" w:hAnsi="Arial"/>
@@ -13317,7 +13317,7 @@
             <w:pPr>
               <w:spacing w:after="20" w:before="0"/>
             </w:pPr>
-            <w:hyperlink w:history="1" r:id="rIdnaal2cjob_f0jx_18ku-i">
+            <w:hyperlink w:history="1" r:id="rIdqqhd4emqcwogrzoe-xpcd">
               <w:r>
                 <w:rPr>
                   <w:rFonts w:ascii="Arial" w:cs="Arial" w:eastAsia="Arial" w:hAnsi="Arial"/>
@@ -13350,7 +13350,7 @@
               <w:spacing w:after="10" w:before="0"/>
               <w:ind w:left="120"/>
             </w:pPr>
-            <w:hyperlink w:history="1" r:id="rIdovg5da9agd_xckmxhwdnu">
+            <w:hyperlink w:history="1" r:id="rIdlt1ex_48tru_p1o_cjwum">
               <w:r>
                 <w:rPr>
                   <w:rFonts w:ascii="Arial" w:cs="Arial" w:eastAsia="Arial" w:hAnsi="Arial"/>
@@ -13550,7 +13550,7 @@
             <w:pPr>
               <w:spacing w:after="20" w:before="0"/>
             </w:pPr>
-            <w:hyperlink w:history="1" r:id="rIdzq-uiatretgz371izhra_">
+            <w:hyperlink w:history="1" r:id="rId7huged0-okyduacj6bay0">
               <w:r>
                 <w:rPr>
                   <w:rFonts w:ascii="Arial" w:cs="Arial" w:eastAsia="Arial" w:hAnsi="Arial"/>
@@ -13599,7 +13599,7 @@
               <w:spacing w:after="10" w:before="0"/>
               <w:ind w:left="120"/>
             </w:pPr>
-            <w:hyperlink w:history="1" r:id="rIdpqxkdbpmki7osznwxwx2k">
+            <w:hyperlink w:history="1" r:id="rIdn8oshvdrntejnjbvcpbd9">
               <w:r>
                 <w:rPr>
                   <w:rFonts w:ascii="Arial" w:cs="Arial" w:eastAsia="Arial" w:hAnsi="Arial"/>
@@ -13644,7 +13644,7 @@
             <w:pPr>
               <w:spacing w:after="20" w:before="0"/>
             </w:pPr>
-            <w:hyperlink w:history="1" r:id="rIdbqfm5zormvonlxdy-dtty">
+            <w:hyperlink w:history="1" r:id="rIdjs9wbzql6oxks_grupnq0">
               <w:r>
                 <w:rPr>
                   <w:rFonts w:ascii="Arial" w:cs="Arial" w:eastAsia="Arial" w:hAnsi="Arial"/>
@@ -13693,7 +13693,7 @@
               <w:spacing w:after="10" w:before="0"/>
               <w:ind w:left="120"/>
             </w:pPr>
-            <w:hyperlink w:history="1" r:id="rIdyhd5f_kgi4ik-6duqi_bl">
+            <w:hyperlink w:history="1" r:id="rIdqdxipanypkenrzehjx5_m">
               <w:r>
                 <w:rPr>
                   <w:rFonts w:ascii="Arial" w:cs="Arial" w:eastAsia="Arial" w:hAnsi="Arial"/>
@@ -13893,7 +13893,7 @@
             <w:pPr>
               <w:spacing w:after="20" w:before="0"/>
             </w:pPr>
-            <w:hyperlink w:history="1" r:id="rIdh6d23twog9xlkjtozsuat">
+            <w:hyperlink w:history="1" r:id="rIdlhtwxr_-nvdedvdayrm4c">
               <w:r>
                 <w:rPr>
                   <w:rFonts w:ascii="Arial" w:cs="Arial" w:eastAsia="Arial" w:hAnsi="Arial"/>
@@ -13942,7 +13942,7 @@
               <w:spacing w:after="10" w:before="0"/>
               <w:ind w:left="120"/>
             </w:pPr>
-            <w:hyperlink w:history="1" r:id="rIda_-hjh50zeb4xadvg7z21">
+            <w:hyperlink w:history="1" r:id="rIdt9tuo-mj0hrrvbwfn1pbb">
               <w:r>
                 <w:rPr>
                   <w:rFonts w:ascii="Arial" w:cs="Arial" w:eastAsia="Arial" w:hAnsi="Arial"/>
@@ -13987,7 +13987,7 @@
             <w:pPr>
               <w:spacing w:after="20" w:before="0"/>
             </w:pPr>
-            <w:hyperlink w:history="1" r:id="rIdeh5yayexjxr5kwrkdgk2o">
+            <w:hyperlink w:history="1" r:id="rIdvylfwfdd5hget3pvxixtt">
               <w:r>
                 <w:rPr>
                   <w:rFonts w:ascii="Arial" w:cs="Arial" w:eastAsia="Arial" w:hAnsi="Arial"/>
@@ -14036,7 +14036,7 @@
               <w:spacing w:after="10" w:before="0"/>
               <w:ind w:left="120"/>
             </w:pPr>
-            <w:hyperlink w:history="1" r:id="rIdyyeloh36ftzyztwloynyp">
+            <w:hyperlink w:history="1" r:id="rIddse36-8hpolqkxpwvifgl">
               <w:r>
                 <w:rPr>
                   <w:rFonts w:ascii="Arial" w:cs="Arial" w:eastAsia="Arial" w:hAnsi="Arial"/>
@@ -14236,7 +14236,7 @@
             <w:pPr>
               <w:spacing w:after="20" w:before="0"/>
             </w:pPr>
-            <w:hyperlink w:history="1" r:id="rIdpl6bndzsa4yz2drlk23kj">
+            <w:hyperlink w:history="1" r:id="rIdgykslwlgpkxrloacasffe">
               <w:r>
                 <w:rPr>
                   <w:rFonts w:ascii="Arial" w:cs="Arial" w:eastAsia="Arial" w:hAnsi="Arial"/>
@@ -14285,7 +14285,7 @@
               <w:spacing w:after="10" w:before="0"/>
               <w:ind w:left="120"/>
             </w:pPr>
-            <w:hyperlink w:history="1" r:id="rIdef2tt1wvfxsbhmzoepfae">
+            <w:hyperlink w:history="1" r:id="rIdjfylwslpmhg390xcnbdlf">
               <w:r>
                 <w:rPr>
                   <w:rFonts w:ascii="Arial" w:cs="Arial" w:eastAsia="Arial" w:hAnsi="Arial"/>
@@ -14330,7 +14330,7 @@
             <w:pPr>
               <w:spacing w:after="20" w:before="0"/>
             </w:pPr>
-            <w:hyperlink w:history="1" r:id="rIdbljc6mahignesiynaw5mf">
+            <w:hyperlink w:history="1" r:id="rIdeuisyyqyxkxeniqcnb4rv">
               <w:r>
                 <w:rPr>
                   <w:rFonts w:ascii="Arial" w:cs="Arial" w:eastAsia="Arial" w:hAnsi="Arial"/>
@@ -14379,7 +14379,7 @@
               <w:spacing w:after="10" w:before="0"/>
               <w:ind w:left="120"/>
             </w:pPr>
-            <w:hyperlink w:history="1" r:id="rId6rkzkevvbu1p3pvbncybs">
+            <w:hyperlink w:history="1" r:id="rIdgwnsfcoyuymiqs5exulav">
               <w:r>
                 <w:rPr>
                   <w:rFonts w:ascii="Arial" w:cs="Arial" w:eastAsia="Arial" w:hAnsi="Arial"/>
@@ -14904,7 +14904,7 @@
         </w:rPr>
         <w:t xml:space="preserve">© 2026 SeaVuria and ARES. Aligned with KICD objectives. Developed by SeaVuria; technical implementation by ARES (with AI assistance from Claude). Licensed under </w:t>
       </w:r>
-      <w:hyperlink w:history="1" r:id="rIdi8pzusxq-em3fkh9dgs96">
+      <w:hyperlink w:history="1" r:id="rIdhuw5vbv4l9wan6e4xolzh">
         <w:r>
           <w:rPr>
             <w:rFonts w:ascii="Arial" w:cs="Arial" w:eastAsia="Arial" w:hAnsi="Arial"/>
@@ -14925,7 +14925,7 @@
         </w:rPr>
         <w:t xml:space="preserve"> (</w:t>
       </w:r>
-      <w:hyperlink w:history="1" r:id="rIdt9e--skwtggbm9mfxegoj">
+      <w:hyperlink w:history="1" r:id="rIduq5q3zmk6cvsqy_pm38bn">
         <w:r>
           <w:rPr>
             <w:rFonts w:ascii="Arial" w:cs="Arial" w:eastAsia="Arial" w:hAnsi="Arial"/>
@@ -16125,7 +16125,7 @@
             <w:pPr>
               <w:spacing w:after="20" w:before="0"/>
             </w:pPr>
-            <w:hyperlink w:history="1" r:id="rIdrrhkc7lp-uaur9ozapdzx">
+            <w:hyperlink w:history="1" r:id="rIdfzlwahy44qjzjzcdre-rr">
               <w:r>
                 <w:rPr>
                   <w:rFonts w:ascii="Arial" w:cs="Arial" w:eastAsia="Arial" w:hAnsi="Arial"/>
@@ -16174,7 +16174,7 @@
               <w:spacing w:after="10" w:before="0"/>
               <w:ind w:left="120"/>
             </w:pPr>
-            <w:hyperlink w:history="1" r:id="rIddx213n3i_mng5jd0s9ttj">
+            <w:hyperlink w:history="1" r:id="rId0vayotieoon6b8ed3ghml">
               <w:r>
                 <w:rPr>
                   <w:rFonts w:ascii="Arial" w:cs="Arial" w:eastAsia="Arial" w:hAnsi="Arial"/>
@@ -16219,7 +16219,7 @@
             <w:pPr>
               <w:spacing w:after="20" w:before="0"/>
             </w:pPr>
-            <w:hyperlink w:history="1" r:id="rIdrjpr9py4f-olyg55kyphz">
+            <w:hyperlink w:history="1" r:id="rIdocczj5rq_qwnbcp7_ysdb">
               <w:r>
                 <w:rPr>
                   <w:rFonts w:ascii="Arial" w:cs="Arial" w:eastAsia="Arial" w:hAnsi="Arial"/>
@@ -16252,7 +16252,7 @@
               <w:spacing w:after="10" w:before="0"/>
               <w:ind w:left="120"/>
             </w:pPr>
-            <w:hyperlink w:history="1" r:id="rIdmjfvqozdkdnew9crujygh">
+            <w:hyperlink w:history="1" r:id="rIdxz2v5i4nn5tf15jfyatce">
               <w:r>
                 <w:rPr>
                   <w:rFonts w:ascii="Arial" w:cs="Arial" w:eastAsia="Arial" w:hAnsi="Arial"/>
@@ -16452,7 +16452,7 @@
             <w:pPr>
               <w:spacing w:after="20" w:before="0"/>
             </w:pPr>
-            <w:hyperlink w:history="1" r:id="rIdqanop_5rkikhqrse5t7n8">
+            <w:hyperlink w:history="1" r:id="rIdya-zf7p8vpoqyqlyhenu2">
               <w:r>
                 <w:rPr>
                   <w:rFonts w:ascii="Arial" w:cs="Arial" w:eastAsia="Arial" w:hAnsi="Arial"/>
@@ -16501,7 +16501,7 @@
               <w:spacing w:after="10" w:before="0"/>
               <w:ind w:left="120"/>
             </w:pPr>
-            <w:hyperlink w:history="1" r:id="rIdmoldk3uo1wkjcrjom60lp">
+            <w:hyperlink w:history="1" r:id="rId75x4fxvcwixyvrrh7wtuv">
               <w:r>
                 <w:rPr>
                   <w:rFonts w:ascii="Arial" w:cs="Arial" w:eastAsia="Arial" w:hAnsi="Arial"/>
@@ -16546,7 +16546,7 @@
             <w:pPr>
               <w:spacing w:after="20" w:before="0"/>
             </w:pPr>
-            <w:hyperlink w:history="1" r:id="rIdpl1rd5_z5ck1u6cytbqqb">
+            <w:hyperlink w:history="1" r:id="rId9put16hdwdvp1ddjgqbkh">
               <w:r>
                 <w:rPr>
                   <w:rFonts w:ascii="Arial" w:cs="Arial" w:eastAsia="Arial" w:hAnsi="Arial"/>
@@ -16579,7 +16579,7 @@
               <w:spacing w:after="10" w:before="0"/>
               <w:ind w:left="120"/>
             </w:pPr>
-            <w:hyperlink w:history="1" r:id="rIdao22hur-mkicqgvdldeap">
+            <w:hyperlink w:history="1" r:id="rId_f9nsy7zhf4vy3bxvsaih">
               <w:r>
                 <w:rPr>
                   <w:rFonts w:ascii="Arial" w:cs="Arial" w:eastAsia="Arial" w:hAnsi="Arial"/>
@@ -16779,7 +16779,7 @@
             <w:pPr>
               <w:spacing w:after="20" w:before="0"/>
             </w:pPr>
-            <w:hyperlink w:history="1" r:id="rIdcfd7ixzitak5y2ctbq5yi">
+            <w:hyperlink w:history="1" r:id="rIdeacl5cpg_cimedvxp7cu_">
               <w:r>
                 <w:rPr>
                   <w:rFonts w:ascii="Arial" w:cs="Arial" w:eastAsia="Arial" w:hAnsi="Arial"/>
@@ -16828,7 +16828,7 @@
               <w:spacing w:after="10" w:before="0"/>
               <w:ind w:left="120"/>
             </w:pPr>
-            <w:hyperlink w:history="1" r:id="rIdlsp6pf0npsyknbimppoko">
+            <w:hyperlink w:history="1" r:id="rIdw68xffuvre-b_rappzvmj">
               <w:r>
                 <w:rPr>
                   <w:rFonts w:ascii="Arial" w:cs="Arial" w:eastAsia="Arial" w:hAnsi="Arial"/>
@@ -16873,7 +16873,7 @@
             <w:pPr>
               <w:spacing w:after="20" w:before="0"/>
             </w:pPr>
-            <w:hyperlink w:history="1" r:id="rId6gvx4y0jcoewbiwgcxjxi">
+            <w:hyperlink w:history="1" r:id="rIdnpywwu1lu62kb9mtetwwc">
               <w:r>
                 <w:rPr>
                   <w:rFonts w:ascii="Arial" w:cs="Arial" w:eastAsia="Arial" w:hAnsi="Arial"/>
@@ -16906,7 +16906,7 @@
               <w:spacing w:after="10" w:before="0"/>
               <w:ind w:left="120"/>
             </w:pPr>
-            <w:hyperlink w:history="1" r:id="rIde8dco3u2ajx5bqrsoorxm">
+            <w:hyperlink w:history="1" r:id="rId4woowvs9xyzo7em8k1vsc">
               <w:r>
                 <w:rPr>
                   <w:rFonts w:ascii="Arial" w:cs="Arial" w:eastAsia="Arial" w:hAnsi="Arial"/>
@@ -17106,7 +17106,7 @@
             <w:pPr>
               <w:spacing w:after="20" w:before="0"/>
             </w:pPr>
-            <w:hyperlink w:history="1" r:id="rIdte85jozsxxmd0waexm_4l">
+            <w:hyperlink w:history="1" r:id="rIdad_1rac9nzq8z-mv2gjhv">
               <w:r>
                 <w:rPr>
                   <w:rFonts w:ascii="Arial" w:cs="Arial" w:eastAsia="Arial" w:hAnsi="Arial"/>
@@ -17155,7 +17155,7 @@
               <w:spacing w:after="10" w:before="0"/>
               <w:ind w:left="120"/>
             </w:pPr>
-            <w:hyperlink w:history="1" r:id="rIdg1a-ngpklz5dcnwdjmjvn">
+            <w:hyperlink w:history="1" r:id="rId4qazmgehzsxppcsvm5ml_">
               <w:r>
                 <w:rPr>
                   <w:rFonts w:ascii="Arial" w:cs="Arial" w:eastAsia="Arial" w:hAnsi="Arial"/>
@@ -17200,7 +17200,7 @@
             <w:pPr>
               <w:spacing w:after="20" w:before="0"/>
             </w:pPr>
-            <w:hyperlink w:history="1" r:id="rIdop2ib5mne7t-vvy3ejtvd">
+            <w:hyperlink w:history="1" r:id="rIdjj1njwibykqj6b13yyjir">
               <w:r>
                 <w:rPr>
                   <w:rFonts w:ascii="Arial" w:cs="Arial" w:eastAsia="Arial" w:hAnsi="Arial"/>
@@ -17233,7 +17233,7 @@
               <w:spacing w:after="10" w:before="0"/>
               <w:ind w:left="120"/>
             </w:pPr>
-            <w:hyperlink w:history="1" r:id="rIdgdm3zi8shoqacpnqfbds0">
+            <w:hyperlink w:history="1" r:id="rId13wp70b48bwu0izy5amgt">
               <w:r>
                 <w:rPr>
                   <w:rFonts w:ascii="Arial" w:cs="Arial" w:eastAsia="Arial" w:hAnsi="Arial"/>
@@ -17433,7 +17433,7 @@
             <w:pPr>
               <w:spacing w:after="20" w:before="0"/>
             </w:pPr>
-            <w:hyperlink w:history="1" r:id="rIdhttn8vukvdz84e0agmve6">
+            <w:hyperlink w:history="1" r:id="rIdy4szm1yjvxugssxvydz4k">
               <w:r>
                 <w:rPr>
                   <w:rFonts w:ascii="Arial" w:cs="Arial" w:eastAsia="Arial" w:hAnsi="Arial"/>
@@ -17482,7 +17482,7 @@
               <w:spacing w:after="10" w:before="0"/>
               <w:ind w:left="120"/>
             </w:pPr>
-            <w:hyperlink w:history="1" r:id="rIdesb7aispdqvoaie7d0s1j">
+            <w:hyperlink w:history="1" r:id="rIdalv2xyswoxkcrbuydvvn0">
               <w:r>
                 <w:rPr>
                   <w:rFonts w:ascii="Arial" w:cs="Arial" w:eastAsia="Arial" w:hAnsi="Arial"/>
@@ -17527,7 +17527,7 @@
             <w:pPr>
               <w:spacing w:after="20" w:before="0"/>
             </w:pPr>
-            <w:hyperlink w:history="1" r:id="rIdvtf8dluzifatu1qctd3ei">
+            <w:hyperlink w:history="1" r:id="rIdcl0ishbragarwkeuupvvz">
               <w:r>
                 <w:rPr>
                   <w:rFonts w:ascii="Arial" w:cs="Arial" w:eastAsia="Arial" w:hAnsi="Arial"/>
@@ -17576,7 +17576,7 @@
               <w:spacing w:after="10" w:before="0"/>
               <w:ind w:left="120"/>
             </w:pPr>
-            <w:hyperlink w:history="1" r:id="rIdfv1wr7wmo8-7fz5upr0kq">
+            <w:hyperlink w:history="1" r:id="rIdqthpiubtjavy-6gn--c-d">
               <w:r>
                 <w:rPr>
                   <w:rFonts w:ascii="Arial" w:cs="Arial" w:eastAsia="Arial" w:hAnsi="Arial"/>
@@ -18181,7 +18181,7 @@
         </w:rPr>
         <w:t xml:space="preserve">© 2026 SeaVuria and ARES. Aligned with KICD objectives. Developed by SeaVuria; technical implementation by ARES (with AI assistance from Claude). Licensed under </w:t>
       </w:r>
-      <w:hyperlink w:history="1" r:id="rIdjojsgaazxm8gg54vejkmv">
+      <w:hyperlink w:history="1" r:id="rIdtmwao_gsumfawcr997vq1">
         <w:r>
           <w:rPr>
             <w:rFonts w:ascii="Arial" w:cs="Arial" w:eastAsia="Arial" w:hAnsi="Arial"/>
@@ -18202,7 +18202,7 @@
         </w:rPr>
         <w:t xml:space="preserve"> (</w:t>
       </w:r>
-      <w:hyperlink w:history="1" r:id="rIdjjmzb5eymwq3dgipiy_m0">
+      <w:hyperlink w:history="1" r:id="rId-kktiwoze_8l0gpknoqz8">
         <w:r>
           <w:rPr>
             <w:rFonts w:ascii="Arial" w:cs="Arial" w:eastAsia="Arial" w:hAnsi="Arial"/>
@@ -19242,7 +19242,7 @@
             <w:pPr>
               <w:spacing w:after="20" w:before="0"/>
             </w:pPr>
-            <w:hyperlink w:history="1" r:id="rIdfpijxszmmcqnamtgdw6vg">
+            <w:hyperlink w:history="1" r:id="rIdikx7n9nl_tjhfphfu363j">
               <w:r>
                 <w:rPr>
                   <w:rFonts w:ascii="Arial" w:cs="Arial" w:eastAsia="Arial" w:hAnsi="Arial"/>
@@ -19275,7 +19275,7 @@
               <w:spacing w:after="10" w:before="0"/>
               <w:ind w:left="120"/>
             </w:pPr>
-            <w:hyperlink w:history="1" r:id="rIdxafsufcyqz-3mmvcto5nw">
+            <w:hyperlink w:history="1" r:id="rIdkukylnz8px-bqei0p1ely">
               <w:r>
                 <w:rPr>
                   <w:rFonts w:ascii="Arial" w:cs="Arial" w:eastAsia="Arial" w:hAnsi="Arial"/>
@@ -19320,7 +19320,7 @@
             <w:pPr>
               <w:spacing w:after="20" w:before="0"/>
             </w:pPr>
-            <w:hyperlink w:history="1" r:id="rIdx2etcbp_bptu4vec-0skz">
+            <w:hyperlink w:history="1" r:id="rIdsldd1q_mnjvjzqhscz7y5">
               <w:r>
                 <w:rPr>
                   <w:rFonts w:ascii="Arial" w:cs="Arial" w:eastAsia="Arial" w:hAnsi="Arial"/>
@@ -19353,7 +19353,7 @@
               <w:spacing w:after="10" w:before="0"/>
               <w:ind w:left="120"/>
             </w:pPr>
-            <w:hyperlink w:history="1" r:id="rIdayvlr5wc0sp75dg_2y5s_">
+            <w:hyperlink w:history="1" r:id="rId8vjdr6vmm-nqd3i2dzplr">
               <w:r>
                 <w:rPr>
                   <w:rFonts w:ascii="Arial" w:cs="Arial" w:eastAsia="Arial" w:hAnsi="Arial"/>
@@ -19553,7 +19553,7 @@
             <w:pPr>
               <w:spacing w:after="20" w:before="0"/>
             </w:pPr>
-            <w:hyperlink w:history="1" r:id="rIdma_szslzpnl7xuo89u7ly">
+            <w:hyperlink w:history="1" r:id="rIdnphpc2ps2enpr_k4jtg5e">
               <w:r>
                 <w:rPr>
                   <w:rFonts w:ascii="Arial" w:cs="Arial" w:eastAsia="Arial" w:hAnsi="Arial"/>
@@ -19586,7 +19586,7 @@
               <w:spacing w:after="10" w:before="0"/>
               <w:ind w:left="120"/>
             </w:pPr>
-            <w:hyperlink w:history="1" r:id="rIdeo2pcxnnlip3ertczzzjw">
+            <w:hyperlink w:history="1" r:id="rIdmatjxfa5-qkhqq1gdoqqb">
               <w:r>
                 <w:rPr>
                   <w:rFonts w:ascii="Arial" w:cs="Arial" w:eastAsia="Arial" w:hAnsi="Arial"/>
@@ -19631,7 +19631,7 @@
             <w:pPr>
               <w:spacing w:after="20" w:before="0"/>
             </w:pPr>
-            <w:hyperlink w:history="1" r:id="rIdmhuynrecto9rn3sgcr8aw">
+            <w:hyperlink w:history="1" r:id="rId26s9a4pvstgszde4mhfkh">
               <w:r>
                 <w:rPr>
                   <w:rFonts w:ascii="Arial" w:cs="Arial" w:eastAsia="Arial" w:hAnsi="Arial"/>
@@ -19664,7 +19664,7 @@
               <w:spacing w:after="10" w:before="0"/>
               <w:ind w:left="120"/>
             </w:pPr>
-            <w:hyperlink w:history="1" r:id="rIdyxtztzj9nwosepo7gqkx1">
+            <w:hyperlink w:history="1" r:id="rIdehenypbwso5qg5hlrvymy">
               <w:r>
                 <w:rPr>
                   <w:rFonts w:ascii="Arial" w:cs="Arial" w:eastAsia="Arial" w:hAnsi="Arial"/>
@@ -19864,7 +19864,7 @@
             <w:pPr>
               <w:spacing w:after="20" w:before="0"/>
             </w:pPr>
-            <w:hyperlink w:history="1" r:id="rIdk8v8xzcs8v3lf1na2smk0">
+            <w:hyperlink w:history="1" r:id="rIdrbnsdf5wiseyw5furvu4q">
               <w:r>
                 <w:rPr>
                   <w:rFonts w:ascii="Arial" w:cs="Arial" w:eastAsia="Arial" w:hAnsi="Arial"/>
@@ -19913,7 +19913,7 @@
               <w:spacing w:after="10" w:before="0"/>
               <w:ind w:left="120"/>
             </w:pPr>
-            <w:hyperlink w:history="1" r:id="rIdilhdsyctibhecblpxkr9j">
+            <w:hyperlink w:history="1" r:id="rIdqdfxiqhwwnhgqaxsvdatz">
               <w:r>
                 <w:rPr>
                   <w:rFonts w:ascii="Arial" w:cs="Arial" w:eastAsia="Arial" w:hAnsi="Arial"/>
@@ -19958,7 +19958,7 @@
             <w:pPr>
               <w:spacing w:after="20" w:before="0"/>
             </w:pPr>
-            <w:hyperlink w:history="1" r:id="rIdgubv_znlwgyzcgo21iewl">
+            <w:hyperlink w:history="1" r:id="rIdlehujpb4nlmbxafjqanyy">
               <w:r>
                 <w:rPr>
                   <w:rFonts w:ascii="Arial" w:cs="Arial" w:eastAsia="Arial" w:hAnsi="Arial"/>
@@ -20007,7 +20007,7 @@
               <w:spacing w:after="10" w:before="0"/>
               <w:ind w:left="120"/>
             </w:pPr>
-            <w:hyperlink w:history="1" r:id="rIdyq0cf3fr-e3iikowcczhc">
+            <w:hyperlink w:history="1" r:id="rIdsrykuxrnkc0cjom7nx-u4">
               <w:r>
                 <w:rPr>
                   <w:rFonts w:ascii="Arial" w:cs="Arial" w:eastAsia="Arial" w:hAnsi="Arial"/>
@@ -20207,7 +20207,7 @@
             <w:pPr>
               <w:spacing w:after="20" w:before="0"/>
             </w:pPr>
-            <w:hyperlink w:history="1" r:id="rId442i5_tnuyewkfrbbjqed">
+            <w:hyperlink w:history="1" r:id="rIdhrfbkx5qcrvbh5h31qfdd">
               <w:r>
                 <w:rPr>
                   <w:rFonts w:ascii="Arial" w:cs="Arial" w:eastAsia="Arial" w:hAnsi="Arial"/>
@@ -20256,7 +20256,7 @@
               <w:spacing w:after="10" w:before="0"/>
               <w:ind w:left="120"/>
             </w:pPr>
-            <w:hyperlink w:history="1" r:id="rId0oy31d6a6ogfub1wrkrmy">
+            <w:hyperlink w:history="1" r:id="rId_sldie1aaimf5j8kgmih9">
               <w:r>
                 <w:rPr>
                   <w:rFonts w:ascii="Arial" w:cs="Arial" w:eastAsia="Arial" w:hAnsi="Arial"/>
@@ -20301,7 +20301,7 @@
             <w:pPr>
               <w:spacing w:after="20" w:before="0"/>
             </w:pPr>
-            <w:hyperlink w:history="1" r:id="rIddshfxwxcgtpbphwpyupx3">
+            <w:hyperlink w:history="1" r:id="rIdn4exdr6vppzfeno0f9-n2">
               <w:r>
                 <w:rPr>
                   <w:rFonts w:ascii="Arial" w:cs="Arial" w:eastAsia="Arial" w:hAnsi="Arial"/>
@@ -20350,7 +20350,7 @@
               <w:spacing w:after="10" w:before="0"/>
               <w:ind w:left="120"/>
             </w:pPr>
-            <w:hyperlink w:history="1" r:id="rIdrtid-948jy4kujwm3fjep">
+            <w:hyperlink w:history="1" r:id="rIdnqpeu6rk4kpbfzdemrgh0">
               <w:r>
                 <w:rPr>
                   <w:rFonts w:ascii="Arial" w:cs="Arial" w:eastAsia="Arial" w:hAnsi="Arial"/>
@@ -20550,7 +20550,7 @@
             <w:pPr>
               <w:spacing w:after="20" w:before="0"/>
             </w:pPr>
-            <w:hyperlink w:history="1" r:id="rIdkzpncm7n5hlr71ctvofag">
+            <w:hyperlink w:history="1" r:id="rIdnvbxxskdocpq-nod9mmro">
               <w:r>
                 <w:rPr>
                   <w:rFonts w:ascii="Arial" w:cs="Arial" w:eastAsia="Arial" w:hAnsi="Arial"/>
@@ -20599,7 +20599,7 @@
               <w:spacing w:after="10" w:before="0"/>
               <w:ind w:left="120"/>
             </w:pPr>
-            <w:hyperlink w:history="1" r:id="rIdau3if-5jjiowzoqns1ndh">
+            <w:hyperlink w:history="1" r:id="rIdcf9sykcahw0nyv9q3uoe3">
               <w:r>
                 <w:rPr>
                   <w:rFonts w:ascii="Arial" w:cs="Arial" w:eastAsia="Arial" w:hAnsi="Arial"/>
@@ -20644,7 +20644,7 @@
             <w:pPr>
               <w:spacing w:after="20" w:before="0"/>
             </w:pPr>
-            <w:hyperlink w:history="1" r:id="rIdeudyud4f2uv0tzjygqxii">
+            <w:hyperlink w:history="1" r:id="rId2o-wkdlmvwgxwelao63qq">
               <w:r>
                 <w:rPr>
                   <w:rFonts w:ascii="Arial" w:cs="Arial" w:eastAsia="Arial" w:hAnsi="Arial"/>
@@ -20693,7 +20693,7 @@
               <w:spacing w:after="10" w:before="0"/>
               <w:ind w:left="120"/>
             </w:pPr>
-            <w:hyperlink w:history="1" r:id="rIdttmnlqd_yviwqzhbciges">
+            <w:hyperlink w:history="1" r:id="rIdvqvtlvzzscab9k_254kx9">
               <w:r>
                 <w:rPr>
                   <w:rFonts w:ascii="Arial" w:cs="Arial" w:eastAsia="Arial" w:hAnsi="Arial"/>
@@ -21338,7 +21338,7 @@
         </w:rPr>
         <w:t xml:space="preserve">© 2026 SeaVuria and ARES. Aligned with KICD objectives. Developed by SeaVuria; technical implementation by ARES (with AI assistance from Claude). Licensed under </w:t>
       </w:r>
-      <w:hyperlink w:history="1" r:id="rIdwanuti1v0zg-gs4das5wb">
+      <w:hyperlink w:history="1" r:id="rId0ab-2f8f5qq8ftwcjdont">
         <w:r>
           <w:rPr>
             <w:rFonts w:ascii="Arial" w:cs="Arial" w:eastAsia="Arial" w:hAnsi="Arial"/>
@@ -21359,7 +21359,7 @@
         </w:rPr>
         <w:t xml:space="preserve"> (</w:t>
       </w:r>
-      <w:hyperlink w:history="1" r:id="rIdox-m41uo_5i4v4u5u47qx">
+      <w:hyperlink w:history="1" r:id="rIdzhksu4jdnkwxmzomvtdkz">
         <w:r>
           <w:rPr>
             <w:rFonts w:ascii="Arial" w:cs="Arial" w:eastAsia="Arial" w:hAnsi="Arial"/>
@@ -22399,7 +22399,7 @@
             <w:pPr>
               <w:spacing w:after="20" w:before="0"/>
             </w:pPr>
-            <w:hyperlink w:history="1" r:id="rIdmg4sy33rpzfhkfg7lvank">
+            <w:hyperlink w:history="1" r:id="rIdzheejvrlws76v63rjy_a5">
               <w:r>
                 <w:rPr>
                   <w:rFonts w:ascii="Arial" w:cs="Arial" w:eastAsia="Arial" w:hAnsi="Arial"/>
@@ -22432,7 +22432,7 @@
               <w:spacing w:after="10" w:before="0"/>
               <w:ind w:left="120"/>
             </w:pPr>
-            <w:hyperlink w:history="1" r:id="rIdsnl2gemfmuq_tyomjuuew">
+            <w:hyperlink w:history="1" r:id="rIdiuqemmdty7gcluc_m_8xm">
               <w:r>
                 <w:rPr>
                   <w:rFonts w:ascii="Arial" w:cs="Arial" w:eastAsia="Arial" w:hAnsi="Arial"/>
@@ -22477,7 +22477,7 @@
             <w:pPr>
               <w:spacing w:after="20" w:before="0"/>
             </w:pPr>
-            <w:hyperlink w:history="1" r:id="rId_aqsjqdcmj7lwbaunk1vw">
+            <w:hyperlink w:history="1" r:id="rIdsjt2udx3fk5qb5zsf-rac">
               <w:r>
                 <w:rPr>
                   <w:rFonts w:ascii="Arial" w:cs="Arial" w:eastAsia="Arial" w:hAnsi="Arial"/>
@@ -22510,7 +22510,7 @@
               <w:spacing w:after="10" w:before="0"/>
               <w:ind w:left="120"/>
             </w:pPr>
-            <w:hyperlink w:history="1" r:id="rIdebz0lkwghq5tjx5eblbyw">
+            <w:hyperlink w:history="1" r:id="rIdcko8sbhf0ejolppytrvd0">
               <w:r>
                 <w:rPr>
                   <w:rFonts w:ascii="Arial" w:cs="Arial" w:eastAsia="Arial" w:hAnsi="Arial"/>
@@ -22710,7 +22710,7 @@
             <w:pPr>
               <w:spacing w:after="20" w:before="0"/>
             </w:pPr>
-            <w:hyperlink w:history="1" r:id="rIdczgb_mgl_uzn68rk0nsgb">
+            <w:hyperlink w:history="1" r:id="rId94i8ygkz-nz-v7cuddagn">
               <w:r>
                 <w:rPr>
                   <w:rFonts w:ascii="Arial" w:cs="Arial" w:eastAsia="Arial" w:hAnsi="Arial"/>
@@ -22743,7 +22743,7 @@
               <w:spacing w:after="10" w:before="0"/>
               <w:ind w:left="120"/>
             </w:pPr>
-            <w:hyperlink w:history="1" r:id="rIdllucraxfvdrmdb6ooqkd_">
+            <w:hyperlink w:history="1" r:id="rIdeqphp8iymwt7o8otd5lqj">
               <w:r>
                 <w:rPr>
                   <w:rFonts w:ascii="Arial" w:cs="Arial" w:eastAsia="Arial" w:hAnsi="Arial"/>
@@ -22788,7 +22788,7 @@
             <w:pPr>
               <w:spacing w:after="20" w:before="0"/>
             </w:pPr>
-            <w:hyperlink w:history="1" r:id="rIdic72gkh-uvbrol1dcsob-">
+            <w:hyperlink w:history="1" r:id="rIdaaobheyc_w7knyg_z26rd">
               <w:r>
                 <w:rPr>
                   <w:rFonts w:ascii="Arial" w:cs="Arial" w:eastAsia="Arial" w:hAnsi="Arial"/>
@@ -22821,7 +22821,7 @@
               <w:spacing w:after="10" w:before="0"/>
               <w:ind w:left="120"/>
             </w:pPr>
-            <w:hyperlink w:history="1" r:id="rId3mfjbknbzxwhul4rl7fay">
+            <w:hyperlink w:history="1" r:id="rIdsjm8qkmd76khpi2yx9bxl">
               <w:r>
                 <w:rPr>
                   <w:rFonts w:ascii="Arial" w:cs="Arial" w:eastAsia="Arial" w:hAnsi="Arial"/>
@@ -23021,7 +23021,7 @@
             <w:pPr>
               <w:spacing w:after="20" w:before="0"/>
             </w:pPr>
-            <w:hyperlink w:history="1" r:id="rIdciyl8qcszd-yxmmrjurny">
+            <w:hyperlink w:history="1" r:id="rIdgsxy1agnztwcku2lgeggn">
               <w:r>
                 <w:rPr>
                   <w:rFonts w:ascii="Arial" w:cs="Arial" w:eastAsia="Arial" w:hAnsi="Arial"/>
@@ -23070,7 +23070,7 @@
               <w:spacing w:after="10" w:before="0"/>
               <w:ind w:left="120"/>
             </w:pPr>
-            <w:hyperlink w:history="1" r:id="rIdloilootfbve9kdvnw60ij">
+            <w:hyperlink w:history="1" r:id="rIdirei82fdb9qhig1n5drbe">
               <w:r>
                 <w:rPr>
                   <w:rFonts w:ascii="Arial" w:cs="Arial" w:eastAsia="Arial" w:hAnsi="Arial"/>
@@ -23115,7 +23115,7 @@
             <w:pPr>
               <w:spacing w:after="20" w:before="0"/>
             </w:pPr>
-            <w:hyperlink w:history="1" r:id="rId1zcwr_3nyx3tv6304jrlu">
+            <w:hyperlink w:history="1" r:id="rId8nhqqjgs0ayon58t_4ufb">
               <w:r>
                 <w:rPr>
                   <w:rFonts w:ascii="Arial" w:cs="Arial" w:eastAsia="Arial" w:hAnsi="Arial"/>
@@ -23148,7 +23148,7 @@
               <w:spacing w:after="10" w:before="0"/>
               <w:ind w:left="120"/>
             </w:pPr>
-            <w:hyperlink w:history="1" r:id="rId_e6ka1xtq3zu4fkleiqer">
+            <w:hyperlink w:history="1" r:id="rIdkezlj3zxp2x7frswi1gun">
               <w:r>
                 <w:rPr>
                   <w:rFonts w:ascii="Arial" w:cs="Arial" w:eastAsia="Arial" w:hAnsi="Arial"/>
@@ -23348,7 +23348,7 @@
             <w:pPr>
               <w:spacing w:after="20" w:before="0"/>
             </w:pPr>
-            <w:hyperlink w:history="1" r:id="rIdv0vh9sov5hhcnomnbjnht">
+            <w:hyperlink w:history="1" r:id="rIdhdsemuxzemx-m5-l2guqt">
               <w:r>
                 <w:rPr>
                   <w:rFonts w:ascii="Arial" w:cs="Arial" w:eastAsia="Arial" w:hAnsi="Arial"/>
@@ -23397,7 +23397,7 @@
               <w:spacing w:after="10" w:before="0"/>
               <w:ind w:left="120"/>
             </w:pPr>
-            <w:hyperlink w:history="1" r:id="rIdyyqxnw7kc-zk-ctlxzla7">
+            <w:hyperlink w:history="1" r:id="rIdha1jk-gkpza7fevtrddwl">
               <w:r>
                 <w:rPr>
                   <w:rFonts w:ascii="Arial" w:cs="Arial" w:eastAsia="Arial" w:hAnsi="Arial"/>
@@ -23442,7 +23442,7 @@
             <w:pPr>
               <w:spacing w:after="20" w:before="0"/>
             </w:pPr>
-            <w:hyperlink w:history="1" r:id="rIdtpnziglfpaynsxilorbhm">
+            <w:hyperlink w:history="1" r:id="rIdcwpiwit3e5becilaqnb15">
               <w:r>
                 <w:rPr>
                   <w:rFonts w:ascii="Arial" w:cs="Arial" w:eastAsia="Arial" w:hAnsi="Arial"/>
@@ -23475,7 +23475,7 @@
               <w:spacing w:after="10" w:before="0"/>
               <w:ind w:left="120"/>
             </w:pPr>
-            <w:hyperlink w:history="1" r:id="rIdydbnntczk3ybqgrsbw2o6">
+            <w:hyperlink w:history="1" r:id="rId4ppcjzslnkab5mek-hwyt">
               <w:r>
                 <w:rPr>
                   <w:rFonts w:ascii="Arial" w:cs="Arial" w:eastAsia="Arial" w:hAnsi="Arial"/>
@@ -23675,7 +23675,7 @@
             <w:pPr>
               <w:spacing w:after="20" w:before="0"/>
             </w:pPr>
-            <w:hyperlink w:history="1" r:id="rIdbn3n2q8a8eumsxxa-ka72">
+            <w:hyperlink w:history="1" r:id="rIdrpqpbw977tdvi6lcexaf-">
               <w:r>
                 <w:rPr>
                   <w:rFonts w:ascii="Arial" w:cs="Arial" w:eastAsia="Arial" w:hAnsi="Arial"/>
@@ -23724,7 +23724,7 @@
               <w:spacing w:after="10" w:before="0"/>
               <w:ind w:left="120"/>
             </w:pPr>
-            <w:hyperlink w:history="1" r:id="rId6fkfbsfrmwi3qhs6zhc0t">
+            <w:hyperlink w:history="1" r:id="rIddlyzv9_ckcbeyhebyi_j0">
               <w:r>
                 <w:rPr>
                   <w:rFonts w:ascii="Arial" w:cs="Arial" w:eastAsia="Arial" w:hAnsi="Arial"/>
@@ -23769,7 +23769,7 @@
             <w:pPr>
               <w:spacing w:after="20" w:before="0"/>
             </w:pPr>
-            <w:hyperlink w:history="1" r:id="rIdbuvlpjy1clc85gmt7yyoh">
+            <w:hyperlink w:history="1" r:id="rIdy7jumomvfoav6j4q9pilm">
               <w:r>
                 <w:rPr>
                   <w:rFonts w:ascii="Arial" w:cs="Arial" w:eastAsia="Arial" w:hAnsi="Arial"/>
@@ -23802,7 +23802,7 @@
               <w:spacing w:after="10" w:before="0"/>
               <w:ind w:left="120"/>
             </w:pPr>
-            <w:hyperlink w:history="1" r:id="rIdcxr-sblxhcre7ehxtcsdp">
+            <w:hyperlink w:history="1" r:id="rId-2wy4gzierpk3snc091lh">
               <w:r>
                 <w:rPr>
                   <w:rFonts w:ascii="Arial" w:cs="Arial" w:eastAsia="Arial" w:hAnsi="Arial"/>
@@ -24327,7 +24327,7 @@
         </w:rPr>
         <w:t xml:space="preserve">© 2026 SeaVuria and ARES. Aligned with KICD objectives. Developed by SeaVuria; technical implementation by ARES (with AI assistance from Claude). Licensed under </w:t>
       </w:r>
-      <w:hyperlink w:history="1" r:id="rIdbkwezwvvduj1sitxiveaj">
+      <w:hyperlink w:history="1" r:id="rIdayqo1hxtovae8vzv_dpsp">
         <w:r>
           <w:rPr>
             <w:rFonts w:ascii="Arial" w:cs="Arial" w:eastAsia="Arial" w:hAnsi="Arial"/>
@@ -24348,7 +24348,7 @@
         </w:rPr>
         <w:t xml:space="preserve"> (</w:t>
       </w:r>
-      <w:hyperlink w:history="1" r:id="rIdcczfbwvhomdfdzalxpt5r">
+      <w:hyperlink w:history="1" r:id="rIdkoiqbxcrqyz74dmqkqunu">
         <w:r>
           <w:rPr>
             <w:rFonts w:ascii="Arial" w:cs="Arial" w:eastAsia="Arial" w:hAnsi="Arial"/>
@@ -25388,7 +25388,7 @@
             <w:pPr>
               <w:spacing w:after="20" w:before="0"/>
             </w:pPr>
-            <w:hyperlink w:history="1" r:id="rIdrjm-8r9ecwt-cvdtmjja-">
+            <w:hyperlink w:history="1" r:id="rIdafqyw6ksvrw1z2xlbl21j">
               <w:r>
                 <w:rPr>
                   <w:rFonts w:ascii="Arial" w:cs="Arial" w:eastAsia="Arial" w:hAnsi="Arial"/>
@@ -25421,7 +25421,7 @@
               <w:spacing w:after="10" w:before="0"/>
               <w:ind w:left="120"/>
             </w:pPr>
-            <w:hyperlink w:history="1" r:id="rIdjiwvzrvtgzmhzgg5nio2_">
+            <w:hyperlink w:history="1" r:id="rIdw_jksrxijxvo0tmvykoou">
               <w:r>
                 <w:rPr>
                   <w:rFonts w:ascii="Arial" w:cs="Arial" w:eastAsia="Arial" w:hAnsi="Arial"/>
@@ -25466,7 +25466,7 @@
             <w:pPr>
               <w:spacing w:after="20" w:before="0"/>
             </w:pPr>
-            <w:hyperlink w:history="1" r:id="rIdf1jkr6z3ozx5vlnqdnlos">
+            <w:hyperlink w:history="1" r:id="rIdyzl-kjnuf7rt0paiv5as0">
               <w:r>
                 <w:rPr>
                   <w:rFonts w:ascii="Arial" w:cs="Arial" w:eastAsia="Arial" w:hAnsi="Arial"/>
@@ -25499,7 +25499,7 @@
               <w:spacing w:after="10" w:before="0"/>
               <w:ind w:left="120"/>
             </w:pPr>
-            <w:hyperlink w:history="1" r:id="rIdadkwcw8e2gtuvvjpwyol3">
+            <w:hyperlink w:history="1" r:id="rIdc_pvu0d2ygs2icl2jk5ug">
               <w:r>
                 <w:rPr>
                   <w:rFonts w:ascii="Arial" w:cs="Arial" w:eastAsia="Arial" w:hAnsi="Arial"/>
@@ -25699,7 +25699,7 @@
             <w:pPr>
               <w:spacing w:after="20" w:before="0"/>
             </w:pPr>
-            <w:hyperlink w:history="1" r:id="rIdrqogvd1lreyuqee8tvqkv">
+            <w:hyperlink w:history="1" r:id="rId_qubajhoa-lqipey7xptr">
               <w:r>
                 <w:rPr>
                   <w:rFonts w:ascii="Arial" w:cs="Arial" w:eastAsia="Arial" w:hAnsi="Arial"/>
@@ -25732,7 +25732,7 @@
               <w:spacing w:after="10" w:before="0"/>
               <w:ind w:left="120"/>
             </w:pPr>
-            <w:hyperlink w:history="1" r:id="rIddwcq2jcngduqnxyeedr3j">
+            <w:hyperlink w:history="1" r:id="rIdiflnobnusah_slrzr6now">
               <w:r>
                 <w:rPr>
                   <w:rFonts w:ascii="Arial" w:cs="Arial" w:eastAsia="Arial" w:hAnsi="Arial"/>
@@ -25777,7 +25777,7 @@
             <w:pPr>
               <w:spacing w:after="20" w:before="0"/>
             </w:pPr>
-            <w:hyperlink w:history="1" r:id="rIdfxkkryysfytxg-umvpt6n">
+            <w:hyperlink w:history="1" r:id="rIdcza-cmbdj5zmxrapbrv7x">
               <w:r>
                 <w:rPr>
                   <w:rFonts w:ascii="Arial" w:cs="Arial" w:eastAsia="Arial" w:hAnsi="Arial"/>
@@ -25810,7 +25810,7 @@
               <w:spacing w:after="10" w:before="0"/>
               <w:ind w:left="120"/>
             </w:pPr>
-            <w:hyperlink w:history="1" r:id="rId7t6yze-t5ig1qqyyps0rn">
+            <w:hyperlink w:history="1" r:id="rIdpsobx-nar3acvmsd8vddn">
               <w:r>
                 <w:rPr>
                   <w:rFonts w:ascii="Arial" w:cs="Arial" w:eastAsia="Arial" w:hAnsi="Arial"/>
@@ -26010,7 +26010,7 @@
             <w:pPr>
               <w:spacing w:after="20" w:before="0"/>
             </w:pPr>
-            <w:hyperlink w:history="1" r:id="rIdenoleugllckzsb20mbjku">
+            <w:hyperlink w:history="1" r:id="rIdccxep0iu0dfrv_jimzlje">
               <w:r>
                 <w:rPr>
                   <w:rFonts w:ascii="Arial" w:cs="Arial" w:eastAsia="Arial" w:hAnsi="Arial"/>
@@ -26059,7 +26059,7 @@
               <w:spacing w:after="10" w:before="0"/>
               <w:ind w:left="120"/>
             </w:pPr>
-            <w:hyperlink w:history="1" r:id="rId92qgbedc-fbyfoa_tvp8v">
+            <w:hyperlink w:history="1" r:id="rIdk1vcaounv75iyvg-hspih">
               <w:r>
                 <w:rPr>
                   <w:rFonts w:ascii="Arial" w:cs="Arial" w:eastAsia="Arial" w:hAnsi="Arial"/>
@@ -26104,7 +26104,7 @@
             <w:pPr>
               <w:spacing w:after="20" w:before="0"/>
             </w:pPr>
-            <w:hyperlink w:history="1" r:id="rIdqeaxzmtb2jn9by1e1synm">
+            <w:hyperlink w:history="1" r:id="rIdjrvnb54whaleafajjqgax">
               <w:r>
                 <w:rPr>
                   <w:rFonts w:ascii="Arial" w:cs="Arial" w:eastAsia="Arial" w:hAnsi="Arial"/>
@@ -26137,7 +26137,7 @@
               <w:spacing w:after="10" w:before="0"/>
               <w:ind w:left="120"/>
             </w:pPr>
-            <w:hyperlink w:history="1" r:id="rIdglrudqxbhcrukidqz9wsc">
+            <w:hyperlink w:history="1" r:id="rIdhtwnxq4ibrf1tnf_r-hwk">
               <w:r>
                 <w:rPr>
                   <w:rFonts w:ascii="Arial" w:cs="Arial" w:eastAsia="Arial" w:hAnsi="Arial"/>
@@ -26337,7 +26337,7 @@
             <w:pPr>
               <w:spacing w:after="20" w:before="0"/>
             </w:pPr>
-            <w:hyperlink w:history="1" r:id="rIdoihmygbbhbkr6ozajcjsm">
+            <w:hyperlink w:history="1" r:id="rIdv4bjzms3quqkyaz0ohxqh">
               <w:r>
                 <w:rPr>
                   <w:rFonts w:ascii="Arial" w:cs="Arial" w:eastAsia="Arial" w:hAnsi="Arial"/>
@@ -26386,7 +26386,7 @@
               <w:spacing w:after="10" w:before="0"/>
               <w:ind w:left="120"/>
             </w:pPr>
-            <w:hyperlink w:history="1" r:id="rIdizuiwmnielgmoktlvmyqp">
+            <w:hyperlink w:history="1" r:id="rIdeznoedavqxmqtddbcfbfc">
               <w:r>
                 <w:rPr>
                   <w:rFonts w:ascii="Arial" w:cs="Arial" w:eastAsia="Arial" w:hAnsi="Arial"/>
@@ -26431,7 +26431,7 @@
             <w:pPr>
               <w:spacing w:after="20" w:before="0"/>
             </w:pPr>
-            <w:hyperlink w:history="1" r:id="rIdf16cgjkd3o8bhewp7x0gn">
+            <w:hyperlink w:history="1" r:id="rIdkvd2hh3fleztvwdqjojaz">
               <w:r>
                 <w:rPr>
                   <w:rFonts w:ascii="Arial" w:cs="Arial" w:eastAsia="Arial" w:hAnsi="Arial"/>
@@ -26464,7 +26464,7 @@
               <w:spacing w:after="10" w:before="0"/>
               <w:ind w:left="120"/>
             </w:pPr>
-            <w:hyperlink w:history="1" r:id="rIdwar-yl0ngsqfgeiwjz1mk">
+            <w:hyperlink w:history="1" r:id="rId2jynhzlsyzi1iutdbm9ng">
               <w:r>
                 <w:rPr>
                   <w:rFonts w:ascii="Arial" w:cs="Arial" w:eastAsia="Arial" w:hAnsi="Arial"/>
@@ -26664,7 +26664,7 @@
             <w:pPr>
               <w:spacing w:after="20" w:before="0"/>
             </w:pPr>
-            <w:hyperlink w:history="1" r:id="rIdzwjos-lvhhdu1ungm1gux">
+            <w:hyperlink w:history="1" r:id="rIdbw1lsjl7w5yzy1bhcnrh-">
               <w:r>
                 <w:rPr>
                   <w:rFonts w:ascii="Arial" w:cs="Arial" w:eastAsia="Arial" w:hAnsi="Arial"/>
@@ -26713,7 +26713,7 @@
               <w:spacing w:after="10" w:before="0"/>
               <w:ind w:left="120"/>
             </w:pPr>
-            <w:hyperlink w:history="1" r:id="rIdeecsha_7aovp8ijszo_tu">
+            <w:hyperlink w:history="1" r:id="rIdyir26erum_dmpf24bt62y">
               <w:r>
                 <w:rPr>
                   <w:rFonts w:ascii="Arial" w:cs="Arial" w:eastAsia="Arial" w:hAnsi="Arial"/>
@@ -26758,7 +26758,7 @@
             <w:pPr>
               <w:spacing w:after="20" w:before="0"/>
             </w:pPr>
-            <w:hyperlink w:history="1" r:id="rIdphixgfo4yjf7nk6kgbv_h">
+            <w:hyperlink w:history="1" r:id="rIdokzw6txa3oyqcnfz7kc0d">
               <w:r>
                 <w:rPr>
                   <w:rFonts w:ascii="Arial" w:cs="Arial" w:eastAsia="Arial" w:hAnsi="Arial"/>
@@ -26791,7 +26791,7 @@
               <w:spacing w:after="10" w:before="0"/>
               <w:ind w:left="120"/>
             </w:pPr>
-            <w:hyperlink w:history="1" r:id="rIdin5q_ayftrkq0nrclpzsa">
+            <w:hyperlink w:history="1" r:id="rIdsfplybhkxpyg29v80cquk">
               <w:r>
                 <w:rPr>
                   <w:rFonts w:ascii="Arial" w:cs="Arial" w:eastAsia="Arial" w:hAnsi="Arial"/>
@@ -27436,7 +27436,7 @@
         </w:rPr>
         <w:t xml:space="preserve">© 2026 SeaVuria and ARES. Aligned with KICD objectives. Developed by SeaVuria; technical implementation by ARES (with AI assistance from Claude). Licensed under </w:t>
       </w:r>
-      <w:hyperlink w:history="1" r:id="rIdqmmn3qtlabgxbdsxwr3tb">
+      <w:hyperlink w:history="1" r:id="rIdecdfwjfpyp_zddq096ikl">
         <w:r>
           <w:rPr>
             <w:rFonts w:ascii="Arial" w:cs="Arial" w:eastAsia="Arial" w:hAnsi="Arial"/>
@@ -27457,7 +27457,7 @@
         </w:rPr>
         <w:t xml:space="preserve"> (</w:t>
       </w:r>
-      <w:hyperlink w:history="1" r:id="rIdmq147iespsi4jfpia0flr">
+      <w:hyperlink w:history="1" r:id="rIdbayouffbpew6dechrgkgf">
         <w:r>
           <w:rPr>
             <w:rFonts w:ascii="Arial" w:cs="Arial" w:eastAsia="Arial" w:hAnsi="Arial"/>
